--- a/reports/Software Testing and Evaluation.docx
+++ b/reports/Software Testing and Evaluation.docx
@@ -19,7 +19,7 @@
           <w:szCs w:val="32"/>
         </w:rPr>
         <w:drawing>
-          <wp:inline distT="0" distB="0" distL="0" distR="0" wp14:anchorId="7E55F44B" wp14:editId="4289DCBA">
+          <wp:inline distT="0" distB="0" distL="0" distR="0" wp14:anchorId="26C5853C" wp14:editId="0295250B">
             <wp:extent cx="1244600" cy="1181100"/>
             <wp:effectExtent l="0" t="0" r="0" b="0"/>
             <wp:docPr id="1" name="รูปภาพ 1" descr="รูปภาพประกอบด้วย วงกลม, สัญลักษณ์, เครื่องหมาย, ตัวอักษร&#10;&#10;คำอธิบายที่สร้างโดยอัตโนมัติ"/>
@@ -3048,7 +3048,17 @@
             <w:highlight w:val="yellow"/>
             <w:cs/>
           </w:rPr>
-          <w:t xml:space="preserve">กราฟวงกลม </w:t>
+          <w:t>กราฟวงกลม</w:t>
+        </w:r>
+        <w:r>
+          <w:rPr>
+            <w:rStyle w:val="af4"/>
+            <w:rFonts w:asciiTheme="majorBidi" w:hAnsiTheme="majorBidi"/>
+            <w:noProof/>
+            <w:highlight w:val="yellow"/>
+            <w:cs/>
+          </w:rPr>
+          <w:t xml:space="preserve"> </w:t>
         </w:r>
         <w:r>
           <w:rPr>
@@ -3881,9 +3891,16 @@
           <w:szCs w:val="32"/>
           <w:cs/>
         </w:rPr>
-        <w:t>เพราะระบบนี้มีหลายส่วนที่ต้องทำงานต่อกัน เช่น ยืมหนังสือแล้วต้องไปตัดยอดในคลัง หรือข้อมูลสมาชิกที่ต้องอ</w:t>
-      </w:r>
-      <w:proofErr w:type="spellStart"/>
+        <w:t xml:space="preserve">เพราะระบบนี้มีหลายส่วนที่ต้องทำงานต่อกัน เช่น ยืมหนังสือแล้วต้องไปตัดยอดในคลัง หรือข้อมูลสมาชิกที่ต้องอัปเดตตลอด พวกเราเลยเห็นตรงกันว่าการเทสแบบ </w:t>
+      </w:r>
+      <w:r>
+        <w:rPr>
+          <w:rFonts w:asciiTheme="majorBidi" w:hAnsiTheme="majorBidi" w:cstheme="majorBidi"/>
+          <w:sz w:val="32"/>
+          <w:szCs w:val="32"/>
+        </w:rPr>
+        <w:t xml:space="preserve">End-to-End (E2E) </w:t>
+      </w:r>
       <w:r>
         <w:rPr>
           <w:rFonts w:asciiTheme="majorBidi" w:hAnsiTheme="majorBidi" w:cstheme="majorBidi"/>
@@ -3891,9 +3908,16 @@
           <w:szCs w:val="32"/>
           <w:cs/>
         </w:rPr>
-        <w:t>ัป</w:t>
-      </w:r>
-      <w:proofErr w:type="spellEnd"/>
+        <w:t>น่าจะเหมาะที่สุด</w:t>
+      </w:r>
+      <w:r>
+        <w:rPr>
+          <w:rFonts w:asciiTheme="majorBidi" w:hAnsiTheme="majorBidi" w:cstheme="majorBidi"/>
+          <w:sz w:val="32"/>
+          <w:szCs w:val="32"/>
+        </w:rPr>
+        <w:t xml:space="preserve"> </w:t>
+      </w:r>
       <w:r>
         <w:rPr>
           <w:rFonts w:asciiTheme="majorBidi" w:hAnsiTheme="majorBidi" w:cstheme="majorBidi"/>
@@ -3901,61 +3925,7 @@
           <w:szCs w:val="32"/>
           <w:cs/>
         </w:rPr>
-        <w:t xml:space="preserve">เดตตลอด พวกเราเลยเห็นตรงกันว่าการเทสแบบ </w:t>
-      </w:r>
-      <w:r>
-        <w:rPr>
-          <w:rFonts w:asciiTheme="majorBidi" w:hAnsiTheme="majorBidi" w:cstheme="majorBidi"/>
-          <w:sz w:val="32"/>
-          <w:szCs w:val="32"/>
-        </w:rPr>
-        <w:t xml:space="preserve">End-to-End (E2E) </w:t>
-      </w:r>
-      <w:r>
-        <w:rPr>
-          <w:rFonts w:asciiTheme="majorBidi" w:hAnsiTheme="majorBidi" w:cstheme="majorBidi"/>
-          <w:sz w:val="32"/>
-          <w:szCs w:val="32"/>
-          <w:cs/>
-        </w:rPr>
-        <w:t>น่าจะเหมาะที่สุด</w:t>
-      </w:r>
-      <w:r>
-        <w:rPr>
-          <w:rFonts w:asciiTheme="majorBidi" w:hAnsiTheme="majorBidi" w:cstheme="majorBidi"/>
-          <w:sz w:val="32"/>
-          <w:szCs w:val="32"/>
-        </w:rPr>
-        <w:t xml:space="preserve"> </w:t>
-      </w:r>
-      <w:r>
-        <w:rPr>
-          <w:rFonts w:asciiTheme="majorBidi" w:hAnsiTheme="majorBidi" w:cstheme="majorBidi"/>
-          <w:sz w:val="32"/>
-          <w:szCs w:val="32"/>
-          <w:cs/>
-        </w:rPr>
-        <w:t>เช่น การจัดการสมาชิก การจัดการคอ</w:t>
-      </w:r>
-      <w:proofErr w:type="spellStart"/>
-      <w:r>
-        <w:rPr>
-          <w:rFonts w:asciiTheme="majorBidi" w:hAnsiTheme="majorBidi" w:cstheme="majorBidi"/>
-          <w:sz w:val="32"/>
-          <w:szCs w:val="32"/>
-          <w:cs/>
-        </w:rPr>
-        <w:t>ลเ</w:t>
-      </w:r>
-      <w:proofErr w:type="spellEnd"/>
-      <w:r>
-        <w:rPr>
-          <w:rFonts w:asciiTheme="majorBidi" w:hAnsiTheme="majorBidi" w:cstheme="majorBidi"/>
-          <w:sz w:val="32"/>
-          <w:szCs w:val="32"/>
-          <w:cs/>
-        </w:rPr>
-        <w:t>ลกชันหนังสือ และกระบวนการยืม-คืนที่มีตรรกะทางธุรกิจ (</w:t>
+        <w:t>เช่น การจัดการสมาชิก การจัดการคอลเลกชันหนังสือ และกระบวนการยืม-คืนที่มีตรรกะทางธุรกิจ (</w:t>
       </w:r>
       <w:r>
         <w:rPr>
@@ -5324,27 +5294,7 @@
                 <w:szCs w:val="28"/>
                 <w:cs/>
               </w:rPr>
-              <w:t>สรุปเมตริก</w:t>
-            </w:r>
-            <w:proofErr w:type="spellStart"/>
-            <w:r>
-              <w:rPr>
-                <w:rFonts w:asciiTheme="majorBidi" w:hAnsiTheme="majorBidi" w:cstheme="majorBidi"/>
-                <w:sz w:val="28"/>
-                <w:szCs w:val="28"/>
-                <w:cs/>
-              </w:rPr>
-              <w:t>ส์</w:t>
-            </w:r>
-            <w:proofErr w:type="spellEnd"/>
-            <w:r>
-              <w:rPr>
-                <w:rFonts w:asciiTheme="majorBidi" w:hAnsiTheme="majorBidi" w:cstheme="majorBidi"/>
-                <w:sz w:val="28"/>
-                <w:szCs w:val="28"/>
-                <w:cs/>
-              </w:rPr>
-              <w:t xml:space="preserve">การทดสอบ และวิเคราะห์คุณภาพซอฟต์แวร์ตามมาตรฐาน </w:t>
+              <w:t xml:space="preserve">สรุปเมตริกส์การทดสอบ และวิเคราะห์คุณภาพซอฟต์แวร์ตามมาตรฐาน </w:t>
             </w:r>
             <w:r>
               <w:rPr>
@@ -5810,29 +5760,7 @@
           <w:szCs w:val="32"/>
           <w14:ligatures w14:val="none"/>
         </w:rPr>
-        <w:t xml:space="preserve">Jest &amp; </w:t>
-      </w:r>
-      <w:proofErr w:type="spellStart"/>
-      <w:r>
-        <w:rPr>
-          <w:rFonts w:asciiTheme="majorBidi" w:eastAsia="Times New Roman" w:hAnsiTheme="majorBidi" w:cstheme="majorBidi"/>
-          <w:kern w:val="0"/>
-          <w:sz w:val="32"/>
-          <w:szCs w:val="32"/>
-          <w14:ligatures w14:val="none"/>
-        </w:rPr>
-        <w:t>Supertest</w:t>
-      </w:r>
-      <w:proofErr w:type="spellEnd"/>
-      <w:r>
-        <w:rPr>
-          <w:rFonts w:asciiTheme="majorBidi" w:eastAsia="Times New Roman" w:hAnsiTheme="majorBidi" w:cstheme="majorBidi"/>
-          <w:kern w:val="0"/>
-          <w:sz w:val="32"/>
-          <w:szCs w:val="32"/>
-          <w14:ligatures w14:val="none"/>
-        </w:rPr>
-        <w:t xml:space="preserve">: </w:t>
+        <w:t xml:space="preserve">Jest &amp; Supertest: </w:t>
       </w:r>
       <w:r>
         <w:rPr>
@@ -6013,31 +5941,7 @@
           <w:cs/>
           <w14:ligatures w14:val="none"/>
         </w:rPr>
-        <w:t>ใช้สำหรับการควบคุม</w:t>
-      </w:r>
-      <w:proofErr w:type="spellStart"/>
-      <w:r>
-        <w:rPr>
-          <w:rFonts w:asciiTheme="majorBidi" w:eastAsia="Times New Roman" w:hAnsiTheme="majorBidi" w:cstheme="majorBidi"/>
-          <w:kern w:val="0"/>
-          <w:sz w:val="32"/>
-          <w:szCs w:val="32"/>
-          <w:cs/>
-          <w14:ligatures w14:val="none"/>
-        </w:rPr>
-        <w:t>เวอร์ชัน</w:t>
-      </w:r>
-      <w:proofErr w:type="spellEnd"/>
-      <w:r>
-        <w:rPr>
-          <w:rFonts w:asciiTheme="majorBidi" w:eastAsia="Times New Roman" w:hAnsiTheme="majorBidi" w:cstheme="majorBidi"/>
-          <w:kern w:val="0"/>
-          <w:sz w:val="32"/>
-          <w:szCs w:val="32"/>
-          <w:cs/>
-          <w14:ligatures w14:val="none"/>
-        </w:rPr>
-        <w:t xml:space="preserve"> (</w:t>
+        <w:t>ใช้สำหรับการควบคุมเวอร์ชัน (</w:t>
       </w:r>
       <w:r>
         <w:rPr>
@@ -6263,7 +6167,6 @@
         </w:rPr>
         <w:t xml:space="preserve">Software Requirement: Node.js </w:t>
       </w:r>
-      <w:proofErr w:type="spellStart"/>
       <w:r>
         <w:rPr>
           <w:rFonts w:asciiTheme="majorBidi" w:eastAsia="Times New Roman" w:hAnsiTheme="majorBidi" w:cstheme="majorBidi"/>
@@ -6273,19 +6176,7 @@
           <w:cs/>
           <w14:ligatures w14:val="none"/>
         </w:rPr>
-        <w:t>เวอร์ชัน</w:t>
-      </w:r>
-      <w:proofErr w:type="spellEnd"/>
-      <w:r>
-        <w:rPr>
-          <w:rFonts w:asciiTheme="majorBidi" w:eastAsia="Times New Roman" w:hAnsiTheme="majorBidi" w:cstheme="majorBidi"/>
-          <w:kern w:val="0"/>
-          <w:sz w:val="32"/>
-          <w:szCs w:val="32"/>
-          <w:cs/>
-          <w14:ligatures w14:val="none"/>
-        </w:rPr>
-        <w:t xml:space="preserve"> </w:t>
+        <w:t xml:space="preserve">เวอร์ชัน </w:t>
       </w:r>
       <w:r>
         <w:rPr>
@@ -6974,7 +6865,6 @@
               </w:rPr>
               <w:t xml:space="preserve">Environment Conflict): </w:t>
             </w:r>
-            <w:proofErr w:type="spellStart"/>
             <w:r>
               <w:rPr>
                 <w:rFonts w:asciiTheme="majorBidi" w:hAnsiTheme="majorBidi" w:cstheme="majorBidi"/>
@@ -6982,17 +6872,7 @@
                 <w:szCs w:val="32"/>
                 <w:cs/>
               </w:rPr>
-              <w:t>เวอร์ชัน</w:t>
-            </w:r>
-            <w:proofErr w:type="spellEnd"/>
-            <w:r>
-              <w:rPr>
-                <w:rFonts w:asciiTheme="majorBidi" w:hAnsiTheme="majorBidi" w:cstheme="majorBidi"/>
-                <w:sz w:val="32"/>
-                <w:szCs w:val="32"/>
-                <w:cs/>
-              </w:rPr>
-              <w:t>ของซอฟต์แวร์ในทีมไม่ตรงกัน</w:t>
+              <w:t>เวอร์ชันของซอฟต์แวร์ในทีมไม่ตรงกัน</w:t>
             </w:r>
           </w:p>
         </w:tc>
@@ -7076,25 +6956,7 @@
                 <w:sz w:val="32"/>
                 <w:szCs w:val="32"/>
               </w:rPr>
-              <w:t>package-</w:t>
-            </w:r>
-            <w:proofErr w:type="spellStart"/>
-            <w:r>
-              <w:rPr>
-                <w:rFonts w:asciiTheme="majorBidi" w:hAnsiTheme="majorBidi" w:cstheme="majorBidi"/>
-                <w:sz w:val="32"/>
-                <w:szCs w:val="32"/>
-              </w:rPr>
-              <w:t>lock.json</w:t>
-            </w:r>
-            <w:proofErr w:type="spellEnd"/>
-            <w:r>
-              <w:rPr>
-                <w:rFonts w:asciiTheme="majorBidi" w:hAnsiTheme="majorBidi" w:cstheme="majorBidi"/>
-                <w:sz w:val="32"/>
-                <w:szCs w:val="32"/>
-              </w:rPr>
-              <w:t xml:space="preserve"> </w:t>
+              <w:t xml:space="preserve">package-lock.json </w:t>
             </w:r>
             <w:r>
               <w:rPr>
@@ -7103,27 +6965,7 @@
                 <w:szCs w:val="32"/>
                 <w:cs/>
               </w:rPr>
-              <w:t>และเช็ก</w:t>
-            </w:r>
-            <w:proofErr w:type="spellStart"/>
-            <w:r>
-              <w:rPr>
-                <w:rFonts w:asciiTheme="majorBidi" w:hAnsiTheme="majorBidi" w:cstheme="majorBidi"/>
-                <w:sz w:val="32"/>
-                <w:szCs w:val="32"/>
-                <w:cs/>
-              </w:rPr>
-              <w:t>เวอร์ชัน</w:t>
-            </w:r>
-            <w:proofErr w:type="spellEnd"/>
-            <w:r>
-              <w:rPr>
-                <w:rFonts w:asciiTheme="majorBidi" w:hAnsiTheme="majorBidi" w:cstheme="majorBidi"/>
-                <w:sz w:val="32"/>
-                <w:szCs w:val="32"/>
-                <w:cs/>
-              </w:rPr>
-              <w:t xml:space="preserve"> </w:t>
+              <w:t xml:space="preserve">และเช็กเวอร์ชัน </w:t>
             </w:r>
             <w:r>
               <w:rPr>
@@ -7311,23 +7153,13 @@
               </w:rPr>
               <w:t xml:space="preserve">ใช้เทคนิค </w:t>
             </w:r>
-            <w:proofErr w:type="spellStart"/>
-            <w:r>
-              <w:rPr>
-                <w:rFonts w:asciiTheme="majorBidi" w:hAnsiTheme="majorBidi" w:cstheme="majorBidi"/>
-                <w:sz w:val="32"/>
-                <w:szCs w:val="32"/>
-              </w:rPr>
-              <w:t>waitForSelector</w:t>
-            </w:r>
-            <w:proofErr w:type="spellEnd"/>
-            <w:r>
-              <w:rPr>
-                <w:rFonts w:asciiTheme="majorBidi" w:hAnsiTheme="majorBidi" w:cstheme="majorBidi"/>
-                <w:sz w:val="32"/>
-                <w:szCs w:val="32"/>
-              </w:rPr>
-              <w:t xml:space="preserve"> </w:t>
+            <w:r>
+              <w:rPr>
+                <w:rFonts w:asciiTheme="majorBidi" w:hAnsiTheme="majorBidi" w:cstheme="majorBidi"/>
+                <w:sz w:val="32"/>
+                <w:szCs w:val="32"/>
+              </w:rPr>
+              <w:t xml:space="preserve">waitForSelector </w:t>
             </w:r>
             <w:r>
               <w:rPr>
@@ -8878,23 +8710,13 @@
         </w:rPr>
         <w:t xml:space="preserve">ระบบต้องคัดกรองสิทธิ์ได้ถูกต้อง และสถิติต้องไม่แสดงค่าเป็น </w:t>
       </w:r>
-      <w:proofErr w:type="spellStart"/>
-      <w:r>
-        <w:rPr>
-          <w:rFonts w:asciiTheme="majorBidi" w:hAnsiTheme="majorBidi" w:cstheme="majorBidi"/>
-          <w:sz w:val="32"/>
-          <w:szCs w:val="32"/>
-        </w:rPr>
-        <w:t>NaN</w:t>
-      </w:r>
-      <w:proofErr w:type="spellEnd"/>
-      <w:r>
-        <w:rPr>
-          <w:rFonts w:asciiTheme="majorBidi" w:hAnsiTheme="majorBidi" w:cstheme="majorBidi"/>
-          <w:sz w:val="32"/>
-          <w:szCs w:val="32"/>
-        </w:rPr>
-        <w:t xml:space="preserve"> </w:t>
+      <w:r>
+        <w:rPr>
+          <w:rFonts w:asciiTheme="majorBidi" w:hAnsiTheme="majorBidi" w:cstheme="majorBidi"/>
+          <w:sz w:val="32"/>
+          <w:szCs w:val="32"/>
+        </w:rPr>
+        <w:t xml:space="preserve">NaN </w:t>
       </w:r>
       <w:r>
         <w:rPr>
@@ -11831,7 +11653,6 @@
                 <w:szCs w:val="32"/>
               </w:rPr>
             </w:pPr>
-            <w:proofErr w:type="spellStart"/>
             <w:r>
               <w:rPr>
                 <w:rFonts w:asciiTheme="majorBidi" w:hAnsiTheme="majorBidi" w:cstheme="majorBidi"/>
@@ -11840,7 +11661,6 @@
               </w:rPr>
               <w:t>ผ่าน</w:t>
             </w:r>
-            <w:proofErr w:type="spellEnd"/>
           </w:p>
         </w:tc>
       </w:tr>
@@ -12127,7 +11947,6 @@
                 <w:szCs w:val="32"/>
               </w:rPr>
             </w:pPr>
-            <w:proofErr w:type="spellStart"/>
             <w:r>
               <w:rPr>
                 <w:rFonts w:asciiTheme="majorBidi" w:hAnsiTheme="majorBidi" w:cstheme="majorBidi"/>
@@ -12136,7 +11955,6 @@
               </w:rPr>
               <w:t>ผ่าน</w:t>
             </w:r>
-            <w:proofErr w:type="spellEnd"/>
           </w:p>
         </w:tc>
       </w:tr>
@@ -12400,34 +12218,14 @@
                 <w:szCs w:val="32"/>
               </w:rPr>
             </w:pPr>
-            <w:proofErr w:type="spellStart"/>
-            <w:r>
-              <w:rPr>
-                <w:rFonts w:asciiTheme="majorBidi" w:hAnsiTheme="majorBidi" w:cstheme="majorBidi"/>
-                <w:sz w:val="32"/>
-                <w:szCs w:val="32"/>
-              </w:rPr>
-              <w:t>ระบบไม่อนุญาตให้เข้าสู่ระบบ</w:t>
-            </w:r>
-            <w:proofErr w:type="spellEnd"/>
-            <w:r>
-              <w:rPr>
-                <w:rFonts w:asciiTheme="majorBidi" w:hAnsiTheme="majorBidi" w:cstheme="majorBidi"/>
-                <w:sz w:val="32"/>
-                <w:szCs w:val="32"/>
-              </w:rPr>
-              <w:t xml:space="preserve"> </w:t>
-            </w:r>
-            <w:proofErr w:type="spellStart"/>
-            <w:r>
-              <w:rPr>
-                <w:rFonts w:asciiTheme="majorBidi" w:hAnsiTheme="majorBidi" w:cstheme="majorBidi"/>
-                <w:sz w:val="32"/>
-                <w:szCs w:val="32"/>
-              </w:rPr>
-              <w:t>และแสดงข้อความแจ้งเตือน</w:t>
-            </w:r>
-            <w:proofErr w:type="spellEnd"/>
+            <w:r>
+              <w:rPr>
+                <w:rFonts w:asciiTheme="majorBidi" w:hAnsiTheme="majorBidi" w:cstheme="majorBidi"/>
+                <w:sz w:val="32"/>
+                <w:szCs w:val="32"/>
+              </w:rPr>
+              <w:t>ระบบไม่อนุญาตให้เข้าสู่ระบบ และแสดงข้อความแจ้งเตือน</w:t>
+            </w:r>
           </w:p>
         </w:tc>
         <w:tc>
@@ -12451,7 +12249,6 @@
                 <w:szCs w:val="32"/>
               </w:rPr>
             </w:pPr>
-            <w:proofErr w:type="spellStart"/>
             <w:r>
               <w:rPr>
                 <w:rFonts w:asciiTheme="majorBidi" w:hAnsiTheme="majorBidi" w:cstheme="majorBidi"/>
@@ -12460,7 +12257,6 @@
               </w:rPr>
               <w:t>ไม่ผ่าน</w:t>
             </w:r>
-            <w:proofErr w:type="spellEnd"/>
           </w:p>
         </w:tc>
       </w:tr>
@@ -12706,41 +12502,13 @@
                 <w:szCs w:val="32"/>
               </w:rPr>
             </w:pPr>
-            <w:proofErr w:type="spellStart"/>
-            <w:r>
-              <w:rPr>
-                <w:rFonts w:asciiTheme="majorBidi" w:hAnsiTheme="majorBidi" w:cstheme="majorBidi"/>
-                <w:sz w:val="32"/>
-                <w:szCs w:val="32"/>
-              </w:rPr>
-              <w:t>ระบบไม่อนุญาตให้เข้าสู่ระบบ</w:t>
-            </w:r>
-            <w:proofErr w:type="spellEnd"/>
-            <w:r>
-              <w:rPr>
-                <w:rFonts w:asciiTheme="majorBidi" w:hAnsiTheme="majorBidi" w:cstheme="majorBidi"/>
-                <w:sz w:val="32"/>
-                <w:szCs w:val="32"/>
-              </w:rPr>
-              <w:t xml:space="preserve"> </w:t>
-            </w:r>
-            <w:proofErr w:type="spellStart"/>
-            <w:r>
-              <w:rPr>
-                <w:rFonts w:asciiTheme="majorBidi" w:hAnsiTheme="majorBidi" w:cstheme="majorBidi"/>
-                <w:sz w:val="32"/>
-                <w:szCs w:val="32"/>
-              </w:rPr>
-              <w:t>และแสดงข้อความแจ้งเตือน</w:t>
-            </w:r>
-            <w:proofErr w:type="spellEnd"/>
-            <w:r>
-              <w:rPr>
-                <w:rFonts w:asciiTheme="majorBidi" w:hAnsiTheme="majorBidi" w:cstheme="majorBidi"/>
-                <w:sz w:val="32"/>
-                <w:szCs w:val="32"/>
-              </w:rPr>
-              <w:t xml:space="preserve">  </w:t>
+            <w:r>
+              <w:rPr>
+                <w:rFonts w:asciiTheme="majorBidi" w:hAnsiTheme="majorBidi" w:cstheme="majorBidi"/>
+                <w:sz w:val="32"/>
+                <w:szCs w:val="32"/>
+              </w:rPr>
+              <w:t xml:space="preserve">ระบบไม่อนุญาตให้เข้าสู่ระบบ และแสดงข้อความแจ้งเตือน  </w:t>
             </w:r>
           </w:p>
         </w:tc>
@@ -12760,7 +12528,6 @@
             <w:pPr>
               <w:jc w:val="center"/>
             </w:pPr>
-            <w:proofErr w:type="spellStart"/>
             <w:r>
               <w:rPr>
                 <w:rFonts w:asciiTheme="majorBidi" w:hAnsiTheme="majorBidi" w:cstheme="majorBidi"/>
@@ -12769,7 +12536,6 @@
               </w:rPr>
               <w:t>ผ่าน</w:t>
             </w:r>
-            <w:proofErr w:type="spellEnd"/>
           </w:p>
         </w:tc>
       </w:tr>
@@ -12990,7 +12756,6 @@
                 <w:szCs w:val="32"/>
               </w:rPr>
             </w:pPr>
-            <w:proofErr w:type="spellStart"/>
             <w:r>
               <w:rPr>
                 <w:rFonts w:asciiTheme="majorBidi" w:hAnsiTheme="majorBidi" w:cstheme="majorBidi"/>
@@ -12999,7 +12764,6 @@
               </w:rPr>
               <w:t>ระบบมีการแจ้งเตือนให้กรอกข้อมูลให้ครบถ้วน</w:t>
             </w:r>
-            <w:proofErr w:type="spellEnd"/>
           </w:p>
         </w:tc>
         <w:tc>
@@ -13023,7 +12787,6 @@
                 <w:szCs w:val="32"/>
               </w:rPr>
             </w:pPr>
-            <w:proofErr w:type="spellStart"/>
             <w:r>
               <w:rPr>
                 <w:rFonts w:asciiTheme="majorBidi" w:hAnsiTheme="majorBidi" w:cstheme="majorBidi"/>
@@ -13032,7 +12795,6 @@
               </w:rPr>
               <w:t>ผ่าน</w:t>
             </w:r>
-            <w:proofErr w:type="spellEnd"/>
           </w:p>
         </w:tc>
       </w:tr>
@@ -13197,23 +12959,13 @@
               </w:rPr>
               <w:t xml:space="preserve">ตัวเลขสถิติต้องแสดงผลเป็นจำนวนที่ถูกต้อง (ไม่เป็นค่าว่าง หรือ </w:t>
             </w:r>
-            <w:proofErr w:type="spellStart"/>
-            <w:r>
-              <w:rPr>
-                <w:rFonts w:asciiTheme="majorBidi" w:hAnsiTheme="majorBidi" w:cstheme="majorBidi"/>
-                <w:sz w:val="32"/>
-                <w:szCs w:val="32"/>
-              </w:rPr>
-              <w:t>NaN</w:t>
-            </w:r>
-            <w:proofErr w:type="spellEnd"/>
-            <w:r>
-              <w:rPr>
-                <w:rFonts w:asciiTheme="majorBidi" w:hAnsiTheme="majorBidi" w:cstheme="majorBidi"/>
-                <w:sz w:val="32"/>
-                <w:szCs w:val="32"/>
-              </w:rPr>
-              <w:t>)</w:t>
+            <w:r>
+              <w:rPr>
+                <w:rFonts w:asciiTheme="majorBidi" w:hAnsiTheme="majorBidi" w:cstheme="majorBidi"/>
+                <w:sz w:val="32"/>
+                <w:szCs w:val="32"/>
+              </w:rPr>
+              <w:t>NaN)</w:t>
             </w:r>
           </w:p>
         </w:tc>
@@ -13237,7 +12989,6 @@
                 <w:szCs w:val="32"/>
               </w:rPr>
             </w:pPr>
-            <w:proofErr w:type="spellStart"/>
             <w:r>
               <w:rPr>
                 <w:rFonts w:asciiTheme="majorBidi" w:hAnsiTheme="majorBidi" w:cstheme="majorBidi"/>
@@ -13246,7 +12997,6 @@
               </w:rPr>
               <w:t>ตัวเลขสถิติแสดงผลเป็นจำนวนที่ถูกต้อง</w:t>
             </w:r>
-            <w:proofErr w:type="spellEnd"/>
           </w:p>
         </w:tc>
         <w:tc>
@@ -13270,7 +13020,6 @@
                 <w:szCs w:val="32"/>
               </w:rPr>
             </w:pPr>
-            <w:proofErr w:type="spellStart"/>
             <w:r>
               <w:rPr>
                 <w:rFonts w:asciiTheme="majorBidi" w:hAnsiTheme="majorBidi" w:cstheme="majorBidi"/>
@@ -13279,7 +13028,6 @@
               </w:rPr>
               <w:t>ผ่าน</w:t>
             </w:r>
-            <w:proofErr w:type="spellEnd"/>
           </w:p>
         </w:tc>
       </w:tr>
@@ -13457,7 +13205,6 @@
                 <w:szCs w:val="32"/>
               </w:rPr>
             </w:pPr>
-            <w:proofErr w:type="spellStart"/>
             <w:r>
               <w:rPr>
                 <w:rFonts w:asciiTheme="majorBidi" w:hAnsiTheme="majorBidi" w:cstheme="majorBidi"/>
@@ -13466,7 +13213,6 @@
               </w:rPr>
               <w:t>ชื่อและบทบาทตรงกับบัญชีที่ใช้ล็อกอินเข้ามา</w:t>
             </w:r>
-            <w:proofErr w:type="spellEnd"/>
           </w:p>
         </w:tc>
         <w:tc>
@@ -13490,7 +13236,6 @@
                 <w:szCs w:val="32"/>
               </w:rPr>
             </w:pPr>
-            <w:proofErr w:type="spellStart"/>
             <w:r>
               <w:rPr>
                 <w:rFonts w:asciiTheme="majorBidi" w:hAnsiTheme="majorBidi" w:cstheme="majorBidi"/>
@@ -13499,7 +13244,6 @@
               </w:rPr>
               <w:t>ผ่าน</w:t>
             </w:r>
-            <w:proofErr w:type="spellEnd"/>
           </w:p>
         </w:tc>
       </w:tr>
@@ -13686,23 +13430,13 @@
                 <w:szCs w:val="32"/>
               </w:rPr>
             </w:pPr>
-            <w:proofErr w:type="spellStart"/>
-            <w:r>
-              <w:rPr>
-                <w:rFonts w:asciiTheme="majorBidi" w:hAnsiTheme="majorBidi" w:cstheme="majorBidi"/>
-                <w:sz w:val="32"/>
-                <w:szCs w:val="32"/>
-              </w:rPr>
-              <w:t>ระบบนำทางไปยังหน้าเพจที่ถูกต้องทุกเมนูและไม่เกิด</w:t>
-            </w:r>
-            <w:proofErr w:type="spellEnd"/>
-            <w:r>
-              <w:rPr>
-                <w:rFonts w:asciiTheme="majorBidi" w:hAnsiTheme="majorBidi" w:cstheme="majorBidi"/>
-                <w:sz w:val="32"/>
-                <w:szCs w:val="32"/>
-              </w:rPr>
-              <w:t xml:space="preserve"> Error 404</w:t>
+            <w:r>
+              <w:rPr>
+                <w:rFonts w:asciiTheme="majorBidi" w:hAnsiTheme="majorBidi" w:cstheme="majorBidi"/>
+                <w:sz w:val="32"/>
+                <w:szCs w:val="32"/>
+              </w:rPr>
+              <w:t>ระบบนำทางไปยังหน้าเพจที่ถูกต้องทุกเมนูและไม่เกิด Error 404</w:t>
             </w:r>
           </w:p>
         </w:tc>
@@ -13727,7 +13461,6 @@
                 <w:szCs w:val="32"/>
               </w:rPr>
             </w:pPr>
-            <w:proofErr w:type="spellStart"/>
             <w:r>
               <w:rPr>
                 <w:rFonts w:asciiTheme="majorBidi" w:hAnsiTheme="majorBidi" w:cstheme="majorBidi"/>
@@ -13736,7 +13469,6 @@
               </w:rPr>
               <w:t>ผ่าน</w:t>
             </w:r>
-            <w:proofErr w:type="spellEnd"/>
           </w:p>
         </w:tc>
       </w:tr>
@@ -14000,41 +13732,13 @@
                 <w:szCs w:val="32"/>
               </w:rPr>
             </w:pPr>
-            <w:proofErr w:type="spellStart"/>
-            <w:r>
-              <w:rPr>
-                <w:rFonts w:asciiTheme="majorBidi" w:hAnsiTheme="majorBidi" w:cstheme="majorBidi"/>
-                <w:sz w:val="32"/>
-                <w:szCs w:val="32"/>
-              </w:rPr>
-              <w:t>ระบบไม่อนุญาตให้เข้าถึงหน้าภายใน</w:t>
-            </w:r>
-            <w:proofErr w:type="spellEnd"/>
-            <w:r>
-              <w:rPr>
-                <w:rFonts w:asciiTheme="majorBidi" w:hAnsiTheme="majorBidi" w:cstheme="majorBidi"/>
-                <w:sz w:val="32"/>
-                <w:szCs w:val="32"/>
-              </w:rPr>
-              <w:t xml:space="preserve"> </w:t>
-            </w:r>
-            <w:proofErr w:type="spellStart"/>
-            <w:r>
-              <w:rPr>
-                <w:rFonts w:asciiTheme="majorBidi" w:hAnsiTheme="majorBidi" w:cstheme="majorBidi"/>
-                <w:sz w:val="32"/>
-                <w:szCs w:val="32"/>
-              </w:rPr>
-              <w:t>และผลักผู้ใช้กลับไปหน้า</w:t>
-            </w:r>
-            <w:proofErr w:type="spellEnd"/>
-            <w:r>
-              <w:rPr>
-                <w:rFonts w:asciiTheme="majorBidi" w:hAnsiTheme="majorBidi" w:cstheme="majorBidi"/>
-                <w:sz w:val="32"/>
-                <w:szCs w:val="32"/>
-              </w:rPr>
-              <w:t xml:space="preserve"> Login</w:t>
+            <w:r>
+              <w:rPr>
+                <w:rFonts w:asciiTheme="majorBidi" w:hAnsiTheme="majorBidi" w:cstheme="majorBidi"/>
+                <w:sz w:val="32"/>
+                <w:szCs w:val="32"/>
+              </w:rPr>
+              <w:t>ระบบไม่อนุญาตให้เข้าถึงหน้าภายใน และผลักผู้ใช้กลับไปหน้า Login</w:t>
             </w:r>
           </w:p>
         </w:tc>
@@ -14059,7 +13763,6 @@
                 <w:szCs w:val="32"/>
               </w:rPr>
             </w:pPr>
-            <w:proofErr w:type="spellStart"/>
             <w:r>
               <w:rPr>
                 <w:rFonts w:asciiTheme="majorBidi" w:hAnsiTheme="majorBidi" w:cstheme="majorBidi"/>
@@ -14068,7 +13771,6 @@
               </w:rPr>
               <w:t>ผ่าน</w:t>
             </w:r>
-            <w:proofErr w:type="spellEnd"/>
           </w:p>
         </w:tc>
       </w:tr>
@@ -14271,70 +13973,14 @@
                 <w:szCs w:val="32"/>
               </w:rPr>
             </w:pPr>
-            <w:proofErr w:type="spellStart"/>
-            <w:r>
-              <w:rPr>
-                <w:rFonts w:asciiTheme="majorBidi" w:hAnsiTheme="majorBidi" w:cstheme="majorBidi"/>
-                <w:sz w:val="32"/>
-                <w:szCs w:val="32"/>
-              </w:rPr>
-              <w:t>หน้าจอ</w:t>
-            </w:r>
-            <w:proofErr w:type="spellEnd"/>
-            <w:r>
-              <w:rPr>
-                <w:rFonts w:asciiTheme="majorBidi" w:hAnsiTheme="majorBidi" w:cstheme="majorBidi"/>
-                <w:sz w:val="32"/>
-                <w:szCs w:val="32"/>
-              </w:rPr>
-              <w:t xml:space="preserve"> Dashboard </w:t>
-            </w:r>
-            <w:proofErr w:type="spellStart"/>
-            <w:r>
-              <w:rPr>
-                <w:rFonts w:asciiTheme="majorBidi" w:hAnsiTheme="majorBidi" w:cstheme="majorBidi"/>
-                <w:sz w:val="32"/>
-                <w:szCs w:val="32"/>
-              </w:rPr>
-              <w:t>และ</w:t>
-            </w:r>
-            <w:proofErr w:type="spellEnd"/>
-            <w:r>
-              <w:rPr>
-                <w:rFonts w:asciiTheme="majorBidi" w:hAnsiTheme="majorBidi" w:cstheme="majorBidi"/>
-                <w:sz w:val="32"/>
-                <w:szCs w:val="32"/>
-              </w:rPr>
-              <w:t xml:space="preserve"> </w:t>
-            </w:r>
-            <w:proofErr w:type="spellStart"/>
-            <w:r>
-              <w:rPr>
-                <w:rFonts w:asciiTheme="majorBidi" w:hAnsiTheme="majorBidi" w:cstheme="majorBidi"/>
-                <w:sz w:val="32"/>
-                <w:szCs w:val="32"/>
-              </w:rPr>
-              <w:t>เมนู</w:t>
-            </w:r>
-            <w:proofErr w:type="spellEnd"/>
-            <w:r>
-              <w:rPr>
-                <w:rFonts w:asciiTheme="majorBidi" w:hAnsiTheme="majorBidi" w:cstheme="majorBidi"/>
-                <w:sz w:val="32"/>
-                <w:szCs w:val="32"/>
-              </w:rPr>
-              <w:t xml:space="preserve"> Sidebar </w:t>
-            </w:r>
-            <w:proofErr w:type="spellStart"/>
-            <w:r>
-              <w:rPr>
-                <w:rFonts w:asciiTheme="majorBidi" w:hAnsiTheme="majorBidi" w:cstheme="majorBidi"/>
-                <w:sz w:val="32"/>
-                <w:szCs w:val="32"/>
-              </w:rPr>
-              <w:t>ปรับขนาดตามหน้าจอ</w:t>
-            </w:r>
-            <w:proofErr w:type="spellEnd"/>
+            <w:r>
+              <w:rPr>
+                <w:rFonts w:asciiTheme="majorBidi" w:hAnsiTheme="majorBidi" w:cstheme="majorBidi"/>
+                <w:sz w:val="32"/>
+                <w:szCs w:val="32"/>
+              </w:rPr>
+              <w:t>หน้าจอ Dashboard และ เมนู Sidebar ปรับขนาดตามหน้าจอ</w:t>
+            </w:r>
           </w:p>
         </w:tc>
         <w:tc>
@@ -14358,7 +14004,6 @@
                 <w:szCs w:val="32"/>
               </w:rPr>
             </w:pPr>
-            <w:proofErr w:type="spellStart"/>
             <w:r>
               <w:rPr>
                 <w:rFonts w:asciiTheme="majorBidi" w:hAnsiTheme="majorBidi" w:cstheme="majorBidi"/>
@@ -14367,7 +14012,6 @@
               </w:rPr>
               <w:t>ผ่าน</w:t>
             </w:r>
-            <w:proofErr w:type="spellEnd"/>
           </w:p>
         </w:tc>
       </w:tr>
@@ -14624,34 +14268,14 @@
                 <w:szCs w:val="32"/>
               </w:rPr>
             </w:pPr>
-            <w:proofErr w:type="spellStart"/>
-            <w:r>
-              <w:rPr>
-                <w:rFonts w:asciiTheme="majorBidi" w:hAnsiTheme="majorBidi" w:cstheme="majorBidi"/>
-                <w:sz w:val="32"/>
-                <w:szCs w:val="32"/>
-              </w:rPr>
-              <w:t>ข้อมูลหนังสือใหม่ปรากฏในตาราง</w:t>
-            </w:r>
-            <w:proofErr w:type="spellEnd"/>
-            <w:r>
-              <w:rPr>
-                <w:rFonts w:asciiTheme="majorBidi" w:hAnsiTheme="majorBidi" w:cstheme="majorBidi"/>
-                <w:sz w:val="32"/>
-                <w:szCs w:val="32"/>
-              </w:rPr>
-              <w:t xml:space="preserve"> </w:t>
-            </w:r>
-            <w:proofErr w:type="spellStart"/>
-            <w:r>
-              <w:rPr>
-                <w:rFonts w:asciiTheme="majorBidi" w:hAnsiTheme="majorBidi" w:cstheme="majorBidi"/>
-                <w:sz w:val="32"/>
-                <w:szCs w:val="32"/>
-              </w:rPr>
-              <w:t>และมีข้อความแจ้งเตือนว่าบันทึกสำเร็จ</w:t>
-            </w:r>
-            <w:proofErr w:type="spellEnd"/>
+            <w:r>
+              <w:rPr>
+                <w:rFonts w:asciiTheme="majorBidi" w:hAnsiTheme="majorBidi" w:cstheme="majorBidi"/>
+                <w:sz w:val="32"/>
+                <w:szCs w:val="32"/>
+              </w:rPr>
+              <w:t>ข้อมูลหนังสือใหม่ปรากฏในตาราง และมีข้อความแจ้งเตือนว่าบันทึกสำเร็จ</w:t>
+            </w:r>
           </w:p>
         </w:tc>
         <w:tc>
@@ -14675,7 +14299,6 @@
                 <w:szCs w:val="32"/>
               </w:rPr>
             </w:pPr>
-            <w:proofErr w:type="spellStart"/>
             <w:r>
               <w:rPr>
                 <w:rFonts w:asciiTheme="majorBidi" w:hAnsiTheme="majorBidi" w:cstheme="majorBidi"/>
@@ -14684,7 +14307,6 @@
               </w:rPr>
               <w:t>ผ่าน</w:t>
             </w:r>
-            <w:proofErr w:type="spellEnd"/>
           </w:p>
         </w:tc>
       </w:tr>
@@ -14931,34 +14553,14 @@
                 <w:szCs w:val="32"/>
               </w:rPr>
             </w:pPr>
-            <w:proofErr w:type="spellStart"/>
-            <w:r>
-              <w:rPr>
-                <w:rFonts w:asciiTheme="majorBidi" w:hAnsiTheme="majorBidi" w:cstheme="majorBidi"/>
-                <w:sz w:val="32"/>
-                <w:szCs w:val="32"/>
-              </w:rPr>
-              <w:t>ระบบไม่อนุญาตให้บันทึก</w:t>
-            </w:r>
-            <w:proofErr w:type="spellEnd"/>
-            <w:r>
-              <w:rPr>
-                <w:rFonts w:asciiTheme="majorBidi" w:hAnsiTheme="majorBidi" w:cstheme="majorBidi"/>
-                <w:sz w:val="32"/>
-                <w:szCs w:val="32"/>
-              </w:rPr>
-              <w:t xml:space="preserve"> </w:t>
-            </w:r>
-            <w:proofErr w:type="spellStart"/>
-            <w:r>
-              <w:rPr>
-                <w:rFonts w:asciiTheme="majorBidi" w:hAnsiTheme="majorBidi" w:cstheme="majorBidi"/>
-                <w:sz w:val="32"/>
-                <w:szCs w:val="32"/>
-              </w:rPr>
-              <w:t>และแสดงข้อความเตือนให้หรอกข้อมูลที่จำเป็น</w:t>
-            </w:r>
-            <w:proofErr w:type="spellEnd"/>
+            <w:r>
+              <w:rPr>
+                <w:rFonts w:asciiTheme="majorBidi" w:hAnsiTheme="majorBidi" w:cstheme="majorBidi"/>
+                <w:sz w:val="32"/>
+                <w:szCs w:val="32"/>
+              </w:rPr>
+              <w:t>ระบบไม่อนุญาตให้บันทึก และแสดงข้อความเตือนให้หรอกข้อมูลที่จำเป็น</w:t>
+            </w:r>
           </w:p>
         </w:tc>
         <w:tc>
@@ -14982,7 +14584,6 @@
                 <w:szCs w:val="32"/>
               </w:rPr>
             </w:pPr>
-            <w:proofErr w:type="spellStart"/>
             <w:r>
               <w:rPr>
                 <w:rFonts w:asciiTheme="majorBidi" w:hAnsiTheme="majorBidi" w:cstheme="majorBidi"/>
@@ -14991,7 +14592,6 @@
               </w:rPr>
               <w:t>ผ่าน</w:t>
             </w:r>
-            <w:proofErr w:type="spellEnd"/>
           </w:p>
         </w:tc>
       </w:tr>
@@ -15212,34 +14812,14 @@
                 <w:szCs w:val="32"/>
               </w:rPr>
             </w:pPr>
-            <w:proofErr w:type="spellStart"/>
-            <w:r>
-              <w:rPr>
-                <w:rFonts w:asciiTheme="majorBidi" w:hAnsiTheme="majorBidi" w:cstheme="majorBidi"/>
-                <w:sz w:val="32"/>
-                <w:szCs w:val="32"/>
-              </w:rPr>
-              <w:t>ระบบป้องกันการบันทึกข้อมูลซ้ำ</w:t>
-            </w:r>
-            <w:proofErr w:type="spellEnd"/>
-            <w:r>
-              <w:rPr>
-                <w:rFonts w:asciiTheme="majorBidi" w:hAnsiTheme="majorBidi" w:cstheme="majorBidi"/>
-                <w:sz w:val="32"/>
-                <w:szCs w:val="32"/>
-              </w:rPr>
-              <w:t xml:space="preserve"> </w:t>
-            </w:r>
-            <w:proofErr w:type="spellStart"/>
-            <w:r>
-              <w:rPr>
-                <w:rFonts w:asciiTheme="majorBidi" w:hAnsiTheme="majorBidi" w:cstheme="majorBidi"/>
-                <w:sz w:val="32"/>
-                <w:szCs w:val="32"/>
-              </w:rPr>
-              <w:t>และแจ้งเตือนผู้ใช้</w:t>
-            </w:r>
-            <w:proofErr w:type="spellEnd"/>
+            <w:r>
+              <w:rPr>
+                <w:rFonts w:asciiTheme="majorBidi" w:hAnsiTheme="majorBidi" w:cstheme="majorBidi"/>
+                <w:sz w:val="32"/>
+                <w:szCs w:val="32"/>
+              </w:rPr>
+              <w:t>ระบบป้องกันการบันทึกข้อมูลซ้ำ และแจ้งเตือนผู้ใช้</w:t>
+            </w:r>
           </w:p>
         </w:tc>
         <w:tc>
@@ -15263,7 +14843,6 @@
                 <w:szCs w:val="32"/>
               </w:rPr>
             </w:pPr>
-            <w:proofErr w:type="spellStart"/>
             <w:r>
               <w:rPr>
                 <w:rFonts w:asciiTheme="majorBidi" w:hAnsiTheme="majorBidi" w:cstheme="majorBidi"/>
@@ -15272,7 +14851,6 @@
               </w:rPr>
               <w:t>ผ่าน</w:t>
             </w:r>
-            <w:proofErr w:type="spellEnd"/>
           </w:p>
         </w:tc>
       </w:tr>
@@ -15484,7 +15062,6 @@
                 <w:szCs w:val="32"/>
               </w:rPr>
             </w:pPr>
-            <w:proofErr w:type="spellStart"/>
             <w:r>
               <w:rPr>
                 <w:rFonts w:asciiTheme="majorBidi" w:hAnsiTheme="majorBidi" w:cstheme="majorBidi"/>
@@ -15493,7 +15070,6 @@
               </w:rPr>
               <w:t>ตารางแสดงเฉพาะรายชื่อหนังสือที่ตรงกับคำค้นหา</w:t>
             </w:r>
-            <w:proofErr w:type="spellEnd"/>
           </w:p>
         </w:tc>
         <w:tc>
@@ -15517,7 +15093,6 @@
                 <w:szCs w:val="32"/>
               </w:rPr>
             </w:pPr>
-            <w:proofErr w:type="spellStart"/>
             <w:r>
               <w:rPr>
                 <w:rFonts w:asciiTheme="majorBidi" w:hAnsiTheme="majorBidi" w:cstheme="majorBidi"/>
@@ -15526,7 +15101,6 @@
               </w:rPr>
               <w:t>ผ่าน</w:t>
             </w:r>
-            <w:proofErr w:type="spellEnd"/>
           </w:p>
         </w:tc>
       </w:tr>
@@ -15713,7 +15287,6 @@
                 <w:szCs w:val="32"/>
               </w:rPr>
             </w:pPr>
-            <w:proofErr w:type="spellStart"/>
             <w:r>
               <w:rPr>
                 <w:rFonts w:asciiTheme="majorBidi" w:hAnsiTheme="majorBidi" w:cstheme="majorBidi"/>
@@ -15722,7 +15295,6 @@
               </w:rPr>
               <w:t>ระบบค้นหาและแสดงผลหนังสือเล่มตามเลขที่ค้นหา</w:t>
             </w:r>
-            <w:proofErr w:type="spellEnd"/>
           </w:p>
         </w:tc>
         <w:tc>
@@ -15746,7 +15318,6 @@
                 <w:szCs w:val="32"/>
               </w:rPr>
             </w:pPr>
-            <w:proofErr w:type="spellStart"/>
             <w:r>
               <w:rPr>
                 <w:rFonts w:asciiTheme="majorBidi" w:hAnsiTheme="majorBidi" w:cstheme="majorBidi"/>
@@ -15755,7 +15326,6 @@
               </w:rPr>
               <w:t>ผ่าน</w:t>
             </w:r>
-            <w:proofErr w:type="spellEnd"/>
           </w:p>
         </w:tc>
       </w:tr>
@@ -15975,23 +15545,13 @@
                 <w:szCs w:val="32"/>
               </w:rPr>
             </w:pPr>
-            <w:proofErr w:type="spellStart"/>
-            <w:r>
-              <w:rPr>
-                <w:rFonts w:asciiTheme="majorBidi" w:hAnsiTheme="majorBidi" w:cstheme="majorBidi"/>
-                <w:sz w:val="32"/>
-                <w:szCs w:val="32"/>
-              </w:rPr>
-              <w:t>ระบบแสดงข้อความว่า</w:t>
-            </w:r>
-            <w:proofErr w:type="spellEnd"/>
-            <w:r>
-              <w:rPr>
-                <w:rFonts w:asciiTheme="majorBidi" w:hAnsiTheme="majorBidi" w:cstheme="majorBidi"/>
-                <w:sz w:val="32"/>
-                <w:szCs w:val="32"/>
-              </w:rPr>
-              <w:t xml:space="preserve"> "No books found"</w:t>
+            <w:r>
+              <w:rPr>
+                <w:rFonts w:asciiTheme="majorBidi" w:hAnsiTheme="majorBidi" w:cstheme="majorBidi"/>
+                <w:sz w:val="32"/>
+                <w:szCs w:val="32"/>
+              </w:rPr>
+              <w:t>ระบบแสดงข้อความว่า "No books found"</w:t>
             </w:r>
           </w:p>
         </w:tc>
@@ -16016,7 +15576,6 @@
                 <w:szCs w:val="32"/>
               </w:rPr>
             </w:pPr>
-            <w:proofErr w:type="spellStart"/>
             <w:r>
               <w:rPr>
                 <w:rFonts w:asciiTheme="majorBidi" w:hAnsiTheme="majorBidi" w:cstheme="majorBidi"/>
@@ -16025,7 +15584,6 @@
               </w:rPr>
               <w:t>ผ่าน</w:t>
             </w:r>
-            <w:proofErr w:type="spellEnd"/>
           </w:p>
         </w:tc>
       </w:tr>
@@ -16254,7 +15812,6 @@
                 <w:szCs w:val="32"/>
               </w:rPr>
             </w:pPr>
-            <w:proofErr w:type="spellStart"/>
             <w:r>
               <w:rPr>
                 <w:rFonts w:asciiTheme="majorBidi" w:hAnsiTheme="majorBidi" w:cstheme="majorBidi"/>
@@ -16279,7 +15836,6 @@
               </w:rPr>
               <w:t>ออกมา</w:t>
             </w:r>
-            <w:proofErr w:type="spellEnd"/>
           </w:p>
         </w:tc>
         <w:tc>
@@ -16303,7 +15859,6 @@
                 <w:szCs w:val="32"/>
               </w:rPr>
             </w:pPr>
-            <w:proofErr w:type="spellStart"/>
             <w:r>
               <w:rPr>
                 <w:rFonts w:asciiTheme="majorBidi" w:hAnsiTheme="majorBidi" w:cstheme="majorBidi"/>
@@ -16312,7 +15867,6 @@
               </w:rPr>
               <w:t>ผ่าน</w:t>
             </w:r>
-            <w:proofErr w:type="spellEnd"/>
           </w:p>
         </w:tc>
       </w:tr>
@@ -16545,52 +16099,14 @@
                 <w:szCs w:val="32"/>
               </w:rPr>
             </w:pPr>
-            <w:proofErr w:type="spellStart"/>
-            <w:r>
-              <w:rPr>
-                <w:rFonts w:asciiTheme="majorBidi" w:hAnsiTheme="majorBidi" w:cstheme="majorBidi"/>
-                <w:sz w:val="32"/>
-                <w:szCs w:val="32"/>
-              </w:rPr>
-              <w:t>ข้อมูลเปลี่ยนตามที่แก้ไข</w:t>
-            </w:r>
-            <w:proofErr w:type="spellEnd"/>
-            <w:r>
-              <w:rPr>
-                <w:rFonts w:asciiTheme="majorBidi" w:hAnsiTheme="majorBidi" w:cstheme="majorBidi"/>
-                <w:sz w:val="32"/>
-                <w:szCs w:val="32"/>
-              </w:rPr>
-              <w:t xml:space="preserve"> </w:t>
-            </w:r>
-            <w:proofErr w:type="spellStart"/>
-            <w:r>
-              <w:rPr>
-                <w:rFonts w:asciiTheme="majorBidi" w:hAnsiTheme="majorBidi" w:cstheme="majorBidi"/>
-                <w:sz w:val="32"/>
-                <w:szCs w:val="32"/>
-              </w:rPr>
-              <w:t>และ</w:t>
-            </w:r>
-            <w:proofErr w:type="spellEnd"/>
-            <w:r>
-              <w:rPr>
-                <w:rFonts w:asciiTheme="majorBidi" w:hAnsiTheme="majorBidi" w:cstheme="majorBidi"/>
-                <w:sz w:val="32"/>
-                <w:szCs w:val="32"/>
-              </w:rPr>
-              <w:t xml:space="preserve"> </w:t>
-            </w:r>
-            <w:proofErr w:type="spellStart"/>
-            <w:r>
-              <w:rPr>
-                <w:rFonts w:asciiTheme="majorBidi" w:hAnsiTheme="majorBidi" w:cstheme="majorBidi"/>
-                <w:sz w:val="32"/>
-                <w:szCs w:val="32"/>
-              </w:rPr>
-              <w:t>บันทึกลงฐานข้อมูลสำเร็จ</w:t>
-            </w:r>
-            <w:proofErr w:type="spellEnd"/>
+            <w:r>
+              <w:rPr>
+                <w:rFonts w:asciiTheme="majorBidi" w:hAnsiTheme="majorBidi" w:cstheme="majorBidi"/>
+                <w:sz w:val="32"/>
+                <w:szCs w:val="32"/>
+              </w:rPr>
+              <w:t>ข้อมูลเปลี่ยนตามที่แก้ไข และ บันทึกลงฐานข้อมูลสำเร็จ</w:t>
+            </w:r>
           </w:p>
         </w:tc>
         <w:tc>
@@ -16614,7 +16130,6 @@
                 <w:szCs w:val="32"/>
               </w:rPr>
             </w:pPr>
-            <w:proofErr w:type="spellStart"/>
             <w:r>
               <w:rPr>
                 <w:rFonts w:asciiTheme="majorBidi" w:hAnsiTheme="majorBidi" w:cstheme="majorBidi"/>
@@ -16623,7 +16138,6 @@
               </w:rPr>
               <w:t>ผ่าน</w:t>
             </w:r>
-            <w:proofErr w:type="spellEnd"/>
           </w:p>
         </w:tc>
       </w:tr>
@@ -16827,7 +16341,6 @@
                 <w:szCs w:val="32"/>
               </w:rPr>
             </w:pPr>
-            <w:proofErr w:type="spellStart"/>
             <w:r>
               <w:rPr>
                 <w:rFonts w:asciiTheme="majorBidi" w:hAnsiTheme="majorBidi" w:cstheme="majorBidi"/>
@@ -16836,7 +16349,6 @@
               </w:rPr>
               <w:t>ข้อมูลหนังสือถูกลบออกจากตารางและฐานข้อมูล</w:t>
             </w:r>
-            <w:proofErr w:type="spellEnd"/>
           </w:p>
         </w:tc>
         <w:tc>
@@ -16860,7 +16372,6 @@
                 <w:szCs w:val="32"/>
               </w:rPr>
             </w:pPr>
-            <w:proofErr w:type="spellStart"/>
             <w:r>
               <w:rPr>
                 <w:rFonts w:asciiTheme="majorBidi" w:hAnsiTheme="majorBidi" w:cstheme="majorBidi"/>
@@ -16869,7 +16380,6 @@
               </w:rPr>
               <w:t>ผ่าน</w:t>
             </w:r>
-            <w:proofErr w:type="spellEnd"/>
           </w:p>
         </w:tc>
       </w:tr>
@@ -17055,7 +16565,6 @@
                 <w:szCs w:val="32"/>
               </w:rPr>
             </w:pPr>
-            <w:proofErr w:type="spellStart"/>
             <w:r>
               <w:rPr>
                 <w:rFonts w:asciiTheme="majorBidi" w:hAnsiTheme="majorBidi" w:cstheme="majorBidi"/>
@@ -17064,7 +16573,6 @@
               </w:rPr>
               <w:t>ระบบไม่อนุญาตให้ลบหนังสือที่ติดรายการยืม</w:t>
             </w:r>
-            <w:proofErr w:type="spellEnd"/>
           </w:p>
         </w:tc>
         <w:tc>
@@ -17088,7 +16596,6 @@
                 <w:szCs w:val="32"/>
               </w:rPr>
             </w:pPr>
-            <w:proofErr w:type="spellStart"/>
             <w:r>
               <w:rPr>
                 <w:rFonts w:asciiTheme="majorBidi" w:hAnsiTheme="majorBidi" w:cstheme="majorBidi"/>
@@ -17097,7 +16604,6 @@
               </w:rPr>
               <w:t>ผ่าน</w:t>
             </w:r>
-            <w:proofErr w:type="spellEnd"/>
           </w:p>
         </w:tc>
       </w:tr>
@@ -17362,41 +16868,13 @@
                 <w:szCs w:val="32"/>
               </w:rPr>
             </w:pPr>
-            <w:proofErr w:type="spellStart"/>
-            <w:r>
-              <w:rPr>
-                <w:rFonts w:asciiTheme="majorBidi" w:hAnsiTheme="majorBidi" w:cstheme="majorBidi"/>
-                <w:sz w:val="32"/>
-                <w:szCs w:val="32"/>
-              </w:rPr>
-              <w:t>ข้อมูลสมาชิกใหม่ปรากฏในตาราง</w:t>
-            </w:r>
-            <w:proofErr w:type="spellEnd"/>
-            <w:r>
-              <w:rPr>
-                <w:rFonts w:asciiTheme="majorBidi" w:hAnsiTheme="majorBidi" w:cstheme="majorBidi"/>
-                <w:sz w:val="32"/>
-                <w:szCs w:val="32"/>
-              </w:rPr>
-              <w:t xml:space="preserve"> </w:t>
-            </w:r>
-            <w:proofErr w:type="spellStart"/>
-            <w:r>
-              <w:rPr>
-                <w:rFonts w:asciiTheme="majorBidi" w:hAnsiTheme="majorBidi" w:cstheme="majorBidi"/>
-                <w:sz w:val="32"/>
-                <w:szCs w:val="32"/>
-              </w:rPr>
-              <w:t>และมีสถานะเริ่มต้นเป็น</w:t>
-            </w:r>
-            <w:proofErr w:type="spellEnd"/>
-            <w:r>
-              <w:rPr>
-                <w:rFonts w:asciiTheme="majorBidi" w:hAnsiTheme="majorBidi" w:cstheme="majorBidi"/>
-                <w:sz w:val="32"/>
-                <w:szCs w:val="32"/>
-              </w:rPr>
-              <w:t xml:space="preserve"> Active</w:t>
+            <w:r>
+              <w:rPr>
+                <w:rFonts w:asciiTheme="majorBidi" w:hAnsiTheme="majorBidi" w:cstheme="majorBidi"/>
+                <w:sz w:val="32"/>
+                <w:szCs w:val="32"/>
+              </w:rPr>
+              <w:t>ข้อมูลสมาชิกใหม่ปรากฏในตาราง และมีสถานะเริ่มต้นเป็น Active</w:t>
             </w:r>
           </w:p>
         </w:tc>
@@ -17421,7 +16899,6 @@
                 <w:szCs w:val="32"/>
               </w:rPr>
             </w:pPr>
-            <w:proofErr w:type="spellStart"/>
             <w:r>
               <w:rPr>
                 <w:rFonts w:asciiTheme="majorBidi" w:hAnsiTheme="majorBidi" w:cstheme="majorBidi"/>
@@ -17430,7 +16907,6 @@
               </w:rPr>
               <w:t>ผ่าน</w:t>
             </w:r>
-            <w:proofErr w:type="spellEnd"/>
           </w:p>
         </w:tc>
       </w:tr>
@@ -17651,34 +17127,14 @@
                 <w:szCs w:val="32"/>
               </w:rPr>
             </w:pPr>
-            <w:proofErr w:type="spellStart"/>
-            <w:r>
-              <w:rPr>
-                <w:rFonts w:asciiTheme="majorBidi" w:hAnsiTheme="majorBidi" w:cstheme="majorBidi"/>
-                <w:sz w:val="32"/>
-                <w:szCs w:val="32"/>
-              </w:rPr>
-              <w:t>ระบบแจ้งเตือนว่าจำเป็นต้องกรอกชื่อ</w:t>
-            </w:r>
-            <w:proofErr w:type="spellEnd"/>
-            <w:r>
-              <w:rPr>
-                <w:rFonts w:asciiTheme="majorBidi" w:hAnsiTheme="majorBidi" w:cstheme="majorBidi"/>
-                <w:sz w:val="32"/>
-                <w:szCs w:val="32"/>
-              </w:rPr>
-              <w:t xml:space="preserve"> </w:t>
-            </w:r>
-            <w:proofErr w:type="spellStart"/>
-            <w:r>
-              <w:rPr>
-                <w:rFonts w:asciiTheme="majorBidi" w:hAnsiTheme="majorBidi" w:cstheme="majorBidi"/>
-                <w:sz w:val="32"/>
-                <w:szCs w:val="32"/>
-              </w:rPr>
-              <w:t>และไม่อนุญาตให้บันทึกค่าว่าง</w:t>
-            </w:r>
-            <w:proofErr w:type="spellEnd"/>
+            <w:r>
+              <w:rPr>
+                <w:rFonts w:asciiTheme="majorBidi" w:hAnsiTheme="majorBidi" w:cstheme="majorBidi"/>
+                <w:sz w:val="32"/>
+                <w:szCs w:val="32"/>
+              </w:rPr>
+              <w:t>ระบบแจ้งเตือนว่าจำเป็นต้องกรอกชื่อ และไม่อนุญาตให้บันทึกค่าว่าง</w:t>
+            </w:r>
           </w:p>
         </w:tc>
         <w:tc>
@@ -17702,7 +17158,6 @@
                 <w:szCs w:val="32"/>
               </w:rPr>
             </w:pPr>
-            <w:proofErr w:type="spellStart"/>
             <w:r>
               <w:rPr>
                 <w:rFonts w:asciiTheme="majorBidi" w:hAnsiTheme="majorBidi" w:cstheme="majorBidi"/>
@@ -17711,7 +17166,6 @@
               </w:rPr>
               <w:t>ผ่าน</w:t>
             </w:r>
-            <w:proofErr w:type="spellEnd"/>
           </w:p>
         </w:tc>
       </w:tr>
@@ -17932,7 +17386,6 @@
                 <w:szCs w:val="32"/>
               </w:rPr>
             </w:pPr>
-            <w:proofErr w:type="spellStart"/>
             <w:r>
               <w:rPr>
                 <w:rFonts w:asciiTheme="majorBidi" w:hAnsiTheme="majorBidi" w:cstheme="majorBidi"/>
@@ -17941,7 +17394,6 @@
               </w:rPr>
               <w:t>ระบบป้องกันไม่ให้ใช้รหัสซ้ำกัน</w:t>
             </w:r>
-            <w:proofErr w:type="spellEnd"/>
           </w:p>
         </w:tc>
         <w:tc>
@@ -17965,7 +17417,6 @@
                 <w:szCs w:val="32"/>
               </w:rPr>
             </w:pPr>
-            <w:proofErr w:type="spellStart"/>
             <w:r>
               <w:rPr>
                 <w:rFonts w:asciiTheme="majorBidi" w:hAnsiTheme="majorBidi" w:cstheme="majorBidi"/>
@@ -17974,7 +17425,6 @@
               </w:rPr>
               <w:t>ผ่าน</w:t>
             </w:r>
-            <w:proofErr w:type="spellEnd"/>
           </w:p>
         </w:tc>
       </w:tr>
@@ -18188,90 +17638,24 @@
             <w:hideMark/>
           </w:tcPr>
           <w:p>
-            <w:proofErr w:type="spellStart"/>
             <w:r>
               <w:rPr>
                 <w:rFonts w:ascii="Angsana New" w:eastAsia="Angsana New" w:hAnsi="Angsana New" w:cs="Angsana New"/>
                 <w:sz w:val="32"/>
                 <w:szCs w:val="32"/>
               </w:rPr>
-              <w:t>ระบบยอมให้ผู้ใช้กรอกค่า</w:t>
-            </w:r>
-            <w:proofErr w:type="spellEnd"/>
+              <w:t xml:space="preserve">ระบบยอมให้ผู้ใช้กรอกค่า Max Books ของ Student เกิน 3 เล่ม </w:t>
+            </w:r>
+          </w:p>
+          <w:p>
             <w:r>
               <w:rPr>
                 <w:rFonts w:ascii="Angsana New" w:eastAsia="Angsana New" w:hAnsi="Angsana New" w:cs="Angsana New"/>
                 <w:sz w:val="32"/>
                 <w:szCs w:val="32"/>
               </w:rPr>
-              <w:t xml:space="preserve"> Max Books </w:t>
-            </w:r>
-            <w:proofErr w:type="spellStart"/>
-            <w:r>
-              <w:rPr>
-                <w:rFonts w:ascii="Angsana New" w:eastAsia="Angsana New" w:hAnsi="Angsana New" w:cs="Angsana New"/>
-                <w:sz w:val="32"/>
-                <w:szCs w:val="32"/>
-              </w:rPr>
-              <w:t>ของ</w:t>
-            </w:r>
-            <w:proofErr w:type="spellEnd"/>
-            <w:r>
-              <w:rPr>
-                <w:rFonts w:ascii="Angsana New" w:eastAsia="Angsana New" w:hAnsi="Angsana New" w:cs="Angsana New"/>
-                <w:sz w:val="32"/>
-                <w:szCs w:val="32"/>
-              </w:rPr>
-              <w:t xml:space="preserve"> Student </w:t>
-            </w:r>
-            <w:proofErr w:type="spellStart"/>
-            <w:r>
-              <w:rPr>
-                <w:rFonts w:ascii="Angsana New" w:eastAsia="Angsana New" w:hAnsi="Angsana New" w:cs="Angsana New"/>
-                <w:sz w:val="32"/>
-                <w:szCs w:val="32"/>
-              </w:rPr>
-              <w:t>เกิน</w:t>
-            </w:r>
-            <w:proofErr w:type="spellEnd"/>
-            <w:r>
-              <w:rPr>
-                <w:rFonts w:ascii="Angsana New" w:eastAsia="Angsana New" w:hAnsi="Angsana New" w:cs="Angsana New"/>
-                <w:sz w:val="32"/>
-                <w:szCs w:val="32"/>
-              </w:rPr>
-              <w:t xml:space="preserve"> 3 </w:t>
-            </w:r>
-            <w:proofErr w:type="spellStart"/>
-            <w:r>
-              <w:rPr>
-                <w:rFonts w:ascii="Angsana New" w:eastAsia="Angsana New" w:hAnsi="Angsana New" w:cs="Angsana New"/>
-                <w:sz w:val="32"/>
-                <w:szCs w:val="32"/>
-              </w:rPr>
-              <w:t>เล่ม</w:t>
-            </w:r>
-            <w:proofErr w:type="spellEnd"/>
-            <w:r>
-              <w:rPr>
-                <w:rFonts w:ascii="Angsana New" w:eastAsia="Angsana New" w:hAnsi="Angsana New" w:cs="Angsana New"/>
-                <w:sz w:val="32"/>
-                <w:szCs w:val="32"/>
-              </w:rPr>
-              <w:t xml:space="preserve"> </w:t>
-            </w:r>
-          </w:p>
-          <w:p>
-            <w:proofErr w:type="spellStart"/>
-            <w:r>
-              <w:rPr>
-                <w:rFonts w:ascii="Angsana New" w:eastAsia="Angsana New" w:hAnsi="Angsana New" w:cs="Angsana New"/>
-                <w:sz w:val="32"/>
-                <w:szCs w:val="32"/>
-              </w:rPr>
               <w:t>และบันทึกลงฐานข้อมูลได้</w:t>
             </w:r>
-            <w:proofErr w:type="spellEnd"/>
           </w:p>
           <w:p>
             <w:pPr>
@@ -18526,34 +17910,14 @@
                 <w:szCs w:val="32"/>
               </w:rPr>
             </w:pPr>
-            <w:proofErr w:type="spellStart"/>
-            <w:r>
-              <w:rPr>
-                <w:rFonts w:asciiTheme="majorBidi" w:hAnsiTheme="majorBidi" w:cstheme="majorBidi"/>
-                <w:sz w:val="32"/>
-                <w:szCs w:val="32"/>
-              </w:rPr>
-              <w:t>ข้อมูลในตารางเปลี่ยนตามจริง</w:t>
-            </w:r>
-            <w:proofErr w:type="spellEnd"/>
-            <w:r>
-              <w:rPr>
-                <w:rFonts w:asciiTheme="majorBidi" w:hAnsiTheme="majorBidi" w:cstheme="majorBidi"/>
-                <w:sz w:val="32"/>
-                <w:szCs w:val="32"/>
-              </w:rPr>
-              <w:t xml:space="preserve"> </w:t>
-            </w:r>
-            <w:proofErr w:type="spellStart"/>
-            <w:r>
-              <w:rPr>
-                <w:rFonts w:asciiTheme="majorBidi" w:hAnsiTheme="majorBidi" w:cstheme="majorBidi"/>
-                <w:sz w:val="32"/>
-                <w:szCs w:val="32"/>
-              </w:rPr>
-              <w:t>และระบบแจ้งว่าแก้ไขสำเร็จ</w:t>
-            </w:r>
-            <w:proofErr w:type="spellEnd"/>
+            <w:r>
+              <w:rPr>
+                <w:rFonts w:asciiTheme="majorBidi" w:hAnsiTheme="majorBidi" w:cstheme="majorBidi"/>
+                <w:sz w:val="32"/>
+                <w:szCs w:val="32"/>
+              </w:rPr>
+              <w:t>ข้อมูลในตารางเปลี่ยนตามจริง และระบบแจ้งว่าแก้ไขสำเร็จ</w:t>
+            </w:r>
           </w:p>
         </w:tc>
         <w:tc>
@@ -18577,7 +17941,6 @@
                 <w:szCs w:val="32"/>
               </w:rPr>
             </w:pPr>
-            <w:proofErr w:type="spellStart"/>
             <w:r>
               <w:rPr>
                 <w:rFonts w:asciiTheme="majorBidi" w:hAnsiTheme="majorBidi" w:cstheme="majorBidi"/>
@@ -18586,7 +17949,6 @@
               </w:rPr>
               <w:t>ผ่าน</w:t>
             </w:r>
-            <w:proofErr w:type="spellEnd"/>
           </w:p>
         </w:tc>
       </w:tr>
@@ -18849,7 +18211,6 @@
                 <w:szCs w:val="32"/>
               </w:rPr>
             </w:pPr>
-            <w:proofErr w:type="spellStart"/>
             <w:r>
               <w:rPr>
                 <w:rFonts w:asciiTheme="majorBidi" w:hAnsiTheme="majorBidi" w:cstheme="majorBidi"/>
@@ -18858,7 +18219,6 @@
               </w:rPr>
               <w:t>ตัวเลือกประเภทสมาชิกของทั้งสองหน้าตรงกัน</w:t>
             </w:r>
-            <w:proofErr w:type="spellEnd"/>
           </w:p>
         </w:tc>
         <w:tc>
@@ -18882,7 +18242,6 @@
                 <w:szCs w:val="32"/>
               </w:rPr>
             </w:pPr>
-            <w:proofErr w:type="spellStart"/>
             <w:r>
               <w:rPr>
                 <w:rFonts w:asciiTheme="majorBidi" w:hAnsiTheme="majorBidi" w:cstheme="majorBidi"/>
@@ -18891,7 +18250,6 @@
               </w:rPr>
               <w:t>ผ่าน</w:t>
             </w:r>
-            <w:proofErr w:type="spellEnd"/>
           </w:p>
         </w:tc>
       </w:tr>
@@ -19155,34 +18513,14 @@
                 <w:szCs w:val="32"/>
               </w:rPr>
             </w:pPr>
-            <w:proofErr w:type="spellStart"/>
-            <w:r>
-              <w:rPr>
-                <w:rFonts w:asciiTheme="majorBidi" w:hAnsiTheme="majorBidi" w:cstheme="majorBidi"/>
-                <w:sz w:val="32"/>
-                <w:szCs w:val="32"/>
-              </w:rPr>
-              <w:t>สถานะเปลี่ยนเป็น</w:t>
-            </w:r>
-            <w:proofErr w:type="spellEnd"/>
-            <w:r>
-              <w:rPr>
-                <w:rFonts w:asciiTheme="majorBidi" w:hAnsiTheme="majorBidi" w:cstheme="majorBidi"/>
-                <w:sz w:val="32"/>
-                <w:szCs w:val="32"/>
-              </w:rPr>
-              <w:t xml:space="preserve"> Suspended </w:t>
-            </w:r>
-            <w:proofErr w:type="spellStart"/>
-            <w:r>
-              <w:rPr>
-                <w:rFonts w:asciiTheme="majorBidi" w:hAnsiTheme="majorBidi" w:cstheme="majorBidi"/>
-                <w:sz w:val="32"/>
-                <w:szCs w:val="32"/>
-              </w:rPr>
-              <w:t>เพื่อเตรียมบล็อกการยืมหนังสือ</w:t>
-            </w:r>
-            <w:proofErr w:type="spellEnd"/>
+            <w:r>
+              <w:rPr>
+                <w:rFonts w:asciiTheme="majorBidi" w:hAnsiTheme="majorBidi" w:cstheme="majorBidi"/>
+                <w:sz w:val="32"/>
+                <w:szCs w:val="32"/>
+              </w:rPr>
+              <w:t>สถานะเปลี่ยนเป็น Suspended เพื่อเตรียมบล็อกการยืมหนังสือ</w:t>
+            </w:r>
           </w:p>
         </w:tc>
         <w:tc>
@@ -19206,7 +18544,6 @@
                 <w:szCs w:val="32"/>
               </w:rPr>
             </w:pPr>
-            <w:proofErr w:type="spellStart"/>
             <w:r>
               <w:rPr>
                 <w:rFonts w:asciiTheme="majorBidi" w:hAnsiTheme="majorBidi" w:cstheme="majorBidi"/>
@@ -19215,7 +18552,6 @@
               </w:rPr>
               <w:t>ผ่าน</w:t>
             </w:r>
-            <w:proofErr w:type="spellEnd"/>
           </w:p>
         </w:tc>
       </w:tr>
@@ -19411,41 +18747,13 @@
                 <w:szCs w:val="32"/>
               </w:rPr>
             </w:pPr>
-            <w:proofErr w:type="spellStart"/>
-            <w:r>
-              <w:rPr>
-                <w:rFonts w:asciiTheme="majorBidi" w:hAnsiTheme="majorBidi" w:cstheme="majorBidi"/>
-                <w:sz w:val="32"/>
-                <w:szCs w:val="32"/>
-              </w:rPr>
-              <w:t>ไม่มีช่อง</w:t>
-            </w:r>
-            <w:proofErr w:type="spellEnd"/>
-            <w:r>
-              <w:rPr>
-                <w:rFonts w:asciiTheme="majorBidi" w:hAnsiTheme="majorBidi" w:cstheme="majorBidi"/>
-                <w:sz w:val="32"/>
-                <w:szCs w:val="32"/>
-              </w:rPr>
-              <w:t xml:space="preserve"> Search </w:t>
-            </w:r>
-            <w:proofErr w:type="spellStart"/>
-            <w:r>
-              <w:rPr>
-                <w:rFonts w:asciiTheme="majorBidi" w:hAnsiTheme="majorBidi" w:cstheme="majorBidi"/>
-                <w:sz w:val="32"/>
-                <w:szCs w:val="32"/>
-              </w:rPr>
-              <w:t>ปรากฏอยู่ในหน้า</w:t>
-            </w:r>
-            <w:proofErr w:type="spellEnd"/>
-            <w:r>
-              <w:rPr>
-                <w:rFonts w:asciiTheme="majorBidi" w:hAnsiTheme="majorBidi" w:cstheme="majorBidi"/>
-                <w:sz w:val="32"/>
-                <w:szCs w:val="32"/>
-              </w:rPr>
-              <w:t xml:space="preserve"> Member</w:t>
+            <w:r>
+              <w:rPr>
+                <w:rFonts w:asciiTheme="majorBidi" w:hAnsiTheme="majorBidi" w:cstheme="majorBidi"/>
+                <w:sz w:val="32"/>
+                <w:szCs w:val="32"/>
+              </w:rPr>
+              <w:t>ไม่มีช่อง Search ปรากฏอยู่ในหน้า Member</w:t>
             </w:r>
           </w:p>
         </w:tc>
@@ -19470,7 +18778,6 @@
                 <w:szCs w:val="32"/>
               </w:rPr>
             </w:pPr>
-            <w:proofErr w:type="spellStart"/>
             <w:r>
               <w:rPr>
                 <w:rFonts w:asciiTheme="majorBidi" w:hAnsiTheme="majorBidi" w:cstheme="majorBidi"/>
@@ -19479,7 +18786,6 @@
               </w:rPr>
               <w:t>ไม่ผ่าน</w:t>
             </w:r>
-            <w:proofErr w:type="spellEnd"/>
           </w:p>
         </w:tc>
       </w:tr>
@@ -19675,7 +18981,6 @@
                 <w:szCs w:val="32"/>
               </w:rPr>
             </w:pPr>
-            <w:proofErr w:type="spellStart"/>
             <w:r>
               <w:rPr>
                 <w:rFonts w:asciiTheme="majorBidi" w:hAnsiTheme="majorBidi" w:cstheme="majorBidi"/>
@@ -19684,7 +18989,6 @@
               </w:rPr>
               <w:t>ข้อมูลสมาชิกถูกลบออกจากตารางและฐานข้อมูล</w:t>
             </w:r>
-            <w:proofErr w:type="spellEnd"/>
           </w:p>
         </w:tc>
         <w:tc>
@@ -19708,7 +19012,6 @@
                 <w:szCs w:val="32"/>
               </w:rPr>
             </w:pPr>
-            <w:proofErr w:type="spellStart"/>
             <w:r>
               <w:rPr>
                 <w:rFonts w:asciiTheme="majorBidi" w:hAnsiTheme="majorBidi" w:cstheme="majorBidi"/>
@@ -19717,7 +19020,6 @@
               </w:rPr>
               <w:t>ผ่าน</w:t>
             </w:r>
-            <w:proofErr w:type="spellEnd"/>
           </w:p>
         </w:tc>
       </w:tr>
@@ -19912,7 +19214,6 @@
                 <w:szCs w:val="32"/>
               </w:rPr>
             </w:pPr>
-            <w:proofErr w:type="spellStart"/>
             <w:r>
               <w:rPr>
                 <w:rFonts w:asciiTheme="majorBidi" w:hAnsiTheme="majorBidi" w:cstheme="majorBidi"/>
@@ -19921,7 +19222,6 @@
               </w:rPr>
               <w:t>ระบบไม่อนุญาตให้ลบสมาชิก</w:t>
             </w:r>
-            <w:proofErr w:type="spellEnd"/>
           </w:p>
         </w:tc>
         <w:tc>
@@ -19945,7 +19245,6 @@
                 <w:szCs w:val="32"/>
               </w:rPr>
             </w:pPr>
-            <w:proofErr w:type="spellStart"/>
             <w:r>
               <w:rPr>
                 <w:rFonts w:asciiTheme="majorBidi" w:hAnsiTheme="majorBidi" w:cstheme="majorBidi"/>
@@ -19954,7 +19253,6 @@
               </w:rPr>
               <w:t>ผ่าน</w:t>
             </w:r>
-            <w:proofErr w:type="spellEnd"/>
           </w:p>
         </w:tc>
       </w:tr>
@@ -20212,41 +19510,13 @@
                 <w:szCs w:val="32"/>
               </w:rPr>
             </w:pPr>
-            <w:proofErr w:type="spellStart"/>
-            <w:r>
-              <w:rPr>
-                <w:rFonts w:asciiTheme="majorBidi" w:hAnsiTheme="majorBidi" w:cstheme="majorBidi"/>
-                <w:sz w:val="32"/>
-                <w:szCs w:val="32"/>
-              </w:rPr>
-              <w:t>ระบบบันทึกรายการยืมสำเร็จ</w:t>
-            </w:r>
-            <w:proofErr w:type="spellEnd"/>
-            <w:r>
-              <w:rPr>
-                <w:rFonts w:asciiTheme="majorBidi" w:hAnsiTheme="majorBidi" w:cstheme="majorBidi"/>
-                <w:sz w:val="32"/>
-                <w:szCs w:val="32"/>
-              </w:rPr>
-              <w:t xml:space="preserve"> </w:t>
-            </w:r>
-            <w:proofErr w:type="spellStart"/>
-            <w:r>
-              <w:rPr>
-                <w:rFonts w:asciiTheme="majorBidi" w:hAnsiTheme="majorBidi" w:cstheme="majorBidi"/>
-                <w:sz w:val="32"/>
-                <w:szCs w:val="32"/>
-              </w:rPr>
-              <w:t>และแสดงในตารางด้วยสถานะ</w:t>
-            </w:r>
-            <w:proofErr w:type="spellEnd"/>
-            <w:r>
-              <w:rPr>
-                <w:rFonts w:asciiTheme="majorBidi" w:hAnsiTheme="majorBidi" w:cstheme="majorBidi"/>
-                <w:sz w:val="32"/>
-                <w:szCs w:val="32"/>
-              </w:rPr>
-              <w:t xml:space="preserve"> "Borrowed"</w:t>
+            <w:r>
+              <w:rPr>
+                <w:rFonts w:asciiTheme="majorBidi" w:hAnsiTheme="majorBidi" w:cstheme="majorBidi"/>
+                <w:sz w:val="32"/>
+                <w:szCs w:val="32"/>
+              </w:rPr>
+              <w:t>ระบบบันทึกรายการยืมสำเร็จ และแสดงในตารางด้วยสถานะ "Borrowed"</w:t>
             </w:r>
           </w:p>
         </w:tc>
@@ -20271,7 +19541,6 @@
                 <w:szCs w:val="32"/>
               </w:rPr>
             </w:pPr>
-            <w:proofErr w:type="spellStart"/>
             <w:r>
               <w:rPr>
                 <w:rFonts w:asciiTheme="majorBidi" w:hAnsiTheme="majorBidi" w:cstheme="majorBidi"/>
@@ -20280,7 +19549,6 @@
               </w:rPr>
               <w:t>ผ่าน</w:t>
             </w:r>
-            <w:proofErr w:type="spellEnd"/>
           </w:p>
         </w:tc>
       </w:tr>
@@ -20511,34 +19779,14 @@
                 <w:szCs w:val="32"/>
               </w:rPr>
             </w:pPr>
-            <w:proofErr w:type="spellStart"/>
-            <w:r>
-              <w:rPr>
-                <w:rFonts w:asciiTheme="majorBidi" w:hAnsiTheme="majorBidi" w:cstheme="majorBidi"/>
-                <w:sz w:val="32"/>
-                <w:szCs w:val="32"/>
-              </w:rPr>
-              <w:t>สถานะในตารางเปลี่ยนเป็น</w:t>
-            </w:r>
-            <w:proofErr w:type="spellEnd"/>
-            <w:r>
-              <w:rPr>
-                <w:rFonts w:asciiTheme="majorBidi" w:hAnsiTheme="majorBidi" w:cstheme="majorBidi"/>
-                <w:sz w:val="32"/>
-                <w:szCs w:val="32"/>
-              </w:rPr>
-              <w:t xml:space="preserve"> "Returned" </w:t>
-            </w:r>
-            <w:proofErr w:type="spellStart"/>
-            <w:r>
-              <w:rPr>
-                <w:rFonts w:asciiTheme="majorBidi" w:hAnsiTheme="majorBidi" w:cstheme="majorBidi"/>
-                <w:sz w:val="32"/>
-                <w:szCs w:val="32"/>
-              </w:rPr>
-              <w:t>และมีการลงวันที่คืนหนังสือ</w:t>
-            </w:r>
-            <w:proofErr w:type="spellEnd"/>
+            <w:r>
+              <w:rPr>
+                <w:rFonts w:asciiTheme="majorBidi" w:hAnsiTheme="majorBidi" w:cstheme="majorBidi"/>
+                <w:sz w:val="32"/>
+                <w:szCs w:val="32"/>
+              </w:rPr>
+              <w:t>สถานะในตารางเปลี่ยนเป็น "Returned" และมีการลงวันที่คืนหนังสือ</w:t>
+            </w:r>
           </w:p>
         </w:tc>
         <w:tc>
@@ -20562,7 +19810,6 @@
                 <w:szCs w:val="32"/>
               </w:rPr>
             </w:pPr>
-            <w:proofErr w:type="spellStart"/>
             <w:r>
               <w:rPr>
                 <w:rFonts w:asciiTheme="majorBidi" w:hAnsiTheme="majorBidi" w:cstheme="majorBidi"/>
@@ -20571,7 +19818,6 @@
               </w:rPr>
               <w:t>ผ่าน</w:t>
             </w:r>
-            <w:proofErr w:type="spellEnd"/>
           </w:p>
         </w:tc>
       </w:tr>
@@ -20817,70 +20063,14 @@
                 <w:szCs w:val="32"/>
               </w:rPr>
             </w:pPr>
-            <w:proofErr w:type="spellStart"/>
-            <w:r>
-              <w:rPr>
-                <w:rFonts w:asciiTheme="majorBidi" w:hAnsiTheme="majorBidi" w:cstheme="majorBidi"/>
-                <w:sz w:val="32"/>
-                <w:szCs w:val="32"/>
-              </w:rPr>
-              <w:t>จำนวน</w:t>
-            </w:r>
-            <w:proofErr w:type="spellEnd"/>
-            <w:r>
-              <w:rPr>
-                <w:rFonts w:asciiTheme="majorBidi" w:hAnsiTheme="majorBidi" w:cstheme="majorBidi"/>
-                <w:sz w:val="32"/>
-                <w:szCs w:val="32"/>
-              </w:rPr>
-              <w:t xml:space="preserve"> </w:t>
-            </w:r>
-            <w:proofErr w:type="spellStart"/>
-            <w:r>
-              <w:rPr>
-                <w:rFonts w:asciiTheme="majorBidi" w:hAnsiTheme="majorBidi" w:cstheme="majorBidi"/>
-                <w:sz w:val="32"/>
-                <w:szCs w:val="32"/>
-              </w:rPr>
-              <w:t>Avaliable</w:t>
-            </w:r>
-            <w:proofErr w:type="spellEnd"/>
-            <w:r>
-              <w:rPr>
-                <w:rFonts w:asciiTheme="majorBidi" w:hAnsiTheme="majorBidi" w:cstheme="majorBidi"/>
-                <w:sz w:val="32"/>
-                <w:szCs w:val="32"/>
-              </w:rPr>
-              <w:t xml:space="preserve"> Copies </w:t>
-            </w:r>
-            <w:proofErr w:type="spellStart"/>
-            <w:r>
-              <w:rPr>
-                <w:rFonts w:asciiTheme="majorBidi" w:hAnsiTheme="majorBidi" w:cstheme="majorBidi"/>
-                <w:sz w:val="32"/>
-                <w:szCs w:val="32"/>
-              </w:rPr>
-              <w:t>ลดลง</w:t>
-            </w:r>
-            <w:proofErr w:type="spellEnd"/>
-            <w:r>
-              <w:rPr>
-                <w:rFonts w:asciiTheme="majorBidi" w:hAnsiTheme="majorBidi" w:cstheme="majorBidi"/>
-                <w:sz w:val="32"/>
-                <w:szCs w:val="32"/>
-              </w:rPr>
-              <w:t xml:space="preserve"> 1 </w:t>
-            </w:r>
-            <w:proofErr w:type="spellStart"/>
-            <w:r>
-              <w:rPr>
-                <w:rFonts w:asciiTheme="majorBidi" w:hAnsiTheme="majorBidi" w:cstheme="majorBidi"/>
-                <w:sz w:val="32"/>
-                <w:szCs w:val="32"/>
-              </w:rPr>
-              <w:t>เล่ม</w:t>
-            </w:r>
-            <w:proofErr w:type="spellEnd"/>
+            <w:r>
+              <w:rPr>
+                <w:rFonts w:asciiTheme="majorBidi" w:hAnsiTheme="majorBidi" w:cstheme="majorBidi"/>
+                <w:sz w:val="32"/>
+                <w:szCs w:val="32"/>
+              </w:rPr>
+              <w:t>จำนวน Avaliable Copies ลดลง 1 เล่ม</w:t>
+            </w:r>
           </w:p>
         </w:tc>
         <w:tc>
@@ -20904,7 +20094,6 @@
                 <w:szCs w:val="32"/>
               </w:rPr>
             </w:pPr>
-            <w:proofErr w:type="spellStart"/>
             <w:r>
               <w:rPr>
                 <w:rFonts w:asciiTheme="majorBidi" w:hAnsiTheme="majorBidi" w:cstheme="majorBidi"/>
@@ -20913,7 +20102,6 @@
               </w:rPr>
               <w:t>ผ่าน</w:t>
             </w:r>
-            <w:proofErr w:type="spellEnd"/>
           </w:p>
         </w:tc>
       </w:tr>
@@ -21159,52 +20347,14 @@
                 <w:szCs w:val="32"/>
               </w:rPr>
             </w:pPr>
-            <w:proofErr w:type="spellStart"/>
-            <w:r>
-              <w:rPr>
-                <w:rFonts w:asciiTheme="majorBidi" w:hAnsiTheme="majorBidi" w:cstheme="majorBidi"/>
-                <w:sz w:val="32"/>
-                <w:szCs w:val="32"/>
-              </w:rPr>
-              <w:t>จำนวน</w:t>
-            </w:r>
-            <w:proofErr w:type="spellEnd"/>
-            <w:r>
-              <w:rPr>
-                <w:rFonts w:asciiTheme="majorBidi" w:hAnsiTheme="majorBidi" w:cstheme="majorBidi"/>
-                <w:sz w:val="32"/>
-                <w:szCs w:val="32"/>
-              </w:rPr>
-              <w:t xml:space="preserve"> Available Copies </w:t>
-            </w:r>
-            <w:proofErr w:type="spellStart"/>
-            <w:r>
-              <w:rPr>
-                <w:rFonts w:asciiTheme="majorBidi" w:hAnsiTheme="majorBidi" w:cstheme="majorBidi"/>
-                <w:sz w:val="32"/>
-                <w:szCs w:val="32"/>
-              </w:rPr>
-              <w:t>เพิ่มกลับมา</w:t>
-            </w:r>
-            <w:proofErr w:type="spellEnd"/>
-            <w:r>
-              <w:rPr>
-                <w:rFonts w:asciiTheme="majorBidi" w:hAnsiTheme="majorBidi" w:cstheme="majorBidi"/>
-                <w:sz w:val="32"/>
-                <w:szCs w:val="32"/>
-              </w:rPr>
-              <w:t xml:space="preserve"> 1 </w:t>
-            </w:r>
-            <w:proofErr w:type="spellStart"/>
-            <w:r>
-              <w:rPr>
-                <w:rFonts w:asciiTheme="majorBidi" w:hAnsiTheme="majorBidi" w:cstheme="majorBidi"/>
-                <w:sz w:val="32"/>
-                <w:szCs w:val="32"/>
-              </w:rPr>
-              <w:t>เล่ม</w:t>
-            </w:r>
-            <w:proofErr w:type="spellEnd"/>
+            <w:r>
+              <w:rPr>
+                <w:rFonts w:asciiTheme="majorBidi" w:hAnsiTheme="majorBidi" w:cstheme="majorBidi"/>
+                <w:sz w:val="32"/>
+                <w:szCs w:val="32"/>
+              </w:rPr>
+              <w:t>จำนวน Available Copies เพิ่มกลับมา 1 เล่ม</w:t>
+            </w:r>
           </w:p>
         </w:tc>
         <w:tc>
@@ -21228,7 +20378,6 @@
                 <w:szCs w:val="32"/>
               </w:rPr>
             </w:pPr>
-            <w:proofErr w:type="spellStart"/>
             <w:r>
               <w:rPr>
                 <w:rFonts w:asciiTheme="majorBidi" w:hAnsiTheme="majorBidi" w:cstheme="majorBidi"/>
@@ -21237,7 +20386,6 @@
               </w:rPr>
               <w:t>ผ่าน</w:t>
             </w:r>
-            <w:proofErr w:type="spellEnd"/>
           </w:p>
         </w:tc>
       </w:tr>
@@ -21459,7 +20607,6 @@
                 <w:szCs w:val="32"/>
               </w:rPr>
             </w:pPr>
-            <w:proofErr w:type="spellStart"/>
             <w:r>
               <w:rPr>
                 <w:rFonts w:asciiTheme="majorBidi" w:hAnsiTheme="majorBidi" w:cstheme="majorBidi"/>
@@ -21468,7 +20615,6 @@
               </w:rPr>
               <w:t>ระบบไม่อนุญาตให้ยืมและแจ้งเตือนว่าเกินโควตา</w:t>
             </w:r>
-            <w:proofErr w:type="spellEnd"/>
           </w:p>
         </w:tc>
         <w:tc>
@@ -21492,7 +20638,6 @@
                 <w:szCs w:val="32"/>
               </w:rPr>
             </w:pPr>
-            <w:proofErr w:type="spellStart"/>
             <w:r>
               <w:rPr>
                 <w:rFonts w:asciiTheme="majorBidi" w:hAnsiTheme="majorBidi" w:cstheme="majorBidi"/>
@@ -21501,7 +20646,6 @@
               </w:rPr>
               <w:t>ผ่าน</w:t>
             </w:r>
-            <w:proofErr w:type="spellEnd"/>
           </w:p>
         </w:tc>
       </w:tr>
@@ -21670,7 +20814,6 @@
                 <w:szCs w:val="32"/>
               </w:rPr>
             </w:pPr>
-            <w:proofErr w:type="spellStart"/>
             <w:r>
               <w:rPr>
                 <w:rFonts w:asciiTheme="majorBidi" w:hAnsiTheme="majorBidi" w:cstheme="majorBidi"/>
@@ -21679,7 +20822,6 @@
               </w:rPr>
               <w:t>ระบบไม่อนุญาตให้ทำรายการยืมหนังสือ</w:t>
             </w:r>
-            <w:proofErr w:type="spellEnd"/>
           </w:p>
         </w:tc>
         <w:tc>
@@ -21703,7 +20845,6 @@
                 <w:szCs w:val="32"/>
               </w:rPr>
             </w:pPr>
-            <w:proofErr w:type="spellStart"/>
             <w:r>
               <w:rPr>
                 <w:rFonts w:asciiTheme="majorBidi" w:hAnsiTheme="majorBidi" w:cstheme="majorBidi"/>
@@ -21712,7 +20853,6 @@
               </w:rPr>
               <w:t>ผ่าน</w:t>
             </w:r>
-            <w:proofErr w:type="spellEnd"/>
           </w:p>
         </w:tc>
       </w:tr>
@@ -21881,7 +21021,6 @@
                 <w:szCs w:val="32"/>
               </w:rPr>
             </w:pPr>
-            <w:proofErr w:type="spellStart"/>
             <w:r>
               <w:rPr>
                 <w:rFonts w:asciiTheme="majorBidi" w:hAnsiTheme="majorBidi" w:cstheme="majorBidi"/>
@@ -21890,7 +21029,6 @@
               </w:rPr>
               <w:t>ระบบไม่อนุญาตให้สมาชิกที่ถูกระงับสิทธิ์ยืมหนังสือ</w:t>
             </w:r>
-            <w:proofErr w:type="spellEnd"/>
           </w:p>
         </w:tc>
         <w:tc>
@@ -21914,7 +21052,6 @@
                 <w:szCs w:val="32"/>
               </w:rPr>
             </w:pPr>
-            <w:proofErr w:type="spellStart"/>
             <w:r>
               <w:rPr>
                 <w:rFonts w:asciiTheme="majorBidi" w:hAnsiTheme="majorBidi" w:cstheme="majorBidi"/>
@@ -21923,7 +21060,6 @@
               </w:rPr>
               <w:t>ผ่าน</w:t>
             </w:r>
-            <w:proofErr w:type="spellEnd"/>
           </w:p>
         </w:tc>
       </w:tr>
@@ -22118,34 +21254,14 @@
                 <w:szCs w:val="32"/>
               </w:rPr>
             </w:pPr>
-            <w:proofErr w:type="spellStart"/>
-            <w:r>
-              <w:rPr>
-                <w:rFonts w:asciiTheme="majorBidi" w:hAnsiTheme="majorBidi" w:cstheme="majorBidi"/>
-                <w:sz w:val="32"/>
-                <w:szCs w:val="32"/>
-              </w:rPr>
-              <w:t>ระบบไม่อนุญาตให้บันทึก</w:t>
-            </w:r>
-            <w:proofErr w:type="spellEnd"/>
-            <w:r>
-              <w:rPr>
-                <w:rFonts w:asciiTheme="majorBidi" w:hAnsiTheme="majorBidi" w:cstheme="majorBidi"/>
-                <w:sz w:val="32"/>
-                <w:szCs w:val="32"/>
-              </w:rPr>
-              <w:t xml:space="preserve"> </w:t>
-            </w:r>
-            <w:proofErr w:type="spellStart"/>
-            <w:r>
-              <w:rPr>
-                <w:rFonts w:asciiTheme="majorBidi" w:hAnsiTheme="majorBidi" w:cstheme="majorBidi"/>
-                <w:sz w:val="32"/>
-                <w:szCs w:val="32"/>
-              </w:rPr>
-              <w:t>และแจ้งเตือนเรื่องความผิดปกติของวันที่</w:t>
-            </w:r>
-            <w:proofErr w:type="spellEnd"/>
+            <w:r>
+              <w:rPr>
+                <w:rFonts w:asciiTheme="majorBidi" w:hAnsiTheme="majorBidi" w:cstheme="majorBidi"/>
+                <w:sz w:val="32"/>
+                <w:szCs w:val="32"/>
+              </w:rPr>
+              <w:t>ระบบไม่อนุญาตให้บันทึก และแจ้งเตือนเรื่องความผิดปกติของวันที่</w:t>
+            </w:r>
           </w:p>
         </w:tc>
         <w:tc>
@@ -22169,7 +21285,6 @@
                 <w:szCs w:val="32"/>
               </w:rPr>
             </w:pPr>
-            <w:proofErr w:type="spellStart"/>
             <w:r>
               <w:rPr>
                 <w:rFonts w:asciiTheme="majorBidi" w:hAnsiTheme="majorBidi" w:cstheme="majorBidi"/>
@@ -22178,7 +21293,6 @@
               </w:rPr>
               <w:t>ผ่าน</w:t>
             </w:r>
-            <w:proofErr w:type="spellEnd"/>
           </w:p>
         </w:tc>
       </w:tr>
@@ -22240,23 +21354,13 @@
                 <w:szCs w:val="32"/>
               </w:rPr>
             </w:pPr>
-            <w:proofErr w:type="gramStart"/>
-            <w:r>
-              <w:rPr>
-                <w:rFonts w:asciiTheme="majorBidi" w:hAnsiTheme="majorBidi" w:cstheme="majorBidi"/>
-                <w:sz w:val="32"/>
-                <w:szCs w:val="32"/>
-              </w:rPr>
-              <w:t>Extend</w:t>
-            </w:r>
-            <w:proofErr w:type="gramEnd"/>
-            <w:r>
-              <w:rPr>
-                <w:rFonts w:asciiTheme="majorBidi" w:hAnsiTheme="majorBidi" w:cstheme="majorBidi"/>
-                <w:sz w:val="32"/>
-                <w:szCs w:val="32"/>
-              </w:rPr>
-              <w:t xml:space="preserve"> Due Date</w:t>
+            <w:r>
+              <w:rPr>
+                <w:rFonts w:asciiTheme="majorBidi" w:hAnsiTheme="majorBidi" w:cstheme="majorBidi"/>
+                <w:sz w:val="32"/>
+                <w:szCs w:val="32"/>
+              </w:rPr>
+              <w:t>Extend Due Date</w:t>
             </w:r>
           </w:p>
         </w:tc>
@@ -22361,9 +21465,16 @@
                 <w:szCs w:val="32"/>
                 <w:cs/>
               </w:rPr>
-              <w:t>ระบบต้องอ</w:t>
-            </w:r>
-            <w:proofErr w:type="spellStart"/>
+              <w:t xml:space="preserve">ระบบต้องอัปเดต </w:t>
+            </w:r>
+            <w:r>
+              <w:rPr>
+                <w:rFonts w:asciiTheme="majorBidi" w:hAnsiTheme="majorBidi" w:cstheme="majorBidi"/>
+                <w:sz w:val="32"/>
+                <w:szCs w:val="32"/>
+              </w:rPr>
+              <w:t xml:space="preserve">Due Date </w:t>
+            </w:r>
             <w:r>
               <w:rPr>
                 <w:rFonts w:asciiTheme="majorBidi" w:hAnsiTheme="majorBidi" w:cstheme="majorBidi"/>
@@ -22371,33 +21482,6 @@
                 <w:szCs w:val="32"/>
                 <w:cs/>
               </w:rPr>
-              <w:t>ัป</w:t>
-            </w:r>
-            <w:proofErr w:type="spellEnd"/>
-            <w:r>
-              <w:rPr>
-                <w:rFonts w:asciiTheme="majorBidi" w:hAnsiTheme="majorBidi" w:cstheme="majorBidi"/>
-                <w:sz w:val="32"/>
-                <w:szCs w:val="32"/>
-                <w:cs/>
-              </w:rPr>
-              <w:t xml:space="preserve">เดต </w:t>
-            </w:r>
-            <w:r>
-              <w:rPr>
-                <w:rFonts w:asciiTheme="majorBidi" w:hAnsiTheme="majorBidi" w:cstheme="majorBidi"/>
-                <w:sz w:val="32"/>
-                <w:szCs w:val="32"/>
-              </w:rPr>
-              <w:t xml:space="preserve">Due Date </w:t>
-            </w:r>
-            <w:r>
-              <w:rPr>
-                <w:rFonts w:asciiTheme="majorBidi" w:hAnsiTheme="majorBidi" w:cstheme="majorBidi"/>
-                <w:sz w:val="32"/>
-                <w:szCs w:val="32"/>
-                <w:cs/>
-              </w:rPr>
               <w:t>ใหม่ในฐานข้อมูลและหน้าจอได้อย่างถูกต้อง</w:t>
             </w:r>
           </w:p>
@@ -22422,34 +21506,14 @@
                 <w:szCs w:val="32"/>
               </w:rPr>
             </w:pPr>
-            <w:proofErr w:type="spellStart"/>
             <w:r>
               <w:rPr>
                 <w:rFonts w:ascii="Angsana New" w:eastAsia="Angsana New" w:hAnsi="Angsana New" w:cs="Angsana New"/>
                 <w:sz w:val="32"/>
                 <w:szCs w:val="32"/>
               </w:rPr>
-              <w:t>ไม่พบปุ่ม</w:t>
-            </w:r>
-            <w:proofErr w:type="spellEnd"/>
-            <w:r>
-              <w:rPr>
-                <w:rFonts w:ascii="Angsana New" w:eastAsia="Angsana New" w:hAnsi="Angsana New" w:cs="Angsana New"/>
-                <w:sz w:val="32"/>
-                <w:szCs w:val="32"/>
-              </w:rPr>
-              <w:t xml:space="preserve"> 'Extend' </w:t>
-            </w:r>
-            <w:proofErr w:type="spellStart"/>
-            <w:r>
-              <w:rPr>
-                <w:rFonts w:ascii="Angsana New" w:eastAsia="Angsana New" w:hAnsi="Angsana New" w:cs="Angsana New"/>
-                <w:sz w:val="32"/>
-                <w:szCs w:val="32"/>
-              </w:rPr>
-              <w:t>บนหน้ารายการยืม</w:t>
-            </w:r>
-            <w:proofErr w:type="spellEnd"/>
+              <w:t>ไม่พบปุ่ม 'Extend' บนหน้ารายการยืม</w:t>
+            </w:r>
           </w:p>
         </w:tc>
         <w:tc>
@@ -22473,7 +21537,6 @@
                 <w:szCs w:val="32"/>
               </w:rPr>
             </w:pPr>
-            <w:proofErr w:type="spellStart"/>
             <w:r>
               <w:rPr>
                 <w:rFonts w:asciiTheme="majorBidi" w:hAnsiTheme="majorBidi" w:cstheme="majorBidi"/>
@@ -22482,7 +21545,6 @@
               </w:rPr>
               <w:t>ไม่ผ่าน</w:t>
             </w:r>
-            <w:proofErr w:type="spellEnd"/>
           </w:p>
         </w:tc>
       </w:tr>
@@ -22669,7 +21731,6 @@
                 <w:szCs w:val="32"/>
               </w:rPr>
             </w:pPr>
-            <w:proofErr w:type="spellStart"/>
             <w:r>
               <w:rPr>
                 <w:rFonts w:ascii="Angsana New" w:eastAsia="Angsana New" w:hAnsi="Angsana New" w:cs="Angsana New"/>
@@ -22678,7 +21739,6 @@
               </w:rPr>
               <w:t>ไม่พบปุ่มให้ดูรายละเอียด</w:t>
             </w:r>
-            <w:proofErr w:type="spellEnd"/>
           </w:p>
           <w:p>
             <w:pPr>
@@ -22712,7 +21772,6 @@
                 <w:szCs w:val="32"/>
               </w:rPr>
             </w:pPr>
-            <w:proofErr w:type="spellStart"/>
             <w:r>
               <w:rPr>
                 <w:rFonts w:asciiTheme="majorBidi" w:hAnsiTheme="majorBidi" w:cstheme="majorBidi"/>
@@ -22721,7 +21780,6 @@
               </w:rPr>
               <w:t>ไม่ผ่าน</w:t>
             </w:r>
-            <w:proofErr w:type="spellEnd"/>
           </w:p>
         </w:tc>
       </w:tr>
@@ -22958,52 +22016,14 @@
                 <w:szCs w:val="32"/>
               </w:rPr>
             </w:pPr>
-            <w:proofErr w:type="spellStart"/>
-            <w:r>
-              <w:rPr>
-                <w:rFonts w:asciiTheme="majorBidi" w:hAnsiTheme="majorBidi" w:cstheme="majorBidi"/>
-                <w:sz w:val="32"/>
-                <w:szCs w:val="32"/>
-              </w:rPr>
-              <w:t>แสดงรายการที่</w:t>
-            </w:r>
-            <w:proofErr w:type="spellEnd"/>
-            <w:r>
-              <w:rPr>
-                <w:rFonts w:asciiTheme="majorBidi" w:hAnsiTheme="majorBidi" w:cstheme="majorBidi"/>
-                <w:sz w:val="32"/>
-                <w:szCs w:val="32"/>
-              </w:rPr>
-              <w:t xml:space="preserve"> "</w:t>
-            </w:r>
-            <w:proofErr w:type="spellStart"/>
-            <w:r>
-              <w:rPr>
-                <w:rFonts w:asciiTheme="majorBidi" w:hAnsiTheme="majorBidi" w:cstheme="majorBidi"/>
-                <w:sz w:val="32"/>
-                <w:szCs w:val="32"/>
-              </w:rPr>
-              <w:t>เลยกำหนดส่ง</w:t>
-            </w:r>
-            <w:proofErr w:type="spellEnd"/>
-            <w:r>
-              <w:rPr>
-                <w:rFonts w:asciiTheme="majorBidi" w:hAnsiTheme="majorBidi" w:cstheme="majorBidi"/>
-                <w:sz w:val="32"/>
-                <w:szCs w:val="32"/>
-              </w:rPr>
-              <w:t xml:space="preserve">" </w:t>
-            </w:r>
-            <w:proofErr w:type="spellStart"/>
-            <w:r>
-              <w:rPr>
-                <w:rFonts w:asciiTheme="majorBidi" w:hAnsiTheme="majorBidi" w:cstheme="majorBidi"/>
-                <w:sz w:val="32"/>
-                <w:szCs w:val="32"/>
-              </w:rPr>
-              <w:t>และยังไม่คืน</w:t>
-            </w:r>
-            <w:proofErr w:type="spellEnd"/>
+            <w:r>
+              <w:rPr>
+                <w:rFonts w:asciiTheme="majorBidi" w:hAnsiTheme="majorBidi" w:cstheme="majorBidi"/>
+                <w:sz w:val="32"/>
+                <w:szCs w:val="32"/>
+              </w:rPr>
+              <w:t>แสดงรายการที่ "เลยกำหนดส่ง" และยังไม่คืน</w:t>
+            </w:r>
           </w:p>
         </w:tc>
         <w:tc>
@@ -23027,7 +22047,6 @@
                 <w:szCs w:val="32"/>
               </w:rPr>
             </w:pPr>
-            <w:proofErr w:type="spellStart"/>
             <w:r>
               <w:rPr>
                 <w:rFonts w:asciiTheme="majorBidi" w:hAnsiTheme="majorBidi" w:cstheme="majorBidi"/>
@@ -23036,7 +22055,6 @@
               </w:rPr>
               <w:t>ผ่าน</w:t>
             </w:r>
-            <w:proofErr w:type="spellEnd"/>
           </w:p>
         </w:tc>
       </w:tr>
@@ -23300,7 +22318,6 @@
                 <w:szCs w:val="32"/>
               </w:rPr>
             </w:pPr>
-            <w:proofErr w:type="spellStart"/>
             <w:r>
               <w:rPr>
                 <w:rFonts w:ascii="Angsana New" w:eastAsia="Angsana New" w:hAnsi="Angsana New" w:cs="Angsana New"/>
@@ -23309,7 +22326,6 @@
               </w:rPr>
               <w:t>ระบบสามารถคำนวณและแสดงค่าปรับได้อย่างถูกต้องตามเงื่อนไข</w:t>
             </w:r>
-            <w:proofErr w:type="spellEnd"/>
           </w:p>
         </w:tc>
         <w:tc>
@@ -23333,7 +22349,6 @@
                 <w:szCs w:val="32"/>
               </w:rPr>
             </w:pPr>
-            <w:proofErr w:type="spellStart"/>
             <w:r>
               <w:rPr>
                 <w:rFonts w:asciiTheme="majorBidi" w:hAnsiTheme="majorBidi" w:cstheme="majorBidi"/>
@@ -23342,7 +22357,6 @@
               </w:rPr>
               <w:t>ผ่าน</w:t>
             </w:r>
-            <w:proofErr w:type="spellEnd"/>
           </w:p>
         </w:tc>
       </w:tr>
@@ -23521,23 +22535,13 @@
             <w:hideMark/>
           </w:tcPr>
           <w:p>
-            <w:proofErr w:type="spellStart"/>
             <w:r>
               <w:rPr>
                 <w:rFonts w:ascii="Angsana New" w:eastAsia="Angsana New" w:hAnsi="Angsana New" w:cs="Angsana New"/>
                 <w:sz w:val="32"/>
                 <w:szCs w:val="32"/>
               </w:rPr>
-              <w:t>ระบบไม่แสดงข้อมูลหรือคอลัมน์ค่า</w:t>
-            </w:r>
-            <w:proofErr w:type="spellEnd"/>
-            <w:r>
-              <w:rPr>
-                <w:rFonts w:ascii="Angsana New" w:eastAsia="Angsana New" w:hAnsi="Angsana New" w:cs="Angsana New"/>
-                <w:sz w:val="32"/>
-                <w:szCs w:val="32"/>
-              </w:rPr>
-              <w:t xml:space="preserve"> Fine</w:t>
+              <w:t>ระบบไม่แสดงข้อมูลหรือคอลัมน์ค่า Fine</w:t>
             </w:r>
           </w:p>
         </w:tc>
@@ -23562,7 +22566,6 @@
                 <w:szCs w:val="32"/>
               </w:rPr>
             </w:pPr>
-            <w:proofErr w:type="spellStart"/>
             <w:r>
               <w:rPr>
                 <w:rFonts w:asciiTheme="majorBidi" w:hAnsiTheme="majorBidi" w:cstheme="majorBidi"/>
@@ -23571,7 +22574,6 @@
               </w:rPr>
               <w:t>ไม่ผ่าน</w:t>
             </w:r>
-            <w:proofErr w:type="spellEnd"/>
           </w:p>
         </w:tc>
       </w:tr>
@@ -23735,7 +22737,6 @@
               </w:rPr>
               <w:t xml:space="preserve"> "</w:t>
             </w:r>
-            <w:proofErr w:type="spellStart"/>
             <w:r>
               <w:rPr>
                 <w:rFonts w:asciiTheme="majorBidi" w:hAnsiTheme="majorBidi" w:cstheme="majorBidi"/>
@@ -23743,9 +22744,16 @@
                 <w:szCs w:val="32"/>
                 <w:cs/>
               </w:rPr>
-              <w:t>อัป</w:t>
-            </w:r>
-            <w:proofErr w:type="spellEnd"/>
+              <w:t>อัปเดตตามการยืมจริง</w:t>
+            </w:r>
+            <w:r>
+              <w:rPr>
+                <w:rFonts w:asciiTheme="majorBidi" w:hAnsiTheme="majorBidi" w:cstheme="majorBidi"/>
+                <w:sz w:val="32"/>
+                <w:szCs w:val="32"/>
+              </w:rPr>
+              <w:t xml:space="preserve">" </w:t>
+            </w:r>
             <w:r>
               <w:rPr>
                 <w:rFonts w:asciiTheme="majorBidi" w:hAnsiTheme="majorBidi" w:cstheme="majorBidi"/>
@@ -23753,23 +22761,6 @@
                 <w:szCs w:val="32"/>
                 <w:cs/>
               </w:rPr>
-              <w:t>เดตตามการยืมจริง</w:t>
-            </w:r>
-            <w:r>
-              <w:rPr>
-                <w:rFonts w:asciiTheme="majorBidi" w:hAnsiTheme="majorBidi" w:cstheme="majorBidi"/>
-                <w:sz w:val="32"/>
-                <w:szCs w:val="32"/>
-              </w:rPr>
-              <w:t xml:space="preserve">" </w:t>
-            </w:r>
-            <w:r>
-              <w:rPr>
-                <w:rFonts w:asciiTheme="majorBidi" w:hAnsiTheme="majorBidi" w:cstheme="majorBidi"/>
-                <w:sz w:val="32"/>
-                <w:szCs w:val="32"/>
-                <w:cs/>
-              </w:rPr>
               <w:t>ไม่ใช่ข้อมูลนิ่ง (</w:t>
             </w:r>
             <w:r>
@@ -23802,7 +22793,6 @@
                 <w:szCs w:val="32"/>
               </w:rPr>
             </w:pPr>
-            <w:proofErr w:type="spellStart"/>
             <w:r>
               <w:rPr>
                 <w:rFonts w:asciiTheme="majorBidi" w:hAnsiTheme="majorBidi" w:cstheme="majorBidi"/>
@@ -23811,7 +22801,6 @@
               </w:rPr>
               <w:t>ข้อมูลอัปเดตตามการยืมจริง</w:t>
             </w:r>
-            <w:proofErr w:type="spellEnd"/>
           </w:p>
         </w:tc>
         <w:tc>
@@ -23835,7 +22824,6 @@
                 <w:szCs w:val="32"/>
               </w:rPr>
             </w:pPr>
-            <w:proofErr w:type="spellStart"/>
             <w:r>
               <w:rPr>
                 <w:rFonts w:asciiTheme="majorBidi" w:hAnsiTheme="majorBidi" w:cstheme="majorBidi"/>
@@ -23844,7 +22832,6 @@
               </w:rPr>
               <w:t>ผ่าน</w:t>
             </w:r>
-            <w:proofErr w:type="spellEnd"/>
           </w:p>
         </w:tc>
       </w:tr>
@@ -24056,71 +23043,31 @@
                 <w:szCs w:val="32"/>
               </w:rPr>
             </w:pPr>
-            <w:proofErr w:type="spellStart"/>
             <w:r>
               <w:rPr>
                 <w:rFonts w:ascii="Angsana New" w:eastAsia="Angsana New" w:hAnsi="Angsana New" w:cs="Angsana New"/>
                 <w:sz w:val="32"/>
                 <w:szCs w:val="32"/>
               </w:rPr>
-              <w:t>ระบบสามารถแสดงข้อมูลหนังสือ</w:t>
-            </w:r>
-            <w:proofErr w:type="spellEnd"/>
-            <w:r>
+              <w:t>ระบบสามารถแสดงข้อมูลหนังสือ 5 อันดับแรก โดยดึงข้อมูล</w:t>
+            </w:r>
+          </w:p>
+          <w:p>
+            <w:pPr>
               <w:rPr>
                 <w:rFonts w:ascii="Angsana New" w:eastAsia="Angsana New" w:hAnsi="Angsana New" w:cs="Angsana New"/>
                 <w:sz w:val="32"/>
                 <w:szCs w:val="32"/>
               </w:rPr>
-              <w:t xml:space="preserve"> 5 </w:t>
-            </w:r>
-            <w:proofErr w:type="spellStart"/>
+            </w:pPr>
             <w:r>
               <w:rPr>
                 <w:rFonts w:ascii="Angsana New" w:eastAsia="Angsana New" w:hAnsi="Angsana New" w:cs="Angsana New"/>
                 <w:sz w:val="32"/>
                 <w:szCs w:val="32"/>
               </w:rPr>
-              <w:t>อันดับแรก</w:t>
-            </w:r>
-            <w:proofErr w:type="spellEnd"/>
-            <w:r>
-              <w:rPr>
-                <w:rFonts w:ascii="Angsana New" w:eastAsia="Angsana New" w:hAnsi="Angsana New" w:cs="Angsana New"/>
-                <w:sz w:val="32"/>
-                <w:szCs w:val="32"/>
-              </w:rPr>
-              <w:t xml:space="preserve"> </w:t>
-            </w:r>
-            <w:proofErr w:type="spellStart"/>
-            <w:r>
-              <w:rPr>
-                <w:rFonts w:ascii="Angsana New" w:eastAsia="Angsana New" w:hAnsi="Angsana New" w:cs="Angsana New"/>
-                <w:sz w:val="32"/>
-                <w:szCs w:val="32"/>
-              </w:rPr>
-              <w:t>โดยดึงข้อมูล</w:t>
-            </w:r>
-            <w:proofErr w:type="spellEnd"/>
-          </w:p>
-          <w:p>
-            <w:pPr>
-              <w:rPr>
-                <w:rFonts w:ascii="Angsana New" w:eastAsia="Angsana New" w:hAnsi="Angsana New" w:cs="Angsana New"/>
-                <w:sz w:val="32"/>
-                <w:szCs w:val="32"/>
-              </w:rPr>
-            </w:pPr>
-            <w:proofErr w:type="spellStart"/>
-            <w:r>
-              <w:rPr>
-                <w:rFonts w:ascii="Angsana New" w:eastAsia="Angsana New" w:hAnsi="Angsana New" w:cs="Angsana New"/>
-                <w:sz w:val="32"/>
-                <w:szCs w:val="32"/>
-              </w:rPr>
               <w:t>และอัปเดตตามสถิติการยืมจริง</w:t>
             </w:r>
-            <w:proofErr w:type="spellEnd"/>
           </w:p>
         </w:tc>
         <w:tc>
@@ -24364,41 +23311,13 @@
                 <w:szCs w:val="32"/>
               </w:rPr>
             </w:pPr>
-            <w:proofErr w:type="spellStart"/>
-            <w:r>
-              <w:rPr>
-                <w:rFonts w:asciiTheme="majorBidi" w:hAnsiTheme="majorBidi" w:cstheme="majorBidi"/>
-                <w:sz w:val="32"/>
-                <w:szCs w:val="32"/>
-              </w:rPr>
-              <w:t>ตาราง</w:t>
-            </w:r>
-            <w:proofErr w:type="spellEnd"/>
-            <w:r>
-              <w:rPr>
-                <w:rFonts w:asciiTheme="majorBidi" w:hAnsiTheme="majorBidi" w:cstheme="majorBidi"/>
-                <w:sz w:val="32"/>
-                <w:szCs w:val="32"/>
-              </w:rPr>
-              <w:t xml:space="preserve"> Overdue </w:t>
-            </w:r>
-            <w:proofErr w:type="spellStart"/>
-            <w:r>
-              <w:rPr>
-                <w:rFonts w:asciiTheme="majorBidi" w:hAnsiTheme="majorBidi" w:cstheme="majorBidi"/>
-                <w:sz w:val="32"/>
-                <w:szCs w:val="32"/>
-              </w:rPr>
-              <w:t>แสดงว่า</w:t>
-            </w:r>
-            <w:proofErr w:type="spellEnd"/>
-            <w:r>
-              <w:rPr>
-                <w:rFonts w:asciiTheme="majorBidi" w:hAnsiTheme="majorBidi" w:cstheme="majorBidi"/>
-                <w:sz w:val="32"/>
-                <w:szCs w:val="32"/>
-              </w:rPr>
-              <w:t xml:space="preserve"> "No overdue books"</w:t>
+            <w:r>
+              <w:rPr>
+                <w:rFonts w:asciiTheme="majorBidi" w:hAnsiTheme="majorBidi" w:cstheme="majorBidi"/>
+                <w:sz w:val="32"/>
+                <w:szCs w:val="32"/>
+              </w:rPr>
+              <w:t>ตาราง Overdue แสดงว่า "No overdue books"</w:t>
             </w:r>
           </w:p>
         </w:tc>
@@ -24584,41 +23503,13 @@
             <w:hideMark/>
           </w:tcPr>
           <w:p>
-            <w:proofErr w:type="spellStart"/>
             <w:r>
               <w:rPr>
                 <w:rFonts w:ascii="Angsana New" w:eastAsia="Angsana New" w:hAnsi="Angsana New" w:cs="Angsana New"/>
                 <w:sz w:val="32"/>
                 <w:szCs w:val="32"/>
               </w:rPr>
-              <w:t>ไม่พบการแสดงผลกราฟหรือสถิติใดๆ</w:t>
-            </w:r>
-            <w:proofErr w:type="spellEnd"/>
-            <w:r>
-              <w:rPr>
-                <w:rFonts w:ascii="Angsana New" w:eastAsia="Angsana New" w:hAnsi="Angsana New" w:cs="Angsana New"/>
-                <w:sz w:val="32"/>
-                <w:szCs w:val="32"/>
-              </w:rPr>
-              <w:t xml:space="preserve"> </w:t>
-            </w:r>
-            <w:proofErr w:type="spellStart"/>
-            <w:r>
-              <w:rPr>
-                <w:rFonts w:ascii="Angsana New" w:eastAsia="Angsana New" w:hAnsi="Angsana New" w:cs="Angsana New"/>
-                <w:sz w:val="32"/>
-                <w:szCs w:val="32"/>
-              </w:rPr>
-              <w:t>ในหน้า</w:t>
-            </w:r>
-            <w:proofErr w:type="spellEnd"/>
-            <w:r>
-              <w:rPr>
-                <w:rFonts w:ascii="Angsana New" w:eastAsia="Angsana New" w:hAnsi="Angsana New" w:cs="Angsana New"/>
-                <w:sz w:val="32"/>
-                <w:szCs w:val="32"/>
-              </w:rPr>
-              <w:t xml:space="preserve"> Reports</w:t>
+              <w:t>ไม่พบการแสดงผลกราฟหรือสถิติใดๆ ในหน้า Reports</w:t>
             </w:r>
           </w:p>
         </w:tc>
@@ -24839,70 +23730,14 @@
             <w:hideMark/>
           </w:tcPr>
           <w:p>
-            <w:proofErr w:type="spellStart"/>
             <w:r>
               <w:rPr>
                 <w:rFonts w:ascii="Angsana New" w:eastAsia="Angsana New" w:hAnsi="Angsana New" w:cs="Angsana New"/>
                 <w:sz w:val="32"/>
                 <w:szCs w:val="32"/>
               </w:rPr>
-              <w:t>ไม่มีปุ่ม</w:t>
-            </w:r>
-            <w:proofErr w:type="spellEnd"/>
-            <w:r>
-              <w:rPr>
-                <w:rFonts w:ascii="Angsana New" w:eastAsia="Angsana New" w:hAnsi="Angsana New" w:cs="Angsana New"/>
-                <w:sz w:val="32"/>
-                <w:szCs w:val="32"/>
-              </w:rPr>
-              <w:t xml:space="preserve"> Print </w:t>
-            </w:r>
-            <w:proofErr w:type="spellStart"/>
-            <w:r>
-              <w:rPr>
-                <w:rFonts w:ascii="Angsana New" w:eastAsia="Angsana New" w:hAnsi="Angsana New" w:cs="Angsana New"/>
-                <w:sz w:val="32"/>
-                <w:szCs w:val="32"/>
-              </w:rPr>
-              <w:t>หรือ</w:t>
-            </w:r>
-            <w:proofErr w:type="spellEnd"/>
-            <w:r>
-              <w:rPr>
-                <w:rFonts w:ascii="Angsana New" w:eastAsia="Angsana New" w:hAnsi="Angsana New" w:cs="Angsana New"/>
-                <w:sz w:val="32"/>
-                <w:szCs w:val="32"/>
-              </w:rPr>
-              <w:t xml:space="preserve"> Export </w:t>
-            </w:r>
-            <w:proofErr w:type="spellStart"/>
-            <w:r>
-              <w:rPr>
-                <w:rFonts w:ascii="Angsana New" w:eastAsia="Angsana New" w:hAnsi="Angsana New" w:cs="Angsana New"/>
-                <w:sz w:val="32"/>
-                <w:szCs w:val="32"/>
-              </w:rPr>
-              <w:t>ในหน้า</w:t>
-            </w:r>
-            <w:proofErr w:type="spellEnd"/>
-            <w:r>
-              <w:rPr>
-                <w:rFonts w:ascii="Angsana New" w:eastAsia="Angsana New" w:hAnsi="Angsana New" w:cs="Angsana New"/>
-                <w:sz w:val="32"/>
-                <w:szCs w:val="32"/>
-              </w:rPr>
-              <w:t xml:space="preserve"> UI </w:t>
-            </w:r>
-            <w:proofErr w:type="spellStart"/>
-            <w:r>
-              <w:rPr>
-                <w:rFonts w:ascii="Angsana New" w:eastAsia="Angsana New" w:hAnsi="Angsana New" w:cs="Angsana New"/>
-                <w:sz w:val="32"/>
-                <w:szCs w:val="32"/>
-              </w:rPr>
-              <w:t>ตามเงื่อนไข</w:t>
-            </w:r>
-            <w:proofErr w:type="spellEnd"/>
+              <w:t>ไม่มีปุ่ม Print หรือ Export ในหน้า UI ตามเงื่อนไข</w:t>
+            </w:r>
           </w:p>
         </w:tc>
         <w:tc>
@@ -25137,34 +23972,14 @@
                 <w:szCs w:val="32"/>
               </w:rPr>
             </w:pPr>
-            <w:proofErr w:type="spellStart"/>
-            <w:r>
-              <w:rPr>
-                <w:rFonts w:asciiTheme="majorBidi" w:hAnsiTheme="majorBidi" w:cstheme="majorBidi"/>
-                <w:sz w:val="32"/>
-                <w:szCs w:val="32"/>
-              </w:rPr>
-              <w:t>ชื่อปรากฏในหน้า</w:t>
-            </w:r>
-            <w:proofErr w:type="spellEnd"/>
-            <w:r>
-              <w:rPr>
-                <w:rFonts w:asciiTheme="majorBidi" w:hAnsiTheme="majorBidi" w:cstheme="majorBidi"/>
-                <w:sz w:val="32"/>
-                <w:szCs w:val="32"/>
-              </w:rPr>
-              <w:t xml:space="preserve"> Reports </w:t>
-            </w:r>
-            <w:proofErr w:type="spellStart"/>
-            <w:r>
-              <w:rPr>
-                <w:rFonts w:asciiTheme="majorBidi" w:hAnsiTheme="majorBidi" w:cstheme="majorBidi"/>
-                <w:sz w:val="32"/>
-                <w:szCs w:val="32"/>
-              </w:rPr>
-              <w:t>ที่ข้อมูลตรงตามเงื่อนไข</w:t>
-            </w:r>
-            <w:proofErr w:type="spellEnd"/>
+            <w:r>
+              <w:rPr>
+                <w:rFonts w:asciiTheme="majorBidi" w:hAnsiTheme="majorBidi" w:cstheme="majorBidi"/>
+                <w:sz w:val="32"/>
+                <w:szCs w:val="32"/>
+              </w:rPr>
+              <w:t>ชื่อปรากฏในหน้า Reports ที่ข้อมูลตรงตามเงื่อนไข</w:t>
+            </w:r>
           </w:p>
         </w:tc>
         <w:tc>
@@ -25356,41 +24171,13 @@
                 <w:szCs w:val="32"/>
               </w:rPr>
             </w:pPr>
-            <w:proofErr w:type="spellStart"/>
-            <w:r>
-              <w:rPr>
-                <w:rFonts w:asciiTheme="majorBidi" w:hAnsiTheme="majorBidi" w:cstheme="majorBidi"/>
-                <w:sz w:val="32"/>
-                <w:szCs w:val="32"/>
-              </w:rPr>
-              <w:t>ระบบแสดงยอดรวมของหนังสือ</w:t>
-            </w:r>
-            <w:proofErr w:type="spellEnd"/>
-            <w:r>
-              <w:rPr>
-                <w:rFonts w:asciiTheme="majorBidi" w:hAnsiTheme="majorBidi" w:cstheme="majorBidi"/>
-                <w:sz w:val="32"/>
-                <w:szCs w:val="32"/>
-              </w:rPr>
-              <w:t>/</w:t>
-            </w:r>
-            <w:proofErr w:type="spellStart"/>
-            <w:r>
-              <w:rPr>
-                <w:rFonts w:asciiTheme="majorBidi" w:hAnsiTheme="majorBidi" w:cstheme="majorBidi"/>
-                <w:sz w:val="32"/>
-                <w:szCs w:val="32"/>
-              </w:rPr>
-              <w:t>สมาชิกตรงหน้า</w:t>
-            </w:r>
-            <w:proofErr w:type="spellEnd"/>
-            <w:r>
-              <w:rPr>
-                <w:rFonts w:asciiTheme="majorBidi" w:hAnsiTheme="majorBidi" w:cstheme="majorBidi"/>
-                <w:sz w:val="32"/>
-                <w:szCs w:val="32"/>
-              </w:rPr>
-              <w:t xml:space="preserve"> Dashboard</w:t>
+            <w:r>
+              <w:rPr>
+                <w:rFonts w:asciiTheme="majorBidi" w:hAnsiTheme="majorBidi" w:cstheme="majorBidi"/>
+                <w:sz w:val="32"/>
+                <w:szCs w:val="32"/>
+              </w:rPr>
+              <w:t>ระบบแสดงยอดรวมของหนังสือ/สมาชิกตรงหน้า Dashboard</w:t>
             </w:r>
           </w:p>
         </w:tc>
@@ -25506,65 +24293,6 @@
     </w:p>
     <w:p>
       <w:pPr>
-        <w:tabs>
-          <w:tab w:val="left" w:pos="6300"/>
-        </w:tabs>
-        <w:rPr>
-          <w:rFonts w:asciiTheme="majorBidi" w:hAnsiTheme="majorBidi" w:cstheme="majorBidi"/>
-          <w:sz w:val="32"/>
-          <w:szCs w:val="32"/>
-        </w:rPr>
-      </w:pPr>
-      <w:r>
-        <w:rPr>
-          <w:rFonts w:asciiTheme="majorBidi" w:hAnsiTheme="majorBidi" w:cstheme="majorBidi"/>
-          <w:sz w:val="32"/>
-          <w:szCs w:val="32"/>
-          <w:highlight w:val="red"/>
-        </w:rPr>
-        <w:t>[</w:t>
-      </w:r>
-      <w:r>
-        <w:rPr>
-          <w:rFonts w:asciiTheme="majorBidi" w:hAnsiTheme="majorBidi" w:cstheme="majorBidi"/>
-          <w:sz w:val="32"/>
-          <w:szCs w:val="32"/>
-          <w:highlight w:val="red"/>
-          <w:cs/>
-        </w:rPr>
-        <w:t xml:space="preserve">หน้าที่ </w:t>
-      </w:r>
-      <w:r>
-        <w:rPr>
-          <w:rFonts w:asciiTheme="majorBidi" w:hAnsiTheme="majorBidi" w:cstheme="majorBidi"/>
-          <w:sz w:val="32"/>
-          <w:szCs w:val="32"/>
-          <w:highlight w:val="red"/>
-        </w:rPr>
-        <w:t xml:space="preserve">Manual Tester </w:t>
-      </w:r>
-      <w:r>
-        <w:rPr>
-          <w:rFonts w:asciiTheme="majorBidi" w:hAnsiTheme="majorBidi" w:cstheme="majorBidi"/>
-          <w:sz w:val="32"/>
-          <w:szCs w:val="32"/>
-          <w:highlight w:val="red"/>
-          <w:cs/>
-        </w:rPr>
-        <w:t>และ</w:t>
-      </w:r>
-      <w:r>
-        <w:rPr>
-          <w:rFonts w:asciiTheme="majorBidi" w:hAnsiTheme="majorBidi" w:cstheme="majorBidi"/>
-          <w:sz w:val="32"/>
-          <w:szCs w:val="32"/>
-          <w:highlight w:val="red"/>
-        </w:rPr>
-        <w:t xml:space="preserve"> Automation Engineer</w:t>
-      </w:r>
-    </w:p>
-    <w:p>
-      <w:pPr>
         <w:numPr>
           <w:ilvl w:val="0"/>
           <w:numId w:val="5"/>
@@ -25673,23 +24401,13 @@
           <w:szCs w:val="32"/>
         </w:rPr>
       </w:pPr>
-      <w:proofErr w:type="spellStart"/>
       <w:r>
         <w:rPr>
           <w:rFonts w:ascii="Angsana New" w:eastAsia="Angsana New" w:hAnsi="Angsana New" w:cs="Angsana New"/>
           <w:sz w:val="32"/>
           <w:szCs w:val="32"/>
         </w:rPr>
-        <w:t>ล็อกอินเข้าสู่ระบบในสิทธิ์</w:t>
-      </w:r>
-      <w:proofErr w:type="spellEnd"/>
-      <w:r>
-        <w:rPr>
-          <w:rFonts w:ascii="Angsana New" w:eastAsia="Angsana New" w:hAnsi="Angsana New" w:cs="Angsana New"/>
-          <w:sz w:val="32"/>
-          <w:szCs w:val="32"/>
-        </w:rPr>
-        <w:t xml:space="preserve"> System Administrator</w:t>
+        <w:t>ล็อกอินเข้าสู่ระบบในสิทธิ์ System Administrator</w:t>
       </w:r>
     </w:p>
     <w:p>
@@ -25705,41 +24423,13 @@
           <w:szCs w:val="32"/>
         </w:rPr>
       </w:pPr>
-      <w:proofErr w:type="spellStart"/>
       <w:r>
         <w:rPr>
           <w:rFonts w:ascii="Angsana New" w:eastAsia="Angsana New" w:hAnsi="Angsana New" w:cs="Angsana New"/>
           <w:sz w:val="32"/>
           <w:szCs w:val="32"/>
         </w:rPr>
-        <w:t>คลิกไปที่เมนู</w:t>
-      </w:r>
-      <w:proofErr w:type="spellEnd"/>
-      <w:r>
-        <w:rPr>
-          <w:rFonts w:ascii="Angsana New" w:eastAsia="Angsana New" w:hAnsi="Angsana New" w:cs="Angsana New"/>
-          <w:sz w:val="32"/>
-          <w:szCs w:val="32"/>
-        </w:rPr>
-        <w:t xml:space="preserve"> "Books" </w:t>
-      </w:r>
-      <w:proofErr w:type="spellStart"/>
-      <w:r>
-        <w:rPr>
-          <w:rFonts w:ascii="Angsana New" w:eastAsia="Angsana New" w:hAnsi="Angsana New" w:cs="Angsana New"/>
-          <w:sz w:val="32"/>
-          <w:szCs w:val="32"/>
-        </w:rPr>
-        <w:t>เพื่อเข้าสู่หน้า</w:t>
-      </w:r>
-      <w:proofErr w:type="spellEnd"/>
-      <w:r>
-        <w:rPr>
-          <w:rFonts w:ascii="Angsana New" w:eastAsia="Angsana New" w:hAnsi="Angsana New" w:cs="Angsana New"/>
-          <w:sz w:val="32"/>
-          <w:szCs w:val="32"/>
-        </w:rPr>
-        <w:t xml:space="preserve"> Books Management</w:t>
+        <w:t>คลิกไปที่เมนู "Books" เพื่อเข้าสู่หน้า Books Management</w:t>
       </w:r>
     </w:p>
     <w:p>
@@ -25755,41 +24445,13 @@
           <w:szCs w:val="32"/>
         </w:rPr>
       </w:pPr>
-      <w:proofErr w:type="spellStart"/>
       <w:r>
         <w:rPr>
           <w:rFonts w:ascii="Angsana New" w:eastAsia="Angsana New" w:hAnsi="Angsana New" w:cs="Angsana New"/>
           <w:sz w:val="32"/>
           <w:szCs w:val="32"/>
         </w:rPr>
-        <w:t>ตรวจสอบข้อมูลในตารางรายการหนังสือ</w:t>
-      </w:r>
-      <w:proofErr w:type="spellEnd"/>
-      <w:r>
-        <w:rPr>
-          <w:rFonts w:ascii="Angsana New" w:eastAsia="Angsana New" w:hAnsi="Angsana New" w:cs="Angsana New"/>
-          <w:sz w:val="32"/>
-          <w:szCs w:val="32"/>
-        </w:rPr>
-        <w:t xml:space="preserve"> </w:t>
-      </w:r>
-      <w:proofErr w:type="spellStart"/>
-      <w:r>
-        <w:rPr>
-          <w:rFonts w:ascii="Angsana New" w:eastAsia="Angsana New" w:hAnsi="Angsana New" w:cs="Angsana New"/>
-          <w:sz w:val="32"/>
-          <w:szCs w:val="32"/>
-        </w:rPr>
-        <w:t>แถวที่</w:t>
-      </w:r>
-      <w:proofErr w:type="spellEnd"/>
-      <w:r>
-        <w:rPr>
-          <w:rFonts w:ascii="Angsana New" w:eastAsia="Angsana New" w:hAnsi="Angsana New" w:cs="Angsana New"/>
-          <w:sz w:val="32"/>
-          <w:szCs w:val="32"/>
-        </w:rPr>
-        <w:t xml:space="preserve"> ID 8 </w:t>
+        <w:t xml:space="preserve">ตรวจสอบข้อมูลในตารางรายการหนังสือ แถวที่ ID 8 </w:t>
       </w:r>
     </w:p>
     <w:p>
@@ -25805,59 +24467,13 @@
           <w:szCs w:val="32"/>
         </w:rPr>
       </w:pPr>
-      <w:proofErr w:type="spellStart"/>
       <w:r>
         <w:rPr>
           <w:rFonts w:ascii="Angsana New" w:eastAsia="Angsana New" w:hAnsi="Angsana New" w:cs="Angsana New"/>
           <w:sz w:val="32"/>
           <w:szCs w:val="32"/>
         </w:rPr>
-        <w:t>ดูที่คอลัมน์</w:t>
-      </w:r>
-      <w:proofErr w:type="spellEnd"/>
-      <w:r>
-        <w:rPr>
-          <w:rFonts w:ascii="Angsana New" w:eastAsia="Angsana New" w:hAnsi="Angsana New" w:cs="Angsana New"/>
-          <w:sz w:val="32"/>
-          <w:szCs w:val="32"/>
-        </w:rPr>
-        <w:t xml:space="preserve"> "Total Copies" </w:t>
-      </w:r>
-      <w:proofErr w:type="spellStart"/>
-      <w:r>
-        <w:rPr>
-          <w:rFonts w:ascii="Angsana New" w:eastAsia="Angsana New" w:hAnsi="Angsana New" w:cs="Angsana New"/>
-          <w:sz w:val="32"/>
-          <w:szCs w:val="32"/>
-        </w:rPr>
-        <w:t>จะพบว่าระบบแสดงค่าเป็น</w:t>
-      </w:r>
-      <w:proofErr w:type="spellEnd"/>
-      <w:r>
-        <w:rPr>
-          <w:rFonts w:ascii="Angsana New" w:eastAsia="Angsana New" w:hAnsi="Angsana New" w:cs="Angsana New"/>
-          <w:sz w:val="32"/>
-          <w:szCs w:val="32"/>
-        </w:rPr>
-        <w:t xml:space="preserve"> -1 </w:t>
-      </w:r>
-      <w:proofErr w:type="spellStart"/>
-      <w:r>
-        <w:rPr>
-          <w:rFonts w:ascii="Angsana New" w:eastAsia="Angsana New" w:hAnsi="Angsana New" w:cs="Angsana New"/>
-          <w:sz w:val="32"/>
-          <w:szCs w:val="32"/>
-        </w:rPr>
-        <w:t>ซึ่งผิดปกติ</w:t>
-      </w:r>
-      <w:proofErr w:type="spellEnd"/>
-      <w:r>
-        <w:rPr>
-          <w:rFonts w:ascii="Angsana New" w:eastAsia="Angsana New" w:hAnsi="Angsana New" w:cs="Angsana New"/>
-          <w:sz w:val="32"/>
-          <w:szCs w:val="32"/>
-        </w:rPr>
-        <w:t xml:space="preserve"> </w:t>
+        <w:t xml:space="preserve">ดูที่คอลัมน์ "Total Copies" จะพบว่าระบบแสดงค่าเป็น -1 ซึ่งผิดปกติ </w:t>
       </w:r>
     </w:p>
     <w:p>
@@ -25876,25 +24492,7 @@
           <w:sz w:val="32"/>
           <w:szCs w:val="32"/>
         </w:rPr>
-        <w:t>(</w:t>
-      </w:r>
-      <w:proofErr w:type="spellStart"/>
-      <w:r>
-        <w:rPr>
-          <w:rFonts w:ascii="Angsana New" w:eastAsia="Angsana New" w:hAnsi="Angsana New" w:cs="Angsana New"/>
-          <w:sz w:val="32"/>
-          <w:szCs w:val="32"/>
-        </w:rPr>
-        <w:t>จำนวนหนังสือรวมไม่ควรติดลบ</w:t>
-      </w:r>
-      <w:proofErr w:type="spellEnd"/>
-      <w:r>
-        <w:rPr>
-          <w:rFonts w:ascii="Angsana New" w:eastAsia="Angsana New" w:hAnsi="Angsana New" w:cs="Angsana New"/>
-          <w:sz w:val="32"/>
-          <w:szCs w:val="32"/>
-        </w:rPr>
-        <w:t>)</w:t>
+        <w:t>(จำนวนหนังสือรวมไม่ควรติดลบ)</w:t>
       </w:r>
     </w:p>
     <w:p>
@@ -25949,7 +24547,7 @@
           <w:noProof/>
         </w:rPr>
         <w:drawing>
-          <wp:inline distT="0" distB="0" distL="0" distR="0" wp14:anchorId="3DE5B299" wp14:editId="3001680E">
+          <wp:inline distT="0" distB="0" distL="0" distR="0" wp14:anchorId="2EBACD19" wp14:editId="4F5AF11B">
             <wp:extent cx="4977036" cy="2497534"/>
             <wp:effectExtent l="0" t="0" r="0" b="0"/>
             <wp:docPr id="1625749109" name="drawing"/>
@@ -26110,23 +24708,13 @@
           <w:szCs w:val="32"/>
         </w:rPr>
       </w:pPr>
-      <w:proofErr w:type="spellStart"/>
-      <w:r>
-        <w:rPr>
-          <w:rFonts w:asciiTheme="majorBidi" w:hAnsiTheme="majorBidi" w:cstheme="majorBidi"/>
-          <w:sz w:val="32"/>
-          <w:szCs w:val="32"/>
-        </w:rPr>
-        <w:t>เข้าสู่ระบบด้วยสิทธิ์</w:t>
-      </w:r>
-      <w:proofErr w:type="spellEnd"/>
-      <w:r>
-        <w:rPr>
-          <w:rFonts w:asciiTheme="majorBidi" w:hAnsiTheme="majorBidi" w:cstheme="majorBidi"/>
-          <w:sz w:val="32"/>
-          <w:szCs w:val="32"/>
-        </w:rPr>
-        <w:t xml:space="preserve"> System Administrator</w:t>
+      <w:r>
+        <w:rPr>
+          <w:rFonts w:asciiTheme="majorBidi" w:hAnsiTheme="majorBidi" w:cstheme="majorBidi"/>
+          <w:sz w:val="32"/>
+          <w:szCs w:val="32"/>
+        </w:rPr>
+        <w:t>เข้าสู่ระบบด้วยสิทธิ์ System Administrator</w:t>
       </w:r>
     </w:p>
     <w:p>
@@ -26142,41 +24730,13 @@
           <w:szCs w:val="32"/>
         </w:rPr>
       </w:pPr>
-      <w:proofErr w:type="spellStart"/>
-      <w:r>
-        <w:rPr>
-          <w:rFonts w:asciiTheme="majorBidi" w:hAnsiTheme="majorBidi" w:cstheme="majorBidi"/>
-          <w:sz w:val="32"/>
-          <w:szCs w:val="32"/>
-        </w:rPr>
-        <w:t>ไปที่เมนู</w:t>
-      </w:r>
-      <w:proofErr w:type="spellEnd"/>
-      <w:r>
-        <w:rPr>
-          <w:rFonts w:asciiTheme="majorBidi" w:hAnsiTheme="majorBidi" w:cstheme="majorBidi"/>
-          <w:sz w:val="32"/>
-          <w:szCs w:val="32"/>
-        </w:rPr>
-        <w:t xml:space="preserve"> "Books" </w:t>
-      </w:r>
-      <w:proofErr w:type="spellStart"/>
-      <w:r>
-        <w:rPr>
-          <w:rFonts w:asciiTheme="majorBidi" w:hAnsiTheme="majorBidi" w:cstheme="majorBidi"/>
-          <w:sz w:val="32"/>
-          <w:szCs w:val="32"/>
-        </w:rPr>
-        <w:t>เพื่อเข้าสู่หน้า</w:t>
-      </w:r>
-      <w:proofErr w:type="spellEnd"/>
-      <w:r>
-        <w:rPr>
-          <w:rFonts w:asciiTheme="majorBidi" w:hAnsiTheme="majorBidi" w:cstheme="majorBidi"/>
-          <w:sz w:val="32"/>
-          <w:szCs w:val="32"/>
-        </w:rPr>
-        <w:t xml:space="preserve"> Books Management</w:t>
+      <w:r>
+        <w:rPr>
+          <w:rFonts w:asciiTheme="majorBidi" w:hAnsiTheme="majorBidi" w:cstheme="majorBidi"/>
+          <w:sz w:val="32"/>
+          <w:szCs w:val="32"/>
+        </w:rPr>
+        <w:t>ไปที่เมนู "Books" เพื่อเข้าสู่หน้า Books Management</w:t>
       </w:r>
     </w:p>
     <w:p>
@@ -26192,59 +24752,13 @@
           <w:szCs w:val="32"/>
         </w:rPr>
       </w:pPr>
-      <w:proofErr w:type="spellStart"/>
-      <w:r>
-        <w:rPr>
-          <w:rFonts w:asciiTheme="majorBidi" w:hAnsiTheme="majorBidi" w:cstheme="majorBidi"/>
-          <w:sz w:val="32"/>
-          <w:szCs w:val="32"/>
-        </w:rPr>
-        <w:t>เลือกหนังสือ</w:t>
-      </w:r>
-      <w:proofErr w:type="spellEnd"/>
-      <w:r>
-        <w:rPr>
-          <w:rFonts w:asciiTheme="majorBidi" w:hAnsiTheme="majorBidi" w:cstheme="majorBidi"/>
-          <w:sz w:val="32"/>
-          <w:szCs w:val="32"/>
-        </w:rPr>
-        <w:t xml:space="preserve"> 1 </w:t>
-      </w:r>
-      <w:proofErr w:type="spellStart"/>
-      <w:r>
-        <w:rPr>
-          <w:rFonts w:asciiTheme="majorBidi" w:hAnsiTheme="majorBidi" w:cstheme="majorBidi"/>
-          <w:sz w:val="32"/>
-          <w:szCs w:val="32"/>
-        </w:rPr>
-        <w:t>รายการ</w:t>
-      </w:r>
-      <w:proofErr w:type="spellEnd"/>
-      <w:r>
-        <w:rPr>
-          <w:rFonts w:asciiTheme="majorBidi" w:hAnsiTheme="majorBidi" w:cstheme="majorBidi"/>
-          <w:sz w:val="32"/>
-          <w:szCs w:val="32"/>
-        </w:rPr>
-        <w:t xml:space="preserve"> </w:t>
-      </w:r>
-      <w:proofErr w:type="spellStart"/>
-      <w:r>
-        <w:rPr>
-          <w:rFonts w:asciiTheme="majorBidi" w:hAnsiTheme="majorBidi" w:cstheme="majorBidi"/>
-          <w:sz w:val="32"/>
-          <w:szCs w:val="32"/>
-        </w:rPr>
-        <w:t>แล้วคลิกปุ่ม</w:t>
-      </w:r>
-      <w:proofErr w:type="spellEnd"/>
-      <w:r>
-        <w:rPr>
-          <w:rFonts w:asciiTheme="majorBidi" w:hAnsiTheme="majorBidi" w:cstheme="majorBidi"/>
-          <w:sz w:val="32"/>
-          <w:szCs w:val="32"/>
-        </w:rPr>
-        <w:t xml:space="preserve"> "Edit"</w:t>
+      <w:r>
+        <w:rPr>
+          <w:rFonts w:asciiTheme="majorBidi" w:hAnsiTheme="majorBidi" w:cstheme="majorBidi"/>
+          <w:sz w:val="32"/>
+          <w:szCs w:val="32"/>
+        </w:rPr>
+        <w:t>เลือกหนังสือ 1 รายการ แล้วคลิกปุ่ม "Edit"</w:t>
       </w:r>
     </w:p>
     <w:p>
@@ -26260,95 +24774,13 @@
           <w:szCs w:val="32"/>
         </w:rPr>
       </w:pPr>
-      <w:proofErr w:type="spellStart"/>
-      <w:r>
-        <w:rPr>
-          <w:rFonts w:asciiTheme="majorBidi" w:hAnsiTheme="majorBidi" w:cstheme="majorBidi"/>
-          <w:sz w:val="32"/>
-          <w:szCs w:val="32"/>
-        </w:rPr>
-        <w:t>แก้ไขข้อมูลในช่อง</w:t>
-      </w:r>
-      <w:proofErr w:type="spellEnd"/>
-      <w:r>
-        <w:rPr>
-          <w:rFonts w:asciiTheme="majorBidi" w:hAnsiTheme="majorBidi" w:cstheme="majorBidi"/>
-          <w:sz w:val="32"/>
-          <w:szCs w:val="32"/>
-        </w:rPr>
-        <w:t xml:space="preserve"> Total Copies </w:t>
-      </w:r>
-      <w:proofErr w:type="spellStart"/>
-      <w:r>
-        <w:rPr>
-          <w:rFonts w:asciiTheme="majorBidi" w:hAnsiTheme="majorBidi" w:cstheme="majorBidi"/>
-          <w:sz w:val="32"/>
-          <w:szCs w:val="32"/>
-        </w:rPr>
-        <w:t>ให้มีตัวเลข</w:t>
-      </w:r>
-      <w:proofErr w:type="spellEnd"/>
-      <w:r>
-        <w:rPr>
-          <w:rFonts w:asciiTheme="majorBidi" w:hAnsiTheme="majorBidi" w:cstheme="majorBidi"/>
-          <w:sz w:val="32"/>
-          <w:szCs w:val="32"/>
-        </w:rPr>
-        <w:t xml:space="preserve"> "</w:t>
-      </w:r>
-      <w:proofErr w:type="spellStart"/>
-      <w:r>
-        <w:rPr>
-          <w:rFonts w:asciiTheme="majorBidi" w:hAnsiTheme="majorBidi" w:cstheme="majorBidi"/>
-          <w:sz w:val="32"/>
-          <w:szCs w:val="32"/>
-        </w:rPr>
-        <w:t>น้อยกว่า</w:t>
-      </w:r>
-      <w:proofErr w:type="spellEnd"/>
-      <w:r>
-        <w:rPr>
-          <w:rFonts w:asciiTheme="majorBidi" w:hAnsiTheme="majorBidi" w:cstheme="majorBidi"/>
-          <w:sz w:val="32"/>
-          <w:szCs w:val="32"/>
-        </w:rPr>
-        <w:t xml:space="preserve">" </w:t>
-      </w:r>
-      <w:proofErr w:type="spellStart"/>
-      <w:r>
-        <w:rPr>
-          <w:rFonts w:asciiTheme="majorBidi" w:hAnsiTheme="majorBidi" w:cstheme="majorBidi"/>
-          <w:sz w:val="32"/>
-          <w:szCs w:val="32"/>
-        </w:rPr>
-        <w:t>จำนวนในช่อง</w:t>
-      </w:r>
-      <w:proofErr w:type="spellEnd"/>
-      <w:r>
-        <w:rPr>
-          <w:rFonts w:asciiTheme="majorBidi" w:hAnsiTheme="majorBidi" w:cstheme="majorBidi"/>
-          <w:sz w:val="32"/>
-          <w:szCs w:val="32"/>
-        </w:rPr>
-        <w:t xml:space="preserve"> Available (</w:t>
-      </w:r>
-      <w:proofErr w:type="spellStart"/>
-      <w:r>
-        <w:rPr>
-          <w:rFonts w:asciiTheme="majorBidi" w:hAnsiTheme="majorBidi" w:cstheme="majorBidi"/>
-          <w:sz w:val="32"/>
-          <w:szCs w:val="32"/>
-        </w:rPr>
-        <w:t>หรือแก้ไขให้น้อยกว่าจำนวนที่กำลังถูกยืมไป</w:t>
-      </w:r>
-      <w:proofErr w:type="spellEnd"/>
-      <w:r>
-        <w:rPr>
-          <w:rFonts w:asciiTheme="majorBidi" w:hAnsiTheme="majorBidi" w:cstheme="majorBidi"/>
-          <w:sz w:val="32"/>
-          <w:szCs w:val="32"/>
-        </w:rPr>
-        <w:t>)</w:t>
+      <w:r>
+        <w:rPr>
+          <w:rFonts w:asciiTheme="majorBidi" w:hAnsiTheme="majorBidi" w:cstheme="majorBidi"/>
+          <w:sz w:val="32"/>
+          <w:szCs w:val="32"/>
+        </w:rPr>
+        <w:t>แก้ไขข้อมูลในช่อง Total Copies ให้มีตัวเลข "น้อยกว่า" จำนวนในช่อง Available (หรือแก้ไขให้น้อยกว่าจำนวนที่กำลังถูกยืมไป)</w:t>
       </w:r>
     </w:p>
     <w:p>
@@ -26364,23 +24796,13 @@
           <w:szCs w:val="32"/>
         </w:rPr>
       </w:pPr>
-      <w:proofErr w:type="spellStart"/>
-      <w:r>
-        <w:rPr>
-          <w:rFonts w:asciiTheme="majorBidi" w:hAnsiTheme="majorBidi" w:cstheme="majorBidi"/>
-          <w:sz w:val="32"/>
-          <w:szCs w:val="32"/>
-        </w:rPr>
-        <w:t>กดปุ่มบันทึกข้อมูล</w:t>
-      </w:r>
-      <w:proofErr w:type="spellEnd"/>
-      <w:r>
-        <w:rPr>
-          <w:rFonts w:asciiTheme="majorBidi" w:hAnsiTheme="majorBidi" w:cstheme="majorBidi"/>
-          <w:sz w:val="32"/>
-          <w:szCs w:val="32"/>
-        </w:rPr>
-        <w:t xml:space="preserve"> (Save)</w:t>
+      <w:r>
+        <w:rPr>
+          <w:rFonts w:asciiTheme="majorBidi" w:hAnsiTheme="majorBidi" w:cstheme="majorBidi"/>
+          <w:sz w:val="32"/>
+          <w:szCs w:val="32"/>
+        </w:rPr>
+        <w:t>กดปุ่มบันทึกข้อมูล (Save)</w:t>
       </w:r>
     </w:p>
     <w:p>
@@ -26396,88 +24818,14 @@
           <w:szCs w:val="32"/>
         </w:rPr>
       </w:pPr>
-      <w:proofErr w:type="spellStart"/>
-      <w:r>
-        <w:rPr>
-          <w:rFonts w:asciiTheme="majorBidi" w:hAnsiTheme="majorBidi" w:cstheme="majorBidi"/>
-          <w:sz w:val="32"/>
-          <w:szCs w:val="32"/>
-        </w:rPr>
-        <w:t>กลับมาดูที่ตาราง</w:t>
-      </w:r>
-      <w:proofErr w:type="spellEnd"/>
-      <w:r>
-        <w:rPr>
-          <w:rFonts w:asciiTheme="majorBidi" w:hAnsiTheme="majorBidi" w:cstheme="majorBidi"/>
-          <w:sz w:val="32"/>
-          <w:szCs w:val="32"/>
-        </w:rPr>
-        <w:t xml:space="preserve"> </w:t>
-      </w:r>
-      <w:proofErr w:type="spellStart"/>
-      <w:r>
-        <w:rPr>
-          <w:rFonts w:asciiTheme="majorBidi" w:hAnsiTheme="majorBidi" w:cstheme="majorBidi"/>
-          <w:sz w:val="32"/>
-          <w:szCs w:val="32"/>
-        </w:rPr>
-        <w:t>จะพบว่าระบบยอมให้บันทึก</w:t>
-      </w:r>
-      <w:proofErr w:type="spellEnd"/>
-      <w:r>
-        <w:rPr>
-          <w:rFonts w:asciiTheme="majorBidi" w:hAnsiTheme="majorBidi" w:cstheme="majorBidi"/>
-          <w:sz w:val="32"/>
-          <w:szCs w:val="32"/>
-        </w:rPr>
-        <w:t xml:space="preserve"> </w:t>
-      </w:r>
-      <w:proofErr w:type="spellStart"/>
-      <w:r>
-        <w:rPr>
-          <w:rFonts w:asciiTheme="majorBidi" w:hAnsiTheme="majorBidi" w:cstheme="majorBidi"/>
-          <w:sz w:val="32"/>
-          <w:szCs w:val="32"/>
-        </w:rPr>
-        <w:t>และแสดงผล</w:t>
-      </w:r>
-      <w:proofErr w:type="spellEnd"/>
-      <w:r>
-        <w:rPr>
-          <w:rFonts w:asciiTheme="majorBidi" w:hAnsiTheme="majorBidi" w:cstheme="majorBidi"/>
-          <w:sz w:val="32"/>
-          <w:szCs w:val="32"/>
-        </w:rPr>
-        <w:t xml:space="preserve"> Available </w:t>
-      </w:r>
-      <w:proofErr w:type="spellStart"/>
-      <w:r>
-        <w:rPr>
-          <w:rFonts w:asciiTheme="majorBidi" w:hAnsiTheme="majorBidi" w:cstheme="majorBidi"/>
-          <w:sz w:val="32"/>
-          <w:szCs w:val="32"/>
-        </w:rPr>
-        <w:t>มากกว่า</w:t>
-      </w:r>
-      <w:proofErr w:type="spellEnd"/>
-      <w:r>
-        <w:rPr>
-          <w:rFonts w:asciiTheme="majorBidi" w:hAnsiTheme="majorBidi" w:cstheme="majorBidi"/>
-          <w:sz w:val="32"/>
-          <w:szCs w:val="32"/>
-        </w:rPr>
-        <w:t xml:space="preserve"> Total Copies </w:t>
-      </w:r>
-      <w:proofErr w:type="spellStart"/>
-      <w:r>
-        <w:rPr>
-          <w:rFonts w:asciiTheme="majorBidi" w:hAnsiTheme="majorBidi" w:cstheme="majorBidi"/>
-          <w:sz w:val="32"/>
-          <w:szCs w:val="32"/>
-        </w:rPr>
-        <w:t>ซึ่งเป็นไปไม่ได้ในทางปฏิบัติ</w:t>
-      </w:r>
-      <w:proofErr w:type="spellEnd"/>
+      <w:r>
+        <w:rPr>
+          <w:rFonts w:asciiTheme="majorBidi" w:hAnsiTheme="majorBidi" w:cstheme="majorBidi"/>
+          <w:sz w:val="32"/>
+          <w:szCs w:val="32"/>
+        </w:rPr>
+        <w:t>กลับมาดูที่ตาราง จะพบว่าระบบยอมให้บันทึก และแสดงผล Available มากกว่า Total Copies ซึ่งเป็นไปไม่ได้ในทางปฏิบัติ</w:t>
+      </w:r>
     </w:p>
     <w:p>
       <w:pPr>
@@ -26497,25 +24845,7 @@
           <w:sz w:val="32"/>
           <w:szCs w:val="32"/>
         </w:rPr>
-        <w:t xml:space="preserve">Evidence: </w:t>
-      </w:r>
-      <w:proofErr w:type="spellStart"/>
-      <w:r>
-        <w:rPr>
-          <w:rFonts w:asciiTheme="majorBidi" w:hAnsiTheme="majorBidi" w:cstheme="majorBidi"/>
-          <w:sz w:val="32"/>
-          <w:szCs w:val="32"/>
-        </w:rPr>
-        <w:t>รูปภาพ</w:t>
-      </w:r>
-      <w:proofErr w:type="spellEnd"/>
-      <w:r>
-        <w:rPr>
-          <w:rFonts w:asciiTheme="majorBidi" w:hAnsiTheme="majorBidi" w:cstheme="majorBidi"/>
-          <w:sz w:val="32"/>
-          <w:szCs w:val="32"/>
-        </w:rPr>
-        <w:t xml:space="preserve"> Screenshot</w:t>
+        <w:t>Evidence: รูปภาพ Screenshot</w:t>
       </w:r>
     </w:p>
     <w:p>
@@ -26532,7 +24862,7 @@
           <w:noProof/>
         </w:rPr>
         <w:drawing>
-          <wp:inline distT="0" distB="0" distL="0" distR="0" wp14:anchorId="4101BE12" wp14:editId="7AE5A256">
+          <wp:inline distT="0" distB="0" distL="0" distR="0" wp14:anchorId="6EE06C0D" wp14:editId="329E275C">
             <wp:extent cx="5021301" cy="2591120"/>
             <wp:effectExtent l="0" t="0" r="0" b="0"/>
             <wp:docPr id="1711624539" name="drawing"/>
@@ -26703,23 +25033,13 @@
           <w:szCs w:val="32"/>
         </w:rPr>
       </w:pPr>
-      <w:proofErr w:type="spellStart"/>
-      <w:r>
-        <w:rPr>
-          <w:rFonts w:asciiTheme="majorBidi" w:hAnsiTheme="majorBidi" w:cstheme="majorBidi"/>
-          <w:sz w:val="32"/>
-          <w:szCs w:val="32"/>
-        </w:rPr>
-        <w:t>เข้าสู่ระบบด้วยสิทธิ์</w:t>
-      </w:r>
-      <w:proofErr w:type="spellEnd"/>
-      <w:r>
-        <w:rPr>
-          <w:rFonts w:asciiTheme="majorBidi" w:hAnsiTheme="majorBidi" w:cstheme="majorBidi"/>
-          <w:sz w:val="32"/>
-          <w:szCs w:val="32"/>
-        </w:rPr>
-        <w:t xml:space="preserve"> System Administrator</w:t>
+      <w:r>
+        <w:rPr>
+          <w:rFonts w:asciiTheme="majorBidi" w:hAnsiTheme="majorBidi" w:cstheme="majorBidi"/>
+          <w:sz w:val="32"/>
+          <w:szCs w:val="32"/>
+        </w:rPr>
+        <w:t>เข้าสู่ระบบด้วยสิทธิ์ System Administrator</w:t>
       </w:r>
     </w:p>
     <w:p>
@@ -26735,142 +25055,14 @@
           <w:szCs w:val="32"/>
         </w:rPr>
       </w:pPr>
-      <w:proofErr w:type="spellStart"/>
-      <w:r>
-        <w:rPr>
-          <w:rFonts w:asciiTheme="majorBidi" w:hAnsiTheme="majorBidi" w:cstheme="majorBidi"/>
-          <w:sz w:val="32"/>
-          <w:szCs w:val="32"/>
-        </w:rPr>
-        <w:t>ไปที่หน้า</w:t>
-      </w:r>
-      <w:proofErr w:type="spellEnd"/>
-      <w:r>
-        <w:rPr>
-          <w:rFonts w:asciiTheme="majorBidi" w:hAnsiTheme="majorBidi" w:cstheme="majorBidi"/>
-          <w:sz w:val="32"/>
-          <w:szCs w:val="32"/>
-        </w:rPr>
-        <w:t xml:space="preserve"> Borrowing Management </w:t>
-      </w:r>
-      <w:proofErr w:type="spellStart"/>
-      <w:r>
-        <w:rPr>
-          <w:rFonts w:asciiTheme="majorBidi" w:hAnsiTheme="majorBidi" w:cstheme="majorBidi"/>
-          <w:sz w:val="32"/>
-          <w:szCs w:val="32"/>
-        </w:rPr>
-        <w:t>ตรวจสอบประวัติของสมาชิก</w:t>
-      </w:r>
-      <w:proofErr w:type="spellEnd"/>
-      <w:r>
-        <w:rPr>
-          <w:rFonts w:asciiTheme="majorBidi" w:hAnsiTheme="majorBidi" w:cstheme="majorBidi"/>
-          <w:sz w:val="32"/>
-          <w:szCs w:val="32"/>
-        </w:rPr>
-        <w:t xml:space="preserve"> "</w:t>
-      </w:r>
-      <w:proofErr w:type="spellStart"/>
-      <w:r>
-        <w:rPr>
-          <w:rFonts w:asciiTheme="majorBidi" w:hAnsiTheme="majorBidi" w:cstheme="majorBidi"/>
-          <w:sz w:val="32"/>
-          <w:szCs w:val="32"/>
-        </w:rPr>
-        <w:t>สมชาย</w:t>
-      </w:r>
-      <w:proofErr w:type="spellEnd"/>
-      <w:r>
-        <w:rPr>
-          <w:rFonts w:asciiTheme="majorBidi" w:hAnsiTheme="majorBidi" w:cstheme="majorBidi"/>
-          <w:sz w:val="32"/>
-          <w:szCs w:val="32"/>
-        </w:rPr>
-        <w:t xml:space="preserve"> </w:t>
-      </w:r>
-      <w:proofErr w:type="spellStart"/>
-      <w:r>
-        <w:rPr>
-          <w:rFonts w:asciiTheme="majorBidi" w:hAnsiTheme="majorBidi" w:cstheme="majorBidi"/>
-          <w:sz w:val="32"/>
-          <w:szCs w:val="32"/>
-        </w:rPr>
-        <w:t>ใจดี</w:t>
-      </w:r>
-      <w:proofErr w:type="spellEnd"/>
-      <w:r>
-        <w:rPr>
-          <w:rFonts w:asciiTheme="majorBidi" w:hAnsiTheme="majorBidi" w:cstheme="majorBidi"/>
-          <w:sz w:val="32"/>
-          <w:szCs w:val="32"/>
-        </w:rPr>
-        <w:t xml:space="preserve">" </w:t>
-      </w:r>
-      <w:proofErr w:type="spellStart"/>
-      <w:r>
-        <w:rPr>
-          <w:rFonts w:asciiTheme="majorBidi" w:hAnsiTheme="majorBidi" w:cstheme="majorBidi"/>
-          <w:sz w:val="32"/>
-          <w:szCs w:val="32"/>
-        </w:rPr>
-        <w:t>จะพบว่ามีหนังสือสถานะ</w:t>
-      </w:r>
-      <w:proofErr w:type="spellEnd"/>
-      <w:r>
-        <w:rPr>
-          <w:rFonts w:asciiTheme="majorBidi" w:hAnsiTheme="majorBidi" w:cstheme="majorBidi"/>
-          <w:sz w:val="32"/>
-          <w:szCs w:val="32"/>
-        </w:rPr>
-        <w:t xml:space="preserve"> "Borrowed" (</w:t>
-      </w:r>
-      <w:proofErr w:type="spellStart"/>
-      <w:r>
-        <w:rPr>
-          <w:rFonts w:asciiTheme="majorBidi" w:hAnsiTheme="majorBidi" w:cstheme="majorBidi"/>
-          <w:sz w:val="32"/>
-          <w:szCs w:val="32"/>
-        </w:rPr>
-        <w:t>ยืมค้างอยู่</w:t>
-      </w:r>
-      <w:proofErr w:type="spellEnd"/>
-      <w:r>
-        <w:rPr>
-          <w:rFonts w:asciiTheme="majorBidi" w:hAnsiTheme="majorBidi" w:cstheme="majorBidi"/>
-          <w:sz w:val="32"/>
-          <w:szCs w:val="32"/>
-        </w:rPr>
-        <w:t xml:space="preserve">) </w:t>
-      </w:r>
-      <w:proofErr w:type="spellStart"/>
-      <w:r>
-        <w:rPr>
-          <w:rFonts w:asciiTheme="majorBidi" w:hAnsiTheme="majorBidi" w:cstheme="majorBidi"/>
-          <w:sz w:val="32"/>
-          <w:szCs w:val="32"/>
-        </w:rPr>
-        <w:t>จำนวน</w:t>
-      </w:r>
-      <w:proofErr w:type="spellEnd"/>
-      <w:r>
-        <w:rPr>
-          <w:rFonts w:asciiTheme="majorBidi" w:hAnsiTheme="majorBidi" w:cstheme="majorBidi"/>
-          <w:sz w:val="32"/>
-          <w:szCs w:val="32"/>
-        </w:rPr>
-        <w:t xml:space="preserve"> 2 </w:t>
-      </w:r>
-      <w:proofErr w:type="spellStart"/>
-      <w:r>
-        <w:rPr>
-          <w:rFonts w:asciiTheme="majorBidi" w:hAnsiTheme="majorBidi" w:cstheme="majorBidi"/>
-          <w:sz w:val="32"/>
-          <w:szCs w:val="32"/>
-        </w:rPr>
-        <w:t>รายการ</w:t>
-      </w:r>
-      <w:proofErr w:type="spellEnd"/>
+      <w:r>
+        <w:rPr>
+          <w:rFonts w:asciiTheme="majorBidi" w:hAnsiTheme="majorBidi" w:cstheme="majorBidi"/>
+          <w:sz w:val="32"/>
+          <w:szCs w:val="32"/>
+        </w:rPr>
+        <w:t>ไปที่หน้า Borrowing Management ตรวจสอบประวัติของสมาชิก "สมชาย ใจดี" จะพบว่ามีหนังสือสถานะ "Borrowed" (ยืมค้างอยู่) จำนวน 2 รายการ</w:t>
+      </w:r>
     </w:p>
     <w:p>
       <w:pPr>
@@ -26885,33 +25077,13 @@
           <w:szCs w:val="32"/>
         </w:rPr>
       </w:pPr>
-      <w:proofErr w:type="spellStart"/>
-      <w:proofErr w:type="gramStart"/>
-      <w:r>
-        <w:rPr>
-          <w:rFonts w:asciiTheme="majorBidi" w:hAnsiTheme="majorBidi" w:cstheme="majorBidi"/>
-          <w:sz w:val="32"/>
-          <w:szCs w:val="32"/>
-        </w:rPr>
-        <w:t>ไปที่เมนู</w:t>
-      </w:r>
-      <w:proofErr w:type="spellEnd"/>
-      <w:r>
-        <w:rPr>
-          <w:rFonts w:asciiTheme="majorBidi" w:hAnsiTheme="majorBidi" w:cstheme="majorBidi"/>
-          <w:sz w:val="32"/>
-          <w:szCs w:val="32"/>
-        </w:rPr>
-        <w:t xml:space="preserve"> Members</w:t>
-      </w:r>
-      <w:proofErr w:type="gramEnd"/>
-      <w:r>
-        <w:rPr>
-          <w:rFonts w:asciiTheme="majorBidi" w:hAnsiTheme="majorBidi" w:cstheme="majorBidi"/>
-          <w:sz w:val="32"/>
-          <w:szCs w:val="32"/>
-        </w:rPr>
-        <w:t xml:space="preserve"> Management</w:t>
+      <w:r>
+        <w:rPr>
+          <w:rFonts w:asciiTheme="majorBidi" w:hAnsiTheme="majorBidi" w:cstheme="majorBidi"/>
+          <w:sz w:val="32"/>
+          <w:szCs w:val="32"/>
+        </w:rPr>
+        <w:t>ไปที่เมนู Members Management</w:t>
       </w:r>
     </w:p>
     <w:p>
@@ -26927,77 +25099,13 @@
           <w:szCs w:val="32"/>
         </w:rPr>
       </w:pPr>
-      <w:proofErr w:type="spellStart"/>
-      <w:r>
-        <w:rPr>
-          <w:rFonts w:asciiTheme="majorBidi" w:hAnsiTheme="majorBidi" w:cstheme="majorBidi"/>
-          <w:sz w:val="32"/>
-          <w:szCs w:val="32"/>
-        </w:rPr>
-        <w:t>คลิกปุ่ม</w:t>
-      </w:r>
-      <w:proofErr w:type="spellEnd"/>
-      <w:r>
-        <w:rPr>
-          <w:rFonts w:asciiTheme="majorBidi" w:hAnsiTheme="majorBidi" w:cstheme="majorBidi"/>
-          <w:sz w:val="32"/>
-          <w:szCs w:val="32"/>
-        </w:rPr>
-        <w:t xml:space="preserve"> "Edit" </w:t>
-      </w:r>
-      <w:proofErr w:type="spellStart"/>
-      <w:r>
-        <w:rPr>
-          <w:rFonts w:asciiTheme="majorBidi" w:hAnsiTheme="majorBidi" w:cstheme="majorBidi"/>
-          <w:sz w:val="32"/>
-          <w:szCs w:val="32"/>
-        </w:rPr>
-        <w:t>เพื่อแก้ไขข้อมูลของ</w:t>
-      </w:r>
-      <w:proofErr w:type="spellEnd"/>
-      <w:r>
-        <w:rPr>
-          <w:rFonts w:asciiTheme="majorBidi" w:hAnsiTheme="majorBidi" w:cstheme="majorBidi"/>
-          <w:sz w:val="32"/>
-          <w:szCs w:val="32"/>
-        </w:rPr>
-        <w:t xml:space="preserve"> "</w:t>
-      </w:r>
-      <w:proofErr w:type="spellStart"/>
-      <w:r>
-        <w:rPr>
-          <w:rFonts w:asciiTheme="majorBidi" w:hAnsiTheme="majorBidi" w:cstheme="majorBidi"/>
-          <w:sz w:val="32"/>
-          <w:szCs w:val="32"/>
-        </w:rPr>
-        <w:t>สมชาย</w:t>
-      </w:r>
-      <w:proofErr w:type="spellEnd"/>
-      <w:r>
-        <w:rPr>
-          <w:rFonts w:asciiTheme="majorBidi" w:hAnsiTheme="majorBidi" w:cstheme="majorBidi"/>
-          <w:sz w:val="32"/>
-          <w:szCs w:val="32"/>
-        </w:rPr>
-        <w:t xml:space="preserve"> </w:t>
-      </w:r>
-      <w:proofErr w:type="spellStart"/>
-      <w:r>
-        <w:rPr>
-          <w:rFonts w:asciiTheme="majorBidi" w:hAnsiTheme="majorBidi" w:cstheme="majorBidi"/>
-          <w:sz w:val="32"/>
-          <w:szCs w:val="32"/>
-        </w:rPr>
-        <w:t>ใจดี</w:t>
-      </w:r>
-      <w:proofErr w:type="spellEnd"/>
-      <w:r>
-        <w:rPr>
-          <w:rFonts w:asciiTheme="majorBidi" w:hAnsiTheme="majorBidi" w:cstheme="majorBidi"/>
-          <w:sz w:val="32"/>
-          <w:szCs w:val="32"/>
-        </w:rPr>
-        <w:t>"</w:t>
+      <w:r>
+        <w:rPr>
+          <w:rFonts w:asciiTheme="majorBidi" w:hAnsiTheme="majorBidi" w:cstheme="majorBidi"/>
+          <w:sz w:val="32"/>
+          <w:szCs w:val="32"/>
+        </w:rPr>
+        <w:t>คลิกปุ่ม "Edit" เพื่อแก้ไขข้อมูลของ "สมชาย ใจดี"</w:t>
       </w:r>
     </w:p>
     <w:p>
@@ -27013,70 +25121,14 @@
           <w:szCs w:val="32"/>
         </w:rPr>
       </w:pPr>
-      <w:proofErr w:type="spellStart"/>
-      <w:r>
-        <w:rPr>
-          <w:rFonts w:asciiTheme="majorBidi" w:hAnsiTheme="majorBidi" w:cstheme="majorBidi"/>
-          <w:sz w:val="32"/>
-          <w:szCs w:val="32"/>
-        </w:rPr>
-        <w:t>ปรับลดค่าในช่อง</w:t>
-      </w:r>
-      <w:proofErr w:type="spellEnd"/>
-      <w:r>
-        <w:rPr>
-          <w:rFonts w:asciiTheme="majorBidi" w:hAnsiTheme="majorBidi" w:cstheme="majorBidi"/>
-          <w:sz w:val="32"/>
-          <w:szCs w:val="32"/>
-        </w:rPr>
-        <w:t xml:space="preserve"> Max Books </w:t>
-      </w:r>
-      <w:proofErr w:type="spellStart"/>
-      <w:r>
-        <w:rPr>
-          <w:rFonts w:asciiTheme="majorBidi" w:hAnsiTheme="majorBidi" w:cstheme="majorBidi"/>
-          <w:sz w:val="32"/>
-          <w:szCs w:val="32"/>
-        </w:rPr>
-        <w:t>ให้เหลือ</w:t>
-      </w:r>
-      <w:proofErr w:type="spellEnd"/>
-      <w:r>
-        <w:rPr>
-          <w:rFonts w:asciiTheme="majorBidi" w:hAnsiTheme="majorBidi" w:cstheme="majorBidi"/>
-          <w:sz w:val="32"/>
-          <w:szCs w:val="32"/>
-        </w:rPr>
-        <w:t xml:space="preserve"> 1 </w:t>
-      </w:r>
-      <w:proofErr w:type="spellStart"/>
-      <w:r>
-        <w:rPr>
-          <w:rFonts w:asciiTheme="majorBidi" w:hAnsiTheme="majorBidi" w:cstheme="majorBidi"/>
-          <w:sz w:val="32"/>
-          <w:szCs w:val="32"/>
-        </w:rPr>
-        <w:t>เล่ม</w:t>
-      </w:r>
-      <w:proofErr w:type="spellEnd"/>
-      <w:r>
-        <w:rPr>
-          <w:rFonts w:asciiTheme="majorBidi" w:hAnsiTheme="majorBidi" w:cstheme="majorBidi"/>
-          <w:sz w:val="32"/>
-          <w:szCs w:val="32"/>
-        </w:rPr>
-        <w:t xml:space="preserve"> </w:t>
-      </w:r>
-      <w:proofErr w:type="spellStart"/>
-      <w:r>
-        <w:rPr>
-          <w:rFonts w:asciiTheme="majorBidi" w:hAnsiTheme="majorBidi" w:cstheme="majorBidi"/>
-          <w:sz w:val="32"/>
-          <w:szCs w:val="32"/>
-        </w:rPr>
-        <w:t>แล้วกดบันทึกข้อมูล</w:t>
-      </w:r>
-      <w:proofErr w:type="spellEnd"/>
+      <w:r>
+        <w:rPr>
+          <w:rFonts w:asciiTheme="majorBidi" w:hAnsiTheme="majorBidi" w:cstheme="majorBidi"/>
+          <w:sz w:val="32"/>
+          <w:szCs w:val="32"/>
+        </w:rPr>
+        <w:t>ปรับลดค่าในช่อง Max Books ให้เหลือ 1 เล่ม แล้วกดบันทึกข้อมูล</w:t>
+      </w:r>
     </w:p>
     <w:p>
       <w:pPr>
@@ -27091,59 +25143,13 @@
           <w:szCs w:val="32"/>
         </w:rPr>
       </w:pPr>
-      <w:proofErr w:type="spellStart"/>
-      <w:r>
-        <w:rPr>
-          <w:rFonts w:asciiTheme="majorBidi" w:hAnsiTheme="majorBidi" w:cstheme="majorBidi"/>
-          <w:sz w:val="32"/>
-          <w:szCs w:val="32"/>
-        </w:rPr>
-        <w:t>ระบบอนุญาตให้บันทึกสำเร็จ</w:t>
-      </w:r>
-      <w:proofErr w:type="spellEnd"/>
-      <w:r>
-        <w:rPr>
-          <w:rFonts w:asciiTheme="majorBidi" w:hAnsiTheme="majorBidi" w:cstheme="majorBidi"/>
-          <w:sz w:val="32"/>
-          <w:szCs w:val="32"/>
-        </w:rPr>
-        <w:t xml:space="preserve"> (Max Books </w:t>
-      </w:r>
-      <w:proofErr w:type="spellStart"/>
-      <w:r>
-        <w:rPr>
-          <w:rFonts w:asciiTheme="majorBidi" w:hAnsiTheme="majorBidi" w:cstheme="majorBidi"/>
-          <w:sz w:val="32"/>
-          <w:szCs w:val="32"/>
-        </w:rPr>
-        <w:t>กลายเป็น</w:t>
-      </w:r>
-      <w:proofErr w:type="spellEnd"/>
-      <w:r>
-        <w:rPr>
-          <w:rFonts w:asciiTheme="majorBidi" w:hAnsiTheme="majorBidi" w:cstheme="majorBidi"/>
-          <w:sz w:val="32"/>
-          <w:szCs w:val="32"/>
-        </w:rPr>
-        <w:t xml:space="preserve"> 1 </w:t>
-      </w:r>
-      <w:proofErr w:type="spellStart"/>
-      <w:r>
-        <w:rPr>
-          <w:rFonts w:asciiTheme="majorBidi" w:hAnsiTheme="majorBidi" w:cstheme="majorBidi"/>
-          <w:sz w:val="32"/>
-          <w:szCs w:val="32"/>
-        </w:rPr>
-        <w:t>ทั้งที่ยืมค้างอยู่</w:t>
-      </w:r>
-      <w:proofErr w:type="spellEnd"/>
-      <w:r>
-        <w:rPr>
-          <w:rFonts w:asciiTheme="majorBidi" w:hAnsiTheme="majorBidi" w:cstheme="majorBidi"/>
-          <w:sz w:val="32"/>
-          <w:szCs w:val="32"/>
-        </w:rPr>
-        <w:t xml:space="preserve"> 2)</w:t>
+      <w:r>
+        <w:rPr>
+          <w:rFonts w:asciiTheme="majorBidi" w:hAnsiTheme="majorBidi" w:cstheme="majorBidi"/>
+          <w:sz w:val="32"/>
+          <w:szCs w:val="32"/>
+        </w:rPr>
+        <w:t>ระบบอนุญาตให้บันทึกสำเร็จ (Max Books กลายเป็น 1 ทั้งที่ยืมค้างอยู่ 2)</w:t>
       </w:r>
     </w:p>
     <w:p>
@@ -27164,25 +25170,7 @@
           <w:sz w:val="32"/>
           <w:szCs w:val="32"/>
         </w:rPr>
-        <w:t xml:space="preserve">Evidence: </w:t>
-      </w:r>
-      <w:proofErr w:type="spellStart"/>
-      <w:r>
-        <w:rPr>
-          <w:rFonts w:asciiTheme="majorBidi" w:hAnsiTheme="majorBidi" w:cstheme="majorBidi"/>
-          <w:sz w:val="32"/>
-          <w:szCs w:val="32"/>
-        </w:rPr>
-        <w:t>รูปภาพ</w:t>
-      </w:r>
-      <w:proofErr w:type="spellEnd"/>
-      <w:r>
-        <w:rPr>
-          <w:rFonts w:asciiTheme="majorBidi" w:hAnsiTheme="majorBidi" w:cstheme="majorBidi"/>
-          <w:sz w:val="32"/>
-          <w:szCs w:val="32"/>
-        </w:rPr>
-        <w:t xml:space="preserve"> Screenshot</w:t>
+        <w:t>Evidence: รูปภาพ Screenshot</w:t>
       </w:r>
     </w:p>
     <w:p>
@@ -27199,7 +25187,7 @@
           <w:noProof/>
         </w:rPr>
         <w:drawing>
-          <wp:inline distT="0" distB="0" distL="0" distR="0" wp14:anchorId="5691A95D" wp14:editId="2D1B32D2">
+          <wp:inline distT="0" distB="0" distL="0" distR="0" wp14:anchorId="7858B8FA" wp14:editId="7EBD56BD">
             <wp:extent cx="4078757" cy="1362075"/>
             <wp:effectExtent l="0" t="0" r="0" b="0"/>
             <wp:docPr id="1594075655" name="drawing"/>
@@ -27257,7 +25245,7 @@
         </w:rPr>
         <w:lastRenderedPageBreak/>
         <w:drawing>
-          <wp:inline distT="0" distB="0" distL="0" distR="0" wp14:anchorId="07797A8F" wp14:editId="5A5F7260">
+          <wp:inline distT="0" distB="0" distL="0" distR="0" wp14:anchorId="40B57DAE" wp14:editId="0DA36125">
             <wp:extent cx="3708176" cy="2686050"/>
             <wp:effectExtent l="0" t="0" r="0" b="0"/>
             <wp:docPr id="1411094704" name="drawing"/>
@@ -27320,6 +25308,7 @@
           <w:szCs w:val="40"/>
           <w:cs/>
         </w:rPr>
+        <w:lastRenderedPageBreak/>
         <w:t xml:space="preserve">บทที่ </w:t>
       </w:r>
       <w:r>
@@ -27341,9 +25330,8 @@
           <w:szCs w:val="40"/>
           <w:cs/>
         </w:rPr>
-        <w:t>การวิเคราะห์และเมตริก</w:t>
-      </w:r>
-      <w:proofErr w:type="spellStart"/>
+        <w:t>การวิเคราะห์และเมตริกส์ (</w:t>
+      </w:r>
       <w:r>
         <w:rPr>
           <w:rFonts w:asciiTheme="majorBidi" w:hAnsiTheme="majorBidi"/>
@@ -27351,29 +25339,6 @@
           <w:bCs/>
           <w:color w:val="auto"/>
           <w:szCs w:val="40"/>
-          <w:cs/>
-        </w:rPr>
-        <w:t>ส์</w:t>
-      </w:r>
-      <w:proofErr w:type="spellEnd"/>
-      <w:r>
-        <w:rPr>
-          <w:rFonts w:asciiTheme="majorBidi" w:hAnsiTheme="majorBidi"/>
-          <w:b/>
-          <w:bCs/>
-          <w:color w:val="auto"/>
-          <w:szCs w:val="40"/>
-          <w:cs/>
-        </w:rPr>
-        <w:t xml:space="preserve"> (</w:t>
-      </w:r>
-      <w:r>
-        <w:rPr>
-          <w:rFonts w:asciiTheme="majorBidi" w:hAnsiTheme="majorBidi"/>
-          <w:b/>
-          <w:bCs/>
-          <w:color w:val="auto"/>
-          <w:szCs w:val="40"/>
         </w:rPr>
         <w:t>Metrics &amp; Analysis)</w:t>
       </w:r>
@@ -27381,48 +25346,9 @@
     </w:p>
     <w:p>
       <w:pPr>
-        <w:rPr>
-          <w:rFonts w:asciiTheme="majorBidi" w:hAnsiTheme="majorBidi" w:cstheme="majorBidi"/>
-          <w:sz w:val="32"/>
-          <w:szCs w:val="32"/>
-          <w:highlight w:val="red"/>
-          <w:cs/>
-        </w:rPr>
-      </w:pPr>
-      <w:r>
-        <w:rPr>
-          <w:rFonts w:asciiTheme="majorBidi" w:hAnsiTheme="majorBidi" w:cstheme="majorBidi"/>
-          <w:sz w:val="32"/>
-          <w:szCs w:val="32"/>
-          <w:highlight w:val="red"/>
-        </w:rPr>
-        <w:t>[</w:t>
-      </w:r>
-      <w:r>
-        <w:rPr>
-          <w:rFonts w:asciiTheme="majorBidi" w:hAnsiTheme="majorBidi" w:cstheme="majorBidi"/>
-          <w:sz w:val="32"/>
-          <w:szCs w:val="32"/>
-          <w:highlight w:val="red"/>
-          <w:cs/>
-        </w:rPr>
-        <w:t xml:space="preserve">หน้าที่ </w:t>
-      </w:r>
-      <w:r>
-        <w:rPr>
-          <w:rFonts w:asciiTheme="majorBidi" w:hAnsiTheme="majorBidi" w:cstheme="majorBidi"/>
-          <w:sz w:val="32"/>
-          <w:szCs w:val="32"/>
-          <w:highlight w:val="red"/>
-        </w:rPr>
-        <w:t xml:space="preserve">QA Analyst] </w:t>
-      </w:r>
-    </w:p>
-    <w:p>
-      <w:pPr>
         <w:pStyle w:val="2"/>
         <w:rPr>
-          <w:rFonts w:asciiTheme="majorBidi" w:hAnsiTheme="majorBidi"/>
+          <w:rFonts w:asciiTheme="majorBidi" w:hAnsiTheme="majorBidi" w:hint="cs"/>
           <w:color w:val="auto"/>
         </w:rPr>
       </w:pPr>
@@ -27436,7 +25362,6 @@
           <w:sz w:val="36"/>
           <w:szCs w:val="36"/>
         </w:rPr>
-        <w:lastRenderedPageBreak/>
         <w:t xml:space="preserve">6.1 </w:t>
       </w:r>
       <w:r>
@@ -27451,38 +25376,6 @@
         </w:rPr>
         <w:t>สรุปผล</w:t>
       </w:r>
-      <w:r>
-        <w:rPr>
-          <w:rFonts w:asciiTheme="majorBidi" w:hAnsiTheme="majorBidi"/>
-          <w:color w:val="auto"/>
-          <w:cs/>
-        </w:rPr>
-        <w:t>:</w:t>
-      </w:r>
-      <w:r>
-        <w:rPr>
-          <w:rFonts w:asciiTheme="majorBidi" w:hAnsiTheme="majorBidi"/>
-          <w:color w:val="auto"/>
-        </w:rPr>
-        <w:t xml:space="preserve"> </w:t>
-      </w:r>
-      <w:r>
-        <w:rPr>
-          <w:rFonts w:asciiTheme="majorBidi" w:hAnsiTheme="majorBidi"/>
-          <w:color w:val="auto"/>
-          <w:highlight w:val="yellow"/>
-          <w:cs/>
-        </w:rPr>
-        <w:t xml:space="preserve">กราฟวงกลม </w:t>
-      </w:r>
-      <w:r>
-        <w:rPr>
-          <w:rFonts w:asciiTheme="majorBidi" w:hAnsiTheme="majorBidi"/>
-          <w:color w:val="auto"/>
-          <w:highlight w:val="yellow"/>
-        </w:rPr>
-        <w:t>Pass/Fail</w:t>
-      </w:r>
       <w:bookmarkEnd w:id="18"/>
     </w:p>
     <w:p>
@@ -27496,7 +25389,7 @@
           <w:noProof/>
         </w:rPr>
         <w:drawing>
-          <wp:inline distT="0" distB="0" distL="0" distR="0" wp14:anchorId="1AB3B015" wp14:editId="7A76DBFC">
+          <wp:inline distT="0" distB="0" distL="0" distR="0" wp14:anchorId="4FD26F41" wp14:editId="5702EDE6">
             <wp:extent cx="6175829" cy="5028752"/>
             <wp:effectExtent l="0" t="0" r="0" b="0"/>
             <wp:docPr id="103443069" name="drawing"/>
@@ -27560,79 +25453,7 @@
           <w:color w:val="auto"/>
           <w:szCs w:val="32"/>
         </w:rPr>
-        <w:t xml:space="preserve">“ </w:t>
-      </w:r>
-      <w:proofErr w:type="spellStart"/>
-      <w:r>
-        <w:rPr>
-          <w:rFonts w:ascii="Angsana New" w:eastAsia="Angsana New" w:hAnsi="Angsana New" w:cs="Angsana New"/>
-          <w:color w:val="auto"/>
-          <w:szCs w:val="32"/>
-        </w:rPr>
-        <w:t>ผ่าน</w:t>
-      </w:r>
-      <w:proofErr w:type="spellEnd"/>
-      <w:r>
-        <w:rPr>
-          <w:rFonts w:ascii="Angsana New" w:eastAsia="Angsana New" w:hAnsi="Angsana New" w:cs="Angsana New"/>
-          <w:color w:val="auto"/>
-          <w:szCs w:val="32"/>
-        </w:rPr>
-        <w:t xml:space="preserve"> (Pass) </w:t>
-      </w:r>
-      <w:proofErr w:type="spellStart"/>
-      <w:r>
-        <w:rPr>
-          <w:rFonts w:ascii="Angsana New" w:eastAsia="Angsana New" w:hAnsi="Angsana New" w:cs="Angsana New"/>
-          <w:color w:val="auto"/>
-          <w:szCs w:val="32"/>
-        </w:rPr>
-        <w:t>จำนวน</w:t>
-      </w:r>
-      <w:proofErr w:type="spellEnd"/>
-      <w:r>
-        <w:rPr>
-          <w:rFonts w:ascii="Angsana New" w:eastAsia="Angsana New" w:hAnsi="Angsana New" w:cs="Angsana New"/>
-          <w:color w:val="auto"/>
-          <w:szCs w:val="32"/>
-        </w:rPr>
-        <w:t xml:space="preserve"> 43 </w:t>
-      </w:r>
-      <w:proofErr w:type="spellStart"/>
-      <w:r>
-        <w:rPr>
-          <w:rFonts w:ascii="Angsana New" w:eastAsia="Angsana New" w:hAnsi="Angsana New" w:cs="Angsana New"/>
-          <w:color w:val="auto"/>
-          <w:szCs w:val="32"/>
-        </w:rPr>
-        <w:t>เคส</w:t>
-      </w:r>
-      <w:proofErr w:type="spellEnd"/>
-      <w:r>
-        <w:rPr>
-          <w:rFonts w:ascii="Angsana New" w:eastAsia="Angsana New" w:hAnsi="Angsana New" w:cs="Angsana New"/>
-          <w:color w:val="auto"/>
-          <w:szCs w:val="32"/>
-        </w:rPr>
-        <w:t xml:space="preserve"> </w:t>
-      </w:r>
-      <w:proofErr w:type="spellStart"/>
-      <w:r>
-        <w:rPr>
-          <w:rFonts w:ascii="Angsana New" w:eastAsia="Angsana New" w:hAnsi="Angsana New" w:cs="Angsana New"/>
-          <w:color w:val="auto"/>
-          <w:szCs w:val="32"/>
-        </w:rPr>
-        <w:t>คิดเป็น</w:t>
-      </w:r>
-      <w:proofErr w:type="spellEnd"/>
-      <w:r>
-        <w:rPr>
-          <w:rFonts w:ascii="Angsana New" w:eastAsia="Angsana New" w:hAnsi="Angsana New" w:cs="Angsana New"/>
-          <w:color w:val="auto"/>
-          <w:szCs w:val="32"/>
-        </w:rPr>
-        <w:t xml:space="preserve"> 86 % ”</w:t>
+        <w:t>“ ผ่าน (Pass) จำนวน 43 เคส คิดเป็น 86 % ”</w:t>
       </w:r>
     </w:p>
     <w:p>
@@ -27643,6 +25464,7 @@
           <w:numId w:val="31"/>
         </w:numPr>
         <w:rPr>
+          <w:rFonts w:hint="cs"/>
           <w:sz w:val="32"/>
           <w:szCs w:val="32"/>
         </w:rPr>
@@ -27653,93 +25475,8 @@
           <w:sz w:val="32"/>
           <w:szCs w:val="32"/>
         </w:rPr>
-        <w:t>“</w:t>
-      </w:r>
-      <w:proofErr w:type="spellStart"/>
-      <w:r>
-        <w:rPr>
-          <w:rFonts w:ascii="Angsana New" w:eastAsia="Angsana New" w:hAnsi="Angsana New" w:cs="Angsana New"/>
-          <w:sz w:val="32"/>
-          <w:szCs w:val="32"/>
-        </w:rPr>
-        <w:t>ไม่ผ่าน</w:t>
-      </w:r>
-      <w:proofErr w:type="spellEnd"/>
-      <w:r>
-        <w:rPr>
-          <w:rFonts w:ascii="Angsana New" w:eastAsia="Angsana New" w:hAnsi="Angsana New" w:cs="Angsana New"/>
-          <w:sz w:val="32"/>
-          <w:szCs w:val="32"/>
-        </w:rPr>
-        <w:t xml:space="preserve"> (Fail) </w:t>
-      </w:r>
-      <w:proofErr w:type="spellStart"/>
-      <w:r>
-        <w:rPr>
-          <w:rFonts w:ascii="Angsana New" w:eastAsia="Angsana New" w:hAnsi="Angsana New" w:cs="Angsana New"/>
-          <w:sz w:val="32"/>
-          <w:szCs w:val="32"/>
-        </w:rPr>
-        <w:t>จำนวน</w:t>
-      </w:r>
-      <w:proofErr w:type="spellEnd"/>
-      <w:r>
-        <w:rPr>
-          <w:rFonts w:ascii="Angsana New" w:eastAsia="Angsana New" w:hAnsi="Angsana New" w:cs="Angsana New"/>
-          <w:sz w:val="32"/>
-          <w:szCs w:val="32"/>
-        </w:rPr>
-        <w:t xml:space="preserve"> 7 </w:t>
-      </w:r>
-      <w:proofErr w:type="spellStart"/>
-      <w:r>
-        <w:rPr>
-          <w:rFonts w:ascii="Angsana New" w:eastAsia="Angsana New" w:hAnsi="Angsana New" w:cs="Angsana New"/>
-          <w:sz w:val="32"/>
-          <w:szCs w:val="32"/>
-        </w:rPr>
-        <w:t>เคส</w:t>
-      </w:r>
-      <w:proofErr w:type="spellEnd"/>
-      <w:r>
-        <w:rPr>
-          <w:rFonts w:ascii="Angsana New" w:eastAsia="Angsana New" w:hAnsi="Angsana New" w:cs="Angsana New"/>
-          <w:sz w:val="32"/>
-          <w:szCs w:val="32"/>
-        </w:rPr>
-        <w:t xml:space="preserve"> </w:t>
-      </w:r>
-      <w:proofErr w:type="spellStart"/>
-      <w:r>
-        <w:rPr>
-          <w:rFonts w:ascii="Angsana New" w:eastAsia="Angsana New" w:hAnsi="Angsana New" w:cs="Angsana New"/>
-          <w:sz w:val="32"/>
-          <w:szCs w:val="32"/>
-        </w:rPr>
-        <w:t>คิดเป็น</w:t>
-      </w:r>
-      <w:proofErr w:type="spellEnd"/>
-      <w:r>
-        <w:rPr>
-          <w:rFonts w:ascii="Angsana New" w:eastAsia="Angsana New" w:hAnsi="Angsana New" w:cs="Angsana New"/>
-          <w:sz w:val="32"/>
-          <w:szCs w:val="32"/>
-        </w:rPr>
-        <w:t xml:space="preserve"> 14 %”</w:t>
-      </w:r>
-    </w:p>
-    <w:p>
-      <w:pPr>
-        <w:pStyle w:val="2"/>
-        <w:rPr>
-          <w:rFonts w:asciiTheme="majorBidi" w:hAnsiTheme="majorBidi"/>
-          <w:b/>
-          <w:bCs/>
-          <w:color w:val="auto"/>
-          <w:sz w:val="36"/>
-          <w:szCs w:val="36"/>
-        </w:rPr>
-      </w:pPr>
+        <w:t>“ไม่ผ่าน (Fail) จำนวน 7 เคส คิดเป็น 14 %”</w:t>
+      </w:r>
     </w:p>
     <w:p>
       <w:pPr>
@@ -27772,9 +25509,360 @@
           <w:szCs w:val="36"/>
           <w:cs/>
         </w:rPr>
-        <w:t>เมตริก</w:t>
-      </w:r>
-      <w:proofErr w:type="spellStart"/>
+        <w:t>เมตริกส์สำคัญ</w:t>
+      </w:r>
+      <w:r>
+        <w:rPr>
+          <w:rFonts w:asciiTheme="majorBidi" w:hAnsiTheme="majorBidi"/>
+          <w:color w:val="auto"/>
+          <w:szCs w:val="32"/>
+          <w:cs/>
+        </w:rPr>
+        <w:t>:</w:t>
+      </w:r>
+      <w:bookmarkEnd w:id="19"/>
+    </w:p>
+    <w:p>
+      <w:pPr>
+        <w:numPr>
+          <w:ilvl w:val="1"/>
+          <w:numId w:val="6"/>
+        </w:numPr>
+        <w:rPr>
+          <w:rFonts w:asciiTheme="majorBidi" w:hAnsiTheme="majorBidi" w:cstheme="majorBidi"/>
+          <w:sz w:val="32"/>
+          <w:szCs w:val="32"/>
+        </w:rPr>
+      </w:pPr>
+      <w:r>
+        <w:rPr>
+          <w:rFonts w:asciiTheme="majorBidi" w:hAnsiTheme="majorBidi" w:cstheme="majorBidi"/>
+          <w:sz w:val="32"/>
+          <w:szCs w:val="32"/>
+        </w:rPr>
+        <w:t xml:space="preserve">Defect Density: </w:t>
+      </w:r>
+      <w:r>
+        <w:rPr>
+          <w:rFonts w:asciiTheme="majorBidi" w:hAnsiTheme="majorBidi" w:cstheme="majorBidi"/>
+          <w:sz w:val="32"/>
+          <w:szCs w:val="32"/>
+          <w:cs/>
+        </w:rPr>
+        <w:t>จำนวนบั๊กต่อจำนวนเคส</w:t>
+      </w:r>
+    </w:p>
+    <w:p>
+      <w:pPr>
+        <w:ind w:left="1440"/>
+        <w:rPr>
+          <w:rFonts w:asciiTheme="majorBidi" w:hAnsiTheme="majorBidi" w:cstheme="majorBidi"/>
+          <w:sz w:val="32"/>
+          <w:szCs w:val="32"/>
+        </w:rPr>
+      </w:pPr>
+      <w:r>
+        <w:rPr>
+          <w:rFonts w:asciiTheme="majorBidi" w:hAnsiTheme="majorBidi" w:cstheme="majorBidi"/>
+          <w:sz w:val="32"/>
+          <w:szCs w:val="32"/>
+        </w:rPr>
+        <w:t>จากการทดสอบพบว่า :</w:t>
+      </w:r>
+    </w:p>
+    <w:p>
+      <w:pPr>
+        <w:pStyle w:val="a9"/>
+        <w:numPr>
+          <w:ilvl w:val="0"/>
+          <w:numId w:val="33"/>
+        </w:numPr>
+        <w:ind w:left="2160"/>
+        <w:rPr>
+          <w:rFonts w:asciiTheme="majorBidi" w:hAnsiTheme="majorBidi" w:cstheme="majorBidi"/>
+          <w:sz w:val="32"/>
+          <w:szCs w:val="32"/>
+        </w:rPr>
+      </w:pPr>
+      <w:r>
+        <w:rPr>
+          <w:rFonts w:asciiTheme="majorBidi" w:hAnsiTheme="majorBidi" w:cstheme="majorBidi"/>
+          <w:sz w:val="32"/>
+          <w:szCs w:val="32"/>
+        </w:rPr>
+        <w:lastRenderedPageBreak/>
+        <w:t>จำนวน Bug = 3 รายการ</w:t>
+      </w:r>
+    </w:p>
+    <w:p>
+      <w:pPr>
+        <w:pStyle w:val="a9"/>
+        <w:numPr>
+          <w:ilvl w:val="0"/>
+          <w:numId w:val="32"/>
+        </w:numPr>
+        <w:ind w:left="2160"/>
+        <w:rPr>
+          <w:rFonts w:asciiTheme="majorBidi" w:hAnsiTheme="majorBidi" w:cstheme="majorBidi"/>
+          <w:sz w:val="32"/>
+          <w:szCs w:val="32"/>
+        </w:rPr>
+      </w:pPr>
+      <w:r>
+        <w:rPr>
+          <w:rFonts w:asciiTheme="majorBidi" w:hAnsiTheme="majorBidi" w:cstheme="majorBidi"/>
+          <w:sz w:val="32"/>
+          <w:szCs w:val="32"/>
+        </w:rPr>
+        <w:t>จำนวน Test Case = 50</w:t>
+      </w:r>
+    </w:p>
+    <w:p>
+      <w:pPr>
+        <w:ind w:left="1440"/>
+        <w:rPr>
+          <w:rFonts w:asciiTheme="majorBidi" w:hAnsiTheme="majorBidi" w:cstheme="majorBidi"/>
+          <w:sz w:val="32"/>
+          <w:szCs w:val="32"/>
+        </w:rPr>
+      </w:pPr>
+      <w:r>
+        <w:rPr>
+          <w:rFonts w:asciiTheme="majorBidi" w:hAnsiTheme="majorBidi" w:cstheme="majorBidi"/>
+          <w:sz w:val="32"/>
+          <w:szCs w:val="32"/>
+        </w:rPr>
+        <w:t xml:space="preserve">ดังนั้น Defect Density = 3/50 = 0.06 </w:t>
+      </w:r>
+    </w:p>
+    <w:p>
+      <w:pPr>
+        <w:ind w:left="1440"/>
+        <w:rPr>
+          <w:rFonts w:asciiTheme="majorBidi" w:hAnsiTheme="majorBidi" w:cstheme="majorBidi"/>
+          <w:sz w:val="32"/>
+          <w:szCs w:val="32"/>
+        </w:rPr>
+      </w:pPr>
+      <w:r>
+        <w:rPr>
+          <w:rFonts w:asciiTheme="majorBidi" w:hAnsiTheme="majorBidi" w:cstheme="majorBidi"/>
+          <w:sz w:val="32"/>
+          <w:szCs w:val="32"/>
+        </w:rPr>
+        <w:t xml:space="preserve">ระบบมีข้อผิดพลาดในระดับต่ำถึงปานกลาง </w:t>
+      </w:r>
+    </w:p>
+    <w:p>
+      <w:pPr>
+        <w:numPr>
+          <w:ilvl w:val="1"/>
+          <w:numId w:val="6"/>
+        </w:numPr>
+        <w:rPr>
+          <w:rFonts w:asciiTheme="majorBidi" w:hAnsiTheme="majorBidi" w:cstheme="majorBidi"/>
+          <w:sz w:val="32"/>
+          <w:szCs w:val="32"/>
+        </w:rPr>
+      </w:pPr>
+      <w:r>
+        <w:rPr>
+          <w:rFonts w:asciiTheme="majorBidi" w:hAnsiTheme="majorBidi" w:cstheme="majorBidi"/>
+          <w:sz w:val="32"/>
+          <w:szCs w:val="32"/>
+        </w:rPr>
+        <w:t xml:space="preserve">Test Coverage: </w:t>
+      </w:r>
+      <w:r>
+        <w:rPr>
+          <w:rFonts w:asciiTheme="majorBidi" w:hAnsiTheme="majorBidi" w:cstheme="majorBidi"/>
+          <w:sz w:val="32"/>
+          <w:szCs w:val="32"/>
+          <w:cs/>
+        </w:rPr>
+        <w:t>เปอร์เซ็นต์ความครอบคลุมของหน้าจอ</w:t>
+      </w:r>
+    </w:p>
+    <w:p>
+      <w:pPr>
+        <w:ind w:left="1440"/>
+        <w:rPr>
+          <w:rFonts w:asciiTheme="majorBidi" w:hAnsiTheme="majorBidi" w:cstheme="majorBidi"/>
+          <w:color w:val="000000" w:themeColor="text1"/>
+          <w:sz w:val="32"/>
+          <w:szCs w:val="32"/>
+        </w:rPr>
+      </w:pPr>
+      <w:r>
+        <w:rPr>
+          <w:rFonts w:asciiTheme="majorBidi" w:hAnsiTheme="majorBidi" w:cstheme="majorBidi"/>
+          <w:color w:val="000000" w:themeColor="text1"/>
+          <w:sz w:val="32"/>
+          <w:szCs w:val="32"/>
+        </w:rPr>
+        <w:t>ในการทดสอบครั้งนี้มีการครอบครุมหน้าจอหลักของระบบทั้งหมด ได้แก่</w:t>
+      </w:r>
+    </w:p>
+    <w:p>
+      <w:pPr>
+        <w:pStyle w:val="a9"/>
+        <w:numPr>
+          <w:ilvl w:val="0"/>
+          <w:numId w:val="34"/>
+        </w:numPr>
+        <w:rPr>
+          <w:rFonts w:asciiTheme="majorBidi" w:hAnsiTheme="majorBidi" w:cstheme="majorBidi"/>
+          <w:color w:val="000000" w:themeColor="text1"/>
+          <w:sz w:val="32"/>
+          <w:szCs w:val="32"/>
+        </w:rPr>
+      </w:pPr>
+      <w:r>
+        <w:rPr>
+          <w:rFonts w:asciiTheme="majorBidi" w:hAnsiTheme="majorBidi" w:cstheme="majorBidi"/>
+          <w:color w:val="000000" w:themeColor="text1"/>
+          <w:sz w:val="32"/>
+          <w:szCs w:val="32"/>
+        </w:rPr>
+        <w:t xml:space="preserve">Login , Dashboard </w:t>
+      </w:r>
+    </w:p>
+    <w:p>
+      <w:pPr>
+        <w:pStyle w:val="a9"/>
+        <w:numPr>
+          <w:ilvl w:val="0"/>
+          <w:numId w:val="34"/>
+        </w:numPr>
+        <w:rPr>
+          <w:rFonts w:asciiTheme="majorBidi" w:hAnsiTheme="majorBidi" w:cstheme="majorBidi"/>
+          <w:color w:val="000000" w:themeColor="text1"/>
+          <w:sz w:val="32"/>
+          <w:szCs w:val="32"/>
+        </w:rPr>
+      </w:pPr>
+      <w:r>
+        <w:rPr>
+          <w:rFonts w:asciiTheme="majorBidi" w:hAnsiTheme="majorBidi" w:cstheme="majorBidi"/>
+          <w:color w:val="000000" w:themeColor="text1"/>
+          <w:sz w:val="32"/>
+          <w:szCs w:val="32"/>
+        </w:rPr>
+        <w:t xml:space="preserve">Books , Members </w:t>
+      </w:r>
+    </w:p>
+    <w:p>
+      <w:pPr>
+        <w:pStyle w:val="a9"/>
+        <w:numPr>
+          <w:ilvl w:val="0"/>
+          <w:numId w:val="34"/>
+        </w:numPr>
+        <w:rPr>
+          <w:rFonts w:asciiTheme="majorBidi" w:hAnsiTheme="majorBidi" w:cstheme="majorBidi"/>
+          <w:color w:val="000000" w:themeColor="text1"/>
+          <w:sz w:val="32"/>
+          <w:szCs w:val="32"/>
+        </w:rPr>
+      </w:pPr>
+      <w:r>
+        <w:rPr>
+          <w:rFonts w:asciiTheme="majorBidi" w:hAnsiTheme="majorBidi" w:cstheme="majorBidi"/>
+          <w:color w:val="000000" w:themeColor="text1"/>
+          <w:sz w:val="32"/>
+          <w:szCs w:val="32"/>
+        </w:rPr>
+        <w:t xml:space="preserve">Borrowing </w:t>
+      </w:r>
+    </w:p>
+    <w:p>
+      <w:pPr>
+        <w:pStyle w:val="a9"/>
+        <w:numPr>
+          <w:ilvl w:val="0"/>
+          <w:numId w:val="34"/>
+        </w:numPr>
+        <w:rPr>
+          <w:rFonts w:asciiTheme="majorBidi" w:hAnsiTheme="majorBidi" w:cstheme="majorBidi"/>
+          <w:color w:val="000000" w:themeColor="text1"/>
+          <w:sz w:val="32"/>
+          <w:szCs w:val="32"/>
+        </w:rPr>
+      </w:pPr>
+      <w:r>
+        <w:rPr>
+          <w:rFonts w:asciiTheme="majorBidi" w:hAnsiTheme="majorBidi" w:cstheme="majorBidi"/>
+          <w:color w:val="000000" w:themeColor="text1"/>
+          <w:sz w:val="32"/>
+          <w:szCs w:val="32"/>
+        </w:rPr>
+        <w:t xml:space="preserve">Reports </w:t>
+      </w:r>
+    </w:p>
+    <w:p>
+      <w:pPr>
+        <w:ind w:left="1440"/>
+        <w:rPr>
+          <w:rFonts w:asciiTheme="majorBidi" w:hAnsiTheme="majorBidi" w:cstheme="majorBidi"/>
+          <w:color w:val="000000" w:themeColor="text1"/>
+          <w:sz w:val="32"/>
+          <w:szCs w:val="32"/>
+        </w:rPr>
+      </w:pPr>
+      <w:r>
+        <w:rPr>
+          <w:rFonts w:asciiTheme="majorBidi" w:hAnsiTheme="majorBidi" w:cstheme="majorBidi"/>
+          <w:color w:val="000000" w:themeColor="text1"/>
+          <w:sz w:val="32"/>
+          <w:szCs w:val="32"/>
+        </w:rPr>
+        <w:t>Test Coverage = ( 6/6 ) * 100 = 100%</w:t>
+      </w:r>
+    </w:p>
+    <w:p>
+      <w:pPr>
+        <w:ind w:left="1440"/>
+        <w:rPr>
+          <w:rFonts w:asciiTheme="majorBidi" w:hAnsiTheme="majorBidi" w:cstheme="majorBidi"/>
+          <w:color w:val="000000" w:themeColor="text1"/>
+          <w:sz w:val="32"/>
+          <w:szCs w:val="32"/>
+        </w:rPr>
+      </w:pPr>
+      <w:r>
+        <w:rPr>
+          <w:rFonts w:asciiTheme="majorBidi" w:hAnsiTheme="majorBidi" w:cstheme="majorBidi"/>
+          <w:color w:val="000000" w:themeColor="text1"/>
+          <w:sz w:val="32"/>
+          <w:szCs w:val="32"/>
+        </w:rPr>
+        <w:t>แสดงให้เห็นว่าการทดสอบครอบคลุมทุกหน้าจอของระบบอย่างครบถ้วน</w:t>
+      </w:r>
+    </w:p>
+    <w:p>
+      <w:pPr>
+        <w:pStyle w:val="2"/>
+        <w:rPr>
+          <w:rFonts w:asciiTheme="majorBidi" w:hAnsiTheme="majorBidi"/>
+          <w:b/>
+          <w:bCs/>
+          <w:color w:val="auto"/>
+          <w:sz w:val="36"/>
+          <w:szCs w:val="36"/>
+        </w:rPr>
+      </w:pPr>
+      <w:bookmarkStart w:id="20" w:name="_Toc225606405"/>
+      <w:r>
+        <w:rPr>
+          <w:rFonts w:asciiTheme="majorBidi" w:hAnsiTheme="majorBidi"/>
+          <w:b/>
+          <w:bCs/>
+          <w:color w:val="auto"/>
+          <w:sz w:val="36"/>
+          <w:szCs w:val="36"/>
+        </w:rPr>
+        <w:t xml:space="preserve">6.3 </w:t>
+      </w:r>
       <w:r>
         <w:rPr>
           <w:rFonts w:asciiTheme="majorBidi" w:hAnsiTheme="majorBidi"/>
@@ -27785,9 +25873,369 @@
           <w:szCs w:val="36"/>
           <w:cs/>
         </w:rPr>
-        <w:t>ส์</w:t>
-      </w:r>
-      <w:proofErr w:type="spellEnd"/>
+        <w:t xml:space="preserve">การวิเคราะห์คุณภาพตามมาตรฐาน </w:t>
+      </w:r>
+      <w:r>
+        <w:rPr>
+          <w:rFonts w:asciiTheme="majorBidi" w:hAnsiTheme="majorBidi"/>
+          <w:b/>
+          <w:bCs/>
+          <w:color w:val="auto"/>
+          <w:sz w:val="36"/>
+          <w:szCs w:val="36"/>
+        </w:rPr>
+        <w:t>ISO 25010</w:t>
+      </w:r>
+      <w:bookmarkEnd w:id="20"/>
+    </w:p>
+    <w:p>
+      <w:pPr>
+        <w:spacing w:before="319" w:after="319"/>
+        <w:ind w:left="720"/>
+        <w:rPr>
+          <w:rFonts w:ascii="Angsana New" w:eastAsia="Angsana New" w:hAnsi="Angsana New" w:cs="Angsana New"/>
+          <w:b/>
+          <w:bCs/>
+          <w:color w:val="000000" w:themeColor="text1"/>
+          <w:sz w:val="32"/>
+          <w:szCs w:val="32"/>
+        </w:rPr>
+      </w:pPr>
+      <w:r>
+        <w:rPr>
+          <w:rFonts w:ascii="Angsana New" w:eastAsia="Angsana New" w:hAnsi="Angsana New" w:cs="Angsana New"/>
+          <w:b/>
+          <w:bCs/>
+          <w:color w:val="000000" w:themeColor="text1"/>
+          <w:sz w:val="32"/>
+          <w:szCs w:val="32"/>
+        </w:rPr>
+        <w:t>1) Functional Suitability (ความถูกต้องของฟังก์ชัน)</w:t>
+      </w:r>
+    </w:p>
+    <w:p>
+      <w:pPr>
+        <w:pStyle w:val="a9"/>
+        <w:spacing w:before="240" w:after="240"/>
+        <w:ind w:firstLine="720"/>
+        <w:rPr>
+          <w:rFonts w:ascii="Angsana New" w:eastAsia="Angsana New" w:hAnsi="Angsana New" w:cs="Angsana New"/>
+          <w:color w:val="000000" w:themeColor="text1"/>
+          <w:sz w:val="32"/>
+          <w:szCs w:val="32"/>
+        </w:rPr>
+      </w:pPr>
+      <w:r>
+        <w:rPr>
+          <w:rFonts w:ascii="Angsana New" w:eastAsia="Angsana New" w:hAnsi="Angsana New" w:cs="Angsana New"/>
+          <w:color w:val="000000" w:themeColor="text1"/>
+          <w:sz w:val="32"/>
+          <w:szCs w:val="32"/>
+        </w:rPr>
+        <w:t>จากการทดสอบพบว่าระบบสามารถทำงานได้ถูกต้องตามฟังก์ชันหลักที่กำหนดไว้ เช่น การเข้าสู่ระบบ การจัดการข้อมูลหนังสือ และการยืม-คืนหนังสือ ซึ่งถือว่าเป็นส่วนสำคัญของระบบ อย่างไรก็ตาม ยังพบข้อผิดพลาดในบางกรณี เช่น การกำหนดจำนวนหนังสือสูงสุดที่สามารถยืมได้ (Max Books) ที่ยังไม่เป็นไปตามเงื่อนไขที่กำหนด รวมถึงบางฟีเจอร์ที่ยังทำงานได้ไม่สมบูรณ์ จึงควรมีการปรับปรุงเพิ่มเติมเพื่อให้ระบบมีความถูกต้องมากยิ่งขึ้น</w:t>
+      </w:r>
+    </w:p>
+    <w:p>
+      <w:pPr>
+        <w:rPr>
+          <w:rFonts w:ascii="Angsana New" w:eastAsia="Angsana New" w:hAnsi="Angsana New" w:cs="Angsana New"/>
+          <w:color w:val="000000" w:themeColor="text1"/>
+          <w:sz w:val="32"/>
+          <w:szCs w:val="32"/>
+        </w:rPr>
+      </w:pPr>
+    </w:p>
+    <w:p>
+      <w:pPr>
+        <w:pStyle w:val="4"/>
+        <w:spacing w:before="319" w:after="319"/>
+        <w:ind w:left="720"/>
+        <w:rPr>
+          <w:rFonts w:ascii="Angsana New" w:eastAsia="Angsana New" w:hAnsi="Angsana New" w:cs="Angsana New"/>
+          <w:b/>
+          <w:bCs/>
+          <w:i w:val="0"/>
+          <w:iCs w:val="0"/>
+          <w:color w:val="000000" w:themeColor="text1"/>
+          <w:sz w:val="32"/>
+          <w:szCs w:val="32"/>
+        </w:rPr>
+      </w:pPr>
+      <w:r>
+        <w:rPr>
+          <w:rFonts w:ascii="Angsana New" w:eastAsia="Angsana New" w:hAnsi="Angsana New" w:cs="Angsana New"/>
+          <w:b/>
+          <w:bCs/>
+          <w:i w:val="0"/>
+          <w:iCs w:val="0"/>
+          <w:color w:val="000000" w:themeColor="text1"/>
+          <w:sz w:val="32"/>
+          <w:szCs w:val="32"/>
+        </w:rPr>
+        <w:lastRenderedPageBreak/>
+        <w:t>2) Usability (ความง่ายในการใช้งาน)</w:t>
+      </w:r>
+    </w:p>
+    <w:p>
+      <w:pPr>
+        <w:pStyle w:val="a9"/>
+        <w:spacing w:before="240" w:after="240"/>
+        <w:ind w:firstLine="720"/>
+        <w:rPr>
+          <w:rFonts w:ascii="Angsana New" w:eastAsia="Angsana New" w:hAnsi="Angsana New" w:cs="Angsana New"/>
+          <w:color w:val="000000" w:themeColor="text1"/>
+          <w:sz w:val="32"/>
+          <w:szCs w:val="32"/>
+        </w:rPr>
+      </w:pPr>
+      <w:r>
+        <w:rPr>
+          <w:rFonts w:ascii="Angsana New" w:eastAsia="Angsana New" w:hAnsi="Angsana New" w:cs="Angsana New"/>
+          <w:color w:val="000000" w:themeColor="text1"/>
+          <w:sz w:val="32"/>
+          <w:szCs w:val="32"/>
+        </w:rPr>
+        <w:t>ในด้านการใช้งาน ระบบมีการออกแบบหน้าจอ (UI) ที่ค่อนข้างเข้าใจง่าย ไม่ซับซ้อน ผู้ใช้งานสามารถเรียนรู้และใช้งานได้ด้วยตนเองในระยะเวลาไม่นาน อย่างไรก็ตาม ยังมีข้อจำกัดบางประการ เช่น ไม่มีฟังก์ชันค้นหาสมาชิก (Search Member) และไม่มีฟีเจอร์แสดงรายละเอียดหรือขยายระยะเวลาการยืม (Extend) ซึ่งอาจส่งผลต่อประสบการณ์ของผู้ใช้งานในระยะยาว</w:t>
+      </w:r>
+    </w:p>
+    <w:p>
+      <w:pPr>
+        <w:pStyle w:val="4"/>
+        <w:spacing w:before="319" w:after="319"/>
+        <w:ind w:left="720"/>
+        <w:rPr>
+          <w:rFonts w:ascii="Angsana New" w:eastAsia="Angsana New" w:hAnsi="Angsana New" w:cs="Angsana New"/>
+          <w:b/>
+          <w:bCs/>
+          <w:i w:val="0"/>
+          <w:iCs w:val="0"/>
+          <w:color w:val="000000" w:themeColor="text1"/>
+          <w:sz w:val="32"/>
+          <w:szCs w:val="32"/>
+        </w:rPr>
+      </w:pPr>
+      <w:r>
+        <w:rPr>
+          <w:rFonts w:ascii="Angsana New" w:eastAsia="Angsana New" w:hAnsi="Angsana New" w:cs="Angsana New"/>
+          <w:b/>
+          <w:bCs/>
+          <w:i w:val="0"/>
+          <w:iCs w:val="0"/>
+          <w:color w:val="000000" w:themeColor="text1"/>
+          <w:sz w:val="32"/>
+          <w:szCs w:val="32"/>
+        </w:rPr>
+        <w:t>3) Reliability (ความเสถียรของระบบ)</w:t>
+      </w:r>
+    </w:p>
+    <w:p>
+      <w:pPr>
+        <w:pStyle w:val="a9"/>
+        <w:spacing w:before="240" w:after="240"/>
+        <w:ind w:firstLine="720"/>
+        <w:rPr>
+          <w:rFonts w:ascii="Angsana New" w:eastAsia="Angsana New" w:hAnsi="Angsana New" w:cs="Angsana New"/>
+          <w:color w:val="000000" w:themeColor="text1"/>
+          <w:sz w:val="32"/>
+          <w:szCs w:val="32"/>
+        </w:rPr>
+      </w:pPr>
+      <w:r>
+        <w:rPr>
+          <w:rFonts w:ascii="Angsana New" w:eastAsia="Angsana New" w:hAnsi="Angsana New" w:cs="Angsana New"/>
+          <w:color w:val="000000" w:themeColor="text1"/>
+          <w:sz w:val="32"/>
+          <w:szCs w:val="32"/>
+        </w:rPr>
+        <w:t>ระบบมีความสามารถในการทำงานได้อย่างต่อเนื่องในหลายกรณีทดสอบ และไม่พบปัญหาการล่มของระบบในระหว่างการใช้งานโดยรวม แสดงให้เห็นถึงความเสถียรในระดับหนึ่ง อย่างไรก็ตาม ยังมีข้อผิดพลาดเชิงตรรกะ (Logic Error) ในบางฟังก์ชัน เช่น การกำหนดค่าข้อมูลที่ไม่สอดคล้องกัน ซึ่งควรได้รับการแก้ไขเพื่อเพิ่มความน่าเชื่อถือของระบบ</w:t>
+      </w:r>
+    </w:p>
+    <w:p>
+      <w:pPr>
+        <w:pStyle w:val="4"/>
+        <w:spacing w:before="319" w:after="319"/>
+        <w:ind w:left="720"/>
+        <w:rPr>
+          <w:rFonts w:ascii="Angsana New" w:eastAsia="Angsana New" w:hAnsi="Angsana New" w:cs="Angsana New"/>
+          <w:b/>
+          <w:bCs/>
+          <w:i w:val="0"/>
+          <w:iCs w:val="0"/>
+          <w:color w:val="000000" w:themeColor="text1"/>
+          <w:sz w:val="32"/>
+          <w:szCs w:val="32"/>
+        </w:rPr>
+      </w:pPr>
+      <w:r>
+        <w:rPr>
+          <w:rFonts w:ascii="Angsana New" w:eastAsia="Angsana New" w:hAnsi="Angsana New" w:cs="Angsana New"/>
+          <w:b/>
+          <w:bCs/>
+          <w:i w:val="0"/>
+          <w:iCs w:val="0"/>
+          <w:color w:val="000000" w:themeColor="text1"/>
+          <w:sz w:val="32"/>
+          <w:szCs w:val="32"/>
+        </w:rPr>
+        <w:t>4) Security (ความปลอดภัย)</w:t>
+      </w:r>
+    </w:p>
+    <w:p>
+      <w:pPr>
+        <w:pStyle w:val="a9"/>
+        <w:spacing w:before="240" w:after="240"/>
+        <w:ind w:firstLine="720"/>
+        <w:rPr>
+          <w:rFonts w:ascii="Angsana New" w:eastAsia="Angsana New" w:hAnsi="Angsana New" w:cs="Angsana New"/>
+          <w:color w:val="000000" w:themeColor="text1"/>
+          <w:sz w:val="32"/>
+          <w:szCs w:val="32"/>
+        </w:rPr>
+      </w:pPr>
+      <w:r>
+        <w:rPr>
+          <w:rFonts w:ascii="Angsana New" w:eastAsia="Angsana New" w:hAnsi="Angsana New" w:cs="Angsana New"/>
+          <w:color w:val="000000" w:themeColor="text1"/>
+          <w:sz w:val="32"/>
+          <w:szCs w:val="32"/>
+        </w:rPr>
+        <w:t>จากการทดสอบด้านความปลอดภัยเบื้องต้น พบว่าระบบสามารถป้องกันการโจมตีในรูปแบบ SQL Injection ได้ในระดับหนึ่ง อย่างไรก็ตาม เพื่อเพิ่มความปลอดภัยของระบบ ควรมีการเพิ่มการตรวจสอบข้อมูลนำเข้า (Input Validation) และการจัดการข้อมูลที่เข้มงวดมากยิ่งขึ้น เพื่อลดความเสี่ยงจากช่องโหว่ที่อาจเกิดขึ้นในอนาคต</w:t>
+      </w:r>
+    </w:p>
+    <w:p>
+      <w:pPr>
+        <w:pStyle w:val="4"/>
+        <w:spacing w:before="319" w:after="319"/>
+        <w:ind w:left="720"/>
+        <w:rPr>
+          <w:rFonts w:ascii="Angsana New" w:eastAsia="Angsana New" w:hAnsi="Angsana New" w:cs="Angsana New"/>
+          <w:b/>
+          <w:bCs/>
+          <w:i w:val="0"/>
+          <w:iCs w:val="0"/>
+          <w:color w:val="000000" w:themeColor="text1"/>
+          <w:sz w:val="32"/>
+          <w:szCs w:val="32"/>
+        </w:rPr>
+      </w:pPr>
+      <w:r>
+        <w:rPr>
+          <w:rFonts w:ascii="Angsana New" w:eastAsia="Angsana New" w:hAnsi="Angsana New" w:cs="Angsana New"/>
+          <w:b/>
+          <w:bCs/>
+          <w:i w:val="0"/>
+          <w:iCs w:val="0"/>
+          <w:color w:val="000000" w:themeColor="text1"/>
+          <w:sz w:val="32"/>
+          <w:szCs w:val="32"/>
+        </w:rPr>
+        <w:lastRenderedPageBreak/>
+        <w:t>5) Performance Efficiency (ประสิทธิภาพของระบบ)</w:t>
+      </w:r>
+    </w:p>
+    <w:p>
+      <w:pPr>
+        <w:pStyle w:val="4"/>
+        <w:spacing w:before="319" w:after="319"/>
+        <w:ind w:left="720" w:firstLine="720"/>
+        <w:rPr>
+          <w:rFonts w:ascii="Angsana New" w:eastAsia="Angsana New" w:hAnsi="Angsana New" w:cs="Angsana New" w:hint="cs"/>
+          <w:i w:val="0"/>
+          <w:iCs w:val="0"/>
+          <w:color w:val="000000" w:themeColor="text1"/>
+          <w:sz w:val="32"/>
+          <w:szCs w:val="32"/>
+        </w:rPr>
+      </w:pPr>
+      <w:r>
+        <w:rPr>
+          <w:rFonts w:ascii="Angsana New" w:eastAsia="Angsana New" w:hAnsi="Angsana New" w:cs="Angsana New"/>
+          <w:i w:val="0"/>
+          <w:iCs w:val="0"/>
+          <w:color w:val="000000" w:themeColor="text1"/>
+          <w:sz w:val="32"/>
+          <w:szCs w:val="32"/>
+        </w:rPr>
+        <w:t>ในด้านประสิทธิภาพ ระบบสามารถตอบสนองการทำงานได้รวดเร็วและไม่พบความล่าช้าในสภาพแวดล้อมการทดสอบแบบ Local อย่างไรก็ตาม ยังไม่มีการทดสอบในสภาพแวดล้อมจริง (Production Environment) ที่มีผู้ใช้งานจำนวนมาก ดังนั้นควรมีการทดสอบเพิ่มเติมในอนาคตเพื่อประเมินประสิทธิภาพของระบบในสถานการณ์จริง</w:t>
+      </w:r>
+    </w:p>
+    <w:p>
+      <w:pPr>
+        <w:pStyle w:val="1"/>
+        <w:rPr>
+          <w:rFonts w:asciiTheme="majorBidi" w:hAnsiTheme="majorBidi"/>
+          <w:b/>
+          <w:bCs/>
+          <w:color w:val="auto"/>
+          <w:szCs w:val="40"/>
+        </w:rPr>
+      </w:pPr>
+      <w:bookmarkStart w:id="21" w:name="_Toc225606406"/>
+      <w:r>
+        <w:rPr>
+          <w:rFonts w:asciiTheme="majorBidi" w:hAnsiTheme="majorBidi"/>
+          <w:b/>
+          <w:bCs/>
+          <w:color w:val="auto"/>
+          <w:szCs w:val="40"/>
+          <w:cs/>
+        </w:rPr>
+        <w:t xml:space="preserve">บทที่ </w:t>
+      </w:r>
+      <w:r>
+        <w:rPr>
+          <w:rFonts w:asciiTheme="majorBidi" w:hAnsiTheme="majorBidi"/>
+          <w:b/>
+          <w:bCs/>
+          <w:color w:val="auto"/>
+          <w:szCs w:val="40"/>
+        </w:rPr>
+        <w:t xml:space="preserve">7: </w:t>
+      </w:r>
+      <w:r>
+        <w:rPr>
+          <w:rFonts w:asciiTheme="majorBidi" w:hAnsiTheme="majorBidi"/>
+          <w:b/>
+          <w:bCs/>
+          <w:color w:val="auto"/>
+          <w:szCs w:val="40"/>
+          <w:cs/>
+        </w:rPr>
+        <w:t>สรุปผลและข้อเสนอแนะ (</w:t>
+      </w:r>
+      <w:r>
+        <w:rPr>
+          <w:rFonts w:asciiTheme="majorBidi" w:hAnsiTheme="majorBidi"/>
+          <w:b/>
+          <w:bCs/>
+          <w:color w:val="auto"/>
+          <w:szCs w:val="40"/>
+        </w:rPr>
+        <w:t>Conclusion &amp; Recommendations)</w:t>
+      </w:r>
+      <w:bookmarkEnd w:id="21"/>
+    </w:p>
+    <w:p>
+      <w:pPr>
+        <w:pStyle w:val="2"/>
+        <w:ind w:firstLine="720"/>
+        <w:rPr>
+          <w:rFonts w:asciiTheme="majorBidi" w:hAnsiTheme="majorBidi" w:hint="cs"/>
+          <w:color w:val="auto"/>
+        </w:rPr>
+      </w:pPr>
+      <w:bookmarkStart w:id="22" w:name="_Toc225606407"/>
+      <w:r>
+        <w:rPr>
+          <w:rFonts w:asciiTheme="majorBidi" w:hAnsiTheme="majorBidi"/>
+          <w:b/>
+          <w:bCs/>
+          <w:color w:val="auto"/>
+          <w:sz w:val="36"/>
+          <w:szCs w:val="36"/>
+        </w:rPr>
+        <w:t xml:space="preserve">7.1 </w:t>
+      </w:r>
       <w:r>
         <w:rPr>
           <w:rFonts w:asciiTheme="majorBidi" w:hAnsiTheme="majorBidi"/>
@@ -27798,76 +26246,44 @@
           <w:szCs w:val="36"/>
           <w:cs/>
         </w:rPr>
-        <w:t>สำคัญ</w:t>
-      </w:r>
-      <w:r>
-        <w:rPr>
-          <w:rFonts w:asciiTheme="majorBidi" w:hAnsiTheme="majorBidi"/>
-          <w:color w:val="auto"/>
-          <w:szCs w:val="32"/>
-          <w:cs/>
-        </w:rPr>
-        <w:t>:</w:t>
-      </w:r>
-      <w:bookmarkEnd w:id="19"/>
+        <w:t>สรุปภาพรวม</w:t>
+      </w:r>
+      <w:bookmarkEnd w:id="22"/>
     </w:p>
     <w:p>
       <w:pPr>
-        <w:numPr>
-          <w:ilvl w:val="1"/>
-          <w:numId w:val="6"/>
-        </w:numPr>
-        <w:rPr>
-          <w:rFonts w:asciiTheme="majorBidi" w:hAnsiTheme="majorBidi" w:cstheme="majorBidi"/>
-          <w:sz w:val="32"/>
-          <w:szCs w:val="32"/>
-        </w:rPr>
-      </w:pPr>
-      <w:r>
-        <w:rPr>
-          <w:rFonts w:asciiTheme="majorBidi" w:hAnsiTheme="majorBidi" w:cstheme="majorBidi"/>
-          <w:sz w:val="32"/>
-          <w:szCs w:val="32"/>
-        </w:rPr>
-        <w:t xml:space="preserve">Defect Density: </w:t>
-      </w:r>
-      <w:r>
-        <w:rPr>
-          <w:rFonts w:asciiTheme="majorBidi" w:hAnsiTheme="majorBidi" w:cstheme="majorBidi"/>
-          <w:sz w:val="32"/>
-          <w:szCs w:val="32"/>
-          <w:highlight w:val="yellow"/>
-          <w:cs/>
-        </w:rPr>
-        <w:t>จำนวนบั๊กต่อจำนวนเคส</w:t>
+        <w:spacing w:before="240" w:after="240"/>
+        <w:rPr>
+          <w:rFonts w:ascii="Angsana New" w:eastAsia="Angsana New" w:hAnsi="Angsana New" w:cs="Angsana New"/>
+          <w:sz w:val="32"/>
+          <w:szCs w:val="32"/>
+        </w:rPr>
+      </w:pPr>
+      <w:r>
+        <w:rPr>
+          <w:rFonts w:ascii="Angsana New" w:eastAsia="Angsana New" w:hAnsi="Angsana New" w:cs="Angsana New"/>
+          <w:sz w:val="32"/>
+          <w:szCs w:val="32"/>
+        </w:rPr>
+        <w:t>จากการดำเนินการทดสอบระบบ Library Management System v2 ในรูปแบบ End-to-End (E2E) และการทดสอบเชิงประสบการณ์ผู้ใช้งาน (User Experience) พบว่าระบบสามารถทำงานได้ตามฟังก์ชันหลักในภาพรวม เช่น การเข้าสู่ระบบ การจัดการข้อมูลหนังสือ การจัดการสมาชิก และการยืม-คืนหนังสือ</w:t>
       </w:r>
     </w:p>
     <w:p>
       <w:pPr>
-        <w:ind w:left="1440"/>
-        <w:rPr>
-          <w:rFonts w:asciiTheme="majorBidi" w:hAnsiTheme="majorBidi" w:cstheme="majorBidi"/>
-          <w:sz w:val="32"/>
-          <w:szCs w:val="32"/>
-        </w:rPr>
-      </w:pPr>
-      <w:proofErr w:type="spellStart"/>
-      <w:r>
-        <w:rPr>
-          <w:rFonts w:asciiTheme="majorBidi" w:hAnsiTheme="majorBidi" w:cstheme="majorBidi"/>
-          <w:sz w:val="32"/>
-          <w:szCs w:val="32"/>
-        </w:rPr>
-        <w:t>จากการทดสอบพบว่า</w:t>
-      </w:r>
-      <w:proofErr w:type="spellEnd"/>
-      <w:r>
-        <w:rPr>
-          <w:rFonts w:asciiTheme="majorBidi" w:hAnsiTheme="majorBidi" w:cstheme="majorBidi"/>
-          <w:sz w:val="32"/>
-          <w:szCs w:val="32"/>
-        </w:rPr>
-        <w:t xml:space="preserve"> :</w:t>
+        <w:spacing w:before="240" w:after="240"/>
+        <w:rPr>
+          <w:rFonts w:ascii="Angsana New" w:eastAsia="Angsana New" w:hAnsi="Angsana New" w:cs="Angsana New"/>
+          <w:sz w:val="32"/>
+          <w:szCs w:val="32"/>
+        </w:rPr>
+      </w:pPr>
+      <w:r>
+        <w:rPr>
+          <w:rFonts w:ascii="Angsana New" w:eastAsia="Angsana New" w:hAnsi="Angsana New" w:cs="Angsana New"/>
+          <w:sz w:val="32"/>
+          <w:szCs w:val="32"/>
+        </w:rPr>
+        <w:t>จากผลการทดสอบทั้งหมด 50 กรณีทดสอบ (Test Cases) พบว่า</w:t>
       </w:r>
     </w:p>
     <w:p>
@@ -27875,279 +26291,121 @@
         <w:pStyle w:val="a9"/>
         <w:numPr>
           <w:ilvl w:val="0"/>
-          <w:numId w:val="33"/>
+          <w:numId w:val="28"/>
         </w:numPr>
-        <w:rPr>
-          <w:rFonts w:asciiTheme="majorBidi" w:hAnsiTheme="majorBidi" w:cstheme="majorBidi"/>
-          <w:sz w:val="32"/>
-          <w:szCs w:val="32"/>
-        </w:rPr>
-      </w:pPr>
-      <w:proofErr w:type="spellStart"/>
-      <w:r>
-        <w:rPr>
-          <w:rFonts w:asciiTheme="majorBidi" w:hAnsiTheme="majorBidi" w:cstheme="majorBidi"/>
-          <w:sz w:val="32"/>
-          <w:szCs w:val="32"/>
-        </w:rPr>
-        <w:lastRenderedPageBreak/>
-        <w:t>จำนวน</w:t>
-      </w:r>
-      <w:proofErr w:type="spellEnd"/>
-      <w:r>
-        <w:rPr>
-          <w:rFonts w:asciiTheme="majorBidi" w:hAnsiTheme="majorBidi" w:cstheme="majorBidi"/>
-          <w:sz w:val="32"/>
-          <w:szCs w:val="32"/>
-        </w:rPr>
-        <w:t xml:space="preserve"> Bug = 3 </w:t>
-      </w:r>
-      <w:proofErr w:type="spellStart"/>
-      <w:r>
-        <w:rPr>
-          <w:rFonts w:asciiTheme="majorBidi" w:hAnsiTheme="majorBidi" w:cstheme="majorBidi"/>
-          <w:sz w:val="32"/>
-          <w:szCs w:val="32"/>
-        </w:rPr>
-        <w:t>รายการ</w:t>
-      </w:r>
-      <w:proofErr w:type="spellEnd"/>
+        <w:spacing w:after="0"/>
+        <w:rPr>
+          <w:rFonts w:ascii="Angsana New" w:eastAsia="Angsana New" w:hAnsi="Angsana New" w:cs="Angsana New"/>
+          <w:sz w:val="32"/>
+          <w:szCs w:val="32"/>
+        </w:rPr>
+      </w:pPr>
+      <w:r>
+        <w:rPr>
+          <w:rFonts w:ascii="Angsana New" w:eastAsia="Angsana New" w:hAnsi="Angsana New" w:cs="Angsana New"/>
+          <w:sz w:val="32"/>
+          <w:szCs w:val="32"/>
+        </w:rPr>
+        <w:t xml:space="preserve">ผ่าน (Pass) จำนวน 43 เคส </w:t>
+      </w:r>
     </w:p>
     <w:p>
       <w:pPr>
         <w:pStyle w:val="a9"/>
         <w:numPr>
           <w:ilvl w:val="0"/>
-          <w:numId w:val="32"/>
+          <w:numId w:val="28"/>
         </w:numPr>
-        <w:rPr>
-          <w:rFonts w:asciiTheme="majorBidi" w:hAnsiTheme="majorBidi" w:cstheme="majorBidi"/>
-          <w:sz w:val="32"/>
-          <w:szCs w:val="32"/>
-        </w:rPr>
-      </w:pPr>
-      <w:proofErr w:type="spellStart"/>
-      <w:r>
-        <w:rPr>
-          <w:rFonts w:asciiTheme="majorBidi" w:hAnsiTheme="majorBidi" w:cstheme="majorBidi"/>
-          <w:sz w:val="32"/>
-          <w:szCs w:val="32"/>
-        </w:rPr>
-        <w:t>จำนวน</w:t>
-      </w:r>
-      <w:proofErr w:type="spellEnd"/>
-      <w:r>
-        <w:rPr>
-          <w:rFonts w:asciiTheme="majorBidi" w:hAnsiTheme="majorBidi" w:cstheme="majorBidi"/>
-          <w:sz w:val="32"/>
-          <w:szCs w:val="32"/>
-        </w:rPr>
-        <w:t xml:space="preserve"> Test Case = 50</w:t>
+        <w:spacing w:after="0"/>
+        <w:rPr>
+          <w:rFonts w:ascii="Angsana New" w:eastAsia="Angsana New" w:hAnsi="Angsana New" w:cs="Angsana New"/>
+          <w:sz w:val="32"/>
+          <w:szCs w:val="32"/>
+        </w:rPr>
+      </w:pPr>
+      <w:r>
+        <w:rPr>
+          <w:rFonts w:ascii="Angsana New" w:eastAsia="Angsana New" w:hAnsi="Angsana New" w:cs="Angsana New"/>
+          <w:sz w:val="32"/>
+          <w:szCs w:val="32"/>
+        </w:rPr>
+        <w:t xml:space="preserve">ไม่ผ่าน (Fail) จำนวน 7 เคส </w:t>
       </w:r>
     </w:p>
     <w:p>
       <w:pPr>
-        <w:ind w:left="1440"/>
-        <w:rPr>
-          <w:rFonts w:asciiTheme="majorBidi" w:hAnsiTheme="majorBidi" w:cstheme="majorBidi"/>
-          <w:sz w:val="32"/>
-          <w:szCs w:val="32"/>
-        </w:rPr>
-      </w:pPr>
-      <w:proofErr w:type="spellStart"/>
-      <w:r>
-        <w:rPr>
-          <w:rFonts w:asciiTheme="majorBidi" w:hAnsiTheme="majorBidi" w:cstheme="majorBidi"/>
-          <w:sz w:val="32"/>
-          <w:szCs w:val="32"/>
-        </w:rPr>
-        <w:t>ดังนั้น</w:t>
-      </w:r>
-      <w:proofErr w:type="spellEnd"/>
-      <w:r>
-        <w:rPr>
-          <w:rFonts w:asciiTheme="majorBidi" w:hAnsiTheme="majorBidi" w:cstheme="majorBidi"/>
-          <w:sz w:val="32"/>
-          <w:szCs w:val="32"/>
-        </w:rPr>
-        <w:t xml:space="preserve"> Defect Density = 3/50 = 0.06 </w:t>
+        <w:spacing w:before="240" w:after="240"/>
+        <w:rPr>
+          <w:rFonts w:ascii="Angsana New" w:eastAsia="Angsana New" w:hAnsi="Angsana New" w:cs="Angsana New"/>
+          <w:sz w:val="32"/>
+          <w:szCs w:val="32"/>
+        </w:rPr>
+      </w:pPr>
+      <w:r>
+        <w:rPr>
+          <w:rFonts w:ascii="Angsana New" w:eastAsia="Angsana New" w:hAnsi="Angsana New" w:cs="Angsana New"/>
+          <w:sz w:val="32"/>
+          <w:szCs w:val="32"/>
+        </w:rPr>
+        <w:t>แสดงให้เห็นว่าระบบมีความพร้อมในการใช้งานในระดับหนึ่ง อย่างไรก็ตาม ยังพบข้อผิดพลาดในบางส่วนของระบบ โดยเฉพาะฟีเจอร์ที่ยังพัฒนาไม่ครบ เช่น การค้นหาสมาชิก (Search Member), การขยายระยะเวลาการยืม (Extend), และการแสดงผลรายงาน (Reports)</w:t>
       </w:r>
     </w:p>
     <w:p>
       <w:pPr>
-        <w:ind w:left="1440"/>
-        <w:rPr>
-          <w:rFonts w:asciiTheme="majorBidi" w:hAnsiTheme="majorBidi" w:cstheme="majorBidi"/>
-          <w:sz w:val="32"/>
-          <w:szCs w:val="32"/>
-        </w:rPr>
-      </w:pPr>
-      <w:proofErr w:type="spellStart"/>
-      <w:r>
-        <w:rPr>
-          <w:rFonts w:asciiTheme="majorBidi" w:hAnsiTheme="majorBidi" w:cstheme="majorBidi"/>
-          <w:sz w:val="32"/>
-          <w:szCs w:val="32"/>
-        </w:rPr>
-        <w:t>ระบบมีข้อผิดพลาดในระดับต่ำถึงปานกลาง</w:t>
-      </w:r>
-      <w:proofErr w:type="spellEnd"/>
-      <w:r>
-        <w:rPr>
-          <w:rFonts w:asciiTheme="majorBidi" w:hAnsiTheme="majorBidi" w:cstheme="majorBidi"/>
-          <w:sz w:val="32"/>
-          <w:szCs w:val="32"/>
-        </w:rPr>
-        <w:t xml:space="preserve"> </w:t>
+        <w:spacing w:before="240" w:after="240"/>
+        <w:rPr>
+          <w:rFonts w:ascii="Angsana New" w:eastAsia="Angsana New" w:hAnsi="Angsana New" w:cs="Angsana New"/>
+          <w:sz w:val="32"/>
+          <w:szCs w:val="32"/>
+        </w:rPr>
+      </w:pPr>
+      <w:r>
+        <w:rPr>
+          <w:rFonts w:ascii="Angsana New" w:eastAsia="Angsana New" w:hAnsi="Angsana New" w:cs="Angsana New"/>
+          <w:sz w:val="32"/>
+          <w:szCs w:val="32"/>
+        </w:rPr>
+        <w:t>นอกจากนี้ ยังพบข้อผิดพลาดเชิงตรรกะ (Logic Errors) ในบางจุด เช่น การกำหนดจำนวนหนังสือสูงสุดที่สามารถยืมได้ (Max Books) ซึ่งอาจส่งผลกระทบต่อความถูกต้องของข้อมูลในระบบ</w:t>
       </w:r>
     </w:p>
     <w:p>
       <w:pPr>
-        <w:numPr>
-          <w:ilvl w:val="1"/>
-          <w:numId w:val="6"/>
-        </w:numPr>
-        <w:rPr>
-          <w:rFonts w:asciiTheme="majorBidi" w:hAnsiTheme="majorBidi" w:cstheme="majorBidi"/>
-          <w:sz w:val="32"/>
-          <w:szCs w:val="32"/>
-        </w:rPr>
-      </w:pPr>
-      <w:r>
-        <w:rPr>
-          <w:rFonts w:asciiTheme="majorBidi" w:hAnsiTheme="majorBidi" w:cstheme="majorBidi"/>
-          <w:sz w:val="32"/>
-          <w:szCs w:val="32"/>
-        </w:rPr>
-        <w:t xml:space="preserve">Test Coverage: </w:t>
-      </w:r>
-      <w:r>
-        <w:rPr>
-          <w:rFonts w:asciiTheme="majorBidi" w:hAnsiTheme="majorBidi" w:cstheme="majorBidi"/>
-          <w:sz w:val="32"/>
-          <w:szCs w:val="32"/>
-          <w:highlight w:val="yellow"/>
-          <w:cs/>
-        </w:rPr>
-        <w:t>เปอร์เซ็นต์ความครอบคลุมของหน้าจอ</w:t>
+        <w:spacing w:before="240" w:after="240"/>
+        <w:rPr>
+          <w:rFonts w:ascii="Angsana New" w:eastAsia="Angsana New" w:hAnsi="Angsana New" w:cs="Angsana New"/>
+          <w:sz w:val="32"/>
+          <w:szCs w:val="32"/>
+        </w:rPr>
+      </w:pPr>
+      <w:r>
+        <w:rPr>
+          <w:rFonts w:ascii="Angsana New" w:eastAsia="Angsana New" w:hAnsi="Angsana New" w:cs="Angsana New"/>
+          <w:sz w:val="32"/>
+          <w:szCs w:val="32"/>
+        </w:rPr>
+        <w:lastRenderedPageBreak/>
+        <w:t>โดยสรุป ระบบมีความสามารถในการทำงานได้ตามวัตถุประสงค์หลัก แต่ยังต้องมีการปรับปรุงในบางส่วนเพื่อเพิ่มความสมบูรณ์และความน่าเชื่อถือในการใช้งานจริง</w:t>
       </w:r>
     </w:p>
     <w:p>
       <w:pPr>
-        <w:ind w:left="1440"/>
-        <w:rPr>
-          <w:rFonts w:asciiTheme="majorBidi" w:hAnsiTheme="majorBidi" w:cstheme="majorBidi"/>
-          <w:color w:val="000000" w:themeColor="text1"/>
-          <w:sz w:val="32"/>
-          <w:szCs w:val="32"/>
-        </w:rPr>
-      </w:pPr>
-      <w:proofErr w:type="spellStart"/>
-      <w:r>
-        <w:rPr>
-          <w:rFonts w:asciiTheme="majorBidi" w:hAnsiTheme="majorBidi" w:cstheme="majorBidi"/>
-          <w:color w:val="000000" w:themeColor="text1"/>
-          <w:sz w:val="32"/>
-          <w:szCs w:val="32"/>
-        </w:rPr>
-        <w:t>ในการทดสอบครั้งนี้มีการครอบครุมหน้าจอหลักของระบบทั้งหมด</w:t>
-      </w:r>
-      <w:proofErr w:type="spellEnd"/>
-      <w:r>
-        <w:rPr>
-          <w:rFonts w:asciiTheme="majorBidi" w:hAnsiTheme="majorBidi" w:cstheme="majorBidi"/>
-          <w:color w:val="000000" w:themeColor="text1"/>
-          <w:sz w:val="32"/>
-          <w:szCs w:val="32"/>
-        </w:rPr>
-        <w:t xml:space="preserve"> </w:t>
-      </w:r>
-      <w:proofErr w:type="spellStart"/>
-      <w:r>
-        <w:rPr>
-          <w:rFonts w:asciiTheme="majorBidi" w:hAnsiTheme="majorBidi" w:cstheme="majorBidi"/>
-          <w:color w:val="000000" w:themeColor="text1"/>
-          <w:sz w:val="32"/>
-          <w:szCs w:val="32"/>
-        </w:rPr>
-        <w:t>ได้แก่</w:t>
-      </w:r>
-      <w:proofErr w:type="spellEnd"/>
-      <w:r>
-        <w:rPr>
-          <w:rFonts w:asciiTheme="majorBidi" w:hAnsiTheme="majorBidi" w:cstheme="majorBidi"/>
-          <w:color w:val="000000" w:themeColor="text1"/>
-          <w:sz w:val="32"/>
-          <w:szCs w:val="32"/>
-        </w:rPr>
-        <w:t xml:space="preserve"> Login , Dashboard , Books , Members , Borrowing </w:t>
-      </w:r>
-      <w:proofErr w:type="spellStart"/>
-      <w:r>
-        <w:rPr>
-          <w:rFonts w:asciiTheme="majorBidi" w:hAnsiTheme="majorBidi" w:cstheme="majorBidi"/>
-          <w:color w:val="000000" w:themeColor="text1"/>
-          <w:sz w:val="32"/>
-          <w:szCs w:val="32"/>
-        </w:rPr>
-        <w:t>และ</w:t>
-      </w:r>
-      <w:proofErr w:type="spellEnd"/>
-      <w:r>
-        <w:rPr>
-          <w:rFonts w:asciiTheme="majorBidi" w:hAnsiTheme="majorBidi" w:cstheme="majorBidi"/>
-          <w:color w:val="000000" w:themeColor="text1"/>
-          <w:sz w:val="32"/>
-          <w:szCs w:val="32"/>
-        </w:rPr>
-        <w:t xml:space="preserve"> Reports </w:t>
-      </w:r>
+        <w:rPr>
+          <w:highlight w:val="yellow"/>
+        </w:rPr>
+      </w:pPr>
     </w:p>
     <w:p>
       <w:pPr>
-        <w:ind w:left="1440"/>
-        <w:rPr>
-          <w:rFonts w:asciiTheme="majorBidi" w:hAnsiTheme="majorBidi" w:cstheme="majorBidi"/>
-          <w:color w:val="000000" w:themeColor="text1"/>
-          <w:sz w:val="32"/>
-          <w:szCs w:val="32"/>
-        </w:rPr>
-      </w:pPr>
-      <w:r>
-        <w:rPr>
-          <w:rFonts w:asciiTheme="majorBidi" w:hAnsiTheme="majorBidi" w:cstheme="majorBidi"/>
-          <w:color w:val="000000" w:themeColor="text1"/>
-          <w:sz w:val="32"/>
-          <w:szCs w:val="32"/>
-        </w:rPr>
-        <w:t>Test Coverage = ( 6/6 ) * 100 = 100%</w:t>
-      </w:r>
-    </w:p>
-    <w:p>
-      <w:pPr>
-        <w:ind w:left="1440"/>
-        <w:rPr>
-          <w:rFonts w:asciiTheme="majorBidi" w:hAnsiTheme="majorBidi" w:cstheme="majorBidi"/>
-          <w:color w:val="000000" w:themeColor="text1"/>
-          <w:sz w:val="32"/>
-          <w:szCs w:val="32"/>
-        </w:rPr>
-      </w:pPr>
-      <w:proofErr w:type="spellStart"/>
-      <w:r>
-        <w:rPr>
-          <w:rFonts w:asciiTheme="majorBidi" w:hAnsiTheme="majorBidi" w:cstheme="majorBidi"/>
-          <w:color w:val="000000" w:themeColor="text1"/>
-          <w:sz w:val="32"/>
-          <w:szCs w:val="32"/>
-        </w:rPr>
-        <w:t>แสดงให้เห็นว่าการทดสอบครอบคลุมทุกหน้าจอของระบบอย่างครบถ้วน</w:t>
-      </w:r>
-      <w:proofErr w:type="spellEnd"/>
-    </w:p>
-    <w:p>
-      <w:pPr>
         <w:pStyle w:val="2"/>
+        <w:ind w:firstLine="720"/>
+        <w:rPr>
+          <w:rFonts w:asciiTheme="majorBidi" w:hAnsiTheme="majorBidi" w:hint="cs"/>
+          <w:color w:val="auto"/>
+          <w:highlight w:val="yellow"/>
+        </w:rPr>
+      </w:pPr>
+      <w:bookmarkStart w:id="23" w:name="_Toc225606408"/>
+      <w:r>
         <w:rPr>
           <w:rFonts w:asciiTheme="majorBidi" w:hAnsiTheme="majorBidi"/>
           <w:b/>
@@ -28156,18 +26414,7 @@
           <w:sz w:val="36"/>
           <w:szCs w:val="36"/>
         </w:rPr>
-      </w:pPr>
-      <w:bookmarkStart w:id="20" w:name="_Toc225606405"/>
-      <w:r>
-        <w:rPr>
-          <w:rFonts w:asciiTheme="majorBidi" w:hAnsiTheme="majorBidi"/>
-          <w:b/>
-          <w:bCs/>
-          <w:color w:val="auto"/>
-          <w:sz w:val="36"/>
-          <w:szCs w:val="36"/>
-        </w:rPr>
-        <w:t xml:space="preserve">6.3 </w:t>
+        <w:t xml:space="preserve">7.2 </w:t>
       </w:r>
       <w:r>
         <w:rPr>
@@ -28179,2127 +26426,7 @@
           <w:szCs w:val="36"/>
           <w:cs/>
         </w:rPr>
-        <w:t xml:space="preserve">การวิเคราะห์คุณภาพตามมาตรฐาน </w:t>
-      </w:r>
-      <w:r>
-        <w:rPr>
-          <w:rFonts w:asciiTheme="majorBidi" w:hAnsiTheme="majorBidi"/>
-          <w:b/>
-          <w:bCs/>
-          <w:color w:val="auto"/>
-          <w:sz w:val="36"/>
-          <w:szCs w:val="36"/>
-        </w:rPr>
-        <w:t>ISO 25010</w:t>
-      </w:r>
-      <w:bookmarkEnd w:id="20"/>
-    </w:p>
-    <w:p>
-      <w:pPr>
-        <w:spacing w:before="319" w:after="319"/>
-        <w:ind w:left="720"/>
-        <w:rPr>
-          <w:rFonts w:ascii="Angsana New" w:eastAsia="Angsana New" w:hAnsi="Angsana New" w:cs="Angsana New"/>
-          <w:b/>
-          <w:bCs/>
-          <w:color w:val="000000" w:themeColor="text1"/>
-          <w:sz w:val="32"/>
-          <w:szCs w:val="32"/>
-        </w:rPr>
-      </w:pPr>
-      <w:r>
-        <w:rPr>
-          <w:rFonts w:ascii="Angsana New" w:eastAsia="Angsana New" w:hAnsi="Angsana New" w:cs="Angsana New"/>
-          <w:b/>
-          <w:bCs/>
-          <w:color w:val="000000" w:themeColor="text1"/>
-          <w:sz w:val="32"/>
-          <w:szCs w:val="32"/>
-        </w:rPr>
-        <w:t>1) Functional Suitability (</w:t>
-      </w:r>
-      <w:proofErr w:type="spellStart"/>
-      <w:r>
-        <w:rPr>
-          <w:rFonts w:ascii="Angsana New" w:eastAsia="Angsana New" w:hAnsi="Angsana New" w:cs="Angsana New"/>
-          <w:b/>
-          <w:bCs/>
-          <w:color w:val="000000" w:themeColor="text1"/>
-          <w:sz w:val="32"/>
-          <w:szCs w:val="32"/>
-        </w:rPr>
-        <w:t>ความถูกต้องของฟังก์ชัน</w:t>
-      </w:r>
-      <w:proofErr w:type="spellEnd"/>
-      <w:r>
-        <w:rPr>
-          <w:rFonts w:ascii="Angsana New" w:eastAsia="Angsana New" w:hAnsi="Angsana New" w:cs="Angsana New"/>
-          <w:b/>
-          <w:bCs/>
-          <w:color w:val="000000" w:themeColor="text1"/>
-          <w:sz w:val="32"/>
-          <w:szCs w:val="32"/>
-        </w:rPr>
-        <w:t>)</w:t>
-      </w:r>
-    </w:p>
-    <w:p>
-      <w:pPr>
-        <w:pStyle w:val="a9"/>
-        <w:spacing w:before="240" w:after="240"/>
-        <w:ind w:firstLine="720"/>
-        <w:rPr>
-          <w:rFonts w:ascii="Angsana New" w:eastAsia="Angsana New" w:hAnsi="Angsana New" w:cs="Angsana New"/>
-          <w:color w:val="000000" w:themeColor="text1"/>
-          <w:sz w:val="32"/>
-          <w:szCs w:val="32"/>
-        </w:rPr>
-      </w:pPr>
-      <w:r>
-        <w:rPr>
-          <w:rFonts w:ascii="Angsana New" w:eastAsia="Angsana New" w:hAnsi="Angsana New" w:cs="Angsana New"/>
-          <w:color w:val="000000" w:themeColor="text1"/>
-          <w:sz w:val="32"/>
-          <w:szCs w:val="32"/>
-        </w:rPr>
-        <w:t xml:space="preserve">จากการทดสอบพบว่าระบบสามารถทำงานได้ถูกต้องตามฟังก์ชันหลักที่กำหนดไว้ </w:t>
-      </w:r>
-      <w:proofErr w:type="spellStart"/>
-      <w:r>
-        <w:rPr>
-          <w:rFonts w:ascii="Angsana New" w:eastAsia="Angsana New" w:hAnsi="Angsana New" w:cs="Angsana New"/>
-          <w:color w:val="000000" w:themeColor="text1"/>
-          <w:sz w:val="32"/>
-          <w:szCs w:val="32"/>
-        </w:rPr>
-        <w:t>เช่น</w:t>
-      </w:r>
-      <w:proofErr w:type="spellEnd"/>
-      <w:r>
-        <w:rPr>
-          <w:rFonts w:ascii="Angsana New" w:eastAsia="Angsana New" w:hAnsi="Angsana New" w:cs="Angsana New"/>
-          <w:color w:val="000000" w:themeColor="text1"/>
-          <w:sz w:val="32"/>
-          <w:szCs w:val="32"/>
-        </w:rPr>
-        <w:t xml:space="preserve"> </w:t>
-      </w:r>
-      <w:proofErr w:type="spellStart"/>
-      <w:r>
-        <w:rPr>
-          <w:rFonts w:ascii="Angsana New" w:eastAsia="Angsana New" w:hAnsi="Angsana New" w:cs="Angsana New"/>
-          <w:color w:val="000000" w:themeColor="text1"/>
-          <w:sz w:val="32"/>
-          <w:szCs w:val="32"/>
-        </w:rPr>
-        <w:t>การเข้าสู่ระบบ</w:t>
-      </w:r>
-      <w:proofErr w:type="spellEnd"/>
-      <w:r>
-        <w:rPr>
-          <w:rFonts w:ascii="Angsana New" w:eastAsia="Angsana New" w:hAnsi="Angsana New" w:cs="Angsana New"/>
-          <w:color w:val="000000" w:themeColor="text1"/>
-          <w:sz w:val="32"/>
-          <w:szCs w:val="32"/>
-        </w:rPr>
-        <w:t xml:space="preserve"> </w:t>
-      </w:r>
-      <w:proofErr w:type="spellStart"/>
-      <w:r>
-        <w:rPr>
-          <w:rFonts w:ascii="Angsana New" w:eastAsia="Angsana New" w:hAnsi="Angsana New" w:cs="Angsana New"/>
-          <w:color w:val="000000" w:themeColor="text1"/>
-          <w:sz w:val="32"/>
-          <w:szCs w:val="32"/>
-        </w:rPr>
-        <w:t>การจัดการข้อมูลหนังสือ</w:t>
-      </w:r>
-      <w:proofErr w:type="spellEnd"/>
-      <w:r>
-        <w:rPr>
-          <w:rFonts w:ascii="Angsana New" w:eastAsia="Angsana New" w:hAnsi="Angsana New" w:cs="Angsana New"/>
-          <w:color w:val="000000" w:themeColor="text1"/>
-          <w:sz w:val="32"/>
-          <w:szCs w:val="32"/>
-        </w:rPr>
-        <w:t xml:space="preserve"> </w:t>
-      </w:r>
-      <w:proofErr w:type="spellStart"/>
-      <w:r>
-        <w:rPr>
-          <w:rFonts w:ascii="Angsana New" w:eastAsia="Angsana New" w:hAnsi="Angsana New" w:cs="Angsana New"/>
-          <w:color w:val="000000" w:themeColor="text1"/>
-          <w:sz w:val="32"/>
-          <w:szCs w:val="32"/>
-        </w:rPr>
-        <w:t>และการยืม-คืนหนังสือ</w:t>
-      </w:r>
-      <w:proofErr w:type="spellEnd"/>
-      <w:r>
-        <w:rPr>
-          <w:rFonts w:ascii="Angsana New" w:eastAsia="Angsana New" w:hAnsi="Angsana New" w:cs="Angsana New"/>
-          <w:color w:val="000000" w:themeColor="text1"/>
-          <w:sz w:val="32"/>
-          <w:szCs w:val="32"/>
-        </w:rPr>
-        <w:t xml:space="preserve"> </w:t>
-      </w:r>
-      <w:proofErr w:type="spellStart"/>
-      <w:r>
-        <w:rPr>
-          <w:rFonts w:ascii="Angsana New" w:eastAsia="Angsana New" w:hAnsi="Angsana New" w:cs="Angsana New"/>
-          <w:color w:val="000000" w:themeColor="text1"/>
-          <w:sz w:val="32"/>
-          <w:szCs w:val="32"/>
-        </w:rPr>
-        <w:t>ซึ่งถือว่าเป็นส่วนสำคัญของระบบ</w:t>
-      </w:r>
-      <w:proofErr w:type="spellEnd"/>
-      <w:r>
-        <w:rPr>
-          <w:rFonts w:ascii="Angsana New" w:eastAsia="Angsana New" w:hAnsi="Angsana New" w:cs="Angsana New"/>
-          <w:color w:val="000000" w:themeColor="text1"/>
-          <w:sz w:val="32"/>
-          <w:szCs w:val="32"/>
-        </w:rPr>
-        <w:t xml:space="preserve"> </w:t>
-      </w:r>
-      <w:proofErr w:type="spellStart"/>
-      <w:r>
-        <w:rPr>
-          <w:rFonts w:ascii="Angsana New" w:eastAsia="Angsana New" w:hAnsi="Angsana New" w:cs="Angsana New"/>
-          <w:color w:val="000000" w:themeColor="text1"/>
-          <w:sz w:val="32"/>
-          <w:szCs w:val="32"/>
-        </w:rPr>
-        <w:t>อย่างไรก็ตาม</w:t>
-      </w:r>
-      <w:proofErr w:type="spellEnd"/>
-      <w:r>
-        <w:rPr>
-          <w:rFonts w:ascii="Angsana New" w:eastAsia="Angsana New" w:hAnsi="Angsana New" w:cs="Angsana New"/>
-          <w:color w:val="000000" w:themeColor="text1"/>
-          <w:sz w:val="32"/>
-          <w:szCs w:val="32"/>
-        </w:rPr>
-        <w:t xml:space="preserve"> </w:t>
-      </w:r>
-      <w:proofErr w:type="spellStart"/>
-      <w:r>
-        <w:rPr>
-          <w:rFonts w:ascii="Angsana New" w:eastAsia="Angsana New" w:hAnsi="Angsana New" w:cs="Angsana New"/>
-          <w:color w:val="000000" w:themeColor="text1"/>
-          <w:sz w:val="32"/>
-          <w:szCs w:val="32"/>
-        </w:rPr>
-        <w:t>ยังพบข้อผิดพลาดในบางกรณี</w:t>
-      </w:r>
-      <w:proofErr w:type="spellEnd"/>
-      <w:r>
-        <w:rPr>
-          <w:rFonts w:ascii="Angsana New" w:eastAsia="Angsana New" w:hAnsi="Angsana New" w:cs="Angsana New"/>
-          <w:color w:val="000000" w:themeColor="text1"/>
-          <w:sz w:val="32"/>
-          <w:szCs w:val="32"/>
-        </w:rPr>
-        <w:t xml:space="preserve"> </w:t>
-      </w:r>
-      <w:proofErr w:type="spellStart"/>
-      <w:r>
-        <w:rPr>
-          <w:rFonts w:ascii="Angsana New" w:eastAsia="Angsana New" w:hAnsi="Angsana New" w:cs="Angsana New"/>
-          <w:color w:val="000000" w:themeColor="text1"/>
-          <w:sz w:val="32"/>
-          <w:szCs w:val="32"/>
-        </w:rPr>
-        <w:t>เช่น</w:t>
-      </w:r>
-      <w:proofErr w:type="spellEnd"/>
-      <w:r>
-        <w:rPr>
-          <w:rFonts w:ascii="Angsana New" w:eastAsia="Angsana New" w:hAnsi="Angsana New" w:cs="Angsana New"/>
-          <w:color w:val="000000" w:themeColor="text1"/>
-          <w:sz w:val="32"/>
-          <w:szCs w:val="32"/>
-        </w:rPr>
-        <w:t xml:space="preserve"> </w:t>
-      </w:r>
-      <w:proofErr w:type="spellStart"/>
-      <w:r>
-        <w:rPr>
-          <w:rFonts w:ascii="Angsana New" w:eastAsia="Angsana New" w:hAnsi="Angsana New" w:cs="Angsana New"/>
-          <w:color w:val="000000" w:themeColor="text1"/>
-          <w:sz w:val="32"/>
-          <w:szCs w:val="32"/>
-        </w:rPr>
-        <w:t>การกำหนดจำนวนหนังสือสูงสุดที่สามารถยืมได้</w:t>
-      </w:r>
-      <w:proofErr w:type="spellEnd"/>
-      <w:r>
-        <w:rPr>
-          <w:rFonts w:ascii="Angsana New" w:eastAsia="Angsana New" w:hAnsi="Angsana New" w:cs="Angsana New"/>
-          <w:color w:val="000000" w:themeColor="text1"/>
-          <w:sz w:val="32"/>
-          <w:szCs w:val="32"/>
-        </w:rPr>
-        <w:t xml:space="preserve"> (Max Books) </w:t>
-      </w:r>
-      <w:proofErr w:type="spellStart"/>
-      <w:r>
-        <w:rPr>
-          <w:rFonts w:ascii="Angsana New" w:eastAsia="Angsana New" w:hAnsi="Angsana New" w:cs="Angsana New"/>
-          <w:color w:val="000000" w:themeColor="text1"/>
-          <w:sz w:val="32"/>
-          <w:szCs w:val="32"/>
-        </w:rPr>
-        <w:t>ที่ยังไม่เป็นไปตามเงื่อนไขที่กำหนด</w:t>
-      </w:r>
-      <w:proofErr w:type="spellEnd"/>
-      <w:r>
-        <w:rPr>
-          <w:rFonts w:ascii="Angsana New" w:eastAsia="Angsana New" w:hAnsi="Angsana New" w:cs="Angsana New"/>
-          <w:color w:val="000000" w:themeColor="text1"/>
-          <w:sz w:val="32"/>
-          <w:szCs w:val="32"/>
-        </w:rPr>
-        <w:t xml:space="preserve"> </w:t>
-      </w:r>
-      <w:proofErr w:type="spellStart"/>
-      <w:r>
-        <w:rPr>
-          <w:rFonts w:ascii="Angsana New" w:eastAsia="Angsana New" w:hAnsi="Angsana New" w:cs="Angsana New"/>
-          <w:color w:val="000000" w:themeColor="text1"/>
-          <w:sz w:val="32"/>
-          <w:szCs w:val="32"/>
-        </w:rPr>
-        <w:t>รวมถึงบางฟีเจอร์ที่ยังทำงานได้ไม่สมบูรณ์</w:t>
-      </w:r>
-      <w:proofErr w:type="spellEnd"/>
-      <w:r>
-        <w:rPr>
-          <w:rFonts w:ascii="Angsana New" w:eastAsia="Angsana New" w:hAnsi="Angsana New" w:cs="Angsana New"/>
-          <w:color w:val="000000" w:themeColor="text1"/>
-          <w:sz w:val="32"/>
-          <w:szCs w:val="32"/>
-        </w:rPr>
-        <w:t xml:space="preserve"> จึงควรมีการปรับปรุงเพิ่มเติมเพื่อให้ระบบมีความถูกต้องมากยิ่งขึ้น</w:t>
-      </w:r>
-    </w:p>
-    <w:p>
-      <w:pPr>
-        <w:rPr>
-          <w:rFonts w:ascii="Angsana New" w:eastAsia="Angsana New" w:hAnsi="Angsana New" w:cs="Angsana New"/>
-          <w:color w:val="000000" w:themeColor="text1"/>
-          <w:sz w:val="32"/>
-          <w:szCs w:val="32"/>
-        </w:rPr>
-      </w:pPr>
-    </w:p>
-    <w:p>
-      <w:pPr>
-        <w:pStyle w:val="4"/>
-        <w:spacing w:before="319" w:after="319"/>
-        <w:ind w:left="720"/>
-        <w:rPr>
-          <w:rFonts w:ascii="Angsana New" w:eastAsia="Angsana New" w:hAnsi="Angsana New" w:cs="Angsana New"/>
-          <w:b/>
-          <w:bCs/>
-          <w:i w:val="0"/>
-          <w:iCs w:val="0"/>
-          <w:color w:val="000000" w:themeColor="text1"/>
-          <w:sz w:val="32"/>
-          <w:szCs w:val="32"/>
-        </w:rPr>
-      </w:pPr>
-      <w:r>
-        <w:rPr>
-          <w:rFonts w:ascii="Angsana New" w:eastAsia="Angsana New" w:hAnsi="Angsana New" w:cs="Angsana New"/>
-          <w:b/>
-          <w:bCs/>
-          <w:i w:val="0"/>
-          <w:iCs w:val="0"/>
-          <w:color w:val="000000" w:themeColor="text1"/>
-          <w:sz w:val="32"/>
-          <w:szCs w:val="32"/>
-        </w:rPr>
-        <w:t>2) Usability (</w:t>
-      </w:r>
-      <w:proofErr w:type="spellStart"/>
-      <w:r>
-        <w:rPr>
-          <w:rFonts w:ascii="Angsana New" w:eastAsia="Angsana New" w:hAnsi="Angsana New" w:cs="Angsana New"/>
-          <w:b/>
-          <w:bCs/>
-          <w:i w:val="0"/>
-          <w:iCs w:val="0"/>
-          <w:color w:val="000000" w:themeColor="text1"/>
-          <w:sz w:val="32"/>
-          <w:szCs w:val="32"/>
-        </w:rPr>
-        <w:t>ความง่ายในการใช้งาน</w:t>
-      </w:r>
-      <w:proofErr w:type="spellEnd"/>
-      <w:r>
-        <w:rPr>
-          <w:rFonts w:ascii="Angsana New" w:eastAsia="Angsana New" w:hAnsi="Angsana New" w:cs="Angsana New"/>
-          <w:b/>
-          <w:bCs/>
-          <w:i w:val="0"/>
-          <w:iCs w:val="0"/>
-          <w:color w:val="000000" w:themeColor="text1"/>
-          <w:sz w:val="32"/>
-          <w:szCs w:val="32"/>
-        </w:rPr>
-        <w:t>)</w:t>
-      </w:r>
-    </w:p>
-    <w:p>
-      <w:pPr>
-        <w:pStyle w:val="a9"/>
-        <w:spacing w:before="240" w:after="240"/>
-        <w:ind w:firstLine="720"/>
-        <w:rPr>
-          <w:rFonts w:ascii="Angsana New" w:eastAsia="Angsana New" w:hAnsi="Angsana New" w:cs="Angsana New"/>
-          <w:color w:val="000000" w:themeColor="text1"/>
-          <w:sz w:val="32"/>
-          <w:szCs w:val="32"/>
-        </w:rPr>
-      </w:pPr>
-      <w:proofErr w:type="spellStart"/>
-      <w:r>
-        <w:rPr>
-          <w:rFonts w:ascii="Angsana New" w:eastAsia="Angsana New" w:hAnsi="Angsana New" w:cs="Angsana New"/>
-          <w:color w:val="000000" w:themeColor="text1"/>
-          <w:sz w:val="32"/>
-          <w:szCs w:val="32"/>
-        </w:rPr>
-        <w:t>ในด้านการใช้งาน</w:t>
-      </w:r>
-      <w:proofErr w:type="spellEnd"/>
-      <w:r>
-        <w:rPr>
-          <w:rFonts w:ascii="Angsana New" w:eastAsia="Angsana New" w:hAnsi="Angsana New" w:cs="Angsana New"/>
-          <w:color w:val="000000" w:themeColor="text1"/>
-          <w:sz w:val="32"/>
-          <w:szCs w:val="32"/>
-        </w:rPr>
-        <w:t xml:space="preserve"> </w:t>
-      </w:r>
-      <w:proofErr w:type="spellStart"/>
-      <w:r>
-        <w:rPr>
-          <w:rFonts w:ascii="Angsana New" w:eastAsia="Angsana New" w:hAnsi="Angsana New" w:cs="Angsana New"/>
-          <w:color w:val="000000" w:themeColor="text1"/>
-          <w:sz w:val="32"/>
-          <w:szCs w:val="32"/>
-        </w:rPr>
-        <w:t>ระบบมีการออกแบบหน้าจอ</w:t>
-      </w:r>
-      <w:proofErr w:type="spellEnd"/>
-      <w:r>
-        <w:rPr>
-          <w:rFonts w:ascii="Angsana New" w:eastAsia="Angsana New" w:hAnsi="Angsana New" w:cs="Angsana New"/>
-          <w:color w:val="000000" w:themeColor="text1"/>
-          <w:sz w:val="32"/>
-          <w:szCs w:val="32"/>
-        </w:rPr>
-        <w:t xml:space="preserve"> (UI) </w:t>
-      </w:r>
-      <w:proofErr w:type="spellStart"/>
-      <w:r>
-        <w:rPr>
-          <w:rFonts w:ascii="Angsana New" w:eastAsia="Angsana New" w:hAnsi="Angsana New" w:cs="Angsana New"/>
-          <w:color w:val="000000" w:themeColor="text1"/>
-          <w:sz w:val="32"/>
-          <w:szCs w:val="32"/>
-        </w:rPr>
-        <w:t>ที่ค่อนข้างเข้าใจง่าย</w:t>
-      </w:r>
-      <w:proofErr w:type="spellEnd"/>
-      <w:r>
-        <w:rPr>
-          <w:rFonts w:ascii="Angsana New" w:eastAsia="Angsana New" w:hAnsi="Angsana New" w:cs="Angsana New"/>
-          <w:color w:val="000000" w:themeColor="text1"/>
-          <w:sz w:val="32"/>
-          <w:szCs w:val="32"/>
-        </w:rPr>
-        <w:t xml:space="preserve"> </w:t>
-      </w:r>
-      <w:proofErr w:type="spellStart"/>
-      <w:r>
-        <w:rPr>
-          <w:rFonts w:ascii="Angsana New" w:eastAsia="Angsana New" w:hAnsi="Angsana New" w:cs="Angsana New"/>
-          <w:color w:val="000000" w:themeColor="text1"/>
-          <w:sz w:val="32"/>
-          <w:szCs w:val="32"/>
-        </w:rPr>
-        <w:t>ไม่ซับซ้อน</w:t>
-      </w:r>
-      <w:proofErr w:type="spellEnd"/>
-      <w:r>
-        <w:rPr>
-          <w:rFonts w:ascii="Angsana New" w:eastAsia="Angsana New" w:hAnsi="Angsana New" w:cs="Angsana New"/>
-          <w:color w:val="000000" w:themeColor="text1"/>
-          <w:sz w:val="32"/>
-          <w:szCs w:val="32"/>
-        </w:rPr>
-        <w:t xml:space="preserve"> </w:t>
-      </w:r>
-      <w:proofErr w:type="spellStart"/>
-      <w:r>
-        <w:rPr>
-          <w:rFonts w:ascii="Angsana New" w:eastAsia="Angsana New" w:hAnsi="Angsana New" w:cs="Angsana New"/>
-          <w:color w:val="000000" w:themeColor="text1"/>
-          <w:sz w:val="32"/>
-          <w:szCs w:val="32"/>
-        </w:rPr>
-        <w:t>ผู้ใช้งานสามารถเรียนรู้และใช้งานได้ด้วยตนเองในระยะเวลาไม่นาน</w:t>
-      </w:r>
-      <w:proofErr w:type="spellEnd"/>
-      <w:r>
-        <w:rPr>
-          <w:rFonts w:ascii="Angsana New" w:eastAsia="Angsana New" w:hAnsi="Angsana New" w:cs="Angsana New"/>
-          <w:color w:val="000000" w:themeColor="text1"/>
-          <w:sz w:val="32"/>
-          <w:szCs w:val="32"/>
-        </w:rPr>
-        <w:t xml:space="preserve"> </w:t>
-      </w:r>
-      <w:proofErr w:type="spellStart"/>
-      <w:r>
-        <w:rPr>
-          <w:rFonts w:ascii="Angsana New" w:eastAsia="Angsana New" w:hAnsi="Angsana New" w:cs="Angsana New"/>
-          <w:color w:val="000000" w:themeColor="text1"/>
-          <w:sz w:val="32"/>
-          <w:szCs w:val="32"/>
-        </w:rPr>
-        <w:t>อย่างไรก็ตาม</w:t>
-      </w:r>
-      <w:proofErr w:type="spellEnd"/>
-      <w:r>
-        <w:rPr>
-          <w:rFonts w:ascii="Angsana New" w:eastAsia="Angsana New" w:hAnsi="Angsana New" w:cs="Angsana New"/>
-          <w:color w:val="000000" w:themeColor="text1"/>
-          <w:sz w:val="32"/>
-          <w:szCs w:val="32"/>
-        </w:rPr>
-        <w:t xml:space="preserve"> </w:t>
-      </w:r>
-      <w:proofErr w:type="spellStart"/>
-      <w:r>
-        <w:rPr>
-          <w:rFonts w:ascii="Angsana New" w:eastAsia="Angsana New" w:hAnsi="Angsana New" w:cs="Angsana New"/>
-          <w:color w:val="000000" w:themeColor="text1"/>
-          <w:sz w:val="32"/>
-          <w:szCs w:val="32"/>
-        </w:rPr>
-        <w:lastRenderedPageBreak/>
-        <w:t>ยังมีข้อจำกัดบางประการ</w:t>
-      </w:r>
-      <w:proofErr w:type="spellEnd"/>
-      <w:r>
-        <w:rPr>
-          <w:rFonts w:ascii="Angsana New" w:eastAsia="Angsana New" w:hAnsi="Angsana New" w:cs="Angsana New"/>
-          <w:color w:val="000000" w:themeColor="text1"/>
-          <w:sz w:val="32"/>
-          <w:szCs w:val="32"/>
-        </w:rPr>
-        <w:t xml:space="preserve"> </w:t>
-      </w:r>
-      <w:proofErr w:type="spellStart"/>
-      <w:r>
-        <w:rPr>
-          <w:rFonts w:ascii="Angsana New" w:eastAsia="Angsana New" w:hAnsi="Angsana New" w:cs="Angsana New"/>
-          <w:color w:val="000000" w:themeColor="text1"/>
-          <w:sz w:val="32"/>
-          <w:szCs w:val="32"/>
-        </w:rPr>
-        <w:t>เช่น</w:t>
-      </w:r>
-      <w:proofErr w:type="spellEnd"/>
-      <w:r>
-        <w:rPr>
-          <w:rFonts w:ascii="Angsana New" w:eastAsia="Angsana New" w:hAnsi="Angsana New" w:cs="Angsana New"/>
-          <w:color w:val="000000" w:themeColor="text1"/>
-          <w:sz w:val="32"/>
-          <w:szCs w:val="32"/>
-        </w:rPr>
-        <w:t xml:space="preserve"> </w:t>
-      </w:r>
-      <w:proofErr w:type="spellStart"/>
-      <w:r>
-        <w:rPr>
-          <w:rFonts w:ascii="Angsana New" w:eastAsia="Angsana New" w:hAnsi="Angsana New" w:cs="Angsana New"/>
-          <w:color w:val="000000" w:themeColor="text1"/>
-          <w:sz w:val="32"/>
-          <w:szCs w:val="32"/>
-        </w:rPr>
-        <w:t>ไม่มีฟังก์ชันค้นหาสมาชิก</w:t>
-      </w:r>
-      <w:proofErr w:type="spellEnd"/>
-      <w:r>
-        <w:rPr>
-          <w:rFonts w:ascii="Angsana New" w:eastAsia="Angsana New" w:hAnsi="Angsana New" w:cs="Angsana New"/>
-          <w:color w:val="000000" w:themeColor="text1"/>
-          <w:sz w:val="32"/>
-          <w:szCs w:val="32"/>
-        </w:rPr>
-        <w:t xml:space="preserve"> (Search Member) </w:t>
-      </w:r>
-      <w:proofErr w:type="spellStart"/>
-      <w:r>
-        <w:rPr>
-          <w:rFonts w:ascii="Angsana New" w:eastAsia="Angsana New" w:hAnsi="Angsana New" w:cs="Angsana New"/>
-          <w:color w:val="000000" w:themeColor="text1"/>
-          <w:sz w:val="32"/>
-          <w:szCs w:val="32"/>
-        </w:rPr>
-        <w:t>และไม่มีฟีเจอร์แสดงรายละเอียดหรือขยายระยะเวลาการยืม</w:t>
-      </w:r>
-      <w:proofErr w:type="spellEnd"/>
-      <w:r>
-        <w:rPr>
-          <w:rFonts w:ascii="Angsana New" w:eastAsia="Angsana New" w:hAnsi="Angsana New" w:cs="Angsana New"/>
-          <w:color w:val="000000" w:themeColor="text1"/>
-          <w:sz w:val="32"/>
-          <w:szCs w:val="32"/>
-        </w:rPr>
-        <w:t xml:space="preserve"> (Extend) </w:t>
-      </w:r>
-      <w:proofErr w:type="spellStart"/>
-      <w:r>
-        <w:rPr>
-          <w:rFonts w:ascii="Angsana New" w:eastAsia="Angsana New" w:hAnsi="Angsana New" w:cs="Angsana New"/>
-          <w:color w:val="000000" w:themeColor="text1"/>
-          <w:sz w:val="32"/>
-          <w:szCs w:val="32"/>
-        </w:rPr>
-        <w:t>ซึ่งอาจส่งผลต่อประสบการณ์ของผู้ใช้งานในระยะยาว</w:t>
-      </w:r>
-      <w:proofErr w:type="spellEnd"/>
-    </w:p>
-    <w:p>
-      <w:pPr>
-        <w:pStyle w:val="4"/>
-        <w:spacing w:before="319" w:after="319"/>
-        <w:ind w:left="720"/>
-        <w:rPr>
-          <w:rFonts w:ascii="Angsana New" w:eastAsia="Angsana New" w:hAnsi="Angsana New" w:cs="Angsana New"/>
-          <w:b/>
-          <w:bCs/>
-          <w:i w:val="0"/>
-          <w:iCs w:val="0"/>
-          <w:color w:val="000000" w:themeColor="text1"/>
-          <w:sz w:val="32"/>
-          <w:szCs w:val="32"/>
-        </w:rPr>
-      </w:pPr>
-      <w:r>
-        <w:rPr>
-          <w:rFonts w:ascii="Angsana New" w:eastAsia="Angsana New" w:hAnsi="Angsana New" w:cs="Angsana New"/>
-          <w:b/>
-          <w:bCs/>
-          <w:i w:val="0"/>
-          <w:iCs w:val="0"/>
-          <w:color w:val="000000" w:themeColor="text1"/>
-          <w:sz w:val="32"/>
-          <w:szCs w:val="32"/>
-        </w:rPr>
-        <w:t>3) Reliability (</w:t>
-      </w:r>
-      <w:proofErr w:type="spellStart"/>
-      <w:r>
-        <w:rPr>
-          <w:rFonts w:ascii="Angsana New" w:eastAsia="Angsana New" w:hAnsi="Angsana New" w:cs="Angsana New"/>
-          <w:b/>
-          <w:bCs/>
-          <w:i w:val="0"/>
-          <w:iCs w:val="0"/>
-          <w:color w:val="000000" w:themeColor="text1"/>
-          <w:sz w:val="32"/>
-          <w:szCs w:val="32"/>
-        </w:rPr>
-        <w:t>ความเสถียรของระบบ</w:t>
-      </w:r>
-      <w:proofErr w:type="spellEnd"/>
-      <w:r>
-        <w:rPr>
-          <w:rFonts w:ascii="Angsana New" w:eastAsia="Angsana New" w:hAnsi="Angsana New" w:cs="Angsana New"/>
-          <w:b/>
-          <w:bCs/>
-          <w:i w:val="0"/>
-          <w:iCs w:val="0"/>
-          <w:color w:val="000000" w:themeColor="text1"/>
-          <w:sz w:val="32"/>
-          <w:szCs w:val="32"/>
-        </w:rPr>
-        <w:t>)</w:t>
-      </w:r>
-    </w:p>
-    <w:p>
-      <w:pPr>
-        <w:pStyle w:val="a9"/>
-        <w:spacing w:before="240" w:after="240"/>
-        <w:ind w:firstLine="720"/>
-        <w:rPr>
-          <w:rFonts w:ascii="Angsana New" w:eastAsia="Angsana New" w:hAnsi="Angsana New" w:cs="Angsana New"/>
-          <w:color w:val="000000" w:themeColor="text1"/>
-          <w:sz w:val="32"/>
-          <w:szCs w:val="32"/>
-        </w:rPr>
-      </w:pPr>
-      <w:proofErr w:type="spellStart"/>
-      <w:r>
-        <w:rPr>
-          <w:rFonts w:ascii="Angsana New" w:eastAsia="Angsana New" w:hAnsi="Angsana New" w:cs="Angsana New"/>
-          <w:color w:val="000000" w:themeColor="text1"/>
-          <w:sz w:val="32"/>
-          <w:szCs w:val="32"/>
-        </w:rPr>
-        <w:t>ระบบมีความสามารถในการทำงานได้อย่างต่อเนื่องในหลายกรณีทดสอบ</w:t>
-      </w:r>
-      <w:proofErr w:type="spellEnd"/>
-      <w:r>
-        <w:rPr>
-          <w:rFonts w:ascii="Angsana New" w:eastAsia="Angsana New" w:hAnsi="Angsana New" w:cs="Angsana New"/>
-          <w:color w:val="000000" w:themeColor="text1"/>
-          <w:sz w:val="32"/>
-          <w:szCs w:val="32"/>
-        </w:rPr>
-        <w:t xml:space="preserve"> </w:t>
-      </w:r>
-      <w:proofErr w:type="spellStart"/>
-      <w:r>
-        <w:rPr>
-          <w:rFonts w:ascii="Angsana New" w:eastAsia="Angsana New" w:hAnsi="Angsana New" w:cs="Angsana New"/>
-          <w:color w:val="000000" w:themeColor="text1"/>
-          <w:sz w:val="32"/>
-          <w:szCs w:val="32"/>
-        </w:rPr>
-        <w:t>และไม่พบปัญหาการล่มของระบบในระหว่างการใช้งานโดยรวม</w:t>
-      </w:r>
-      <w:proofErr w:type="spellEnd"/>
-      <w:r>
-        <w:rPr>
-          <w:rFonts w:ascii="Angsana New" w:eastAsia="Angsana New" w:hAnsi="Angsana New" w:cs="Angsana New"/>
-          <w:color w:val="000000" w:themeColor="text1"/>
-          <w:sz w:val="32"/>
-          <w:szCs w:val="32"/>
-        </w:rPr>
-        <w:t xml:space="preserve"> </w:t>
-      </w:r>
-      <w:proofErr w:type="spellStart"/>
-      <w:r>
-        <w:rPr>
-          <w:rFonts w:ascii="Angsana New" w:eastAsia="Angsana New" w:hAnsi="Angsana New" w:cs="Angsana New"/>
-          <w:color w:val="000000" w:themeColor="text1"/>
-          <w:sz w:val="32"/>
-          <w:szCs w:val="32"/>
-        </w:rPr>
-        <w:t>แสดงให้เห็นถึงความเสถียรในระดับหนึ่ง</w:t>
-      </w:r>
-      <w:proofErr w:type="spellEnd"/>
-      <w:r>
-        <w:rPr>
-          <w:rFonts w:ascii="Angsana New" w:eastAsia="Angsana New" w:hAnsi="Angsana New" w:cs="Angsana New"/>
-          <w:color w:val="000000" w:themeColor="text1"/>
-          <w:sz w:val="32"/>
-          <w:szCs w:val="32"/>
-        </w:rPr>
-        <w:t xml:space="preserve"> </w:t>
-      </w:r>
-      <w:proofErr w:type="spellStart"/>
-      <w:r>
-        <w:rPr>
-          <w:rFonts w:ascii="Angsana New" w:eastAsia="Angsana New" w:hAnsi="Angsana New" w:cs="Angsana New"/>
-          <w:color w:val="000000" w:themeColor="text1"/>
-          <w:sz w:val="32"/>
-          <w:szCs w:val="32"/>
-        </w:rPr>
-        <w:t>อย่างไรก็ตาม</w:t>
-      </w:r>
-      <w:proofErr w:type="spellEnd"/>
-      <w:r>
-        <w:rPr>
-          <w:rFonts w:ascii="Angsana New" w:eastAsia="Angsana New" w:hAnsi="Angsana New" w:cs="Angsana New"/>
-          <w:color w:val="000000" w:themeColor="text1"/>
-          <w:sz w:val="32"/>
-          <w:szCs w:val="32"/>
-        </w:rPr>
-        <w:t xml:space="preserve"> </w:t>
-      </w:r>
-      <w:proofErr w:type="spellStart"/>
-      <w:r>
-        <w:rPr>
-          <w:rFonts w:ascii="Angsana New" w:eastAsia="Angsana New" w:hAnsi="Angsana New" w:cs="Angsana New"/>
-          <w:color w:val="000000" w:themeColor="text1"/>
-          <w:sz w:val="32"/>
-          <w:szCs w:val="32"/>
-        </w:rPr>
-        <w:t>ยังมีข้อผิดพลาดเชิงตรรกะ</w:t>
-      </w:r>
-      <w:proofErr w:type="spellEnd"/>
-      <w:r>
-        <w:rPr>
-          <w:rFonts w:ascii="Angsana New" w:eastAsia="Angsana New" w:hAnsi="Angsana New" w:cs="Angsana New"/>
-          <w:color w:val="000000" w:themeColor="text1"/>
-          <w:sz w:val="32"/>
-          <w:szCs w:val="32"/>
-        </w:rPr>
-        <w:t xml:space="preserve"> (Logic Error) </w:t>
-      </w:r>
-      <w:proofErr w:type="spellStart"/>
-      <w:r>
-        <w:rPr>
-          <w:rFonts w:ascii="Angsana New" w:eastAsia="Angsana New" w:hAnsi="Angsana New" w:cs="Angsana New"/>
-          <w:color w:val="000000" w:themeColor="text1"/>
-          <w:sz w:val="32"/>
-          <w:szCs w:val="32"/>
-        </w:rPr>
-        <w:t>ในบางฟังก์ชัน</w:t>
-      </w:r>
-      <w:proofErr w:type="spellEnd"/>
-      <w:r>
-        <w:rPr>
-          <w:rFonts w:ascii="Angsana New" w:eastAsia="Angsana New" w:hAnsi="Angsana New" w:cs="Angsana New"/>
-          <w:color w:val="000000" w:themeColor="text1"/>
-          <w:sz w:val="32"/>
-          <w:szCs w:val="32"/>
-        </w:rPr>
-        <w:t xml:space="preserve"> </w:t>
-      </w:r>
-      <w:proofErr w:type="spellStart"/>
-      <w:r>
-        <w:rPr>
-          <w:rFonts w:ascii="Angsana New" w:eastAsia="Angsana New" w:hAnsi="Angsana New" w:cs="Angsana New"/>
-          <w:color w:val="000000" w:themeColor="text1"/>
-          <w:sz w:val="32"/>
-          <w:szCs w:val="32"/>
-        </w:rPr>
-        <w:t>เช่น</w:t>
-      </w:r>
-      <w:proofErr w:type="spellEnd"/>
-      <w:r>
-        <w:rPr>
-          <w:rFonts w:ascii="Angsana New" w:eastAsia="Angsana New" w:hAnsi="Angsana New" w:cs="Angsana New"/>
-          <w:color w:val="000000" w:themeColor="text1"/>
-          <w:sz w:val="32"/>
-          <w:szCs w:val="32"/>
-        </w:rPr>
-        <w:t xml:space="preserve"> </w:t>
-      </w:r>
-      <w:proofErr w:type="spellStart"/>
-      <w:r>
-        <w:rPr>
-          <w:rFonts w:ascii="Angsana New" w:eastAsia="Angsana New" w:hAnsi="Angsana New" w:cs="Angsana New"/>
-          <w:color w:val="000000" w:themeColor="text1"/>
-          <w:sz w:val="32"/>
-          <w:szCs w:val="32"/>
-        </w:rPr>
-        <w:t>การกำหนดค่าข้อมูลที่ไม่สอดคล้องกัน</w:t>
-      </w:r>
-      <w:proofErr w:type="spellEnd"/>
-      <w:r>
-        <w:rPr>
-          <w:rFonts w:ascii="Angsana New" w:eastAsia="Angsana New" w:hAnsi="Angsana New" w:cs="Angsana New"/>
-          <w:color w:val="000000" w:themeColor="text1"/>
-          <w:sz w:val="32"/>
-          <w:szCs w:val="32"/>
-        </w:rPr>
-        <w:t xml:space="preserve"> </w:t>
-      </w:r>
-      <w:proofErr w:type="spellStart"/>
-      <w:r>
-        <w:rPr>
-          <w:rFonts w:ascii="Angsana New" w:eastAsia="Angsana New" w:hAnsi="Angsana New" w:cs="Angsana New"/>
-          <w:color w:val="000000" w:themeColor="text1"/>
-          <w:sz w:val="32"/>
-          <w:szCs w:val="32"/>
-        </w:rPr>
-        <w:t>ซึ่งควรได้รับการแก้ไขเพื่อเพิ่มความน่าเชื่อถือของระบบ</w:t>
-      </w:r>
-      <w:proofErr w:type="spellEnd"/>
-    </w:p>
-    <w:p>
-      <w:pPr>
-        <w:pStyle w:val="4"/>
-        <w:spacing w:before="319" w:after="319"/>
-        <w:ind w:left="720"/>
-        <w:rPr>
-          <w:rFonts w:ascii="Angsana New" w:eastAsia="Angsana New" w:hAnsi="Angsana New" w:cs="Angsana New"/>
-          <w:b/>
-          <w:bCs/>
-          <w:i w:val="0"/>
-          <w:iCs w:val="0"/>
-          <w:color w:val="000000" w:themeColor="text1"/>
-          <w:sz w:val="32"/>
-          <w:szCs w:val="32"/>
-        </w:rPr>
-      </w:pPr>
-      <w:r>
-        <w:rPr>
-          <w:rFonts w:ascii="Angsana New" w:eastAsia="Angsana New" w:hAnsi="Angsana New" w:cs="Angsana New"/>
-          <w:b/>
-          <w:bCs/>
-          <w:i w:val="0"/>
-          <w:iCs w:val="0"/>
-          <w:color w:val="000000" w:themeColor="text1"/>
-          <w:sz w:val="32"/>
-          <w:szCs w:val="32"/>
-        </w:rPr>
-        <w:t>4) Security (</w:t>
-      </w:r>
-      <w:proofErr w:type="spellStart"/>
-      <w:r>
-        <w:rPr>
-          <w:rFonts w:ascii="Angsana New" w:eastAsia="Angsana New" w:hAnsi="Angsana New" w:cs="Angsana New"/>
-          <w:b/>
-          <w:bCs/>
-          <w:i w:val="0"/>
-          <w:iCs w:val="0"/>
-          <w:color w:val="000000" w:themeColor="text1"/>
-          <w:sz w:val="32"/>
-          <w:szCs w:val="32"/>
-        </w:rPr>
-        <w:t>ความปลอดภัย</w:t>
-      </w:r>
-      <w:proofErr w:type="spellEnd"/>
-      <w:r>
-        <w:rPr>
-          <w:rFonts w:ascii="Angsana New" w:eastAsia="Angsana New" w:hAnsi="Angsana New" w:cs="Angsana New"/>
-          <w:b/>
-          <w:bCs/>
-          <w:i w:val="0"/>
-          <w:iCs w:val="0"/>
-          <w:color w:val="000000" w:themeColor="text1"/>
-          <w:sz w:val="32"/>
-          <w:szCs w:val="32"/>
-        </w:rPr>
-        <w:t>)</w:t>
-      </w:r>
-    </w:p>
-    <w:p>
-      <w:pPr>
-        <w:pStyle w:val="a9"/>
-        <w:spacing w:before="240" w:after="240"/>
-        <w:ind w:firstLine="720"/>
-        <w:rPr>
-          <w:rFonts w:ascii="Angsana New" w:eastAsia="Angsana New" w:hAnsi="Angsana New" w:cs="Angsana New"/>
-          <w:color w:val="000000" w:themeColor="text1"/>
-          <w:sz w:val="32"/>
-          <w:szCs w:val="32"/>
-        </w:rPr>
-      </w:pPr>
-      <w:proofErr w:type="spellStart"/>
-      <w:r>
-        <w:rPr>
-          <w:rFonts w:ascii="Angsana New" w:eastAsia="Angsana New" w:hAnsi="Angsana New" w:cs="Angsana New"/>
-          <w:color w:val="000000" w:themeColor="text1"/>
-          <w:sz w:val="32"/>
-          <w:szCs w:val="32"/>
-        </w:rPr>
-        <w:t>จากการทดสอบด้านความปลอดภัยเบื้องต้น</w:t>
-      </w:r>
-      <w:proofErr w:type="spellEnd"/>
-      <w:r>
-        <w:rPr>
-          <w:rFonts w:ascii="Angsana New" w:eastAsia="Angsana New" w:hAnsi="Angsana New" w:cs="Angsana New"/>
-          <w:color w:val="000000" w:themeColor="text1"/>
-          <w:sz w:val="32"/>
-          <w:szCs w:val="32"/>
-        </w:rPr>
-        <w:t xml:space="preserve"> </w:t>
-      </w:r>
-      <w:proofErr w:type="spellStart"/>
-      <w:r>
-        <w:rPr>
-          <w:rFonts w:ascii="Angsana New" w:eastAsia="Angsana New" w:hAnsi="Angsana New" w:cs="Angsana New"/>
-          <w:color w:val="000000" w:themeColor="text1"/>
-          <w:sz w:val="32"/>
-          <w:szCs w:val="32"/>
-        </w:rPr>
-        <w:t>พบว่าระบบสามารถป้องกันการโจมตีในรูปแบบ</w:t>
-      </w:r>
-      <w:proofErr w:type="spellEnd"/>
-      <w:r>
-        <w:rPr>
-          <w:rFonts w:ascii="Angsana New" w:eastAsia="Angsana New" w:hAnsi="Angsana New" w:cs="Angsana New"/>
-          <w:color w:val="000000" w:themeColor="text1"/>
-          <w:sz w:val="32"/>
-          <w:szCs w:val="32"/>
-        </w:rPr>
-        <w:t xml:space="preserve"> SQL Injection </w:t>
-      </w:r>
-      <w:proofErr w:type="spellStart"/>
-      <w:r>
-        <w:rPr>
-          <w:rFonts w:ascii="Angsana New" w:eastAsia="Angsana New" w:hAnsi="Angsana New" w:cs="Angsana New"/>
-          <w:color w:val="000000" w:themeColor="text1"/>
-          <w:sz w:val="32"/>
-          <w:szCs w:val="32"/>
-        </w:rPr>
-        <w:t>ได้ในระดับหนึ่ง</w:t>
-      </w:r>
-      <w:proofErr w:type="spellEnd"/>
-      <w:r>
-        <w:rPr>
-          <w:rFonts w:ascii="Angsana New" w:eastAsia="Angsana New" w:hAnsi="Angsana New" w:cs="Angsana New"/>
-          <w:color w:val="000000" w:themeColor="text1"/>
-          <w:sz w:val="32"/>
-          <w:szCs w:val="32"/>
-        </w:rPr>
-        <w:t xml:space="preserve"> </w:t>
-      </w:r>
-      <w:proofErr w:type="spellStart"/>
-      <w:r>
-        <w:rPr>
-          <w:rFonts w:ascii="Angsana New" w:eastAsia="Angsana New" w:hAnsi="Angsana New" w:cs="Angsana New"/>
-          <w:color w:val="000000" w:themeColor="text1"/>
-          <w:sz w:val="32"/>
-          <w:szCs w:val="32"/>
-        </w:rPr>
-        <w:t>อย่างไรก็ตาม</w:t>
-      </w:r>
-      <w:proofErr w:type="spellEnd"/>
-      <w:r>
-        <w:rPr>
-          <w:rFonts w:ascii="Angsana New" w:eastAsia="Angsana New" w:hAnsi="Angsana New" w:cs="Angsana New"/>
-          <w:color w:val="000000" w:themeColor="text1"/>
-          <w:sz w:val="32"/>
-          <w:szCs w:val="32"/>
-        </w:rPr>
-        <w:t xml:space="preserve"> </w:t>
-      </w:r>
-      <w:proofErr w:type="spellStart"/>
-      <w:r>
-        <w:rPr>
-          <w:rFonts w:ascii="Angsana New" w:eastAsia="Angsana New" w:hAnsi="Angsana New" w:cs="Angsana New"/>
-          <w:color w:val="000000" w:themeColor="text1"/>
-          <w:sz w:val="32"/>
-          <w:szCs w:val="32"/>
-        </w:rPr>
-        <w:t>เพื่อเพิ่มความปลอดภัยของระบบ</w:t>
-      </w:r>
-      <w:proofErr w:type="spellEnd"/>
-      <w:r>
-        <w:rPr>
-          <w:rFonts w:ascii="Angsana New" w:eastAsia="Angsana New" w:hAnsi="Angsana New" w:cs="Angsana New"/>
-          <w:color w:val="000000" w:themeColor="text1"/>
-          <w:sz w:val="32"/>
-          <w:szCs w:val="32"/>
-        </w:rPr>
-        <w:t xml:space="preserve"> </w:t>
-      </w:r>
-      <w:proofErr w:type="spellStart"/>
-      <w:r>
-        <w:rPr>
-          <w:rFonts w:ascii="Angsana New" w:eastAsia="Angsana New" w:hAnsi="Angsana New" w:cs="Angsana New"/>
-          <w:color w:val="000000" w:themeColor="text1"/>
-          <w:sz w:val="32"/>
-          <w:szCs w:val="32"/>
-        </w:rPr>
-        <w:t>ควรมีการเพิ่มการตรวจสอบข้อมูลนำเข้า</w:t>
-      </w:r>
-      <w:proofErr w:type="spellEnd"/>
-      <w:r>
-        <w:rPr>
-          <w:rFonts w:ascii="Angsana New" w:eastAsia="Angsana New" w:hAnsi="Angsana New" w:cs="Angsana New"/>
-          <w:color w:val="000000" w:themeColor="text1"/>
-          <w:sz w:val="32"/>
-          <w:szCs w:val="32"/>
-        </w:rPr>
-        <w:t xml:space="preserve"> (Input Validation) </w:t>
-      </w:r>
-      <w:proofErr w:type="spellStart"/>
-      <w:r>
-        <w:rPr>
-          <w:rFonts w:ascii="Angsana New" w:eastAsia="Angsana New" w:hAnsi="Angsana New" w:cs="Angsana New"/>
-          <w:color w:val="000000" w:themeColor="text1"/>
-          <w:sz w:val="32"/>
-          <w:szCs w:val="32"/>
-        </w:rPr>
-        <w:t>และการจัดการข้อมูลที่เข้มงวดมากยิ่งขึ้น</w:t>
-      </w:r>
-      <w:proofErr w:type="spellEnd"/>
-      <w:r>
-        <w:rPr>
-          <w:rFonts w:ascii="Angsana New" w:eastAsia="Angsana New" w:hAnsi="Angsana New" w:cs="Angsana New"/>
-          <w:color w:val="000000" w:themeColor="text1"/>
-          <w:sz w:val="32"/>
-          <w:szCs w:val="32"/>
-        </w:rPr>
-        <w:t xml:space="preserve"> </w:t>
-      </w:r>
-      <w:proofErr w:type="spellStart"/>
-      <w:r>
-        <w:rPr>
-          <w:rFonts w:ascii="Angsana New" w:eastAsia="Angsana New" w:hAnsi="Angsana New" w:cs="Angsana New"/>
-          <w:color w:val="000000" w:themeColor="text1"/>
-          <w:sz w:val="32"/>
-          <w:szCs w:val="32"/>
-        </w:rPr>
-        <w:t>เพื่อลดความเสี่ยงจากช่องโหว่ที่อาจเกิดขึ้นในอนาคต</w:t>
-      </w:r>
-      <w:proofErr w:type="spellEnd"/>
-    </w:p>
-    <w:p>
-      <w:pPr>
-        <w:pStyle w:val="4"/>
-        <w:spacing w:before="319" w:after="319"/>
-        <w:ind w:left="720"/>
-        <w:rPr>
-          <w:rFonts w:ascii="Angsana New" w:eastAsia="Angsana New" w:hAnsi="Angsana New" w:cs="Angsana New"/>
-          <w:b/>
-          <w:bCs/>
-          <w:i w:val="0"/>
-          <w:iCs w:val="0"/>
-          <w:color w:val="000000" w:themeColor="text1"/>
-          <w:sz w:val="32"/>
-          <w:szCs w:val="32"/>
-        </w:rPr>
-      </w:pPr>
-      <w:r>
-        <w:rPr>
-          <w:rFonts w:ascii="Angsana New" w:eastAsia="Angsana New" w:hAnsi="Angsana New" w:cs="Angsana New"/>
-          <w:b/>
-          <w:bCs/>
-          <w:i w:val="0"/>
-          <w:iCs w:val="0"/>
-          <w:color w:val="000000" w:themeColor="text1"/>
-          <w:sz w:val="32"/>
-          <w:szCs w:val="32"/>
-        </w:rPr>
-        <w:t>5) Performance Efficiency (</w:t>
-      </w:r>
-      <w:proofErr w:type="spellStart"/>
-      <w:r>
-        <w:rPr>
-          <w:rFonts w:ascii="Angsana New" w:eastAsia="Angsana New" w:hAnsi="Angsana New" w:cs="Angsana New"/>
-          <w:b/>
-          <w:bCs/>
-          <w:i w:val="0"/>
-          <w:iCs w:val="0"/>
-          <w:color w:val="000000" w:themeColor="text1"/>
-          <w:sz w:val="32"/>
-          <w:szCs w:val="32"/>
-        </w:rPr>
-        <w:t>ประสิทธิภาพของระบบ</w:t>
-      </w:r>
-      <w:proofErr w:type="spellEnd"/>
-      <w:r>
-        <w:rPr>
-          <w:rFonts w:ascii="Angsana New" w:eastAsia="Angsana New" w:hAnsi="Angsana New" w:cs="Angsana New"/>
-          <w:b/>
-          <w:bCs/>
-          <w:i w:val="0"/>
-          <w:iCs w:val="0"/>
-          <w:color w:val="000000" w:themeColor="text1"/>
-          <w:sz w:val="32"/>
-          <w:szCs w:val="32"/>
-        </w:rPr>
-        <w:t>)</w:t>
-      </w:r>
-    </w:p>
-    <w:p>
-      <w:pPr>
-        <w:pStyle w:val="4"/>
-        <w:spacing w:before="319" w:after="319"/>
-        <w:ind w:left="720" w:firstLine="720"/>
-        <w:rPr>
-          <w:rFonts w:ascii="Angsana New" w:eastAsia="Angsana New" w:hAnsi="Angsana New" w:cs="Angsana New"/>
-          <w:i w:val="0"/>
-          <w:iCs w:val="0"/>
-          <w:color w:val="000000" w:themeColor="text1"/>
-          <w:sz w:val="32"/>
-          <w:szCs w:val="32"/>
-        </w:rPr>
-      </w:pPr>
-      <w:proofErr w:type="spellStart"/>
-      <w:r>
-        <w:rPr>
-          <w:rFonts w:ascii="Angsana New" w:eastAsia="Angsana New" w:hAnsi="Angsana New" w:cs="Angsana New"/>
-          <w:i w:val="0"/>
-          <w:iCs w:val="0"/>
-          <w:color w:val="000000" w:themeColor="text1"/>
-          <w:sz w:val="32"/>
-          <w:szCs w:val="32"/>
-        </w:rPr>
-        <w:t>ในด้านประสิทธิภาพ</w:t>
-      </w:r>
-      <w:proofErr w:type="spellEnd"/>
-      <w:r>
-        <w:rPr>
-          <w:rFonts w:ascii="Angsana New" w:eastAsia="Angsana New" w:hAnsi="Angsana New" w:cs="Angsana New"/>
-          <w:i w:val="0"/>
-          <w:iCs w:val="0"/>
-          <w:color w:val="000000" w:themeColor="text1"/>
-          <w:sz w:val="32"/>
-          <w:szCs w:val="32"/>
-        </w:rPr>
-        <w:t xml:space="preserve"> ระบบสามารถตอบสนองการทำงานได้รวดเร็วและไม่พบความล่าช้าในสภาพแวดล้อมการทดสอบแบบ Local </w:t>
-      </w:r>
-      <w:proofErr w:type="spellStart"/>
-      <w:r>
-        <w:rPr>
-          <w:rFonts w:ascii="Angsana New" w:eastAsia="Angsana New" w:hAnsi="Angsana New" w:cs="Angsana New"/>
-          <w:i w:val="0"/>
-          <w:iCs w:val="0"/>
-          <w:color w:val="000000" w:themeColor="text1"/>
-          <w:sz w:val="32"/>
-          <w:szCs w:val="32"/>
-        </w:rPr>
-        <w:t>อย่างไรก็ตาม</w:t>
-      </w:r>
-      <w:proofErr w:type="spellEnd"/>
-      <w:r>
-        <w:rPr>
-          <w:rFonts w:ascii="Angsana New" w:eastAsia="Angsana New" w:hAnsi="Angsana New" w:cs="Angsana New"/>
-          <w:i w:val="0"/>
-          <w:iCs w:val="0"/>
-          <w:color w:val="000000" w:themeColor="text1"/>
-          <w:sz w:val="32"/>
-          <w:szCs w:val="32"/>
-        </w:rPr>
-        <w:t xml:space="preserve"> </w:t>
-      </w:r>
-      <w:proofErr w:type="spellStart"/>
-      <w:r>
-        <w:rPr>
-          <w:rFonts w:ascii="Angsana New" w:eastAsia="Angsana New" w:hAnsi="Angsana New" w:cs="Angsana New"/>
-          <w:i w:val="0"/>
-          <w:iCs w:val="0"/>
-          <w:color w:val="000000" w:themeColor="text1"/>
-          <w:sz w:val="32"/>
-          <w:szCs w:val="32"/>
-        </w:rPr>
-        <w:t>ยังไม่มีการทดสอบในสภาพแวดล้อมจริง</w:t>
-      </w:r>
-      <w:proofErr w:type="spellEnd"/>
-      <w:r>
-        <w:rPr>
-          <w:rFonts w:ascii="Angsana New" w:eastAsia="Angsana New" w:hAnsi="Angsana New" w:cs="Angsana New"/>
-          <w:i w:val="0"/>
-          <w:iCs w:val="0"/>
-          <w:color w:val="000000" w:themeColor="text1"/>
-          <w:sz w:val="32"/>
-          <w:szCs w:val="32"/>
-        </w:rPr>
-        <w:t xml:space="preserve"> (Production Environment) </w:t>
-      </w:r>
-      <w:proofErr w:type="spellStart"/>
-      <w:r>
-        <w:rPr>
-          <w:rFonts w:ascii="Angsana New" w:eastAsia="Angsana New" w:hAnsi="Angsana New" w:cs="Angsana New"/>
-          <w:i w:val="0"/>
-          <w:iCs w:val="0"/>
-          <w:color w:val="000000" w:themeColor="text1"/>
-          <w:sz w:val="32"/>
-          <w:szCs w:val="32"/>
-        </w:rPr>
-        <w:t>ที่มีผู้ใช้งานจำนวนมาก</w:t>
-      </w:r>
-      <w:proofErr w:type="spellEnd"/>
-      <w:r>
-        <w:rPr>
-          <w:rFonts w:ascii="Angsana New" w:eastAsia="Angsana New" w:hAnsi="Angsana New" w:cs="Angsana New"/>
-          <w:i w:val="0"/>
-          <w:iCs w:val="0"/>
-          <w:color w:val="000000" w:themeColor="text1"/>
-          <w:sz w:val="32"/>
-          <w:szCs w:val="32"/>
-        </w:rPr>
-        <w:t xml:space="preserve"> ดังนั้นควรมีการทดสอบเพิ่มเติมในอนาคตเพื่อประเมินประสิทธิภาพของระบบในสถานการณ์จริง</w:t>
-      </w:r>
-    </w:p>
-    <w:p/>
-    <w:p>
-      <w:pPr>
-        <w:pStyle w:val="1"/>
-        <w:rPr>
-          <w:rFonts w:asciiTheme="majorBidi" w:hAnsiTheme="majorBidi"/>
-          <w:b/>
-          <w:bCs/>
-          <w:color w:val="auto"/>
-          <w:szCs w:val="40"/>
-        </w:rPr>
-      </w:pPr>
-      <w:bookmarkStart w:id="21" w:name="_Toc225606406"/>
-      <w:r>
-        <w:rPr>
-          <w:rFonts w:asciiTheme="majorBidi" w:hAnsiTheme="majorBidi"/>
-          <w:b/>
-          <w:bCs/>
-          <w:color w:val="auto"/>
-          <w:szCs w:val="40"/>
-          <w:cs/>
-        </w:rPr>
-        <w:lastRenderedPageBreak/>
-        <w:t xml:space="preserve">บทที่ </w:t>
-      </w:r>
-      <w:r>
-        <w:rPr>
-          <w:rFonts w:asciiTheme="majorBidi" w:hAnsiTheme="majorBidi"/>
-          <w:b/>
-          <w:bCs/>
-          <w:color w:val="auto"/>
-          <w:szCs w:val="40"/>
-        </w:rPr>
-        <w:t xml:space="preserve">7: </w:t>
-      </w:r>
-      <w:r>
-        <w:rPr>
-          <w:rFonts w:asciiTheme="majorBidi" w:hAnsiTheme="majorBidi"/>
-          <w:b/>
-          <w:bCs/>
-          <w:color w:val="auto"/>
-          <w:szCs w:val="40"/>
-          <w:cs/>
-        </w:rPr>
-        <w:t>สรุปผลและข้อเสนอแนะ (</w:t>
-      </w:r>
-      <w:r>
-        <w:rPr>
-          <w:rFonts w:asciiTheme="majorBidi" w:hAnsiTheme="majorBidi"/>
-          <w:b/>
-          <w:bCs/>
-          <w:color w:val="auto"/>
-          <w:szCs w:val="40"/>
-        </w:rPr>
-        <w:t>Conclusion &amp; Recommendations)</w:t>
-      </w:r>
-      <w:bookmarkEnd w:id="21"/>
-    </w:p>
-    <w:p>
-      <w:pPr>
-        <w:pStyle w:val="2"/>
-        <w:rPr>
-          <w:rFonts w:asciiTheme="majorBidi" w:hAnsiTheme="majorBidi"/>
-          <w:color w:val="auto"/>
-        </w:rPr>
-      </w:pPr>
-      <w:bookmarkStart w:id="22" w:name="_Toc225606407"/>
-      <w:r>
-        <w:rPr>
-          <w:rFonts w:asciiTheme="majorBidi" w:hAnsiTheme="majorBidi"/>
-          <w:b/>
-          <w:bCs/>
-          <w:color w:val="auto"/>
-          <w:sz w:val="36"/>
-          <w:szCs w:val="36"/>
-        </w:rPr>
-        <w:t xml:space="preserve">7.1 </w:t>
-      </w:r>
-      <w:r>
-        <w:rPr>
-          <w:rFonts w:asciiTheme="majorBidi" w:hAnsiTheme="majorBidi"/>
-          <w:b/>
-          <w:bCs/>
-          <w:color w:val="auto"/>
-          <w:sz w:val="36"/>
-          <w:szCs w:val="36"/>
-          <w:cs/>
-        </w:rPr>
-        <w:t>สรุปภาพรวม</w:t>
-      </w:r>
-      <w:r>
-        <w:rPr>
-          <w:rFonts w:asciiTheme="majorBidi" w:hAnsiTheme="majorBidi"/>
-          <w:color w:val="auto"/>
-          <w:cs/>
-        </w:rPr>
-        <w:t>:</w:t>
-      </w:r>
-      <w:r>
-        <w:rPr>
-          <w:rFonts w:asciiTheme="majorBidi" w:hAnsiTheme="majorBidi"/>
-          <w:color w:val="auto"/>
-        </w:rPr>
-        <w:t xml:space="preserve"> </w:t>
-      </w:r>
-      <w:r>
-        <w:rPr>
-          <w:rFonts w:asciiTheme="majorBidi" w:hAnsiTheme="majorBidi"/>
-          <w:color w:val="auto"/>
-          <w:highlight w:val="yellow"/>
-          <w:cs/>
-        </w:rPr>
-        <w:t>พบว่าระบบมีบั๊กที่จุดไหนมากที่สุด (เช่น ส่วนการคำนวณค่าปรับ)</w:t>
-      </w:r>
-      <w:bookmarkEnd w:id="22"/>
-    </w:p>
-    <w:p>
-      <w:pPr>
-        <w:spacing w:before="240" w:after="240"/>
-        <w:rPr>
-          <w:rFonts w:ascii="Angsana New" w:eastAsia="Angsana New" w:hAnsi="Angsana New" w:cs="Angsana New"/>
-          <w:sz w:val="32"/>
-          <w:szCs w:val="32"/>
-        </w:rPr>
-      </w:pPr>
-      <w:proofErr w:type="spellStart"/>
-      <w:r>
-        <w:rPr>
-          <w:rFonts w:ascii="Angsana New" w:eastAsia="Angsana New" w:hAnsi="Angsana New" w:cs="Angsana New"/>
-          <w:sz w:val="32"/>
-          <w:szCs w:val="32"/>
-        </w:rPr>
-        <w:t>จากการดำเนินการทดสอบระบบ</w:t>
-      </w:r>
-      <w:proofErr w:type="spellEnd"/>
-      <w:r>
-        <w:rPr>
-          <w:rFonts w:ascii="Angsana New" w:eastAsia="Angsana New" w:hAnsi="Angsana New" w:cs="Angsana New"/>
-          <w:sz w:val="32"/>
-          <w:szCs w:val="32"/>
-        </w:rPr>
-        <w:t xml:space="preserve"> Library Management System v2 </w:t>
-      </w:r>
-      <w:proofErr w:type="spellStart"/>
-      <w:r>
-        <w:rPr>
-          <w:rFonts w:ascii="Angsana New" w:eastAsia="Angsana New" w:hAnsi="Angsana New" w:cs="Angsana New"/>
-          <w:sz w:val="32"/>
-          <w:szCs w:val="32"/>
-        </w:rPr>
-        <w:t>ในรูปแบบ</w:t>
-      </w:r>
-      <w:proofErr w:type="spellEnd"/>
-      <w:r>
-        <w:rPr>
-          <w:rFonts w:ascii="Angsana New" w:eastAsia="Angsana New" w:hAnsi="Angsana New" w:cs="Angsana New"/>
-          <w:sz w:val="32"/>
-          <w:szCs w:val="32"/>
-        </w:rPr>
-        <w:t xml:space="preserve"> End-to-End (E2E) </w:t>
-      </w:r>
-      <w:proofErr w:type="spellStart"/>
-      <w:r>
-        <w:rPr>
-          <w:rFonts w:ascii="Angsana New" w:eastAsia="Angsana New" w:hAnsi="Angsana New" w:cs="Angsana New"/>
-          <w:sz w:val="32"/>
-          <w:szCs w:val="32"/>
-        </w:rPr>
-        <w:t>และการทดสอบเชิงประสบการณ์ผู้ใช้งาน</w:t>
-      </w:r>
-      <w:proofErr w:type="spellEnd"/>
-      <w:r>
-        <w:rPr>
-          <w:rFonts w:ascii="Angsana New" w:eastAsia="Angsana New" w:hAnsi="Angsana New" w:cs="Angsana New"/>
-          <w:sz w:val="32"/>
-          <w:szCs w:val="32"/>
-        </w:rPr>
-        <w:t xml:space="preserve"> (User Experience) </w:t>
-      </w:r>
-      <w:proofErr w:type="spellStart"/>
-      <w:r>
-        <w:rPr>
-          <w:rFonts w:ascii="Angsana New" w:eastAsia="Angsana New" w:hAnsi="Angsana New" w:cs="Angsana New"/>
-          <w:sz w:val="32"/>
-          <w:szCs w:val="32"/>
-        </w:rPr>
-        <w:t>พบว่าระบบสามารถทำงานได้ตามฟังก์ชันหลักในภาพรวม</w:t>
-      </w:r>
-      <w:proofErr w:type="spellEnd"/>
-      <w:r>
-        <w:rPr>
-          <w:rFonts w:ascii="Angsana New" w:eastAsia="Angsana New" w:hAnsi="Angsana New" w:cs="Angsana New"/>
-          <w:sz w:val="32"/>
-          <w:szCs w:val="32"/>
-        </w:rPr>
-        <w:t xml:space="preserve"> </w:t>
-      </w:r>
-      <w:proofErr w:type="spellStart"/>
-      <w:r>
-        <w:rPr>
-          <w:rFonts w:ascii="Angsana New" w:eastAsia="Angsana New" w:hAnsi="Angsana New" w:cs="Angsana New"/>
-          <w:sz w:val="32"/>
-          <w:szCs w:val="32"/>
-        </w:rPr>
-        <w:t>เช่น</w:t>
-      </w:r>
-      <w:proofErr w:type="spellEnd"/>
-      <w:r>
-        <w:rPr>
-          <w:rFonts w:ascii="Angsana New" w:eastAsia="Angsana New" w:hAnsi="Angsana New" w:cs="Angsana New"/>
-          <w:sz w:val="32"/>
-          <w:szCs w:val="32"/>
-        </w:rPr>
-        <w:t xml:space="preserve"> </w:t>
-      </w:r>
-      <w:proofErr w:type="spellStart"/>
-      <w:r>
-        <w:rPr>
-          <w:rFonts w:ascii="Angsana New" w:eastAsia="Angsana New" w:hAnsi="Angsana New" w:cs="Angsana New"/>
-          <w:sz w:val="32"/>
-          <w:szCs w:val="32"/>
-        </w:rPr>
-        <w:t>การเข้าสู่ระบบ</w:t>
-      </w:r>
-      <w:proofErr w:type="spellEnd"/>
-      <w:r>
-        <w:rPr>
-          <w:rFonts w:ascii="Angsana New" w:eastAsia="Angsana New" w:hAnsi="Angsana New" w:cs="Angsana New"/>
-          <w:sz w:val="32"/>
-          <w:szCs w:val="32"/>
-        </w:rPr>
-        <w:t xml:space="preserve"> </w:t>
-      </w:r>
-      <w:proofErr w:type="spellStart"/>
-      <w:r>
-        <w:rPr>
-          <w:rFonts w:ascii="Angsana New" w:eastAsia="Angsana New" w:hAnsi="Angsana New" w:cs="Angsana New"/>
-          <w:sz w:val="32"/>
-          <w:szCs w:val="32"/>
-        </w:rPr>
-        <w:t>การจัดการข้อมูลหนังสือ</w:t>
-      </w:r>
-      <w:proofErr w:type="spellEnd"/>
-      <w:r>
-        <w:rPr>
-          <w:rFonts w:ascii="Angsana New" w:eastAsia="Angsana New" w:hAnsi="Angsana New" w:cs="Angsana New"/>
-          <w:sz w:val="32"/>
-          <w:szCs w:val="32"/>
-        </w:rPr>
-        <w:t xml:space="preserve"> </w:t>
-      </w:r>
-      <w:proofErr w:type="spellStart"/>
-      <w:r>
-        <w:rPr>
-          <w:rFonts w:ascii="Angsana New" w:eastAsia="Angsana New" w:hAnsi="Angsana New" w:cs="Angsana New"/>
-          <w:sz w:val="32"/>
-          <w:szCs w:val="32"/>
-        </w:rPr>
-        <w:t>การจัดการสมาชิก</w:t>
-      </w:r>
-      <w:proofErr w:type="spellEnd"/>
-      <w:r>
-        <w:rPr>
-          <w:rFonts w:ascii="Angsana New" w:eastAsia="Angsana New" w:hAnsi="Angsana New" w:cs="Angsana New"/>
-          <w:sz w:val="32"/>
-          <w:szCs w:val="32"/>
-        </w:rPr>
-        <w:t xml:space="preserve"> </w:t>
-      </w:r>
-      <w:proofErr w:type="spellStart"/>
-      <w:r>
-        <w:rPr>
-          <w:rFonts w:ascii="Angsana New" w:eastAsia="Angsana New" w:hAnsi="Angsana New" w:cs="Angsana New"/>
-          <w:sz w:val="32"/>
-          <w:szCs w:val="32"/>
-        </w:rPr>
-        <w:t>และการยืม-คืนหนังสือ</w:t>
-      </w:r>
-      <w:proofErr w:type="spellEnd"/>
-    </w:p>
-    <w:p>
-      <w:pPr>
-        <w:spacing w:before="240" w:after="240"/>
-        <w:rPr>
-          <w:rFonts w:ascii="Angsana New" w:eastAsia="Angsana New" w:hAnsi="Angsana New" w:cs="Angsana New"/>
-          <w:sz w:val="32"/>
-          <w:szCs w:val="32"/>
-        </w:rPr>
-      </w:pPr>
-      <w:proofErr w:type="spellStart"/>
-      <w:r>
-        <w:rPr>
-          <w:rFonts w:ascii="Angsana New" w:eastAsia="Angsana New" w:hAnsi="Angsana New" w:cs="Angsana New"/>
-          <w:sz w:val="32"/>
-          <w:szCs w:val="32"/>
-        </w:rPr>
-        <w:t>จากผลการทดสอบทั้งหมด</w:t>
-      </w:r>
-      <w:proofErr w:type="spellEnd"/>
-      <w:r>
-        <w:rPr>
-          <w:rFonts w:ascii="Angsana New" w:eastAsia="Angsana New" w:hAnsi="Angsana New" w:cs="Angsana New"/>
-          <w:sz w:val="32"/>
-          <w:szCs w:val="32"/>
-        </w:rPr>
-        <w:t xml:space="preserve"> 50 </w:t>
-      </w:r>
-      <w:proofErr w:type="spellStart"/>
-      <w:r>
-        <w:rPr>
-          <w:rFonts w:ascii="Angsana New" w:eastAsia="Angsana New" w:hAnsi="Angsana New" w:cs="Angsana New"/>
-          <w:sz w:val="32"/>
-          <w:szCs w:val="32"/>
-        </w:rPr>
-        <w:t>กรณีทดสอบ</w:t>
-      </w:r>
-      <w:proofErr w:type="spellEnd"/>
-      <w:r>
-        <w:rPr>
-          <w:rFonts w:ascii="Angsana New" w:eastAsia="Angsana New" w:hAnsi="Angsana New" w:cs="Angsana New"/>
-          <w:sz w:val="32"/>
-          <w:szCs w:val="32"/>
-        </w:rPr>
-        <w:t xml:space="preserve"> (Test Cases) </w:t>
-      </w:r>
-      <w:proofErr w:type="spellStart"/>
-      <w:r>
-        <w:rPr>
-          <w:rFonts w:ascii="Angsana New" w:eastAsia="Angsana New" w:hAnsi="Angsana New" w:cs="Angsana New"/>
-          <w:sz w:val="32"/>
-          <w:szCs w:val="32"/>
-        </w:rPr>
-        <w:t>พบว่า</w:t>
-      </w:r>
-      <w:proofErr w:type="spellEnd"/>
-    </w:p>
-    <w:p>
-      <w:pPr>
-        <w:pStyle w:val="a9"/>
-        <w:numPr>
-          <w:ilvl w:val="0"/>
-          <w:numId w:val="28"/>
-        </w:numPr>
-        <w:spacing w:after="0"/>
-        <w:rPr>
-          <w:rFonts w:ascii="Angsana New" w:eastAsia="Angsana New" w:hAnsi="Angsana New" w:cs="Angsana New"/>
-          <w:sz w:val="32"/>
-          <w:szCs w:val="32"/>
-        </w:rPr>
-      </w:pPr>
-      <w:proofErr w:type="spellStart"/>
-      <w:r>
-        <w:rPr>
-          <w:rFonts w:ascii="Angsana New" w:eastAsia="Angsana New" w:hAnsi="Angsana New" w:cs="Angsana New"/>
-          <w:sz w:val="32"/>
-          <w:szCs w:val="32"/>
-        </w:rPr>
-        <w:t>ผ่าน</w:t>
-      </w:r>
-      <w:proofErr w:type="spellEnd"/>
-      <w:r>
-        <w:rPr>
-          <w:rFonts w:ascii="Angsana New" w:eastAsia="Angsana New" w:hAnsi="Angsana New" w:cs="Angsana New"/>
-          <w:sz w:val="32"/>
-          <w:szCs w:val="32"/>
-        </w:rPr>
-        <w:t xml:space="preserve"> (Pass) </w:t>
-      </w:r>
-      <w:proofErr w:type="spellStart"/>
-      <w:r>
-        <w:rPr>
-          <w:rFonts w:ascii="Angsana New" w:eastAsia="Angsana New" w:hAnsi="Angsana New" w:cs="Angsana New"/>
-          <w:sz w:val="32"/>
-          <w:szCs w:val="32"/>
-        </w:rPr>
-        <w:t>จำนวน</w:t>
-      </w:r>
-      <w:proofErr w:type="spellEnd"/>
-      <w:r>
-        <w:rPr>
-          <w:rFonts w:ascii="Angsana New" w:eastAsia="Angsana New" w:hAnsi="Angsana New" w:cs="Angsana New"/>
-          <w:sz w:val="32"/>
-          <w:szCs w:val="32"/>
-        </w:rPr>
-        <w:t xml:space="preserve"> 43 </w:t>
-      </w:r>
-      <w:proofErr w:type="spellStart"/>
-      <w:r>
-        <w:rPr>
-          <w:rFonts w:ascii="Angsana New" w:eastAsia="Angsana New" w:hAnsi="Angsana New" w:cs="Angsana New"/>
-          <w:sz w:val="32"/>
-          <w:szCs w:val="32"/>
-        </w:rPr>
-        <w:t>เคส</w:t>
-      </w:r>
-      <w:proofErr w:type="spellEnd"/>
-      <w:r>
-        <w:rPr>
-          <w:rFonts w:ascii="Angsana New" w:eastAsia="Angsana New" w:hAnsi="Angsana New" w:cs="Angsana New"/>
-          <w:sz w:val="32"/>
-          <w:szCs w:val="32"/>
-        </w:rPr>
-        <w:t xml:space="preserve"> </w:t>
-      </w:r>
-    </w:p>
-    <w:p>
-      <w:pPr>
-        <w:pStyle w:val="a9"/>
-        <w:numPr>
-          <w:ilvl w:val="0"/>
-          <w:numId w:val="28"/>
-        </w:numPr>
-        <w:spacing w:after="0"/>
-        <w:rPr>
-          <w:rFonts w:ascii="Angsana New" w:eastAsia="Angsana New" w:hAnsi="Angsana New" w:cs="Angsana New"/>
-          <w:sz w:val="32"/>
-          <w:szCs w:val="32"/>
-        </w:rPr>
-      </w:pPr>
-      <w:proofErr w:type="spellStart"/>
-      <w:r>
-        <w:rPr>
-          <w:rFonts w:ascii="Angsana New" w:eastAsia="Angsana New" w:hAnsi="Angsana New" w:cs="Angsana New"/>
-          <w:sz w:val="32"/>
-          <w:szCs w:val="32"/>
-        </w:rPr>
-        <w:t>ไม่ผ่าน</w:t>
-      </w:r>
-      <w:proofErr w:type="spellEnd"/>
-      <w:r>
-        <w:rPr>
-          <w:rFonts w:ascii="Angsana New" w:eastAsia="Angsana New" w:hAnsi="Angsana New" w:cs="Angsana New"/>
-          <w:sz w:val="32"/>
-          <w:szCs w:val="32"/>
-        </w:rPr>
-        <w:t xml:space="preserve"> (Fail) </w:t>
-      </w:r>
-      <w:proofErr w:type="spellStart"/>
-      <w:r>
-        <w:rPr>
-          <w:rFonts w:ascii="Angsana New" w:eastAsia="Angsana New" w:hAnsi="Angsana New" w:cs="Angsana New"/>
-          <w:sz w:val="32"/>
-          <w:szCs w:val="32"/>
-        </w:rPr>
-        <w:t>จำนวน</w:t>
-      </w:r>
-      <w:proofErr w:type="spellEnd"/>
-      <w:r>
-        <w:rPr>
-          <w:rFonts w:ascii="Angsana New" w:eastAsia="Angsana New" w:hAnsi="Angsana New" w:cs="Angsana New"/>
-          <w:sz w:val="32"/>
-          <w:szCs w:val="32"/>
-        </w:rPr>
-        <w:t xml:space="preserve"> 7 </w:t>
-      </w:r>
-      <w:proofErr w:type="spellStart"/>
-      <w:r>
-        <w:rPr>
-          <w:rFonts w:ascii="Angsana New" w:eastAsia="Angsana New" w:hAnsi="Angsana New" w:cs="Angsana New"/>
-          <w:sz w:val="32"/>
-          <w:szCs w:val="32"/>
-        </w:rPr>
-        <w:t>เคส</w:t>
-      </w:r>
-      <w:proofErr w:type="spellEnd"/>
-      <w:r>
-        <w:rPr>
-          <w:rFonts w:ascii="Angsana New" w:eastAsia="Angsana New" w:hAnsi="Angsana New" w:cs="Angsana New"/>
-          <w:sz w:val="32"/>
-          <w:szCs w:val="32"/>
-        </w:rPr>
-        <w:t xml:space="preserve"> </w:t>
-      </w:r>
-    </w:p>
-    <w:p>
-      <w:pPr>
-        <w:spacing w:before="240" w:after="240"/>
-        <w:rPr>
-          <w:rFonts w:ascii="Angsana New" w:eastAsia="Angsana New" w:hAnsi="Angsana New" w:cs="Angsana New"/>
-          <w:sz w:val="32"/>
-          <w:szCs w:val="32"/>
-        </w:rPr>
-      </w:pPr>
-      <w:proofErr w:type="spellStart"/>
-      <w:r>
-        <w:rPr>
-          <w:rFonts w:ascii="Angsana New" w:eastAsia="Angsana New" w:hAnsi="Angsana New" w:cs="Angsana New"/>
-          <w:sz w:val="32"/>
-          <w:szCs w:val="32"/>
-        </w:rPr>
-        <w:t>แสดงให้เห็นว่าระบบมีความพร้อมในการใช้งานในระดับหนึ่ง</w:t>
-      </w:r>
-      <w:proofErr w:type="spellEnd"/>
-      <w:r>
-        <w:rPr>
-          <w:rFonts w:ascii="Angsana New" w:eastAsia="Angsana New" w:hAnsi="Angsana New" w:cs="Angsana New"/>
-          <w:sz w:val="32"/>
-          <w:szCs w:val="32"/>
-        </w:rPr>
-        <w:t xml:space="preserve"> </w:t>
-      </w:r>
-      <w:proofErr w:type="spellStart"/>
-      <w:r>
-        <w:rPr>
-          <w:rFonts w:ascii="Angsana New" w:eastAsia="Angsana New" w:hAnsi="Angsana New" w:cs="Angsana New"/>
-          <w:sz w:val="32"/>
-          <w:szCs w:val="32"/>
-        </w:rPr>
-        <w:t>อย่างไรก็ตาม</w:t>
-      </w:r>
-      <w:proofErr w:type="spellEnd"/>
-      <w:r>
-        <w:rPr>
-          <w:rFonts w:ascii="Angsana New" w:eastAsia="Angsana New" w:hAnsi="Angsana New" w:cs="Angsana New"/>
-          <w:sz w:val="32"/>
-          <w:szCs w:val="32"/>
-        </w:rPr>
-        <w:t xml:space="preserve"> </w:t>
-      </w:r>
-      <w:proofErr w:type="spellStart"/>
-      <w:r>
-        <w:rPr>
-          <w:rFonts w:ascii="Angsana New" w:eastAsia="Angsana New" w:hAnsi="Angsana New" w:cs="Angsana New"/>
-          <w:sz w:val="32"/>
-          <w:szCs w:val="32"/>
-        </w:rPr>
-        <w:t>ยังพบข้อผิดพลาดในบางส่วนของระบบ</w:t>
-      </w:r>
-      <w:proofErr w:type="spellEnd"/>
-      <w:r>
-        <w:rPr>
-          <w:rFonts w:ascii="Angsana New" w:eastAsia="Angsana New" w:hAnsi="Angsana New" w:cs="Angsana New"/>
-          <w:sz w:val="32"/>
-          <w:szCs w:val="32"/>
-        </w:rPr>
-        <w:t xml:space="preserve"> </w:t>
-      </w:r>
-      <w:proofErr w:type="spellStart"/>
-      <w:r>
-        <w:rPr>
-          <w:rFonts w:ascii="Angsana New" w:eastAsia="Angsana New" w:hAnsi="Angsana New" w:cs="Angsana New"/>
-          <w:sz w:val="32"/>
-          <w:szCs w:val="32"/>
-        </w:rPr>
-        <w:t>โดยเฉพาะฟีเจอร์ที่ยังพัฒนาไม่ครบ</w:t>
-      </w:r>
-      <w:proofErr w:type="spellEnd"/>
-      <w:r>
-        <w:rPr>
-          <w:rFonts w:ascii="Angsana New" w:eastAsia="Angsana New" w:hAnsi="Angsana New" w:cs="Angsana New"/>
-          <w:sz w:val="32"/>
-          <w:szCs w:val="32"/>
-        </w:rPr>
-        <w:t xml:space="preserve"> </w:t>
-      </w:r>
-      <w:proofErr w:type="spellStart"/>
-      <w:r>
-        <w:rPr>
-          <w:rFonts w:ascii="Angsana New" w:eastAsia="Angsana New" w:hAnsi="Angsana New" w:cs="Angsana New"/>
-          <w:sz w:val="32"/>
-          <w:szCs w:val="32"/>
-        </w:rPr>
-        <w:t>เช่น</w:t>
-      </w:r>
-      <w:proofErr w:type="spellEnd"/>
-      <w:r>
-        <w:rPr>
-          <w:rFonts w:ascii="Angsana New" w:eastAsia="Angsana New" w:hAnsi="Angsana New" w:cs="Angsana New"/>
-          <w:sz w:val="32"/>
-          <w:szCs w:val="32"/>
-        </w:rPr>
-        <w:t xml:space="preserve"> </w:t>
-      </w:r>
-      <w:proofErr w:type="spellStart"/>
-      <w:r>
-        <w:rPr>
-          <w:rFonts w:ascii="Angsana New" w:eastAsia="Angsana New" w:hAnsi="Angsana New" w:cs="Angsana New"/>
-          <w:sz w:val="32"/>
-          <w:szCs w:val="32"/>
-        </w:rPr>
-        <w:t>การค้นหาสมาชิก</w:t>
-      </w:r>
-      <w:proofErr w:type="spellEnd"/>
-      <w:r>
-        <w:rPr>
-          <w:rFonts w:ascii="Angsana New" w:eastAsia="Angsana New" w:hAnsi="Angsana New" w:cs="Angsana New"/>
-          <w:sz w:val="32"/>
-          <w:szCs w:val="32"/>
-        </w:rPr>
-        <w:t xml:space="preserve"> (Search Member), </w:t>
-      </w:r>
-      <w:proofErr w:type="spellStart"/>
-      <w:r>
-        <w:rPr>
-          <w:rFonts w:ascii="Angsana New" w:eastAsia="Angsana New" w:hAnsi="Angsana New" w:cs="Angsana New"/>
-          <w:sz w:val="32"/>
-          <w:szCs w:val="32"/>
-        </w:rPr>
-        <w:t>การขยายระยะเวลาการยืม</w:t>
-      </w:r>
-      <w:proofErr w:type="spellEnd"/>
-      <w:r>
-        <w:rPr>
-          <w:rFonts w:ascii="Angsana New" w:eastAsia="Angsana New" w:hAnsi="Angsana New" w:cs="Angsana New"/>
-          <w:sz w:val="32"/>
-          <w:szCs w:val="32"/>
-        </w:rPr>
-        <w:t xml:space="preserve"> (Extend), </w:t>
-      </w:r>
-      <w:proofErr w:type="spellStart"/>
-      <w:r>
-        <w:rPr>
-          <w:rFonts w:ascii="Angsana New" w:eastAsia="Angsana New" w:hAnsi="Angsana New" w:cs="Angsana New"/>
-          <w:sz w:val="32"/>
-          <w:szCs w:val="32"/>
-        </w:rPr>
-        <w:t>และการแสดงผลรายงาน</w:t>
-      </w:r>
-      <w:proofErr w:type="spellEnd"/>
-      <w:r>
-        <w:rPr>
-          <w:rFonts w:ascii="Angsana New" w:eastAsia="Angsana New" w:hAnsi="Angsana New" w:cs="Angsana New"/>
-          <w:sz w:val="32"/>
-          <w:szCs w:val="32"/>
-        </w:rPr>
-        <w:t xml:space="preserve"> (Reports)</w:t>
-      </w:r>
-    </w:p>
-    <w:p>
-      <w:pPr>
-        <w:spacing w:before="240" w:after="240"/>
-        <w:rPr>
-          <w:rFonts w:ascii="Angsana New" w:eastAsia="Angsana New" w:hAnsi="Angsana New" w:cs="Angsana New"/>
-          <w:sz w:val="32"/>
-          <w:szCs w:val="32"/>
-        </w:rPr>
-      </w:pPr>
-      <w:proofErr w:type="spellStart"/>
-      <w:r>
-        <w:rPr>
-          <w:rFonts w:ascii="Angsana New" w:eastAsia="Angsana New" w:hAnsi="Angsana New" w:cs="Angsana New"/>
-          <w:sz w:val="32"/>
-          <w:szCs w:val="32"/>
-        </w:rPr>
-        <w:t>นอกจากนี้</w:t>
-      </w:r>
-      <w:proofErr w:type="spellEnd"/>
-      <w:r>
-        <w:rPr>
-          <w:rFonts w:ascii="Angsana New" w:eastAsia="Angsana New" w:hAnsi="Angsana New" w:cs="Angsana New"/>
-          <w:sz w:val="32"/>
-          <w:szCs w:val="32"/>
-        </w:rPr>
-        <w:t xml:space="preserve"> </w:t>
-      </w:r>
-      <w:proofErr w:type="spellStart"/>
-      <w:r>
-        <w:rPr>
-          <w:rFonts w:ascii="Angsana New" w:eastAsia="Angsana New" w:hAnsi="Angsana New" w:cs="Angsana New"/>
-          <w:sz w:val="32"/>
-          <w:szCs w:val="32"/>
-        </w:rPr>
-        <w:t>ยังพบข้อผิดพลาดเชิงตรรกะ</w:t>
-      </w:r>
-      <w:proofErr w:type="spellEnd"/>
-      <w:r>
-        <w:rPr>
-          <w:rFonts w:ascii="Angsana New" w:eastAsia="Angsana New" w:hAnsi="Angsana New" w:cs="Angsana New"/>
-          <w:sz w:val="32"/>
-          <w:szCs w:val="32"/>
-        </w:rPr>
-        <w:t xml:space="preserve"> (Logic Errors) </w:t>
-      </w:r>
-      <w:proofErr w:type="spellStart"/>
-      <w:r>
-        <w:rPr>
-          <w:rFonts w:ascii="Angsana New" w:eastAsia="Angsana New" w:hAnsi="Angsana New" w:cs="Angsana New"/>
-          <w:sz w:val="32"/>
-          <w:szCs w:val="32"/>
-        </w:rPr>
-        <w:t>ในบางจุด</w:t>
-      </w:r>
-      <w:proofErr w:type="spellEnd"/>
-      <w:r>
-        <w:rPr>
-          <w:rFonts w:ascii="Angsana New" w:eastAsia="Angsana New" w:hAnsi="Angsana New" w:cs="Angsana New"/>
-          <w:sz w:val="32"/>
-          <w:szCs w:val="32"/>
-        </w:rPr>
-        <w:t xml:space="preserve"> </w:t>
-      </w:r>
-      <w:proofErr w:type="spellStart"/>
-      <w:r>
-        <w:rPr>
-          <w:rFonts w:ascii="Angsana New" w:eastAsia="Angsana New" w:hAnsi="Angsana New" w:cs="Angsana New"/>
-          <w:sz w:val="32"/>
-          <w:szCs w:val="32"/>
-        </w:rPr>
-        <w:t>เช่น</w:t>
-      </w:r>
-      <w:proofErr w:type="spellEnd"/>
-      <w:r>
-        <w:rPr>
-          <w:rFonts w:ascii="Angsana New" w:eastAsia="Angsana New" w:hAnsi="Angsana New" w:cs="Angsana New"/>
-          <w:sz w:val="32"/>
-          <w:szCs w:val="32"/>
-        </w:rPr>
-        <w:t xml:space="preserve"> </w:t>
-      </w:r>
-      <w:proofErr w:type="spellStart"/>
-      <w:r>
-        <w:rPr>
-          <w:rFonts w:ascii="Angsana New" w:eastAsia="Angsana New" w:hAnsi="Angsana New" w:cs="Angsana New"/>
-          <w:sz w:val="32"/>
-          <w:szCs w:val="32"/>
-        </w:rPr>
-        <w:t>การกำหนดจำนวนหนังสือสูงสุดที่สามารถยืมได้</w:t>
-      </w:r>
-      <w:proofErr w:type="spellEnd"/>
-      <w:r>
-        <w:rPr>
-          <w:rFonts w:ascii="Angsana New" w:eastAsia="Angsana New" w:hAnsi="Angsana New" w:cs="Angsana New"/>
-          <w:sz w:val="32"/>
-          <w:szCs w:val="32"/>
-        </w:rPr>
-        <w:t xml:space="preserve"> (Max Books) </w:t>
-      </w:r>
-      <w:proofErr w:type="spellStart"/>
-      <w:r>
-        <w:rPr>
-          <w:rFonts w:ascii="Angsana New" w:eastAsia="Angsana New" w:hAnsi="Angsana New" w:cs="Angsana New"/>
-          <w:sz w:val="32"/>
-          <w:szCs w:val="32"/>
-        </w:rPr>
-        <w:t>ซึ่งอาจส่งผลกระทบต่อความถูกต้องของข้อมูลในระบบ</w:t>
-      </w:r>
-      <w:proofErr w:type="spellEnd"/>
-    </w:p>
-    <w:p>
-      <w:pPr>
-        <w:spacing w:before="240" w:after="240"/>
-        <w:rPr>
-          <w:rFonts w:ascii="Angsana New" w:eastAsia="Angsana New" w:hAnsi="Angsana New" w:cs="Angsana New"/>
-          <w:sz w:val="32"/>
-          <w:szCs w:val="32"/>
-        </w:rPr>
-      </w:pPr>
-      <w:proofErr w:type="spellStart"/>
-      <w:r>
-        <w:rPr>
-          <w:rFonts w:ascii="Angsana New" w:eastAsia="Angsana New" w:hAnsi="Angsana New" w:cs="Angsana New"/>
-          <w:sz w:val="32"/>
-          <w:szCs w:val="32"/>
-        </w:rPr>
-        <w:t>โดยสรุป</w:t>
-      </w:r>
-      <w:proofErr w:type="spellEnd"/>
-      <w:r>
-        <w:rPr>
-          <w:rFonts w:ascii="Angsana New" w:eastAsia="Angsana New" w:hAnsi="Angsana New" w:cs="Angsana New"/>
-          <w:sz w:val="32"/>
-          <w:szCs w:val="32"/>
-        </w:rPr>
-        <w:t xml:space="preserve"> </w:t>
-      </w:r>
-      <w:proofErr w:type="spellStart"/>
-      <w:r>
-        <w:rPr>
-          <w:rFonts w:ascii="Angsana New" w:eastAsia="Angsana New" w:hAnsi="Angsana New" w:cs="Angsana New"/>
-          <w:sz w:val="32"/>
-          <w:szCs w:val="32"/>
-        </w:rPr>
-        <w:t>ระบบมีความสามารถในการทำงานได้ตามวัตถุประสงค์หลัก</w:t>
-      </w:r>
-      <w:proofErr w:type="spellEnd"/>
-      <w:r>
-        <w:rPr>
-          <w:rFonts w:ascii="Angsana New" w:eastAsia="Angsana New" w:hAnsi="Angsana New" w:cs="Angsana New"/>
-          <w:sz w:val="32"/>
-          <w:szCs w:val="32"/>
-        </w:rPr>
-        <w:t xml:space="preserve"> แต่ยังต้องมีการปรับปรุงในบางส่วนเพื่อเพิ่มความสมบูรณ์และความน่าเชื่อถือในการใช้งานจริง</w:t>
-      </w:r>
-    </w:p>
-    <w:p>
-      <w:pPr>
-        <w:rPr>
-          <w:highlight w:val="yellow"/>
-        </w:rPr>
-      </w:pPr>
-    </w:p>
-    <w:p>
-      <w:pPr>
-        <w:pStyle w:val="2"/>
-        <w:rPr>
-          <w:rFonts w:asciiTheme="majorBidi" w:hAnsiTheme="majorBidi"/>
-          <w:color w:val="auto"/>
-          <w:highlight w:val="yellow"/>
-        </w:rPr>
-      </w:pPr>
-      <w:bookmarkStart w:id="23" w:name="_Toc225606408"/>
-      <w:r>
-        <w:rPr>
-          <w:rFonts w:asciiTheme="majorBidi" w:hAnsiTheme="majorBidi"/>
-          <w:b/>
-          <w:bCs/>
-          <w:color w:val="auto"/>
-          <w:sz w:val="36"/>
-          <w:szCs w:val="36"/>
-        </w:rPr>
-        <w:t xml:space="preserve">7.2 </w:t>
-      </w:r>
-      <w:r>
-        <w:rPr>
-          <w:rFonts w:asciiTheme="majorBidi" w:hAnsiTheme="majorBidi"/>
-          <w:b/>
-          <w:bCs/>
-          <w:color w:val="auto"/>
-          <w:sz w:val="36"/>
-          <w:szCs w:val="36"/>
-          <w:cs/>
-        </w:rPr>
         <w:t>ข้อเสนอแนะเพื่อการพัฒนา</w:t>
-      </w:r>
-      <w:r>
-        <w:rPr>
-          <w:rFonts w:asciiTheme="majorBidi" w:hAnsiTheme="majorBidi"/>
-          <w:color w:val="auto"/>
-          <w:cs/>
-        </w:rPr>
-        <w:t>:</w:t>
-      </w:r>
-      <w:r>
-        <w:rPr>
-          <w:rFonts w:asciiTheme="majorBidi" w:hAnsiTheme="majorBidi"/>
-          <w:color w:val="auto"/>
-        </w:rPr>
-        <w:t xml:space="preserve"> </w:t>
-      </w:r>
-      <w:r>
-        <w:rPr>
-          <w:rFonts w:asciiTheme="majorBidi" w:hAnsiTheme="majorBidi"/>
-          <w:color w:val="auto"/>
-          <w:highlight w:val="yellow"/>
-          <w:cs/>
-        </w:rPr>
-        <w:t xml:space="preserve">เช่น ควรเพิ่ม </w:t>
-      </w:r>
-      <w:r>
-        <w:rPr>
-          <w:rFonts w:asciiTheme="majorBidi" w:hAnsiTheme="majorBidi"/>
-          <w:color w:val="auto"/>
-          <w:highlight w:val="yellow"/>
-        </w:rPr>
-        <w:t xml:space="preserve">Validation </w:t>
-      </w:r>
-      <w:r>
-        <w:rPr>
-          <w:rFonts w:asciiTheme="majorBidi" w:hAnsiTheme="majorBidi"/>
-          <w:color w:val="auto"/>
-          <w:highlight w:val="yellow"/>
-          <w:cs/>
-        </w:rPr>
-        <w:t xml:space="preserve">ในหน้า </w:t>
-      </w:r>
-      <w:r>
-        <w:rPr>
-          <w:rFonts w:asciiTheme="majorBidi" w:hAnsiTheme="majorBidi"/>
-          <w:color w:val="auto"/>
-          <w:highlight w:val="yellow"/>
-        </w:rPr>
-        <w:t xml:space="preserve">Search </w:t>
-      </w:r>
-      <w:r>
-        <w:rPr>
-          <w:rFonts w:asciiTheme="majorBidi" w:hAnsiTheme="majorBidi"/>
-          <w:color w:val="auto"/>
-          <w:highlight w:val="yellow"/>
-          <w:cs/>
-        </w:rPr>
-        <w:t xml:space="preserve">เพื่อกัน </w:t>
-      </w:r>
-      <w:r>
-        <w:rPr>
-          <w:rFonts w:asciiTheme="majorBidi" w:hAnsiTheme="majorBidi"/>
-          <w:color w:val="auto"/>
-          <w:highlight w:val="yellow"/>
-        </w:rPr>
-        <w:t>SQL Injection</w:t>
       </w:r>
       <w:bookmarkEnd w:id="23"/>
     </w:p>
@@ -30312,34 +26439,14 @@
           <w:szCs w:val="32"/>
         </w:rPr>
       </w:pPr>
-      <w:proofErr w:type="spellStart"/>
       <w:r>
         <w:rPr>
           <w:rFonts w:ascii="Angsana New" w:eastAsia="Angsana New" w:hAnsi="Angsana New" w:cs="Angsana New"/>
           <w:sz w:val="32"/>
           <w:szCs w:val="32"/>
         </w:rPr>
-        <w:t>จากผลการทดสอบและการวิเคราะห์</w:t>
-      </w:r>
-      <w:proofErr w:type="spellEnd"/>
-      <w:r>
-        <w:rPr>
-          <w:rFonts w:ascii="Angsana New" w:eastAsia="Angsana New" w:hAnsi="Angsana New" w:cs="Angsana New"/>
-          <w:sz w:val="32"/>
-          <w:szCs w:val="32"/>
-        </w:rPr>
-        <w:t xml:space="preserve"> </w:t>
-      </w:r>
-      <w:proofErr w:type="spellStart"/>
-      <w:r>
-        <w:rPr>
-          <w:rFonts w:ascii="Angsana New" w:eastAsia="Angsana New" w:hAnsi="Angsana New" w:cs="Angsana New"/>
-          <w:sz w:val="32"/>
-          <w:szCs w:val="32"/>
-        </w:rPr>
-        <w:t>สามารถเสนอแนวทางในการปรับปรุงระบบได้ดังนี้</w:t>
-      </w:r>
-      <w:proofErr w:type="spellEnd"/>
+        <w:t>จากผลการทดสอบและการวิเคราะห์ สามารถเสนอแนวทางในการปรับปรุงระบบได้ดังนี้</w:t>
+      </w:r>
     </w:p>
     <w:p>
       <w:pPr>
@@ -30355,125 +26462,24 @@
           <w:szCs w:val="32"/>
         </w:rPr>
       </w:pPr>
-      <w:proofErr w:type="spellStart"/>
       <w:r>
         <w:rPr>
           <w:rFonts w:ascii="Angsana New" w:eastAsia="Angsana New" w:hAnsi="Angsana New" w:cs="Angsana New"/>
           <w:sz w:val="32"/>
           <w:szCs w:val="32"/>
         </w:rPr>
-        <w:lastRenderedPageBreak/>
-        <w:t>ควรเพิ่มการตรวจสอบข้อมูล</w:t>
-      </w:r>
-      <w:proofErr w:type="spellEnd"/>
+        <w:t>ควรเพิ่มการตรวจสอบข้อมูล (Input Validation)</w:t>
+      </w:r>
+      <w:r>
+        <w:br/>
+      </w:r>
       <w:r>
         <w:rPr>
           <w:rFonts w:ascii="Angsana New" w:eastAsia="Angsana New" w:hAnsi="Angsana New" w:cs="Angsana New"/>
           <w:sz w:val="32"/>
           <w:szCs w:val="32"/>
         </w:rPr>
-        <w:t xml:space="preserve"> (Input Validation)</w:t>
-      </w:r>
-      <w:r>
-        <w:br/>
-      </w:r>
-      <w:r>
-        <w:rPr>
-          <w:rFonts w:ascii="Angsana New" w:eastAsia="Angsana New" w:hAnsi="Angsana New" w:cs="Angsana New"/>
-          <w:sz w:val="32"/>
-          <w:szCs w:val="32"/>
-        </w:rPr>
-        <w:t xml:space="preserve"> </w:t>
-      </w:r>
-      <w:proofErr w:type="spellStart"/>
-      <w:r>
-        <w:rPr>
-          <w:rFonts w:ascii="Angsana New" w:eastAsia="Angsana New" w:hAnsi="Angsana New" w:cs="Angsana New"/>
-          <w:sz w:val="32"/>
-          <w:szCs w:val="32"/>
-        </w:rPr>
-        <w:t>เพื่อป้องกันข้อผิดพลาดจากการกรอกข้อมูลที่ไม่ถูกต้อง</w:t>
-      </w:r>
-      <w:proofErr w:type="spellEnd"/>
-      <w:r>
-        <w:rPr>
-          <w:rFonts w:ascii="Angsana New" w:eastAsia="Angsana New" w:hAnsi="Angsana New" w:cs="Angsana New"/>
-          <w:sz w:val="32"/>
-          <w:szCs w:val="32"/>
-        </w:rPr>
-        <w:t xml:space="preserve"> </w:t>
-      </w:r>
-      <w:proofErr w:type="spellStart"/>
-      <w:r>
-        <w:rPr>
-          <w:rFonts w:ascii="Angsana New" w:eastAsia="Angsana New" w:hAnsi="Angsana New" w:cs="Angsana New"/>
-          <w:sz w:val="32"/>
-          <w:szCs w:val="32"/>
-        </w:rPr>
-        <w:t>และลดความเสี่ยงด้านความปลอดภัย</w:t>
-      </w:r>
-      <w:proofErr w:type="spellEnd"/>
-      <w:r>
-        <w:rPr>
-          <w:rFonts w:ascii="Angsana New" w:eastAsia="Angsana New" w:hAnsi="Angsana New" w:cs="Angsana New"/>
-          <w:sz w:val="32"/>
-          <w:szCs w:val="32"/>
-        </w:rPr>
-        <w:t xml:space="preserve"> </w:t>
-      </w:r>
-      <w:proofErr w:type="spellStart"/>
-      <w:r>
-        <w:rPr>
-          <w:rFonts w:ascii="Angsana New" w:eastAsia="Angsana New" w:hAnsi="Angsana New" w:cs="Angsana New"/>
-          <w:sz w:val="32"/>
-          <w:szCs w:val="32"/>
-        </w:rPr>
-        <w:t>เช่น</w:t>
-      </w:r>
-      <w:proofErr w:type="spellEnd"/>
-      <w:r>
-        <w:rPr>
-          <w:rFonts w:ascii="Angsana New" w:eastAsia="Angsana New" w:hAnsi="Angsana New" w:cs="Angsana New"/>
-          <w:sz w:val="32"/>
-          <w:szCs w:val="32"/>
-        </w:rPr>
-        <w:t xml:space="preserve"> </w:t>
-      </w:r>
-      <w:proofErr w:type="spellStart"/>
-      <w:r>
-        <w:rPr>
-          <w:rFonts w:ascii="Angsana New" w:eastAsia="Angsana New" w:hAnsi="Angsana New" w:cs="Angsana New"/>
-          <w:sz w:val="32"/>
-          <w:szCs w:val="32"/>
-        </w:rPr>
-        <w:t>การป้องกัน</w:t>
-      </w:r>
-      <w:proofErr w:type="spellEnd"/>
-      <w:r>
-        <w:rPr>
-          <w:rFonts w:ascii="Angsana New" w:eastAsia="Angsana New" w:hAnsi="Angsana New" w:cs="Angsana New"/>
-          <w:sz w:val="32"/>
-          <w:szCs w:val="32"/>
-        </w:rPr>
-        <w:t xml:space="preserve"> SQL Injection </w:t>
-      </w:r>
-      <w:proofErr w:type="spellStart"/>
-      <w:r>
-        <w:rPr>
-          <w:rFonts w:ascii="Angsana New" w:eastAsia="Angsana New" w:hAnsi="Angsana New" w:cs="Angsana New"/>
-          <w:sz w:val="32"/>
-          <w:szCs w:val="32"/>
-        </w:rPr>
-        <w:t>ในช่องค้นหา</w:t>
-      </w:r>
-      <w:proofErr w:type="spellEnd"/>
-      <w:r>
-        <w:rPr>
-          <w:rFonts w:ascii="Angsana New" w:eastAsia="Angsana New" w:hAnsi="Angsana New" w:cs="Angsana New"/>
-          <w:sz w:val="32"/>
-          <w:szCs w:val="32"/>
-        </w:rPr>
-        <w:t xml:space="preserve"> </w:t>
+        <w:t xml:space="preserve"> เพื่อป้องกันข้อผิดพลาดจากการกรอกข้อมูลที่ไม่ถูกต้อง และลดความเสี่ยงด้านความปลอดภัย เช่น การป้องกัน SQL Injection ในช่องค้นหา </w:t>
       </w:r>
     </w:p>
     <w:p>
@@ -30490,7 +26496,6 @@
           <w:szCs w:val="32"/>
         </w:rPr>
       </w:pPr>
-      <w:proofErr w:type="spellStart"/>
       <w:r>
         <w:rPr>
           <w:rFonts w:ascii="Angsana New" w:eastAsia="Angsana New" w:hAnsi="Angsana New" w:cs="Angsana New"/>
@@ -30499,7 +26504,6 @@
         </w:rPr>
         <w:t>ควรพัฒนาและเพิ่มฟีเจอร์ที่ยังไม่สมบูรณ์</w:t>
       </w:r>
-      <w:proofErr w:type="spellEnd"/>
       <w:r>
         <w:br/>
       </w:r>
@@ -30509,97 +26513,7 @@
           <w:sz w:val="32"/>
           <w:szCs w:val="32"/>
         </w:rPr>
-        <w:t xml:space="preserve"> </w:t>
-      </w:r>
-      <w:proofErr w:type="spellStart"/>
-      <w:r>
-        <w:rPr>
-          <w:rFonts w:ascii="Angsana New" w:eastAsia="Angsana New" w:hAnsi="Angsana New" w:cs="Angsana New"/>
-          <w:sz w:val="32"/>
-          <w:szCs w:val="32"/>
-        </w:rPr>
-        <w:t>เช่น</w:t>
-      </w:r>
-      <w:proofErr w:type="spellEnd"/>
-      <w:r>
-        <w:rPr>
-          <w:rFonts w:ascii="Angsana New" w:eastAsia="Angsana New" w:hAnsi="Angsana New" w:cs="Angsana New"/>
-          <w:sz w:val="32"/>
-          <w:szCs w:val="32"/>
-        </w:rPr>
-        <w:t xml:space="preserve"> </w:t>
-      </w:r>
-      <w:proofErr w:type="spellStart"/>
-      <w:r>
-        <w:rPr>
-          <w:rFonts w:ascii="Angsana New" w:eastAsia="Angsana New" w:hAnsi="Angsana New" w:cs="Angsana New"/>
-          <w:sz w:val="32"/>
-          <w:szCs w:val="32"/>
-        </w:rPr>
-        <w:t>ระบบค้นหาสมาชิก</w:t>
-      </w:r>
-      <w:proofErr w:type="spellEnd"/>
-      <w:r>
-        <w:rPr>
-          <w:rFonts w:ascii="Angsana New" w:eastAsia="Angsana New" w:hAnsi="Angsana New" w:cs="Angsana New"/>
-          <w:sz w:val="32"/>
-          <w:szCs w:val="32"/>
-        </w:rPr>
-        <w:t xml:space="preserve"> (Search Member), </w:t>
-      </w:r>
-      <w:proofErr w:type="spellStart"/>
-      <w:r>
-        <w:rPr>
-          <w:rFonts w:ascii="Angsana New" w:eastAsia="Angsana New" w:hAnsi="Angsana New" w:cs="Angsana New"/>
-          <w:sz w:val="32"/>
-          <w:szCs w:val="32"/>
-        </w:rPr>
-        <w:t>ฟีเจอร์ขยายระยะเวลาการยืม</w:t>
-      </w:r>
-      <w:proofErr w:type="spellEnd"/>
-      <w:r>
-        <w:rPr>
-          <w:rFonts w:ascii="Angsana New" w:eastAsia="Angsana New" w:hAnsi="Angsana New" w:cs="Angsana New"/>
-          <w:sz w:val="32"/>
-          <w:szCs w:val="32"/>
-        </w:rPr>
-        <w:t xml:space="preserve"> (Extend), </w:t>
-      </w:r>
-      <w:proofErr w:type="spellStart"/>
-      <w:r>
-        <w:rPr>
-          <w:rFonts w:ascii="Angsana New" w:eastAsia="Angsana New" w:hAnsi="Angsana New" w:cs="Angsana New"/>
-          <w:sz w:val="32"/>
-          <w:szCs w:val="32"/>
-        </w:rPr>
-        <w:t>และการแสดงรายละเอียดข้อมูล</w:t>
-      </w:r>
-      <w:proofErr w:type="spellEnd"/>
-      <w:r>
-        <w:rPr>
-          <w:rFonts w:ascii="Angsana New" w:eastAsia="Angsana New" w:hAnsi="Angsana New" w:cs="Angsana New"/>
-          <w:sz w:val="32"/>
-          <w:szCs w:val="32"/>
-        </w:rPr>
-        <w:t xml:space="preserve"> </w:t>
-      </w:r>
-      <w:proofErr w:type="spellStart"/>
-      <w:r>
-        <w:rPr>
-          <w:rFonts w:ascii="Angsana New" w:eastAsia="Angsana New" w:hAnsi="Angsana New" w:cs="Angsana New"/>
-          <w:sz w:val="32"/>
-          <w:szCs w:val="32"/>
-        </w:rPr>
-        <w:t>เพื่อให้ระบบสามารถรองรับการใช้งานได้ครบถ้วนมากยิ่งขึ้น</w:t>
-      </w:r>
-      <w:proofErr w:type="spellEnd"/>
-      <w:r>
-        <w:rPr>
-          <w:rFonts w:ascii="Angsana New" w:eastAsia="Angsana New" w:hAnsi="Angsana New" w:cs="Angsana New"/>
-          <w:sz w:val="32"/>
-          <w:szCs w:val="32"/>
-        </w:rPr>
-        <w:t xml:space="preserve"> </w:t>
+        <w:t xml:space="preserve"> เช่น ระบบค้นหาสมาชิก (Search Member), ฟีเจอร์ขยายระยะเวลาการยืม (Extend), และการแสดงรายละเอียดข้อมูล เพื่อให้ระบบสามารถรองรับการใช้งานได้ครบถ้วนมากยิ่งขึ้น </w:t>
       </w:r>
     </w:p>
     <w:p>
@@ -30616,88 +26530,24 @@
           <w:szCs w:val="32"/>
         </w:rPr>
       </w:pPr>
-      <w:proofErr w:type="spellStart"/>
       <w:r>
         <w:rPr>
           <w:rFonts w:ascii="Angsana New" w:eastAsia="Angsana New" w:hAnsi="Angsana New" w:cs="Angsana New"/>
           <w:sz w:val="32"/>
           <w:szCs w:val="32"/>
         </w:rPr>
-        <w:t>ควรปรับปรุงตรรกะการทำงานของระบบ</w:t>
-      </w:r>
-      <w:proofErr w:type="spellEnd"/>
+        <w:t>ควรปรับปรุงตรรกะการทำงานของระบบ (Business Logic)</w:t>
+      </w:r>
+      <w:r>
+        <w:br/>
+      </w:r>
       <w:r>
         <w:rPr>
           <w:rFonts w:ascii="Angsana New" w:eastAsia="Angsana New" w:hAnsi="Angsana New" w:cs="Angsana New"/>
           <w:sz w:val="32"/>
           <w:szCs w:val="32"/>
         </w:rPr>
-        <w:t xml:space="preserve"> (Business Logic)</w:t>
-      </w:r>
-      <w:r>
-        <w:br/>
-      </w:r>
-      <w:r>
-        <w:rPr>
-          <w:rFonts w:ascii="Angsana New" w:eastAsia="Angsana New" w:hAnsi="Angsana New" w:cs="Angsana New"/>
-          <w:sz w:val="32"/>
-          <w:szCs w:val="32"/>
-        </w:rPr>
-        <w:t xml:space="preserve"> </w:t>
-      </w:r>
-      <w:proofErr w:type="spellStart"/>
-      <w:r>
-        <w:rPr>
-          <w:rFonts w:ascii="Angsana New" w:eastAsia="Angsana New" w:hAnsi="Angsana New" w:cs="Angsana New"/>
-          <w:sz w:val="32"/>
-          <w:szCs w:val="32"/>
-        </w:rPr>
-        <w:t>โดยเฉพาะในส่วนของการกำหนดจำนวนหนังสือที่สามารถยืมได้</w:t>
-      </w:r>
-      <w:proofErr w:type="spellEnd"/>
-      <w:r>
-        <w:rPr>
-          <w:rFonts w:ascii="Angsana New" w:eastAsia="Angsana New" w:hAnsi="Angsana New" w:cs="Angsana New"/>
-          <w:sz w:val="32"/>
-          <w:szCs w:val="32"/>
-        </w:rPr>
-        <w:t xml:space="preserve"> (Max Books) </w:t>
-      </w:r>
-      <w:proofErr w:type="spellStart"/>
-      <w:r>
-        <w:rPr>
-          <w:rFonts w:ascii="Angsana New" w:eastAsia="Angsana New" w:hAnsi="Angsana New" w:cs="Angsana New"/>
-          <w:sz w:val="32"/>
-          <w:szCs w:val="32"/>
-        </w:rPr>
-        <w:t>และการจัดการข้อมูลที่เกี่ยวข้อง</w:t>
-      </w:r>
-      <w:proofErr w:type="spellEnd"/>
-      <w:r>
-        <w:rPr>
-          <w:rFonts w:ascii="Angsana New" w:eastAsia="Angsana New" w:hAnsi="Angsana New" w:cs="Angsana New"/>
-          <w:sz w:val="32"/>
-          <w:szCs w:val="32"/>
-        </w:rPr>
-        <w:t xml:space="preserve"> </w:t>
-      </w:r>
-      <w:proofErr w:type="spellStart"/>
-      <w:r>
-        <w:rPr>
-          <w:rFonts w:ascii="Angsana New" w:eastAsia="Angsana New" w:hAnsi="Angsana New" w:cs="Angsana New"/>
-          <w:sz w:val="32"/>
-          <w:szCs w:val="32"/>
-        </w:rPr>
-        <w:t>เพื่อให้ข้อมูลในระบบมีความถูกต้องและสอดคล้องกัน</w:t>
-      </w:r>
-      <w:proofErr w:type="spellEnd"/>
-      <w:r>
-        <w:rPr>
-          <w:rFonts w:ascii="Angsana New" w:eastAsia="Angsana New" w:hAnsi="Angsana New" w:cs="Angsana New"/>
-          <w:sz w:val="32"/>
-          <w:szCs w:val="32"/>
-        </w:rPr>
-        <w:t xml:space="preserve"> </w:t>
+        <w:t xml:space="preserve"> โดยเฉพาะในส่วนของการกำหนดจำนวนหนังสือที่สามารถยืมได้ (Max Books) และการจัดการข้อมูลที่เกี่ยวข้อง เพื่อให้ข้อมูลในระบบมีความถูกต้องและสอดคล้องกัน </w:t>
       </w:r>
     </w:p>
     <w:p>
@@ -30714,142 +26564,24 @@
           <w:szCs w:val="32"/>
         </w:rPr>
       </w:pPr>
-      <w:proofErr w:type="spellStart"/>
       <w:r>
         <w:rPr>
           <w:rFonts w:ascii="Angsana New" w:eastAsia="Angsana New" w:hAnsi="Angsana New" w:cs="Angsana New"/>
           <w:sz w:val="32"/>
           <w:szCs w:val="32"/>
         </w:rPr>
-        <w:t>ควรเพิ่มฟีเจอร์ด้านรายงาน</w:t>
-      </w:r>
-      <w:proofErr w:type="spellEnd"/>
+        <w:t>ควรเพิ่มฟีเจอร์ด้านรายงาน (Reports &amp; Analytics)</w:t>
+      </w:r>
+      <w:r>
+        <w:br/>
+      </w:r>
       <w:r>
         <w:rPr>
           <w:rFonts w:ascii="Angsana New" w:eastAsia="Angsana New" w:hAnsi="Angsana New" w:cs="Angsana New"/>
           <w:sz w:val="32"/>
           <w:szCs w:val="32"/>
         </w:rPr>
-        <w:t xml:space="preserve"> (Reports &amp; Analytics)</w:t>
-      </w:r>
-      <w:r>
-        <w:br/>
-      </w:r>
-      <w:r>
-        <w:rPr>
-          <w:rFonts w:ascii="Angsana New" w:eastAsia="Angsana New" w:hAnsi="Angsana New" w:cs="Angsana New"/>
-          <w:sz w:val="32"/>
-          <w:szCs w:val="32"/>
-        </w:rPr>
-        <w:t xml:space="preserve"> </w:t>
-      </w:r>
-      <w:proofErr w:type="spellStart"/>
-      <w:r>
-        <w:rPr>
-          <w:rFonts w:ascii="Angsana New" w:eastAsia="Angsana New" w:hAnsi="Angsana New" w:cs="Angsana New"/>
-          <w:sz w:val="32"/>
-          <w:szCs w:val="32"/>
-        </w:rPr>
-        <w:t>เช่น</w:t>
-      </w:r>
-      <w:proofErr w:type="spellEnd"/>
-      <w:r>
-        <w:rPr>
-          <w:rFonts w:ascii="Angsana New" w:eastAsia="Angsana New" w:hAnsi="Angsana New" w:cs="Angsana New"/>
-          <w:sz w:val="32"/>
-          <w:szCs w:val="32"/>
-        </w:rPr>
-        <w:t xml:space="preserve"> </w:t>
-      </w:r>
-      <w:proofErr w:type="spellStart"/>
-      <w:r>
-        <w:rPr>
-          <w:rFonts w:ascii="Angsana New" w:eastAsia="Angsana New" w:hAnsi="Angsana New" w:cs="Angsana New"/>
-          <w:sz w:val="32"/>
-          <w:szCs w:val="32"/>
-        </w:rPr>
-        <w:t>การแสดงกราฟสถิติ</w:t>
-      </w:r>
-      <w:proofErr w:type="spellEnd"/>
-      <w:r>
-        <w:rPr>
-          <w:rFonts w:ascii="Angsana New" w:eastAsia="Angsana New" w:hAnsi="Angsana New" w:cs="Angsana New"/>
-          <w:sz w:val="32"/>
-          <w:szCs w:val="32"/>
-        </w:rPr>
-        <w:t xml:space="preserve"> </w:t>
-      </w:r>
-      <w:proofErr w:type="spellStart"/>
-      <w:r>
-        <w:rPr>
-          <w:rFonts w:ascii="Angsana New" w:eastAsia="Angsana New" w:hAnsi="Angsana New" w:cs="Angsana New"/>
-          <w:sz w:val="32"/>
-          <w:szCs w:val="32"/>
-        </w:rPr>
-        <w:t>การสรุปข้อมูลการยืม-คืน</w:t>
-      </w:r>
-      <w:proofErr w:type="spellEnd"/>
-      <w:r>
-        <w:rPr>
-          <w:rFonts w:ascii="Angsana New" w:eastAsia="Angsana New" w:hAnsi="Angsana New" w:cs="Angsana New"/>
-          <w:sz w:val="32"/>
-          <w:szCs w:val="32"/>
-        </w:rPr>
-        <w:t xml:space="preserve"> </w:t>
-      </w:r>
-      <w:proofErr w:type="spellStart"/>
-      <w:r>
-        <w:rPr>
-          <w:rFonts w:ascii="Angsana New" w:eastAsia="Angsana New" w:hAnsi="Angsana New" w:cs="Angsana New"/>
-          <w:sz w:val="32"/>
-          <w:szCs w:val="32"/>
-        </w:rPr>
-        <w:t>และฟีเจอร์</w:t>
-      </w:r>
-      <w:proofErr w:type="spellEnd"/>
-      <w:r>
-        <w:rPr>
-          <w:rFonts w:ascii="Angsana New" w:eastAsia="Angsana New" w:hAnsi="Angsana New" w:cs="Angsana New"/>
-          <w:sz w:val="32"/>
-          <w:szCs w:val="32"/>
-        </w:rPr>
-        <w:t xml:space="preserve"> Export </w:t>
-      </w:r>
-      <w:proofErr w:type="spellStart"/>
-      <w:r>
-        <w:rPr>
-          <w:rFonts w:ascii="Angsana New" w:eastAsia="Angsana New" w:hAnsi="Angsana New" w:cs="Angsana New"/>
-          <w:sz w:val="32"/>
-          <w:szCs w:val="32"/>
-        </w:rPr>
-        <w:t>หรือ</w:t>
-      </w:r>
-      <w:proofErr w:type="spellEnd"/>
-      <w:r>
-        <w:rPr>
-          <w:rFonts w:ascii="Angsana New" w:eastAsia="Angsana New" w:hAnsi="Angsana New" w:cs="Angsana New"/>
-          <w:sz w:val="32"/>
-          <w:szCs w:val="32"/>
-        </w:rPr>
-        <w:t xml:space="preserve"> Print </w:t>
-      </w:r>
-      <w:proofErr w:type="spellStart"/>
-      <w:r>
-        <w:rPr>
-          <w:rFonts w:ascii="Angsana New" w:eastAsia="Angsana New" w:hAnsi="Angsana New" w:cs="Angsana New"/>
-          <w:sz w:val="32"/>
-          <w:szCs w:val="32"/>
-        </w:rPr>
-        <w:t>เพื่อช่วยให้ผู้ใช้งานสามารถวิเคราะห์ข้อมูลได้สะดวกยิ่งขึ้น</w:t>
-      </w:r>
-      <w:proofErr w:type="spellEnd"/>
-      <w:r>
-        <w:rPr>
-          <w:rFonts w:ascii="Angsana New" w:eastAsia="Angsana New" w:hAnsi="Angsana New" w:cs="Angsana New"/>
-          <w:sz w:val="32"/>
-          <w:szCs w:val="32"/>
-        </w:rPr>
-        <w:t xml:space="preserve"> </w:t>
+        <w:t xml:space="preserve"> เช่น การแสดงกราฟสถิติ การสรุปข้อมูลการยืม-คืน และฟีเจอร์ Export หรือ Print เพื่อช่วยให้ผู้ใช้งานสามารถวิเคราะห์ข้อมูลได้สะดวกยิ่งขึ้น </w:t>
       </w:r>
     </w:p>
     <w:p>
@@ -30866,63 +26598,25 @@
           <w:szCs w:val="32"/>
         </w:rPr>
       </w:pPr>
-      <w:proofErr w:type="spellStart"/>
       <w:r>
         <w:rPr>
           <w:rFonts w:ascii="Angsana New" w:eastAsia="Angsana New" w:hAnsi="Angsana New" w:cs="Angsana New"/>
           <w:sz w:val="32"/>
           <w:szCs w:val="32"/>
         </w:rPr>
-        <w:t>ควรมีการทดสอบเพิ่มเติมในสภาพแวดล้อมจริง</w:t>
-      </w:r>
-      <w:proofErr w:type="spellEnd"/>
+        <w:t>ควรมีการทดสอบเพิ่มเติมในสภาพแวดล้อมจริง (Production Environment)</w:t>
+      </w:r>
+      <w:r>
+        <w:br/>
+      </w:r>
       <w:r>
         <w:rPr>
           <w:rFonts w:ascii="Angsana New" w:eastAsia="Angsana New" w:hAnsi="Angsana New" w:cs="Angsana New"/>
           <w:sz w:val="32"/>
           <w:szCs w:val="32"/>
         </w:rPr>
-        <w:t xml:space="preserve"> (Production Environment)</w:t>
-      </w:r>
-      <w:r>
-        <w:br/>
-      </w:r>
-      <w:r>
-        <w:rPr>
-          <w:rFonts w:ascii="Angsana New" w:eastAsia="Angsana New" w:hAnsi="Angsana New" w:cs="Angsana New"/>
-          <w:sz w:val="32"/>
-          <w:szCs w:val="32"/>
-        </w:rPr>
-        <w:t xml:space="preserve"> </w:t>
-      </w:r>
-      <w:proofErr w:type="spellStart"/>
-      <w:r>
-        <w:rPr>
-          <w:rFonts w:ascii="Angsana New" w:eastAsia="Angsana New" w:hAnsi="Angsana New" w:cs="Angsana New"/>
-          <w:sz w:val="32"/>
-          <w:szCs w:val="32"/>
-        </w:rPr>
-        <w:t>เพื่อประเมินประสิทธิภาพของระบบเมื่อมีผู้ใช้งานจำนวนมาก</w:t>
-      </w:r>
-      <w:proofErr w:type="spellEnd"/>
-      <w:r>
-        <w:rPr>
-          <w:rFonts w:ascii="Angsana New" w:eastAsia="Angsana New" w:hAnsi="Angsana New" w:cs="Angsana New"/>
-          <w:sz w:val="32"/>
-          <w:szCs w:val="32"/>
-        </w:rPr>
-        <w:t xml:space="preserve"> </w:t>
-      </w:r>
-      <w:proofErr w:type="spellStart"/>
-      <w:r>
-        <w:rPr>
-          <w:rFonts w:ascii="Angsana New" w:eastAsia="Angsana New" w:hAnsi="Angsana New" w:cs="Angsana New"/>
-          <w:sz w:val="32"/>
-          <w:szCs w:val="32"/>
-        </w:rPr>
-        <w:t>และตรวจสอบความเสถียรของระบบในสถานการณ์จริง</w:t>
-      </w:r>
-      <w:proofErr w:type="spellEnd"/>
+        <w:t xml:space="preserve"> เพื่อประเมินประสิทธิภาพของระบบเมื่อมีผู้ใช้งานจำนวนมาก และตรวจสอบความเสถียรของระบบในสถานการณ์จริง</w:t>
+      </w:r>
     </w:p>
     <w:p>
       <w:pPr>
@@ -31097,29 +26791,7 @@
           <w:sz w:val="32"/>
           <w:szCs w:val="32"/>
         </w:rPr>
-        <w:t>ISO/IEC 25010:2011 Systems and software engineering — Systems and software Quality Requirements and Evaluation (</w:t>
-      </w:r>
-      <w:proofErr w:type="spellStart"/>
-      <w:r>
-        <w:rPr>
-          <w:rFonts w:asciiTheme="majorBidi" w:hAnsiTheme="majorBidi" w:cs="Angsana New"/>
-          <w:b/>
-          <w:bCs/>
-          <w:sz w:val="32"/>
-          <w:szCs w:val="32"/>
-        </w:rPr>
-        <w:t>SQuaRE</w:t>
-      </w:r>
-      <w:proofErr w:type="spellEnd"/>
-      <w:r>
-        <w:rPr>
-          <w:rFonts w:asciiTheme="majorBidi" w:hAnsiTheme="majorBidi" w:cs="Angsana New"/>
-          <w:b/>
-          <w:bCs/>
-          <w:sz w:val="32"/>
-          <w:szCs w:val="32"/>
-        </w:rPr>
-        <w:t>)</w:t>
+        <w:t>ISO/IEC 25010:2011 Systems and software engineering — Systems and software Quality Requirements and Evaluation (SQuaRE)</w:t>
       </w:r>
       <w:r>
         <w:rPr>
@@ -32862,16 +28534,16 @@
     </w:lvl>
   </w:abstractNum>
   <w:abstractNum w:abstractNumId="10" w15:restartNumberingAfterBreak="0">
-    <w:nsid w:val="21283381"/>
+    <w:nsid w:val="20FF10EE"/>
     <w:multiLevelType w:val="hybridMultilevel"/>
-    <w:tmpl w:val="2BEEC82A"/>
+    <w:tmpl w:val="5D587980"/>
     <w:lvl w:ilvl="0" w:tplc="04090001">
       <w:start w:val="1"/>
       <w:numFmt w:val="bullet"/>
       <w:lvlText w:val=""/>
       <w:lvlJc w:val="left"/>
       <w:pPr>
-        <w:ind w:left="720" w:hanging="360"/>
+        <w:ind w:left="2160" w:hanging="360"/>
       </w:pPr>
       <w:rPr>
         <w:rFonts w:ascii="Symbol" w:hAnsi="Symbol" w:hint="default"/>
@@ -32883,7 +28555,7 @@
       <w:lvlText w:val="o"/>
       <w:lvlJc w:val="left"/>
       <w:pPr>
-        <w:ind w:left="1440" w:hanging="360"/>
+        <w:ind w:left="2880" w:hanging="360"/>
       </w:pPr>
       <w:rPr>
         <w:rFonts w:ascii="Courier New" w:hAnsi="Courier New" w:cs="Courier New" w:hint="default"/>
@@ -32895,7 +28567,7 @@
       <w:lvlText w:val=""/>
       <w:lvlJc w:val="left"/>
       <w:pPr>
-        <w:ind w:left="2160" w:hanging="360"/>
+        <w:ind w:left="3600" w:hanging="360"/>
       </w:pPr>
       <w:rPr>
         <w:rFonts w:ascii="Wingdings" w:hAnsi="Wingdings" w:hint="default"/>
@@ -32907,7 +28579,7 @@
       <w:lvlText w:val=""/>
       <w:lvlJc w:val="left"/>
       <w:pPr>
-        <w:ind w:left="2880" w:hanging="360"/>
+        <w:ind w:left="4320" w:hanging="360"/>
       </w:pPr>
       <w:rPr>
         <w:rFonts w:ascii="Symbol" w:hAnsi="Symbol" w:hint="default"/>
@@ -32919,7 +28591,7 @@
       <w:lvlText w:val="o"/>
       <w:lvlJc w:val="left"/>
       <w:pPr>
-        <w:ind w:left="3600" w:hanging="360"/>
+        <w:ind w:left="5040" w:hanging="360"/>
       </w:pPr>
       <w:rPr>
         <w:rFonts w:ascii="Courier New" w:hAnsi="Courier New" w:cs="Courier New" w:hint="default"/>
@@ -32931,7 +28603,7 @@
       <w:lvlText w:val=""/>
       <w:lvlJc w:val="left"/>
       <w:pPr>
-        <w:ind w:left="4320" w:hanging="360"/>
+        <w:ind w:left="5760" w:hanging="360"/>
       </w:pPr>
       <w:rPr>
         <w:rFonts w:ascii="Wingdings" w:hAnsi="Wingdings" w:hint="default"/>
@@ -32943,7 +28615,7 @@
       <w:lvlText w:val=""/>
       <w:lvlJc w:val="left"/>
       <w:pPr>
-        <w:ind w:left="5040" w:hanging="360"/>
+        <w:ind w:left="6480" w:hanging="360"/>
       </w:pPr>
       <w:rPr>
         <w:rFonts w:ascii="Symbol" w:hAnsi="Symbol" w:hint="default"/>
@@ -32955,7 +28627,7 @@
       <w:lvlText w:val="o"/>
       <w:lvlJc w:val="left"/>
       <w:pPr>
-        <w:ind w:left="5760" w:hanging="360"/>
+        <w:ind w:left="7200" w:hanging="360"/>
       </w:pPr>
       <w:rPr>
         <w:rFonts w:ascii="Courier New" w:hAnsi="Courier New" w:cs="Courier New" w:hint="default"/>
@@ -32967,7 +28639,7 @@
       <w:lvlText w:val=""/>
       <w:lvlJc w:val="left"/>
       <w:pPr>
-        <w:ind w:left="6480" w:hanging="360"/>
+        <w:ind w:left="7920" w:hanging="360"/>
       </w:pPr>
       <w:rPr>
         <w:rFonts w:ascii="Wingdings" w:hAnsi="Wingdings" w:hint="default"/>
@@ -32975,6 +28647,119 @@
     </w:lvl>
   </w:abstractNum>
   <w:abstractNum w:abstractNumId="11" w15:restartNumberingAfterBreak="0">
+    <w:nsid w:val="21283381"/>
+    <w:multiLevelType w:val="hybridMultilevel"/>
+    <w:tmpl w:val="2BEEC82A"/>
+    <w:lvl w:ilvl="0" w:tplc="04090001">
+      <w:start w:val="1"/>
+      <w:numFmt w:val="bullet"/>
+      <w:lvlText w:val=""/>
+      <w:lvlJc w:val="left"/>
+      <w:pPr>
+        <w:ind w:left="720" w:hanging="360"/>
+      </w:pPr>
+      <w:rPr>
+        <w:rFonts w:ascii="Symbol" w:hAnsi="Symbol" w:hint="default"/>
+      </w:rPr>
+    </w:lvl>
+    <w:lvl w:ilvl="1" w:tplc="04090003" w:tentative="1">
+      <w:start w:val="1"/>
+      <w:numFmt w:val="bullet"/>
+      <w:lvlText w:val="o"/>
+      <w:lvlJc w:val="left"/>
+      <w:pPr>
+        <w:ind w:left="1440" w:hanging="360"/>
+      </w:pPr>
+      <w:rPr>
+        <w:rFonts w:ascii="Courier New" w:hAnsi="Courier New" w:cs="Courier New" w:hint="default"/>
+      </w:rPr>
+    </w:lvl>
+    <w:lvl w:ilvl="2" w:tplc="04090005" w:tentative="1">
+      <w:start w:val="1"/>
+      <w:numFmt w:val="bullet"/>
+      <w:lvlText w:val=""/>
+      <w:lvlJc w:val="left"/>
+      <w:pPr>
+        <w:ind w:left="2160" w:hanging="360"/>
+      </w:pPr>
+      <w:rPr>
+        <w:rFonts w:ascii="Wingdings" w:hAnsi="Wingdings" w:hint="default"/>
+      </w:rPr>
+    </w:lvl>
+    <w:lvl w:ilvl="3" w:tplc="04090001" w:tentative="1">
+      <w:start w:val="1"/>
+      <w:numFmt w:val="bullet"/>
+      <w:lvlText w:val=""/>
+      <w:lvlJc w:val="left"/>
+      <w:pPr>
+        <w:ind w:left="2880" w:hanging="360"/>
+      </w:pPr>
+      <w:rPr>
+        <w:rFonts w:ascii="Symbol" w:hAnsi="Symbol" w:hint="default"/>
+      </w:rPr>
+    </w:lvl>
+    <w:lvl w:ilvl="4" w:tplc="04090003" w:tentative="1">
+      <w:start w:val="1"/>
+      <w:numFmt w:val="bullet"/>
+      <w:lvlText w:val="o"/>
+      <w:lvlJc w:val="left"/>
+      <w:pPr>
+        <w:ind w:left="3600" w:hanging="360"/>
+      </w:pPr>
+      <w:rPr>
+        <w:rFonts w:ascii="Courier New" w:hAnsi="Courier New" w:cs="Courier New" w:hint="default"/>
+      </w:rPr>
+    </w:lvl>
+    <w:lvl w:ilvl="5" w:tplc="04090005" w:tentative="1">
+      <w:start w:val="1"/>
+      <w:numFmt w:val="bullet"/>
+      <w:lvlText w:val=""/>
+      <w:lvlJc w:val="left"/>
+      <w:pPr>
+        <w:ind w:left="4320" w:hanging="360"/>
+      </w:pPr>
+      <w:rPr>
+        <w:rFonts w:ascii="Wingdings" w:hAnsi="Wingdings" w:hint="default"/>
+      </w:rPr>
+    </w:lvl>
+    <w:lvl w:ilvl="6" w:tplc="04090001" w:tentative="1">
+      <w:start w:val="1"/>
+      <w:numFmt w:val="bullet"/>
+      <w:lvlText w:val=""/>
+      <w:lvlJc w:val="left"/>
+      <w:pPr>
+        <w:ind w:left="5040" w:hanging="360"/>
+      </w:pPr>
+      <w:rPr>
+        <w:rFonts w:ascii="Symbol" w:hAnsi="Symbol" w:hint="default"/>
+      </w:rPr>
+    </w:lvl>
+    <w:lvl w:ilvl="7" w:tplc="04090003" w:tentative="1">
+      <w:start w:val="1"/>
+      <w:numFmt w:val="bullet"/>
+      <w:lvlText w:val="o"/>
+      <w:lvlJc w:val="left"/>
+      <w:pPr>
+        <w:ind w:left="5760" w:hanging="360"/>
+      </w:pPr>
+      <w:rPr>
+        <w:rFonts w:ascii="Courier New" w:hAnsi="Courier New" w:cs="Courier New" w:hint="default"/>
+      </w:rPr>
+    </w:lvl>
+    <w:lvl w:ilvl="8" w:tplc="04090005" w:tentative="1">
+      <w:start w:val="1"/>
+      <w:numFmt w:val="bullet"/>
+      <w:lvlText w:val=""/>
+      <w:lvlJc w:val="left"/>
+      <w:pPr>
+        <w:ind w:left="6480" w:hanging="360"/>
+      </w:pPr>
+      <w:rPr>
+        <w:rFonts w:ascii="Wingdings" w:hAnsi="Wingdings" w:hint="default"/>
+      </w:rPr>
+    </w:lvl>
+  </w:abstractNum>
+  <w:abstractNum w:abstractNumId="12" w15:restartNumberingAfterBreak="0">
     <w:nsid w:val="21D34F52"/>
     <w:multiLevelType w:val="multilevel"/>
     <w:tmpl w:val="90A0CD46"/>
@@ -33087,7 +28872,7 @@
       </w:pPr>
     </w:lvl>
   </w:abstractNum>
-  <w:abstractNum w:abstractNumId="12" w15:restartNumberingAfterBreak="0">
+  <w:abstractNum w:abstractNumId="13" w15:restartNumberingAfterBreak="0">
     <w:nsid w:val="27912202"/>
     <w:multiLevelType w:val="multilevel"/>
     <w:tmpl w:val="B262FFBC"/>
@@ -33229,7 +29014,7 @@
       </w:rPr>
     </w:lvl>
   </w:abstractNum>
-  <w:abstractNum w:abstractNumId="13" w15:restartNumberingAfterBreak="0">
+  <w:abstractNum w:abstractNumId="14" w15:restartNumberingAfterBreak="0">
     <w:nsid w:val="2E1D4C2E"/>
     <w:multiLevelType w:val="multilevel"/>
     <w:tmpl w:val="A29CDD44"/>
@@ -33378,7 +29163,7 @@
       </w:rPr>
     </w:lvl>
   </w:abstractNum>
-  <w:abstractNum w:abstractNumId="14" w15:restartNumberingAfterBreak="0">
+  <w:abstractNum w:abstractNumId="15" w15:restartNumberingAfterBreak="0">
     <w:nsid w:val="2F422FB6"/>
     <w:multiLevelType w:val="multilevel"/>
     <w:tmpl w:val="4FFCD834"/>
@@ -33491,7 +29276,7 @@
       </w:pPr>
     </w:lvl>
   </w:abstractNum>
-  <w:abstractNum w:abstractNumId="15" w15:restartNumberingAfterBreak="0">
+  <w:abstractNum w:abstractNumId="16" w15:restartNumberingAfterBreak="0">
     <w:nsid w:val="2FC2541F"/>
     <w:multiLevelType w:val="multilevel"/>
     <w:tmpl w:val="F8A80164"/>
@@ -33636,7 +29421,7 @@
       </w:rPr>
     </w:lvl>
   </w:abstractNum>
-  <w:abstractNum w:abstractNumId="16" w15:restartNumberingAfterBreak="0">
+  <w:abstractNum w:abstractNumId="17" w15:restartNumberingAfterBreak="0">
     <w:nsid w:val="306D75BE"/>
     <w:multiLevelType w:val="multilevel"/>
     <w:tmpl w:val="ACEC7CDE"/>
@@ -33781,7 +29566,7 @@
       </w:rPr>
     </w:lvl>
   </w:abstractNum>
-  <w:abstractNum w:abstractNumId="17" w15:restartNumberingAfterBreak="0">
+  <w:abstractNum w:abstractNumId="18" w15:restartNumberingAfterBreak="0">
     <w:nsid w:val="32A3435D"/>
     <w:multiLevelType w:val="multilevel"/>
     <w:tmpl w:val="3000C270"/>
@@ -33926,7 +29711,7 @@
       </w:rPr>
     </w:lvl>
   </w:abstractNum>
-  <w:abstractNum w:abstractNumId="18" w15:restartNumberingAfterBreak="0">
+  <w:abstractNum w:abstractNumId="19" w15:restartNumberingAfterBreak="0">
     <w:nsid w:val="3D2A8D38"/>
     <w:multiLevelType w:val="hybridMultilevel"/>
     <w:tmpl w:val="FFFFFFFF"/>
@@ -34039,7 +29824,7 @@
       </w:rPr>
     </w:lvl>
   </w:abstractNum>
-  <w:abstractNum w:abstractNumId="19" w15:restartNumberingAfterBreak="0">
+  <w:abstractNum w:abstractNumId="20" w15:restartNumberingAfterBreak="0">
     <w:nsid w:val="471A791D"/>
     <w:multiLevelType w:val="multilevel"/>
     <w:tmpl w:val="35AEBE5C"/>
@@ -34188,7 +29973,7 @@
       </w:rPr>
     </w:lvl>
   </w:abstractNum>
-  <w:abstractNum w:abstractNumId="20" w15:restartNumberingAfterBreak="0">
+  <w:abstractNum w:abstractNumId="21" w15:restartNumberingAfterBreak="0">
     <w:nsid w:val="51718BDD"/>
     <w:multiLevelType w:val="hybridMultilevel"/>
     <w:tmpl w:val="54A0EA5C"/>
@@ -34274,7 +30059,7 @@
       </w:pPr>
     </w:lvl>
   </w:abstractNum>
-  <w:abstractNum w:abstractNumId="21" w15:restartNumberingAfterBreak="0">
+  <w:abstractNum w:abstractNumId="22" w15:restartNumberingAfterBreak="0">
     <w:nsid w:val="518B788B"/>
     <w:multiLevelType w:val="multilevel"/>
     <w:tmpl w:val="803E7278"/>
@@ -34419,7 +30204,7 @@
       </w:rPr>
     </w:lvl>
   </w:abstractNum>
-  <w:abstractNum w:abstractNumId="22" w15:restartNumberingAfterBreak="0">
+  <w:abstractNum w:abstractNumId="23" w15:restartNumberingAfterBreak="0">
     <w:nsid w:val="52C22859"/>
     <w:multiLevelType w:val="multilevel"/>
     <w:tmpl w:val="0FBE4FE2"/>
@@ -34564,7 +30349,7 @@
       </w:rPr>
     </w:lvl>
   </w:abstractNum>
-  <w:abstractNum w:abstractNumId="23" w15:restartNumberingAfterBreak="0">
+  <w:abstractNum w:abstractNumId="24" w15:restartNumberingAfterBreak="0">
     <w:nsid w:val="56AC48B6"/>
     <w:multiLevelType w:val="multilevel"/>
     <w:tmpl w:val="3FC0FB94"/>
@@ -34713,7 +30498,7 @@
       </w:rPr>
     </w:lvl>
   </w:abstractNum>
-  <w:abstractNum w:abstractNumId="24" w15:restartNumberingAfterBreak="0">
+  <w:abstractNum w:abstractNumId="25" w15:restartNumberingAfterBreak="0">
     <w:nsid w:val="572F545A"/>
     <w:multiLevelType w:val="hybridMultilevel"/>
     <w:tmpl w:val="FFFFFFFF"/>
@@ -34826,7 +30611,7 @@
       </w:rPr>
     </w:lvl>
   </w:abstractNum>
-  <w:abstractNum w:abstractNumId="25" w15:restartNumberingAfterBreak="0">
+  <w:abstractNum w:abstractNumId="26" w15:restartNumberingAfterBreak="0">
     <w:nsid w:val="59A55B5C"/>
     <w:multiLevelType w:val="hybridMultilevel"/>
     <w:tmpl w:val="FFFFFFFF"/>
@@ -34939,7 +30724,7 @@
       </w:rPr>
     </w:lvl>
   </w:abstractNum>
-  <w:abstractNum w:abstractNumId="26" w15:restartNumberingAfterBreak="0">
+  <w:abstractNum w:abstractNumId="27" w15:restartNumberingAfterBreak="0">
     <w:nsid w:val="5D6839CA"/>
     <w:multiLevelType w:val="multilevel"/>
     <w:tmpl w:val="80B87F6E"/>
@@ -35088,7 +30873,7 @@
       </w:rPr>
     </w:lvl>
   </w:abstractNum>
-  <w:abstractNum w:abstractNumId="27" w15:restartNumberingAfterBreak="0">
+  <w:abstractNum w:abstractNumId="28" w15:restartNumberingAfterBreak="0">
     <w:nsid w:val="67F15D07"/>
     <w:multiLevelType w:val="multilevel"/>
     <w:tmpl w:val="6396F9DA"/>
@@ -35237,7 +31022,7 @@
       </w:rPr>
     </w:lvl>
   </w:abstractNum>
-  <w:abstractNum w:abstractNumId="28" w15:restartNumberingAfterBreak="0">
+  <w:abstractNum w:abstractNumId="29" w15:restartNumberingAfterBreak="0">
     <w:nsid w:val="68DE618E"/>
     <w:multiLevelType w:val="multilevel"/>
     <w:tmpl w:val="B5F2AC4A"/>
@@ -35382,7 +31167,7 @@
       </w:rPr>
     </w:lvl>
   </w:abstractNum>
-  <w:abstractNum w:abstractNumId="29" w15:restartNumberingAfterBreak="0">
+  <w:abstractNum w:abstractNumId="30" w15:restartNumberingAfterBreak="0">
     <w:nsid w:val="71871EC5"/>
     <w:multiLevelType w:val="multilevel"/>
     <w:tmpl w:val="428098D6"/>
@@ -35527,7 +31312,7 @@
       </w:rPr>
     </w:lvl>
   </w:abstractNum>
-  <w:abstractNum w:abstractNumId="30" w15:restartNumberingAfterBreak="0">
+  <w:abstractNum w:abstractNumId="31" w15:restartNumberingAfterBreak="0">
     <w:nsid w:val="744AB946"/>
     <w:multiLevelType w:val="hybridMultilevel"/>
     <w:tmpl w:val="FFFFFFFF"/>
@@ -35616,7 +31401,7 @@
       </w:pPr>
     </w:lvl>
   </w:abstractNum>
-  <w:abstractNum w:abstractNumId="31" w15:restartNumberingAfterBreak="0">
+  <w:abstractNum w:abstractNumId="32" w15:restartNumberingAfterBreak="0">
     <w:nsid w:val="760B4899"/>
     <w:multiLevelType w:val="multilevel"/>
     <w:tmpl w:val="C6F64786"/>
@@ -35766,55 +31551,55 @@
     </w:lvl>
   </w:abstractNum>
   <w:num w:numId="1" w16cid:durableId="1100298861">
-    <w:abstractNumId w:val="19"/>
+    <w:abstractNumId w:val="20"/>
   </w:num>
   <w:num w:numId="2" w16cid:durableId="1076174414">
     <w:abstractNumId w:val="8"/>
   </w:num>
   <w:num w:numId="3" w16cid:durableId="154420108">
-    <w:abstractNumId w:val="26"/>
+    <w:abstractNumId w:val="27"/>
   </w:num>
   <w:num w:numId="4" w16cid:durableId="501702107">
     <w:abstractNumId w:val="7"/>
   </w:num>
   <w:num w:numId="5" w16cid:durableId="990905791">
-    <w:abstractNumId w:val="31"/>
+    <w:abstractNumId w:val="32"/>
   </w:num>
   <w:num w:numId="6" w16cid:durableId="424116207">
+    <w:abstractNumId w:val="14"/>
+  </w:num>
+  <w:num w:numId="7" w16cid:durableId="294877922">
+    <w:abstractNumId w:val="24"/>
+  </w:num>
+  <w:num w:numId="8" w16cid:durableId="1885630233">
     <w:abstractNumId w:val="13"/>
   </w:num>
-  <w:num w:numId="7" w16cid:durableId="294877922">
-    <w:abstractNumId w:val="23"/>
-  </w:num>
-  <w:num w:numId="8" w16cid:durableId="1885630233">
-    <w:abstractNumId w:val="12"/>
-  </w:num>
   <w:num w:numId="9" w16cid:durableId="890268706">
-    <w:abstractNumId w:val="10"/>
+    <w:abstractNumId w:val="11"/>
   </w:num>
   <w:num w:numId="10" w16cid:durableId="227615785">
-    <w:abstractNumId w:val="28"/>
+    <w:abstractNumId w:val="29"/>
   </w:num>
   <w:num w:numId="11" w16cid:durableId="1761297201">
-    <w:abstractNumId w:val="28"/>
+    <w:abstractNumId w:val="29"/>
     <w:lvlOverride w:ilvl="1">
       <w:startOverride w:val="1"/>
     </w:lvlOverride>
   </w:num>
   <w:num w:numId="12" w16cid:durableId="1724865216">
-    <w:abstractNumId w:val="14"/>
+    <w:abstractNumId w:val="15"/>
   </w:num>
   <w:num w:numId="13" w16cid:durableId="1358039134">
     <w:abstractNumId w:val="3"/>
   </w:num>
   <w:num w:numId="14" w16cid:durableId="1865442121">
+    <w:abstractNumId w:val="18"/>
+  </w:num>
+  <w:num w:numId="15" w16cid:durableId="1757633719">
     <w:abstractNumId w:val="17"/>
   </w:num>
-  <w:num w:numId="15" w16cid:durableId="1757633719">
+  <w:num w:numId="16" w16cid:durableId="1650283078">
     <w:abstractNumId w:val="16"/>
-  </w:num>
-  <w:num w:numId="16" w16cid:durableId="1650283078">
-    <w:abstractNumId w:val="15"/>
   </w:num>
   <w:num w:numId="17" w16cid:durableId="1531337276">
     <w:abstractNumId w:val="6"/>
@@ -35829,28 +31614,28 @@
     <w:abstractNumId w:val="4"/>
   </w:num>
   <w:num w:numId="21" w16cid:durableId="242298795">
+    <w:abstractNumId w:val="23"/>
+  </w:num>
+  <w:num w:numId="22" w16cid:durableId="1694500252">
+    <w:abstractNumId w:val="30"/>
+  </w:num>
+  <w:num w:numId="23" w16cid:durableId="2085953552">
     <w:abstractNumId w:val="22"/>
   </w:num>
-  <w:num w:numId="22" w16cid:durableId="1694500252">
-    <w:abstractNumId w:val="29"/>
-  </w:num>
-  <w:num w:numId="23" w16cid:durableId="2085953552">
-    <w:abstractNumId w:val="21"/>
-  </w:num>
   <w:num w:numId="24" w16cid:durableId="1461801077">
-    <w:abstractNumId w:val="11"/>
+    <w:abstractNumId w:val="12"/>
   </w:num>
   <w:num w:numId="25" w16cid:durableId="1399354981">
-    <w:abstractNumId w:val="27"/>
+    <w:abstractNumId w:val="28"/>
   </w:num>
   <w:num w:numId="26" w16cid:durableId="668673386">
-    <w:abstractNumId w:val="20"/>
+    <w:abstractNumId w:val="21"/>
   </w:num>
   <w:num w:numId="27" w16cid:durableId="1730032185">
     <w:abstractNumId w:val="2"/>
   </w:num>
   <w:num w:numId="28" w16cid:durableId="1754006010">
-    <w:abstractNumId w:val="18"/>
+    <w:abstractNumId w:val="19"/>
   </w:num>
   <w:num w:numId="29" w16cid:durableId="456686415">
     <w:abstractNumId w:val="1"/>
@@ -35859,13 +31644,16 @@
     <w:abstractNumId w:val="9"/>
   </w:num>
   <w:num w:numId="31" w16cid:durableId="1014115159">
-    <w:abstractNumId w:val="24"/>
+    <w:abstractNumId w:val="25"/>
   </w:num>
   <w:num w:numId="32" w16cid:durableId="1182473040">
-    <w:abstractNumId w:val="30"/>
+    <w:abstractNumId w:val="31"/>
   </w:num>
   <w:num w:numId="33" w16cid:durableId="1158226924">
-    <w:abstractNumId w:val="25"/>
+    <w:abstractNumId w:val="26"/>
+  </w:num>
+  <w:num w:numId="34" w16cid:durableId="617639363">
+    <w:abstractNumId w:val="10"/>
   </w:num>
 </w:numbering>
 </file>
@@ -36270,7 +32058,7 @@
   <w:style w:type="paragraph" w:default="1" w:styleId="a">
     <w:name w:val="Normal"/>
     <w:qFormat/>
-    <w:rsid w:val="00FC6E45"/>
+    <w:rsid w:val="00610580"/>
   </w:style>
   <w:style w:type="paragraph" w:styleId="1">
     <w:name w:val="heading 1"/>
@@ -36344,7 +32132,6 @@
     <w:next w:val="a"/>
     <w:link w:val="40"/>
     <w:uiPriority w:val="9"/>
-    <w:semiHidden/>
     <w:unhideWhenUsed/>
     <w:qFormat/>
     <w:rsid w:val="00C00AEB"/>
@@ -36542,7 +32329,6 @@
     <w:basedOn w:val="a0"/>
     <w:link w:val="4"/>
     <w:uiPriority w:val="9"/>
-    <w:semiHidden/>
     <w:rsid w:val="00C00AEB"/>
     <w:rPr>
       <w:rFonts w:eastAsiaTheme="majorEastAsia" w:cstheme="majorBidi"/>

--- a/reports/Software Testing and Evaluation.docx
+++ b/reports/Software Testing and Evaluation.docx
@@ -1,6 +1,6 @@
 
 <file path=word/document.xml><?xml version="1.0" encoding="utf-8"?>
-<w:document xmlns:wpc="http://schemas.microsoft.com/office/word/2010/wordprocessingCanvas" xmlns:cx="http://schemas.microsoft.com/office/drawing/2014/chartex" xmlns:cx1="http://schemas.microsoft.com/office/drawing/2015/9/8/chartex" xmlns:cx2="http://schemas.microsoft.com/office/drawing/2015/10/21/chartex" xmlns:cx3="http://schemas.microsoft.com/office/drawing/2016/5/9/chartex" xmlns:cx4="http://schemas.microsoft.com/office/drawing/2016/5/10/chartex" xmlns:cx5="http://schemas.microsoft.com/office/drawing/2016/5/11/chartex" xmlns:cx6="http://schemas.microsoft.com/office/drawing/2016/5/12/chartex" xmlns:cx7="http://schemas.microsoft.com/office/drawing/2016/5/13/chartex" xmlns:cx8="http://schemas.microsoft.com/office/drawing/2016/5/14/chartex" xmlns:mc="http://schemas.openxmlformats.org/markup-compatibility/2006" xmlns:aink="http://schemas.microsoft.com/office/drawing/2016/ink" xmlns:am3d="http://schemas.microsoft.com/office/drawing/2017/model3d" xmlns:o="urn:schemas-microsoft-com:office:office" xmlns:oel="http://schemas.microsoft.com/office/2019/extlst" xmlns:r="http://schemas.openxmlformats.org/officeDocument/2006/relationships" xmlns:m="http://schemas.openxmlformats.org/officeDocument/2006/math" xmlns:v="urn:schemas-microsoft-com:vml" xmlns:wp14="http://schemas.microsoft.com/office/word/2010/wordprocessingDrawing" xmlns:wp="http://schemas.openxmlformats.org/drawingml/2006/wordprocessingDrawing" xmlns:w10="urn:schemas-microsoft-com:office:word" xmlns:w="http://schemas.openxmlformats.org/wordprocessingml/2006/main" xmlns:w14="http://schemas.microsoft.com/office/word/2010/wordml" xmlns:w15="http://schemas.microsoft.com/office/word/2012/wordml" xmlns:w16cex="http://schemas.microsoft.com/office/word/2018/wordml/cex" xmlns:w16cid="http://schemas.microsoft.com/office/word/2016/wordml/cid" xmlns:w16="http://schemas.microsoft.com/office/word/2018/wordml" xmlns:w16du="http://schemas.microsoft.com/office/word/2023/wordml/word16du" xmlns:w16sdtdh="http://schemas.microsoft.com/office/word/2020/wordml/sdtdatahash" xmlns:w16sdtfl="http://schemas.microsoft.com/office/word/2024/wordml/sdtformatlock" xmlns:w16se="http://schemas.microsoft.com/office/word/2015/wordml/symex" xmlns:wpg="http://schemas.microsoft.com/office/word/2010/wordprocessingGroup" xmlns:wpi="http://schemas.microsoft.com/office/word/2010/wordprocessingInk" xmlns:wne="http://schemas.microsoft.com/office/word/2006/wordml" xmlns:wps="http://schemas.microsoft.com/office/word/2010/wordprocessingShape" xmlns:a="http://schemas.openxmlformats.org/drawingml/2006/main" xmlns:pic="http://schemas.openxmlformats.org/drawingml/2006/picture" mc:Ignorable="w14 w15 w16se w16cid w16 w16cex w16sdtdh w16sdtfl w16du wp14">
+<w:document xmlns:wpc="http://schemas.microsoft.com/office/word/2010/wordprocessingCanvas" xmlns:cx="http://schemas.microsoft.com/office/drawing/2014/chartex" xmlns:cx1="http://schemas.microsoft.com/office/drawing/2015/9/8/chartex" xmlns:cx2="http://schemas.microsoft.com/office/drawing/2015/10/21/chartex" xmlns:cx3="http://schemas.microsoft.com/office/drawing/2016/5/9/chartex" xmlns:cx4="http://schemas.microsoft.com/office/drawing/2016/5/10/chartex" xmlns:cx5="http://schemas.microsoft.com/office/drawing/2016/5/11/chartex" xmlns:cx6="http://schemas.microsoft.com/office/drawing/2016/5/12/chartex" xmlns:cx7="http://schemas.microsoft.com/office/drawing/2016/5/13/chartex" xmlns:cx8="http://schemas.microsoft.com/office/drawing/2016/5/14/chartex" xmlns:mc="http://schemas.openxmlformats.org/markup-compatibility/2006" xmlns:aink="http://schemas.microsoft.com/office/drawing/2016/ink" xmlns:am3d="http://schemas.microsoft.com/office/drawing/2017/model3d" xmlns:o="urn:schemas-microsoft-com:office:office" xmlns:oel="http://schemas.microsoft.com/office/2019/extlst" xmlns:r="http://schemas.openxmlformats.org/officeDocument/2006/relationships" xmlns:m="http://schemas.openxmlformats.org/officeDocument/2006/math" xmlns:v="urn:schemas-microsoft-com:vml" xmlns:wp14="http://schemas.microsoft.com/office/word/2010/wordprocessingDrawing" xmlns:wp="http://schemas.openxmlformats.org/drawingml/2006/wordprocessingDrawing" xmlns:w10="urn:schemas-microsoft-com:office:word" xmlns:w="http://schemas.openxmlformats.org/wordprocessingml/2006/main" xmlns:w14="http://schemas.microsoft.com/office/word/2010/wordml" xmlns:w15="http://schemas.microsoft.com/office/word/2012/wordml" xmlns:w16cex="http://schemas.microsoft.com/office/word/2018/wordml/cex" xmlns:w16cid="http://schemas.microsoft.com/office/word/2016/wordml/cid" xmlns:w16="http://schemas.microsoft.com/office/word/2018/wordml" xmlns:w16du="http://schemas.microsoft.com/office/word/2023/wordml/word16du" xmlns:w16sdtdh="http://schemas.microsoft.com/office/word/2020/wordml/sdtdatahash" xmlns:w16sdtfl="http://schemas.microsoft.com/office/word/2024/wordml/sdtformatlock" xmlns:w16se="http://schemas.microsoft.com/office/word/2015/wordml/symex" xmlns:wpg="http://schemas.microsoft.com/office/word/2010/wordprocessingGroup" xmlns:wpi="http://schemas.microsoft.com/office/word/2010/wordprocessingInk" xmlns:wne="http://schemas.microsoft.com/office/word/2006/wordml" xmlns:wps="http://schemas.microsoft.com/office/word/2010/wordprocessingShape" xmlns:a="http://schemas.openxmlformats.org/drawingml/2006/main" xmlns:pic="http://schemas.openxmlformats.org/drawingml/2006/picture" xmlns:a14="http://schemas.microsoft.com/office/drawing/2010/main" mc:Ignorable="w14 w15 w16se w16cid w16 w16cex w16sdtdh w16sdtfl w16du wp14">
   <w:body>
     <w:p>
       <w:pPr>
@@ -26372,350 +26372,121 @@
         </w:tc>
       </w:tr>
     </w:tbl>
-    <w:p>
-      <w:pPr>
-        <w:rPr>
-          <w:rFonts w:asciiTheme="majorBidi" w:hAnsiTheme="majorBidi" w:cstheme="majorBidi"/>
+    <w:p w14:noSpellErr="1">
+      <w:pPr>
+        <w:rPr>
+          <w:rFonts w:ascii="Angsana New" w:hAnsi="Angsana New" w:cs="Angsana New" w:asciiTheme="majorBidi" w:hAnsiTheme="majorBidi" w:cstheme="majorBidi"/>
           <w:sz w:val="32"/>
           <w:szCs w:val="32"/>
           <w:cs/>
         </w:rPr>
       </w:pPr>
+    </w:p>
+    <w:p w14:noSpellErr="1">
+      <w:pPr>
+        <w:rPr>
+          <w:rFonts w:ascii="Angsana New" w:hAnsi="Angsana New" w:cs="Angsana New" w:asciiTheme="majorBidi" w:hAnsiTheme="majorBidi" w:cstheme="majorBidi"/>
+          <w:sz w:val="32"/>
+          <w:szCs w:val="32"/>
+        </w:rPr>
+      </w:pPr>
+      <w:r>
+        <w:rPr>
+          <w:rFonts w:ascii="Angsana New" w:hAnsi="Angsana New" w:cs="Angsana New" w:asciiTheme="majorBidi" w:hAnsiTheme="majorBidi" w:cstheme="majorBidi"/>
+          <w:sz w:val="32"/>
+          <w:szCs w:val="32"/>
+        </w:rPr>
+        <w:br w:type="page"/>
+      </w:r>
     </w:p>
     <w:p>
       <w:pPr>
-        <w:rPr>
-          <w:rFonts w:hint="cs" w:asciiTheme="majorBidi" w:hAnsiTheme="majorBidi" w:cstheme="majorBidi"/>
-          <w:sz w:val="32"/>
-          <w:szCs w:val="32"/>
-        </w:rPr>
-      </w:pPr>
-      <w:r>
-        <w:rPr>
-          <w:rFonts w:asciiTheme="majorBidi" w:hAnsiTheme="majorBidi" w:cstheme="majorBidi"/>
-          <w:sz w:val="32"/>
-          <w:szCs w:val="32"/>
-          <w:cs/>
-        </w:rPr>
-        <w:br w:type="page"/>
-      </w:r>
-    </w:p>
-    <w:p>
-      <w:pPr>
         <w:pStyle w:val="1"/>
-        <w:rPr>
-          <w:rFonts w:asciiTheme="majorBidi" w:hAnsiTheme="majorBidi"/>
-          <w:b/>
-          <w:bCs/>
-          <w:color w:val="auto"/>
+        <w:keepNext w:val="1"/>
+        <w:keepLines w:val="1"/>
+        <w:spacing w:before="360" w:after="80"/>
+        <w:rPr>
+          <w:rFonts w:ascii="Angsana New" w:hAnsi="Angsana New" w:eastAsia="Angsana New" w:cs="Angsana New"/>
+          <w:b w:val="0"/>
+          <w:bCs w:val="0"/>
+          <w:i w:val="0"/>
+          <w:iCs w:val="0"/>
+          <w:caps w:val="0"/>
+          <w:smallCaps w:val="0"/>
+          <w:noProof w:val="0"/>
+          <w:color w:val="0F4761" w:themeColor="accent1" w:themeTint="FF" w:themeShade="BF"/>
+          <w:sz w:val="40"/>
           <w:szCs w:val="40"/>
-        </w:rPr>
-      </w:pPr>
-      <w:bookmarkStart w:name="_Toc225606401" w:id="16"/>
-      <w:r>
-        <w:rPr>
-          <w:rFonts w:asciiTheme="majorBidi" w:hAnsiTheme="majorBidi"/>
-          <w:b/>
-          <w:bCs/>
-          <w:color w:val="auto"/>
+          <w:lang w:bidi="th-TH"/>
+        </w:rPr>
+      </w:pPr>
+      <w:r>
+        <w:rPr>
+          <w:rFonts w:ascii="Angsana New" w:hAnsi="Angsana New" w:eastAsia="Angsana New" w:cs="Angsana New"/>
+          <w:b w:val="1"/>
+          <w:bCs w:val="1"/>
+          <w:i w:val="0"/>
+          <w:iCs w:val="0"/>
+          <w:caps w:val="0"/>
+          <w:smallCaps w:val="0"/>
+          <w:noProof w:val="0"/>
+          <w:color w:val="0F4761" w:themeColor="accent1" w:themeTint="FF" w:themeShade="BF"/>
+          <w:sz w:val="40"/>
           <w:szCs w:val="40"/>
-          <w:cs/>
+          <w:lang w:bidi="th-TH"/>
         </w:rPr>
         <w:t xml:space="preserve">บทที่ </w:t>
       </w:r>
       <w:r>
         <w:rPr>
-          <w:rFonts w:asciiTheme="majorBidi" w:hAnsiTheme="majorBidi"/>
-          <w:b/>
-          <w:bCs/>
-          <w:color w:val="auto"/>
+          <w:rFonts w:ascii="Angsana New" w:hAnsi="Angsana New" w:eastAsia="Angsana New" w:cs="Angsana New"/>
+          <w:b w:val="1"/>
+          <w:bCs w:val="1"/>
+          <w:i w:val="0"/>
+          <w:iCs w:val="0"/>
+          <w:caps w:val="0"/>
+          <w:smallCaps w:val="0"/>
+          <w:noProof w:val="0"/>
+          <w:color w:val="0F4761" w:themeColor="accent1" w:themeTint="FF" w:themeShade="BF"/>
+          <w:sz w:val="40"/>
           <w:szCs w:val="40"/>
+          <w:lang w:val="en-US" w:bidi="th-TH"/>
         </w:rPr>
         <w:t xml:space="preserve">5: </w:t>
       </w:r>
       <w:r>
         <w:rPr>
-          <w:rFonts w:asciiTheme="majorBidi" w:hAnsiTheme="majorBidi"/>
-          <w:b/>
-          <w:bCs/>
-          <w:color w:val="auto"/>
+          <w:rFonts w:ascii="Angsana New" w:hAnsi="Angsana New" w:eastAsia="Angsana New" w:cs="Angsana New"/>
+          <w:b w:val="1"/>
+          <w:bCs w:val="1"/>
+          <w:i w:val="0"/>
+          <w:iCs w:val="0"/>
+          <w:caps w:val="0"/>
+          <w:smallCaps w:val="0"/>
+          <w:noProof w:val="0"/>
+          <w:color w:val="0F4761" w:themeColor="accent1" w:themeTint="FF" w:themeShade="BF"/>
+          <w:sz w:val="40"/>
           <w:szCs w:val="40"/>
-          <w:cs/>
+          <w:lang w:bidi="th-TH"/>
         </w:rPr>
         <w:t>รายงานข้อผิดพลาด (</w:t>
       </w:r>
       <w:r>
         <w:rPr>
-          <w:rFonts w:asciiTheme="majorBidi" w:hAnsiTheme="majorBidi"/>
-          <w:b/>
-          <w:bCs/>
-          <w:color w:val="auto"/>
+          <w:rFonts w:ascii="Angsana New" w:hAnsi="Angsana New" w:eastAsia="Angsana New" w:cs="Angsana New"/>
+          <w:b w:val="1"/>
+          <w:bCs w:val="1"/>
+          <w:i w:val="0"/>
+          <w:iCs w:val="0"/>
+          <w:caps w:val="0"/>
+          <w:smallCaps w:val="0"/>
+          <w:noProof w:val="0"/>
+          <w:color w:val="0F4761" w:themeColor="accent1" w:themeTint="FF" w:themeShade="BF"/>
+          <w:sz w:val="40"/>
           <w:szCs w:val="40"/>
+          <w:lang w:val="en-US" w:bidi="th-TH"/>
         </w:rPr>
         <w:t>Bug Reports)</w:t>
-      </w:r>
-      <w:bookmarkEnd w:id="16"/>
-    </w:p>
-    <w:p>
-      <w:pPr>
-        <w:tabs>
-          <w:tab w:val="left" w:pos="6300"/>
-        </w:tabs>
-        <w:rPr>
-          <w:rFonts w:asciiTheme="majorBidi" w:hAnsiTheme="majorBidi" w:cstheme="majorBidi"/>
-          <w:sz w:val="32"/>
-          <w:szCs w:val="32"/>
-        </w:rPr>
-      </w:pPr>
-      <w:r>
-        <w:rPr>
-          <w:rFonts w:asciiTheme="majorBidi" w:hAnsiTheme="majorBidi" w:cstheme="majorBidi"/>
-          <w:sz w:val="32"/>
-          <w:szCs w:val="32"/>
-          <w:highlight w:val="red"/>
-        </w:rPr>
-        <w:t>[</w:t>
-      </w:r>
-      <w:r>
-        <w:rPr>
-          <w:rFonts w:asciiTheme="majorBidi" w:hAnsiTheme="majorBidi" w:cstheme="majorBidi"/>
-          <w:sz w:val="32"/>
-          <w:szCs w:val="32"/>
-          <w:highlight w:val="red"/>
-          <w:cs/>
-        </w:rPr>
-        <w:t xml:space="preserve">หน้าที่ </w:t>
-      </w:r>
-      <w:r>
-        <w:rPr>
-          <w:rFonts w:asciiTheme="majorBidi" w:hAnsiTheme="majorBidi" w:cstheme="majorBidi"/>
-          <w:sz w:val="32"/>
-          <w:szCs w:val="32"/>
-          <w:highlight w:val="red"/>
-        </w:rPr>
-        <w:t xml:space="preserve">Manual Tester </w:t>
-      </w:r>
-      <w:r>
-        <w:rPr>
-          <w:rFonts w:asciiTheme="majorBidi" w:hAnsiTheme="majorBidi" w:cstheme="majorBidi"/>
-          <w:sz w:val="32"/>
-          <w:szCs w:val="32"/>
-          <w:highlight w:val="red"/>
-          <w:cs/>
-        </w:rPr>
-        <w:t>และ</w:t>
-      </w:r>
-      <w:r>
-        <w:rPr>
-          <w:rFonts w:asciiTheme="majorBidi" w:hAnsiTheme="majorBidi" w:cstheme="majorBidi"/>
-          <w:sz w:val="32"/>
-          <w:szCs w:val="32"/>
-          <w:highlight w:val="red"/>
-        </w:rPr>
-        <w:t xml:space="preserve"> Automation Engineer]</w:t>
-      </w:r>
-      <w:r>
-        <w:rPr>
-          <w:rFonts w:asciiTheme="majorBidi" w:hAnsiTheme="majorBidi" w:cstheme="majorBidi"/>
-          <w:sz w:val="32"/>
-          <w:szCs w:val="32"/>
-        </w:rPr>
-        <w:tab/>
-      </w:r>
-    </w:p>
-    <w:p>
-      <w:pPr>
-        <w:numPr>
-          <w:ilvl w:val="0"/>
-          <w:numId w:val="5"/>
-        </w:numPr>
-        <w:rPr>
-          <w:rFonts w:asciiTheme="majorBidi" w:hAnsiTheme="majorBidi" w:cstheme="majorBidi"/>
-          <w:sz w:val="32"/>
-          <w:szCs w:val="32"/>
-          <w:highlight w:val="yellow"/>
-        </w:rPr>
-      </w:pPr>
-      <w:r>
-        <w:rPr>
-          <w:rFonts w:asciiTheme="majorBidi" w:hAnsiTheme="majorBidi" w:cstheme="majorBidi"/>
-          <w:b/>
-          <w:bCs/>
-          <w:sz w:val="36"/>
-          <w:szCs w:val="36"/>
-          <w:highlight w:val="yellow"/>
-          <w:cs/>
-        </w:rPr>
-        <w:t>รายละเอียดบั๊กแต่ละตัว</w:t>
-      </w:r>
-      <w:r>
-        <w:rPr>
-          <w:rFonts w:asciiTheme="majorBidi" w:hAnsiTheme="majorBidi" w:cstheme="majorBidi"/>
-          <w:sz w:val="32"/>
-          <w:szCs w:val="32"/>
-          <w:highlight w:val="yellow"/>
-          <w:cs/>
-        </w:rPr>
-        <w:t>:</w:t>
-      </w:r>
-    </w:p>
-    <w:p>
-      <w:pPr>
-        <w:numPr>
-          <w:ilvl w:val="1"/>
-          <w:numId w:val="5"/>
-        </w:numPr>
-        <w:rPr>
-          <w:rFonts w:asciiTheme="majorBidi" w:hAnsiTheme="majorBidi" w:cstheme="majorBidi"/>
-          <w:sz w:val="32"/>
-          <w:szCs w:val="32"/>
-          <w:highlight w:val="yellow"/>
-        </w:rPr>
-      </w:pPr>
-      <w:r>
-        <w:rPr>
-          <w:rFonts w:asciiTheme="majorBidi" w:hAnsiTheme="majorBidi" w:cstheme="majorBidi"/>
-          <w:sz w:val="32"/>
-          <w:szCs w:val="32"/>
-          <w:highlight w:val="yellow"/>
-        </w:rPr>
-        <w:t xml:space="preserve">Bug ID: </w:t>
-      </w:r>
-      <w:r>
-        <w:rPr>
-          <w:rFonts w:asciiTheme="majorBidi" w:hAnsiTheme="majorBidi" w:cstheme="majorBidi"/>
-          <w:sz w:val="32"/>
-          <w:szCs w:val="32"/>
-          <w:highlight w:val="yellow"/>
-          <w:cs/>
-        </w:rPr>
-        <w:t xml:space="preserve">เช่น </w:t>
-      </w:r>
-      <w:r>
-        <w:rPr>
-          <w:rFonts w:asciiTheme="majorBidi" w:hAnsiTheme="majorBidi" w:cstheme="majorBidi"/>
-          <w:sz w:val="32"/>
-          <w:szCs w:val="32"/>
-          <w:highlight w:val="yellow"/>
-        </w:rPr>
-        <w:t>BUG-001</w:t>
-      </w:r>
-    </w:p>
-    <w:p>
-      <w:pPr>
-        <w:numPr>
-          <w:ilvl w:val="1"/>
-          <w:numId w:val="5"/>
-        </w:numPr>
-        <w:rPr>
-          <w:rFonts w:asciiTheme="majorBidi" w:hAnsiTheme="majorBidi" w:cstheme="majorBidi"/>
-          <w:sz w:val="32"/>
-          <w:szCs w:val="32"/>
-          <w:highlight w:val="yellow"/>
-        </w:rPr>
-      </w:pPr>
-      <w:r>
-        <w:rPr>
-          <w:rFonts w:asciiTheme="majorBidi" w:hAnsiTheme="majorBidi" w:cstheme="majorBidi"/>
-          <w:sz w:val="32"/>
-          <w:szCs w:val="32"/>
-          <w:highlight w:val="yellow"/>
-        </w:rPr>
-        <w:t>Severity: (Critical / High / Medium / Low)</w:t>
-      </w:r>
-    </w:p>
-    <w:p>
-      <w:pPr>
-        <w:numPr>
-          <w:ilvl w:val="1"/>
-          <w:numId w:val="5"/>
-        </w:numPr>
-        <w:rPr>
-          <w:rFonts w:asciiTheme="majorBidi" w:hAnsiTheme="majorBidi" w:cstheme="majorBidi"/>
-          <w:sz w:val="32"/>
-          <w:szCs w:val="32"/>
-          <w:highlight w:val="yellow"/>
-        </w:rPr>
-      </w:pPr>
-      <w:r>
-        <w:rPr>
-          <w:rFonts w:asciiTheme="majorBidi" w:hAnsiTheme="majorBidi" w:cstheme="majorBidi"/>
-          <w:sz w:val="32"/>
-          <w:szCs w:val="32"/>
-          <w:highlight w:val="yellow"/>
-        </w:rPr>
-        <w:t xml:space="preserve">Steps to Reproduce: </w:t>
-      </w:r>
-      <w:r>
-        <w:rPr>
-          <w:rFonts w:asciiTheme="majorBidi" w:hAnsiTheme="majorBidi" w:cstheme="majorBidi"/>
-          <w:sz w:val="32"/>
-          <w:szCs w:val="32"/>
-          <w:highlight w:val="yellow"/>
-          <w:cs/>
-        </w:rPr>
-        <w:t>ขั้นตอนที่ทำให้เกิดบั๊ก</w:t>
-      </w:r>
-    </w:p>
-    <w:p>
-      <w:pPr>
-        <w:numPr>
-          <w:ilvl w:val="1"/>
-          <w:numId w:val="5"/>
-        </w:numPr>
-        <w:rPr>
-          <w:rFonts w:asciiTheme="majorBidi" w:hAnsiTheme="majorBidi" w:cstheme="majorBidi"/>
-          <w:sz w:val="32"/>
-          <w:szCs w:val="32"/>
-          <w:highlight w:val="yellow"/>
-        </w:rPr>
-      </w:pPr>
-      <w:r>
-        <w:rPr>
-          <w:rFonts w:asciiTheme="majorBidi" w:hAnsiTheme="majorBidi" w:cstheme="majorBidi"/>
-          <w:sz w:val="32"/>
-          <w:szCs w:val="32"/>
-          <w:highlight w:val="yellow"/>
-        </w:rPr>
-        <w:t xml:space="preserve">Evidence: </w:t>
-      </w:r>
-      <w:r>
-        <w:rPr>
-          <w:rFonts w:asciiTheme="majorBidi" w:hAnsiTheme="majorBidi" w:cstheme="majorBidi"/>
-          <w:sz w:val="32"/>
-          <w:szCs w:val="32"/>
-          <w:highlight w:val="yellow"/>
-          <w:cs/>
-        </w:rPr>
-        <w:t xml:space="preserve">รูปภาพ </w:t>
-      </w:r>
-      <w:r>
-        <w:rPr>
-          <w:rFonts w:asciiTheme="majorBidi" w:hAnsiTheme="majorBidi" w:cstheme="majorBidi"/>
-          <w:sz w:val="32"/>
-          <w:szCs w:val="32"/>
-          <w:highlight w:val="yellow"/>
-        </w:rPr>
-        <w:t xml:space="preserve">Screenshot </w:t>
-      </w:r>
-      <w:r>
-        <w:rPr>
-          <w:rFonts w:asciiTheme="majorBidi" w:hAnsiTheme="majorBidi" w:cstheme="majorBidi"/>
-          <w:sz w:val="32"/>
-          <w:szCs w:val="32"/>
-          <w:highlight w:val="yellow"/>
-          <w:cs/>
-        </w:rPr>
-        <w:t xml:space="preserve">หรือ </w:t>
-      </w:r>
-      <w:r>
-        <w:rPr>
-          <w:rFonts w:asciiTheme="majorBidi" w:hAnsiTheme="majorBidi" w:cstheme="majorBidi"/>
-          <w:sz w:val="32"/>
-          <w:szCs w:val="32"/>
-          <w:highlight w:val="yellow"/>
-        </w:rPr>
-        <w:t>Error Log</w:t>
       </w:r>
     </w:p>
     <w:p>
@@ -26723,87 +26494,1806 @@
         <w:pStyle w:val="a9"/>
         <w:numPr>
           <w:ilvl w:val="0"/>
-          <w:numId w:val="5"/>
+          <w:numId w:val="26"/>
         </w:numPr>
         <w:rPr>
-          <w:rFonts w:asciiTheme="majorBidi" w:hAnsiTheme="majorBidi" w:cstheme="majorBidi"/>
-          <w:sz w:val="32"/>
-          <w:szCs w:val="32"/>
-          <w:highlight w:val="yellow"/>
-        </w:rPr>
-      </w:pPr>
-      <w:r>
-        <w:rPr>
-          <w:rFonts w:asciiTheme="majorBidi" w:hAnsiTheme="majorBidi" w:cstheme="majorBidi"/>
-          <w:b/>
-          <w:bCs/>
+          <w:rFonts w:ascii="Angsana New" w:hAnsi="Angsana New" w:eastAsia="Angsana New" w:cs="Angsana New"/>
+          <w:b w:val="0"/>
+          <w:bCs w:val="0"/>
+          <w:i w:val="0"/>
+          <w:iCs w:val="0"/>
+          <w:caps w:val="0"/>
+          <w:smallCaps w:val="0"/>
+          <w:noProof w:val="0"/>
+          <w:color w:val="000000" w:themeColor="text1" w:themeTint="FF" w:themeShade="FF"/>
+          <w:sz w:val="32"/>
+          <w:szCs w:val="32"/>
+          <w:lang w:bidi="th-TH"/>
+        </w:rPr>
+      </w:pPr>
+      <w:r>
+        <w:rPr>
+          <w:rFonts w:ascii="Angsana New" w:hAnsi="Angsana New" w:eastAsia="Angsana New" w:cs="Angsana New"/>
+          <w:b w:val="1"/>
+          <w:bCs w:val="1"/>
+          <w:i w:val="0"/>
+          <w:iCs w:val="0"/>
+          <w:caps w:val="0"/>
+          <w:smallCaps w:val="0"/>
+          <w:noProof w:val="0"/>
+          <w:color w:val="000000" w:themeColor="text1" w:themeTint="FF" w:themeShade="FF"/>
           <w:sz w:val="36"/>
           <w:szCs w:val="36"/>
-          <w:highlight w:val="yellow"/>
-          <w:cs/>
-        </w:rPr>
-        <w:t>แนวทางการแก้ไข</w:t>
-      </w:r>
-      <w:r>
-        <w:rPr>
-          <w:rFonts w:asciiTheme="majorBidi" w:hAnsiTheme="majorBidi" w:cstheme="majorBidi"/>
-          <w:sz w:val="32"/>
-          <w:szCs w:val="32"/>
-          <w:highlight w:val="yellow"/>
-        </w:rPr>
-        <w:t>[</w:t>
-      </w:r>
-      <w:r>
-        <w:rPr>
-          <w:rFonts w:asciiTheme="majorBidi" w:hAnsiTheme="majorBidi" w:cstheme="majorBidi"/>
-          <w:sz w:val="32"/>
-          <w:szCs w:val="32"/>
-          <w:highlight w:val="yellow"/>
-          <w:cs/>
-        </w:rPr>
-        <w:t>กรณีแก้</w:t>
-      </w:r>
-      <w:proofErr w:type="spellStart"/>
-      <w:r>
-        <w:rPr>
-          <w:rFonts w:asciiTheme="majorBidi" w:hAnsiTheme="majorBidi" w:cstheme="majorBidi"/>
-          <w:sz w:val="32"/>
-          <w:szCs w:val="32"/>
-          <w:highlight w:val="yellow"/>
-          <w:cs/>
-        </w:rPr>
-        <w:t>บัค</w:t>
-      </w:r>
-      <w:proofErr w:type="spellEnd"/>
-      <w:r>
-        <w:rPr>
-          <w:rFonts w:asciiTheme="majorBidi" w:hAnsiTheme="majorBidi" w:cstheme="majorBidi"/>
-          <w:sz w:val="32"/>
-          <w:szCs w:val="32"/>
-          <w:highlight w:val="yellow"/>
-          <w:cs/>
-        </w:rPr>
-        <w:t xml:space="preserve"> แล้วเขียนโค้ดแก้</w:t>
-      </w:r>
-      <w:r>
-        <w:rPr>
-          <w:rFonts w:asciiTheme="majorBidi" w:hAnsiTheme="majorBidi" w:cstheme="majorBidi"/>
-          <w:sz w:val="32"/>
-          <w:szCs w:val="32"/>
-          <w:highlight w:val="yellow"/>
-          <w:cs/>
-        </w:rPr>
-        <w:t>ที่น้ำหนึ่งทำ</w:t>
-      </w:r>
-      <w:r>
-        <w:rPr>
-          <w:rFonts w:asciiTheme="majorBidi" w:hAnsiTheme="majorBidi" w:cstheme="majorBidi"/>
-          <w:sz w:val="32"/>
-          <w:szCs w:val="32"/>
-          <w:highlight w:val="yellow"/>
-        </w:rPr>
-        <w:t>]</w:t>
-      </w:r>
+          <w:lang w:bidi="th-TH"/>
+        </w:rPr>
+        <w:t>รายละเอียดบั๊กแต่ละตัว</w:t>
+      </w:r>
+      <w:r>
+        <w:rPr>
+          <w:rFonts w:ascii="Angsana New" w:hAnsi="Angsana New" w:eastAsia="Angsana New" w:cs="Angsana New"/>
+          <w:b w:val="0"/>
+          <w:bCs w:val="0"/>
+          <w:i w:val="0"/>
+          <w:iCs w:val="0"/>
+          <w:caps w:val="0"/>
+          <w:smallCaps w:val="0"/>
+          <w:noProof w:val="0"/>
+          <w:color w:val="000000" w:themeColor="text1" w:themeTint="FF" w:themeShade="FF"/>
+          <w:sz w:val="32"/>
+          <w:szCs w:val="32"/>
+          <w:lang w:val="en-US" w:bidi="th-TH"/>
+        </w:rPr>
+        <w:t>:</w:t>
+      </w:r>
+    </w:p>
+    <w:p>
+      <w:pPr>
+        <w:pStyle w:val="a9"/>
+        <w:numPr>
+          <w:ilvl w:val="1"/>
+          <w:numId w:val="26"/>
+        </w:numPr>
+        <w:rPr>
+          <w:rFonts w:ascii="Angsana New" w:hAnsi="Angsana New" w:eastAsia="Angsana New" w:cs="Angsana New"/>
+          <w:b w:val="0"/>
+          <w:bCs w:val="0"/>
+          <w:i w:val="0"/>
+          <w:iCs w:val="0"/>
+          <w:caps w:val="0"/>
+          <w:smallCaps w:val="0"/>
+          <w:noProof w:val="0"/>
+          <w:color w:val="000000" w:themeColor="text1" w:themeTint="FF" w:themeShade="FF"/>
+          <w:sz w:val="32"/>
+          <w:szCs w:val="32"/>
+          <w:lang w:bidi="th-TH"/>
+        </w:rPr>
+      </w:pPr>
+      <w:r>
+        <w:rPr>
+          <w:rFonts w:ascii="Angsana New" w:hAnsi="Angsana New" w:eastAsia="Angsana New" w:cs="Angsana New"/>
+          <w:b w:val="0"/>
+          <w:bCs w:val="0"/>
+          <w:i w:val="0"/>
+          <w:iCs w:val="0"/>
+          <w:caps w:val="0"/>
+          <w:smallCaps w:val="0"/>
+          <w:noProof w:val="0"/>
+          <w:color w:val="000000" w:themeColor="text1" w:themeTint="FF" w:themeShade="FF"/>
+          <w:sz w:val="32"/>
+          <w:szCs w:val="32"/>
+          <w:lang w:val="en-US" w:bidi="th-TH"/>
+        </w:rPr>
+        <w:t>Bug ID: BUG-001</w:t>
+      </w:r>
+    </w:p>
+    <w:p>
+      <w:pPr>
+        <w:pStyle w:val="a9"/>
+        <w:numPr>
+          <w:ilvl w:val="1"/>
+          <w:numId w:val="26"/>
+        </w:numPr>
+        <w:rPr>
+          <w:rFonts w:ascii="Angsana New" w:hAnsi="Angsana New" w:eastAsia="Angsana New" w:cs="Angsana New"/>
+          <w:b w:val="0"/>
+          <w:bCs w:val="0"/>
+          <w:i w:val="0"/>
+          <w:iCs w:val="0"/>
+          <w:caps w:val="0"/>
+          <w:smallCaps w:val="0"/>
+          <w:noProof w:val="0"/>
+          <w:color w:val="000000" w:themeColor="text1" w:themeTint="FF" w:themeShade="FF"/>
+          <w:sz w:val="32"/>
+          <w:szCs w:val="32"/>
+          <w:lang w:bidi="th-TH"/>
+        </w:rPr>
+      </w:pPr>
+      <w:r>
+        <w:rPr>
+          <w:rFonts w:ascii="Angsana New" w:hAnsi="Angsana New" w:eastAsia="Angsana New" w:cs="Angsana New"/>
+          <w:b w:val="0"/>
+          <w:bCs w:val="0"/>
+          <w:i w:val="0"/>
+          <w:iCs w:val="0"/>
+          <w:caps w:val="0"/>
+          <w:smallCaps w:val="0"/>
+          <w:noProof w:val="0"/>
+          <w:color w:val="000000" w:themeColor="text1" w:themeTint="FF" w:themeShade="FF"/>
+          <w:sz w:val="32"/>
+          <w:szCs w:val="32"/>
+          <w:lang w:val="en-US" w:bidi="th-TH"/>
+        </w:rPr>
+        <w:t>Severity: High</w:t>
+      </w:r>
+    </w:p>
+    <w:p>
+      <w:pPr>
+        <w:pStyle w:val="a9"/>
+        <w:numPr>
+          <w:ilvl w:val="1"/>
+          <w:numId w:val="26"/>
+        </w:numPr>
+        <w:rPr>
+          <w:rFonts w:ascii="Angsana New" w:hAnsi="Angsana New" w:eastAsia="Angsana New" w:cs="Angsana New"/>
+          <w:b w:val="0"/>
+          <w:bCs w:val="0"/>
+          <w:i w:val="0"/>
+          <w:iCs w:val="0"/>
+          <w:caps w:val="0"/>
+          <w:smallCaps w:val="0"/>
+          <w:noProof w:val="0"/>
+          <w:color w:val="000000" w:themeColor="text1" w:themeTint="FF" w:themeShade="FF"/>
+          <w:sz w:val="32"/>
+          <w:szCs w:val="32"/>
+          <w:lang w:bidi="th-TH"/>
+        </w:rPr>
+      </w:pPr>
+      <w:r>
+        <w:rPr>
+          <w:rFonts w:ascii="Angsana New" w:hAnsi="Angsana New" w:eastAsia="Angsana New" w:cs="Angsana New"/>
+          <w:b w:val="0"/>
+          <w:bCs w:val="0"/>
+          <w:i w:val="0"/>
+          <w:iCs w:val="0"/>
+          <w:caps w:val="0"/>
+          <w:smallCaps w:val="0"/>
+          <w:noProof w:val="0"/>
+          <w:color w:val="000000" w:themeColor="text1" w:themeTint="FF" w:themeShade="FF"/>
+          <w:sz w:val="32"/>
+          <w:szCs w:val="32"/>
+          <w:lang w:val="en-US" w:bidi="th-TH"/>
+        </w:rPr>
+        <w:t xml:space="preserve">Steps to Reproduce: </w:t>
+      </w:r>
+    </w:p>
+    <w:p>
+      <w:pPr>
+        <w:pStyle w:val="a9"/>
+        <w:numPr>
+          <w:ilvl w:val="2"/>
+          <w:numId w:val="26"/>
+        </w:numPr>
+        <w:rPr>
+          <w:rFonts w:ascii="Angsana New" w:hAnsi="Angsana New" w:eastAsia="Angsana New" w:cs="Angsana New"/>
+          <w:b w:val="0"/>
+          <w:bCs w:val="0"/>
+          <w:i w:val="0"/>
+          <w:iCs w:val="0"/>
+          <w:caps w:val="0"/>
+          <w:smallCaps w:val="0"/>
+          <w:noProof w:val="0"/>
+          <w:color w:val="000000" w:themeColor="text1" w:themeTint="FF" w:themeShade="FF"/>
+          <w:sz w:val="32"/>
+          <w:szCs w:val="32"/>
+          <w:lang w:bidi="th-TH"/>
+        </w:rPr>
+      </w:pPr>
+      <w:r>
+        <w:rPr>
+          <w:rFonts w:ascii="Angsana New" w:hAnsi="Angsana New" w:eastAsia="Angsana New" w:cs="Angsana New"/>
+          <w:b w:val="0"/>
+          <w:bCs w:val="0"/>
+          <w:i w:val="0"/>
+          <w:iCs w:val="0"/>
+          <w:caps w:val="0"/>
+          <w:smallCaps w:val="0"/>
+          <w:noProof w:val="0"/>
+          <w:color w:val="000000" w:themeColor="text1" w:themeTint="FF" w:themeShade="FF"/>
+          <w:sz w:val="32"/>
+          <w:szCs w:val="32"/>
+          <w:lang w:bidi="th-TH"/>
+        </w:rPr>
+        <w:t>ล็อกอินเข้าสู่ระบบในสิทธิ์ System Administrator</w:t>
+      </w:r>
+    </w:p>
+    <w:p>
+      <w:pPr>
+        <w:pStyle w:val="a9"/>
+        <w:numPr>
+          <w:ilvl w:val="2"/>
+          <w:numId w:val="26"/>
+        </w:numPr>
+        <w:rPr>
+          <w:rFonts w:ascii="Angsana New" w:hAnsi="Angsana New" w:eastAsia="Angsana New" w:cs="Angsana New"/>
+          <w:b w:val="0"/>
+          <w:bCs w:val="0"/>
+          <w:i w:val="0"/>
+          <w:iCs w:val="0"/>
+          <w:caps w:val="0"/>
+          <w:smallCaps w:val="0"/>
+          <w:noProof w:val="0"/>
+          <w:color w:val="000000" w:themeColor="text1" w:themeTint="FF" w:themeShade="FF"/>
+          <w:sz w:val="32"/>
+          <w:szCs w:val="32"/>
+          <w:lang w:bidi="th-TH"/>
+        </w:rPr>
+      </w:pPr>
+      <w:r>
+        <w:rPr>
+          <w:rFonts w:ascii="Angsana New" w:hAnsi="Angsana New" w:eastAsia="Angsana New" w:cs="Angsana New"/>
+          <w:b w:val="0"/>
+          <w:bCs w:val="0"/>
+          <w:i w:val="0"/>
+          <w:iCs w:val="0"/>
+          <w:caps w:val="0"/>
+          <w:smallCaps w:val="0"/>
+          <w:noProof w:val="0"/>
+          <w:color w:val="000000" w:themeColor="text1" w:themeTint="FF" w:themeShade="FF"/>
+          <w:sz w:val="32"/>
+          <w:szCs w:val="32"/>
+          <w:lang w:bidi="th-TH"/>
+        </w:rPr>
+        <w:t>คลิกไปที่เมนู "Books" เพื่อเข้าสู่หน้า Books Management</w:t>
+      </w:r>
+    </w:p>
+    <w:p>
+      <w:pPr>
+        <w:pStyle w:val="a9"/>
+        <w:numPr>
+          <w:ilvl w:val="2"/>
+          <w:numId w:val="26"/>
+        </w:numPr>
+        <w:rPr>
+          <w:rFonts w:ascii="Angsana New" w:hAnsi="Angsana New" w:eastAsia="Angsana New" w:cs="Angsana New"/>
+          <w:b w:val="0"/>
+          <w:bCs w:val="0"/>
+          <w:i w:val="0"/>
+          <w:iCs w:val="0"/>
+          <w:caps w:val="0"/>
+          <w:smallCaps w:val="0"/>
+          <w:noProof w:val="0"/>
+          <w:color w:val="000000" w:themeColor="text1" w:themeTint="FF" w:themeShade="FF"/>
+          <w:sz w:val="32"/>
+          <w:szCs w:val="32"/>
+          <w:lang w:bidi="th-TH"/>
+        </w:rPr>
+      </w:pPr>
+      <w:r>
+        <w:rPr>
+          <w:rFonts w:ascii="Angsana New" w:hAnsi="Angsana New" w:eastAsia="Angsana New" w:cs="Angsana New"/>
+          <w:b w:val="0"/>
+          <w:bCs w:val="0"/>
+          <w:i w:val="0"/>
+          <w:iCs w:val="0"/>
+          <w:caps w:val="0"/>
+          <w:smallCaps w:val="0"/>
+          <w:noProof w:val="0"/>
+          <w:color w:val="000000" w:themeColor="text1" w:themeTint="FF" w:themeShade="FF"/>
+          <w:sz w:val="32"/>
+          <w:szCs w:val="32"/>
+          <w:lang w:bidi="th-TH"/>
+        </w:rPr>
+        <w:t xml:space="preserve">ตรวจสอบข้อมูลในตารางรายการหนังสือ แถวที่ ID 8 </w:t>
+      </w:r>
+    </w:p>
+    <w:p>
+      <w:pPr>
+        <w:pStyle w:val="a9"/>
+        <w:numPr>
+          <w:ilvl w:val="2"/>
+          <w:numId w:val="26"/>
+        </w:numPr>
+        <w:rPr>
+          <w:rFonts w:ascii="Angsana New" w:hAnsi="Angsana New" w:eastAsia="Angsana New" w:cs="Angsana New"/>
+          <w:b w:val="0"/>
+          <w:bCs w:val="0"/>
+          <w:i w:val="0"/>
+          <w:iCs w:val="0"/>
+          <w:caps w:val="0"/>
+          <w:smallCaps w:val="0"/>
+          <w:noProof w:val="0"/>
+          <w:color w:val="000000" w:themeColor="text1" w:themeTint="FF" w:themeShade="FF"/>
+          <w:sz w:val="32"/>
+          <w:szCs w:val="32"/>
+          <w:lang w:bidi="th-TH"/>
+        </w:rPr>
+      </w:pPr>
+      <w:r>
+        <w:rPr>
+          <w:rFonts w:ascii="Angsana New" w:hAnsi="Angsana New" w:eastAsia="Angsana New" w:cs="Angsana New"/>
+          <w:b w:val="0"/>
+          <w:bCs w:val="0"/>
+          <w:i w:val="0"/>
+          <w:iCs w:val="0"/>
+          <w:caps w:val="0"/>
+          <w:smallCaps w:val="0"/>
+          <w:noProof w:val="0"/>
+          <w:color w:val="000000" w:themeColor="text1" w:themeTint="FF" w:themeShade="FF"/>
+          <w:sz w:val="32"/>
+          <w:szCs w:val="32"/>
+          <w:lang w:bidi="th-TH"/>
+        </w:rPr>
+        <w:t xml:space="preserve">ดูที่คอลัมน์ "Total Copies" จะพบว่าระบบแสดงค่าเป็น -1 ซึ่งผิดปกติ </w:t>
+      </w:r>
+    </w:p>
+    <w:p>
+      <w:pPr>
+        <w:ind w:left="2160"/>
+        <w:rPr>
+          <w:rFonts w:ascii="Angsana New" w:hAnsi="Angsana New" w:eastAsia="Angsana New" w:cs="Angsana New"/>
+          <w:b w:val="0"/>
+          <w:bCs w:val="0"/>
+          <w:i w:val="0"/>
+          <w:iCs w:val="0"/>
+          <w:caps w:val="0"/>
+          <w:smallCaps w:val="0"/>
+          <w:noProof w:val="0"/>
+          <w:color w:val="000000" w:themeColor="text1" w:themeTint="FF" w:themeShade="FF"/>
+          <w:sz w:val="32"/>
+          <w:szCs w:val="32"/>
+          <w:lang w:bidi="th-TH"/>
+        </w:rPr>
+      </w:pPr>
+      <w:r>
+        <w:rPr>
+          <w:rFonts w:ascii="Angsana New" w:hAnsi="Angsana New" w:eastAsia="Angsana New" w:cs="Angsana New"/>
+          <w:b w:val="0"/>
+          <w:bCs w:val="0"/>
+          <w:i w:val="0"/>
+          <w:iCs w:val="0"/>
+          <w:caps w:val="0"/>
+          <w:smallCaps w:val="0"/>
+          <w:noProof w:val="0"/>
+          <w:color w:val="000000" w:themeColor="text1" w:themeTint="FF" w:themeShade="FF"/>
+          <w:sz w:val="32"/>
+          <w:szCs w:val="32"/>
+          <w:lang w:bidi="th-TH"/>
+        </w:rPr>
+        <w:t>(จำนวนหนังสือรวมไม่ควรติดลบ)</w:t>
+      </w:r>
+    </w:p>
+    <w:p>
+      <w:pPr>
+        <w:pStyle w:val="a9"/>
+        <w:numPr>
+          <w:ilvl w:val="1"/>
+          <w:numId w:val="26"/>
+        </w:numPr>
+        <w:rPr>
+          <w:rFonts w:ascii="Angsana New" w:hAnsi="Angsana New" w:eastAsia="Angsana New" w:cs="Angsana New"/>
+          <w:b w:val="0"/>
+          <w:bCs w:val="0"/>
+          <w:i w:val="0"/>
+          <w:iCs w:val="0"/>
+          <w:caps w:val="0"/>
+          <w:smallCaps w:val="0"/>
+          <w:noProof w:val="0"/>
+          <w:color w:val="000000" w:themeColor="text1" w:themeTint="FF" w:themeShade="FF"/>
+          <w:sz w:val="32"/>
+          <w:szCs w:val="32"/>
+          <w:lang w:bidi="th-TH"/>
+        </w:rPr>
+      </w:pPr>
+      <w:r>
+        <w:rPr>
+          <w:rFonts w:ascii="Angsana New" w:hAnsi="Angsana New" w:eastAsia="Angsana New" w:cs="Angsana New"/>
+          <w:b w:val="0"/>
+          <w:bCs w:val="0"/>
+          <w:i w:val="0"/>
+          <w:iCs w:val="0"/>
+          <w:caps w:val="0"/>
+          <w:smallCaps w:val="0"/>
+          <w:noProof w:val="0"/>
+          <w:color w:val="000000" w:themeColor="text1" w:themeTint="FF" w:themeShade="FF"/>
+          <w:sz w:val="32"/>
+          <w:szCs w:val="32"/>
+          <w:lang w:val="en-US" w:bidi="th-TH"/>
+        </w:rPr>
+        <w:t xml:space="preserve">Evidence: </w:t>
+      </w:r>
+      <w:r>
+        <w:rPr>
+          <w:rFonts w:ascii="Angsana New" w:hAnsi="Angsana New" w:eastAsia="Angsana New" w:cs="Angsana New"/>
+          <w:b w:val="0"/>
+          <w:bCs w:val="0"/>
+          <w:i w:val="0"/>
+          <w:iCs w:val="0"/>
+          <w:caps w:val="0"/>
+          <w:smallCaps w:val="0"/>
+          <w:noProof w:val="0"/>
+          <w:color w:val="000000" w:themeColor="text1" w:themeTint="FF" w:themeShade="FF"/>
+          <w:sz w:val="32"/>
+          <w:szCs w:val="32"/>
+          <w:lang w:bidi="th-TH"/>
+        </w:rPr>
+        <w:t xml:space="preserve">รูปภาพ </w:t>
+      </w:r>
+      <w:r>
+        <w:rPr>
+          <w:rFonts w:ascii="Angsana New" w:hAnsi="Angsana New" w:eastAsia="Angsana New" w:cs="Angsana New"/>
+          <w:b w:val="0"/>
+          <w:bCs w:val="0"/>
+          <w:i w:val="0"/>
+          <w:iCs w:val="0"/>
+          <w:caps w:val="0"/>
+          <w:smallCaps w:val="0"/>
+          <w:noProof w:val="0"/>
+          <w:color w:val="000000" w:themeColor="text1" w:themeTint="FF" w:themeShade="FF"/>
+          <w:sz w:val="32"/>
+          <w:szCs w:val="32"/>
+          <w:lang w:val="en-US" w:bidi="th-TH"/>
+        </w:rPr>
+        <w:t xml:space="preserve">Screenshot </w:t>
+      </w:r>
+    </w:p>
+    <w:p>
+      <w:pPr>
+        <w:ind w:left="720"/>
+        <w:rPr>
+          <w:rFonts w:ascii="Angsana New" w:hAnsi="Angsana New" w:eastAsia="Angsana New" w:cs="Angsana New"/>
+          <w:b w:val="0"/>
+          <w:bCs w:val="0"/>
+          <w:i w:val="0"/>
+          <w:iCs w:val="0"/>
+          <w:caps w:val="0"/>
+          <w:smallCaps w:val="0"/>
+          <w:noProof w:val="0"/>
+          <w:color w:val="000000" w:themeColor="text1" w:themeTint="FF" w:themeShade="FF"/>
+          <w:sz w:val="32"/>
+          <w:szCs w:val="32"/>
+          <w:lang w:bidi="th-TH"/>
+        </w:rPr>
+      </w:pPr>
+      <w:r>
+        <w:drawing>
+          <wp:inline wp14:editId="1A9D9593" wp14:anchorId="17A9E68D">
+            <wp:extent cx="4972050" cy="2495550"/>
+            <wp:effectExtent l="0" t="0" r="0" b="0"/>
+            <wp:docPr id="666721808" name="drawing"/>
+            <wp:cNvGraphicFramePr>
+              <a:graphicFrameLocks noChangeAspect="1"/>
+            </wp:cNvGraphicFramePr>
+            <a:graphic>
+              <a:graphicData xmlns:a="http://schemas.openxmlformats.org/drawingml/2006/main" uri="http://schemas.openxmlformats.org/drawingml/2006/picture">
+                <pic:pic xmlns:pic="http://schemas.openxmlformats.org/drawingml/2006/picture">
+                  <pic:nvPicPr>
+                    <pic:cNvPr id="666721808" name="Picture 666721808"/>
+                    <pic:cNvPicPr/>
+                  </pic:nvPicPr>
+                  <pic:blipFill>
+                    <a:blip xmlns:r="http://schemas.openxmlformats.org/officeDocument/2006/relationships" r:embed="rId1564004803">
+                      <a:extLst>
+                        <a:ext uri="{28A0092B-C50C-407E-A947-70E740481C1C}">
+                          <a14:useLocalDpi xmlns:a14="http://schemas.microsoft.com/office/drawing/2010/main"/>
+                        </a:ext>
+                      </a:extLst>
+                    </a:blip>
+                    <a:stretch>
+                      <a:fillRect/>
+                    </a:stretch>
+                  </pic:blipFill>
+                  <pic:spPr>
+                    <a:xfrm>
+                      <a:off x="0" y="0"/>
+                      <a:ext cx="4972050" cy="2495550"/>
+                    </a:xfrm>
+                    <a:prstGeom prst="rect">
+                      <a:avLst/>
+                    </a:prstGeom>
+                  </pic:spPr>
+                </pic:pic>
+              </a:graphicData>
+            </a:graphic>
+          </wp:inline>
+        </w:drawing>
+      </w:r>
+    </w:p>
+    <w:p>
+      <w:pPr>
+        <w:ind w:left="1440"/>
+        <w:rPr>
+          <w:rFonts w:ascii="Angsana New" w:hAnsi="Angsana New" w:eastAsia="Angsana New" w:cs="Angsana New"/>
+          <w:b w:val="0"/>
+          <w:bCs w:val="0"/>
+          <w:i w:val="0"/>
+          <w:iCs w:val="0"/>
+          <w:caps w:val="0"/>
+          <w:smallCaps w:val="0"/>
+          <w:noProof w:val="0"/>
+          <w:color w:val="000000" w:themeColor="text1" w:themeTint="FF" w:themeShade="FF"/>
+          <w:sz w:val="32"/>
+          <w:szCs w:val="32"/>
+          <w:lang w:bidi="th-TH"/>
+        </w:rPr>
+      </w:pPr>
+    </w:p>
+    <w:p>
+      <w:pPr>
+        <w:ind w:left="1440"/>
+        <w:rPr>
+          <w:rFonts w:ascii="Angsana New" w:hAnsi="Angsana New" w:eastAsia="Angsana New" w:cs="Angsana New"/>
+          <w:b w:val="0"/>
+          <w:bCs w:val="0"/>
+          <w:i w:val="0"/>
+          <w:iCs w:val="0"/>
+          <w:caps w:val="0"/>
+          <w:smallCaps w:val="0"/>
+          <w:noProof w:val="0"/>
+          <w:color w:val="000000" w:themeColor="text1" w:themeTint="FF" w:themeShade="FF"/>
+          <w:sz w:val="32"/>
+          <w:szCs w:val="32"/>
+          <w:lang w:bidi="th-TH"/>
+        </w:rPr>
+      </w:pPr>
+    </w:p>
+    <w:p>
+      <w:pPr>
+        <w:ind w:left="1440"/>
+        <w:rPr>
+          <w:rFonts w:ascii="Angsana New" w:hAnsi="Angsana New" w:eastAsia="Angsana New" w:cs="Angsana New"/>
+          <w:b w:val="0"/>
+          <w:bCs w:val="0"/>
+          <w:i w:val="0"/>
+          <w:iCs w:val="0"/>
+          <w:caps w:val="0"/>
+          <w:smallCaps w:val="0"/>
+          <w:noProof w:val="0"/>
+          <w:color w:val="000000" w:themeColor="text1" w:themeTint="FF" w:themeShade="FF"/>
+          <w:sz w:val="32"/>
+          <w:szCs w:val="32"/>
+          <w:lang w:bidi="th-TH"/>
+        </w:rPr>
+      </w:pPr>
+    </w:p>
+    <w:p>
+      <w:pPr>
+        <w:pStyle w:val="a"/>
+        <w:ind w:left="1440"/>
+        <w:rPr>
+          <w:rFonts w:ascii="Angsana New" w:hAnsi="Angsana New" w:eastAsia="Angsana New" w:cs="Angsana New"/>
+          <w:b w:val="0"/>
+          <w:bCs w:val="0"/>
+          <w:i w:val="0"/>
+          <w:iCs w:val="0"/>
+          <w:caps w:val="0"/>
+          <w:smallCaps w:val="0"/>
+          <w:noProof w:val="0"/>
+          <w:color w:val="000000" w:themeColor="text1" w:themeTint="FF" w:themeShade="FF"/>
+          <w:sz w:val="32"/>
+          <w:szCs w:val="32"/>
+          <w:lang w:bidi="th-TH"/>
+        </w:rPr>
+      </w:pPr>
+    </w:p>
+    <w:p>
+      <w:pPr>
+        <w:pStyle w:val="a"/>
+        <w:ind w:left="1440"/>
+        <w:rPr>
+          <w:rFonts w:ascii="Angsana New" w:hAnsi="Angsana New" w:eastAsia="Angsana New" w:cs="Angsana New"/>
+          <w:b w:val="0"/>
+          <w:bCs w:val="0"/>
+          <w:i w:val="0"/>
+          <w:iCs w:val="0"/>
+          <w:caps w:val="0"/>
+          <w:smallCaps w:val="0"/>
+          <w:noProof w:val="0"/>
+          <w:color w:val="000000" w:themeColor="text1" w:themeTint="FF" w:themeShade="FF"/>
+          <w:sz w:val="32"/>
+          <w:szCs w:val="32"/>
+          <w:lang w:bidi="th-TH"/>
+        </w:rPr>
+      </w:pPr>
+    </w:p>
+    <w:p>
+      <w:pPr>
+        <w:pStyle w:val="a9"/>
+        <w:numPr>
+          <w:ilvl w:val="1"/>
+          <w:numId w:val="26"/>
+        </w:numPr>
+        <w:rPr>
+          <w:rFonts w:ascii="Angsana New" w:hAnsi="Angsana New" w:eastAsia="Angsana New" w:cs="Angsana New"/>
+          <w:b w:val="0"/>
+          <w:bCs w:val="0"/>
+          <w:i w:val="0"/>
+          <w:iCs w:val="0"/>
+          <w:caps w:val="0"/>
+          <w:smallCaps w:val="0"/>
+          <w:noProof w:val="0"/>
+          <w:color w:val="000000" w:themeColor="text1" w:themeTint="FF" w:themeShade="FF"/>
+          <w:sz w:val="32"/>
+          <w:szCs w:val="32"/>
+          <w:lang w:bidi="th-TH"/>
+        </w:rPr>
+      </w:pPr>
+      <w:r>
+        <w:rPr>
+          <w:rFonts w:ascii="Angsana New" w:hAnsi="Angsana New" w:eastAsia="Angsana New" w:cs="Angsana New"/>
+          <w:b w:val="0"/>
+          <w:bCs w:val="0"/>
+          <w:i w:val="0"/>
+          <w:iCs w:val="0"/>
+          <w:caps w:val="0"/>
+          <w:smallCaps w:val="0"/>
+          <w:noProof w:val="0"/>
+          <w:color w:val="000000" w:themeColor="text1" w:themeTint="FF" w:themeShade="FF"/>
+          <w:sz w:val="32"/>
+          <w:szCs w:val="32"/>
+          <w:lang w:val="en-US" w:bidi="th-TH"/>
+        </w:rPr>
+        <w:t>Bug ID: BUG-002</w:t>
+      </w:r>
+    </w:p>
+    <w:p>
+      <w:pPr>
+        <w:pStyle w:val="a9"/>
+        <w:numPr>
+          <w:ilvl w:val="1"/>
+          <w:numId w:val="26"/>
+        </w:numPr>
+        <w:rPr>
+          <w:rFonts w:ascii="Angsana New" w:hAnsi="Angsana New" w:eastAsia="Angsana New" w:cs="Angsana New"/>
+          <w:b w:val="0"/>
+          <w:bCs w:val="0"/>
+          <w:i w:val="0"/>
+          <w:iCs w:val="0"/>
+          <w:caps w:val="0"/>
+          <w:smallCaps w:val="0"/>
+          <w:noProof w:val="0"/>
+          <w:color w:val="000000" w:themeColor="text1" w:themeTint="FF" w:themeShade="FF"/>
+          <w:sz w:val="32"/>
+          <w:szCs w:val="32"/>
+          <w:lang w:bidi="th-TH"/>
+        </w:rPr>
+      </w:pPr>
+      <w:r>
+        <w:rPr>
+          <w:rFonts w:ascii="Angsana New" w:hAnsi="Angsana New" w:eastAsia="Angsana New" w:cs="Angsana New"/>
+          <w:b w:val="0"/>
+          <w:bCs w:val="0"/>
+          <w:i w:val="0"/>
+          <w:iCs w:val="0"/>
+          <w:caps w:val="0"/>
+          <w:smallCaps w:val="0"/>
+          <w:noProof w:val="0"/>
+          <w:color w:val="000000" w:themeColor="text1" w:themeTint="FF" w:themeShade="FF"/>
+          <w:sz w:val="32"/>
+          <w:szCs w:val="32"/>
+          <w:lang w:val="en-US" w:bidi="th-TH"/>
+        </w:rPr>
+        <w:t>Severity: High</w:t>
+      </w:r>
+    </w:p>
+    <w:p>
+      <w:pPr>
+        <w:pStyle w:val="a9"/>
+        <w:numPr>
+          <w:ilvl w:val="1"/>
+          <w:numId w:val="26"/>
+        </w:numPr>
+        <w:rPr>
+          <w:rFonts w:ascii="Angsana New" w:hAnsi="Angsana New" w:eastAsia="Angsana New" w:cs="Angsana New"/>
+          <w:b w:val="0"/>
+          <w:bCs w:val="0"/>
+          <w:i w:val="0"/>
+          <w:iCs w:val="0"/>
+          <w:caps w:val="0"/>
+          <w:smallCaps w:val="0"/>
+          <w:noProof w:val="0"/>
+          <w:color w:val="000000" w:themeColor="text1" w:themeTint="FF" w:themeShade="FF"/>
+          <w:sz w:val="32"/>
+          <w:szCs w:val="32"/>
+          <w:lang w:bidi="th-TH"/>
+        </w:rPr>
+      </w:pPr>
+      <w:r>
+        <w:rPr>
+          <w:rFonts w:ascii="Angsana New" w:hAnsi="Angsana New" w:eastAsia="Angsana New" w:cs="Angsana New"/>
+          <w:b w:val="0"/>
+          <w:bCs w:val="0"/>
+          <w:i w:val="0"/>
+          <w:iCs w:val="0"/>
+          <w:caps w:val="0"/>
+          <w:smallCaps w:val="0"/>
+          <w:noProof w:val="0"/>
+          <w:color w:val="000000" w:themeColor="text1" w:themeTint="FF" w:themeShade="FF"/>
+          <w:sz w:val="32"/>
+          <w:szCs w:val="32"/>
+          <w:lang w:val="en-US" w:bidi="th-TH"/>
+        </w:rPr>
+        <w:t>Steps to Reproduce:</w:t>
+      </w:r>
+    </w:p>
+    <w:p>
+      <w:pPr>
+        <w:pStyle w:val="a9"/>
+        <w:numPr>
+          <w:ilvl w:val="2"/>
+          <w:numId w:val="26"/>
+        </w:numPr>
+        <w:rPr>
+          <w:rFonts w:ascii="Angsana New" w:hAnsi="Angsana New" w:eastAsia="Angsana New" w:cs="Angsana New"/>
+          <w:b w:val="0"/>
+          <w:bCs w:val="0"/>
+          <w:i w:val="0"/>
+          <w:iCs w:val="0"/>
+          <w:caps w:val="0"/>
+          <w:smallCaps w:val="0"/>
+          <w:noProof w:val="0"/>
+          <w:color w:val="000000" w:themeColor="text1" w:themeTint="FF" w:themeShade="FF"/>
+          <w:sz w:val="32"/>
+          <w:szCs w:val="32"/>
+          <w:lang w:bidi="th-TH"/>
+        </w:rPr>
+      </w:pPr>
+      <w:r>
+        <w:rPr>
+          <w:rFonts w:ascii="Angsana New" w:hAnsi="Angsana New" w:eastAsia="Angsana New" w:cs="Angsana New"/>
+          <w:b w:val="0"/>
+          <w:bCs w:val="0"/>
+          <w:i w:val="0"/>
+          <w:iCs w:val="0"/>
+          <w:caps w:val="0"/>
+          <w:smallCaps w:val="0"/>
+          <w:noProof w:val="0"/>
+          <w:color w:val="000000" w:themeColor="text1" w:themeTint="FF" w:themeShade="FF"/>
+          <w:sz w:val="32"/>
+          <w:szCs w:val="32"/>
+          <w:lang w:bidi="th-TH"/>
+        </w:rPr>
+        <w:t>เข้าสู่ระบบด้วยสิทธิ์ System Administrator</w:t>
+      </w:r>
+    </w:p>
+    <w:p>
+      <w:pPr>
+        <w:pStyle w:val="a9"/>
+        <w:numPr>
+          <w:ilvl w:val="2"/>
+          <w:numId w:val="26"/>
+        </w:numPr>
+        <w:rPr>
+          <w:rFonts w:ascii="Angsana New" w:hAnsi="Angsana New" w:eastAsia="Angsana New" w:cs="Angsana New"/>
+          <w:b w:val="0"/>
+          <w:bCs w:val="0"/>
+          <w:i w:val="0"/>
+          <w:iCs w:val="0"/>
+          <w:caps w:val="0"/>
+          <w:smallCaps w:val="0"/>
+          <w:noProof w:val="0"/>
+          <w:color w:val="000000" w:themeColor="text1" w:themeTint="FF" w:themeShade="FF"/>
+          <w:sz w:val="32"/>
+          <w:szCs w:val="32"/>
+          <w:lang w:bidi="th-TH"/>
+        </w:rPr>
+      </w:pPr>
+      <w:r>
+        <w:rPr>
+          <w:rFonts w:ascii="Angsana New" w:hAnsi="Angsana New" w:eastAsia="Angsana New" w:cs="Angsana New"/>
+          <w:b w:val="0"/>
+          <w:bCs w:val="0"/>
+          <w:i w:val="0"/>
+          <w:iCs w:val="0"/>
+          <w:caps w:val="0"/>
+          <w:smallCaps w:val="0"/>
+          <w:noProof w:val="0"/>
+          <w:color w:val="000000" w:themeColor="text1" w:themeTint="FF" w:themeShade="FF"/>
+          <w:sz w:val="32"/>
+          <w:szCs w:val="32"/>
+          <w:lang w:bidi="th-TH"/>
+        </w:rPr>
+        <w:t>ไปที่เมนู "Books" เพื่อเข้าสู่หน้า Books Management</w:t>
+      </w:r>
+    </w:p>
+    <w:p>
+      <w:pPr>
+        <w:pStyle w:val="a9"/>
+        <w:numPr>
+          <w:ilvl w:val="2"/>
+          <w:numId w:val="26"/>
+        </w:numPr>
+        <w:rPr>
+          <w:rFonts w:ascii="Angsana New" w:hAnsi="Angsana New" w:eastAsia="Angsana New" w:cs="Angsana New"/>
+          <w:b w:val="0"/>
+          <w:bCs w:val="0"/>
+          <w:i w:val="0"/>
+          <w:iCs w:val="0"/>
+          <w:caps w:val="0"/>
+          <w:smallCaps w:val="0"/>
+          <w:noProof w:val="0"/>
+          <w:color w:val="000000" w:themeColor="text1" w:themeTint="FF" w:themeShade="FF"/>
+          <w:sz w:val="32"/>
+          <w:szCs w:val="32"/>
+          <w:lang w:bidi="th-TH"/>
+        </w:rPr>
+      </w:pPr>
+      <w:r>
+        <w:rPr>
+          <w:rFonts w:ascii="Angsana New" w:hAnsi="Angsana New" w:eastAsia="Angsana New" w:cs="Angsana New"/>
+          <w:b w:val="0"/>
+          <w:bCs w:val="0"/>
+          <w:i w:val="0"/>
+          <w:iCs w:val="0"/>
+          <w:caps w:val="0"/>
+          <w:smallCaps w:val="0"/>
+          <w:noProof w:val="0"/>
+          <w:color w:val="000000" w:themeColor="text1" w:themeTint="FF" w:themeShade="FF"/>
+          <w:sz w:val="32"/>
+          <w:szCs w:val="32"/>
+          <w:lang w:bidi="th-TH"/>
+        </w:rPr>
+        <w:t>เลือกหนังสือ 1 รายการ แล้วคลิกปุ่ม "Edit"</w:t>
+      </w:r>
+    </w:p>
+    <w:p>
+      <w:pPr>
+        <w:pStyle w:val="a9"/>
+        <w:numPr>
+          <w:ilvl w:val="2"/>
+          <w:numId w:val="26"/>
+        </w:numPr>
+        <w:rPr>
+          <w:rFonts w:ascii="Angsana New" w:hAnsi="Angsana New" w:eastAsia="Angsana New" w:cs="Angsana New"/>
+          <w:b w:val="0"/>
+          <w:bCs w:val="0"/>
+          <w:i w:val="0"/>
+          <w:iCs w:val="0"/>
+          <w:caps w:val="0"/>
+          <w:smallCaps w:val="0"/>
+          <w:noProof w:val="0"/>
+          <w:color w:val="000000" w:themeColor="text1" w:themeTint="FF" w:themeShade="FF"/>
+          <w:sz w:val="32"/>
+          <w:szCs w:val="32"/>
+          <w:lang w:bidi="th-TH"/>
+        </w:rPr>
+      </w:pPr>
+      <w:r>
+        <w:rPr>
+          <w:rFonts w:ascii="Angsana New" w:hAnsi="Angsana New" w:eastAsia="Angsana New" w:cs="Angsana New"/>
+          <w:b w:val="0"/>
+          <w:bCs w:val="0"/>
+          <w:i w:val="0"/>
+          <w:iCs w:val="0"/>
+          <w:caps w:val="0"/>
+          <w:smallCaps w:val="0"/>
+          <w:noProof w:val="0"/>
+          <w:color w:val="000000" w:themeColor="text1" w:themeTint="FF" w:themeShade="FF"/>
+          <w:sz w:val="32"/>
+          <w:szCs w:val="32"/>
+          <w:lang w:bidi="th-TH"/>
+        </w:rPr>
+        <w:t xml:space="preserve">แก้ไขข้อมูลในช่อง </w:t>
+      </w:r>
+      <w:r>
+        <w:rPr>
+          <w:rFonts w:ascii="Angsana New" w:hAnsi="Angsana New" w:eastAsia="Angsana New" w:cs="Angsana New"/>
+          <w:b w:val="0"/>
+          <w:bCs w:val="0"/>
+          <w:i w:val="0"/>
+          <w:iCs w:val="0"/>
+          <w:caps w:val="0"/>
+          <w:smallCaps w:val="0"/>
+          <w:noProof w:val="0"/>
+          <w:color w:val="000000" w:themeColor="text1" w:themeTint="FF" w:themeShade="FF"/>
+          <w:sz w:val="32"/>
+          <w:szCs w:val="32"/>
+          <w:lang w:bidi="th-TH"/>
+        </w:rPr>
+        <w:t>Total</w:t>
+      </w:r>
+      <w:r>
+        <w:rPr>
+          <w:rFonts w:ascii="Angsana New" w:hAnsi="Angsana New" w:eastAsia="Angsana New" w:cs="Angsana New"/>
+          <w:b w:val="0"/>
+          <w:bCs w:val="0"/>
+          <w:i w:val="0"/>
+          <w:iCs w:val="0"/>
+          <w:caps w:val="0"/>
+          <w:smallCaps w:val="0"/>
+          <w:noProof w:val="0"/>
+          <w:color w:val="000000" w:themeColor="text1" w:themeTint="FF" w:themeShade="FF"/>
+          <w:sz w:val="32"/>
+          <w:szCs w:val="32"/>
+          <w:lang w:bidi="th-TH"/>
+        </w:rPr>
+        <w:t xml:space="preserve"> </w:t>
+      </w:r>
+      <w:r>
+        <w:rPr>
+          <w:rFonts w:ascii="Angsana New" w:hAnsi="Angsana New" w:eastAsia="Angsana New" w:cs="Angsana New"/>
+          <w:b w:val="0"/>
+          <w:bCs w:val="0"/>
+          <w:i w:val="0"/>
+          <w:iCs w:val="0"/>
+          <w:caps w:val="0"/>
+          <w:smallCaps w:val="0"/>
+          <w:noProof w:val="0"/>
+          <w:color w:val="000000" w:themeColor="text1" w:themeTint="FF" w:themeShade="FF"/>
+          <w:sz w:val="32"/>
+          <w:szCs w:val="32"/>
+          <w:lang w:bidi="th-TH"/>
+        </w:rPr>
+        <w:t>Copies</w:t>
+      </w:r>
+      <w:r>
+        <w:rPr>
+          <w:rFonts w:ascii="Angsana New" w:hAnsi="Angsana New" w:eastAsia="Angsana New" w:cs="Angsana New"/>
+          <w:b w:val="0"/>
+          <w:bCs w:val="0"/>
+          <w:i w:val="0"/>
+          <w:iCs w:val="0"/>
+          <w:caps w:val="0"/>
+          <w:smallCaps w:val="0"/>
+          <w:noProof w:val="0"/>
+          <w:color w:val="000000" w:themeColor="text1" w:themeTint="FF" w:themeShade="FF"/>
+          <w:sz w:val="32"/>
+          <w:szCs w:val="32"/>
+          <w:lang w:bidi="th-TH"/>
+        </w:rPr>
+        <w:t xml:space="preserve"> ให้มีตัวเลข "น้อยกว่า" จำนวนในช่อง </w:t>
+      </w:r>
+      <w:r>
+        <w:rPr>
+          <w:rFonts w:ascii="Angsana New" w:hAnsi="Angsana New" w:eastAsia="Angsana New" w:cs="Angsana New"/>
+          <w:b w:val="0"/>
+          <w:bCs w:val="0"/>
+          <w:i w:val="0"/>
+          <w:iCs w:val="0"/>
+          <w:caps w:val="0"/>
+          <w:smallCaps w:val="0"/>
+          <w:noProof w:val="0"/>
+          <w:color w:val="000000" w:themeColor="text1" w:themeTint="FF" w:themeShade="FF"/>
+          <w:sz w:val="32"/>
+          <w:szCs w:val="32"/>
+          <w:lang w:bidi="th-TH"/>
+        </w:rPr>
+        <w:t>Available</w:t>
+      </w:r>
+      <w:r>
+        <w:rPr>
+          <w:rFonts w:ascii="Angsana New" w:hAnsi="Angsana New" w:eastAsia="Angsana New" w:cs="Angsana New"/>
+          <w:b w:val="0"/>
+          <w:bCs w:val="0"/>
+          <w:i w:val="0"/>
+          <w:iCs w:val="0"/>
+          <w:caps w:val="0"/>
+          <w:smallCaps w:val="0"/>
+          <w:noProof w:val="0"/>
+          <w:color w:val="000000" w:themeColor="text1" w:themeTint="FF" w:themeShade="FF"/>
+          <w:sz w:val="32"/>
+          <w:szCs w:val="32"/>
+          <w:lang w:bidi="th-TH"/>
+        </w:rPr>
+        <w:t xml:space="preserve"> (หรือแก้ไขให้น้อยกว่าจำนวนที่กำลังถูกยืมไป)</w:t>
+      </w:r>
+      <w:r>
+        <w:rPr>
+          <w:rFonts w:ascii="Angsana New" w:hAnsi="Angsana New" w:eastAsia="Angsana New" w:cs="Angsana New"/>
+          <w:b w:val="0"/>
+          <w:bCs w:val="0"/>
+          <w:i w:val="0"/>
+          <w:iCs w:val="0"/>
+          <w:caps w:val="0"/>
+          <w:smallCaps w:val="0"/>
+          <w:noProof w:val="0"/>
+          <w:color w:val="000000" w:themeColor="text1" w:themeTint="FF" w:themeShade="FF"/>
+          <w:sz w:val="32"/>
+          <w:szCs w:val="32"/>
+          <w:lang w:bidi="th-TH"/>
+        </w:rPr>
+        <w:t>w</w:t>
+      </w:r>
+    </w:p>
+    <w:p>
+      <w:pPr>
+        <w:pStyle w:val="a9"/>
+        <w:numPr>
+          <w:ilvl w:val="2"/>
+          <w:numId w:val="26"/>
+        </w:numPr>
+        <w:rPr>
+          <w:rFonts w:ascii="Angsana New" w:hAnsi="Angsana New" w:eastAsia="Angsana New" w:cs="Angsana New"/>
+          <w:b w:val="0"/>
+          <w:bCs w:val="0"/>
+          <w:i w:val="0"/>
+          <w:iCs w:val="0"/>
+          <w:caps w:val="0"/>
+          <w:smallCaps w:val="0"/>
+          <w:noProof w:val="0"/>
+          <w:color w:val="000000" w:themeColor="text1" w:themeTint="FF" w:themeShade="FF"/>
+          <w:sz w:val="32"/>
+          <w:szCs w:val="32"/>
+          <w:lang w:bidi="th-TH"/>
+        </w:rPr>
+      </w:pPr>
+      <w:r>
+        <w:rPr>
+          <w:rFonts w:ascii="Angsana New" w:hAnsi="Angsana New" w:eastAsia="Angsana New" w:cs="Angsana New"/>
+          <w:b w:val="0"/>
+          <w:bCs w:val="0"/>
+          <w:i w:val="0"/>
+          <w:iCs w:val="0"/>
+          <w:caps w:val="0"/>
+          <w:smallCaps w:val="0"/>
+          <w:noProof w:val="0"/>
+          <w:color w:val="000000" w:themeColor="text1" w:themeTint="FF" w:themeShade="FF"/>
+          <w:sz w:val="32"/>
+          <w:szCs w:val="32"/>
+          <w:lang w:bidi="th-TH"/>
+        </w:rPr>
+        <w:t>กดปุ่มบันทึกข้อมูล (Save)</w:t>
+      </w:r>
+    </w:p>
+    <w:p>
+      <w:pPr>
+        <w:pStyle w:val="a9"/>
+        <w:numPr>
+          <w:ilvl w:val="2"/>
+          <w:numId w:val="26"/>
+        </w:numPr>
+        <w:rPr>
+          <w:rFonts w:ascii="Angsana New" w:hAnsi="Angsana New" w:eastAsia="Angsana New" w:cs="Angsana New"/>
+          <w:b w:val="0"/>
+          <w:bCs w:val="0"/>
+          <w:i w:val="0"/>
+          <w:iCs w:val="0"/>
+          <w:caps w:val="0"/>
+          <w:smallCaps w:val="0"/>
+          <w:noProof w:val="0"/>
+          <w:color w:val="000000" w:themeColor="text1" w:themeTint="FF" w:themeShade="FF"/>
+          <w:sz w:val="32"/>
+          <w:szCs w:val="32"/>
+          <w:lang w:bidi="th-TH"/>
+        </w:rPr>
+      </w:pPr>
+      <w:r>
+        <w:rPr>
+          <w:rFonts w:ascii="Angsana New" w:hAnsi="Angsana New" w:eastAsia="Angsana New" w:cs="Angsana New"/>
+          <w:b w:val="0"/>
+          <w:bCs w:val="0"/>
+          <w:i w:val="0"/>
+          <w:iCs w:val="0"/>
+          <w:caps w:val="0"/>
+          <w:smallCaps w:val="0"/>
+          <w:noProof w:val="0"/>
+          <w:color w:val="000000" w:themeColor="text1" w:themeTint="FF" w:themeShade="FF"/>
+          <w:sz w:val="32"/>
+          <w:szCs w:val="32"/>
+          <w:lang w:bidi="th-TH"/>
+        </w:rPr>
+        <w:t>กลับมาดูที่ตาราง จะพบว่าระบบยอมให้บันทึก และแสดงผล Available มากกว่า Total Copies ซึ่งเป็นไปไม่ได้ในทางปฏิบัติ</w:t>
+      </w:r>
+    </w:p>
+    <w:p>
+      <w:pPr>
+        <w:pStyle w:val="a9"/>
+        <w:numPr>
+          <w:ilvl w:val="1"/>
+          <w:numId w:val="26"/>
+        </w:numPr>
+        <w:rPr>
+          <w:rFonts w:ascii="Angsana New" w:hAnsi="Angsana New" w:eastAsia="Angsana New" w:cs="Angsana New"/>
+          <w:b w:val="0"/>
+          <w:bCs w:val="0"/>
+          <w:i w:val="0"/>
+          <w:iCs w:val="0"/>
+          <w:caps w:val="0"/>
+          <w:smallCaps w:val="0"/>
+          <w:noProof w:val="0"/>
+          <w:color w:val="000000" w:themeColor="text1" w:themeTint="FF" w:themeShade="FF"/>
+          <w:sz w:val="32"/>
+          <w:szCs w:val="32"/>
+          <w:lang w:bidi="th-TH"/>
+        </w:rPr>
+      </w:pPr>
+      <w:r>
+        <w:rPr>
+          <w:rFonts w:ascii="Angsana New" w:hAnsi="Angsana New" w:eastAsia="Angsana New" w:cs="Angsana New"/>
+          <w:b w:val="0"/>
+          <w:bCs w:val="0"/>
+          <w:i w:val="0"/>
+          <w:iCs w:val="0"/>
+          <w:caps w:val="0"/>
+          <w:smallCaps w:val="0"/>
+          <w:noProof w:val="0"/>
+          <w:color w:val="000000" w:themeColor="text1" w:themeTint="FF" w:themeShade="FF"/>
+          <w:sz w:val="32"/>
+          <w:szCs w:val="32"/>
+          <w:lang w:val="en-US" w:bidi="th-TH"/>
+        </w:rPr>
+        <w:t>Evidence: รูปภาพ Screenshot</w:t>
+      </w:r>
+    </w:p>
+    <w:p>
+      <w:pPr>
+        <w:ind w:left="720"/>
+        <w:rPr>
+          <w:rFonts w:ascii="Angsana New" w:hAnsi="Angsana New" w:eastAsia="Angsana New" w:cs="Angsana New"/>
+          <w:b w:val="0"/>
+          <w:bCs w:val="0"/>
+          <w:i w:val="0"/>
+          <w:iCs w:val="0"/>
+          <w:caps w:val="0"/>
+          <w:smallCaps w:val="0"/>
+          <w:noProof w:val="0"/>
+          <w:color w:val="000000" w:themeColor="text1" w:themeTint="FF" w:themeShade="FF"/>
+          <w:sz w:val="32"/>
+          <w:szCs w:val="32"/>
+          <w:lang w:bidi="th-TH"/>
+        </w:rPr>
+      </w:pPr>
+      <w:r>
+        <w:drawing>
+          <wp:inline wp14:editId="6BD3BF48" wp14:anchorId="4D53EEE7">
+            <wp:extent cx="5019675" cy="2590800"/>
+            <wp:effectExtent l="0" t="0" r="0" b="0"/>
+            <wp:docPr id="1584533551" name="drawing"/>
+            <wp:cNvGraphicFramePr>
+              <a:graphicFrameLocks noChangeAspect="1"/>
+            </wp:cNvGraphicFramePr>
+            <a:graphic>
+              <a:graphicData xmlns:a="http://schemas.openxmlformats.org/drawingml/2006/main" uri="http://schemas.openxmlformats.org/drawingml/2006/picture">
+                <pic:pic xmlns:pic="http://schemas.openxmlformats.org/drawingml/2006/picture">
+                  <pic:nvPicPr>
+                    <pic:cNvPr id="1584533551" name="Picture 1584533551"/>
+                    <pic:cNvPicPr/>
+                  </pic:nvPicPr>
+                  <pic:blipFill>
+                    <a:blip xmlns:r="http://schemas.openxmlformats.org/officeDocument/2006/relationships" r:embed="rId602609051">
+                      <a:extLst>
+                        <a:ext uri="{28A0092B-C50C-407E-A947-70E740481C1C}">
+                          <a14:useLocalDpi xmlns:a14="http://schemas.microsoft.com/office/drawing/2010/main"/>
+                        </a:ext>
+                      </a:extLst>
+                    </a:blip>
+                    <a:stretch>
+                      <a:fillRect/>
+                    </a:stretch>
+                  </pic:blipFill>
+                  <pic:spPr>
+                    <a:xfrm>
+                      <a:off x="0" y="0"/>
+                      <a:ext cx="5019675" cy="2590800"/>
+                    </a:xfrm>
+                    <a:prstGeom prst="rect">
+                      <a:avLst/>
+                    </a:prstGeom>
+                  </pic:spPr>
+                </pic:pic>
+              </a:graphicData>
+            </a:graphic>
+          </wp:inline>
+        </w:drawing>
+      </w:r>
+    </w:p>
+    <w:p>
+      <w:pPr>
+        <w:rPr>
+          <w:rFonts w:ascii="Angsana New" w:hAnsi="Angsana New" w:eastAsia="Angsana New" w:cs="Angsana New"/>
+          <w:b w:val="0"/>
+          <w:bCs w:val="0"/>
+          <w:i w:val="0"/>
+          <w:iCs w:val="0"/>
+          <w:caps w:val="0"/>
+          <w:smallCaps w:val="0"/>
+          <w:noProof w:val="0"/>
+          <w:color w:val="000000" w:themeColor="text1" w:themeTint="FF" w:themeShade="FF"/>
+          <w:sz w:val="32"/>
+          <w:szCs w:val="32"/>
+          <w:lang w:bidi="th-TH"/>
+        </w:rPr>
+      </w:pPr>
+    </w:p>
+    <w:p>
+      <w:pPr>
+        <w:rPr>
+          <w:rFonts w:ascii="Angsana New" w:hAnsi="Angsana New" w:eastAsia="Angsana New" w:cs="Angsana New"/>
+          <w:b w:val="0"/>
+          <w:bCs w:val="0"/>
+          <w:i w:val="0"/>
+          <w:iCs w:val="0"/>
+          <w:caps w:val="0"/>
+          <w:smallCaps w:val="0"/>
+          <w:noProof w:val="0"/>
+          <w:color w:val="000000" w:themeColor="text1" w:themeTint="FF" w:themeShade="FF"/>
+          <w:sz w:val="32"/>
+          <w:szCs w:val="32"/>
+          <w:lang w:bidi="th-TH"/>
+        </w:rPr>
+      </w:pPr>
+    </w:p>
+    <w:p>
+      <w:pPr>
+        <w:rPr>
+          <w:rFonts w:ascii="Angsana New" w:hAnsi="Angsana New" w:eastAsia="Angsana New" w:cs="Angsana New"/>
+          <w:b w:val="0"/>
+          <w:bCs w:val="0"/>
+          <w:i w:val="0"/>
+          <w:iCs w:val="0"/>
+          <w:caps w:val="0"/>
+          <w:smallCaps w:val="0"/>
+          <w:noProof w:val="0"/>
+          <w:color w:val="000000" w:themeColor="text1" w:themeTint="FF" w:themeShade="FF"/>
+          <w:sz w:val="32"/>
+          <w:szCs w:val="32"/>
+          <w:lang w:bidi="th-TH"/>
+        </w:rPr>
+      </w:pPr>
+    </w:p>
+    <w:p>
+      <w:pPr>
+        <w:rPr>
+          <w:rFonts w:ascii="Angsana New" w:hAnsi="Angsana New" w:eastAsia="Angsana New" w:cs="Angsana New"/>
+          <w:b w:val="0"/>
+          <w:bCs w:val="0"/>
+          <w:i w:val="0"/>
+          <w:iCs w:val="0"/>
+          <w:caps w:val="0"/>
+          <w:smallCaps w:val="0"/>
+          <w:noProof w:val="0"/>
+          <w:color w:val="000000" w:themeColor="text1" w:themeTint="FF" w:themeShade="FF"/>
+          <w:sz w:val="32"/>
+          <w:szCs w:val="32"/>
+          <w:lang w:bidi="th-TH"/>
+        </w:rPr>
+      </w:pPr>
+    </w:p>
+    <w:p>
+      <w:pPr>
+        <w:rPr>
+          <w:rFonts w:ascii="Angsana New" w:hAnsi="Angsana New" w:eastAsia="Angsana New" w:cs="Angsana New"/>
+          <w:b w:val="0"/>
+          <w:bCs w:val="0"/>
+          <w:i w:val="0"/>
+          <w:iCs w:val="0"/>
+          <w:caps w:val="0"/>
+          <w:smallCaps w:val="0"/>
+          <w:noProof w:val="0"/>
+          <w:color w:val="000000" w:themeColor="text1" w:themeTint="FF" w:themeShade="FF"/>
+          <w:sz w:val="32"/>
+          <w:szCs w:val="32"/>
+          <w:lang w:bidi="th-TH"/>
+        </w:rPr>
+      </w:pPr>
+    </w:p>
+    <w:p>
+      <w:pPr>
+        <w:pStyle w:val="a9"/>
+        <w:numPr>
+          <w:ilvl w:val="1"/>
+          <w:numId w:val="26"/>
+        </w:numPr>
+        <w:rPr>
+          <w:rFonts w:ascii="Angsana New" w:hAnsi="Angsana New" w:eastAsia="Angsana New" w:cs="Angsana New"/>
+          <w:b w:val="0"/>
+          <w:bCs w:val="0"/>
+          <w:i w:val="0"/>
+          <w:iCs w:val="0"/>
+          <w:caps w:val="0"/>
+          <w:smallCaps w:val="0"/>
+          <w:noProof w:val="0"/>
+          <w:color w:val="000000" w:themeColor="text1" w:themeTint="FF" w:themeShade="FF"/>
+          <w:sz w:val="32"/>
+          <w:szCs w:val="32"/>
+          <w:lang w:bidi="th-TH"/>
+        </w:rPr>
+      </w:pPr>
+      <w:r>
+        <w:rPr>
+          <w:rFonts w:ascii="Angsana New" w:hAnsi="Angsana New" w:eastAsia="Angsana New" w:cs="Angsana New"/>
+          <w:b w:val="0"/>
+          <w:bCs w:val="0"/>
+          <w:i w:val="0"/>
+          <w:iCs w:val="0"/>
+          <w:caps w:val="0"/>
+          <w:smallCaps w:val="0"/>
+          <w:noProof w:val="0"/>
+          <w:color w:val="000000" w:themeColor="text1" w:themeTint="FF" w:themeShade="FF"/>
+          <w:sz w:val="32"/>
+          <w:szCs w:val="32"/>
+          <w:lang w:val="en-US" w:bidi="th-TH"/>
+        </w:rPr>
+        <w:t>Bug ID: BUG-003</w:t>
+      </w:r>
+    </w:p>
+    <w:p>
+      <w:pPr>
+        <w:pStyle w:val="a9"/>
+        <w:numPr>
+          <w:ilvl w:val="1"/>
+          <w:numId w:val="26"/>
+        </w:numPr>
+        <w:rPr>
+          <w:rFonts w:ascii="Angsana New" w:hAnsi="Angsana New" w:eastAsia="Angsana New" w:cs="Angsana New"/>
+          <w:b w:val="0"/>
+          <w:bCs w:val="0"/>
+          <w:i w:val="0"/>
+          <w:iCs w:val="0"/>
+          <w:caps w:val="0"/>
+          <w:smallCaps w:val="0"/>
+          <w:noProof w:val="0"/>
+          <w:color w:val="000000" w:themeColor="text1" w:themeTint="FF" w:themeShade="FF"/>
+          <w:sz w:val="32"/>
+          <w:szCs w:val="32"/>
+          <w:lang w:bidi="th-TH"/>
+        </w:rPr>
+      </w:pPr>
+      <w:r>
+        <w:rPr>
+          <w:rFonts w:ascii="Angsana New" w:hAnsi="Angsana New" w:eastAsia="Angsana New" w:cs="Angsana New"/>
+          <w:b w:val="0"/>
+          <w:bCs w:val="0"/>
+          <w:i w:val="0"/>
+          <w:iCs w:val="0"/>
+          <w:caps w:val="0"/>
+          <w:smallCaps w:val="0"/>
+          <w:noProof w:val="0"/>
+          <w:color w:val="000000" w:themeColor="text1" w:themeTint="FF" w:themeShade="FF"/>
+          <w:sz w:val="32"/>
+          <w:szCs w:val="32"/>
+          <w:lang w:val="en-US" w:bidi="th-TH"/>
+        </w:rPr>
+        <w:t>Severity: Medium</w:t>
+      </w:r>
+    </w:p>
+    <w:p>
+      <w:pPr>
+        <w:pStyle w:val="a9"/>
+        <w:numPr>
+          <w:ilvl w:val="1"/>
+          <w:numId w:val="26"/>
+        </w:numPr>
+        <w:rPr>
+          <w:rFonts w:ascii="Angsana New" w:hAnsi="Angsana New" w:eastAsia="Angsana New" w:cs="Angsana New"/>
+          <w:b w:val="0"/>
+          <w:bCs w:val="0"/>
+          <w:i w:val="0"/>
+          <w:iCs w:val="0"/>
+          <w:caps w:val="0"/>
+          <w:smallCaps w:val="0"/>
+          <w:noProof w:val="0"/>
+          <w:color w:val="000000" w:themeColor="text1" w:themeTint="FF" w:themeShade="FF"/>
+          <w:sz w:val="32"/>
+          <w:szCs w:val="32"/>
+          <w:lang w:bidi="th-TH"/>
+        </w:rPr>
+      </w:pPr>
+      <w:r>
+        <w:rPr>
+          <w:rFonts w:ascii="Angsana New" w:hAnsi="Angsana New" w:eastAsia="Angsana New" w:cs="Angsana New"/>
+          <w:b w:val="0"/>
+          <w:bCs w:val="0"/>
+          <w:i w:val="0"/>
+          <w:iCs w:val="0"/>
+          <w:caps w:val="0"/>
+          <w:smallCaps w:val="0"/>
+          <w:noProof w:val="0"/>
+          <w:color w:val="000000" w:themeColor="text1" w:themeTint="FF" w:themeShade="FF"/>
+          <w:sz w:val="32"/>
+          <w:szCs w:val="32"/>
+          <w:lang w:val="en-US" w:bidi="th-TH"/>
+        </w:rPr>
+        <w:t>Steps to Reproduce:</w:t>
+      </w:r>
+    </w:p>
+    <w:p>
+      <w:pPr>
+        <w:pStyle w:val="a9"/>
+        <w:numPr>
+          <w:ilvl w:val="2"/>
+          <w:numId w:val="26"/>
+        </w:numPr>
+        <w:rPr>
+          <w:rFonts w:ascii="Angsana New" w:hAnsi="Angsana New" w:eastAsia="Angsana New" w:cs="Angsana New"/>
+          <w:b w:val="0"/>
+          <w:bCs w:val="0"/>
+          <w:i w:val="0"/>
+          <w:iCs w:val="0"/>
+          <w:caps w:val="0"/>
+          <w:smallCaps w:val="0"/>
+          <w:noProof w:val="0"/>
+          <w:color w:val="000000" w:themeColor="text1" w:themeTint="FF" w:themeShade="FF"/>
+          <w:sz w:val="32"/>
+          <w:szCs w:val="32"/>
+          <w:lang w:bidi="th-TH"/>
+        </w:rPr>
+      </w:pPr>
+      <w:r>
+        <w:rPr>
+          <w:rFonts w:ascii="Angsana New" w:hAnsi="Angsana New" w:eastAsia="Angsana New" w:cs="Angsana New"/>
+          <w:b w:val="0"/>
+          <w:bCs w:val="0"/>
+          <w:i w:val="0"/>
+          <w:iCs w:val="0"/>
+          <w:caps w:val="0"/>
+          <w:smallCaps w:val="0"/>
+          <w:noProof w:val="0"/>
+          <w:color w:val="000000" w:themeColor="text1" w:themeTint="FF" w:themeShade="FF"/>
+          <w:sz w:val="32"/>
+          <w:szCs w:val="32"/>
+          <w:lang w:bidi="th-TH"/>
+        </w:rPr>
+        <w:t>เข้าสู่ระบบด้วยสิทธิ์ System Administrator</w:t>
+      </w:r>
+    </w:p>
+    <w:p>
+      <w:pPr>
+        <w:pStyle w:val="a9"/>
+        <w:numPr>
+          <w:ilvl w:val="2"/>
+          <w:numId w:val="26"/>
+        </w:numPr>
+        <w:rPr>
+          <w:rFonts w:ascii="Angsana New" w:hAnsi="Angsana New" w:eastAsia="Angsana New" w:cs="Angsana New"/>
+          <w:b w:val="0"/>
+          <w:bCs w:val="0"/>
+          <w:i w:val="0"/>
+          <w:iCs w:val="0"/>
+          <w:caps w:val="0"/>
+          <w:smallCaps w:val="0"/>
+          <w:noProof w:val="0"/>
+          <w:color w:val="000000" w:themeColor="text1" w:themeTint="FF" w:themeShade="FF"/>
+          <w:sz w:val="32"/>
+          <w:szCs w:val="32"/>
+          <w:lang w:bidi="th-TH"/>
+        </w:rPr>
+      </w:pPr>
+      <w:r>
+        <w:rPr>
+          <w:rFonts w:ascii="Angsana New" w:hAnsi="Angsana New" w:eastAsia="Angsana New" w:cs="Angsana New"/>
+          <w:b w:val="0"/>
+          <w:bCs w:val="0"/>
+          <w:i w:val="0"/>
+          <w:iCs w:val="0"/>
+          <w:caps w:val="0"/>
+          <w:smallCaps w:val="0"/>
+          <w:noProof w:val="0"/>
+          <w:color w:val="000000" w:themeColor="text1" w:themeTint="FF" w:themeShade="FF"/>
+          <w:sz w:val="32"/>
+          <w:szCs w:val="32"/>
+          <w:lang w:bidi="th-TH"/>
+        </w:rPr>
+        <w:t>ไปที่หน้า Borrowing Management ตรวจสอบประวัติของสมาชิก "สมชาย ใจดี" จะพบว่ามีหนังสือสถานะ "Borrowed" (ยืมค้างอยู่) จำนวน 2 รายการ</w:t>
+      </w:r>
+    </w:p>
+    <w:p>
+      <w:pPr>
+        <w:pStyle w:val="a9"/>
+        <w:numPr>
+          <w:ilvl w:val="2"/>
+          <w:numId w:val="26"/>
+        </w:numPr>
+        <w:rPr>
+          <w:rFonts w:ascii="Angsana New" w:hAnsi="Angsana New" w:eastAsia="Angsana New" w:cs="Angsana New"/>
+          <w:b w:val="0"/>
+          <w:bCs w:val="0"/>
+          <w:i w:val="0"/>
+          <w:iCs w:val="0"/>
+          <w:caps w:val="0"/>
+          <w:smallCaps w:val="0"/>
+          <w:noProof w:val="0"/>
+          <w:color w:val="000000" w:themeColor="text1" w:themeTint="FF" w:themeShade="FF"/>
+          <w:sz w:val="32"/>
+          <w:szCs w:val="32"/>
+          <w:lang w:bidi="th-TH"/>
+        </w:rPr>
+      </w:pPr>
+      <w:r>
+        <w:rPr>
+          <w:rFonts w:ascii="Angsana New" w:hAnsi="Angsana New" w:eastAsia="Angsana New" w:cs="Angsana New"/>
+          <w:b w:val="0"/>
+          <w:bCs w:val="0"/>
+          <w:i w:val="0"/>
+          <w:iCs w:val="0"/>
+          <w:caps w:val="0"/>
+          <w:smallCaps w:val="0"/>
+          <w:noProof w:val="0"/>
+          <w:color w:val="000000" w:themeColor="text1" w:themeTint="FF" w:themeShade="FF"/>
+          <w:sz w:val="32"/>
+          <w:szCs w:val="32"/>
+          <w:lang w:bidi="th-TH"/>
+        </w:rPr>
+        <w:t>ไปที่เมนู Members Management</w:t>
+      </w:r>
+    </w:p>
+    <w:p>
+      <w:pPr>
+        <w:pStyle w:val="a9"/>
+        <w:numPr>
+          <w:ilvl w:val="2"/>
+          <w:numId w:val="26"/>
+        </w:numPr>
+        <w:rPr>
+          <w:rFonts w:ascii="Angsana New" w:hAnsi="Angsana New" w:eastAsia="Angsana New" w:cs="Angsana New"/>
+          <w:b w:val="0"/>
+          <w:bCs w:val="0"/>
+          <w:i w:val="0"/>
+          <w:iCs w:val="0"/>
+          <w:caps w:val="0"/>
+          <w:smallCaps w:val="0"/>
+          <w:noProof w:val="0"/>
+          <w:color w:val="000000" w:themeColor="text1" w:themeTint="FF" w:themeShade="FF"/>
+          <w:sz w:val="32"/>
+          <w:szCs w:val="32"/>
+          <w:lang w:bidi="th-TH"/>
+        </w:rPr>
+      </w:pPr>
+      <w:r>
+        <w:rPr>
+          <w:rFonts w:ascii="Angsana New" w:hAnsi="Angsana New" w:eastAsia="Angsana New" w:cs="Angsana New"/>
+          <w:b w:val="0"/>
+          <w:bCs w:val="0"/>
+          <w:i w:val="0"/>
+          <w:iCs w:val="0"/>
+          <w:caps w:val="0"/>
+          <w:smallCaps w:val="0"/>
+          <w:noProof w:val="0"/>
+          <w:color w:val="000000" w:themeColor="text1" w:themeTint="FF" w:themeShade="FF"/>
+          <w:sz w:val="32"/>
+          <w:szCs w:val="32"/>
+          <w:lang w:bidi="th-TH"/>
+        </w:rPr>
+        <w:t>คลิกปุ่ม "Edit" เพื่อแก้ไขข้อมูลของ "สมชาย ใจดี"</w:t>
+      </w:r>
+    </w:p>
+    <w:p>
+      <w:pPr>
+        <w:pStyle w:val="a9"/>
+        <w:numPr>
+          <w:ilvl w:val="2"/>
+          <w:numId w:val="26"/>
+        </w:numPr>
+        <w:rPr>
+          <w:rFonts w:ascii="Angsana New" w:hAnsi="Angsana New" w:eastAsia="Angsana New" w:cs="Angsana New"/>
+          <w:b w:val="0"/>
+          <w:bCs w:val="0"/>
+          <w:i w:val="0"/>
+          <w:iCs w:val="0"/>
+          <w:caps w:val="0"/>
+          <w:smallCaps w:val="0"/>
+          <w:noProof w:val="0"/>
+          <w:color w:val="000000" w:themeColor="text1" w:themeTint="FF" w:themeShade="FF"/>
+          <w:sz w:val="32"/>
+          <w:szCs w:val="32"/>
+          <w:lang w:bidi="th-TH"/>
+        </w:rPr>
+      </w:pPr>
+      <w:r>
+        <w:rPr>
+          <w:rFonts w:ascii="Angsana New" w:hAnsi="Angsana New" w:eastAsia="Angsana New" w:cs="Angsana New"/>
+          <w:b w:val="0"/>
+          <w:bCs w:val="0"/>
+          <w:i w:val="0"/>
+          <w:iCs w:val="0"/>
+          <w:caps w:val="0"/>
+          <w:smallCaps w:val="0"/>
+          <w:noProof w:val="0"/>
+          <w:color w:val="000000" w:themeColor="text1" w:themeTint="FF" w:themeShade="FF"/>
+          <w:sz w:val="32"/>
+          <w:szCs w:val="32"/>
+          <w:lang w:bidi="th-TH"/>
+        </w:rPr>
+        <w:t>ปรับลดค่าในช่อง Max Books ให้เหลือ 1 เล่ม แล้วกดบันทึกข้อมูล</w:t>
+      </w:r>
+    </w:p>
+    <w:p>
+      <w:pPr>
+        <w:pStyle w:val="a9"/>
+        <w:numPr>
+          <w:ilvl w:val="2"/>
+          <w:numId w:val="26"/>
+        </w:numPr>
+        <w:rPr>
+          <w:rFonts w:ascii="Angsana New" w:hAnsi="Angsana New" w:eastAsia="Angsana New" w:cs="Angsana New"/>
+          <w:b w:val="0"/>
+          <w:bCs w:val="0"/>
+          <w:i w:val="0"/>
+          <w:iCs w:val="0"/>
+          <w:caps w:val="0"/>
+          <w:smallCaps w:val="0"/>
+          <w:noProof w:val="0"/>
+          <w:color w:val="000000" w:themeColor="text1" w:themeTint="FF" w:themeShade="FF"/>
+          <w:sz w:val="32"/>
+          <w:szCs w:val="32"/>
+          <w:lang w:bidi="th-TH"/>
+        </w:rPr>
+      </w:pPr>
+      <w:r>
+        <w:rPr>
+          <w:rFonts w:ascii="Angsana New" w:hAnsi="Angsana New" w:eastAsia="Angsana New" w:cs="Angsana New"/>
+          <w:b w:val="0"/>
+          <w:bCs w:val="0"/>
+          <w:i w:val="0"/>
+          <w:iCs w:val="0"/>
+          <w:caps w:val="0"/>
+          <w:smallCaps w:val="0"/>
+          <w:noProof w:val="0"/>
+          <w:color w:val="000000" w:themeColor="text1" w:themeTint="FF" w:themeShade="FF"/>
+          <w:sz w:val="32"/>
+          <w:szCs w:val="32"/>
+          <w:lang w:bidi="th-TH"/>
+        </w:rPr>
+        <w:t>ระบบอนุญาตให้บันทึกสำเร็จ (Max Books กลายเป็น 1 ทั้งที่ยืมค้างอยู่ 2)</w:t>
+      </w:r>
+    </w:p>
+    <w:p>
+      <w:pPr>
+        <w:pStyle w:val="a9"/>
+        <w:numPr>
+          <w:ilvl w:val="1"/>
+          <w:numId w:val="26"/>
+        </w:numPr>
+        <w:rPr>
+          <w:rFonts w:ascii="Angsana New" w:hAnsi="Angsana New" w:eastAsia="Angsana New" w:cs="Angsana New"/>
+          <w:b w:val="0"/>
+          <w:bCs w:val="0"/>
+          <w:i w:val="0"/>
+          <w:iCs w:val="0"/>
+          <w:caps w:val="0"/>
+          <w:smallCaps w:val="0"/>
+          <w:noProof w:val="0"/>
+          <w:color w:val="000000" w:themeColor="text1" w:themeTint="FF" w:themeShade="FF"/>
+          <w:sz w:val="32"/>
+          <w:szCs w:val="32"/>
+          <w:lang w:bidi="th-TH"/>
+        </w:rPr>
+      </w:pPr>
+      <w:r>
+        <w:rPr>
+          <w:rFonts w:ascii="Angsana New" w:hAnsi="Angsana New" w:eastAsia="Angsana New" w:cs="Angsana New"/>
+          <w:b w:val="0"/>
+          <w:bCs w:val="0"/>
+          <w:i w:val="0"/>
+          <w:iCs w:val="0"/>
+          <w:caps w:val="0"/>
+          <w:smallCaps w:val="0"/>
+          <w:noProof w:val="0"/>
+          <w:color w:val="000000" w:themeColor="text1" w:themeTint="FF" w:themeShade="FF"/>
+          <w:sz w:val="32"/>
+          <w:szCs w:val="32"/>
+          <w:lang w:val="en-US" w:bidi="th-TH"/>
+        </w:rPr>
+        <w:t>Evidence: รูปภาพ Screenshot</w:t>
+      </w:r>
+    </w:p>
+    <w:p>
+      <w:pPr>
+        <w:ind w:left="1440"/>
+        <w:rPr>
+          <w:rFonts w:ascii="Angsana New" w:hAnsi="Angsana New" w:eastAsia="Angsana New" w:cs="Angsana New"/>
+          <w:b w:val="0"/>
+          <w:bCs w:val="0"/>
+          <w:i w:val="0"/>
+          <w:iCs w:val="0"/>
+          <w:caps w:val="0"/>
+          <w:smallCaps w:val="0"/>
+          <w:noProof w:val="0"/>
+          <w:color w:val="000000" w:themeColor="text1" w:themeTint="FF" w:themeShade="FF"/>
+          <w:sz w:val="32"/>
+          <w:szCs w:val="32"/>
+          <w:lang w:bidi="th-TH"/>
+        </w:rPr>
+      </w:pPr>
+      <w:r>
+        <w:drawing>
+          <wp:inline wp14:editId="0AD75275" wp14:anchorId="3821D80F">
+            <wp:extent cx="4076700" cy="1362075"/>
+            <wp:effectExtent l="0" t="0" r="0" b="0"/>
+            <wp:docPr id="231493554" name="drawing"/>
+            <wp:cNvGraphicFramePr>
+              <a:graphicFrameLocks noChangeAspect="1"/>
+            </wp:cNvGraphicFramePr>
+            <a:graphic>
+              <a:graphicData xmlns:a="http://schemas.openxmlformats.org/drawingml/2006/main" uri="http://schemas.openxmlformats.org/drawingml/2006/picture">
+                <pic:pic xmlns:pic="http://schemas.openxmlformats.org/drawingml/2006/picture">
+                  <pic:nvPicPr>
+                    <pic:cNvPr id="231493554" name="Picture 231493554"/>
+                    <pic:cNvPicPr/>
+                  </pic:nvPicPr>
+                  <pic:blipFill>
+                    <a:blip xmlns:r="http://schemas.openxmlformats.org/officeDocument/2006/relationships" r:embed="rId1116900569">
+                      <a:extLst>
+                        <a:ext uri="{28A0092B-C50C-407E-A947-70E740481C1C}">
+                          <a14:useLocalDpi xmlns:a14="http://schemas.microsoft.com/office/drawing/2010/main"/>
+                        </a:ext>
+                      </a:extLst>
+                    </a:blip>
+                    <a:stretch>
+                      <a:fillRect/>
+                    </a:stretch>
+                  </pic:blipFill>
+                  <pic:spPr>
+                    <a:xfrm>
+                      <a:off x="0" y="0"/>
+                      <a:ext cx="4076700" cy="1362075"/>
+                    </a:xfrm>
+                    <a:prstGeom prst="rect">
+                      <a:avLst/>
+                    </a:prstGeom>
+                  </pic:spPr>
+                </pic:pic>
+              </a:graphicData>
+            </a:graphic>
+          </wp:inline>
+        </w:drawing>
+      </w:r>
+    </w:p>
+    <w:p>
+      <w:pPr>
+        <w:jc w:val="center"/>
+        <w:rPr>
+          <w:rFonts w:ascii="Angsana New" w:hAnsi="Angsana New" w:eastAsia="Angsana New" w:cs="Angsana New"/>
+          <w:b w:val="0"/>
+          <w:bCs w:val="0"/>
+          <w:i w:val="0"/>
+          <w:iCs w:val="0"/>
+          <w:caps w:val="0"/>
+          <w:smallCaps w:val="0"/>
+          <w:noProof w:val="0"/>
+          <w:color w:val="000000" w:themeColor="text1" w:themeTint="FF" w:themeShade="FF"/>
+          <w:sz w:val="32"/>
+          <w:szCs w:val="32"/>
+          <w:lang w:bidi="th-TH"/>
+        </w:rPr>
+      </w:pPr>
+      <w:r>
+        <w:drawing>
+          <wp:inline wp14:editId="41F62443" wp14:anchorId="5ABC0747">
+            <wp:extent cx="3705225" cy="2686050"/>
+            <wp:effectExtent l="0" t="0" r="0" b="0"/>
+            <wp:docPr id="106700402" name="drawing"/>
+            <wp:cNvGraphicFramePr>
+              <a:graphicFrameLocks noChangeAspect="1"/>
+            </wp:cNvGraphicFramePr>
+            <a:graphic>
+              <a:graphicData xmlns:a="http://schemas.openxmlformats.org/drawingml/2006/main" uri="http://schemas.openxmlformats.org/drawingml/2006/picture">
+                <pic:pic xmlns:pic="http://schemas.openxmlformats.org/drawingml/2006/picture">
+                  <pic:nvPicPr>
+                    <pic:cNvPr id="106700402" name="Picture 106700402"/>
+                    <pic:cNvPicPr/>
+                  </pic:nvPicPr>
+                  <pic:blipFill>
+                    <a:blip xmlns:r="http://schemas.openxmlformats.org/officeDocument/2006/relationships" r:embed="rId1947948798">
+                      <a:extLst>
+                        <a:ext uri="{28A0092B-C50C-407E-A947-70E740481C1C}">
+                          <a14:useLocalDpi xmlns:a14="http://schemas.microsoft.com/office/drawing/2010/main"/>
+                        </a:ext>
+                      </a:extLst>
+                    </a:blip>
+                    <a:stretch>
+                      <a:fillRect/>
+                    </a:stretch>
+                  </pic:blipFill>
+                  <pic:spPr>
+                    <a:xfrm>
+                      <a:off x="0" y="0"/>
+                      <a:ext cx="3705225" cy="2686050"/>
+                    </a:xfrm>
+                    <a:prstGeom prst="rect">
+                      <a:avLst/>
+                    </a:prstGeom>
+                  </pic:spPr>
+                </pic:pic>
+              </a:graphicData>
+            </a:graphic>
+          </wp:inline>
+        </w:drawing>
+      </w:r>
+    </w:p>
+    <w:p>
+      <w:pPr>
+        <w:pStyle w:val="a"/>
+      </w:pPr>
     </w:p>
     <w:p>
       <w:pPr>
@@ -28031,6 +29521,116 @@
 
 <file path=word/numbering.xml><?xml version="1.0" encoding="utf-8"?>
 <w:numbering xmlns:wpc="http://schemas.microsoft.com/office/word/2010/wordprocessingCanvas" xmlns:cx="http://schemas.microsoft.com/office/drawing/2014/chartex" xmlns:cx1="http://schemas.microsoft.com/office/drawing/2015/9/8/chartex" xmlns:cx2="http://schemas.microsoft.com/office/drawing/2015/10/21/chartex" xmlns:cx3="http://schemas.microsoft.com/office/drawing/2016/5/9/chartex" xmlns:cx4="http://schemas.microsoft.com/office/drawing/2016/5/10/chartex" xmlns:cx5="http://schemas.microsoft.com/office/drawing/2016/5/11/chartex" xmlns:cx6="http://schemas.microsoft.com/office/drawing/2016/5/12/chartex" xmlns:cx7="http://schemas.microsoft.com/office/drawing/2016/5/13/chartex" xmlns:cx8="http://schemas.microsoft.com/office/drawing/2016/5/14/chartex" xmlns:mc="http://schemas.openxmlformats.org/markup-compatibility/2006" xmlns:aink="http://schemas.microsoft.com/office/drawing/2016/ink" xmlns:am3d="http://schemas.microsoft.com/office/drawing/2017/model3d" xmlns:o="urn:schemas-microsoft-com:office:office" xmlns:oel="http://schemas.microsoft.com/office/2019/extlst" xmlns:r="http://schemas.openxmlformats.org/officeDocument/2006/relationships" xmlns:m="http://schemas.openxmlformats.org/officeDocument/2006/math" xmlns:v="urn:schemas-microsoft-com:vml" xmlns:wp14="http://schemas.microsoft.com/office/word/2010/wordprocessingDrawing" xmlns:wp="http://schemas.openxmlformats.org/drawingml/2006/wordprocessingDrawing" xmlns:w10="urn:schemas-microsoft-com:office:word" xmlns:w="http://schemas.openxmlformats.org/wordprocessingml/2006/main" xmlns:w14="http://schemas.microsoft.com/office/word/2010/wordml" xmlns:w15="http://schemas.microsoft.com/office/word/2012/wordml" xmlns:w16cex="http://schemas.microsoft.com/office/word/2018/wordml/cex" xmlns:w16cid="http://schemas.microsoft.com/office/word/2016/wordml/cid" xmlns:w16="http://schemas.microsoft.com/office/word/2018/wordml" xmlns:w16du="http://schemas.microsoft.com/office/word/2023/wordml/word16du" xmlns:w16sdtdh="http://schemas.microsoft.com/office/word/2020/wordml/sdtdatahash" xmlns:w16sdtfl="http://schemas.microsoft.com/office/word/2024/wordml/sdtformatlock" xmlns:w16se="http://schemas.microsoft.com/office/word/2015/wordml/symex" xmlns:wpg="http://schemas.microsoft.com/office/word/2010/wordprocessingGroup" xmlns:wpi="http://schemas.microsoft.com/office/word/2010/wordprocessingInk" xmlns:wne="http://schemas.microsoft.com/office/word/2006/wordml" xmlns:wps="http://schemas.microsoft.com/office/word/2010/wordprocessingShape" mc:Ignorable="w14 w15 w16se w16cid w16 w16cex w16sdtdh w16sdtfl w16du wp14">
+  <w:abstractNum xmlns:w="http://schemas.openxmlformats.org/wordprocessingml/2006/main" w:abstractNumId="24">
+    <w:nsid w:val="74d08fc7"/>
+    <w:multiLevelType xmlns:w="http://schemas.openxmlformats.org/wordprocessingml/2006/main" w:val="hybridMultilevel"/>
+    <w:lvl xmlns:w="http://schemas.openxmlformats.org/wordprocessingml/2006/main" w:ilvl="0">
+      <w:start w:val="1"/>
+      <w:numFmt w:val="bullet"/>
+      <w:lvlText w:val=""/>
+      <w:lvlJc w:val="left"/>
+      <w:pPr>
+        <w:ind w:left="720" w:hanging="360"/>
+      </w:pPr>
+      <w:rPr>
+        <w:rFonts w:hint="default" w:ascii="Symbol" w:hAnsi="Symbol"/>
+      </w:rPr>
+    </w:lvl>
+    <w:lvl xmlns:w="http://schemas.openxmlformats.org/wordprocessingml/2006/main" w:ilvl="1">
+      <w:start w:val="1"/>
+      <w:numFmt w:val="bullet"/>
+      <w:lvlText w:val="o"/>
+      <w:lvlJc w:val="left"/>
+      <w:pPr>
+        <w:ind w:left="1440" w:hanging="360"/>
+      </w:pPr>
+      <w:rPr>
+        <w:rFonts w:hint="default" w:ascii="Symbol" w:hAnsi="Symbol"/>
+      </w:rPr>
+    </w:lvl>
+    <w:lvl xmlns:w="http://schemas.openxmlformats.org/wordprocessingml/2006/main" w:ilvl="2">
+      <w:start w:val="1"/>
+      <w:numFmt w:val="decimal"/>
+      <w:lvlText w:val="%3."/>
+      <w:lvlJc w:val="left"/>
+      <w:pPr>
+        <w:ind w:left="2160" w:hanging="360"/>
+      </w:pPr>
+      <w:rPr/>
+    </w:lvl>
+    <w:lvl xmlns:w="http://schemas.openxmlformats.org/wordprocessingml/2006/main" w:ilvl="3">
+      <w:start w:val="1"/>
+      <w:numFmt w:val="bullet"/>
+      <w:lvlText w:val=""/>
+      <w:lvlJc w:val="left"/>
+      <w:pPr>
+        <w:ind w:left="2880" w:hanging="360"/>
+      </w:pPr>
+      <w:rPr>
+        <w:rFonts w:hint="default" w:ascii="Symbol" w:hAnsi="Symbol"/>
+      </w:rPr>
+    </w:lvl>
+    <w:lvl xmlns:w="http://schemas.openxmlformats.org/wordprocessingml/2006/main" w:ilvl="4">
+      <w:start w:val="1"/>
+      <w:numFmt w:val="bullet"/>
+      <w:lvlText w:val="o"/>
+      <w:lvlJc w:val="left"/>
+      <w:pPr>
+        <w:ind w:left="3600" w:hanging="360"/>
+      </w:pPr>
+      <w:rPr>
+        <w:rFonts w:hint="default" w:ascii="Courier New" w:hAnsi="Courier New"/>
+      </w:rPr>
+    </w:lvl>
+    <w:lvl xmlns:w="http://schemas.openxmlformats.org/wordprocessingml/2006/main" w:ilvl="5">
+      <w:start w:val="1"/>
+      <w:numFmt w:val="bullet"/>
+      <w:lvlText w:val=""/>
+      <w:lvlJc w:val="left"/>
+      <w:pPr>
+        <w:ind w:left="4320" w:hanging="360"/>
+      </w:pPr>
+      <w:rPr>
+        <w:rFonts w:hint="default" w:ascii="Wingdings" w:hAnsi="Wingdings"/>
+      </w:rPr>
+    </w:lvl>
+    <w:lvl xmlns:w="http://schemas.openxmlformats.org/wordprocessingml/2006/main" w:ilvl="6">
+      <w:start w:val="1"/>
+      <w:numFmt w:val="bullet"/>
+      <w:lvlText w:val=""/>
+      <w:lvlJc w:val="left"/>
+      <w:pPr>
+        <w:ind w:left="5040" w:hanging="360"/>
+      </w:pPr>
+      <w:rPr>
+        <w:rFonts w:hint="default" w:ascii="Symbol" w:hAnsi="Symbol"/>
+      </w:rPr>
+    </w:lvl>
+    <w:lvl xmlns:w="http://schemas.openxmlformats.org/wordprocessingml/2006/main" w:ilvl="7">
+      <w:start w:val="1"/>
+      <w:numFmt w:val="bullet"/>
+      <w:lvlText w:val="o"/>
+      <w:lvlJc w:val="left"/>
+      <w:pPr>
+        <w:ind w:left="5760" w:hanging="360"/>
+      </w:pPr>
+      <w:rPr>
+        <w:rFonts w:hint="default" w:ascii="Courier New" w:hAnsi="Courier New"/>
+      </w:rPr>
+    </w:lvl>
+    <w:lvl xmlns:w="http://schemas.openxmlformats.org/wordprocessingml/2006/main" w:ilvl="8">
+      <w:start w:val="1"/>
+      <w:numFmt w:val="bullet"/>
+      <w:lvlText w:val=""/>
+      <w:lvlJc w:val="left"/>
+      <w:pPr>
+        <w:ind w:left="6480" w:hanging="360"/>
+      </w:pPr>
+      <w:rPr>
+        <w:rFonts w:hint="default" w:ascii="Wingdings" w:hAnsi="Wingdings"/>
+      </w:rPr>
+    </w:lvl>
+  </w:abstractNum>
   <w:abstractNum w:abstractNumId="0" w15:restartNumberingAfterBreak="0">
     <w:nsid w:val="01D85A18"/>
     <w:multiLevelType w:val="multilevel"/>
@@ -31412,6 +33012,9 @@
       </w:rPr>
     </w:lvl>
   </w:abstractNum>
+  <w:num w:numId="26">
+    <w:abstractNumId w:val="24"/>
+  </w:num>
   <w:num w:numId="1" w16cid:durableId="1100298861">
     <w:abstractNumId w:val="15"/>
   </w:num>

--- a/reports/Software Testing and Evaluation.docx
+++ b/reports/Software Testing and Evaluation.docx
@@ -19,7 +19,7 @@
           <w:szCs w:val="32"/>
         </w:rPr>
         <w:drawing>
-          <wp:inline distT="0" distB="0" distL="0" distR="0" wp14:anchorId="28031009" wp14:editId="188AFD1E">
+          <wp:inline distT="0" distB="0" distL="0" distR="0" wp14:anchorId="5DF7CC01" wp14:editId="065A3AC7">
             <wp:extent cx="1244600" cy="1181100"/>
             <wp:effectExtent l="0" t="0" r="0" b="0"/>
             <wp:docPr id="1" name="รูปภาพ 1" descr="รูปภาพประกอบด้วย วงกลม, สัญลักษณ์, เครื่องหมาย, ตัวอักษร&#10;&#10;คำอธิบายที่สร้างโดยอัตโนมัติ"/>
@@ -301,16 +301,7 @@
                 <w:szCs w:val="32"/>
                 <w:cs/>
               </w:rPr>
-              <w:t>นางสาว</w:t>
-            </w:r>
-            <w:r>
-              <w:rPr>
-                <w:rFonts w:asciiTheme="majorBidi" w:hAnsiTheme="majorBidi" w:cstheme="majorBidi"/>
-                <w:sz w:val="32"/>
-                <w:szCs w:val="32"/>
-                <w:cs/>
-              </w:rPr>
-              <w:t>ณัฐชานันท์</w:t>
+              <w:t>นางสาวณัฐชานันท์</w:t>
             </w:r>
           </w:p>
         </w:tc>
@@ -413,16 +404,7 @@
                 <w:szCs w:val="32"/>
                 <w:cs/>
               </w:rPr>
-              <w:t>นางสาว</w:t>
-            </w:r>
-            <w:r>
-              <w:rPr>
-                <w:rFonts w:asciiTheme="majorBidi" w:hAnsiTheme="majorBidi" w:cstheme="majorBidi"/>
-                <w:sz w:val="32"/>
-                <w:szCs w:val="32"/>
-                <w:cs/>
-              </w:rPr>
-              <w:t>ปุณฑริก</w:t>
+              <w:t>นางสาวปุณฑริก</w:t>
             </w:r>
           </w:p>
         </w:tc>
@@ -802,7 +784,7 @@
           <w:szCs w:val="40"/>
         </w:rPr>
       </w:pPr>
-      <w:bookmarkStart w:id="0" w:name="_Toc226208228"/>
+      <w:bookmarkStart w:id="0" w:name="_Toc226291794"/>
       <w:r>
         <w:rPr>
           <w:rFonts w:asciiTheme="majorBidi" w:hAnsiTheme="majorBidi" w:hint="cs"/>
@@ -953,25 +935,7 @@
           <w:szCs w:val="32"/>
           <w:cs/>
         </w:rPr>
-        <w:t xml:space="preserve">ในการจัดทำโครงงานชิ้นนี้ </w:t>
-      </w:r>
-      <w:r>
-        <w:rPr>
-          <w:rFonts w:asciiTheme="majorBidi" w:hAnsiTheme="majorBidi" w:cstheme="majorBidi"/>
-          <w:sz w:val="32"/>
-          <w:szCs w:val="32"/>
-          <w:cs/>
-        </w:rPr>
-        <w:t>ทางกลุ่มเราได้ลองเอาความรู้ที่เรียนในห้องมาปรับใช้จริง</w:t>
-      </w:r>
-      <w:r>
-        <w:rPr>
-          <w:rFonts w:asciiTheme="majorBidi" w:hAnsiTheme="majorBidi" w:cstheme="majorBidi"/>
-          <w:sz w:val="32"/>
-          <w:szCs w:val="32"/>
-          <w:cs/>
-        </w:rPr>
-        <w:t>ไม่ว่าจะเป็นการออกแบบกรณีทดสอบ (</w:t>
+        <w:t>ในการจัดทำโครงงานชิ้นนี้ ทางกลุ่มเราได้ลองเอาความรู้ที่เรียนในห้องมาปรับใช้จริงไม่ว่าจะเป็นการออกแบบกรณีทดสอบ (</w:t>
       </w:r>
       <w:r>
         <w:rPr>
@@ -1257,7 +1221,7 @@
           <w:szCs w:val="40"/>
         </w:rPr>
       </w:pPr>
-      <w:bookmarkStart w:id="1" w:name="_Toc226208229"/>
+      <w:bookmarkStart w:id="1" w:name="_Toc226291795"/>
       <w:r>
         <w:rPr>
           <w:rFonts w:asciiTheme="majorBidi" w:hAnsiTheme="majorBidi" w:hint="cs"/>
@@ -1364,13 +1328,12 @@
         </w:rPr>
         <w:fldChar w:fldCharType="separate"/>
       </w:r>
-      <w:hyperlink w:anchor="_Toc226208228" w:history="1">
+      <w:hyperlink w:anchor="_Toc226291794" w:history="1">
         <w:r>
           <w:rPr>
             <w:rStyle w:val="af4"/>
             <w:rFonts w:asciiTheme="majorBidi" w:hAnsiTheme="majorBidi"/>
             <w:noProof/>
-            <w:color w:val="auto"/>
             <w:sz w:val="28"/>
             <w:szCs w:val="32"/>
             <w:cs/>
@@ -1402,7 +1365,7 @@
             <w:sz w:val="28"/>
             <w:szCs w:val="32"/>
           </w:rPr>
-          <w:instrText xml:space="preserve"> PAGEREF _Toc226208228 \h </w:instrText>
+          <w:instrText xml:space="preserve"> PAGEREF _Toc226291794 \h </w:instrText>
         </w:r>
         <w:r>
           <w:rPr>
@@ -1459,13 +1422,12 @@
           <w:szCs w:val="32"/>
         </w:rPr>
       </w:pPr>
-      <w:hyperlink w:anchor="_Toc226208229" w:history="1">
+      <w:hyperlink w:anchor="_Toc226291795" w:history="1">
         <w:r>
           <w:rPr>
             <w:rStyle w:val="af4"/>
             <w:rFonts w:asciiTheme="majorBidi" w:hAnsiTheme="majorBidi"/>
             <w:noProof/>
-            <w:color w:val="auto"/>
             <w:sz w:val="28"/>
             <w:szCs w:val="32"/>
             <w:cs/>
@@ -1497,7 +1459,7 @@
             <w:sz w:val="28"/>
             <w:szCs w:val="32"/>
           </w:rPr>
-          <w:instrText xml:space="preserve"> PAGEREF _Toc226208229 \h </w:instrText>
+          <w:instrText xml:space="preserve"> PAGEREF _Toc226291795 \h </w:instrText>
         </w:r>
         <w:r>
           <w:rPr>
@@ -1554,13 +1516,12 @@
           <w:szCs w:val="32"/>
         </w:rPr>
       </w:pPr>
-      <w:hyperlink w:anchor="_Toc226208230" w:history="1">
+      <w:hyperlink w:anchor="_Toc226291796" w:history="1">
         <w:r>
           <w:rPr>
             <w:rStyle w:val="af4"/>
             <w:rFonts w:asciiTheme="majorBidi" w:hAnsiTheme="majorBidi"/>
             <w:noProof/>
-            <w:color w:val="auto"/>
             <w:sz w:val="28"/>
             <w:szCs w:val="32"/>
             <w:cs/>
@@ -1572,7 +1533,6 @@
             <w:rStyle w:val="af4"/>
             <w:rFonts w:asciiTheme="majorBidi" w:hAnsiTheme="majorBidi"/>
             <w:noProof/>
-            <w:color w:val="auto"/>
             <w:sz w:val="28"/>
             <w:szCs w:val="32"/>
           </w:rPr>
@@ -1583,7 +1543,6 @@
             <w:rStyle w:val="af4"/>
             <w:rFonts w:asciiTheme="majorBidi" w:hAnsiTheme="majorBidi"/>
             <w:noProof/>
-            <w:color w:val="auto"/>
             <w:sz w:val="28"/>
             <w:szCs w:val="32"/>
             <w:cs/>
@@ -1595,7 +1554,6 @@
             <w:rStyle w:val="af4"/>
             <w:rFonts w:asciiTheme="majorBidi" w:hAnsiTheme="majorBidi"/>
             <w:noProof/>
-            <w:color w:val="auto"/>
             <w:sz w:val="28"/>
             <w:szCs w:val="32"/>
           </w:rPr>
@@ -1626,7 +1584,7 @@
             <w:sz w:val="28"/>
             <w:szCs w:val="32"/>
           </w:rPr>
-          <w:instrText xml:space="preserve"> PAGEREF _Toc226208230 \h </w:instrText>
+          <w:instrText xml:space="preserve"> PAGEREF _Toc226291796 \h </w:instrText>
         </w:r>
         <w:r>
           <w:rPr>
@@ -1681,13 +1639,12 @@
           <w:szCs w:val="32"/>
         </w:rPr>
       </w:pPr>
-      <w:hyperlink w:anchor="_Toc226208231" w:history="1">
+      <w:hyperlink w:anchor="_Toc226291797" w:history="1">
         <w:r>
           <w:rPr>
             <w:rStyle w:val="af4"/>
             <w:rFonts w:asciiTheme="majorBidi" w:hAnsiTheme="majorBidi"/>
             <w:noProof/>
-            <w:color w:val="auto"/>
             <w:sz w:val="24"/>
             <w:szCs w:val="28"/>
           </w:rPr>
@@ -1698,7 +1655,6 @@
             <w:rStyle w:val="af4"/>
             <w:rFonts w:asciiTheme="majorBidi" w:hAnsiTheme="majorBidi"/>
             <w:noProof/>
-            <w:color w:val="auto"/>
             <w:sz w:val="24"/>
             <w:szCs w:val="28"/>
             <w:cs/>
@@ -1730,7 +1686,7 @@
             <w:sz w:val="24"/>
             <w:szCs w:val="28"/>
           </w:rPr>
-          <w:instrText xml:space="preserve"> PAGEREF _Toc226208231 \h </w:instrText>
+          <w:instrText xml:space="preserve"> PAGEREF _Toc226291797 \h </w:instrText>
         </w:r>
         <w:r>
           <w:rPr>
@@ -1785,13 +1741,12 @@
           <w:szCs w:val="32"/>
         </w:rPr>
       </w:pPr>
-      <w:hyperlink w:anchor="_Toc226208232" w:history="1">
+      <w:hyperlink w:anchor="_Toc226291798" w:history="1">
         <w:r>
           <w:rPr>
             <w:rStyle w:val="af4"/>
             <w:rFonts w:asciiTheme="majorBidi" w:hAnsiTheme="majorBidi"/>
             <w:noProof/>
-            <w:color w:val="auto"/>
             <w:sz w:val="24"/>
             <w:szCs w:val="28"/>
           </w:rPr>
@@ -1802,7 +1757,6 @@
             <w:rStyle w:val="af4"/>
             <w:rFonts w:asciiTheme="majorBidi" w:hAnsiTheme="majorBidi"/>
             <w:noProof/>
-            <w:color w:val="auto"/>
             <w:sz w:val="24"/>
             <w:szCs w:val="28"/>
             <w:cs/>
@@ -1834,7 +1788,7 @@
             <w:sz w:val="24"/>
             <w:szCs w:val="28"/>
           </w:rPr>
-          <w:instrText xml:space="preserve"> PAGEREF _Toc226208232 \h </w:instrText>
+          <w:instrText xml:space="preserve"> PAGEREF _Toc226291798 \h </w:instrText>
         </w:r>
         <w:r>
           <w:rPr>
@@ -1889,13 +1843,12 @@
           <w:szCs w:val="32"/>
         </w:rPr>
       </w:pPr>
-      <w:hyperlink w:anchor="_Toc226208233" w:history="1">
+      <w:hyperlink w:anchor="_Toc226291799" w:history="1">
         <w:r>
           <w:rPr>
             <w:rStyle w:val="af4"/>
             <w:rFonts w:asciiTheme="majorBidi" w:hAnsiTheme="majorBidi"/>
             <w:noProof/>
-            <w:color w:val="auto"/>
             <w:sz w:val="24"/>
             <w:szCs w:val="28"/>
           </w:rPr>
@@ -1906,7 +1859,6 @@
             <w:rStyle w:val="af4"/>
             <w:rFonts w:asciiTheme="majorBidi" w:hAnsiTheme="majorBidi"/>
             <w:noProof/>
-            <w:color w:val="auto"/>
             <w:sz w:val="24"/>
             <w:szCs w:val="28"/>
             <w:cs/>
@@ -1918,7 +1870,6 @@
             <w:rStyle w:val="af4"/>
             <w:rFonts w:asciiTheme="majorBidi" w:hAnsiTheme="majorBidi"/>
             <w:noProof/>
-            <w:color w:val="auto"/>
             <w:sz w:val="24"/>
             <w:szCs w:val="28"/>
           </w:rPr>
@@ -1949,7 +1900,7 @@
             <w:sz w:val="24"/>
             <w:szCs w:val="28"/>
           </w:rPr>
-          <w:instrText xml:space="preserve"> PAGEREF _Toc226208233 \h </w:instrText>
+          <w:instrText xml:space="preserve"> PAGEREF _Toc226291799 \h </w:instrText>
         </w:r>
         <w:r>
           <w:rPr>
@@ -2004,13 +1955,12 @@
           <w:szCs w:val="32"/>
         </w:rPr>
       </w:pPr>
-      <w:hyperlink w:anchor="_Toc226208234" w:history="1">
+      <w:hyperlink w:anchor="_Toc226291800" w:history="1">
         <w:r>
           <w:rPr>
             <w:rStyle w:val="af4"/>
             <w:rFonts w:asciiTheme="majorBidi" w:hAnsiTheme="majorBidi"/>
             <w:noProof/>
-            <w:color w:val="auto"/>
             <w:sz w:val="24"/>
             <w:szCs w:val="28"/>
             <w:cs/>
@@ -2042,7 +1992,7 @@
             <w:sz w:val="24"/>
             <w:szCs w:val="28"/>
           </w:rPr>
-          <w:instrText xml:space="preserve"> PAGEREF _Toc226208234 \h </w:instrText>
+          <w:instrText xml:space="preserve"> PAGEREF _Toc226291800 \h </w:instrText>
         </w:r>
         <w:r>
           <w:rPr>
@@ -2099,13 +2049,12 @@
           <w:szCs w:val="32"/>
         </w:rPr>
       </w:pPr>
-      <w:hyperlink w:anchor="_Toc226208235" w:history="1">
+      <w:hyperlink w:anchor="_Toc226291801" w:history="1">
         <w:r>
           <w:rPr>
             <w:rStyle w:val="af4"/>
             <w:rFonts w:asciiTheme="majorBidi" w:hAnsiTheme="majorBidi"/>
             <w:noProof/>
-            <w:color w:val="auto"/>
             <w:sz w:val="28"/>
             <w:szCs w:val="32"/>
             <w:cs/>
@@ -2117,7 +2066,6 @@
             <w:rStyle w:val="af4"/>
             <w:rFonts w:asciiTheme="majorBidi" w:hAnsiTheme="majorBidi"/>
             <w:noProof/>
-            <w:color w:val="auto"/>
             <w:sz w:val="28"/>
             <w:szCs w:val="32"/>
           </w:rPr>
@@ -2128,7 +2076,6 @@
             <w:rStyle w:val="af4"/>
             <w:rFonts w:asciiTheme="majorBidi" w:hAnsiTheme="majorBidi"/>
             <w:noProof/>
-            <w:color w:val="auto"/>
             <w:sz w:val="28"/>
             <w:szCs w:val="32"/>
             <w:cs/>
@@ -2140,7 +2087,6 @@
             <w:rStyle w:val="af4"/>
             <w:rFonts w:asciiTheme="majorBidi" w:hAnsiTheme="majorBidi"/>
             <w:noProof/>
-            <w:color w:val="auto"/>
             <w:sz w:val="28"/>
             <w:szCs w:val="32"/>
           </w:rPr>
@@ -2171,7 +2117,7 @@
             <w:sz w:val="28"/>
             <w:szCs w:val="32"/>
           </w:rPr>
-          <w:instrText xml:space="preserve"> PAGEREF _Toc226208235 \h </w:instrText>
+          <w:instrText xml:space="preserve"> PAGEREF _Toc226291801 \h </w:instrText>
         </w:r>
         <w:r>
           <w:rPr>
@@ -2226,13 +2172,12 @@
           <w:szCs w:val="32"/>
         </w:rPr>
       </w:pPr>
-      <w:hyperlink w:anchor="_Toc226208236" w:history="1">
+      <w:hyperlink w:anchor="_Toc226291802" w:history="1">
         <w:r>
           <w:rPr>
             <w:rStyle w:val="af4"/>
             <w:rFonts w:asciiTheme="majorBidi" w:hAnsiTheme="majorBidi"/>
             <w:noProof/>
-            <w:color w:val="auto"/>
             <w:sz w:val="24"/>
             <w:szCs w:val="28"/>
           </w:rPr>
@@ -2243,7 +2188,6 @@
             <w:rStyle w:val="af4"/>
             <w:rFonts w:asciiTheme="majorBidi" w:hAnsiTheme="majorBidi"/>
             <w:noProof/>
-            <w:color w:val="auto"/>
             <w:sz w:val="24"/>
             <w:szCs w:val="28"/>
             <w:cs/>
@@ -2275,7 +2219,7 @@
             <w:sz w:val="24"/>
             <w:szCs w:val="28"/>
           </w:rPr>
-          <w:instrText xml:space="preserve"> PAGEREF _Toc226208236 \h </w:instrText>
+          <w:instrText xml:space="preserve"> PAGEREF _Toc226291802 \h </w:instrText>
         </w:r>
         <w:r>
           <w:rPr>
@@ -2330,13 +2274,12 @@
           <w:szCs w:val="32"/>
         </w:rPr>
       </w:pPr>
-      <w:hyperlink w:anchor="_Toc226208237" w:history="1">
+      <w:hyperlink w:anchor="_Toc226291803" w:history="1">
         <w:r>
           <w:rPr>
             <w:rStyle w:val="af4"/>
             <w:rFonts w:asciiTheme="majorBidi" w:hAnsiTheme="majorBidi"/>
             <w:noProof/>
-            <w:color w:val="auto"/>
             <w:sz w:val="24"/>
             <w:szCs w:val="28"/>
           </w:rPr>
@@ -2347,7 +2290,6 @@
             <w:rStyle w:val="af4"/>
             <w:rFonts w:asciiTheme="majorBidi" w:hAnsiTheme="majorBidi"/>
             <w:noProof/>
-            <w:color w:val="auto"/>
             <w:sz w:val="24"/>
             <w:szCs w:val="28"/>
             <w:cs/>
@@ -2379,7 +2321,7 @@
             <w:sz w:val="24"/>
             <w:szCs w:val="28"/>
           </w:rPr>
-          <w:instrText xml:space="preserve"> PAGEREF _Toc226208237 \h </w:instrText>
+          <w:instrText xml:space="preserve"> PAGEREF _Toc226291803 \h </w:instrText>
         </w:r>
         <w:r>
           <w:rPr>
@@ -2434,13 +2376,12 @@
           <w:szCs w:val="32"/>
         </w:rPr>
       </w:pPr>
-      <w:hyperlink w:anchor="_Toc226208238" w:history="1">
+      <w:hyperlink w:anchor="_Toc226291804" w:history="1">
         <w:r>
           <w:rPr>
             <w:rStyle w:val="af4"/>
             <w:rFonts w:asciiTheme="majorBidi" w:hAnsiTheme="majorBidi"/>
             <w:noProof/>
-            <w:color w:val="auto"/>
             <w:sz w:val="24"/>
             <w:szCs w:val="28"/>
           </w:rPr>
@@ -2451,7 +2392,6 @@
             <w:rStyle w:val="af4"/>
             <w:rFonts w:asciiTheme="majorBidi" w:hAnsiTheme="majorBidi"/>
             <w:noProof/>
-            <w:color w:val="auto"/>
             <w:sz w:val="24"/>
             <w:szCs w:val="28"/>
             <w:cs/>
@@ -2463,7 +2403,6 @@
             <w:rStyle w:val="af4"/>
             <w:rFonts w:asciiTheme="majorBidi" w:hAnsiTheme="majorBidi"/>
             <w:noProof/>
-            <w:color w:val="auto"/>
             <w:sz w:val="24"/>
             <w:szCs w:val="28"/>
           </w:rPr>
@@ -2494,7 +2433,7 @@
             <w:sz w:val="24"/>
             <w:szCs w:val="28"/>
           </w:rPr>
-          <w:instrText xml:space="preserve"> PAGEREF _Toc226208238 \h </w:instrText>
+          <w:instrText xml:space="preserve"> PAGEREF _Toc226291804 \h </w:instrText>
         </w:r>
         <w:r>
           <w:rPr>
@@ -2549,13 +2488,12 @@
           <w:szCs w:val="32"/>
         </w:rPr>
       </w:pPr>
-      <w:hyperlink w:anchor="_Toc226208239" w:history="1">
+      <w:hyperlink w:anchor="_Toc226291805" w:history="1">
         <w:r>
           <w:rPr>
             <w:rStyle w:val="af4"/>
             <w:rFonts w:asciiTheme="majorBidi" w:hAnsiTheme="majorBidi"/>
             <w:noProof/>
-            <w:color w:val="auto"/>
             <w:sz w:val="24"/>
             <w:szCs w:val="28"/>
           </w:rPr>
@@ -2566,7 +2504,6 @@
             <w:rStyle w:val="af4"/>
             <w:rFonts w:asciiTheme="majorBidi" w:hAnsiTheme="majorBidi"/>
             <w:noProof/>
-            <w:color w:val="auto"/>
             <w:sz w:val="24"/>
             <w:szCs w:val="28"/>
             <w:cs/>
@@ -2578,7 +2515,6 @@
             <w:rStyle w:val="af4"/>
             <w:rFonts w:asciiTheme="majorBidi" w:hAnsiTheme="majorBidi"/>
             <w:noProof/>
-            <w:color w:val="auto"/>
             <w:sz w:val="24"/>
             <w:szCs w:val="28"/>
           </w:rPr>
@@ -2609,7 +2545,7 @@
             <w:sz w:val="24"/>
             <w:szCs w:val="28"/>
           </w:rPr>
-          <w:instrText xml:space="preserve"> PAGEREF _Toc226208239 \h </w:instrText>
+          <w:instrText xml:space="preserve"> PAGEREF _Toc226291805 \h </w:instrText>
         </w:r>
         <w:r>
           <w:rPr>
@@ -2664,13 +2600,12 @@
           <w:szCs w:val="32"/>
         </w:rPr>
       </w:pPr>
-      <w:hyperlink w:anchor="_Toc226208240" w:history="1">
+      <w:hyperlink w:anchor="_Toc226291806" w:history="1">
         <w:r>
           <w:rPr>
             <w:rStyle w:val="af4"/>
             <w:rFonts w:asciiTheme="majorBidi" w:hAnsiTheme="majorBidi"/>
             <w:noProof/>
-            <w:color w:val="auto"/>
             <w:sz w:val="24"/>
             <w:szCs w:val="28"/>
           </w:rPr>
@@ -2681,7 +2616,6 @@
             <w:rStyle w:val="af4"/>
             <w:rFonts w:asciiTheme="majorBidi" w:hAnsiTheme="majorBidi"/>
             <w:noProof/>
-            <w:color w:val="auto"/>
             <w:sz w:val="24"/>
             <w:szCs w:val="28"/>
             <w:cs/>
@@ -2693,7 +2627,6 @@
             <w:rStyle w:val="af4"/>
             <w:rFonts w:asciiTheme="majorBidi" w:hAnsiTheme="majorBidi"/>
             <w:noProof/>
-            <w:color w:val="auto"/>
             <w:sz w:val="24"/>
             <w:szCs w:val="28"/>
           </w:rPr>
@@ -2724,7 +2657,7 @@
             <w:sz w:val="24"/>
             <w:szCs w:val="28"/>
           </w:rPr>
-          <w:instrText xml:space="preserve"> PAGEREF _Toc226208240 \h </w:instrText>
+          <w:instrText xml:space="preserve"> PAGEREF _Toc226291806 \h </w:instrText>
         </w:r>
         <w:r>
           <w:rPr>
@@ -2766,7 +2699,7 @@
     </w:p>
     <w:p>
       <w:pPr>
-        <w:pStyle w:val="11"/>
+        <w:pStyle w:val="21"/>
         <w:tabs>
           <w:tab w:val="right" w:leader="underscore" w:pos="9350"/>
         </w:tabs>
@@ -2774,174 +2707,22 @@
           <w:rFonts w:eastAsiaTheme="minorEastAsia" w:cstheme="minorBidi"/>
           <w:b w:val="0"/>
           <w:bCs w:val="0"/>
-          <w:i w:val="0"/>
-          <w:iCs w:val="0"/>
           <w:noProof/>
           <w:sz w:val="28"/>
           <w:szCs w:val="32"/>
         </w:rPr>
       </w:pPr>
-      <w:hyperlink w:anchor="_Toc226208241" w:history="1">
+      <w:hyperlink w:anchor="_Toc226291807" w:history="1">
         <w:r>
           <w:rPr>
             <w:rStyle w:val="af4"/>
             <w:rFonts w:asciiTheme="majorBidi" w:hAnsiTheme="majorBidi"/>
             <w:noProof/>
-            <w:color w:val="auto"/>
-            <w:sz w:val="28"/>
-            <w:szCs w:val="32"/>
-            <w:cs/>
-          </w:rPr>
-          <w:t xml:space="preserve">บทที่ </w:t>
-        </w:r>
-        <w:r>
-          <w:rPr>
-            <w:rStyle w:val="af4"/>
-            <w:rFonts w:asciiTheme="majorBidi" w:hAnsiTheme="majorBidi"/>
-            <w:noProof/>
-            <w:color w:val="auto"/>
-            <w:sz w:val="28"/>
-            <w:szCs w:val="32"/>
-          </w:rPr>
-          <w:t xml:space="preserve">3: </w:t>
-        </w:r>
-        <w:r>
-          <w:rPr>
-            <w:rStyle w:val="af4"/>
-            <w:rFonts w:asciiTheme="majorBidi" w:hAnsiTheme="majorBidi"/>
-            <w:noProof/>
-            <w:color w:val="auto"/>
-            <w:sz w:val="28"/>
-            <w:szCs w:val="32"/>
-            <w:cs/>
-          </w:rPr>
-          <w:t>วิธีดำเนินการทดสอบ (</w:t>
-        </w:r>
-        <w:r>
-          <w:rPr>
-            <w:rStyle w:val="af4"/>
-            <w:rFonts w:asciiTheme="majorBidi" w:hAnsiTheme="majorBidi"/>
-            <w:noProof/>
-            <w:color w:val="auto"/>
-            <w:sz w:val="28"/>
-            <w:szCs w:val="32"/>
-          </w:rPr>
-          <w:t>Test Methodology)</w:t>
-        </w:r>
-        <w:r>
-          <w:rPr>
-            <w:noProof/>
-            <w:webHidden/>
-            <w:sz w:val="28"/>
-            <w:szCs w:val="32"/>
-          </w:rPr>
-          <w:tab/>
-        </w:r>
-        <w:r>
-          <w:rPr>
-            <w:noProof/>
-            <w:webHidden/>
-            <w:sz w:val="28"/>
-            <w:szCs w:val="32"/>
-          </w:rPr>
-          <w:fldChar w:fldCharType="begin"/>
-        </w:r>
-        <w:r>
-          <w:rPr>
-            <w:noProof/>
-            <w:webHidden/>
-            <w:sz w:val="28"/>
-            <w:szCs w:val="32"/>
-          </w:rPr>
-          <w:instrText xml:space="preserve"> PAGEREF _Toc226208241 \h </w:instrText>
-        </w:r>
-        <w:r>
-          <w:rPr>
-            <w:noProof/>
-            <w:webHidden/>
-            <w:sz w:val="28"/>
-            <w:szCs w:val="32"/>
-          </w:rPr>
-        </w:r>
-        <w:r>
-          <w:rPr>
-            <w:noProof/>
-            <w:webHidden/>
-            <w:sz w:val="28"/>
-            <w:szCs w:val="32"/>
-          </w:rPr>
-          <w:fldChar w:fldCharType="separate"/>
-        </w:r>
-        <w:r>
-          <w:rPr>
-            <w:noProof/>
-            <w:webHidden/>
-            <w:sz w:val="28"/>
-            <w:szCs w:val="32"/>
-            <w:cs/>
-          </w:rPr>
-          <w:t>5</w:t>
-        </w:r>
-        <w:r>
-          <w:rPr>
-            <w:noProof/>
-            <w:webHidden/>
-            <w:sz w:val="28"/>
-            <w:szCs w:val="32"/>
-          </w:rPr>
-          <w:fldChar w:fldCharType="end"/>
-        </w:r>
-      </w:hyperlink>
-    </w:p>
-    <w:p>
-      <w:pPr>
-        <w:pStyle w:val="21"/>
-        <w:tabs>
-          <w:tab w:val="right" w:leader="underscore" w:pos="9350"/>
-        </w:tabs>
-        <w:rPr>
-          <w:rFonts w:eastAsiaTheme="minorEastAsia" w:cstheme="minorBidi"/>
-          <w:b w:val="0"/>
-          <w:bCs w:val="0"/>
-          <w:noProof/>
-          <w:sz w:val="28"/>
-          <w:szCs w:val="32"/>
-        </w:rPr>
-      </w:pPr>
-      <w:hyperlink w:anchor="_Toc226208242" w:history="1">
-        <w:r>
-          <w:rPr>
-            <w:rStyle w:val="af4"/>
-            <w:rFonts w:asciiTheme="majorBidi" w:hAnsiTheme="majorBidi"/>
-            <w:noProof/>
-            <w:color w:val="auto"/>
-            <w:sz w:val="24"/>
-            <w:szCs w:val="28"/>
-          </w:rPr>
-          <w:t xml:space="preserve">3.1 </w:t>
-        </w:r>
-        <w:r>
-          <w:rPr>
-            <w:rStyle w:val="af4"/>
-            <w:rFonts w:asciiTheme="majorBidi" w:hAnsiTheme="majorBidi"/>
-            <w:noProof/>
-            <w:color w:val="auto"/>
             <w:sz w:val="24"/>
             <w:szCs w:val="28"/>
             <w:cs/>
           </w:rPr>
-          <w:t>เส้นทางการใช้งานของผู้ใช้ (</w:t>
-        </w:r>
-        <w:r>
-          <w:rPr>
-            <w:rStyle w:val="af4"/>
-            <w:rFonts w:asciiTheme="majorBidi" w:hAnsiTheme="majorBidi"/>
-            <w:noProof/>
-            <w:color w:val="auto"/>
-            <w:sz w:val="24"/>
-            <w:szCs w:val="28"/>
-          </w:rPr>
-          <w:t>User Journeys)</w:t>
+          <w:t>2.6 ตารางแผนการดำเนินงาน</w:t>
         </w:r>
         <w:r>
           <w:rPr>
@@ -2968,7 +2749,7 @@
             <w:sz w:val="24"/>
             <w:szCs w:val="28"/>
           </w:rPr>
-          <w:instrText xml:space="preserve"> PAGEREF _Toc226208242 \h </w:instrText>
+          <w:instrText xml:space="preserve"> PAGEREF _Toc226291807 \h </w:instrText>
         </w:r>
         <w:r>
           <w:rPr>
@@ -3010,7 +2791,7 @@
     </w:p>
     <w:p>
       <w:pPr>
-        <w:pStyle w:val="21"/>
+        <w:pStyle w:val="11"/>
         <w:tabs>
           <w:tab w:val="right" w:leader="underscore" w:pos="9350"/>
         </w:tabs>
@@ -3018,45 +2799,167 @@
           <w:rFonts w:eastAsiaTheme="minorEastAsia" w:cstheme="minorBidi"/>
           <w:b w:val="0"/>
           <w:bCs w:val="0"/>
+          <w:i w:val="0"/>
+          <w:iCs w:val="0"/>
           <w:noProof/>
           <w:sz w:val="28"/>
           <w:szCs w:val="32"/>
         </w:rPr>
       </w:pPr>
-      <w:hyperlink w:anchor="_Toc226208243" w:history="1">
+      <w:hyperlink w:anchor="_Toc226291808" w:history="1">
         <w:r>
           <w:rPr>
             <w:rStyle w:val="af4"/>
             <w:rFonts w:asciiTheme="majorBidi" w:hAnsiTheme="majorBidi"/>
             <w:noProof/>
-            <w:color w:val="auto"/>
-            <w:sz w:val="24"/>
-            <w:szCs w:val="28"/>
+            <w:sz w:val="28"/>
+            <w:szCs w:val="32"/>
+            <w:cs/>
           </w:rPr>
-          <w:t xml:space="preserve">3.2 </w:t>
+          <w:t xml:space="preserve">บทที่ </w:t>
         </w:r>
         <w:r>
           <w:rPr>
             <w:rStyle w:val="af4"/>
             <w:rFonts w:asciiTheme="majorBidi" w:hAnsiTheme="majorBidi"/>
             <w:noProof/>
-            <w:color w:val="auto"/>
-            <w:sz w:val="24"/>
-            <w:szCs w:val="28"/>
-            <w:cs/>
+            <w:sz w:val="28"/>
+            <w:szCs w:val="32"/>
           </w:rPr>
-          <w:t>การออกแบบกรณีทดสอบ (</w:t>
+          <w:t xml:space="preserve">3: </w:t>
         </w:r>
         <w:r>
           <w:rPr>
             <w:rStyle w:val="af4"/>
             <w:rFonts w:asciiTheme="majorBidi" w:hAnsiTheme="majorBidi"/>
             <w:noProof/>
-            <w:color w:val="auto"/>
+            <w:sz w:val="28"/>
+            <w:szCs w:val="32"/>
+            <w:cs/>
+          </w:rPr>
+          <w:t>วิธีดำเนินการทดสอบ (</w:t>
+        </w:r>
+        <w:r>
+          <w:rPr>
+            <w:rStyle w:val="af4"/>
+            <w:rFonts w:asciiTheme="majorBidi" w:hAnsiTheme="majorBidi"/>
+            <w:noProof/>
+            <w:sz w:val="28"/>
+            <w:szCs w:val="32"/>
+          </w:rPr>
+          <w:t>Test Methodology)</w:t>
+        </w:r>
+        <w:r>
+          <w:rPr>
+            <w:noProof/>
+            <w:webHidden/>
+            <w:sz w:val="28"/>
+            <w:szCs w:val="32"/>
+          </w:rPr>
+          <w:tab/>
+        </w:r>
+        <w:r>
+          <w:rPr>
+            <w:noProof/>
+            <w:webHidden/>
+            <w:sz w:val="28"/>
+            <w:szCs w:val="32"/>
+          </w:rPr>
+          <w:fldChar w:fldCharType="begin"/>
+        </w:r>
+        <w:r>
+          <w:rPr>
+            <w:noProof/>
+            <w:webHidden/>
+            <w:sz w:val="28"/>
+            <w:szCs w:val="32"/>
+          </w:rPr>
+          <w:instrText xml:space="preserve"> PAGEREF _Toc226291808 \h </w:instrText>
+        </w:r>
+        <w:r>
+          <w:rPr>
+            <w:noProof/>
+            <w:webHidden/>
+            <w:sz w:val="28"/>
+            <w:szCs w:val="32"/>
+          </w:rPr>
+        </w:r>
+        <w:r>
+          <w:rPr>
+            <w:noProof/>
+            <w:webHidden/>
+            <w:sz w:val="28"/>
+            <w:szCs w:val="32"/>
+          </w:rPr>
+          <w:fldChar w:fldCharType="separate"/>
+        </w:r>
+        <w:r>
+          <w:rPr>
+            <w:noProof/>
+            <w:webHidden/>
+            <w:sz w:val="28"/>
+            <w:szCs w:val="32"/>
+            <w:cs/>
+          </w:rPr>
+          <w:t>6</w:t>
+        </w:r>
+        <w:r>
+          <w:rPr>
+            <w:noProof/>
+            <w:webHidden/>
+            <w:sz w:val="28"/>
+            <w:szCs w:val="32"/>
+          </w:rPr>
+          <w:fldChar w:fldCharType="end"/>
+        </w:r>
+      </w:hyperlink>
+    </w:p>
+    <w:p>
+      <w:pPr>
+        <w:pStyle w:val="21"/>
+        <w:tabs>
+          <w:tab w:val="right" w:leader="underscore" w:pos="9350"/>
+        </w:tabs>
+        <w:rPr>
+          <w:rFonts w:eastAsiaTheme="minorEastAsia" w:cstheme="minorBidi"/>
+          <w:b w:val="0"/>
+          <w:bCs w:val="0"/>
+          <w:noProof/>
+          <w:sz w:val="28"/>
+          <w:szCs w:val="32"/>
+        </w:rPr>
+      </w:pPr>
+      <w:hyperlink w:anchor="_Toc226291809" w:history="1">
+        <w:r>
+          <w:rPr>
+            <w:rStyle w:val="af4"/>
+            <w:rFonts w:asciiTheme="majorBidi" w:hAnsiTheme="majorBidi"/>
+            <w:noProof/>
             <w:sz w:val="24"/>
             <w:szCs w:val="28"/>
           </w:rPr>
-          <w:t>Test Case Design)</w:t>
+          <w:t xml:space="preserve">3.1 </w:t>
+        </w:r>
+        <w:r>
+          <w:rPr>
+            <w:rStyle w:val="af4"/>
+            <w:rFonts w:asciiTheme="majorBidi" w:hAnsiTheme="majorBidi"/>
+            <w:noProof/>
+            <w:sz w:val="24"/>
+            <w:szCs w:val="28"/>
+            <w:cs/>
+          </w:rPr>
+          <w:t>เส้นทางการใช้งานของผู้ใช้ (</w:t>
+        </w:r>
+        <w:r>
+          <w:rPr>
+            <w:rStyle w:val="af4"/>
+            <w:rFonts w:asciiTheme="majorBidi" w:hAnsiTheme="majorBidi"/>
+            <w:noProof/>
+            <w:sz w:val="24"/>
+            <w:szCs w:val="28"/>
+          </w:rPr>
+          <w:t>User Journeys)</w:t>
         </w:r>
         <w:r>
           <w:rPr>
@@ -3083,7 +2986,7 @@
             <w:sz w:val="24"/>
             <w:szCs w:val="28"/>
           </w:rPr>
-          <w:instrText xml:space="preserve"> PAGEREF _Toc226208243 \h </w:instrText>
+          <w:instrText xml:space="preserve"> PAGEREF _Toc226291809 \h </w:instrText>
         </w:r>
         <w:r>
           <w:rPr>
@@ -3138,13 +3041,124 @@
           <w:szCs w:val="32"/>
         </w:rPr>
       </w:pPr>
-      <w:hyperlink w:anchor="_Toc226208244" w:history="1">
+      <w:hyperlink w:anchor="_Toc226291810" w:history="1">
         <w:r>
           <w:rPr>
             <w:rStyle w:val="af4"/>
             <w:rFonts w:asciiTheme="majorBidi" w:hAnsiTheme="majorBidi"/>
             <w:noProof/>
-            <w:color w:val="auto"/>
+            <w:sz w:val="24"/>
+            <w:szCs w:val="28"/>
+          </w:rPr>
+          <w:t xml:space="preserve">3.2 </w:t>
+        </w:r>
+        <w:r>
+          <w:rPr>
+            <w:rStyle w:val="af4"/>
+            <w:rFonts w:asciiTheme="majorBidi" w:hAnsiTheme="majorBidi"/>
+            <w:noProof/>
+            <w:sz w:val="24"/>
+            <w:szCs w:val="28"/>
+            <w:cs/>
+          </w:rPr>
+          <w:t>การออกแบบกรณีทดสอบ (</w:t>
+        </w:r>
+        <w:r>
+          <w:rPr>
+            <w:rStyle w:val="af4"/>
+            <w:rFonts w:asciiTheme="majorBidi" w:hAnsiTheme="majorBidi"/>
+            <w:noProof/>
+            <w:sz w:val="24"/>
+            <w:szCs w:val="28"/>
+          </w:rPr>
+          <w:t>Test Case Design)</w:t>
+        </w:r>
+        <w:r>
+          <w:rPr>
+            <w:noProof/>
+            <w:webHidden/>
+            <w:sz w:val="24"/>
+            <w:szCs w:val="28"/>
+          </w:rPr>
+          <w:tab/>
+        </w:r>
+        <w:r>
+          <w:rPr>
+            <w:noProof/>
+            <w:webHidden/>
+            <w:sz w:val="24"/>
+            <w:szCs w:val="28"/>
+          </w:rPr>
+          <w:fldChar w:fldCharType="begin"/>
+        </w:r>
+        <w:r>
+          <w:rPr>
+            <w:noProof/>
+            <w:webHidden/>
+            <w:sz w:val="24"/>
+            <w:szCs w:val="28"/>
+          </w:rPr>
+          <w:instrText xml:space="preserve"> PAGEREF _Toc226291810 \h </w:instrText>
+        </w:r>
+        <w:r>
+          <w:rPr>
+            <w:noProof/>
+            <w:webHidden/>
+            <w:sz w:val="24"/>
+            <w:szCs w:val="28"/>
+          </w:rPr>
+        </w:r>
+        <w:r>
+          <w:rPr>
+            <w:noProof/>
+            <w:webHidden/>
+            <w:sz w:val="24"/>
+            <w:szCs w:val="28"/>
+          </w:rPr>
+          <w:fldChar w:fldCharType="separate"/>
+        </w:r>
+        <w:r>
+          <w:rPr>
+            <w:noProof/>
+            <w:webHidden/>
+            <w:sz w:val="24"/>
+            <w:szCs w:val="28"/>
+            <w:cs/>
+          </w:rPr>
+          <w:t>6</w:t>
+        </w:r>
+        <w:r>
+          <w:rPr>
+            <w:noProof/>
+            <w:webHidden/>
+            <w:sz w:val="24"/>
+            <w:szCs w:val="28"/>
+          </w:rPr>
+          <w:fldChar w:fldCharType="end"/>
+        </w:r>
+      </w:hyperlink>
+    </w:p>
+    <w:p>
+      <w:pPr>
+        <w:pStyle w:val="21"/>
+        <w:tabs>
+          <w:tab w:val="right" w:leader="underscore" w:pos="9350"/>
+        </w:tabs>
+        <w:rPr>
+          <w:rFonts w:eastAsiaTheme="minorEastAsia" w:cstheme="minorBidi"/>
+          <w:b w:val="0"/>
+          <w:bCs w:val="0"/>
+          <w:noProof/>
+          <w:sz w:val="28"/>
+          <w:szCs w:val="32"/>
+        </w:rPr>
+      </w:pPr>
+      <w:hyperlink w:anchor="_Toc226291811" w:history="1">
+        <w:r>
+          <w:rPr>
+            <w:rStyle w:val="af4"/>
+            <w:rFonts w:asciiTheme="majorBidi" w:hAnsiTheme="majorBidi"/>
+            <w:noProof/>
             <w:sz w:val="24"/>
             <w:szCs w:val="28"/>
             <w:cs/>
@@ -3156,7 +3170,6 @@
             <w:rStyle w:val="af4"/>
             <w:rFonts w:asciiTheme="majorBidi" w:hAnsiTheme="majorBidi"/>
             <w:noProof/>
-            <w:color w:val="auto"/>
             <w:sz w:val="24"/>
             <w:szCs w:val="28"/>
           </w:rPr>
@@ -3167,7 +3180,6 @@
             <w:rStyle w:val="af4"/>
             <w:rFonts w:asciiTheme="majorBidi" w:hAnsiTheme="majorBidi"/>
             <w:noProof/>
-            <w:color w:val="auto"/>
             <w:sz w:val="24"/>
             <w:szCs w:val="28"/>
             <w:cs/>
@@ -3179,7 +3191,6 @@
             <w:rStyle w:val="af4"/>
             <w:rFonts w:asciiTheme="majorBidi" w:hAnsiTheme="majorBidi"/>
             <w:noProof/>
-            <w:color w:val="auto"/>
             <w:sz w:val="24"/>
             <w:szCs w:val="28"/>
           </w:rPr>
@@ -3210,122 +3221,7 @@
             <w:sz w:val="24"/>
             <w:szCs w:val="28"/>
           </w:rPr>
-          <w:instrText xml:space="preserve"> PAGEREF _Toc226208244 \h </w:instrText>
-        </w:r>
-        <w:r>
-          <w:rPr>
-            <w:noProof/>
-            <w:webHidden/>
-            <w:sz w:val="24"/>
-            <w:szCs w:val="28"/>
-          </w:rPr>
-        </w:r>
-        <w:r>
-          <w:rPr>
-            <w:noProof/>
-            <w:webHidden/>
-            <w:sz w:val="24"/>
-            <w:szCs w:val="28"/>
-          </w:rPr>
-          <w:fldChar w:fldCharType="separate"/>
-        </w:r>
-        <w:r>
-          <w:rPr>
-            <w:noProof/>
-            <w:webHidden/>
-            <w:sz w:val="24"/>
-            <w:szCs w:val="28"/>
-            <w:cs/>
-          </w:rPr>
-          <w:t>8</w:t>
-        </w:r>
-        <w:r>
-          <w:rPr>
-            <w:noProof/>
-            <w:webHidden/>
-            <w:sz w:val="24"/>
-            <w:szCs w:val="28"/>
-          </w:rPr>
-          <w:fldChar w:fldCharType="end"/>
-        </w:r>
-      </w:hyperlink>
-    </w:p>
-    <w:p>
-      <w:pPr>
-        <w:pStyle w:val="21"/>
-        <w:tabs>
-          <w:tab w:val="right" w:leader="underscore" w:pos="9350"/>
-        </w:tabs>
-        <w:rPr>
-          <w:rFonts w:eastAsiaTheme="minorEastAsia" w:cstheme="minorBidi"/>
-          <w:b w:val="0"/>
-          <w:bCs w:val="0"/>
-          <w:noProof/>
-          <w:sz w:val="28"/>
-          <w:szCs w:val="32"/>
-        </w:rPr>
-      </w:pPr>
-      <w:hyperlink w:anchor="_Toc226208245" w:history="1">
-        <w:r>
-          <w:rPr>
-            <w:rStyle w:val="af4"/>
-            <w:rFonts w:asciiTheme="majorBidi" w:hAnsiTheme="majorBidi"/>
-            <w:noProof/>
-            <w:color w:val="auto"/>
-            <w:sz w:val="24"/>
-            <w:szCs w:val="28"/>
-          </w:rPr>
-          <w:t xml:space="preserve">3.4 </w:t>
-        </w:r>
-        <w:r>
-          <w:rPr>
-            <w:rStyle w:val="af4"/>
-            <w:rFonts w:asciiTheme="majorBidi" w:hAnsiTheme="majorBidi"/>
-            <w:noProof/>
-            <w:color w:val="auto"/>
-            <w:sz w:val="24"/>
-            <w:szCs w:val="28"/>
-            <w:cs/>
-          </w:rPr>
-          <w:t>ขั้นตอนการดำเนินงาน (</w:t>
-        </w:r>
-        <w:r>
-          <w:rPr>
-            <w:rStyle w:val="af4"/>
-            <w:rFonts w:asciiTheme="majorBidi" w:hAnsiTheme="majorBidi"/>
-            <w:noProof/>
-            <w:color w:val="auto"/>
-            <w:sz w:val="24"/>
-            <w:szCs w:val="28"/>
-          </w:rPr>
-          <w:t>Workflow)</w:t>
-        </w:r>
-        <w:r>
-          <w:rPr>
-            <w:noProof/>
-            <w:webHidden/>
-            <w:sz w:val="24"/>
-            <w:szCs w:val="28"/>
-          </w:rPr>
-          <w:tab/>
-        </w:r>
-        <w:r>
-          <w:rPr>
-            <w:noProof/>
-            <w:webHidden/>
-            <w:sz w:val="24"/>
-            <w:szCs w:val="28"/>
-          </w:rPr>
-          <w:fldChar w:fldCharType="begin"/>
-        </w:r>
-        <w:r>
-          <w:rPr>
-            <w:noProof/>
-            <w:webHidden/>
-            <w:sz w:val="24"/>
-            <w:szCs w:val="28"/>
-          </w:rPr>
-          <w:instrText xml:space="preserve"> PAGEREF _Toc226208245 \h </w:instrText>
+          <w:instrText xml:space="preserve"> PAGEREF _Toc226291811 \h </w:instrText>
         </w:r>
         <w:r>
           <w:rPr>
@@ -3367,6 +3263,118 @@
     </w:p>
     <w:p>
       <w:pPr>
+        <w:pStyle w:val="21"/>
+        <w:tabs>
+          <w:tab w:val="right" w:leader="underscore" w:pos="9350"/>
+        </w:tabs>
+        <w:rPr>
+          <w:rFonts w:eastAsiaTheme="minorEastAsia" w:cstheme="minorBidi"/>
+          <w:b w:val="0"/>
+          <w:bCs w:val="0"/>
+          <w:noProof/>
+          <w:sz w:val="28"/>
+          <w:szCs w:val="32"/>
+        </w:rPr>
+      </w:pPr>
+      <w:hyperlink w:anchor="_Toc226291812" w:history="1">
+        <w:r>
+          <w:rPr>
+            <w:rStyle w:val="af4"/>
+            <w:rFonts w:asciiTheme="majorBidi" w:hAnsiTheme="majorBidi"/>
+            <w:noProof/>
+            <w:sz w:val="24"/>
+            <w:szCs w:val="28"/>
+          </w:rPr>
+          <w:t xml:space="preserve">3.4 </w:t>
+        </w:r>
+        <w:r>
+          <w:rPr>
+            <w:rStyle w:val="af4"/>
+            <w:rFonts w:asciiTheme="majorBidi" w:hAnsiTheme="majorBidi"/>
+            <w:noProof/>
+            <w:sz w:val="24"/>
+            <w:szCs w:val="28"/>
+            <w:cs/>
+          </w:rPr>
+          <w:t>ขั้นตอนการดำเนินงาน (</w:t>
+        </w:r>
+        <w:r>
+          <w:rPr>
+            <w:rStyle w:val="af4"/>
+            <w:rFonts w:asciiTheme="majorBidi" w:hAnsiTheme="majorBidi"/>
+            <w:noProof/>
+            <w:sz w:val="24"/>
+            <w:szCs w:val="28"/>
+          </w:rPr>
+          <w:t>Workflow)</w:t>
+        </w:r>
+        <w:r>
+          <w:rPr>
+            <w:noProof/>
+            <w:webHidden/>
+            <w:sz w:val="24"/>
+            <w:szCs w:val="28"/>
+          </w:rPr>
+          <w:tab/>
+        </w:r>
+        <w:r>
+          <w:rPr>
+            <w:noProof/>
+            <w:webHidden/>
+            <w:sz w:val="24"/>
+            <w:szCs w:val="28"/>
+          </w:rPr>
+          <w:fldChar w:fldCharType="begin"/>
+        </w:r>
+        <w:r>
+          <w:rPr>
+            <w:noProof/>
+            <w:webHidden/>
+            <w:sz w:val="24"/>
+            <w:szCs w:val="28"/>
+          </w:rPr>
+          <w:instrText xml:space="preserve"> PAGEREF _Toc226291812 \h </w:instrText>
+        </w:r>
+        <w:r>
+          <w:rPr>
+            <w:noProof/>
+            <w:webHidden/>
+            <w:sz w:val="24"/>
+            <w:szCs w:val="28"/>
+          </w:rPr>
+        </w:r>
+        <w:r>
+          <w:rPr>
+            <w:noProof/>
+            <w:webHidden/>
+            <w:sz w:val="24"/>
+            <w:szCs w:val="28"/>
+          </w:rPr>
+          <w:fldChar w:fldCharType="separate"/>
+        </w:r>
+        <w:r>
+          <w:rPr>
+            <w:noProof/>
+            <w:webHidden/>
+            <w:sz w:val="24"/>
+            <w:szCs w:val="28"/>
+            <w:cs/>
+          </w:rPr>
+          <w:t>10</w:t>
+        </w:r>
+        <w:r>
+          <w:rPr>
+            <w:noProof/>
+            <w:webHidden/>
+            <w:sz w:val="24"/>
+            <w:szCs w:val="28"/>
+          </w:rPr>
+          <w:fldChar w:fldCharType="end"/>
+        </w:r>
+      </w:hyperlink>
+    </w:p>
+    <w:p>
+      <w:pPr>
         <w:pStyle w:val="11"/>
         <w:tabs>
           <w:tab w:val="right" w:leader="underscore" w:pos="9350"/>
@@ -3382,13 +3390,12 @@
           <w:szCs w:val="32"/>
         </w:rPr>
       </w:pPr>
-      <w:hyperlink w:anchor="_Toc226208246" w:history="1">
+      <w:hyperlink w:anchor="_Toc226291813" w:history="1">
         <w:r>
           <w:rPr>
             <w:rStyle w:val="af4"/>
             <w:rFonts w:asciiTheme="majorBidi" w:hAnsiTheme="majorBidi"/>
             <w:noProof/>
-            <w:color w:val="auto"/>
             <w:sz w:val="28"/>
             <w:szCs w:val="32"/>
             <w:cs/>
@@ -3400,7 +3407,6 @@
             <w:rStyle w:val="af4"/>
             <w:rFonts w:asciiTheme="majorBidi" w:hAnsiTheme="majorBidi"/>
             <w:noProof/>
-            <w:color w:val="auto"/>
             <w:sz w:val="28"/>
             <w:szCs w:val="32"/>
           </w:rPr>
@@ -3411,7 +3417,6 @@
             <w:rStyle w:val="af4"/>
             <w:rFonts w:asciiTheme="majorBidi" w:hAnsiTheme="majorBidi"/>
             <w:noProof/>
-            <w:color w:val="auto"/>
             <w:sz w:val="28"/>
             <w:szCs w:val="32"/>
             <w:cs/>
@@ -3423,7 +3428,6 @@
             <w:rStyle w:val="af4"/>
             <w:rFonts w:asciiTheme="majorBidi" w:hAnsiTheme="majorBidi"/>
             <w:noProof/>
-            <w:color w:val="auto"/>
             <w:sz w:val="28"/>
             <w:szCs w:val="32"/>
           </w:rPr>
@@ -3454,7 +3458,7 @@
             <w:sz w:val="28"/>
             <w:szCs w:val="32"/>
           </w:rPr>
-          <w:instrText xml:space="preserve"> PAGEREF _Toc226208246 \h </w:instrText>
+          <w:instrText xml:space="preserve"> PAGEREF _Toc226291813 \h </w:instrText>
         </w:r>
         <w:r>
           <w:rPr>
@@ -3481,7 +3485,7 @@
             <w:szCs w:val="32"/>
             <w:cs/>
           </w:rPr>
-          <w:t>9</w:t>
+          <w:t>10</w:t>
         </w:r>
         <w:r>
           <w:rPr>
@@ -3511,13 +3515,12 @@
           <w:szCs w:val="32"/>
         </w:rPr>
       </w:pPr>
-      <w:hyperlink w:anchor="_Toc226208247" w:history="1">
+      <w:hyperlink w:anchor="_Toc226291814" w:history="1">
         <w:r>
           <w:rPr>
             <w:rStyle w:val="af4"/>
             <w:rFonts w:ascii="Angsana New" w:eastAsia="Angsana New" w:hAnsi="Angsana New" w:cs="Angsana New"/>
             <w:noProof/>
-            <w:color w:val="auto"/>
             <w:sz w:val="28"/>
             <w:szCs w:val="32"/>
           </w:rPr>
@@ -3548,7 +3551,7 @@
             <w:sz w:val="28"/>
             <w:szCs w:val="32"/>
           </w:rPr>
-          <w:instrText xml:space="preserve"> PAGEREF _Toc226208247 \h </w:instrText>
+          <w:instrText xml:space="preserve"> PAGEREF _Toc226291814 \h </w:instrText>
         </w:r>
         <w:r>
           <w:rPr>
@@ -3575,7 +3578,7 @@
             <w:szCs w:val="32"/>
             <w:cs/>
           </w:rPr>
-          <w:t>21</w:t>
+          <w:t>22</w:t>
         </w:r>
         <w:r>
           <w:rPr>
@@ -3605,13 +3608,12 @@
           <w:szCs w:val="32"/>
         </w:rPr>
       </w:pPr>
-      <w:hyperlink w:anchor="_Toc226208248" w:history="1">
+      <w:hyperlink w:anchor="_Toc226291815" w:history="1">
         <w:r>
           <w:rPr>
             <w:rStyle w:val="af4"/>
             <w:rFonts w:ascii="Angsana New" w:eastAsia="Angsana New" w:hAnsi="Angsana New" w:cs="Angsana New"/>
             <w:noProof/>
-            <w:color w:val="auto"/>
             <w:sz w:val="28"/>
             <w:szCs w:val="32"/>
           </w:rPr>
@@ -3642,7 +3644,7 @@
             <w:sz w:val="28"/>
             <w:szCs w:val="32"/>
           </w:rPr>
-          <w:instrText xml:space="preserve"> PAGEREF _Toc226208248 \h </w:instrText>
+          <w:instrText xml:space="preserve"> PAGEREF _Toc226291815 \h </w:instrText>
         </w:r>
         <w:r>
           <w:rPr>
@@ -3669,7 +3671,7 @@
             <w:szCs w:val="32"/>
             <w:cs/>
           </w:rPr>
-          <w:t>28</w:t>
+          <w:t>29</w:t>
         </w:r>
         <w:r>
           <w:rPr>
@@ -3697,13 +3699,12 @@
           <w:szCs w:val="32"/>
         </w:rPr>
       </w:pPr>
-      <w:hyperlink w:anchor="_Toc226208249" w:history="1">
+      <w:hyperlink w:anchor="_Toc226291816" w:history="1">
         <w:r>
           <w:rPr>
             <w:rStyle w:val="af4"/>
             <w:rFonts w:ascii="Angsana New" w:eastAsia="Angsana New" w:hAnsi="Angsana New" w:cs="Angsana New"/>
             <w:noProof/>
-            <w:color w:val="auto"/>
             <w:sz w:val="24"/>
             <w:szCs w:val="28"/>
           </w:rPr>
@@ -3734,99 +3735,7 @@
             <w:sz w:val="24"/>
             <w:szCs w:val="28"/>
           </w:rPr>
-          <w:instrText xml:space="preserve"> PAGEREF _Toc226208249 \h </w:instrText>
-        </w:r>
-        <w:r>
-          <w:rPr>
-            <w:noProof/>
-            <w:webHidden/>
-            <w:sz w:val="24"/>
-            <w:szCs w:val="28"/>
-          </w:rPr>
-        </w:r>
-        <w:r>
-          <w:rPr>
-            <w:noProof/>
-            <w:webHidden/>
-            <w:sz w:val="24"/>
-            <w:szCs w:val="28"/>
-          </w:rPr>
-          <w:fldChar w:fldCharType="separate"/>
-        </w:r>
-        <w:r>
-          <w:rPr>
-            <w:noProof/>
-            <w:webHidden/>
-            <w:sz w:val="24"/>
-            <w:szCs w:val="28"/>
-            <w:cs/>
-          </w:rPr>
-          <w:t>28</w:t>
-        </w:r>
-        <w:r>
-          <w:rPr>
-            <w:noProof/>
-            <w:webHidden/>
-            <w:sz w:val="24"/>
-            <w:szCs w:val="28"/>
-          </w:rPr>
-          <w:fldChar w:fldCharType="end"/>
-        </w:r>
-      </w:hyperlink>
-    </w:p>
-    <w:p>
-      <w:pPr>
-        <w:pStyle w:val="21"/>
-        <w:tabs>
-          <w:tab w:val="right" w:leader="underscore" w:pos="9350"/>
-        </w:tabs>
-        <w:rPr>
-          <w:rFonts w:eastAsiaTheme="minorEastAsia" w:cstheme="minorBidi"/>
-          <w:b w:val="0"/>
-          <w:bCs w:val="0"/>
-          <w:noProof/>
-          <w:sz w:val="28"/>
-          <w:szCs w:val="32"/>
-        </w:rPr>
-      </w:pPr>
-      <w:hyperlink w:anchor="_Toc226208250" w:history="1">
-        <w:r>
-          <w:rPr>
-            <w:rStyle w:val="af4"/>
-            <w:rFonts w:ascii="Angsana New" w:eastAsia="Angsana New" w:hAnsi="Angsana New" w:cs="Angsana New"/>
-            <w:noProof/>
-            <w:color w:val="auto"/>
-            <w:sz w:val="24"/>
-            <w:szCs w:val="28"/>
-          </w:rPr>
-          <w:t>6.2 เมตริกส์สำคัญ:</w:t>
-        </w:r>
-        <w:r>
-          <w:rPr>
-            <w:noProof/>
-            <w:webHidden/>
-            <w:sz w:val="24"/>
-            <w:szCs w:val="28"/>
-          </w:rPr>
-          <w:tab/>
-        </w:r>
-        <w:r>
-          <w:rPr>
-            <w:noProof/>
-            <w:webHidden/>
-            <w:sz w:val="24"/>
-            <w:szCs w:val="28"/>
-          </w:rPr>
-          <w:fldChar w:fldCharType="begin"/>
-        </w:r>
-        <w:r>
-          <w:rPr>
-            <w:noProof/>
-            <w:webHidden/>
-            <w:sz w:val="24"/>
-            <w:szCs w:val="28"/>
-          </w:rPr>
-          <w:instrText xml:space="preserve"> PAGEREF _Toc226208250 \h </w:instrText>
+          <w:instrText xml:space="preserve"> PAGEREF _Toc226291816 \h </w:instrText>
         </w:r>
         <w:r>
           <w:rPr>
@@ -3881,17 +3790,16 @@
           <w:szCs w:val="32"/>
         </w:rPr>
       </w:pPr>
-      <w:hyperlink w:anchor="_Toc226208251" w:history="1">
+      <w:hyperlink w:anchor="_Toc226291817" w:history="1">
         <w:r>
           <w:rPr>
             <w:rStyle w:val="af4"/>
             <w:rFonts w:ascii="Angsana New" w:eastAsia="Angsana New" w:hAnsi="Angsana New" w:cs="Angsana New"/>
             <w:noProof/>
-            <w:color w:val="auto"/>
             <w:sz w:val="24"/>
             <w:szCs w:val="28"/>
           </w:rPr>
-          <w:t>6.3 การวิเคราะห์คุณภาพตามมาตรฐาน ISO 25010</w:t>
+          <w:t>6.2 เมตริกส์สำคัญ:</w:t>
         </w:r>
         <w:r>
           <w:rPr>
@@ -3918,7 +3826,7 @@
             <w:sz w:val="24"/>
             <w:szCs w:val="28"/>
           </w:rPr>
-          <w:instrText xml:space="preserve"> PAGEREF _Toc226208251 \h </w:instrText>
+          <w:instrText xml:space="preserve"> PAGEREF _Toc226291817 \h </w:instrText>
         </w:r>
         <w:r>
           <w:rPr>
@@ -3960,7 +3868,7 @@
     </w:p>
     <w:p>
       <w:pPr>
-        <w:pStyle w:val="11"/>
+        <w:pStyle w:val="21"/>
         <w:tabs>
           <w:tab w:val="right" w:leader="underscore" w:pos="9350"/>
         </w:tabs>
@@ -3968,116 +3876,21 @@
           <w:rFonts w:eastAsiaTheme="minorEastAsia" w:cstheme="minorBidi"/>
           <w:b w:val="0"/>
           <w:bCs w:val="0"/>
-          <w:i w:val="0"/>
-          <w:iCs w:val="0"/>
           <w:noProof/>
           <w:sz w:val="28"/>
           <w:szCs w:val="32"/>
         </w:rPr>
       </w:pPr>
-      <w:hyperlink w:anchor="_Toc226208252" w:history="1">
+      <w:hyperlink w:anchor="_Toc226291818" w:history="1">
         <w:r>
           <w:rPr>
             <w:rStyle w:val="af4"/>
             <w:rFonts w:ascii="Angsana New" w:eastAsia="Angsana New" w:hAnsi="Angsana New" w:cs="Angsana New"/>
             <w:noProof/>
-            <w:color w:val="auto"/>
-            <w:sz w:val="28"/>
-            <w:szCs w:val="32"/>
-          </w:rPr>
-          <w:t>บทที่ 7: สรุปผลและข้อเสนอแนะ (Conclusion &amp; Recommendations)</w:t>
-        </w:r>
-        <w:r>
-          <w:rPr>
-            <w:noProof/>
-            <w:webHidden/>
-            <w:sz w:val="28"/>
-            <w:szCs w:val="32"/>
-          </w:rPr>
-          <w:tab/>
-        </w:r>
-        <w:r>
-          <w:rPr>
-            <w:noProof/>
-            <w:webHidden/>
-            <w:sz w:val="28"/>
-            <w:szCs w:val="32"/>
-          </w:rPr>
-          <w:fldChar w:fldCharType="begin"/>
-        </w:r>
-        <w:r>
-          <w:rPr>
-            <w:noProof/>
-            <w:webHidden/>
-            <w:sz w:val="28"/>
-            <w:szCs w:val="32"/>
-          </w:rPr>
-          <w:instrText xml:space="preserve"> PAGEREF _Toc226208252 \h </w:instrText>
-        </w:r>
-        <w:r>
-          <w:rPr>
-            <w:noProof/>
-            <w:webHidden/>
-            <w:sz w:val="28"/>
-            <w:szCs w:val="32"/>
-          </w:rPr>
-        </w:r>
-        <w:r>
-          <w:rPr>
-            <w:noProof/>
-            <w:webHidden/>
-            <w:sz w:val="28"/>
-            <w:szCs w:val="32"/>
-          </w:rPr>
-          <w:fldChar w:fldCharType="separate"/>
-        </w:r>
-        <w:r>
-          <w:rPr>
-            <w:noProof/>
-            <w:webHidden/>
-            <w:sz w:val="28"/>
-            <w:szCs w:val="32"/>
-            <w:cs/>
-          </w:rPr>
-          <w:t>31</w:t>
-        </w:r>
-        <w:r>
-          <w:rPr>
-            <w:noProof/>
-            <w:webHidden/>
-            <w:sz w:val="28"/>
-            <w:szCs w:val="32"/>
-          </w:rPr>
-          <w:fldChar w:fldCharType="end"/>
-        </w:r>
-      </w:hyperlink>
-    </w:p>
-    <w:p>
-      <w:pPr>
-        <w:pStyle w:val="21"/>
-        <w:tabs>
-          <w:tab w:val="right" w:leader="underscore" w:pos="9350"/>
-        </w:tabs>
-        <w:rPr>
-          <w:rFonts w:eastAsiaTheme="minorEastAsia" w:cstheme="minorBidi"/>
-          <w:b w:val="0"/>
-          <w:bCs w:val="0"/>
-          <w:noProof/>
-          <w:sz w:val="28"/>
-          <w:szCs w:val="32"/>
-        </w:rPr>
-      </w:pPr>
-      <w:hyperlink w:anchor="_Toc226208253" w:history="1">
-        <w:r>
-          <w:rPr>
-            <w:rStyle w:val="af4"/>
-            <w:rFonts w:ascii="Angsana New" w:eastAsia="Angsana New" w:hAnsi="Angsana New" w:cs="Angsana New"/>
-            <w:noProof/>
-            <w:color w:val="auto"/>
             <w:sz w:val="24"/>
             <w:szCs w:val="28"/>
           </w:rPr>
-          <w:t>7.1 สรุปภาพรวม</w:t>
+          <w:t>6.3 การวิเคราะห์คุณภาพตามมาตรฐาน ISO 25010</w:t>
         </w:r>
         <w:r>
           <w:rPr>
@@ -4104,7 +3917,7 @@
             <w:sz w:val="24"/>
             <w:szCs w:val="28"/>
           </w:rPr>
-          <w:instrText xml:space="preserve"> PAGEREF _Toc226208253 \h </w:instrText>
+          <w:instrText xml:space="preserve"> PAGEREF _Toc226291818 \h </w:instrText>
         </w:r>
         <w:r>
           <w:rPr>
@@ -4146,6 +3959,99 @@
     </w:p>
     <w:p>
       <w:pPr>
+        <w:pStyle w:val="11"/>
+        <w:tabs>
+          <w:tab w:val="right" w:leader="underscore" w:pos="9350"/>
+        </w:tabs>
+        <w:rPr>
+          <w:rFonts w:eastAsiaTheme="minorEastAsia" w:cstheme="minorBidi"/>
+          <w:b w:val="0"/>
+          <w:bCs w:val="0"/>
+          <w:i w:val="0"/>
+          <w:iCs w:val="0"/>
+          <w:noProof/>
+          <w:sz w:val="28"/>
+          <w:szCs w:val="32"/>
+        </w:rPr>
+      </w:pPr>
+      <w:hyperlink w:anchor="_Toc226291819" w:history="1">
+        <w:r>
+          <w:rPr>
+            <w:rStyle w:val="af4"/>
+            <w:rFonts w:ascii="Angsana New" w:eastAsia="Angsana New" w:hAnsi="Angsana New" w:cs="Angsana New"/>
+            <w:noProof/>
+            <w:sz w:val="28"/>
+            <w:szCs w:val="32"/>
+          </w:rPr>
+          <w:t>บทที่ 7: สรุปผลและข้อเสนอแนะ (Conclusion &amp; Recommendations)</w:t>
+        </w:r>
+        <w:r>
+          <w:rPr>
+            <w:noProof/>
+            <w:webHidden/>
+            <w:sz w:val="28"/>
+            <w:szCs w:val="32"/>
+          </w:rPr>
+          <w:tab/>
+        </w:r>
+        <w:r>
+          <w:rPr>
+            <w:noProof/>
+            <w:webHidden/>
+            <w:sz w:val="28"/>
+            <w:szCs w:val="32"/>
+          </w:rPr>
+          <w:fldChar w:fldCharType="begin"/>
+        </w:r>
+        <w:r>
+          <w:rPr>
+            <w:noProof/>
+            <w:webHidden/>
+            <w:sz w:val="28"/>
+            <w:szCs w:val="32"/>
+          </w:rPr>
+          <w:instrText xml:space="preserve"> PAGEREF _Toc226291819 \h </w:instrText>
+        </w:r>
+        <w:r>
+          <w:rPr>
+            <w:noProof/>
+            <w:webHidden/>
+            <w:sz w:val="28"/>
+            <w:szCs w:val="32"/>
+          </w:rPr>
+        </w:r>
+        <w:r>
+          <w:rPr>
+            <w:noProof/>
+            <w:webHidden/>
+            <w:sz w:val="28"/>
+            <w:szCs w:val="32"/>
+          </w:rPr>
+          <w:fldChar w:fldCharType="separate"/>
+        </w:r>
+        <w:r>
+          <w:rPr>
+            <w:noProof/>
+            <w:webHidden/>
+            <w:sz w:val="28"/>
+            <w:szCs w:val="32"/>
+            <w:cs/>
+          </w:rPr>
+          <w:t>32</w:t>
+        </w:r>
+        <w:r>
+          <w:rPr>
+            <w:noProof/>
+            <w:webHidden/>
+            <w:sz w:val="28"/>
+            <w:szCs w:val="32"/>
+          </w:rPr>
+          <w:fldChar w:fldCharType="end"/>
+        </w:r>
+      </w:hyperlink>
+    </w:p>
+    <w:p>
+      <w:pPr>
         <w:pStyle w:val="21"/>
         <w:tabs>
           <w:tab w:val="right" w:leader="underscore" w:pos="9350"/>
@@ -4159,17 +4065,16 @@
           <w:szCs w:val="32"/>
         </w:rPr>
       </w:pPr>
-      <w:hyperlink w:anchor="_Toc226208254" w:history="1">
+      <w:hyperlink w:anchor="_Toc226291820" w:history="1">
         <w:r>
           <w:rPr>
             <w:rStyle w:val="af4"/>
             <w:rFonts w:ascii="Angsana New" w:eastAsia="Angsana New" w:hAnsi="Angsana New" w:cs="Angsana New"/>
             <w:noProof/>
-            <w:color w:val="auto"/>
             <w:sz w:val="24"/>
             <w:szCs w:val="28"/>
           </w:rPr>
-          <w:t>7.2 ข้อเสนอแนะเพื่อการพัฒนา</w:t>
+          <w:t>7.1 สรุปภาพรวม</w:t>
         </w:r>
         <w:r>
           <w:rPr>
@@ -4196,7 +4101,7 @@
             <w:sz w:val="24"/>
             <w:szCs w:val="28"/>
           </w:rPr>
-          <w:instrText xml:space="preserve"> PAGEREF _Toc226208254 \h </w:instrText>
+          <w:instrText xml:space="preserve"> PAGEREF _Toc226291820 \h </w:instrText>
         </w:r>
         <w:r>
           <w:rPr>
@@ -4238,6 +4143,97 @@
     </w:p>
     <w:p>
       <w:pPr>
+        <w:pStyle w:val="21"/>
+        <w:tabs>
+          <w:tab w:val="right" w:leader="underscore" w:pos="9350"/>
+        </w:tabs>
+        <w:rPr>
+          <w:rFonts w:eastAsiaTheme="minorEastAsia" w:cstheme="minorBidi"/>
+          <w:b w:val="0"/>
+          <w:bCs w:val="0"/>
+          <w:noProof/>
+          <w:sz w:val="28"/>
+          <w:szCs w:val="32"/>
+        </w:rPr>
+      </w:pPr>
+      <w:hyperlink w:anchor="_Toc226291821" w:history="1">
+        <w:r>
+          <w:rPr>
+            <w:rStyle w:val="af4"/>
+            <w:rFonts w:ascii="Angsana New" w:eastAsia="Angsana New" w:hAnsi="Angsana New" w:cs="Angsana New"/>
+            <w:noProof/>
+            <w:sz w:val="24"/>
+            <w:szCs w:val="28"/>
+          </w:rPr>
+          <w:t>7.2 ข้อเสนอแนะเพื่อการพัฒนา</w:t>
+        </w:r>
+        <w:r>
+          <w:rPr>
+            <w:noProof/>
+            <w:webHidden/>
+            <w:sz w:val="24"/>
+            <w:szCs w:val="28"/>
+          </w:rPr>
+          <w:tab/>
+        </w:r>
+        <w:r>
+          <w:rPr>
+            <w:noProof/>
+            <w:webHidden/>
+            <w:sz w:val="24"/>
+            <w:szCs w:val="28"/>
+          </w:rPr>
+          <w:fldChar w:fldCharType="begin"/>
+        </w:r>
+        <w:r>
+          <w:rPr>
+            <w:noProof/>
+            <w:webHidden/>
+            <w:sz w:val="24"/>
+            <w:szCs w:val="28"/>
+          </w:rPr>
+          <w:instrText xml:space="preserve"> PAGEREF _Toc226291821 \h </w:instrText>
+        </w:r>
+        <w:r>
+          <w:rPr>
+            <w:noProof/>
+            <w:webHidden/>
+            <w:sz w:val="24"/>
+            <w:szCs w:val="28"/>
+          </w:rPr>
+        </w:r>
+        <w:r>
+          <w:rPr>
+            <w:noProof/>
+            <w:webHidden/>
+            <w:sz w:val="24"/>
+            <w:szCs w:val="28"/>
+          </w:rPr>
+          <w:fldChar w:fldCharType="separate"/>
+        </w:r>
+        <w:r>
+          <w:rPr>
+            <w:noProof/>
+            <w:webHidden/>
+            <w:sz w:val="24"/>
+            <w:szCs w:val="28"/>
+            <w:cs/>
+          </w:rPr>
+          <w:t>33</w:t>
+        </w:r>
+        <w:r>
+          <w:rPr>
+            <w:noProof/>
+            <w:webHidden/>
+            <w:sz w:val="24"/>
+            <w:szCs w:val="28"/>
+          </w:rPr>
+          <w:fldChar w:fldCharType="end"/>
+        </w:r>
+      </w:hyperlink>
+    </w:p>
+    <w:p>
+      <w:pPr>
         <w:jc w:val="center"/>
         <w:rPr>
           <w:rFonts w:asciiTheme="majorBidi" w:hAnsiTheme="majorBidi" w:cstheme="majorBidi"/>
@@ -4280,7 +4276,7 @@
           <w:szCs w:val="32"/>
         </w:rPr>
       </w:pPr>
-      <w:bookmarkStart w:id="2" w:name="_Toc226208230"/>
+      <w:bookmarkStart w:id="2" w:name="_Toc226291796"/>
       <w:r>
         <w:rPr>
           <w:rFonts w:asciiTheme="majorBidi" w:hAnsiTheme="majorBidi"/>
@@ -4338,7 +4334,7 @@
           <w:szCs w:val="36"/>
         </w:rPr>
       </w:pPr>
-      <w:bookmarkStart w:id="3" w:name="_Toc226208231"/>
+      <w:bookmarkStart w:id="3" w:name="_Toc226291797"/>
       <w:r>
         <w:rPr>
           <w:rFonts w:asciiTheme="majorBidi" w:hAnsiTheme="majorBidi"/>
@@ -4578,7 +4574,7 @@
           <w:szCs w:val="36"/>
         </w:rPr>
       </w:pPr>
-      <w:bookmarkStart w:id="4" w:name="_Toc226208232"/>
+      <w:bookmarkStart w:id="4" w:name="_Toc226291798"/>
       <w:r>
         <w:rPr>
           <w:rFonts w:asciiTheme="majorBidi" w:hAnsiTheme="majorBidi"/>
@@ -4863,7 +4859,7 @@
           <w:szCs w:val="36"/>
         </w:rPr>
       </w:pPr>
-      <w:bookmarkStart w:id="5" w:name="_Toc226208233"/>
+      <w:bookmarkStart w:id="5" w:name="_Toc226291799"/>
       <w:r>
         <w:rPr>
           <w:rFonts w:asciiTheme="majorBidi" w:hAnsiTheme="majorBidi"/>
@@ -5192,7 +5188,7 @@
           <w:szCs w:val="36"/>
         </w:rPr>
       </w:pPr>
-      <w:bookmarkStart w:id="6" w:name="_Toc226208234"/>
+      <w:bookmarkStart w:id="6" w:name="_Toc226291800"/>
       <w:r>
         <w:rPr>
           <w:rFonts w:asciiTheme="majorBidi" w:hAnsiTheme="majorBidi" w:hint="cs"/>
@@ -5203,19 +5199,7 @@
           <w:szCs w:val="36"/>
           <w:cs/>
         </w:rPr>
-        <w:t xml:space="preserve">1.4 </w:t>
-      </w:r>
-      <w:r>
-        <w:rPr>
-          <w:rFonts w:asciiTheme="majorBidi" w:hAnsiTheme="majorBidi" w:hint="cs"/>
-          <w:b/>
-          <w:bCs/>
-          <w:color w:val="auto"/>
-          <w:sz w:val="36"/>
-          <w:szCs w:val="36"/>
-          <w:cs/>
-        </w:rPr>
-        <w:t>หน้าที่การรับผิดชอบ</w:t>
+        <w:t>1.4 หน้าที่การรับผิดชอบ</w:t>
       </w:r>
       <w:bookmarkEnd w:id="6"/>
       <w:r>
@@ -5927,7 +5911,7 @@
           <w:szCs w:val="40"/>
         </w:rPr>
       </w:pPr>
-      <w:bookmarkStart w:id="7" w:name="_Toc226208235"/>
+      <w:bookmarkStart w:id="7" w:name="_Toc226291801"/>
       <w:r>
         <w:rPr>
           <w:rFonts w:asciiTheme="majorBidi" w:hAnsiTheme="majorBidi"/>
@@ -5985,7 +5969,7 @@
           <w:szCs w:val="36"/>
         </w:rPr>
       </w:pPr>
-      <w:bookmarkStart w:id="8" w:name="_Toc226208236"/>
+      <w:bookmarkStart w:id="8" w:name="_Toc226291802"/>
       <w:r>
         <w:rPr>
           <w:rFonts w:asciiTheme="majorBidi" w:hAnsiTheme="majorBidi"/>
@@ -6242,7 +6226,7 @@
           <w:szCs w:val="36"/>
         </w:rPr>
       </w:pPr>
-      <w:bookmarkStart w:id="9" w:name="_Toc226208237"/>
+      <w:bookmarkStart w:id="9" w:name="_Toc226291803"/>
       <w:r>
         <w:rPr>
           <w:rFonts w:asciiTheme="majorBidi" w:hAnsiTheme="majorBidi"/>
@@ -6588,7 +6572,7 @@
           <w:szCs w:val="36"/>
         </w:rPr>
       </w:pPr>
-      <w:bookmarkStart w:id="10" w:name="_Toc226208238"/>
+      <w:bookmarkStart w:id="10" w:name="_Toc226291804"/>
       <w:r>
         <w:rPr>
           <w:rFonts w:asciiTheme="majorBidi" w:hAnsiTheme="majorBidi"/>
@@ -6850,7 +6834,7 @@
           <w:szCs w:val="36"/>
         </w:rPr>
       </w:pPr>
-      <w:bookmarkStart w:id="11" w:name="_Toc226208239"/>
+      <w:bookmarkStart w:id="11" w:name="_Toc226291805"/>
       <w:r>
         <w:rPr>
           <w:rFonts w:asciiTheme="majorBidi" w:hAnsiTheme="majorBidi"/>
@@ -8045,7 +8029,7 @@
           <w:szCs w:val="36"/>
         </w:rPr>
       </w:pPr>
-      <w:bookmarkStart w:id="12" w:name="_Toc226208240"/>
+      <w:bookmarkStart w:id="12" w:name="_Toc226291806"/>
       <w:r>
         <w:rPr>
           <w:rFonts w:asciiTheme="majorBidi" w:hAnsiTheme="majorBidi"/>
@@ -8394,6 +8378,2576 @@
     </w:p>
     <w:p>
       <w:pPr>
+        <w:pStyle w:val="2"/>
+        <w:rPr>
+          <w:rFonts w:asciiTheme="majorBidi" w:hAnsiTheme="majorBidi" w:hint="cs"/>
+          <w:b/>
+          <w:bCs/>
+          <w:color w:val="auto"/>
+          <w:sz w:val="36"/>
+          <w:szCs w:val="36"/>
+        </w:rPr>
+      </w:pPr>
+      <w:bookmarkStart w:id="13" w:name="_Toc226291807"/>
+      <w:r>
+        <w:rPr>
+          <w:rFonts w:asciiTheme="majorBidi" w:hAnsiTheme="majorBidi" w:hint="cs"/>
+          <w:b/>
+          <w:bCs/>
+          <w:color w:val="auto"/>
+          <w:sz w:val="36"/>
+          <w:szCs w:val="36"/>
+          <w:cs/>
+        </w:rPr>
+        <w:t>2.6 ตารางแผนการดำเนินงาน</w:t>
+      </w:r>
+      <w:bookmarkEnd w:id="13"/>
+    </w:p>
+    <w:tbl>
+      <w:tblPr>
+        <w:tblStyle w:val="42"/>
+        <w:tblW w:w="11321" w:type="dxa"/>
+        <w:tblInd w:w="-905" w:type="dxa"/>
+        <w:tblLook w:val="04A0" w:firstRow="1" w:lastRow="0" w:firstColumn="1" w:lastColumn="0" w:noHBand="0" w:noVBand="1"/>
+      </w:tblPr>
+      <w:tblGrid>
+        <w:gridCol w:w="2569"/>
+        <w:gridCol w:w="487"/>
+        <w:gridCol w:w="487"/>
+        <w:gridCol w:w="486"/>
+        <w:gridCol w:w="486"/>
+        <w:gridCol w:w="486"/>
+        <w:gridCol w:w="486"/>
+        <w:gridCol w:w="486"/>
+        <w:gridCol w:w="486"/>
+        <w:gridCol w:w="486"/>
+        <w:gridCol w:w="486"/>
+        <w:gridCol w:w="486"/>
+        <w:gridCol w:w="486"/>
+        <w:gridCol w:w="486"/>
+        <w:gridCol w:w="486"/>
+        <w:gridCol w:w="486"/>
+        <w:gridCol w:w="486"/>
+        <w:gridCol w:w="487"/>
+        <w:gridCol w:w="487"/>
+      </w:tblGrid>
+      <w:tr>
+        <w:trPr>
+          <w:cnfStyle w:val="100000000000" w:firstRow="1" w:lastRow="0" w:firstColumn="0" w:lastColumn="0" w:oddVBand="0" w:evenVBand="0" w:oddHBand="0" w:evenHBand="0" w:firstRowFirstColumn="0" w:firstRowLastColumn="0" w:lastRowFirstColumn="0" w:lastRowLastColumn="0"/>
+          <w:trHeight w:val="472"/>
+        </w:trPr>
+        <w:tc>
+          <w:tcPr>
+            <w:cnfStyle w:val="001000000000" w:firstRow="0" w:lastRow="0" w:firstColumn="1" w:lastColumn="0" w:oddVBand="0" w:evenVBand="0" w:oddHBand="0" w:evenHBand="0" w:firstRowFirstColumn="0" w:firstRowLastColumn="0" w:lastRowFirstColumn="0" w:lastRowLastColumn="0"/>
+            <w:tcW w:w="2569" w:type="dxa"/>
+            <w:vMerge w:val="restart"/>
+            <w:vAlign w:val="center"/>
+          </w:tcPr>
+          <w:p>
+            <w:pPr>
+              <w:jc w:val="center"/>
+              <w:rPr>
+                <w:rFonts w:asciiTheme="majorBidi" w:hAnsiTheme="majorBidi" w:cstheme="majorBidi"/>
+                <w:szCs w:val="24"/>
+              </w:rPr>
+            </w:pPr>
+            <w:r>
+              <w:rPr>
+                <w:rFonts w:asciiTheme="majorBidi" w:hAnsiTheme="majorBidi" w:cstheme="majorBidi"/>
+                <w:szCs w:val="24"/>
+                <w:cs/>
+              </w:rPr>
+              <w:t>รายการการดำเนินการ</w:t>
+            </w:r>
+          </w:p>
+        </w:tc>
+        <w:tc>
+          <w:tcPr>
+            <w:tcW w:w="8752" w:type="dxa"/>
+            <w:gridSpan w:val="18"/>
+            <w:vAlign w:val="center"/>
+          </w:tcPr>
+          <w:p>
+            <w:pPr>
+              <w:jc w:val="center"/>
+              <w:cnfStyle w:val="100000000000" w:firstRow="1" w:lastRow="0" w:firstColumn="0" w:lastColumn="0" w:oddVBand="0" w:evenVBand="0" w:oddHBand="0" w:evenHBand="0" w:firstRowFirstColumn="0" w:firstRowLastColumn="0" w:lastRowFirstColumn="0" w:lastRowLastColumn="0"/>
+              <w:rPr>
+                <w:rFonts w:asciiTheme="majorBidi" w:hAnsiTheme="majorBidi" w:cstheme="majorBidi" w:hint="cs"/>
+                <w:szCs w:val="24"/>
+              </w:rPr>
+            </w:pPr>
+            <w:r>
+              <w:rPr>
+                <w:rFonts w:asciiTheme="majorBidi" w:hAnsiTheme="majorBidi" w:cstheme="majorBidi" w:hint="cs"/>
+                <w:szCs w:val="24"/>
+                <w:cs/>
+              </w:rPr>
+              <w:t>ระยะเวลาการดำเนินการ 20 มีนาคม 6 เมษายน 2569</w:t>
+            </w:r>
+          </w:p>
+        </w:tc>
+      </w:tr>
+      <w:tr>
+        <w:trPr>
+          <w:cnfStyle w:val="000000100000" w:firstRow="0" w:lastRow="0" w:firstColumn="0" w:lastColumn="0" w:oddVBand="0" w:evenVBand="0" w:oddHBand="1" w:evenHBand="0" w:firstRowFirstColumn="0" w:firstRowLastColumn="0" w:lastRowFirstColumn="0" w:lastRowLastColumn="0"/>
+          <w:trHeight w:val="472"/>
+        </w:trPr>
+        <w:tc>
+          <w:tcPr>
+            <w:cnfStyle w:val="001000000000" w:firstRow="0" w:lastRow="0" w:firstColumn="1" w:lastColumn="0" w:oddVBand="0" w:evenVBand="0" w:oddHBand="0" w:evenHBand="0" w:firstRowFirstColumn="0" w:firstRowLastColumn="0" w:lastRowFirstColumn="0" w:lastRowLastColumn="0"/>
+            <w:tcW w:w="2569" w:type="dxa"/>
+            <w:vMerge/>
+          </w:tcPr>
+          <w:p>
+            <w:pPr>
+              <w:jc w:val="center"/>
+              <w:rPr>
+                <w:rFonts w:asciiTheme="majorBidi" w:hAnsiTheme="majorBidi" w:cstheme="majorBidi"/>
+                <w:szCs w:val="24"/>
+              </w:rPr>
+            </w:pPr>
+          </w:p>
+        </w:tc>
+        <w:tc>
+          <w:tcPr>
+            <w:tcW w:w="5834" w:type="dxa"/>
+            <w:gridSpan w:val="12"/>
+            <w:vAlign w:val="center"/>
+          </w:tcPr>
+          <w:p>
+            <w:pPr>
+              <w:jc w:val="center"/>
+              <w:cnfStyle w:val="000000100000" w:firstRow="0" w:lastRow="0" w:firstColumn="0" w:lastColumn="0" w:oddVBand="0" w:evenVBand="0" w:oddHBand="1" w:evenHBand="0" w:firstRowFirstColumn="0" w:firstRowLastColumn="0" w:lastRowFirstColumn="0" w:lastRowLastColumn="0"/>
+              <w:rPr>
+                <w:rFonts w:asciiTheme="majorBidi" w:hAnsiTheme="majorBidi" w:cstheme="majorBidi" w:hint="cs"/>
+                <w:szCs w:val="24"/>
+              </w:rPr>
+            </w:pPr>
+            <w:r>
+              <w:rPr>
+                <w:rFonts w:asciiTheme="majorBidi" w:hAnsiTheme="majorBidi" w:cstheme="majorBidi" w:hint="cs"/>
+                <w:szCs w:val="24"/>
+                <w:cs/>
+              </w:rPr>
+              <w:t>มีนาคม</w:t>
+            </w:r>
+          </w:p>
+        </w:tc>
+        <w:tc>
+          <w:tcPr>
+            <w:tcW w:w="2918" w:type="dxa"/>
+            <w:gridSpan w:val="6"/>
+            <w:vAlign w:val="center"/>
+          </w:tcPr>
+          <w:p>
+            <w:pPr>
+              <w:jc w:val="center"/>
+              <w:cnfStyle w:val="000000100000" w:firstRow="0" w:lastRow="0" w:firstColumn="0" w:lastColumn="0" w:oddVBand="0" w:evenVBand="0" w:oddHBand="1" w:evenHBand="0" w:firstRowFirstColumn="0" w:firstRowLastColumn="0" w:lastRowFirstColumn="0" w:lastRowLastColumn="0"/>
+              <w:rPr>
+                <w:rFonts w:asciiTheme="majorBidi" w:hAnsiTheme="majorBidi" w:cstheme="majorBidi" w:hint="cs"/>
+                <w:szCs w:val="24"/>
+              </w:rPr>
+            </w:pPr>
+            <w:r>
+              <w:rPr>
+                <w:rFonts w:asciiTheme="majorBidi" w:hAnsiTheme="majorBidi" w:cstheme="majorBidi" w:hint="cs"/>
+                <w:szCs w:val="24"/>
+                <w:cs/>
+              </w:rPr>
+              <w:t>เมษายน</w:t>
+            </w:r>
+          </w:p>
+        </w:tc>
+      </w:tr>
+      <w:tr>
+        <w:trPr>
+          <w:trHeight w:val="472"/>
+        </w:trPr>
+        <w:tc>
+          <w:tcPr>
+            <w:cnfStyle w:val="001000000000" w:firstRow="0" w:lastRow="0" w:firstColumn="1" w:lastColumn="0" w:oddVBand="0" w:evenVBand="0" w:oddHBand="0" w:evenHBand="0" w:firstRowFirstColumn="0" w:firstRowLastColumn="0" w:lastRowFirstColumn="0" w:lastRowLastColumn="0"/>
+            <w:tcW w:w="2569" w:type="dxa"/>
+            <w:vMerge/>
+          </w:tcPr>
+          <w:p>
+            <w:pPr>
+              <w:jc w:val="center"/>
+              <w:rPr>
+                <w:rFonts w:asciiTheme="majorBidi" w:hAnsiTheme="majorBidi" w:cstheme="majorBidi"/>
+                <w:szCs w:val="24"/>
+              </w:rPr>
+            </w:pPr>
+          </w:p>
+        </w:tc>
+        <w:tc>
+          <w:tcPr>
+            <w:tcW w:w="487" w:type="dxa"/>
+            <w:vAlign w:val="center"/>
+          </w:tcPr>
+          <w:p>
+            <w:pPr>
+              <w:jc w:val="center"/>
+              <w:cnfStyle w:val="000000000000" w:firstRow="0" w:lastRow="0" w:firstColumn="0" w:lastColumn="0" w:oddVBand="0" w:evenVBand="0" w:oddHBand="0" w:evenHBand="0" w:firstRowFirstColumn="0" w:firstRowLastColumn="0" w:lastRowFirstColumn="0" w:lastRowLastColumn="0"/>
+              <w:rPr>
+                <w:rFonts w:asciiTheme="majorBidi" w:hAnsiTheme="majorBidi" w:cstheme="majorBidi"/>
+                <w:szCs w:val="24"/>
+              </w:rPr>
+            </w:pPr>
+            <w:r>
+              <w:rPr>
+                <w:rFonts w:asciiTheme="majorBidi" w:hAnsiTheme="majorBidi" w:cstheme="majorBidi" w:hint="cs"/>
+                <w:szCs w:val="24"/>
+                <w:cs/>
+              </w:rPr>
+              <w:t>20</w:t>
+            </w:r>
+          </w:p>
+        </w:tc>
+        <w:tc>
+          <w:tcPr>
+            <w:tcW w:w="487" w:type="dxa"/>
+            <w:vAlign w:val="center"/>
+          </w:tcPr>
+          <w:p>
+            <w:pPr>
+              <w:jc w:val="center"/>
+              <w:cnfStyle w:val="000000000000" w:firstRow="0" w:lastRow="0" w:firstColumn="0" w:lastColumn="0" w:oddVBand="0" w:evenVBand="0" w:oddHBand="0" w:evenHBand="0" w:firstRowFirstColumn="0" w:firstRowLastColumn="0" w:lastRowFirstColumn="0" w:lastRowLastColumn="0"/>
+              <w:rPr>
+                <w:rFonts w:asciiTheme="majorBidi" w:hAnsiTheme="majorBidi" w:cstheme="majorBidi"/>
+                <w:szCs w:val="24"/>
+              </w:rPr>
+            </w:pPr>
+            <w:r>
+              <w:rPr>
+                <w:rFonts w:asciiTheme="majorBidi" w:hAnsiTheme="majorBidi" w:cstheme="majorBidi" w:hint="cs"/>
+                <w:szCs w:val="24"/>
+                <w:cs/>
+              </w:rPr>
+              <w:t>21</w:t>
+            </w:r>
+          </w:p>
+        </w:tc>
+        <w:tc>
+          <w:tcPr>
+            <w:tcW w:w="486" w:type="dxa"/>
+            <w:vAlign w:val="center"/>
+          </w:tcPr>
+          <w:p>
+            <w:pPr>
+              <w:jc w:val="center"/>
+              <w:cnfStyle w:val="000000000000" w:firstRow="0" w:lastRow="0" w:firstColumn="0" w:lastColumn="0" w:oddVBand="0" w:evenVBand="0" w:oddHBand="0" w:evenHBand="0" w:firstRowFirstColumn="0" w:firstRowLastColumn="0" w:lastRowFirstColumn="0" w:lastRowLastColumn="0"/>
+              <w:rPr>
+                <w:rFonts w:asciiTheme="majorBidi" w:hAnsiTheme="majorBidi" w:cstheme="majorBidi"/>
+                <w:szCs w:val="24"/>
+              </w:rPr>
+            </w:pPr>
+            <w:r>
+              <w:rPr>
+                <w:rFonts w:asciiTheme="majorBidi" w:hAnsiTheme="majorBidi" w:cstheme="majorBidi" w:hint="cs"/>
+                <w:szCs w:val="24"/>
+                <w:cs/>
+              </w:rPr>
+              <w:t>22</w:t>
+            </w:r>
+          </w:p>
+        </w:tc>
+        <w:tc>
+          <w:tcPr>
+            <w:tcW w:w="486" w:type="dxa"/>
+            <w:vAlign w:val="center"/>
+          </w:tcPr>
+          <w:p>
+            <w:pPr>
+              <w:jc w:val="center"/>
+              <w:cnfStyle w:val="000000000000" w:firstRow="0" w:lastRow="0" w:firstColumn="0" w:lastColumn="0" w:oddVBand="0" w:evenVBand="0" w:oddHBand="0" w:evenHBand="0" w:firstRowFirstColumn="0" w:firstRowLastColumn="0" w:lastRowFirstColumn="0" w:lastRowLastColumn="0"/>
+              <w:rPr>
+                <w:rFonts w:asciiTheme="majorBidi" w:hAnsiTheme="majorBidi" w:cstheme="majorBidi"/>
+                <w:szCs w:val="24"/>
+              </w:rPr>
+            </w:pPr>
+            <w:r>
+              <w:rPr>
+                <w:rFonts w:asciiTheme="majorBidi" w:hAnsiTheme="majorBidi" w:cstheme="majorBidi" w:hint="cs"/>
+                <w:szCs w:val="24"/>
+                <w:cs/>
+              </w:rPr>
+              <w:t>23</w:t>
+            </w:r>
+          </w:p>
+        </w:tc>
+        <w:tc>
+          <w:tcPr>
+            <w:tcW w:w="486" w:type="dxa"/>
+            <w:vAlign w:val="center"/>
+          </w:tcPr>
+          <w:p>
+            <w:pPr>
+              <w:jc w:val="center"/>
+              <w:cnfStyle w:val="000000000000" w:firstRow="0" w:lastRow="0" w:firstColumn="0" w:lastColumn="0" w:oddVBand="0" w:evenVBand="0" w:oddHBand="0" w:evenHBand="0" w:firstRowFirstColumn="0" w:firstRowLastColumn="0" w:lastRowFirstColumn="0" w:lastRowLastColumn="0"/>
+              <w:rPr>
+                <w:rFonts w:asciiTheme="majorBidi" w:hAnsiTheme="majorBidi" w:cstheme="majorBidi"/>
+                <w:szCs w:val="24"/>
+              </w:rPr>
+            </w:pPr>
+            <w:r>
+              <w:rPr>
+                <w:rFonts w:asciiTheme="majorBidi" w:hAnsiTheme="majorBidi" w:cstheme="majorBidi" w:hint="cs"/>
+                <w:szCs w:val="24"/>
+                <w:cs/>
+              </w:rPr>
+              <w:t>24</w:t>
+            </w:r>
+          </w:p>
+        </w:tc>
+        <w:tc>
+          <w:tcPr>
+            <w:tcW w:w="486" w:type="dxa"/>
+            <w:vAlign w:val="center"/>
+          </w:tcPr>
+          <w:p>
+            <w:pPr>
+              <w:jc w:val="center"/>
+              <w:cnfStyle w:val="000000000000" w:firstRow="0" w:lastRow="0" w:firstColumn="0" w:lastColumn="0" w:oddVBand="0" w:evenVBand="0" w:oddHBand="0" w:evenHBand="0" w:firstRowFirstColumn="0" w:firstRowLastColumn="0" w:lastRowFirstColumn="0" w:lastRowLastColumn="0"/>
+              <w:rPr>
+                <w:rFonts w:asciiTheme="majorBidi" w:hAnsiTheme="majorBidi" w:cstheme="majorBidi"/>
+                <w:szCs w:val="24"/>
+              </w:rPr>
+            </w:pPr>
+            <w:r>
+              <w:rPr>
+                <w:rFonts w:asciiTheme="majorBidi" w:hAnsiTheme="majorBidi" w:cstheme="majorBidi" w:hint="cs"/>
+                <w:szCs w:val="24"/>
+                <w:cs/>
+              </w:rPr>
+              <w:t>25</w:t>
+            </w:r>
+          </w:p>
+        </w:tc>
+        <w:tc>
+          <w:tcPr>
+            <w:tcW w:w="486" w:type="dxa"/>
+            <w:vAlign w:val="center"/>
+          </w:tcPr>
+          <w:p>
+            <w:pPr>
+              <w:jc w:val="center"/>
+              <w:cnfStyle w:val="000000000000" w:firstRow="0" w:lastRow="0" w:firstColumn="0" w:lastColumn="0" w:oddVBand="0" w:evenVBand="0" w:oddHBand="0" w:evenHBand="0" w:firstRowFirstColumn="0" w:firstRowLastColumn="0" w:lastRowFirstColumn="0" w:lastRowLastColumn="0"/>
+              <w:rPr>
+                <w:rFonts w:asciiTheme="majorBidi" w:hAnsiTheme="majorBidi" w:cstheme="majorBidi"/>
+                <w:szCs w:val="24"/>
+              </w:rPr>
+            </w:pPr>
+            <w:r>
+              <w:rPr>
+                <w:rFonts w:asciiTheme="majorBidi" w:hAnsiTheme="majorBidi" w:cstheme="majorBidi" w:hint="cs"/>
+                <w:szCs w:val="24"/>
+                <w:cs/>
+              </w:rPr>
+              <w:t>26</w:t>
+            </w:r>
+          </w:p>
+        </w:tc>
+        <w:tc>
+          <w:tcPr>
+            <w:tcW w:w="486" w:type="dxa"/>
+            <w:vAlign w:val="center"/>
+          </w:tcPr>
+          <w:p>
+            <w:pPr>
+              <w:jc w:val="center"/>
+              <w:cnfStyle w:val="000000000000" w:firstRow="0" w:lastRow="0" w:firstColumn="0" w:lastColumn="0" w:oddVBand="0" w:evenVBand="0" w:oddHBand="0" w:evenHBand="0" w:firstRowFirstColumn="0" w:firstRowLastColumn="0" w:lastRowFirstColumn="0" w:lastRowLastColumn="0"/>
+              <w:rPr>
+                <w:rFonts w:asciiTheme="majorBidi" w:hAnsiTheme="majorBidi" w:cstheme="majorBidi" w:hint="cs"/>
+                <w:szCs w:val="24"/>
+              </w:rPr>
+            </w:pPr>
+            <w:r>
+              <w:rPr>
+                <w:rFonts w:asciiTheme="majorBidi" w:hAnsiTheme="majorBidi" w:cstheme="majorBidi" w:hint="cs"/>
+                <w:szCs w:val="24"/>
+                <w:cs/>
+              </w:rPr>
+              <w:t>27</w:t>
+            </w:r>
+          </w:p>
+        </w:tc>
+        <w:tc>
+          <w:tcPr>
+            <w:tcW w:w="486" w:type="dxa"/>
+            <w:vAlign w:val="center"/>
+          </w:tcPr>
+          <w:p>
+            <w:pPr>
+              <w:jc w:val="center"/>
+              <w:cnfStyle w:val="000000000000" w:firstRow="0" w:lastRow="0" w:firstColumn="0" w:lastColumn="0" w:oddVBand="0" w:evenVBand="0" w:oddHBand="0" w:evenHBand="0" w:firstRowFirstColumn="0" w:firstRowLastColumn="0" w:lastRowFirstColumn="0" w:lastRowLastColumn="0"/>
+              <w:rPr>
+                <w:rFonts w:asciiTheme="majorBidi" w:hAnsiTheme="majorBidi" w:cstheme="majorBidi"/>
+                <w:szCs w:val="24"/>
+              </w:rPr>
+            </w:pPr>
+            <w:r>
+              <w:rPr>
+                <w:rFonts w:asciiTheme="majorBidi" w:hAnsiTheme="majorBidi" w:cstheme="majorBidi" w:hint="cs"/>
+                <w:szCs w:val="24"/>
+                <w:cs/>
+              </w:rPr>
+              <w:t>28</w:t>
+            </w:r>
+          </w:p>
+        </w:tc>
+        <w:tc>
+          <w:tcPr>
+            <w:tcW w:w="486" w:type="dxa"/>
+            <w:vAlign w:val="center"/>
+          </w:tcPr>
+          <w:p>
+            <w:pPr>
+              <w:jc w:val="center"/>
+              <w:cnfStyle w:val="000000000000" w:firstRow="0" w:lastRow="0" w:firstColumn="0" w:lastColumn="0" w:oddVBand="0" w:evenVBand="0" w:oddHBand="0" w:evenHBand="0" w:firstRowFirstColumn="0" w:firstRowLastColumn="0" w:lastRowFirstColumn="0" w:lastRowLastColumn="0"/>
+              <w:rPr>
+                <w:rFonts w:asciiTheme="majorBidi" w:hAnsiTheme="majorBidi" w:cstheme="majorBidi"/>
+                <w:szCs w:val="24"/>
+              </w:rPr>
+            </w:pPr>
+            <w:r>
+              <w:rPr>
+                <w:rFonts w:asciiTheme="majorBidi" w:hAnsiTheme="majorBidi" w:cstheme="majorBidi" w:hint="cs"/>
+                <w:szCs w:val="24"/>
+                <w:cs/>
+              </w:rPr>
+              <w:t>29</w:t>
+            </w:r>
+          </w:p>
+        </w:tc>
+        <w:tc>
+          <w:tcPr>
+            <w:tcW w:w="486" w:type="dxa"/>
+            <w:vAlign w:val="center"/>
+          </w:tcPr>
+          <w:p>
+            <w:pPr>
+              <w:jc w:val="center"/>
+              <w:cnfStyle w:val="000000000000" w:firstRow="0" w:lastRow="0" w:firstColumn="0" w:lastColumn="0" w:oddVBand="0" w:evenVBand="0" w:oddHBand="0" w:evenHBand="0" w:firstRowFirstColumn="0" w:firstRowLastColumn="0" w:lastRowFirstColumn="0" w:lastRowLastColumn="0"/>
+              <w:rPr>
+                <w:rFonts w:asciiTheme="majorBidi" w:hAnsiTheme="majorBidi" w:cstheme="majorBidi" w:hint="cs"/>
+                <w:szCs w:val="24"/>
+              </w:rPr>
+            </w:pPr>
+            <w:r>
+              <w:rPr>
+                <w:rFonts w:asciiTheme="majorBidi" w:hAnsiTheme="majorBidi" w:cstheme="majorBidi" w:hint="cs"/>
+                <w:szCs w:val="24"/>
+                <w:cs/>
+              </w:rPr>
+              <w:t>30</w:t>
+            </w:r>
+          </w:p>
+        </w:tc>
+        <w:tc>
+          <w:tcPr>
+            <w:tcW w:w="486" w:type="dxa"/>
+            <w:vAlign w:val="center"/>
+          </w:tcPr>
+          <w:p>
+            <w:pPr>
+              <w:jc w:val="center"/>
+              <w:cnfStyle w:val="000000000000" w:firstRow="0" w:lastRow="0" w:firstColumn="0" w:lastColumn="0" w:oddVBand="0" w:evenVBand="0" w:oddHBand="0" w:evenHBand="0" w:firstRowFirstColumn="0" w:firstRowLastColumn="0" w:lastRowFirstColumn="0" w:lastRowLastColumn="0"/>
+              <w:rPr>
+                <w:rFonts w:asciiTheme="majorBidi" w:hAnsiTheme="majorBidi" w:cstheme="majorBidi"/>
+                <w:szCs w:val="24"/>
+              </w:rPr>
+            </w:pPr>
+            <w:r>
+              <w:rPr>
+                <w:rFonts w:asciiTheme="majorBidi" w:hAnsiTheme="majorBidi" w:cstheme="majorBidi" w:hint="cs"/>
+                <w:szCs w:val="24"/>
+                <w:cs/>
+              </w:rPr>
+              <w:t>31</w:t>
+            </w:r>
+          </w:p>
+        </w:tc>
+        <w:tc>
+          <w:tcPr>
+            <w:tcW w:w="486" w:type="dxa"/>
+            <w:vAlign w:val="center"/>
+          </w:tcPr>
+          <w:p>
+            <w:pPr>
+              <w:jc w:val="center"/>
+              <w:cnfStyle w:val="000000000000" w:firstRow="0" w:lastRow="0" w:firstColumn="0" w:lastColumn="0" w:oddVBand="0" w:evenVBand="0" w:oddHBand="0" w:evenHBand="0" w:firstRowFirstColumn="0" w:firstRowLastColumn="0" w:lastRowFirstColumn="0" w:lastRowLastColumn="0"/>
+              <w:rPr>
+                <w:rFonts w:asciiTheme="majorBidi" w:hAnsiTheme="majorBidi" w:cstheme="majorBidi"/>
+                <w:szCs w:val="24"/>
+              </w:rPr>
+            </w:pPr>
+            <w:r>
+              <w:rPr>
+                <w:rFonts w:asciiTheme="majorBidi" w:hAnsiTheme="majorBidi" w:cstheme="majorBidi" w:hint="cs"/>
+                <w:szCs w:val="24"/>
+                <w:cs/>
+              </w:rPr>
+              <w:t>1</w:t>
+            </w:r>
+          </w:p>
+        </w:tc>
+        <w:tc>
+          <w:tcPr>
+            <w:tcW w:w="486" w:type="dxa"/>
+            <w:vAlign w:val="center"/>
+          </w:tcPr>
+          <w:p>
+            <w:pPr>
+              <w:jc w:val="center"/>
+              <w:cnfStyle w:val="000000000000" w:firstRow="0" w:lastRow="0" w:firstColumn="0" w:lastColumn="0" w:oddVBand="0" w:evenVBand="0" w:oddHBand="0" w:evenHBand="0" w:firstRowFirstColumn="0" w:firstRowLastColumn="0" w:lastRowFirstColumn="0" w:lastRowLastColumn="0"/>
+              <w:rPr>
+                <w:rFonts w:asciiTheme="majorBidi" w:hAnsiTheme="majorBidi" w:cstheme="majorBidi"/>
+                <w:szCs w:val="24"/>
+              </w:rPr>
+            </w:pPr>
+            <w:r>
+              <w:rPr>
+                <w:rFonts w:asciiTheme="majorBidi" w:hAnsiTheme="majorBidi" w:cstheme="majorBidi" w:hint="cs"/>
+                <w:szCs w:val="24"/>
+                <w:cs/>
+              </w:rPr>
+              <w:t>2</w:t>
+            </w:r>
+          </w:p>
+        </w:tc>
+        <w:tc>
+          <w:tcPr>
+            <w:tcW w:w="486" w:type="dxa"/>
+            <w:vAlign w:val="center"/>
+          </w:tcPr>
+          <w:p>
+            <w:pPr>
+              <w:jc w:val="center"/>
+              <w:cnfStyle w:val="000000000000" w:firstRow="0" w:lastRow="0" w:firstColumn="0" w:lastColumn="0" w:oddVBand="0" w:evenVBand="0" w:oddHBand="0" w:evenHBand="0" w:firstRowFirstColumn="0" w:firstRowLastColumn="0" w:lastRowFirstColumn="0" w:lastRowLastColumn="0"/>
+              <w:rPr>
+                <w:rFonts w:asciiTheme="majorBidi" w:hAnsiTheme="majorBidi" w:cstheme="majorBidi"/>
+                <w:szCs w:val="24"/>
+              </w:rPr>
+            </w:pPr>
+            <w:r>
+              <w:rPr>
+                <w:rFonts w:asciiTheme="majorBidi" w:hAnsiTheme="majorBidi" w:cstheme="majorBidi" w:hint="cs"/>
+                <w:szCs w:val="24"/>
+                <w:cs/>
+              </w:rPr>
+              <w:t>3</w:t>
+            </w:r>
+          </w:p>
+        </w:tc>
+        <w:tc>
+          <w:tcPr>
+            <w:tcW w:w="486" w:type="dxa"/>
+            <w:vAlign w:val="center"/>
+          </w:tcPr>
+          <w:p>
+            <w:pPr>
+              <w:jc w:val="center"/>
+              <w:cnfStyle w:val="000000000000" w:firstRow="0" w:lastRow="0" w:firstColumn="0" w:lastColumn="0" w:oddVBand="0" w:evenVBand="0" w:oddHBand="0" w:evenHBand="0" w:firstRowFirstColumn="0" w:firstRowLastColumn="0" w:lastRowFirstColumn="0" w:lastRowLastColumn="0"/>
+              <w:rPr>
+                <w:rFonts w:asciiTheme="majorBidi" w:hAnsiTheme="majorBidi" w:cstheme="majorBidi"/>
+                <w:szCs w:val="24"/>
+              </w:rPr>
+            </w:pPr>
+            <w:r>
+              <w:rPr>
+                <w:rFonts w:asciiTheme="majorBidi" w:hAnsiTheme="majorBidi" w:cstheme="majorBidi" w:hint="cs"/>
+                <w:szCs w:val="24"/>
+                <w:cs/>
+              </w:rPr>
+              <w:t>4</w:t>
+            </w:r>
+          </w:p>
+        </w:tc>
+        <w:tc>
+          <w:tcPr>
+            <w:tcW w:w="487" w:type="dxa"/>
+            <w:vAlign w:val="center"/>
+          </w:tcPr>
+          <w:p>
+            <w:pPr>
+              <w:jc w:val="center"/>
+              <w:cnfStyle w:val="000000000000" w:firstRow="0" w:lastRow="0" w:firstColumn="0" w:lastColumn="0" w:oddVBand="0" w:evenVBand="0" w:oddHBand="0" w:evenHBand="0" w:firstRowFirstColumn="0" w:firstRowLastColumn="0" w:lastRowFirstColumn="0" w:lastRowLastColumn="0"/>
+              <w:rPr>
+                <w:rFonts w:asciiTheme="majorBidi" w:hAnsiTheme="majorBidi" w:cstheme="majorBidi"/>
+                <w:szCs w:val="24"/>
+              </w:rPr>
+            </w:pPr>
+            <w:r>
+              <w:rPr>
+                <w:rFonts w:asciiTheme="majorBidi" w:hAnsiTheme="majorBidi" w:cstheme="majorBidi" w:hint="cs"/>
+                <w:szCs w:val="24"/>
+                <w:cs/>
+              </w:rPr>
+              <w:t>5</w:t>
+            </w:r>
+          </w:p>
+        </w:tc>
+        <w:tc>
+          <w:tcPr>
+            <w:tcW w:w="487" w:type="dxa"/>
+            <w:vAlign w:val="center"/>
+          </w:tcPr>
+          <w:p>
+            <w:pPr>
+              <w:jc w:val="center"/>
+              <w:cnfStyle w:val="000000000000" w:firstRow="0" w:lastRow="0" w:firstColumn="0" w:lastColumn="0" w:oddVBand="0" w:evenVBand="0" w:oddHBand="0" w:evenHBand="0" w:firstRowFirstColumn="0" w:firstRowLastColumn="0" w:lastRowFirstColumn="0" w:lastRowLastColumn="0"/>
+              <w:rPr>
+                <w:rFonts w:asciiTheme="majorBidi" w:hAnsiTheme="majorBidi" w:cstheme="majorBidi"/>
+                <w:szCs w:val="24"/>
+              </w:rPr>
+            </w:pPr>
+            <w:r>
+              <w:rPr>
+                <w:rFonts w:asciiTheme="majorBidi" w:hAnsiTheme="majorBidi" w:cstheme="majorBidi" w:hint="cs"/>
+                <w:szCs w:val="24"/>
+                <w:cs/>
+              </w:rPr>
+              <w:t>6</w:t>
+            </w:r>
+          </w:p>
+        </w:tc>
+      </w:tr>
+      <w:tr>
+        <w:trPr>
+          <w:cnfStyle w:val="000000100000" w:firstRow="0" w:lastRow="0" w:firstColumn="0" w:lastColumn="0" w:oddVBand="0" w:evenVBand="0" w:oddHBand="1" w:evenHBand="0" w:firstRowFirstColumn="0" w:firstRowLastColumn="0" w:lastRowFirstColumn="0" w:lastRowLastColumn="0"/>
+          <w:trHeight w:val="485"/>
+        </w:trPr>
+        <w:tc>
+          <w:tcPr>
+            <w:cnfStyle w:val="001000000000" w:firstRow="0" w:lastRow="0" w:firstColumn="1" w:lastColumn="0" w:oddVBand="0" w:evenVBand="0" w:oddHBand="0" w:evenHBand="0" w:firstRowFirstColumn="0" w:firstRowLastColumn="0" w:lastRowFirstColumn="0" w:lastRowLastColumn="0"/>
+            <w:tcW w:w="2569" w:type="dxa"/>
+            <w:vAlign w:val="center"/>
+          </w:tcPr>
+          <w:p>
+            <w:pPr>
+              <w:rPr>
+                <w:rFonts w:asciiTheme="majorBidi" w:hAnsiTheme="majorBidi" w:cstheme="majorBidi"/>
+                <w:szCs w:val="24"/>
+              </w:rPr>
+            </w:pPr>
+            <w:r>
+              <w:rPr>
+                <w:rFonts w:asciiTheme="majorBidi" w:hAnsiTheme="majorBidi" w:cstheme="majorBidi"/>
+                <w:szCs w:val="24"/>
+                <w:cs/>
+              </w:rPr>
+              <w:t>1.เลือกหัสข้อ / วางแผนการทำงาน</w:t>
+            </w:r>
+          </w:p>
+        </w:tc>
+        <w:tc>
+          <w:tcPr>
+            <w:tcW w:w="487" w:type="dxa"/>
+            <w:shd w:val="clear" w:color="auto" w:fill="83CAEB" w:themeFill="accent1" w:themeFillTint="66"/>
+            <w:vAlign w:val="center"/>
+          </w:tcPr>
+          <w:p>
+            <w:pPr>
+              <w:jc w:val="center"/>
+              <w:cnfStyle w:val="000000100000" w:firstRow="0" w:lastRow="0" w:firstColumn="0" w:lastColumn="0" w:oddVBand="0" w:evenVBand="0" w:oddHBand="1" w:evenHBand="0" w:firstRowFirstColumn="0" w:firstRowLastColumn="0" w:lastRowFirstColumn="0" w:lastRowLastColumn="0"/>
+              <w:rPr>
+                <w:rFonts w:asciiTheme="majorBidi" w:hAnsiTheme="majorBidi" w:cstheme="majorBidi"/>
+                <w:szCs w:val="24"/>
+              </w:rPr>
+            </w:pPr>
+          </w:p>
+        </w:tc>
+        <w:tc>
+          <w:tcPr>
+            <w:tcW w:w="487" w:type="dxa"/>
+            <w:shd w:val="clear" w:color="auto" w:fill="83CAEB" w:themeFill="accent1" w:themeFillTint="66"/>
+            <w:vAlign w:val="center"/>
+          </w:tcPr>
+          <w:p>
+            <w:pPr>
+              <w:jc w:val="center"/>
+              <w:cnfStyle w:val="000000100000" w:firstRow="0" w:lastRow="0" w:firstColumn="0" w:lastColumn="0" w:oddVBand="0" w:evenVBand="0" w:oddHBand="1" w:evenHBand="0" w:firstRowFirstColumn="0" w:firstRowLastColumn="0" w:lastRowFirstColumn="0" w:lastRowLastColumn="0"/>
+              <w:rPr>
+                <w:rFonts w:asciiTheme="majorBidi" w:hAnsiTheme="majorBidi" w:cstheme="majorBidi"/>
+                <w:szCs w:val="24"/>
+              </w:rPr>
+            </w:pPr>
+          </w:p>
+        </w:tc>
+        <w:tc>
+          <w:tcPr>
+            <w:tcW w:w="486" w:type="dxa"/>
+            <w:vAlign w:val="center"/>
+          </w:tcPr>
+          <w:p>
+            <w:pPr>
+              <w:jc w:val="center"/>
+              <w:cnfStyle w:val="000000100000" w:firstRow="0" w:lastRow="0" w:firstColumn="0" w:lastColumn="0" w:oddVBand="0" w:evenVBand="0" w:oddHBand="1" w:evenHBand="0" w:firstRowFirstColumn="0" w:firstRowLastColumn="0" w:lastRowFirstColumn="0" w:lastRowLastColumn="0"/>
+              <w:rPr>
+                <w:rFonts w:asciiTheme="majorBidi" w:hAnsiTheme="majorBidi" w:cstheme="majorBidi"/>
+                <w:szCs w:val="24"/>
+              </w:rPr>
+            </w:pPr>
+          </w:p>
+        </w:tc>
+        <w:tc>
+          <w:tcPr>
+            <w:tcW w:w="486" w:type="dxa"/>
+            <w:vAlign w:val="center"/>
+          </w:tcPr>
+          <w:p>
+            <w:pPr>
+              <w:jc w:val="center"/>
+              <w:cnfStyle w:val="000000100000" w:firstRow="0" w:lastRow="0" w:firstColumn="0" w:lastColumn="0" w:oddVBand="0" w:evenVBand="0" w:oddHBand="1" w:evenHBand="0" w:firstRowFirstColumn="0" w:firstRowLastColumn="0" w:lastRowFirstColumn="0" w:lastRowLastColumn="0"/>
+              <w:rPr>
+                <w:rFonts w:asciiTheme="majorBidi" w:hAnsiTheme="majorBidi" w:cstheme="majorBidi"/>
+                <w:szCs w:val="24"/>
+              </w:rPr>
+            </w:pPr>
+          </w:p>
+        </w:tc>
+        <w:tc>
+          <w:tcPr>
+            <w:tcW w:w="486" w:type="dxa"/>
+            <w:vAlign w:val="center"/>
+          </w:tcPr>
+          <w:p>
+            <w:pPr>
+              <w:jc w:val="center"/>
+              <w:cnfStyle w:val="000000100000" w:firstRow="0" w:lastRow="0" w:firstColumn="0" w:lastColumn="0" w:oddVBand="0" w:evenVBand="0" w:oddHBand="1" w:evenHBand="0" w:firstRowFirstColumn="0" w:firstRowLastColumn="0" w:lastRowFirstColumn="0" w:lastRowLastColumn="0"/>
+              <w:rPr>
+                <w:rFonts w:asciiTheme="majorBidi" w:hAnsiTheme="majorBidi" w:cstheme="majorBidi"/>
+                <w:szCs w:val="24"/>
+              </w:rPr>
+            </w:pPr>
+          </w:p>
+        </w:tc>
+        <w:tc>
+          <w:tcPr>
+            <w:tcW w:w="486" w:type="dxa"/>
+            <w:vAlign w:val="center"/>
+          </w:tcPr>
+          <w:p>
+            <w:pPr>
+              <w:jc w:val="center"/>
+              <w:cnfStyle w:val="000000100000" w:firstRow="0" w:lastRow="0" w:firstColumn="0" w:lastColumn="0" w:oddVBand="0" w:evenVBand="0" w:oddHBand="1" w:evenHBand="0" w:firstRowFirstColumn="0" w:firstRowLastColumn="0" w:lastRowFirstColumn="0" w:lastRowLastColumn="0"/>
+              <w:rPr>
+                <w:rFonts w:asciiTheme="majorBidi" w:hAnsiTheme="majorBidi" w:cstheme="majorBidi"/>
+                <w:szCs w:val="24"/>
+              </w:rPr>
+            </w:pPr>
+          </w:p>
+        </w:tc>
+        <w:tc>
+          <w:tcPr>
+            <w:tcW w:w="486" w:type="dxa"/>
+            <w:vAlign w:val="center"/>
+          </w:tcPr>
+          <w:p>
+            <w:pPr>
+              <w:jc w:val="center"/>
+              <w:cnfStyle w:val="000000100000" w:firstRow="0" w:lastRow="0" w:firstColumn="0" w:lastColumn="0" w:oddVBand="0" w:evenVBand="0" w:oddHBand="1" w:evenHBand="0" w:firstRowFirstColumn="0" w:firstRowLastColumn="0" w:lastRowFirstColumn="0" w:lastRowLastColumn="0"/>
+              <w:rPr>
+                <w:rFonts w:asciiTheme="majorBidi" w:hAnsiTheme="majorBidi" w:cstheme="majorBidi"/>
+                <w:szCs w:val="24"/>
+              </w:rPr>
+            </w:pPr>
+          </w:p>
+        </w:tc>
+        <w:tc>
+          <w:tcPr>
+            <w:tcW w:w="486" w:type="dxa"/>
+            <w:vAlign w:val="center"/>
+          </w:tcPr>
+          <w:p>
+            <w:pPr>
+              <w:jc w:val="center"/>
+              <w:cnfStyle w:val="000000100000" w:firstRow="0" w:lastRow="0" w:firstColumn="0" w:lastColumn="0" w:oddVBand="0" w:evenVBand="0" w:oddHBand="1" w:evenHBand="0" w:firstRowFirstColumn="0" w:firstRowLastColumn="0" w:lastRowFirstColumn="0" w:lastRowLastColumn="0"/>
+              <w:rPr>
+                <w:rFonts w:asciiTheme="majorBidi" w:hAnsiTheme="majorBidi" w:cstheme="majorBidi"/>
+                <w:szCs w:val="24"/>
+              </w:rPr>
+            </w:pPr>
+          </w:p>
+        </w:tc>
+        <w:tc>
+          <w:tcPr>
+            <w:tcW w:w="486" w:type="dxa"/>
+            <w:vAlign w:val="center"/>
+          </w:tcPr>
+          <w:p>
+            <w:pPr>
+              <w:jc w:val="center"/>
+              <w:cnfStyle w:val="000000100000" w:firstRow="0" w:lastRow="0" w:firstColumn="0" w:lastColumn="0" w:oddVBand="0" w:evenVBand="0" w:oddHBand="1" w:evenHBand="0" w:firstRowFirstColumn="0" w:firstRowLastColumn="0" w:lastRowFirstColumn="0" w:lastRowLastColumn="0"/>
+              <w:rPr>
+                <w:rFonts w:asciiTheme="majorBidi" w:hAnsiTheme="majorBidi" w:cstheme="majorBidi"/>
+                <w:szCs w:val="24"/>
+              </w:rPr>
+            </w:pPr>
+          </w:p>
+        </w:tc>
+        <w:tc>
+          <w:tcPr>
+            <w:tcW w:w="486" w:type="dxa"/>
+            <w:vAlign w:val="center"/>
+          </w:tcPr>
+          <w:p>
+            <w:pPr>
+              <w:jc w:val="center"/>
+              <w:cnfStyle w:val="000000100000" w:firstRow="0" w:lastRow="0" w:firstColumn="0" w:lastColumn="0" w:oddVBand="0" w:evenVBand="0" w:oddHBand="1" w:evenHBand="0" w:firstRowFirstColumn="0" w:firstRowLastColumn="0" w:lastRowFirstColumn="0" w:lastRowLastColumn="0"/>
+              <w:rPr>
+                <w:rFonts w:asciiTheme="majorBidi" w:hAnsiTheme="majorBidi" w:cstheme="majorBidi"/>
+                <w:szCs w:val="24"/>
+              </w:rPr>
+            </w:pPr>
+          </w:p>
+        </w:tc>
+        <w:tc>
+          <w:tcPr>
+            <w:tcW w:w="486" w:type="dxa"/>
+            <w:vAlign w:val="center"/>
+          </w:tcPr>
+          <w:p>
+            <w:pPr>
+              <w:jc w:val="center"/>
+              <w:cnfStyle w:val="000000100000" w:firstRow="0" w:lastRow="0" w:firstColumn="0" w:lastColumn="0" w:oddVBand="0" w:evenVBand="0" w:oddHBand="1" w:evenHBand="0" w:firstRowFirstColumn="0" w:firstRowLastColumn="0" w:lastRowFirstColumn="0" w:lastRowLastColumn="0"/>
+              <w:rPr>
+                <w:rFonts w:asciiTheme="majorBidi" w:hAnsiTheme="majorBidi" w:cstheme="majorBidi"/>
+                <w:szCs w:val="24"/>
+              </w:rPr>
+            </w:pPr>
+          </w:p>
+        </w:tc>
+        <w:tc>
+          <w:tcPr>
+            <w:tcW w:w="486" w:type="dxa"/>
+            <w:vAlign w:val="center"/>
+          </w:tcPr>
+          <w:p>
+            <w:pPr>
+              <w:jc w:val="center"/>
+              <w:cnfStyle w:val="000000100000" w:firstRow="0" w:lastRow="0" w:firstColumn="0" w:lastColumn="0" w:oddVBand="0" w:evenVBand="0" w:oddHBand="1" w:evenHBand="0" w:firstRowFirstColumn="0" w:firstRowLastColumn="0" w:lastRowFirstColumn="0" w:lastRowLastColumn="0"/>
+              <w:rPr>
+                <w:rFonts w:asciiTheme="majorBidi" w:hAnsiTheme="majorBidi" w:cstheme="majorBidi"/>
+                <w:szCs w:val="24"/>
+              </w:rPr>
+            </w:pPr>
+          </w:p>
+        </w:tc>
+        <w:tc>
+          <w:tcPr>
+            <w:tcW w:w="486" w:type="dxa"/>
+            <w:vAlign w:val="center"/>
+          </w:tcPr>
+          <w:p>
+            <w:pPr>
+              <w:jc w:val="center"/>
+              <w:cnfStyle w:val="000000100000" w:firstRow="0" w:lastRow="0" w:firstColumn="0" w:lastColumn="0" w:oddVBand="0" w:evenVBand="0" w:oddHBand="1" w:evenHBand="0" w:firstRowFirstColumn="0" w:firstRowLastColumn="0" w:lastRowFirstColumn="0" w:lastRowLastColumn="0"/>
+              <w:rPr>
+                <w:rFonts w:asciiTheme="majorBidi" w:hAnsiTheme="majorBidi" w:cstheme="majorBidi"/>
+                <w:szCs w:val="24"/>
+              </w:rPr>
+            </w:pPr>
+          </w:p>
+        </w:tc>
+        <w:tc>
+          <w:tcPr>
+            <w:tcW w:w="486" w:type="dxa"/>
+            <w:vAlign w:val="center"/>
+          </w:tcPr>
+          <w:p>
+            <w:pPr>
+              <w:jc w:val="center"/>
+              <w:cnfStyle w:val="000000100000" w:firstRow="0" w:lastRow="0" w:firstColumn="0" w:lastColumn="0" w:oddVBand="0" w:evenVBand="0" w:oddHBand="1" w:evenHBand="0" w:firstRowFirstColumn="0" w:firstRowLastColumn="0" w:lastRowFirstColumn="0" w:lastRowLastColumn="0"/>
+              <w:rPr>
+                <w:rFonts w:asciiTheme="majorBidi" w:hAnsiTheme="majorBidi" w:cstheme="majorBidi"/>
+                <w:szCs w:val="24"/>
+              </w:rPr>
+            </w:pPr>
+          </w:p>
+        </w:tc>
+        <w:tc>
+          <w:tcPr>
+            <w:tcW w:w="486" w:type="dxa"/>
+            <w:vAlign w:val="center"/>
+          </w:tcPr>
+          <w:p>
+            <w:pPr>
+              <w:jc w:val="center"/>
+              <w:cnfStyle w:val="000000100000" w:firstRow="0" w:lastRow="0" w:firstColumn="0" w:lastColumn="0" w:oddVBand="0" w:evenVBand="0" w:oddHBand="1" w:evenHBand="0" w:firstRowFirstColumn="0" w:firstRowLastColumn="0" w:lastRowFirstColumn="0" w:lastRowLastColumn="0"/>
+              <w:rPr>
+                <w:rFonts w:asciiTheme="majorBidi" w:hAnsiTheme="majorBidi" w:cstheme="majorBidi"/>
+                <w:szCs w:val="24"/>
+              </w:rPr>
+            </w:pPr>
+          </w:p>
+        </w:tc>
+        <w:tc>
+          <w:tcPr>
+            <w:tcW w:w="486" w:type="dxa"/>
+            <w:vAlign w:val="center"/>
+          </w:tcPr>
+          <w:p>
+            <w:pPr>
+              <w:jc w:val="center"/>
+              <w:cnfStyle w:val="000000100000" w:firstRow="0" w:lastRow="0" w:firstColumn="0" w:lastColumn="0" w:oddVBand="0" w:evenVBand="0" w:oddHBand="1" w:evenHBand="0" w:firstRowFirstColumn="0" w:firstRowLastColumn="0" w:lastRowFirstColumn="0" w:lastRowLastColumn="0"/>
+              <w:rPr>
+                <w:rFonts w:asciiTheme="majorBidi" w:hAnsiTheme="majorBidi" w:cstheme="majorBidi"/>
+                <w:szCs w:val="24"/>
+              </w:rPr>
+            </w:pPr>
+          </w:p>
+        </w:tc>
+        <w:tc>
+          <w:tcPr>
+            <w:tcW w:w="487" w:type="dxa"/>
+            <w:vAlign w:val="center"/>
+          </w:tcPr>
+          <w:p>
+            <w:pPr>
+              <w:jc w:val="center"/>
+              <w:cnfStyle w:val="000000100000" w:firstRow="0" w:lastRow="0" w:firstColumn="0" w:lastColumn="0" w:oddVBand="0" w:evenVBand="0" w:oddHBand="1" w:evenHBand="0" w:firstRowFirstColumn="0" w:firstRowLastColumn="0" w:lastRowFirstColumn="0" w:lastRowLastColumn="0"/>
+              <w:rPr>
+                <w:rFonts w:asciiTheme="majorBidi" w:hAnsiTheme="majorBidi" w:cstheme="majorBidi"/>
+                <w:szCs w:val="24"/>
+              </w:rPr>
+            </w:pPr>
+          </w:p>
+        </w:tc>
+        <w:tc>
+          <w:tcPr>
+            <w:tcW w:w="487" w:type="dxa"/>
+            <w:vAlign w:val="center"/>
+          </w:tcPr>
+          <w:p>
+            <w:pPr>
+              <w:jc w:val="center"/>
+              <w:cnfStyle w:val="000000100000" w:firstRow="0" w:lastRow="0" w:firstColumn="0" w:lastColumn="0" w:oddVBand="0" w:evenVBand="0" w:oddHBand="1" w:evenHBand="0" w:firstRowFirstColumn="0" w:firstRowLastColumn="0" w:lastRowFirstColumn="0" w:lastRowLastColumn="0"/>
+              <w:rPr>
+                <w:rFonts w:asciiTheme="majorBidi" w:hAnsiTheme="majorBidi" w:cstheme="majorBidi"/>
+                <w:szCs w:val="24"/>
+              </w:rPr>
+            </w:pPr>
+          </w:p>
+        </w:tc>
+      </w:tr>
+      <w:tr>
+        <w:trPr>
+          <w:trHeight w:val="472"/>
+        </w:trPr>
+        <w:tc>
+          <w:tcPr>
+            <w:cnfStyle w:val="001000000000" w:firstRow="0" w:lastRow="0" w:firstColumn="1" w:lastColumn="0" w:oddVBand="0" w:evenVBand="0" w:oddHBand="0" w:evenHBand="0" w:firstRowFirstColumn="0" w:firstRowLastColumn="0" w:lastRowFirstColumn="0" w:lastRowLastColumn="0"/>
+            <w:tcW w:w="2569" w:type="dxa"/>
+            <w:vAlign w:val="center"/>
+          </w:tcPr>
+          <w:p>
+            <w:pPr>
+              <w:rPr>
+                <w:rFonts w:asciiTheme="majorBidi" w:hAnsiTheme="majorBidi" w:cstheme="majorBidi"/>
+                <w:szCs w:val="24"/>
+              </w:rPr>
+            </w:pPr>
+            <w:r>
+              <w:rPr>
+                <w:rFonts w:asciiTheme="majorBidi" w:hAnsiTheme="majorBidi" w:cstheme="majorBidi"/>
+                <w:szCs w:val="24"/>
+                <w:cs/>
+              </w:rPr>
+              <w:t>2.จัดการทำเอกสาร</w:t>
+            </w:r>
+          </w:p>
+        </w:tc>
+        <w:tc>
+          <w:tcPr>
+            <w:tcW w:w="487" w:type="dxa"/>
+            <w:vAlign w:val="center"/>
+          </w:tcPr>
+          <w:p>
+            <w:pPr>
+              <w:jc w:val="center"/>
+              <w:cnfStyle w:val="000000000000" w:firstRow="0" w:lastRow="0" w:firstColumn="0" w:lastColumn="0" w:oddVBand="0" w:evenVBand="0" w:oddHBand="0" w:evenHBand="0" w:firstRowFirstColumn="0" w:firstRowLastColumn="0" w:lastRowFirstColumn="0" w:lastRowLastColumn="0"/>
+              <w:rPr>
+                <w:rFonts w:asciiTheme="majorBidi" w:hAnsiTheme="majorBidi" w:cstheme="majorBidi"/>
+                <w:szCs w:val="24"/>
+              </w:rPr>
+            </w:pPr>
+          </w:p>
+        </w:tc>
+        <w:tc>
+          <w:tcPr>
+            <w:tcW w:w="487" w:type="dxa"/>
+            <w:shd w:val="clear" w:color="auto" w:fill="83CAEB" w:themeFill="accent1" w:themeFillTint="66"/>
+            <w:vAlign w:val="center"/>
+          </w:tcPr>
+          <w:p>
+            <w:pPr>
+              <w:jc w:val="center"/>
+              <w:cnfStyle w:val="000000000000" w:firstRow="0" w:lastRow="0" w:firstColumn="0" w:lastColumn="0" w:oddVBand="0" w:evenVBand="0" w:oddHBand="0" w:evenHBand="0" w:firstRowFirstColumn="0" w:firstRowLastColumn="0" w:lastRowFirstColumn="0" w:lastRowLastColumn="0"/>
+              <w:rPr>
+                <w:rFonts w:asciiTheme="majorBidi" w:hAnsiTheme="majorBidi" w:cstheme="majorBidi"/>
+                <w:szCs w:val="24"/>
+              </w:rPr>
+            </w:pPr>
+          </w:p>
+        </w:tc>
+        <w:tc>
+          <w:tcPr>
+            <w:tcW w:w="486" w:type="dxa"/>
+            <w:shd w:val="clear" w:color="auto" w:fill="83CAEB" w:themeFill="accent1" w:themeFillTint="66"/>
+            <w:vAlign w:val="center"/>
+          </w:tcPr>
+          <w:p>
+            <w:pPr>
+              <w:jc w:val="center"/>
+              <w:cnfStyle w:val="000000000000" w:firstRow="0" w:lastRow="0" w:firstColumn="0" w:lastColumn="0" w:oddVBand="0" w:evenVBand="0" w:oddHBand="0" w:evenHBand="0" w:firstRowFirstColumn="0" w:firstRowLastColumn="0" w:lastRowFirstColumn="0" w:lastRowLastColumn="0"/>
+              <w:rPr>
+                <w:rFonts w:asciiTheme="majorBidi" w:hAnsiTheme="majorBidi" w:cstheme="majorBidi"/>
+                <w:szCs w:val="24"/>
+              </w:rPr>
+            </w:pPr>
+          </w:p>
+        </w:tc>
+        <w:tc>
+          <w:tcPr>
+            <w:tcW w:w="486" w:type="dxa"/>
+            <w:shd w:val="clear" w:color="auto" w:fill="83CAEB" w:themeFill="accent1" w:themeFillTint="66"/>
+            <w:vAlign w:val="center"/>
+          </w:tcPr>
+          <w:p>
+            <w:pPr>
+              <w:jc w:val="center"/>
+              <w:cnfStyle w:val="000000000000" w:firstRow="0" w:lastRow="0" w:firstColumn="0" w:lastColumn="0" w:oddVBand="0" w:evenVBand="0" w:oddHBand="0" w:evenHBand="0" w:firstRowFirstColumn="0" w:firstRowLastColumn="0" w:lastRowFirstColumn="0" w:lastRowLastColumn="0"/>
+              <w:rPr>
+                <w:rFonts w:asciiTheme="majorBidi" w:hAnsiTheme="majorBidi" w:cstheme="majorBidi"/>
+                <w:szCs w:val="24"/>
+              </w:rPr>
+            </w:pPr>
+          </w:p>
+        </w:tc>
+        <w:tc>
+          <w:tcPr>
+            <w:tcW w:w="486" w:type="dxa"/>
+            <w:vAlign w:val="center"/>
+          </w:tcPr>
+          <w:p>
+            <w:pPr>
+              <w:jc w:val="center"/>
+              <w:cnfStyle w:val="000000000000" w:firstRow="0" w:lastRow="0" w:firstColumn="0" w:lastColumn="0" w:oddVBand="0" w:evenVBand="0" w:oddHBand="0" w:evenHBand="0" w:firstRowFirstColumn="0" w:firstRowLastColumn="0" w:lastRowFirstColumn="0" w:lastRowLastColumn="0"/>
+              <w:rPr>
+                <w:rFonts w:asciiTheme="majorBidi" w:hAnsiTheme="majorBidi" w:cstheme="majorBidi"/>
+                <w:szCs w:val="24"/>
+              </w:rPr>
+            </w:pPr>
+          </w:p>
+        </w:tc>
+        <w:tc>
+          <w:tcPr>
+            <w:tcW w:w="486" w:type="dxa"/>
+            <w:vAlign w:val="center"/>
+          </w:tcPr>
+          <w:p>
+            <w:pPr>
+              <w:jc w:val="center"/>
+              <w:cnfStyle w:val="000000000000" w:firstRow="0" w:lastRow="0" w:firstColumn="0" w:lastColumn="0" w:oddVBand="0" w:evenVBand="0" w:oddHBand="0" w:evenHBand="0" w:firstRowFirstColumn="0" w:firstRowLastColumn="0" w:lastRowFirstColumn="0" w:lastRowLastColumn="0"/>
+              <w:rPr>
+                <w:rFonts w:asciiTheme="majorBidi" w:hAnsiTheme="majorBidi" w:cstheme="majorBidi"/>
+                <w:szCs w:val="24"/>
+              </w:rPr>
+            </w:pPr>
+          </w:p>
+        </w:tc>
+        <w:tc>
+          <w:tcPr>
+            <w:tcW w:w="486" w:type="dxa"/>
+            <w:vAlign w:val="center"/>
+          </w:tcPr>
+          <w:p>
+            <w:pPr>
+              <w:jc w:val="center"/>
+              <w:cnfStyle w:val="000000000000" w:firstRow="0" w:lastRow="0" w:firstColumn="0" w:lastColumn="0" w:oddVBand="0" w:evenVBand="0" w:oddHBand="0" w:evenHBand="0" w:firstRowFirstColumn="0" w:firstRowLastColumn="0" w:lastRowFirstColumn="0" w:lastRowLastColumn="0"/>
+              <w:rPr>
+                <w:rFonts w:asciiTheme="majorBidi" w:hAnsiTheme="majorBidi" w:cstheme="majorBidi"/>
+                <w:szCs w:val="24"/>
+              </w:rPr>
+            </w:pPr>
+          </w:p>
+        </w:tc>
+        <w:tc>
+          <w:tcPr>
+            <w:tcW w:w="486" w:type="dxa"/>
+            <w:vAlign w:val="center"/>
+          </w:tcPr>
+          <w:p>
+            <w:pPr>
+              <w:jc w:val="center"/>
+              <w:cnfStyle w:val="000000000000" w:firstRow="0" w:lastRow="0" w:firstColumn="0" w:lastColumn="0" w:oddVBand="0" w:evenVBand="0" w:oddHBand="0" w:evenHBand="0" w:firstRowFirstColumn="0" w:firstRowLastColumn="0" w:lastRowFirstColumn="0" w:lastRowLastColumn="0"/>
+              <w:rPr>
+                <w:rFonts w:asciiTheme="majorBidi" w:hAnsiTheme="majorBidi" w:cstheme="majorBidi"/>
+                <w:szCs w:val="24"/>
+              </w:rPr>
+            </w:pPr>
+          </w:p>
+        </w:tc>
+        <w:tc>
+          <w:tcPr>
+            <w:tcW w:w="486" w:type="dxa"/>
+            <w:vAlign w:val="center"/>
+          </w:tcPr>
+          <w:p>
+            <w:pPr>
+              <w:jc w:val="center"/>
+              <w:cnfStyle w:val="000000000000" w:firstRow="0" w:lastRow="0" w:firstColumn="0" w:lastColumn="0" w:oddVBand="0" w:evenVBand="0" w:oddHBand="0" w:evenHBand="0" w:firstRowFirstColumn="0" w:firstRowLastColumn="0" w:lastRowFirstColumn="0" w:lastRowLastColumn="0"/>
+              <w:rPr>
+                <w:rFonts w:asciiTheme="majorBidi" w:hAnsiTheme="majorBidi" w:cstheme="majorBidi"/>
+                <w:szCs w:val="24"/>
+              </w:rPr>
+            </w:pPr>
+          </w:p>
+        </w:tc>
+        <w:tc>
+          <w:tcPr>
+            <w:tcW w:w="486" w:type="dxa"/>
+            <w:vAlign w:val="center"/>
+          </w:tcPr>
+          <w:p>
+            <w:pPr>
+              <w:jc w:val="center"/>
+              <w:cnfStyle w:val="000000000000" w:firstRow="0" w:lastRow="0" w:firstColumn="0" w:lastColumn="0" w:oddVBand="0" w:evenVBand="0" w:oddHBand="0" w:evenHBand="0" w:firstRowFirstColumn="0" w:firstRowLastColumn="0" w:lastRowFirstColumn="0" w:lastRowLastColumn="0"/>
+              <w:rPr>
+                <w:rFonts w:asciiTheme="majorBidi" w:hAnsiTheme="majorBidi" w:cstheme="majorBidi"/>
+                <w:szCs w:val="24"/>
+              </w:rPr>
+            </w:pPr>
+          </w:p>
+        </w:tc>
+        <w:tc>
+          <w:tcPr>
+            <w:tcW w:w="486" w:type="dxa"/>
+            <w:vAlign w:val="center"/>
+          </w:tcPr>
+          <w:p>
+            <w:pPr>
+              <w:jc w:val="center"/>
+              <w:cnfStyle w:val="000000000000" w:firstRow="0" w:lastRow="0" w:firstColumn="0" w:lastColumn="0" w:oddVBand="0" w:evenVBand="0" w:oddHBand="0" w:evenHBand="0" w:firstRowFirstColumn="0" w:firstRowLastColumn="0" w:lastRowFirstColumn="0" w:lastRowLastColumn="0"/>
+              <w:rPr>
+                <w:rFonts w:asciiTheme="majorBidi" w:hAnsiTheme="majorBidi" w:cstheme="majorBidi"/>
+                <w:szCs w:val="24"/>
+              </w:rPr>
+            </w:pPr>
+          </w:p>
+        </w:tc>
+        <w:tc>
+          <w:tcPr>
+            <w:tcW w:w="486" w:type="dxa"/>
+            <w:vAlign w:val="center"/>
+          </w:tcPr>
+          <w:p>
+            <w:pPr>
+              <w:jc w:val="center"/>
+              <w:cnfStyle w:val="000000000000" w:firstRow="0" w:lastRow="0" w:firstColumn="0" w:lastColumn="0" w:oddVBand="0" w:evenVBand="0" w:oddHBand="0" w:evenHBand="0" w:firstRowFirstColumn="0" w:firstRowLastColumn="0" w:lastRowFirstColumn="0" w:lastRowLastColumn="0"/>
+              <w:rPr>
+                <w:rFonts w:asciiTheme="majorBidi" w:hAnsiTheme="majorBidi" w:cstheme="majorBidi"/>
+                <w:szCs w:val="24"/>
+              </w:rPr>
+            </w:pPr>
+          </w:p>
+        </w:tc>
+        <w:tc>
+          <w:tcPr>
+            <w:tcW w:w="486" w:type="dxa"/>
+            <w:vAlign w:val="center"/>
+          </w:tcPr>
+          <w:p>
+            <w:pPr>
+              <w:jc w:val="center"/>
+              <w:cnfStyle w:val="000000000000" w:firstRow="0" w:lastRow="0" w:firstColumn="0" w:lastColumn="0" w:oddVBand="0" w:evenVBand="0" w:oddHBand="0" w:evenHBand="0" w:firstRowFirstColumn="0" w:firstRowLastColumn="0" w:lastRowFirstColumn="0" w:lastRowLastColumn="0"/>
+              <w:rPr>
+                <w:rFonts w:asciiTheme="majorBidi" w:hAnsiTheme="majorBidi" w:cstheme="majorBidi"/>
+                <w:szCs w:val="24"/>
+              </w:rPr>
+            </w:pPr>
+          </w:p>
+        </w:tc>
+        <w:tc>
+          <w:tcPr>
+            <w:tcW w:w="486" w:type="dxa"/>
+            <w:vAlign w:val="center"/>
+          </w:tcPr>
+          <w:p>
+            <w:pPr>
+              <w:jc w:val="center"/>
+              <w:cnfStyle w:val="000000000000" w:firstRow="0" w:lastRow="0" w:firstColumn="0" w:lastColumn="0" w:oddVBand="0" w:evenVBand="0" w:oddHBand="0" w:evenHBand="0" w:firstRowFirstColumn="0" w:firstRowLastColumn="0" w:lastRowFirstColumn="0" w:lastRowLastColumn="0"/>
+              <w:rPr>
+                <w:rFonts w:asciiTheme="majorBidi" w:hAnsiTheme="majorBidi" w:cstheme="majorBidi"/>
+                <w:szCs w:val="24"/>
+              </w:rPr>
+            </w:pPr>
+          </w:p>
+        </w:tc>
+        <w:tc>
+          <w:tcPr>
+            <w:tcW w:w="486" w:type="dxa"/>
+            <w:vAlign w:val="center"/>
+          </w:tcPr>
+          <w:p>
+            <w:pPr>
+              <w:jc w:val="center"/>
+              <w:cnfStyle w:val="000000000000" w:firstRow="0" w:lastRow="0" w:firstColumn="0" w:lastColumn="0" w:oddVBand="0" w:evenVBand="0" w:oddHBand="0" w:evenHBand="0" w:firstRowFirstColumn="0" w:firstRowLastColumn="0" w:lastRowFirstColumn="0" w:lastRowLastColumn="0"/>
+              <w:rPr>
+                <w:rFonts w:asciiTheme="majorBidi" w:hAnsiTheme="majorBidi" w:cstheme="majorBidi"/>
+                <w:szCs w:val="24"/>
+              </w:rPr>
+            </w:pPr>
+          </w:p>
+        </w:tc>
+        <w:tc>
+          <w:tcPr>
+            <w:tcW w:w="486" w:type="dxa"/>
+            <w:vAlign w:val="center"/>
+          </w:tcPr>
+          <w:p>
+            <w:pPr>
+              <w:jc w:val="center"/>
+              <w:cnfStyle w:val="000000000000" w:firstRow="0" w:lastRow="0" w:firstColumn="0" w:lastColumn="0" w:oddVBand="0" w:evenVBand="0" w:oddHBand="0" w:evenHBand="0" w:firstRowFirstColumn="0" w:firstRowLastColumn="0" w:lastRowFirstColumn="0" w:lastRowLastColumn="0"/>
+              <w:rPr>
+                <w:rFonts w:asciiTheme="majorBidi" w:hAnsiTheme="majorBidi" w:cstheme="majorBidi"/>
+                <w:szCs w:val="24"/>
+              </w:rPr>
+            </w:pPr>
+          </w:p>
+        </w:tc>
+        <w:tc>
+          <w:tcPr>
+            <w:tcW w:w="487" w:type="dxa"/>
+            <w:vAlign w:val="center"/>
+          </w:tcPr>
+          <w:p>
+            <w:pPr>
+              <w:jc w:val="center"/>
+              <w:cnfStyle w:val="000000000000" w:firstRow="0" w:lastRow="0" w:firstColumn="0" w:lastColumn="0" w:oddVBand="0" w:evenVBand="0" w:oddHBand="0" w:evenHBand="0" w:firstRowFirstColumn="0" w:firstRowLastColumn="0" w:lastRowFirstColumn="0" w:lastRowLastColumn="0"/>
+              <w:rPr>
+                <w:rFonts w:asciiTheme="majorBidi" w:hAnsiTheme="majorBidi" w:cstheme="majorBidi"/>
+                <w:szCs w:val="24"/>
+              </w:rPr>
+            </w:pPr>
+          </w:p>
+        </w:tc>
+        <w:tc>
+          <w:tcPr>
+            <w:tcW w:w="487" w:type="dxa"/>
+            <w:vAlign w:val="center"/>
+          </w:tcPr>
+          <w:p>
+            <w:pPr>
+              <w:jc w:val="center"/>
+              <w:cnfStyle w:val="000000000000" w:firstRow="0" w:lastRow="0" w:firstColumn="0" w:lastColumn="0" w:oddVBand="0" w:evenVBand="0" w:oddHBand="0" w:evenHBand="0" w:firstRowFirstColumn="0" w:firstRowLastColumn="0" w:lastRowFirstColumn="0" w:lastRowLastColumn="0"/>
+              <w:rPr>
+                <w:rFonts w:asciiTheme="majorBidi" w:hAnsiTheme="majorBidi" w:cstheme="majorBidi"/>
+                <w:szCs w:val="24"/>
+              </w:rPr>
+            </w:pPr>
+          </w:p>
+        </w:tc>
+      </w:tr>
+      <w:tr>
+        <w:trPr>
+          <w:cnfStyle w:val="000000100000" w:firstRow="0" w:lastRow="0" w:firstColumn="0" w:lastColumn="0" w:oddVBand="0" w:evenVBand="0" w:oddHBand="1" w:evenHBand="0" w:firstRowFirstColumn="0" w:firstRowLastColumn="0" w:lastRowFirstColumn="0" w:lastRowLastColumn="0"/>
+          <w:trHeight w:val="472"/>
+        </w:trPr>
+        <w:tc>
+          <w:tcPr>
+            <w:cnfStyle w:val="001000000000" w:firstRow="0" w:lastRow="0" w:firstColumn="1" w:lastColumn="0" w:oddVBand="0" w:evenVBand="0" w:oddHBand="0" w:evenHBand="0" w:firstRowFirstColumn="0" w:firstRowLastColumn="0" w:lastRowFirstColumn="0" w:lastRowLastColumn="0"/>
+            <w:tcW w:w="2569" w:type="dxa"/>
+            <w:vAlign w:val="center"/>
+          </w:tcPr>
+          <w:p>
+            <w:pPr>
+              <w:rPr>
+                <w:rFonts w:asciiTheme="majorBidi" w:hAnsiTheme="majorBidi" w:cstheme="majorBidi"/>
+                <w:szCs w:val="24"/>
+              </w:rPr>
+            </w:pPr>
+            <w:r>
+              <w:rPr>
+                <w:rFonts w:asciiTheme="majorBidi" w:hAnsiTheme="majorBidi" w:cstheme="majorBidi"/>
+                <w:szCs w:val="24"/>
+                <w:cs/>
+              </w:rPr>
+              <w:t>3.เริ่มดำเนินการทดสอบ</w:t>
+            </w:r>
+          </w:p>
+        </w:tc>
+        <w:tc>
+          <w:tcPr>
+            <w:tcW w:w="487" w:type="dxa"/>
+            <w:vAlign w:val="center"/>
+          </w:tcPr>
+          <w:p>
+            <w:pPr>
+              <w:jc w:val="center"/>
+              <w:cnfStyle w:val="000000100000" w:firstRow="0" w:lastRow="0" w:firstColumn="0" w:lastColumn="0" w:oddVBand="0" w:evenVBand="0" w:oddHBand="1" w:evenHBand="0" w:firstRowFirstColumn="0" w:firstRowLastColumn="0" w:lastRowFirstColumn="0" w:lastRowLastColumn="0"/>
+              <w:rPr>
+                <w:rFonts w:asciiTheme="majorBidi" w:hAnsiTheme="majorBidi" w:cstheme="majorBidi"/>
+                <w:szCs w:val="24"/>
+              </w:rPr>
+            </w:pPr>
+          </w:p>
+        </w:tc>
+        <w:tc>
+          <w:tcPr>
+            <w:tcW w:w="487" w:type="dxa"/>
+            <w:vAlign w:val="center"/>
+          </w:tcPr>
+          <w:p>
+            <w:pPr>
+              <w:jc w:val="center"/>
+              <w:cnfStyle w:val="000000100000" w:firstRow="0" w:lastRow="0" w:firstColumn="0" w:lastColumn="0" w:oddVBand="0" w:evenVBand="0" w:oddHBand="1" w:evenHBand="0" w:firstRowFirstColumn="0" w:firstRowLastColumn="0" w:lastRowFirstColumn="0" w:lastRowLastColumn="0"/>
+              <w:rPr>
+                <w:rFonts w:asciiTheme="majorBidi" w:hAnsiTheme="majorBidi" w:cstheme="majorBidi"/>
+                <w:szCs w:val="24"/>
+              </w:rPr>
+            </w:pPr>
+          </w:p>
+        </w:tc>
+        <w:tc>
+          <w:tcPr>
+            <w:tcW w:w="486" w:type="dxa"/>
+            <w:vAlign w:val="center"/>
+          </w:tcPr>
+          <w:p>
+            <w:pPr>
+              <w:jc w:val="center"/>
+              <w:cnfStyle w:val="000000100000" w:firstRow="0" w:lastRow="0" w:firstColumn="0" w:lastColumn="0" w:oddVBand="0" w:evenVBand="0" w:oddHBand="1" w:evenHBand="0" w:firstRowFirstColumn="0" w:firstRowLastColumn="0" w:lastRowFirstColumn="0" w:lastRowLastColumn="0"/>
+              <w:rPr>
+                <w:rFonts w:asciiTheme="majorBidi" w:hAnsiTheme="majorBidi" w:cstheme="majorBidi"/>
+                <w:szCs w:val="24"/>
+              </w:rPr>
+            </w:pPr>
+          </w:p>
+        </w:tc>
+        <w:tc>
+          <w:tcPr>
+            <w:tcW w:w="486" w:type="dxa"/>
+            <w:shd w:val="clear" w:color="auto" w:fill="83CAEB" w:themeFill="accent1" w:themeFillTint="66"/>
+            <w:vAlign w:val="center"/>
+          </w:tcPr>
+          <w:p>
+            <w:pPr>
+              <w:jc w:val="center"/>
+              <w:cnfStyle w:val="000000100000" w:firstRow="0" w:lastRow="0" w:firstColumn="0" w:lastColumn="0" w:oddVBand="0" w:evenVBand="0" w:oddHBand="1" w:evenHBand="0" w:firstRowFirstColumn="0" w:firstRowLastColumn="0" w:lastRowFirstColumn="0" w:lastRowLastColumn="0"/>
+              <w:rPr>
+                <w:rFonts w:asciiTheme="majorBidi" w:hAnsiTheme="majorBidi" w:cstheme="majorBidi"/>
+                <w:szCs w:val="24"/>
+              </w:rPr>
+            </w:pPr>
+          </w:p>
+        </w:tc>
+        <w:tc>
+          <w:tcPr>
+            <w:tcW w:w="486" w:type="dxa"/>
+            <w:shd w:val="clear" w:color="auto" w:fill="83CAEB" w:themeFill="accent1" w:themeFillTint="66"/>
+            <w:vAlign w:val="center"/>
+          </w:tcPr>
+          <w:p>
+            <w:pPr>
+              <w:jc w:val="center"/>
+              <w:cnfStyle w:val="000000100000" w:firstRow="0" w:lastRow="0" w:firstColumn="0" w:lastColumn="0" w:oddVBand="0" w:evenVBand="0" w:oddHBand="1" w:evenHBand="0" w:firstRowFirstColumn="0" w:firstRowLastColumn="0" w:lastRowFirstColumn="0" w:lastRowLastColumn="0"/>
+              <w:rPr>
+                <w:rFonts w:asciiTheme="majorBidi" w:hAnsiTheme="majorBidi" w:cstheme="majorBidi"/>
+                <w:szCs w:val="24"/>
+              </w:rPr>
+            </w:pPr>
+          </w:p>
+        </w:tc>
+        <w:tc>
+          <w:tcPr>
+            <w:tcW w:w="486" w:type="dxa"/>
+            <w:shd w:val="clear" w:color="auto" w:fill="83CAEB" w:themeFill="accent1" w:themeFillTint="66"/>
+            <w:vAlign w:val="center"/>
+          </w:tcPr>
+          <w:p>
+            <w:pPr>
+              <w:jc w:val="center"/>
+              <w:cnfStyle w:val="000000100000" w:firstRow="0" w:lastRow="0" w:firstColumn="0" w:lastColumn="0" w:oddVBand="0" w:evenVBand="0" w:oddHBand="1" w:evenHBand="0" w:firstRowFirstColumn="0" w:firstRowLastColumn="0" w:lastRowFirstColumn="0" w:lastRowLastColumn="0"/>
+              <w:rPr>
+                <w:rFonts w:asciiTheme="majorBidi" w:hAnsiTheme="majorBidi" w:cstheme="majorBidi"/>
+                <w:szCs w:val="24"/>
+              </w:rPr>
+            </w:pPr>
+          </w:p>
+        </w:tc>
+        <w:tc>
+          <w:tcPr>
+            <w:tcW w:w="486" w:type="dxa"/>
+            <w:shd w:val="clear" w:color="auto" w:fill="83CAEB" w:themeFill="accent1" w:themeFillTint="66"/>
+            <w:vAlign w:val="center"/>
+          </w:tcPr>
+          <w:p>
+            <w:pPr>
+              <w:jc w:val="center"/>
+              <w:cnfStyle w:val="000000100000" w:firstRow="0" w:lastRow="0" w:firstColumn="0" w:lastColumn="0" w:oddVBand="0" w:evenVBand="0" w:oddHBand="1" w:evenHBand="0" w:firstRowFirstColumn="0" w:firstRowLastColumn="0" w:lastRowFirstColumn="0" w:lastRowLastColumn="0"/>
+              <w:rPr>
+                <w:rFonts w:asciiTheme="majorBidi" w:hAnsiTheme="majorBidi" w:cstheme="majorBidi"/>
+                <w:szCs w:val="24"/>
+              </w:rPr>
+            </w:pPr>
+          </w:p>
+        </w:tc>
+        <w:tc>
+          <w:tcPr>
+            <w:tcW w:w="486" w:type="dxa"/>
+            <w:shd w:val="clear" w:color="auto" w:fill="83CAEB" w:themeFill="accent1" w:themeFillTint="66"/>
+            <w:vAlign w:val="center"/>
+          </w:tcPr>
+          <w:p>
+            <w:pPr>
+              <w:jc w:val="center"/>
+              <w:cnfStyle w:val="000000100000" w:firstRow="0" w:lastRow="0" w:firstColumn="0" w:lastColumn="0" w:oddVBand="0" w:evenVBand="0" w:oddHBand="1" w:evenHBand="0" w:firstRowFirstColumn="0" w:firstRowLastColumn="0" w:lastRowFirstColumn="0" w:lastRowLastColumn="0"/>
+              <w:rPr>
+                <w:rFonts w:asciiTheme="majorBidi" w:hAnsiTheme="majorBidi" w:cstheme="majorBidi"/>
+                <w:szCs w:val="24"/>
+              </w:rPr>
+            </w:pPr>
+          </w:p>
+        </w:tc>
+        <w:tc>
+          <w:tcPr>
+            <w:tcW w:w="486" w:type="dxa"/>
+            <w:shd w:val="clear" w:color="auto" w:fill="83CAEB" w:themeFill="accent1" w:themeFillTint="66"/>
+            <w:vAlign w:val="center"/>
+          </w:tcPr>
+          <w:p>
+            <w:pPr>
+              <w:jc w:val="center"/>
+              <w:cnfStyle w:val="000000100000" w:firstRow="0" w:lastRow="0" w:firstColumn="0" w:lastColumn="0" w:oddVBand="0" w:evenVBand="0" w:oddHBand="1" w:evenHBand="0" w:firstRowFirstColumn="0" w:firstRowLastColumn="0" w:lastRowFirstColumn="0" w:lastRowLastColumn="0"/>
+              <w:rPr>
+                <w:rFonts w:asciiTheme="majorBidi" w:hAnsiTheme="majorBidi" w:cstheme="majorBidi"/>
+                <w:szCs w:val="24"/>
+              </w:rPr>
+            </w:pPr>
+          </w:p>
+        </w:tc>
+        <w:tc>
+          <w:tcPr>
+            <w:tcW w:w="486" w:type="dxa"/>
+            <w:shd w:val="clear" w:color="auto" w:fill="83CAEB" w:themeFill="accent1" w:themeFillTint="66"/>
+            <w:vAlign w:val="center"/>
+          </w:tcPr>
+          <w:p>
+            <w:pPr>
+              <w:jc w:val="center"/>
+              <w:cnfStyle w:val="000000100000" w:firstRow="0" w:lastRow="0" w:firstColumn="0" w:lastColumn="0" w:oddVBand="0" w:evenVBand="0" w:oddHBand="1" w:evenHBand="0" w:firstRowFirstColumn="0" w:firstRowLastColumn="0" w:lastRowFirstColumn="0" w:lastRowLastColumn="0"/>
+              <w:rPr>
+                <w:rFonts w:asciiTheme="majorBidi" w:hAnsiTheme="majorBidi" w:cstheme="majorBidi"/>
+                <w:szCs w:val="24"/>
+              </w:rPr>
+            </w:pPr>
+          </w:p>
+        </w:tc>
+        <w:tc>
+          <w:tcPr>
+            <w:tcW w:w="486" w:type="dxa"/>
+            <w:shd w:val="clear" w:color="auto" w:fill="83CAEB" w:themeFill="accent1" w:themeFillTint="66"/>
+            <w:vAlign w:val="center"/>
+          </w:tcPr>
+          <w:p>
+            <w:pPr>
+              <w:jc w:val="center"/>
+              <w:cnfStyle w:val="000000100000" w:firstRow="0" w:lastRow="0" w:firstColumn="0" w:lastColumn="0" w:oddVBand="0" w:evenVBand="0" w:oddHBand="1" w:evenHBand="0" w:firstRowFirstColumn="0" w:firstRowLastColumn="0" w:lastRowFirstColumn="0" w:lastRowLastColumn="0"/>
+              <w:rPr>
+                <w:rFonts w:asciiTheme="majorBidi" w:hAnsiTheme="majorBidi" w:cstheme="majorBidi"/>
+                <w:szCs w:val="24"/>
+              </w:rPr>
+            </w:pPr>
+          </w:p>
+        </w:tc>
+        <w:tc>
+          <w:tcPr>
+            <w:tcW w:w="486" w:type="dxa"/>
+            <w:shd w:val="clear" w:color="auto" w:fill="83CAEB" w:themeFill="accent1" w:themeFillTint="66"/>
+            <w:vAlign w:val="center"/>
+          </w:tcPr>
+          <w:p>
+            <w:pPr>
+              <w:jc w:val="center"/>
+              <w:cnfStyle w:val="000000100000" w:firstRow="0" w:lastRow="0" w:firstColumn="0" w:lastColumn="0" w:oddVBand="0" w:evenVBand="0" w:oddHBand="1" w:evenHBand="0" w:firstRowFirstColumn="0" w:firstRowLastColumn="0" w:lastRowFirstColumn="0" w:lastRowLastColumn="0"/>
+              <w:rPr>
+                <w:rFonts w:asciiTheme="majorBidi" w:hAnsiTheme="majorBidi" w:cstheme="majorBidi"/>
+                <w:szCs w:val="24"/>
+              </w:rPr>
+            </w:pPr>
+          </w:p>
+        </w:tc>
+        <w:tc>
+          <w:tcPr>
+            <w:tcW w:w="486" w:type="dxa"/>
+            <w:shd w:val="clear" w:color="auto" w:fill="83CAEB" w:themeFill="accent1" w:themeFillTint="66"/>
+            <w:vAlign w:val="center"/>
+          </w:tcPr>
+          <w:p>
+            <w:pPr>
+              <w:jc w:val="center"/>
+              <w:cnfStyle w:val="000000100000" w:firstRow="0" w:lastRow="0" w:firstColumn="0" w:lastColumn="0" w:oddVBand="0" w:evenVBand="0" w:oddHBand="1" w:evenHBand="0" w:firstRowFirstColumn="0" w:firstRowLastColumn="0" w:lastRowFirstColumn="0" w:lastRowLastColumn="0"/>
+              <w:rPr>
+                <w:rFonts w:asciiTheme="majorBidi" w:hAnsiTheme="majorBidi" w:cstheme="majorBidi"/>
+                <w:szCs w:val="24"/>
+              </w:rPr>
+            </w:pPr>
+          </w:p>
+        </w:tc>
+        <w:tc>
+          <w:tcPr>
+            <w:tcW w:w="486" w:type="dxa"/>
+            <w:shd w:val="clear" w:color="auto" w:fill="83CAEB" w:themeFill="accent1" w:themeFillTint="66"/>
+            <w:vAlign w:val="center"/>
+          </w:tcPr>
+          <w:p>
+            <w:pPr>
+              <w:jc w:val="center"/>
+              <w:cnfStyle w:val="000000100000" w:firstRow="0" w:lastRow="0" w:firstColumn="0" w:lastColumn="0" w:oddVBand="0" w:evenVBand="0" w:oddHBand="1" w:evenHBand="0" w:firstRowFirstColumn="0" w:firstRowLastColumn="0" w:lastRowFirstColumn="0" w:lastRowLastColumn="0"/>
+              <w:rPr>
+                <w:rFonts w:asciiTheme="majorBidi" w:hAnsiTheme="majorBidi" w:cstheme="majorBidi"/>
+                <w:szCs w:val="24"/>
+              </w:rPr>
+            </w:pPr>
+          </w:p>
+        </w:tc>
+        <w:tc>
+          <w:tcPr>
+            <w:tcW w:w="486" w:type="dxa"/>
+            <w:shd w:val="clear" w:color="auto" w:fill="83CAEB" w:themeFill="accent1" w:themeFillTint="66"/>
+            <w:vAlign w:val="center"/>
+          </w:tcPr>
+          <w:p>
+            <w:pPr>
+              <w:jc w:val="center"/>
+              <w:cnfStyle w:val="000000100000" w:firstRow="0" w:lastRow="0" w:firstColumn="0" w:lastColumn="0" w:oddVBand="0" w:evenVBand="0" w:oddHBand="1" w:evenHBand="0" w:firstRowFirstColumn="0" w:firstRowLastColumn="0" w:lastRowFirstColumn="0" w:lastRowLastColumn="0"/>
+              <w:rPr>
+                <w:rFonts w:asciiTheme="majorBidi" w:hAnsiTheme="majorBidi" w:cstheme="majorBidi"/>
+                <w:szCs w:val="24"/>
+              </w:rPr>
+            </w:pPr>
+          </w:p>
+        </w:tc>
+        <w:tc>
+          <w:tcPr>
+            <w:tcW w:w="486" w:type="dxa"/>
+            <w:shd w:val="clear" w:color="auto" w:fill="83CAEB" w:themeFill="accent1" w:themeFillTint="66"/>
+            <w:vAlign w:val="center"/>
+          </w:tcPr>
+          <w:p>
+            <w:pPr>
+              <w:jc w:val="center"/>
+              <w:cnfStyle w:val="000000100000" w:firstRow="0" w:lastRow="0" w:firstColumn="0" w:lastColumn="0" w:oddVBand="0" w:evenVBand="0" w:oddHBand="1" w:evenHBand="0" w:firstRowFirstColumn="0" w:firstRowLastColumn="0" w:lastRowFirstColumn="0" w:lastRowLastColumn="0"/>
+              <w:rPr>
+                <w:rFonts w:asciiTheme="majorBidi" w:hAnsiTheme="majorBidi" w:cstheme="majorBidi"/>
+                <w:szCs w:val="24"/>
+              </w:rPr>
+            </w:pPr>
+          </w:p>
+        </w:tc>
+        <w:tc>
+          <w:tcPr>
+            <w:tcW w:w="487" w:type="dxa"/>
+            <w:shd w:val="clear" w:color="auto" w:fill="83CAEB" w:themeFill="accent1" w:themeFillTint="66"/>
+            <w:vAlign w:val="center"/>
+          </w:tcPr>
+          <w:p>
+            <w:pPr>
+              <w:jc w:val="center"/>
+              <w:cnfStyle w:val="000000100000" w:firstRow="0" w:lastRow="0" w:firstColumn="0" w:lastColumn="0" w:oddVBand="0" w:evenVBand="0" w:oddHBand="1" w:evenHBand="0" w:firstRowFirstColumn="0" w:firstRowLastColumn="0" w:lastRowFirstColumn="0" w:lastRowLastColumn="0"/>
+              <w:rPr>
+                <w:rFonts w:asciiTheme="majorBidi" w:hAnsiTheme="majorBidi" w:cstheme="majorBidi"/>
+                <w:szCs w:val="24"/>
+              </w:rPr>
+            </w:pPr>
+          </w:p>
+        </w:tc>
+        <w:tc>
+          <w:tcPr>
+            <w:tcW w:w="487" w:type="dxa"/>
+            <w:vAlign w:val="center"/>
+          </w:tcPr>
+          <w:p>
+            <w:pPr>
+              <w:jc w:val="center"/>
+              <w:cnfStyle w:val="000000100000" w:firstRow="0" w:lastRow="0" w:firstColumn="0" w:lastColumn="0" w:oddVBand="0" w:evenVBand="0" w:oddHBand="1" w:evenHBand="0" w:firstRowFirstColumn="0" w:firstRowLastColumn="0" w:lastRowFirstColumn="0" w:lastRowLastColumn="0"/>
+              <w:rPr>
+                <w:rFonts w:asciiTheme="majorBidi" w:hAnsiTheme="majorBidi" w:cstheme="majorBidi"/>
+                <w:szCs w:val="24"/>
+              </w:rPr>
+            </w:pPr>
+          </w:p>
+        </w:tc>
+      </w:tr>
+      <w:tr>
+        <w:trPr>
+          <w:trHeight w:val="472"/>
+        </w:trPr>
+        <w:tc>
+          <w:tcPr>
+            <w:cnfStyle w:val="001000000000" w:firstRow="0" w:lastRow="0" w:firstColumn="1" w:lastColumn="0" w:oddVBand="0" w:evenVBand="0" w:oddHBand="0" w:evenHBand="0" w:firstRowFirstColumn="0" w:firstRowLastColumn="0" w:lastRowFirstColumn="0" w:lastRowLastColumn="0"/>
+            <w:tcW w:w="2569" w:type="dxa"/>
+            <w:vAlign w:val="center"/>
+          </w:tcPr>
+          <w:p>
+            <w:pPr>
+              <w:rPr>
+                <w:rFonts w:asciiTheme="majorBidi" w:hAnsiTheme="majorBidi" w:cstheme="majorBidi"/>
+                <w:szCs w:val="24"/>
+              </w:rPr>
+            </w:pPr>
+            <w:r>
+              <w:rPr>
+                <w:rFonts w:asciiTheme="majorBidi" w:hAnsiTheme="majorBidi" w:cstheme="majorBidi"/>
+                <w:szCs w:val="24"/>
+                <w:cs/>
+              </w:rPr>
+              <w:t>4.วิเคราะห์ / สรุปผล</w:t>
+            </w:r>
+          </w:p>
+        </w:tc>
+        <w:tc>
+          <w:tcPr>
+            <w:tcW w:w="487" w:type="dxa"/>
+            <w:vAlign w:val="center"/>
+          </w:tcPr>
+          <w:p>
+            <w:pPr>
+              <w:jc w:val="center"/>
+              <w:cnfStyle w:val="000000000000" w:firstRow="0" w:lastRow="0" w:firstColumn="0" w:lastColumn="0" w:oddVBand="0" w:evenVBand="0" w:oddHBand="0" w:evenHBand="0" w:firstRowFirstColumn="0" w:firstRowLastColumn="0" w:lastRowFirstColumn="0" w:lastRowLastColumn="0"/>
+              <w:rPr>
+                <w:rFonts w:asciiTheme="majorBidi" w:hAnsiTheme="majorBidi" w:cstheme="majorBidi"/>
+                <w:szCs w:val="24"/>
+              </w:rPr>
+            </w:pPr>
+          </w:p>
+        </w:tc>
+        <w:tc>
+          <w:tcPr>
+            <w:tcW w:w="487" w:type="dxa"/>
+            <w:vAlign w:val="center"/>
+          </w:tcPr>
+          <w:p>
+            <w:pPr>
+              <w:jc w:val="center"/>
+              <w:cnfStyle w:val="000000000000" w:firstRow="0" w:lastRow="0" w:firstColumn="0" w:lastColumn="0" w:oddVBand="0" w:evenVBand="0" w:oddHBand="0" w:evenHBand="0" w:firstRowFirstColumn="0" w:firstRowLastColumn="0" w:lastRowFirstColumn="0" w:lastRowLastColumn="0"/>
+              <w:rPr>
+                <w:rFonts w:asciiTheme="majorBidi" w:hAnsiTheme="majorBidi" w:cstheme="majorBidi"/>
+                <w:szCs w:val="24"/>
+              </w:rPr>
+            </w:pPr>
+          </w:p>
+        </w:tc>
+        <w:tc>
+          <w:tcPr>
+            <w:tcW w:w="486" w:type="dxa"/>
+            <w:vAlign w:val="center"/>
+          </w:tcPr>
+          <w:p>
+            <w:pPr>
+              <w:jc w:val="center"/>
+              <w:cnfStyle w:val="000000000000" w:firstRow="0" w:lastRow="0" w:firstColumn="0" w:lastColumn="0" w:oddVBand="0" w:evenVBand="0" w:oddHBand="0" w:evenHBand="0" w:firstRowFirstColumn="0" w:firstRowLastColumn="0" w:lastRowFirstColumn="0" w:lastRowLastColumn="0"/>
+              <w:rPr>
+                <w:rFonts w:asciiTheme="majorBidi" w:hAnsiTheme="majorBidi" w:cstheme="majorBidi"/>
+                <w:szCs w:val="24"/>
+              </w:rPr>
+            </w:pPr>
+          </w:p>
+        </w:tc>
+        <w:tc>
+          <w:tcPr>
+            <w:tcW w:w="486" w:type="dxa"/>
+            <w:vAlign w:val="center"/>
+          </w:tcPr>
+          <w:p>
+            <w:pPr>
+              <w:jc w:val="center"/>
+              <w:cnfStyle w:val="000000000000" w:firstRow="0" w:lastRow="0" w:firstColumn="0" w:lastColumn="0" w:oddVBand="0" w:evenVBand="0" w:oddHBand="0" w:evenHBand="0" w:firstRowFirstColumn="0" w:firstRowLastColumn="0" w:lastRowFirstColumn="0" w:lastRowLastColumn="0"/>
+              <w:rPr>
+                <w:rFonts w:asciiTheme="majorBidi" w:hAnsiTheme="majorBidi" w:cstheme="majorBidi"/>
+                <w:szCs w:val="24"/>
+              </w:rPr>
+            </w:pPr>
+          </w:p>
+        </w:tc>
+        <w:tc>
+          <w:tcPr>
+            <w:tcW w:w="486" w:type="dxa"/>
+            <w:vAlign w:val="center"/>
+          </w:tcPr>
+          <w:p>
+            <w:pPr>
+              <w:jc w:val="center"/>
+              <w:cnfStyle w:val="000000000000" w:firstRow="0" w:lastRow="0" w:firstColumn="0" w:lastColumn="0" w:oddVBand="0" w:evenVBand="0" w:oddHBand="0" w:evenHBand="0" w:firstRowFirstColumn="0" w:firstRowLastColumn="0" w:lastRowFirstColumn="0" w:lastRowLastColumn="0"/>
+              <w:rPr>
+                <w:rFonts w:asciiTheme="majorBidi" w:hAnsiTheme="majorBidi" w:cstheme="majorBidi"/>
+                <w:szCs w:val="24"/>
+              </w:rPr>
+            </w:pPr>
+          </w:p>
+        </w:tc>
+        <w:tc>
+          <w:tcPr>
+            <w:tcW w:w="486" w:type="dxa"/>
+            <w:vAlign w:val="center"/>
+          </w:tcPr>
+          <w:p>
+            <w:pPr>
+              <w:jc w:val="center"/>
+              <w:cnfStyle w:val="000000000000" w:firstRow="0" w:lastRow="0" w:firstColumn="0" w:lastColumn="0" w:oddVBand="0" w:evenVBand="0" w:oddHBand="0" w:evenHBand="0" w:firstRowFirstColumn="0" w:firstRowLastColumn="0" w:lastRowFirstColumn="0" w:lastRowLastColumn="0"/>
+              <w:rPr>
+                <w:rFonts w:asciiTheme="majorBidi" w:hAnsiTheme="majorBidi" w:cstheme="majorBidi"/>
+                <w:szCs w:val="24"/>
+              </w:rPr>
+            </w:pPr>
+          </w:p>
+        </w:tc>
+        <w:tc>
+          <w:tcPr>
+            <w:tcW w:w="486" w:type="dxa"/>
+            <w:vAlign w:val="center"/>
+          </w:tcPr>
+          <w:p>
+            <w:pPr>
+              <w:jc w:val="center"/>
+              <w:cnfStyle w:val="000000000000" w:firstRow="0" w:lastRow="0" w:firstColumn="0" w:lastColumn="0" w:oddVBand="0" w:evenVBand="0" w:oddHBand="0" w:evenHBand="0" w:firstRowFirstColumn="0" w:firstRowLastColumn="0" w:lastRowFirstColumn="0" w:lastRowLastColumn="0"/>
+              <w:rPr>
+                <w:rFonts w:asciiTheme="majorBidi" w:hAnsiTheme="majorBidi" w:cstheme="majorBidi"/>
+                <w:szCs w:val="24"/>
+              </w:rPr>
+            </w:pPr>
+          </w:p>
+        </w:tc>
+        <w:tc>
+          <w:tcPr>
+            <w:tcW w:w="486" w:type="dxa"/>
+            <w:vAlign w:val="center"/>
+          </w:tcPr>
+          <w:p>
+            <w:pPr>
+              <w:jc w:val="center"/>
+              <w:cnfStyle w:val="000000000000" w:firstRow="0" w:lastRow="0" w:firstColumn="0" w:lastColumn="0" w:oddVBand="0" w:evenVBand="0" w:oddHBand="0" w:evenHBand="0" w:firstRowFirstColumn="0" w:firstRowLastColumn="0" w:lastRowFirstColumn="0" w:lastRowLastColumn="0"/>
+              <w:rPr>
+                <w:rFonts w:asciiTheme="majorBidi" w:hAnsiTheme="majorBidi" w:cstheme="majorBidi"/>
+                <w:szCs w:val="24"/>
+              </w:rPr>
+            </w:pPr>
+          </w:p>
+        </w:tc>
+        <w:tc>
+          <w:tcPr>
+            <w:tcW w:w="486" w:type="dxa"/>
+            <w:vAlign w:val="center"/>
+          </w:tcPr>
+          <w:p>
+            <w:pPr>
+              <w:jc w:val="center"/>
+              <w:cnfStyle w:val="000000000000" w:firstRow="0" w:lastRow="0" w:firstColumn="0" w:lastColumn="0" w:oddVBand="0" w:evenVBand="0" w:oddHBand="0" w:evenHBand="0" w:firstRowFirstColumn="0" w:firstRowLastColumn="0" w:lastRowFirstColumn="0" w:lastRowLastColumn="0"/>
+              <w:rPr>
+                <w:rFonts w:asciiTheme="majorBidi" w:hAnsiTheme="majorBidi" w:cstheme="majorBidi"/>
+                <w:szCs w:val="24"/>
+              </w:rPr>
+            </w:pPr>
+          </w:p>
+        </w:tc>
+        <w:tc>
+          <w:tcPr>
+            <w:tcW w:w="486" w:type="dxa"/>
+            <w:vAlign w:val="center"/>
+          </w:tcPr>
+          <w:p>
+            <w:pPr>
+              <w:jc w:val="center"/>
+              <w:cnfStyle w:val="000000000000" w:firstRow="0" w:lastRow="0" w:firstColumn="0" w:lastColumn="0" w:oddVBand="0" w:evenVBand="0" w:oddHBand="0" w:evenHBand="0" w:firstRowFirstColumn="0" w:firstRowLastColumn="0" w:lastRowFirstColumn="0" w:lastRowLastColumn="0"/>
+              <w:rPr>
+                <w:rFonts w:asciiTheme="majorBidi" w:hAnsiTheme="majorBidi" w:cstheme="majorBidi"/>
+                <w:szCs w:val="24"/>
+              </w:rPr>
+            </w:pPr>
+          </w:p>
+        </w:tc>
+        <w:tc>
+          <w:tcPr>
+            <w:tcW w:w="486" w:type="dxa"/>
+            <w:vAlign w:val="center"/>
+          </w:tcPr>
+          <w:p>
+            <w:pPr>
+              <w:jc w:val="center"/>
+              <w:cnfStyle w:val="000000000000" w:firstRow="0" w:lastRow="0" w:firstColumn="0" w:lastColumn="0" w:oddVBand="0" w:evenVBand="0" w:oddHBand="0" w:evenHBand="0" w:firstRowFirstColumn="0" w:firstRowLastColumn="0" w:lastRowFirstColumn="0" w:lastRowLastColumn="0"/>
+              <w:rPr>
+                <w:rFonts w:asciiTheme="majorBidi" w:hAnsiTheme="majorBidi" w:cstheme="majorBidi"/>
+                <w:szCs w:val="24"/>
+              </w:rPr>
+            </w:pPr>
+          </w:p>
+        </w:tc>
+        <w:tc>
+          <w:tcPr>
+            <w:tcW w:w="486" w:type="dxa"/>
+            <w:vAlign w:val="center"/>
+          </w:tcPr>
+          <w:p>
+            <w:pPr>
+              <w:jc w:val="center"/>
+              <w:cnfStyle w:val="000000000000" w:firstRow="0" w:lastRow="0" w:firstColumn="0" w:lastColumn="0" w:oddVBand="0" w:evenVBand="0" w:oddHBand="0" w:evenHBand="0" w:firstRowFirstColumn="0" w:firstRowLastColumn="0" w:lastRowFirstColumn="0" w:lastRowLastColumn="0"/>
+              <w:rPr>
+                <w:rFonts w:asciiTheme="majorBidi" w:hAnsiTheme="majorBidi" w:cstheme="majorBidi"/>
+                <w:szCs w:val="24"/>
+              </w:rPr>
+            </w:pPr>
+          </w:p>
+        </w:tc>
+        <w:tc>
+          <w:tcPr>
+            <w:tcW w:w="486" w:type="dxa"/>
+            <w:vAlign w:val="center"/>
+          </w:tcPr>
+          <w:p>
+            <w:pPr>
+              <w:jc w:val="center"/>
+              <w:cnfStyle w:val="000000000000" w:firstRow="0" w:lastRow="0" w:firstColumn="0" w:lastColumn="0" w:oddVBand="0" w:evenVBand="0" w:oddHBand="0" w:evenHBand="0" w:firstRowFirstColumn="0" w:firstRowLastColumn="0" w:lastRowFirstColumn="0" w:lastRowLastColumn="0"/>
+              <w:rPr>
+                <w:rFonts w:asciiTheme="majorBidi" w:hAnsiTheme="majorBidi" w:cstheme="majorBidi"/>
+                <w:szCs w:val="24"/>
+              </w:rPr>
+            </w:pPr>
+          </w:p>
+        </w:tc>
+        <w:tc>
+          <w:tcPr>
+            <w:tcW w:w="486" w:type="dxa"/>
+            <w:vAlign w:val="center"/>
+          </w:tcPr>
+          <w:p>
+            <w:pPr>
+              <w:jc w:val="center"/>
+              <w:cnfStyle w:val="000000000000" w:firstRow="0" w:lastRow="0" w:firstColumn="0" w:lastColumn="0" w:oddVBand="0" w:evenVBand="0" w:oddHBand="0" w:evenHBand="0" w:firstRowFirstColumn="0" w:firstRowLastColumn="0" w:lastRowFirstColumn="0" w:lastRowLastColumn="0"/>
+              <w:rPr>
+                <w:rFonts w:asciiTheme="majorBidi" w:hAnsiTheme="majorBidi" w:cstheme="majorBidi"/>
+                <w:szCs w:val="24"/>
+              </w:rPr>
+            </w:pPr>
+          </w:p>
+        </w:tc>
+        <w:tc>
+          <w:tcPr>
+            <w:tcW w:w="486" w:type="dxa"/>
+            <w:shd w:val="clear" w:color="auto" w:fill="83CAEB" w:themeFill="accent1" w:themeFillTint="66"/>
+            <w:vAlign w:val="center"/>
+          </w:tcPr>
+          <w:p>
+            <w:pPr>
+              <w:jc w:val="center"/>
+              <w:cnfStyle w:val="000000000000" w:firstRow="0" w:lastRow="0" w:firstColumn="0" w:lastColumn="0" w:oddVBand="0" w:evenVBand="0" w:oddHBand="0" w:evenHBand="0" w:firstRowFirstColumn="0" w:firstRowLastColumn="0" w:lastRowFirstColumn="0" w:lastRowLastColumn="0"/>
+              <w:rPr>
+                <w:rFonts w:asciiTheme="majorBidi" w:hAnsiTheme="majorBidi" w:cstheme="majorBidi"/>
+                <w:szCs w:val="24"/>
+              </w:rPr>
+            </w:pPr>
+          </w:p>
+        </w:tc>
+        <w:tc>
+          <w:tcPr>
+            <w:tcW w:w="486" w:type="dxa"/>
+            <w:shd w:val="clear" w:color="auto" w:fill="83CAEB" w:themeFill="accent1" w:themeFillTint="66"/>
+            <w:vAlign w:val="center"/>
+          </w:tcPr>
+          <w:p>
+            <w:pPr>
+              <w:jc w:val="center"/>
+              <w:cnfStyle w:val="000000000000" w:firstRow="0" w:lastRow="0" w:firstColumn="0" w:lastColumn="0" w:oddVBand="0" w:evenVBand="0" w:oddHBand="0" w:evenHBand="0" w:firstRowFirstColumn="0" w:firstRowLastColumn="0" w:lastRowFirstColumn="0" w:lastRowLastColumn="0"/>
+              <w:rPr>
+                <w:rFonts w:asciiTheme="majorBidi" w:hAnsiTheme="majorBidi" w:cstheme="majorBidi"/>
+                <w:szCs w:val="24"/>
+              </w:rPr>
+            </w:pPr>
+          </w:p>
+        </w:tc>
+        <w:tc>
+          <w:tcPr>
+            <w:tcW w:w="487" w:type="dxa"/>
+            <w:shd w:val="clear" w:color="auto" w:fill="83CAEB" w:themeFill="accent1" w:themeFillTint="66"/>
+            <w:vAlign w:val="center"/>
+          </w:tcPr>
+          <w:p>
+            <w:pPr>
+              <w:jc w:val="center"/>
+              <w:cnfStyle w:val="000000000000" w:firstRow="0" w:lastRow="0" w:firstColumn="0" w:lastColumn="0" w:oddVBand="0" w:evenVBand="0" w:oddHBand="0" w:evenHBand="0" w:firstRowFirstColumn="0" w:firstRowLastColumn="0" w:lastRowFirstColumn="0" w:lastRowLastColumn="0"/>
+              <w:rPr>
+                <w:rFonts w:asciiTheme="majorBidi" w:hAnsiTheme="majorBidi" w:cstheme="majorBidi"/>
+                <w:szCs w:val="24"/>
+              </w:rPr>
+            </w:pPr>
+          </w:p>
+        </w:tc>
+        <w:tc>
+          <w:tcPr>
+            <w:tcW w:w="487" w:type="dxa"/>
+            <w:vAlign w:val="center"/>
+          </w:tcPr>
+          <w:p>
+            <w:pPr>
+              <w:jc w:val="center"/>
+              <w:cnfStyle w:val="000000000000" w:firstRow="0" w:lastRow="0" w:firstColumn="0" w:lastColumn="0" w:oddVBand="0" w:evenVBand="0" w:oddHBand="0" w:evenHBand="0" w:firstRowFirstColumn="0" w:firstRowLastColumn="0" w:lastRowFirstColumn="0" w:lastRowLastColumn="0"/>
+              <w:rPr>
+                <w:rFonts w:asciiTheme="majorBidi" w:hAnsiTheme="majorBidi" w:cstheme="majorBidi"/>
+                <w:szCs w:val="24"/>
+              </w:rPr>
+            </w:pPr>
+          </w:p>
+        </w:tc>
+      </w:tr>
+      <w:tr>
+        <w:trPr>
+          <w:cnfStyle w:val="000000100000" w:firstRow="0" w:lastRow="0" w:firstColumn="0" w:lastColumn="0" w:oddVBand="0" w:evenVBand="0" w:oddHBand="1" w:evenHBand="0" w:firstRowFirstColumn="0" w:firstRowLastColumn="0" w:lastRowFirstColumn="0" w:lastRowLastColumn="0"/>
+          <w:trHeight w:val="472"/>
+        </w:trPr>
+        <w:tc>
+          <w:tcPr>
+            <w:cnfStyle w:val="001000000000" w:firstRow="0" w:lastRow="0" w:firstColumn="1" w:lastColumn="0" w:oddVBand="0" w:evenVBand="0" w:oddHBand="0" w:evenHBand="0" w:firstRowFirstColumn="0" w:firstRowLastColumn="0" w:lastRowFirstColumn="0" w:lastRowLastColumn="0"/>
+            <w:tcW w:w="2569" w:type="dxa"/>
+            <w:vAlign w:val="center"/>
+          </w:tcPr>
+          <w:p>
+            <w:pPr>
+              <w:rPr>
+                <w:rFonts w:asciiTheme="majorBidi" w:hAnsiTheme="majorBidi" w:cstheme="majorBidi"/>
+                <w:szCs w:val="24"/>
+              </w:rPr>
+            </w:pPr>
+            <w:r>
+              <w:rPr>
+                <w:rFonts w:asciiTheme="majorBidi" w:hAnsiTheme="majorBidi" w:cstheme="majorBidi"/>
+                <w:szCs w:val="24"/>
+                <w:cs/>
+              </w:rPr>
+              <w:t>5.จัดทำสไลด์ / ปิดเล่มรายงาน</w:t>
+            </w:r>
+          </w:p>
+        </w:tc>
+        <w:tc>
+          <w:tcPr>
+            <w:tcW w:w="487" w:type="dxa"/>
+            <w:vAlign w:val="center"/>
+          </w:tcPr>
+          <w:p>
+            <w:pPr>
+              <w:jc w:val="center"/>
+              <w:cnfStyle w:val="000000100000" w:firstRow="0" w:lastRow="0" w:firstColumn="0" w:lastColumn="0" w:oddVBand="0" w:evenVBand="0" w:oddHBand="1" w:evenHBand="0" w:firstRowFirstColumn="0" w:firstRowLastColumn="0" w:lastRowFirstColumn="0" w:lastRowLastColumn="0"/>
+              <w:rPr>
+                <w:rFonts w:asciiTheme="majorBidi" w:hAnsiTheme="majorBidi" w:cstheme="majorBidi"/>
+                <w:szCs w:val="24"/>
+              </w:rPr>
+            </w:pPr>
+          </w:p>
+        </w:tc>
+        <w:tc>
+          <w:tcPr>
+            <w:tcW w:w="487" w:type="dxa"/>
+            <w:vAlign w:val="center"/>
+          </w:tcPr>
+          <w:p>
+            <w:pPr>
+              <w:jc w:val="center"/>
+              <w:cnfStyle w:val="000000100000" w:firstRow="0" w:lastRow="0" w:firstColumn="0" w:lastColumn="0" w:oddVBand="0" w:evenVBand="0" w:oddHBand="1" w:evenHBand="0" w:firstRowFirstColumn="0" w:firstRowLastColumn="0" w:lastRowFirstColumn="0" w:lastRowLastColumn="0"/>
+              <w:rPr>
+                <w:rFonts w:asciiTheme="majorBidi" w:hAnsiTheme="majorBidi" w:cstheme="majorBidi"/>
+                <w:szCs w:val="24"/>
+              </w:rPr>
+            </w:pPr>
+          </w:p>
+        </w:tc>
+        <w:tc>
+          <w:tcPr>
+            <w:tcW w:w="486" w:type="dxa"/>
+            <w:vAlign w:val="center"/>
+          </w:tcPr>
+          <w:p>
+            <w:pPr>
+              <w:jc w:val="center"/>
+              <w:cnfStyle w:val="000000100000" w:firstRow="0" w:lastRow="0" w:firstColumn="0" w:lastColumn="0" w:oddVBand="0" w:evenVBand="0" w:oddHBand="1" w:evenHBand="0" w:firstRowFirstColumn="0" w:firstRowLastColumn="0" w:lastRowFirstColumn="0" w:lastRowLastColumn="0"/>
+              <w:rPr>
+                <w:rFonts w:asciiTheme="majorBidi" w:hAnsiTheme="majorBidi" w:cstheme="majorBidi"/>
+                <w:szCs w:val="24"/>
+              </w:rPr>
+            </w:pPr>
+          </w:p>
+        </w:tc>
+        <w:tc>
+          <w:tcPr>
+            <w:tcW w:w="486" w:type="dxa"/>
+            <w:vAlign w:val="center"/>
+          </w:tcPr>
+          <w:p>
+            <w:pPr>
+              <w:jc w:val="center"/>
+              <w:cnfStyle w:val="000000100000" w:firstRow="0" w:lastRow="0" w:firstColumn="0" w:lastColumn="0" w:oddVBand="0" w:evenVBand="0" w:oddHBand="1" w:evenHBand="0" w:firstRowFirstColumn="0" w:firstRowLastColumn="0" w:lastRowFirstColumn="0" w:lastRowLastColumn="0"/>
+              <w:rPr>
+                <w:rFonts w:asciiTheme="majorBidi" w:hAnsiTheme="majorBidi" w:cstheme="majorBidi"/>
+                <w:szCs w:val="24"/>
+              </w:rPr>
+            </w:pPr>
+          </w:p>
+        </w:tc>
+        <w:tc>
+          <w:tcPr>
+            <w:tcW w:w="486" w:type="dxa"/>
+            <w:vAlign w:val="center"/>
+          </w:tcPr>
+          <w:p>
+            <w:pPr>
+              <w:jc w:val="center"/>
+              <w:cnfStyle w:val="000000100000" w:firstRow="0" w:lastRow="0" w:firstColumn="0" w:lastColumn="0" w:oddVBand="0" w:evenVBand="0" w:oddHBand="1" w:evenHBand="0" w:firstRowFirstColumn="0" w:firstRowLastColumn="0" w:lastRowFirstColumn="0" w:lastRowLastColumn="0"/>
+              <w:rPr>
+                <w:rFonts w:asciiTheme="majorBidi" w:hAnsiTheme="majorBidi" w:cstheme="majorBidi"/>
+                <w:szCs w:val="24"/>
+              </w:rPr>
+            </w:pPr>
+          </w:p>
+        </w:tc>
+        <w:tc>
+          <w:tcPr>
+            <w:tcW w:w="486" w:type="dxa"/>
+            <w:vAlign w:val="center"/>
+          </w:tcPr>
+          <w:p>
+            <w:pPr>
+              <w:jc w:val="center"/>
+              <w:cnfStyle w:val="000000100000" w:firstRow="0" w:lastRow="0" w:firstColumn="0" w:lastColumn="0" w:oddVBand="0" w:evenVBand="0" w:oddHBand="1" w:evenHBand="0" w:firstRowFirstColumn="0" w:firstRowLastColumn="0" w:lastRowFirstColumn="0" w:lastRowLastColumn="0"/>
+              <w:rPr>
+                <w:rFonts w:asciiTheme="majorBidi" w:hAnsiTheme="majorBidi" w:cstheme="majorBidi"/>
+                <w:szCs w:val="24"/>
+              </w:rPr>
+            </w:pPr>
+          </w:p>
+        </w:tc>
+        <w:tc>
+          <w:tcPr>
+            <w:tcW w:w="486" w:type="dxa"/>
+            <w:vAlign w:val="center"/>
+          </w:tcPr>
+          <w:p>
+            <w:pPr>
+              <w:jc w:val="center"/>
+              <w:cnfStyle w:val="000000100000" w:firstRow="0" w:lastRow="0" w:firstColumn="0" w:lastColumn="0" w:oddVBand="0" w:evenVBand="0" w:oddHBand="1" w:evenHBand="0" w:firstRowFirstColumn="0" w:firstRowLastColumn="0" w:lastRowFirstColumn="0" w:lastRowLastColumn="0"/>
+              <w:rPr>
+                <w:rFonts w:asciiTheme="majorBidi" w:hAnsiTheme="majorBidi" w:cstheme="majorBidi"/>
+                <w:szCs w:val="24"/>
+              </w:rPr>
+            </w:pPr>
+          </w:p>
+        </w:tc>
+        <w:tc>
+          <w:tcPr>
+            <w:tcW w:w="486" w:type="dxa"/>
+            <w:vAlign w:val="center"/>
+          </w:tcPr>
+          <w:p>
+            <w:pPr>
+              <w:jc w:val="center"/>
+              <w:cnfStyle w:val="000000100000" w:firstRow="0" w:lastRow="0" w:firstColumn="0" w:lastColumn="0" w:oddVBand="0" w:evenVBand="0" w:oddHBand="1" w:evenHBand="0" w:firstRowFirstColumn="0" w:firstRowLastColumn="0" w:lastRowFirstColumn="0" w:lastRowLastColumn="0"/>
+              <w:rPr>
+                <w:rFonts w:asciiTheme="majorBidi" w:hAnsiTheme="majorBidi" w:cstheme="majorBidi"/>
+                <w:szCs w:val="24"/>
+              </w:rPr>
+            </w:pPr>
+          </w:p>
+        </w:tc>
+        <w:tc>
+          <w:tcPr>
+            <w:tcW w:w="486" w:type="dxa"/>
+            <w:vAlign w:val="center"/>
+          </w:tcPr>
+          <w:p>
+            <w:pPr>
+              <w:jc w:val="center"/>
+              <w:cnfStyle w:val="000000100000" w:firstRow="0" w:lastRow="0" w:firstColumn="0" w:lastColumn="0" w:oddVBand="0" w:evenVBand="0" w:oddHBand="1" w:evenHBand="0" w:firstRowFirstColumn="0" w:firstRowLastColumn="0" w:lastRowFirstColumn="0" w:lastRowLastColumn="0"/>
+              <w:rPr>
+                <w:rFonts w:asciiTheme="majorBidi" w:hAnsiTheme="majorBidi" w:cstheme="majorBidi"/>
+                <w:szCs w:val="24"/>
+              </w:rPr>
+            </w:pPr>
+          </w:p>
+        </w:tc>
+        <w:tc>
+          <w:tcPr>
+            <w:tcW w:w="486" w:type="dxa"/>
+            <w:vAlign w:val="center"/>
+          </w:tcPr>
+          <w:p>
+            <w:pPr>
+              <w:jc w:val="center"/>
+              <w:cnfStyle w:val="000000100000" w:firstRow="0" w:lastRow="0" w:firstColumn="0" w:lastColumn="0" w:oddVBand="0" w:evenVBand="0" w:oddHBand="1" w:evenHBand="0" w:firstRowFirstColumn="0" w:firstRowLastColumn="0" w:lastRowFirstColumn="0" w:lastRowLastColumn="0"/>
+              <w:rPr>
+                <w:rFonts w:asciiTheme="majorBidi" w:hAnsiTheme="majorBidi" w:cstheme="majorBidi"/>
+                <w:szCs w:val="24"/>
+              </w:rPr>
+            </w:pPr>
+          </w:p>
+        </w:tc>
+        <w:tc>
+          <w:tcPr>
+            <w:tcW w:w="486" w:type="dxa"/>
+            <w:vAlign w:val="center"/>
+          </w:tcPr>
+          <w:p>
+            <w:pPr>
+              <w:jc w:val="center"/>
+              <w:cnfStyle w:val="000000100000" w:firstRow="0" w:lastRow="0" w:firstColumn="0" w:lastColumn="0" w:oddVBand="0" w:evenVBand="0" w:oddHBand="1" w:evenHBand="0" w:firstRowFirstColumn="0" w:firstRowLastColumn="0" w:lastRowFirstColumn="0" w:lastRowLastColumn="0"/>
+              <w:rPr>
+                <w:rFonts w:asciiTheme="majorBidi" w:hAnsiTheme="majorBidi" w:cstheme="majorBidi"/>
+                <w:szCs w:val="24"/>
+              </w:rPr>
+            </w:pPr>
+          </w:p>
+        </w:tc>
+        <w:tc>
+          <w:tcPr>
+            <w:tcW w:w="486" w:type="dxa"/>
+            <w:vAlign w:val="center"/>
+          </w:tcPr>
+          <w:p>
+            <w:pPr>
+              <w:jc w:val="center"/>
+              <w:cnfStyle w:val="000000100000" w:firstRow="0" w:lastRow="0" w:firstColumn="0" w:lastColumn="0" w:oddVBand="0" w:evenVBand="0" w:oddHBand="1" w:evenHBand="0" w:firstRowFirstColumn="0" w:firstRowLastColumn="0" w:lastRowFirstColumn="0" w:lastRowLastColumn="0"/>
+              <w:rPr>
+                <w:rFonts w:asciiTheme="majorBidi" w:hAnsiTheme="majorBidi" w:cstheme="majorBidi"/>
+                <w:szCs w:val="24"/>
+              </w:rPr>
+            </w:pPr>
+          </w:p>
+        </w:tc>
+        <w:tc>
+          <w:tcPr>
+            <w:tcW w:w="486" w:type="dxa"/>
+            <w:vAlign w:val="center"/>
+          </w:tcPr>
+          <w:p>
+            <w:pPr>
+              <w:jc w:val="center"/>
+              <w:cnfStyle w:val="000000100000" w:firstRow="0" w:lastRow="0" w:firstColumn="0" w:lastColumn="0" w:oddVBand="0" w:evenVBand="0" w:oddHBand="1" w:evenHBand="0" w:firstRowFirstColumn="0" w:firstRowLastColumn="0" w:lastRowFirstColumn="0" w:lastRowLastColumn="0"/>
+              <w:rPr>
+                <w:rFonts w:asciiTheme="majorBidi" w:hAnsiTheme="majorBidi" w:cstheme="majorBidi"/>
+                <w:szCs w:val="24"/>
+              </w:rPr>
+            </w:pPr>
+          </w:p>
+        </w:tc>
+        <w:tc>
+          <w:tcPr>
+            <w:tcW w:w="486" w:type="dxa"/>
+            <w:vAlign w:val="center"/>
+          </w:tcPr>
+          <w:p>
+            <w:pPr>
+              <w:jc w:val="center"/>
+              <w:cnfStyle w:val="000000100000" w:firstRow="0" w:lastRow="0" w:firstColumn="0" w:lastColumn="0" w:oddVBand="0" w:evenVBand="0" w:oddHBand="1" w:evenHBand="0" w:firstRowFirstColumn="0" w:firstRowLastColumn="0" w:lastRowFirstColumn="0" w:lastRowLastColumn="0"/>
+              <w:rPr>
+                <w:rFonts w:asciiTheme="majorBidi" w:hAnsiTheme="majorBidi" w:cstheme="majorBidi"/>
+                <w:szCs w:val="24"/>
+              </w:rPr>
+            </w:pPr>
+          </w:p>
+        </w:tc>
+        <w:tc>
+          <w:tcPr>
+            <w:tcW w:w="486" w:type="dxa"/>
+            <w:vAlign w:val="center"/>
+          </w:tcPr>
+          <w:p>
+            <w:pPr>
+              <w:jc w:val="center"/>
+              <w:cnfStyle w:val="000000100000" w:firstRow="0" w:lastRow="0" w:firstColumn="0" w:lastColumn="0" w:oddVBand="0" w:evenVBand="0" w:oddHBand="1" w:evenHBand="0" w:firstRowFirstColumn="0" w:firstRowLastColumn="0" w:lastRowFirstColumn="0" w:lastRowLastColumn="0"/>
+              <w:rPr>
+                <w:rFonts w:asciiTheme="majorBidi" w:hAnsiTheme="majorBidi" w:cstheme="majorBidi"/>
+                <w:szCs w:val="24"/>
+              </w:rPr>
+            </w:pPr>
+          </w:p>
+        </w:tc>
+        <w:tc>
+          <w:tcPr>
+            <w:tcW w:w="486" w:type="dxa"/>
+            <w:shd w:val="clear" w:color="auto" w:fill="83CAEB" w:themeFill="accent1" w:themeFillTint="66"/>
+            <w:vAlign w:val="center"/>
+          </w:tcPr>
+          <w:p>
+            <w:pPr>
+              <w:jc w:val="center"/>
+              <w:cnfStyle w:val="000000100000" w:firstRow="0" w:lastRow="0" w:firstColumn="0" w:lastColumn="0" w:oddVBand="0" w:evenVBand="0" w:oddHBand="1" w:evenHBand="0" w:firstRowFirstColumn="0" w:firstRowLastColumn="0" w:lastRowFirstColumn="0" w:lastRowLastColumn="0"/>
+              <w:rPr>
+                <w:rFonts w:asciiTheme="majorBidi" w:hAnsiTheme="majorBidi" w:cstheme="majorBidi"/>
+                <w:szCs w:val="24"/>
+              </w:rPr>
+            </w:pPr>
+          </w:p>
+        </w:tc>
+        <w:tc>
+          <w:tcPr>
+            <w:tcW w:w="487" w:type="dxa"/>
+            <w:shd w:val="clear" w:color="auto" w:fill="83CAEB" w:themeFill="accent1" w:themeFillTint="66"/>
+            <w:vAlign w:val="center"/>
+          </w:tcPr>
+          <w:p>
+            <w:pPr>
+              <w:jc w:val="center"/>
+              <w:cnfStyle w:val="000000100000" w:firstRow="0" w:lastRow="0" w:firstColumn="0" w:lastColumn="0" w:oddVBand="0" w:evenVBand="0" w:oddHBand="1" w:evenHBand="0" w:firstRowFirstColumn="0" w:firstRowLastColumn="0" w:lastRowFirstColumn="0" w:lastRowLastColumn="0"/>
+              <w:rPr>
+                <w:rFonts w:asciiTheme="majorBidi" w:hAnsiTheme="majorBidi" w:cstheme="majorBidi"/>
+                <w:szCs w:val="24"/>
+              </w:rPr>
+            </w:pPr>
+          </w:p>
+        </w:tc>
+        <w:tc>
+          <w:tcPr>
+            <w:tcW w:w="487" w:type="dxa"/>
+            <w:vAlign w:val="center"/>
+          </w:tcPr>
+          <w:p>
+            <w:pPr>
+              <w:jc w:val="center"/>
+              <w:cnfStyle w:val="000000100000" w:firstRow="0" w:lastRow="0" w:firstColumn="0" w:lastColumn="0" w:oddVBand="0" w:evenVBand="0" w:oddHBand="1" w:evenHBand="0" w:firstRowFirstColumn="0" w:firstRowLastColumn="0" w:lastRowFirstColumn="0" w:lastRowLastColumn="0"/>
+              <w:rPr>
+                <w:rFonts w:asciiTheme="majorBidi" w:hAnsiTheme="majorBidi" w:cstheme="majorBidi"/>
+                <w:szCs w:val="24"/>
+              </w:rPr>
+            </w:pPr>
+          </w:p>
+        </w:tc>
+      </w:tr>
+      <w:tr>
+        <w:trPr>
+          <w:trHeight w:val="472"/>
+        </w:trPr>
+        <w:tc>
+          <w:tcPr>
+            <w:cnfStyle w:val="001000000000" w:firstRow="0" w:lastRow="0" w:firstColumn="1" w:lastColumn="0" w:oddVBand="0" w:evenVBand="0" w:oddHBand="0" w:evenHBand="0" w:firstRowFirstColumn="0" w:firstRowLastColumn="0" w:lastRowFirstColumn="0" w:lastRowLastColumn="0"/>
+            <w:tcW w:w="2569" w:type="dxa"/>
+            <w:vAlign w:val="center"/>
+          </w:tcPr>
+          <w:p>
+            <w:pPr>
+              <w:rPr>
+                <w:rFonts w:asciiTheme="majorBidi" w:hAnsiTheme="majorBidi" w:cstheme="majorBidi"/>
+                <w:szCs w:val="24"/>
+              </w:rPr>
+            </w:pPr>
+            <w:r>
+              <w:rPr>
+                <w:rFonts w:asciiTheme="majorBidi" w:hAnsiTheme="majorBidi" w:cstheme="majorBidi"/>
+                <w:szCs w:val="24"/>
+                <w:cs/>
+              </w:rPr>
+              <w:t>6.นำเสนอ</w:t>
+            </w:r>
+          </w:p>
+        </w:tc>
+        <w:tc>
+          <w:tcPr>
+            <w:tcW w:w="487" w:type="dxa"/>
+            <w:vAlign w:val="center"/>
+          </w:tcPr>
+          <w:p>
+            <w:pPr>
+              <w:jc w:val="center"/>
+              <w:cnfStyle w:val="000000000000" w:firstRow="0" w:lastRow="0" w:firstColumn="0" w:lastColumn="0" w:oddVBand="0" w:evenVBand="0" w:oddHBand="0" w:evenHBand="0" w:firstRowFirstColumn="0" w:firstRowLastColumn="0" w:lastRowFirstColumn="0" w:lastRowLastColumn="0"/>
+              <w:rPr>
+                <w:rFonts w:asciiTheme="majorBidi" w:hAnsiTheme="majorBidi" w:cstheme="majorBidi"/>
+                <w:szCs w:val="24"/>
+              </w:rPr>
+            </w:pPr>
+          </w:p>
+        </w:tc>
+        <w:tc>
+          <w:tcPr>
+            <w:tcW w:w="487" w:type="dxa"/>
+            <w:vAlign w:val="center"/>
+          </w:tcPr>
+          <w:p>
+            <w:pPr>
+              <w:jc w:val="center"/>
+              <w:cnfStyle w:val="000000000000" w:firstRow="0" w:lastRow="0" w:firstColumn="0" w:lastColumn="0" w:oddVBand="0" w:evenVBand="0" w:oddHBand="0" w:evenHBand="0" w:firstRowFirstColumn="0" w:firstRowLastColumn="0" w:lastRowFirstColumn="0" w:lastRowLastColumn="0"/>
+              <w:rPr>
+                <w:rFonts w:asciiTheme="majorBidi" w:hAnsiTheme="majorBidi" w:cstheme="majorBidi"/>
+                <w:szCs w:val="24"/>
+              </w:rPr>
+            </w:pPr>
+          </w:p>
+        </w:tc>
+        <w:tc>
+          <w:tcPr>
+            <w:tcW w:w="486" w:type="dxa"/>
+            <w:vAlign w:val="center"/>
+          </w:tcPr>
+          <w:p>
+            <w:pPr>
+              <w:jc w:val="center"/>
+              <w:cnfStyle w:val="000000000000" w:firstRow="0" w:lastRow="0" w:firstColumn="0" w:lastColumn="0" w:oddVBand="0" w:evenVBand="0" w:oddHBand="0" w:evenHBand="0" w:firstRowFirstColumn="0" w:firstRowLastColumn="0" w:lastRowFirstColumn="0" w:lastRowLastColumn="0"/>
+              <w:rPr>
+                <w:rFonts w:asciiTheme="majorBidi" w:hAnsiTheme="majorBidi" w:cstheme="majorBidi"/>
+                <w:szCs w:val="24"/>
+              </w:rPr>
+            </w:pPr>
+          </w:p>
+        </w:tc>
+        <w:tc>
+          <w:tcPr>
+            <w:tcW w:w="486" w:type="dxa"/>
+            <w:vAlign w:val="center"/>
+          </w:tcPr>
+          <w:p>
+            <w:pPr>
+              <w:jc w:val="center"/>
+              <w:cnfStyle w:val="000000000000" w:firstRow="0" w:lastRow="0" w:firstColumn="0" w:lastColumn="0" w:oddVBand="0" w:evenVBand="0" w:oddHBand="0" w:evenHBand="0" w:firstRowFirstColumn="0" w:firstRowLastColumn="0" w:lastRowFirstColumn="0" w:lastRowLastColumn="0"/>
+              <w:rPr>
+                <w:rFonts w:asciiTheme="majorBidi" w:hAnsiTheme="majorBidi" w:cstheme="majorBidi"/>
+                <w:szCs w:val="24"/>
+              </w:rPr>
+            </w:pPr>
+          </w:p>
+        </w:tc>
+        <w:tc>
+          <w:tcPr>
+            <w:tcW w:w="486" w:type="dxa"/>
+            <w:vAlign w:val="center"/>
+          </w:tcPr>
+          <w:p>
+            <w:pPr>
+              <w:jc w:val="center"/>
+              <w:cnfStyle w:val="000000000000" w:firstRow="0" w:lastRow="0" w:firstColumn="0" w:lastColumn="0" w:oddVBand="0" w:evenVBand="0" w:oddHBand="0" w:evenHBand="0" w:firstRowFirstColumn="0" w:firstRowLastColumn="0" w:lastRowFirstColumn="0" w:lastRowLastColumn="0"/>
+              <w:rPr>
+                <w:rFonts w:asciiTheme="majorBidi" w:hAnsiTheme="majorBidi" w:cstheme="majorBidi"/>
+                <w:szCs w:val="24"/>
+              </w:rPr>
+            </w:pPr>
+          </w:p>
+        </w:tc>
+        <w:tc>
+          <w:tcPr>
+            <w:tcW w:w="486" w:type="dxa"/>
+            <w:vAlign w:val="center"/>
+          </w:tcPr>
+          <w:p>
+            <w:pPr>
+              <w:jc w:val="center"/>
+              <w:cnfStyle w:val="000000000000" w:firstRow="0" w:lastRow="0" w:firstColumn="0" w:lastColumn="0" w:oddVBand="0" w:evenVBand="0" w:oddHBand="0" w:evenHBand="0" w:firstRowFirstColumn="0" w:firstRowLastColumn="0" w:lastRowFirstColumn="0" w:lastRowLastColumn="0"/>
+              <w:rPr>
+                <w:rFonts w:asciiTheme="majorBidi" w:hAnsiTheme="majorBidi" w:cstheme="majorBidi"/>
+                <w:szCs w:val="24"/>
+              </w:rPr>
+            </w:pPr>
+          </w:p>
+        </w:tc>
+        <w:tc>
+          <w:tcPr>
+            <w:tcW w:w="486" w:type="dxa"/>
+            <w:vAlign w:val="center"/>
+          </w:tcPr>
+          <w:p>
+            <w:pPr>
+              <w:jc w:val="center"/>
+              <w:cnfStyle w:val="000000000000" w:firstRow="0" w:lastRow="0" w:firstColumn="0" w:lastColumn="0" w:oddVBand="0" w:evenVBand="0" w:oddHBand="0" w:evenHBand="0" w:firstRowFirstColumn="0" w:firstRowLastColumn="0" w:lastRowFirstColumn="0" w:lastRowLastColumn="0"/>
+              <w:rPr>
+                <w:rFonts w:asciiTheme="majorBidi" w:hAnsiTheme="majorBidi" w:cstheme="majorBidi"/>
+                <w:szCs w:val="24"/>
+              </w:rPr>
+            </w:pPr>
+          </w:p>
+        </w:tc>
+        <w:tc>
+          <w:tcPr>
+            <w:tcW w:w="486" w:type="dxa"/>
+            <w:vAlign w:val="center"/>
+          </w:tcPr>
+          <w:p>
+            <w:pPr>
+              <w:jc w:val="center"/>
+              <w:cnfStyle w:val="000000000000" w:firstRow="0" w:lastRow="0" w:firstColumn="0" w:lastColumn="0" w:oddVBand="0" w:evenVBand="0" w:oddHBand="0" w:evenHBand="0" w:firstRowFirstColumn="0" w:firstRowLastColumn="0" w:lastRowFirstColumn="0" w:lastRowLastColumn="0"/>
+              <w:rPr>
+                <w:rFonts w:asciiTheme="majorBidi" w:hAnsiTheme="majorBidi" w:cstheme="majorBidi"/>
+                <w:szCs w:val="24"/>
+              </w:rPr>
+            </w:pPr>
+          </w:p>
+        </w:tc>
+        <w:tc>
+          <w:tcPr>
+            <w:tcW w:w="486" w:type="dxa"/>
+            <w:vAlign w:val="center"/>
+          </w:tcPr>
+          <w:p>
+            <w:pPr>
+              <w:jc w:val="center"/>
+              <w:cnfStyle w:val="000000000000" w:firstRow="0" w:lastRow="0" w:firstColumn="0" w:lastColumn="0" w:oddVBand="0" w:evenVBand="0" w:oddHBand="0" w:evenHBand="0" w:firstRowFirstColumn="0" w:firstRowLastColumn="0" w:lastRowFirstColumn="0" w:lastRowLastColumn="0"/>
+              <w:rPr>
+                <w:rFonts w:asciiTheme="majorBidi" w:hAnsiTheme="majorBidi" w:cstheme="majorBidi"/>
+                <w:szCs w:val="24"/>
+              </w:rPr>
+            </w:pPr>
+          </w:p>
+        </w:tc>
+        <w:tc>
+          <w:tcPr>
+            <w:tcW w:w="486" w:type="dxa"/>
+            <w:vAlign w:val="center"/>
+          </w:tcPr>
+          <w:p>
+            <w:pPr>
+              <w:jc w:val="center"/>
+              <w:cnfStyle w:val="000000000000" w:firstRow="0" w:lastRow="0" w:firstColumn="0" w:lastColumn="0" w:oddVBand="0" w:evenVBand="0" w:oddHBand="0" w:evenHBand="0" w:firstRowFirstColumn="0" w:firstRowLastColumn="0" w:lastRowFirstColumn="0" w:lastRowLastColumn="0"/>
+              <w:rPr>
+                <w:rFonts w:asciiTheme="majorBidi" w:hAnsiTheme="majorBidi" w:cstheme="majorBidi"/>
+                <w:szCs w:val="24"/>
+              </w:rPr>
+            </w:pPr>
+          </w:p>
+        </w:tc>
+        <w:tc>
+          <w:tcPr>
+            <w:tcW w:w="486" w:type="dxa"/>
+            <w:vAlign w:val="center"/>
+          </w:tcPr>
+          <w:p>
+            <w:pPr>
+              <w:jc w:val="center"/>
+              <w:cnfStyle w:val="000000000000" w:firstRow="0" w:lastRow="0" w:firstColumn="0" w:lastColumn="0" w:oddVBand="0" w:evenVBand="0" w:oddHBand="0" w:evenHBand="0" w:firstRowFirstColumn="0" w:firstRowLastColumn="0" w:lastRowFirstColumn="0" w:lastRowLastColumn="0"/>
+              <w:rPr>
+                <w:rFonts w:asciiTheme="majorBidi" w:hAnsiTheme="majorBidi" w:cstheme="majorBidi"/>
+                <w:szCs w:val="24"/>
+              </w:rPr>
+            </w:pPr>
+          </w:p>
+        </w:tc>
+        <w:tc>
+          <w:tcPr>
+            <w:tcW w:w="486" w:type="dxa"/>
+            <w:vAlign w:val="center"/>
+          </w:tcPr>
+          <w:p>
+            <w:pPr>
+              <w:jc w:val="center"/>
+              <w:cnfStyle w:val="000000000000" w:firstRow="0" w:lastRow="0" w:firstColumn="0" w:lastColumn="0" w:oddVBand="0" w:evenVBand="0" w:oddHBand="0" w:evenHBand="0" w:firstRowFirstColumn="0" w:firstRowLastColumn="0" w:lastRowFirstColumn="0" w:lastRowLastColumn="0"/>
+              <w:rPr>
+                <w:rFonts w:asciiTheme="majorBidi" w:hAnsiTheme="majorBidi" w:cstheme="majorBidi"/>
+                <w:szCs w:val="24"/>
+              </w:rPr>
+            </w:pPr>
+          </w:p>
+        </w:tc>
+        <w:tc>
+          <w:tcPr>
+            <w:tcW w:w="486" w:type="dxa"/>
+            <w:vAlign w:val="center"/>
+          </w:tcPr>
+          <w:p>
+            <w:pPr>
+              <w:jc w:val="center"/>
+              <w:cnfStyle w:val="000000000000" w:firstRow="0" w:lastRow="0" w:firstColumn="0" w:lastColumn="0" w:oddVBand="0" w:evenVBand="0" w:oddHBand="0" w:evenHBand="0" w:firstRowFirstColumn="0" w:firstRowLastColumn="0" w:lastRowFirstColumn="0" w:lastRowLastColumn="0"/>
+              <w:rPr>
+                <w:rFonts w:asciiTheme="majorBidi" w:hAnsiTheme="majorBidi" w:cstheme="majorBidi"/>
+                <w:szCs w:val="24"/>
+              </w:rPr>
+            </w:pPr>
+          </w:p>
+        </w:tc>
+        <w:tc>
+          <w:tcPr>
+            <w:tcW w:w="486" w:type="dxa"/>
+            <w:vAlign w:val="center"/>
+          </w:tcPr>
+          <w:p>
+            <w:pPr>
+              <w:jc w:val="center"/>
+              <w:cnfStyle w:val="000000000000" w:firstRow="0" w:lastRow="0" w:firstColumn="0" w:lastColumn="0" w:oddVBand="0" w:evenVBand="0" w:oddHBand="0" w:evenHBand="0" w:firstRowFirstColumn="0" w:firstRowLastColumn="0" w:lastRowFirstColumn="0" w:lastRowLastColumn="0"/>
+              <w:rPr>
+                <w:rFonts w:asciiTheme="majorBidi" w:hAnsiTheme="majorBidi" w:cstheme="majorBidi"/>
+                <w:szCs w:val="24"/>
+              </w:rPr>
+            </w:pPr>
+          </w:p>
+        </w:tc>
+        <w:tc>
+          <w:tcPr>
+            <w:tcW w:w="486" w:type="dxa"/>
+            <w:vAlign w:val="center"/>
+          </w:tcPr>
+          <w:p>
+            <w:pPr>
+              <w:jc w:val="center"/>
+              <w:cnfStyle w:val="000000000000" w:firstRow="0" w:lastRow="0" w:firstColumn="0" w:lastColumn="0" w:oddVBand="0" w:evenVBand="0" w:oddHBand="0" w:evenHBand="0" w:firstRowFirstColumn="0" w:firstRowLastColumn="0" w:lastRowFirstColumn="0" w:lastRowLastColumn="0"/>
+              <w:rPr>
+                <w:rFonts w:asciiTheme="majorBidi" w:hAnsiTheme="majorBidi" w:cstheme="majorBidi"/>
+                <w:szCs w:val="24"/>
+              </w:rPr>
+            </w:pPr>
+          </w:p>
+        </w:tc>
+        <w:tc>
+          <w:tcPr>
+            <w:tcW w:w="486" w:type="dxa"/>
+            <w:vAlign w:val="center"/>
+          </w:tcPr>
+          <w:p>
+            <w:pPr>
+              <w:jc w:val="center"/>
+              <w:cnfStyle w:val="000000000000" w:firstRow="0" w:lastRow="0" w:firstColumn="0" w:lastColumn="0" w:oddVBand="0" w:evenVBand="0" w:oddHBand="0" w:evenHBand="0" w:firstRowFirstColumn="0" w:firstRowLastColumn="0" w:lastRowFirstColumn="0" w:lastRowLastColumn="0"/>
+              <w:rPr>
+                <w:rFonts w:asciiTheme="majorBidi" w:hAnsiTheme="majorBidi" w:cstheme="majorBidi"/>
+                <w:szCs w:val="24"/>
+              </w:rPr>
+            </w:pPr>
+          </w:p>
+        </w:tc>
+        <w:tc>
+          <w:tcPr>
+            <w:tcW w:w="487" w:type="dxa"/>
+            <w:vAlign w:val="center"/>
+          </w:tcPr>
+          <w:p>
+            <w:pPr>
+              <w:jc w:val="center"/>
+              <w:cnfStyle w:val="000000000000" w:firstRow="0" w:lastRow="0" w:firstColumn="0" w:lastColumn="0" w:oddVBand="0" w:evenVBand="0" w:oddHBand="0" w:evenHBand="0" w:firstRowFirstColumn="0" w:firstRowLastColumn="0" w:lastRowFirstColumn="0" w:lastRowLastColumn="0"/>
+              <w:rPr>
+                <w:rFonts w:asciiTheme="majorBidi" w:hAnsiTheme="majorBidi" w:cstheme="majorBidi"/>
+                <w:szCs w:val="24"/>
+              </w:rPr>
+            </w:pPr>
+          </w:p>
+        </w:tc>
+        <w:tc>
+          <w:tcPr>
+            <w:tcW w:w="487" w:type="dxa"/>
+            <w:shd w:val="clear" w:color="auto" w:fill="83CAEB" w:themeFill="accent1" w:themeFillTint="66"/>
+            <w:vAlign w:val="center"/>
+          </w:tcPr>
+          <w:p>
+            <w:pPr>
+              <w:jc w:val="center"/>
+              <w:cnfStyle w:val="000000000000" w:firstRow="0" w:lastRow="0" w:firstColumn="0" w:lastColumn="0" w:oddVBand="0" w:evenVBand="0" w:oddHBand="0" w:evenHBand="0" w:firstRowFirstColumn="0" w:firstRowLastColumn="0" w:lastRowFirstColumn="0" w:lastRowLastColumn="0"/>
+              <w:rPr>
+                <w:rFonts w:asciiTheme="majorBidi" w:hAnsiTheme="majorBidi" w:cstheme="majorBidi"/>
+                <w:szCs w:val="24"/>
+              </w:rPr>
+            </w:pPr>
+          </w:p>
+        </w:tc>
+      </w:tr>
+    </w:tbl>
+    <w:p>
+      <w:pPr>
+        <w:rPr>
+          <w:rFonts w:asciiTheme="majorBidi" w:hAnsiTheme="majorBidi" w:cstheme="majorBidi" w:hint="cs"/>
+          <w:sz w:val="32"/>
+          <w:szCs w:val="32"/>
+        </w:rPr>
+      </w:pPr>
+    </w:p>
+    <w:p>
+      <w:pPr>
         <w:pStyle w:val="1"/>
         <w:rPr>
           <w:rFonts w:asciiTheme="majorBidi" w:hAnsiTheme="majorBidi"/>
@@ -8403,7 +10957,7 @@
           <w:szCs w:val="40"/>
         </w:rPr>
       </w:pPr>
-      <w:bookmarkStart w:id="13" w:name="_Toc226208241"/>
+      <w:bookmarkStart w:id="14" w:name="_Toc226291808"/>
       <w:r>
         <w:rPr>
           <w:rFonts w:asciiTheme="majorBidi" w:hAnsiTheme="majorBidi"/>
@@ -8413,6 +10967,7 @@
           <w:szCs w:val="40"/>
           <w:cs/>
         </w:rPr>
+        <w:lastRenderedPageBreak/>
         <w:t xml:space="preserve">บทที่ </w:t>
       </w:r>
       <w:r>
@@ -8446,7 +11001,7 @@
         </w:rPr>
         <w:t>Test Methodology)</w:t>
       </w:r>
-      <w:bookmarkEnd w:id="13"/>
+      <w:bookmarkEnd w:id="14"/>
     </w:p>
     <w:p>
       <w:pPr>
@@ -8530,7 +11085,7 @@
           <w:szCs w:val="36"/>
         </w:rPr>
       </w:pPr>
-      <w:bookmarkStart w:id="14" w:name="_Toc226208242"/>
+      <w:bookmarkStart w:id="15" w:name="_Toc226291809"/>
       <w:r>
         <w:rPr>
           <w:rFonts w:asciiTheme="majorBidi" w:hAnsiTheme="majorBidi"/>
@@ -8565,7 +11120,7 @@
         </w:rPr>
         <w:t>User Journeys)</w:t>
       </w:r>
-      <w:bookmarkEnd w:id="14"/>
+      <w:bookmarkEnd w:id="15"/>
     </w:p>
     <w:p>
       <w:pPr>
@@ -8584,15 +11139,24 @@
           <w:cs/>
         </w:rPr>
         <w:tab/>
+        <w:t xml:space="preserve">ทางกลุ่มเราตกลงกันว่าจะสมมติบทบาทเป็นทั้ง </w:t>
       </w:r>
       <w:r>
         <w:rPr>
           <w:rFonts w:asciiTheme="majorBidi" w:hAnsiTheme="majorBidi" w:cstheme="majorBidi"/>
           <w:sz w:val="32"/>
           <w:szCs w:val="32"/>
+        </w:rPr>
+        <w:t>'</w:t>
+      </w:r>
+      <w:r>
+        <w:rPr>
+          <w:rFonts w:asciiTheme="majorBidi" w:hAnsiTheme="majorBidi" w:cstheme="majorBidi"/>
+          <w:sz w:val="32"/>
+          <w:szCs w:val="32"/>
           <w:cs/>
         </w:rPr>
-        <w:t xml:space="preserve">ทางกลุ่มเราตกลงกันว่าจะสมมติบทบาทเป็นทั้ง </w:t>
+        <w:t>บรรณารักษ์</w:t>
       </w:r>
       <w:r>
         <w:rPr>
@@ -8600,6 +11164,23 @@
           <w:sz w:val="32"/>
           <w:szCs w:val="32"/>
         </w:rPr>
+        <w:t xml:space="preserve">' </w:t>
+      </w:r>
+      <w:r>
+        <w:rPr>
+          <w:rFonts w:asciiTheme="majorBidi" w:hAnsiTheme="majorBidi" w:cstheme="majorBidi"/>
+          <w:sz w:val="32"/>
+          <w:szCs w:val="32"/>
+          <w:cs/>
+        </w:rPr>
+        <w:t xml:space="preserve">และ </w:t>
+      </w:r>
+      <w:r>
+        <w:rPr>
+          <w:rFonts w:asciiTheme="majorBidi" w:hAnsiTheme="majorBidi" w:cstheme="majorBidi"/>
+          <w:sz w:val="32"/>
+          <w:szCs w:val="32"/>
+        </w:rPr>
         <w:t>'</w:t>
       </w:r>
       <w:r>
@@ -8609,7 +11190,7 @@
           <w:szCs w:val="32"/>
           <w:cs/>
         </w:rPr>
-        <w:t>บรรณารักษ์</w:t>
+        <w:t>คนดูแลระบบ</w:t>
       </w:r>
       <w:r>
         <w:rPr>
@@ -8626,50 +11207,7 @@
           <w:szCs w:val="32"/>
           <w:cs/>
         </w:rPr>
-        <w:t xml:space="preserve">และ </w:t>
-      </w:r>
-      <w:r>
-        <w:rPr>
-          <w:rFonts w:asciiTheme="majorBidi" w:hAnsiTheme="majorBidi" w:cstheme="majorBidi"/>
-          <w:sz w:val="32"/>
-          <w:szCs w:val="32"/>
-        </w:rPr>
-        <w:t>'</w:t>
-      </w:r>
-      <w:r>
-        <w:rPr>
-          <w:rFonts w:asciiTheme="majorBidi" w:hAnsiTheme="majorBidi" w:cstheme="majorBidi"/>
-          <w:sz w:val="32"/>
-          <w:szCs w:val="32"/>
-          <w:cs/>
-        </w:rPr>
-        <w:t>คนดูแลระบบ</w:t>
-      </w:r>
-      <w:r>
-        <w:rPr>
-          <w:rFonts w:asciiTheme="majorBidi" w:hAnsiTheme="majorBidi" w:cstheme="majorBidi"/>
-          <w:sz w:val="32"/>
-          <w:szCs w:val="32"/>
-        </w:rPr>
-        <w:t xml:space="preserve">' </w:t>
-      </w:r>
-      <w:r>
-        <w:rPr>
-          <w:rFonts w:asciiTheme="majorBidi" w:hAnsiTheme="majorBidi" w:cstheme="majorBidi"/>
-          <w:sz w:val="32"/>
-          <w:szCs w:val="32"/>
-          <w:cs/>
-        </w:rPr>
-        <w:t>จริงๆ เพื่อให้เห็นภาพว่าถ้าใช้งานหน้าเว็บแล้วจะเจอปัญหาตรงไหนบ้าง</w:t>
-      </w:r>
-      <w:r>
-        <w:rPr>
-          <w:rFonts w:asciiTheme="majorBidi" w:hAnsiTheme="majorBidi" w:cstheme="majorBidi"/>
-          <w:sz w:val="32"/>
-          <w:szCs w:val="32"/>
-          <w:cs/>
-        </w:rPr>
-        <w:t>โดยการจำลองบทบาทเป็น "บรรณารักษ์" และ "ผู้ดูแลระบบ" เพื่อสร้างสถานการณ์การใช้งานจริง (</w:t>
+        <w:t>จริงๆ เพื่อให้เห็นภาพว่าถ้าใช้งานหน้าเว็บแล้วจะเจอปัญหาตรงไหนบ้างโดยการจำลองบทบาทเป็น "บรรณารักษ์" และ "ผู้ดูแลระบบ" เพื่อสร้างสถานการณ์การใช้งานจริง (</w:t>
       </w:r>
       <w:r>
         <w:rPr>
@@ -8818,7 +11356,6 @@
           <w:sz w:val="32"/>
           <w:szCs w:val="32"/>
         </w:rPr>
-        <w:lastRenderedPageBreak/>
         <w:t xml:space="preserve">Black Box Technique Application: </w:t>
       </w:r>
       <w:r>
@@ -8894,7 +11431,7 @@
           <w:szCs w:val="36"/>
         </w:rPr>
       </w:pPr>
-      <w:bookmarkStart w:id="15" w:name="_Toc226208243"/>
+      <w:bookmarkStart w:id="16" w:name="_Toc226291810"/>
       <w:r>
         <w:rPr>
           <w:rFonts w:asciiTheme="majorBidi" w:hAnsiTheme="majorBidi"/>
@@ -8927,20 +11464,9 @@
           <w:sz w:val="36"/>
           <w:szCs w:val="36"/>
         </w:rPr>
-        <w:t>Test Case Design</w:t>
-      </w:r>
-      <w:r>
-        <w:rPr>
-          <w:rFonts w:asciiTheme="majorBidi" w:hAnsiTheme="majorBidi"/>
-          <w:b/>
-          <w:bCs/>
-          <w:color w:val="auto"/>
-          <w:sz w:val="36"/>
-          <w:szCs w:val="36"/>
-        </w:rPr>
-        <w:t>)</w:t>
-      </w:r>
-      <w:bookmarkEnd w:id="15"/>
+        <w:t>Test Case Design)</w:t>
+      </w:r>
+      <w:bookmarkEnd w:id="16"/>
     </w:p>
     <w:p>
       <w:pPr>
@@ -9224,6 +11750,7 @@
           <w:szCs w:val="32"/>
           <w:cs/>
         </w:rPr>
+        <w:lastRenderedPageBreak/>
         <w:t xml:space="preserve">ทดสอบการ </w:t>
       </w:r>
       <w:r>
@@ -9646,7 +12173,6 @@
           <w:szCs w:val="32"/>
           <w:cs/>
         </w:rPr>
-        <w:lastRenderedPageBreak/>
         <w:t>เกณฑ์การผ่าน</w:t>
       </w:r>
       <w:r>
@@ -10001,6 +12527,7 @@
           <w:sz w:val="36"/>
           <w:szCs w:val="36"/>
         </w:rPr>
+        <w:lastRenderedPageBreak/>
         <w:t>Journey #4: Core Transaction (Borrowing and Returning)</w:t>
       </w:r>
     </w:p>
@@ -10354,312 +12881,313 @@
           <w:sz w:val="36"/>
           <w:szCs w:val="36"/>
         </w:rPr>
-        <w:br w:type="page"/>
+        <w:t>Journey #5: Overdue Audit and Report Analysis</w:t>
       </w:r>
     </w:p>
     <w:p>
       <w:pPr>
-        <w:ind w:left="360"/>
+        <w:numPr>
+          <w:ilvl w:val="0"/>
+          <w:numId w:val="26"/>
+        </w:numPr>
         <w:rPr>
           <w:rFonts w:asciiTheme="majorBidi" w:hAnsiTheme="majorBidi" w:cstheme="majorBidi"/>
+          <w:sz w:val="32"/>
+          <w:szCs w:val="32"/>
+        </w:rPr>
+      </w:pPr>
+      <w:r>
+        <w:rPr>
+          <w:rFonts w:asciiTheme="majorBidi" w:hAnsiTheme="majorBidi" w:cstheme="majorBidi"/>
+          <w:b/>
+          <w:bCs/>
+          <w:sz w:val="32"/>
+          <w:szCs w:val="32"/>
+          <w:cs/>
+        </w:rPr>
+        <w:t>จุดประสงค์:</w:t>
+      </w:r>
+      <w:r>
+        <w:rPr>
+          <w:rFonts w:asciiTheme="majorBidi" w:hAnsiTheme="majorBidi" w:cstheme="majorBidi"/>
+          <w:sz w:val="32"/>
+          <w:szCs w:val="32"/>
+        </w:rPr>
+        <w:t xml:space="preserve"> </w:t>
+      </w:r>
+      <w:r>
+        <w:rPr>
+          <w:rFonts w:asciiTheme="majorBidi" w:hAnsiTheme="majorBidi" w:cstheme="majorBidi"/>
+          <w:sz w:val="32"/>
+          <w:szCs w:val="32"/>
+          <w:cs/>
+        </w:rPr>
+        <w:t xml:space="preserve">ตรวจสอบระบบรายงานและการคำนวณค่าปรับที่ฝัง </w:t>
+      </w:r>
+      <w:r>
+        <w:rPr>
+          <w:rFonts w:asciiTheme="majorBidi" w:hAnsiTheme="majorBidi" w:cstheme="majorBidi"/>
+          <w:sz w:val="32"/>
+          <w:szCs w:val="32"/>
+        </w:rPr>
+        <w:t xml:space="preserve">Logic Error </w:t>
+      </w:r>
+      <w:r>
+        <w:rPr>
+          <w:rFonts w:asciiTheme="majorBidi" w:hAnsiTheme="majorBidi" w:cstheme="majorBidi"/>
+          <w:sz w:val="32"/>
+          <w:szCs w:val="32"/>
+          <w:cs/>
+        </w:rPr>
+        <w:t>ไว้</w:t>
+      </w:r>
+    </w:p>
+    <w:p>
+      <w:pPr>
+        <w:numPr>
+          <w:ilvl w:val="0"/>
+          <w:numId w:val="26"/>
+        </w:numPr>
+        <w:rPr>
+          <w:rFonts w:asciiTheme="majorBidi" w:hAnsiTheme="majorBidi" w:cstheme="majorBidi"/>
+          <w:sz w:val="32"/>
+          <w:szCs w:val="32"/>
+        </w:rPr>
+      </w:pPr>
+      <w:r>
+        <w:rPr>
+          <w:rFonts w:asciiTheme="majorBidi" w:hAnsiTheme="majorBidi" w:cstheme="majorBidi"/>
+          <w:b/>
+          <w:bCs/>
+          <w:sz w:val="32"/>
+          <w:szCs w:val="32"/>
+          <w:cs/>
+        </w:rPr>
+        <w:t>รายละเอียดขั้นตอน</w:t>
+      </w:r>
+      <w:r>
+        <w:rPr>
+          <w:rFonts w:asciiTheme="majorBidi" w:hAnsiTheme="majorBidi" w:cstheme="majorBidi"/>
+          <w:sz w:val="32"/>
+          <w:szCs w:val="32"/>
+          <w:cs/>
+        </w:rPr>
+        <w:t>:</w:t>
+      </w:r>
+    </w:p>
+    <w:p>
+      <w:pPr>
+        <w:numPr>
+          <w:ilvl w:val="1"/>
+          <w:numId w:val="26"/>
+        </w:numPr>
+        <w:rPr>
+          <w:rFonts w:asciiTheme="majorBidi" w:hAnsiTheme="majorBidi" w:cstheme="majorBidi"/>
+          <w:sz w:val="32"/>
+          <w:szCs w:val="32"/>
+        </w:rPr>
+      </w:pPr>
+      <w:r>
+        <w:rPr>
+          <w:rFonts w:asciiTheme="majorBidi" w:hAnsiTheme="majorBidi" w:cstheme="majorBidi"/>
+          <w:sz w:val="32"/>
+          <w:szCs w:val="32"/>
+          <w:cs/>
+        </w:rPr>
+        <w:t xml:space="preserve">เข้าหน้า </w:t>
+      </w:r>
+      <w:r>
+        <w:rPr>
+          <w:rFonts w:asciiTheme="majorBidi" w:hAnsiTheme="majorBidi" w:cstheme="majorBidi"/>
+          <w:sz w:val="32"/>
+          <w:szCs w:val="32"/>
+        </w:rPr>
+        <w:t xml:space="preserve">Reports </w:t>
+      </w:r>
+      <w:r>
+        <w:rPr>
+          <w:rFonts w:asciiTheme="majorBidi" w:hAnsiTheme="majorBidi" w:cstheme="majorBidi"/>
+          <w:sz w:val="32"/>
+          <w:szCs w:val="32"/>
+          <w:cs/>
+        </w:rPr>
+        <w:t xml:space="preserve">และตรวจสอบตาราง </w:t>
+      </w:r>
+      <w:r>
+        <w:rPr>
+          <w:rFonts w:asciiTheme="majorBidi" w:hAnsiTheme="majorBidi" w:cstheme="majorBidi"/>
+          <w:sz w:val="32"/>
+          <w:szCs w:val="32"/>
+        </w:rPr>
+        <w:t>Overdue Books</w:t>
+      </w:r>
+    </w:p>
+    <w:p>
+      <w:pPr>
+        <w:numPr>
+          <w:ilvl w:val="1"/>
+          <w:numId w:val="26"/>
+        </w:numPr>
+        <w:rPr>
+          <w:rFonts w:asciiTheme="majorBidi" w:hAnsiTheme="majorBidi" w:cstheme="majorBidi"/>
+          <w:sz w:val="32"/>
+          <w:szCs w:val="32"/>
+        </w:rPr>
+      </w:pPr>
+      <w:r>
+        <w:rPr>
+          <w:rFonts w:asciiTheme="majorBidi" w:hAnsiTheme="majorBidi" w:cstheme="majorBidi"/>
+          <w:sz w:val="32"/>
+          <w:szCs w:val="32"/>
+          <w:cs/>
+        </w:rPr>
+        <w:t>เปรียบเทียบวันส่งคืน (</w:t>
+      </w:r>
+      <w:r>
+        <w:rPr>
+          <w:rFonts w:asciiTheme="majorBidi" w:hAnsiTheme="majorBidi" w:cstheme="majorBidi"/>
+          <w:sz w:val="32"/>
+          <w:szCs w:val="32"/>
+        </w:rPr>
+        <w:t xml:space="preserve">Due Date) </w:t>
+      </w:r>
+      <w:r>
+        <w:rPr>
+          <w:rFonts w:asciiTheme="majorBidi" w:hAnsiTheme="majorBidi" w:cstheme="majorBidi"/>
+          <w:sz w:val="32"/>
+          <w:szCs w:val="32"/>
+          <w:cs/>
+        </w:rPr>
+        <w:t xml:space="preserve">กับวันที่ปัจจุบันเพื่อเช็ก </w:t>
+      </w:r>
+      <w:r>
+        <w:rPr>
+          <w:rFonts w:asciiTheme="majorBidi" w:hAnsiTheme="majorBidi" w:cstheme="majorBidi"/>
+          <w:sz w:val="32"/>
+          <w:szCs w:val="32"/>
+        </w:rPr>
+        <w:t>'Days Overdue'</w:t>
+      </w:r>
+    </w:p>
+    <w:p>
+      <w:pPr>
+        <w:numPr>
+          <w:ilvl w:val="1"/>
+          <w:numId w:val="26"/>
+        </w:numPr>
+        <w:rPr>
+          <w:rFonts w:asciiTheme="majorBidi" w:hAnsiTheme="majorBidi" w:cstheme="majorBidi"/>
+          <w:sz w:val="32"/>
+          <w:szCs w:val="32"/>
+        </w:rPr>
+      </w:pPr>
+      <w:r>
+        <w:rPr>
+          <w:rFonts w:asciiTheme="majorBidi" w:hAnsiTheme="majorBidi" w:cstheme="majorBidi"/>
+          <w:sz w:val="32"/>
+          <w:szCs w:val="32"/>
+          <w:cs/>
+        </w:rPr>
+        <w:t xml:space="preserve">ตรวจสอบการคำนวณ </w:t>
+      </w:r>
+      <w:r>
+        <w:rPr>
+          <w:rFonts w:asciiTheme="majorBidi" w:hAnsiTheme="majorBidi" w:cstheme="majorBidi"/>
+          <w:sz w:val="32"/>
+          <w:szCs w:val="32"/>
+        </w:rPr>
+        <w:t>'Fine Amount' (</w:t>
+      </w:r>
+      <w:r>
+        <w:rPr>
+          <w:rFonts w:asciiTheme="majorBidi" w:hAnsiTheme="majorBidi" w:cstheme="majorBidi"/>
+          <w:sz w:val="32"/>
+          <w:szCs w:val="32"/>
+          <w:cs/>
+        </w:rPr>
+        <w:t xml:space="preserve">สูตร: วันละ </w:t>
+      </w:r>
+      <w:r>
+        <w:rPr>
+          <w:rFonts w:asciiTheme="majorBidi" w:hAnsiTheme="majorBidi" w:cstheme="majorBidi"/>
+          <w:sz w:val="32"/>
+          <w:szCs w:val="32"/>
+        </w:rPr>
+        <w:t xml:space="preserve">10 </w:t>
+      </w:r>
+      <w:r>
+        <w:rPr>
+          <w:rFonts w:asciiTheme="majorBidi" w:hAnsiTheme="majorBidi" w:cstheme="majorBidi"/>
+          <w:sz w:val="32"/>
+          <w:szCs w:val="32"/>
+          <w:cs/>
+        </w:rPr>
+        <w:t>บาท)</w:t>
+      </w:r>
+    </w:p>
+    <w:p>
+      <w:pPr>
+        <w:numPr>
+          <w:ilvl w:val="0"/>
+          <w:numId w:val="26"/>
+        </w:numPr>
+        <w:rPr>
+          <w:rFonts w:asciiTheme="majorBidi" w:hAnsiTheme="majorBidi" w:cstheme="majorBidi"/>
+          <w:sz w:val="32"/>
+          <w:szCs w:val="32"/>
+        </w:rPr>
+      </w:pPr>
+      <w:r>
+        <w:rPr>
+          <w:rFonts w:asciiTheme="majorBidi" w:hAnsiTheme="majorBidi" w:cstheme="majorBidi"/>
+          <w:b/>
+          <w:bCs/>
+          <w:sz w:val="32"/>
+          <w:szCs w:val="32"/>
+          <w:cs/>
+        </w:rPr>
+        <w:t>เกณฑ์การผ่าน:</w:t>
+      </w:r>
+      <w:r>
+        <w:rPr>
+          <w:rFonts w:asciiTheme="majorBidi" w:hAnsiTheme="majorBidi" w:cstheme="majorBidi"/>
+          <w:sz w:val="32"/>
+          <w:szCs w:val="32"/>
+        </w:rPr>
+        <w:t xml:space="preserve"> </w:t>
+      </w:r>
+      <w:r>
+        <w:rPr>
+          <w:rFonts w:asciiTheme="majorBidi" w:hAnsiTheme="majorBidi" w:cstheme="majorBidi"/>
+          <w:sz w:val="32"/>
+          <w:szCs w:val="32"/>
+          <w:cs/>
+        </w:rPr>
+        <w:t>รายชื่อสมาชิกในตารางค้างส่งต้องถูกต้อง และค่าปรับต้องคำนวณได้ตามเงื่อนไขที่กำหนด</w:t>
+      </w:r>
+    </w:p>
+    <w:p>
+      <w:pPr>
+        <w:rPr>
+          <w:rFonts w:asciiTheme="majorBidi" w:eastAsiaTheme="majorEastAsia" w:hAnsiTheme="majorBidi" w:cstheme="majorBidi"/>
           <w:b/>
           <w:bCs/>
           <w:sz w:val="36"/>
           <w:szCs w:val="36"/>
-        </w:rPr>
-      </w:pPr>
-      <w:r>
-        <w:rPr>
-          <w:rFonts w:asciiTheme="majorBidi" w:hAnsiTheme="majorBidi" w:cstheme="majorBidi"/>
+          <w:cs/>
+        </w:rPr>
+      </w:pPr>
+      <w:bookmarkStart w:id="17" w:name="_Toc226291811"/>
+      <w:r>
+        <w:rPr>
+          <w:rFonts w:asciiTheme="majorBidi" w:hAnsiTheme="majorBidi"/>
           <w:b/>
           <w:bCs/>
           <w:sz w:val="36"/>
           <w:szCs w:val="36"/>
-        </w:rPr>
-        <w:lastRenderedPageBreak/>
-        <w:t>Journey #5: Overdue Audit and Report Analysis</w:t>
-      </w:r>
-    </w:p>
-    <w:p>
-      <w:pPr>
-        <w:numPr>
-          <w:ilvl w:val="0"/>
-          <w:numId w:val="26"/>
-        </w:numPr>
-        <w:rPr>
-          <w:rFonts w:asciiTheme="majorBidi" w:hAnsiTheme="majorBidi" w:cstheme="majorBidi"/>
-          <w:sz w:val="32"/>
-          <w:szCs w:val="32"/>
-        </w:rPr>
-      </w:pPr>
-      <w:r>
-        <w:rPr>
-          <w:rFonts w:asciiTheme="majorBidi" w:hAnsiTheme="majorBidi" w:cstheme="majorBidi"/>
-          <w:b/>
-          <w:bCs/>
-          <w:sz w:val="32"/>
-          <w:szCs w:val="32"/>
           <w:cs/>
         </w:rPr>
-        <w:t>จุดประสงค์:</w:t>
-      </w:r>
-      <w:r>
-        <w:rPr>
-          <w:rFonts w:asciiTheme="majorBidi" w:hAnsiTheme="majorBidi" w:cstheme="majorBidi"/>
-          <w:sz w:val="32"/>
-          <w:szCs w:val="32"/>
-        </w:rPr>
-        <w:t xml:space="preserve"> </w:t>
-      </w:r>
-      <w:r>
-        <w:rPr>
-          <w:rFonts w:asciiTheme="majorBidi" w:hAnsiTheme="majorBidi" w:cstheme="majorBidi"/>
-          <w:sz w:val="32"/>
-          <w:szCs w:val="32"/>
-          <w:cs/>
-        </w:rPr>
-        <w:t xml:space="preserve">ตรวจสอบระบบรายงานและการคำนวณค่าปรับที่ฝัง </w:t>
-      </w:r>
-      <w:r>
-        <w:rPr>
-          <w:rFonts w:asciiTheme="majorBidi" w:hAnsiTheme="majorBidi" w:cstheme="majorBidi"/>
-          <w:sz w:val="32"/>
-          <w:szCs w:val="32"/>
-        </w:rPr>
-        <w:t xml:space="preserve">Logic Error </w:t>
-      </w:r>
-      <w:r>
-        <w:rPr>
-          <w:rFonts w:asciiTheme="majorBidi" w:hAnsiTheme="majorBidi" w:cstheme="majorBidi"/>
-          <w:sz w:val="32"/>
-          <w:szCs w:val="32"/>
-          <w:cs/>
-        </w:rPr>
-        <w:t>ไว้</w:t>
-      </w:r>
-    </w:p>
-    <w:p>
-      <w:pPr>
-        <w:numPr>
-          <w:ilvl w:val="0"/>
-          <w:numId w:val="26"/>
-        </w:numPr>
-        <w:rPr>
-          <w:rFonts w:asciiTheme="majorBidi" w:hAnsiTheme="majorBidi" w:cstheme="majorBidi"/>
-          <w:sz w:val="32"/>
-          <w:szCs w:val="32"/>
-        </w:rPr>
-      </w:pPr>
-      <w:r>
-        <w:rPr>
-          <w:rFonts w:asciiTheme="majorBidi" w:hAnsiTheme="majorBidi" w:cstheme="majorBidi"/>
-          <w:b/>
-          <w:bCs/>
-          <w:sz w:val="32"/>
-          <w:szCs w:val="32"/>
-          <w:cs/>
-        </w:rPr>
-        <w:t>รายละเอียดขั้นตอน</w:t>
-      </w:r>
-      <w:r>
-        <w:rPr>
-          <w:rFonts w:asciiTheme="majorBidi" w:hAnsiTheme="majorBidi" w:cstheme="majorBidi"/>
-          <w:sz w:val="32"/>
-          <w:szCs w:val="32"/>
-          <w:cs/>
-        </w:rPr>
-        <w:t>:</w:t>
-      </w:r>
-    </w:p>
-    <w:p>
-      <w:pPr>
-        <w:numPr>
-          <w:ilvl w:val="1"/>
-          <w:numId w:val="26"/>
-        </w:numPr>
-        <w:rPr>
-          <w:rFonts w:asciiTheme="majorBidi" w:hAnsiTheme="majorBidi" w:cstheme="majorBidi"/>
-          <w:sz w:val="32"/>
-          <w:szCs w:val="32"/>
-        </w:rPr>
-      </w:pPr>
-      <w:r>
-        <w:rPr>
-          <w:rFonts w:asciiTheme="majorBidi" w:hAnsiTheme="majorBidi" w:cstheme="majorBidi"/>
-          <w:sz w:val="32"/>
-          <w:szCs w:val="32"/>
-          <w:cs/>
-        </w:rPr>
-        <w:t xml:space="preserve">เข้าหน้า </w:t>
-      </w:r>
-      <w:r>
-        <w:rPr>
-          <w:rFonts w:asciiTheme="majorBidi" w:hAnsiTheme="majorBidi" w:cstheme="majorBidi"/>
-          <w:sz w:val="32"/>
-          <w:szCs w:val="32"/>
-        </w:rPr>
-        <w:t xml:space="preserve">Reports </w:t>
-      </w:r>
-      <w:r>
-        <w:rPr>
-          <w:rFonts w:asciiTheme="majorBidi" w:hAnsiTheme="majorBidi" w:cstheme="majorBidi"/>
-          <w:sz w:val="32"/>
-          <w:szCs w:val="32"/>
-          <w:cs/>
-        </w:rPr>
-        <w:t xml:space="preserve">และตรวจสอบตาราง </w:t>
-      </w:r>
-      <w:r>
-        <w:rPr>
-          <w:rFonts w:asciiTheme="majorBidi" w:hAnsiTheme="majorBidi" w:cstheme="majorBidi"/>
-          <w:sz w:val="32"/>
-          <w:szCs w:val="32"/>
-        </w:rPr>
-        <w:t>Overdue Books</w:t>
-      </w:r>
-    </w:p>
-    <w:p>
-      <w:pPr>
-        <w:numPr>
-          <w:ilvl w:val="1"/>
-          <w:numId w:val="26"/>
-        </w:numPr>
-        <w:rPr>
-          <w:rFonts w:asciiTheme="majorBidi" w:hAnsiTheme="majorBidi" w:cstheme="majorBidi"/>
-          <w:sz w:val="32"/>
-          <w:szCs w:val="32"/>
-        </w:rPr>
-      </w:pPr>
-      <w:r>
-        <w:rPr>
-          <w:rFonts w:asciiTheme="majorBidi" w:hAnsiTheme="majorBidi" w:cstheme="majorBidi"/>
-          <w:sz w:val="32"/>
-          <w:szCs w:val="32"/>
-          <w:cs/>
-        </w:rPr>
-        <w:t>เปรียบเทียบวันส่งคืน (</w:t>
-      </w:r>
-      <w:r>
-        <w:rPr>
-          <w:rFonts w:asciiTheme="majorBidi" w:hAnsiTheme="majorBidi" w:cstheme="majorBidi"/>
-          <w:sz w:val="32"/>
-          <w:szCs w:val="32"/>
-        </w:rPr>
-        <w:t xml:space="preserve">Due Date) </w:t>
-      </w:r>
-      <w:r>
-        <w:rPr>
-          <w:rFonts w:asciiTheme="majorBidi" w:hAnsiTheme="majorBidi" w:cstheme="majorBidi"/>
-          <w:sz w:val="32"/>
-          <w:szCs w:val="32"/>
-          <w:cs/>
-        </w:rPr>
-        <w:t xml:space="preserve">กับวันที่ปัจจุบันเพื่อเช็ก </w:t>
-      </w:r>
-      <w:r>
-        <w:rPr>
-          <w:rFonts w:asciiTheme="majorBidi" w:hAnsiTheme="majorBidi" w:cstheme="majorBidi"/>
-          <w:sz w:val="32"/>
-          <w:szCs w:val="32"/>
-        </w:rPr>
-        <w:t>'Days Overdue'</w:t>
-      </w:r>
-    </w:p>
-    <w:p>
-      <w:pPr>
-        <w:numPr>
-          <w:ilvl w:val="1"/>
-          <w:numId w:val="26"/>
-        </w:numPr>
-        <w:rPr>
-          <w:rFonts w:asciiTheme="majorBidi" w:hAnsiTheme="majorBidi" w:cstheme="majorBidi"/>
-          <w:sz w:val="32"/>
-          <w:szCs w:val="32"/>
-        </w:rPr>
-      </w:pPr>
-      <w:r>
-        <w:rPr>
-          <w:rFonts w:asciiTheme="majorBidi" w:hAnsiTheme="majorBidi" w:cstheme="majorBidi"/>
-          <w:sz w:val="32"/>
-          <w:szCs w:val="32"/>
-          <w:cs/>
-        </w:rPr>
-        <w:t xml:space="preserve">ตรวจสอบการคำนวณ </w:t>
-      </w:r>
-      <w:r>
-        <w:rPr>
-          <w:rFonts w:asciiTheme="majorBidi" w:hAnsiTheme="majorBidi" w:cstheme="majorBidi"/>
-          <w:sz w:val="32"/>
-          <w:szCs w:val="32"/>
-        </w:rPr>
-        <w:t>'Fine Amount' (</w:t>
-      </w:r>
-      <w:r>
-        <w:rPr>
-          <w:rFonts w:asciiTheme="majorBidi" w:hAnsiTheme="majorBidi" w:cstheme="majorBidi"/>
-          <w:sz w:val="32"/>
-          <w:szCs w:val="32"/>
-          <w:cs/>
-        </w:rPr>
-        <w:t xml:space="preserve">สูตร: วันละ </w:t>
-      </w:r>
-      <w:r>
-        <w:rPr>
-          <w:rFonts w:asciiTheme="majorBidi" w:hAnsiTheme="majorBidi" w:cstheme="majorBidi"/>
-          <w:sz w:val="32"/>
-          <w:szCs w:val="32"/>
-        </w:rPr>
-        <w:t xml:space="preserve">10 </w:t>
-      </w:r>
-      <w:r>
-        <w:rPr>
-          <w:rFonts w:asciiTheme="majorBidi" w:hAnsiTheme="majorBidi" w:cstheme="majorBidi"/>
-          <w:sz w:val="32"/>
-          <w:szCs w:val="32"/>
-          <w:cs/>
-        </w:rPr>
-        <w:t>บาท)</w:t>
-      </w:r>
-    </w:p>
-    <w:p>
-      <w:pPr>
-        <w:numPr>
-          <w:ilvl w:val="0"/>
-          <w:numId w:val="26"/>
-        </w:numPr>
-        <w:rPr>
-          <w:rFonts w:asciiTheme="majorBidi" w:hAnsiTheme="majorBidi" w:cstheme="majorBidi"/>
-          <w:sz w:val="32"/>
-          <w:szCs w:val="32"/>
-        </w:rPr>
-      </w:pPr>
-      <w:r>
-        <w:rPr>
-          <w:rFonts w:asciiTheme="majorBidi" w:hAnsiTheme="majorBidi" w:cstheme="majorBidi"/>
-          <w:b/>
-          <w:bCs/>
-          <w:sz w:val="32"/>
-          <w:szCs w:val="32"/>
-          <w:cs/>
-        </w:rPr>
-        <w:t>เกณฑ์การผ่าน:</w:t>
-      </w:r>
-      <w:r>
-        <w:rPr>
-          <w:rFonts w:asciiTheme="majorBidi" w:hAnsiTheme="majorBidi" w:cstheme="majorBidi"/>
-          <w:sz w:val="32"/>
-          <w:szCs w:val="32"/>
-        </w:rPr>
-        <w:t xml:space="preserve"> </w:t>
-      </w:r>
-      <w:r>
-        <w:rPr>
-          <w:rFonts w:asciiTheme="majorBidi" w:hAnsiTheme="majorBidi" w:cstheme="majorBidi"/>
-          <w:sz w:val="32"/>
-          <w:szCs w:val="32"/>
-          <w:cs/>
-        </w:rPr>
-        <w:t>รายชื่อสมาชิกในตารางค้างส่งต้องถูกต้อง และค่าปรับต้องคำนวณได้ตามเงื่อนไขที่กำหนด</w:t>
+        <w:br w:type="page"/>
       </w:r>
     </w:p>
     <w:p>
@@ -10675,7 +13203,6 @@
           <w:cs/>
         </w:rPr>
       </w:pPr>
-      <w:bookmarkStart w:id="16" w:name="_Toc226208244"/>
       <w:r>
         <w:rPr>
           <w:rFonts w:asciiTheme="majorBidi" w:hAnsiTheme="majorBidi"/>
@@ -10686,6 +13213,7 @@
           <w:szCs w:val="36"/>
           <w:cs/>
         </w:rPr>
+        <w:lastRenderedPageBreak/>
         <w:t>3.3</w:t>
       </w:r>
       <w:r>
@@ -10722,7 +13250,7 @@
         </w:rPr>
         <w:t>Test Design Techniques)</w:t>
       </w:r>
-      <w:bookmarkEnd w:id="16"/>
+      <w:bookmarkEnd w:id="17"/>
     </w:p>
     <w:tbl>
       <w:tblPr>
@@ -11227,11 +13755,14 @@
     <w:p>
       <w:pPr>
         <w:rPr>
-          <w:rFonts w:asciiTheme="majorBidi" w:hAnsiTheme="majorBidi" w:cstheme="majorBidi"/>
-          <w:sz w:val="32"/>
-          <w:szCs w:val="32"/>
-        </w:rPr>
-      </w:pPr>
+          <w:rFonts w:asciiTheme="majorBidi" w:hAnsiTheme="majorBidi"/>
+          <w:b/>
+          <w:bCs/>
+          <w:sz w:val="36"/>
+          <w:szCs w:val="36"/>
+        </w:rPr>
+      </w:pPr>
+      <w:bookmarkStart w:id="18" w:name="_Toc226291812"/>
     </w:p>
     <w:p>
       <w:pPr>
@@ -11251,58 +13782,30 @@
           <w:sz w:val="36"/>
           <w:szCs w:val="36"/>
         </w:rPr>
-        <w:br w:type="page"/>
-      </w:r>
-    </w:p>
-    <w:p>
-      <w:pPr>
-        <w:pStyle w:val="2"/>
+        <w:t xml:space="preserve">3.4 </w:t>
+      </w:r>
+      <w:r>
         <w:rPr>
           <w:rFonts w:asciiTheme="majorBidi" w:hAnsiTheme="majorBidi"/>
           <w:b/>
           <w:bCs/>
-          <w:color w:val="auto"/>
           <w:sz w:val="36"/>
           <w:szCs w:val="36"/>
-        </w:rPr>
-      </w:pPr>
-      <w:bookmarkStart w:id="17" w:name="_Toc226208245"/>
+          <w:cs/>
+        </w:rPr>
+        <w:t>ขั้นตอนการดำเนินงาน (</w:t>
+      </w:r>
       <w:r>
         <w:rPr>
           <w:rFonts w:asciiTheme="majorBidi" w:hAnsiTheme="majorBidi"/>
           <w:b/>
           <w:bCs/>
-          <w:color w:val="auto"/>
           <w:sz w:val="36"/>
           <w:szCs w:val="36"/>
         </w:rPr>
-        <w:lastRenderedPageBreak/>
-        <w:t xml:space="preserve">3.4 </w:t>
-      </w:r>
-      <w:r>
-        <w:rPr>
-          <w:rFonts w:asciiTheme="majorBidi" w:hAnsiTheme="majorBidi"/>
-          <w:b/>
-          <w:bCs/>
-          <w:color w:val="auto"/>
-          <w:sz w:val="36"/>
-          <w:szCs w:val="36"/>
-          <w:cs/>
-        </w:rPr>
-        <w:t>ขั้นตอนการดำเนินงาน (</w:t>
-      </w:r>
-      <w:r>
-        <w:rPr>
-          <w:rFonts w:asciiTheme="majorBidi" w:hAnsiTheme="majorBidi"/>
-          <w:b/>
-          <w:bCs/>
-          <w:color w:val="auto"/>
-          <w:sz w:val="36"/>
-          <w:szCs w:val="36"/>
-        </w:rPr>
         <w:t>Workflow)</w:t>
       </w:r>
-      <w:bookmarkEnd w:id="17"/>
+      <w:bookmarkEnd w:id="18"/>
     </w:p>
     <w:p>
       <w:pPr>
@@ -11613,7 +14116,7 @@
           <w:szCs w:val="40"/>
         </w:rPr>
       </w:pPr>
-      <w:bookmarkStart w:id="18" w:name="_Toc226208246"/>
+      <w:bookmarkStart w:id="19" w:name="_Toc226291813"/>
       <w:r>
         <w:rPr>
           <w:rFonts w:asciiTheme="majorBidi" w:hAnsiTheme="majorBidi"/>
@@ -11623,6 +14126,7 @@
           <w:szCs w:val="40"/>
           <w:cs/>
         </w:rPr>
+        <w:lastRenderedPageBreak/>
         <w:t xml:space="preserve">บทที่ </w:t>
       </w:r>
       <w:r>
@@ -11656,7 +14160,7 @@
         </w:rPr>
         <w:t>Test Cases &amp; Execution)</w:t>
       </w:r>
-      <w:bookmarkEnd w:id="18"/>
+      <w:bookmarkEnd w:id="19"/>
       <w:r>
         <w:rPr>
           <w:rFonts w:asciiTheme="majorBidi" w:hAnsiTheme="majorBidi"/>
@@ -12459,16 +14963,7 @@
                 <w:sz w:val="32"/>
                 <w:szCs w:val="32"/>
               </w:rPr>
-              <w:t xml:space="preserve">Password: </w:t>
-            </w:r>
-            <w:r>
-              <w:rPr>
-                <w:rFonts w:asciiTheme="majorBidi" w:hAnsiTheme="majorBidi" w:cstheme="majorBidi"/>
-                <w:sz w:val="32"/>
-                <w:szCs w:val="32"/>
-              </w:rPr>
-              <w:lastRenderedPageBreak/>
-              <w:t>lib123</w:t>
+              <w:t>Password: lib123</w:t>
             </w:r>
             <w:r>
               <w:rPr>
@@ -12525,7 +15020,6 @@
                 <w:szCs w:val="32"/>
                 <w:cs/>
               </w:rPr>
-              <w:lastRenderedPageBreak/>
               <w:t xml:space="preserve">ระบบตรวจสอบสิทธิ์ผ่าน และนำผู้ใช้ไปยังหน้า </w:t>
             </w:r>
             <w:r>
@@ -12934,6 +15428,7 @@
                 <w:sz w:val="32"/>
                 <w:szCs w:val="32"/>
               </w:rPr>
+              <w:lastRenderedPageBreak/>
               <w:t>TC-04</w:t>
             </w:r>
           </w:p>
@@ -13709,7 +16204,6 @@
                 <w:sz w:val="32"/>
                 <w:szCs w:val="32"/>
               </w:rPr>
-              <w:lastRenderedPageBreak/>
               <w:t>TC-07</w:t>
             </w:r>
           </w:p>
@@ -14141,6 +16635,7 @@
                 <w:sz w:val="32"/>
                 <w:szCs w:val="32"/>
               </w:rPr>
+              <w:lastRenderedPageBreak/>
               <w:t>TC-09</w:t>
             </w:r>
           </w:p>
@@ -14805,17 +17300,7 @@
                 <w:szCs w:val="32"/>
                 <w:cs/>
               </w:rPr>
-              <w:t>กรอกข้อมูล</w:t>
-            </w:r>
-            <w:r>
-              <w:rPr>
-                <w:rFonts w:asciiTheme="majorBidi" w:hAnsiTheme="majorBidi" w:cstheme="majorBidi"/>
-                <w:sz w:val="32"/>
-                <w:szCs w:val="32"/>
-                <w:cs/>
-              </w:rPr>
-              <w:lastRenderedPageBreak/>
-              <w:t>ครบถ้วน (</w:t>
+              <w:t>กรอกข้อมูลครบถ้วน (</w:t>
             </w:r>
             <w:r>
               <w:rPr>
@@ -14880,18 +17365,7 @@
                 <w:szCs w:val="32"/>
                 <w:cs/>
               </w:rPr>
-              <w:lastRenderedPageBreak/>
-              <w:t>ข้อมูลหนังสือใหม่ต้องปรากฏในตาราง และมี</w:t>
-            </w:r>
-            <w:r>
-              <w:rPr>
-                <w:rFonts w:asciiTheme="majorBidi" w:hAnsiTheme="majorBidi" w:cstheme="majorBidi"/>
-                <w:sz w:val="32"/>
-                <w:szCs w:val="32"/>
-                <w:cs/>
-              </w:rPr>
-              <w:lastRenderedPageBreak/>
-              <w:t>ข้อความแจ้งเตือนว่าบันทึกสำเร็จ</w:t>
+              <w:t>ข้อมูลหนังสือใหม่ต้องปรากฏในตาราง และมีข้อความแจ้งเตือนว่าบันทึกสำเร็จ</w:t>
             </w:r>
           </w:p>
         </w:tc>
@@ -14921,7 +17395,6 @@
                 <w:sz w:val="32"/>
                 <w:szCs w:val="32"/>
               </w:rPr>
-              <w:lastRenderedPageBreak/>
               <w:t xml:space="preserve">ข้อมูลหนังสือใหม่ปรากฏในตาราง และมีข้อความแจ้งเตือนว่าบันทึกสำเร็จ  </w:t>
             </w:r>
           </w:p>
@@ -15275,6 +17748,7 @@
                 <w:sz w:val="32"/>
                 <w:szCs w:val="32"/>
               </w:rPr>
+              <w:lastRenderedPageBreak/>
               <w:t>TC-13</w:t>
             </w:r>
           </w:p>
@@ -16008,7 +18482,6 @@
                 <w:sz w:val="32"/>
                 <w:szCs w:val="32"/>
               </w:rPr>
-              <w:lastRenderedPageBreak/>
               <w:t>TC-16</w:t>
             </w:r>
           </w:p>
@@ -16534,6 +19007,7 @@
                 <w:sz w:val="32"/>
                 <w:szCs w:val="32"/>
               </w:rPr>
+              <w:lastRenderedPageBreak/>
               <w:t>TC-18</w:t>
             </w:r>
           </w:p>
@@ -17036,7 +19510,6 @@
                 <w:sz w:val="32"/>
                 <w:szCs w:val="32"/>
               </w:rPr>
-              <w:lastRenderedPageBreak/>
               <w:t>TC-20</w:t>
             </w:r>
           </w:p>
@@ -17391,7 +19864,16 @@
                 <w:sz w:val="32"/>
                 <w:szCs w:val="32"/>
               </w:rPr>
-              <w:t>Code, Name, Type)</w:t>
+              <w:t xml:space="preserve">Code, </w:t>
+            </w:r>
+            <w:r>
+              <w:rPr>
+                <w:rFonts w:asciiTheme="majorBidi" w:hAnsiTheme="majorBidi" w:cstheme="majorBidi"/>
+                <w:sz w:val="32"/>
+                <w:szCs w:val="32"/>
+              </w:rPr>
+              <w:lastRenderedPageBreak/>
+              <w:t>Name, Type)</w:t>
             </w:r>
             <w:r>
               <w:rPr>
@@ -17448,6 +19930,7 @@
                 <w:szCs w:val="32"/>
                 <w:cs/>
               </w:rPr>
+              <w:lastRenderedPageBreak/>
               <w:t>ข้อมูลสมาชิกใหม่ต้องปรากฏในตาราง และมีสถานะเริ่มต้นเป็น</w:t>
             </w:r>
             <w:r>
@@ -18072,7 +20555,6 @@
                 <w:sz w:val="32"/>
                 <w:szCs w:val="32"/>
               </w:rPr>
-              <w:lastRenderedPageBreak/>
               <w:t>TC-24</w:t>
             </w:r>
           </w:p>
@@ -18592,6 +21074,7 @@
                 <w:sz w:val="32"/>
                 <w:szCs w:val="32"/>
               </w:rPr>
+              <w:lastRenderedPageBreak/>
               <w:t>TC-26</w:t>
             </w:r>
           </w:p>
@@ -19195,7 +21678,6 @@
                 <w:sz w:val="32"/>
                 <w:szCs w:val="32"/>
               </w:rPr>
-              <w:lastRenderedPageBreak/>
               <w:t>TC-28</w:t>
             </w:r>
           </w:p>
@@ -19663,6 +22145,7 @@
                 <w:sz w:val="32"/>
                 <w:szCs w:val="32"/>
               </w:rPr>
+              <w:lastRenderedPageBreak/>
               <w:t>TC-30</w:t>
             </w:r>
           </w:p>
@@ -20286,17 +22769,7 @@
                 <w:szCs w:val="32"/>
                 <w:cs/>
               </w:rPr>
-              <w:t>สี</w:t>
-            </w:r>
-            <w:r>
-              <w:rPr>
-                <w:rFonts w:asciiTheme="majorBidi" w:hAnsiTheme="majorBidi" w:cstheme="majorBidi"/>
-                <w:sz w:val="32"/>
-                <w:szCs w:val="32"/>
-                <w:cs/>
-              </w:rPr>
-              <w:lastRenderedPageBreak/>
-              <w:t>เขียว)</w:t>
+              <w:t>สีเขียว)</w:t>
             </w:r>
             <w:r>
               <w:rPr>
@@ -20345,7 +22818,6 @@
                 <w:szCs w:val="32"/>
                 <w:cs/>
               </w:rPr>
-              <w:lastRenderedPageBreak/>
               <w:t>สถานะในตารางเปลี่ยนเป็น</w:t>
             </w:r>
             <w:r>
@@ -20363,7 +22835,6 @@
                 <w:szCs w:val="32"/>
                 <w:cs/>
               </w:rPr>
-              <w:lastRenderedPageBreak/>
               <w:t>และมีการลงวันที่คืนหนังสือจริง</w:t>
             </w:r>
           </w:p>
@@ -20394,7 +22865,6 @@
                 <w:sz w:val="32"/>
                 <w:szCs w:val="32"/>
               </w:rPr>
-              <w:lastRenderedPageBreak/>
               <w:t>สถานะในตารางเปลี่ยนเป็น "Returned" และมีการลงวันที่คืนหนังสือ</w:t>
             </w:r>
           </w:p>
@@ -20747,6 +23217,7 @@
                 <w:sz w:val="32"/>
                 <w:szCs w:val="32"/>
               </w:rPr>
+              <w:lastRenderedPageBreak/>
               <w:t>TC-34</w:t>
             </w:r>
           </w:p>
@@ -21704,7 +24175,6 @@
                 <w:sz w:val="32"/>
                 <w:szCs w:val="32"/>
               </w:rPr>
-              <w:lastRenderedPageBreak/>
               <w:t>TC-38</w:t>
             </w:r>
           </w:p>
@@ -22025,7 +24495,17 @@
                 <w:szCs w:val="32"/>
                 <w:cs/>
               </w:rPr>
-              <w:t>ขยายเวลา) ในรายการยืม</w:t>
+              <w:t>ขยายเวลา) ในรายการ</w:t>
+            </w:r>
+            <w:r>
+              <w:rPr>
+                <w:rFonts w:asciiTheme="majorBidi" w:hAnsiTheme="majorBidi" w:cstheme="majorBidi"/>
+                <w:sz w:val="32"/>
+                <w:szCs w:val="32"/>
+                <w:cs/>
+              </w:rPr>
+              <w:lastRenderedPageBreak/>
+              <w:t>ยืม</w:t>
             </w:r>
             <w:r>
               <w:rPr>
@@ -22074,6 +24554,7 @@
                 <w:szCs w:val="32"/>
                 <w:cs/>
               </w:rPr>
+              <w:lastRenderedPageBreak/>
               <w:t xml:space="preserve">ระบบต้องอัปเดต </w:t>
             </w:r>
             <w:r>
@@ -22091,7 +24572,17 @@
                 <w:szCs w:val="32"/>
                 <w:cs/>
               </w:rPr>
-              <w:t>ใหม่ในฐานข้อมูลและหน้าจอได้อย่างถูกต้อง</w:t>
+              <w:t>ใหม่ในฐานข้อมูล</w:t>
+            </w:r>
+            <w:r>
+              <w:rPr>
+                <w:rFonts w:asciiTheme="majorBidi" w:hAnsiTheme="majorBidi" w:cstheme="majorBidi"/>
+                <w:sz w:val="32"/>
+                <w:szCs w:val="32"/>
+                <w:cs/>
+              </w:rPr>
+              <w:lastRenderedPageBreak/>
+              <w:t>และหน้าจอได้อย่างถูกต้อง</w:t>
             </w:r>
           </w:p>
         </w:tc>
@@ -22121,6 +24612,7 @@
                 <w:sz w:val="32"/>
                 <w:szCs w:val="32"/>
               </w:rPr>
+              <w:lastRenderedPageBreak/>
               <w:t>ไม่พบปุ่ม 'Extend' บนหน้ารายการยืม</w:t>
             </w:r>
           </w:p>
@@ -22982,7 +25474,6 @@
                 <w:sz w:val="32"/>
                 <w:szCs w:val="32"/>
               </w:rPr>
-              <w:lastRenderedPageBreak/>
               <w:t>TC-43</w:t>
             </w:r>
           </w:p>
@@ -23465,6 +25956,7 @@
                 <w:sz w:val="32"/>
                 <w:szCs w:val="32"/>
               </w:rPr>
+              <w:lastRenderedPageBreak/>
               <w:t>TC-45</w:t>
             </w:r>
           </w:p>
@@ -23647,23 +26139,7 @@
                 <w:sz w:val="32"/>
                 <w:szCs w:val="32"/>
               </w:rPr>
-              <w:t>ระบบสามารถแสดงข้อมูลหนังสือ 5 อันดับแรก โดยดึงข้อมูล</w:t>
-            </w:r>
-            <w:r>
-              <w:rPr>
-                <w:rFonts w:ascii="Angsana New" w:eastAsia="Angsana New" w:hAnsi="Angsana New" w:cs="Angsana New"/>
-                <w:sz w:val="32"/>
-                <w:szCs w:val="32"/>
-              </w:rPr>
-              <w:t xml:space="preserve"> </w:t>
-            </w:r>
-            <w:r>
-              <w:rPr>
-                <w:rFonts w:ascii="Angsana New" w:eastAsia="Angsana New" w:hAnsi="Angsana New" w:cs="Angsana New"/>
-                <w:sz w:val="32"/>
-                <w:szCs w:val="32"/>
-              </w:rPr>
-              <w:t>และอัปเดตตามสถิติการยืมจริง</w:t>
+              <w:t>ระบบสามารถแสดงข้อมูลหนังสือ 5 อันดับแรก โดยดึงข้อมูล และอัปเดตตามสถิติการยืมจริง</w:t>
             </w:r>
           </w:p>
         </w:tc>
@@ -24438,7 +26914,6 @@
                 <w:sz w:val="32"/>
                 <w:szCs w:val="32"/>
               </w:rPr>
-              <w:lastRenderedPageBreak/>
               <w:t>TC-49</w:t>
             </w:r>
           </w:p>
@@ -24868,29 +27343,11 @@
     <w:p>
       <w:pPr>
         <w:rPr>
-          <w:rFonts w:asciiTheme="majorBidi" w:hAnsiTheme="majorBidi" w:cstheme="majorBidi"/>
-          <w:sz w:val="32"/>
-          <w:szCs w:val="32"/>
-          <w:cs/>
-        </w:rPr>
-      </w:pPr>
-    </w:p>
-    <w:p>
-      <w:pPr>
-        <w:rPr>
-          <w:rFonts w:asciiTheme="majorBidi" w:hAnsiTheme="majorBidi" w:cstheme="majorBidi"/>
-          <w:sz w:val="32"/>
-          <w:szCs w:val="32"/>
-        </w:rPr>
-      </w:pPr>
-      <w:r>
-        <w:rPr>
-          <w:rFonts w:asciiTheme="majorBidi" w:hAnsiTheme="majorBidi" w:cstheme="majorBidi"/>
-          <w:sz w:val="32"/>
-          <w:szCs w:val="32"/>
-        </w:rPr>
-        <w:br w:type="page"/>
-      </w:r>
+          <w:rFonts w:asciiTheme="majorBidi" w:hAnsiTheme="majorBidi" w:cstheme="majorBidi" w:hint="cs"/>
+          <w:sz w:val="32"/>
+          <w:szCs w:val="32"/>
+        </w:rPr>
+      </w:pPr>
     </w:p>
     <w:p>
       <w:pPr>
@@ -24901,7 +27358,7 @@
           <w:szCs w:val="40"/>
         </w:rPr>
       </w:pPr>
-      <w:bookmarkStart w:id="19" w:name="_Toc226208247"/>
+      <w:bookmarkStart w:id="20" w:name="_Toc226291814"/>
       <w:r>
         <w:rPr>
           <w:rFonts w:ascii="Angsana New" w:eastAsia="Angsana New" w:hAnsi="Angsana New" w:cs="Angsana New"/>
@@ -24913,7 +27370,7 @@
         <w:lastRenderedPageBreak/>
         <w:t>บทที่ 5: รายงานข้อผิดพลาด (Bug Reports)</w:t>
       </w:r>
-      <w:bookmarkEnd w:id="19"/>
+      <w:bookmarkEnd w:id="20"/>
     </w:p>
     <w:p>
       <w:pPr>
@@ -24966,23 +27423,7 @@
           <w:sz w:val="32"/>
           <w:szCs w:val="32"/>
         </w:rPr>
-        <w:t>Bug ID: BUG</w:t>
-      </w:r>
-      <w:r>
-        <w:rPr>
-          <w:rFonts w:ascii="Angsana New" w:eastAsia="Angsana New" w:hAnsi="Angsana New" w:cs="Angsana New"/>
-          <w:sz w:val="32"/>
-          <w:szCs w:val="32"/>
-        </w:rPr>
-        <w:t>-Logic</w:t>
-      </w:r>
-      <w:r>
-        <w:rPr>
-          <w:rFonts w:ascii="Angsana New" w:eastAsia="Angsana New" w:hAnsi="Angsana New" w:cs="Angsana New"/>
-          <w:sz w:val="32"/>
-          <w:szCs w:val="32"/>
-        </w:rPr>
-        <w:t>-001</w:t>
+        <w:t>Bug ID: BUG-Logic-001</w:t>
       </w:r>
     </w:p>
     <w:p>
@@ -25153,7 +27594,7 @@
           <w:noProof/>
         </w:rPr>
         <w:drawing>
-          <wp:inline distT="0" distB="0" distL="0" distR="0" wp14:anchorId="17A9E68D" wp14:editId="1A9D9593">
+          <wp:inline distT="0" distB="0" distL="0" distR="0" wp14:anchorId="4E8D93CC" wp14:editId="286BD918">
             <wp:extent cx="4972050" cy="2495550"/>
             <wp:effectExtent l="0" t="0" r="0" b="0"/>
             <wp:docPr id="666721808" name="drawing"/>
@@ -25232,23 +27673,7 @@
           <w:szCs w:val="32"/>
         </w:rPr>
         <w:lastRenderedPageBreak/>
-        <w:t>Bug ID: BUG</w:t>
-      </w:r>
-      <w:r>
-        <w:rPr>
-          <w:rFonts w:ascii="Angsana New" w:eastAsia="Angsana New" w:hAnsi="Angsana New" w:cs="Angsana New"/>
-          <w:sz w:val="32"/>
-          <w:szCs w:val="32"/>
-        </w:rPr>
-        <w:t>-Logic</w:t>
-      </w:r>
-      <w:r>
-        <w:rPr>
-          <w:rFonts w:ascii="Angsana New" w:eastAsia="Angsana New" w:hAnsi="Angsana New" w:cs="Angsana New"/>
-          <w:sz w:val="32"/>
-          <w:szCs w:val="32"/>
-        </w:rPr>
-        <w:t>-002</w:t>
+        <w:t>Bug ID: BUG-Logic-002</w:t>
       </w:r>
     </w:p>
     <w:p>
@@ -25380,15 +27805,7 @@
           <w:sz w:val="32"/>
           <w:szCs w:val="32"/>
         </w:rPr>
-        <w:t>แก้ไขข้อมูลในช่อง Total Copies ให้มีตัวเลข "น้อยกว่า" จำนวนในช่อง Available (หรือแก้ไขให้น้อยกว่าจำนวนที่กำลังถูกยืมไป)</w:t>
-      </w:r>
-      <w:r>
-        <w:rPr>
-          <w:rFonts w:ascii="Angsana New" w:eastAsia="Angsana New" w:hAnsi="Angsana New" w:cs="Angsana New"/>
-          <w:sz w:val="32"/>
-          <w:szCs w:val="32"/>
-        </w:rPr>
-        <w:t>w</w:t>
+        <w:t>แก้ไขข้อมูลในช่อง Total Copies ให้มีตัวเลข "น้อยกว่า" จำนวนในช่อง Available (หรือแก้ไขให้น้อยกว่าจำนวนที่กำลังถูกยืมไป)w</w:t>
       </w:r>
     </w:p>
     <w:p>
@@ -25471,7 +27888,7 @@
           <w:noProof/>
         </w:rPr>
         <w:drawing>
-          <wp:inline distT="0" distB="0" distL="0" distR="0" wp14:anchorId="4D53EEE7" wp14:editId="6BD3BF48">
+          <wp:inline distT="0" distB="0" distL="0" distR="0" wp14:anchorId="4C743B58" wp14:editId="22157FB4">
             <wp:extent cx="5019675" cy="2590800"/>
             <wp:effectExtent l="0" t="0" r="0" b="0"/>
             <wp:docPr id="1584533551" name="drawing"/>
@@ -25559,23 +27976,7 @@
           <w:szCs w:val="32"/>
         </w:rPr>
         <w:lastRenderedPageBreak/>
-        <w:t>Bug ID: BUG</w:t>
-      </w:r>
-      <w:r>
-        <w:rPr>
-          <w:rFonts w:ascii="Angsana New" w:eastAsia="Angsana New" w:hAnsi="Angsana New" w:cs="Angsana New"/>
-          <w:sz w:val="32"/>
-          <w:szCs w:val="32"/>
-        </w:rPr>
-        <w:t>-Logic</w:t>
-      </w:r>
-      <w:r>
-        <w:rPr>
-          <w:rFonts w:ascii="Angsana New" w:eastAsia="Angsana New" w:hAnsi="Angsana New" w:cs="Angsana New"/>
-          <w:sz w:val="32"/>
-          <w:szCs w:val="32"/>
-        </w:rPr>
-        <w:t>-003</w:t>
+        <w:t>Bug ID: BUG-Logic-003</w:t>
       </w:r>
     </w:p>
     <w:p>
@@ -25790,7 +28191,7 @@
           <w:noProof/>
         </w:rPr>
         <w:drawing>
-          <wp:inline distT="0" distB="0" distL="0" distR="0" wp14:anchorId="3821D80F" wp14:editId="0AD75275">
+          <wp:inline distT="0" distB="0" distL="0" distR="0" wp14:anchorId="2DD0E2F9" wp14:editId="41A04858">
             <wp:extent cx="4076700" cy="1362075"/>
             <wp:effectExtent l="0" t="0" r="0" b="0"/>
             <wp:docPr id="231493554" name="drawing"/>
@@ -25846,7 +28247,7 @@
           <w:noProof/>
         </w:rPr>
         <w:drawing>
-          <wp:inline distT="0" distB="0" distL="0" distR="0" wp14:anchorId="5ABC0747" wp14:editId="680A7A8C">
+          <wp:inline distT="0" distB="0" distL="0" distR="0" wp14:anchorId="3D04224C" wp14:editId="62A49EA4">
             <wp:extent cx="3705225" cy="2686050"/>
             <wp:effectExtent l="0" t="0" r="0" b="0"/>
             <wp:docPr id="106700402" name="drawing"/>
@@ -26086,7 +28487,7 @@
           <w:noProof/>
         </w:rPr>
         <w:drawing>
-          <wp:inline distT="0" distB="0" distL="0" distR="0" wp14:anchorId="017DEDFB" wp14:editId="0486D8DE">
+          <wp:inline distT="0" distB="0" distL="0" distR="0" wp14:anchorId="6066DC08" wp14:editId="651412AB">
             <wp:extent cx="3682429" cy="1782201"/>
             <wp:effectExtent l="0" t="0" r="0" b="0"/>
             <wp:docPr id="1348688448" name="drawing"/>
@@ -26387,15 +28788,7 @@
           <w:sz w:val="32"/>
           <w:szCs w:val="32"/>
         </w:rPr>
-        <w:t>ไม่มีปุ่มให้กดเพื่อดูประวัติการยืม-คืน</w:t>
-      </w:r>
-      <w:r>
-        <w:rPr>
-          <w:rFonts w:ascii="Angsana New" w:eastAsia="Angsana New" w:hAnsi="Angsana New" w:cs="Angsana New"/>
-          <w:sz w:val="32"/>
-          <w:szCs w:val="32"/>
-        </w:rPr>
-        <w:t xml:space="preserve"> ตามที่ Test Plan ระบุไว้</w:t>
+        <w:t>ไม่มีปุ่มให้กดเพื่อดูประวัติการยืม-คืน ตามที่ Test Plan ระบุไว้</w:t>
       </w:r>
     </w:p>
     <w:p>
@@ -26441,7 +28834,7 @@
           <w:noProof/>
         </w:rPr>
         <w:drawing>
-          <wp:inline distT="0" distB="0" distL="0" distR="0" wp14:anchorId="133665C6" wp14:editId="33B67C90">
+          <wp:inline distT="0" distB="0" distL="0" distR="0" wp14:anchorId="4E1D1C50" wp14:editId="4DD3FC02">
             <wp:extent cx="3643574" cy="1360501"/>
             <wp:effectExtent l="0" t="0" r="0" b="0"/>
             <wp:docPr id="481704564" name="drawing"/>
@@ -26630,15 +29023,7 @@
           <w:sz w:val="32"/>
           <w:szCs w:val="32"/>
         </w:rPr>
-        <w:t>ไม่พบกราฟแสดงผล</w:t>
-      </w:r>
-      <w:r>
-        <w:rPr>
-          <w:rFonts w:ascii="Angsana New" w:eastAsia="Angsana New" w:hAnsi="Angsana New" w:cs="Angsana New"/>
-          <w:sz w:val="32"/>
-          <w:szCs w:val="32"/>
-        </w:rPr>
-        <w:t xml:space="preserve"> ตามที่ Test Plan ระบุไว้</w:t>
+        <w:t>ไม่พบกราฟแสดงผล ตามที่ Test Plan ระบุไว้</w:t>
       </w:r>
     </w:p>
     <w:p>
@@ -26672,7 +29057,7 @@
           <w:noProof/>
         </w:rPr>
         <w:drawing>
-          <wp:inline distT="0" distB="0" distL="0" distR="0" wp14:anchorId="2CBC8BA5" wp14:editId="7583286A">
+          <wp:inline distT="0" distB="0" distL="0" distR="0" wp14:anchorId="5877B57D" wp14:editId="037A514F">
             <wp:extent cx="4150829" cy="2447925"/>
             <wp:effectExtent l="0" t="0" r="0" b="0"/>
             <wp:docPr id="1405602737" name="drawing"/>
@@ -26900,7 +29285,7 @@
           <w:noProof/>
         </w:rPr>
         <w:drawing>
-          <wp:inline distT="0" distB="0" distL="0" distR="0" wp14:anchorId="65DDB105" wp14:editId="75ECA7CD">
+          <wp:inline distT="0" distB="0" distL="0" distR="0" wp14:anchorId="068DEF76" wp14:editId="0E283858">
             <wp:extent cx="4250488" cy="1600745"/>
             <wp:effectExtent l="0" t="0" r="0" b="0"/>
             <wp:docPr id="785182986" name="drawing"/>
@@ -26951,7 +29336,7 @@
           <w:szCs w:val="40"/>
         </w:rPr>
       </w:pPr>
-      <w:bookmarkStart w:id="20" w:name="_Toc226208248"/>
+      <w:bookmarkStart w:id="21" w:name="_Toc226291815"/>
       <w:r>
         <w:rPr>
           <w:rFonts w:ascii="Angsana New" w:eastAsia="Angsana New" w:hAnsi="Angsana New" w:cs="Angsana New"/>
@@ -26963,7 +29348,7 @@
         <w:lastRenderedPageBreak/>
         <w:t>บทที่ 6: การวิเคราะห์และเมตริกส์ (Metrics &amp; Analysis)</w:t>
       </w:r>
-      <w:bookmarkEnd w:id="20"/>
+      <w:bookmarkEnd w:id="21"/>
     </w:p>
     <w:p>
       <w:pPr>
@@ -26975,7 +29360,7 @@
           <w:szCs w:val="36"/>
         </w:rPr>
       </w:pPr>
-      <w:bookmarkStart w:id="21" w:name="_Toc226208249"/>
+      <w:bookmarkStart w:id="22" w:name="_Toc226291816"/>
       <w:r>
         <w:rPr>
           <w:rFonts w:ascii="Angsana New" w:eastAsia="Angsana New" w:hAnsi="Angsana New" w:cs="Angsana New"/>
@@ -26987,7 +29372,7 @@
         </w:rPr>
         <w:t>6.1 สรุปผล</w:t>
       </w:r>
-      <w:bookmarkEnd w:id="21"/>
+      <w:bookmarkEnd w:id="22"/>
     </w:p>
     <w:p>
       <w:pPr>
@@ -27001,7 +29386,7 @@
           <w:noProof/>
         </w:rPr>
         <w:drawing>
-          <wp:inline distT="0" distB="0" distL="0" distR="0" wp14:anchorId="3E5366C5" wp14:editId="1B267897">
+          <wp:inline distT="0" distB="0" distL="0" distR="0" wp14:anchorId="38063D78" wp14:editId="6270F298">
             <wp:extent cx="6076838" cy="4961614"/>
             <wp:effectExtent l="0" t="0" r="635" b="0"/>
             <wp:docPr id="252171769" name="drawing"/>
@@ -27104,7 +29489,7 @@
           <w:szCs w:val="32"/>
         </w:rPr>
       </w:pPr>
-      <w:bookmarkStart w:id="22" w:name="_Toc226208250"/>
+      <w:bookmarkStart w:id="23" w:name="_Toc226291817"/>
       <w:r>
         <w:rPr>
           <w:rFonts w:ascii="Angsana New" w:eastAsia="Angsana New" w:hAnsi="Angsana New" w:cs="Angsana New"/>
@@ -27125,7 +29510,7 @@
         </w:rPr>
         <w:t>:</w:t>
       </w:r>
-      <w:bookmarkEnd w:id="22"/>
+      <w:bookmarkEnd w:id="23"/>
     </w:p>
     <w:p>
       <w:pPr>
@@ -27484,7 +29869,7 @@
           <w:szCs w:val="36"/>
         </w:rPr>
       </w:pPr>
-      <w:bookmarkStart w:id="23" w:name="_Toc226208251"/>
+      <w:bookmarkStart w:id="24" w:name="_Toc226291818"/>
       <w:r>
         <w:rPr>
           <w:rFonts w:ascii="Angsana New" w:eastAsia="Angsana New" w:hAnsi="Angsana New" w:cs="Angsana New"/>
@@ -27497,7 +29882,7 @@
         <w:lastRenderedPageBreak/>
         <w:t>6.3 การวิเคราะห์คุณภาพตามมาตรฐาน ISO 25010</w:t>
       </w:r>
-      <w:bookmarkEnd w:id="23"/>
+      <w:bookmarkEnd w:id="24"/>
     </w:p>
     <w:p>
       <w:pPr>
@@ -27734,7 +30119,7 @@
           <w:szCs w:val="40"/>
         </w:rPr>
       </w:pPr>
-      <w:bookmarkStart w:id="24" w:name="_Toc226208252"/>
+      <w:bookmarkStart w:id="25" w:name="_Toc226291819"/>
       <w:r>
         <w:rPr>
           <w:rFonts w:ascii="Angsana New" w:eastAsia="Angsana New" w:hAnsi="Angsana New" w:cs="Angsana New"/>
@@ -27745,7 +30130,7 @@
         </w:rPr>
         <w:t>บทที่ 7: สรุปผลและข้อเสนอแนะ (Conclusion &amp; Recommendations)</w:t>
       </w:r>
-      <w:bookmarkEnd w:id="24"/>
+      <w:bookmarkEnd w:id="25"/>
     </w:p>
     <w:p>
       <w:pPr>
@@ -27758,7 +30143,7 @@
           <w:szCs w:val="36"/>
         </w:rPr>
       </w:pPr>
-      <w:bookmarkStart w:id="25" w:name="_Toc226208253"/>
+      <w:bookmarkStart w:id="26" w:name="_Toc226291820"/>
       <w:r>
         <w:rPr>
           <w:rFonts w:ascii="Angsana New" w:eastAsia="Angsana New" w:hAnsi="Angsana New" w:cs="Angsana New"/>
@@ -27770,7 +30155,7 @@
         </w:rPr>
         <w:t>7.1 สรุปภาพรวม</w:t>
       </w:r>
-      <w:bookmarkEnd w:id="25"/>
+      <w:bookmarkEnd w:id="26"/>
     </w:p>
     <w:p>
       <w:pPr>
@@ -27920,7 +30305,7 @@
           <w:szCs w:val="36"/>
         </w:rPr>
       </w:pPr>
-      <w:bookmarkStart w:id="26" w:name="_Toc226208254"/>
+      <w:bookmarkStart w:id="27" w:name="_Toc226291821"/>
       <w:r>
         <w:rPr>
           <w:rFonts w:ascii="Angsana New" w:eastAsia="Angsana New" w:hAnsi="Angsana New" w:cs="Angsana New"/>
@@ -27932,7 +30317,7 @@
         </w:rPr>
         <w:t>7.2 ข้อเสนอแนะเพื่อการพัฒนา</w:t>
       </w:r>
-      <w:bookmarkEnd w:id="26"/>
+      <w:bookmarkEnd w:id="27"/>
     </w:p>
     <w:p>
       <w:pPr>
@@ -28578,6 +30963,8 @@
         </w:rPr>
       </w:pPr>
     </w:p>
+    <w:p/>
+    <w:p/>
     <w:sectPr>
       <w:footerReference w:type="default" r:id="rId26"/>
       <w:pgSz w:w="12240" w:h="15840"/>
@@ -28846,6 +31233,315 @@
     </w:lvl>
   </w:abstractNum>
   <w:abstractNum w:abstractNumId="1" w15:restartNumberingAfterBreak="0">
+    <w:nsid w:val="032BC1D3"/>
+    <w:multiLevelType w:val="hybridMultilevel"/>
+    <w:tmpl w:val="FFFFFFFF"/>
+    <w:lvl w:ilvl="0" w:tplc="356AB11E">
+      <w:start w:val="1"/>
+      <w:numFmt w:val="bullet"/>
+      <w:lvlText w:val=""/>
+      <w:lvlJc w:val="left"/>
+      <w:pPr>
+        <w:ind w:left="1080" w:hanging="360"/>
+      </w:pPr>
+      <w:rPr>
+        <w:rFonts w:ascii="Symbol" w:hAnsi="Symbol" w:hint="default"/>
+      </w:rPr>
+    </w:lvl>
+    <w:lvl w:ilvl="1" w:tplc="52D89204">
+      <w:start w:val="1"/>
+      <w:numFmt w:val="bullet"/>
+      <w:lvlText w:val="o"/>
+      <w:lvlJc w:val="left"/>
+      <w:pPr>
+        <w:ind w:left="1800" w:hanging="360"/>
+      </w:pPr>
+      <w:rPr>
+        <w:rFonts w:ascii="Courier New" w:hAnsi="Courier New" w:hint="default"/>
+      </w:rPr>
+    </w:lvl>
+    <w:lvl w:ilvl="2" w:tplc="37FE591A">
+      <w:start w:val="1"/>
+      <w:numFmt w:val="bullet"/>
+      <w:lvlText w:val=""/>
+      <w:lvlJc w:val="left"/>
+      <w:pPr>
+        <w:ind w:left="2520" w:hanging="360"/>
+      </w:pPr>
+      <w:rPr>
+        <w:rFonts w:ascii="Wingdings" w:hAnsi="Wingdings" w:hint="default"/>
+      </w:rPr>
+    </w:lvl>
+    <w:lvl w:ilvl="3" w:tplc="8D22F0B2">
+      <w:start w:val="1"/>
+      <w:numFmt w:val="bullet"/>
+      <w:lvlText w:val=""/>
+      <w:lvlJc w:val="left"/>
+      <w:pPr>
+        <w:ind w:left="3240" w:hanging="360"/>
+      </w:pPr>
+      <w:rPr>
+        <w:rFonts w:ascii="Symbol" w:hAnsi="Symbol" w:hint="default"/>
+      </w:rPr>
+    </w:lvl>
+    <w:lvl w:ilvl="4" w:tplc="9572A922">
+      <w:start w:val="1"/>
+      <w:numFmt w:val="bullet"/>
+      <w:lvlText w:val="o"/>
+      <w:lvlJc w:val="left"/>
+      <w:pPr>
+        <w:ind w:left="3960" w:hanging="360"/>
+      </w:pPr>
+      <w:rPr>
+        <w:rFonts w:ascii="Courier New" w:hAnsi="Courier New" w:hint="default"/>
+      </w:rPr>
+    </w:lvl>
+    <w:lvl w:ilvl="5" w:tplc="0BC49E2A">
+      <w:start w:val="1"/>
+      <w:numFmt w:val="bullet"/>
+      <w:lvlText w:val=""/>
+      <w:lvlJc w:val="left"/>
+      <w:pPr>
+        <w:ind w:left="4680" w:hanging="360"/>
+      </w:pPr>
+      <w:rPr>
+        <w:rFonts w:ascii="Wingdings" w:hAnsi="Wingdings" w:hint="default"/>
+      </w:rPr>
+    </w:lvl>
+    <w:lvl w:ilvl="6" w:tplc="29B8BA84">
+      <w:start w:val="1"/>
+      <w:numFmt w:val="bullet"/>
+      <w:lvlText w:val=""/>
+      <w:lvlJc w:val="left"/>
+      <w:pPr>
+        <w:ind w:left="5400" w:hanging="360"/>
+      </w:pPr>
+      <w:rPr>
+        <w:rFonts w:ascii="Symbol" w:hAnsi="Symbol" w:hint="default"/>
+      </w:rPr>
+    </w:lvl>
+    <w:lvl w:ilvl="7" w:tplc="0ADC078E">
+      <w:start w:val="1"/>
+      <w:numFmt w:val="bullet"/>
+      <w:lvlText w:val="o"/>
+      <w:lvlJc w:val="left"/>
+      <w:pPr>
+        <w:ind w:left="6120" w:hanging="360"/>
+      </w:pPr>
+      <w:rPr>
+        <w:rFonts w:ascii="Courier New" w:hAnsi="Courier New" w:hint="default"/>
+      </w:rPr>
+    </w:lvl>
+    <w:lvl w:ilvl="8" w:tplc="0DEC8F9A">
+      <w:start w:val="1"/>
+      <w:numFmt w:val="bullet"/>
+      <w:lvlText w:val=""/>
+      <w:lvlJc w:val="left"/>
+      <w:pPr>
+        <w:ind w:left="6840" w:hanging="360"/>
+      </w:pPr>
+      <w:rPr>
+        <w:rFonts w:ascii="Wingdings" w:hAnsi="Wingdings" w:hint="default"/>
+      </w:rPr>
+    </w:lvl>
+  </w:abstractNum>
+  <w:abstractNum w:abstractNumId="2" w15:restartNumberingAfterBreak="0">
+    <w:nsid w:val="09EC8079"/>
+    <w:multiLevelType w:val="hybridMultilevel"/>
+    <w:tmpl w:val="FFFFFFFF"/>
+    <w:lvl w:ilvl="0" w:tplc="BF84BC7E">
+      <w:start w:val="1"/>
+      <w:numFmt w:val="decimal"/>
+      <w:lvlText w:val="%1."/>
+      <w:lvlJc w:val="left"/>
+      <w:pPr>
+        <w:ind w:left="720" w:hanging="360"/>
+      </w:pPr>
+    </w:lvl>
+    <w:lvl w:ilvl="1" w:tplc="AF5A7E9E">
+      <w:start w:val="1"/>
+      <w:numFmt w:val="lowerLetter"/>
+      <w:lvlText w:val="%2."/>
+      <w:lvlJc w:val="left"/>
+      <w:pPr>
+        <w:ind w:left="1440" w:hanging="360"/>
+      </w:pPr>
+    </w:lvl>
+    <w:lvl w:ilvl="2" w:tplc="1C1A6D96">
+      <w:start w:val="1"/>
+      <w:numFmt w:val="lowerRoman"/>
+      <w:lvlText w:val="%3."/>
+      <w:lvlJc w:val="right"/>
+      <w:pPr>
+        <w:ind w:left="2160" w:hanging="180"/>
+      </w:pPr>
+    </w:lvl>
+    <w:lvl w:ilvl="3" w:tplc="8D3EE740">
+      <w:start w:val="1"/>
+      <w:numFmt w:val="decimal"/>
+      <w:lvlText w:val="%4."/>
+      <w:lvlJc w:val="left"/>
+      <w:pPr>
+        <w:ind w:left="2880" w:hanging="360"/>
+      </w:pPr>
+    </w:lvl>
+    <w:lvl w:ilvl="4" w:tplc="3A3A4628">
+      <w:start w:val="1"/>
+      <w:numFmt w:val="lowerLetter"/>
+      <w:lvlText w:val="%5."/>
+      <w:lvlJc w:val="left"/>
+      <w:pPr>
+        <w:ind w:left="3600" w:hanging="360"/>
+      </w:pPr>
+    </w:lvl>
+    <w:lvl w:ilvl="5" w:tplc="FD8C8246">
+      <w:start w:val="1"/>
+      <w:numFmt w:val="lowerRoman"/>
+      <w:lvlText w:val="%6."/>
+      <w:lvlJc w:val="right"/>
+      <w:pPr>
+        <w:ind w:left="4320" w:hanging="180"/>
+      </w:pPr>
+    </w:lvl>
+    <w:lvl w:ilvl="6" w:tplc="4C2EDCBE">
+      <w:start w:val="1"/>
+      <w:numFmt w:val="decimal"/>
+      <w:lvlText w:val="%7."/>
+      <w:lvlJc w:val="left"/>
+      <w:pPr>
+        <w:ind w:left="5040" w:hanging="360"/>
+      </w:pPr>
+    </w:lvl>
+    <w:lvl w:ilvl="7" w:tplc="00E0DA02">
+      <w:start w:val="1"/>
+      <w:numFmt w:val="lowerLetter"/>
+      <w:lvlText w:val="%8."/>
+      <w:lvlJc w:val="left"/>
+      <w:pPr>
+        <w:ind w:left="5760" w:hanging="360"/>
+      </w:pPr>
+    </w:lvl>
+    <w:lvl w:ilvl="8" w:tplc="2E480854">
+      <w:start w:val="1"/>
+      <w:numFmt w:val="lowerRoman"/>
+      <w:lvlText w:val="%9."/>
+      <w:lvlJc w:val="right"/>
+      <w:pPr>
+        <w:ind w:left="6480" w:hanging="180"/>
+      </w:pPr>
+    </w:lvl>
+  </w:abstractNum>
+  <w:abstractNum w:abstractNumId="3" w15:restartNumberingAfterBreak="0">
+    <w:nsid w:val="0A708328"/>
+    <w:multiLevelType w:val="hybridMultilevel"/>
+    <w:tmpl w:val="ED7E78FC"/>
+    <w:lvl w:ilvl="0" w:tplc="00366F68">
+      <w:start w:val="1"/>
+      <w:numFmt w:val="bullet"/>
+      <w:lvlText w:val=""/>
+      <w:lvlJc w:val="left"/>
+      <w:pPr>
+        <w:ind w:left="720" w:hanging="360"/>
+      </w:pPr>
+      <w:rPr>
+        <w:rFonts w:ascii="Symbol" w:hAnsi="Symbol" w:hint="default"/>
+      </w:rPr>
+    </w:lvl>
+    <w:lvl w:ilvl="1" w:tplc="8416D3A2">
+      <w:start w:val="1"/>
+      <w:numFmt w:val="bullet"/>
+      <w:lvlText w:val="o"/>
+      <w:lvlJc w:val="left"/>
+      <w:pPr>
+        <w:ind w:left="1440" w:hanging="360"/>
+      </w:pPr>
+      <w:rPr>
+        <w:rFonts w:ascii="Symbol" w:hAnsi="Symbol" w:hint="default"/>
+      </w:rPr>
+    </w:lvl>
+    <w:lvl w:ilvl="2" w:tplc="98AC6FAC">
+      <w:start w:val="1"/>
+      <w:numFmt w:val="decimal"/>
+      <w:lvlText w:val="%3."/>
+      <w:lvlJc w:val="left"/>
+      <w:pPr>
+        <w:ind w:left="2160" w:hanging="360"/>
+      </w:pPr>
+    </w:lvl>
+    <w:lvl w:ilvl="3" w:tplc="A8DA24EA">
+      <w:start w:val="1"/>
+      <w:numFmt w:val="bullet"/>
+      <w:lvlText w:val=""/>
+      <w:lvlJc w:val="left"/>
+      <w:pPr>
+        <w:ind w:left="2880" w:hanging="360"/>
+      </w:pPr>
+      <w:rPr>
+        <w:rFonts w:ascii="Symbol" w:hAnsi="Symbol" w:hint="default"/>
+      </w:rPr>
+    </w:lvl>
+    <w:lvl w:ilvl="4" w:tplc="AB98846C">
+      <w:start w:val="1"/>
+      <w:numFmt w:val="bullet"/>
+      <w:lvlText w:val="o"/>
+      <w:lvlJc w:val="left"/>
+      <w:pPr>
+        <w:ind w:left="3600" w:hanging="360"/>
+      </w:pPr>
+      <w:rPr>
+        <w:rFonts w:ascii="Courier New" w:hAnsi="Courier New" w:hint="default"/>
+      </w:rPr>
+    </w:lvl>
+    <w:lvl w:ilvl="5" w:tplc="9808D5EC">
+      <w:start w:val="1"/>
+      <w:numFmt w:val="bullet"/>
+      <w:lvlText w:val=""/>
+      <w:lvlJc w:val="left"/>
+      <w:pPr>
+        <w:ind w:left="4320" w:hanging="360"/>
+      </w:pPr>
+      <w:rPr>
+        <w:rFonts w:ascii="Wingdings" w:hAnsi="Wingdings" w:hint="default"/>
+      </w:rPr>
+    </w:lvl>
+    <w:lvl w:ilvl="6" w:tplc="7FB02820">
+      <w:start w:val="1"/>
+      <w:numFmt w:val="bullet"/>
+      <w:lvlText w:val=""/>
+      <w:lvlJc w:val="left"/>
+      <w:pPr>
+        <w:ind w:left="5040" w:hanging="360"/>
+      </w:pPr>
+      <w:rPr>
+        <w:rFonts w:ascii="Symbol" w:hAnsi="Symbol" w:hint="default"/>
+      </w:rPr>
+    </w:lvl>
+    <w:lvl w:ilvl="7" w:tplc="9CDC2720">
+      <w:start w:val="1"/>
+      <w:numFmt w:val="bullet"/>
+      <w:lvlText w:val="o"/>
+      <w:lvlJc w:val="left"/>
+      <w:pPr>
+        <w:ind w:left="5760" w:hanging="360"/>
+      </w:pPr>
+      <w:rPr>
+        <w:rFonts w:ascii="Courier New" w:hAnsi="Courier New" w:hint="default"/>
+      </w:rPr>
+    </w:lvl>
+    <w:lvl w:ilvl="8" w:tplc="430A4746">
+      <w:start w:val="1"/>
+      <w:numFmt w:val="bullet"/>
+      <w:lvlText w:val=""/>
+      <w:lvlJc w:val="left"/>
+      <w:pPr>
+        <w:ind w:left="6480" w:hanging="360"/>
+      </w:pPr>
+      <w:rPr>
+        <w:rFonts w:ascii="Wingdings" w:hAnsi="Wingdings" w:hint="default"/>
+      </w:rPr>
+    </w:lvl>
+  </w:abstractNum>
+  <w:abstractNum w:abstractNumId="4" w15:restartNumberingAfterBreak="0">
     <w:nsid w:val="0B295DB2"/>
     <w:multiLevelType w:val="multilevel"/>
     <w:tmpl w:val="A4BEA2EC"/>
@@ -28990,7 +31686,7 @@
       </w:rPr>
     </w:lvl>
   </w:abstractNum>
-  <w:abstractNum w:abstractNumId="2" w15:restartNumberingAfterBreak="0">
+  <w:abstractNum w:abstractNumId="5" w15:restartNumberingAfterBreak="0">
     <w:nsid w:val="0BB30E9D"/>
     <w:multiLevelType w:val="multilevel"/>
     <w:tmpl w:val="C2AA73AE"/>
@@ -29135,7 +31831,120 @@
       </w:rPr>
     </w:lvl>
   </w:abstractNum>
-  <w:abstractNum w:abstractNumId="3" w15:restartNumberingAfterBreak="0">
+  <w:abstractNum w:abstractNumId="6" w15:restartNumberingAfterBreak="0">
+    <w:nsid w:val="0DB74606"/>
+    <w:multiLevelType w:val="hybridMultilevel"/>
+    <w:tmpl w:val="430ECAAA"/>
+    <w:lvl w:ilvl="0" w:tplc="04090001">
+      <w:start w:val="1"/>
+      <w:numFmt w:val="bullet"/>
+      <w:lvlText w:val=""/>
+      <w:lvlJc w:val="left"/>
+      <w:pPr>
+        <w:ind w:left="2160" w:hanging="360"/>
+      </w:pPr>
+      <w:rPr>
+        <w:rFonts w:ascii="Symbol" w:hAnsi="Symbol" w:hint="default"/>
+      </w:rPr>
+    </w:lvl>
+    <w:lvl w:ilvl="1" w:tplc="04090003" w:tentative="1">
+      <w:start w:val="1"/>
+      <w:numFmt w:val="bullet"/>
+      <w:lvlText w:val="o"/>
+      <w:lvlJc w:val="left"/>
+      <w:pPr>
+        <w:ind w:left="2880" w:hanging="360"/>
+      </w:pPr>
+      <w:rPr>
+        <w:rFonts w:ascii="Courier New" w:hAnsi="Courier New" w:cs="Courier New" w:hint="default"/>
+      </w:rPr>
+    </w:lvl>
+    <w:lvl w:ilvl="2" w:tplc="04090005" w:tentative="1">
+      <w:start w:val="1"/>
+      <w:numFmt w:val="bullet"/>
+      <w:lvlText w:val=""/>
+      <w:lvlJc w:val="left"/>
+      <w:pPr>
+        <w:ind w:left="3600" w:hanging="360"/>
+      </w:pPr>
+      <w:rPr>
+        <w:rFonts w:ascii="Wingdings" w:hAnsi="Wingdings" w:hint="default"/>
+      </w:rPr>
+    </w:lvl>
+    <w:lvl w:ilvl="3" w:tplc="04090001" w:tentative="1">
+      <w:start w:val="1"/>
+      <w:numFmt w:val="bullet"/>
+      <w:lvlText w:val=""/>
+      <w:lvlJc w:val="left"/>
+      <w:pPr>
+        <w:ind w:left="4320" w:hanging="360"/>
+      </w:pPr>
+      <w:rPr>
+        <w:rFonts w:ascii="Symbol" w:hAnsi="Symbol" w:hint="default"/>
+      </w:rPr>
+    </w:lvl>
+    <w:lvl w:ilvl="4" w:tplc="04090003" w:tentative="1">
+      <w:start w:val="1"/>
+      <w:numFmt w:val="bullet"/>
+      <w:lvlText w:val="o"/>
+      <w:lvlJc w:val="left"/>
+      <w:pPr>
+        <w:ind w:left="5040" w:hanging="360"/>
+      </w:pPr>
+      <w:rPr>
+        <w:rFonts w:ascii="Courier New" w:hAnsi="Courier New" w:cs="Courier New" w:hint="default"/>
+      </w:rPr>
+    </w:lvl>
+    <w:lvl w:ilvl="5" w:tplc="04090005" w:tentative="1">
+      <w:start w:val="1"/>
+      <w:numFmt w:val="bullet"/>
+      <w:lvlText w:val=""/>
+      <w:lvlJc w:val="left"/>
+      <w:pPr>
+        <w:ind w:left="5760" w:hanging="360"/>
+      </w:pPr>
+      <w:rPr>
+        <w:rFonts w:ascii="Wingdings" w:hAnsi="Wingdings" w:hint="default"/>
+      </w:rPr>
+    </w:lvl>
+    <w:lvl w:ilvl="6" w:tplc="04090001" w:tentative="1">
+      <w:start w:val="1"/>
+      <w:numFmt w:val="bullet"/>
+      <w:lvlText w:val=""/>
+      <w:lvlJc w:val="left"/>
+      <w:pPr>
+        <w:ind w:left="6480" w:hanging="360"/>
+      </w:pPr>
+      <w:rPr>
+        <w:rFonts w:ascii="Symbol" w:hAnsi="Symbol" w:hint="default"/>
+      </w:rPr>
+    </w:lvl>
+    <w:lvl w:ilvl="7" w:tplc="04090003" w:tentative="1">
+      <w:start w:val="1"/>
+      <w:numFmt w:val="bullet"/>
+      <w:lvlText w:val="o"/>
+      <w:lvlJc w:val="left"/>
+      <w:pPr>
+        <w:ind w:left="7200" w:hanging="360"/>
+      </w:pPr>
+      <w:rPr>
+        <w:rFonts w:ascii="Courier New" w:hAnsi="Courier New" w:cs="Courier New" w:hint="default"/>
+      </w:rPr>
+    </w:lvl>
+    <w:lvl w:ilvl="8" w:tplc="04090005" w:tentative="1">
+      <w:start w:val="1"/>
+      <w:numFmt w:val="bullet"/>
+      <w:lvlText w:val=""/>
+      <w:lvlJc w:val="left"/>
+      <w:pPr>
+        <w:ind w:left="7920" w:hanging="360"/>
+      </w:pPr>
+      <w:rPr>
+        <w:rFonts w:ascii="Wingdings" w:hAnsi="Wingdings" w:hint="default"/>
+      </w:rPr>
+    </w:lvl>
+  </w:abstractNum>
+  <w:abstractNum w:abstractNumId="7" w15:restartNumberingAfterBreak="0">
     <w:nsid w:val="14F06950"/>
     <w:multiLevelType w:val="multilevel"/>
     <w:tmpl w:val="F064B600"/>
@@ -29280,7 +32089,7 @@
       </w:rPr>
     </w:lvl>
   </w:abstractNum>
-  <w:abstractNum w:abstractNumId="4" w15:restartNumberingAfterBreak="0">
+  <w:abstractNum w:abstractNumId="8" w15:restartNumberingAfterBreak="0">
     <w:nsid w:val="15702011"/>
     <w:multiLevelType w:val="multilevel"/>
     <w:tmpl w:val="D3725238"/>
@@ -29425,7 +32234,7 @@
       </w:rPr>
     </w:lvl>
   </w:abstractNum>
-  <w:abstractNum w:abstractNumId="5" w15:restartNumberingAfterBreak="0">
+  <w:abstractNum w:abstractNumId="9" w15:restartNumberingAfterBreak="0">
     <w:nsid w:val="17B36B56"/>
     <w:multiLevelType w:val="multilevel"/>
     <w:tmpl w:val="25848094"/>
@@ -29574,7 +32383,7 @@
       </w:rPr>
     </w:lvl>
   </w:abstractNum>
-  <w:abstractNum w:abstractNumId="6" w15:restartNumberingAfterBreak="0">
+  <w:abstractNum w:abstractNumId="10" w15:restartNumberingAfterBreak="0">
     <w:nsid w:val="1A1705BA"/>
     <w:multiLevelType w:val="hybridMultilevel"/>
     <w:tmpl w:val="EBDE4B10"/>
@@ -29687,7 +32496,7 @@
       </w:rPr>
     </w:lvl>
   </w:abstractNum>
-  <w:abstractNum w:abstractNumId="7" w15:restartNumberingAfterBreak="0">
+  <w:abstractNum w:abstractNumId="11" w15:restartNumberingAfterBreak="0">
     <w:nsid w:val="1D841606"/>
     <w:multiLevelType w:val="multilevel"/>
     <w:tmpl w:val="344800AE"/>
@@ -29836,7 +32645,120 @@
       </w:rPr>
     </w:lvl>
   </w:abstractNum>
-  <w:abstractNum w:abstractNumId="8" w15:restartNumberingAfterBreak="0">
+  <w:abstractNum w:abstractNumId="12" w15:restartNumberingAfterBreak="0">
+    <w:nsid w:val="1FDBF481"/>
+    <w:multiLevelType w:val="hybridMultilevel"/>
+    <w:tmpl w:val="FFFFFFFF"/>
+    <w:lvl w:ilvl="0" w:tplc="BAA01C4C">
+      <w:start w:val="1"/>
+      <w:numFmt w:val="bullet"/>
+      <w:lvlText w:val=""/>
+      <w:lvlJc w:val="left"/>
+      <w:pPr>
+        <w:ind w:left="720" w:hanging="360"/>
+      </w:pPr>
+      <w:rPr>
+        <w:rFonts w:ascii="Symbol" w:hAnsi="Symbol" w:hint="default"/>
+      </w:rPr>
+    </w:lvl>
+    <w:lvl w:ilvl="1" w:tplc="E1C250E6">
+      <w:start w:val="1"/>
+      <w:numFmt w:val="bullet"/>
+      <w:lvlText w:val="o"/>
+      <w:lvlJc w:val="left"/>
+      <w:pPr>
+        <w:ind w:left="1440" w:hanging="360"/>
+      </w:pPr>
+      <w:rPr>
+        <w:rFonts w:ascii="Courier New" w:hAnsi="Courier New" w:hint="default"/>
+      </w:rPr>
+    </w:lvl>
+    <w:lvl w:ilvl="2" w:tplc="1B447DA4">
+      <w:start w:val="1"/>
+      <w:numFmt w:val="bullet"/>
+      <w:lvlText w:val=""/>
+      <w:lvlJc w:val="left"/>
+      <w:pPr>
+        <w:ind w:left="2160" w:hanging="360"/>
+      </w:pPr>
+      <w:rPr>
+        <w:rFonts w:ascii="Wingdings" w:hAnsi="Wingdings" w:hint="default"/>
+      </w:rPr>
+    </w:lvl>
+    <w:lvl w:ilvl="3" w:tplc="9BD85DF0">
+      <w:start w:val="1"/>
+      <w:numFmt w:val="bullet"/>
+      <w:lvlText w:val=""/>
+      <w:lvlJc w:val="left"/>
+      <w:pPr>
+        <w:ind w:left="2880" w:hanging="360"/>
+      </w:pPr>
+      <w:rPr>
+        <w:rFonts w:ascii="Symbol" w:hAnsi="Symbol" w:hint="default"/>
+      </w:rPr>
+    </w:lvl>
+    <w:lvl w:ilvl="4" w:tplc="5532D590">
+      <w:start w:val="1"/>
+      <w:numFmt w:val="bullet"/>
+      <w:lvlText w:val="o"/>
+      <w:lvlJc w:val="left"/>
+      <w:pPr>
+        <w:ind w:left="3600" w:hanging="360"/>
+      </w:pPr>
+      <w:rPr>
+        <w:rFonts w:ascii="Courier New" w:hAnsi="Courier New" w:hint="default"/>
+      </w:rPr>
+    </w:lvl>
+    <w:lvl w:ilvl="5" w:tplc="A06CF1D2">
+      <w:start w:val="1"/>
+      <w:numFmt w:val="bullet"/>
+      <w:lvlText w:val=""/>
+      <w:lvlJc w:val="left"/>
+      <w:pPr>
+        <w:ind w:left="4320" w:hanging="360"/>
+      </w:pPr>
+      <w:rPr>
+        <w:rFonts w:ascii="Wingdings" w:hAnsi="Wingdings" w:hint="default"/>
+      </w:rPr>
+    </w:lvl>
+    <w:lvl w:ilvl="6" w:tplc="A9EC4220">
+      <w:start w:val="1"/>
+      <w:numFmt w:val="bullet"/>
+      <w:lvlText w:val=""/>
+      <w:lvlJc w:val="left"/>
+      <w:pPr>
+        <w:ind w:left="5040" w:hanging="360"/>
+      </w:pPr>
+      <w:rPr>
+        <w:rFonts w:ascii="Symbol" w:hAnsi="Symbol" w:hint="default"/>
+      </w:rPr>
+    </w:lvl>
+    <w:lvl w:ilvl="7" w:tplc="58669AE8">
+      <w:start w:val="1"/>
+      <w:numFmt w:val="bullet"/>
+      <w:lvlText w:val="o"/>
+      <w:lvlJc w:val="left"/>
+      <w:pPr>
+        <w:ind w:left="5760" w:hanging="360"/>
+      </w:pPr>
+      <w:rPr>
+        <w:rFonts w:ascii="Courier New" w:hAnsi="Courier New" w:hint="default"/>
+      </w:rPr>
+    </w:lvl>
+    <w:lvl w:ilvl="8" w:tplc="46B037F6">
+      <w:start w:val="1"/>
+      <w:numFmt w:val="bullet"/>
+      <w:lvlText w:val=""/>
+      <w:lvlJc w:val="left"/>
+      <w:pPr>
+        <w:ind w:left="6480" w:hanging="360"/>
+      </w:pPr>
+      <w:rPr>
+        <w:rFonts w:ascii="Wingdings" w:hAnsi="Wingdings" w:hint="default"/>
+      </w:rPr>
+    </w:lvl>
+  </w:abstractNum>
+  <w:abstractNum w:abstractNumId="13" w15:restartNumberingAfterBreak="0">
     <w:nsid w:val="21283381"/>
     <w:multiLevelType w:val="hybridMultilevel"/>
     <w:tmpl w:val="2BEEC82A"/>
@@ -29949,7 +32871,7 @@
       </w:rPr>
     </w:lvl>
   </w:abstractNum>
-  <w:abstractNum w:abstractNumId="9" w15:restartNumberingAfterBreak="0">
+  <w:abstractNum w:abstractNumId="14" w15:restartNumberingAfterBreak="0">
     <w:nsid w:val="21D34F52"/>
     <w:multiLevelType w:val="multilevel"/>
     <w:tmpl w:val="90A0CD46"/>
@@ -30062,7 +32984,7 @@
       </w:pPr>
     </w:lvl>
   </w:abstractNum>
-  <w:abstractNum w:abstractNumId="10" w15:restartNumberingAfterBreak="0">
+  <w:abstractNum w:abstractNumId="15" w15:restartNumberingAfterBreak="0">
     <w:nsid w:val="27912202"/>
     <w:multiLevelType w:val="multilevel"/>
     <w:tmpl w:val="B262FFBC"/>
@@ -30204,7 +33126,7 @@
       </w:rPr>
     </w:lvl>
   </w:abstractNum>
-  <w:abstractNum w:abstractNumId="11" w15:restartNumberingAfterBreak="0">
+  <w:abstractNum w:abstractNumId="16" w15:restartNumberingAfterBreak="0">
     <w:nsid w:val="2D4AB819"/>
     <w:multiLevelType w:val="hybridMultilevel"/>
     <w:tmpl w:val="E93EADC2"/>
@@ -30317,7 +33239,7 @@
       </w:rPr>
     </w:lvl>
   </w:abstractNum>
-  <w:abstractNum w:abstractNumId="12" w15:restartNumberingAfterBreak="0">
+  <w:abstractNum w:abstractNumId="17" w15:restartNumberingAfterBreak="0">
     <w:nsid w:val="2E1D4C2E"/>
     <w:multiLevelType w:val="multilevel"/>
     <w:tmpl w:val="A29CDD44"/>
@@ -30466,7 +33388,7 @@
       </w:rPr>
     </w:lvl>
   </w:abstractNum>
-  <w:abstractNum w:abstractNumId="13" w15:restartNumberingAfterBreak="0">
+  <w:abstractNum w:abstractNumId="18" w15:restartNumberingAfterBreak="0">
     <w:nsid w:val="2E3A79F1"/>
     <w:multiLevelType w:val="hybridMultilevel"/>
     <w:tmpl w:val="6AE683E4"/>
@@ -30579,7 +33501,7 @@
       </w:rPr>
     </w:lvl>
   </w:abstractNum>
-  <w:abstractNum w:abstractNumId="14" w15:restartNumberingAfterBreak="0">
+  <w:abstractNum w:abstractNumId="19" w15:restartNumberingAfterBreak="0">
     <w:nsid w:val="2F422FB6"/>
     <w:multiLevelType w:val="multilevel"/>
     <w:tmpl w:val="4FFCD834"/>
@@ -30692,7 +33614,7 @@
       </w:pPr>
     </w:lvl>
   </w:abstractNum>
-  <w:abstractNum w:abstractNumId="15" w15:restartNumberingAfterBreak="0">
+  <w:abstractNum w:abstractNumId="20" w15:restartNumberingAfterBreak="0">
     <w:nsid w:val="2FC2541F"/>
     <w:multiLevelType w:val="multilevel"/>
     <w:tmpl w:val="F8A80164"/>
@@ -30837,7 +33759,7 @@
       </w:rPr>
     </w:lvl>
   </w:abstractNum>
-  <w:abstractNum w:abstractNumId="16" w15:restartNumberingAfterBreak="0">
+  <w:abstractNum w:abstractNumId="21" w15:restartNumberingAfterBreak="0">
     <w:nsid w:val="306D75BE"/>
     <w:multiLevelType w:val="multilevel"/>
     <w:tmpl w:val="ACEC7CDE"/>
@@ -30982,7 +33904,7 @@
       </w:rPr>
     </w:lvl>
   </w:abstractNum>
-  <w:abstractNum w:abstractNumId="17" w15:restartNumberingAfterBreak="0">
+  <w:abstractNum w:abstractNumId="22" w15:restartNumberingAfterBreak="0">
     <w:nsid w:val="32A3435D"/>
     <w:multiLevelType w:val="multilevel"/>
     <w:tmpl w:val="3000C270"/>
@@ -31127,7 +34049,7 @@
       </w:rPr>
     </w:lvl>
   </w:abstractNum>
-  <w:abstractNum w:abstractNumId="18" w15:restartNumberingAfterBreak="0">
+  <w:abstractNum w:abstractNumId="23" w15:restartNumberingAfterBreak="0">
     <w:nsid w:val="39FB5022"/>
     <w:multiLevelType w:val="hybridMultilevel"/>
     <w:tmpl w:val="A086CDA6"/>
@@ -31240,7 +34162,7 @@
       </w:rPr>
     </w:lvl>
   </w:abstractNum>
-  <w:abstractNum w:abstractNumId="19" w15:restartNumberingAfterBreak="0">
+  <w:abstractNum w:abstractNumId="24" w15:restartNumberingAfterBreak="0">
     <w:nsid w:val="3C3000E7"/>
     <w:multiLevelType w:val="hybridMultilevel"/>
     <w:tmpl w:val="EC1C80B4"/>
@@ -31353,7 +34275,120 @@
       </w:rPr>
     </w:lvl>
   </w:abstractNum>
-  <w:abstractNum w:abstractNumId="20" w15:restartNumberingAfterBreak="0">
+  <w:abstractNum w:abstractNumId="25" w15:restartNumberingAfterBreak="0">
+    <w:nsid w:val="3D2A8D38"/>
+    <w:multiLevelType w:val="hybridMultilevel"/>
+    <w:tmpl w:val="FFFFFFFF"/>
+    <w:lvl w:ilvl="0" w:tplc="A6F0EBEC">
+      <w:start w:val="1"/>
+      <w:numFmt w:val="bullet"/>
+      <w:lvlText w:val=""/>
+      <w:lvlJc w:val="left"/>
+      <w:pPr>
+        <w:ind w:left="720" w:hanging="360"/>
+      </w:pPr>
+      <w:rPr>
+        <w:rFonts w:ascii="Symbol" w:hAnsi="Symbol" w:hint="default"/>
+      </w:rPr>
+    </w:lvl>
+    <w:lvl w:ilvl="1" w:tplc="538472CE">
+      <w:start w:val="1"/>
+      <w:numFmt w:val="bullet"/>
+      <w:lvlText w:val="o"/>
+      <w:lvlJc w:val="left"/>
+      <w:pPr>
+        <w:ind w:left="1440" w:hanging="360"/>
+      </w:pPr>
+      <w:rPr>
+        <w:rFonts w:ascii="Courier New" w:hAnsi="Courier New" w:hint="default"/>
+      </w:rPr>
+    </w:lvl>
+    <w:lvl w:ilvl="2" w:tplc="A8E04776">
+      <w:start w:val="1"/>
+      <w:numFmt w:val="bullet"/>
+      <w:lvlText w:val=""/>
+      <w:lvlJc w:val="left"/>
+      <w:pPr>
+        <w:ind w:left="2160" w:hanging="360"/>
+      </w:pPr>
+      <w:rPr>
+        <w:rFonts w:ascii="Wingdings" w:hAnsi="Wingdings" w:hint="default"/>
+      </w:rPr>
+    </w:lvl>
+    <w:lvl w:ilvl="3" w:tplc="CE563010">
+      <w:start w:val="1"/>
+      <w:numFmt w:val="bullet"/>
+      <w:lvlText w:val=""/>
+      <w:lvlJc w:val="left"/>
+      <w:pPr>
+        <w:ind w:left="2880" w:hanging="360"/>
+      </w:pPr>
+      <w:rPr>
+        <w:rFonts w:ascii="Symbol" w:hAnsi="Symbol" w:hint="default"/>
+      </w:rPr>
+    </w:lvl>
+    <w:lvl w:ilvl="4" w:tplc="39086718">
+      <w:start w:val="1"/>
+      <w:numFmt w:val="bullet"/>
+      <w:lvlText w:val="o"/>
+      <w:lvlJc w:val="left"/>
+      <w:pPr>
+        <w:ind w:left="3600" w:hanging="360"/>
+      </w:pPr>
+      <w:rPr>
+        <w:rFonts w:ascii="Courier New" w:hAnsi="Courier New" w:hint="default"/>
+      </w:rPr>
+    </w:lvl>
+    <w:lvl w:ilvl="5" w:tplc="5DEE123A">
+      <w:start w:val="1"/>
+      <w:numFmt w:val="bullet"/>
+      <w:lvlText w:val=""/>
+      <w:lvlJc w:val="left"/>
+      <w:pPr>
+        <w:ind w:left="4320" w:hanging="360"/>
+      </w:pPr>
+      <w:rPr>
+        <w:rFonts w:ascii="Wingdings" w:hAnsi="Wingdings" w:hint="default"/>
+      </w:rPr>
+    </w:lvl>
+    <w:lvl w:ilvl="6" w:tplc="9DE4D8FA">
+      <w:start w:val="1"/>
+      <w:numFmt w:val="bullet"/>
+      <w:lvlText w:val=""/>
+      <w:lvlJc w:val="left"/>
+      <w:pPr>
+        <w:ind w:left="5040" w:hanging="360"/>
+      </w:pPr>
+      <w:rPr>
+        <w:rFonts w:ascii="Symbol" w:hAnsi="Symbol" w:hint="default"/>
+      </w:rPr>
+    </w:lvl>
+    <w:lvl w:ilvl="7" w:tplc="7C92770A">
+      <w:start w:val="1"/>
+      <w:numFmt w:val="bullet"/>
+      <w:lvlText w:val="o"/>
+      <w:lvlJc w:val="left"/>
+      <w:pPr>
+        <w:ind w:left="5760" w:hanging="360"/>
+      </w:pPr>
+      <w:rPr>
+        <w:rFonts w:ascii="Courier New" w:hAnsi="Courier New" w:hint="default"/>
+      </w:rPr>
+    </w:lvl>
+    <w:lvl w:ilvl="8" w:tplc="49A6CD30">
+      <w:start w:val="1"/>
+      <w:numFmt w:val="bullet"/>
+      <w:lvlText w:val=""/>
+      <w:lvlJc w:val="left"/>
+      <w:pPr>
+        <w:ind w:left="6480" w:hanging="360"/>
+      </w:pPr>
+      <w:rPr>
+        <w:rFonts w:ascii="Wingdings" w:hAnsi="Wingdings" w:hint="default"/>
+      </w:rPr>
+    </w:lvl>
+  </w:abstractNum>
+  <w:abstractNum w:abstractNumId="26" w15:restartNumberingAfterBreak="0">
     <w:nsid w:val="471A791D"/>
     <w:multiLevelType w:val="multilevel"/>
     <w:tmpl w:val="35AEBE5C"/>
@@ -31502,7 +34537,7 @@
       </w:rPr>
     </w:lvl>
   </w:abstractNum>
-  <w:abstractNum w:abstractNumId="21" w15:restartNumberingAfterBreak="0">
+  <w:abstractNum w:abstractNumId="27" w15:restartNumberingAfterBreak="0">
     <w:nsid w:val="48B75DF3"/>
     <w:multiLevelType w:val="hybridMultilevel"/>
     <w:tmpl w:val="3DC8B69C"/>
@@ -31591,7 +34626,93 @@
       </w:pPr>
     </w:lvl>
   </w:abstractNum>
-  <w:abstractNum w:abstractNumId="22" w15:restartNumberingAfterBreak="0">
+  <w:abstractNum w:abstractNumId="28" w15:restartNumberingAfterBreak="0">
+    <w:nsid w:val="51718BDD"/>
+    <w:multiLevelType w:val="hybridMultilevel"/>
+    <w:tmpl w:val="54A0EA5C"/>
+    <w:lvl w:ilvl="0" w:tplc="4E1E2EEC">
+      <w:start w:val="1"/>
+      <w:numFmt w:val="decimal"/>
+      <w:lvlText w:val="%1."/>
+      <w:lvlJc w:val="left"/>
+      <w:pPr>
+        <w:ind w:left="720" w:hanging="360"/>
+      </w:pPr>
+    </w:lvl>
+    <w:lvl w:ilvl="1" w:tplc="8514B882">
+      <w:start w:val="1"/>
+      <w:numFmt w:val="lowerLetter"/>
+      <w:lvlText w:val="%2."/>
+      <w:lvlJc w:val="left"/>
+      <w:pPr>
+        <w:ind w:left="1440" w:hanging="360"/>
+      </w:pPr>
+    </w:lvl>
+    <w:lvl w:ilvl="2" w:tplc="F3C2DEA4">
+      <w:start w:val="1"/>
+      <w:numFmt w:val="lowerRoman"/>
+      <w:lvlText w:val="%3."/>
+      <w:lvlJc w:val="right"/>
+      <w:pPr>
+        <w:ind w:left="2160" w:hanging="180"/>
+      </w:pPr>
+    </w:lvl>
+    <w:lvl w:ilvl="3" w:tplc="E0D6F42C">
+      <w:start w:val="1"/>
+      <w:numFmt w:val="decimal"/>
+      <w:lvlText w:val="%4."/>
+      <w:lvlJc w:val="left"/>
+      <w:pPr>
+        <w:ind w:left="2880" w:hanging="360"/>
+      </w:pPr>
+    </w:lvl>
+    <w:lvl w:ilvl="4" w:tplc="C4EE500A">
+      <w:start w:val="1"/>
+      <w:numFmt w:val="lowerLetter"/>
+      <w:lvlText w:val="%5."/>
+      <w:lvlJc w:val="left"/>
+      <w:pPr>
+        <w:ind w:left="3600" w:hanging="360"/>
+      </w:pPr>
+    </w:lvl>
+    <w:lvl w:ilvl="5" w:tplc="DE585D26">
+      <w:start w:val="1"/>
+      <w:numFmt w:val="lowerRoman"/>
+      <w:lvlText w:val="%6."/>
+      <w:lvlJc w:val="right"/>
+      <w:pPr>
+        <w:ind w:left="4320" w:hanging="180"/>
+      </w:pPr>
+    </w:lvl>
+    <w:lvl w:ilvl="6" w:tplc="D9760C2A">
+      <w:start w:val="1"/>
+      <w:numFmt w:val="decimal"/>
+      <w:lvlText w:val="%7."/>
+      <w:lvlJc w:val="left"/>
+      <w:pPr>
+        <w:ind w:left="5040" w:hanging="360"/>
+      </w:pPr>
+    </w:lvl>
+    <w:lvl w:ilvl="7" w:tplc="F9E6A12A">
+      <w:start w:val="1"/>
+      <w:numFmt w:val="lowerLetter"/>
+      <w:lvlText w:val="%8."/>
+      <w:lvlJc w:val="left"/>
+      <w:pPr>
+        <w:ind w:left="5760" w:hanging="360"/>
+      </w:pPr>
+    </w:lvl>
+    <w:lvl w:ilvl="8" w:tplc="348679CA">
+      <w:start w:val="1"/>
+      <w:numFmt w:val="lowerRoman"/>
+      <w:lvlText w:val="%9."/>
+      <w:lvlJc w:val="right"/>
+      <w:pPr>
+        <w:ind w:left="6480" w:hanging="180"/>
+      </w:pPr>
+    </w:lvl>
+  </w:abstractNum>
+  <w:abstractNum w:abstractNumId="29" w15:restartNumberingAfterBreak="0">
     <w:nsid w:val="518B788B"/>
     <w:multiLevelType w:val="multilevel"/>
     <w:tmpl w:val="803E7278"/>
@@ -31736,7 +34857,7 @@
       </w:rPr>
     </w:lvl>
   </w:abstractNum>
-  <w:abstractNum w:abstractNumId="23" w15:restartNumberingAfterBreak="0">
+  <w:abstractNum w:abstractNumId="30" w15:restartNumberingAfterBreak="0">
     <w:nsid w:val="52C22859"/>
     <w:multiLevelType w:val="multilevel"/>
     <w:tmpl w:val="0FBE4FE2"/>
@@ -31881,7 +35002,7 @@
       </w:rPr>
     </w:lvl>
   </w:abstractNum>
-  <w:abstractNum w:abstractNumId="24" w15:restartNumberingAfterBreak="0">
+  <w:abstractNum w:abstractNumId="31" w15:restartNumberingAfterBreak="0">
     <w:nsid w:val="56AC48B6"/>
     <w:multiLevelType w:val="multilevel"/>
     <w:tmpl w:val="3FC0FB94"/>
@@ -32030,7 +35151,233 @@
       </w:rPr>
     </w:lvl>
   </w:abstractNum>
-  <w:abstractNum w:abstractNumId="25" w15:restartNumberingAfterBreak="0">
+  <w:abstractNum w:abstractNumId="32" w15:restartNumberingAfterBreak="0">
+    <w:nsid w:val="572F545A"/>
+    <w:multiLevelType w:val="hybridMultilevel"/>
+    <w:tmpl w:val="FFFFFFFF"/>
+    <w:lvl w:ilvl="0" w:tplc="C03066F4">
+      <w:start w:val="1"/>
+      <w:numFmt w:val="bullet"/>
+      <w:lvlText w:val=""/>
+      <w:lvlJc w:val="left"/>
+      <w:pPr>
+        <w:ind w:left="1080" w:hanging="360"/>
+      </w:pPr>
+      <w:rPr>
+        <w:rFonts w:ascii="Symbol" w:hAnsi="Symbol" w:hint="default"/>
+      </w:rPr>
+    </w:lvl>
+    <w:lvl w:ilvl="1" w:tplc="2FF2E5C8">
+      <w:start w:val="1"/>
+      <w:numFmt w:val="bullet"/>
+      <w:lvlText w:val="o"/>
+      <w:lvlJc w:val="left"/>
+      <w:pPr>
+        <w:ind w:left="1800" w:hanging="360"/>
+      </w:pPr>
+      <w:rPr>
+        <w:rFonts w:ascii="Courier New" w:hAnsi="Courier New" w:hint="default"/>
+      </w:rPr>
+    </w:lvl>
+    <w:lvl w:ilvl="2" w:tplc="D0A61E6E">
+      <w:start w:val="1"/>
+      <w:numFmt w:val="bullet"/>
+      <w:lvlText w:val=""/>
+      <w:lvlJc w:val="left"/>
+      <w:pPr>
+        <w:ind w:left="2520" w:hanging="360"/>
+      </w:pPr>
+      <w:rPr>
+        <w:rFonts w:ascii="Wingdings" w:hAnsi="Wingdings" w:hint="default"/>
+      </w:rPr>
+    </w:lvl>
+    <w:lvl w:ilvl="3" w:tplc="A3FEC0C2">
+      <w:start w:val="1"/>
+      <w:numFmt w:val="bullet"/>
+      <w:lvlText w:val=""/>
+      <w:lvlJc w:val="left"/>
+      <w:pPr>
+        <w:ind w:left="3240" w:hanging="360"/>
+      </w:pPr>
+      <w:rPr>
+        <w:rFonts w:ascii="Symbol" w:hAnsi="Symbol" w:hint="default"/>
+      </w:rPr>
+    </w:lvl>
+    <w:lvl w:ilvl="4" w:tplc="5F0CBBC6">
+      <w:start w:val="1"/>
+      <w:numFmt w:val="bullet"/>
+      <w:lvlText w:val="o"/>
+      <w:lvlJc w:val="left"/>
+      <w:pPr>
+        <w:ind w:left="3960" w:hanging="360"/>
+      </w:pPr>
+      <w:rPr>
+        <w:rFonts w:ascii="Courier New" w:hAnsi="Courier New" w:hint="default"/>
+      </w:rPr>
+    </w:lvl>
+    <w:lvl w:ilvl="5" w:tplc="40427FC4">
+      <w:start w:val="1"/>
+      <w:numFmt w:val="bullet"/>
+      <w:lvlText w:val=""/>
+      <w:lvlJc w:val="left"/>
+      <w:pPr>
+        <w:ind w:left="4680" w:hanging="360"/>
+      </w:pPr>
+      <w:rPr>
+        <w:rFonts w:ascii="Wingdings" w:hAnsi="Wingdings" w:hint="default"/>
+      </w:rPr>
+    </w:lvl>
+    <w:lvl w:ilvl="6" w:tplc="FCF00F04">
+      <w:start w:val="1"/>
+      <w:numFmt w:val="bullet"/>
+      <w:lvlText w:val=""/>
+      <w:lvlJc w:val="left"/>
+      <w:pPr>
+        <w:ind w:left="5400" w:hanging="360"/>
+      </w:pPr>
+      <w:rPr>
+        <w:rFonts w:ascii="Symbol" w:hAnsi="Symbol" w:hint="default"/>
+      </w:rPr>
+    </w:lvl>
+    <w:lvl w:ilvl="7" w:tplc="7786D83E">
+      <w:start w:val="1"/>
+      <w:numFmt w:val="bullet"/>
+      <w:lvlText w:val="o"/>
+      <w:lvlJc w:val="left"/>
+      <w:pPr>
+        <w:ind w:left="6120" w:hanging="360"/>
+      </w:pPr>
+      <w:rPr>
+        <w:rFonts w:ascii="Courier New" w:hAnsi="Courier New" w:hint="default"/>
+      </w:rPr>
+    </w:lvl>
+    <w:lvl w:ilvl="8" w:tplc="4612AC2E">
+      <w:start w:val="1"/>
+      <w:numFmt w:val="bullet"/>
+      <w:lvlText w:val=""/>
+      <w:lvlJc w:val="left"/>
+      <w:pPr>
+        <w:ind w:left="6840" w:hanging="360"/>
+      </w:pPr>
+      <w:rPr>
+        <w:rFonts w:ascii="Wingdings" w:hAnsi="Wingdings" w:hint="default"/>
+      </w:rPr>
+    </w:lvl>
+  </w:abstractNum>
+  <w:abstractNum w:abstractNumId="33" w15:restartNumberingAfterBreak="0">
+    <w:nsid w:val="59A55B5C"/>
+    <w:multiLevelType w:val="hybridMultilevel"/>
+    <w:tmpl w:val="FFFFFFFF"/>
+    <w:lvl w:ilvl="0" w:tplc="F3F8FA14">
+      <w:start w:val="1"/>
+      <w:numFmt w:val="bullet"/>
+      <w:lvlText w:val=""/>
+      <w:lvlJc w:val="left"/>
+      <w:pPr>
+        <w:ind w:left="1800" w:hanging="360"/>
+      </w:pPr>
+      <w:rPr>
+        <w:rFonts w:ascii="Symbol" w:hAnsi="Symbol" w:hint="default"/>
+      </w:rPr>
+    </w:lvl>
+    <w:lvl w:ilvl="1" w:tplc="763EADFE">
+      <w:start w:val="1"/>
+      <w:numFmt w:val="bullet"/>
+      <w:lvlText w:val="o"/>
+      <w:lvlJc w:val="left"/>
+      <w:pPr>
+        <w:ind w:left="2520" w:hanging="360"/>
+      </w:pPr>
+      <w:rPr>
+        <w:rFonts w:ascii="Courier New" w:hAnsi="Courier New" w:hint="default"/>
+      </w:rPr>
+    </w:lvl>
+    <w:lvl w:ilvl="2" w:tplc="6C427C32">
+      <w:start w:val="1"/>
+      <w:numFmt w:val="bullet"/>
+      <w:lvlText w:val=""/>
+      <w:lvlJc w:val="left"/>
+      <w:pPr>
+        <w:ind w:left="3240" w:hanging="360"/>
+      </w:pPr>
+      <w:rPr>
+        <w:rFonts w:ascii="Wingdings" w:hAnsi="Wingdings" w:hint="default"/>
+      </w:rPr>
+    </w:lvl>
+    <w:lvl w:ilvl="3" w:tplc="0246A6D2">
+      <w:start w:val="1"/>
+      <w:numFmt w:val="bullet"/>
+      <w:lvlText w:val=""/>
+      <w:lvlJc w:val="left"/>
+      <w:pPr>
+        <w:ind w:left="3960" w:hanging="360"/>
+      </w:pPr>
+      <w:rPr>
+        <w:rFonts w:ascii="Symbol" w:hAnsi="Symbol" w:hint="default"/>
+      </w:rPr>
+    </w:lvl>
+    <w:lvl w:ilvl="4" w:tplc="370C4F84">
+      <w:start w:val="1"/>
+      <w:numFmt w:val="bullet"/>
+      <w:lvlText w:val="o"/>
+      <w:lvlJc w:val="left"/>
+      <w:pPr>
+        <w:ind w:left="4680" w:hanging="360"/>
+      </w:pPr>
+      <w:rPr>
+        <w:rFonts w:ascii="Courier New" w:hAnsi="Courier New" w:hint="default"/>
+      </w:rPr>
+    </w:lvl>
+    <w:lvl w:ilvl="5" w:tplc="0A583622">
+      <w:start w:val="1"/>
+      <w:numFmt w:val="bullet"/>
+      <w:lvlText w:val=""/>
+      <w:lvlJc w:val="left"/>
+      <w:pPr>
+        <w:ind w:left="5400" w:hanging="360"/>
+      </w:pPr>
+      <w:rPr>
+        <w:rFonts w:ascii="Wingdings" w:hAnsi="Wingdings" w:hint="default"/>
+      </w:rPr>
+    </w:lvl>
+    <w:lvl w:ilvl="6" w:tplc="0D26B6B0">
+      <w:start w:val="1"/>
+      <w:numFmt w:val="bullet"/>
+      <w:lvlText w:val=""/>
+      <w:lvlJc w:val="left"/>
+      <w:pPr>
+        <w:ind w:left="6120" w:hanging="360"/>
+      </w:pPr>
+      <w:rPr>
+        <w:rFonts w:ascii="Symbol" w:hAnsi="Symbol" w:hint="default"/>
+      </w:rPr>
+    </w:lvl>
+    <w:lvl w:ilvl="7" w:tplc="F3E42C60">
+      <w:start w:val="1"/>
+      <w:numFmt w:val="bullet"/>
+      <w:lvlText w:val="o"/>
+      <w:lvlJc w:val="left"/>
+      <w:pPr>
+        <w:ind w:left="6840" w:hanging="360"/>
+      </w:pPr>
+      <w:rPr>
+        <w:rFonts w:ascii="Courier New" w:hAnsi="Courier New" w:hint="default"/>
+      </w:rPr>
+    </w:lvl>
+    <w:lvl w:ilvl="8" w:tplc="D428C042">
+      <w:start w:val="1"/>
+      <w:numFmt w:val="bullet"/>
+      <w:lvlText w:val=""/>
+      <w:lvlJc w:val="left"/>
+      <w:pPr>
+        <w:ind w:left="7560" w:hanging="360"/>
+      </w:pPr>
+      <w:rPr>
+        <w:rFonts w:ascii="Wingdings" w:hAnsi="Wingdings" w:hint="default"/>
+      </w:rPr>
+    </w:lvl>
+  </w:abstractNum>
+  <w:abstractNum w:abstractNumId="34" w15:restartNumberingAfterBreak="0">
     <w:nsid w:val="5D6839CA"/>
     <w:multiLevelType w:val="multilevel"/>
     <w:tmpl w:val="80B87F6E"/>
@@ -32179,7 +35526,7 @@
       </w:rPr>
     </w:lvl>
   </w:abstractNum>
-  <w:abstractNum w:abstractNumId="26" w15:restartNumberingAfterBreak="0">
+  <w:abstractNum w:abstractNumId="35" w15:restartNumberingAfterBreak="0">
     <w:nsid w:val="66756EB7"/>
     <w:multiLevelType w:val="hybridMultilevel"/>
     <w:tmpl w:val="AA10B238"/>
@@ -32292,7 +35639,7 @@
       </w:rPr>
     </w:lvl>
   </w:abstractNum>
-  <w:abstractNum w:abstractNumId="27" w15:restartNumberingAfterBreak="0">
+  <w:abstractNum w:abstractNumId="36" w15:restartNumberingAfterBreak="0">
     <w:nsid w:val="67F15D07"/>
     <w:multiLevelType w:val="multilevel"/>
     <w:tmpl w:val="6396F9DA"/>
@@ -32441,7 +35788,7 @@
       </w:rPr>
     </w:lvl>
   </w:abstractNum>
-  <w:abstractNum w:abstractNumId="28" w15:restartNumberingAfterBreak="0">
+  <w:abstractNum w:abstractNumId="37" w15:restartNumberingAfterBreak="0">
     <w:nsid w:val="68DE618E"/>
     <w:multiLevelType w:val="multilevel"/>
     <w:tmpl w:val="B5F2AC4A"/>
@@ -32586,7 +35933,7 @@
       </w:rPr>
     </w:lvl>
   </w:abstractNum>
-  <w:abstractNum w:abstractNumId="29" w15:restartNumberingAfterBreak="0">
+  <w:abstractNum w:abstractNumId="38" w15:restartNumberingAfterBreak="0">
     <w:nsid w:val="71871EC5"/>
     <w:multiLevelType w:val="multilevel"/>
     <w:tmpl w:val="428098D6"/>
@@ -32731,7 +36078,96 @@
       </w:rPr>
     </w:lvl>
   </w:abstractNum>
-  <w:abstractNum w:abstractNumId="30" w15:restartNumberingAfterBreak="0">
+  <w:abstractNum w:abstractNumId="39" w15:restartNumberingAfterBreak="0">
+    <w:nsid w:val="744AB946"/>
+    <w:multiLevelType w:val="hybridMultilevel"/>
+    <w:tmpl w:val="FFFFFFFF"/>
+    <w:lvl w:ilvl="0" w:tplc="3356F5E6">
+      <w:start w:val="1"/>
+      <w:numFmt w:val="bullet"/>
+      <w:lvlText w:val=""/>
+      <w:lvlJc w:val="left"/>
+      <w:pPr>
+        <w:ind w:left="1800" w:hanging="360"/>
+      </w:pPr>
+      <w:rPr>
+        <w:rFonts w:ascii="Symbol" w:hAnsi="Symbol" w:hint="default"/>
+      </w:rPr>
+    </w:lvl>
+    <w:lvl w:ilvl="1" w:tplc="1B26D750">
+      <w:start w:val="1"/>
+      <w:numFmt w:val="lowerLetter"/>
+      <w:lvlText w:val="%2."/>
+      <w:lvlJc w:val="left"/>
+      <w:pPr>
+        <w:ind w:left="2520" w:hanging="360"/>
+      </w:pPr>
+    </w:lvl>
+    <w:lvl w:ilvl="2" w:tplc="D36C7A8A">
+      <w:start w:val="1"/>
+      <w:numFmt w:val="lowerRoman"/>
+      <w:lvlText w:val="%3."/>
+      <w:lvlJc w:val="right"/>
+      <w:pPr>
+        <w:ind w:left="3240" w:hanging="180"/>
+      </w:pPr>
+    </w:lvl>
+    <w:lvl w:ilvl="3" w:tplc="6C72AE22">
+      <w:start w:val="1"/>
+      <w:numFmt w:val="decimal"/>
+      <w:lvlText w:val="%4."/>
+      <w:lvlJc w:val="left"/>
+      <w:pPr>
+        <w:ind w:left="3960" w:hanging="360"/>
+      </w:pPr>
+    </w:lvl>
+    <w:lvl w:ilvl="4" w:tplc="B9326296">
+      <w:start w:val="1"/>
+      <w:numFmt w:val="lowerLetter"/>
+      <w:lvlText w:val="%5."/>
+      <w:lvlJc w:val="left"/>
+      <w:pPr>
+        <w:ind w:left="4680" w:hanging="360"/>
+      </w:pPr>
+    </w:lvl>
+    <w:lvl w:ilvl="5" w:tplc="9C3C433E">
+      <w:start w:val="1"/>
+      <w:numFmt w:val="lowerRoman"/>
+      <w:lvlText w:val="%6."/>
+      <w:lvlJc w:val="right"/>
+      <w:pPr>
+        <w:ind w:left="5400" w:hanging="180"/>
+      </w:pPr>
+    </w:lvl>
+    <w:lvl w:ilvl="6" w:tplc="18FCE270">
+      <w:start w:val="1"/>
+      <w:numFmt w:val="decimal"/>
+      <w:lvlText w:val="%7."/>
+      <w:lvlJc w:val="left"/>
+      <w:pPr>
+        <w:ind w:left="6120" w:hanging="360"/>
+      </w:pPr>
+    </w:lvl>
+    <w:lvl w:ilvl="7" w:tplc="9C3C1E6E">
+      <w:start w:val="1"/>
+      <w:numFmt w:val="lowerLetter"/>
+      <w:lvlText w:val="%8."/>
+      <w:lvlJc w:val="left"/>
+      <w:pPr>
+        <w:ind w:left="6840" w:hanging="360"/>
+      </w:pPr>
+    </w:lvl>
+    <w:lvl w:ilvl="8" w:tplc="E1BEE602">
+      <w:start w:val="1"/>
+      <w:numFmt w:val="lowerRoman"/>
+      <w:lvlText w:val="%9."/>
+      <w:lvlJc w:val="right"/>
+      <w:pPr>
+        <w:ind w:left="7560" w:hanging="180"/>
+      </w:pPr>
+    </w:lvl>
+  </w:abstractNum>
+  <w:abstractNum w:abstractNumId="40" w15:restartNumberingAfterBreak="0">
     <w:nsid w:val="74D08FC7"/>
     <w:multiLevelType w:val="hybridMultilevel"/>
     <w:tmpl w:val="280CD17E"/>
@@ -32841,7 +36277,7 @@
       </w:rPr>
     </w:lvl>
   </w:abstractNum>
-  <w:abstractNum w:abstractNumId="31" w15:restartNumberingAfterBreak="0">
+  <w:abstractNum w:abstractNumId="41" w15:restartNumberingAfterBreak="0">
     <w:nsid w:val="760B4899"/>
     <w:multiLevelType w:val="multilevel"/>
     <w:tmpl w:val="C6F64786"/>
@@ -32990,7 +36426,7 @@
       </w:rPr>
     </w:lvl>
   </w:abstractNum>
-  <w:abstractNum w:abstractNumId="32" w15:restartNumberingAfterBreak="0">
+  <w:abstractNum w:abstractNumId="42" w15:restartNumberingAfterBreak="0">
     <w:nsid w:val="7B6C8262"/>
     <w:multiLevelType w:val="hybridMultilevel"/>
     <w:tmpl w:val="F770387A"/>
@@ -33104,109 +36540,139 @@
     </w:lvl>
   </w:abstractNum>
   <w:num w:numId="1" w16cid:durableId="722292399">
-    <w:abstractNumId w:val="21"/>
+    <w:abstractNumId w:val="27"/>
   </w:num>
   <w:num w:numId="2" w16cid:durableId="414672639">
-    <w:abstractNumId w:val="6"/>
+    <w:abstractNumId w:val="10"/>
   </w:num>
   <w:num w:numId="3" w16cid:durableId="161316464">
+    <w:abstractNumId w:val="16"/>
+  </w:num>
+  <w:num w:numId="4" w16cid:durableId="539435823">
+    <w:abstractNumId w:val="24"/>
+  </w:num>
+  <w:num w:numId="5" w16cid:durableId="395057646">
+    <w:abstractNumId w:val="23"/>
+  </w:num>
+  <w:num w:numId="6" w16cid:durableId="688485179">
+    <w:abstractNumId w:val="35"/>
+  </w:num>
+  <w:num w:numId="7" w16cid:durableId="747069674">
+    <w:abstractNumId w:val="18"/>
+  </w:num>
+  <w:num w:numId="8" w16cid:durableId="842428625">
+    <w:abstractNumId w:val="42"/>
+  </w:num>
+  <w:num w:numId="9" w16cid:durableId="1763405552">
+    <w:abstractNumId w:val="40"/>
+  </w:num>
+  <w:num w:numId="10" w16cid:durableId="1100298861">
+    <w:abstractNumId w:val="26"/>
+  </w:num>
+  <w:num w:numId="11" w16cid:durableId="1076174414">
     <w:abstractNumId w:val="11"/>
   </w:num>
-  <w:num w:numId="4" w16cid:durableId="539435823">
-    <w:abstractNumId w:val="19"/>
+  <w:num w:numId="12" w16cid:durableId="154420108">
+    <w:abstractNumId w:val="34"/>
   </w:num>
-  <w:num w:numId="5" w16cid:durableId="395057646">
-    <w:abstractNumId w:val="18"/>
+  <w:num w:numId="13" w16cid:durableId="501702107">
+    <w:abstractNumId w:val="9"/>
   </w:num>
-  <w:num w:numId="6" w16cid:durableId="688485179">
-    <w:abstractNumId w:val="26"/>
+  <w:num w:numId="14" w16cid:durableId="990905791">
+    <w:abstractNumId w:val="41"/>
   </w:num>
-  <w:num w:numId="7" w16cid:durableId="747069674">
+  <w:num w:numId="15" w16cid:durableId="424116207">
+    <w:abstractNumId w:val="17"/>
+  </w:num>
+  <w:num w:numId="16" w16cid:durableId="294877922">
+    <w:abstractNumId w:val="31"/>
+  </w:num>
+  <w:num w:numId="17" w16cid:durableId="1885630233">
+    <w:abstractNumId w:val="15"/>
+  </w:num>
+  <w:num w:numId="18" w16cid:durableId="890268706">
     <w:abstractNumId w:val="13"/>
   </w:num>
-  <w:num w:numId="8" w16cid:durableId="842428625">
-    <w:abstractNumId w:val="32"/>
-  </w:num>
-  <w:num w:numId="9" w16cid:durableId="1763405552">
-    <w:abstractNumId w:val="30"/>
-  </w:num>
-  <w:num w:numId="10" w16cid:durableId="1100298861">
-    <w:abstractNumId w:val="20"/>
-  </w:num>
-  <w:num w:numId="11" w16cid:durableId="1076174414">
-    <w:abstractNumId w:val="7"/>
-  </w:num>
-  <w:num w:numId="12" w16cid:durableId="154420108">
-    <w:abstractNumId w:val="25"/>
-  </w:num>
-  <w:num w:numId="13" w16cid:durableId="501702107">
-    <w:abstractNumId w:val="5"/>
-  </w:num>
-  <w:num w:numId="14" w16cid:durableId="990905791">
-    <w:abstractNumId w:val="31"/>
-  </w:num>
-  <w:num w:numId="15" w16cid:durableId="424116207">
-    <w:abstractNumId w:val="12"/>
-  </w:num>
-  <w:num w:numId="16" w16cid:durableId="294877922">
-    <w:abstractNumId w:val="24"/>
-  </w:num>
-  <w:num w:numId="17" w16cid:durableId="1885630233">
-    <w:abstractNumId w:val="10"/>
-  </w:num>
-  <w:num w:numId="18" w16cid:durableId="890268706">
-    <w:abstractNumId w:val="8"/>
-  </w:num>
   <w:num w:numId="19" w16cid:durableId="227615785">
-    <w:abstractNumId w:val="28"/>
+    <w:abstractNumId w:val="37"/>
   </w:num>
   <w:num w:numId="20" w16cid:durableId="1761297201">
-    <w:abstractNumId w:val="28"/>
+    <w:abstractNumId w:val="37"/>
     <w:lvlOverride w:ilvl="1">
       <w:startOverride w:val="1"/>
     </w:lvlOverride>
   </w:num>
   <w:num w:numId="21" w16cid:durableId="1724865216">
-    <w:abstractNumId w:val="14"/>
+    <w:abstractNumId w:val="19"/>
   </w:num>
   <w:num w:numId="22" w16cid:durableId="1358039134">
-    <w:abstractNumId w:val="1"/>
+    <w:abstractNumId w:val="4"/>
   </w:num>
   <w:num w:numId="23" w16cid:durableId="1865442121">
-    <w:abstractNumId w:val="17"/>
+    <w:abstractNumId w:val="22"/>
   </w:num>
   <w:num w:numId="24" w16cid:durableId="1757633719">
-    <w:abstractNumId w:val="16"/>
+    <w:abstractNumId w:val="21"/>
   </w:num>
   <w:num w:numId="25" w16cid:durableId="1650283078">
-    <w:abstractNumId w:val="15"/>
+    <w:abstractNumId w:val="20"/>
   </w:num>
   <w:num w:numId="26" w16cid:durableId="1531337276">
-    <w:abstractNumId w:val="4"/>
+    <w:abstractNumId w:val="8"/>
   </w:num>
   <w:num w:numId="27" w16cid:durableId="548995231">
     <w:abstractNumId w:val="0"/>
   </w:num>
   <w:num w:numId="28" w16cid:durableId="1745641077">
-    <w:abstractNumId w:val="3"/>
+    <w:abstractNumId w:val="7"/>
   </w:num>
   <w:num w:numId="29" w16cid:durableId="888229427">
+    <w:abstractNumId w:val="5"/>
+  </w:num>
+  <w:num w:numId="30" w16cid:durableId="242298795">
+    <w:abstractNumId w:val="30"/>
+  </w:num>
+  <w:num w:numId="31" w16cid:durableId="1694500252">
+    <w:abstractNumId w:val="38"/>
+  </w:num>
+  <w:num w:numId="32" w16cid:durableId="2085953552">
+    <w:abstractNumId w:val="29"/>
+  </w:num>
+  <w:num w:numId="33" w16cid:durableId="1461801077">
+    <w:abstractNumId w:val="14"/>
+  </w:num>
+  <w:num w:numId="34" w16cid:durableId="1399354981">
+    <w:abstractNumId w:val="36"/>
+  </w:num>
+  <w:num w:numId="35" w16cid:durableId="668673386">
+    <w:abstractNumId w:val="28"/>
+  </w:num>
+  <w:num w:numId="36" w16cid:durableId="1730032185">
     <w:abstractNumId w:val="2"/>
   </w:num>
-  <w:num w:numId="30" w16cid:durableId="242298795">
-    <w:abstractNumId w:val="23"/>
+  <w:num w:numId="37" w16cid:durableId="1754006010">
+    <w:abstractNumId w:val="25"/>
   </w:num>
-  <w:num w:numId="31" w16cid:durableId="1694500252">
-    <w:abstractNumId w:val="29"/>
+  <w:num w:numId="38" w16cid:durableId="456686415">
+    <w:abstractNumId w:val="1"/>
   </w:num>
-  <w:num w:numId="32" w16cid:durableId="2085953552">
-    <w:abstractNumId w:val="22"/>
+  <w:num w:numId="39" w16cid:durableId="149056731">
+    <w:abstractNumId w:val="12"/>
   </w:num>
-  <w:num w:numId="33" w16cid:durableId="1461801077">
-    <w:abstractNumId w:val="9"/>
+  <w:num w:numId="40" w16cid:durableId="1014115159">
+    <w:abstractNumId w:val="32"/>
   </w:num>
-  <w:num w:numId="34" w16cid:durableId="1399354981">
-    <w:abstractNumId w:val="27"/>
+  <w:num w:numId="41" w16cid:durableId="1182473040">
+    <w:abstractNumId w:val="39"/>
+  </w:num>
+  <w:num w:numId="42" w16cid:durableId="1158226924">
+    <w:abstractNumId w:val="33"/>
+  </w:num>
+  <w:num w:numId="43" w16cid:durableId="1812089667">
+    <w:abstractNumId w:val="6"/>
+  </w:num>
+  <w:num w:numId="44" w16cid:durableId="1763867835">
+    <w:abstractNumId w:val="3"/>
   </w:num>
 </w:numbering>
 </file>
@@ -33611,7 +37077,7 @@
   <w:style w:type="paragraph" w:default="1" w:styleId="a">
     <w:name w:val="Normal"/>
     <w:qFormat/>
-    <w:rsid w:val="00553384"/>
+    <w:rsid w:val="007900E1"/>
   </w:style>
   <w:style w:type="paragraph" w:styleId="1">
     <w:name w:val="heading 1"/>
@@ -34422,6 +37888,82 @@
       <w14:ligatures w14:val="none"/>
     </w:rPr>
   </w:style>
+  <w:style w:type="table" w:styleId="42">
+    <w:name w:val="Grid Table 4"/>
+    <w:basedOn w:val="a1"/>
+    <w:uiPriority w:val="49"/>
+    <w:rsid w:val="007900E1"/>
+    <w:pPr>
+      <w:spacing w:after="0" w:line="240" w:lineRule="auto"/>
+    </w:pPr>
+    <w:tblPr>
+      <w:tblStyleRowBandSize w:val="1"/>
+      <w:tblStyleColBandSize w:val="1"/>
+      <w:tblBorders>
+        <w:top w:val="single" w:sz="4" w:space="0" w:color="666666" w:themeColor="text1" w:themeTint="99"/>
+        <w:left w:val="single" w:sz="4" w:space="0" w:color="666666" w:themeColor="text1" w:themeTint="99"/>
+        <w:bottom w:val="single" w:sz="4" w:space="0" w:color="666666" w:themeColor="text1" w:themeTint="99"/>
+        <w:right w:val="single" w:sz="4" w:space="0" w:color="666666" w:themeColor="text1" w:themeTint="99"/>
+        <w:insideH w:val="single" w:sz="4" w:space="0" w:color="666666" w:themeColor="text1" w:themeTint="99"/>
+        <w:insideV w:val="single" w:sz="4" w:space="0" w:color="666666" w:themeColor="text1" w:themeTint="99"/>
+      </w:tblBorders>
+    </w:tblPr>
+    <w:tblStylePr w:type="firstRow">
+      <w:rPr>
+        <w:b/>
+        <w:bCs/>
+        <w:color w:val="FFFFFF" w:themeColor="background1"/>
+      </w:rPr>
+      <w:tblPr/>
+      <w:tcPr>
+        <w:tcBorders>
+          <w:top w:val="single" w:sz="4" w:space="0" w:color="000000" w:themeColor="text1"/>
+          <w:left w:val="single" w:sz="4" w:space="0" w:color="000000" w:themeColor="text1"/>
+          <w:bottom w:val="single" w:sz="4" w:space="0" w:color="000000" w:themeColor="text1"/>
+          <w:right w:val="single" w:sz="4" w:space="0" w:color="000000" w:themeColor="text1"/>
+          <w:insideH w:val="nil"/>
+          <w:insideV w:val="nil"/>
+        </w:tcBorders>
+        <w:shd w:val="clear" w:color="auto" w:fill="000000" w:themeFill="text1"/>
+      </w:tcPr>
+    </w:tblStylePr>
+    <w:tblStylePr w:type="lastRow">
+      <w:rPr>
+        <w:b/>
+        <w:bCs/>
+      </w:rPr>
+      <w:tblPr/>
+      <w:tcPr>
+        <w:tcBorders>
+          <w:top w:val="double" w:sz="4" w:space="0" w:color="000000" w:themeColor="text1"/>
+        </w:tcBorders>
+      </w:tcPr>
+    </w:tblStylePr>
+    <w:tblStylePr w:type="firstCol">
+      <w:rPr>
+        <w:b/>
+        <w:bCs/>
+      </w:rPr>
+    </w:tblStylePr>
+    <w:tblStylePr w:type="lastCol">
+      <w:rPr>
+        <w:b/>
+        <w:bCs/>
+      </w:rPr>
+    </w:tblStylePr>
+    <w:tblStylePr w:type="band1Vert">
+      <w:tblPr/>
+      <w:tcPr>
+        <w:shd w:val="clear" w:color="auto" w:fill="CCCCCC" w:themeFill="text1" w:themeFillTint="33"/>
+      </w:tcPr>
+    </w:tblStylePr>
+    <w:tblStylePr w:type="band1Horz">
+      <w:tblPr/>
+      <w:tcPr>
+        <w:shd w:val="clear" w:color="auto" w:fill="CCCCCC" w:themeFill="text1" w:themeFillTint="33"/>
+      </w:tcPr>
+    </w:tblStylePr>
+  </w:style>
 </w:styles>
 </file>
 
@@ -34749,12 +38291,7 @@
 </file>
 
 <file path=customXml/item2.xml><?xml version="1.0" encoding="utf-8"?>
-<?mso-contentType ?>
-<FormTemplates xmlns="http://schemas.microsoft.com/sharepoint/v3/contenttype/forms">
-  <Display>DocumentLibraryForm</Display>
-  <Edit>DocumentLibraryForm</Edit>
-  <New>DocumentLibraryForm</New>
-</FormTemplates>
+<b:Sources xmlns:b="http://schemas.openxmlformats.org/officeDocument/2006/bibliography" xmlns="http://schemas.openxmlformats.org/officeDocument/2006/bibliography" SelectedStyle="\APASixthEditionOfficeOnline.xsl" StyleName="APA" Version="6"/>
 </file>
 
 <file path=customXml/item3.xml><?xml version="1.0" encoding="utf-8"?>
@@ -34997,7 +38534,12 @@
 </file>
 
 <file path=customXml/item4.xml><?xml version="1.0" encoding="utf-8"?>
-<b:Sources xmlns:b="http://schemas.openxmlformats.org/officeDocument/2006/bibliography" xmlns="http://schemas.openxmlformats.org/officeDocument/2006/bibliography" SelectedStyle="\APASixthEditionOfficeOnline.xsl" StyleName="APA" Version="6"/>
+<?mso-contentType ?>
+<FormTemplates xmlns="http://schemas.microsoft.com/sharepoint/v3/contenttype/forms">
+  <Display>DocumentLibraryForm</Display>
+  <Edit>DocumentLibraryForm</Edit>
+  <New>DocumentLibraryForm</New>
+</FormTemplates>
 </file>
 
 <file path=customXml/itemProps1.xml><?xml version="1.0" encoding="utf-8"?>
@@ -35011,9 +38553,9 @@
 </file>
 
 <file path=customXml/itemProps2.xml><?xml version="1.0" encoding="utf-8"?>
-<ds:datastoreItem xmlns:ds="http://schemas.openxmlformats.org/officeDocument/2006/customXml" ds:itemID="{7015E301-260E-4686-A297-32850535F46E}">
+<ds:datastoreItem xmlns:ds="http://schemas.openxmlformats.org/officeDocument/2006/customXml" ds:itemID="{9B97FB2E-4396-4617-9E09-8EC6EB098492}">
   <ds:schemaRefs>
-    <ds:schemaRef ds:uri="http://schemas.microsoft.com/sharepoint/v3/contenttype/forms"/>
+    <ds:schemaRef ds:uri="http://schemas.openxmlformats.org/officeDocument/2006/bibliography"/>
   </ds:schemaRefs>
 </ds:datastoreItem>
 </file>
@@ -35038,9 +38580,9 @@
 </file>
 
 <file path=customXml/itemProps4.xml><?xml version="1.0" encoding="utf-8"?>
-<ds:datastoreItem xmlns:ds="http://schemas.openxmlformats.org/officeDocument/2006/customXml" ds:itemID="{9B97FB2E-4396-4617-9E09-8EC6EB098492}">
+<ds:datastoreItem xmlns:ds="http://schemas.openxmlformats.org/officeDocument/2006/customXml" ds:itemID="{7015E301-260E-4686-A297-32850535F46E}">
   <ds:schemaRefs>
-    <ds:schemaRef ds:uri="http://schemas.openxmlformats.org/officeDocument/2006/bibliography"/>
+    <ds:schemaRef ds:uri="http://schemas.microsoft.com/sharepoint/v3/contenttype/forms"/>
   </ds:schemaRefs>
 </ds:datastoreItem>
 </file>

--- a/reports/Software Testing and Evaluation.docx
+++ b/reports/Software Testing and Evaluation.docx
@@ -765,8 +765,8 @@
           <w:cs/>
         </w:rPr>
         <w:sectPr>
-          <w:pgSz w:w="12240" w:h="15840"/>
-          <w:pgMar w:top="1440" w:right="1440" w:bottom="1440" w:left="1440" w:header="720" w:footer="720" w:gutter="0"/>
+          <w:pgSz w:w="11906" w:h="16838" w:code="9"/>
+          <w:pgMar w:top="720" w:right="720" w:bottom="720" w:left="720" w:header="720" w:footer="720" w:gutter="0"/>
           <w:cols w:space="720"/>
           <w:docGrid w:linePitch="360"/>
         </w:sectPr>
@@ -1231,7 +1231,6 @@
           <w:szCs w:val="40"/>
           <w:cs/>
         </w:rPr>
-        <w:lastRenderedPageBreak/>
         <w:t>สารบัญ</w:t>
       </w:r>
       <w:bookmarkEnd w:id="1"/>
@@ -4245,8 +4244,8 @@
         </w:rPr>
         <w:sectPr>
           <w:footerReference w:type="default" r:id="rId12"/>
-          <w:pgSz w:w="12240" w:h="15840"/>
-          <w:pgMar w:top="1440" w:right="1440" w:bottom="1440" w:left="1440" w:header="720" w:footer="720" w:gutter="0"/>
+          <w:pgSz w:w="11906" w:h="16838" w:code="9"/>
+          <w:pgMar w:top="720" w:right="720" w:bottom="720" w:left="720" w:header="720" w:footer="720" w:gutter="0"/>
           <w:pgNumType w:fmt="thaiLetters" w:start="1"/>
           <w:cols w:space="720"/>
           <w:docGrid w:linePitch="360"/>
@@ -4776,23 +4775,44 @@
         </w:numPr>
         <w:spacing w:before="100" w:beforeAutospacing="1" w:after="100" w:afterAutospacing="1" w:line="240" w:lineRule="auto"/>
         <w:rPr>
+          <w:rFonts w:asciiTheme="majorBidi" w:eastAsia="Times New Roman" w:hAnsiTheme="majorBidi" w:cstheme="majorBidi" w:hint="cs"/>
+          <w:kern w:val="0"/>
+          <w:sz w:val="32"/>
+          <w:szCs w:val="32"/>
+          <w14:ligatures w14:val="none"/>
+        </w:rPr>
+      </w:pPr>
+      <w:r>
+        <w:rPr>
           <w:rFonts w:asciiTheme="majorBidi" w:eastAsia="Times New Roman" w:hAnsiTheme="majorBidi" w:cstheme="majorBidi"/>
           <w:kern w:val="0"/>
           <w:sz w:val="32"/>
           <w:szCs w:val="32"/>
+          <w:cs/>
           <w14:ligatures w14:val="none"/>
         </w:rPr>
-      </w:pPr>
+        <w:t>เพื่อประยุกต์ใช้เครื่องมือทดสอบอัตโนมัติ (</w:t>
+      </w:r>
       <w:r>
         <w:rPr>
           <w:rFonts w:asciiTheme="majorBidi" w:eastAsia="Times New Roman" w:hAnsiTheme="majorBidi" w:cstheme="majorBidi"/>
           <w:kern w:val="0"/>
           <w:sz w:val="32"/>
           <w:szCs w:val="32"/>
+          <w14:ligatures w14:val="none"/>
+        </w:rPr>
+        <w:t xml:space="preserve">Automated Testing Tool) </w:t>
+      </w:r>
+      <w:r>
+        <w:rPr>
+          <w:rFonts w:asciiTheme="majorBidi" w:eastAsia="Times New Roman" w:hAnsiTheme="majorBidi" w:cstheme="majorBidi"/>
+          <w:kern w:val="0"/>
+          <w:sz w:val="32"/>
+          <w:szCs w:val="32"/>
           <w:cs/>
           <w14:ligatures w14:val="none"/>
         </w:rPr>
-        <w:t>เพื่อประยุกต์ใช้เครื่องมือทดสอบอัตโนมัติ (</w:t>
+        <w:t>อย่าง</w:t>
       </w:r>
       <w:r>
         <w:rPr>
@@ -4802,7 +4822,7 @@
           <w:szCs w:val="32"/>
           <w14:ligatures w14:val="none"/>
         </w:rPr>
-        <w:t xml:space="preserve">Automated Testing Tool) </w:t>
+        <w:t xml:space="preserve"> Playwright </w:t>
       </w:r>
       <w:r>
         <w:rPr>
@@ -4813,39 +4833,8 @@
           <w:cs/>
           <w14:ligatures w14:val="none"/>
         </w:rPr>
-        <w:t>อย่าง</w:t>
-      </w:r>
-      <w:r>
-        <w:rPr>
-          <w:rFonts w:asciiTheme="majorBidi" w:eastAsia="Times New Roman" w:hAnsiTheme="majorBidi" w:cstheme="majorBidi"/>
-          <w:kern w:val="0"/>
-          <w:sz w:val="32"/>
-          <w:szCs w:val="32"/>
-          <w14:ligatures w14:val="none"/>
-        </w:rPr>
-        <w:t xml:space="preserve"> Playwright </w:t>
-      </w:r>
-      <w:r>
-        <w:rPr>
-          <w:rFonts w:asciiTheme="majorBidi" w:eastAsia="Times New Roman" w:hAnsiTheme="majorBidi" w:cstheme="majorBidi"/>
-          <w:kern w:val="0"/>
-          <w:sz w:val="32"/>
-          <w:szCs w:val="32"/>
-          <w:cs/>
-          <w14:ligatures w14:val="none"/>
-        </w:rPr>
         <w:t>ในการเพิ่มประสิทธิภาพการตรวจสอบ</w:t>
       </w:r>
-    </w:p>
-    <w:p>
-      <w:pPr>
-        <w:ind w:left="1440"/>
-        <w:rPr>
-          <w:rFonts w:asciiTheme="majorBidi" w:hAnsiTheme="majorBidi" w:cstheme="majorBidi"/>
-          <w:sz w:val="32"/>
-          <w:szCs w:val="32"/>
-        </w:rPr>
-      </w:pPr>
     </w:p>
     <w:p>
       <w:pPr>
@@ -4869,7 +4858,6 @@
           <w:sz w:val="36"/>
           <w:szCs w:val="36"/>
         </w:rPr>
-        <w:lastRenderedPageBreak/>
         <w:t xml:space="preserve">1.3 </w:t>
       </w:r>
       <w:r>
@@ -5149,6 +5137,7 @@
           <w:cs/>
           <w14:ligatures w14:val="none"/>
         </w:rPr>
+        <w:lastRenderedPageBreak/>
         <w:t>ระบบรายงาน (</w:t>
       </w:r>
       <w:r>
@@ -5253,7 +5242,7 @@
     <w:tbl>
       <w:tblPr>
         <w:tblW w:w="11070" w:type="dxa"/>
-        <w:tblInd w:w="-815" w:type="dxa"/>
+        <w:tblInd w:w="-185" w:type="dxa"/>
         <w:tblBorders>
           <w:top w:val="single" w:sz="4" w:space="0" w:color="auto"/>
           <w:left w:val="single" w:sz="4" w:space="0" w:color="auto"/>
@@ -5921,7 +5910,6 @@
           <w:szCs w:val="40"/>
           <w:cs/>
         </w:rPr>
-        <w:lastRenderedPageBreak/>
         <w:t xml:space="preserve">บทที่ </w:t>
       </w:r>
       <w:r>
@@ -6216,6 +6204,28 @@
     </w:p>
     <w:p>
       <w:pPr>
+        <w:rPr>
+          <w:rFonts w:asciiTheme="majorBidi" w:eastAsiaTheme="majorEastAsia" w:hAnsiTheme="majorBidi" w:cstheme="majorBidi"/>
+          <w:b/>
+          <w:bCs/>
+          <w:sz w:val="36"/>
+          <w:szCs w:val="36"/>
+        </w:rPr>
+      </w:pPr>
+      <w:bookmarkStart w:id="9" w:name="_Toc226291803"/>
+      <w:r>
+        <w:rPr>
+          <w:rFonts w:asciiTheme="majorBidi" w:hAnsiTheme="majorBidi"/>
+          <w:b/>
+          <w:bCs/>
+          <w:sz w:val="36"/>
+          <w:szCs w:val="36"/>
+        </w:rPr>
+        <w:br w:type="page"/>
+      </w:r>
+    </w:p>
+    <w:p>
+      <w:pPr>
         <w:pStyle w:val="2"/>
         <w:rPr>
           <w:rFonts w:asciiTheme="majorBidi" w:hAnsiTheme="majorBidi"/>
@@ -6226,7 +6236,6 @@
           <w:szCs w:val="36"/>
         </w:rPr>
       </w:pPr>
-      <w:bookmarkStart w:id="9" w:name="_Toc226291803"/>
       <w:r>
         <w:rPr>
           <w:rFonts w:asciiTheme="majorBidi" w:hAnsiTheme="majorBidi"/>
@@ -6236,6 +6245,7 @@
           <w:sz w:val="36"/>
           <w:szCs w:val="36"/>
         </w:rPr>
+        <w:lastRenderedPageBreak/>
         <w:t xml:space="preserve">2.2 </w:t>
       </w:r>
       <w:r>
@@ -6844,7 +6854,6 @@
           <w:sz w:val="36"/>
           <w:szCs w:val="36"/>
         </w:rPr>
-        <w:lastRenderedPageBreak/>
         <w:t xml:space="preserve">2.4 </w:t>
       </w:r>
       <w:r>
@@ -6886,7 +6895,7 @@
     <w:tbl>
       <w:tblPr>
         <w:tblW w:w="10980" w:type="dxa"/>
-        <w:tblInd w:w="-728" w:type="dxa"/>
+        <w:tblInd w:w="-278" w:type="dxa"/>
         <w:tblCellMar>
           <w:left w:w="0" w:type="dxa"/>
           <w:right w:w="0" w:type="dxa"/>
@@ -7626,6 +7635,7 @@
                 <w:sz w:val="32"/>
                 <w:szCs w:val="32"/>
               </w:rPr>
+              <w:lastRenderedPageBreak/>
               <w:t xml:space="preserve">4. </w:t>
             </w:r>
             <w:r>
@@ -7990,36 +8000,16 @@
     </w:tbl>
     <w:p>
       <w:pPr>
-        <w:ind w:left="360"/>
-        <w:rPr>
-          <w:rFonts w:asciiTheme="majorBidi" w:hAnsiTheme="majorBidi" w:cstheme="majorBidi"/>
-          <w:sz w:val="32"/>
-          <w:szCs w:val="32"/>
-          <w:cs/>
-        </w:rPr>
-      </w:pPr>
-    </w:p>
-    <w:p>
-      <w:pPr>
-        <w:rPr>
-          <w:rFonts w:asciiTheme="majorBidi" w:hAnsiTheme="majorBidi" w:cstheme="majorBidi"/>
-          <w:sz w:val="32"/>
-          <w:szCs w:val="32"/>
-        </w:rPr>
-      </w:pPr>
-      <w:r>
-        <w:rPr>
-          <w:rFonts w:asciiTheme="majorBidi" w:hAnsiTheme="majorBidi" w:cstheme="majorBidi"/>
-          <w:sz w:val="32"/>
-          <w:szCs w:val="32"/>
-          <w:cs/>
-        </w:rPr>
-        <w:br w:type="page"/>
-      </w:r>
-    </w:p>
-    <w:p>
-      <w:pPr>
-        <w:pStyle w:val="2"/>
+        <w:pStyle w:val="1"/>
+        <w:rPr>
+          <w:rFonts w:asciiTheme="majorBidi" w:hAnsiTheme="majorBidi"/>
+          <w:color w:val="auto"/>
+          <w:sz w:val="32"/>
+          <w:szCs w:val="32"/>
+        </w:rPr>
+      </w:pPr>
+      <w:bookmarkStart w:id="12" w:name="_Toc226291806"/>
+      <w:r>
         <w:rPr>
           <w:rFonts w:asciiTheme="majorBidi" w:hAnsiTheme="majorBidi"/>
           <w:b/>
@@ -8028,18 +8018,6 @@
           <w:sz w:val="36"/>
           <w:szCs w:val="36"/>
         </w:rPr>
-      </w:pPr>
-      <w:bookmarkStart w:id="12" w:name="_Toc226291806"/>
-      <w:r>
-        <w:rPr>
-          <w:rFonts w:asciiTheme="majorBidi" w:hAnsiTheme="majorBidi"/>
-          <w:b/>
-          <w:bCs/>
-          <w:color w:val="auto"/>
-          <w:sz w:val="36"/>
-          <w:szCs w:val="36"/>
-        </w:rPr>
-        <w:lastRenderedPageBreak/>
         <w:t xml:space="preserve">2.5 </w:t>
       </w:r>
       <w:r>
@@ -8380,7 +8358,7 @@
       <w:pPr>
         <w:pStyle w:val="2"/>
         <w:rPr>
-          <w:rFonts w:asciiTheme="majorBidi" w:hAnsiTheme="majorBidi" w:hint="cs"/>
+          <w:rFonts w:asciiTheme="majorBidi" w:hAnsiTheme="majorBidi"/>
           <w:b/>
           <w:bCs/>
           <w:color w:val="auto"/>
@@ -8407,7 +8385,7 @@
       <w:tblPr>
         <w:tblStyle w:val="42"/>
         <w:tblW w:w="11321" w:type="dxa"/>
-        <w:tblInd w:w="-905" w:type="dxa"/>
+        <w:tblInd w:w="-455" w:type="dxa"/>
         <w:tblLook w:val="04A0" w:firstRow="1" w:lastRow="0" w:firstColumn="1" w:lastColumn="0" w:noHBand="0" w:noVBand="1"/>
       </w:tblPr>
       <w:tblGrid>
@@ -8472,7 +8450,7 @@
               <w:jc w:val="center"/>
               <w:cnfStyle w:val="100000000000" w:firstRow="1" w:lastRow="0" w:firstColumn="0" w:lastColumn="0" w:oddVBand="0" w:evenVBand="0" w:oddHBand="0" w:evenHBand="0" w:firstRowFirstColumn="0" w:firstRowLastColumn="0" w:lastRowFirstColumn="0" w:lastRowLastColumn="0"/>
               <w:rPr>
-                <w:rFonts w:asciiTheme="majorBidi" w:hAnsiTheme="majorBidi" w:cstheme="majorBidi" w:hint="cs"/>
+                <w:rFonts w:asciiTheme="majorBidi" w:hAnsiTheme="majorBidi" w:cstheme="majorBidi"/>
                 <w:szCs w:val="24"/>
               </w:rPr>
             </w:pPr>
@@ -8519,7 +8497,7 @@
               <w:jc w:val="center"/>
               <w:cnfStyle w:val="000000100000" w:firstRow="0" w:lastRow="0" w:firstColumn="0" w:lastColumn="0" w:oddVBand="0" w:evenVBand="0" w:oddHBand="1" w:evenHBand="0" w:firstRowFirstColumn="0" w:firstRowLastColumn="0" w:lastRowFirstColumn="0" w:lastRowLastColumn="0"/>
               <w:rPr>
-                <w:rFonts w:asciiTheme="majorBidi" w:hAnsiTheme="majorBidi" w:cstheme="majorBidi" w:hint="cs"/>
+                <w:rFonts w:asciiTheme="majorBidi" w:hAnsiTheme="majorBidi" w:cstheme="majorBidi"/>
                 <w:szCs w:val="24"/>
               </w:rPr>
             </w:pPr>
@@ -8544,7 +8522,7 @@
               <w:jc w:val="center"/>
               <w:cnfStyle w:val="000000100000" w:firstRow="0" w:lastRow="0" w:firstColumn="0" w:lastColumn="0" w:oddVBand="0" w:evenVBand="0" w:oddHBand="1" w:evenHBand="0" w:firstRowFirstColumn="0" w:firstRowLastColumn="0" w:lastRowFirstColumn="0" w:lastRowLastColumn="0"/>
               <w:rPr>
-                <w:rFonts w:asciiTheme="majorBidi" w:hAnsiTheme="majorBidi" w:cstheme="majorBidi" w:hint="cs"/>
+                <w:rFonts w:asciiTheme="majorBidi" w:hAnsiTheme="majorBidi" w:cstheme="majorBidi"/>
                 <w:szCs w:val="24"/>
               </w:rPr>
             </w:pPr>
@@ -8757,7 +8735,7 @@
               <w:jc w:val="center"/>
               <w:cnfStyle w:val="000000000000" w:firstRow="0" w:lastRow="0" w:firstColumn="0" w:lastColumn="0" w:oddVBand="0" w:evenVBand="0" w:oddHBand="0" w:evenHBand="0" w:firstRowFirstColumn="0" w:firstRowLastColumn="0" w:lastRowFirstColumn="0" w:lastRowLastColumn="0"/>
               <w:rPr>
-                <w:rFonts w:asciiTheme="majorBidi" w:hAnsiTheme="majorBidi" w:cstheme="majorBidi" w:hint="cs"/>
+                <w:rFonts w:asciiTheme="majorBidi" w:hAnsiTheme="majorBidi" w:cstheme="majorBidi"/>
                 <w:szCs w:val="24"/>
               </w:rPr>
             </w:pPr>
@@ -8829,7 +8807,7 @@
               <w:jc w:val="center"/>
               <w:cnfStyle w:val="000000000000" w:firstRow="0" w:lastRow="0" w:firstColumn="0" w:lastColumn="0" w:oddVBand="0" w:evenVBand="0" w:oddHBand="0" w:evenHBand="0" w:firstRowFirstColumn="0" w:firstRowLastColumn="0" w:lastRowFirstColumn="0" w:lastRowLastColumn="0"/>
               <w:rPr>
-                <w:rFonts w:asciiTheme="majorBidi" w:hAnsiTheme="majorBidi" w:cstheme="majorBidi" w:hint="cs"/>
+                <w:rFonts w:asciiTheme="majorBidi" w:hAnsiTheme="majorBidi" w:cstheme="majorBidi"/>
                 <w:szCs w:val="24"/>
               </w:rPr>
             </w:pPr>
@@ -10940,7 +10918,7 @@
     <w:p>
       <w:pPr>
         <w:rPr>
-          <w:rFonts w:asciiTheme="majorBidi" w:hAnsiTheme="majorBidi" w:cstheme="majorBidi" w:hint="cs"/>
+          <w:rFonts w:asciiTheme="majorBidi" w:hAnsiTheme="majorBidi" w:cstheme="majorBidi"/>
           <w:sz w:val="32"/>
           <w:szCs w:val="32"/>
         </w:rPr>
@@ -11750,7 +11728,6 @@
           <w:szCs w:val="32"/>
           <w:cs/>
         </w:rPr>
-        <w:lastRenderedPageBreak/>
         <w:t xml:space="preserve">ทดสอบการ </w:t>
       </w:r>
       <w:r>
@@ -11875,7 +11852,6 @@
     </w:p>
     <w:p>
       <w:pPr>
-        <w:ind w:left="360"/>
         <w:rPr>
           <w:rFonts w:asciiTheme="majorBidi" w:hAnsiTheme="majorBidi" w:cstheme="majorBidi"/>
           <w:b/>
@@ -11892,365 +11868,7 @@
           <w:sz w:val="36"/>
           <w:szCs w:val="36"/>
         </w:rPr>
-        <w:t>Journey #2: Catalog Lifecycle Management</w:t>
-      </w:r>
-    </w:p>
-    <w:p>
-      <w:pPr>
-        <w:numPr>
-          <w:ilvl w:val="0"/>
-          <w:numId w:val="23"/>
-        </w:numPr>
-        <w:rPr>
-          <w:rFonts w:asciiTheme="majorBidi" w:hAnsiTheme="majorBidi" w:cstheme="majorBidi"/>
-          <w:sz w:val="32"/>
-          <w:szCs w:val="32"/>
-        </w:rPr>
-      </w:pPr>
-      <w:r>
-        <w:rPr>
-          <w:rFonts w:asciiTheme="majorBidi" w:hAnsiTheme="majorBidi" w:cstheme="majorBidi"/>
-          <w:b/>
-          <w:bCs/>
-          <w:sz w:val="32"/>
-          <w:szCs w:val="32"/>
-          <w:cs/>
-        </w:rPr>
-        <w:t>จุดประสงค์</w:t>
-      </w:r>
-      <w:r>
-        <w:rPr>
-          <w:rFonts w:asciiTheme="majorBidi" w:hAnsiTheme="majorBidi" w:cstheme="majorBidi"/>
-          <w:sz w:val="32"/>
-          <w:szCs w:val="32"/>
-          <w:cs/>
-        </w:rPr>
-        <w:t>:</w:t>
-      </w:r>
-      <w:r>
-        <w:rPr>
-          <w:rFonts w:asciiTheme="majorBidi" w:hAnsiTheme="majorBidi" w:cstheme="majorBidi"/>
-          <w:sz w:val="32"/>
-          <w:szCs w:val="32"/>
-        </w:rPr>
-        <w:t xml:space="preserve"> </w:t>
-      </w:r>
-      <w:r>
-        <w:rPr>
-          <w:rFonts w:asciiTheme="majorBidi" w:hAnsiTheme="majorBidi" w:cstheme="majorBidi"/>
-          <w:sz w:val="32"/>
-          <w:szCs w:val="32"/>
-          <w:cs/>
-        </w:rPr>
-        <w:t>เพื่อทดสอบวงจรชีวิตของหนังสือ ตั้งแต่การนำเข้าจนถึงการลบออกจากระบบ</w:t>
-      </w:r>
-    </w:p>
-    <w:p>
-      <w:pPr>
-        <w:numPr>
-          <w:ilvl w:val="0"/>
-          <w:numId w:val="23"/>
-        </w:numPr>
-        <w:rPr>
-          <w:rFonts w:asciiTheme="majorBidi" w:hAnsiTheme="majorBidi" w:cstheme="majorBidi"/>
-          <w:b/>
-          <w:bCs/>
-          <w:sz w:val="32"/>
-          <w:szCs w:val="32"/>
-        </w:rPr>
-      </w:pPr>
-      <w:r>
-        <w:rPr>
-          <w:rFonts w:asciiTheme="majorBidi" w:hAnsiTheme="majorBidi" w:cstheme="majorBidi"/>
-          <w:b/>
-          <w:bCs/>
-          <w:sz w:val="32"/>
-          <w:szCs w:val="32"/>
-          <w:cs/>
-        </w:rPr>
-        <w:t>รายละเอียดขั้นตอน:</w:t>
-      </w:r>
-    </w:p>
-    <w:p>
-      <w:pPr>
-        <w:numPr>
-          <w:ilvl w:val="1"/>
-          <w:numId w:val="23"/>
-        </w:numPr>
-        <w:rPr>
-          <w:rFonts w:asciiTheme="majorBidi" w:hAnsiTheme="majorBidi" w:cstheme="majorBidi"/>
-          <w:sz w:val="32"/>
-          <w:szCs w:val="32"/>
-        </w:rPr>
-      </w:pPr>
-      <w:r>
-        <w:rPr>
-          <w:rFonts w:asciiTheme="majorBidi" w:hAnsiTheme="majorBidi" w:cstheme="majorBidi"/>
-          <w:sz w:val="32"/>
-          <w:szCs w:val="32"/>
-          <w:cs/>
-        </w:rPr>
-        <w:t>เพิ่มหนังสือใหม่ (</w:t>
-      </w:r>
-      <w:r>
-        <w:rPr>
-          <w:rFonts w:asciiTheme="majorBidi" w:hAnsiTheme="majorBidi" w:cstheme="majorBidi"/>
-          <w:sz w:val="32"/>
-          <w:szCs w:val="32"/>
-        </w:rPr>
-        <w:t xml:space="preserve">Add Book) </w:t>
-      </w:r>
-      <w:r>
-        <w:rPr>
-          <w:rFonts w:asciiTheme="majorBidi" w:hAnsiTheme="majorBidi" w:cstheme="majorBidi"/>
-          <w:sz w:val="32"/>
-          <w:szCs w:val="32"/>
-          <w:cs/>
-        </w:rPr>
-        <w:t xml:space="preserve">พร้อมกรอกข้อมูล </w:t>
-      </w:r>
-      <w:r>
-        <w:rPr>
-          <w:rFonts w:asciiTheme="majorBidi" w:hAnsiTheme="majorBidi" w:cstheme="majorBidi"/>
-          <w:sz w:val="32"/>
-          <w:szCs w:val="32"/>
-        </w:rPr>
-        <w:t>ISBN, Title, Author</w:t>
-      </w:r>
-    </w:p>
-    <w:p>
-      <w:pPr>
-        <w:numPr>
-          <w:ilvl w:val="1"/>
-          <w:numId w:val="23"/>
-        </w:numPr>
-        <w:rPr>
-          <w:rFonts w:asciiTheme="majorBidi" w:hAnsiTheme="majorBidi" w:cstheme="majorBidi"/>
-          <w:sz w:val="32"/>
-          <w:szCs w:val="32"/>
-        </w:rPr>
-      </w:pPr>
-      <w:r>
-        <w:rPr>
-          <w:rFonts w:asciiTheme="majorBidi" w:hAnsiTheme="majorBidi" w:cstheme="majorBidi"/>
-          <w:sz w:val="32"/>
-          <w:szCs w:val="32"/>
-          <w:cs/>
-        </w:rPr>
-        <w:t>ค้นหาหนังสือที่เพิ่งเพิ่ม (</w:t>
-      </w:r>
-      <w:r>
-        <w:rPr>
-          <w:rFonts w:asciiTheme="majorBidi" w:hAnsiTheme="majorBidi" w:cstheme="majorBidi"/>
-          <w:sz w:val="32"/>
-          <w:szCs w:val="32"/>
-        </w:rPr>
-        <w:t xml:space="preserve">Search) </w:t>
-      </w:r>
-      <w:r>
-        <w:rPr>
-          <w:rFonts w:asciiTheme="majorBidi" w:hAnsiTheme="majorBidi" w:cstheme="majorBidi"/>
-          <w:sz w:val="32"/>
-          <w:szCs w:val="32"/>
-          <w:cs/>
-        </w:rPr>
-        <w:t xml:space="preserve">เพื่อตรวจสอบว่าข้อมูลลง </w:t>
-      </w:r>
-      <w:r>
-        <w:rPr>
-          <w:rFonts w:asciiTheme="majorBidi" w:hAnsiTheme="majorBidi" w:cstheme="majorBidi"/>
-          <w:sz w:val="32"/>
-          <w:szCs w:val="32"/>
-        </w:rPr>
-        <w:t xml:space="preserve">Database </w:t>
-      </w:r>
-      <w:r>
-        <w:rPr>
-          <w:rFonts w:asciiTheme="majorBidi" w:hAnsiTheme="majorBidi" w:cstheme="majorBidi"/>
-          <w:sz w:val="32"/>
-          <w:szCs w:val="32"/>
-          <w:cs/>
-        </w:rPr>
-        <w:t>จริงหรือไม่</w:t>
-      </w:r>
-    </w:p>
-    <w:p>
-      <w:pPr>
-        <w:numPr>
-          <w:ilvl w:val="1"/>
-          <w:numId w:val="23"/>
-        </w:numPr>
-        <w:rPr>
-          <w:rFonts w:asciiTheme="majorBidi" w:hAnsiTheme="majorBidi" w:cstheme="majorBidi"/>
-          <w:sz w:val="32"/>
-          <w:szCs w:val="32"/>
-        </w:rPr>
-      </w:pPr>
-      <w:r>
-        <w:rPr>
-          <w:rFonts w:asciiTheme="majorBidi" w:hAnsiTheme="majorBidi" w:cstheme="majorBidi"/>
-          <w:sz w:val="32"/>
-          <w:szCs w:val="32"/>
-          <w:cs/>
-        </w:rPr>
-        <w:t>แก้ไขข้อมูลหนังสือ (</w:t>
-      </w:r>
-      <w:r>
-        <w:rPr>
-          <w:rFonts w:asciiTheme="majorBidi" w:hAnsiTheme="majorBidi" w:cstheme="majorBidi"/>
-          <w:sz w:val="32"/>
-          <w:szCs w:val="32"/>
-        </w:rPr>
-        <w:t xml:space="preserve">Edit) </w:t>
-      </w:r>
-      <w:r>
-        <w:rPr>
-          <w:rFonts w:asciiTheme="majorBidi" w:hAnsiTheme="majorBidi" w:cstheme="majorBidi"/>
-          <w:sz w:val="32"/>
-          <w:szCs w:val="32"/>
-          <w:cs/>
-        </w:rPr>
-        <w:t>และตรวจสอบความถูกต้องหลังบันทึก</w:t>
-      </w:r>
-    </w:p>
-    <w:p>
-      <w:pPr>
-        <w:numPr>
-          <w:ilvl w:val="1"/>
-          <w:numId w:val="23"/>
-        </w:numPr>
-        <w:rPr>
-          <w:rFonts w:asciiTheme="majorBidi" w:hAnsiTheme="majorBidi" w:cstheme="majorBidi"/>
-          <w:sz w:val="32"/>
-          <w:szCs w:val="32"/>
-        </w:rPr>
-      </w:pPr>
-      <w:r>
-        <w:rPr>
-          <w:rFonts w:asciiTheme="majorBidi" w:hAnsiTheme="majorBidi" w:cstheme="majorBidi"/>
-          <w:sz w:val="32"/>
-          <w:szCs w:val="32"/>
-          <w:cs/>
-        </w:rPr>
-        <w:t>ลบหนังสือ (</w:t>
-      </w:r>
-      <w:r>
-        <w:rPr>
-          <w:rFonts w:asciiTheme="majorBidi" w:hAnsiTheme="majorBidi" w:cstheme="majorBidi"/>
-          <w:sz w:val="32"/>
-          <w:szCs w:val="32"/>
-        </w:rPr>
-        <w:t xml:space="preserve">Delete) </w:t>
-      </w:r>
-      <w:r>
-        <w:rPr>
-          <w:rFonts w:asciiTheme="majorBidi" w:hAnsiTheme="majorBidi" w:cstheme="majorBidi"/>
-          <w:sz w:val="32"/>
-          <w:szCs w:val="32"/>
-          <w:cs/>
-        </w:rPr>
-        <w:t>และยืนยันการหายไปของข้อมูลในตาราง</w:t>
-      </w:r>
-    </w:p>
-    <w:p>
-      <w:pPr>
-        <w:numPr>
-          <w:ilvl w:val="0"/>
-          <w:numId w:val="23"/>
-        </w:numPr>
-        <w:rPr>
-          <w:rFonts w:asciiTheme="majorBidi" w:hAnsiTheme="majorBidi" w:cstheme="majorBidi"/>
-          <w:sz w:val="32"/>
-          <w:szCs w:val="32"/>
-        </w:rPr>
-      </w:pPr>
-      <w:r>
-        <w:rPr>
-          <w:rFonts w:asciiTheme="majorBidi" w:hAnsiTheme="majorBidi" w:cstheme="majorBidi"/>
-          <w:b/>
-          <w:bCs/>
-          <w:sz w:val="32"/>
-          <w:szCs w:val="32"/>
-          <w:cs/>
-        </w:rPr>
-        <w:t>เกณฑ์การผ่าน</w:t>
-      </w:r>
-      <w:r>
-        <w:rPr>
-          <w:rFonts w:asciiTheme="majorBidi" w:hAnsiTheme="majorBidi" w:cstheme="majorBidi"/>
-          <w:sz w:val="32"/>
-          <w:szCs w:val="32"/>
-          <w:cs/>
-        </w:rPr>
-        <w:t>:</w:t>
-      </w:r>
-      <w:r>
-        <w:rPr>
-          <w:rFonts w:asciiTheme="majorBidi" w:hAnsiTheme="majorBidi" w:cstheme="majorBidi"/>
-          <w:sz w:val="32"/>
-          <w:szCs w:val="32"/>
-        </w:rPr>
-        <w:t xml:space="preserve"> </w:t>
-      </w:r>
-      <w:r>
-        <w:rPr>
-          <w:rFonts w:asciiTheme="majorBidi" w:hAnsiTheme="majorBidi" w:cstheme="majorBidi"/>
-          <w:sz w:val="32"/>
-          <w:szCs w:val="32"/>
-          <w:cs/>
-        </w:rPr>
-        <w:t xml:space="preserve">ข้อมูลในตารางหน้า </w:t>
-      </w:r>
-      <w:r>
-        <w:rPr>
-          <w:rFonts w:asciiTheme="majorBidi" w:hAnsiTheme="majorBidi" w:cstheme="majorBidi"/>
-          <w:sz w:val="32"/>
-          <w:szCs w:val="32"/>
-        </w:rPr>
-        <w:t xml:space="preserve">UI </w:t>
-      </w:r>
-      <w:r>
-        <w:rPr>
-          <w:rFonts w:asciiTheme="majorBidi" w:hAnsiTheme="majorBidi" w:cstheme="majorBidi"/>
-          <w:sz w:val="32"/>
-          <w:szCs w:val="32"/>
-          <w:cs/>
-        </w:rPr>
-        <w:t xml:space="preserve">ต้อง </w:t>
-      </w:r>
-      <w:r>
-        <w:rPr>
-          <w:rFonts w:asciiTheme="majorBidi" w:hAnsiTheme="majorBidi" w:cstheme="majorBidi"/>
-          <w:sz w:val="32"/>
-          <w:szCs w:val="32"/>
-        </w:rPr>
-        <w:t xml:space="preserve">Sync </w:t>
-      </w:r>
-      <w:r>
-        <w:rPr>
-          <w:rFonts w:asciiTheme="majorBidi" w:hAnsiTheme="majorBidi" w:cstheme="majorBidi"/>
-          <w:sz w:val="32"/>
-          <w:szCs w:val="32"/>
-          <w:cs/>
-        </w:rPr>
-        <w:t xml:space="preserve">กับคำสั่ง </w:t>
-      </w:r>
-      <w:r>
-        <w:rPr>
-          <w:rFonts w:asciiTheme="majorBidi" w:hAnsiTheme="majorBidi" w:cstheme="majorBidi"/>
-          <w:sz w:val="32"/>
-          <w:szCs w:val="32"/>
-        </w:rPr>
-        <w:t xml:space="preserve">CRUD </w:t>
-      </w:r>
-      <w:r>
-        <w:rPr>
-          <w:rFonts w:asciiTheme="majorBidi" w:hAnsiTheme="majorBidi" w:cstheme="majorBidi"/>
-          <w:sz w:val="32"/>
-          <w:szCs w:val="32"/>
-          <w:cs/>
-        </w:rPr>
-        <w:t>ทันที</w:t>
+        <w:br w:type="page"/>
       </w:r>
     </w:p>
     <w:p>
@@ -12272,14 +11890,15 @@
           <w:sz w:val="36"/>
           <w:szCs w:val="36"/>
         </w:rPr>
-        <w:t>Journey #3: Member Management and Restrictions</w:t>
+        <w:lastRenderedPageBreak/>
+        <w:t>Journey #2: Catalog Lifecycle Management</w:t>
       </w:r>
     </w:p>
     <w:p>
       <w:pPr>
         <w:numPr>
           <w:ilvl w:val="0"/>
-          <w:numId w:val="24"/>
+          <w:numId w:val="23"/>
         </w:numPr>
         <w:rPr>
           <w:rFonts w:asciiTheme="majorBidi" w:hAnsiTheme="majorBidi" w:cstheme="majorBidi"/>
@@ -12296,9 +11915,41 @@
           <w:szCs w:val="32"/>
           <w:cs/>
         </w:rPr>
-        <w:t>จุดประสงค์:</w:t>
-      </w:r>
-      <w:r>
+        <w:t>จุดประสงค์</w:t>
+      </w:r>
+      <w:r>
+        <w:rPr>
+          <w:rFonts w:asciiTheme="majorBidi" w:hAnsiTheme="majorBidi" w:cstheme="majorBidi"/>
+          <w:sz w:val="32"/>
+          <w:szCs w:val="32"/>
+          <w:cs/>
+        </w:rPr>
+        <w:t>:</w:t>
+      </w:r>
+      <w:r>
+        <w:rPr>
+          <w:rFonts w:asciiTheme="majorBidi" w:hAnsiTheme="majorBidi" w:cstheme="majorBidi"/>
+          <w:sz w:val="32"/>
+          <w:szCs w:val="32"/>
+        </w:rPr>
+        <w:t xml:space="preserve"> </w:t>
+      </w:r>
+      <w:r>
+        <w:rPr>
+          <w:rFonts w:asciiTheme="majorBidi" w:hAnsiTheme="majorBidi" w:cstheme="majorBidi"/>
+          <w:sz w:val="32"/>
+          <w:szCs w:val="32"/>
+          <w:cs/>
+        </w:rPr>
+        <w:t>เพื่อทดสอบวงจรชีวิตของหนังสือ ตั้งแต่การนำเข้าจนถึงการลบออกจากระบบ</w:t>
+      </w:r>
+    </w:p>
+    <w:p>
+      <w:pPr>
+        <w:numPr>
+          <w:ilvl w:val="0"/>
+          <w:numId w:val="23"/>
+        </w:numPr>
         <w:rPr>
           <w:rFonts w:asciiTheme="majorBidi" w:hAnsiTheme="majorBidi" w:cstheme="majorBidi"/>
           <w:b/>
@@ -12306,29 +11957,6 @@
           <w:sz w:val="32"/>
           <w:szCs w:val="32"/>
         </w:rPr>
-        <w:t xml:space="preserve"> </w:t>
-      </w:r>
-      <w:r>
-        <w:rPr>
-          <w:rFonts w:asciiTheme="majorBidi" w:hAnsiTheme="majorBidi" w:cstheme="majorBidi"/>
-          <w:sz w:val="32"/>
-          <w:szCs w:val="32"/>
-          <w:cs/>
-        </w:rPr>
-        <w:t>เพื่อทดสอบการจัดการฐานข้อมูลสมาชิกและเงื่อนไขการระงับสิทธิ์</w:t>
-      </w:r>
-    </w:p>
-    <w:p>
-      <w:pPr>
-        <w:numPr>
-          <w:ilvl w:val="0"/>
-          <w:numId w:val="24"/>
-        </w:numPr>
-        <w:rPr>
-          <w:rFonts w:asciiTheme="majorBidi" w:hAnsiTheme="majorBidi" w:cstheme="majorBidi"/>
-          <w:sz w:val="32"/>
-          <w:szCs w:val="32"/>
-        </w:rPr>
       </w:pPr>
       <w:r>
         <w:rPr>
@@ -12346,7 +11974,7 @@
       <w:pPr>
         <w:numPr>
           <w:ilvl w:val="1"/>
-          <w:numId w:val="24"/>
+          <w:numId w:val="23"/>
         </w:numPr>
         <w:rPr>
           <w:rFonts w:asciiTheme="majorBidi" w:hAnsiTheme="majorBidi" w:cstheme="majorBidi"/>
@@ -12361,7 +11989,7 @@
           <w:szCs w:val="32"/>
           <w:cs/>
         </w:rPr>
-        <w:t>ลงทะเบียนสมาชิกใหม่ (</w:t>
+        <w:t>เพิ่มหนังสือใหม่ (</w:t>
       </w:r>
       <w:r>
         <w:rPr>
@@ -12369,7 +11997,7 @@
           <w:sz w:val="32"/>
           <w:szCs w:val="32"/>
         </w:rPr>
-        <w:t xml:space="preserve">Register Member) </w:t>
+        <w:t xml:space="preserve">Add Book) </w:t>
       </w:r>
       <w:r>
         <w:rPr>
@@ -12378,7 +12006,7 @@
           <w:szCs w:val="32"/>
           <w:cs/>
         </w:rPr>
-        <w:t>แยกตามประเภท (</w:t>
+        <w:t xml:space="preserve">พร้อมกรอกข้อมูล </w:t>
       </w:r>
       <w:r>
         <w:rPr>
@@ -12386,14 +12014,14 @@
           <w:sz w:val="32"/>
           <w:szCs w:val="32"/>
         </w:rPr>
-        <w:t>Student, Teacher, Public)</w:t>
+        <w:t>ISBN, Title, Author</w:t>
       </w:r>
     </w:p>
     <w:p>
       <w:pPr>
         <w:numPr>
           <w:ilvl w:val="1"/>
-          <w:numId w:val="24"/>
+          <w:numId w:val="23"/>
         </w:numPr>
         <w:rPr>
           <w:rFonts w:asciiTheme="majorBidi" w:hAnsiTheme="majorBidi" w:cstheme="majorBidi"/>
@@ -12408,7 +12036,7 @@
           <w:szCs w:val="32"/>
           <w:cs/>
         </w:rPr>
-        <w:t xml:space="preserve">แก้ไขสถานะสมาชิกเป็น </w:t>
+        <w:t>ค้นหาหนังสือที่เพิ่งเพิ่ม (</w:t>
       </w:r>
       <w:r>
         <w:rPr>
@@ -12416,7 +12044,7 @@
           <w:sz w:val="32"/>
           <w:szCs w:val="32"/>
         </w:rPr>
-        <w:t>'Suspended' (</w:t>
+        <w:t xml:space="preserve">Search) </w:t>
       </w:r>
       <w:r>
         <w:rPr>
@@ -12425,14 +12053,31 @@
           <w:szCs w:val="32"/>
           <w:cs/>
         </w:rPr>
-        <w:t>ระงับการใช้งาน)</w:t>
+        <w:t xml:space="preserve">เพื่อตรวจสอบว่าข้อมูลลง </w:t>
+      </w:r>
+      <w:r>
+        <w:rPr>
+          <w:rFonts w:asciiTheme="majorBidi" w:hAnsiTheme="majorBidi" w:cstheme="majorBidi"/>
+          <w:sz w:val="32"/>
+          <w:szCs w:val="32"/>
+        </w:rPr>
+        <w:t xml:space="preserve">Database </w:t>
+      </w:r>
+      <w:r>
+        <w:rPr>
+          <w:rFonts w:asciiTheme="majorBidi" w:hAnsiTheme="majorBidi" w:cstheme="majorBidi"/>
+          <w:sz w:val="32"/>
+          <w:szCs w:val="32"/>
+          <w:cs/>
+        </w:rPr>
+        <w:t>จริงหรือไม่</w:t>
       </w:r>
     </w:p>
     <w:p>
       <w:pPr>
         <w:numPr>
           <w:ilvl w:val="1"/>
-          <w:numId w:val="24"/>
+          <w:numId w:val="23"/>
         </w:numPr>
         <w:rPr>
           <w:rFonts w:asciiTheme="majorBidi" w:hAnsiTheme="majorBidi" w:cstheme="majorBidi"/>
@@ -12447,7 +12092,7 @@
           <w:szCs w:val="32"/>
           <w:cs/>
         </w:rPr>
-        <w:t>ทดสอบการค้นหาสมาชิกด้วยรหัส (</w:t>
+        <w:t>แก้ไขข้อมูลหนังสือ (</w:t>
       </w:r>
       <w:r>
         <w:rPr>
@@ -12455,14 +12100,62 @@
           <w:sz w:val="32"/>
           <w:szCs w:val="32"/>
         </w:rPr>
-        <w:t>Member Code)</w:t>
+        <w:t xml:space="preserve">Edit) </w:t>
+      </w:r>
+      <w:r>
+        <w:rPr>
+          <w:rFonts w:asciiTheme="majorBidi" w:hAnsiTheme="majorBidi" w:cstheme="majorBidi"/>
+          <w:sz w:val="32"/>
+          <w:szCs w:val="32"/>
+          <w:cs/>
+        </w:rPr>
+        <w:t>และตรวจสอบความถูกต้องหลังบันทึก</w:t>
       </w:r>
     </w:p>
     <w:p>
       <w:pPr>
         <w:numPr>
+          <w:ilvl w:val="1"/>
+          <w:numId w:val="23"/>
+        </w:numPr>
+        <w:rPr>
+          <w:rFonts w:asciiTheme="majorBidi" w:hAnsiTheme="majorBidi" w:cstheme="majorBidi"/>
+          <w:sz w:val="32"/>
+          <w:szCs w:val="32"/>
+        </w:rPr>
+      </w:pPr>
+      <w:r>
+        <w:rPr>
+          <w:rFonts w:asciiTheme="majorBidi" w:hAnsiTheme="majorBidi" w:cstheme="majorBidi"/>
+          <w:sz w:val="32"/>
+          <w:szCs w:val="32"/>
+          <w:cs/>
+        </w:rPr>
+        <w:t>ลบหนังสือ (</w:t>
+      </w:r>
+      <w:r>
+        <w:rPr>
+          <w:rFonts w:asciiTheme="majorBidi" w:hAnsiTheme="majorBidi" w:cstheme="majorBidi"/>
+          <w:sz w:val="32"/>
+          <w:szCs w:val="32"/>
+        </w:rPr>
+        <w:t xml:space="preserve">Delete) </w:t>
+      </w:r>
+      <w:r>
+        <w:rPr>
+          <w:rFonts w:asciiTheme="majorBidi" w:hAnsiTheme="majorBidi" w:cstheme="majorBidi"/>
+          <w:sz w:val="32"/>
+          <w:szCs w:val="32"/>
+          <w:cs/>
+        </w:rPr>
+        <w:t>และยืนยันการหายไปของข้อมูลในตาราง</w:t>
+      </w:r>
+    </w:p>
+    <w:p>
+      <w:pPr>
+        <w:numPr>
           <w:ilvl w:val="0"/>
-          <w:numId w:val="24"/>
+          <w:numId w:val="23"/>
         </w:numPr>
         <w:rPr>
           <w:rFonts w:asciiTheme="majorBidi" w:hAnsiTheme="majorBidi" w:cstheme="majorBidi"/>
@@ -12505,7 +12198,58 @@
           <w:szCs w:val="32"/>
           <w:cs/>
         </w:rPr>
-        <w:t>ระบบต้องรองรับประเภทสมาชิกที่หลากหลาย และสามารถเปลี่ยนสถานะสมาชิกได้จริง</w:t>
+        <w:t xml:space="preserve">ข้อมูลในตารางหน้า </w:t>
+      </w:r>
+      <w:r>
+        <w:rPr>
+          <w:rFonts w:asciiTheme="majorBidi" w:hAnsiTheme="majorBidi" w:cstheme="majorBidi"/>
+          <w:sz w:val="32"/>
+          <w:szCs w:val="32"/>
+        </w:rPr>
+        <w:t xml:space="preserve">UI </w:t>
+      </w:r>
+      <w:r>
+        <w:rPr>
+          <w:rFonts w:asciiTheme="majorBidi" w:hAnsiTheme="majorBidi" w:cstheme="majorBidi"/>
+          <w:sz w:val="32"/>
+          <w:szCs w:val="32"/>
+          <w:cs/>
+        </w:rPr>
+        <w:t xml:space="preserve">ต้อง </w:t>
+      </w:r>
+      <w:r>
+        <w:rPr>
+          <w:rFonts w:asciiTheme="majorBidi" w:hAnsiTheme="majorBidi" w:cstheme="majorBidi"/>
+          <w:sz w:val="32"/>
+          <w:szCs w:val="32"/>
+        </w:rPr>
+        <w:t xml:space="preserve">Sync </w:t>
+      </w:r>
+      <w:r>
+        <w:rPr>
+          <w:rFonts w:asciiTheme="majorBidi" w:hAnsiTheme="majorBidi" w:cstheme="majorBidi"/>
+          <w:sz w:val="32"/>
+          <w:szCs w:val="32"/>
+          <w:cs/>
+        </w:rPr>
+        <w:t xml:space="preserve">กับคำสั่ง </w:t>
+      </w:r>
+      <w:r>
+        <w:rPr>
+          <w:rFonts w:asciiTheme="majorBidi" w:hAnsiTheme="majorBidi" w:cstheme="majorBidi"/>
+          <w:sz w:val="32"/>
+          <w:szCs w:val="32"/>
+        </w:rPr>
+        <w:t xml:space="preserve">CRUD </w:t>
+      </w:r>
+      <w:r>
+        <w:rPr>
+          <w:rFonts w:asciiTheme="majorBidi" w:hAnsiTheme="majorBidi" w:cstheme="majorBidi"/>
+          <w:sz w:val="32"/>
+          <w:szCs w:val="32"/>
+          <w:cs/>
+        </w:rPr>
+        <w:t>ทันที</w:t>
       </w:r>
     </w:p>
     <w:p>
@@ -12519,7 +12263,10 @@
           <w:szCs w:val="36"/>
         </w:rPr>
       </w:pPr>
-      <w:r>
+    </w:p>
+    <w:p>
+      <w:pPr>
+        <w:ind w:left="360"/>
         <w:rPr>
           <w:rFonts w:asciiTheme="majorBidi" w:hAnsiTheme="majorBidi" w:cstheme="majorBidi"/>
           <w:b/>
@@ -12527,7 +12274,282 @@
           <w:sz w:val="36"/>
           <w:szCs w:val="36"/>
         </w:rPr>
-        <w:lastRenderedPageBreak/>
+      </w:pPr>
+      <w:r>
+        <w:rPr>
+          <w:rFonts w:asciiTheme="majorBidi" w:hAnsiTheme="majorBidi" w:cstheme="majorBidi"/>
+          <w:b/>
+          <w:bCs/>
+          <w:sz w:val="36"/>
+          <w:szCs w:val="36"/>
+        </w:rPr>
+        <w:t>Journey #3: Member Management and Restrictions</w:t>
+      </w:r>
+    </w:p>
+    <w:p>
+      <w:pPr>
+        <w:numPr>
+          <w:ilvl w:val="0"/>
+          <w:numId w:val="24"/>
+        </w:numPr>
+        <w:rPr>
+          <w:rFonts w:asciiTheme="majorBidi" w:hAnsiTheme="majorBidi" w:cstheme="majorBidi"/>
+          <w:sz w:val="32"/>
+          <w:szCs w:val="32"/>
+        </w:rPr>
+      </w:pPr>
+      <w:r>
+        <w:rPr>
+          <w:rFonts w:asciiTheme="majorBidi" w:hAnsiTheme="majorBidi" w:cstheme="majorBidi"/>
+          <w:b/>
+          <w:bCs/>
+          <w:sz w:val="32"/>
+          <w:szCs w:val="32"/>
+          <w:cs/>
+        </w:rPr>
+        <w:t>จุดประสงค์:</w:t>
+      </w:r>
+      <w:r>
+        <w:rPr>
+          <w:rFonts w:asciiTheme="majorBidi" w:hAnsiTheme="majorBidi" w:cstheme="majorBidi"/>
+          <w:b/>
+          <w:bCs/>
+          <w:sz w:val="32"/>
+          <w:szCs w:val="32"/>
+        </w:rPr>
+        <w:t xml:space="preserve"> </w:t>
+      </w:r>
+      <w:r>
+        <w:rPr>
+          <w:rFonts w:asciiTheme="majorBidi" w:hAnsiTheme="majorBidi" w:cstheme="majorBidi"/>
+          <w:sz w:val="32"/>
+          <w:szCs w:val="32"/>
+          <w:cs/>
+        </w:rPr>
+        <w:t>เพื่อทดสอบการจัดการฐานข้อมูลสมาชิกและเงื่อนไขการระงับสิทธิ์</w:t>
+      </w:r>
+    </w:p>
+    <w:p>
+      <w:pPr>
+        <w:numPr>
+          <w:ilvl w:val="0"/>
+          <w:numId w:val="24"/>
+        </w:numPr>
+        <w:rPr>
+          <w:rFonts w:asciiTheme="majorBidi" w:hAnsiTheme="majorBidi" w:cstheme="majorBidi"/>
+          <w:sz w:val="32"/>
+          <w:szCs w:val="32"/>
+        </w:rPr>
+      </w:pPr>
+      <w:r>
+        <w:rPr>
+          <w:rFonts w:asciiTheme="majorBidi" w:hAnsiTheme="majorBidi" w:cstheme="majorBidi"/>
+          <w:b/>
+          <w:bCs/>
+          <w:sz w:val="32"/>
+          <w:szCs w:val="32"/>
+          <w:cs/>
+        </w:rPr>
+        <w:t>รายละเอียดขั้นตอน:</w:t>
+      </w:r>
+    </w:p>
+    <w:p>
+      <w:pPr>
+        <w:numPr>
+          <w:ilvl w:val="1"/>
+          <w:numId w:val="24"/>
+        </w:numPr>
+        <w:rPr>
+          <w:rFonts w:asciiTheme="majorBidi" w:hAnsiTheme="majorBidi" w:cstheme="majorBidi"/>
+          <w:sz w:val="32"/>
+          <w:szCs w:val="32"/>
+        </w:rPr>
+      </w:pPr>
+      <w:r>
+        <w:rPr>
+          <w:rFonts w:asciiTheme="majorBidi" w:hAnsiTheme="majorBidi" w:cstheme="majorBidi"/>
+          <w:sz w:val="32"/>
+          <w:szCs w:val="32"/>
+          <w:cs/>
+        </w:rPr>
+        <w:t>ลงทะเบียนสมาชิกใหม่ (</w:t>
+      </w:r>
+      <w:r>
+        <w:rPr>
+          <w:rFonts w:asciiTheme="majorBidi" w:hAnsiTheme="majorBidi" w:cstheme="majorBidi"/>
+          <w:sz w:val="32"/>
+          <w:szCs w:val="32"/>
+        </w:rPr>
+        <w:t xml:space="preserve">Register Member) </w:t>
+      </w:r>
+      <w:r>
+        <w:rPr>
+          <w:rFonts w:asciiTheme="majorBidi" w:hAnsiTheme="majorBidi" w:cstheme="majorBidi"/>
+          <w:sz w:val="32"/>
+          <w:szCs w:val="32"/>
+          <w:cs/>
+        </w:rPr>
+        <w:t>แยกตามประเภท (</w:t>
+      </w:r>
+      <w:r>
+        <w:rPr>
+          <w:rFonts w:asciiTheme="majorBidi" w:hAnsiTheme="majorBidi" w:cstheme="majorBidi"/>
+          <w:sz w:val="32"/>
+          <w:szCs w:val="32"/>
+        </w:rPr>
+        <w:t>Student, Teacher, Public)</w:t>
+      </w:r>
+    </w:p>
+    <w:p>
+      <w:pPr>
+        <w:numPr>
+          <w:ilvl w:val="1"/>
+          <w:numId w:val="24"/>
+        </w:numPr>
+        <w:rPr>
+          <w:rFonts w:asciiTheme="majorBidi" w:hAnsiTheme="majorBidi" w:cstheme="majorBidi"/>
+          <w:sz w:val="32"/>
+          <w:szCs w:val="32"/>
+        </w:rPr>
+      </w:pPr>
+      <w:r>
+        <w:rPr>
+          <w:rFonts w:asciiTheme="majorBidi" w:hAnsiTheme="majorBidi" w:cstheme="majorBidi"/>
+          <w:sz w:val="32"/>
+          <w:szCs w:val="32"/>
+          <w:cs/>
+        </w:rPr>
+        <w:t xml:space="preserve">แก้ไขสถานะสมาชิกเป็น </w:t>
+      </w:r>
+      <w:r>
+        <w:rPr>
+          <w:rFonts w:asciiTheme="majorBidi" w:hAnsiTheme="majorBidi" w:cstheme="majorBidi"/>
+          <w:sz w:val="32"/>
+          <w:szCs w:val="32"/>
+        </w:rPr>
+        <w:t>'Suspended' (</w:t>
+      </w:r>
+      <w:r>
+        <w:rPr>
+          <w:rFonts w:asciiTheme="majorBidi" w:hAnsiTheme="majorBidi" w:cstheme="majorBidi"/>
+          <w:sz w:val="32"/>
+          <w:szCs w:val="32"/>
+          <w:cs/>
+        </w:rPr>
+        <w:t>ระงับการใช้งาน)</w:t>
+      </w:r>
+    </w:p>
+    <w:p>
+      <w:pPr>
+        <w:numPr>
+          <w:ilvl w:val="1"/>
+          <w:numId w:val="24"/>
+        </w:numPr>
+        <w:rPr>
+          <w:rFonts w:asciiTheme="majorBidi" w:hAnsiTheme="majorBidi" w:cstheme="majorBidi"/>
+          <w:sz w:val="32"/>
+          <w:szCs w:val="32"/>
+        </w:rPr>
+      </w:pPr>
+      <w:r>
+        <w:rPr>
+          <w:rFonts w:asciiTheme="majorBidi" w:hAnsiTheme="majorBidi" w:cstheme="majorBidi"/>
+          <w:sz w:val="32"/>
+          <w:szCs w:val="32"/>
+          <w:cs/>
+        </w:rPr>
+        <w:t>ทดสอบการค้นหาสมาชิกด้วยรหัส (</w:t>
+      </w:r>
+      <w:r>
+        <w:rPr>
+          <w:rFonts w:asciiTheme="majorBidi" w:hAnsiTheme="majorBidi" w:cstheme="majorBidi"/>
+          <w:sz w:val="32"/>
+          <w:szCs w:val="32"/>
+        </w:rPr>
+        <w:t>Member Code)</w:t>
+      </w:r>
+    </w:p>
+    <w:p>
+      <w:pPr>
+        <w:numPr>
+          <w:ilvl w:val="0"/>
+          <w:numId w:val="24"/>
+        </w:numPr>
+        <w:rPr>
+          <w:rFonts w:asciiTheme="majorBidi" w:hAnsiTheme="majorBidi" w:cstheme="majorBidi"/>
+          <w:sz w:val="32"/>
+          <w:szCs w:val="32"/>
+        </w:rPr>
+      </w:pPr>
+      <w:r>
+        <w:rPr>
+          <w:rFonts w:asciiTheme="majorBidi" w:hAnsiTheme="majorBidi" w:cstheme="majorBidi"/>
+          <w:b/>
+          <w:bCs/>
+          <w:sz w:val="32"/>
+          <w:szCs w:val="32"/>
+          <w:cs/>
+        </w:rPr>
+        <w:t>เกณฑ์การผ่าน</w:t>
+      </w:r>
+      <w:r>
+        <w:rPr>
+          <w:rFonts w:asciiTheme="majorBidi" w:hAnsiTheme="majorBidi" w:cstheme="majorBidi"/>
+          <w:sz w:val="32"/>
+          <w:szCs w:val="32"/>
+          <w:cs/>
+        </w:rPr>
+        <w:t>:</w:t>
+      </w:r>
+      <w:r>
+        <w:rPr>
+          <w:rFonts w:asciiTheme="majorBidi" w:hAnsiTheme="majorBidi" w:cstheme="majorBidi"/>
+          <w:sz w:val="32"/>
+          <w:szCs w:val="32"/>
+        </w:rPr>
+        <w:t xml:space="preserve"> </w:t>
+      </w:r>
+      <w:r>
+        <w:rPr>
+          <w:rFonts w:asciiTheme="majorBidi" w:hAnsiTheme="majorBidi" w:cstheme="majorBidi"/>
+          <w:sz w:val="32"/>
+          <w:szCs w:val="32"/>
+          <w:cs/>
+        </w:rPr>
+        <w:t>ระบบต้องรองรับประเภทสมาชิกที่หลากหลาย และสามารถเปลี่ยนสถานะสมาชิกได้จริง</w:t>
+      </w:r>
+    </w:p>
+    <w:p>
+      <w:pPr>
+        <w:ind w:left="360"/>
+        <w:rPr>
+          <w:rFonts w:asciiTheme="majorBidi" w:hAnsiTheme="majorBidi" w:cstheme="majorBidi"/>
+          <w:b/>
+          <w:bCs/>
+          <w:sz w:val="36"/>
+          <w:szCs w:val="36"/>
+        </w:rPr>
+      </w:pPr>
+    </w:p>
+    <w:p>
+      <w:pPr>
+        <w:ind w:left="360"/>
+        <w:rPr>
+          <w:rFonts w:asciiTheme="majorBidi" w:hAnsiTheme="majorBidi" w:cstheme="majorBidi"/>
+          <w:b/>
+          <w:bCs/>
+          <w:sz w:val="36"/>
+          <w:szCs w:val="36"/>
+        </w:rPr>
+      </w:pPr>
+      <w:r>
+        <w:rPr>
+          <w:rFonts w:asciiTheme="majorBidi" w:hAnsiTheme="majorBidi" w:cstheme="majorBidi"/>
+          <w:b/>
+          <w:bCs/>
+          <w:sz w:val="36"/>
+          <w:szCs w:val="36"/>
+        </w:rPr>
         <w:t>Journey #4: Core Transaction (Borrowing and Returning)</w:t>
       </w:r>
     </w:p>
@@ -12738,6 +12760,7 @@
           <w:szCs w:val="32"/>
           <w:cs/>
         </w:rPr>
+        <w:lastRenderedPageBreak/>
         <w:t>ทำรายการคืนหนังสือ (</w:t>
       </w:r>
       <w:r>
@@ -12862,6 +12885,17 @@
         </w:rPr>
         <w:t>ต้องสอดคล้องกัน</w:t>
       </w:r>
+    </w:p>
+    <w:p>
+      <w:pPr>
+        <w:rPr>
+          <w:rFonts w:asciiTheme="majorBidi" w:hAnsiTheme="majorBidi" w:cstheme="majorBidi"/>
+          <w:b/>
+          <w:bCs/>
+          <w:sz w:val="36"/>
+          <w:szCs w:val="36"/>
+        </w:rPr>
+      </w:pPr>
     </w:p>
     <w:p>
       <w:pPr>
@@ -13270,8 +13304,8 @@
         <w:tblLook w:val="04A0" w:firstRow="1" w:lastRow="0" w:firstColumn="1" w:lastColumn="0" w:noHBand="0" w:noVBand="1"/>
       </w:tblPr>
       <w:tblGrid>
-        <w:gridCol w:w="2411"/>
-        <w:gridCol w:w="6939"/>
+        <w:gridCol w:w="2604"/>
+        <w:gridCol w:w="7852"/>
       </w:tblGrid>
       <w:tr>
         <w:trPr>
@@ -14759,14 +14793,34 @@
                 <w:szCs w:val="32"/>
               </w:rPr>
             </w:pPr>
-            <w:r>
-              <w:rPr>
-                <w:rFonts w:asciiTheme="majorBidi" w:hAnsiTheme="majorBidi" w:cstheme="majorBidi"/>
-                <w:sz w:val="32"/>
-                <w:szCs w:val="32"/>
-              </w:rPr>
-              <w:t>ระบบไม่อนุญาตให้เข้าสู่ระบบ และแสดงข้อความแจ้งเตือน</w:t>
-            </w:r>
+            <w:proofErr w:type="spellStart"/>
+            <w:r>
+              <w:rPr>
+                <w:rFonts w:asciiTheme="majorBidi" w:hAnsiTheme="majorBidi" w:cstheme="majorBidi"/>
+                <w:sz w:val="32"/>
+                <w:szCs w:val="32"/>
+              </w:rPr>
+              <w:t>ระบบอนุญาตให้เข้าสู่ระบบ</w:t>
+            </w:r>
+            <w:proofErr w:type="spellEnd"/>
+            <w:r>
+              <w:rPr>
+                <w:rFonts w:asciiTheme="majorBidi" w:hAnsiTheme="majorBidi" w:cstheme="majorBidi"/>
+                <w:sz w:val="32"/>
+                <w:szCs w:val="32"/>
+              </w:rPr>
+              <w:t xml:space="preserve"> </w:t>
+            </w:r>
+            <w:proofErr w:type="spellStart"/>
+            <w:r>
+              <w:rPr>
+                <w:rFonts w:asciiTheme="majorBidi" w:hAnsiTheme="majorBidi" w:cstheme="majorBidi"/>
+                <w:sz w:val="32"/>
+                <w:szCs w:val="32"/>
+              </w:rPr>
+              <w:t>และแสดงข้อความแจ้งเตือน</w:t>
+            </w:r>
+            <w:proofErr w:type="spellEnd"/>
           </w:p>
         </w:tc>
         <w:tc>
@@ -15052,14 +15106,34 @@
                 <w:szCs w:val="32"/>
               </w:rPr>
             </w:pPr>
-            <w:r>
-              <w:rPr>
-                <w:rFonts w:asciiTheme="majorBidi" w:hAnsiTheme="majorBidi" w:cstheme="majorBidi"/>
-                <w:sz w:val="32"/>
-                <w:szCs w:val="32"/>
-              </w:rPr>
-              <w:t>ระบบไม่อนุญาตให้เข้าสู่ระบบ และแสดงข้อความแจ้งเตือน</w:t>
-            </w:r>
+            <w:proofErr w:type="spellStart"/>
+            <w:r>
+              <w:rPr>
+                <w:rFonts w:asciiTheme="majorBidi" w:hAnsiTheme="majorBidi" w:cstheme="majorBidi"/>
+                <w:sz w:val="32"/>
+                <w:szCs w:val="32"/>
+              </w:rPr>
+              <w:t>ระบบอนุญาตให้เข้าสู่ระบบ</w:t>
+            </w:r>
+            <w:proofErr w:type="spellEnd"/>
+            <w:r>
+              <w:rPr>
+                <w:rFonts w:asciiTheme="majorBidi" w:hAnsiTheme="majorBidi" w:cstheme="majorBidi"/>
+                <w:sz w:val="32"/>
+                <w:szCs w:val="32"/>
+              </w:rPr>
+              <w:t xml:space="preserve"> </w:t>
+            </w:r>
+            <w:proofErr w:type="spellStart"/>
+            <w:r>
+              <w:rPr>
+                <w:rFonts w:asciiTheme="majorBidi" w:hAnsiTheme="majorBidi" w:cstheme="majorBidi"/>
+                <w:sz w:val="32"/>
+                <w:szCs w:val="32"/>
+              </w:rPr>
+              <w:t>และแสดงข้อความแจ้งเตือน</w:t>
+            </w:r>
+            <w:proofErr w:type="spellEnd"/>
           </w:p>
         </w:tc>
         <w:tc>
@@ -15428,7 +15502,6 @@
                 <w:sz w:val="32"/>
                 <w:szCs w:val="32"/>
               </w:rPr>
-              <w:lastRenderedPageBreak/>
               <w:t>TC-04</w:t>
             </w:r>
           </w:p>
@@ -15713,6 +15786,7 @@
                 <w:sz w:val="32"/>
                 <w:szCs w:val="32"/>
               </w:rPr>
+              <w:lastRenderedPageBreak/>
               <w:t>TC-05</w:t>
             </w:r>
           </w:p>
@@ -16635,7 +16709,6 @@
                 <w:sz w:val="32"/>
                 <w:szCs w:val="32"/>
               </w:rPr>
-              <w:lastRenderedPageBreak/>
               <w:t>TC-09</w:t>
             </w:r>
           </w:p>
@@ -16937,6 +17010,7 @@
                 <w:sz w:val="32"/>
                 <w:szCs w:val="32"/>
               </w:rPr>
+              <w:lastRenderedPageBreak/>
               <w:t>TC-10</w:t>
             </w:r>
           </w:p>
@@ -17748,7 +17822,6 @@
                 <w:sz w:val="32"/>
                 <w:szCs w:val="32"/>
               </w:rPr>
-              <w:lastRenderedPageBreak/>
               <w:t>TC-13</w:t>
             </w:r>
           </w:p>
@@ -18095,6 +18168,14 @@
                 <w:szCs w:val="32"/>
               </w:rPr>
               <w:br/>
+            </w:r>
+            <w:r>
+              <w:rPr>
+                <w:rFonts w:asciiTheme="majorBidi" w:hAnsiTheme="majorBidi" w:cstheme="majorBidi"/>
+                <w:sz w:val="32"/>
+                <w:szCs w:val="32"/>
+              </w:rPr>
+              <w:lastRenderedPageBreak/>
               <w:t xml:space="preserve">2. </w:t>
             </w:r>
             <w:r>
@@ -18160,6 +18241,7 @@
                 <w:szCs w:val="32"/>
                 <w:cs/>
               </w:rPr>
+              <w:lastRenderedPageBreak/>
               <w:t>ตารางต้องแสดงเฉพาะรายชื่อหนังสือที่ตรงกับคำค้นหา</w:t>
             </w:r>
           </w:p>
@@ -19007,7 +19089,6 @@
                 <w:sz w:val="32"/>
                 <w:szCs w:val="32"/>
               </w:rPr>
-              <w:lastRenderedPageBreak/>
               <w:t>TC-18</w:t>
             </w:r>
           </w:p>
@@ -19510,6 +19591,7 @@
                 <w:sz w:val="32"/>
                 <w:szCs w:val="32"/>
               </w:rPr>
+              <w:lastRenderedPageBreak/>
               <w:t>TC-20</w:t>
             </w:r>
           </w:p>
@@ -19864,16 +19946,7 @@
                 <w:sz w:val="32"/>
                 <w:szCs w:val="32"/>
               </w:rPr>
-              <w:t xml:space="preserve">Code, </w:t>
-            </w:r>
-            <w:r>
-              <w:rPr>
-                <w:rFonts w:asciiTheme="majorBidi" w:hAnsiTheme="majorBidi" w:cstheme="majorBidi"/>
-                <w:sz w:val="32"/>
-                <w:szCs w:val="32"/>
-              </w:rPr>
-              <w:lastRenderedPageBreak/>
-              <w:t>Name, Type)</w:t>
+              <w:t>Code, Name, Type)</w:t>
             </w:r>
             <w:r>
               <w:rPr>
@@ -19930,7 +20003,6 @@
                 <w:szCs w:val="32"/>
                 <w:cs/>
               </w:rPr>
-              <w:lastRenderedPageBreak/>
               <w:t>ข้อมูลสมาชิกใหม่ต้องปรากฏในตาราง และมีสถานะเริ่มต้นเป็น</w:t>
             </w:r>
             <w:r>
@@ -20642,6 +20714,14 @@
                 <w:szCs w:val="32"/>
               </w:rPr>
               <w:br/>
+            </w:r>
+            <w:r>
+              <w:rPr>
+                <w:rFonts w:asciiTheme="majorBidi" w:hAnsiTheme="majorBidi" w:cstheme="majorBidi"/>
+                <w:sz w:val="32"/>
+                <w:szCs w:val="32"/>
+              </w:rPr>
+              <w:lastRenderedPageBreak/>
               <w:t xml:space="preserve">2. </w:t>
             </w:r>
             <w:r>
@@ -20699,7 +20779,18 @@
                 <w:szCs w:val="32"/>
                 <w:cs/>
               </w:rPr>
-              <w:t xml:space="preserve">ระบบควรตั้งค่าจำนวนหนังสือสูงสุดที่ยืมได้ตามประเภท (เช่น </w:t>
+              <w:lastRenderedPageBreak/>
+              <w:t>ระบบควรตั้งค่าจำนวนหนังสือสูงสุดที่ยืมได้ตาม</w:t>
+            </w:r>
+            <w:r>
+              <w:rPr>
+                <w:rFonts w:asciiTheme="majorBidi" w:hAnsiTheme="majorBidi" w:cstheme="majorBidi"/>
+                <w:sz w:val="32"/>
+                <w:szCs w:val="32"/>
+                <w:cs/>
+              </w:rPr>
+              <w:lastRenderedPageBreak/>
+              <w:t xml:space="preserve">ประเภท (เช่น </w:t>
             </w:r>
             <w:r>
               <w:rPr>
@@ -20746,6 +20837,7 @@
                 <w:sz w:val="32"/>
                 <w:szCs w:val="32"/>
               </w:rPr>
+              <w:lastRenderedPageBreak/>
               <w:t>ระบบยอมให้ผู้ใช้กรอกค่า Max Books ของ Student เกิน 3 เล่ม และบันทึกลงฐานข้อมูลได้</w:t>
             </w:r>
           </w:p>
@@ -21074,7 +21166,6 @@
                 <w:sz w:val="32"/>
                 <w:szCs w:val="32"/>
               </w:rPr>
-              <w:lastRenderedPageBreak/>
               <w:t>TC-26</w:t>
             </w:r>
           </w:p>
@@ -21911,6 +22002,7 @@
                 <w:sz w:val="32"/>
                 <w:szCs w:val="32"/>
               </w:rPr>
+              <w:lastRenderedPageBreak/>
               <w:t>TC-29</w:t>
             </w:r>
           </w:p>
@@ -22145,7 +22237,6 @@
                 <w:sz w:val="32"/>
                 <w:szCs w:val="32"/>
               </w:rPr>
-              <w:lastRenderedPageBreak/>
               <w:t>TC-30</w:t>
             </w:r>
           </w:p>
@@ -24495,17 +24586,7 @@
                 <w:szCs w:val="32"/>
                 <w:cs/>
               </w:rPr>
-              <w:t>ขยายเวลา) ในรายการ</w:t>
-            </w:r>
-            <w:r>
-              <w:rPr>
-                <w:rFonts w:asciiTheme="majorBidi" w:hAnsiTheme="majorBidi" w:cstheme="majorBidi"/>
-                <w:sz w:val="32"/>
-                <w:szCs w:val="32"/>
-                <w:cs/>
-              </w:rPr>
-              <w:lastRenderedPageBreak/>
-              <w:t>ยืม</w:t>
+              <w:t>ขยายเวลา) ในรายการยืม</w:t>
             </w:r>
             <w:r>
               <w:rPr>
@@ -24554,7 +24635,6 @@
                 <w:szCs w:val="32"/>
                 <w:cs/>
               </w:rPr>
-              <w:lastRenderedPageBreak/>
               <w:t xml:space="preserve">ระบบต้องอัปเดต </w:t>
             </w:r>
             <w:r>
@@ -24572,17 +24652,7 @@
                 <w:szCs w:val="32"/>
                 <w:cs/>
               </w:rPr>
-              <w:t>ใหม่ในฐานข้อมูล</w:t>
-            </w:r>
-            <w:r>
-              <w:rPr>
-                <w:rFonts w:asciiTheme="majorBidi" w:hAnsiTheme="majorBidi" w:cstheme="majorBidi"/>
-                <w:sz w:val="32"/>
-                <w:szCs w:val="32"/>
-                <w:cs/>
-              </w:rPr>
-              <w:lastRenderedPageBreak/>
-              <w:t>และหน้าจอได้อย่างถูกต้อง</w:t>
+              <w:t>ใหม่ในฐานข้อมูลและหน้าจอได้อย่างถูกต้อง</w:t>
             </w:r>
           </w:p>
         </w:tc>
@@ -24612,7 +24682,6 @@
                 <w:sz w:val="32"/>
                 <w:szCs w:val="32"/>
               </w:rPr>
-              <w:lastRenderedPageBreak/>
               <w:t>ไม่พบปุ่ม 'Extend' บนหน้ารายการยืม</w:t>
             </w:r>
           </w:p>
@@ -24681,6 +24750,7 @@
                 <w:sz w:val="32"/>
                 <w:szCs w:val="32"/>
               </w:rPr>
+              <w:lastRenderedPageBreak/>
               <w:t>TC-40</w:t>
             </w:r>
           </w:p>
@@ -25956,7 +26026,6 @@
                 <w:sz w:val="32"/>
                 <w:szCs w:val="32"/>
               </w:rPr>
-              <w:lastRenderedPageBreak/>
               <w:t>TC-45</w:t>
             </w:r>
           </w:p>
@@ -26466,6 +26535,7 @@
                 <w:sz w:val="32"/>
                 <w:szCs w:val="32"/>
               </w:rPr>
+              <w:lastRenderedPageBreak/>
               <w:t>TC-47</w:t>
             </w:r>
           </w:p>
@@ -27343,11 +27413,30 @@
     <w:p>
       <w:pPr>
         <w:rPr>
+          <w:rFonts w:asciiTheme="majorBidi" w:hAnsiTheme="majorBidi" w:cstheme="majorBidi"/>
+          <w:sz w:val="32"/>
+          <w:szCs w:val="32"/>
+          <w:cs/>
+        </w:rPr>
+      </w:pPr>
+    </w:p>
+    <w:p>
+      <w:pPr>
+        <w:rPr>
           <w:rFonts w:asciiTheme="majorBidi" w:hAnsiTheme="majorBidi" w:cstheme="majorBidi" w:hint="cs"/>
           <w:sz w:val="32"/>
           <w:szCs w:val="32"/>
         </w:rPr>
       </w:pPr>
+      <w:r>
+        <w:rPr>
+          <w:rFonts w:asciiTheme="majorBidi" w:hAnsiTheme="majorBidi" w:cstheme="majorBidi"/>
+          <w:sz w:val="32"/>
+          <w:szCs w:val="32"/>
+          <w:cs/>
+        </w:rPr>
+        <w:br w:type="page"/>
+      </w:r>
     </w:p>
     <w:p>
       <w:pPr>
@@ -27359,6 +27448,7 @@
         </w:rPr>
       </w:pPr>
       <w:bookmarkStart w:id="20" w:name="_Toc226291814"/>
+      <w:proofErr w:type="spellStart"/>
       <w:r>
         <w:rPr>
           <w:rFonts w:ascii="Angsana New" w:eastAsia="Angsana New" w:hAnsi="Angsana New" w:cs="Angsana New"/>
@@ -27368,7 +27458,40 @@
           <w:szCs w:val="40"/>
         </w:rPr>
         <w:lastRenderedPageBreak/>
-        <w:t>บทที่ 5: รายงานข้อผิดพลาด (Bug Reports)</w:t>
+        <w:t>บทที่</w:t>
+      </w:r>
+      <w:proofErr w:type="spellEnd"/>
+      <w:r>
+        <w:rPr>
+          <w:rFonts w:ascii="Angsana New" w:eastAsia="Angsana New" w:hAnsi="Angsana New" w:cs="Angsana New"/>
+          <w:b/>
+          <w:bCs/>
+          <w:color w:val="auto"/>
+          <w:szCs w:val="40"/>
+        </w:rPr>
+        <w:t xml:space="preserve"> 5: </w:t>
+      </w:r>
+      <w:proofErr w:type="spellStart"/>
+      <w:r>
+        <w:rPr>
+          <w:rFonts w:ascii="Angsana New" w:eastAsia="Angsana New" w:hAnsi="Angsana New" w:cs="Angsana New"/>
+          <w:b/>
+          <w:bCs/>
+          <w:color w:val="auto"/>
+          <w:szCs w:val="40"/>
+        </w:rPr>
+        <w:t>รายงานข้อผิดพลาด</w:t>
+      </w:r>
+      <w:proofErr w:type="spellEnd"/>
+      <w:r>
+        <w:rPr>
+          <w:rFonts w:ascii="Angsana New" w:eastAsia="Angsana New" w:hAnsi="Angsana New" w:cs="Angsana New"/>
+          <w:b/>
+          <w:bCs/>
+          <w:color w:val="auto"/>
+          <w:szCs w:val="40"/>
+        </w:rPr>
+        <w:t xml:space="preserve"> (Bug Reports)</w:t>
       </w:r>
       <w:bookmarkEnd w:id="20"/>
     </w:p>
@@ -28291,6 +28414,23 @@
     </w:p>
     <w:p>
       <w:pPr>
+        <w:rPr>
+          <w:rFonts w:ascii="Angsana New" w:eastAsia="Angsana New" w:hAnsi="Angsana New" w:cs="Angsana New"/>
+          <w:sz w:val="32"/>
+          <w:szCs w:val="32"/>
+        </w:rPr>
+      </w:pPr>
+      <w:r>
+        <w:rPr>
+          <w:rFonts w:ascii="Angsana New" w:eastAsia="Angsana New" w:hAnsi="Angsana New" w:cs="Angsana New"/>
+          <w:sz w:val="32"/>
+          <w:szCs w:val="32"/>
+        </w:rPr>
+        <w:br w:type="page"/>
+      </w:r>
+    </w:p>
+    <w:p>
+      <w:pPr>
         <w:pStyle w:val="a9"/>
         <w:numPr>
           <w:ilvl w:val="1"/>
@@ -28549,93 +28689,20 @@
     </w:p>
     <w:p>
       <w:pPr>
-        <w:pStyle w:val="a9"/>
-        <w:ind w:left="2160"/>
-      </w:pPr>
-    </w:p>
-    <w:p>
-      <w:pPr>
-        <w:pStyle w:val="a9"/>
-        <w:ind w:left="2160"/>
-      </w:pPr>
-    </w:p>
-    <w:p>
-      <w:pPr>
-        <w:pStyle w:val="a9"/>
-        <w:ind w:left="2160"/>
-      </w:pPr>
-    </w:p>
-    <w:p>
-      <w:pPr>
-        <w:pStyle w:val="a9"/>
-        <w:ind w:left="2160"/>
-      </w:pPr>
-    </w:p>
-    <w:p>
-      <w:pPr>
-        <w:pStyle w:val="a9"/>
-        <w:ind w:left="2160"/>
-      </w:pPr>
-    </w:p>
-    <w:p>
-      <w:pPr>
-        <w:pStyle w:val="a9"/>
-        <w:ind w:left="2160"/>
-      </w:pPr>
-    </w:p>
-    <w:p>
-      <w:pPr>
-        <w:pStyle w:val="a9"/>
-        <w:ind w:left="2160"/>
-      </w:pPr>
-    </w:p>
-    <w:p>
-      <w:pPr>
-        <w:pStyle w:val="a9"/>
-        <w:ind w:left="2160"/>
-      </w:pPr>
-    </w:p>
-    <w:p>
-      <w:pPr>
-        <w:pStyle w:val="a9"/>
-        <w:ind w:left="2160"/>
-      </w:pPr>
-    </w:p>
-    <w:p>
-      <w:pPr>
-        <w:pStyle w:val="a9"/>
-        <w:ind w:left="2160"/>
-      </w:pPr>
-    </w:p>
-    <w:p>
-      <w:pPr>
-        <w:pStyle w:val="a9"/>
-        <w:ind w:left="2160"/>
-      </w:pPr>
-    </w:p>
-    <w:p>
-      <w:pPr>
-        <w:pStyle w:val="a9"/>
-        <w:ind w:left="2160"/>
-      </w:pPr>
-    </w:p>
-    <w:p>
-      <w:pPr>
-        <w:pStyle w:val="a9"/>
-        <w:ind w:left="2160"/>
-      </w:pPr>
-    </w:p>
-    <w:p>
-      <w:pPr>
-        <w:pStyle w:val="a9"/>
-        <w:ind w:left="2160"/>
-      </w:pPr>
-    </w:p>
-    <w:p>
-      <w:pPr>
-        <w:pStyle w:val="a9"/>
-        <w:ind w:left="2160"/>
-      </w:pPr>
+        <w:rPr>
+          <w:rFonts w:ascii="Angsana New" w:eastAsia="Angsana New" w:hAnsi="Angsana New" w:cs="Angsana New"/>
+          <w:sz w:val="32"/>
+          <w:szCs w:val="32"/>
+        </w:rPr>
+      </w:pPr>
+      <w:r>
+        <w:rPr>
+          <w:rFonts w:ascii="Angsana New" w:eastAsia="Angsana New" w:hAnsi="Angsana New" w:cs="Angsana New"/>
+          <w:sz w:val="32"/>
+          <w:szCs w:val="32"/>
+        </w:rPr>
+        <w:br w:type="page"/>
+      </w:r>
     </w:p>
     <w:p>
       <w:pPr>
@@ -28656,6 +28723,7 @@
           <w:sz w:val="32"/>
           <w:szCs w:val="32"/>
         </w:rPr>
+        <w:lastRenderedPageBreak/>
         <w:t>Bug ID: BUG-UI-002</w:t>
       </w:r>
     </w:p>
@@ -30037,7 +30105,6 @@
           <w:sz w:val="32"/>
           <w:szCs w:val="32"/>
         </w:rPr>
-        <w:lastRenderedPageBreak/>
         <w:t>4) Security (ความปลอดภัย)</w:t>
       </w:r>
     </w:p>
@@ -30083,6 +30150,7 @@
           <w:sz w:val="32"/>
           <w:szCs w:val="32"/>
         </w:rPr>
+        <w:lastRenderedPageBreak/>
         <w:t>5) Performance Efficiency (ประสิทธิภาพของระบบ)</w:t>
       </w:r>
     </w:p>
@@ -30254,7 +30322,6 @@
           <w:sz w:val="32"/>
           <w:szCs w:val="32"/>
         </w:rPr>
-        <w:lastRenderedPageBreak/>
         <w:t>แสดงให้เห็นว่าระบบมีความพร้อมในการใช้งานในระดับหนึ่ง อย่างไรก็ตาม ยังพบข้อผิดพลาดในบางส่วนของระบบ โดยเฉพาะฟีเจอร์ที่ยังพัฒนาไม่ครบ เช่น การค้นหาสมาชิก (Search Member), การขยายระยะเวลาการยืม (Extend), และการแสดงผลรายงาน (Reports)</w:t>
       </w:r>
     </w:p>
@@ -30357,6 +30424,7 @@
           <w:sz w:val="32"/>
           <w:szCs w:val="32"/>
         </w:rPr>
+        <w:lastRenderedPageBreak/>
         <w:t>ควรเพิ่มการตรวจสอบข้อมูล (Input Validation)</w:t>
       </w:r>
       <w:r>
@@ -30493,7 +30561,6 @@
           <w:sz w:val="32"/>
           <w:szCs w:val="32"/>
         </w:rPr>
-        <w:lastRenderedPageBreak/>
         <w:t>ควรมีการทดสอบเพิ่มเติมในสภาพแวดล้อมจริง (Production Environment)</w:t>
       </w:r>
       <w:r>
@@ -30967,8 +31034,8 @@
     <w:p/>
     <w:sectPr>
       <w:footerReference w:type="default" r:id="rId26"/>
-      <w:pgSz w:w="12240" w:h="15840"/>
-      <w:pgMar w:top="1440" w:right="1440" w:bottom="1440" w:left="1440" w:header="720" w:footer="720" w:gutter="0"/>
+      <w:pgSz w:w="11906" w:h="16838" w:code="9"/>
+      <w:pgMar w:top="720" w:right="720" w:bottom="720" w:left="720" w:header="720" w:footer="720" w:gutter="0"/>
       <w:pgNumType w:start="1"/>
       <w:cols w:space="720"/>
       <w:docGrid w:linePitch="360"/>
@@ -38283,6 +38350,10 @@
 </file>
 
 <file path=customXml/item1.xml><?xml version="1.0" encoding="utf-8"?>
+<b:Sources xmlns:b="http://schemas.openxmlformats.org/officeDocument/2006/bibliography" xmlns="http://schemas.openxmlformats.org/officeDocument/2006/bibliography" SelectedStyle="\APASixthEditionOfficeOnline.xsl" StyleName="APA" Version="6"/>
+</file>
+
+<file path=customXml/item2.xml><?xml version="1.0" encoding="utf-8"?>
 <p:properties xmlns:p="http://schemas.microsoft.com/office/2006/metadata/properties" xmlns:xsi="http://www.w3.org/2001/XMLSchema-instance" xmlns:pc="http://schemas.microsoft.com/office/infopath/2007/PartnerControls">
   <documentManagement>
     <_activity xmlns="d1d38ede-9d60-43de-b392-1c0d93d681a5" xsi:nil="true"/>
@@ -38290,11 +38361,16 @@
 </p:properties>
 </file>
 
-<file path=customXml/item2.xml><?xml version="1.0" encoding="utf-8"?>
-<b:Sources xmlns:b="http://schemas.openxmlformats.org/officeDocument/2006/bibliography" xmlns="http://schemas.openxmlformats.org/officeDocument/2006/bibliography" SelectedStyle="\APASixthEditionOfficeOnline.xsl" StyleName="APA" Version="6"/>
+<file path=customXml/item3.xml><?xml version="1.0" encoding="utf-8"?>
+<?mso-contentType ?>
+<FormTemplates xmlns="http://schemas.microsoft.com/sharepoint/v3/contenttype/forms">
+  <Display>DocumentLibraryForm</Display>
+  <Edit>DocumentLibraryForm</Edit>
+  <New>DocumentLibraryForm</New>
+</FormTemplates>
 </file>
 
-<file path=customXml/item3.xml><?xml version="1.0" encoding="utf-8"?>
+<file path=customXml/item4.xml><?xml version="1.0" encoding="utf-8"?>
 <ct:contentTypeSchema xmlns:ct="http://schemas.microsoft.com/office/2006/metadata/contentType" xmlns:ma="http://schemas.microsoft.com/office/2006/metadata/properties/metaAttributes" ct:_="" ma:_="" ma:contentTypeName="Document" ma:contentTypeID="0x010100259431974BEB9F45A22B82E39D1D735A" ma:contentTypeVersion="16" ma:contentTypeDescription="Create a new document." ma:contentTypeScope="" ma:versionID="530b8aea005d8c7cbbead45254c816c5">
   <xsd:schema xmlns:xsd="http://www.w3.org/2001/XMLSchema" xmlns:xs="http://www.w3.org/2001/XMLSchema" xmlns:p="http://schemas.microsoft.com/office/2006/metadata/properties" xmlns:ns3="d1d38ede-9d60-43de-b392-1c0d93d681a5" xmlns:ns4="443f97fc-1572-46b9-bf28-b6cb1d13fa37" targetNamespace="http://schemas.microsoft.com/office/2006/metadata/properties" ma:root="true" ma:fieldsID="b3ba9dd7554cb414ba39956f952556ad" ns3:_="" ns4:_="">
     <xsd:import namespace="d1d38ede-9d60-43de-b392-1c0d93d681a5"/>
@@ -38533,16 +38609,15 @@
 </ct:contentTypeSchema>
 </file>
 
-<file path=customXml/item4.xml><?xml version="1.0" encoding="utf-8"?>
-<?mso-contentType ?>
-<FormTemplates xmlns="http://schemas.microsoft.com/sharepoint/v3/contenttype/forms">
-  <Display>DocumentLibraryForm</Display>
-  <Edit>DocumentLibraryForm</Edit>
-  <New>DocumentLibraryForm</New>
-</FormTemplates>
+<file path=customXml/itemProps1.xml><?xml version="1.0" encoding="utf-8"?>
+<ds:datastoreItem xmlns:ds="http://schemas.openxmlformats.org/officeDocument/2006/customXml" ds:itemID="{9B97FB2E-4396-4617-9E09-8EC6EB098492}">
+  <ds:schemaRefs>
+    <ds:schemaRef ds:uri="http://schemas.openxmlformats.org/officeDocument/2006/bibliography"/>
+  </ds:schemaRefs>
+</ds:datastoreItem>
 </file>
 
-<file path=customXml/itemProps1.xml><?xml version="1.0" encoding="utf-8"?>
+<file path=customXml/itemProps2.xml><?xml version="1.0" encoding="utf-8"?>
 <ds:datastoreItem xmlns:ds="http://schemas.openxmlformats.org/officeDocument/2006/customXml" ds:itemID="{42984361-D6F6-427D-ACBB-FF1D8068CC55}">
   <ds:schemaRefs>
     <ds:schemaRef ds:uri="http://schemas.microsoft.com/office/2006/metadata/properties"/>
@@ -38552,15 +38627,15 @@
 </ds:datastoreItem>
 </file>
 
-<file path=customXml/itemProps2.xml><?xml version="1.0" encoding="utf-8"?>
-<ds:datastoreItem xmlns:ds="http://schemas.openxmlformats.org/officeDocument/2006/customXml" ds:itemID="{9B97FB2E-4396-4617-9E09-8EC6EB098492}">
+<file path=customXml/itemProps3.xml><?xml version="1.0" encoding="utf-8"?>
+<ds:datastoreItem xmlns:ds="http://schemas.openxmlformats.org/officeDocument/2006/customXml" ds:itemID="{7015E301-260E-4686-A297-32850535F46E}">
   <ds:schemaRefs>
-    <ds:schemaRef ds:uri="http://schemas.openxmlformats.org/officeDocument/2006/bibliography"/>
+    <ds:schemaRef ds:uri="http://schemas.microsoft.com/sharepoint/v3/contenttype/forms"/>
   </ds:schemaRefs>
 </ds:datastoreItem>
 </file>
 
-<file path=customXml/itemProps3.xml><?xml version="1.0" encoding="utf-8"?>
+<file path=customXml/itemProps4.xml><?xml version="1.0" encoding="utf-8"?>
 <ds:datastoreItem xmlns:ds="http://schemas.openxmlformats.org/officeDocument/2006/customXml" ds:itemID="{3796158E-5BC9-42FC-B15E-F64CA70A6C72}">
   <ds:schemaRefs>
     <ds:schemaRef ds:uri="http://schemas.microsoft.com/office/2006/metadata/contentType"/>
@@ -38579,14 +38654,6 @@
 </ds:datastoreItem>
 </file>
 
-<file path=customXml/itemProps4.xml><?xml version="1.0" encoding="utf-8"?>
-<ds:datastoreItem xmlns:ds="http://schemas.openxmlformats.org/officeDocument/2006/customXml" ds:itemID="{7015E301-260E-4686-A297-32850535F46E}">
-  <ds:schemaRefs>
-    <ds:schemaRef ds:uri="http://schemas.microsoft.com/sharepoint/v3/contenttype/forms"/>
-  </ds:schemaRefs>
-</ds:datastoreItem>
-</file>
-
 <file path=docMetadata/LabelInfo.xml><?xml version="1.0" encoding="utf-8"?>
 <clbl:labelList xmlns:clbl="http://schemas.microsoft.com/office/2020/mipLabelMetadata">
   <clbl:label id="{b69dd9f4-0c6d-4310-9d05-2cf943075335}" enabled="0" method="" siteId="{b69dd9f4-0c6d-4310-9d05-2cf943075335}" removed="1"/>

--- a/reports/Software Testing and Evaluation.docx
+++ b/reports/Software Testing and Evaluation.docx
@@ -4775,7 +4775,7 @@
         </w:numPr>
         <w:spacing w:before="100" w:beforeAutospacing="1" w:after="100" w:afterAutospacing="1" w:line="240" w:lineRule="auto"/>
         <w:rPr>
-          <w:rFonts w:asciiTheme="majorBidi" w:eastAsia="Times New Roman" w:hAnsiTheme="majorBidi" w:cstheme="majorBidi" w:hint="cs"/>
+          <w:rFonts w:asciiTheme="majorBidi" w:eastAsia="Times New Roman" w:hAnsiTheme="majorBidi" w:cstheme="majorBidi"/>
           <w:kern w:val="0"/>
           <w:sz w:val="32"/>
           <w:szCs w:val="32"/>
@@ -27423,7 +27423,7 @@
     <w:p>
       <w:pPr>
         <w:rPr>
-          <w:rFonts w:asciiTheme="majorBidi" w:hAnsiTheme="majorBidi" w:cstheme="majorBidi" w:hint="cs"/>
+          <w:rFonts w:asciiTheme="majorBidi" w:hAnsiTheme="majorBidi" w:cstheme="majorBidi"/>
           <w:sz w:val="32"/>
           <w:szCs w:val="32"/>
         </w:rPr>
@@ -38350,10 +38350,6 @@
 </file>
 
 <file path=customXml/item1.xml><?xml version="1.0" encoding="utf-8"?>
-<b:Sources xmlns:b="http://schemas.openxmlformats.org/officeDocument/2006/bibliography" xmlns="http://schemas.openxmlformats.org/officeDocument/2006/bibliography" SelectedStyle="\APASixthEditionOfficeOnline.xsl" StyleName="APA" Version="6"/>
-</file>
-
-<file path=customXml/item2.xml><?xml version="1.0" encoding="utf-8"?>
 <p:properties xmlns:p="http://schemas.microsoft.com/office/2006/metadata/properties" xmlns:xsi="http://www.w3.org/2001/XMLSchema-instance" xmlns:pc="http://schemas.microsoft.com/office/infopath/2007/PartnerControls">
   <documentManagement>
     <_activity xmlns="d1d38ede-9d60-43de-b392-1c0d93d681a5" xsi:nil="true"/>
@@ -38361,16 +38357,11 @@
 </p:properties>
 </file>
 
-<file path=customXml/item3.xml><?xml version="1.0" encoding="utf-8"?>
-<?mso-contentType ?>
-<FormTemplates xmlns="http://schemas.microsoft.com/sharepoint/v3/contenttype/forms">
-  <Display>DocumentLibraryForm</Display>
-  <Edit>DocumentLibraryForm</Edit>
-  <New>DocumentLibraryForm</New>
-</FormTemplates>
+<file path=customXml/item2.xml><?xml version="1.0" encoding="utf-8"?>
+<b:Sources xmlns:b="http://schemas.openxmlformats.org/officeDocument/2006/bibliography" xmlns="http://schemas.openxmlformats.org/officeDocument/2006/bibliography" SelectedStyle="\APASixthEditionOfficeOnline.xsl" StyleName="APA" Version="6"/>
 </file>
 
-<file path=customXml/item4.xml><?xml version="1.0" encoding="utf-8"?>
+<file path=customXml/item3.xml><?xml version="1.0" encoding="utf-8"?>
 <ct:contentTypeSchema xmlns:ct="http://schemas.microsoft.com/office/2006/metadata/contentType" xmlns:ma="http://schemas.microsoft.com/office/2006/metadata/properties/metaAttributes" ct:_="" ma:_="" ma:contentTypeName="Document" ma:contentTypeID="0x010100259431974BEB9F45A22B82E39D1D735A" ma:contentTypeVersion="16" ma:contentTypeDescription="Create a new document." ma:contentTypeScope="" ma:versionID="530b8aea005d8c7cbbead45254c816c5">
   <xsd:schema xmlns:xsd="http://www.w3.org/2001/XMLSchema" xmlns:xs="http://www.w3.org/2001/XMLSchema" xmlns:p="http://schemas.microsoft.com/office/2006/metadata/properties" xmlns:ns3="d1d38ede-9d60-43de-b392-1c0d93d681a5" xmlns:ns4="443f97fc-1572-46b9-bf28-b6cb1d13fa37" targetNamespace="http://schemas.microsoft.com/office/2006/metadata/properties" ma:root="true" ma:fieldsID="b3ba9dd7554cb414ba39956f952556ad" ns3:_="" ns4:_="">
     <xsd:import namespace="d1d38ede-9d60-43de-b392-1c0d93d681a5"/>
@@ -38609,15 +38600,16 @@
 </ct:contentTypeSchema>
 </file>
 
-<file path=customXml/itemProps1.xml><?xml version="1.0" encoding="utf-8"?>
-<ds:datastoreItem xmlns:ds="http://schemas.openxmlformats.org/officeDocument/2006/customXml" ds:itemID="{9B97FB2E-4396-4617-9E09-8EC6EB098492}">
-  <ds:schemaRefs>
-    <ds:schemaRef ds:uri="http://schemas.openxmlformats.org/officeDocument/2006/bibliography"/>
-  </ds:schemaRefs>
-</ds:datastoreItem>
+<file path=customXml/item4.xml><?xml version="1.0" encoding="utf-8"?>
+<?mso-contentType ?>
+<FormTemplates xmlns="http://schemas.microsoft.com/sharepoint/v3/contenttype/forms">
+  <Display>DocumentLibraryForm</Display>
+  <Edit>DocumentLibraryForm</Edit>
+  <New>DocumentLibraryForm</New>
+</FormTemplates>
 </file>
 
-<file path=customXml/itemProps2.xml><?xml version="1.0" encoding="utf-8"?>
+<file path=customXml/itemProps1.xml><?xml version="1.0" encoding="utf-8"?>
 <ds:datastoreItem xmlns:ds="http://schemas.openxmlformats.org/officeDocument/2006/customXml" ds:itemID="{42984361-D6F6-427D-ACBB-FF1D8068CC55}">
   <ds:schemaRefs>
     <ds:schemaRef ds:uri="http://schemas.microsoft.com/office/2006/metadata/properties"/>
@@ -38627,15 +38619,15 @@
 </ds:datastoreItem>
 </file>
 
-<file path=customXml/itemProps3.xml><?xml version="1.0" encoding="utf-8"?>
-<ds:datastoreItem xmlns:ds="http://schemas.openxmlformats.org/officeDocument/2006/customXml" ds:itemID="{7015E301-260E-4686-A297-32850535F46E}">
+<file path=customXml/itemProps2.xml><?xml version="1.0" encoding="utf-8"?>
+<ds:datastoreItem xmlns:ds="http://schemas.openxmlformats.org/officeDocument/2006/customXml" ds:itemID="{9B97FB2E-4396-4617-9E09-8EC6EB098492}">
   <ds:schemaRefs>
-    <ds:schemaRef ds:uri="http://schemas.microsoft.com/sharepoint/v3/contenttype/forms"/>
+    <ds:schemaRef ds:uri="http://schemas.openxmlformats.org/officeDocument/2006/bibliography"/>
   </ds:schemaRefs>
 </ds:datastoreItem>
 </file>
 
-<file path=customXml/itemProps4.xml><?xml version="1.0" encoding="utf-8"?>
+<file path=customXml/itemProps3.xml><?xml version="1.0" encoding="utf-8"?>
 <ds:datastoreItem xmlns:ds="http://schemas.openxmlformats.org/officeDocument/2006/customXml" ds:itemID="{3796158E-5BC9-42FC-B15E-F64CA70A6C72}">
   <ds:schemaRefs>
     <ds:schemaRef ds:uri="http://schemas.microsoft.com/office/2006/metadata/contentType"/>
@@ -38654,6 +38646,14 @@
 </ds:datastoreItem>
 </file>
 
+<file path=customXml/itemProps4.xml><?xml version="1.0" encoding="utf-8"?>
+<ds:datastoreItem xmlns:ds="http://schemas.openxmlformats.org/officeDocument/2006/customXml" ds:itemID="{7015E301-260E-4686-A297-32850535F46E}">
+  <ds:schemaRefs>
+    <ds:schemaRef ds:uri="http://schemas.microsoft.com/sharepoint/v3/contenttype/forms"/>
+  </ds:schemaRefs>
+</ds:datastoreItem>
+</file>
+
 <file path=docMetadata/LabelInfo.xml><?xml version="1.0" encoding="utf-8"?>
 <clbl:labelList xmlns:clbl="http://schemas.microsoft.com/office/2020/mipLabelMetadata">
   <clbl:label id="{b69dd9f4-0c6d-4310-9d05-2cf943075335}" enabled="0" method="" siteId="{b69dd9f4-0c6d-4310-9d05-2cf943075335}" removed="1"/>

--- a/reports/Software Testing and Evaluation.docx
+++ b/reports/Software Testing and Evaluation.docx
@@ -19,7 +19,7 @@
           <w:szCs w:val="32"/>
         </w:rPr>
         <w:drawing>
-          <wp:inline distT="0" distB="0" distL="0" distR="0" wp14:anchorId="5DF7CC01" wp14:editId="065A3AC7">
+          <wp:inline distT="0" distB="0" distL="0" distR="0" wp14:anchorId="1228A930" wp14:editId="3CEF4CB0">
             <wp:extent cx="1244600" cy="1181100"/>
             <wp:effectExtent l="0" t="0" r="0" b="0"/>
             <wp:docPr id="1" name="รูปภาพ 1" descr="รูปภาพประกอบด้วย วงกลม, สัญลักษณ์, เครื่องหมาย, ตัวอักษร&#10;&#10;คำอธิบายที่สร้างโดยอัตโนมัติ"/>
@@ -766,7 +766,7 @@
         </w:rPr>
         <w:sectPr>
           <w:pgSz w:w="11906" w:h="16838" w:code="9"/>
-          <w:pgMar w:top="720" w:right="720" w:bottom="720" w:left="720" w:header="720" w:footer="720" w:gutter="0"/>
+          <w:pgMar w:top="1440" w:right="1440" w:bottom="1440" w:left="1440" w:header="720" w:footer="720" w:gutter="0"/>
           <w:cols w:space="720"/>
           <w:docGrid w:linePitch="360"/>
         </w:sectPr>
@@ -784,7 +784,7 @@
           <w:szCs w:val="40"/>
         </w:rPr>
       </w:pPr>
-      <w:bookmarkStart w:id="0" w:name="_Toc226291794"/>
+      <w:bookmarkStart w:id="0" w:name="_Toc226336957"/>
       <w:r>
         <w:rPr>
           <w:rFonts w:asciiTheme="majorBidi" w:hAnsiTheme="majorBidi" w:hint="cs"/>
@@ -1221,7 +1221,7 @@
           <w:szCs w:val="40"/>
         </w:rPr>
       </w:pPr>
-      <w:bookmarkStart w:id="1" w:name="_Toc226291795"/>
+      <w:bookmarkStart w:id="1" w:name="_Toc226336958"/>
       <w:r>
         <w:rPr>
           <w:rFonts w:asciiTheme="majorBidi" w:hAnsiTheme="majorBidi" w:hint="cs"/>
@@ -1231,6 +1231,7 @@
           <w:szCs w:val="40"/>
           <w:cs/>
         </w:rPr>
+        <w:lastRenderedPageBreak/>
         <w:t>สารบัญ</w:t>
       </w:r>
       <w:bookmarkEnd w:id="1"/>
@@ -1239,7 +1240,7 @@
       <w:pPr>
         <w:pStyle w:val="11"/>
         <w:tabs>
-          <w:tab w:val="right" w:leader="underscore" w:pos="9350"/>
+          <w:tab w:val="right" w:leader="underscore" w:pos="9016"/>
         </w:tabs>
         <w:rPr>
           <w:rFonts w:eastAsiaTheme="minorEastAsia" w:cstheme="minorBidi"/>
@@ -1248,8 +1249,8 @@
           <w:i w:val="0"/>
           <w:iCs w:val="0"/>
           <w:noProof/>
-          <w:sz w:val="28"/>
-          <w:szCs w:val="32"/>
+          <w:sz w:val="32"/>
+          <w:szCs w:val="36"/>
         </w:rPr>
       </w:pPr>
       <w:r>
@@ -1257,8 +1258,8 @@
           <w:rFonts w:asciiTheme="majorBidi" w:hAnsiTheme="majorBidi"/>
           <w:b w:val="0"/>
           <w:bCs w:val="0"/>
-          <w:sz w:val="36"/>
-          <w:szCs w:val="36"/>
+          <w:sz w:val="52"/>
+          <w:szCs w:val="52"/>
           <w:cs/>
         </w:rPr>
         <w:fldChar w:fldCharType="begin"/>
@@ -1268,8 +1269,8 @@
           <w:rFonts w:asciiTheme="majorBidi" w:hAnsiTheme="majorBidi"/>
           <w:b w:val="0"/>
           <w:bCs w:val="0"/>
-          <w:sz w:val="36"/>
-          <w:szCs w:val="36"/>
+          <w:sz w:val="52"/>
+          <w:szCs w:val="52"/>
           <w:cs/>
         </w:rPr>
         <w:instrText xml:space="preserve"> </w:instrText>
@@ -1279,8 +1280,8 @@
           <w:rFonts w:asciiTheme="majorBidi" w:hAnsiTheme="majorBidi"/>
           <w:b w:val="0"/>
           <w:bCs w:val="0"/>
-          <w:sz w:val="36"/>
-          <w:szCs w:val="36"/>
+          <w:sz w:val="52"/>
+          <w:szCs w:val="52"/>
         </w:rPr>
         <w:instrText>TOC \o "</w:instrText>
       </w:r>
@@ -1289,8 +1290,8 @@
           <w:rFonts w:asciiTheme="majorBidi" w:hAnsiTheme="majorBidi"/>
           <w:b w:val="0"/>
           <w:bCs w:val="0"/>
-          <w:sz w:val="36"/>
-          <w:szCs w:val="36"/>
+          <w:sz w:val="52"/>
+          <w:szCs w:val="52"/>
           <w:cs/>
         </w:rPr>
         <w:instrText xml:space="preserve">1-3" </w:instrText>
@@ -1300,8 +1301,8 @@
           <w:rFonts w:asciiTheme="majorBidi" w:hAnsiTheme="majorBidi"/>
           <w:b w:val="0"/>
           <w:bCs w:val="0"/>
-          <w:sz w:val="36"/>
-          <w:szCs w:val="36"/>
+          <w:sz w:val="52"/>
+          <w:szCs w:val="52"/>
         </w:rPr>
         <w:instrText>\h \z \u</w:instrText>
       </w:r>
@@ -1310,8 +1311,8 @@
           <w:rFonts w:asciiTheme="majorBidi" w:hAnsiTheme="majorBidi"/>
           <w:b w:val="0"/>
           <w:bCs w:val="0"/>
-          <w:sz w:val="36"/>
-          <w:szCs w:val="36"/>
+          <w:sz w:val="52"/>
+          <w:szCs w:val="52"/>
           <w:cs/>
         </w:rPr>
         <w:instrText xml:space="preserve"> </w:instrText>
@@ -1321,13 +1322,334 @@
           <w:rFonts w:asciiTheme="majorBidi" w:hAnsiTheme="majorBidi"/>
           <w:b w:val="0"/>
           <w:bCs w:val="0"/>
-          <w:sz w:val="36"/>
+          <w:sz w:val="52"/>
+          <w:szCs w:val="52"/>
+          <w:cs/>
+        </w:rPr>
+        <w:fldChar w:fldCharType="separate"/>
+      </w:r>
+      <w:hyperlink w:anchor="_Toc226336957" w:history="1">
+        <w:r>
+          <w:rPr>
+            <w:rStyle w:val="af4"/>
+            <w:rFonts w:asciiTheme="majorBidi" w:hAnsiTheme="majorBidi"/>
+            <w:noProof/>
+            <w:sz w:val="32"/>
+            <w:szCs w:val="36"/>
+            <w:cs/>
+          </w:rPr>
+          <w:t>คำนำ</w:t>
+        </w:r>
+        <w:r>
+          <w:rPr>
+            <w:noProof/>
+            <w:webHidden/>
+            <w:sz w:val="32"/>
+            <w:szCs w:val="36"/>
+          </w:rPr>
+          <w:tab/>
+        </w:r>
+        <w:r>
+          <w:rPr>
+            <w:noProof/>
+            <w:webHidden/>
+            <w:sz w:val="32"/>
+            <w:szCs w:val="36"/>
+          </w:rPr>
+          <w:fldChar w:fldCharType="begin"/>
+        </w:r>
+        <w:r>
+          <w:rPr>
+            <w:noProof/>
+            <w:webHidden/>
+            <w:sz w:val="32"/>
+            <w:szCs w:val="36"/>
+          </w:rPr>
+          <w:instrText xml:space="preserve"> PAGEREF _Toc226336957 \h </w:instrText>
+        </w:r>
+        <w:r>
+          <w:rPr>
+            <w:noProof/>
+            <w:webHidden/>
+            <w:sz w:val="32"/>
+            <w:szCs w:val="36"/>
+          </w:rPr>
+        </w:r>
+        <w:r>
+          <w:rPr>
+            <w:noProof/>
+            <w:webHidden/>
+            <w:sz w:val="32"/>
+            <w:szCs w:val="36"/>
+          </w:rPr>
+          <w:fldChar w:fldCharType="separate"/>
+        </w:r>
+        <w:r>
+          <w:rPr>
+            <w:noProof/>
+            <w:webHidden/>
+            <w:sz w:val="32"/>
+            <w:szCs w:val="36"/>
+            <w:cs/>
+          </w:rPr>
+          <w:t>ก</w:t>
+        </w:r>
+        <w:r>
+          <w:rPr>
+            <w:noProof/>
+            <w:webHidden/>
+            <w:sz w:val="32"/>
+            <w:szCs w:val="36"/>
+          </w:rPr>
+          <w:fldChar w:fldCharType="end"/>
+        </w:r>
+      </w:hyperlink>
+    </w:p>
+    <w:p>
+      <w:pPr>
+        <w:pStyle w:val="11"/>
+        <w:tabs>
+          <w:tab w:val="right" w:leader="underscore" w:pos="9016"/>
+        </w:tabs>
+        <w:rPr>
+          <w:rFonts w:eastAsiaTheme="minorEastAsia" w:cstheme="minorBidi"/>
+          <w:b w:val="0"/>
+          <w:bCs w:val="0"/>
+          <w:i w:val="0"/>
+          <w:iCs w:val="0"/>
+          <w:noProof/>
+          <w:sz w:val="32"/>
           <w:szCs w:val="36"/>
-          <w:cs/>
-        </w:rPr>
-        <w:fldChar w:fldCharType="separate"/>
-      </w:r>
-      <w:hyperlink w:anchor="_Toc226291794" w:history="1">
+        </w:rPr>
+      </w:pPr>
+      <w:hyperlink w:anchor="_Toc226336958" w:history="1">
+        <w:r>
+          <w:rPr>
+            <w:rStyle w:val="af4"/>
+            <w:rFonts w:asciiTheme="majorBidi" w:hAnsiTheme="majorBidi"/>
+            <w:noProof/>
+            <w:sz w:val="32"/>
+            <w:szCs w:val="36"/>
+            <w:cs/>
+          </w:rPr>
+          <w:t>สารบัญ</w:t>
+        </w:r>
+        <w:r>
+          <w:rPr>
+            <w:noProof/>
+            <w:webHidden/>
+            <w:sz w:val="32"/>
+            <w:szCs w:val="36"/>
+          </w:rPr>
+          <w:tab/>
+        </w:r>
+        <w:r>
+          <w:rPr>
+            <w:noProof/>
+            <w:webHidden/>
+            <w:sz w:val="32"/>
+            <w:szCs w:val="36"/>
+          </w:rPr>
+          <w:fldChar w:fldCharType="begin"/>
+        </w:r>
+        <w:r>
+          <w:rPr>
+            <w:noProof/>
+            <w:webHidden/>
+            <w:sz w:val="32"/>
+            <w:szCs w:val="36"/>
+          </w:rPr>
+          <w:instrText xml:space="preserve"> PAGEREF _Toc226336958 \h </w:instrText>
+        </w:r>
+        <w:r>
+          <w:rPr>
+            <w:noProof/>
+            <w:webHidden/>
+            <w:sz w:val="32"/>
+            <w:szCs w:val="36"/>
+          </w:rPr>
+        </w:r>
+        <w:r>
+          <w:rPr>
+            <w:noProof/>
+            <w:webHidden/>
+            <w:sz w:val="32"/>
+            <w:szCs w:val="36"/>
+          </w:rPr>
+          <w:fldChar w:fldCharType="separate"/>
+        </w:r>
+        <w:r>
+          <w:rPr>
+            <w:noProof/>
+            <w:webHidden/>
+            <w:sz w:val="32"/>
+            <w:szCs w:val="36"/>
+            <w:cs/>
+          </w:rPr>
+          <w:t>ข</w:t>
+        </w:r>
+        <w:r>
+          <w:rPr>
+            <w:noProof/>
+            <w:webHidden/>
+            <w:sz w:val="32"/>
+            <w:szCs w:val="36"/>
+          </w:rPr>
+          <w:fldChar w:fldCharType="end"/>
+        </w:r>
+      </w:hyperlink>
+    </w:p>
+    <w:p>
+      <w:pPr>
+        <w:pStyle w:val="11"/>
+        <w:tabs>
+          <w:tab w:val="right" w:leader="underscore" w:pos="9016"/>
+        </w:tabs>
+        <w:rPr>
+          <w:rFonts w:eastAsiaTheme="minorEastAsia" w:cstheme="minorBidi"/>
+          <w:b w:val="0"/>
+          <w:bCs w:val="0"/>
+          <w:i w:val="0"/>
+          <w:iCs w:val="0"/>
+          <w:noProof/>
+          <w:sz w:val="32"/>
+          <w:szCs w:val="36"/>
+        </w:rPr>
+      </w:pPr>
+      <w:hyperlink w:anchor="_Toc226336959" w:history="1">
+        <w:r>
+          <w:rPr>
+            <w:rStyle w:val="af4"/>
+            <w:rFonts w:asciiTheme="majorBidi" w:hAnsiTheme="majorBidi"/>
+            <w:noProof/>
+            <w:sz w:val="32"/>
+            <w:szCs w:val="36"/>
+            <w:cs/>
+          </w:rPr>
+          <w:t xml:space="preserve">บทที่ </w:t>
+        </w:r>
+        <w:r>
+          <w:rPr>
+            <w:rStyle w:val="af4"/>
+            <w:rFonts w:asciiTheme="majorBidi" w:hAnsiTheme="majorBidi"/>
+            <w:noProof/>
+            <w:sz w:val="32"/>
+            <w:szCs w:val="36"/>
+          </w:rPr>
+          <w:t xml:space="preserve">1: </w:t>
+        </w:r>
+        <w:r>
+          <w:rPr>
+            <w:rStyle w:val="af4"/>
+            <w:rFonts w:asciiTheme="majorBidi" w:hAnsiTheme="majorBidi"/>
+            <w:noProof/>
+            <w:sz w:val="32"/>
+            <w:szCs w:val="36"/>
+            <w:cs/>
+          </w:rPr>
+          <w:t>บทนำ (</w:t>
+        </w:r>
+        <w:r>
+          <w:rPr>
+            <w:rStyle w:val="af4"/>
+            <w:rFonts w:asciiTheme="majorBidi" w:hAnsiTheme="majorBidi"/>
+            <w:noProof/>
+            <w:sz w:val="32"/>
+            <w:szCs w:val="36"/>
+          </w:rPr>
+          <w:t>Introduction)</w:t>
+        </w:r>
+        <w:r>
+          <w:rPr>
+            <w:noProof/>
+            <w:webHidden/>
+            <w:sz w:val="32"/>
+            <w:szCs w:val="36"/>
+          </w:rPr>
+          <w:tab/>
+        </w:r>
+        <w:r>
+          <w:rPr>
+            <w:noProof/>
+            <w:webHidden/>
+            <w:sz w:val="32"/>
+            <w:szCs w:val="36"/>
+          </w:rPr>
+          <w:fldChar w:fldCharType="begin"/>
+        </w:r>
+        <w:r>
+          <w:rPr>
+            <w:noProof/>
+            <w:webHidden/>
+            <w:sz w:val="32"/>
+            <w:szCs w:val="36"/>
+          </w:rPr>
+          <w:instrText xml:space="preserve"> PAGEREF _Toc226336959 \h </w:instrText>
+        </w:r>
+        <w:r>
+          <w:rPr>
+            <w:noProof/>
+            <w:webHidden/>
+            <w:sz w:val="32"/>
+            <w:szCs w:val="36"/>
+          </w:rPr>
+        </w:r>
+        <w:r>
+          <w:rPr>
+            <w:noProof/>
+            <w:webHidden/>
+            <w:sz w:val="32"/>
+            <w:szCs w:val="36"/>
+          </w:rPr>
+          <w:fldChar w:fldCharType="separate"/>
+        </w:r>
+        <w:r>
+          <w:rPr>
+            <w:noProof/>
+            <w:webHidden/>
+            <w:sz w:val="32"/>
+            <w:szCs w:val="36"/>
+            <w:cs/>
+          </w:rPr>
+          <w:t>1</w:t>
+        </w:r>
+        <w:r>
+          <w:rPr>
+            <w:noProof/>
+            <w:webHidden/>
+            <w:sz w:val="32"/>
+            <w:szCs w:val="36"/>
+          </w:rPr>
+          <w:fldChar w:fldCharType="end"/>
+        </w:r>
+      </w:hyperlink>
+    </w:p>
+    <w:p>
+      <w:pPr>
+        <w:pStyle w:val="21"/>
+        <w:tabs>
+          <w:tab w:val="right" w:leader="underscore" w:pos="9016"/>
+        </w:tabs>
+        <w:rPr>
+          <w:rFonts w:eastAsiaTheme="minorEastAsia" w:cstheme="minorBidi"/>
+          <w:b w:val="0"/>
+          <w:bCs w:val="0"/>
+          <w:noProof/>
+          <w:sz w:val="32"/>
+          <w:szCs w:val="36"/>
+        </w:rPr>
+      </w:pPr>
+      <w:hyperlink w:anchor="_Toc226336960" w:history="1">
+        <w:r>
+          <w:rPr>
+            <w:rStyle w:val="af4"/>
+            <w:rFonts w:asciiTheme="majorBidi" w:hAnsiTheme="majorBidi"/>
+            <w:noProof/>
+            <w:sz w:val="28"/>
+            <w:szCs w:val="32"/>
+          </w:rPr>
+          <w:t xml:space="preserve">1.1 </w:t>
+        </w:r>
         <w:r>
           <w:rPr>
             <w:rStyle w:val="af4"/>
@@ -1337,7 +1659,7 @@
             <w:szCs w:val="32"/>
             <w:cs/>
           </w:rPr>
-          <w:t>คำนำ</w:t>
+          <w:t>ที่มาและความสำคัญ:</w:t>
         </w:r>
         <w:r>
           <w:rPr>
@@ -1364,226 +1686,7 @@
             <w:sz w:val="28"/>
             <w:szCs w:val="32"/>
           </w:rPr>
-          <w:instrText xml:space="preserve"> PAGEREF _Toc226291794 \h </w:instrText>
-        </w:r>
-        <w:r>
-          <w:rPr>
-            <w:noProof/>
-            <w:webHidden/>
-            <w:sz w:val="28"/>
-            <w:szCs w:val="32"/>
-          </w:rPr>
-        </w:r>
-        <w:r>
-          <w:rPr>
-            <w:noProof/>
-            <w:webHidden/>
-            <w:sz w:val="28"/>
-            <w:szCs w:val="32"/>
-          </w:rPr>
-          <w:fldChar w:fldCharType="separate"/>
-        </w:r>
-        <w:r>
-          <w:rPr>
-            <w:noProof/>
-            <w:webHidden/>
-            <w:sz w:val="28"/>
-            <w:szCs w:val="32"/>
-            <w:cs/>
-          </w:rPr>
-          <w:t>ก</w:t>
-        </w:r>
-        <w:r>
-          <w:rPr>
-            <w:noProof/>
-            <w:webHidden/>
-            <w:sz w:val="28"/>
-            <w:szCs w:val="32"/>
-          </w:rPr>
-          <w:fldChar w:fldCharType="end"/>
-        </w:r>
-      </w:hyperlink>
-    </w:p>
-    <w:p>
-      <w:pPr>
-        <w:pStyle w:val="11"/>
-        <w:tabs>
-          <w:tab w:val="right" w:leader="underscore" w:pos="9350"/>
-        </w:tabs>
-        <w:rPr>
-          <w:rFonts w:eastAsiaTheme="minorEastAsia" w:cstheme="minorBidi"/>
-          <w:b w:val="0"/>
-          <w:bCs w:val="0"/>
-          <w:i w:val="0"/>
-          <w:iCs w:val="0"/>
-          <w:noProof/>
-          <w:sz w:val="28"/>
-          <w:szCs w:val="32"/>
-        </w:rPr>
-      </w:pPr>
-      <w:hyperlink w:anchor="_Toc226291795" w:history="1">
-        <w:r>
-          <w:rPr>
-            <w:rStyle w:val="af4"/>
-            <w:rFonts w:asciiTheme="majorBidi" w:hAnsiTheme="majorBidi"/>
-            <w:noProof/>
-            <w:sz w:val="28"/>
-            <w:szCs w:val="32"/>
-            <w:cs/>
-          </w:rPr>
-          <w:t>สารบัญ</w:t>
-        </w:r>
-        <w:r>
-          <w:rPr>
-            <w:noProof/>
-            <w:webHidden/>
-            <w:sz w:val="28"/>
-            <w:szCs w:val="32"/>
-          </w:rPr>
-          <w:tab/>
-        </w:r>
-        <w:r>
-          <w:rPr>
-            <w:noProof/>
-            <w:webHidden/>
-            <w:sz w:val="28"/>
-            <w:szCs w:val="32"/>
-          </w:rPr>
-          <w:fldChar w:fldCharType="begin"/>
-        </w:r>
-        <w:r>
-          <w:rPr>
-            <w:noProof/>
-            <w:webHidden/>
-            <w:sz w:val="28"/>
-            <w:szCs w:val="32"/>
-          </w:rPr>
-          <w:instrText xml:space="preserve"> PAGEREF _Toc226291795 \h </w:instrText>
-        </w:r>
-        <w:r>
-          <w:rPr>
-            <w:noProof/>
-            <w:webHidden/>
-            <w:sz w:val="28"/>
-            <w:szCs w:val="32"/>
-          </w:rPr>
-        </w:r>
-        <w:r>
-          <w:rPr>
-            <w:noProof/>
-            <w:webHidden/>
-            <w:sz w:val="28"/>
-            <w:szCs w:val="32"/>
-          </w:rPr>
-          <w:fldChar w:fldCharType="separate"/>
-        </w:r>
-        <w:r>
-          <w:rPr>
-            <w:noProof/>
-            <w:webHidden/>
-            <w:sz w:val="28"/>
-            <w:szCs w:val="32"/>
-            <w:cs/>
-          </w:rPr>
-          <w:t>ข</w:t>
-        </w:r>
-        <w:r>
-          <w:rPr>
-            <w:noProof/>
-            <w:webHidden/>
-            <w:sz w:val="28"/>
-            <w:szCs w:val="32"/>
-          </w:rPr>
-          <w:fldChar w:fldCharType="end"/>
-        </w:r>
-      </w:hyperlink>
-    </w:p>
-    <w:p>
-      <w:pPr>
-        <w:pStyle w:val="11"/>
-        <w:tabs>
-          <w:tab w:val="right" w:leader="underscore" w:pos="9350"/>
-        </w:tabs>
-        <w:rPr>
-          <w:rFonts w:eastAsiaTheme="minorEastAsia" w:cstheme="minorBidi"/>
-          <w:b w:val="0"/>
-          <w:bCs w:val="0"/>
-          <w:i w:val="0"/>
-          <w:iCs w:val="0"/>
-          <w:noProof/>
-          <w:sz w:val="28"/>
-          <w:szCs w:val="32"/>
-        </w:rPr>
-      </w:pPr>
-      <w:hyperlink w:anchor="_Toc226291796" w:history="1">
-        <w:r>
-          <w:rPr>
-            <w:rStyle w:val="af4"/>
-            <w:rFonts w:asciiTheme="majorBidi" w:hAnsiTheme="majorBidi"/>
-            <w:noProof/>
-            <w:sz w:val="28"/>
-            <w:szCs w:val="32"/>
-            <w:cs/>
-          </w:rPr>
-          <w:t xml:space="preserve">บทที่ </w:t>
-        </w:r>
-        <w:r>
-          <w:rPr>
-            <w:rStyle w:val="af4"/>
-            <w:rFonts w:asciiTheme="majorBidi" w:hAnsiTheme="majorBidi"/>
-            <w:noProof/>
-            <w:sz w:val="28"/>
-            <w:szCs w:val="32"/>
-          </w:rPr>
-          <w:t xml:space="preserve">1: </w:t>
-        </w:r>
-        <w:r>
-          <w:rPr>
-            <w:rStyle w:val="af4"/>
-            <w:rFonts w:asciiTheme="majorBidi" w:hAnsiTheme="majorBidi"/>
-            <w:noProof/>
-            <w:sz w:val="28"/>
-            <w:szCs w:val="32"/>
-            <w:cs/>
-          </w:rPr>
-          <w:t>บทนำ (</w:t>
-        </w:r>
-        <w:r>
-          <w:rPr>
-            <w:rStyle w:val="af4"/>
-            <w:rFonts w:asciiTheme="majorBidi" w:hAnsiTheme="majorBidi"/>
-            <w:noProof/>
-            <w:sz w:val="28"/>
-            <w:szCs w:val="32"/>
-          </w:rPr>
-          <w:t>Introduction)</w:t>
-        </w:r>
-        <w:r>
-          <w:rPr>
-            <w:noProof/>
-            <w:webHidden/>
-            <w:sz w:val="28"/>
-            <w:szCs w:val="32"/>
-          </w:rPr>
-          <w:tab/>
-        </w:r>
-        <w:r>
-          <w:rPr>
-            <w:noProof/>
-            <w:webHidden/>
-            <w:sz w:val="28"/>
-            <w:szCs w:val="32"/>
-          </w:rPr>
-          <w:fldChar w:fldCharType="begin"/>
-        </w:r>
-        <w:r>
-          <w:rPr>
-            <w:noProof/>
-            <w:webHidden/>
-            <w:sz w:val="28"/>
-            <w:szCs w:val="32"/>
-          </w:rPr>
-          <w:instrText xml:space="preserve"> PAGEREF _Toc226291796 \h </w:instrText>
+          <w:instrText xml:space="preserve"> PAGEREF _Toc226336960 \h </w:instrText>
         </w:r>
         <w:r>
           <w:rPr>
@@ -1627,439 +1730,18 @@
       <w:pPr>
         <w:pStyle w:val="21"/>
         <w:tabs>
-          <w:tab w:val="right" w:leader="underscore" w:pos="9350"/>
+          <w:tab w:val="right" w:leader="underscore" w:pos="9016"/>
         </w:tabs>
         <w:rPr>
           <w:rFonts w:eastAsiaTheme="minorEastAsia" w:cstheme="minorBidi"/>
           <w:b w:val="0"/>
           <w:bCs w:val="0"/>
           <w:noProof/>
-          <w:sz w:val="28"/>
-          <w:szCs w:val="32"/>
-        </w:rPr>
-      </w:pPr>
-      <w:hyperlink w:anchor="_Toc226291797" w:history="1">
-        <w:r>
-          <w:rPr>
-            <w:rStyle w:val="af4"/>
-            <w:rFonts w:asciiTheme="majorBidi" w:hAnsiTheme="majorBidi"/>
-            <w:noProof/>
-            <w:sz w:val="24"/>
-            <w:szCs w:val="28"/>
-          </w:rPr>
-          <w:t xml:space="preserve">1.1 </w:t>
-        </w:r>
-        <w:r>
-          <w:rPr>
-            <w:rStyle w:val="af4"/>
-            <w:rFonts w:asciiTheme="majorBidi" w:hAnsiTheme="majorBidi"/>
-            <w:noProof/>
-            <w:sz w:val="24"/>
-            <w:szCs w:val="28"/>
-            <w:cs/>
-          </w:rPr>
-          <w:t>ที่มาและความสำคัญ:</w:t>
-        </w:r>
-        <w:r>
-          <w:rPr>
-            <w:noProof/>
-            <w:webHidden/>
-            <w:sz w:val="24"/>
-            <w:szCs w:val="28"/>
-          </w:rPr>
-          <w:tab/>
-        </w:r>
-        <w:r>
-          <w:rPr>
-            <w:noProof/>
-            <w:webHidden/>
-            <w:sz w:val="24"/>
-            <w:szCs w:val="28"/>
-          </w:rPr>
-          <w:fldChar w:fldCharType="begin"/>
-        </w:r>
-        <w:r>
-          <w:rPr>
-            <w:noProof/>
-            <w:webHidden/>
-            <w:sz w:val="24"/>
-            <w:szCs w:val="28"/>
-          </w:rPr>
-          <w:instrText xml:space="preserve"> PAGEREF _Toc226291797 \h </w:instrText>
-        </w:r>
-        <w:r>
-          <w:rPr>
-            <w:noProof/>
-            <w:webHidden/>
-            <w:sz w:val="24"/>
-            <w:szCs w:val="28"/>
-          </w:rPr>
-        </w:r>
-        <w:r>
-          <w:rPr>
-            <w:noProof/>
-            <w:webHidden/>
-            <w:sz w:val="24"/>
-            <w:szCs w:val="28"/>
-          </w:rPr>
-          <w:fldChar w:fldCharType="separate"/>
-        </w:r>
-        <w:r>
-          <w:rPr>
-            <w:noProof/>
-            <w:webHidden/>
-            <w:sz w:val="24"/>
-            <w:szCs w:val="28"/>
-            <w:cs/>
-          </w:rPr>
-          <w:t>1</w:t>
-        </w:r>
-        <w:r>
-          <w:rPr>
-            <w:noProof/>
-            <w:webHidden/>
-            <w:sz w:val="24"/>
-            <w:szCs w:val="28"/>
-          </w:rPr>
-          <w:fldChar w:fldCharType="end"/>
-        </w:r>
-      </w:hyperlink>
-    </w:p>
-    <w:p>
-      <w:pPr>
-        <w:pStyle w:val="21"/>
-        <w:tabs>
-          <w:tab w:val="right" w:leader="underscore" w:pos="9350"/>
-        </w:tabs>
-        <w:rPr>
-          <w:rFonts w:eastAsiaTheme="minorEastAsia" w:cstheme="minorBidi"/>
-          <w:b w:val="0"/>
-          <w:bCs w:val="0"/>
-          <w:noProof/>
-          <w:sz w:val="28"/>
-          <w:szCs w:val="32"/>
-        </w:rPr>
-      </w:pPr>
-      <w:hyperlink w:anchor="_Toc226291798" w:history="1">
-        <w:r>
-          <w:rPr>
-            <w:rStyle w:val="af4"/>
-            <w:rFonts w:asciiTheme="majorBidi" w:hAnsiTheme="majorBidi"/>
-            <w:noProof/>
-            <w:sz w:val="24"/>
-            <w:szCs w:val="28"/>
-          </w:rPr>
-          <w:t xml:space="preserve">1.2 </w:t>
-        </w:r>
-        <w:r>
-          <w:rPr>
-            <w:rStyle w:val="af4"/>
-            <w:rFonts w:asciiTheme="majorBidi" w:hAnsiTheme="majorBidi"/>
-            <w:noProof/>
-            <w:sz w:val="24"/>
-            <w:szCs w:val="28"/>
-            <w:cs/>
-          </w:rPr>
-          <w:t>วัตถุประสงค์ของการทดสอบ</w:t>
-        </w:r>
-        <w:r>
-          <w:rPr>
-            <w:noProof/>
-            <w:webHidden/>
-            <w:sz w:val="24"/>
-            <w:szCs w:val="28"/>
-          </w:rPr>
-          <w:tab/>
-        </w:r>
-        <w:r>
-          <w:rPr>
-            <w:noProof/>
-            <w:webHidden/>
-            <w:sz w:val="24"/>
-            <w:szCs w:val="28"/>
-          </w:rPr>
-          <w:fldChar w:fldCharType="begin"/>
-        </w:r>
-        <w:r>
-          <w:rPr>
-            <w:noProof/>
-            <w:webHidden/>
-            <w:sz w:val="24"/>
-            <w:szCs w:val="28"/>
-          </w:rPr>
-          <w:instrText xml:space="preserve"> PAGEREF _Toc226291798 \h </w:instrText>
-        </w:r>
-        <w:r>
-          <w:rPr>
-            <w:noProof/>
-            <w:webHidden/>
-            <w:sz w:val="24"/>
-            <w:szCs w:val="28"/>
-          </w:rPr>
-        </w:r>
-        <w:r>
-          <w:rPr>
-            <w:noProof/>
-            <w:webHidden/>
-            <w:sz w:val="24"/>
-            <w:szCs w:val="28"/>
-          </w:rPr>
-          <w:fldChar w:fldCharType="separate"/>
-        </w:r>
-        <w:r>
-          <w:rPr>
-            <w:noProof/>
-            <w:webHidden/>
-            <w:sz w:val="24"/>
-            <w:szCs w:val="28"/>
-            <w:cs/>
-          </w:rPr>
-          <w:t>1</w:t>
-        </w:r>
-        <w:r>
-          <w:rPr>
-            <w:noProof/>
-            <w:webHidden/>
-            <w:sz w:val="24"/>
-            <w:szCs w:val="28"/>
-          </w:rPr>
-          <w:fldChar w:fldCharType="end"/>
-        </w:r>
-      </w:hyperlink>
-    </w:p>
-    <w:p>
-      <w:pPr>
-        <w:pStyle w:val="21"/>
-        <w:tabs>
-          <w:tab w:val="right" w:leader="underscore" w:pos="9350"/>
-        </w:tabs>
-        <w:rPr>
-          <w:rFonts w:eastAsiaTheme="minorEastAsia" w:cstheme="minorBidi"/>
-          <w:b w:val="0"/>
-          <w:bCs w:val="0"/>
-          <w:noProof/>
-          <w:sz w:val="28"/>
-          <w:szCs w:val="32"/>
-        </w:rPr>
-      </w:pPr>
-      <w:hyperlink w:anchor="_Toc226291799" w:history="1">
-        <w:r>
-          <w:rPr>
-            <w:rStyle w:val="af4"/>
-            <w:rFonts w:asciiTheme="majorBidi" w:hAnsiTheme="majorBidi"/>
-            <w:noProof/>
-            <w:sz w:val="24"/>
-            <w:szCs w:val="28"/>
-          </w:rPr>
-          <w:t xml:space="preserve">1.3 </w:t>
-        </w:r>
-        <w:r>
-          <w:rPr>
-            <w:rStyle w:val="af4"/>
-            <w:rFonts w:asciiTheme="majorBidi" w:hAnsiTheme="majorBidi"/>
-            <w:noProof/>
-            <w:sz w:val="24"/>
-            <w:szCs w:val="28"/>
-            <w:cs/>
-          </w:rPr>
-          <w:t>ขอบเขตการทดสอบ (</w:t>
-        </w:r>
-        <w:r>
-          <w:rPr>
-            <w:rStyle w:val="af4"/>
-            <w:rFonts w:asciiTheme="majorBidi" w:hAnsiTheme="majorBidi"/>
-            <w:noProof/>
-            <w:sz w:val="24"/>
-            <w:szCs w:val="28"/>
-          </w:rPr>
-          <w:t>Scope):</w:t>
-        </w:r>
-        <w:r>
-          <w:rPr>
-            <w:noProof/>
-            <w:webHidden/>
-            <w:sz w:val="24"/>
-            <w:szCs w:val="28"/>
-          </w:rPr>
-          <w:tab/>
-        </w:r>
-        <w:r>
-          <w:rPr>
-            <w:noProof/>
-            <w:webHidden/>
-            <w:sz w:val="24"/>
-            <w:szCs w:val="28"/>
-          </w:rPr>
-          <w:fldChar w:fldCharType="begin"/>
-        </w:r>
-        <w:r>
-          <w:rPr>
-            <w:noProof/>
-            <w:webHidden/>
-            <w:sz w:val="24"/>
-            <w:szCs w:val="28"/>
-          </w:rPr>
-          <w:instrText xml:space="preserve"> PAGEREF _Toc226291799 \h </w:instrText>
-        </w:r>
-        <w:r>
-          <w:rPr>
-            <w:noProof/>
-            <w:webHidden/>
-            <w:sz w:val="24"/>
-            <w:szCs w:val="28"/>
-          </w:rPr>
-        </w:r>
-        <w:r>
-          <w:rPr>
-            <w:noProof/>
-            <w:webHidden/>
-            <w:sz w:val="24"/>
-            <w:szCs w:val="28"/>
-          </w:rPr>
-          <w:fldChar w:fldCharType="separate"/>
-        </w:r>
-        <w:r>
-          <w:rPr>
-            <w:noProof/>
-            <w:webHidden/>
-            <w:sz w:val="24"/>
-            <w:szCs w:val="28"/>
-            <w:cs/>
-          </w:rPr>
-          <w:t>2</w:t>
-        </w:r>
-        <w:r>
-          <w:rPr>
-            <w:noProof/>
-            <w:webHidden/>
-            <w:sz w:val="24"/>
-            <w:szCs w:val="28"/>
-          </w:rPr>
-          <w:fldChar w:fldCharType="end"/>
-        </w:r>
-      </w:hyperlink>
-    </w:p>
-    <w:p>
-      <w:pPr>
-        <w:pStyle w:val="21"/>
-        <w:tabs>
-          <w:tab w:val="right" w:leader="underscore" w:pos="9350"/>
-        </w:tabs>
-        <w:rPr>
-          <w:rFonts w:eastAsiaTheme="minorEastAsia" w:cstheme="minorBidi"/>
-          <w:b w:val="0"/>
-          <w:bCs w:val="0"/>
-          <w:noProof/>
-          <w:sz w:val="28"/>
-          <w:szCs w:val="32"/>
-        </w:rPr>
-      </w:pPr>
-      <w:hyperlink w:anchor="_Toc226291800" w:history="1">
-        <w:r>
-          <w:rPr>
-            <w:rStyle w:val="af4"/>
-            <w:rFonts w:asciiTheme="majorBidi" w:hAnsiTheme="majorBidi"/>
-            <w:noProof/>
-            <w:sz w:val="24"/>
-            <w:szCs w:val="28"/>
-            <w:cs/>
-          </w:rPr>
-          <w:t>1.4 หน้าที่การรับผิดชอบ</w:t>
-        </w:r>
-        <w:r>
-          <w:rPr>
-            <w:noProof/>
-            <w:webHidden/>
-            <w:sz w:val="24"/>
-            <w:szCs w:val="28"/>
-          </w:rPr>
-          <w:tab/>
-        </w:r>
-        <w:r>
-          <w:rPr>
-            <w:noProof/>
-            <w:webHidden/>
-            <w:sz w:val="24"/>
-            <w:szCs w:val="28"/>
-          </w:rPr>
-          <w:fldChar w:fldCharType="begin"/>
-        </w:r>
-        <w:r>
-          <w:rPr>
-            <w:noProof/>
-            <w:webHidden/>
-            <w:sz w:val="24"/>
-            <w:szCs w:val="28"/>
-          </w:rPr>
-          <w:instrText xml:space="preserve"> PAGEREF _Toc226291800 \h </w:instrText>
-        </w:r>
-        <w:r>
-          <w:rPr>
-            <w:noProof/>
-            <w:webHidden/>
-            <w:sz w:val="24"/>
-            <w:szCs w:val="28"/>
-          </w:rPr>
-        </w:r>
-        <w:r>
-          <w:rPr>
-            <w:noProof/>
-            <w:webHidden/>
-            <w:sz w:val="24"/>
-            <w:szCs w:val="28"/>
-          </w:rPr>
-          <w:fldChar w:fldCharType="separate"/>
-        </w:r>
-        <w:r>
-          <w:rPr>
-            <w:noProof/>
-            <w:webHidden/>
-            <w:sz w:val="24"/>
-            <w:szCs w:val="28"/>
-            <w:cs/>
-          </w:rPr>
-          <w:t>2</w:t>
-        </w:r>
-        <w:r>
-          <w:rPr>
-            <w:noProof/>
-            <w:webHidden/>
-            <w:sz w:val="24"/>
-            <w:szCs w:val="28"/>
-          </w:rPr>
-          <w:fldChar w:fldCharType="end"/>
-        </w:r>
-      </w:hyperlink>
-    </w:p>
-    <w:p>
-      <w:pPr>
-        <w:pStyle w:val="11"/>
-        <w:tabs>
-          <w:tab w:val="right" w:leader="underscore" w:pos="9350"/>
-        </w:tabs>
-        <w:rPr>
-          <w:rFonts w:eastAsiaTheme="minorEastAsia" w:cstheme="minorBidi"/>
-          <w:b w:val="0"/>
-          <w:bCs w:val="0"/>
-          <w:i w:val="0"/>
-          <w:iCs w:val="0"/>
-          <w:noProof/>
-          <w:sz w:val="28"/>
-          <w:szCs w:val="32"/>
-        </w:rPr>
-      </w:pPr>
-      <w:hyperlink w:anchor="_Toc226291801" w:history="1">
-        <w:r>
-          <w:rPr>
-            <w:rStyle w:val="af4"/>
-            <w:rFonts w:asciiTheme="majorBidi" w:hAnsiTheme="majorBidi"/>
-            <w:noProof/>
-            <w:sz w:val="28"/>
-            <w:szCs w:val="32"/>
-            <w:cs/>
-          </w:rPr>
-          <w:t xml:space="preserve">บทที่ </w:t>
-        </w:r>
+          <w:sz w:val="32"/>
+          <w:szCs w:val="36"/>
+        </w:rPr>
+      </w:pPr>
+      <w:hyperlink w:anchor="_Toc226336961" w:history="1">
         <w:r>
           <w:rPr>
             <w:rStyle w:val="af4"/>
@@ -2068,7 +1750,7 @@
             <w:sz w:val="28"/>
             <w:szCs w:val="32"/>
           </w:rPr>
-          <w:t xml:space="preserve">2: </w:t>
+          <w:t xml:space="preserve">1.2 </w:t>
         </w:r>
         <w:r>
           <w:rPr>
@@ -2079,17 +1761,7 @@
             <w:szCs w:val="32"/>
             <w:cs/>
           </w:rPr>
-          <w:t>แผนการทดสอบและกลยุทธ์ (</w:t>
-        </w:r>
-        <w:r>
-          <w:rPr>
-            <w:rStyle w:val="af4"/>
-            <w:rFonts w:asciiTheme="majorBidi" w:hAnsiTheme="majorBidi"/>
-            <w:noProof/>
-            <w:sz w:val="28"/>
-            <w:szCs w:val="32"/>
-          </w:rPr>
-          <w:t>Test Plan &amp; Strategy)</w:t>
+          <w:t>วัตถุประสงค์ของการทดสอบ</w:t>
         </w:r>
         <w:r>
           <w:rPr>
@@ -2116,7 +1788,540 @@
             <w:sz w:val="28"/>
             <w:szCs w:val="32"/>
           </w:rPr>
-          <w:instrText xml:space="preserve"> PAGEREF _Toc226291801 \h </w:instrText>
+          <w:instrText xml:space="preserve"> PAGEREF _Toc226336961 \h </w:instrText>
+        </w:r>
+        <w:r>
+          <w:rPr>
+            <w:noProof/>
+            <w:webHidden/>
+            <w:sz w:val="28"/>
+            <w:szCs w:val="32"/>
+          </w:rPr>
+        </w:r>
+        <w:r>
+          <w:rPr>
+            <w:noProof/>
+            <w:webHidden/>
+            <w:sz w:val="28"/>
+            <w:szCs w:val="32"/>
+          </w:rPr>
+          <w:fldChar w:fldCharType="separate"/>
+        </w:r>
+        <w:r>
+          <w:rPr>
+            <w:noProof/>
+            <w:webHidden/>
+            <w:sz w:val="28"/>
+            <w:szCs w:val="32"/>
+            <w:cs/>
+          </w:rPr>
+          <w:t>1</w:t>
+        </w:r>
+        <w:r>
+          <w:rPr>
+            <w:noProof/>
+            <w:webHidden/>
+            <w:sz w:val="28"/>
+            <w:szCs w:val="32"/>
+          </w:rPr>
+          <w:fldChar w:fldCharType="end"/>
+        </w:r>
+      </w:hyperlink>
+    </w:p>
+    <w:p>
+      <w:pPr>
+        <w:pStyle w:val="21"/>
+        <w:tabs>
+          <w:tab w:val="right" w:leader="underscore" w:pos="9016"/>
+        </w:tabs>
+        <w:rPr>
+          <w:rFonts w:eastAsiaTheme="minorEastAsia" w:cstheme="minorBidi"/>
+          <w:b w:val="0"/>
+          <w:bCs w:val="0"/>
+          <w:noProof/>
+          <w:sz w:val="32"/>
+          <w:szCs w:val="36"/>
+        </w:rPr>
+      </w:pPr>
+      <w:hyperlink w:anchor="_Toc226336962" w:history="1">
+        <w:r>
+          <w:rPr>
+            <w:rStyle w:val="af4"/>
+            <w:rFonts w:asciiTheme="majorBidi" w:hAnsiTheme="majorBidi"/>
+            <w:noProof/>
+            <w:sz w:val="28"/>
+            <w:szCs w:val="32"/>
+          </w:rPr>
+          <w:t xml:space="preserve">1.3 </w:t>
+        </w:r>
+        <w:r>
+          <w:rPr>
+            <w:rStyle w:val="af4"/>
+            <w:rFonts w:asciiTheme="majorBidi" w:hAnsiTheme="majorBidi"/>
+            <w:noProof/>
+            <w:sz w:val="28"/>
+            <w:szCs w:val="32"/>
+            <w:cs/>
+          </w:rPr>
+          <w:t>ขอบเขตการทดสอบ (</w:t>
+        </w:r>
+        <w:r>
+          <w:rPr>
+            <w:rStyle w:val="af4"/>
+            <w:rFonts w:asciiTheme="majorBidi" w:hAnsiTheme="majorBidi"/>
+            <w:noProof/>
+            <w:sz w:val="28"/>
+            <w:szCs w:val="32"/>
+          </w:rPr>
+          <w:t>Scope):</w:t>
+        </w:r>
+        <w:r>
+          <w:rPr>
+            <w:noProof/>
+            <w:webHidden/>
+            <w:sz w:val="28"/>
+            <w:szCs w:val="32"/>
+          </w:rPr>
+          <w:tab/>
+        </w:r>
+        <w:r>
+          <w:rPr>
+            <w:noProof/>
+            <w:webHidden/>
+            <w:sz w:val="28"/>
+            <w:szCs w:val="32"/>
+          </w:rPr>
+          <w:fldChar w:fldCharType="begin"/>
+        </w:r>
+        <w:r>
+          <w:rPr>
+            <w:noProof/>
+            <w:webHidden/>
+            <w:sz w:val="28"/>
+            <w:szCs w:val="32"/>
+          </w:rPr>
+          <w:instrText xml:space="preserve"> PAGEREF _Toc226336962 \h </w:instrText>
+        </w:r>
+        <w:r>
+          <w:rPr>
+            <w:noProof/>
+            <w:webHidden/>
+            <w:sz w:val="28"/>
+            <w:szCs w:val="32"/>
+          </w:rPr>
+        </w:r>
+        <w:r>
+          <w:rPr>
+            <w:noProof/>
+            <w:webHidden/>
+            <w:sz w:val="28"/>
+            <w:szCs w:val="32"/>
+          </w:rPr>
+          <w:fldChar w:fldCharType="separate"/>
+        </w:r>
+        <w:r>
+          <w:rPr>
+            <w:noProof/>
+            <w:webHidden/>
+            <w:sz w:val="28"/>
+            <w:szCs w:val="32"/>
+            <w:cs/>
+          </w:rPr>
+          <w:t>1</w:t>
+        </w:r>
+        <w:r>
+          <w:rPr>
+            <w:noProof/>
+            <w:webHidden/>
+            <w:sz w:val="28"/>
+            <w:szCs w:val="32"/>
+          </w:rPr>
+          <w:fldChar w:fldCharType="end"/>
+        </w:r>
+      </w:hyperlink>
+    </w:p>
+    <w:p>
+      <w:pPr>
+        <w:pStyle w:val="21"/>
+        <w:tabs>
+          <w:tab w:val="right" w:leader="underscore" w:pos="9016"/>
+        </w:tabs>
+        <w:rPr>
+          <w:rFonts w:eastAsiaTheme="minorEastAsia" w:cstheme="minorBidi"/>
+          <w:b w:val="0"/>
+          <w:bCs w:val="0"/>
+          <w:noProof/>
+          <w:sz w:val="32"/>
+          <w:szCs w:val="36"/>
+        </w:rPr>
+      </w:pPr>
+      <w:hyperlink w:anchor="_Toc226336963" w:history="1">
+        <w:r>
+          <w:rPr>
+            <w:rStyle w:val="af4"/>
+            <w:rFonts w:asciiTheme="majorBidi" w:hAnsiTheme="majorBidi"/>
+            <w:noProof/>
+            <w:sz w:val="28"/>
+            <w:szCs w:val="32"/>
+            <w:cs/>
+          </w:rPr>
+          <w:t>1.4 หน้าที่การรับผิดชอบ</w:t>
+        </w:r>
+        <w:r>
+          <w:rPr>
+            <w:noProof/>
+            <w:webHidden/>
+            <w:sz w:val="28"/>
+            <w:szCs w:val="32"/>
+          </w:rPr>
+          <w:tab/>
+        </w:r>
+        <w:r>
+          <w:rPr>
+            <w:noProof/>
+            <w:webHidden/>
+            <w:sz w:val="28"/>
+            <w:szCs w:val="32"/>
+          </w:rPr>
+          <w:fldChar w:fldCharType="begin"/>
+        </w:r>
+        <w:r>
+          <w:rPr>
+            <w:noProof/>
+            <w:webHidden/>
+            <w:sz w:val="28"/>
+            <w:szCs w:val="32"/>
+          </w:rPr>
+          <w:instrText xml:space="preserve"> PAGEREF _Toc226336963 \h </w:instrText>
+        </w:r>
+        <w:r>
+          <w:rPr>
+            <w:noProof/>
+            <w:webHidden/>
+            <w:sz w:val="28"/>
+            <w:szCs w:val="32"/>
+          </w:rPr>
+        </w:r>
+        <w:r>
+          <w:rPr>
+            <w:noProof/>
+            <w:webHidden/>
+            <w:sz w:val="28"/>
+            <w:szCs w:val="32"/>
+          </w:rPr>
+          <w:fldChar w:fldCharType="separate"/>
+        </w:r>
+        <w:r>
+          <w:rPr>
+            <w:noProof/>
+            <w:webHidden/>
+            <w:sz w:val="28"/>
+            <w:szCs w:val="32"/>
+            <w:cs/>
+          </w:rPr>
+          <w:t>2</w:t>
+        </w:r>
+        <w:r>
+          <w:rPr>
+            <w:noProof/>
+            <w:webHidden/>
+            <w:sz w:val="28"/>
+            <w:szCs w:val="32"/>
+          </w:rPr>
+          <w:fldChar w:fldCharType="end"/>
+        </w:r>
+      </w:hyperlink>
+    </w:p>
+    <w:p>
+      <w:pPr>
+        <w:pStyle w:val="11"/>
+        <w:tabs>
+          <w:tab w:val="right" w:leader="underscore" w:pos="9016"/>
+        </w:tabs>
+        <w:rPr>
+          <w:rFonts w:eastAsiaTheme="minorEastAsia" w:cstheme="minorBidi"/>
+          <w:b w:val="0"/>
+          <w:bCs w:val="0"/>
+          <w:i w:val="0"/>
+          <w:iCs w:val="0"/>
+          <w:noProof/>
+          <w:sz w:val="32"/>
+          <w:szCs w:val="36"/>
+        </w:rPr>
+      </w:pPr>
+      <w:hyperlink w:anchor="_Toc226336964" w:history="1">
+        <w:r>
+          <w:rPr>
+            <w:rStyle w:val="af4"/>
+            <w:rFonts w:asciiTheme="majorBidi" w:hAnsiTheme="majorBidi"/>
+            <w:noProof/>
+            <w:sz w:val="32"/>
+            <w:szCs w:val="36"/>
+            <w:cs/>
+          </w:rPr>
+          <w:t xml:space="preserve">บทที่ </w:t>
+        </w:r>
+        <w:r>
+          <w:rPr>
+            <w:rStyle w:val="af4"/>
+            <w:rFonts w:asciiTheme="majorBidi" w:hAnsiTheme="majorBidi"/>
+            <w:noProof/>
+            <w:sz w:val="32"/>
+            <w:szCs w:val="36"/>
+          </w:rPr>
+          <w:t xml:space="preserve">2: </w:t>
+        </w:r>
+        <w:r>
+          <w:rPr>
+            <w:rStyle w:val="af4"/>
+            <w:rFonts w:asciiTheme="majorBidi" w:hAnsiTheme="majorBidi"/>
+            <w:noProof/>
+            <w:sz w:val="32"/>
+            <w:szCs w:val="36"/>
+            <w:cs/>
+          </w:rPr>
+          <w:t>แผนการทดสอบและกลยุทธ์ (</w:t>
+        </w:r>
+        <w:r>
+          <w:rPr>
+            <w:rStyle w:val="af4"/>
+            <w:rFonts w:asciiTheme="majorBidi" w:hAnsiTheme="majorBidi"/>
+            <w:noProof/>
+            <w:sz w:val="32"/>
+            <w:szCs w:val="36"/>
+          </w:rPr>
+          <w:t>Test Plan &amp; Strategy)</w:t>
+        </w:r>
+        <w:r>
+          <w:rPr>
+            <w:noProof/>
+            <w:webHidden/>
+            <w:sz w:val="32"/>
+            <w:szCs w:val="36"/>
+          </w:rPr>
+          <w:tab/>
+        </w:r>
+        <w:r>
+          <w:rPr>
+            <w:noProof/>
+            <w:webHidden/>
+            <w:sz w:val="32"/>
+            <w:szCs w:val="36"/>
+          </w:rPr>
+          <w:fldChar w:fldCharType="begin"/>
+        </w:r>
+        <w:r>
+          <w:rPr>
+            <w:noProof/>
+            <w:webHidden/>
+            <w:sz w:val="32"/>
+            <w:szCs w:val="36"/>
+          </w:rPr>
+          <w:instrText xml:space="preserve"> PAGEREF _Toc226336964 \h </w:instrText>
+        </w:r>
+        <w:r>
+          <w:rPr>
+            <w:noProof/>
+            <w:webHidden/>
+            <w:sz w:val="32"/>
+            <w:szCs w:val="36"/>
+          </w:rPr>
+        </w:r>
+        <w:r>
+          <w:rPr>
+            <w:noProof/>
+            <w:webHidden/>
+            <w:sz w:val="32"/>
+            <w:szCs w:val="36"/>
+          </w:rPr>
+          <w:fldChar w:fldCharType="separate"/>
+        </w:r>
+        <w:r>
+          <w:rPr>
+            <w:noProof/>
+            <w:webHidden/>
+            <w:sz w:val="32"/>
+            <w:szCs w:val="36"/>
+            <w:cs/>
+          </w:rPr>
+          <w:t>2</w:t>
+        </w:r>
+        <w:r>
+          <w:rPr>
+            <w:noProof/>
+            <w:webHidden/>
+            <w:sz w:val="32"/>
+            <w:szCs w:val="36"/>
+          </w:rPr>
+          <w:fldChar w:fldCharType="end"/>
+        </w:r>
+      </w:hyperlink>
+    </w:p>
+    <w:p>
+      <w:pPr>
+        <w:pStyle w:val="21"/>
+        <w:tabs>
+          <w:tab w:val="right" w:leader="underscore" w:pos="9016"/>
+        </w:tabs>
+        <w:rPr>
+          <w:rFonts w:eastAsiaTheme="minorEastAsia" w:cstheme="minorBidi"/>
+          <w:b w:val="0"/>
+          <w:bCs w:val="0"/>
+          <w:noProof/>
+          <w:sz w:val="32"/>
+          <w:szCs w:val="36"/>
+        </w:rPr>
+      </w:pPr>
+      <w:hyperlink w:anchor="_Toc226336965" w:history="1">
+        <w:r>
+          <w:rPr>
+            <w:rStyle w:val="af4"/>
+            <w:rFonts w:asciiTheme="majorBidi" w:hAnsiTheme="majorBidi"/>
+            <w:noProof/>
+            <w:sz w:val="28"/>
+            <w:szCs w:val="32"/>
+          </w:rPr>
+          <w:t xml:space="preserve">2.1 </w:t>
+        </w:r>
+        <w:r>
+          <w:rPr>
+            <w:rStyle w:val="af4"/>
+            <w:rFonts w:asciiTheme="majorBidi" w:hAnsiTheme="majorBidi"/>
+            <w:noProof/>
+            <w:sz w:val="28"/>
+            <w:szCs w:val="32"/>
+            <w:cs/>
+          </w:rPr>
+          <w:t>กลยุทธ์การทดสอบ</w:t>
+        </w:r>
+        <w:r>
+          <w:rPr>
+            <w:noProof/>
+            <w:webHidden/>
+            <w:sz w:val="28"/>
+            <w:szCs w:val="32"/>
+          </w:rPr>
+          <w:tab/>
+        </w:r>
+        <w:r>
+          <w:rPr>
+            <w:noProof/>
+            <w:webHidden/>
+            <w:sz w:val="28"/>
+            <w:szCs w:val="32"/>
+          </w:rPr>
+          <w:fldChar w:fldCharType="begin"/>
+        </w:r>
+        <w:r>
+          <w:rPr>
+            <w:noProof/>
+            <w:webHidden/>
+            <w:sz w:val="28"/>
+            <w:szCs w:val="32"/>
+          </w:rPr>
+          <w:instrText xml:space="preserve"> PAGEREF _Toc226336965 \h </w:instrText>
+        </w:r>
+        <w:r>
+          <w:rPr>
+            <w:noProof/>
+            <w:webHidden/>
+            <w:sz w:val="28"/>
+            <w:szCs w:val="32"/>
+          </w:rPr>
+        </w:r>
+        <w:r>
+          <w:rPr>
+            <w:noProof/>
+            <w:webHidden/>
+            <w:sz w:val="28"/>
+            <w:szCs w:val="32"/>
+          </w:rPr>
+          <w:fldChar w:fldCharType="separate"/>
+        </w:r>
+        <w:r>
+          <w:rPr>
+            <w:noProof/>
+            <w:webHidden/>
+            <w:sz w:val="28"/>
+            <w:szCs w:val="32"/>
+            <w:cs/>
+          </w:rPr>
+          <w:t>2</w:t>
+        </w:r>
+        <w:r>
+          <w:rPr>
+            <w:noProof/>
+            <w:webHidden/>
+            <w:sz w:val="28"/>
+            <w:szCs w:val="32"/>
+          </w:rPr>
+          <w:fldChar w:fldCharType="end"/>
+        </w:r>
+      </w:hyperlink>
+    </w:p>
+    <w:p>
+      <w:pPr>
+        <w:pStyle w:val="21"/>
+        <w:tabs>
+          <w:tab w:val="right" w:leader="underscore" w:pos="9016"/>
+        </w:tabs>
+        <w:rPr>
+          <w:rFonts w:eastAsiaTheme="minorEastAsia" w:cstheme="minorBidi"/>
+          <w:b w:val="0"/>
+          <w:bCs w:val="0"/>
+          <w:noProof/>
+          <w:sz w:val="32"/>
+          <w:szCs w:val="36"/>
+        </w:rPr>
+      </w:pPr>
+      <w:hyperlink w:anchor="_Toc226336966" w:history="1">
+        <w:r>
+          <w:rPr>
+            <w:rStyle w:val="af4"/>
+            <w:rFonts w:asciiTheme="majorBidi" w:hAnsiTheme="majorBidi"/>
+            <w:noProof/>
+            <w:sz w:val="28"/>
+            <w:szCs w:val="32"/>
+          </w:rPr>
+          <w:t xml:space="preserve">2.2 </w:t>
+        </w:r>
+        <w:r>
+          <w:rPr>
+            <w:rStyle w:val="af4"/>
+            <w:rFonts w:asciiTheme="majorBidi" w:hAnsiTheme="majorBidi"/>
+            <w:noProof/>
+            <w:sz w:val="28"/>
+            <w:szCs w:val="32"/>
+            <w:cs/>
+          </w:rPr>
+          <w:t>เครื่องมือที่ใช้:</w:t>
+        </w:r>
+        <w:r>
+          <w:rPr>
+            <w:noProof/>
+            <w:webHidden/>
+            <w:sz w:val="28"/>
+            <w:szCs w:val="32"/>
+          </w:rPr>
+          <w:tab/>
+        </w:r>
+        <w:r>
+          <w:rPr>
+            <w:noProof/>
+            <w:webHidden/>
+            <w:sz w:val="28"/>
+            <w:szCs w:val="32"/>
+          </w:rPr>
+          <w:fldChar w:fldCharType="begin"/>
+        </w:r>
+        <w:r>
+          <w:rPr>
+            <w:noProof/>
+            <w:webHidden/>
+            <w:sz w:val="28"/>
+            <w:szCs w:val="32"/>
+          </w:rPr>
+          <w:instrText xml:space="preserve"> PAGEREF _Toc226336966 \h </w:instrText>
         </w:r>
         <w:r>
           <w:rPr>
@@ -2160,663 +2365,18 @@
       <w:pPr>
         <w:pStyle w:val="21"/>
         <w:tabs>
-          <w:tab w:val="right" w:leader="underscore" w:pos="9350"/>
+          <w:tab w:val="right" w:leader="underscore" w:pos="9016"/>
         </w:tabs>
         <w:rPr>
           <w:rFonts w:eastAsiaTheme="minorEastAsia" w:cstheme="minorBidi"/>
           <w:b w:val="0"/>
           <w:bCs w:val="0"/>
           <w:noProof/>
-          <w:sz w:val="28"/>
-          <w:szCs w:val="32"/>
-        </w:rPr>
-      </w:pPr>
-      <w:hyperlink w:anchor="_Toc226291802" w:history="1">
-        <w:r>
-          <w:rPr>
-            <w:rStyle w:val="af4"/>
-            <w:rFonts w:asciiTheme="majorBidi" w:hAnsiTheme="majorBidi"/>
-            <w:noProof/>
-            <w:sz w:val="24"/>
-            <w:szCs w:val="28"/>
-          </w:rPr>
-          <w:t xml:space="preserve">2.1 </w:t>
-        </w:r>
-        <w:r>
-          <w:rPr>
-            <w:rStyle w:val="af4"/>
-            <w:rFonts w:asciiTheme="majorBidi" w:hAnsiTheme="majorBidi"/>
-            <w:noProof/>
-            <w:sz w:val="24"/>
-            <w:szCs w:val="28"/>
-            <w:cs/>
-          </w:rPr>
-          <w:t>กลยุทธ์การทดสอบ</w:t>
-        </w:r>
-        <w:r>
-          <w:rPr>
-            <w:noProof/>
-            <w:webHidden/>
-            <w:sz w:val="24"/>
-            <w:szCs w:val="28"/>
-          </w:rPr>
-          <w:tab/>
-        </w:r>
-        <w:r>
-          <w:rPr>
-            <w:noProof/>
-            <w:webHidden/>
-            <w:sz w:val="24"/>
-            <w:szCs w:val="28"/>
-          </w:rPr>
-          <w:fldChar w:fldCharType="begin"/>
-        </w:r>
-        <w:r>
-          <w:rPr>
-            <w:noProof/>
-            <w:webHidden/>
-            <w:sz w:val="24"/>
-            <w:szCs w:val="28"/>
-          </w:rPr>
-          <w:instrText xml:space="preserve"> PAGEREF _Toc226291802 \h </w:instrText>
-        </w:r>
-        <w:r>
-          <w:rPr>
-            <w:noProof/>
-            <w:webHidden/>
-            <w:sz w:val="24"/>
-            <w:szCs w:val="28"/>
-          </w:rPr>
-        </w:r>
-        <w:r>
-          <w:rPr>
-            <w:noProof/>
-            <w:webHidden/>
-            <w:sz w:val="24"/>
-            <w:szCs w:val="28"/>
-          </w:rPr>
-          <w:fldChar w:fldCharType="separate"/>
-        </w:r>
-        <w:r>
-          <w:rPr>
-            <w:noProof/>
-            <w:webHidden/>
-            <w:sz w:val="24"/>
-            <w:szCs w:val="28"/>
-            <w:cs/>
-          </w:rPr>
-          <w:t>3</w:t>
-        </w:r>
-        <w:r>
-          <w:rPr>
-            <w:noProof/>
-            <w:webHidden/>
-            <w:sz w:val="24"/>
-            <w:szCs w:val="28"/>
-          </w:rPr>
-          <w:fldChar w:fldCharType="end"/>
-        </w:r>
-      </w:hyperlink>
-    </w:p>
-    <w:p>
-      <w:pPr>
-        <w:pStyle w:val="21"/>
-        <w:tabs>
-          <w:tab w:val="right" w:leader="underscore" w:pos="9350"/>
-        </w:tabs>
-        <w:rPr>
-          <w:rFonts w:eastAsiaTheme="minorEastAsia" w:cstheme="minorBidi"/>
-          <w:b w:val="0"/>
-          <w:bCs w:val="0"/>
-          <w:noProof/>
-          <w:sz w:val="28"/>
-          <w:szCs w:val="32"/>
-        </w:rPr>
-      </w:pPr>
-      <w:hyperlink w:anchor="_Toc226291803" w:history="1">
-        <w:r>
-          <w:rPr>
-            <w:rStyle w:val="af4"/>
-            <w:rFonts w:asciiTheme="majorBidi" w:hAnsiTheme="majorBidi"/>
-            <w:noProof/>
-            <w:sz w:val="24"/>
-            <w:szCs w:val="28"/>
-          </w:rPr>
-          <w:t xml:space="preserve">2.2 </w:t>
-        </w:r>
-        <w:r>
-          <w:rPr>
-            <w:rStyle w:val="af4"/>
-            <w:rFonts w:asciiTheme="majorBidi" w:hAnsiTheme="majorBidi"/>
-            <w:noProof/>
-            <w:sz w:val="24"/>
-            <w:szCs w:val="28"/>
-            <w:cs/>
-          </w:rPr>
-          <w:t>เครื่องมือที่ใช้:</w:t>
-        </w:r>
-        <w:r>
-          <w:rPr>
-            <w:noProof/>
-            <w:webHidden/>
-            <w:sz w:val="24"/>
-            <w:szCs w:val="28"/>
-          </w:rPr>
-          <w:tab/>
-        </w:r>
-        <w:r>
-          <w:rPr>
-            <w:noProof/>
-            <w:webHidden/>
-            <w:sz w:val="24"/>
-            <w:szCs w:val="28"/>
-          </w:rPr>
-          <w:fldChar w:fldCharType="begin"/>
-        </w:r>
-        <w:r>
-          <w:rPr>
-            <w:noProof/>
-            <w:webHidden/>
-            <w:sz w:val="24"/>
-            <w:szCs w:val="28"/>
-          </w:rPr>
-          <w:instrText xml:space="preserve"> PAGEREF _Toc226291803 \h </w:instrText>
-        </w:r>
-        <w:r>
-          <w:rPr>
-            <w:noProof/>
-            <w:webHidden/>
-            <w:sz w:val="24"/>
-            <w:szCs w:val="28"/>
-          </w:rPr>
-        </w:r>
-        <w:r>
-          <w:rPr>
-            <w:noProof/>
-            <w:webHidden/>
-            <w:sz w:val="24"/>
-            <w:szCs w:val="28"/>
-          </w:rPr>
-          <w:fldChar w:fldCharType="separate"/>
-        </w:r>
-        <w:r>
-          <w:rPr>
-            <w:noProof/>
-            <w:webHidden/>
-            <w:sz w:val="24"/>
-            <w:szCs w:val="28"/>
-            <w:cs/>
-          </w:rPr>
-          <w:t>3</w:t>
-        </w:r>
-        <w:r>
-          <w:rPr>
-            <w:noProof/>
-            <w:webHidden/>
-            <w:sz w:val="24"/>
-            <w:szCs w:val="28"/>
-          </w:rPr>
-          <w:fldChar w:fldCharType="end"/>
-        </w:r>
-      </w:hyperlink>
-    </w:p>
-    <w:p>
-      <w:pPr>
-        <w:pStyle w:val="21"/>
-        <w:tabs>
-          <w:tab w:val="right" w:leader="underscore" w:pos="9350"/>
-        </w:tabs>
-        <w:rPr>
-          <w:rFonts w:eastAsiaTheme="minorEastAsia" w:cstheme="minorBidi"/>
-          <w:b w:val="0"/>
-          <w:bCs w:val="0"/>
-          <w:noProof/>
-          <w:sz w:val="28"/>
-          <w:szCs w:val="32"/>
-        </w:rPr>
-      </w:pPr>
-      <w:hyperlink w:anchor="_Toc226291804" w:history="1">
-        <w:r>
-          <w:rPr>
-            <w:rStyle w:val="af4"/>
-            <w:rFonts w:asciiTheme="majorBidi" w:hAnsiTheme="majorBidi"/>
-            <w:noProof/>
-            <w:sz w:val="24"/>
-            <w:szCs w:val="28"/>
-          </w:rPr>
-          <w:t xml:space="preserve">2.3 </w:t>
-        </w:r>
-        <w:r>
-          <w:rPr>
-            <w:rStyle w:val="af4"/>
-            <w:rFonts w:asciiTheme="majorBidi" w:hAnsiTheme="majorBidi"/>
-            <w:noProof/>
-            <w:sz w:val="24"/>
-            <w:szCs w:val="28"/>
-            <w:cs/>
-          </w:rPr>
-          <w:t>สภาพแวดล้อมที่ทดสอบ (</w:t>
-        </w:r>
-        <w:r>
-          <w:rPr>
-            <w:rStyle w:val="af4"/>
-            <w:rFonts w:asciiTheme="majorBidi" w:hAnsiTheme="majorBidi"/>
-            <w:noProof/>
-            <w:sz w:val="24"/>
-            <w:szCs w:val="28"/>
-          </w:rPr>
-          <w:t>Test Environment)</w:t>
-        </w:r>
-        <w:r>
-          <w:rPr>
-            <w:noProof/>
-            <w:webHidden/>
-            <w:sz w:val="24"/>
-            <w:szCs w:val="28"/>
-          </w:rPr>
-          <w:tab/>
-        </w:r>
-        <w:r>
-          <w:rPr>
-            <w:noProof/>
-            <w:webHidden/>
-            <w:sz w:val="24"/>
-            <w:szCs w:val="28"/>
-          </w:rPr>
-          <w:fldChar w:fldCharType="begin"/>
-        </w:r>
-        <w:r>
-          <w:rPr>
-            <w:noProof/>
-            <w:webHidden/>
-            <w:sz w:val="24"/>
-            <w:szCs w:val="28"/>
-          </w:rPr>
-          <w:instrText xml:space="preserve"> PAGEREF _Toc226291804 \h </w:instrText>
-        </w:r>
-        <w:r>
-          <w:rPr>
-            <w:noProof/>
-            <w:webHidden/>
-            <w:sz w:val="24"/>
-            <w:szCs w:val="28"/>
-          </w:rPr>
-        </w:r>
-        <w:r>
-          <w:rPr>
-            <w:noProof/>
-            <w:webHidden/>
-            <w:sz w:val="24"/>
-            <w:szCs w:val="28"/>
-          </w:rPr>
-          <w:fldChar w:fldCharType="separate"/>
-        </w:r>
-        <w:r>
-          <w:rPr>
-            <w:noProof/>
-            <w:webHidden/>
-            <w:sz w:val="24"/>
-            <w:szCs w:val="28"/>
-            <w:cs/>
-          </w:rPr>
-          <w:t>3</w:t>
-        </w:r>
-        <w:r>
-          <w:rPr>
-            <w:noProof/>
-            <w:webHidden/>
-            <w:sz w:val="24"/>
-            <w:szCs w:val="28"/>
-          </w:rPr>
-          <w:fldChar w:fldCharType="end"/>
-        </w:r>
-      </w:hyperlink>
-    </w:p>
-    <w:p>
-      <w:pPr>
-        <w:pStyle w:val="21"/>
-        <w:tabs>
-          <w:tab w:val="right" w:leader="underscore" w:pos="9350"/>
-        </w:tabs>
-        <w:rPr>
-          <w:rFonts w:eastAsiaTheme="minorEastAsia" w:cstheme="minorBidi"/>
-          <w:b w:val="0"/>
-          <w:bCs w:val="0"/>
-          <w:noProof/>
-          <w:sz w:val="28"/>
-          <w:szCs w:val="32"/>
-        </w:rPr>
-      </w:pPr>
-      <w:hyperlink w:anchor="_Toc226291805" w:history="1">
-        <w:r>
-          <w:rPr>
-            <w:rStyle w:val="af4"/>
-            <w:rFonts w:asciiTheme="majorBidi" w:hAnsiTheme="majorBidi"/>
-            <w:noProof/>
-            <w:sz w:val="24"/>
-            <w:szCs w:val="28"/>
-          </w:rPr>
-          <w:t xml:space="preserve">2.4 </w:t>
-        </w:r>
-        <w:r>
-          <w:rPr>
-            <w:rStyle w:val="af4"/>
-            <w:rFonts w:asciiTheme="majorBidi" w:hAnsiTheme="majorBidi"/>
-            <w:noProof/>
-            <w:sz w:val="24"/>
-            <w:szCs w:val="28"/>
-            <w:cs/>
-          </w:rPr>
-          <w:t>การประเมินความเสี่ยง (</w:t>
-        </w:r>
-        <w:r>
-          <w:rPr>
-            <w:rStyle w:val="af4"/>
-            <w:rFonts w:asciiTheme="majorBidi" w:hAnsiTheme="majorBidi"/>
-            <w:noProof/>
-            <w:sz w:val="24"/>
-            <w:szCs w:val="28"/>
-          </w:rPr>
-          <w:t>Risk Assessment):</w:t>
-        </w:r>
-        <w:r>
-          <w:rPr>
-            <w:noProof/>
-            <w:webHidden/>
-            <w:sz w:val="24"/>
-            <w:szCs w:val="28"/>
-          </w:rPr>
-          <w:tab/>
-        </w:r>
-        <w:r>
-          <w:rPr>
-            <w:noProof/>
-            <w:webHidden/>
-            <w:sz w:val="24"/>
-            <w:szCs w:val="28"/>
-          </w:rPr>
-          <w:fldChar w:fldCharType="begin"/>
-        </w:r>
-        <w:r>
-          <w:rPr>
-            <w:noProof/>
-            <w:webHidden/>
-            <w:sz w:val="24"/>
-            <w:szCs w:val="28"/>
-          </w:rPr>
-          <w:instrText xml:space="preserve"> PAGEREF _Toc226291805 \h </w:instrText>
-        </w:r>
-        <w:r>
-          <w:rPr>
-            <w:noProof/>
-            <w:webHidden/>
-            <w:sz w:val="24"/>
-            <w:szCs w:val="28"/>
-          </w:rPr>
-        </w:r>
-        <w:r>
-          <w:rPr>
-            <w:noProof/>
-            <w:webHidden/>
-            <w:sz w:val="24"/>
-            <w:szCs w:val="28"/>
-          </w:rPr>
-          <w:fldChar w:fldCharType="separate"/>
-        </w:r>
-        <w:r>
-          <w:rPr>
-            <w:noProof/>
-            <w:webHidden/>
-            <w:sz w:val="24"/>
-            <w:szCs w:val="28"/>
-            <w:cs/>
-          </w:rPr>
-          <w:t>4</w:t>
-        </w:r>
-        <w:r>
-          <w:rPr>
-            <w:noProof/>
-            <w:webHidden/>
-            <w:sz w:val="24"/>
-            <w:szCs w:val="28"/>
-          </w:rPr>
-          <w:fldChar w:fldCharType="end"/>
-        </w:r>
-      </w:hyperlink>
-    </w:p>
-    <w:p>
-      <w:pPr>
-        <w:pStyle w:val="21"/>
-        <w:tabs>
-          <w:tab w:val="right" w:leader="underscore" w:pos="9350"/>
-        </w:tabs>
-        <w:rPr>
-          <w:rFonts w:eastAsiaTheme="minorEastAsia" w:cstheme="minorBidi"/>
-          <w:b w:val="0"/>
-          <w:bCs w:val="0"/>
-          <w:noProof/>
-          <w:sz w:val="28"/>
-          <w:szCs w:val="32"/>
-        </w:rPr>
-      </w:pPr>
-      <w:hyperlink w:anchor="_Toc226291806" w:history="1">
-        <w:r>
-          <w:rPr>
-            <w:rStyle w:val="af4"/>
-            <w:rFonts w:asciiTheme="majorBidi" w:hAnsiTheme="majorBidi"/>
-            <w:noProof/>
-            <w:sz w:val="24"/>
-            <w:szCs w:val="28"/>
-          </w:rPr>
-          <w:t xml:space="preserve">2.5 </w:t>
-        </w:r>
-        <w:r>
-          <w:rPr>
-            <w:rStyle w:val="af4"/>
-            <w:rFonts w:asciiTheme="majorBidi" w:hAnsiTheme="majorBidi"/>
-            <w:noProof/>
-            <w:sz w:val="24"/>
-            <w:szCs w:val="28"/>
-            <w:cs/>
-          </w:rPr>
-          <w:t>เกณฑ์การเริ่มและสิ้นสุดการทดสอบ (</w:t>
-        </w:r>
-        <w:r>
-          <w:rPr>
-            <w:rStyle w:val="af4"/>
-            <w:rFonts w:asciiTheme="majorBidi" w:hAnsiTheme="majorBidi"/>
-            <w:noProof/>
-            <w:sz w:val="24"/>
-            <w:szCs w:val="28"/>
-          </w:rPr>
-          <w:t>Entry &amp; Exit Criteria)</w:t>
-        </w:r>
-        <w:r>
-          <w:rPr>
-            <w:noProof/>
-            <w:webHidden/>
-            <w:sz w:val="24"/>
-            <w:szCs w:val="28"/>
-          </w:rPr>
-          <w:tab/>
-        </w:r>
-        <w:r>
-          <w:rPr>
-            <w:noProof/>
-            <w:webHidden/>
-            <w:sz w:val="24"/>
-            <w:szCs w:val="28"/>
-          </w:rPr>
-          <w:fldChar w:fldCharType="begin"/>
-        </w:r>
-        <w:r>
-          <w:rPr>
-            <w:noProof/>
-            <w:webHidden/>
-            <w:sz w:val="24"/>
-            <w:szCs w:val="28"/>
-          </w:rPr>
-          <w:instrText xml:space="preserve"> PAGEREF _Toc226291806 \h </w:instrText>
-        </w:r>
-        <w:r>
-          <w:rPr>
-            <w:noProof/>
-            <w:webHidden/>
-            <w:sz w:val="24"/>
-            <w:szCs w:val="28"/>
-          </w:rPr>
-        </w:r>
-        <w:r>
-          <w:rPr>
-            <w:noProof/>
-            <w:webHidden/>
-            <w:sz w:val="24"/>
-            <w:szCs w:val="28"/>
-          </w:rPr>
-          <w:fldChar w:fldCharType="separate"/>
-        </w:r>
-        <w:r>
-          <w:rPr>
-            <w:noProof/>
-            <w:webHidden/>
-            <w:sz w:val="24"/>
-            <w:szCs w:val="28"/>
-            <w:cs/>
-          </w:rPr>
-          <w:t>5</w:t>
-        </w:r>
-        <w:r>
-          <w:rPr>
-            <w:noProof/>
-            <w:webHidden/>
-            <w:sz w:val="24"/>
-            <w:szCs w:val="28"/>
-          </w:rPr>
-          <w:fldChar w:fldCharType="end"/>
-        </w:r>
-      </w:hyperlink>
-    </w:p>
-    <w:p>
-      <w:pPr>
-        <w:pStyle w:val="21"/>
-        <w:tabs>
-          <w:tab w:val="right" w:leader="underscore" w:pos="9350"/>
-        </w:tabs>
-        <w:rPr>
-          <w:rFonts w:eastAsiaTheme="minorEastAsia" w:cstheme="minorBidi"/>
-          <w:b w:val="0"/>
-          <w:bCs w:val="0"/>
-          <w:noProof/>
-          <w:sz w:val="28"/>
-          <w:szCs w:val="32"/>
-        </w:rPr>
-      </w:pPr>
-      <w:hyperlink w:anchor="_Toc226291807" w:history="1">
-        <w:r>
-          <w:rPr>
-            <w:rStyle w:val="af4"/>
-            <w:rFonts w:asciiTheme="majorBidi" w:hAnsiTheme="majorBidi"/>
-            <w:noProof/>
-            <w:sz w:val="24"/>
-            <w:szCs w:val="28"/>
-            <w:cs/>
-          </w:rPr>
-          <w:t>2.6 ตารางแผนการดำเนินงาน</w:t>
-        </w:r>
-        <w:r>
-          <w:rPr>
-            <w:noProof/>
-            <w:webHidden/>
-            <w:sz w:val="24"/>
-            <w:szCs w:val="28"/>
-          </w:rPr>
-          <w:tab/>
-        </w:r>
-        <w:r>
-          <w:rPr>
-            <w:noProof/>
-            <w:webHidden/>
-            <w:sz w:val="24"/>
-            <w:szCs w:val="28"/>
-          </w:rPr>
-          <w:fldChar w:fldCharType="begin"/>
-        </w:r>
-        <w:r>
-          <w:rPr>
-            <w:noProof/>
-            <w:webHidden/>
-            <w:sz w:val="24"/>
-            <w:szCs w:val="28"/>
-          </w:rPr>
-          <w:instrText xml:space="preserve"> PAGEREF _Toc226291807 \h </w:instrText>
-        </w:r>
-        <w:r>
-          <w:rPr>
-            <w:noProof/>
-            <w:webHidden/>
-            <w:sz w:val="24"/>
-            <w:szCs w:val="28"/>
-          </w:rPr>
-        </w:r>
-        <w:r>
-          <w:rPr>
-            <w:noProof/>
-            <w:webHidden/>
-            <w:sz w:val="24"/>
-            <w:szCs w:val="28"/>
-          </w:rPr>
-          <w:fldChar w:fldCharType="separate"/>
-        </w:r>
-        <w:r>
-          <w:rPr>
-            <w:noProof/>
-            <w:webHidden/>
-            <w:sz w:val="24"/>
-            <w:szCs w:val="28"/>
-            <w:cs/>
-          </w:rPr>
-          <w:t>5</w:t>
-        </w:r>
-        <w:r>
-          <w:rPr>
-            <w:noProof/>
-            <w:webHidden/>
-            <w:sz w:val="24"/>
-            <w:szCs w:val="28"/>
-          </w:rPr>
-          <w:fldChar w:fldCharType="end"/>
-        </w:r>
-      </w:hyperlink>
-    </w:p>
-    <w:p>
-      <w:pPr>
-        <w:pStyle w:val="11"/>
-        <w:tabs>
-          <w:tab w:val="right" w:leader="underscore" w:pos="9350"/>
-        </w:tabs>
-        <w:rPr>
-          <w:rFonts w:eastAsiaTheme="minorEastAsia" w:cstheme="minorBidi"/>
-          <w:b w:val="0"/>
-          <w:bCs w:val="0"/>
-          <w:i w:val="0"/>
-          <w:iCs w:val="0"/>
-          <w:noProof/>
-          <w:sz w:val="28"/>
-          <w:szCs w:val="32"/>
-        </w:rPr>
-      </w:pPr>
-      <w:hyperlink w:anchor="_Toc226291808" w:history="1">
-        <w:r>
-          <w:rPr>
-            <w:rStyle w:val="af4"/>
-            <w:rFonts w:asciiTheme="majorBidi" w:hAnsiTheme="majorBidi"/>
-            <w:noProof/>
-            <w:sz w:val="28"/>
-            <w:szCs w:val="32"/>
-            <w:cs/>
-          </w:rPr>
-          <w:t xml:space="preserve">บทที่ </w:t>
-        </w:r>
+          <w:sz w:val="32"/>
+          <w:szCs w:val="36"/>
+        </w:rPr>
+      </w:pPr>
+      <w:hyperlink w:anchor="_Toc226336967" w:history="1">
         <w:r>
           <w:rPr>
             <w:rStyle w:val="af4"/>
@@ -2825,7 +2385,7 @@
             <w:sz w:val="28"/>
             <w:szCs w:val="32"/>
           </w:rPr>
-          <w:t xml:space="preserve">3: </w:t>
+          <w:t xml:space="preserve">2.3 </w:t>
         </w:r>
         <w:r>
           <w:rPr>
@@ -2836,7 +2396,7 @@
             <w:szCs w:val="32"/>
             <w:cs/>
           </w:rPr>
-          <w:t>วิธีดำเนินการทดสอบ (</w:t>
+          <w:t>สภาพแวดล้อมที่ทดสอบ (</w:t>
         </w:r>
         <w:r>
           <w:rPr>
@@ -2846,7 +2406,7 @@
             <w:sz w:val="28"/>
             <w:szCs w:val="32"/>
           </w:rPr>
-          <w:t>Test Methodology)</w:t>
+          <w:t>Test Environment)</w:t>
         </w:r>
         <w:r>
           <w:rPr>
@@ -2873,7 +2433,560 @@
             <w:sz w:val="28"/>
             <w:szCs w:val="32"/>
           </w:rPr>
-          <w:instrText xml:space="preserve"> PAGEREF _Toc226291808 \h </w:instrText>
+          <w:instrText xml:space="preserve"> PAGEREF _Toc226336967 \h </w:instrText>
+        </w:r>
+        <w:r>
+          <w:rPr>
+            <w:noProof/>
+            <w:webHidden/>
+            <w:sz w:val="28"/>
+            <w:szCs w:val="32"/>
+          </w:rPr>
+        </w:r>
+        <w:r>
+          <w:rPr>
+            <w:noProof/>
+            <w:webHidden/>
+            <w:sz w:val="28"/>
+            <w:szCs w:val="32"/>
+          </w:rPr>
+          <w:fldChar w:fldCharType="separate"/>
+        </w:r>
+        <w:r>
+          <w:rPr>
+            <w:noProof/>
+            <w:webHidden/>
+            <w:sz w:val="28"/>
+            <w:szCs w:val="32"/>
+            <w:cs/>
+          </w:rPr>
+          <w:t>3</w:t>
+        </w:r>
+        <w:r>
+          <w:rPr>
+            <w:noProof/>
+            <w:webHidden/>
+            <w:sz w:val="28"/>
+            <w:szCs w:val="32"/>
+          </w:rPr>
+          <w:fldChar w:fldCharType="end"/>
+        </w:r>
+      </w:hyperlink>
+    </w:p>
+    <w:p>
+      <w:pPr>
+        <w:pStyle w:val="21"/>
+        <w:tabs>
+          <w:tab w:val="right" w:leader="underscore" w:pos="9016"/>
+        </w:tabs>
+        <w:rPr>
+          <w:rFonts w:eastAsiaTheme="minorEastAsia" w:cstheme="minorBidi"/>
+          <w:b w:val="0"/>
+          <w:bCs w:val="0"/>
+          <w:noProof/>
+          <w:sz w:val="32"/>
+          <w:szCs w:val="36"/>
+        </w:rPr>
+      </w:pPr>
+      <w:hyperlink w:anchor="_Toc226336968" w:history="1">
+        <w:r>
+          <w:rPr>
+            <w:rStyle w:val="af4"/>
+            <w:rFonts w:asciiTheme="majorBidi" w:hAnsiTheme="majorBidi"/>
+            <w:noProof/>
+            <w:sz w:val="28"/>
+            <w:szCs w:val="32"/>
+          </w:rPr>
+          <w:t xml:space="preserve">2.4 </w:t>
+        </w:r>
+        <w:r>
+          <w:rPr>
+            <w:rStyle w:val="af4"/>
+            <w:rFonts w:asciiTheme="majorBidi" w:hAnsiTheme="majorBidi"/>
+            <w:noProof/>
+            <w:sz w:val="28"/>
+            <w:szCs w:val="32"/>
+            <w:cs/>
+          </w:rPr>
+          <w:t>การประเมินความเสี่ยง (</w:t>
+        </w:r>
+        <w:r>
+          <w:rPr>
+            <w:rStyle w:val="af4"/>
+            <w:rFonts w:asciiTheme="majorBidi" w:hAnsiTheme="majorBidi"/>
+            <w:noProof/>
+            <w:sz w:val="28"/>
+            <w:szCs w:val="32"/>
+          </w:rPr>
+          <w:t>Risk Assessment):</w:t>
+        </w:r>
+        <w:r>
+          <w:rPr>
+            <w:noProof/>
+            <w:webHidden/>
+            <w:sz w:val="28"/>
+            <w:szCs w:val="32"/>
+          </w:rPr>
+          <w:tab/>
+        </w:r>
+        <w:r>
+          <w:rPr>
+            <w:noProof/>
+            <w:webHidden/>
+            <w:sz w:val="28"/>
+            <w:szCs w:val="32"/>
+          </w:rPr>
+          <w:fldChar w:fldCharType="begin"/>
+        </w:r>
+        <w:r>
+          <w:rPr>
+            <w:noProof/>
+            <w:webHidden/>
+            <w:sz w:val="28"/>
+            <w:szCs w:val="32"/>
+          </w:rPr>
+          <w:instrText xml:space="preserve"> PAGEREF _Toc226336968 \h </w:instrText>
+        </w:r>
+        <w:r>
+          <w:rPr>
+            <w:noProof/>
+            <w:webHidden/>
+            <w:sz w:val="28"/>
+            <w:szCs w:val="32"/>
+          </w:rPr>
+        </w:r>
+        <w:r>
+          <w:rPr>
+            <w:noProof/>
+            <w:webHidden/>
+            <w:sz w:val="28"/>
+            <w:szCs w:val="32"/>
+          </w:rPr>
+          <w:fldChar w:fldCharType="separate"/>
+        </w:r>
+        <w:r>
+          <w:rPr>
+            <w:noProof/>
+            <w:webHidden/>
+            <w:sz w:val="28"/>
+            <w:szCs w:val="32"/>
+            <w:cs/>
+          </w:rPr>
+          <w:t>4</w:t>
+        </w:r>
+        <w:r>
+          <w:rPr>
+            <w:noProof/>
+            <w:webHidden/>
+            <w:sz w:val="28"/>
+            <w:szCs w:val="32"/>
+          </w:rPr>
+          <w:fldChar w:fldCharType="end"/>
+        </w:r>
+      </w:hyperlink>
+    </w:p>
+    <w:p>
+      <w:pPr>
+        <w:pStyle w:val="21"/>
+        <w:tabs>
+          <w:tab w:val="right" w:leader="underscore" w:pos="9016"/>
+        </w:tabs>
+        <w:rPr>
+          <w:rFonts w:eastAsiaTheme="minorEastAsia" w:cstheme="minorBidi"/>
+          <w:b w:val="0"/>
+          <w:bCs w:val="0"/>
+          <w:noProof/>
+          <w:sz w:val="32"/>
+          <w:szCs w:val="36"/>
+        </w:rPr>
+      </w:pPr>
+      <w:hyperlink w:anchor="_Toc226336969" w:history="1">
+        <w:r>
+          <w:rPr>
+            <w:rStyle w:val="af4"/>
+            <w:rFonts w:asciiTheme="majorBidi" w:hAnsiTheme="majorBidi"/>
+            <w:noProof/>
+            <w:sz w:val="28"/>
+            <w:szCs w:val="32"/>
+          </w:rPr>
+          <w:t xml:space="preserve">2.5 </w:t>
+        </w:r>
+        <w:r>
+          <w:rPr>
+            <w:rStyle w:val="af4"/>
+            <w:rFonts w:asciiTheme="majorBidi" w:hAnsiTheme="majorBidi"/>
+            <w:noProof/>
+            <w:sz w:val="28"/>
+            <w:szCs w:val="32"/>
+            <w:cs/>
+          </w:rPr>
+          <w:t>เกณฑ์การเริ่มและสิ้นสุดการทดสอบ (</w:t>
+        </w:r>
+        <w:r>
+          <w:rPr>
+            <w:rStyle w:val="af4"/>
+            <w:rFonts w:asciiTheme="majorBidi" w:hAnsiTheme="majorBidi"/>
+            <w:noProof/>
+            <w:sz w:val="28"/>
+            <w:szCs w:val="32"/>
+          </w:rPr>
+          <w:t>Entry &amp; Exit Criteria)</w:t>
+        </w:r>
+        <w:r>
+          <w:rPr>
+            <w:noProof/>
+            <w:webHidden/>
+            <w:sz w:val="28"/>
+            <w:szCs w:val="32"/>
+          </w:rPr>
+          <w:tab/>
+        </w:r>
+        <w:r>
+          <w:rPr>
+            <w:noProof/>
+            <w:webHidden/>
+            <w:sz w:val="28"/>
+            <w:szCs w:val="32"/>
+          </w:rPr>
+          <w:fldChar w:fldCharType="begin"/>
+        </w:r>
+        <w:r>
+          <w:rPr>
+            <w:noProof/>
+            <w:webHidden/>
+            <w:sz w:val="28"/>
+            <w:szCs w:val="32"/>
+          </w:rPr>
+          <w:instrText xml:space="preserve"> PAGEREF _Toc226336969 \h </w:instrText>
+        </w:r>
+        <w:r>
+          <w:rPr>
+            <w:noProof/>
+            <w:webHidden/>
+            <w:sz w:val="28"/>
+            <w:szCs w:val="32"/>
+          </w:rPr>
+        </w:r>
+        <w:r>
+          <w:rPr>
+            <w:noProof/>
+            <w:webHidden/>
+            <w:sz w:val="28"/>
+            <w:szCs w:val="32"/>
+          </w:rPr>
+          <w:fldChar w:fldCharType="separate"/>
+        </w:r>
+        <w:r>
+          <w:rPr>
+            <w:noProof/>
+            <w:webHidden/>
+            <w:sz w:val="28"/>
+            <w:szCs w:val="32"/>
+            <w:cs/>
+          </w:rPr>
+          <w:t>5</w:t>
+        </w:r>
+        <w:r>
+          <w:rPr>
+            <w:noProof/>
+            <w:webHidden/>
+            <w:sz w:val="28"/>
+            <w:szCs w:val="32"/>
+          </w:rPr>
+          <w:fldChar w:fldCharType="end"/>
+        </w:r>
+      </w:hyperlink>
+    </w:p>
+    <w:p>
+      <w:pPr>
+        <w:pStyle w:val="21"/>
+        <w:tabs>
+          <w:tab w:val="right" w:leader="underscore" w:pos="9016"/>
+        </w:tabs>
+        <w:rPr>
+          <w:rFonts w:eastAsiaTheme="minorEastAsia" w:cstheme="minorBidi"/>
+          <w:b w:val="0"/>
+          <w:bCs w:val="0"/>
+          <w:noProof/>
+          <w:sz w:val="32"/>
+          <w:szCs w:val="36"/>
+        </w:rPr>
+      </w:pPr>
+      <w:hyperlink w:anchor="_Toc226336970" w:history="1">
+        <w:r>
+          <w:rPr>
+            <w:rStyle w:val="af4"/>
+            <w:rFonts w:asciiTheme="majorBidi" w:hAnsiTheme="majorBidi"/>
+            <w:noProof/>
+            <w:sz w:val="28"/>
+            <w:szCs w:val="32"/>
+            <w:cs/>
+          </w:rPr>
+          <w:t>2.6 ตารางแผนการดำเนินงาน</w:t>
+        </w:r>
+        <w:r>
+          <w:rPr>
+            <w:noProof/>
+            <w:webHidden/>
+            <w:sz w:val="28"/>
+            <w:szCs w:val="32"/>
+          </w:rPr>
+          <w:tab/>
+        </w:r>
+        <w:r>
+          <w:rPr>
+            <w:noProof/>
+            <w:webHidden/>
+            <w:sz w:val="28"/>
+            <w:szCs w:val="32"/>
+          </w:rPr>
+          <w:fldChar w:fldCharType="begin"/>
+        </w:r>
+        <w:r>
+          <w:rPr>
+            <w:noProof/>
+            <w:webHidden/>
+            <w:sz w:val="28"/>
+            <w:szCs w:val="32"/>
+          </w:rPr>
+          <w:instrText xml:space="preserve"> PAGEREF _Toc226336970 \h </w:instrText>
+        </w:r>
+        <w:r>
+          <w:rPr>
+            <w:noProof/>
+            <w:webHidden/>
+            <w:sz w:val="28"/>
+            <w:szCs w:val="32"/>
+          </w:rPr>
+        </w:r>
+        <w:r>
+          <w:rPr>
+            <w:noProof/>
+            <w:webHidden/>
+            <w:sz w:val="28"/>
+            <w:szCs w:val="32"/>
+          </w:rPr>
+          <w:fldChar w:fldCharType="separate"/>
+        </w:r>
+        <w:r>
+          <w:rPr>
+            <w:noProof/>
+            <w:webHidden/>
+            <w:sz w:val="28"/>
+            <w:szCs w:val="32"/>
+            <w:cs/>
+          </w:rPr>
+          <w:t>5</w:t>
+        </w:r>
+        <w:r>
+          <w:rPr>
+            <w:noProof/>
+            <w:webHidden/>
+            <w:sz w:val="28"/>
+            <w:szCs w:val="32"/>
+          </w:rPr>
+          <w:fldChar w:fldCharType="end"/>
+        </w:r>
+      </w:hyperlink>
+    </w:p>
+    <w:p>
+      <w:pPr>
+        <w:pStyle w:val="11"/>
+        <w:tabs>
+          <w:tab w:val="right" w:leader="underscore" w:pos="9016"/>
+        </w:tabs>
+        <w:rPr>
+          <w:rFonts w:eastAsiaTheme="minorEastAsia" w:cstheme="minorBidi"/>
+          <w:b w:val="0"/>
+          <w:bCs w:val="0"/>
+          <w:i w:val="0"/>
+          <w:iCs w:val="0"/>
+          <w:noProof/>
+          <w:sz w:val="32"/>
+          <w:szCs w:val="36"/>
+        </w:rPr>
+      </w:pPr>
+      <w:hyperlink w:anchor="_Toc226336971" w:history="1">
+        <w:r>
+          <w:rPr>
+            <w:rStyle w:val="af4"/>
+            <w:rFonts w:asciiTheme="majorBidi" w:hAnsiTheme="majorBidi"/>
+            <w:noProof/>
+            <w:sz w:val="32"/>
+            <w:szCs w:val="36"/>
+            <w:cs/>
+          </w:rPr>
+          <w:t xml:space="preserve">บทที่ </w:t>
+        </w:r>
+        <w:r>
+          <w:rPr>
+            <w:rStyle w:val="af4"/>
+            <w:rFonts w:asciiTheme="majorBidi" w:hAnsiTheme="majorBidi"/>
+            <w:noProof/>
+            <w:sz w:val="32"/>
+            <w:szCs w:val="36"/>
+          </w:rPr>
+          <w:t xml:space="preserve">3: </w:t>
+        </w:r>
+        <w:r>
+          <w:rPr>
+            <w:rStyle w:val="af4"/>
+            <w:rFonts w:asciiTheme="majorBidi" w:hAnsiTheme="majorBidi"/>
+            <w:noProof/>
+            <w:sz w:val="32"/>
+            <w:szCs w:val="36"/>
+            <w:cs/>
+          </w:rPr>
+          <w:t>วิธีดำเนินการทดสอบ (</w:t>
+        </w:r>
+        <w:r>
+          <w:rPr>
+            <w:rStyle w:val="af4"/>
+            <w:rFonts w:asciiTheme="majorBidi" w:hAnsiTheme="majorBidi"/>
+            <w:noProof/>
+            <w:sz w:val="32"/>
+            <w:szCs w:val="36"/>
+          </w:rPr>
+          <w:t>Test Methodology)</w:t>
+        </w:r>
+        <w:r>
+          <w:rPr>
+            <w:noProof/>
+            <w:webHidden/>
+            <w:sz w:val="32"/>
+            <w:szCs w:val="36"/>
+          </w:rPr>
+          <w:tab/>
+        </w:r>
+        <w:r>
+          <w:rPr>
+            <w:noProof/>
+            <w:webHidden/>
+            <w:sz w:val="32"/>
+            <w:szCs w:val="36"/>
+          </w:rPr>
+          <w:fldChar w:fldCharType="begin"/>
+        </w:r>
+        <w:r>
+          <w:rPr>
+            <w:noProof/>
+            <w:webHidden/>
+            <w:sz w:val="32"/>
+            <w:szCs w:val="36"/>
+          </w:rPr>
+          <w:instrText xml:space="preserve"> PAGEREF _Toc226336971 \h </w:instrText>
+        </w:r>
+        <w:r>
+          <w:rPr>
+            <w:noProof/>
+            <w:webHidden/>
+            <w:sz w:val="32"/>
+            <w:szCs w:val="36"/>
+          </w:rPr>
+        </w:r>
+        <w:r>
+          <w:rPr>
+            <w:noProof/>
+            <w:webHidden/>
+            <w:sz w:val="32"/>
+            <w:szCs w:val="36"/>
+          </w:rPr>
+          <w:fldChar w:fldCharType="separate"/>
+        </w:r>
+        <w:r>
+          <w:rPr>
+            <w:noProof/>
+            <w:webHidden/>
+            <w:sz w:val="32"/>
+            <w:szCs w:val="36"/>
+            <w:cs/>
+          </w:rPr>
+          <w:t>6</w:t>
+        </w:r>
+        <w:r>
+          <w:rPr>
+            <w:noProof/>
+            <w:webHidden/>
+            <w:sz w:val="32"/>
+            <w:szCs w:val="36"/>
+          </w:rPr>
+          <w:fldChar w:fldCharType="end"/>
+        </w:r>
+      </w:hyperlink>
+    </w:p>
+    <w:p>
+      <w:pPr>
+        <w:pStyle w:val="21"/>
+        <w:tabs>
+          <w:tab w:val="right" w:leader="underscore" w:pos="9016"/>
+        </w:tabs>
+        <w:rPr>
+          <w:rFonts w:eastAsiaTheme="minorEastAsia" w:cstheme="minorBidi"/>
+          <w:b w:val="0"/>
+          <w:bCs w:val="0"/>
+          <w:noProof/>
+          <w:sz w:val="32"/>
+          <w:szCs w:val="36"/>
+        </w:rPr>
+      </w:pPr>
+      <w:hyperlink w:anchor="_Toc226336972" w:history="1">
+        <w:r>
+          <w:rPr>
+            <w:rStyle w:val="af4"/>
+            <w:rFonts w:asciiTheme="majorBidi" w:hAnsiTheme="majorBidi"/>
+            <w:noProof/>
+            <w:sz w:val="28"/>
+            <w:szCs w:val="32"/>
+          </w:rPr>
+          <w:t xml:space="preserve">3.1 </w:t>
+        </w:r>
+        <w:r>
+          <w:rPr>
+            <w:rStyle w:val="af4"/>
+            <w:rFonts w:asciiTheme="majorBidi" w:hAnsiTheme="majorBidi"/>
+            <w:noProof/>
+            <w:sz w:val="28"/>
+            <w:szCs w:val="32"/>
+            <w:cs/>
+          </w:rPr>
+          <w:t>เส้นทางการใช้งานของผู้ใช้ (</w:t>
+        </w:r>
+        <w:r>
+          <w:rPr>
+            <w:rStyle w:val="af4"/>
+            <w:rFonts w:asciiTheme="majorBidi" w:hAnsiTheme="majorBidi"/>
+            <w:noProof/>
+            <w:sz w:val="28"/>
+            <w:szCs w:val="32"/>
+          </w:rPr>
+          <w:t>User Journeys)</w:t>
+        </w:r>
+        <w:r>
+          <w:rPr>
+            <w:noProof/>
+            <w:webHidden/>
+            <w:sz w:val="28"/>
+            <w:szCs w:val="32"/>
+          </w:rPr>
+          <w:tab/>
+        </w:r>
+        <w:r>
+          <w:rPr>
+            <w:noProof/>
+            <w:webHidden/>
+            <w:sz w:val="28"/>
+            <w:szCs w:val="32"/>
+          </w:rPr>
+          <w:fldChar w:fldCharType="begin"/>
+        </w:r>
+        <w:r>
+          <w:rPr>
+            <w:noProof/>
+            <w:webHidden/>
+            <w:sz w:val="28"/>
+            <w:szCs w:val="32"/>
+          </w:rPr>
+          <w:instrText xml:space="preserve"> PAGEREF _Toc226336972 \h </w:instrText>
         </w:r>
         <w:r>
           <w:rPr>
@@ -2917,490 +3030,18 @@
       <w:pPr>
         <w:pStyle w:val="21"/>
         <w:tabs>
-          <w:tab w:val="right" w:leader="underscore" w:pos="9350"/>
+          <w:tab w:val="right" w:leader="underscore" w:pos="9016"/>
         </w:tabs>
         <w:rPr>
           <w:rFonts w:eastAsiaTheme="minorEastAsia" w:cstheme="minorBidi"/>
           <w:b w:val="0"/>
           <w:bCs w:val="0"/>
           <w:noProof/>
-          <w:sz w:val="28"/>
-          <w:szCs w:val="32"/>
-        </w:rPr>
-      </w:pPr>
-      <w:hyperlink w:anchor="_Toc226291809" w:history="1">
-        <w:r>
-          <w:rPr>
-            <w:rStyle w:val="af4"/>
-            <w:rFonts w:asciiTheme="majorBidi" w:hAnsiTheme="majorBidi"/>
-            <w:noProof/>
-            <w:sz w:val="24"/>
-            <w:szCs w:val="28"/>
-          </w:rPr>
-          <w:t xml:space="preserve">3.1 </w:t>
-        </w:r>
-        <w:r>
-          <w:rPr>
-            <w:rStyle w:val="af4"/>
-            <w:rFonts w:asciiTheme="majorBidi" w:hAnsiTheme="majorBidi"/>
-            <w:noProof/>
-            <w:sz w:val="24"/>
-            <w:szCs w:val="28"/>
-            <w:cs/>
-          </w:rPr>
-          <w:t>เส้นทางการใช้งานของผู้ใช้ (</w:t>
-        </w:r>
-        <w:r>
-          <w:rPr>
-            <w:rStyle w:val="af4"/>
-            <w:rFonts w:asciiTheme="majorBidi" w:hAnsiTheme="majorBidi"/>
-            <w:noProof/>
-            <w:sz w:val="24"/>
-            <w:szCs w:val="28"/>
-          </w:rPr>
-          <w:t>User Journeys)</w:t>
-        </w:r>
-        <w:r>
-          <w:rPr>
-            <w:noProof/>
-            <w:webHidden/>
-            <w:sz w:val="24"/>
-            <w:szCs w:val="28"/>
-          </w:rPr>
-          <w:tab/>
-        </w:r>
-        <w:r>
-          <w:rPr>
-            <w:noProof/>
-            <w:webHidden/>
-            <w:sz w:val="24"/>
-            <w:szCs w:val="28"/>
-          </w:rPr>
-          <w:fldChar w:fldCharType="begin"/>
-        </w:r>
-        <w:r>
-          <w:rPr>
-            <w:noProof/>
-            <w:webHidden/>
-            <w:sz w:val="24"/>
-            <w:szCs w:val="28"/>
-          </w:rPr>
-          <w:instrText xml:space="preserve"> PAGEREF _Toc226291809 \h </w:instrText>
-        </w:r>
-        <w:r>
-          <w:rPr>
-            <w:noProof/>
-            <w:webHidden/>
-            <w:sz w:val="24"/>
-            <w:szCs w:val="28"/>
-          </w:rPr>
-        </w:r>
-        <w:r>
-          <w:rPr>
-            <w:noProof/>
-            <w:webHidden/>
-            <w:sz w:val="24"/>
-            <w:szCs w:val="28"/>
-          </w:rPr>
-          <w:fldChar w:fldCharType="separate"/>
-        </w:r>
-        <w:r>
-          <w:rPr>
-            <w:noProof/>
-            <w:webHidden/>
-            <w:sz w:val="24"/>
-            <w:szCs w:val="28"/>
-            <w:cs/>
-          </w:rPr>
-          <w:t>6</w:t>
-        </w:r>
-        <w:r>
-          <w:rPr>
-            <w:noProof/>
-            <w:webHidden/>
-            <w:sz w:val="24"/>
-            <w:szCs w:val="28"/>
-          </w:rPr>
-          <w:fldChar w:fldCharType="end"/>
-        </w:r>
-      </w:hyperlink>
-    </w:p>
-    <w:p>
-      <w:pPr>
-        <w:pStyle w:val="21"/>
-        <w:tabs>
-          <w:tab w:val="right" w:leader="underscore" w:pos="9350"/>
-        </w:tabs>
-        <w:rPr>
-          <w:rFonts w:eastAsiaTheme="minorEastAsia" w:cstheme="minorBidi"/>
-          <w:b w:val="0"/>
-          <w:bCs w:val="0"/>
-          <w:noProof/>
-          <w:sz w:val="28"/>
-          <w:szCs w:val="32"/>
-        </w:rPr>
-      </w:pPr>
-      <w:hyperlink w:anchor="_Toc226291810" w:history="1">
-        <w:r>
-          <w:rPr>
-            <w:rStyle w:val="af4"/>
-            <w:rFonts w:asciiTheme="majorBidi" w:hAnsiTheme="majorBidi"/>
-            <w:noProof/>
-            <w:sz w:val="24"/>
-            <w:szCs w:val="28"/>
-          </w:rPr>
-          <w:t xml:space="preserve">3.2 </w:t>
-        </w:r>
-        <w:r>
-          <w:rPr>
-            <w:rStyle w:val="af4"/>
-            <w:rFonts w:asciiTheme="majorBidi" w:hAnsiTheme="majorBidi"/>
-            <w:noProof/>
-            <w:sz w:val="24"/>
-            <w:szCs w:val="28"/>
-            <w:cs/>
-          </w:rPr>
-          <w:t>การออกแบบกรณีทดสอบ (</w:t>
-        </w:r>
-        <w:r>
-          <w:rPr>
-            <w:rStyle w:val="af4"/>
-            <w:rFonts w:asciiTheme="majorBidi" w:hAnsiTheme="majorBidi"/>
-            <w:noProof/>
-            <w:sz w:val="24"/>
-            <w:szCs w:val="28"/>
-          </w:rPr>
-          <w:t>Test Case Design)</w:t>
-        </w:r>
-        <w:r>
-          <w:rPr>
-            <w:noProof/>
-            <w:webHidden/>
-            <w:sz w:val="24"/>
-            <w:szCs w:val="28"/>
-          </w:rPr>
-          <w:tab/>
-        </w:r>
-        <w:r>
-          <w:rPr>
-            <w:noProof/>
-            <w:webHidden/>
-            <w:sz w:val="24"/>
-            <w:szCs w:val="28"/>
-          </w:rPr>
-          <w:fldChar w:fldCharType="begin"/>
-        </w:r>
-        <w:r>
-          <w:rPr>
-            <w:noProof/>
-            <w:webHidden/>
-            <w:sz w:val="24"/>
-            <w:szCs w:val="28"/>
-          </w:rPr>
-          <w:instrText xml:space="preserve"> PAGEREF _Toc226291810 \h </w:instrText>
-        </w:r>
-        <w:r>
-          <w:rPr>
-            <w:noProof/>
-            <w:webHidden/>
-            <w:sz w:val="24"/>
-            <w:szCs w:val="28"/>
-          </w:rPr>
-        </w:r>
-        <w:r>
-          <w:rPr>
-            <w:noProof/>
-            <w:webHidden/>
-            <w:sz w:val="24"/>
-            <w:szCs w:val="28"/>
-          </w:rPr>
-          <w:fldChar w:fldCharType="separate"/>
-        </w:r>
-        <w:r>
-          <w:rPr>
-            <w:noProof/>
-            <w:webHidden/>
-            <w:sz w:val="24"/>
-            <w:szCs w:val="28"/>
-            <w:cs/>
-          </w:rPr>
-          <w:t>6</w:t>
-        </w:r>
-        <w:r>
-          <w:rPr>
-            <w:noProof/>
-            <w:webHidden/>
-            <w:sz w:val="24"/>
-            <w:szCs w:val="28"/>
-          </w:rPr>
-          <w:fldChar w:fldCharType="end"/>
-        </w:r>
-      </w:hyperlink>
-    </w:p>
-    <w:p>
-      <w:pPr>
-        <w:pStyle w:val="21"/>
-        <w:tabs>
-          <w:tab w:val="right" w:leader="underscore" w:pos="9350"/>
-        </w:tabs>
-        <w:rPr>
-          <w:rFonts w:eastAsiaTheme="minorEastAsia" w:cstheme="minorBidi"/>
-          <w:b w:val="0"/>
-          <w:bCs w:val="0"/>
-          <w:noProof/>
-          <w:sz w:val="28"/>
-          <w:szCs w:val="32"/>
-        </w:rPr>
-      </w:pPr>
-      <w:hyperlink w:anchor="_Toc226291811" w:history="1">
-        <w:r>
-          <w:rPr>
-            <w:rStyle w:val="af4"/>
-            <w:rFonts w:asciiTheme="majorBidi" w:hAnsiTheme="majorBidi"/>
-            <w:noProof/>
-            <w:sz w:val="24"/>
-            <w:szCs w:val="28"/>
-            <w:cs/>
-          </w:rPr>
-          <w:t>3.3</w:t>
-        </w:r>
-        <w:r>
-          <w:rPr>
-            <w:rStyle w:val="af4"/>
-            <w:rFonts w:asciiTheme="majorBidi" w:hAnsiTheme="majorBidi"/>
-            <w:noProof/>
-            <w:sz w:val="24"/>
-            <w:szCs w:val="28"/>
-          </w:rPr>
-          <w:t xml:space="preserve"> </w:t>
-        </w:r>
-        <w:r>
-          <w:rPr>
-            <w:rStyle w:val="af4"/>
-            <w:rFonts w:asciiTheme="majorBidi" w:hAnsiTheme="majorBidi"/>
-            <w:noProof/>
-            <w:sz w:val="24"/>
-            <w:szCs w:val="28"/>
-            <w:cs/>
-          </w:rPr>
-          <w:t>เทคนิคการออกแบบกรณีทดสอบ (</w:t>
-        </w:r>
-        <w:r>
-          <w:rPr>
-            <w:rStyle w:val="af4"/>
-            <w:rFonts w:asciiTheme="majorBidi" w:hAnsiTheme="majorBidi"/>
-            <w:noProof/>
-            <w:sz w:val="24"/>
-            <w:szCs w:val="28"/>
-          </w:rPr>
-          <w:t>Test Design Techniques)</w:t>
-        </w:r>
-        <w:r>
-          <w:rPr>
-            <w:noProof/>
-            <w:webHidden/>
-            <w:sz w:val="24"/>
-            <w:szCs w:val="28"/>
-          </w:rPr>
-          <w:tab/>
-        </w:r>
-        <w:r>
-          <w:rPr>
-            <w:noProof/>
-            <w:webHidden/>
-            <w:sz w:val="24"/>
-            <w:szCs w:val="28"/>
-          </w:rPr>
-          <w:fldChar w:fldCharType="begin"/>
-        </w:r>
-        <w:r>
-          <w:rPr>
-            <w:noProof/>
-            <w:webHidden/>
-            <w:sz w:val="24"/>
-            <w:szCs w:val="28"/>
-          </w:rPr>
-          <w:instrText xml:space="preserve"> PAGEREF _Toc226291811 \h </w:instrText>
-        </w:r>
-        <w:r>
-          <w:rPr>
-            <w:noProof/>
-            <w:webHidden/>
-            <w:sz w:val="24"/>
-            <w:szCs w:val="28"/>
-          </w:rPr>
-        </w:r>
-        <w:r>
-          <w:rPr>
-            <w:noProof/>
-            <w:webHidden/>
-            <w:sz w:val="24"/>
-            <w:szCs w:val="28"/>
-          </w:rPr>
-          <w:fldChar w:fldCharType="separate"/>
-        </w:r>
-        <w:r>
-          <w:rPr>
-            <w:noProof/>
-            <w:webHidden/>
-            <w:sz w:val="24"/>
-            <w:szCs w:val="28"/>
-            <w:cs/>
-          </w:rPr>
-          <w:t>9</w:t>
-        </w:r>
-        <w:r>
-          <w:rPr>
-            <w:noProof/>
-            <w:webHidden/>
-            <w:sz w:val="24"/>
-            <w:szCs w:val="28"/>
-          </w:rPr>
-          <w:fldChar w:fldCharType="end"/>
-        </w:r>
-      </w:hyperlink>
-    </w:p>
-    <w:p>
-      <w:pPr>
-        <w:pStyle w:val="21"/>
-        <w:tabs>
-          <w:tab w:val="right" w:leader="underscore" w:pos="9350"/>
-        </w:tabs>
-        <w:rPr>
-          <w:rFonts w:eastAsiaTheme="minorEastAsia" w:cstheme="minorBidi"/>
-          <w:b w:val="0"/>
-          <w:bCs w:val="0"/>
-          <w:noProof/>
-          <w:sz w:val="28"/>
-          <w:szCs w:val="32"/>
-        </w:rPr>
-      </w:pPr>
-      <w:hyperlink w:anchor="_Toc226291812" w:history="1">
-        <w:r>
-          <w:rPr>
-            <w:rStyle w:val="af4"/>
-            <w:rFonts w:asciiTheme="majorBidi" w:hAnsiTheme="majorBidi"/>
-            <w:noProof/>
-            <w:sz w:val="24"/>
-            <w:szCs w:val="28"/>
-          </w:rPr>
-          <w:t xml:space="preserve">3.4 </w:t>
-        </w:r>
-        <w:r>
-          <w:rPr>
-            <w:rStyle w:val="af4"/>
-            <w:rFonts w:asciiTheme="majorBidi" w:hAnsiTheme="majorBidi"/>
-            <w:noProof/>
-            <w:sz w:val="24"/>
-            <w:szCs w:val="28"/>
-            <w:cs/>
-          </w:rPr>
-          <w:t>ขั้นตอนการดำเนินงาน (</w:t>
-        </w:r>
-        <w:r>
-          <w:rPr>
-            <w:rStyle w:val="af4"/>
-            <w:rFonts w:asciiTheme="majorBidi" w:hAnsiTheme="majorBidi"/>
-            <w:noProof/>
-            <w:sz w:val="24"/>
-            <w:szCs w:val="28"/>
-          </w:rPr>
-          <w:t>Workflow)</w:t>
-        </w:r>
-        <w:r>
-          <w:rPr>
-            <w:noProof/>
-            <w:webHidden/>
-            <w:sz w:val="24"/>
-            <w:szCs w:val="28"/>
-          </w:rPr>
-          <w:tab/>
-        </w:r>
-        <w:r>
-          <w:rPr>
-            <w:noProof/>
-            <w:webHidden/>
-            <w:sz w:val="24"/>
-            <w:szCs w:val="28"/>
-          </w:rPr>
-          <w:fldChar w:fldCharType="begin"/>
-        </w:r>
-        <w:r>
-          <w:rPr>
-            <w:noProof/>
-            <w:webHidden/>
-            <w:sz w:val="24"/>
-            <w:szCs w:val="28"/>
-          </w:rPr>
-          <w:instrText xml:space="preserve"> PAGEREF _Toc226291812 \h </w:instrText>
-        </w:r>
-        <w:r>
-          <w:rPr>
-            <w:noProof/>
-            <w:webHidden/>
-            <w:sz w:val="24"/>
-            <w:szCs w:val="28"/>
-          </w:rPr>
-        </w:r>
-        <w:r>
-          <w:rPr>
-            <w:noProof/>
-            <w:webHidden/>
-            <w:sz w:val="24"/>
-            <w:szCs w:val="28"/>
-          </w:rPr>
-          <w:fldChar w:fldCharType="separate"/>
-        </w:r>
-        <w:r>
-          <w:rPr>
-            <w:noProof/>
-            <w:webHidden/>
-            <w:sz w:val="24"/>
-            <w:szCs w:val="28"/>
-            <w:cs/>
-          </w:rPr>
-          <w:t>10</w:t>
-        </w:r>
-        <w:r>
-          <w:rPr>
-            <w:noProof/>
-            <w:webHidden/>
-            <w:sz w:val="24"/>
-            <w:szCs w:val="28"/>
-          </w:rPr>
-          <w:fldChar w:fldCharType="end"/>
-        </w:r>
-      </w:hyperlink>
-    </w:p>
-    <w:p>
-      <w:pPr>
-        <w:pStyle w:val="11"/>
-        <w:tabs>
-          <w:tab w:val="right" w:leader="underscore" w:pos="9350"/>
-        </w:tabs>
-        <w:rPr>
-          <w:rFonts w:eastAsiaTheme="minorEastAsia" w:cstheme="minorBidi"/>
-          <w:b w:val="0"/>
-          <w:bCs w:val="0"/>
-          <w:i w:val="0"/>
-          <w:iCs w:val="0"/>
-          <w:noProof/>
-          <w:sz w:val="28"/>
-          <w:szCs w:val="32"/>
-        </w:rPr>
-      </w:pPr>
-      <w:hyperlink w:anchor="_Toc226291813" w:history="1">
-        <w:r>
-          <w:rPr>
-            <w:rStyle w:val="af4"/>
-            <w:rFonts w:asciiTheme="majorBidi" w:hAnsiTheme="majorBidi"/>
-            <w:noProof/>
-            <w:sz w:val="28"/>
-            <w:szCs w:val="32"/>
-            <w:cs/>
-          </w:rPr>
-          <w:t xml:space="preserve">บทที่ </w:t>
-        </w:r>
+          <w:sz w:val="32"/>
+          <w:szCs w:val="36"/>
+        </w:rPr>
+      </w:pPr>
+      <w:hyperlink w:anchor="_Toc226336973" w:history="1">
         <w:r>
           <w:rPr>
             <w:rStyle w:val="af4"/>
@@ -3409,7 +3050,7 @@
             <w:sz w:val="28"/>
             <w:szCs w:val="32"/>
           </w:rPr>
-          <w:t xml:space="preserve">4: </w:t>
+          <w:t xml:space="preserve">3.2 </w:t>
         </w:r>
         <w:r>
           <w:rPr>
@@ -3420,7 +3061,7 @@
             <w:szCs w:val="32"/>
             <w:cs/>
           </w:rPr>
-          <w:t>กรณีทดสอบและการปฏิบัติการ (</w:t>
+          <w:t>การออกแบบกรณีทดสอบ (</w:t>
         </w:r>
         <w:r>
           <w:rPr>
@@ -3430,7 +3071,7 @@
             <w:sz w:val="28"/>
             <w:szCs w:val="32"/>
           </w:rPr>
-          <w:t>Test Cases &amp; Execution)</w:t>
+          <w:t>Test Case Design)</w:t>
         </w:r>
         <w:r>
           <w:rPr>
@@ -3457,7 +3098,7 @@
             <w:sz w:val="28"/>
             <w:szCs w:val="32"/>
           </w:rPr>
-          <w:instrText xml:space="preserve"> PAGEREF _Toc226291813 \h </w:instrText>
+          <w:instrText xml:space="preserve"> PAGEREF _Toc226336973 \h </w:instrText>
         </w:r>
         <w:r>
           <w:rPr>
@@ -3484,7 +3125,7 @@
             <w:szCs w:val="32"/>
             <w:cs/>
           </w:rPr>
-          <w:t>10</w:t>
+          <w:t>6</w:t>
         </w:r>
         <w:r>
           <w:rPr>
@@ -3501,7 +3142,7 @@
       <w:pPr>
         <w:pStyle w:val="11"/>
         <w:tabs>
-          <w:tab w:val="right" w:leader="underscore" w:pos="9350"/>
+          <w:tab w:val="right" w:leader="underscore" w:pos="9016"/>
         </w:tabs>
         <w:rPr>
           <w:rFonts w:eastAsiaTheme="minorEastAsia" w:cstheme="minorBidi"/>
@@ -3510,11 +3151,559 @@
           <w:i w:val="0"/>
           <w:iCs w:val="0"/>
           <w:noProof/>
-          <w:sz w:val="28"/>
-          <w:szCs w:val="32"/>
-        </w:rPr>
-      </w:pPr>
-      <w:hyperlink w:anchor="_Toc226291814" w:history="1">
+          <w:sz w:val="32"/>
+          <w:szCs w:val="36"/>
+        </w:rPr>
+      </w:pPr>
+      <w:hyperlink w:anchor="_Toc226336974" w:history="1">
+        <w:r>
+          <w:rPr>
+            <w:rStyle w:val="af4"/>
+            <w:rFonts w:asciiTheme="majorBidi" w:hAnsiTheme="majorBidi"/>
+            <w:noProof/>
+            <w:sz w:val="32"/>
+            <w:szCs w:val="36"/>
+            <w:cs/>
+          </w:rPr>
+          <w:t>3.3</w:t>
+        </w:r>
+        <w:r>
+          <w:rPr>
+            <w:rStyle w:val="af4"/>
+            <w:rFonts w:asciiTheme="majorBidi" w:hAnsiTheme="majorBidi"/>
+            <w:noProof/>
+            <w:sz w:val="32"/>
+            <w:szCs w:val="36"/>
+          </w:rPr>
+          <w:t xml:space="preserve"> </w:t>
+        </w:r>
+        <w:r>
+          <w:rPr>
+            <w:rStyle w:val="af4"/>
+            <w:rFonts w:asciiTheme="majorBidi" w:hAnsiTheme="majorBidi"/>
+            <w:noProof/>
+            <w:sz w:val="32"/>
+            <w:szCs w:val="36"/>
+            <w:cs/>
+          </w:rPr>
+          <w:t>เทคนิคการออกแบบกรณีทดสอบ (</w:t>
+        </w:r>
+        <w:r>
+          <w:rPr>
+            <w:rStyle w:val="af4"/>
+            <w:rFonts w:asciiTheme="majorBidi" w:hAnsiTheme="majorBidi"/>
+            <w:noProof/>
+            <w:sz w:val="32"/>
+            <w:szCs w:val="36"/>
+          </w:rPr>
+          <w:t>Test Design Techniques)</w:t>
+        </w:r>
+        <w:r>
+          <w:rPr>
+            <w:noProof/>
+            <w:webHidden/>
+            <w:sz w:val="32"/>
+            <w:szCs w:val="36"/>
+          </w:rPr>
+          <w:tab/>
+        </w:r>
+        <w:r>
+          <w:rPr>
+            <w:noProof/>
+            <w:webHidden/>
+            <w:sz w:val="32"/>
+            <w:szCs w:val="36"/>
+          </w:rPr>
+          <w:fldChar w:fldCharType="begin"/>
+        </w:r>
+        <w:r>
+          <w:rPr>
+            <w:noProof/>
+            <w:webHidden/>
+            <w:sz w:val="32"/>
+            <w:szCs w:val="36"/>
+          </w:rPr>
+          <w:instrText xml:space="preserve"> PAGEREF _Toc226336974 \h </w:instrText>
+        </w:r>
+        <w:r>
+          <w:rPr>
+            <w:noProof/>
+            <w:webHidden/>
+            <w:sz w:val="32"/>
+            <w:szCs w:val="36"/>
+          </w:rPr>
+        </w:r>
+        <w:r>
+          <w:rPr>
+            <w:noProof/>
+            <w:webHidden/>
+            <w:sz w:val="32"/>
+            <w:szCs w:val="36"/>
+          </w:rPr>
+          <w:fldChar w:fldCharType="separate"/>
+        </w:r>
+        <w:r>
+          <w:rPr>
+            <w:noProof/>
+            <w:webHidden/>
+            <w:sz w:val="32"/>
+            <w:szCs w:val="36"/>
+            <w:cs/>
+          </w:rPr>
+          <w:t>8</w:t>
+        </w:r>
+        <w:r>
+          <w:rPr>
+            <w:noProof/>
+            <w:webHidden/>
+            <w:sz w:val="32"/>
+            <w:szCs w:val="36"/>
+          </w:rPr>
+          <w:fldChar w:fldCharType="end"/>
+        </w:r>
+      </w:hyperlink>
+    </w:p>
+    <w:p>
+      <w:pPr>
+        <w:pStyle w:val="11"/>
+        <w:tabs>
+          <w:tab w:val="right" w:leader="underscore" w:pos="9016"/>
+        </w:tabs>
+        <w:rPr>
+          <w:rFonts w:eastAsiaTheme="minorEastAsia" w:cstheme="minorBidi"/>
+          <w:b w:val="0"/>
+          <w:bCs w:val="0"/>
+          <w:i w:val="0"/>
+          <w:iCs w:val="0"/>
+          <w:noProof/>
+          <w:sz w:val="32"/>
+          <w:szCs w:val="36"/>
+        </w:rPr>
+      </w:pPr>
+      <w:hyperlink w:anchor="_Toc226336975" w:history="1">
+        <w:r>
+          <w:rPr>
+            <w:rStyle w:val="af4"/>
+            <w:rFonts w:asciiTheme="majorBidi" w:hAnsiTheme="majorBidi"/>
+            <w:noProof/>
+            <w:sz w:val="32"/>
+            <w:szCs w:val="36"/>
+          </w:rPr>
+          <w:t xml:space="preserve">3.4 </w:t>
+        </w:r>
+        <w:r>
+          <w:rPr>
+            <w:rStyle w:val="af4"/>
+            <w:rFonts w:asciiTheme="majorBidi" w:hAnsiTheme="majorBidi"/>
+            <w:noProof/>
+            <w:sz w:val="32"/>
+            <w:szCs w:val="36"/>
+            <w:cs/>
+          </w:rPr>
+          <w:t>ขั้นตอนการดำเนินงาน (</w:t>
+        </w:r>
+        <w:r>
+          <w:rPr>
+            <w:rStyle w:val="af4"/>
+            <w:rFonts w:asciiTheme="majorBidi" w:hAnsiTheme="majorBidi"/>
+            <w:noProof/>
+            <w:sz w:val="32"/>
+            <w:szCs w:val="36"/>
+          </w:rPr>
+          <w:t>Workflow)</w:t>
+        </w:r>
+        <w:r>
+          <w:rPr>
+            <w:noProof/>
+            <w:webHidden/>
+            <w:sz w:val="32"/>
+            <w:szCs w:val="36"/>
+          </w:rPr>
+          <w:tab/>
+        </w:r>
+        <w:r>
+          <w:rPr>
+            <w:noProof/>
+            <w:webHidden/>
+            <w:sz w:val="32"/>
+            <w:szCs w:val="36"/>
+          </w:rPr>
+          <w:fldChar w:fldCharType="begin"/>
+        </w:r>
+        <w:r>
+          <w:rPr>
+            <w:noProof/>
+            <w:webHidden/>
+            <w:sz w:val="32"/>
+            <w:szCs w:val="36"/>
+          </w:rPr>
+          <w:instrText xml:space="preserve"> PAGEREF _Toc226336975 \h </w:instrText>
+        </w:r>
+        <w:r>
+          <w:rPr>
+            <w:noProof/>
+            <w:webHidden/>
+            <w:sz w:val="32"/>
+            <w:szCs w:val="36"/>
+          </w:rPr>
+        </w:r>
+        <w:r>
+          <w:rPr>
+            <w:noProof/>
+            <w:webHidden/>
+            <w:sz w:val="32"/>
+            <w:szCs w:val="36"/>
+          </w:rPr>
+          <w:fldChar w:fldCharType="separate"/>
+        </w:r>
+        <w:r>
+          <w:rPr>
+            <w:noProof/>
+            <w:webHidden/>
+            <w:sz w:val="32"/>
+            <w:szCs w:val="36"/>
+            <w:cs/>
+          </w:rPr>
+          <w:t>9</w:t>
+        </w:r>
+        <w:r>
+          <w:rPr>
+            <w:noProof/>
+            <w:webHidden/>
+            <w:sz w:val="32"/>
+            <w:szCs w:val="36"/>
+          </w:rPr>
+          <w:fldChar w:fldCharType="end"/>
+        </w:r>
+      </w:hyperlink>
+    </w:p>
+    <w:p>
+      <w:pPr>
+        <w:pStyle w:val="11"/>
+        <w:tabs>
+          <w:tab w:val="right" w:leader="underscore" w:pos="9016"/>
+        </w:tabs>
+        <w:rPr>
+          <w:rFonts w:eastAsiaTheme="minorEastAsia" w:cstheme="minorBidi"/>
+          <w:b w:val="0"/>
+          <w:bCs w:val="0"/>
+          <w:i w:val="0"/>
+          <w:iCs w:val="0"/>
+          <w:noProof/>
+          <w:sz w:val="32"/>
+          <w:szCs w:val="36"/>
+        </w:rPr>
+      </w:pPr>
+      <w:hyperlink w:anchor="_Toc226336976" w:history="1">
+        <w:r>
+          <w:rPr>
+            <w:rStyle w:val="af4"/>
+            <w:rFonts w:asciiTheme="majorBidi" w:hAnsiTheme="majorBidi"/>
+            <w:noProof/>
+            <w:sz w:val="32"/>
+            <w:szCs w:val="36"/>
+            <w:cs/>
+          </w:rPr>
+          <w:t xml:space="preserve">บทที่ </w:t>
+        </w:r>
+        <w:r>
+          <w:rPr>
+            <w:rStyle w:val="af4"/>
+            <w:rFonts w:asciiTheme="majorBidi" w:hAnsiTheme="majorBidi"/>
+            <w:noProof/>
+            <w:sz w:val="32"/>
+            <w:szCs w:val="36"/>
+          </w:rPr>
+          <w:t xml:space="preserve">4: </w:t>
+        </w:r>
+        <w:r>
+          <w:rPr>
+            <w:rStyle w:val="af4"/>
+            <w:rFonts w:asciiTheme="majorBidi" w:hAnsiTheme="majorBidi"/>
+            <w:noProof/>
+            <w:sz w:val="32"/>
+            <w:szCs w:val="36"/>
+            <w:cs/>
+          </w:rPr>
+          <w:t>กรณีทดสอบและการปฏิบัติการ (</w:t>
+        </w:r>
+        <w:r>
+          <w:rPr>
+            <w:rStyle w:val="af4"/>
+            <w:rFonts w:asciiTheme="majorBidi" w:hAnsiTheme="majorBidi"/>
+            <w:noProof/>
+            <w:sz w:val="32"/>
+            <w:szCs w:val="36"/>
+          </w:rPr>
+          <w:t>Test Cases &amp; Execution)</w:t>
+        </w:r>
+        <w:r>
+          <w:rPr>
+            <w:noProof/>
+            <w:webHidden/>
+            <w:sz w:val="32"/>
+            <w:szCs w:val="36"/>
+          </w:rPr>
+          <w:tab/>
+        </w:r>
+        <w:r>
+          <w:rPr>
+            <w:noProof/>
+            <w:webHidden/>
+            <w:sz w:val="32"/>
+            <w:szCs w:val="36"/>
+          </w:rPr>
+          <w:fldChar w:fldCharType="begin"/>
+        </w:r>
+        <w:r>
+          <w:rPr>
+            <w:noProof/>
+            <w:webHidden/>
+            <w:sz w:val="32"/>
+            <w:szCs w:val="36"/>
+          </w:rPr>
+          <w:instrText xml:space="preserve"> PAGEREF _Toc226336976 \h </w:instrText>
+        </w:r>
+        <w:r>
+          <w:rPr>
+            <w:noProof/>
+            <w:webHidden/>
+            <w:sz w:val="32"/>
+            <w:szCs w:val="36"/>
+          </w:rPr>
+        </w:r>
+        <w:r>
+          <w:rPr>
+            <w:noProof/>
+            <w:webHidden/>
+            <w:sz w:val="32"/>
+            <w:szCs w:val="36"/>
+          </w:rPr>
+          <w:fldChar w:fldCharType="separate"/>
+        </w:r>
+        <w:r>
+          <w:rPr>
+            <w:noProof/>
+            <w:webHidden/>
+            <w:sz w:val="32"/>
+            <w:szCs w:val="36"/>
+            <w:cs/>
+          </w:rPr>
+          <w:t>9</w:t>
+        </w:r>
+        <w:r>
+          <w:rPr>
+            <w:noProof/>
+            <w:webHidden/>
+            <w:sz w:val="32"/>
+            <w:szCs w:val="36"/>
+          </w:rPr>
+          <w:fldChar w:fldCharType="end"/>
+        </w:r>
+      </w:hyperlink>
+    </w:p>
+    <w:p>
+      <w:pPr>
+        <w:pStyle w:val="11"/>
+        <w:tabs>
+          <w:tab w:val="right" w:leader="underscore" w:pos="9016"/>
+        </w:tabs>
+        <w:rPr>
+          <w:rFonts w:eastAsiaTheme="minorEastAsia" w:cstheme="minorBidi"/>
+          <w:b w:val="0"/>
+          <w:bCs w:val="0"/>
+          <w:i w:val="0"/>
+          <w:iCs w:val="0"/>
+          <w:noProof/>
+          <w:sz w:val="32"/>
+          <w:szCs w:val="36"/>
+        </w:rPr>
+      </w:pPr>
+      <w:hyperlink w:anchor="_Toc226336977" w:history="1">
+        <w:r>
+          <w:rPr>
+            <w:rStyle w:val="af4"/>
+            <w:rFonts w:ascii="Angsana New" w:eastAsia="Angsana New" w:hAnsi="Angsana New" w:cs="Angsana New"/>
+            <w:noProof/>
+            <w:sz w:val="32"/>
+            <w:szCs w:val="36"/>
+          </w:rPr>
+          <w:t>บทที่ 5: รายงานข้อผิดพลาด (Bug Reports)</w:t>
+        </w:r>
+        <w:r>
+          <w:rPr>
+            <w:noProof/>
+            <w:webHidden/>
+            <w:sz w:val="32"/>
+            <w:szCs w:val="36"/>
+          </w:rPr>
+          <w:tab/>
+        </w:r>
+        <w:r>
+          <w:rPr>
+            <w:noProof/>
+            <w:webHidden/>
+            <w:sz w:val="32"/>
+            <w:szCs w:val="36"/>
+          </w:rPr>
+          <w:fldChar w:fldCharType="begin"/>
+        </w:r>
+        <w:r>
+          <w:rPr>
+            <w:noProof/>
+            <w:webHidden/>
+            <w:sz w:val="32"/>
+            <w:szCs w:val="36"/>
+          </w:rPr>
+          <w:instrText xml:space="preserve"> PAGEREF _Toc226336977 \h </w:instrText>
+        </w:r>
+        <w:r>
+          <w:rPr>
+            <w:noProof/>
+            <w:webHidden/>
+            <w:sz w:val="32"/>
+            <w:szCs w:val="36"/>
+          </w:rPr>
+        </w:r>
+        <w:r>
+          <w:rPr>
+            <w:noProof/>
+            <w:webHidden/>
+            <w:sz w:val="32"/>
+            <w:szCs w:val="36"/>
+          </w:rPr>
+          <w:fldChar w:fldCharType="separate"/>
+        </w:r>
+        <w:r>
+          <w:rPr>
+            <w:noProof/>
+            <w:webHidden/>
+            <w:sz w:val="32"/>
+            <w:szCs w:val="36"/>
+            <w:cs/>
+          </w:rPr>
+          <w:t>19</w:t>
+        </w:r>
+        <w:r>
+          <w:rPr>
+            <w:noProof/>
+            <w:webHidden/>
+            <w:sz w:val="32"/>
+            <w:szCs w:val="36"/>
+          </w:rPr>
+          <w:fldChar w:fldCharType="end"/>
+        </w:r>
+      </w:hyperlink>
+    </w:p>
+    <w:p>
+      <w:pPr>
+        <w:pStyle w:val="11"/>
+        <w:tabs>
+          <w:tab w:val="right" w:leader="underscore" w:pos="9016"/>
+        </w:tabs>
+        <w:rPr>
+          <w:rFonts w:eastAsiaTheme="minorEastAsia" w:cstheme="minorBidi"/>
+          <w:b w:val="0"/>
+          <w:bCs w:val="0"/>
+          <w:i w:val="0"/>
+          <w:iCs w:val="0"/>
+          <w:noProof/>
+          <w:sz w:val="32"/>
+          <w:szCs w:val="36"/>
+        </w:rPr>
+      </w:pPr>
+      <w:hyperlink w:anchor="_Toc226336978" w:history="1">
+        <w:r>
+          <w:rPr>
+            <w:rStyle w:val="af4"/>
+            <w:rFonts w:ascii="Angsana New" w:eastAsia="Angsana New" w:hAnsi="Angsana New" w:cs="Angsana New"/>
+            <w:noProof/>
+            <w:sz w:val="32"/>
+            <w:szCs w:val="36"/>
+          </w:rPr>
+          <w:t>บทที่ 6: การวิเคราะห์และเมตริกส์ (Metrics &amp; Analysis)</w:t>
+        </w:r>
+        <w:r>
+          <w:rPr>
+            <w:noProof/>
+            <w:webHidden/>
+            <w:sz w:val="32"/>
+            <w:szCs w:val="36"/>
+          </w:rPr>
+          <w:tab/>
+        </w:r>
+        <w:r>
+          <w:rPr>
+            <w:noProof/>
+            <w:webHidden/>
+            <w:sz w:val="32"/>
+            <w:szCs w:val="36"/>
+          </w:rPr>
+          <w:fldChar w:fldCharType="begin"/>
+        </w:r>
+        <w:r>
+          <w:rPr>
+            <w:noProof/>
+            <w:webHidden/>
+            <w:sz w:val="32"/>
+            <w:szCs w:val="36"/>
+          </w:rPr>
+          <w:instrText xml:space="preserve"> PAGEREF _Toc226336978 \h </w:instrText>
+        </w:r>
+        <w:r>
+          <w:rPr>
+            <w:noProof/>
+            <w:webHidden/>
+            <w:sz w:val="32"/>
+            <w:szCs w:val="36"/>
+          </w:rPr>
+        </w:r>
+        <w:r>
+          <w:rPr>
+            <w:noProof/>
+            <w:webHidden/>
+            <w:sz w:val="32"/>
+            <w:szCs w:val="36"/>
+          </w:rPr>
+          <w:fldChar w:fldCharType="separate"/>
+        </w:r>
+        <w:r>
+          <w:rPr>
+            <w:noProof/>
+            <w:webHidden/>
+            <w:sz w:val="32"/>
+            <w:szCs w:val="36"/>
+            <w:cs/>
+          </w:rPr>
+          <w:t>26</w:t>
+        </w:r>
+        <w:r>
+          <w:rPr>
+            <w:noProof/>
+            <w:webHidden/>
+            <w:sz w:val="32"/>
+            <w:szCs w:val="36"/>
+          </w:rPr>
+          <w:fldChar w:fldCharType="end"/>
+        </w:r>
+      </w:hyperlink>
+    </w:p>
+    <w:p>
+      <w:pPr>
+        <w:pStyle w:val="21"/>
+        <w:tabs>
+          <w:tab w:val="right" w:leader="underscore" w:pos="9016"/>
+        </w:tabs>
+        <w:rPr>
+          <w:rFonts w:eastAsiaTheme="minorEastAsia" w:cstheme="minorBidi"/>
+          <w:b w:val="0"/>
+          <w:bCs w:val="0"/>
+          <w:noProof/>
+          <w:sz w:val="32"/>
+          <w:szCs w:val="36"/>
+        </w:rPr>
+      </w:pPr>
+      <w:hyperlink w:anchor="_Toc226336979" w:history="1">
         <w:r>
           <w:rPr>
             <w:rStyle w:val="af4"/>
@@ -3523,7 +3712,7 @@
             <w:sz w:val="28"/>
             <w:szCs w:val="32"/>
           </w:rPr>
-          <w:t>บทที่ 5: รายงานข้อผิดพลาด (Bug Reports)</w:t>
+          <w:t>6.1 สรุปผล</w:t>
         </w:r>
         <w:r>
           <w:rPr>
@@ -3550,7 +3739,7 @@
             <w:sz w:val="28"/>
             <w:szCs w:val="32"/>
           </w:rPr>
-          <w:instrText xml:space="preserve"> PAGEREF _Toc226291814 \h </w:instrText>
+          <w:instrText xml:space="preserve"> PAGEREF _Toc226336979 \h </w:instrText>
         </w:r>
         <w:r>
           <w:rPr>
@@ -3577,7 +3766,7 @@
             <w:szCs w:val="32"/>
             <w:cs/>
           </w:rPr>
-          <w:t>22</w:t>
+          <w:t>26</w:t>
         </w:r>
         <w:r>
           <w:rPr>
@@ -3592,22 +3781,20 @@
     </w:p>
     <w:p>
       <w:pPr>
-        <w:pStyle w:val="11"/>
+        <w:pStyle w:val="21"/>
         <w:tabs>
-          <w:tab w:val="right" w:leader="underscore" w:pos="9350"/>
+          <w:tab w:val="right" w:leader="underscore" w:pos="9016"/>
         </w:tabs>
         <w:rPr>
           <w:rFonts w:eastAsiaTheme="minorEastAsia" w:cstheme="minorBidi"/>
           <w:b w:val="0"/>
           <w:bCs w:val="0"/>
-          <w:i w:val="0"/>
-          <w:iCs w:val="0"/>
           <w:noProof/>
-          <w:sz w:val="28"/>
-          <w:szCs w:val="32"/>
-        </w:rPr>
-      </w:pPr>
-      <w:hyperlink w:anchor="_Toc226291815" w:history="1">
+          <w:sz w:val="32"/>
+          <w:szCs w:val="36"/>
+        </w:rPr>
+      </w:pPr>
+      <w:hyperlink w:anchor="_Toc226336980" w:history="1">
         <w:r>
           <w:rPr>
             <w:rStyle w:val="af4"/>
@@ -3616,7 +3803,7 @@
             <w:sz w:val="28"/>
             <w:szCs w:val="32"/>
           </w:rPr>
-          <w:t>บทที่ 6: การวิเคราะห์และเมตริกส์ (Metrics &amp; Analysis)</w:t>
+          <w:t>6.2 เมตริกส์สำคัญ:</w:t>
         </w:r>
         <w:r>
           <w:rPr>
@@ -3643,7 +3830,282 @@
             <w:sz w:val="28"/>
             <w:szCs w:val="32"/>
           </w:rPr>
-          <w:instrText xml:space="preserve"> PAGEREF _Toc226291815 \h </w:instrText>
+          <w:instrText xml:space="preserve"> PAGEREF _Toc226336980 \h </w:instrText>
+        </w:r>
+        <w:r>
+          <w:rPr>
+            <w:noProof/>
+            <w:webHidden/>
+            <w:sz w:val="28"/>
+            <w:szCs w:val="32"/>
+          </w:rPr>
+        </w:r>
+        <w:r>
+          <w:rPr>
+            <w:noProof/>
+            <w:webHidden/>
+            <w:sz w:val="28"/>
+            <w:szCs w:val="32"/>
+          </w:rPr>
+          <w:fldChar w:fldCharType="separate"/>
+        </w:r>
+        <w:r>
+          <w:rPr>
+            <w:noProof/>
+            <w:webHidden/>
+            <w:sz w:val="28"/>
+            <w:szCs w:val="32"/>
+            <w:cs/>
+          </w:rPr>
+          <w:t>27</w:t>
+        </w:r>
+        <w:r>
+          <w:rPr>
+            <w:noProof/>
+            <w:webHidden/>
+            <w:sz w:val="28"/>
+            <w:szCs w:val="32"/>
+          </w:rPr>
+          <w:fldChar w:fldCharType="end"/>
+        </w:r>
+      </w:hyperlink>
+    </w:p>
+    <w:p>
+      <w:pPr>
+        <w:pStyle w:val="21"/>
+        <w:tabs>
+          <w:tab w:val="right" w:leader="underscore" w:pos="9016"/>
+        </w:tabs>
+        <w:rPr>
+          <w:rFonts w:eastAsiaTheme="minorEastAsia" w:cstheme="minorBidi"/>
+          <w:b w:val="0"/>
+          <w:bCs w:val="0"/>
+          <w:noProof/>
+          <w:sz w:val="32"/>
+          <w:szCs w:val="36"/>
+        </w:rPr>
+      </w:pPr>
+      <w:hyperlink w:anchor="_Toc226336981" w:history="1">
+        <w:r>
+          <w:rPr>
+            <w:rStyle w:val="af4"/>
+            <w:rFonts w:ascii="Angsana New" w:eastAsia="Angsana New" w:hAnsi="Angsana New" w:cs="Angsana New"/>
+            <w:noProof/>
+            <w:sz w:val="28"/>
+            <w:szCs w:val="32"/>
+          </w:rPr>
+          <w:t>6.3 การวิเคราะห์คุณภาพตามมาตรฐาน ISO 25010</w:t>
+        </w:r>
+        <w:r>
+          <w:rPr>
+            <w:noProof/>
+            <w:webHidden/>
+            <w:sz w:val="28"/>
+            <w:szCs w:val="32"/>
+          </w:rPr>
+          <w:tab/>
+        </w:r>
+        <w:r>
+          <w:rPr>
+            <w:noProof/>
+            <w:webHidden/>
+            <w:sz w:val="28"/>
+            <w:szCs w:val="32"/>
+          </w:rPr>
+          <w:fldChar w:fldCharType="begin"/>
+        </w:r>
+        <w:r>
+          <w:rPr>
+            <w:noProof/>
+            <w:webHidden/>
+            <w:sz w:val="28"/>
+            <w:szCs w:val="32"/>
+          </w:rPr>
+          <w:instrText xml:space="preserve"> PAGEREF _Toc226336981 \h </w:instrText>
+        </w:r>
+        <w:r>
+          <w:rPr>
+            <w:noProof/>
+            <w:webHidden/>
+            <w:sz w:val="28"/>
+            <w:szCs w:val="32"/>
+          </w:rPr>
+        </w:r>
+        <w:r>
+          <w:rPr>
+            <w:noProof/>
+            <w:webHidden/>
+            <w:sz w:val="28"/>
+            <w:szCs w:val="32"/>
+          </w:rPr>
+          <w:fldChar w:fldCharType="separate"/>
+        </w:r>
+        <w:r>
+          <w:rPr>
+            <w:noProof/>
+            <w:webHidden/>
+            <w:sz w:val="28"/>
+            <w:szCs w:val="32"/>
+            <w:cs/>
+          </w:rPr>
+          <w:t>28</w:t>
+        </w:r>
+        <w:r>
+          <w:rPr>
+            <w:noProof/>
+            <w:webHidden/>
+            <w:sz w:val="28"/>
+            <w:szCs w:val="32"/>
+          </w:rPr>
+          <w:fldChar w:fldCharType="end"/>
+        </w:r>
+      </w:hyperlink>
+    </w:p>
+    <w:p>
+      <w:pPr>
+        <w:pStyle w:val="11"/>
+        <w:tabs>
+          <w:tab w:val="right" w:leader="underscore" w:pos="9016"/>
+        </w:tabs>
+        <w:rPr>
+          <w:rFonts w:eastAsiaTheme="minorEastAsia" w:cstheme="minorBidi"/>
+          <w:b w:val="0"/>
+          <w:bCs w:val="0"/>
+          <w:i w:val="0"/>
+          <w:iCs w:val="0"/>
+          <w:noProof/>
+          <w:sz w:val="32"/>
+          <w:szCs w:val="36"/>
+        </w:rPr>
+      </w:pPr>
+      <w:hyperlink w:anchor="_Toc226336982" w:history="1">
+        <w:r>
+          <w:rPr>
+            <w:rStyle w:val="af4"/>
+            <w:rFonts w:ascii="Angsana New" w:eastAsia="Angsana New" w:hAnsi="Angsana New" w:cs="Angsana New"/>
+            <w:noProof/>
+            <w:sz w:val="32"/>
+            <w:szCs w:val="36"/>
+          </w:rPr>
+          <w:t>บทที่ 7: สรุปผลและข้อเสนอแนะ (Conclusion &amp; Recommendations)</w:t>
+        </w:r>
+        <w:r>
+          <w:rPr>
+            <w:noProof/>
+            <w:webHidden/>
+            <w:sz w:val="32"/>
+            <w:szCs w:val="36"/>
+          </w:rPr>
+          <w:tab/>
+        </w:r>
+        <w:r>
+          <w:rPr>
+            <w:noProof/>
+            <w:webHidden/>
+            <w:sz w:val="32"/>
+            <w:szCs w:val="36"/>
+          </w:rPr>
+          <w:fldChar w:fldCharType="begin"/>
+        </w:r>
+        <w:r>
+          <w:rPr>
+            <w:noProof/>
+            <w:webHidden/>
+            <w:sz w:val="32"/>
+            <w:szCs w:val="36"/>
+          </w:rPr>
+          <w:instrText xml:space="preserve"> PAGEREF _Toc226336982 \h </w:instrText>
+        </w:r>
+        <w:r>
+          <w:rPr>
+            <w:noProof/>
+            <w:webHidden/>
+            <w:sz w:val="32"/>
+            <w:szCs w:val="36"/>
+          </w:rPr>
+        </w:r>
+        <w:r>
+          <w:rPr>
+            <w:noProof/>
+            <w:webHidden/>
+            <w:sz w:val="32"/>
+            <w:szCs w:val="36"/>
+          </w:rPr>
+          <w:fldChar w:fldCharType="separate"/>
+        </w:r>
+        <w:r>
+          <w:rPr>
+            <w:noProof/>
+            <w:webHidden/>
+            <w:sz w:val="32"/>
+            <w:szCs w:val="36"/>
+            <w:cs/>
+          </w:rPr>
+          <w:t>29</w:t>
+        </w:r>
+        <w:r>
+          <w:rPr>
+            <w:noProof/>
+            <w:webHidden/>
+            <w:sz w:val="32"/>
+            <w:szCs w:val="36"/>
+          </w:rPr>
+          <w:fldChar w:fldCharType="end"/>
+        </w:r>
+      </w:hyperlink>
+    </w:p>
+    <w:p>
+      <w:pPr>
+        <w:pStyle w:val="21"/>
+        <w:tabs>
+          <w:tab w:val="right" w:leader="underscore" w:pos="9016"/>
+        </w:tabs>
+        <w:rPr>
+          <w:rFonts w:eastAsiaTheme="minorEastAsia" w:cstheme="minorBidi"/>
+          <w:b w:val="0"/>
+          <w:bCs w:val="0"/>
+          <w:noProof/>
+          <w:sz w:val="32"/>
+          <w:szCs w:val="36"/>
+        </w:rPr>
+      </w:pPr>
+      <w:hyperlink w:anchor="_Toc226336983" w:history="1">
+        <w:r>
+          <w:rPr>
+            <w:rStyle w:val="af4"/>
+            <w:rFonts w:ascii="Angsana New" w:eastAsia="Angsana New" w:hAnsi="Angsana New" w:cs="Angsana New"/>
+            <w:noProof/>
+            <w:sz w:val="28"/>
+            <w:szCs w:val="32"/>
+          </w:rPr>
+          <w:t>7.1 สรุปภาพรวม</w:t>
+        </w:r>
+        <w:r>
+          <w:rPr>
+            <w:noProof/>
+            <w:webHidden/>
+            <w:sz w:val="28"/>
+            <w:szCs w:val="32"/>
+          </w:rPr>
+          <w:tab/>
+        </w:r>
+        <w:r>
+          <w:rPr>
+            <w:noProof/>
+            <w:webHidden/>
+            <w:sz w:val="28"/>
+            <w:szCs w:val="32"/>
+          </w:rPr>
+          <w:fldChar w:fldCharType="begin"/>
+        </w:r>
+        <w:r>
+          <w:rPr>
+            <w:noProof/>
+            <w:webHidden/>
+            <w:sz w:val="28"/>
+            <w:szCs w:val="32"/>
+          </w:rPr>
+          <w:instrText xml:space="preserve"> PAGEREF _Toc226336983 \h </w:instrText>
         </w:r>
         <w:r>
           <w:rPr>
@@ -3687,293 +4149,18 @@
       <w:pPr>
         <w:pStyle w:val="21"/>
         <w:tabs>
-          <w:tab w:val="right" w:leader="underscore" w:pos="9350"/>
+          <w:tab w:val="right" w:leader="underscore" w:pos="9016"/>
         </w:tabs>
         <w:rPr>
           <w:rFonts w:eastAsiaTheme="minorEastAsia" w:cstheme="minorBidi"/>
           <w:b w:val="0"/>
           <w:bCs w:val="0"/>
           <w:noProof/>
-          <w:sz w:val="28"/>
-          <w:szCs w:val="32"/>
-        </w:rPr>
-      </w:pPr>
-      <w:hyperlink w:anchor="_Toc226291816" w:history="1">
-        <w:r>
-          <w:rPr>
-            <w:rStyle w:val="af4"/>
-            <w:rFonts w:ascii="Angsana New" w:eastAsia="Angsana New" w:hAnsi="Angsana New" w:cs="Angsana New"/>
-            <w:noProof/>
-            <w:sz w:val="24"/>
-            <w:szCs w:val="28"/>
-          </w:rPr>
-          <w:t>6.1 สรุปผล</w:t>
-        </w:r>
-        <w:r>
-          <w:rPr>
-            <w:noProof/>
-            <w:webHidden/>
-            <w:sz w:val="24"/>
-            <w:szCs w:val="28"/>
-          </w:rPr>
-          <w:tab/>
-        </w:r>
-        <w:r>
-          <w:rPr>
-            <w:noProof/>
-            <w:webHidden/>
-            <w:sz w:val="24"/>
-            <w:szCs w:val="28"/>
-          </w:rPr>
-          <w:fldChar w:fldCharType="begin"/>
-        </w:r>
-        <w:r>
-          <w:rPr>
-            <w:noProof/>
-            <w:webHidden/>
-            <w:sz w:val="24"/>
-            <w:szCs w:val="28"/>
-          </w:rPr>
-          <w:instrText xml:space="preserve"> PAGEREF _Toc226291816 \h </w:instrText>
-        </w:r>
-        <w:r>
-          <w:rPr>
-            <w:noProof/>
-            <w:webHidden/>
-            <w:sz w:val="24"/>
-            <w:szCs w:val="28"/>
-          </w:rPr>
-        </w:r>
-        <w:r>
-          <w:rPr>
-            <w:noProof/>
-            <w:webHidden/>
-            <w:sz w:val="24"/>
-            <w:szCs w:val="28"/>
-          </w:rPr>
-          <w:fldChar w:fldCharType="separate"/>
-        </w:r>
-        <w:r>
-          <w:rPr>
-            <w:noProof/>
-            <w:webHidden/>
-            <w:sz w:val="24"/>
-            <w:szCs w:val="28"/>
-            <w:cs/>
-          </w:rPr>
-          <w:t>29</w:t>
-        </w:r>
-        <w:r>
-          <w:rPr>
-            <w:noProof/>
-            <w:webHidden/>
-            <w:sz w:val="24"/>
-            <w:szCs w:val="28"/>
-          </w:rPr>
-          <w:fldChar w:fldCharType="end"/>
-        </w:r>
-      </w:hyperlink>
-    </w:p>
-    <w:p>
-      <w:pPr>
-        <w:pStyle w:val="21"/>
-        <w:tabs>
-          <w:tab w:val="right" w:leader="underscore" w:pos="9350"/>
-        </w:tabs>
-        <w:rPr>
-          <w:rFonts w:eastAsiaTheme="minorEastAsia" w:cstheme="minorBidi"/>
-          <w:b w:val="0"/>
-          <w:bCs w:val="0"/>
-          <w:noProof/>
-          <w:sz w:val="28"/>
-          <w:szCs w:val="32"/>
-        </w:rPr>
-      </w:pPr>
-      <w:hyperlink w:anchor="_Toc226291817" w:history="1">
-        <w:r>
-          <w:rPr>
-            <w:rStyle w:val="af4"/>
-            <w:rFonts w:ascii="Angsana New" w:eastAsia="Angsana New" w:hAnsi="Angsana New" w:cs="Angsana New"/>
-            <w:noProof/>
-            <w:sz w:val="24"/>
-            <w:szCs w:val="28"/>
-          </w:rPr>
-          <w:t>6.2 เมตริกส์สำคัญ:</w:t>
-        </w:r>
-        <w:r>
-          <w:rPr>
-            <w:noProof/>
-            <w:webHidden/>
-            <w:sz w:val="24"/>
-            <w:szCs w:val="28"/>
-          </w:rPr>
-          <w:tab/>
-        </w:r>
-        <w:r>
-          <w:rPr>
-            <w:noProof/>
-            <w:webHidden/>
-            <w:sz w:val="24"/>
-            <w:szCs w:val="28"/>
-          </w:rPr>
-          <w:fldChar w:fldCharType="begin"/>
-        </w:r>
-        <w:r>
-          <w:rPr>
-            <w:noProof/>
-            <w:webHidden/>
-            <w:sz w:val="24"/>
-            <w:szCs w:val="28"/>
-          </w:rPr>
-          <w:instrText xml:space="preserve"> PAGEREF _Toc226291817 \h </w:instrText>
-        </w:r>
-        <w:r>
-          <w:rPr>
-            <w:noProof/>
-            <w:webHidden/>
-            <w:sz w:val="24"/>
-            <w:szCs w:val="28"/>
-          </w:rPr>
-        </w:r>
-        <w:r>
-          <w:rPr>
-            <w:noProof/>
-            <w:webHidden/>
-            <w:sz w:val="24"/>
-            <w:szCs w:val="28"/>
-          </w:rPr>
-          <w:fldChar w:fldCharType="separate"/>
-        </w:r>
-        <w:r>
-          <w:rPr>
-            <w:noProof/>
-            <w:webHidden/>
-            <w:sz w:val="24"/>
-            <w:szCs w:val="28"/>
-            <w:cs/>
-          </w:rPr>
-          <w:t>30</w:t>
-        </w:r>
-        <w:r>
-          <w:rPr>
-            <w:noProof/>
-            <w:webHidden/>
-            <w:sz w:val="24"/>
-            <w:szCs w:val="28"/>
-          </w:rPr>
-          <w:fldChar w:fldCharType="end"/>
-        </w:r>
-      </w:hyperlink>
-    </w:p>
-    <w:p>
-      <w:pPr>
-        <w:pStyle w:val="21"/>
-        <w:tabs>
-          <w:tab w:val="right" w:leader="underscore" w:pos="9350"/>
-        </w:tabs>
-        <w:rPr>
-          <w:rFonts w:eastAsiaTheme="minorEastAsia" w:cstheme="minorBidi"/>
-          <w:b w:val="0"/>
-          <w:bCs w:val="0"/>
-          <w:noProof/>
-          <w:sz w:val="28"/>
-          <w:szCs w:val="32"/>
-        </w:rPr>
-      </w:pPr>
-      <w:hyperlink w:anchor="_Toc226291818" w:history="1">
-        <w:r>
-          <w:rPr>
-            <w:rStyle w:val="af4"/>
-            <w:rFonts w:ascii="Angsana New" w:eastAsia="Angsana New" w:hAnsi="Angsana New" w:cs="Angsana New"/>
-            <w:noProof/>
-            <w:sz w:val="24"/>
-            <w:szCs w:val="28"/>
-          </w:rPr>
-          <w:t>6.3 การวิเคราะห์คุณภาพตามมาตรฐาน ISO 25010</w:t>
-        </w:r>
-        <w:r>
-          <w:rPr>
-            <w:noProof/>
-            <w:webHidden/>
-            <w:sz w:val="24"/>
-            <w:szCs w:val="28"/>
-          </w:rPr>
-          <w:tab/>
-        </w:r>
-        <w:r>
-          <w:rPr>
-            <w:noProof/>
-            <w:webHidden/>
-            <w:sz w:val="24"/>
-            <w:szCs w:val="28"/>
-          </w:rPr>
-          <w:fldChar w:fldCharType="begin"/>
-        </w:r>
-        <w:r>
-          <w:rPr>
-            <w:noProof/>
-            <w:webHidden/>
-            <w:sz w:val="24"/>
-            <w:szCs w:val="28"/>
-          </w:rPr>
-          <w:instrText xml:space="preserve"> PAGEREF _Toc226291818 \h </w:instrText>
-        </w:r>
-        <w:r>
-          <w:rPr>
-            <w:noProof/>
-            <w:webHidden/>
-            <w:sz w:val="24"/>
-            <w:szCs w:val="28"/>
-          </w:rPr>
-        </w:r>
-        <w:r>
-          <w:rPr>
-            <w:noProof/>
-            <w:webHidden/>
-            <w:sz w:val="24"/>
-            <w:szCs w:val="28"/>
-          </w:rPr>
-          <w:fldChar w:fldCharType="separate"/>
-        </w:r>
-        <w:r>
-          <w:rPr>
-            <w:noProof/>
-            <w:webHidden/>
-            <w:sz w:val="24"/>
-            <w:szCs w:val="28"/>
-            <w:cs/>
-          </w:rPr>
-          <w:t>31</w:t>
-        </w:r>
-        <w:r>
-          <w:rPr>
-            <w:noProof/>
-            <w:webHidden/>
-            <w:sz w:val="24"/>
-            <w:szCs w:val="28"/>
-          </w:rPr>
-          <w:fldChar w:fldCharType="end"/>
-        </w:r>
-      </w:hyperlink>
-    </w:p>
-    <w:p>
-      <w:pPr>
-        <w:pStyle w:val="11"/>
-        <w:tabs>
-          <w:tab w:val="right" w:leader="underscore" w:pos="9350"/>
-        </w:tabs>
-        <w:rPr>
-          <w:rFonts w:eastAsiaTheme="minorEastAsia" w:cstheme="minorBidi"/>
-          <w:b w:val="0"/>
-          <w:bCs w:val="0"/>
-          <w:i w:val="0"/>
-          <w:iCs w:val="0"/>
-          <w:noProof/>
-          <w:sz w:val="28"/>
-          <w:szCs w:val="32"/>
-        </w:rPr>
-      </w:pPr>
-      <w:hyperlink w:anchor="_Toc226291819" w:history="1">
+          <w:sz w:val="32"/>
+          <w:szCs w:val="36"/>
+        </w:rPr>
+      </w:pPr>
+      <w:hyperlink w:anchor="_Toc226336984" w:history="1">
         <w:r>
           <w:rPr>
             <w:rStyle w:val="af4"/>
@@ -3982,7 +4169,7 @@
             <w:sz w:val="28"/>
             <w:szCs w:val="32"/>
           </w:rPr>
-          <w:t>บทที่ 7: สรุปผลและข้อเสนอแนะ (Conclusion &amp; Recommendations)</w:t>
+          <w:t>7.2 ข้อเสนอแนะเพื่อการพัฒนา</w:t>
         </w:r>
         <w:r>
           <w:rPr>
@@ -4009,7 +4196,7 @@
             <w:sz w:val="28"/>
             <w:szCs w:val="32"/>
           </w:rPr>
-          <w:instrText xml:space="preserve"> PAGEREF _Toc226291819 \h </w:instrText>
+          <w:instrText xml:space="preserve"> PAGEREF _Toc226336984 \h </w:instrText>
         </w:r>
         <w:r>
           <w:rPr>
@@ -4036,7 +4223,7 @@
             <w:szCs w:val="32"/>
             <w:cs/>
           </w:rPr>
-          <w:t>32</w:t>
+          <w:t>30</w:t>
         </w:r>
         <w:r>
           <w:rPr>
@@ -4051,201 +4238,19 @@
     </w:p>
     <w:p>
       <w:pPr>
-        <w:pStyle w:val="21"/>
-        <w:tabs>
-          <w:tab w:val="right" w:leader="underscore" w:pos="9350"/>
-        </w:tabs>
-        <w:rPr>
-          <w:rFonts w:eastAsiaTheme="minorEastAsia" w:cstheme="minorBidi"/>
-          <w:b w:val="0"/>
-          <w:bCs w:val="0"/>
-          <w:noProof/>
-          <w:sz w:val="28"/>
-          <w:szCs w:val="32"/>
-        </w:rPr>
-      </w:pPr>
-      <w:hyperlink w:anchor="_Toc226291820" w:history="1">
-        <w:r>
-          <w:rPr>
-            <w:rStyle w:val="af4"/>
-            <w:rFonts w:ascii="Angsana New" w:eastAsia="Angsana New" w:hAnsi="Angsana New" w:cs="Angsana New"/>
-            <w:noProof/>
-            <w:sz w:val="24"/>
-            <w:szCs w:val="28"/>
-          </w:rPr>
-          <w:t>7.1 สรุปภาพรวม</w:t>
-        </w:r>
-        <w:r>
-          <w:rPr>
-            <w:noProof/>
-            <w:webHidden/>
-            <w:sz w:val="24"/>
-            <w:szCs w:val="28"/>
-          </w:rPr>
-          <w:tab/>
-        </w:r>
-        <w:r>
-          <w:rPr>
-            <w:noProof/>
-            <w:webHidden/>
-            <w:sz w:val="24"/>
-            <w:szCs w:val="28"/>
-          </w:rPr>
-          <w:fldChar w:fldCharType="begin"/>
-        </w:r>
-        <w:r>
-          <w:rPr>
-            <w:noProof/>
-            <w:webHidden/>
-            <w:sz w:val="24"/>
-            <w:szCs w:val="28"/>
-          </w:rPr>
-          <w:instrText xml:space="preserve"> PAGEREF _Toc226291820 \h </w:instrText>
-        </w:r>
-        <w:r>
-          <w:rPr>
-            <w:noProof/>
-            <w:webHidden/>
-            <w:sz w:val="24"/>
-            <w:szCs w:val="28"/>
-          </w:rPr>
-        </w:r>
-        <w:r>
-          <w:rPr>
-            <w:noProof/>
-            <w:webHidden/>
-            <w:sz w:val="24"/>
-            <w:szCs w:val="28"/>
-          </w:rPr>
-          <w:fldChar w:fldCharType="separate"/>
-        </w:r>
-        <w:r>
-          <w:rPr>
-            <w:noProof/>
-            <w:webHidden/>
-            <w:sz w:val="24"/>
-            <w:szCs w:val="28"/>
-            <w:cs/>
-          </w:rPr>
-          <w:t>32</w:t>
-        </w:r>
-        <w:r>
-          <w:rPr>
-            <w:noProof/>
-            <w:webHidden/>
-            <w:sz w:val="24"/>
-            <w:szCs w:val="28"/>
-          </w:rPr>
-          <w:fldChar w:fldCharType="end"/>
-        </w:r>
-      </w:hyperlink>
-    </w:p>
-    <w:p>
-      <w:pPr>
-        <w:pStyle w:val="21"/>
-        <w:tabs>
-          <w:tab w:val="right" w:leader="underscore" w:pos="9350"/>
-        </w:tabs>
-        <w:rPr>
-          <w:rFonts w:eastAsiaTheme="minorEastAsia" w:cstheme="minorBidi"/>
-          <w:b w:val="0"/>
-          <w:bCs w:val="0"/>
-          <w:noProof/>
-          <w:sz w:val="28"/>
-          <w:szCs w:val="32"/>
-        </w:rPr>
-      </w:pPr>
-      <w:hyperlink w:anchor="_Toc226291821" w:history="1">
-        <w:r>
-          <w:rPr>
-            <w:rStyle w:val="af4"/>
-            <w:rFonts w:ascii="Angsana New" w:eastAsia="Angsana New" w:hAnsi="Angsana New" w:cs="Angsana New"/>
-            <w:noProof/>
-            <w:sz w:val="24"/>
-            <w:szCs w:val="28"/>
-          </w:rPr>
-          <w:t>7.2 ข้อเสนอแนะเพื่อการพัฒนา</w:t>
-        </w:r>
-        <w:r>
-          <w:rPr>
-            <w:noProof/>
-            <w:webHidden/>
-            <w:sz w:val="24"/>
-            <w:szCs w:val="28"/>
-          </w:rPr>
-          <w:tab/>
-        </w:r>
-        <w:r>
-          <w:rPr>
-            <w:noProof/>
-            <w:webHidden/>
-            <w:sz w:val="24"/>
-            <w:szCs w:val="28"/>
-          </w:rPr>
-          <w:fldChar w:fldCharType="begin"/>
-        </w:r>
-        <w:r>
-          <w:rPr>
-            <w:noProof/>
-            <w:webHidden/>
-            <w:sz w:val="24"/>
-            <w:szCs w:val="28"/>
-          </w:rPr>
-          <w:instrText xml:space="preserve"> PAGEREF _Toc226291821 \h </w:instrText>
-        </w:r>
-        <w:r>
-          <w:rPr>
-            <w:noProof/>
-            <w:webHidden/>
-            <w:sz w:val="24"/>
-            <w:szCs w:val="28"/>
-          </w:rPr>
-        </w:r>
-        <w:r>
-          <w:rPr>
-            <w:noProof/>
-            <w:webHidden/>
-            <w:sz w:val="24"/>
-            <w:szCs w:val="28"/>
-          </w:rPr>
-          <w:fldChar w:fldCharType="separate"/>
-        </w:r>
-        <w:r>
-          <w:rPr>
-            <w:noProof/>
-            <w:webHidden/>
-            <w:sz w:val="24"/>
-            <w:szCs w:val="28"/>
-            <w:cs/>
-          </w:rPr>
-          <w:t>33</w:t>
-        </w:r>
-        <w:r>
-          <w:rPr>
-            <w:noProof/>
-            <w:webHidden/>
-            <w:sz w:val="24"/>
-            <w:szCs w:val="28"/>
-          </w:rPr>
-          <w:fldChar w:fldCharType="end"/>
-        </w:r>
-      </w:hyperlink>
-    </w:p>
-    <w:p>
-      <w:pPr>
         <w:jc w:val="center"/>
         <w:rPr>
           <w:rFonts w:asciiTheme="majorBidi" w:hAnsiTheme="majorBidi" w:cstheme="majorBidi"/>
           <w:b/>
           <w:bCs/>
-          <w:sz w:val="44"/>
-          <w:szCs w:val="44"/>
+          <w:sz w:val="52"/>
+          <w:szCs w:val="52"/>
           <w:cs/>
         </w:rPr>
         <w:sectPr>
           <w:footerReference w:type="default" r:id="rId12"/>
           <w:pgSz w:w="11906" w:h="16838" w:code="9"/>
-          <w:pgMar w:top="720" w:right="720" w:bottom="720" w:left="720" w:header="720" w:footer="720" w:gutter="0"/>
+          <w:pgMar w:top="1440" w:right="1440" w:bottom="1440" w:left="1440" w:header="720" w:footer="720" w:gutter="0"/>
           <w:pgNumType w:fmt="thaiLetters" w:start="1"/>
           <w:cols w:space="720"/>
           <w:docGrid w:linePitch="360"/>
@@ -4256,8 +4261,8 @@
           <w:rFonts w:asciiTheme="majorBidi" w:hAnsiTheme="majorBidi" w:cstheme="majorBidi"/>
           <w:b/>
           <w:bCs/>
-          <w:sz w:val="36"/>
-          <w:szCs w:val="36"/>
+          <w:sz w:val="52"/>
+          <w:szCs w:val="52"/>
           <w:cs/>
         </w:rPr>
         <w:fldChar w:fldCharType="end"/>
@@ -4275,7 +4280,7 @@
           <w:szCs w:val="32"/>
         </w:rPr>
       </w:pPr>
-      <w:bookmarkStart w:id="2" w:name="_Toc226291796"/>
+      <w:bookmarkStart w:id="2" w:name="_Toc226336959"/>
       <w:r>
         <w:rPr>
           <w:rFonts w:asciiTheme="majorBidi" w:hAnsiTheme="majorBidi"/>
@@ -4333,7 +4338,7 @@
           <w:szCs w:val="36"/>
         </w:rPr>
       </w:pPr>
-      <w:bookmarkStart w:id="3" w:name="_Toc226291797"/>
+      <w:bookmarkStart w:id="3" w:name="_Toc226336960"/>
       <w:r>
         <w:rPr>
           <w:rFonts w:asciiTheme="majorBidi" w:hAnsiTheme="majorBidi"/>
@@ -4573,7 +4578,7 @@
           <w:szCs w:val="36"/>
         </w:rPr>
       </w:pPr>
-      <w:bookmarkStart w:id="4" w:name="_Toc226291798"/>
+      <w:bookmarkStart w:id="4" w:name="_Toc226336961"/>
       <w:r>
         <w:rPr>
           <w:rFonts w:asciiTheme="majorBidi" w:hAnsiTheme="majorBidi"/>
@@ -4848,7 +4853,7 @@
           <w:szCs w:val="36"/>
         </w:rPr>
       </w:pPr>
-      <w:bookmarkStart w:id="5" w:name="_Toc226291799"/>
+      <w:bookmarkStart w:id="5" w:name="_Toc226336962"/>
       <w:r>
         <w:rPr>
           <w:rFonts w:asciiTheme="majorBidi" w:hAnsiTheme="majorBidi"/>
@@ -5177,7 +5182,7 @@
           <w:szCs w:val="36"/>
         </w:rPr>
       </w:pPr>
-      <w:bookmarkStart w:id="6" w:name="_Toc226291800"/>
+      <w:bookmarkStart w:id="6" w:name="_Toc226336963"/>
       <w:r>
         <w:rPr>
           <w:rFonts w:asciiTheme="majorBidi" w:hAnsiTheme="majorBidi" w:hint="cs"/>
@@ -5242,7 +5247,7 @@
     <w:tbl>
       <w:tblPr>
         <w:tblW w:w="11070" w:type="dxa"/>
-        <w:tblInd w:w="-185" w:type="dxa"/>
+        <w:tblInd w:w="-275" w:type="dxa"/>
         <w:tblBorders>
           <w:top w:val="single" w:sz="4" w:space="0" w:color="auto"/>
           <w:left w:val="single" w:sz="4" w:space="0" w:color="auto"/>
@@ -5900,7 +5905,7 @@
           <w:szCs w:val="40"/>
         </w:rPr>
       </w:pPr>
-      <w:bookmarkStart w:id="7" w:name="_Toc226291801"/>
+      <w:bookmarkStart w:id="7" w:name="_Toc226336964"/>
       <w:r>
         <w:rPr>
           <w:rFonts w:asciiTheme="majorBidi" w:hAnsiTheme="majorBidi"/>
@@ -5957,7 +5962,7 @@
           <w:szCs w:val="36"/>
         </w:rPr>
       </w:pPr>
-      <w:bookmarkStart w:id="8" w:name="_Toc226291802"/>
+      <w:bookmarkStart w:id="8" w:name="_Toc226336965"/>
       <w:r>
         <w:rPr>
           <w:rFonts w:asciiTheme="majorBidi" w:hAnsiTheme="majorBidi"/>
@@ -6212,7 +6217,6 @@
           <w:szCs w:val="36"/>
         </w:rPr>
       </w:pPr>
-      <w:bookmarkStart w:id="9" w:name="_Toc226291803"/>
       <w:r>
         <w:rPr>
           <w:rFonts w:asciiTheme="majorBidi" w:hAnsiTheme="majorBidi"/>
@@ -6236,6 +6240,7 @@
           <w:szCs w:val="36"/>
         </w:rPr>
       </w:pPr>
+      <w:bookmarkStart w:id="9" w:name="_Toc226336966"/>
       <w:r>
         <w:rPr>
           <w:rFonts w:asciiTheme="majorBidi" w:hAnsiTheme="majorBidi"/>
@@ -6582,7 +6587,7 @@
           <w:szCs w:val="36"/>
         </w:rPr>
       </w:pPr>
-      <w:bookmarkStart w:id="10" w:name="_Toc226291804"/>
+      <w:bookmarkStart w:id="10" w:name="_Toc226336967"/>
       <w:r>
         <w:rPr>
           <w:rFonts w:asciiTheme="majorBidi" w:hAnsiTheme="majorBidi"/>
@@ -6844,7 +6849,7 @@
           <w:szCs w:val="36"/>
         </w:rPr>
       </w:pPr>
-      <w:bookmarkStart w:id="11" w:name="_Toc226291805"/>
+      <w:bookmarkStart w:id="11" w:name="_Toc226336968"/>
       <w:r>
         <w:rPr>
           <w:rFonts w:asciiTheme="majorBidi" w:hAnsiTheme="majorBidi"/>
@@ -6854,6 +6859,7 @@
           <w:sz w:val="36"/>
           <w:szCs w:val="36"/>
         </w:rPr>
+        <w:lastRenderedPageBreak/>
         <w:t xml:space="preserve">2.4 </w:t>
       </w:r>
       <w:r>
@@ -6895,7 +6901,7 @@
     <w:tbl>
       <w:tblPr>
         <w:tblW w:w="10980" w:type="dxa"/>
-        <w:tblInd w:w="-278" w:type="dxa"/>
+        <w:tblInd w:w="-368" w:type="dxa"/>
         <w:tblCellMar>
           <w:left w:w="0" w:type="dxa"/>
           <w:right w:w="0" w:type="dxa"/>
@@ -6910,6 +6916,7 @@
       <w:tr>
         <w:trPr>
           <w:trHeight w:val="315"/>
+          <w:tblHeader/>
         </w:trPr>
         <w:tc>
           <w:tcPr>
@@ -7050,6 +7057,7 @@
       <w:tr>
         <w:trPr>
           <w:trHeight w:val="315"/>
+          <w:tblHeader/>
         </w:trPr>
         <w:tc>
           <w:tcPr>
@@ -7228,6 +7236,7 @@
       <w:tr>
         <w:trPr>
           <w:trHeight w:val="315"/>
+          <w:tblHeader/>
         </w:trPr>
         <w:tc>
           <w:tcPr>
@@ -7406,6 +7415,7 @@
       <w:tr>
         <w:trPr>
           <w:trHeight w:val="315"/>
+          <w:tblHeader/>
         </w:trPr>
         <w:tc>
           <w:tcPr>
@@ -7601,6 +7611,7 @@
       <w:tr>
         <w:trPr>
           <w:trHeight w:val="315"/>
+          <w:tblHeader/>
         </w:trPr>
         <w:tc>
           <w:tcPr>
@@ -7635,7 +7646,6 @@
                 <w:sz w:val="32"/>
                 <w:szCs w:val="32"/>
               </w:rPr>
-              <w:lastRenderedPageBreak/>
               <w:t xml:space="preserve">4. </w:t>
             </w:r>
             <w:r>
@@ -7788,6 +7798,7 @@
       <w:tr>
         <w:trPr>
           <w:trHeight w:val="315"/>
+          <w:tblHeader/>
         </w:trPr>
         <w:tc>
           <w:tcPr>
@@ -8000,16 +8011,36 @@
     </w:tbl>
     <w:p>
       <w:pPr>
-        <w:pStyle w:val="1"/>
-        <w:rPr>
-          <w:rFonts w:asciiTheme="majorBidi" w:hAnsiTheme="majorBidi"/>
-          <w:color w:val="auto"/>
-          <w:sz w:val="32"/>
-          <w:szCs w:val="32"/>
-        </w:rPr>
-      </w:pPr>
-      <w:bookmarkStart w:id="12" w:name="_Toc226291806"/>
-      <w:r>
+        <w:ind w:left="360"/>
+        <w:rPr>
+          <w:rFonts w:asciiTheme="majorBidi" w:hAnsiTheme="majorBidi" w:cstheme="majorBidi"/>
+          <w:sz w:val="32"/>
+          <w:szCs w:val="32"/>
+          <w:cs/>
+        </w:rPr>
+      </w:pPr>
+    </w:p>
+    <w:p>
+      <w:pPr>
+        <w:rPr>
+          <w:rFonts w:asciiTheme="majorBidi" w:hAnsiTheme="majorBidi" w:cstheme="majorBidi"/>
+          <w:sz w:val="32"/>
+          <w:szCs w:val="32"/>
+        </w:rPr>
+      </w:pPr>
+      <w:r>
+        <w:rPr>
+          <w:rFonts w:asciiTheme="majorBidi" w:hAnsiTheme="majorBidi" w:cstheme="majorBidi"/>
+          <w:sz w:val="32"/>
+          <w:szCs w:val="32"/>
+          <w:cs/>
+        </w:rPr>
+        <w:br w:type="page"/>
+      </w:r>
+    </w:p>
+    <w:p>
+      <w:pPr>
+        <w:pStyle w:val="2"/>
         <w:rPr>
           <w:rFonts w:asciiTheme="majorBidi" w:hAnsiTheme="majorBidi"/>
           <w:b/>
@@ -8018,6 +8049,18 @@
           <w:sz w:val="36"/>
           <w:szCs w:val="36"/>
         </w:rPr>
+      </w:pPr>
+      <w:bookmarkStart w:id="12" w:name="_Toc226336969"/>
+      <w:r>
+        <w:rPr>
+          <w:rFonts w:asciiTheme="majorBidi" w:hAnsiTheme="majorBidi"/>
+          <w:b/>
+          <w:bCs/>
+          <w:color w:val="auto"/>
+          <w:sz w:val="36"/>
+          <w:szCs w:val="36"/>
+        </w:rPr>
+        <w:lastRenderedPageBreak/>
         <w:t xml:space="preserve">2.5 </w:t>
       </w:r>
       <w:r>
@@ -8366,7 +8409,7 @@
           <w:szCs w:val="36"/>
         </w:rPr>
       </w:pPr>
-      <w:bookmarkStart w:id="13" w:name="_Toc226291807"/>
+      <w:bookmarkStart w:id="13" w:name="_Toc226336970"/>
       <w:r>
         <w:rPr>
           <w:rFonts w:asciiTheme="majorBidi" w:hAnsiTheme="majorBidi" w:hint="cs"/>
@@ -8385,7 +8428,7 @@
       <w:tblPr>
         <w:tblStyle w:val="42"/>
         <w:tblW w:w="11321" w:type="dxa"/>
-        <w:tblInd w:w="-455" w:type="dxa"/>
+        <w:tblInd w:w="-545" w:type="dxa"/>
         <w:tblLook w:val="04A0" w:firstRow="1" w:lastRow="0" w:firstColumn="1" w:lastColumn="0" w:noHBand="0" w:noVBand="1"/>
       </w:tblPr>
       <w:tblGrid>
@@ -10926,6 +10969,28 @@
     </w:p>
     <w:p>
       <w:pPr>
+        <w:rPr>
+          <w:rFonts w:asciiTheme="majorBidi" w:eastAsiaTheme="majorEastAsia" w:hAnsiTheme="majorBidi" w:cstheme="majorBidi"/>
+          <w:b/>
+          <w:bCs/>
+          <w:sz w:val="40"/>
+          <w:szCs w:val="40"/>
+          <w:cs/>
+        </w:rPr>
+      </w:pPr>
+      <w:r>
+        <w:rPr>
+          <w:rFonts w:asciiTheme="majorBidi" w:hAnsiTheme="majorBidi"/>
+          <w:b/>
+          <w:bCs/>
+          <w:szCs w:val="40"/>
+          <w:cs/>
+        </w:rPr>
+        <w:br w:type="page"/>
+      </w:r>
+    </w:p>
+    <w:p>
+      <w:pPr>
         <w:pStyle w:val="1"/>
         <w:rPr>
           <w:rFonts w:asciiTheme="majorBidi" w:hAnsiTheme="majorBidi"/>
@@ -10935,7 +11000,7 @@
           <w:szCs w:val="40"/>
         </w:rPr>
       </w:pPr>
-      <w:bookmarkStart w:id="14" w:name="_Toc226291808"/>
+      <w:bookmarkStart w:id="14" w:name="_Toc226336971"/>
       <w:r>
         <w:rPr>
           <w:rFonts w:asciiTheme="majorBidi" w:hAnsiTheme="majorBidi"/>
@@ -11063,7 +11128,7 @@
           <w:szCs w:val="36"/>
         </w:rPr>
       </w:pPr>
-      <w:bookmarkStart w:id="15" w:name="_Toc226291809"/>
+      <w:bookmarkStart w:id="15" w:name="_Toc226336972"/>
       <w:r>
         <w:rPr>
           <w:rFonts w:asciiTheme="majorBidi" w:hAnsiTheme="majorBidi"/>
@@ -11409,7 +11474,7 @@
           <w:szCs w:val="36"/>
         </w:rPr>
       </w:pPr>
-      <w:bookmarkStart w:id="16" w:name="_Toc226291810"/>
+      <w:bookmarkStart w:id="16" w:name="_Toc226336973"/>
       <w:r>
         <w:rPr>
           <w:rFonts w:asciiTheme="majorBidi" w:hAnsiTheme="majorBidi"/>
@@ -12263,10 +12328,7 @@
           <w:szCs w:val="36"/>
         </w:rPr>
       </w:pPr>
-    </w:p>
-    <w:p>
-      <w:pPr>
-        <w:ind w:left="360"/>
+      <w:r>
         <w:rPr>
           <w:rFonts w:asciiTheme="majorBidi" w:hAnsiTheme="majorBidi" w:cstheme="majorBidi"/>
           <w:b/>
@@ -12274,8 +12336,245 @@
           <w:sz w:val="36"/>
           <w:szCs w:val="36"/>
         </w:rPr>
-      </w:pPr>
-      <w:r>
+        <w:t>Journey #3: Member Management and Restrictions</w:t>
+      </w:r>
+    </w:p>
+    <w:p>
+      <w:pPr>
+        <w:numPr>
+          <w:ilvl w:val="0"/>
+          <w:numId w:val="24"/>
+        </w:numPr>
+        <w:rPr>
+          <w:rFonts w:asciiTheme="majorBidi" w:hAnsiTheme="majorBidi" w:cstheme="majorBidi"/>
+          <w:sz w:val="32"/>
+          <w:szCs w:val="32"/>
+        </w:rPr>
+      </w:pPr>
+      <w:r>
+        <w:rPr>
+          <w:rFonts w:asciiTheme="majorBidi" w:hAnsiTheme="majorBidi" w:cstheme="majorBidi"/>
+          <w:b/>
+          <w:bCs/>
+          <w:sz w:val="32"/>
+          <w:szCs w:val="32"/>
+          <w:cs/>
+        </w:rPr>
+        <w:t>จุดประสงค์:</w:t>
+      </w:r>
+      <w:r>
+        <w:rPr>
+          <w:rFonts w:asciiTheme="majorBidi" w:hAnsiTheme="majorBidi" w:cstheme="majorBidi"/>
+          <w:b/>
+          <w:bCs/>
+          <w:sz w:val="32"/>
+          <w:szCs w:val="32"/>
+        </w:rPr>
+        <w:t xml:space="preserve"> </w:t>
+      </w:r>
+      <w:r>
+        <w:rPr>
+          <w:rFonts w:asciiTheme="majorBidi" w:hAnsiTheme="majorBidi" w:cstheme="majorBidi"/>
+          <w:sz w:val="32"/>
+          <w:szCs w:val="32"/>
+          <w:cs/>
+        </w:rPr>
+        <w:t>เพื่อทดสอบการจัดการฐานข้อมูลสมาชิกและเงื่อนไขการระงับสิทธิ์</w:t>
+      </w:r>
+    </w:p>
+    <w:p>
+      <w:pPr>
+        <w:numPr>
+          <w:ilvl w:val="0"/>
+          <w:numId w:val="24"/>
+        </w:numPr>
+        <w:rPr>
+          <w:rFonts w:asciiTheme="majorBidi" w:hAnsiTheme="majorBidi" w:cstheme="majorBidi"/>
+          <w:sz w:val="32"/>
+          <w:szCs w:val="32"/>
+        </w:rPr>
+      </w:pPr>
+      <w:r>
+        <w:rPr>
+          <w:rFonts w:asciiTheme="majorBidi" w:hAnsiTheme="majorBidi" w:cstheme="majorBidi"/>
+          <w:b/>
+          <w:bCs/>
+          <w:sz w:val="32"/>
+          <w:szCs w:val="32"/>
+          <w:cs/>
+        </w:rPr>
+        <w:t>รายละเอียดขั้นตอน:</w:t>
+      </w:r>
+    </w:p>
+    <w:p>
+      <w:pPr>
+        <w:numPr>
+          <w:ilvl w:val="1"/>
+          <w:numId w:val="24"/>
+        </w:numPr>
+        <w:rPr>
+          <w:rFonts w:asciiTheme="majorBidi" w:hAnsiTheme="majorBidi" w:cstheme="majorBidi"/>
+          <w:sz w:val="32"/>
+          <w:szCs w:val="32"/>
+        </w:rPr>
+      </w:pPr>
+      <w:r>
+        <w:rPr>
+          <w:rFonts w:asciiTheme="majorBidi" w:hAnsiTheme="majorBidi" w:cstheme="majorBidi"/>
+          <w:sz w:val="32"/>
+          <w:szCs w:val="32"/>
+          <w:cs/>
+        </w:rPr>
+        <w:t>ลงทะเบียนสมาชิกใหม่ (</w:t>
+      </w:r>
+      <w:r>
+        <w:rPr>
+          <w:rFonts w:asciiTheme="majorBidi" w:hAnsiTheme="majorBidi" w:cstheme="majorBidi"/>
+          <w:sz w:val="32"/>
+          <w:szCs w:val="32"/>
+        </w:rPr>
+        <w:t xml:space="preserve">Register Member) </w:t>
+      </w:r>
+      <w:r>
+        <w:rPr>
+          <w:rFonts w:asciiTheme="majorBidi" w:hAnsiTheme="majorBidi" w:cstheme="majorBidi"/>
+          <w:sz w:val="32"/>
+          <w:szCs w:val="32"/>
+          <w:cs/>
+        </w:rPr>
+        <w:t>แยกตามประเภท (</w:t>
+      </w:r>
+      <w:r>
+        <w:rPr>
+          <w:rFonts w:asciiTheme="majorBidi" w:hAnsiTheme="majorBidi" w:cstheme="majorBidi"/>
+          <w:sz w:val="32"/>
+          <w:szCs w:val="32"/>
+        </w:rPr>
+        <w:t>Student, Teacher, Public)</w:t>
+      </w:r>
+    </w:p>
+    <w:p>
+      <w:pPr>
+        <w:numPr>
+          <w:ilvl w:val="1"/>
+          <w:numId w:val="24"/>
+        </w:numPr>
+        <w:rPr>
+          <w:rFonts w:asciiTheme="majorBidi" w:hAnsiTheme="majorBidi" w:cstheme="majorBidi"/>
+          <w:sz w:val="32"/>
+          <w:szCs w:val="32"/>
+        </w:rPr>
+      </w:pPr>
+      <w:r>
+        <w:rPr>
+          <w:rFonts w:asciiTheme="majorBidi" w:hAnsiTheme="majorBidi" w:cstheme="majorBidi"/>
+          <w:sz w:val="32"/>
+          <w:szCs w:val="32"/>
+          <w:cs/>
+        </w:rPr>
+        <w:t xml:space="preserve">แก้ไขสถานะสมาชิกเป็น </w:t>
+      </w:r>
+      <w:r>
+        <w:rPr>
+          <w:rFonts w:asciiTheme="majorBidi" w:hAnsiTheme="majorBidi" w:cstheme="majorBidi"/>
+          <w:sz w:val="32"/>
+          <w:szCs w:val="32"/>
+        </w:rPr>
+        <w:t>'Suspended' (</w:t>
+      </w:r>
+      <w:r>
+        <w:rPr>
+          <w:rFonts w:asciiTheme="majorBidi" w:hAnsiTheme="majorBidi" w:cstheme="majorBidi"/>
+          <w:sz w:val="32"/>
+          <w:szCs w:val="32"/>
+          <w:cs/>
+        </w:rPr>
+        <w:t>ระงับการใช้งาน)</w:t>
+      </w:r>
+    </w:p>
+    <w:p>
+      <w:pPr>
+        <w:numPr>
+          <w:ilvl w:val="1"/>
+          <w:numId w:val="24"/>
+        </w:numPr>
+        <w:rPr>
+          <w:rFonts w:asciiTheme="majorBidi" w:hAnsiTheme="majorBidi" w:cstheme="majorBidi"/>
+          <w:sz w:val="32"/>
+          <w:szCs w:val="32"/>
+        </w:rPr>
+      </w:pPr>
+      <w:r>
+        <w:rPr>
+          <w:rFonts w:asciiTheme="majorBidi" w:hAnsiTheme="majorBidi" w:cstheme="majorBidi"/>
+          <w:sz w:val="32"/>
+          <w:szCs w:val="32"/>
+          <w:cs/>
+        </w:rPr>
+        <w:t>ทดสอบการค้นหาสมาชิกด้วยรหัส (</w:t>
+      </w:r>
+      <w:r>
+        <w:rPr>
+          <w:rFonts w:asciiTheme="majorBidi" w:hAnsiTheme="majorBidi" w:cstheme="majorBidi"/>
+          <w:sz w:val="32"/>
+          <w:szCs w:val="32"/>
+        </w:rPr>
+        <w:t>Member Code)</w:t>
+      </w:r>
+    </w:p>
+    <w:p>
+      <w:pPr>
+        <w:numPr>
+          <w:ilvl w:val="0"/>
+          <w:numId w:val="24"/>
+        </w:numPr>
+        <w:rPr>
+          <w:rFonts w:asciiTheme="majorBidi" w:hAnsiTheme="majorBidi" w:cstheme="majorBidi"/>
+          <w:sz w:val="32"/>
+          <w:szCs w:val="32"/>
+        </w:rPr>
+      </w:pPr>
+      <w:r>
+        <w:rPr>
+          <w:rFonts w:asciiTheme="majorBidi" w:hAnsiTheme="majorBidi" w:cstheme="majorBidi"/>
+          <w:b/>
+          <w:bCs/>
+          <w:sz w:val="32"/>
+          <w:szCs w:val="32"/>
+          <w:cs/>
+        </w:rPr>
+        <w:t>เกณฑ์การผ่าน</w:t>
+      </w:r>
+      <w:r>
+        <w:rPr>
+          <w:rFonts w:asciiTheme="majorBidi" w:hAnsiTheme="majorBidi" w:cstheme="majorBidi"/>
+          <w:sz w:val="32"/>
+          <w:szCs w:val="32"/>
+          <w:cs/>
+        </w:rPr>
+        <w:t>:</w:t>
+      </w:r>
+      <w:r>
+        <w:rPr>
+          <w:rFonts w:asciiTheme="majorBidi" w:hAnsiTheme="majorBidi" w:cstheme="majorBidi"/>
+          <w:sz w:val="32"/>
+          <w:szCs w:val="32"/>
+        </w:rPr>
+        <w:t xml:space="preserve"> </w:t>
+      </w:r>
+      <w:r>
+        <w:rPr>
+          <w:rFonts w:asciiTheme="majorBidi" w:hAnsiTheme="majorBidi" w:cstheme="majorBidi"/>
+          <w:sz w:val="32"/>
+          <w:szCs w:val="32"/>
+          <w:cs/>
+        </w:rPr>
+        <w:t>ระบบต้องรองรับประเภทสมาชิกที่หลากหลาย และสามารถเปลี่ยนสถานะสมาชิกได้จริง</w:t>
+      </w:r>
+    </w:p>
+    <w:p>
+      <w:pPr>
+        <w:ind w:left="360"/>
         <w:rPr>
           <w:rFonts w:asciiTheme="majorBidi" w:hAnsiTheme="majorBidi" w:cstheme="majorBidi"/>
           <w:b/>
@@ -12283,245 +12582,8 @@
           <w:sz w:val="36"/>
           <w:szCs w:val="36"/>
         </w:rPr>
-        <w:t>Journey #3: Member Management and Restrictions</w:t>
-      </w:r>
-    </w:p>
-    <w:p>
-      <w:pPr>
-        <w:numPr>
-          <w:ilvl w:val="0"/>
-          <w:numId w:val="24"/>
-        </w:numPr>
-        <w:rPr>
-          <w:rFonts w:asciiTheme="majorBidi" w:hAnsiTheme="majorBidi" w:cstheme="majorBidi"/>
-          <w:sz w:val="32"/>
-          <w:szCs w:val="32"/>
-        </w:rPr>
-      </w:pPr>
-      <w:r>
-        <w:rPr>
-          <w:rFonts w:asciiTheme="majorBidi" w:hAnsiTheme="majorBidi" w:cstheme="majorBidi"/>
-          <w:b/>
-          <w:bCs/>
-          <w:sz w:val="32"/>
-          <w:szCs w:val="32"/>
-          <w:cs/>
-        </w:rPr>
-        <w:t>จุดประสงค์:</w:t>
-      </w:r>
-      <w:r>
-        <w:rPr>
-          <w:rFonts w:asciiTheme="majorBidi" w:hAnsiTheme="majorBidi" w:cstheme="majorBidi"/>
-          <w:b/>
-          <w:bCs/>
-          <w:sz w:val="32"/>
-          <w:szCs w:val="32"/>
-        </w:rPr>
-        <w:t xml:space="preserve"> </w:t>
-      </w:r>
-      <w:r>
-        <w:rPr>
-          <w:rFonts w:asciiTheme="majorBidi" w:hAnsiTheme="majorBidi" w:cstheme="majorBidi"/>
-          <w:sz w:val="32"/>
-          <w:szCs w:val="32"/>
-          <w:cs/>
-        </w:rPr>
-        <w:t>เพื่อทดสอบการจัดการฐานข้อมูลสมาชิกและเงื่อนไขการระงับสิทธิ์</w:t>
-      </w:r>
-    </w:p>
-    <w:p>
-      <w:pPr>
-        <w:numPr>
-          <w:ilvl w:val="0"/>
-          <w:numId w:val="24"/>
-        </w:numPr>
-        <w:rPr>
-          <w:rFonts w:asciiTheme="majorBidi" w:hAnsiTheme="majorBidi" w:cstheme="majorBidi"/>
-          <w:sz w:val="32"/>
-          <w:szCs w:val="32"/>
-        </w:rPr>
-      </w:pPr>
-      <w:r>
-        <w:rPr>
-          <w:rFonts w:asciiTheme="majorBidi" w:hAnsiTheme="majorBidi" w:cstheme="majorBidi"/>
-          <w:b/>
-          <w:bCs/>
-          <w:sz w:val="32"/>
-          <w:szCs w:val="32"/>
-          <w:cs/>
-        </w:rPr>
-        <w:t>รายละเอียดขั้นตอน:</w:t>
-      </w:r>
-    </w:p>
-    <w:p>
-      <w:pPr>
-        <w:numPr>
-          <w:ilvl w:val="1"/>
-          <w:numId w:val="24"/>
-        </w:numPr>
-        <w:rPr>
-          <w:rFonts w:asciiTheme="majorBidi" w:hAnsiTheme="majorBidi" w:cstheme="majorBidi"/>
-          <w:sz w:val="32"/>
-          <w:szCs w:val="32"/>
-        </w:rPr>
-      </w:pPr>
-      <w:r>
-        <w:rPr>
-          <w:rFonts w:asciiTheme="majorBidi" w:hAnsiTheme="majorBidi" w:cstheme="majorBidi"/>
-          <w:sz w:val="32"/>
-          <w:szCs w:val="32"/>
-          <w:cs/>
-        </w:rPr>
-        <w:t>ลงทะเบียนสมาชิกใหม่ (</w:t>
-      </w:r>
-      <w:r>
-        <w:rPr>
-          <w:rFonts w:asciiTheme="majorBidi" w:hAnsiTheme="majorBidi" w:cstheme="majorBidi"/>
-          <w:sz w:val="32"/>
-          <w:szCs w:val="32"/>
-        </w:rPr>
-        <w:t xml:space="preserve">Register Member) </w:t>
-      </w:r>
-      <w:r>
-        <w:rPr>
-          <w:rFonts w:asciiTheme="majorBidi" w:hAnsiTheme="majorBidi" w:cstheme="majorBidi"/>
-          <w:sz w:val="32"/>
-          <w:szCs w:val="32"/>
-          <w:cs/>
-        </w:rPr>
-        <w:t>แยกตามประเภท (</w:t>
-      </w:r>
-      <w:r>
-        <w:rPr>
-          <w:rFonts w:asciiTheme="majorBidi" w:hAnsiTheme="majorBidi" w:cstheme="majorBidi"/>
-          <w:sz w:val="32"/>
-          <w:szCs w:val="32"/>
-        </w:rPr>
-        <w:t>Student, Teacher, Public)</w:t>
-      </w:r>
-    </w:p>
-    <w:p>
-      <w:pPr>
-        <w:numPr>
-          <w:ilvl w:val="1"/>
-          <w:numId w:val="24"/>
-        </w:numPr>
-        <w:rPr>
-          <w:rFonts w:asciiTheme="majorBidi" w:hAnsiTheme="majorBidi" w:cstheme="majorBidi"/>
-          <w:sz w:val="32"/>
-          <w:szCs w:val="32"/>
-        </w:rPr>
-      </w:pPr>
-      <w:r>
-        <w:rPr>
-          <w:rFonts w:asciiTheme="majorBidi" w:hAnsiTheme="majorBidi" w:cstheme="majorBidi"/>
-          <w:sz w:val="32"/>
-          <w:szCs w:val="32"/>
-          <w:cs/>
-        </w:rPr>
-        <w:t xml:space="preserve">แก้ไขสถานะสมาชิกเป็น </w:t>
-      </w:r>
-      <w:r>
-        <w:rPr>
-          <w:rFonts w:asciiTheme="majorBidi" w:hAnsiTheme="majorBidi" w:cstheme="majorBidi"/>
-          <w:sz w:val="32"/>
-          <w:szCs w:val="32"/>
-        </w:rPr>
-        <w:t>'Suspended' (</w:t>
-      </w:r>
-      <w:r>
-        <w:rPr>
-          <w:rFonts w:asciiTheme="majorBidi" w:hAnsiTheme="majorBidi" w:cstheme="majorBidi"/>
-          <w:sz w:val="32"/>
-          <w:szCs w:val="32"/>
-          <w:cs/>
-        </w:rPr>
-        <w:t>ระงับการใช้งาน)</w:t>
-      </w:r>
-    </w:p>
-    <w:p>
-      <w:pPr>
-        <w:numPr>
-          <w:ilvl w:val="1"/>
-          <w:numId w:val="24"/>
-        </w:numPr>
-        <w:rPr>
-          <w:rFonts w:asciiTheme="majorBidi" w:hAnsiTheme="majorBidi" w:cstheme="majorBidi"/>
-          <w:sz w:val="32"/>
-          <w:szCs w:val="32"/>
-        </w:rPr>
-      </w:pPr>
-      <w:r>
-        <w:rPr>
-          <w:rFonts w:asciiTheme="majorBidi" w:hAnsiTheme="majorBidi" w:cstheme="majorBidi"/>
-          <w:sz w:val="32"/>
-          <w:szCs w:val="32"/>
-          <w:cs/>
-        </w:rPr>
-        <w:t>ทดสอบการค้นหาสมาชิกด้วยรหัส (</w:t>
-      </w:r>
-      <w:r>
-        <w:rPr>
-          <w:rFonts w:asciiTheme="majorBidi" w:hAnsiTheme="majorBidi" w:cstheme="majorBidi"/>
-          <w:sz w:val="32"/>
-          <w:szCs w:val="32"/>
-        </w:rPr>
-        <w:t>Member Code)</w:t>
-      </w:r>
-    </w:p>
-    <w:p>
-      <w:pPr>
-        <w:numPr>
-          <w:ilvl w:val="0"/>
-          <w:numId w:val="24"/>
-        </w:numPr>
-        <w:rPr>
-          <w:rFonts w:asciiTheme="majorBidi" w:hAnsiTheme="majorBidi" w:cstheme="majorBidi"/>
-          <w:sz w:val="32"/>
-          <w:szCs w:val="32"/>
-        </w:rPr>
-      </w:pPr>
-      <w:r>
-        <w:rPr>
-          <w:rFonts w:asciiTheme="majorBidi" w:hAnsiTheme="majorBidi" w:cstheme="majorBidi"/>
-          <w:b/>
-          <w:bCs/>
-          <w:sz w:val="32"/>
-          <w:szCs w:val="32"/>
-          <w:cs/>
-        </w:rPr>
-        <w:t>เกณฑ์การผ่าน</w:t>
-      </w:r>
-      <w:r>
-        <w:rPr>
-          <w:rFonts w:asciiTheme="majorBidi" w:hAnsiTheme="majorBidi" w:cstheme="majorBidi"/>
-          <w:sz w:val="32"/>
-          <w:szCs w:val="32"/>
-          <w:cs/>
-        </w:rPr>
-        <w:t>:</w:t>
-      </w:r>
-      <w:r>
-        <w:rPr>
-          <w:rFonts w:asciiTheme="majorBidi" w:hAnsiTheme="majorBidi" w:cstheme="majorBidi"/>
-          <w:sz w:val="32"/>
-          <w:szCs w:val="32"/>
-        </w:rPr>
-        <w:t xml:space="preserve"> </w:t>
-      </w:r>
-      <w:r>
-        <w:rPr>
-          <w:rFonts w:asciiTheme="majorBidi" w:hAnsiTheme="majorBidi" w:cstheme="majorBidi"/>
-          <w:sz w:val="32"/>
-          <w:szCs w:val="32"/>
-          <w:cs/>
-        </w:rPr>
-        <w:t>ระบบต้องรองรับประเภทสมาชิกที่หลากหลาย และสามารถเปลี่ยนสถานะสมาชิกได้จริง</w:t>
-      </w:r>
-    </w:p>
-    <w:p>
-      <w:pPr>
-        <w:ind w:left="360"/>
+      </w:pPr>
+      <w:r>
         <w:rPr>
           <w:rFonts w:asciiTheme="majorBidi" w:hAnsiTheme="majorBidi" w:cstheme="majorBidi"/>
           <w:b/>
@@ -12529,11 +12591,344 @@
           <w:sz w:val="36"/>
           <w:szCs w:val="36"/>
         </w:rPr>
-      </w:pPr>
+        <w:t>Journey #4: Core Transaction (Borrowing and Returning)</w:t>
+      </w:r>
     </w:p>
     <w:p>
       <w:pPr>
-        <w:ind w:left="360"/>
+        <w:numPr>
+          <w:ilvl w:val="0"/>
+          <w:numId w:val="25"/>
+        </w:numPr>
+        <w:rPr>
+          <w:rFonts w:asciiTheme="majorBidi" w:hAnsiTheme="majorBidi" w:cstheme="majorBidi"/>
+          <w:sz w:val="32"/>
+          <w:szCs w:val="32"/>
+        </w:rPr>
+      </w:pPr>
+      <w:r>
+        <w:rPr>
+          <w:rFonts w:asciiTheme="majorBidi" w:hAnsiTheme="majorBidi" w:cstheme="majorBidi"/>
+          <w:b/>
+          <w:bCs/>
+          <w:sz w:val="32"/>
+          <w:szCs w:val="32"/>
+          <w:cs/>
+        </w:rPr>
+        <w:t>จุดประสงค์:</w:t>
+      </w:r>
+      <w:r>
+        <w:rPr>
+          <w:rFonts w:asciiTheme="majorBidi" w:hAnsiTheme="majorBidi" w:cstheme="majorBidi"/>
+          <w:b/>
+          <w:bCs/>
+          <w:sz w:val="32"/>
+          <w:szCs w:val="32"/>
+        </w:rPr>
+        <w:t xml:space="preserve"> </w:t>
+      </w:r>
+      <w:r>
+        <w:rPr>
+          <w:rFonts w:asciiTheme="majorBidi" w:hAnsiTheme="majorBidi" w:cstheme="majorBidi"/>
+          <w:sz w:val="32"/>
+          <w:szCs w:val="32"/>
+          <w:cs/>
+        </w:rPr>
+        <w:t>ทดสอบฟังก์ชันยืม-คืนหนังสือ ซึ่งเป็นหัวใจหลักของระบบและเป็นจุดที่อาจพบตรรกะผิดพลาด</w:t>
+      </w:r>
+    </w:p>
+    <w:p>
+      <w:pPr>
+        <w:numPr>
+          <w:ilvl w:val="0"/>
+          <w:numId w:val="25"/>
+        </w:numPr>
+        <w:rPr>
+          <w:rFonts w:asciiTheme="majorBidi" w:hAnsiTheme="majorBidi" w:cstheme="majorBidi"/>
+          <w:sz w:val="32"/>
+          <w:szCs w:val="32"/>
+        </w:rPr>
+      </w:pPr>
+      <w:r>
+        <w:rPr>
+          <w:rFonts w:asciiTheme="majorBidi" w:hAnsiTheme="majorBidi" w:cstheme="majorBidi"/>
+          <w:b/>
+          <w:bCs/>
+          <w:sz w:val="32"/>
+          <w:szCs w:val="32"/>
+          <w:cs/>
+        </w:rPr>
+        <w:t>รายละเอียดขั้นตอน</w:t>
+      </w:r>
+      <w:r>
+        <w:rPr>
+          <w:rFonts w:asciiTheme="majorBidi" w:hAnsiTheme="majorBidi" w:cstheme="majorBidi"/>
+          <w:sz w:val="32"/>
+          <w:szCs w:val="32"/>
+          <w:cs/>
+        </w:rPr>
+        <w:t>:</w:t>
+      </w:r>
+    </w:p>
+    <w:p>
+      <w:pPr>
+        <w:numPr>
+          <w:ilvl w:val="1"/>
+          <w:numId w:val="25"/>
+        </w:numPr>
+        <w:rPr>
+          <w:rFonts w:asciiTheme="majorBidi" w:hAnsiTheme="majorBidi" w:cstheme="majorBidi"/>
+          <w:sz w:val="32"/>
+          <w:szCs w:val="32"/>
+        </w:rPr>
+      </w:pPr>
+      <w:r>
+        <w:rPr>
+          <w:rFonts w:asciiTheme="majorBidi" w:hAnsiTheme="majorBidi" w:cstheme="majorBidi"/>
+          <w:sz w:val="32"/>
+          <w:szCs w:val="32"/>
+          <w:cs/>
+        </w:rPr>
+        <w:t>ทำรายการยืมหนังสือ (</w:t>
+      </w:r>
+      <w:r>
+        <w:rPr>
+          <w:rFonts w:asciiTheme="majorBidi" w:hAnsiTheme="majorBidi" w:cstheme="majorBidi"/>
+          <w:sz w:val="32"/>
+          <w:szCs w:val="32"/>
+        </w:rPr>
+        <w:t xml:space="preserve">New Borrow) </w:t>
+      </w:r>
+      <w:r>
+        <w:rPr>
+          <w:rFonts w:asciiTheme="majorBidi" w:hAnsiTheme="majorBidi" w:cstheme="majorBidi"/>
+          <w:sz w:val="32"/>
+          <w:szCs w:val="32"/>
+          <w:cs/>
+        </w:rPr>
+        <w:t xml:space="preserve">โดยเลือกจาก </w:t>
+      </w:r>
+      <w:r>
+        <w:rPr>
+          <w:rFonts w:asciiTheme="majorBidi" w:hAnsiTheme="majorBidi" w:cstheme="majorBidi"/>
+          <w:sz w:val="32"/>
+          <w:szCs w:val="32"/>
+        </w:rPr>
+        <w:t xml:space="preserve">Dropdown </w:t>
+      </w:r>
+      <w:r>
+        <w:rPr>
+          <w:rFonts w:asciiTheme="majorBidi" w:hAnsiTheme="majorBidi" w:cstheme="majorBidi"/>
+          <w:sz w:val="32"/>
+          <w:szCs w:val="32"/>
+          <w:cs/>
+        </w:rPr>
+        <w:t>รายชื่อหนังสือและสมาชิก</w:t>
+      </w:r>
+    </w:p>
+    <w:p>
+      <w:pPr>
+        <w:numPr>
+          <w:ilvl w:val="1"/>
+          <w:numId w:val="25"/>
+        </w:numPr>
+        <w:rPr>
+          <w:rFonts w:asciiTheme="majorBidi" w:hAnsiTheme="majorBidi" w:cstheme="majorBidi"/>
+          <w:sz w:val="32"/>
+          <w:szCs w:val="32"/>
+        </w:rPr>
+      </w:pPr>
+      <w:r>
+        <w:rPr>
+          <w:rFonts w:asciiTheme="majorBidi" w:hAnsiTheme="majorBidi" w:cstheme="majorBidi"/>
+          <w:sz w:val="32"/>
+          <w:szCs w:val="32"/>
+          <w:cs/>
+        </w:rPr>
+        <w:t>ตรวจสอบสถานะในหน้า</w:t>
+      </w:r>
+      <w:r>
+        <w:rPr>
+          <w:rFonts w:asciiTheme="majorBidi" w:hAnsiTheme="majorBidi" w:cstheme="majorBidi"/>
+          <w:sz w:val="32"/>
+          <w:szCs w:val="32"/>
+        </w:rPr>
+        <w:t xml:space="preserve"> books.html </w:t>
+      </w:r>
+      <w:r>
+        <w:rPr>
+          <w:rFonts w:asciiTheme="majorBidi" w:hAnsiTheme="majorBidi" w:cstheme="majorBidi"/>
+          <w:sz w:val="32"/>
+          <w:szCs w:val="32"/>
+          <w:cs/>
+        </w:rPr>
+        <w:t xml:space="preserve">ว่าจำนวน </w:t>
+      </w:r>
+      <w:r>
+        <w:rPr>
+          <w:rFonts w:asciiTheme="majorBidi" w:hAnsiTheme="majorBidi" w:cstheme="majorBidi"/>
+          <w:sz w:val="32"/>
+          <w:szCs w:val="32"/>
+        </w:rPr>
+        <w:t xml:space="preserve">'Available Copies' </w:t>
+      </w:r>
+      <w:r>
+        <w:rPr>
+          <w:rFonts w:asciiTheme="majorBidi" w:hAnsiTheme="majorBidi" w:cstheme="majorBidi"/>
+          <w:sz w:val="32"/>
+          <w:szCs w:val="32"/>
+          <w:cs/>
+        </w:rPr>
+        <w:t>ลดลงจริงหรือไม่</w:t>
+      </w:r>
+    </w:p>
+    <w:p>
+      <w:pPr>
+        <w:numPr>
+          <w:ilvl w:val="1"/>
+          <w:numId w:val="25"/>
+        </w:numPr>
+        <w:rPr>
+          <w:rFonts w:asciiTheme="majorBidi" w:hAnsiTheme="majorBidi" w:cstheme="majorBidi"/>
+          <w:sz w:val="32"/>
+          <w:szCs w:val="32"/>
+        </w:rPr>
+      </w:pPr>
+      <w:r>
+        <w:rPr>
+          <w:rFonts w:asciiTheme="majorBidi" w:hAnsiTheme="majorBidi" w:cstheme="majorBidi"/>
+          <w:sz w:val="32"/>
+          <w:szCs w:val="32"/>
+          <w:cs/>
+        </w:rPr>
+        <w:t>ทำรายการคืนหนังสือ (</w:t>
+      </w:r>
+      <w:r>
+        <w:rPr>
+          <w:rFonts w:asciiTheme="majorBidi" w:hAnsiTheme="majorBidi" w:cstheme="majorBidi"/>
+          <w:sz w:val="32"/>
+          <w:szCs w:val="32"/>
+        </w:rPr>
+        <w:t xml:space="preserve">Return) </w:t>
+      </w:r>
+      <w:r>
+        <w:rPr>
+          <w:rFonts w:asciiTheme="majorBidi" w:hAnsiTheme="majorBidi" w:cstheme="majorBidi"/>
+          <w:sz w:val="32"/>
+          <w:szCs w:val="32"/>
+          <w:cs/>
+        </w:rPr>
+        <w:t xml:space="preserve">และตรวจสอบสถานะเปลี่ยนเป็น </w:t>
+      </w:r>
+      <w:r>
+        <w:rPr>
+          <w:rFonts w:asciiTheme="majorBidi" w:hAnsiTheme="majorBidi" w:cstheme="majorBidi"/>
+          <w:sz w:val="32"/>
+          <w:szCs w:val="32"/>
+        </w:rPr>
+        <w:t>'Returned'</w:t>
+      </w:r>
+    </w:p>
+    <w:p>
+      <w:pPr>
+        <w:numPr>
+          <w:ilvl w:val="1"/>
+          <w:numId w:val="25"/>
+        </w:numPr>
+        <w:rPr>
+          <w:rFonts w:asciiTheme="majorBidi" w:hAnsiTheme="majorBidi" w:cstheme="majorBidi"/>
+          <w:sz w:val="32"/>
+          <w:szCs w:val="32"/>
+        </w:rPr>
+      </w:pPr>
+      <w:r>
+        <w:rPr>
+          <w:rFonts w:asciiTheme="majorBidi" w:hAnsiTheme="majorBidi" w:cstheme="majorBidi"/>
+          <w:sz w:val="32"/>
+          <w:szCs w:val="32"/>
+          <w:cs/>
+        </w:rPr>
+        <w:t>ตรวจสอบยอดหนังสือคงเหลือที่ต้องเพิ่มกลับมาโดยอัตโนมัติ</w:t>
+      </w:r>
+    </w:p>
+    <w:p>
+      <w:pPr>
+        <w:numPr>
+          <w:ilvl w:val="0"/>
+          <w:numId w:val="25"/>
+        </w:numPr>
+        <w:rPr>
+          <w:rFonts w:asciiTheme="majorBidi" w:hAnsiTheme="majorBidi" w:cstheme="majorBidi"/>
+          <w:sz w:val="32"/>
+          <w:szCs w:val="32"/>
+        </w:rPr>
+      </w:pPr>
+      <w:r>
+        <w:rPr>
+          <w:rFonts w:asciiTheme="majorBidi" w:hAnsiTheme="majorBidi" w:cstheme="majorBidi"/>
+          <w:b/>
+          <w:bCs/>
+          <w:sz w:val="32"/>
+          <w:szCs w:val="32"/>
+          <w:cs/>
+        </w:rPr>
+        <w:lastRenderedPageBreak/>
+        <w:t>เกณฑ์การผ่าน:</w:t>
+      </w:r>
+      <w:r>
+        <w:rPr>
+          <w:rFonts w:asciiTheme="majorBidi" w:hAnsiTheme="majorBidi" w:cstheme="majorBidi"/>
+          <w:sz w:val="32"/>
+          <w:szCs w:val="32"/>
+        </w:rPr>
+        <w:t xml:space="preserve"> </w:t>
+      </w:r>
+      <w:r>
+        <w:rPr>
+          <w:rFonts w:asciiTheme="majorBidi" w:hAnsiTheme="majorBidi" w:cstheme="majorBidi"/>
+          <w:sz w:val="32"/>
+          <w:szCs w:val="32"/>
+          <w:cs/>
+        </w:rPr>
+        <w:t xml:space="preserve">สถานะในตาราง </w:t>
+      </w:r>
+      <w:r>
+        <w:rPr>
+          <w:rFonts w:asciiTheme="majorBidi" w:hAnsiTheme="majorBidi" w:cstheme="majorBidi"/>
+          <w:sz w:val="32"/>
+          <w:szCs w:val="32"/>
+        </w:rPr>
+        <w:t xml:space="preserve">Borrowing </w:t>
+      </w:r>
+      <w:r>
+        <w:rPr>
+          <w:rFonts w:asciiTheme="majorBidi" w:hAnsiTheme="majorBidi" w:cstheme="majorBidi"/>
+          <w:sz w:val="32"/>
+          <w:szCs w:val="32"/>
+          <w:cs/>
+        </w:rPr>
+        <w:t xml:space="preserve">และจำนวนหนังสือในตาราง </w:t>
+      </w:r>
+      <w:r>
+        <w:rPr>
+          <w:rFonts w:asciiTheme="majorBidi" w:hAnsiTheme="majorBidi" w:cstheme="majorBidi"/>
+          <w:sz w:val="32"/>
+          <w:szCs w:val="32"/>
+        </w:rPr>
+        <w:t xml:space="preserve">Books </w:t>
+      </w:r>
+      <w:r>
+        <w:rPr>
+          <w:rFonts w:asciiTheme="majorBidi" w:hAnsiTheme="majorBidi" w:cstheme="majorBidi"/>
+          <w:sz w:val="32"/>
+          <w:szCs w:val="32"/>
+          <w:cs/>
+        </w:rPr>
+        <w:t>ต้องสอดคล้องกัน</w:t>
+      </w:r>
+    </w:p>
+    <w:p>
+      <w:pPr>
         <w:rPr>
           <w:rFonts w:asciiTheme="majorBidi" w:hAnsiTheme="majorBidi" w:cstheme="majorBidi"/>
           <w:b/>
@@ -12550,371 +12945,6 @@
           <w:sz w:val="36"/>
           <w:szCs w:val="36"/>
         </w:rPr>
-        <w:t>Journey #4: Core Transaction (Borrowing and Returning)</w:t>
-      </w:r>
-    </w:p>
-    <w:p>
-      <w:pPr>
-        <w:numPr>
-          <w:ilvl w:val="0"/>
-          <w:numId w:val="25"/>
-        </w:numPr>
-        <w:rPr>
-          <w:rFonts w:asciiTheme="majorBidi" w:hAnsiTheme="majorBidi" w:cstheme="majorBidi"/>
-          <w:sz w:val="32"/>
-          <w:szCs w:val="32"/>
-        </w:rPr>
-      </w:pPr>
-      <w:r>
-        <w:rPr>
-          <w:rFonts w:asciiTheme="majorBidi" w:hAnsiTheme="majorBidi" w:cstheme="majorBidi"/>
-          <w:b/>
-          <w:bCs/>
-          <w:sz w:val="32"/>
-          <w:szCs w:val="32"/>
-          <w:cs/>
-        </w:rPr>
-        <w:t>จุดประสงค์:</w:t>
-      </w:r>
-      <w:r>
-        <w:rPr>
-          <w:rFonts w:asciiTheme="majorBidi" w:hAnsiTheme="majorBidi" w:cstheme="majorBidi"/>
-          <w:b/>
-          <w:bCs/>
-          <w:sz w:val="32"/>
-          <w:szCs w:val="32"/>
-        </w:rPr>
-        <w:t xml:space="preserve"> </w:t>
-      </w:r>
-      <w:r>
-        <w:rPr>
-          <w:rFonts w:asciiTheme="majorBidi" w:hAnsiTheme="majorBidi" w:cstheme="majorBidi"/>
-          <w:sz w:val="32"/>
-          <w:szCs w:val="32"/>
-          <w:cs/>
-        </w:rPr>
-        <w:t>ทดสอบฟังก์ชันยืม-คืนหนังสือ ซึ่งเป็นหัวใจหลักของระบบและเป็นจุดที่อาจพบตรรกะผิดพลาด</w:t>
-      </w:r>
-    </w:p>
-    <w:p>
-      <w:pPr>
-        <w:numPr>
-          <w:ilvl w:val="0"/>
-          <w:numId w:val="25"/>
-        </w:numPr>
-        <w:rPr>
-          <w:rFonts w:asciiTheme="majorBidi" w:hAnsiTheme="majorBidi" w:cstheme="majorBidi"/>
-          <w:sz w:val="32"/>
-          <w:szCs w:val="32"/>
-        </w:rPr>
-      </w:pPr>
-      <w:r>
-        <w:rPr>
-          <w:rFonts w:asciiTheme="majorBidi" w:hAnsiTheme="majorBidi" w:cstheme="majorBidi"/>
-          <w:b/>
-          <w:bCs/>
-          <w:sz w:val="32"/>
-          <w:szCs w:val="32"/>
-          <w:cs/>
-        </w:rPr>
-        <w:t>รายละเอียดขั้นตอน</w:t>
-      </w:r>
-      <w:r>
-        <w:rPr>
-          <w:rFonts w:asciiTheme="majorBidi" w:hAnsiTheme="majorBidi" w:cstheme="majorBidi"/>
-          <w:sz w:val="32"/>
-          <w:szCs w:val="32"/>
-          <w:cs/>
-        </w:rPr>
-        <w:t>:</w:t>
-      </w:r>
-    </w:p>
-    <w:p>
-      <w:pPr>
-        <w:numPr>
-          <w:ilvl w:val="1"/>
-          <w:numId w:val="25"/>
-        </w:numPr>
-        <w:rPr>
-          <w:rFonts w:asciiTheme="majorBidi" w:hAnsiTheme="majorBidi" w:cstheme="majorBidi"/>
-          <w:sz w:val="32"/>
-          <w:szCs w:val="32"/>
-        </w:rPr>
-      </w:pPr>
-      <w:r>
-        <w:rPr>
-          <w:rFonts w:asciiTheme="majorBidi" w:hAnsiTheme="majorBidi" w:cstheme="majorBidi"/>
-          <w:sz w:val="32"/>
-          <w:szCs w:val="32"/>
-          <w:cs/>
-        </w:rPr>
-        <w:t>ทำรายการยืมหนังสือ (</w:t>
-      </w:r>
-      <w:r>
-        <w:rPr>
-          <w:rFonts w:asciiTheme="majorBidi" w:hAnsiTheme="majorBidi" w:cstheme="majorBidi"/>
-          <w:sz w:val="32"/>
-          <w:szCs w:val="32"/>
-        </w:rPr>
-        <w:t xml:space="preserve">New Borrow) </w:t>
-      </w:r>
-      <w:r>
-        <w:rPr>
-          <w:rFonts w:asciiTheme="majorBidi" w:hAnsiTheme="majorBidi" w:cstheme="majorBidi"/>
-          <w:sz w:val="32"/>
-          <w:szCs w:val="32"/>
-          <w:cs/>
-        </w:rPr>
-        <w:t xml:space="preserve">โดยเลือกจาก </w:t>
-      </w:r>
-      <w:r>
-        <w:rPr>
-          <w:rFonts w:asciiTheme="majorBidi" w:hAnsiTheme="majorBidi" w:cstheme="majorBidi"/>
-          <w:sz w:val="32"/>
-          <w:szCs w:val="32"/>
-        </w:rPr>
-        <w:t xml:space="preserve">Dropdown </w:t>
-      </w:r>
-      <w:r>
-        <w:rPr>
-          <w:rFonts w:asciiTheme="majorBidi" w:hAnsiTheme="majorBidi" w:cstheme="majorBidi"/>
-          <w:sz w:val="32"/>
-          <w:szCs w:val="32"/>
-          <w:cs/>
-        </w:rPr>
-        <w:t>รายชื่อหนังสือและสมาชิก</w:t>
-      </w:r>
-    </w:p>
-    <w:p>
-      <w:pPr>
-        <w:numPr>
-          <w:ilvl w:val="1"/>
-          <w:numId w:val="25"/>
-        </w:numPr>
-        <w:rPr>
-          <w:rFonts w:asciiTheme="majorBidi" w:hAnsiTheme="majorBidi" w:cstheme="majorBidi"/>
-          <w:sz w:val="32"/>
-          <w:szCs w:val="32"/>
-        </w:rPr>
-      </w:pPr>
-      <w:r>
-        <w:rPr>
-          <w:rFonts w:asciiTheme="majorBidi" w:hAnsiTheme="majorBidi" w:cstheme="majorBidi"/>
-          <w:sz w:val="32"/>
-          <w:szCs w:val="32"/>
-          <w:cs/>
-        </w:rPr>
-        <w:t>ตรวจสอบสถานะในหน้า</w:t>
-      </w:r>
-      <w:r>
-        <w:rPr>
-          <w:rFonts w:asciiTheme="majorBidi" w:hAnsiTheme="majorBidi" w:cstheme="majorBidi"/>
-          <w:sz w:val="32"/>
-          <w:szCs w:val="32"/>
-        </w:rPr>
-        <w:t xml:space="preserve"> books.html </w:t>
-      </w:r>
-      <w:r>
-        <w:rPr>
-          <w:rFonts w:asciiTheme="majorBidi" w:hAnsiTheme="majorBidi" w:cstheme="majorBidi"/>
-          <w:sz w:val="32"/>
-          <w:szCs w:val="32"/>
-          <w:cs/>
-        </w:rPr>
-        <w:t xml:space="preserve">ว่าจำนวน </w:t>
-      </w:r>
-      <w:r>
-        <w:rPr>
-          <w:rFonts w:asciiTheme="majorBidi" w:hAnsiTheme="majorBidi" w:cstheme="majorBidi"/>
-          <w:sz w:val="32"/>
-          <w:szCs w:val="32"/>
-        </w:rPr>
-        <w:t xml:space="preserve">'Available Copies' </w:t>
-      </w:r>
-      <w:r>
-        <w:rPr>
-          <w:rFonts w:asciiTheme="majorBidi" w:hAnsiTheme="majorBidi" w:cstheme="majorBidi"/>
-          <w:sz w:val="32"/>
-          <w:szCs w:val="32"/>
-          <w:cs/>
-        </w:rPr>
-        <w:t>ลดลงจริงหรือไม่</w:t>
-      </w:r>
-    </w:p>
-    <w:p>
-      <w:pPr>
-        <w:numPr>
-          <w:ilvl w:val="1"/>
-          <w:numId w:val="25"/>
-        </w:numPr>
-        <w:rPr>
-          <w:rFonts w:asciiTheme="majorBidi" w:hAnsiTheme="majorBidi" w:cstheme="majorBidi"/>
-          <w:sz w:val="32"/>
-          <w:szCs w:val="32"/>
-        </w:rPr>
-      </w:pPr>
-      <w:r>
-        <w:rPr>
-          <w:rFonts w:asciiTheme="majorBidi" w:hAnsiTheme="majorBidi" w:cstheme="majorBidi"/>
-          <w:sz w:val="32"/>
-          <w:szCs w:val="32"/>
-          <w:cs/>
-        </w:rPr>
-        <w:lastRenderedPageBreak/>
-        <w:t>ทำรายการคืนหนังสือ (</w:t>
-      </w:r>
-      <w:r>
-        <w:rPr>
-          <w:rFonts w:asciiTheme="majorBidi" w:hAnsiTheme="majorBidi" w:cstheme="majorBidi"/>
-          <w:sz w:val="32"/>
-          <w:szCs w:val="32"/>
-        </w:rPr>
-        <w:t xml:space="preserve">Return) </w:t>
-      </w:r>
-      <w:r>
-        <w:rPr>
-          <w:rFonts w:asciiTheme="majorBidi" w:hAnsiTheme="majorBidi" w:cstheme="majorBidi"/>
-          <w:sz w:val="32"/>
-          <w:szCs w:val="32"/>
-          <w:cs/>
-        </w:rPr>
-        <w:t xml:space="preserve">และตรวจสอบสถานะเปลี่ยนเป็น </w:t>
-      </w:r>
-      <w:r>
-        <w:rPr>
-          <w:rFonts w:asciiTheme="majorBidi" w:hAnsiTheme="majorBidi" w:cstheme="majorBidi"/>
-          <w:sz w:val="32"/>
-          <w:szCs w:val="32"/>
-        </w:rPr>
-        <w:t>'Returned'</w:t>
-      </w:r>
-    </w:p>
-    <w:p>
-      <w:pPr>
-        <w:numPr>
-          <w:ilvl w:val="1"/>
-          <w:numId w:val="25"/>
-        </w:numPr>
-        <w:rPr>
-          <w:rFonts w:asciiTheme="majorBidi" w:hAnsiTheme="majorBidi" w:cstheme="majorBidi"/>
-          <w:sz w:val="32"/>
-          <w:szCs w:val="32"/>
-        </w:rPr>
-      </w:pPr>
-      <w:r>
-        <w:rPr>
-          <w:rFonts w:asciiTheme="majorBidi" w:hAnsiTheme="majorBidi" w:cstheme="majorBidi"/>
-          <w:sz w:val="32"/>
-          <w:szCs w:val="32"/>
-          <w:cs/>
-        </w:rPr>
-        <w:t>ตรวจสอบยอดหนังสือคงเหลือที่ต้องเพิ่มกลับมาโดยอัตโนมัติ</w:t>
-      </w:r>
-    </w:p>
-    <w:p>
-      <w:pPr>
-        <w:numPr>
-          <w:ilvl w:val="0"/>
-          <w:numId w:val="25"/>
-        </w:numPr>
-        <w:rPr>
-          <w:rFonts w:asciiTheme="majorBidi" w:hAnsiTheme="majorBidi" w:cstheme="majorBidi"/>
-          <w:sz w:val="32"/>
-          <w:szCs w:val="32"/>
-        </w:rPr>
-      </w:pPr>
-      <w:r>
-        <w:rPr>
-          <w:rFonts w:asciiTheme="majorBidi" w:hAnsiTheme="majorBidi" w:cstheme="majorBidi"/>
-          <w:b/>
-          <w:bCs/>
-          <w:sz w:val="32"/>
-          <w:szCs w:val="32"/>
-          <w:cs/>
-        </w:rPr>
-        <w:t>เกณฑ์การผ่าน:</w:t>
-      </w:r>
-      <w:r>
-        <w:rPr>
-          <w:rFonts w:asciiTheme="majorBidi" w:hAnsiTheme="majorBidi" w:cstheme="majorBidi"/>
-          <w:sz w:val="32"/>
-          <w:szCs w:val="32"/>
-        </w:rPr>
-        <w:t xml:space="preserve"> </w:t>
-      </w:r>
-      <w:r>
-        <w:rPr>
-          <w:rFonts w:asciiTheme="majorBidi" w:hAnsiTheme="majorBidi" w:cstheme="majorBidi"/>
-          <w:sz w:val="32"/>
-          <w:szCs w:val="32"/>
-          <w:cs/>
-        </w:rPr>
-        <w:t xml:space="preserve">สถานะในตาราง </w:t>
-      </w:r>
-      <w:r>
-        <w:rPr>
-          <w:rFonts w:asciiTheme="majorBidi" w:hAnsiTheme="majorBidi" w:cstheme="majorBidi"/>
-          <w:sz w:val="32"/>
-          <w:szCs w:val="32"/>
-        </w:rPr>
-        <w:t xml:space="preserve">Borrowing </w:t>
-      </w:r>
-      <w:r>
-        <w:rPr>
-          <w:rFonts w:asciiTheme="majorBidi" w:hAnsiTheme="majorBidi" w:cstheme="majorBidi"/>
-          <w:sz w:val="32"/>
-          <w:szCs w:val="32"/>
-          <w:cs/>
-        </w:rPr>
-        <w:t xml:space="preserve">และจำนวนหนังสือในตาราง </w:t>
-      </w:r>
-      <w:r>
-        <w:rPr>
-          <w:rFonts w:asciiTheme="majorBidi" w:hAnsiTheme="majorBidi" w:cstheme="majorBidi"/>
-          <w:sz w:val="32"/>
-          <w:szCs w:val="32"/>
-        </w:rPr>
-        <w:t xml:space="preserve">Books </w:t>
-      </w:r>
-      <w:r>
-        <w:rPr>
-          <w:rFonts w:asciiTheme="majorBidi" w:hAnsiTheme="majorBidi" w:cstheme="majorBidi"/>
-          <w:sz w:val="32"/>
-          <w:szCs w:val="32"/>
-          <w:cs/>
-        </w:rPr>
-        <w:t>ต้องสอดคล้องกัน</w:t>
-      </w:r>
-    </w:p>
-    <w:p>
-      <w:pPr>
-        <w:rPr>
-          <w:rFonts w:asciiTheme="majorBidi" w:hAnsiTheme="majorBidi" w:cstheme="majorBidi"/>
-          <w:b/>
-          <w:bCs/>
-          <w:sz w:val="36"/>
-          <w:szCs w:val="36"/>
-        </w:rPr>
-      </w:pPr>
-    </w:p>
-    <w:p>
-      <w:pPr>
-        <w:rPr>
-          <w:rFonts w:asciiTheme="majorBidi" w:hAnsiTheme="majorBidi" w:cstheme="majorBidi"/>
-          <w:b/>
-          <w:bCs/>
-          <w:sz w:val="36"/>
-          <w:szCs w:val="36"/>
-        </w:rPr>
-      </w:pPr>
-      <w:r>
-        <w:rPr>
-          <w:rFonts w:asciiTheme="majorBidi" w:hAnsiTheme="majorBidi" w:cstheme="majorBidi"/>
-          <w:b/>
-          <w:bCs/>
-          <w:sz w:val="36"/>
-          <w:szCs w:val="36"/>
-        </w:rPr>
         <w:t>Journey #5: Overdue Audit and Report Analysis</w:t>
       </w:r>
     </w:p>
@@ -13202,31 +13232,7 @@
     </w:p>
     <w:p>
       <w:pPr>
-        <w:rPr>
-          <w:rFonts w:asciiTheme="majorBidi" w:eastAsiaTheme="majorEastAsia" w:hAnsiTheme="majorBidi" w:cstheme="majorBidi"/>
-          <w:b/>
-          <w:bCs/>
-          <w:sz w:val="36"/>
-          <w:szCs w:val="36"/>
-          <w:cs/>
-        </w:rPr>
-      </w:pPr>
-      <w:bookmarkStart w:id="17" w:name="_Toc226291811"/>
-      <w:r>
-        <w:rPr>
-          <w:rFonts w:asciiTheme="majorBidi" w:hAnsiTheme="majorBidi"/>
-          <w:b/>
-          <w:bCs/>
-          <w:sz w:val="36"/>
-          <w:szCs w:val="36"/>
-          <w:cs/>
-        </w:rPr>
-        <w:br w:type="page"/>
-      </w:r>
-    </w:p>
-    <w:p>
-      <w:pPr>
-        <w:pStyle w:val="2"/>
+        <w:pStyle w:val="1"/>
         <w:rPr>
           <w:rFonts w:asciiTheme="majorBidi" w:hAnsiTheme="majorBidi"/>
           <w:b/>
@@ -13237,6 +13243,7 @@
           <w:cs/>
         </w:rPr>
       </w:pPr>
+      <w:bookmarkStart w:id="17" w:name="_Toc226336974"/>
       <w:r>
         <w:rPr>
           <w:rFonts w:asciiTheme="majorBidi" w:hAnsiTheme="majorBidi"/>
@@ -13247,7 +13254,6 @@
           <w:szCs w:val="36"/>
           <w:cs/>
         </w:rPr>
-        <w:lastRenderedPageBreak/>
         <w:t>3.3</w:t>
       </w:r>
       <w:r>
@@ -13796,19 +13802,9 @@
           <w:szCs w:val="36"/>
         </w:rPr>
       </w:pPr>
-      <w:bookmarkStart w:id="18" w:name="_Toc226291812"/>
     </w:p>
     <w:p>
       <w:pPr>
-        <w:rPr>
-          <w:rFonts w:asciiTheme="majorBidi" w:eastAsiaTheme="majorEastAsia" w:hAnsiTheme="majorBidi" w:cstheme="majorBidi"/>
-          <w:b/>
-          <w:bCs/>
-          <w:sz w:val="36"/>
-          <w:szCs w:val="36"/>
-        </w:rPr>
-      </w:pPr>
-      <w:r>
         <w:rPr>
           <w:rFonts w:asciiTheme="majorBidi" w:hAnsiTheme="majorBidi"/>
           <w:b/>
@@ -13816,8 +13812,7 @@
           <w:sz w:val="36"/>
           <w:szCs w:val="36"/>
         </w:rPr>
-        <w:t xml:space="preserve">3.4 </w:t>
-      </w:r>
+      </w:pPr>
       <w:r>
         <w:rPr>
           <w:rFonts w:asciiTheme="majorBidi" w:hAnsiTheme="majorBidi"/>
@@ -13825,15 +13820,53 @@
           <w:bCs/>
           <w:sz w:val="36"/>
           <w:szCs w:val="36"/>
-          <w:cs/>
-        </w:rPr>
-        <w:t>ขั้นตอนการดำเนินงาน (</w:t>
-      </w:r>
-      <w:r>
+        </w:rPr>
+        <w:br w:type="page"/>
+      </w:r>
+    </w:p>
+    <w:p>
+      <w:pPr>
+        <w:pStyle w:val="1"/>
         <w:rPr>
           <w:rFonts w:asciiTheme="majorBidi" w:hAnsiTheme="majorBidi"/>
           <w:b/>
           <w:bCs/>
+          <w:color w:val="auto"/>
+          <w:sz w:val="36"/>
+          <w:szCs w:val="36"/>
+        </w:rPr>
+      </w:pPr>
+      <w:bookmarkStart w:id="18" w:name="_Toc226336975"/>
+      <w:r>
+        <w:rPr>
+          <w:rFonts w:asciiTheme="majorBidi" w:hAnsiTheme="majorBidi"/>
+          <w:b/>
+          <w:bCs/>
+          <w:color w:val="auto"/>
+          <w:sz w:val="36"/>
+          <w:szCs w:val="36"/>
+        </w:rPr>
+        <w:lastRenderedPageBreak/>
+        <w:t xml:space="preserve">3.4 </w:t>
+      </w:r>
+      <w:r>
+        <w:rPr>
+          <w:rFonts w:asciiTheme="majorBidi" w:hAnsiTheme="majorBidi"/>
+          <w:b/>
+          <w:bCs/>
+          <w:color w:val="auto"/>
+          <w:sz w:val="36"/>
+          <w:szCs w:val="36"/>
+          <w:cs/>
+        </w:rPr>
+        <w:t>ขั้นตอนการดำเนินงาน (</w:t>
+      </w:r>
+      <w:r>
+        <w:rPr>
+          <w:rFonts w:asciiTheme="majorBidi" w:hAnsiTheme="majorBidi"/>
+          <w:b/>
+          <w:bCs/>
+          <w:color w:val="auto"/>
           <w:sz w:val="36"/>
           <w:szCs w:val="36"/>
         </w:rPr>
@@ -14150,7 +14183,7 @@
           <w:szCs w:val="40"/>
         </w:rPr>
       </w:pPr>
-      <w:bookmarkStart w:id="19" w:name="_Toc226291813"/>
+      <w:bookmarkStart w:id="19" w:name="_Toc226336976"/>
       <w:r>
         <w:rPr>
           <w:rFonts w:asciiTheme="majorBidi" w:hAnsiTheme="majorBidi"/>
@@ -14160,7 +14193,6 @@
           <w:szCs w:val="40"/>
           <w:cs/>
         </w:rPr>
-        <w:lastRenderedPageBreak/>
         <w:t xml:space="preserve">บทที่ </w:t>
       </w:r>
       <w:r>
@@ -14793,34 +14825,14 @@
                 <w:szCs w:val="32"/>
               </w:rPr>
             </w:pPr>
-            <w:proofErr w:type="spellStart"/>
-            <w:r>
-              <w:rPr>
-                <w:rFonts w:asciiTheme="majorBidi" w:hAnsiTheme="majorBidi" w:cstheme="majorBidi"/>
-                <w:sz w:val="32"/>
-                <w:szCs w:val="32"/>
-              </w:rPr>
-              <w:t>ระบบอนุญาตให้เข้าสู่ระบบ</w:t>
-            </w:r>
-            <w:proofErr w:type="spellEnd"/>
-            <w:r>
-              <w:rPr>
-                <w:rFonts w:asciiTheme="majorBidi" w:hAnsiTheme="majorBidi" w:cstheme="majorBidi"/>
-                <w:sz w:val="32"/>
-                <w:szCs w:val="32"/>
-              </w:rPr>
-              <w:t xml:space="preserve"> </w:t>
-            </w:r>
-            <w:proofErr w:type="spellStart"/>
-            <w:r>
-              <w:rPr>
-                <w:rFonts w:asciiTheme="majorBidi" w:hAnsiTheme="majorBidi" w:cstheme="majorBidi"/>
-                <w:sz w:val="32"/>
-                <w:szCs w:val="32"/>
-              </w:rPr>
-              <w:t>และแสดงข้อความแจ้งเตือน</w:t>
-            </w:r>
-            <w:proofErr w:type="spellEnd"/>
+            <w:r>
+              <w:rPr>
+                <w:rFonts w:asciiTheme="majorBidi" w:hAnsiTheme="majorBidi" w:cstheme="majorBidi"/>
+                <w:sz w:val="32"/>
+                <w:szCs w:val="32"/>
+              </w:rPr>
+              <w:t>ระบบอนุญาตให้เข้าสู่ระบบ และแสดงข้อความแจ้งเตือน</w:t>
+            </w:r>
           </w:p>
         </w:tc>
         <w:tc>
@@ -15106,34 +15118,14 @@
                 <w:szCs w:val="32"/>
               </w:rPr>
             </w:pPr>
-            <w:proofErr w:type="spellStart"/>
-            <w:r>
-              <w:rPr>
-                <w:rFonts w:asciiTheme="majorBidi" w:hAnsiTheme="majorBidi" w:cstheme="majorBidi"/>
-                <w:sz w:val="32"/>
-                <w:szCs w:val="32"/>
-              </w:rPr>
-              <w:t>ระบบอนุญาตให้เข้าสู่ระบบ</w:t>
-            </w:r>
-            <w:proofErr w:type="spellEnd"/>
-            <w:r>
-              <w:rPr>
-                <w:rFonts w:asciiTheme="majorBidi" w:hAnsiTheme="majorBidi" w:cstheme="majorBidi"/>
-                <w:sz w:val="32"/>
-                <w:szCs w:val="32"/>
-              </w:rPr>
-              <w:t xml:space="preserve"> </w:t>
-            </w:r>
-            <w:proofErr w:type="spellStart"/>
-            <w:r>
-              <w:rPr>
-                <w:rFonts w:asciiTheme="majorBidi" w:hAnsiTheme="majorBidi" w:cstheme="majorBidi"/>
-                <w:sz w:val="32"/>
-                <w:szCs w:val="32"/>
-              </w:rPr>
-              <w:t>และแสดงข้อความแจ้งเตือน</w:t>
-            </w:r>
-            <w:proofErr w:type="spellEnd"/>
+            <w:r>
+              <w:rPr>
+                <w:rFonts w:asciiTheme="majorBidi" w:hAnsiTheme="majorBidi" w:cstheme="majorBidi"/>
+                <w:sz w:val="32"/>
+                <w:szCs w:val="32"/>
+              </w:rPr>
+              <w:t>ระบบอนุญาตให้เข้าสู่ระบบ และแสดงข้อความแจ้งเตือน</w:t>
+            </w:r>
           </w:p>
         </w:tc>
         <w:tc>
@@ -15200,6 +15192,7 @@
                 <w:sz w:val="32"/>
                 <w:szCs w:val="32"/>
               </w:rPr>
+              <w:lastRenderedPageBreak/>
               <w:t>TC-03</w:t>
             </w:r>
           </w:p>
@@ -15786,7 +15779,6 @@
                 <w:sz w:val="32"/>
                 <w:szCs w:val="32"/>
               </w:rPr>
-              <w:lastRenderedPageBreak/>
               <w:t>TC-05</w:t>
             </w:r>
           </w:p>
@@ -16494,6 +16486,7 @@
                 <w:sz w:val="32"/>
                 <w:szCs w:val="32"/>
               </w:rPr>
+              <w:lastRenderedPageBreak/>
               <w:t>TC-08</w:t>
             </w:r>
           </w:p>
@@ -17010,7 +17003,6 @@
                 <w:sz w:val="32"/>
                 <w:szCs w:val="32"/>
               </w:rPr>
-              <w:lastRenderedPageBreak/>
               <w:t>TC-10</w:t>
             </w:r>
           </w:p>
@@ -17667,7 +17659,17 @@
                 <w:szCs w:val="32"/>
                 <w:cs/>
               </w:rPr>
-              <w:t>เช่น ไม่ใส่ชื่อหนังสือ)</w:t>
+              <w:t>เช่น ไม่ใส่ชื่อ</w:t>
+            </w:r>
+            <w:r>
+              <w:rPr>
+                <w:rFonts w:asciiTheme="majorBidi" w:hAnsiTheme="majorBidi" w:cstheme="majorBidi"/>
+                <w:sz w:val="32"/>
+                <w:szCs w:val="32"/>
+                <w:cs/>
+              </w:rPr>
+              <w:lastRenderedPageBreak/>
+              <w:t>หนังสือ)</w:t>
             </w:r>
             <w:r>
               <w:rPr>
@@ -17724,6 +17726,7 @@
                 <w:szCs w:val="32"/>
                 <w:cs/>
               </w:rPr>
+              <w:lastRenderedPageBreak/>
               <w:t>ระบบต้องไม่อนุญาตให้บันทึก และแสดงข้อความเตือนให้กรอกข้อมูลที่จำเป็น</w:t>
             </w:r>
           </w:p>
@@ -18168,14 +18171,6 @@
                 <w:szCs w:val="32"/>
               </w:rPr>
               <w:br/>
-            </w:r>
-            <w:r>
-              <w:rPr>
-                <w:rFonts w:asciiTheme="majorBidi" w:hAnsiTheme="majorBidi" w:cstheme="majorBidi"/>
-                <w:sz w:val="32"/>
-                <w:szCs w:val="32"/>
-              </w:rPr>
-              <w:lastRenderedPageBreak/>
               <w:t xml:space="preserve">2. </w:t>
             </w:r>
             <w:r>
@@ -18241,7 +18236,6 @@
                 <w:szCs w:val="32"/>
                 <w:cs/>
               </w:rPr>
-              <w:lastRenderedPageBreak/>
               <w:t>ตารางต้องแสดงเฉพาะรายชื่อหนังสือที่ตรงกับคำค้นหา</w:t>
             </w:r>
           </w:p>
@@ -19089,6 +19083,7 @@
                 <w:sz w:val="32"/>
                 <w:szCs w:val="32"/>
               </w:rPr>
+              <w:lastRenderedPageBreak/>
               <w:t>TC-18</w:t>
             </w:r>
           </w:p>
@@ -19591,7 +19586,6 @@
                 <w:sz w:val="32"/>
                 <w:szCs w:val="32"/>
               </w:rPr>
-              <w:lastRenderedPageBreak/>
               <w:t>TC-20</w:t>
             </w:r>
           </w:p>
@@ -20109,6 +20103,7 @@
                 <w:sz w:val="32"/>
                 <w:szCs w:val="32"/>
               </w:rPr>
+              <w:lastRenderedPageBreak/>
               <w:t>TC-22</w:t>
             </w:r>
           </w:p>
@@ -20714,14 +20709,6 @@
                 <w:szCs w:val="32"/>
               </w:rPr>
               <w:br/>
-            </w:r>
-            <w:r>
-              <w:rPr>
-                <w:rFonts w:asciiTheme="majorBidi" w:hAnsiTheme="majorBidi" w:cstheme="majorBidi"/>
-                <w:sz w:val="32"/>
-                <w:szCs w:val="32"/>
-              </w:rPr>
-              <w:lastRenderedPageBreak/>
               <w:t xml:space="preserve">2. </w:t>
             </w:r>
             <w:r>
@@ -20779,18 +20766,7 @@
                 <w:szCs w:val="32"/>
                 <w:cs/>
               </w:rPr>
-              <w:lastRenderedPageBreak/>
-              <w:t>ระบบควรตั้งค่าจำนวนหนังสือสูงสุดที่ยืมได้ตาม</w:t>
-            </w:r>
-            <w:r>
-              <w:rPr>
-                <w:rFonts w:asciiTheme="majorBidi" w:hAnsiTheme="majorBidi" w:cstheme="majorBidi"/>
-                <w:sz w:val="32"/>
-                <w:szCs w:val="32"/>
-                <w:cs/>
-              </w:rPr>
-              <w:lastRenderedPageBreak/>
-              <w:t xml:space="preserve">ประเภท (เช่น </w:t>
+              <w:t xml:space="preserve">ระบบควรตั้งค่าจำนวนหนังสือสูงสุดที่ยืมได้ตามประเภท (เช่น </w:t>
             </w:r>
             <w:r>
               <w:rPr>
@@ -20837,7 +20813,6 @@
                 <w:sz w:val="32"/>
                 <w:szCs w:val="32"/>
               </w:rPr>
-              <w:lastRenderedPageBreak/>
               <w:t>ระบบยอมให้ผู้ใช้กรอกค่า Max Books ของ Student เกิน 3 เล่ม และบันทึกลงฐานข้อมูลได้</w:t>
             </w:r>
           </w:p>
@@ -21467,6 +21442,7 @@
                 <w:sz w:val="32"/>
                 <w:szCs w:val="32"/>
               </w:rPr>
+              <w:lastRenderedPageBreak/>
               <w:t>TC-27</w:t>
             </w:r>
           </w:p>
@@ -22002,7 +21978,6 @@
                 <w:sz w:val="32"/>
                 <w:szCs w:val="32"/>
               </w:rPr>
-              <w:lastRenderedPageBreak/>
               <w:t>TC-29</w:t>
             </w:r>
           </w:p>
@@ -22755,6 +22730,7 @@
                 <w:sz w:val="32"/>
                 <w:szCs w:val="32"/>
               </w:rPr>
+              <w:lastRenderedPageBreak/>
               <w:t>TC-32</w:t>
             </w:r>
           </w:p>
@@ -23308,7 +23284,6 @@
                 <w:sz w:val="32"/>
                 <w:szCs w:val="32"/>
               </w:rPr>
-              <w:lastRenderedPageBreak/>
               <w:t>TC-34</w:t>
             </w:r>
           </w:p>
@@ -24266,6 +24241,7 @@
                 <w:sz w:val="32"/>
                 <w:szCs w:val="32"/>
               </w:rPr>
+              <w:lastRenderedPageBreak/>
               <w:t>TC-38</w:t>
             </w:r>
           </w:p>
@@ -24750,7 +24726,6 @@
                 <w:sz w:val="32"/>
                 <w:szCs w:val="32"/>
               </w:rPr>
-              <w:lastRenderedPageBreak/>
               <w:t>TC-40</w:t>
             </w:r>
           </w:p>
@@ -25768,6 +25743,7 @@
                 <w:sz w:val="32"/>
                 <w:szCs w:val="32"/>
               </w:rPr>
+              <w:lastRenderedPageBreak/>
               <w:t>TC-44</w:t>
             </w:r>
           </w:p>
@@ -26535,7 +26511,6 @@
                 <w:sz w:val="32"/>
                 <w:szCs w:val="32"/>
               </w:rPr>
-              <w:lastRenderedPageBreak/>
               <w:t>TC-47</w:t>
             </w:r>
           </w:p>
@@ -27416,27 +27391,8 @@
           <w:rFonts w:asciiTheme="majorBidi" w:hAnsiTheme="majorBidi" w:cstheme="majorBidi"/>
           <w:sz w:val="32"/>
           <w:szCs w:val="32"/>
-          <w:cs/>
-        </w:rPr>
-      </w:pPr>
-    </w:p>
-    <w:p>
-      <w:pPr>
-        <w:rPr>
-          <w:rFonts w:asciiTheme="majorBidi" w:hAnsiTheme="majorBidi" w:cstheme="majorBidi"/>
-          <w:sz w:val="32"/>
-          <w:szCs w:val="32"/>
-        </w:rPr>
-      </w:pPr>
-      <w:r>
-        <w:rPr>
-          <w:rFonts w:asciiTheme="majorBidi" w:hAnsiTheme="majorBidi" w:cstheme="majorBidi"/>
-          <w:sz w:val="32"/>
-          <w:szCs w:val="32"/>
-          <w:cs/>
-        </w:rPr>
-        <w:br w:type="page"/>
-      </w:r>
+        </w:rPr>
+      </w:pPr>
     </w:p>
     <w:p>
       <w:pPr>
@@ -27447,8 +27403,7 @@
           <w:szCs w:val="40"/>
         </w:rPr>
       </w:pPr>
-      <w:bookmarkStart w:id="20" w:name="_Toc226291814"/>
-      <w:proofErr w:type="spellStart"/>
+      <w:bookmarkStart w:id="20" w:name="_Toc226336977"/>
       <w:r>
         <w:rPr>
           <w:rFonts w:ascii="Angsana New" w:eastAsia="Angsana New" w:hAnsi="Angsana New" w:cs="Angsana New"/>
@@ -27458,40 +27413,7 @@
           <w:szCs w:val="40"/>
         </w:rPr>
         <w:lastRenderedPageBreak/>
-        <w:t>บทที่</w:t>
-      </w:r>
-      <w:proofErr w:type="spellEnd"/>
-      <w:r>
-        <w:rPr>
-          <w:rFonts w:ascii="Angsana New" w:eastAsia="Angsana New" w:hAnsi="Angsana New" w:cs="Angsana New"/>
-          <w:b/>
-          <w:bCs/>
-          <w:color w:val="auto"/>
-          <w:szCs w:val="40"/>
-        </w:rPr>
-        <w:t xml:space="preserve"> 5: </w:t>
-      </w:r>
-      <w:proofErr w:type="spellStart"/>
-      <w:r>
-        <w:rPr>
-          <w:rFonts w:ascii="Angsana New" w:eastAsia="Angsana New" w:hAnsi="Angsana New" w:cs="Angsana New"/>
-          <w:b/>
-          <w:bCs/>
-          <w:color w:val="auto"/>
-          <w:szCs w:val="40"/>
-        </w:rPr>
-        <w:t>รายงานข้อผิดพลาด</w:t>
-      </w:r>
-      <w:proofErr w:type="spellEnd"/>
-      <w:r>
-        <w:rPr>
-          <w:rFonts w:ascii="Angsana New" w:eastAsia="Angsana New" w:hAnsi="Angsana New" w:cs="Angsana New"/>
-          <w:b/>
-          <w:bCs/>
-          <w:color w:val="auto"/>
-          <w:szCs w:val="40"/>
-        </w:rPr>
-        <w:t xml:space="preserve"> (Bug Reports)</w:t>
+        <w:t>บทที่ 5: รายงานข้อผิดพลาด (Bug Reports)</w:t>
       </w:r>
       <w:bookmarkEnd w:id="20"/>
     </w:p>
@@ -27530,23 +27452,38 @@
     <w:p>
       <w:pPr>
         <w:pStyle w:val="a9"/>
-        <w:numPr>
-          <w:ilvl w:val="1"/>
-          <w:numId w:val="9"/>
-        </w:numPr>
+        <w:rPr>
+          <w:rFonts w:ascii="Angsana New" w:eastAsia="Angsana New" w:hAnsi="Angsana New" w:cs="Angsana New" w:hint="cs"/>
+          <w:sz w:val="32"/>
+          <w:szCs w:val="32"/>
+          <w:cs/>
+        </w:rPr>
+      </w:pPr>
+      <w:r>
+        <w:rPr>
+          <w:rFonts w:ascii="Angsana New" w:eastAsia="Angsana New" w:hAnsi="Angsana New" w:cs="Angsana New" w:hint="cs"/>
+          <w:sz w:val="36"/>
+          <w:szCs w:val="36"/>
+          <w:cs/>
+        </w:rPr>
+        <w:t>5</w:t>
+      </w:r>
+      <w:r>
+        <w:rPr>
+          <w:rFonts w:ascii="Angsana New" w:eastAsia="Angsana New" w:hAnsi="Angsana New" w:cs="Angsana New" w:hint="cs"/>
+          <w:sz w:val="32"/>
+          <w:szCs w:val="32"/>
+          <w:cs/>
+        </w:rPr>
+        <w:t xml:space="preserve">.1 </w:t>
+      </w:r>
+      <w:r>
         <w:rPr>
           <w:rFonts w:ascii="Angsana New" w:eastAsia="Angsana New" w:hAnsi="Angsana New" w:cs="Angsana New"/>
           <w:sz w:val="32"/>
           <w:szCs w:val="32"/>
         </w:rPr>
-      </w:pPr>
-      <w:r>
-        <w:rPr>
-          <w:rFonts w:ascii="Angsana New" w:eastAsia="Angsana New" w:hAnsi="Angsana New" w:cs="Angsana New"/>
-          <w:sz w:val="32"/>
-          <w:szCs w:val="32"/>
-        </w:rPr>
-        <w:t>Bug ID: BUG-Logic-001</w:t>
+        <w:t>Logic</w:t>
       </w:r>
     </w:p>
     <w:p>
@@ -27568,7 +27505,7 @@
           <w:sz w:val="32"/>
           <w:szCs w:val="32"/>
         </w:rPr>
-        <w:t>Severity: High</w:t>
+        <w:t>Bug ID: BUG-Logic-001</w:t>
       </w:r>
     </w:p>
     <w:p>
@@ -27590,6 +27527,28 @@
           <w:sz w:val="32"/>
           <w:szCs w:val="32"/>
         </w:rPr>
+        <w:t>Severity: High</w:t>
+      </w:r>
+    </w:p>
+    <w:p>
+      <w:pPr>
+        <w:pStyle w:val="a9"/>
+        <w:numPr>
+          <w:ilvl w:val="1"/>
+          <w:numId w:val="9"/>
+        </w:numPr>
+        <w:rPr>
+          <w:rFonts w:ascii="Angsana New" w:eastAsia="Angsana New" w:hAnsi="Angsana New" w:cs="Angsana New"/>
+          <w:sz w:val="32"/>
+          <w:szCs w:val="32"/>
+        </w:rPr>
+      </w:pPr>
+      <w:r>
+        <w:rPr>
+          <w:rFonts w:ascii="Angsana New" w:eastAsia="Angsana New" w:hAnsi="Angsana New" w:cs="Angsana New"/>
+          <w:sz w:val="32"/>
+          <w:szCs w:val="32"/>
+        </w:rPr>
         <w:t xml:space="preserve">Steps to Reproduce: </w:t>
       </w:r>
     </w:p>
@@ -27717,7 +27676,7 @@
           <w:noProof/>
         </w:rPr>
         <w:drawing>
-          <wp:inline distT="0" distB="0" distL="0" distR="0" wp14:anchorId="4E8D93CC" wp14:editId="286BD918">
+          <wp:inline distT="0" distB="0" distL="0" distR="0" wp14:anchorId="435DC2E5" wp14:editId="7F0AA58D">
             <wp:extent cx="4972050" cy="2495550"/>
             <wp:effectExtent l="0" t="0" r="0" b="0"/>
             <wp:docPr id="666721808" name="drawing"/>
@@ -28011,7 +27970,7 @@
           <w:noProof/>
         </w:rPr>
         <w:drawing>
-          <wp:inline distT="0" distB="0" distL="0" distR="0" wp14:anchorId="4C743B58" wp14:editId="22157FB4">
+          <wp:inline distT="0" distB="0" distL="0" distR="0" wp14:anchorId="567E14AC" wp14:editId="3DEBED77">
             <wp:extent cx="5019675" cy="2590800"/>
             <wp:effectExtent l="0" t="0" r="0" b="0"/>
             <wp:docPr id="1584533551" name="drawing"/>
@@ -28314,7 +28273,7 @@
           <w:noProof/>
         </w:rPr>
         <w:drawing>
-          <wp:inline distT="0" distB="0" distL="0" distR="0" wp14:anchorId="2DD0E2F9" wp14:editId="41A04858">
+          <wp:inline distT="0" distB="0" distL="0" distR="0" wp14:anchorId="1F01C60C" wp14:editId="22178FB4">
             <wp:extent cx="4076700" cy="1362075"/>
             <wp:effectExtent l="0" t="0" r="0" b="0"/>
             <wp:docPr id="231493554" name="drawing"/>
@@ -28370,7 +28329,7 @@
           <w:noProof/>
         </w:rPr>
         <w:drawing>
-          <wp:inline distT="0" distB="0" distL="0" distR="0" wp14:anchorId="3D04224C" wp14:editId="62A49EA4">
+          <wp:inline distT="0" distB="0" distL="0" distR="0" wp14:anchorId="7CF0C1F5" wp14:editId="3B4DBE7A">
             <wp:extent cx="3705225" cy="2686050"/>
             <wp:effectExtent l="0" t="0" r="0" b="0"/>
             <wp:docPr id="106700402" name="drawing"/>
@@ -28431,6 +28390,42 @@
     </w:p>
     <w:p>
       <w:pPr>
+        <w:rPr>
+          <w:rFonts w:ascii="Angsana New" w:eastAsia="Angsana New" w:hAnsi="Angsana New" w:cs="Angsana New" w:hint="cs"/>
+          <w:sz w:val="32"/>
+          <w:szCs w:val="32"/>
+        </w:rPr>
+      </w:pPr>
+      <w:r>
+        <w:rPr>
+          <w:rFonts w:ascii="Angsana New" w:eastAsia="Angsana New" w:hAnsi="Angsana New" w:cs="Angsana New"/>
+          <w:sz w:val="32"/>
+          <w:szCs w:val="32"/>
+          <w:cs/>
+        </w:rPr>
+        <w:lastRenderedPageBreak/>
+        <w:tab/>
+      </w:r>
+      <w:r>
+        <w:rPr>
+          <w:rFonts w:ascii="Angsana New" w:eastAsia="Angsana New" w:hAnsi="Angsana New" w:cs="Angsana New" w:hint="cs"/>
+          <w:sz w:val="32"/>
+          <w:szCs w:val="32"/>
+          <w:cs/>
+        </w:rPr>
+        <w:t xml:space="preserve">5.2 </w:t>
+      </w:r>
+      <w:r>
+        <w:rPr>
+          <w:rFonts w:ascii="Angsana New" w:eastAsia="Angsana New" w:hAnsi="Angsana New" w:cs="Angsana New"/>
+          <w:sz w:val="32"/>
+          <w:szCs w:val="32"/>
+        </w:rPr>
+        <w:t>UI</w:t>
+      </w:r>
+    </w:p>
+    <w:p>
+      <w:pPr>
         <w:pStyle w:val="a9"/>
         <w:numPr>
           <w:ilvl w:val="1"/>
@@ -28448,7 +28443,6 @@
           <w:sz w:val="32"/>
           <w:szCs w:val="32"/>
         </w:rPr>
-        <w:lastRenderedPageBreak/>
         <w:t>Bug ID: BUG-UI-001</w:t>
       </w:r>
     </w:p>
@@ -28621,13 +28615,16 @@
       <w:pPr>
         <w:pStyle w:val="a9"/>
         <w:ind w:left="2160"/>
+        <w:rPr>
+          <w:cs/>
+        </w:rPr>
       </w:pPr>
       <w:r>
         <w:rPr>
           <w:noProof/>
         </w:rPr>
         <w:drawing>
-          <wp:inline distT="0" distB="0" distL="0" distR="0" wp14:anchorId="6066DC08" wp14:editId="651412AB">
+          <wp:inline distT="0" distB="0" distL="0" distR="0" wp14:anchorId="30912C82" wp14:editId="4C653711">
             <wp:extent cx="3682429" cy="1782201"/>
             <wp:effectExtent l="0" t="0" r="0" b="0"/>
             <wp:docPr id="1348688448" name="drawing"/>
@@ -28670,39 +28667,18 @@
       </w:r>
     </w:p>
     <w:p>
+      <w:r>
+        <w:rPr>
+          <w:cs/>
+        </w:rPr>
+        <w:br w:type="page"/>
+      </w:r>
+    </w:p>
+    <w:p>
       <w:pPr>
         <w:pStyle w:val="a9"/>
         <w:ind w:left="2160"/>
       </w:pPr>
-    </w:p>
-    <w:p>
-      <w:pPr>
-        <w:pStyle w:val="a9"/>
-        <w:ind w:left="2160"/>
-      </w:pPr>
-    </w:p>
-    <w:p>
-      <w:pPr>
-        <w:pStyle w:val="a9"/>
-        <w:ind w:left="2160"/>
-      </w:pPr>
-    </w:p>
-    <w:p>
-      <w:pPr>
-        <w:rPr>
-          <w:rFonts w:ascii="Angsana New" w:eastAsia="Angsana New" w:hAnsi="Angsana New" w:cs="Angsana New"/>
-          <w:sz w:val="32"/>
-          <w:szCs w:val="32"/>
-        </w:rPr>
-      </w:pPr>
-      <w:r>
-        <w:rPr>
-          <w:rFonts w:ascii="Angsana New" w:eastAsia="Angsana New" w:hAnsi="Angsana New" w:cs="Angsana New"/>
-          <w:sz w:val="32"/>
-          <w:szCs w:val="32"/>
-        </w:rPr>
-        <w:br w:type="page"/>
-      </w:r>
     </w:p>
     <w:p>
       <w:pPr>
@@ -28723,7 +28699,6 @@
           <w:sz w:val="32"/>
           <w:szCs w:val="32"/>
         </w:rPr>
-        <w:lastRenderedPageBreak/>
         <w:t>Bug ID: BUG-UI-002</w:t>
       </w:r>
     </w:p>
@@ -28902,7 +28877,7 @@
           <w:noProof/>
         </w:rPr>
         <w:drawing>
-          <wp:inline distT="0" distB="0" distL="0" distR="0" wp14:anchorId="4E1D1C50" wp14:editId="4DD3FC02">
+          <wp:inline distT="0" distB="0" distL="0" distR="0" wp14:anchorId="61FE57B9" wp14:editId="75783829">
             <wp:extent cx="3643574" cy="1360501"/>
             <wp:effectExtent l="0" t="0" r="0" b="0"/>
             <wp:docPr id="481704564" name="drawing"/>
@@ -29125,7 +29100,7 @@
           <w:noProof/>
         </w:rPr>
         <w:drawing>
-          <wp:inline distT="0" distB="0" distL="0" distR="0" wp14:anchorId="5877B57D" wp14:editId="037A514F">
+          <wp:inline distT="0" distB="0" distL="0" distR="0" wp14:anchorId="200F6293" wp14:editId="0945679D">
             <wp:extent cx="4150829" cy="2447925"/>
             <wp:effectExtent l="0" t="0" r="0" b="0"/>
             <wp:docPr id="1405602737" name="drawing"/>
@@ -29353,7 +29328,7 @@
           <w:noProof/>
         </w:rPr>
         <w:drawing>
-          <wp:inline distT="0" distB="0" distL="0" distR="0" wp14:anchorId="068DEF76" wp14:editId="0E283858">
+          <wp:inline distT="0" distB="0" distL="0" distR="0" wp14:anchorId="46A4AD14" wp14:editId="3690B733">
             <wp:extent cx="4250488" cy="1600745"/>
             <wp:effectExtent l="0" t="0" r="0" b="0"/>
             <wp:docPr id="785182986" name="drawing"/>
@@ -29404,7 +29379,7 @@
           <w:szCs w:val="40"/>
         </w:rPr>
       </w:pPr>
-      <w:bookmarkStart w:id="21" w:name="_Toc226291815"/>
+      <w:bookmarkStart w:id="21" w:name="_Toc226336978"/>
       <w:r>
         <w:rPr>
           <w:rFonts w:ascii="Angsana New" w:eastAsia="Angsana New" w:hAnsi="Angsana New" w:cs="Angsana New"/>
@@ -29428,7 +29403,7 @@
           <w:szCs w:val="36"/>
         </w:rPr>
       </w:pPr>
-      <w:bookmarkStart w:id="22" w:name="_Toc226291816"/>
+      <w:bookmarkStart w:id="22" w:name="_Toc226336979"/>
       <w:r>
         <w:rPr>
           <w:rFonts w:ascii="Angsana New" w:eastAsia="Angsana New" w:hAnsi="Angsana New" w:cs="Angsana New"/>
@@ -29454,7 +29429,7 @@
           <w:noProof/>
         </w:rPr>
         <w:drawing>
-          <wp:inline distT="0" distB="0" distL="0" distR="0" wp14:anchorId="38063D78" wp14:editId="6270F298">
+          <wp:inline distT="0" distB="0" distL="0" distR="0" wp14:anchorId="68D0FEAF" wp14:editId="34C773A4">
             <wp:extent cx="6076838" cy="4961614"/>
             <wp:effectExtent l="0" t="0" r="635" b="0"/>
             <wp:docPr id="252171769" name="drawing"/>
@@ -29557,7 +29532,7 @@
           <w:szCs w:val="32"/>
         </w:rPr>
       </w:pPr>
-      <w:bookmarkStart w:id="23" w:name="_Toc226291817"/>
+      <w:bookmarkStart w:id="23" w:name="_Toc226336980"/>
       <w:r>
         <w:rPr>
           <w:rFonts w:ascii="Angsana New" w:eastAsia="Angsana New" w:hAnsi="Angsana New" w:cs="Angsana New"/>
@@ -29640,7 +29615,24 @@
           <w:sz w:val="32"/>
           <w:szCs w:val="32"/>
         </w:rPr>
-        <w:t>จำนวน Bug = 3 รายการ</w:t>
+        <w:t xml:space="preserve">จำนวน Bug = </w:t>
+      </w:r>
+      <w:r>
+        <w:rPr>
+          <w:rFonts w:ascii="Angsana New" w:eastAsia="Angsana New" w:hAnsi="Angsana New" w:cs="Angsana New" w:hint="cs"/>
+          <w:sz w:val="32"/>
+          <w:szCs w:val="32"/>
+          <w:cs/>
+        </w:rPr>
+        <w:t>8</w:t>
+      </w:r>
+      <w:r>
+        <w:rPr>
+          <w:rFonts w:ascii="Angsana New" w:eastAsia="Angsana New" w:hAnsi="Angsana New" w:cs="Angsana New"/>
+          <w:sz w:val="32"/>
+          <w:szCs w:val="32"/>
+        </w:rPr>
+        <w:t xml:space="preserve"> รายการ</w:t>
       </w:r>
     </w:p>
     <w:p>
@@ -29681,7 +29673,41 @@
           <w:sz w:val="32"/>
           <w:szCs w:val="32"/>
         </w:rPr>
-        <w:t xml:space="preserve">ดังนั้น Defect Density = 3/50 = 0.06 </w:t>
+        <w:t xml:space="preserve">ดังนั้น Defect Density = </w:t>
+      </w:r>
+      <w:r>
+        <w:rPr>
+          <w:rFonts w:ascii="Angsana New" w:eastAsia="Angsana New" w:hAnsi="Angsana New" w:cs="Angsana New" w:hint="cs"/>
+          <w:sz w:val="32"/>
+          <w:szCs w:val="32"/>
+          <w:cs/>
+        </w:rPr>
+        <w:t>8</w:t>
+      </w:r>
+      <w:r>
+        <w:rPr>
+          <w:rFonts w:ascii="Angsana New" w:eastAsia="Angsana New" w:hAnsi="Angsana New" w:cs="Angsana New"/>
+          <w:sz w:val="32"/>
+          <w:szCs w:val="32"/>
+        </w:rPr>
+        <w:t>/50 = 0.</w:t>
+      </w:r>
+      <w:r>
+        <w:rPr>
+          <w:rFonts w:ascii="Angsana New" w:eastAsia="Angsana New" w:hAnsi="Angsana New" w:cs="Angsana New" w:hint="cs"/>
+          <w:sz w:val="32"/>
+          <w:szCs w:val="32"/>
+          <w:cs/>
+        </w:rPr>
+        <w:t>16</w:t>
+      </w:r>
+      <w:r>
+        <w:rPr>
+          <w:rFonts w:ascii="Angsana New" w:eastAsia="Angsana New" w:hAnsi="Angsana New" w:cs="Angsana New"/>
+          <w:sz w:val="32"/>
+          <w:szCs w:val="32"/>
+        </w:rPr>
+        <w:t xml:space="preserve"> </w:t>
       </w:r>
     </w:p>
     <w:p>
@@ -29889,7 +29915,24 @@
           <w:sz w:val="32"/>
           <w:szCs w:val="32"/>
         </w:rPr>
-        <w:t>Test Coverage = ( 6/6 ) * 100 = 100%</w:t>
+        <w:t xml:space="preserve">Test Coverage = ( </w:t>
+      </w:r>
+      <w:r>
+        <w:rPr>
+          <w:rFonts w:ascii="Angsana New" w:eastAsia="Angsana New" w:hAnsi="Angsana New" w:cs="Angsana New" w:hint="cs"/>
+          <w:sz w:val="32"/>
+          <w:szCs w:val="32"/>
+          <w:cs/>
+        </w:rPr>
+        <w:t>6/6</w:t>
+      </w:r>
+      <w:r>
+        <w:rPr>
+          <w:rFonts w:ascii="Angsana New" w:eastAsia="Angsana New" w:hAnsi="Angsana New" w:cs="Angsana New"/>
+          <w:sz w:val="32"/>
+          <w:szCs w:val="32"/>
+        </w:rPr>
+        <w:t xml:space="preserve"> ) * 100 = 100%</w:t>
       </w:r>
     </w:p>
     <w:p>
@@ -29937,7 +29980,7 @@
           <w:szCs w:val="36"/>
         </w:rPr>
       </w:pPr>
-      <w:bookmarkStart w:id="24" w:name="_Toc226291818"/>
+      <w:bookmarkStart w:id="24" w:name="_Toc226336981"/>
       <w:r>
         <w:rPr>
           <w:rFonts w:ascii="Angsana New" w:eastAsia="Angsana New" w:hAnsi="Angsana New" w:cs="Angsana New"/>
@@ -30187,7 +30230,7 @@
           <w:szCs w:val="40"/>
         </w:rPr>
       </w:pPr>
-      <w:bookmarkStart w:id="25" w:name="_Toc226291819"/>
+      <w:bookmarkStart w:id="25" w:name="_Toc226336982"/>
       <w:r>
         <w:rPr>
           <w:rFonts w:ascii="Angsana New" w:eastAsia="Angsana New" w:hAnsi="Angsana New" w:cs="Angsana New"/>
@@ -30211,7 +30254,7 @@
           <w:szCs w:val="36"/>
         </w:rPr>
       </w:pPr>
-      <w:bookmarkStart w:id="26" w:name="_Toc226291820"/>
+      <w:bookmarkStart w:id="26" w:name="_Toc226336983"/>
       <w:r>
         <w:rPr>
           <w:rFonts w:ascii="Angsana New" w:eastAsia="Angsana New" w:hAnsi="Angsana New" w:cs="Angsana New"/>
@@ -30363,6 +30406,27 @@
     </w:p>
     <w:p>
       <w:pPr>
+        <w:rPr>
+          <w:rFonts w:ascii="Angsana New" w:eastAsia="Angsana New" w:hAnsi="Angsana New" w:cs="Angsana New"/>
+          <w:b/>
+          <w:bCs/>
+          <w:sz w:val="36"/>
+          <w:szCs w:val="36"/>
+        </w:rPr>
+      </w:pPr>
+      <w:r>
+        <w:rPr>
+          <w:rFonts w:ascii="Angsana New" w:eastAsia="Angsana New" w:hAnsi="Angsana New" w:cs="Angsana New"/>
+          <w:b/>
+          <w:bCs/>
+          <w:sz w:val="36"/>
+          <w:szCs w:val="36"/>
+        </w:rPr>
+        <w:br w:type="page"/>
+      </w:r>
+    </w:p>
+    <w:p>
+      <w:pPr>
         <w:pStyle w:val="2"/>
         <w:ind w:firstLine="720"/>
         <w:rPr>
@@ -30372,7 +30436,7 @@
           <w:szCs w:val="36"/>
         </w:rPr>
       </w:pPr>
-      <w:bookmarkStart w:id="27" w:name="_Toc226291821"/>
+      <w:bookmarkStart w:id="27" w:name="_Toc226336984"/>
       <w:r>
         <w:rPr>
           <w:rFonts w:ascii="Angsana New" w:eastAsia="Angsana New" w:hAnsi="Angsana New" w:cs="Angsana New"/>
@@ -30382,6 +30446,7 @@
           <w:sz w:val="36"/>
           <w:szCs w:val="36"/>
         </w:rPr>
+        <w:lastRenderedPageBreak/>
         <w:t>7.2 ข้อเสนอแนะเพื่อการพัฒนา</w:t>
       </w:r>
       <w:bookmarkEnd w:id="27"/>
@@ -30424,7 +30489,6 @@
           <w:sz w:val="32"/>
           <w:szCs w:val="32"/>
         </w:rPr>
-        <w:lastRenderedPageBreak/>
         <w:t>ควรเพิ่มการตรวจสอบข้อมูล (Input Validation)</w:t>
       </w:r>
       <w:r>
@@ -37144,7 +37208,7 @@
   <w:style w:type="paragraph" w:default="1" w:styleId="a">
     <w:name w:val="Normal"/>
     <w:qFormat/>
-    <w:rsid w:val="007900E1"/>
+    <w:rsid w:val="00BD77F2"/>
   </w:style>
   <w:style w:type="paragraph" w:styleId="1">
     <w:name w:val="heading 1"/>
@@ -38358,7 +38422,12 @@
 </file>
 
 <file path=customXml/item2.xml><?xml version="1.0" encoding="utf-8"?>
-<b:Sources xmlns:b="http://schemas.openxmlformats.org/officeDocument/2006/bibliography" xmlns="http://schemas.openxmlformats.org/officeDocument/2006/bibliography" SelectedStyle="\APASixthEditionOfficeOnline.xsl" StyleName="APA" Version="6"/>
+<?mso-contentType ?>
+<FormTemplates xmlns="http://schemas.microsoft.com/sharepoint/v3/contenttype/forms">
+  <Display>DocumentLibraryForm</Display>
+  <Edit>DocumentLibraryForm</Edit>
+  <New>DocumentLibraryForm</New>
+</FormTemplates>
 </file>
 
 <file path=customXml/item3.xml><?xml version="1.0" encoding="utf-8"?>
@@ -38601,12 +38670,7 @@
 </file>
 
 <file path=customXml/item4.xml><?xml version="1.0" encoding="utf-8"?>
-<?mso-contentType ?>
-<FormTemplates xmlns="http://schemas.microsoft.com/sharepoint/v3/contenttype/forms">
-  <Display>DocumentLibraryForm</Display>
-  <Edit>DocumentLibraryForm</Edit>
-  <New>DocumentLibraryForm</New>
-</FormTemplates>
+<b:Sources xmlns:b="http://schemas.openxmlformats.org/officeDocument/2006/bibliography" xmlns="http://schemas.openxmlformats.org/officeDocument/2006/bibliography" SelectedStyle="\APASixthEditionOfficeOnline.xsl" StyleName="APA" Version="6"/>
 </file>
 
 <file path=customXml/itemProps1.xml><?xml version="1.0" encoding="utf-8"?>
@@ -38620,9 +38684,9 @@
 </file>
 
 <file path=customXml/itemProps2.xml><?xml version="1.0" encoding="utf-8"?>
-<ds:datastoreItem xmlns:ds="http://schemas.openxmlformats.org/officeDocument/2006/customXml" ds:itemID="{9B97FB2E-4396-4617-9E09-8EC6EB098492}">
+<ds:datastoreItem xmlns:ds="http://schemas.openxmlformats.org/officeDocument/2006/customXml" ds:itemID="{7015E301-260E-4686-A297-32850535F46E}">
   <ds:schemaRefs>
-    <ds:schemaRef ds:uri="http://schemas.openxmlformats.org/officeDocument/2006/bibliography"/>
+    <ds:schemaRef ds:uri="http://schemas.microsoft.com/sharepoint/v3/contenttype/forms"/>
   </ds:schemaRefs>
 </ds:datastoreItem>
 </file>
@@ -38647,9 +38711,9 @@
 </file>
 
 <file path=customXml/itemProps4.xml><?xml version="1.0" encoding="utf-8"?>
-<ds:datastoreItem xmlns:ds="http://schemas.openxmlformats.org/officeDocument/2006/customXml" ds:itemID="{7015E301-260E-4686-A297-32850535F46E}">
+<ds:datastoreItem xmlns:ds="http://schemas.openxmlformats.org/officeDocument/2006/customXml" ds:itemID="{9B97FB2E-4396-4617-9E09-8EC6EB098492}">
   <ds:schemaRefs>
-    <ds:schemaRef ds:uri="http://schemas.microsoft.com/sharepoint/v3/contenttype/forms"/>
+    <ds:schemaRef ds:uri="http://schemas.openxmlformats.org/officeDocument/2006/bibliography"/>
   </ds:schemaRefs>
 </ds:datastoreItem>
 </file>

--- a/reports/Software Testing and Evaluation.docx
+++ b/reports/Software Testing and Evaluation.docx
@@ -19,7 +19,7 @@
           <w:szCs w:val="32"/>
         </w:rPr>
         <w:drawing>
-          <wp:inline distT="0" distB="0" distL="0" distR="0" wp14:anchorId="1228A930" wp14:editId="3CEF4CB0">
+          <wp:inline distT="0" distB="0" distL="0" distR="0" wp14:anchorId="3BD56703" wp14:editId="04DDBB74">
             <wp:extent cx="1244600" cy="1181100"/>
             <wp:effectExtent l="0" t="0" r="0" b="0"/>
             <wp:docPr id="1" name="รูปภาพ 1" descr="รูปภาพประกอบด้วย วงกลม, สัญลักษณ์, เครื่องหมาย, ตัวอักษร&#10;&#10;คำอธิบายที่สร้างโดยอัตโนมัติ"/>
@@ -4478,13 +4478,33 @@
           <w:szCs w:val="32"/>
           <w:cs/>
         </w:rPr>
-        <w:t xml:space="preserve">เพราะระบบนี้มีหลายส่วนที่ต้องทำงานต่อกัน เช่น ยืมหนังสือแล้วต้องไปตัดยอดในคลัง หรือข้อมูลสมาชิกที่ต้องอัปเดตตลอด พวกเราเลยเห็นตรงกันว่าการเทสแบบ </w:t>
-      </w:r>
+        <w:t>เพราะระบบนี้มีหลายส่วนที่ต้องทำงานต่อกัน เช่น ยืมหนังสือแล้วต้องไปตัดยอดในคลัง หรือข้อมูลสมาชิกที่ต้องอ</w:t>
+      </w:r>
+      <w:proofErr w:type="spellStart"/>
       <w:r>
         <w:rPr>
           <w:rFonts w:asciiTheme="majorBidi" w:hAnsiTheme="majorBidi" w:cstheme="majorBidi"/>
           <w:sz w:val="32"/>
           <w:szCs w:val="32"/>
+          <w:cs/>
+        </w:rPr>
+        <w:t>ัป</w:t>
+      </w:r>
+      <w:proofErr w:type="spellEnd"/>
+      <w:r>
+        <w:rPr>
+          <w:rFonts w:asciiTheme="majorBidi" w:hAnsiTheme="majorBidi" w:cstheme="majorBidi"/>
+          <w:sz w:val="32"/>
+          <w:szCs w:val="32"/>
+          <w:cs/>
+        </w:rPr>
+        <w:t xml:space="preserve">เดตตลอด พวกเราเลยเห็นตรงกันว่าการเทสแบบ </w:t>
+      </w:r>
+      <w:r>
+        <w:rPr>
+          <w:rFonts w:asciiTheme="majorBidi" w:hAnsiTheme="majorBidi" w:cstheme="majorBidi"/>
+          <w:sz w:val="32"/>
+          <w:szCs w:val="32"/>
         </w:rPr>
         <w:t xml:space="preserve">End-to-End (E2E) </w:t>
       </w:r>
@@ -4512,7 +4532,27 @@
           <w:szCs w:val="32"/>
           <w:cs/>
         </w:rPr>
-        <w:t>เช่น การจัดการสมาชิก การจัดการคอลเลกชันหนังสือ และกระบวนการยืม-คืนที่มีตรรกะทางธุรกิจ (</w:t>
+        <w:t>เช่น การจัดการสมาชิก การจัดการคอ</w:t>
+      </w:r>
+      <w:proofErr w:type="spellStart"/>
+      <w:r>
+        <w:rPr>
+          <w:rFonts w:asciiTheme="majorBidi" w:hAnsiTheme="majorBidi" w:cstheme="majorBidi"/>
+          <w:sz w:val="32"/>
+          <w:szCs w:val="32"/>
+          <w:cs/>
+        </w:rPr>
+        <w:t>ลเ</w:t>
+      </w:r>
+      <w:proofErr w:type="spellEnd"/>
+      <w:r>
+        <w:rPr>
+          <w:rFonts w:asciiTheme="majorBidi" w:hAnsiTheme="majorBidi" w:cstheme="majorBidi"/>
+          <w:sz w:val="32"/>
+          <w:szCs w:val="32"/>
+          <w:cs/>
+        </w:rPr>
+        <w:t>ลกชันหนังสือ และกระบวนการยืม-คืนที่มีตรรกะทางธุรกิจ (</w:t>
       </w:r>
       <w:r>
         <w:rPr>
@@ -5873,7 +5913,27 @@
                 <w:szCs w:val="28"/>
                 <w:cs/>
               </w:rPr>
-              <w:t xml:space="preserve">สรุปเมตริกส์การทดสอบ และวิเคราะห์คุณภาพซอฟต์แวร์ตามมาตรฐาน </w:t>
+              <w:t>สรุปเมตริก</w:t>
+            </w:r>
+            <w:proofErr w:type="spellStart"/>
+            <w:r>
+              <w:rPr>
+                <w:rFonts w:asciiTheme="majorBidi" w:hAnsiTheme="majorBidi" w:cstheme="majorBidi"/>
+                <w:sz w:val="28"/>
+                <w:szCs w:val="28"/>
+                <w:cs/>
+              </w:rPr>
+              <w:t>ส์</w:t>
+            </w:r>
+            <w:proofErr w:type="spellEnd"/>
+            <w:r>
+              <w:rPr>
+                <w:rFonts w:asciiTheme="majorBidi" w:hAnsiTheme="majorBidi" w:cstheme="majorBidi"/>
+                <w:sz w:val="28"/>
+                <w:szCs w:val="28"/>
+                <w:cs/>
+              </w:rPr>
+              <w:t xml:space="preserve">การทดสอบ และวิเคราะห์คุณภาพซอฟต์แวร์ตามมาตรฐาน </w:t>
             </w:r>
             <w:r>
               <w:rPr>
@@ -6360,7 +6420,29 @@
           <w:szCs w:val="32"/>
           <w14:ligatures w14:val="none"/>
         </w:rPr>
-        <w:t xml:space="preserve">Jest &amp; Supertest: </w:t>
+        <w:t xml:space="preserve">Jest &amp; </w:t>
+      </w:r>
+      <w:proofErr w:type="spellStart"/>
+      <w:r>
+        <w:rPr>
+          <w:rFonts w:asciiTheme="majorBidi" w:eastAsia="Times New Roman" w:hAnsiTheme="majorBidi" w:cstheme="majorBidi"/>
+          <w:kern w:val="0"/>
+          <w:sz w:val="32"/>
+          <w:szCs w:val="32"/>
+          <w14:ligatures w14:val="none"/>
+        </w:rPr>
+        <w:t>Supertest</w:t>
+      </w:r>
+      <w:proofErr w:type="spellEnd"/>
+      <w:r>
+        <w:rPr>
+          <w:rFonts w:asciiTheme="majorBidi" w:eastAsia="Times New Roman" w:hAnsiTheme="majorBidi" w:cstheme="majorBidi"/>
+          <w:kern w:val="0"/>
+          <w:sz w:val="32"/>
+          <w:szCs w:val="32"/>
+          <w14:ligatures w14:val="none"/>
+        </w:rPr>
+        <w:t xml:space="preserve">: </w:t>
       </w:r>
       <w:r>
         <w:rPr>
@@ -6541,7 +6623,31 @@
           <w:cs/>
           <w14:ligatures w14:val="none"/>
         </w:rPr>
-        <w:t>ใช้สำหรับการควบคุมเวอร์ชัน (</w:t>
+        <w:t>ใช้สำหรับการควบคุม</w:t>
+      </w:r>
+      <w:proofErr w:type="spellStart"/>
+      <w:r>
+        <w:rPr>
+          <w:rFonts w:asciiTheme="majorBidi" w:eastAsia="Times New Roman" w:hAnsiTheme="majorBidi" w:cstheme="majorBidi"/>
+          <w:kern w:val="0"/>
+          <w:sz w:val="32"/>
+          <w:szCs w:val="32"/>
+          <w:cs/>
+          <w14:ligatures w14:val="none"/>
+        </w:rPr>
+        <w:t>เวอร์ชัน</w:t>
+      </w:r>
+      <w:proofErr w:type="spellEnd"/>
+      <w:r>
+        <w:rPr>
+          <w:rFonts w:asciiTheme="majorBidi" w:eastAsia="Times New Roman" w:hAnsiTheme="majorBidi" w:cstheme="majorBidi"/>
+          <w:kern w:val="0"/>
+          <w:sz w:val="32"/>
+          <w:szCs w:val="32"/>
+          <w:cs/>
+          <w14:ligatures w14:val="none"/>
+        </w:rPr>
+        <w:t xml:space="preserve"> (</w:t>
       </w:r>
       <w:r>
         <w:rPr>
@@ -6767,6 +6873,7 @@
         </w:rPr>
         <w:t xml:space="preserve">Software Requirement: Node.js </w:t>
       </w:r>
+      <w:proofErr w:type="spellStart"/>
       <w:r>
         <w:rPr>
           <w:rFonts w:asciiTheme="majorBidi" w:eastAsia="Times New Roman" w:hAnsiTheme="majorBidi" w:cstheme="majorBidi"/>
@@ -6776,7 +6883,19 @@
           <w:cs/>
           <w14:ligatures w14:val="none"/>
         </w:rPr>
-        <w:t xml:space="preserve">เวอร์ชัน </w:t>
+        <w:t>เวอร์ชัน</w:t>
+      </w:r>
+      <w:proofErr w:type="spellEnd"/>
+      <w:r>
+        <w:rPr>
+          <w:rFonts w:asciiTheme="majorBidi" w:eastAsia="Times New Roman" w:hAnsiTheme="majorBidi" w:cstheme="majorBidi"/>
+          <w:kern w:val="0"/>
+          <w:sz w:val="32"/>
+          <w:szCs w:val="32"/>
+          <w:cs/>
+          <w14:ligatures w14:val="none"/>
+        </w:rPr>
+        <w:t xml:space="preserve"> </w:t>
       </w:r>
       <w:r>
         <w:rPr>
@@ -7469,6 +7588,7 @@
               </w:rPr>
               <w:t xml:space="preserve">Environment Conflict): </w:t>
             </w:r>
+            <w:proofErr w:type="spellStart"/>
             <w:r>
               <w:rPr>
                 <w:rFonts w:asciiTheme="majorBidi" w:hAnsiTheme="majorBidi" w:cstheme="majorBidi"/>
@@ -7476,7 +7596,17 @@
                 <w:szCs w:val="32"/>
                 <w:cs/>
               </w:rPr>
-              <w:t>เวอร์ชันของซอฟต์แวร์ในทีมไม่ตรงกัน</w:t>
+              <w:t>เวอร์ชัน</w:t>
+            </w:r>
+            <w:proofErr w:type="spellEnd"/>
+            <w:r>
+              <w:rPr>
+                <w:rFonts w:asciiTheme="majorBidi" w:hAnsiTheme="majorBidi" w:cstheme="majorBidi"/>
+                <w:sz w:val="32"/>
+                <w:szCs w:val="32"/>
+                <w:cs/>
+              </w:rPr>
+              <w:t>ของซอฟต์แวร์ในทีมไม่ตรงกัน</w:t>
             </w:r>
           </w:p>
         </w:tc>
@@ -7560,7 +7690,25 @@
                 <w:sz w:val="32"/>
                 <w:szCs w:val="32"/>
               </w:rPr>
-              <w:t xml:space="preserve">package-lock.json </w:t>
+              <w:t>package-</w:t>
+            </w:r>
+            <w:proofErr w:type="spellStart"/>
+            <w:r>
+              <w:rPr>
+                <w:rFonts w:asciiTheme="majorBidi" w:hAnsiTheme="majorBidi" w:cstheme="majorBidi"/>
+                <w:sz w:val="32"/>
+                <w:szCs w:val="32"/>
+              </w:rPr>
+              <w:t>lock.json</w:t>
+            </w:r>
+            <w:proofErr w:type="spellEnd"/>
+            <w:r>
+              <w:rPr>
+                <w:rFonts w:asciiTheme="majorBidi" w:hAnsiTheme="majorBidi" w:cstheme="majorBidi"/>
+                <w:sz w:val="32"/>
+                <w:szCs w:val="32"/>
+              </w:rPr>
+              <w:t xml:space="preserve"> </w:t>
             </w:r>
             <w:r>
               <w:rPr>
@@ -7569,7 +7717,27 @@
                 <w:szCs w:val="32"/>
                 <w:cs/>
               </w:rPr>
-              <w:t xml:space="preserve">และเช็กเวอร์ชัน </w:t>
+              <w:t>และเช็ก</w:t>
+            </w:r>
+            <w:proofErr w:type="spellStart"/>
+            <w:r>
+              <w:rPr>
+                <w:rFonts w:asciiTheme="majorBidi" w:hAnsiTheme="majorBidi" w:cstheme="majorBidi"/>
+                <w:sz w:val="32"/>
+                <w:szCs w:val="32"/>
+                <w:cs/>
+              </w:rPr>
+              <w:t>เวอร์ชัน</w:t>
+            </w:r>
+            <w:proofErr w:type="spellEnd"/>
+            <w:r>
+              <w:rPr>
+                <w:rFonts w:asciiTheme="majorBidi" w:hAnsiTheme="majorBidi" w:cstheme="majorBidi"/>
+                <w:sz w:val="32"/>
+                <w:szCs w:val="32"/>
+                <w:cs/>
+              </w:rPr>
+              <w:t xml:space="preserve"> </w:t>
             </w:r>
             <w:r>
               <w:rPr>
@@ -7758,13 +7926,23 @@
               </w:rPr>
               <w:t xml:space="preserve">ใช้เทคนิค </w:t>
             </w:r>
-            <w:r>
-              <w:rPr>
-                <w:rFonts w:asciiTheme="majorBidi" w:hAnsiTheme="majorBidi" w:cstheme="majorBidi"/>
-                <w:sz w:val="32"/>
-                <w:szCs w:val="32"/>
-              </w:rPr>
-              <w:t xml:space="preserve">waitForSelector </w:t>
+            <w:proofErr w:type="spellStart"/>
+            <w:r>
+              <w:rPr>
+                <w:rFonts w:asciiTheme="majorBidi" w:hAnsiTheme="majorBidi" w:cstheme="majorBidi"/>
+                <w:sz w:val="32"/>
+                <w:szCs w:val="32"/>
+              </w:rPr>
+              <w:t>waitForSelector</w:t>
+            </w:r>
+            <w:proofErr w:type="spellEnd"/>
+            <w:r>
+              <w:rPr>
+                <w:rFonts w:asciiTheme="majorBidi" w:hAnsiTheme="majorBidi" w:cstheme="majorBidi"/>
+                <w:sz w:val="32"/>
+                <w:szCs w:val="32"/>
+              </w:rPr>
+              <w:t xml:space="preserve"> </w:t>
             </w:r>
             <w:r>
               <w:rPr>
@@ -11880,13 +12058,23 @@
         </w:rPr>
         <w:t xml:space="preserve">ระบบต้องคัดกรองสิทธิ์ได้ถูกต้อง และสถิติต้องไม่แสดงค่าเป็น </w:t>
       </w:r>
+      <w:proofErr w:type="spellStart"/>
       <w:r>
         <w:rPr>
           <w:rFonts w:asciiTheme="majorBidi" w:hAnsiTheme="majorBidi" w:cstheme="majorBidi"/>
           <w:sz w:val="32"/>
           <w:szCs w:val="32"/>
         </w:rPr>
-        <w:t xml:space="preserve">NaN </w:t>
+        <w:t>NaN</w:t>
+      </w:r>
+      <w:proofErr w:type="spellEnd"/>
+      <w:r>
+        <w:rPr>
+          <w:rFonts w:asciiTheme="majorBidi" w:hAnsiTheme="majorBidi" w:cstheme="majorBidi"/>
+          <w:sz w:val="32"/>
+          <w:szCs w:val="32"/>
+        </w:rPr>
+        <w:t xml:space="preserve"> </w:t>
       </w:r>
       <w:r>
         <w:rPr>
@@ -12322,13 +12510,14 @@
         <w:ind w:left="360"/>
         <w:rPr>
           <w:rFonts w:asciiTheme="majorBidi" w:hAnsiTheme="majorBidi" w:cstheme="majorBidi"/>
-          <w:b/>
-          <w:bCs/>
-          <w:sz w:val="36"/>
-          <w:szCs w:val="36"/>
-        </w:rPr>
-      </w:pPr>
-      <w:r>
+          <w:sz w:val="32"/>
+          <w:szCs w:val="32"/>
+        </w:rPr>
+      </w:pPr>
+    </w:p>
+    <w:p>
+      <w:pPr>
+        <w:ind w:left="360"/>
         <w:rPr>
           <w:rFonts w:asciiTheme="majorBidi" w:hAnsiTheme="majorBidi" w:cstheme="majorBidi"/>
           <w:b/>
@@ -12336,245 +12525,8 @@
           <w:sz w:val="36"/>
           <w:szCs w:val="36"/>
         </w:rPr>
-        <w:t>Journey #3: Member Management and Restrictions</w:t>
-      </w:r>
-    </w:p>
-    <w:p>
-      <w:pPr>
-        <w:numPr>
-          <w:ilvl w:val="0"/>
-          <w:numId w:val="24"/>
-        </w:numPr>
-        <w:rPr>
-          <w:rFonts w:asciiTheme="majorBidi" w:hAnsiTheme="majorBidi" w:cstheme="majorBidi"/>
-          <w:sz w:val="32"/>
-          <w:szCs w:val="32"/>
-        </w:rPr>
-      </w:pPr>
-      <w:r>
-        <w:rPr>
-          <w:rFonts w:asciiTheme="majorBidi" w:hAnsiTheme="majorBidi" w:cstheme="majorBidi"/>
-          <w:b/>
-          <w:bCs/>
-          <w:sz w:val="32"/>
-          <w:szCs w:val="32"/>
-          <w:cs/>
-        </w:rPr>
-        <w:t>จุดประสงค์:</w:t>
-      </w:r>
-      <w:r>
-        <w:rPr>
-          <w:rFonts w:asciiTheme="majorBidi" w:hAnsiTheme="majorBidi" w:cstheme="majorBidi"/>
-          <w:b/>
-          <w:bCs/>
-          <w:sz w:val="32"/>
-          <w:szCs w:val="32"/>
-        </w:rPr>
-        <w:t xml:space="preserve"> </w:t>
-      </w:r>
-      <w:r>
-        <w:rPr>
-          <w:rFonts w:asciiTheme="majorBidi" w:hAnsiTheme="majorBidi" w:cstheme="majorBidi"/>
-          <w:sz w:val="32"/>
-          <w:szCs w:val="32"/>
-          <w:cs/>
-        </w:rPr>
-        <w:t>เพื่อทดสอบการจัดการฐานข้อมูลสมาชิกและเงื่อนไขการระงับสิทธิ์</w:t>
-      </w:r>
-    </w:p>
-    <w:p>
-      <w:pPr>
-        <w:numPr>
-          <w:ilvl w:val="0"/>
-          <w:numId w:val="24"/>
-        </w:numPr>
-        <w:rPr>
-          <w:rFonts w:asciiTheme="majorBidi" w:hAnsiTheme="majorBidi" w:cstheme="majorBidi"/>
-          <w:sz w:val="32"/>
-          <w:szCs w:val="32"/>
-        </w:rPr>
-      </w:pPr>
-      <w:r>
-        <w:rPr>
-          <w:rFonts w:asciiTheme="majorBidi" w:hAnsiTheme="majorBidi" w:cstheme="majorBidi"/>
-          <w:b/>
-          <w:bCs/>
-          <w:sz w:val="32"/>
-          <w:szCs w:val="32"/>
-          <w:cs/>
-        </w:rPr>
-        <w:t>รายละเอียดขั้นตอน:</w:t>
-      </w:r>
-    </w:p>
-    <w:p>
-      <w:pPr>
-        <w:numPr>
-          <w:ilvl w:val="1"/>
-          <w:numId w:val="24"/>
-        </w:numPr>
-        <w:rPr>
-          <w:rFonts w:asciiTheme="majorBidi" w:hAnsiTheme="majorBidi" w:cstheme="majorBidi"/>
-          <w:sz w:val="32"/>
-          <w:szCs w:val="32"/>
-        </w:rPr>
-      </w:pPr>
-      <w:r>
-        <w:rPr>
-          <w:rFonts w:asciiTheme="majorBidi" w:hAnsiTheme="majorBidi" w:cstheme="majorBidi"/>
-          <w:sz w:val="32"/>
-          <w:szCs w:val="32"/>
-          <w:cs/>
-        </w:rPr>
-        <w:t>ลงทะเบียนสมาชิกใหม่ (</w:t>
-      </w:r>
-      <w:r>
-        <w:rPr>
-          <w:rFonts w:asciiTheme="majorBidi" w:hAnsiTheme="majorBidi" w:cstheme="majorBidi"/>
-          <w:sz w:val="32"/>
-          <w:szCs w:val="32"/>
-        </w:rPr>
-        <w:t xml:space="preserve">Register Member) </w:t>
-      </w:r>
-      <w:r>
-        <w:rPr>
-          <w:rFonts w:asciiTheme="majorBidi" w:hAnsiTheme="majorBidi" w:cstheme="majorBidi"/>
-          <w:sz w:val="32"/>
-          <w:szCs w:val="32"/>
-          <w:cs/>
-        </w:rPr>
-        <w:t>แยกตามประเภท (</w:t>
-      </w:r>
-      <w:r>
-        <w:rPr>
-          <w:rFonts w:asciiTheme="majorBidi" w:hAnsiTheme="majorBidi" w:cstheme="majorBidi"/>
-          <w:sz w:val="32"/>
-          <w:szCs w:val="32"/>
-        </w:rPr>
-        <w:t>Student, Teacher, Public)</w:t>
-      </w:r>
-    </w:p>
-    <w:p>
-      <w:pPr>
-        <w:numPr>
-          <w:ilvl w:val="1"/>
-          <w:numId w:val="24"/>
-        </w:numPr>
-        <w:rPr>
-          <w:rFonts w:asciiTheme="majorBidi" w:hAnsiTheme="majorBidi" w:cstheme="majorBidi"/>
-          <w:sz w:val="32"/>
-          <w:szCs w:val="32"/>
-        </w:rPr>
-      </w:pPr>
-      <w:r>
-        <w:rPr>
-          <w:rFonts w:asciiTheme="majorBidi" w:hAnsiTheme="majorBidi" w:cstheme="majorBidi"/>
-          <w:sz w:val="32"/>
-          <w:szCs w:val="32"/>
-          <w:cs/>
-        </w:rPr>
-        <w:t xml:space="preserve">แก้ไขสถานะสมาชิกเป็น </w:t>
-      </w:r>
-      <w:r>
-        <w:rPr>
-          <w:rFonts w:asciiTheme="majorBidi" w:hAnsiTheme="majorBidi" w:cstheme="majorBidi"/>
-          <w:sz w:val="32"/>
-          <w:szCs w:val="32"/>
-        </w:rPr>
-        <w:t>'Suspended' (</w:t>
-      </w:r>
-      <w:r>
-        <w:rPr>
-          <w:rFonts w:asciiTheme="majorBidi" w:hAnsiTheme="majorBidi" w:cstheme="majorBidi"/>
-          <w:sz w:val="32"/>
-          <w:szCs w:val="32"/>
-          <w:cs/>
-        </w:rPr>
-        <w:t>ระงับการใช้งาน)</w:t>
-      </w:r>
-    </w:p>
-    <w:p>
-      <w:pPr>
-        <w:numPr>
-          <w:ilvl w:val="1"/>
-          <w:numId w:val="24"/>
-        </w:numPr>
-        <w:rPr>
-          <w:rFonts w:asciiTheme="majorBidi" w:hAnsiTheme="majorBidi" w:cstheme="majorBidi"/>
-          <w:sz w:val="32"/>
-          <w:szCs w:val="32"/>
-        </w:rPr>
-      </w:pPr>
-      <w:r>
-        <w:rPr>
-          <w:rFonts w:asciiTheme="majorBidi" w:hAnsiTheme="majorBidi" w:cstheme="majorBidi"/>
-          <w:sz w:val="32"/>
-          <w:szCs w:val="32"/>
-          <w:cs/>
-        </w:rPr>
-        <w:t>ทดสอบการค้นหาสมาชิกด้วยรหัส (</w:t>
-      </w:r>
-      <w:r>
-        <w:rPr>
-          <w:rFonts w:asciiTheme="majorBidi" w:hAnsiTheme="majorBidi" w:cstheme="majorBidi"/>
-          <w:sz w:val="32"/>
-          <w:szCs w:val="32"/>
-        </w:rPr>
-        <w:t>Member Code)</w:t>
-      </w:r>
-    </w:p>
-    <w:p>
-      <w:pPr>
-        <w:numPr>
-          <w:ilvl w:val="0"/>
-          <w:numId w:val="24"/>
-        </w:numPr>
-        <w:rPr>
-          <w:rFonts w:asciiTheme="majorBidi" w:hAnsiTheme="majorBidi" w:cstheme="majorBidi"/>
-          <w:sz w:val="32"/>
-          <w:szCs w:val="32"/>
-        </w:rPr>
-      </w:pPr>
-      <w:r>
-        <w:rPr>
-          <w:rFonts w:asciiTheme="majorBidi" w:hAnsiTheme="majorBidi" w:cstheme="majorBidi"/>
-          <w:b/>
-          <w:bCs/>
-          <w:sz w:val="32"/>
-          <w:szCs w:val="32"/>
-          <w:cs/>
-        </w:rPr>
-        <w:t>เกณฑ์การผ่าน</w:t>
-      </w:r>
-      <w:r>
-        <w:rPr>
-          <w:rFonts w:asciiTheme="majorBidi" w:hAnsiTheme="majorBidi" w:cstheme="majorBidi"/>
-          <w:sz w:val="32"/>
-          <w:szCs w:val="32"/>
-          <w:cs/>
-        </w:rPr>
-        <w:t>:</w:t>
-      </w:r>
-      <w:r>
-        <w:rPr>
-          <w:rFonts w:asciiTheme="majorBidi" w:hAnsiTheme="majorBidi" w:cstheme="majorBidi"/>
-          <w:sz w:val="32"/>
-          <w:szCs w:val="32"/>
-        </w:rPr>
-        <w:t xml:space="preserve"> </w:t>
-      </w:r>
-      <w:r>
-        <w:rPr>
-          <w:rFonts w:asciiTheme="majorBidi" w:hAnsiTheme="majorBidi" w:cstheme="majorBidi"/>
-          <w:sz w:val="32"/>
-          <w:szCs w:val="32"/>
-          <w:cs/>
-        </w:rPr>
-        <w:t>ระบบต้องรองรับประเภทสมาชิกที่หลากหลาย และสามารถเปลี่ยนสถานะสมาชิกได้จริง</w:t>
-      </w:r>
-    </w:p>
-    <w:p>
-      <w:pPr>
-        <w:ind w:left="360"/>
+      </w:pPr>
+      <w:r>
         <w:rPr>
           <w:rFonts w:asciiTheme="majorBidi" w:hAnsiTheme="majorBidi" w:cstheme="majorBidi"/>
           <w:b/>
@@ -12582,8 +12534,255 @@
           <w:sz w:val="36"/>
           <w:szCs w:val="36"/>
         </w:rPr>
-      </w:pPr>
-      <w:r>
+        <w:t>Journey #3: Member Management and Restrictions</w:t>
+      </w:r>
+    </w:p>
+    <w:p>
+      <w:pPr>
+        <w:numPr>
+          <w:ilvl w:val="0"/>
+          <w:numId w:val="24"/>
+        </w:numPr>
+        <w:rPr>
+          <w:rFonts w:asciiTheme="majorBidi" w:hAnsiTheme="majorBidi" w:cstheme="majorBidi"/>
+          <w:sz w:val="32"/>
+          <w:szCs w:val="32"/>
+        </w:rPr>
+      </w:pPr>
+      <w:r>
+        <w:rPr>
+          <w:rFonts w:asciiTheme="majorBidi" w:hAnsiTheme="majorBidi" w:cstheme="majorBidi"/>
+          <w:b/>
+          <w:bCs/>
+          <w:sz w:val="32"/>
+          <w:szCs w:val="32"/>
+          <w:cs/>
+        </w:rPr>
+        <w:t>จุดประสงค์:</w:t>
+      </w:r>
+      <w:r>
+        <w:rPr>
+          <w:rFonts w:asciiTheme="majorBidi" w:hAnsiTheme="majorBidi" w:cstheme="majorBidi"/>
+          <w:b/>
+          <w:bCs/>
+          <w:sz w:val="32"/>
+          <w:szCs w:val="32"/>
+        </w:rPr>
+        <w:t xml:space="preserve"> </w:t>
+      </w:r>
+      <w:r>
+        <w:rPr>
+          <w:rFonts w:asciiTheme="majorBidi" w:hAnsiTheme="majorBidi" w:cstheme="majorBidi"/>
+          <w:sz w:val="32"/>
+          <w:szCs w:val="32"/>
+          <w:cs/>
+        </w:rPr>
+        <w:t>เพื่อทดสอบการจัดการฐานข้อมูลสมาชิกและเงื่อนไขการระงับสิทธิ์</w:t>
+      </w:r>
+    </w:p>
+    <w:p>
+      <w:pPr>
+        <w:numPr>
+          <w:ilvl w:val="0"/>
+          <w:numId w:val="24"/>
+        </w:numPr>
+        <w:rPr>
+          <w:rFonts w:asciiTheme="majorBidi" w:hAnsiTheme="majorBidi" w:cstheme="majorBidi"/>
+          <w:sz w:val="32"/>
+          <w:szCs w:val="32"/>
+        </w:rPr>
+      </w:pPr>
+      <w:r>
+        <w:rPr>
+          <w:rFonts w:asciiTheme="majorBidi" w:hAnsiTheme="majorBidi" w:cstheme="majorBidi"/>
+          <w:b/>
+          <w:bCs/>
+          <w:sz w:val="32"/>
+          <w:szCs w:val="32"/>
+          <w:cs/>
+        </w:rPr>
+        <w:t>รายละเอียดขั้นตอน:</w:t>
+      </w:r>
+    </w:p>
+    <w:p>
+      <w:pPr>
+        <w:numPr>
+          <w:ilvl w:val="1"/>
+          <w:numId w:val="24"/>
+        </w:numPr>
+        <w:rPr>
+          <w:rFonts w:asciiTheme="majorBidi" w:hAnsiTheme="majorBidi" w:cstheme="majorBidi"/>
+          <w:sz w:val="32"/>
+          <w:szCs w:val="32"/>
+        </w:rPr>
+      </w:pPr>
+      <w:r>
+        <w:rPr>
+          <w:rFonts w:asciiTheme="majorBidi" w:hAnsiTheme="majorBidi" w:cstheme="majorBidi"/>
+          <w:sz w:val="32"/>
+          <w:szCs w:val="32"/>
+          <w:cs/>
+        </w:rPr>
+        <w:t>ลงทะเบียนสมาชิกใหม่ (</w:t>
+      </w:r>
+      <w:r>
+        <w:rPr>
+          <w:rFonts w:asciiTheme="majorBidi" w:hAnsiTheme="majorBidi" w:cstheme="majorBidi"/>
+          <w:sz w:val="32"/>
+          <w:szCs w:val="32"/>
+        </w:rPr>
+        <w:t xml:space="preserve">Register Member) </w:t>
+      </w:r>
+      <w:r>
+        <w:rPr>
+          <w:rFonts w:asciiTheme="majorBidi" w:hAnsiTheme="majorBidi" w:cstheme="majorBidi"/>
+          <w:sz w:val="32"/>
+          <w:szCs w:val="32"/>
+          <w:cs/>
+        </w:rPr>
+        <w:t>แยกตามประเภท (</w:t>
+      </w:r>
+      <w:r>
+        <w:rPr>
+          <w:rFonts w:asciiTheme="majorBidi" w:hAnsiTheme="majorBidi" w:cstheme="majorBidi"/>
+          <w:sz w:val="32"/>
+          <w:szCs w:val="32"/>
+        </w:rPr>
+        <w:t>Student, Teacher, Public)</w:t>
+      </w:r>
+    </w:p>
+    <w:p>
+      <w:pPr>
+        <w:numPr>
+          <w:ilvl w:val="1"/>
+          <w:numId w:val="24"/>
+        </w:numPr>
+        <w:rPr>
+          <w:rFonts w:asciiTheme="majorBidi" w:hAnsiTheme="majorBidi" w:cstheme="majorBidi"/>
+          <w:sz w:val="32"/>
+          <w:szCs w:val="32"/>
+        </w:rPr>
+      </w:pPr>
+      <w:r>
+        <w:rPr>
+          <w:rFonts w:asciiTheme="majorBidi" w:hAnsiTheme="majorBidi" w:cstheme="majorBidi"/>
+          <w:sz w:val="32"/>
+          <w:szCs w:val="32"/>
+          <w:cs/>
+        </w:rPr>
+        <w:t xml:space="preserve">แก้ไขสถานะสมาชิกเป็น </w:t>
+      </w:r>
+      <w:r>
+        <w:rPr>
+          <w:rFonts w:asciiTheme="majorBidi" w:hAnsiTheme="majorBidi" w:cstheme="majorBidi"/>
+          <w:sz w:val="32"/>
+          <w:szCs w:val="32"/>
+        </w:rPr>
+        <w:t>'Suspended' (</w:t>
+      </w:r>
+      <w:r>
+        <w:rPr>
+          <w:rFonts w:asciiTheme="majorBidi" w:hAnsiTheme="majorBidi" w:cstheme="majorBidi"/>
+          <w:sz w:val="32"/>
+          <w:szCs w:val="32"/>
+          <w:cs/>
+        </w:rPr>
+        <w:t>ระงับการใช้งาน)</w:t>
+      </w:r>
+    </w:p>
+    <w:p>
+      <w:pPr>
+        <w:numPr>
+          <w:ilvl w:val="1"/>
+          <w:numId w:val="24"/>
+        </w:numPr>
+        <w:rPr>
+          <w:rFonts w:asciiTheme="majorBidi" w:hAnsiTheme="majorBidi" w:cstheme="majorBidi"/>
+          <w:sz w:val="32"/>
+          <w:szCs w:val="32"/>
+        </w:rPr>
+      </w:pPr>
+      <w:r>
+        <w:rPr>
+          <w:rFonts w:asciiTheme="majorBidi" w:hAnsiTheme="majorBidi" w:cstheme="majorBidi"/>
+          <w:sz w:val="32"/>
+          <w:szCs w:val="32"/>
+          <w:cs/>
+        </w:rPr>
+        <w:t>ทดสอบการค้นหาสมาชิกด้วยรหัส (</w:t>
+      </w:r>
+      <w:r>
+        <w:rPr>
+          <w:rFonts w:asciiTheme="majorBidi" w:hAnsiTheme="majorBidi" w:cstheme="majorBidi"/>
+          <w:sz w:val="32"/>
+          <w:szCs w:val="32"/>
+        </w:rPr>
+        <w:t>Member Code)</w:t>
+      </w:r>
+    </w:p>
+    <w:p>
+      <w:pPr>
+        <w:numPr>
+          <w:ilvl w:val="0"/>
+          <w:numId w:val="24"/>
+        </w:numPr>
+        <w:rPr>
+          <w:rFonts w:asciiTheme="majorBidi" w:hAnsiTheme="majorBidi" w:cstheme="majorBidi"/>
+          <w:sz w:val="32"/>
+          <w:szCs w:val="32"/>
+        </w:rPr>
+      </w:pPr>
+      <w:r>
+        <w:rPr>
+          <w:rFonts w:asciiTheme="majorBidi" w:hAnsiTheme="majorBidi" w:cstheme="majorBidi"/>
+          <w:b/>
+          <w:bCs/>
+          <w:sz w:val="32"/>
+          <w:szCs w:val="32"/>
+          <w:cs/>
+        </w:rPr>
+        <w:t>เกณฑ์การผ่าน</w:t>
+      </w:r>
+      <w:r>
+        <w:rPr>
+          <w:rFonts w:asciiTheme="majorBidi" w:hAnsiTheme="majorBidi" w:cstheme="majorBidi"/>
+          <w:sz w:val="32"/>
+          <w:szCs w:val="32"/>
+          <w:cs/>
+        </w:rPr>
+        <w:t>:</w:t>
+      </w:r>
+      <w:r>
+        <w:rPr>
+          <w:rFonts w:asciiTheme="majorBidi" w:hAnsiTheme="majorBidi" w:cstheme="majorBidi"/>
+          <w:sz w:val="32"/>
+          <w:szCs w:val="32"/>
+        </w:rPr>
+        <w:t xml:space="preserve"> </w:t>
+      </w:r>
+      <w:r>
+        <w:rPr>
+          <w:rFonts w:asciiTheme="majorBidi" w:hAnsiTheme="majorBidi" w:cstheme="majorBidi"/>
+          <w:sz w:val="32"/>
+          <w:szCs w:val="32"/>
+          <w:cs/>
+        </w:rPr>
+        <w:t>ระบบต้องรองรับประเภทสมาชิกที่หลากหลาย และสามารถเปลี่ยนสถานะสมาชิกได้จริง</w:t>
+      </w:r>
+    </w:p>
+    <w:p>
+      <w:pPr>
+        <w:ind w:left="360"/>
+        <w:rPr>
+          <w:rFonts w:asciiTheme="majorBidi" w:hAnsiTheme="majorBidi" w:cstheme="majorBidi"/>
+          <w:sz w:val="32"/>
+          <w:szCs w:val="32"/>
+        </w:rPr>
+      </w:pPr>
+    </w:p>
+    <w:p>
+      <w:pPr>
+        <w:ind w:left="360"/>
         <w:rPr>
           <w:rFonts w:asciiTheme="majorBidi" w:hAnsiTheme="majorBidi" w:cstheme="majorBidi"/>
           <w:b/>
@@ -12591,6 +12790,15 @@
           <w:sz w:val="36"/>
           <w:szCs w:val="36"/>
         </w:rPr>
+      </w:pPr>
+      <w:r>
+        <w:rPr>
+          <w:rFonts w:asciiTheme="majorBidi" w:hAnsiTheme="majorBidi" w:cstheme="majorBidi"/>
+          <w:b/>
+          <w:bCs/>
+          <w:sz w:val="36"/>
+          <w:szCs w:val="36"/>
+        </w:rPr>
         <w:t>Journey #4: Core Transaction (Borrowing and Returning)</w:t>
       </w:r>
     </w:p>
@@ -12801,6 +13009,7 @@
           <w:szCs w:val="32"/>
           <w:cs/>
         </w:rPr>
+        <w:lastRenderedPageBreak/>
         <w:t>ทำรายการคืนหนังสือ (</w:t>
       </w:r>
       <w:r>
@@ -12872,7 +13081,6 @@
           <w:szCs w:val="32"/>
           <w:cs/>
         </w:rPr>
-        <w:lastRenderedPageBreak/>
         <w:t>เกณฑ์การผ่าน:</w:t>
       </w:r>
       <w:r>
@@ -14825,14 +15033,34 @@
                 <w:szCs w:val="32"/>
               </w:rPr>
             </w:pPr>
-            <w:r>
-              <w:rPr>
-                <w:rFonts w:asciiTheme="majorBidi" w:hAnsiTheme="majorBidi" w:cstheme="majorBidi"/>
-                <w:sz w:val="32"/>
-                <w:szCs w:val="32"/>
-              </w:rPr>
-              <w:t>ระบบอนุญาตให้เข้าสู่ระบบ และแสดงข้อความแจ้งเตือน</w:t>
-            </w:r>
+            <w:proofErr w:type="spellStart"/>
+            <w:r>
+              <w:rPr>
+                <w:rFonts w:asciiTheme="majorBidi" w:hAnsiTheme="majorBidi" w:cstheme="majorBidi"/>
+                <w:sz w:val="32"/>
+                <w:szCs w:val="32"/>
+              </w:rPr>
+              <w:t>ระบบอนุญาตให้เข้าสู่ระบบ</w:t>
+            </w:r>
+            <w:proofErr w:type="spellEnd"/>
+            <w:r>
+              <w:rPr>
+                <w:rFonts w:asciiTheme="majorBidi" w:hAnsiTheme="majorBidi" w:cstheme="majorBidi"/>
+                <w:sz w:val="32"/>
+                <w:szCs w:val="32"/>
+              </w:rPr>
+              <w:t xml:space="preserve"> </w:t>
+            </w:r>
+            <w:proofErr w:type="spellStart"/>
+            <w:r>
+              <w:rPr>
+                <w:rFonts w:asciiTheme="majorBidi" w:hAnsiTheme="majorBidi" w:cstheme="majorBidi"/>
+                <w:sz w:val="32"/>
+                <w:szCs w:val="32"/>
+              </w:rPr>
+              <w:t>และแสดงข้อความแจ้งเตือน</w:t>
+            </w:r>
+            <w:proofErr w:type="spellEnd"/>
           </w:p>
         </w:tc>
         <w:tc>
@@ -14856,6 +15084,7 @@
                 <w:szCs w:val="32"/>
               </w:rPr>
             </w:pPr>
+            <w:proofErr w:type="spellStart"/>
             <w:r>
               <w:rPr>
                 <w:rFonts w:asciiTheme="majorBidi" w:hAnsiTheme="majorBidi" w:cstheme="majorBidi"/>
@@ -14864,6 +15093,7 @@
               </w:rPr>
               <w:t>ผ่าน</w:t>
             </w:r>
+            <w:proofErr w:type="spellEnd"/>
           </w:p>
         </w:tc>
       </w:tr>
@@ -15118,14 +15348,34 @@
                 <w:szCs w:val="32"/>
               </w:rPr>
             </w:pPr>
-            <w:r>
-              <w:rPr>
-                <w:rFonts w:asciiTheme="majorBidi" w:hAnsiTheme="majorBidi" w:cstheme="majorBidi"/>
-                <w:sz w:val="32"/>
-                <w:szCs w:val="32"/>
-              </w:rPr>
-              <w:t>ระบบอนุญาตให้เข้าสู่ระบบ และแสดงข้อความแจ้งเตือน</w:t>
-            </w:r>
+            <w:proofErr w:type="spellStart"/>
+            <w:r>
+              <w:rPr>
+                <w:rFonts w:asciiTheme="majorBidi" w:hAnsiTheme="majorBidi" w:cstheme="majorBidi"/>
+                <w:sz w:val="32"/>
+                <w:szCs w:val="32"/>
+              </w:rPr>
+              <w:t>ระบบอนุญาตให้เข้าสู่ระบบ</w:t>
+            </w:r>
+            <w:proofErr w:type="spellEnd"/>
+            <w:r>
+              <w:rPr>
+                <w:rFonts w:asciiTheme="majorBidi" w:hAnsiTheme="majorBidi" w:cstheme="majorBidi"/>
+                <w:sz w:val="32"/>
+                <w:szCs w:val="32"/>
+              </w:rPr>
+              <w:t xml:space="preserve"> </w:t>
+            </w:r>
+            <w:proofErr w:type="spellStart"/>
+            <w:r>
+              <w:rPr>
+                <w:rFonts w:asciiTheme="majorBidi" w:hAnsiTheme="majorBidi" w:cstheme="majorBidi"/>
+                <w:sz w:val="32"/>
+                <w:szCs w:val="32"/>
+              </w:rPr>
+              <w:t>และแสดงข้อความแจ้งเตือน</w:t>
+            </w:r>
+            <w:proofErr w:type="spellEnd"/>
           </w:p>
         </w:tc>
         <w:tc>
@@ -15149,6 +15399,7 @@
                 <w:szCs w:val="32"/>
               </w:rPr>
             </w:pPr>
+            <w:proofErr w:type="spellStart"/>
             <w:r>
               <w:rPr>
                 <w:rFonts w:asciiTheme="majorBidi" w:hAnsiTheme="majorBidi" w:cstheme="majorBidi"/>
@@ -15157,6 +15408,7 @@
               </w:rPr>
               <w:t>ผ่าน</w:t>
             </w:r>
+            <w:proofErr w:type="spellEnd"/>
           </w:p>
         </w:tc>
       </w:tr>
@@ -15421,14 +15673,34 @@
                 <w:szCs w:val="32"/>
               </w:rPr>
             </w:pPr>
-            <w:r>
-              <w:rPr>
-                <w:rFonts w:asciiTheme="majorBidi" w:hAnsiTheme="majorBidi" w:cstheme="majorBidi"/>
-                <w:sz w:val="32"/>
-                <w:szCs w:val="32"/>
-              </w:rPr>
-              <w:t>ระบบไม่อนุญาตให้เข้าสู่ระบบ และแสดงข้อความแจ้งเตือน</w:t>
-            </w:r>
+            <w:proofErr w:type="spellStart"/>
+            <w:r>
+              <w:rPr>
+                <w:rFonts w:asciiTheme="majorBidi" w:hAnsiTheme="majorBidi" w:cstheme="majorBidi"/>
+                <w:sz w:val="32"/>
+                <w:szCs w:val="32"/>
+              </w:rPr>
+              <w:t>ระบบไม่อนุญาตให้เข้าสู่ระบบ</w:t>
+            </w:r>
+            <w:proofErr w:type="spellEnd"/>
+            <w:r>
+              <w:rPr>
+                <w:rFonts w:asciiTheme="majorBidi" w:hAnsiTheme="majorBidi" w:cstheme="majorBidi"/>
+                <w:sz w:val="32"/>
+                <w:szCs w:val="32"/>
+              </w:rPr>
+              <w:t xml:space="preserve"> </w:t>
+            </w:r>
+            <w:proofErr w:type="spellStart"/>
+            <w:r>
+              <w:rPr>
+                <w:rFonts w:asciiTheme="majorBidi" w:hAnsiTheme="majorBidi" w:cstheme="majorBidi"/>
+                <w:sz w:val="32"/>
+                <w:szCs w:val="32"/>
+              </w:rPr>
+              <w:t>และแสดงข้อความแจ้งเตือน</w:t>
+            </w:r>
+            <w:proofErr w:type="spellEnd"/>
           </w:p>
         </w:tc>
         <w:tc>
@@ -15452,6 +15724,7 @@
                 <w:szCs w:val="32"/>
               </w:rPr>
             </w:pPr>
+            <w:proofErr w:type="spellStart"/>
             <w:r>
               <w:rPr>
                 <w:rFonts w:asciiTheme="majorBidi" w:hAnsiTheme="majorBidi" w:cstheme="majorBidi"/>
@@ -15460,6 +15733,7 @@
               </w:rPr>
               <w:t>ผ่าน</w:t>
             </w:r>
+            <w:proofErr w:type="spellEnd"/>
           </w:p>
         </w:tc>
       </w:tr>
@@ -15705,14 +15979,34 @@
                 <w:szCs w:val="32"/>
               </w:rPr>
             </w:pPr>
-            <w:r>
-              <w:rPr>
-                <w:rFonts w:asciiTheme="majorBidi" w:hAnsiTheme="majorBidi" w:cstheme="majorBidi"/>
-                <w:sz w:val="32"/>
-                <w:szCs w:val="32"/>
-              </w:rPr>
-              <w:t>ระบบไม่อนุญาตให้เข้าสู่ระบบ และแสดงข้อความแจ้งเตือน</w:t>
-            </w:r>
+            <w:proofErr w:type="spellStart"/>
+            <w:r>
+              <w:rPr>
+                <w:rFonts w:asciiTheme="majorBidi" w:hAnsiTheme="majorBidi" w:cstheme="majorBidi"/>
+                <w:sz w:val="32"/>
+                <w:szCs w:val="32"/>
+              </w:rPr>
+              <w:t>ระบบไม่อนุญาตให้เข้าสู่ระบบ</w:t>
+            </w:r>
+            <w:proofErr w:type="spellEnd"/>
+            <w:r>
+              <w:rPr>
+                <w:rFonts w:asciiTheme="majorBidi" w:hAnsiTheme="majorBidi" w:cstheme="majorBidi"/>
+                <w:sz w:val="32"/>
+                <w:szCs w:val="32"/>
+              </w:rPr>
+              <w:t xml:space="preserve"> </w:t>
+            </w:r>
+            <w:proofErr w:type="spellStart"/>
+            <w:r>
+              <w:rPr>
+                <w:rFonts w:asciiTheme="majorBidi" w:hAnsiTheme="majorBidi" w:cstheme="majorBidi"/>
+                <w:sz w:val="32"/>
+                <w:szCs w:val="32"/>
+              </w:rPr>
+              <w:t>และแสดงข้อความแจ้งเตือน</w:t>
+            </w:r>
+            <w:proofErr w:type="spellEnd"/>
           </w:p>
         </w:tc>
         <w:tc>
@@ -15736,6 +16030,7 @@
                 <w:szCs w:val="32"/>
               </w:rPr>
             </w:pPr>
+            <w:proofErr w:type="spellStart"/>
             <w:r>
               <w:rPr>
                 <w:rFonts w:asciiTheme="majorBidi" w:hAnsiTheme="majorBidi" w:cstheme="majorBidi"/>
@@ -15744,6 +16039,7 @@
               </w:rPr>
               <w:t>ผ่าน</w:t>
             </w:r>
+            <w:proofErr w:type="spellEnd"/>
           </w:p>
         </w:tc>
       </w:tr>
@@ -15963,13 +16259,23 @@
                 <w:szCs w:val="32"/>
               </w:rPr>
             </w:pPr>
-            <w:r>
-              <w:rPr>
-                <w:rFonts w:asciiTheme="majorBidi" w:hAnsiTheme="majorBidi" w:cstheme="majorBidi"/>
-                <w:sz w:val="32"/>
-                <w:szCs w:val="32"/>
-              </w:rPr>
-              <w:t xml:space="preserve">ระบบมีการแจ้งเตือนให้กรอกข้อมูลให้ครบถ้วน  </w:t>
+            <w:proofErr w:type="spellStart"/>
+            <w:r>
+              <w:rPr>
+                <w:rFonts w:asciiTheme="majorBidi" w:hAnsiTheme="majorBidi" w:cstheme="majorBidi"/>
+                <w:sz w:val="32"/>
+                <w:szCs w:val="32"/>
+              </w:rPr>
+              <w:t>ระบบมีการแจ้งเตือนให้กรอกข้อมูลให้ครบถ้วน</w:t>
+            </w:r>
+            <w:proofErr w:type="spellEnd"/>
+            <w:r>
+              <w:rPr>
+                <w:rFonts w:asciiTheme="majorBidi" w:hAnsiTheme="majorBidi" w:cstheme="majorBidi"/>
+                <w:sz w:val="32"/>
+                <w:szCs w:val="32"/>
+              </w:rPr>
+              <w:t xml:space="preserve">  </w:t>
             </w:r>
           </w:p>
         </w:tc>
@@ -15994,6 +16300,7 @@
                 <w:szCs w:val="32"/>
               </w:rPr>
             </w:pPr>
+            <w:proofErr w:type="spellStart"/>
             <w:r>
               <w:rPr>
                 <w:rFonts w:asciiTheme="majorBidi" w:hAnsiTheme="majorBidi" w:cstheme="majorBidi"/>
@@ -16002,6 +16309,7 @@
               </w:rPr>
               <w:t>ผ่าน</w:t>
             </w:r>
+            <w:proofErr w:type="spellEnd"/>
           </w:p>
         </w:tc>
       </w:tr>
@@ -16166,13 +16474,23 @@
               </w:rPr>
               <w:t xml:space="preserve">ตัวเลขสถิติต้องแสดงผลเป็นจำนวนที่ถูกต้อง (ไม่เป็นค่าว่าง หรือ </w:t>
             </w:r>
-            <w:r>
-              <w:rPr>
-                <w:rFonts w:asciiTheme="majorBidi" w:hAnsiTheme="majorBidi" w:cstheme="majorBidi"/>
-                <w:sz w:val="32"/>
-                <w:szCs w:val="32"/>
-              </w:rPr>
-              <w:t>NaN)</w:t>
+            <w:proofErr w:type="spellStart"/>
+            <w:r>
+              <w:rPr>
+                <w:rFonts w:asciiTheme="majorBidi" w:hAnsiTheme="majorBidi" w:cstheme="majorBidi"/>
+                <w:sz w:val="32"/>
+                <w:szCs w:val="32"/>
+              </w:rPr>
+              <w:t>NaN</w:t>
+            </w:r>
+            <w:proofErr w:type="spellEnd"/>
+            <w:r>
+              <w:rPr>
+                <w:rFonts w:asciiTheme="majorBidi" w:hAnsiTheme="majorBidi" w:cstheme="majorBidi"/>
+                <w:sz w:val="32"/>
+                <w:szCs w:val="32"/>
+              </w:rPr>
+              <w:t>)</w:t>
             </w:r>
           </w:p>
         </w:tc>
@@ -16196,13 +16514,23 @@
                 <w:szCs w:val="32"/>
               </w:rPr>
             </w:pPr>
-            <w:r>
-              <w:rPr>
-                <w:rFonts w:asciiTheme="majorBidi" w:hAnsiTheme="majorBidi" w:cstheme="majorBidi"/>
-                <w:sz w:val="32"/>
-                <w:szCs w:val="32"/>
-              </w:rPr>
-              <w:t xml:space="preserve">ตัวเลขสถิติแสดงผลเป็นจำนวนที่ถูกต้อง  </w:t>
+            <w:proofErr w:type="spellStart"/>
+            <w:r>
+              <w:rPr>
+                <w:rFonts w:asciiTheme="majorBidi" w:hAnsiTheme="majorBidi" w:cstheme="majorBidi"/>
+                <w:sz w:val="32"/>
+                <w:szCs w:val="32"/>
+              </w:rPr>
+              <w:t>ตัวเลขสถิติแสดงผลเป็นจำนวนที่ถูกต้อง</w:t>
+            </w:r>
+            <w:proofErr w:type="spellEnd"/>
+            <w:r>
+              <w:rPr>
+                <w:rFonts w:asciiTheme="majorBidi" w:hAnsiTheme="majorBidi" w:cstheme="majorBidi"/>
+                <w:sz w:val="32"/>
+                <w:szCs w:val="32"/>
+              </w:rPr>
+              <w:t xml:space="preserve">  </w:t>
             </w:r>
           </w:p>
         </w:tc>
@@ -16227,6 +16555,7 @@
                 <w:szCs w:val="32"/>
               </w:rPr>
             </w:pPr>
+            <w:proofErr w:type="spellStart"/>
             <w:r>
               <w:rPr>
                 <w:rFonts w:asciiTheme="majorBidi" w:hAnsiTheme="majorBidi" w:cstheme="majorBidi"/>
@@ -16235,6 +16564,7 @@
               </w:rPr>
               <w:t>ผ่าน</w:t>
             </w:r>
+            <w:proofErr w:type="spellEnd"/>
           </w:p>
         </w:tc>
       </w:tr>
@@ -16412,13 +16742,23 @@
                 <w:szCs w:val="32"/>
               </w:rPr>
             </w:pPr>
-            <w:r>
-              <w:rPr>
-                <w:rFonts w:asciiTheme="majorBidi" w:hAnsiTheme="majorBidi" w:cstheme="majorBidi"/>
-                <w:sz w:val="32"/>
-                <w:szCs w:val="32"/>
-              </w:rPr>
-              <w:t xml:space="preserve">ชื่อและบทบาทตรงกับบัญชีที่ใช้ล็อกอินเข้ามา  </w:t>
+            <w:proofErr w:type="spellStart"/>
+            <w:r>
+              <w:rPr>
+                <w:rFonts w:asciiTheme="majorBidi" w:hAnsiTheme="majorBidi" w:cstheme="majorBidi"/>
+                <w:sz w:val="32"/>
+                <w:szCs w:val="32"/>
+              </w:rPr>
+              <w:t>ชื่อและบทบาทตรงกับบัญชีที่ใช้ล็อกอินเข้ามา</w:t>
+            </w:r>
+            <w:proofErr w:type="spellEnd"/>
+            <w:r>
+              <w:rPr>
+                <w:rFonts w:asciiTheme="majorBidi" w:hAnsiTheme="majorBidi" w:cstheme="majorBidi"/>
+                <w:sz w:val="32"/>
+                <w:szCs w:val="32"/>
+              </w:rPr>
+              <w:t xml:space="preserve">  </w:t>
             </w:r>
           </w:p>
         </w:tc>
@@ -16443,6 +16783,7 @@
                 <w:szCs w:val="32"/>
               </w:rPr>
             </w:pPr>
+            <w:proofErr w:type="spellStart"/>
             <w:r>
               <w:rPr>
                 <w:rFonts w:asciiTheme="majorBidi" w:hAnsiTheme="majorBidi" w:cstheme="majorBidi"/>
@@ -16451,6 +16792,7 @@
               </w:rPr>
               <w:t>ผ่าน</w:t>
             </w:r>
+            <w:proofErr w:type="spellEnd"/>
           </w:p>
         </w:tc>
       </w:tr>
@@ -16628,13 +16970,23 @@
                 <w:szCs w:val="32"/>
               </w:rPr>
             </w:pPr>
-            <w:r>
-              <w:rPr>
-                <w:rFonts w:asciiTheme="majorBidi" w:hAnsiTheme="majorBidi" w:cstheme="majorBidi"/>
-                <w:sz w:val="32"/>
-                <w:szCs w:val="32"/>
-              </w:rPr>
-              <w:t xml:space="preserve">ระบบนำทางไปยังหน้าเพจที่ถูกต้องทุกเมนูและไม่เกิด Error 404  </w:t>
+            <w:proofErr w:type="spellStart"/>
+            <w:r>
+              <w:rPr>
+                <w:rFonts w:asciiTheme="majorBidi" w:hAnsiTheme="majorBidi" w:cstheme="majorBidi"/>
+                <w:sz w:val="32"/>
+                <w:szCs w:val="32"/>
+              </w:rPr>
+              <w:t>ระบบนำทางไปยังหน้าเพจที่ถูกต้องทุกเมนูและไม่เกิด</w:t>
+            </w:r>
+            <w:proofErr w:type="spellEnd"/>
+            <w:r>
+              <w:rPr>
+                <w:rFonts w:asciiTheme="majorBidi" w:hAnsiTheme="majorBidi" w:cstheme="majorBidi"/>
+                <w:sz w:val="32"/>
+                <w:szCs w:val="32"/>
+              </w:rPr>
+              <w:t xml:space="preserve"> Error 404  </w:t>
             </w:r>
           </w:p>
         </w:tc>
@@ -16659,6 +17011,7 @@
                 <w:szCs w:val="32"/>
               </w:rPr>
             </w:pPr>
+            <w:proofErr w:type="spellStart"/>
             <w:r>
               <w:rPr>
                 <w:rFonts w:asciiTheme="majorBidi" w:hAnsiTheme="majorBidi" w:cstheme="majorBidi"/>
@@ -16667,6 +17020,7 @@
               </w:rPr>
               <w:t>ผ่าน</w:t>
             </w:r>
+            <w:proofErr w:type="spellEnd"/>
           </w:p>
         </w:tc>
       </w:tr>
@@ -16929,13 +17283,41 @@
                 <w:szCs w:val="32"/>
               </w:rPr>
             </w:pPr>
-            <w:r>
-              <w:rPr>
-                <w:rFonts w:asciiTheme="majorBidi" w:hAnsiTheme="majorBidi" w:cstheme="majorBidi"/>
-                <w:sz w:val="32"/>
-                <w:szCs w:val="32"/>
-              </w:rPr>
-              <w:t xml:space="preserve">ระบบไม่อนุญาตให้เข้าถึงหน้าภายใน และผลักผู้ใช้กลับไปหน้า Login  </w:t>
+            <w:proofErr w:type="spellStart"/>
+            <w:r>
+              <w:rPr>
+                <w:rFonts w:asciiTheme="majorBidi" w:hAnsiTheme="majorBidi" w:cstheme="majorBidi"/>
+                <w:sz w:val="32"/>
+                <w:szCs w:val="32"/>
+              </w:rPr>
+              <w:t>ระบบไม่อนุญาตให้เข้าถึงหน้าภายใน</w:t>
+            </w:r>
+            <w:proofErr w:type="spellEnd"/>
+            <w:r>
+              <w:rPr>
+                <w:rFonts w:asciiTheme="majorBidi" w:hAnsiTheme="majorBidi" w:cstheme="majorBidi"/>
+                <w:sz w:val="32"/>
+                <w:szCs w:val="32"/>
+              </w:rPr>
+              <w:t xml:space="preserve"> </w:t>
+            </w:r>
+            <w:proofErr w:type="spellStart"/>
+            <w:r>
+              <w:rPr>
+                <w:rFonts w:asciiTheme="majorBidi" w:hAnsiTheme="majorBidi" w:cstheme="majorBidi"/>
+                <w:sz w:val="32"/>
+                <w:szCs w:val="32"/>
+              </w:rPr>
+              <w:t>และผลักผู้ใช้กลับไปหน้า</w:t>
+            </w:r>
+            <w:proofErr w:type="spellEnd"/>
+            <w:r>
+              <w:rPr>
+                <w:rFonts w:asciiTheme="majorBidi" w:hAnsiTheme="majorBidi" w:cstheme="majorBidi"/>
+                <w:sz w:val="32"/>
+                <w:szCs w:val="32"/>
+              </w:rPr>
+              <w:t xml:space="preserve"> Login  </w:t>
             </w:r>
           </w:p>
         </w:tc>
@@ -16960,6 +17342,7 @@
                 <w:szCs w:val="32"/>
               </w:rPr>
             </w:pPr>
+            <w:proofErr w:type="spellStart"/>
             <w:r>
               <w:rPr>
                 <w:rFonts w:asciiTheme="majorBidi" w:hAnsiTheme="majorBidi" w:cstheme="majorBidi"/>
@@ -16968,6 +17351,7 @@
               </w:rPr>
               <w:t>ผ่าน</w:t>
             </w:r>
+            <w:proofErr w:type="spellEnd"/>
           </w:p>
         </w:tc>
       </w:tr>
@@ -17170,13 +17554,77 @@
                 <w:szCs w:val="32"/>
               </w:rPr>
             </w:pPr>
-            <w:r>
-              <w:rPr>
-                <w:rFonts w:asciiTheme="majorBidi" w:hAnsiTheme="majorBidi" w:cstheme="majorBidi"/>
-                <w:sz w:val="32"/>
-                <w:szCs w:val="32"/>
-              </w:rPr>
-              <w:t xml:space="preserve">หน้าจอ Dashboard และ เมนู Sidebar ปรับขนาดตามหน้าจอ  </w:t>
+            <w:proofErr w:type="spellStart"/>
+            <w:r>
+              <w:rPr>
+                <w:rFonts w:asciiTheme="majorBidi" w:hAnsiTheme="majorBidi" w:cstheme="majorBidi"/>
+                <w:sz w:val="32"/>
+                <w:szCs w:val="32"/>
+              </w:rPr>
+              <w:t>หน้าจอ</w:t>
+            </w:r>
+            <w:proofErr w:type="spellEnd"/>
+            <w:r>
+              <w:rPr>
+                <w:rFonts w:asciiTheme="majorBidi" w:hAnsiTheme="majorBidi" w:cstheme="majorBidi"/>
+                <w:sz w:val="32"/>
+                <w:szCs w:val="32"/>
+              </w:rPr>
+              <w:t xml:space="preserve"> Dashboard </w:t>
+            </w:r>
+            <w:proofErr w:type="spellStart"/>
+            <w:r>
+              <w:rPr>
+                <w:rFonts w:asciiTheme="majorBidi" w:hAnsiTheme="majorBidi" w:cstheme="majorBidi"/>
+                <w:sz w:val="32"/>
+                <w:szCs w:val="32"/>
+              </w:rPr>
+              <w:t>และ</w:t>
+            </w:r>
+            <w:proofErr w:type="spellEnd"/>
+            <w:r>
+              <w:rPr>
+                <w:rFonts w:asciiTheme="majorBidi" w:hAnsiTheme="majorBidi" w:cstheme="majorBidi"/>
+                <w:sz w:val="32"/>
+                <w:szCs w:val="32"/>
+              </w:rPr>
+              <w:t xml:space="preserve"> </w:t>
+            </w:r>
+            <w:proofErr w:type="spellStart"/>
+            <w:r>
+              <w:rPr>
+                <w:rFonts w:asciiTheme="majorBidi" w:hAnsiTheme="majorBidi" w:cstheme="majorBidi"/>
+                <w:sz w:val="32"/>
+                <w:szCs w:val="32"/>
+              </w:rPr>
+              <w:t>เมนู</w:t>
+            </w:r>
+            <w:proofErr w:type="spellEnd"/>
+            <w:r>
+              <w:rPr>
+                <w:rFonts w:asciiTheme="majorBidi" w:hAnsiTheme="majorBidi" w:cstheme="majorBidi"/>
+                <w:sz w:val="32"/>
+                <w:szCs w:val="32"/>
+              </w:rPr>
+              <w:t xml:space="preserve"> Sidebar </w:t>
+            </w:r>
+            <w:proofErr w:type="spellStart"/>
+            <w:r>
+              <w:rPr>
+                <w:rFonts w:asciiTheme="majorBidi" w:hAnsiTheme="majorBidi" w:cstheme="majorBidi"/>
+                <w:sz w:val="32"/>
+                <w:szCs w:val="32"/>
+              </w:rPr>
+              <w:t>ปรับขนาดตามหน้าจอ</w:t>
+            </w:r>
+            <w:proofErr w:type="spellEnd"/>
+            <w:r>
+              <w:rPr>
+                <w:rFonts w:asciiTheme="majorBidi" w:hAnsiTheme="majorBidi" w:cstheme="majorBidi"/>
+                <w:sz w:val="32"/>
+                <w:szCs w:val="32"/>
+              </w:rPr>
+              <w:t xml:space="preserve">  </w:t>
             </w:r>
           </w:p>
         </w:tc>
@@ -17201,6 +17649,7 @@
                 <w:szCs w:val="32"/>
               </w:rPr>
             </w:pPr>
+            <w:proofErr w:type="spellStart"/>
             <w:r>
               <w:rPr>
                 <w:rFonts w:asciiTheme="majorBidi" w:hAnsiTheme="majorBidi" w:cstheme="majorBidi"/>
@@ -17209,6 +17658,7 @@
               </w:rPr>
               <w:t>ผ่าน</w:t>
             </w:r>
+            <w:proofErr w:type="spellEnd"/>
           </w:p>
         </w:tc>
       </w:tr>
@@ -17455,13 +17905,41 @@
                 <w:szCs w:val="32"/>
               </w:rPr>
             </w:pPr>
-            <w:r>
-              <w:rPr>
-                <w:rFonts w:asciiTheme="majorBidi" w:hAnsiTheme="majorBidi" w:cstheme="majorBidi"/>
-                <w:sz w:val="32"/>
-                <w:szCs w:val="32"/>
-              </w:rPr>
-              <w:t xml:space="preserve">ข้อมูลหนังสือใหม่ปรากฏในตาราง และมีข้อความแจ้งเตือนว่าบันทึกสำเร็จ  </w:t>
+            <w:proofErr w:type="spellStart"/>
+            <w:r>
+              <w:rPr>
+                <w:rFonts w:asciiTheme="majorBidi" w:hAnsiTheme="majorBidi" w:cstheme="majorBidi"/>
+                <w:sz w:val="32"/>
+                <w:szCs w:val="32"/>
+              </w:rPr>
+              <w:t>ข้อมูลหนังสือใหม่ปรากฏในตาราง</w:t>
+            </w:r>
+            <w:proofErr w:type="spellEnd"/>
+            <w:r>
+              <w:rPr>
+                <w:rFonts w:asciiTheme="majorBidi" w:hAnsiTheme="majorBidi" w:cstheme="majorBidi"/>
+                <w:sz w:val="32"/>
+                <w:szCs w:val="32"/>
+              </w:rPr>
+              <w:t xml:space="preserve"> </w:t>
+            </w:r>
+            <w:proofErr w:type="spellStart"/>
+            <w:r>
+              <w:rPr>
+                <w:rFonts w:asciiTheme="majorBidi" w:hAnsiTheme="majorBidi" w:cstheme="majorBidi"/>
+                <w:sz w:val="32"/>
+                <w:szCs w:val="32"/>
+              </w:rPr>
+              <w:t>และมีข้อความแจ้งเตือนว่าบันทึกสำเร็จ</w:t>
+            </w:r>
+            <w:proofErr w:type="spellEnd"/>
+            <w:r>
+              <w:rPr>
+                <w:rFonts w:asciiTheme="majorBidi" w:hAnsiTheme="majorBidi" w:cstheme="majorBidi"/>
+                <w:sz w:val="32"/>
+                <w:szCs w:val="32"/>
+              </w:rPr>
+              <w:t xml:space="preserve">  </w:t>
             </w:r>
           </w:p>
         </w:tc>
@@ -17486,6 +17964,7 @@
                 <w:szCs w:val="32"/>
               </w:rPr>
             </w:pPr>
+            <w:proofErr w:type="spellStart"/>
             <w:r>
               <w:rPr>
                 <w:rFonts w:asciiTheme="majorBidi" w:hAnsiTheme="majorBidi" w:cstheme="majorBidi"/>
@@ -17494,6 +17973,7 @@
               </w:rPr>
               <w:t>ผ่าน</w:t>
             </w:r>
+            <w:proofErr w:type="spellEnd"/>
           </w:p>
         </w:tc>
       </w:tr>
@@ -17751,13 +18231,41 @@
                 <w:szCs w:val="32"/>
               </w:rPr>
             </w:pPr>
-            <w:r>
-              <w:rPr>
-                <w:rFonts w:asciiTheme="majorBidi" w:hAnsiTheme="majorBidi" w:cstheme="majorBidi"/>
-                <w:sz w:val="32"/>
-                <w:szCs w:val="32"/>
-              </w:rPr>
-              <w:t xml:space="preserve">ระบบไม่อนุญาตให้บันทึก และแสดงข้อความเตือนให้หรอกข้อมูลที่จำเป็น  </w:t>
+            <w:proofErr w:type="spellStart"/>
+            <w:r>
+              <w:rPr>
+                <w:rFonts w:asciiTheme="majorBidi" w:hAnsiTheme="majorBidi" w:cstheme="majorBidi"/>
+                <w:sz w:val="32"/>
+                <w:szCs w:val="32"/>
+              </w:rPr>
+              <w:t>ระบบไม่อนุญาตให้บันทึก</w:t>
+            </w:r>
+            <w:proofErr w:type="spellEnd"/>
+            <w:r>
+              <w:rPr>
+                <w:rFonts w:asciiTheme="majorBidi" w:hAnsiTheme="majorBidi" w:cstheme="majorBidi"/>
+                <w:sz w:val="32"/>
+                <w:szCs w:val="32"/>
+              </w:rPr>
+              <w:t xml:space="preserve"> </w:t>
+            </w:r>
+            <w:proofErr w:type="spellStart"/>
+            <w:r>
+              <w:rPr>
+                <w:rFonts w:asciiTheme="majorBidi" w:hAnsiTheme="majorBidi" w:cstheme="majorBidi"/>
+                <w:sz w:val="32"/>
+                <w:szCs w:val="32"/>
+              </w:rPr>
+              <w:t>และแสดงข้อความเตือนให้หรอกข้อมูลที่จำเป็น</w:t>
+            </w:r>
+            <w:proofErr w:type="spellEnd"/>
+            <w:r>
+              <w:rPr>
+                <w:rFonts w:asciiTheme="majorBidi" w:hAnsiTheme="majorBidi" w:cstheme="majorBidi"/>
+                <w:sz w:val="32"/>
+                <w:szCs w:val="32"/>
+              </w:rPr>
+              <w:t xml:space="preserve">  </w:t>
             </w:r>
           </w:p>
         </w:tc>
@@ -17782,6 +18290,7 @@
                 <w:szCs w:val="32"/>
               </w:rPr>
             </w:pPr>
+            <w:proofErr w:type="spellStart"/>
             <w:r>
               <w:rPr>
                 <w:rFonts w:asciiTheme="majorBidi" w:hAnsiTheme="majorBidi" w:cstheme="majorBidi"/>
@@ -17790,6 +18299,7 @@
               </w:rPr>
               <w:t>ผ่าน</w:t>
             </w:r>
+            <w:proofErr w:type="spellEnd"/>
           </w:p>
         </w:tc>
       </w:tr>
@@ -18010,13 +18520,41 @@
                 <w:szCs w:val="32"/>
               </w:rPr>
             </w:pPr>
-            <w:r>
-              <w:rPr>
-                <w:rFonts w:asciiTheme="majorBidi" w:hAnsiTheme="majorBidi" w:cstheme="majorBidi"/>
-                <w:sz w:val="32"/>
-                <w:szCs w:val="32"/>
-              </w:rPr>
-              <w:t xml:space="preserve">ระบบป้องกันการบันทึกข้อมูลซ้ำ และแจ้งเตือนผู้ใช้  </w:t>
+            <w:proofErr w:type="spellStart"/>
+            <w:r>
+              <w:rPr>
+                <w:rFonts w:asciiTheme="majorBidi" w:hAnsiTheme="majorBidi" w:cstheme="majorBidi"/>
+                <w:sz w:val="32"/>
+                <w:szCs w:val="32"/>
+              </w:rPr>
+              <w:t>ระบบป้องกันการบันทึกข้อมูลซ้ำ</w:t>
+            </w:r>
+            <w:proofErr w:type="spellEnd"/>
+            <w:r>
+              <w:rPr>
+                <w:rFonts w:asciiTheme="majorBidi" w:hAnsiTheme="majorBidi" w:cstheme="majorBidi"/>
+                <w:sz w:val="32"/>
+                <w:szCs w:val="32"/>
+              </w:rPr>
+              <w:t xml:space="preserve"> </w:t>
+            </w:r>
+            <w:proofErr w:type="spellStart"/>
+            <w:r>
+              <w:rPr>
+                <w:rFonts w:asciiTheme="majorBidi" w:hAnsiTheme="majorBidi" w:cstheme="majorBidi"/>
+                <w:sz w:val="32"/>
+                <w:szCs w:val="32"/>
+              </w:rPr>
+              <w:t>และแจ้งเตือนผู้ใช้</w:t>
+            </w:r>
+            <w:proofErr w:type="spellEnd"/>
+            <w:r>
+              <w:rPr>
+                <w:rFonts w:asciiTheme="majorBidi" w:hAnsiTheme="majorBidi" w:cstheme="majorBidi"/>
+                <w:sz w:val="32"/>
+                <w:szCs w:val="32"/>
+              </w:rPr>
+              <w:t xml:space="preserve">  </w:t>
             </w:r>
           </w:p>
         </w:tc>
@@ -18041,6 +18579,7 @@
                 <w:szCs w:val="32"/>
               </w:rPr>
             </w:pPr>
+            <w:proofErr w:type="spellStart"/>
             <w:r>
               <w:rPr>
                 <w:rFonts w:asciiTheme="majorBidi" w:hAnsiTheme="majorBidi" w:cstheme="majorBidi"/>
@@ -18049,6 +18588,7 @@
               </w:rPr>
               <w:t>ผ่าน</w:t>
             </w:r>
+            <w:proofErr w:type="spellEnd"/>
           </w:p>
         </w:tc>
       </w:tr>
@@ -18260,13 +18800,23 @@
                 <w:szCs w:val="32"/>
               </w:rPr>
             </w:pPr>
-            <w:r>
-              <w:rPr>
-                <w:rFonts w:asciiTheme="majorBidi" w:hAnsiTheme="majorBidi" w:cstheme="majorBidi"/>
-                <w:sz w:val="32"/>
-                <w:szCs w:val="32"/>
-              </w:rPr>
-              <w:t xml:space="preserve">ตารางแสดงเฉพาะรายชื่อหนังสือที่ตรงกับคำค้นหา  </w:t>
+            <w:proofErr w:type="spellStart"/>
+            <w:r>
+              <w:rPr>
+                <w:rFonts w:asciiTheme="majorBidi" w:hAnsiTheme="majorBidi" w:cstheme="majorBidi"/>
+                <w:sz w:val="32"/>
+                <w:szCs w:val="32"/>
+              </w:rPr>
+              <w:t>ตารางแสดงเฉพาะรายชื่อหนังสือที่ตรงกับคำค้นหา</w:t>
+            </w:r>
+            <w:proofErr w:type="spellEnd"/>
+            <w:r>
+              <w:rPr>
+                <w:rFonts w:asciiTheme="majorBidi" w:hAnsiTheme="majorBidi" w:cstheme="majorBidi"/>
+                <w:sz w:val="32"/>
+                <w:szCs w:val="32"/>
+              </w:rPr>
+              <w:t xml:space="preserve">  </w:t>
             </w:r>
           </w:p>
         </w:tc>
@@ -18291,6 +18841,7 @@
                 <w:szCs w:val="32"/>
               </w:rPr>
             </w:pPr>
+            <w:proofErr w:type="spellStart"/>
             <w:r>
               <w:rPr>
                 <w:rFonts w:asciiTheme="majorBidi" w:hAnsiTheme="majorBidi" w:cstheme="majorBidi"/>
@@ -18299,6 +18850,7 @@
               </w:rPr>
               <w:t>ผ่าน</w:t>
             </w:r>
+            <w:proofErr w:type="spellEnd"/>
           </w:p>
         </w:tc>
       </w:tr>
@@ -18484,13 +19036,23 @@
                 <w:szCs w:val="32"/>
               </w:rPr>
             </w:pPr>
-            <w:r>
-              <w:rPr>
-                <w:rFonts w:asciiTheme="majorBidi" w:hAnsiTheme="majorBidi" w:cstheme="majorBidi"/>
-                <w:sz w:val="32"/>
-                <w:szCs w:val="32"/>
-              </w:rPr>
-              <w:t xml:space="preserve">ระบบค้นหาและแสดงผลหนังสือเล่มตามเลขที่ค้นหา  </w:t>
+            <w:proofErr w:type="spellStart"/>
+            <w:r>
+              <w:rPr>
+                <w:rFonts w:asciiTheme="majorBidi" w:hAnsiTheme="majorBidi" w:cstheme="majorBidi"/>
+                <w:sz w:val="32"/>
+                <w:szCs w:val="32"/>
+              </w:rPr>
+              <w:t>ระบบค้นหาและแสดงผลหนังสือเล่มตามเลขที่ค้นหา</w:t>
+            </w:r>
+            <w:proofErr w:type="spellEnd"/>
+            <w:r>
+              <w:rPr>
+                <w:rFonts w:asciiTheme="majorBidi" w:hAnsiTheme="majorBidi" w:cstheme="majorBidi"/>
+                <w:sz w:val="32"/>
+                <w:szCs w:val="32"/>
+              </w:rPr>
+              <w:t xml:space="preserve">  </w:t>
             </w:r>
           </w:p>
         </w:tc>
@@ -18515,6 +19077,7 @@
                 <w:szCs w:val="32"/>
               </w:rPr>
             </w:pPr>
+            <w:proofErr w:type="spellStart"/>
             <w:r>
               <w:rPr>
                 <w:rFonts w:asciiTheme="majorBidi" w:hAnsiTheme="majorBidi" w:cstheme="majorBidi"/>
@@ -18523,6 +19086,7 @@
               </w:rPr>
               <w:t>ผ่าน</w:t>
             </w:r>
+            <w:proofErr w:type="spellEnd"/>
           </w:p>
         </w:tc>
       </w:tr>
@@ -18742,13 +19306,23 @@
                 <w:szCs w:val="32"/>
               </w:rPr>
             </w:pPr>
+            <w:proofErr w:type="spellStart"/>
             <w:r>
               <w:rPr>
                 <w:rFonts w:ascii="Angsana New" w:eastAsia="Angsana New" w:hAnsi="Angsana New" w:cs="Angsana New"/>
                 <w:sz w:val="32"/>
                 <w:szCs w:val="32"/>
               </w:rPr>
-              <w:t>ระบบแสดงข้อความว่า "No books found"</w:t>
+              <w:t>ระบบแสดงข้อความว่า</w:t>
+            </w:r>
+            <w:proofErr w:type="spellEnd"/>
+            <w:r>
+              <w:rPr>
+                <w:rFonts w:ascii="Angsana New" w:eastAsia="Angsana New" w:hAnsi="Angsana New" w:cs="Angsana New"/>
+                <w:sz w:val="32"/>
+                <w:szCs w:val="32"/>
+              </w:rPr>
+              <w:t xml:space="preserve"> "No books found"</w:t>
             </w:r>
           </w:p>
         </w:tc>
@@ -18773,6 +19347,7 @@
                 <w:szCs w:val="32"/>
               </w:rPr>
             </w:pPr>
+            <w:proofErr w:type="spellStart"/>
             <w:r>
               <w:rPr>
                 <w:rFonts w:ascii="Angsana New" w:eastAsia="Angsana New" w:hAnsi="Angsana New" w:cs="Angsana New"/>
@@ -18781,6 +19356,7 @@
               </w:rPr>
               <w:t>ผ่าน</w:t>
             </w:r>
+            <w:proofErr w:type="spellEnd"/>
           </w:p>
         </w:tc>
       </w:tr>
@@ -19009,6 +19585,7 @@
                 <w:szCs w:val="32"/>
               </w:rPr>
             </w:pPr>
+            <w:proofErr w:type="spellStart"/>
             <w:r>
               <w:rPr>
                 <w:rFonts w:ascii="Angsana New" w:eastAsia="Angsana New" w:hAnsi="Angsana New" w:cs="Angsana New"/>
@@ -19017,6 +19594,7 @@
               </w:rPr>
               <w:t>ระบบไม่แสดงข้อมูลหนังสือทั้งหมดออกมา</w:t>
             </w:r>
+            <w:proofErr w:type="spellEnd"/>
           </w:p>
         </w:tc>
         <w:tc>
@@ -19040,6 +19618,7 @@
                 <w:szCs w:val="32"/>
               </w:rPr>
             </w:pPr>
+            <w:proofErr w:type="spellStart"/>
             <w:r>
               <w:rPr>
                 <w:rFonts w:ascii="Angsana New" w:eastAsia="Angsana New" w:hAnsi="Angsana New" w:cs="Angsana New"/>
@@ -19048,6 +19627,7 @@
               </w:rPr>
               <w:t>ผ่าน</w:t>
             </w:r>
+            <w:proofErr w:type="spellEnd"/>
           </w:p>
         </w:tc>
       </w:tr>
@@ -19270,14 +19850,52 @@
                 <w:szCs w:val="32"/>
               </w:rPr>
             </w:pPr>
+            <w:proofErr w:type="spellStart"/>
             <w:r>
               <w:rPr>
                 <w:rFonts w:ascii="Angsana New" w:eastAsia="Angsana New" w:hAnsi="Angsana New" w:cs="Angsana New"/>
                 <w:sz w:val="32"/>
                 <w:szCs w:val="32"/>
               </w:rPr>
-              <w:t>ข้อมูลเปลี่ยนตามที่แก้ไข และ บันทึกลงฐานข้อมูลสำเร็จ</w:t>
-            </w:r>
+              <w:t>ข้อมูลเปลี่ยนตามที่แก้ไข</w:t>
+            </w:r>
+            <w:proofErr w:type="spellEnd"/>
+            <w:r>
+              <w:rPr>
+                <w:rFonts w:ascii="Angsana New" w:eastAsia="Angsana New" w:hAnsi="Angsana New" w:cs="Angsana New"/>
+                <w:sz w:val="32"/>
+                <w:szCs w:val="32"/>
+              </w:rPr>
+              <w:t xml:space="preserve"> </w:t>
+            </w:r>
+            <w:proofErr w:type="spellStart"/>
+            <w:r>
+              <w:rPr>
+                <w:rFonts w:ascii="Angsana New" w:eastAsia="Angsana New" w:hAnsi="Angsana New" w:cs="Angsana New"/>
+                <w:sz w:val="32"/>
+                <w:szCs w:val="32"/>
+              </w:rPr>
+              <w:t>และ</w:t>
+            </w:r>
+            <w:proofErr w:type="spellEnd"/>
+            <w:r>
+              <w:rPr>
+                <w:rFonts w:ascii="Angsana New" w:eastAsia="Angsana New" w:hAnsi="Angsana New" w:cs="Angsana New"/>
+                <w:sz w:val="32"/>
+                <w:szCs w:val="32"/>
+              </w:rPr>
+              <w:t xml:space="preserve"> </w:t>
+            </w:r>
+            <w:proofErr w:type="spellStart"/>
+            <w:r>
+              <w:rPr>
+                <w:rFonts w:ascii="Angsana New" w:eastAsia="Angsana New" w:hAnsi="Angsana New" w:cs="Angsana New"/>
+                <w:sz w:val="32"/>
+                <w:szCs w:val="32"/>
+              </w:rPr>
+              <w:t>บันทึกลงฐานข้อมูลสำเร็จ</w:t>
+            </w:r>
+            <w:proofErr w:type="spellEnd"/>
           </w:p>
         </w:tc>
         <w:tc>
@@ -19301,6 +19919,7 @@
                 <w:szCs w:val="32"/>
               </w:rPr>
             </w:pPr>
+            <w:proofErr w:type="spellStart"/>
             <w:r>
               <w:rPr>
                 <w:rFonts w:ascii="Angsana New" w:eastAsia="Angsana New" w:hAnsi="Angsana New" w:cs="Angsana New"/>
@@ -19309,6 +19928,7 @@
               </w:rPr>
               <w:t>ผ่าน</w:t>
             </w:r>
+            <w:proofErr w:type="spellEnd"/>
           </w:p>
         </w:tc>
       </w:tr>
@@ -19512,6 +20132,7 @@
                 <w:szCs w:val="32"/>
               </w:rPr>
             </w:pPr>
+            <w:proofErr w:type="spellStart"/>
             <w:r>
               <w:rPr>
                 <w:rFonts w:ascii="Angsana New" w:eastAsia="Angsana New" w:hAnsi="Angsana New" w:cs="Angsana New"/>
@@ -19520,6 +20141,7 @@
               </w:rPr>
               <w:t>ข้อมูลหนังสือถูกลบออกจากตารางและฐานข้อมูล</w:t>
             </w:r>
+            <w:proofErr w:type="spellEnd"/>
           </w:p>
         </w:tc>
         <w:tc>
@@ -19543,6 +20165,7 @@
                 <w:szCs w:val="32"/>
               </w:rPr>
             </w:pPr>
+            <w:proofErr w:type="spellStart"/>
             <w:r>
               <w:rPr>
                 <w:rFonts w:ascii="Angsana New" w:eastAsia="Angsana New" w:hAnsi="Angsana New" w:cs="Angsana New"/>
@@ -19551,6 +20174,7 @@
               </w:rPr>
               <w:t>ผ่าน</w:t>
             </w:r>
+            <w:proofErr w:type="spellEnd"/>
           </w:p>
         </w:tc>
       </w:tr>
@@ -19736,6 +20360,7 @@
                 <w:szCs w:val="32"/>
               </w:rPr>
             </w:pPr>
+            <w:proofErr w:type="spellStart"/>
             <w:r>
               <w:rPr>
                 <w:rFonts w:ascii="Angsana New" w:eastAsia="Angsana New" w:hAnsi="Angsana New" w:cs="Angsana New"/>
@@ -19744,6 +20369,7 @@
               </w:rPr>
               <w:t>ระบบไม่อนุญาตให้ลบหนังสือที่ติดรายการยืม</w:t>
             </w:r>
+            <w:proofErr w:type="spellEnd"/>
           </w:p>
         </w:tc>
         <w:tc>
@@ -19767,6 +20393,7 @@
                 <w:szCs w:val="32"/>
               </w:rPr>
             </w:pPr>
+            <w:proofErr w:type="spellStart"/>
             <w:r>
               <w:rPr>
                 <w:rFonts w:ascii="Angsana New" w:eastAsia="Angsana New" w:hAnsi="Angsana New" w:cs="Angsana New"/>
@@ -19775,6 +20402,7 @@
               </w:rPr>
               <w:t>ผ่าน</w:t>
             </w:r>
+            <w:proofErr w:type="spellEnd"/>
           </w:p>
         </w:tc>
       </w:tr>
@@ -20029,13 +20657,41 @@
                 <w:szCs w:val="32"/>
               </w:rPr>
             </w:pPr>
+            <w:proofErr w:type="spellStart"/>
             <w:r>
               <w:rPr>
                 <w:rFonts w:ascii="Angsana New" w:eastAsia="Angsana New" w:hAnsi="Angsana New" w:cs="Angsana New"/>
                 <w:sz w:val="32"/>
                 <w:szCs w:val="32"/>
               </w:rPr>
-              <w:t>ข้อมูลสมาชิกใหม่ปรากฏในตาราง และมีสถานะเริ่มต้นเป็น Active</w:t>
+              <w:t>ข้อมูลสมาชิกใหม่ปรากฏในตาราง</w:t>
+            </w:r>
+            <w:proofErr w:type="spellEnd"/>
+            <w:r>
+              <w:rPr>
+                <w:rFonts w:ascii="Angsana New" w:eastAsia="Angsana New" w:hAnsi="Angsana New" w:cs="Angsana New"/>
+                <w:sz w:val="32"/>
+                <w:szCs w:val="32"/>
+              </w:rPr>
+              <w:t xml:space="preserve"> </w:t>
+            </w:r>
+            <w:proofErr w:type="spellStart"/>
+            <w:r>
+              <w:rPr>
+                <w:rFonts w:ascii="Angsana New" w:eastAsia="Angsana New" w:hAnsi="Angsana New" w:cs="Angsana New"/>
+                <w:sz w:val="32"/>
+                <w:szCs w:val="32"/>
+              </w:rPr>
+              <w:t>และมีสถานะเริ่มต้นเป็น</w:t>
+            </w:r>
+            <w:proofErr w:type="spellEnd"/>
+            <w:r>
+              <w:rPr>
+                <w:rFonts w:ascii="Angsana New" w:eastAsia="Angsana New" w:hAnsi="Angsana New" w:cs="Angsana New"/>
+                <w:sz w:val="32"/>
+                <w:szCs w:val="32"/>
+              </w:rPr>
+              <w:t xml:space="preserve"> Active</w:t>
             </w:r>
           </w:p>
         </w:tc>
@@ -20060,6 +20716,7 @@
                 <w:szCs w:val="32"/>
               </w:rPr>
             </w:pPr>
+            <w:proofErr w:type="spellStart"/>
             <w:r>
               <w:rPr>
                 <w:rFonts w:ascii="Angsana New" w:eastAsia="Angsana New" w:hAnsi="Angsana New" w:cs="Angsana New"/>
@@ -20068,6 +20725,7 @@
               </w:rPr>
               <w:t>ผ่าน</w:t>
             </w:r>
+            <w:proofErr w:type="spellEnd"/>
           </w:p>
         </w:tc>
       </w:tr>
@@ -20289,14 +20947,34 @@
                 <w:szCs w:val="32"/>
               </w:rPr>
             </w:pPr>
+            <w:proofErr w:type="spellStart"/>
             <w:r>
               <w:rPr>
                 <w:rFonts w:ascii="Angsana New" w:eastAsia="Angsana New" w:hAnsi="Angsana New" w:cs="Angsana New"/>
                 <w:sz w:val="32"/>
                 <w:szCs w:val="32"/>
               </w:rPr>
-              <w:t>ระบบแจ้งเตือนว่าจำเป็นต้องกรอกชื่อ และไม่อนุญาตให้บันทึกค่าว่าง</w:t>
-            </w:r>
+              <w:t>ระบบแจ้งเตือนว่าจำเป็นต้องกรอกชื่อ</w:t>
+            </w:r>
+            <w:proofErr w:type="spellEnd"/>
+            <w:r>
+              <w:rPr>
+                <w:rFonts w:ascii="Angsana New" w:eastAsia="Angsana New" w:hAnsi="Angsana New" w:cs="Angsana New"/>
+                <w:sz w:val="32"/>
+                <w:szCs w:val="32"/>
+              </w:rPr>
+              <w:t xml:space="preserve"> </w:t>
+            </w:r>
+            <w:proofErr w:type="spellStart"/>
+            <w:r>
+              <w:rPr>
+                <w:rFonts w:ascii="Angsana New" w:eastAsia="Angsana New" w:hAnsi="Angsana New" w:cs="Angsana New"/>
+                <w:sz w:val="32"/>
+                <w:szCs w:val="32"/>
+              </w:rPr>
+              <w:t>และไม่อนุญาตให้บันทึกค่าว่าง</w:t>
+            </w:r>
+            <w:proofErr w:type="spellEnd"/>
           </w:p>
         </w:tc>
         <w:tc>
@@ -20320,6 +20998,7 @@
                 <w:szCs w:val="32"/>
               </w:rPr>
             </w:pPr>
+            <w:proofErr w:type="spellStart"/>
             <w:r>
               <w:rPr>
                 <w:rFonts w:ascii="Angsana New" w:eastAsia="Angsana New" w:hAnsi="Angsana New" w:cs="Angsana New"/>
@@ -20328,6 +21007,7 @@
               </w:rPr>
               <w:t>ผ่าน</w:t>
             </w:r>
+            <w:proofErr w:type="spellEnd"/>
           </w:p>
         </w:tc>
       </w:tr>
@@ -20548,6 +21228,7 @@
                 <w:szCs w:val="32"/>
               </w:rPr>
             </w:pPr>
+            <w:proofErr w:type="spellStart"/>
             <w:r>
               <w:rPr>
                 <w:rFonts w:ascii="Angsana New" w:eastAsia="Angsana New" w:hAnsi="Angsana New" w:cs="Angsana New"/>
@@ -20556,6 +21237,7 @@
               </w:rPr>
               <w:t>ระบบป้องกันไม่ให้ใช้รหัสซ้ำกัน</w:t>
             </w:r>
+            <w:proofErr w:type="spellEnd"/>
           </w:p>
         </w:tc>
         <w:tc>
@@ -20579,6 +21261,7 @@
                 <w:szCs w:val="32"/>
               </w:rPr>
             </w:pPr>
+            <w:proofErr w:type="spellStart"/>
             <w:r>
               <w:rPr>
                 <w:rFonts w:ascii="Angsana New" w:eastAsia="Angsana New" w:hAnsi="Angsana New" w:cs="Angsana New"/>
@@ -20587,6 +21270,7 @@
               </w:rPr>
               <w:t>ผ่าน</w:t>
             </w:r>
+            <w:proofErr w:type="spellEnd"/>
           </w:p>
         </w:tc>
       </w:tr>
@@ -20807,14 +21491,88 @@
                 <w:szCs w:val="32"/>
               </w:rPr>
             </w:pPr>
+            <w:proofErr w:type="spellStart"/>
             <w:r>
               <w:rPr>
                 <w:rFonts w:ascii="Angsana New" w:eastAsia="Angsana New" w:hAnsi="Angsana New" w:cs="Angsana New"/>
                 <w:sz w:val="32"/>
                 <w:szCs w:val="32"/>
               </w:rPr>
-              <w:t>ระบบยอมให้ผู้ใช้กรอกค่า Max Books ของ Student เกิน 3 เล่ม และบันทึกลงฐานข้อมูลได้</w:t>
-            </w:r>
+              <w:t>ระบบยอมให้ผู้ใช้กรอกค่า</w:t>
+            </w:r>
+            <w:proofErr w:type="spellEnd"/>
+            <w:r>
+              <w:rPr>
+                <w:rFonts w:ascii="Angsana New" w:eastAsia="Angsana New" w:hAnsi="Angsana New" w:cs="Angsana New"/>
+                <w:sz w:val="32"/>
+                <w:szCs w:val="32"/>
+              </w:rPr>
+              <w:t xml:space="preserve"> Max Books </w:t>
+            </w:r>
+            <w:proofErr w:type="spellStart"/>
+            <w:r>
+              <w:rPr>
+                <w:rFonts w:ascii="Angsana New" w:eastAsia="Angsana New" w:hAnsi="Angsana New" w:cs="Angsana New"/>
+                <w:sz w:val="32"/>
+                <w:szCs w:val="32"/>
+              </w:rPr>
+              <w:t>ของ</w:t>
+            </w:r>
+            <w:proofErr w:type="spellEnd"/>
+            <w:r>
+              <w:rPr>
+                <w:rFonts w:ascii="Angsana New" w:eastAsia="Angsana New" w:hAnsi="Angsana New" w:cs="Angsana New"/>
+                <w:sz w:val="32"/>
+                <w:szCs w:val="32"/>
+              </w:rPr>
+              <w:t xml:space="preserve"> Student </w:t>
+            </w:r>
+            <w:proofErr w:type="spellStart"/>
+            <w:r>
+              <w:rPr>
+                <w:rFonts w:ascii="Angsana New" w:eastAsia="Angsana New" w:hAnsi="Angsana New" w:cs="Angsana New"/>
+                <w:sz w:val="32"/>
+                <w:szCs w:val="32"/>
+              </w:rPr>
+              <w:t>เกิน</w:t>
+            </w:r>
+            <w:proofErr w:type="spellEnd"/>
+            <w:r>
+              <w:rPr>
+                <w:rFonts w:ascii="Angsana New" w:eastAsia="Angsana New" w:hAnsi="Angsana New" w:cs="Angsana New"/>
+                <w:sz w:val="32"/>
+                <w:szCs w:val="32"/>
+              </w:rPr>
+              <w:t xml:space="preserve"> 3 </w:t>
+            </w:r>
+            <w:proofErr w:type="spellStart"/>
+            <w:r>
+              <w:rPr>
+                <w:rFonts w:ascii="Angsana New" w:eastAsia="Angsana New" w:hAnsi="Angsana New" w:cs="Angsana New"/>
+                <w:sz w:val="32"/>
+                <w:szCs w:val="32"/>
+              </w:rPr>
+              <w:t>เล่ม</w:t>
+            </w:r>
+            <w:proofErr w:type="spellEnd"/>
+            <w:r>
+              <w:rPr>
+                <w:rFonts w:ascii="Angsana New" w:eastAsia="Angsana New" w:hAnsi="Angsana New" w:cs="Angsana New"/>
+                <w:sz w:val="32"/>
+                <w:szCs w:val="32"/>
+              </w:rPr>
+              <w:t xml:space="preserve"> </w:t>
+            </w:r>
+            <w:proofErr w:type="spellStart"/>
+            <w:r>
+              <w:rPr>
+                <w:rFonts w:ascii="Angsana New" w:eastAsia="Angsana New" w:hAnsi="Angsana New" w:cs="Angsana New"/>
+                <w:sz w:val="32"/>
+                <w:szCs w:val="32"/>
+              </w:rPr>
+              <w:t>และบันทึกลงฐานข้อมูลได้</w:t>
+            </w:r>
+            <w:proofErr w:type="spellEnd"/>
           </w:p>
         </w:tc>
         <w:tc>
@@ -20838,6 +21596,7 @@
                 <w:szCs w:val="32"/>
               </w:rPr>
             </w:pPr>
+            <w:proofErr w:type="spellStart"/>
             <w:r>
               <w:rPr>
                 <w:rFonts w:ascii="Angsana New" w:eastAsia="Angsana New" w:hAnsi="Angsana New" w:cs="Angsana New"/>
@@ -20846,6 +21605,7 @@
               </w:rPr>
               <w:t>ไม่ผ่าน</w:t>
             </w:r>
+            <w:proofErr w:type="spellEnd"/>
           </w:p>
         </w:tc>
       </w:tr>
@@ -21067,14 +21827,34 @@
                 <w:szCs w:val="32"/>
               </w:rPr>
             </w:pPr>
+            <w:proofErr w:type="spellStart"/>
             <w:r>
               <w:rPr>
                 <w:rFonts w:ascii="Angsana New" w:eastAsia="Angsana New" w:hAnsi="Angsana New" w:cs="Angsana New"/>
                 <w:sz w:val="32"/>
                 <w:szCs w:val="32"/>
               </w:rPr>
-              <w:t>ข้อมูลในตารางเปลี่ยนตามจริง และระบบแจ้งว่าแก้ไขสำเร็จ</w:t>
-            </w:r>
+              <w:t>ข้อมูลในตารางเปลี่ยนตามจริง</w:t>
+            </w:r>
+            <w:proofErr w:type="spellEnd"/>
+            <w:r>
+              <w:rPr>
+                <w:rFonts w:ascii="Angsana New" w:eastAsia="Angsana New" w:hAnsi="Angsana New" w:cs="Angsana New"/>
+                <w:sz w:val="32"/>
+                <w:szCs w:val="32"/>
+              </w:rPr>
+              <w:t xml:space="preserve"> </w:t>
+            </w:r>
+            <w:proofErr w:type="spellStart"/>
+            <w:r>
+              <w:rPr>
+                <w:rFonts w:ascii="Angsana New" w:eastAsia="Angsana New" w:hAnsi="Angsana New" w:cs="Angsana New"/>
+                <w:sz w:val="32"/>
+                <w:szCs w:val="32"/>
+              </w:rPr>
+              <w:t>และระบบแจ้งว่าแก้ไขสำเร็จ</w:t>
+            </w:r>
+            <w:proofErr w:type="spellEnd"/>
           </w:p>
         </w:tc>
         <w:tc>
@@ -21098,6 +21878,7 @@
                 <w:szCs w:val="32"/>
               </w:rPr>
             </w:pPr>
+            <w:proofErr w:type="spellStart"/>
             <w:r>
               <w:rPr>
                 <w:rFonts w:ascii="Angsana New" w:eastAsia="Angsana New" w:hAnsi="Angsana New" w:cs="Angsana New"/>
@@ -21106,6 +21887,7 @@
               </w:rPr>
               <w:t>ผ่าน</w:t>
             </w:r>
+            <w:proofErr w:type="spellEnd"/>
           </w:p>
         </w:tc>
       </w:tr>
@@ -21368,6 +22150,7 @@
                 <w:szCs w:val="32"/>
               </w:rPr>
             </w:pPr>
+            <w:proofErr w:type="spellStart"/>
             <w:r>
               <w:rPr>
                 <w:rFonts w:ascii="Angsana New" w:eastAsia="Angsana New" w:hAnsi="Angsana New" w:cs="Angsana New"/>
@@ -21376,6 +22159,7 @@
               </w:rPr>
               <w:t>ตัวเลือกประเภทสมาชิกของทั้งสองหน้าตรงกัน</w:t>
             </w:r>
+            <w:proofErr w:type="spellEnd"/>
           </w:p>
         </w:tc>
         <w:tc>
@@ -21399,6 +22183,7 @@
                 <w:szCs w:val="32"/>
               </w:rPr>
             </w:pPr>
+            <w:proofErr w:type="spellStart"/>
             <w:r>
               <w:rPr>
                 <w:rFonts w:ascii="Angsana New" w:eastAsia="Angsana New" w:hAnsi="Angsana New" w:cs="Angsana New"/>
@@ -21407,6 +22192,7 @@
               </w:rPr>
               <w:t>ผ่าน</w:t>
             </w:r>
+            <w:proofErr w:type="spellEnd"/>
           </w:p>
         </w:tc>
       </w:tr>
@@ -21671,14 +22457,34 @@
                 <w:szCs w:val="32"/>
               </w:rPr>
             </w:pPr>
+            <w:proofErr w:type="spellStart"/>
             <w:r>
               <w:rPr>
                 <w:rFonts w:ascii="Angsana New" w:eastAsia="Angsana New" w:hAnsi="Angsana New" w:cs="Angsana New"/>
                 <w:sz w:val="32"/>
                 <w:szCs w:val="32"/>
               </w:rPr>
-              <w:t>สถานะเปลี่ยนเป็น Suspended เพื่อเตรียมบล็อกการยืมหนังสือ</w:t>
-            </w:r>
+              <w:t>สถานะเปลี่ยนเป็น</w:t>
+            </w:r>
+            <w:proofErr w:type="spellEnd"/>
+            <w:r>
+              <w:rPr>
+                <w:rFonts w:ascii="Angsana New" w:eastAsia="Angsana New" w:hAnsi="Angsana New" w:cs="Angsana New"/>
+                <w:sz w:val="32"/>
+                <w:szCs w:val="32"/>
+              </w:rPr>
+              <w:t xml:space="preserve"> Suspended </w:t>
+            </w:r>
+            <w:proofErr w:type="spellStart"/>
+            <w:r>
+              <w:rPr>
+                <w:rFonts w:ascii="Angsana New" w:eastAsia="Angsana New" w:hAnsi="Angsana New" w:cs="Angsana New"/>
+                <w:sz w:val="32"/>
+                <w:szCs w:val="32"/>
+              </w:rPr>
+              <w:t>เพื่อเตรียมบล็อกการยืมหนังสือ</w:t>
+            </w:r>
+            <w:proofErr w:type="spellEnd"/>
           </w:p>
         </w:tc>
         <w:tc>
@@ -21702,6 +22508,7 @@
                 <w:szCs w:val="32"/>
               </w:rPr>
             </w:pPr>
+            <w:proofErr w:type="spellStart"/>
             <w:r>
               <w:rPr>
                 <w:rFonts w:ascii="Angsana New" w:eastAsia="Angsana New" w:hAnsi="Angsana New" w:cs="Angsana New"/>
@@ -21710,6 +22517,7 @@
               </w:rPr>
               <w:t>ผ่าน</w:t>
             </w:r>
+            <w:proofErr w:type="spellEnd"/>
           </w:p>
         </w:tc>
       </w:tr>
@@ -21904,13 +22712,41 @@
                 <w:szCs w:val="32"/>
               </w:rPr>
             </w:pPr>
+            <w:proofErr w:type="spellStart"/>
             <w:r>
               <w:rPr>
                 <w:rFonts w:ascii="Angsana New" w:eastAsia="Angsana New" w:hAnsi="Angsana New" w:cs="Angsana New"/>
                 <w:sz w:val="32"/>
                 <w:szCs w:val="32"/>
               </w:rPr>
-              <w:t>ไม่มีช่อง Search ปรากฏอยู่ในหน้า Member</w:t>
+              <w:t>ไม่มีช่อง</w:t>
+            </w:r>
+            <w:proofErr w:type="spellEnd"/>
+            <w:r>
+              <w:rPr>
+                <w:rFonts w:ascii="Angsana New" w:eastAsia="Angsana New" w:hAnsi="Angsana New" w:cs="Angsana New"/>
+                <w:sz w:val="32"/>
+                <w:szCs w:val="32"/>
+              </w:rPr>
+              <w:t xml:space="preserve"> Search </w:t>
+            </w:r>
+            <w:proofErr w:type="spellStart"/>
+            <w:r>
+              <w:rPr>
+                <w:rFonts w:ascii="Angsana New" w:eastAsia="Angsana New" w:hAnsi="Angsana New" w:cs="Angsana New"/>
+                <w:sz w:val="32"/>
+                <w:szCs w:val="32"/>
+              </w:rPr>
+              <w:t>ปรากฏอยู่ในหน้า</w:t>
+            </w:r>
+            <w:proofErr w:type="spellEnd"/>
+            <w:r>
+              <w:rPr>
+                <w:rFonts w:ascii="Angsana New" w:eastAsia="Angsana New" w:hAnsi="Angsana New" w:cs="Angsana New"/>
+                <w:sz w:val="32"/>
+                <w:szCs w:val="32"/>
+              </w:rPr>
+              <w:t xml:space="preserve"> Member</w:t>
             </w:r>
           </w:p>
         </w:tc>
@@ -21935,6 +22771,7 @@
                 <w:szCs w:val="32"/>
               </w:rPr>
             </w:pPr>
+            <w:proofErr w:type="spellStart"/>
             <w:r>
               <w:rPr>
                 <w:rFonts w:ascii="Angsana New" w:eastAsia="Angsana New" w:hAnsi="Angsana New" w:cs="Angsana New"/>
@@ -21943,6 +22780,7 @@
               </w:rPr>
               <w:t>ไม่ผ่าน</w:t>
             </w:r>
+            <w:proofErr w:type="spellEnd"/>
           </w:p>
         </w:tc>
       </w:tr>
@@ -22138,6 +22976,7 @@
                 <w:szCs w:val="32"/>
               </w:rPr>
             </w:pPr>
+            <w:proofErr w:type="spellStart"/>
             <w:r>
               <w:rPr>
                 <w:rFonts w:ascii="Angsana New" w:eastAsia="Angsana New" w:hAnsi="Angsana New" w:cs="Angsana New"/>
@@ -22146,6 +22985,7 @@
               </w:rPr>
               <w:t>ข้อมูลสมาชิกถูกลบออกจากตารางและฐานข้อมูล</w:t>
             </w:r>
+            <w:proofErr w:type="spellEnd"/>
           </w:p>
         </w:tc>
         <w:tc>
@@ -22169,6 +23009,7 @@
                 <w:szCs w:val="32"/>
               </w:rPr>
             </w:pPr>
+            <w:proofErr w:type="spellStart"/>
             <w:r>
               <w:rPr>
                 <w:rFonts w:ascii="Angsana New" w:eastAsia="Angsana New" w:hAnsi="Angsana New" w:cs="Angsana New"/>
@@ -22177,6 +23018,7 @@
               </w:rPr>
               <w:t>ผ่าน</w:t>
             </w:r>
+            <w:proofErr w:type="spellEnd"/>
           </w:p>
         </w:tc>
       </w:tr>
@@ -22371,6 +23213,7 @@
                 <w:szCs w:val="32"/>
               </w:rPr>
             </w:pPr>
+            <w:proofErr w:type="spellStart"/>
             <w:r>
               <w:rPr>
                 <w:rFonts w:ascii="Angsana New" w:eastAsia="Angsana New" w:hAnsi="Angsana New" w:cs="Angsana New"/>
@@ -22379,6 +23222,7 @@
               </w:rPr>
               <w:t>ระบบไม่อนุญาตให้ลบสมาชิก</w:t>
             </w:r>
+            <w:proofErr w:type="spellEnd"/>
           </w:p>
         </w:tc>
         <w:tc>
@@ -22402,6 +23246,7 @@
                 <w:szCs w:val="32"/>
               </w:rPr>
             </w:pPr>
+            <w:proofErr w:type="spellStart"/>
             <w:r>
               <w:rPr>
                 <w:rFonts w:ascii="Angsana New" w:eastAsia="Angsana New" w:hAnsi="Angsana New" w:cs="Angsana New"/>
@@ -22410,6 +23255,7 @@
               </w:rPr>
               <w:t>ผ่าน</w:t>
             </w:r>
+            <w:proofErr w:type="spellEnd"/>
           </w:p>
         </w:tc>
       </w:tr>
@@ -22656,13 +23502,41 @@
                 <w:szCs w:val="32"/>
               </w:rPr>
             </w:pPr>
+            <w:proofErr w:type="spellStart"/>
             <w:r>
               <w:rPr>
                 <w:rFonts w:ascii="Angsana New" w:eastAsia="Angsana New" w:hAnsi="Angsana New" w:cs="Angsana New"/>
                 <w:sz w:val="32"/>
                 <w:szCs w:val="32"/>
               </w:rPr>
-              <w:t>ระบบบันทึกรายการยืมสำเร็จ และแสดงในตารางด้วยสถานะ "Borrowed"</w:t>
+              <w:t>ระบบบันทึกรายการยืมสำเร็จ</w:t>
+            </w:r>
+            <w:proofErr w:type="spellEnd"/>
+            <w:r>
+              <w:rPr>
+                <w:rFonts w:ascii="Angsana New" w:eastAsia="Angsana New" w:hAnsi="Angsana New" w:cs="Angsana New"/>
+                <w:sz w:val="32"/>
+                <w:szCs w:val="32"/>
+              </w:rPr>
+              <w:t xml:space="preserve"> </w:t>
+            </w:r>
+            <w:proofErr w:type="spellStart"/>
+            <w:r>
+              <w:rPr>
+                <w:rFonts w:ascii="Angsana New" w:eastAsia="Angsana New" w:hAnsi="Angsana New" w:cs="Angsana New"/>
+                <w:sz w:val="32"/>
+                <w:szCs w:val="32"/>
+              </w:rPr>
+              <w:t>และแสดงในตารางด้วยสถานะ</w:t>
+            </w:r>
+            <w:proofErr w:type="spellEnd"/>
+            <w:r>
+              <w:rPr>
+                <w:rFonts w:ascii="Angsana New" w:eastAsia="Angsana New" w:hAnsi="Angsana New" w:cs="Angsana New"/>
+                <w:sz w:val="32"/>
+                <w:szCs w:val="32"/>
+              </w:rPr>
+              <w:t xml:space="preserve"> "Borrowed"</w:t>
             </w:r>
           </w:p>
         </w:tc>
@@ -22687,6 +23561,7 @@
                 <w:szCs w:val="32"/>
               </w:rPr>
             </w:pPr>
+            <w:proofErr w:type="spellStart"/>
             <w:r>
               <w:rPr>
                 <w:rFonts w:ascii="Angsana New" w:eastAsia="Angsana New" w:hAnsi="Angsana New" w:cs="Angsana New"/>
@@ -22695,6 +23570,7 @@
               </w:rPr>
               <w:t>ผ่าน</w:t>
             </w:r>
+            <w:proofErr w:type="spellEnd"/>
           </w:p>
         </w:tc>
       </w:tr>
@@ -22926,14 +23802,34 @@
                 <w:szCs w:val="32"/>
               </w:rPr>
             </w:pPr>
+            <w:proofErr w:type="spellStart"/>
             <w:r>
               <w:rPr>
                 <w:rFonts w:ascii="Angsana New" w:eastAsia="Angsana New" w:hAnsi="Angsana New" w:cs="Angsana New"/>
                 <w:sz w:val="32"/>
                 <w:szCs w:val="32"/>
               </w:rPr>
-              <w:t>สถานะในตารางเปลี่ยนเป็น "Returned" และมีการลงวันที่คืนหนังสือ</w:t>
-            </w:r>
+              <w:t>สถานะในตารางเปลี่ยนเป็น</w:t>
+            </w:r>
+            <w:proofErr w:type="spellEnd"/>
+            <w:r>
+              <w:rPr>
+                <w:rFonts w:ascii="Angsana New" w:eastAsia="Angsana New" w:hAnsi="Angsana New" w:cs="Angsana New"/>
+                <w:sz w:val="32"/>
+                <w:szCs w:val="32"/>
+              </w:rPr>
+              <w:t xml:space="preserve"> "Returned" </w:t>
+            </w:r>
+            <w:proofErr w:type="spellStart"/>
+            <w:r>
+              <w:rPr>
+                <w:rFonts w:ascii="Angsana New" w:eastAsia="Angsana New" w:hAnsi="Angsana New" w:cs="Angsana New"/>
+                <w:sz w:val="32"/>
+                <w:szCs w:val="32"/>
+              </w:rPr>
+              <w:t>และมีการลงวันที่คืนหนังสือ</w:t>
+            </w:r>
+            <w:proofErr w:type="spellEnd"/>
           </w:p>
         </w:tc>
         <w:tc>
@@ -22957,6 +23853,7 @@
                 <w:szCs w:val="32"/>
               </w:rPr>
             </w:pPr>
+            <w:proofErr w:type="spellStart"/>
             <w:r>
               <w:rPr>
                 <w:rFonts w:ascii="Angsana New" w:eastAsia="Angsana New" w:hAnsi="Angsana New" w:cs="Angsana New"/>
@@ -22965,6 +23862,7 @@
               </w:rPr>
               <w:t>ผ่าน</w:t>
             </w:r>
+            <w:proofErr w:type="spellEnd"/>
           </w:p>
         </w:tc>
       </w:tr>
@@ -23210,14 +24108,70 @@
                 <w:szCs w:val="32"/>
               </w:rPr>
             </w:pPr>
+            <w:proofErr w:type="spellStart"/>
             <w:r>
               <w:rPr>
                 <w:rFonts w:ascii="Angsana New" w:eastAsia="Angsana New" w:hAnsi="Angsana New" w:cs="Angsana New"/>
                 <w:sz w:val="32"/>
                 <w:szCs w:val="32"/>
               </w:rPr>
-              <w:t>จำนวน Avaliable Copies ลดลง 1 เล่ม</w:t>
-            </w:r>
+              <w:t>จำนวน</w:t>
+            </w:r>
+            <w:proofErr w:type="spellEnd"/>
+            <w:r>
+              <w:rPr>
+                <w:rFonts w:ascii="Angsana New" w:eastAsia="Angsana New" w:hAnsi="Angsana New" w:cs="Angsana New"/>
+                <w:sz w:val="32"/>
+                <w:szCs w:val="32"/>
+              </w:rPr>
+              <w:t xml:space="preserve"> </w:t>
+            </w:r>
+            <w:proofErr w:type="spellStart"/>
+            <w:r>
+              <w:rPr>
+                <w:rFonts w:ascii="Angsana New" w:eastAsia="Angsana New" w:hAnsi="Angsana New" w:cs="Angsana New"/>
+                <w:sz w:val="32"/>
+                <w:szCs w:val="32"/>
+              </w:rPr>
+              <w:t>Avaliable</w:t>
+            </w:r>
+            <w:proofErr w:type="spellEnd"/>
+            <w:r>
+              <w:rPr>
+                <w:rFonts w:ascii="Angsana New" w:eastAsia="Angsana New" w:hAnsi="Angsana New" w:cs="Angsana New"/>
+                <w:sz w:val="32"/>
+                <w:szCs w:val="32"/>
+              </w:rPr>
+              <w:t xml:space="preserve"> Copies </w:t>
+            </w:r>
+            <w:proofErr w:type="spellStart"/>
+            <w:r>
+              <w:rPr>
+                <w:rFonts w:ascii="Angsana New" w:eastAsia="Angsana New" w:hAnsi="Angsana New" w:cs="Angsana New"/>
+                <w:sz w:val="32"/>
+                <w:szCs w:val="32"/>
+              </w:rPr>
+              <w:t>ลดลง</w:t>
+            </w:r>
+            <w:proofErr w:type="spellEnd"/>
+            <w:r>
+              <w:rPr>
+                <w:rFonts w:ascii="Angsana New" w:eastAsia="Angsana New" w:hAnsi="Angsana New" w:cs="Angsana New"/>
+                <w:sz w:val="32"/>
+                <w:szCs w:val="32"/>
+              </w:rPr>
+              <w:t xml:space="preserve"> 1 </w:t>
+            </w:r>
+            <w:proofErr w:type="spellStart"/>
+            <w:r>
+              <w:rPr>
+                <w:rFonts w:ascii="Angsana New" w:eastAsia="Angsana New" w:hAnsi="Angsana New" w:cs="Angsana New"/>
+                <w:sz w:val="32"/>
+                <w:szCs w:val="32"/>
+              </w:rPr>
+              <w:t>เล่ม</w:t>
+            </w:r>
+            <w:proofErr w:type="spellEnd"/>
           </w:p>
         </w:tc>
         <w:tc>
@@ -23241,6 +24195,7 @@
                 <w:szCs w:val="32"/>
               </w:rPr>
             </w:pPr>
+            <w:proofErr w:type="spellStart"/>
             <w:r>
               <w:rPr>
                 <w:rFonts w:ascii="Angsana New" w:eastAsia="Angsana New" w:hAnsi="Angsana New" w:cs="Angsana New"/>
@@ -23249,6 +24204,7 @@
               </w:rPr>
               <w:t>ผ่าน</w:t>
             </w:r>
+            <w:proofErr w:type="spellEnd"/>
           </w:p>
         </w:tc>
       </w:tr>
@@ -23494,14 +24450,52 @@
                 <w:szCs w:val="32"/>
               </w:rPr>
             </w:pPr>
+            <w:proofErr w:type="spellStart"/>
             <w:r>
               <w:rPr>
                 <w:rFonts w:ascii="Angsana New" w:eastAsia="Angsana New" w:hAnsi="Angsana New" w:cs="Angsana New"/>
                 <w:sz w:val="32"/>
                 <w:szCs w:val="32"/>
               </w:rPr>
-              <w:t>จำนวน Available Copies เพิ่มกลับมา 1 เล่ม</w:t>
-            </w:r>
+              <w:t>จำนวน</w:t>
+            </w:r>
+            <w:proofErr w:type="spellEnd"/>
+            <w:r>
+              <w:rPr>
+                <w:rFonts w:ascii="Angsana New" w:eastAsia="Angsana New" w:hAnsi="Angsana New" w:cs="Angsana New"/>
+                <w:sz w:val="32"/>
+                <w:szCs w:val="32"/>
+              </w:rPr>
+              <w:t xml:space="preserve"> Available Copies </w:t>
+            </w:r>
+            <w:proofErr w:type="spellStart"/>
+            <w:r>
+              <w:rPr>
+                <w:rFonts w:ascii="Angsana New" w:eastAsia="Angsana New" w:hAnsi="Angsana New" w:cs="Angsana New"/>
+                <w:sz w:val="32"/>
+                <w:szCs w:val="32"/>
+              </w:rPr>
+              <w:t>เพิ่มกลับมา</w:t>
+            </w:r>
+            <w:proofErr w:type="spellEnd"/>
+            <w:r>
+              <w:rPr>
+                <w:rFonts w:ascii="Angsana New" w:eastAsia="Angsana New" w:hAnsi="Angsana New" w:cs="Angsana New"/>
+                <w:sz w:val="32"/>
+                <w:szCs w:val="32"/>
+              </w:rPr>
+              <w:t xml:space="preserve"> 1 </w:t>
+            </w:r>
+            <w:proofErr w:type="spellStart"/>
+            <w:r>
+              <w:rPr>
+                <w:rFonts w:ascii="Angsana New" w:eastAsia="Angsana New" w:hAnsi="Angsana New" w:cs="Angsana New"/>
+                <w:sz w:val="32"/>
+                <w:szCs w:val="32"/>
+              </w:rPr>
+              <w:t>เล่ม</w:t>
+            </w:r>
+            <w:proofErr w:type="spellEnd"/>
           </w:p>
         </w:tc>
         <w:tc>
@@ -23525,6 +24519,7 @@
                 <w:szCs w:val="32"/>
               </w:rPr>
             </w:pPr>
+            <w:proofErr w:type="spellStart"/>
             <w:r>
               <w:rPr>
                 <w:rFonts w:ascii="Angsana New" w:eastAsia="Angsana New" w:hAnsi="Angsana New" w:cs="Angsana New"/>
@@ -23533,6 +24528,7 @@
               </w:rPr>
               <w:t>ผ่าน</w:t>
             </w:r>
+            <w:proofErr w:type="spellEnd"/>
           </w:p>
         </w:tc>
       </w:tr>
@@ -23753,6 +24749,7 @@
                 <w:szCs w:val="32"/>
               </w:rPr>
             </w:pPr>
+            <w:proofErr w:type="spellStart"/>
             <w:r>
               <w:rPr>
                 <w:rFonts w:ascii="Angsana New" w:eastAsia="Angsana New" w:hAnsi="Angsana New" w:cs="Angsana New"/>
@@ -23761,6 +24758,7 @@
               </w:rPr>
               <w:t>ระบบไม่อนุญาตให้ยืมและแจ้งเตือนว่าเกินโควตา</w:t>
             </w:r>
+            <w:proofErr w:type="spellEnd"/>
           </w:p>
         </w:tc>
         <w:tc>
@@ -23784,6 +24782,7 @@
                 <w:szCs w:val="32"/>
               </w:rPr>
             </w:pPr>
+            <w:proofErr w:type="spellStart"/>
             <w:r>
               <w:rPr>
                 <w:rFonts w:ascii="Angsana New" w:eastAsia="Angsana New" w:hAnsi="Angsana New" w:cs="Angsana New"/>
@@ -23792,6 +24791,7 @@
               </w:rPr>
               <w:t>ผ่าน</w:t>
             </w:r>
+            <w:proofErr w:type="spellEnd"/>
           </w:p>
         </w:tc>
       </w:tr>
@@ -23960,6 +24960,7 @@
                 <w:szCs w:val="32"/>
               </w:rPr>
             </w:pPr>
+            <w:proofErr w:type="spellStart"/>
             <w:r>
               <w:rPr>
                 <w:rFonts w:ascii="Angsana New" w:eastAsia="Angsana New" w:hAnsi="Angsana New" w:cs="Angsana New"/>
@@ -23968,6 +24969,7 @@
               </w:rPr>
               <w:t>ระบบไม่อนุญาตให้ทำรายการยืมหนังสือ</w:t>
             </w:r>
+            <w:proofErr w:type="spellEnd"/>
           </w:p>
         </w:tc>
         <w:tc>
@@ -23991,6 +24993,7 @@
                 <w:szCs w:val="32"/>
               </w:rPr>
             </w:pPr>
+            <w:proofErr w:type="spellStart"/>
             <w:r>
               <w:rPr>
                 <w:rFonts w:ascii="Angsana New" w:eastAsia="Angsana New" w:hAnsi="Angsana New" w:cs="Angsana New"/>
@@ -23999,6 +25002,7 @@
               </w:rPr>
               <w:t>ผ่าน</w:t>
             </w:r>
+            <w:proofErr w:type="spellEnd"/>
           </w:p>
         </w:tc>
       </w:tr>
@@ -24167,6 +25171,7 @@
                 <w:szCs w:val="32"/>
               </w:rPr>
             </w:pPr>
+            <w:proofErr w:type="spellStart"/>
             <w:r>
               <w:rPr>
                 <w:rFonts w:ascii="Angsana New" w:eastAsia="Angsana New" w:hAnsi="Angsana New" w:cs="Angsana New"/>
@@ -24175,6 +25180,7 @@
               </w:rPr>
               <w:t>ระบบไม่อนุญาตให้สมาชิกที่ถูกระงับสิทธิ์ยืมหนังสือ</w:t>
             </w:r>
+            <w:proofErr w:type="spellEnd"/>
           </w:p>
         </w:tc>
         <w:tc>
@@ -24198,6 +25204,7 @@
                 <w:szCs w:val="32"/>
               </w:rPr>
             </w:pPr>
+            <w:proofErr w:type="spellStart"/>
             <w:r>
               <w:rPr>
                 <w:rFonts w:ascii="Angsana New" w:eastAsia="Angsana New" w:hAnsi="Angsana New" w:cs="Angsana New"/>
@@ -24206,6 +25213,7 @@
               </w:rPr>
               <w:t>ผ่าน</w:t>
             </w:r>
+            <w:proofErr w:type="spellEnd"/>
           </w:p>
         </w:tc>
       </w:tr>
@@ -24401,14 +25409,34 @@
                 <w:szCs w:val="32"/>
               </w:rPr>
             </w:pPr>
+            <w:proofErr w:type="spellStart"/>
             <w:r>
               <w:rPr>
                 <w:rFonts w:ascii="Angsana New" w:eastAsia="Angsana New" w:hAnsi="Angsana New" w:cs="Angsana New"/>
                 <w:sz w:val="32"/>
                 <w:szCs w:val="32"/>
               </w:rPr>
-              <w:t>ระบบไม่อนุญาตให้บันทึก และแจ้งเตือนเรื่องความผิดปกติของวันที่</w:t>
-            </w:r>
+              <w:t>ระบบไม่อนุญาตให้บันทึก</w:t>
+            </w:r>
+            <w:proofErr w:type="spellEnd"/>
+            <w:r>
+              <w:rPr>
+                <w:rFonts w:ascii="Angsana New" w:eastAsia="Angsana New" w:hAnsi="Angsana New" w:cs="Angsana New"/>
+                <w:sz w:val="32"/>
+                <w:szCs w:val="32"/>
+              </w:rPr>
+              <w:t xml:space="preserve"> </w:t>
+            </w:r>
+            <w:proofErr w:type="spellStart"/>
+            <w:r>
+              <w:rPr>
+                <w:rFonts w:ascii="Angsana New" w:eastAsia="Angsana New" w:hAnsi="Angsana New" w:cs="Angsana New"/>
+                <w:sz w:val="32"/>
+                <w:szCs w:val="32"/>
+              </w:rPr>
+              <w:t>และแจ้งเตือนเรื่องความผิดปกติของวันที่</w:t>
+            </w:r>
+            <w:proofErr w:type="spellEnd"/>
           </w:p>
         </w:tc>
         <w:tc>
@@ -24432,6 +25460,7 @@
                 <w:szCs w:val="32"/>
               </w:rPr>
             </w:pPr>
+            <w:proofErr w:type="spellStart"/>
             <w:r>
               <w:rPr>
                 <w:rFonts w:ascii="Angsana New" w:eastAsia="Angsana New" w:hAnsi="Angsana New" w:cs="Angsana New"/>
@@ -24440,6 +25469,7 @@
               </w:rPr>
               <w:t>ผ่าน</w:t>
             </w:r>
+            <w:proofErr w:type="spellEnd"/>
           </w:p>
         </w:tc>
       </w:tr>
@@ -24611,7 +25641,27 @@
                 <w:szCs w:val="32"/>
                 <w:cs/>
               </w:rPr>
-              <w:t xml:space="preserve">ระบบต้องอัปเดต </w:t>
+              <w:t>ระบบต้องอ</w:t>
+            </w:r>
+            <w:proofErr w:type="spellStart"/>
+            <w:r>
+              <w:rPr>
+                <w:rFonts w:asciiTheme="majorBidi" w:hAnsiTheme="majorBidi" w:cstheme="majorBidi"/>
+                <w:sz w:val="32"/>
+                <w:szCs w:val="32"/>
+                <w:cs/>
+              </w:rPr>
+              <w:t>ัป</w:t>
+            </w:r>
+            <w:proofErr w:type="spellEnd"/>
+            <w:r>
+              <w:rPr>
+                <w:rFonts w:asciiTheme="majorBidi" w:hAnsiTheme="majorBidi" w:cstheme="majorBidi"/>
+                <w:sz w:val="32"/>
+                <w:szCs w:val="32"/>
+                <w:cs/>
+              </w:rPr>
+              <w:t xml:space="preserve">เดต </w:t>
             </w:r>
             <w:r>
               <w:rPr>
@@ -24652,14 +25702,34 @@
                 <w:szCs w:val="32"/>
               </w:rPr>
             </w:pPr>
+            <w:proofErr w:type="spellStart"/>
             <w:r>
               <w:rPr>
                 <w:rFonts w:ascii="Angsana New" w:eastAsia="Angsana New" w:hAnsi="Angsana New" w:cs="Angsana New"/>
                 <w:sz w:val="32"/>
                 <w:szCs w:val="32"/>
               </w:rPr>
-              <w:t>ไม่พบปุ่ม 'Extend' บนหน้ารายการยืม</w:t>
-            </w:r>
+              <w:t>ไม่พบปุ่ม</w:t>
+            </w:r>
+            <w:proofErr w:type="spellEnd"/>
+            <w:r>
+              <w:rPr>
+                <w:rFonts w:ascii="Angsana New" w:eastAsia="Angsana New" w:hAnsi="Angsana New" w:cs="Angsana New"/>
+                <w:sz w:val="32"/>
+                <w:szCs w:val="32"/>
+              </w:rPr>
+              <w:t xml:space="preserve"> 'Extend' </w:t>
+            </w:r>
+            <w:proofErr w:type="spellStart"/>
+            <w:r>
+              <w:rPr>
+                <w:rFonts w:ascii="Angsana New" w:eastAsia="Angsana New" w:hAnsi="Angsana New" w:cs="Angsana New"/>
+                <w:sz w:val="32"/>
+                <w:szCs w:val="32"/>
+              </w:rPr>
+              <w:t>บนหน้ารายการยืม</w:t>
+            </w:r>
+            <w:proofErr w:type="spellEnd"/>
           </w:p>
         </w:tc>
         <w:tc>
@@ -24683,6 +25753,7 @@
                 <w:szCs w:val="32"/>
               </w:rPr>
             </w:pPr>
+            <w:proofErr w:type="spellStart"/>
             <w:r>
               <w:rPr>
                 <w:rFonts w:ascii="Angsana New" w:eastAsia="Angsana New" w:hAnsi="Angsana New" w:cs="Angsana New"/>
@@ -24691,6 +25762,7 @@
               </w:rPr>
               <w:t>ไม่ผ่าน</w:t>
             </w:r>
+            <w:proofErr w:type="spellEnd"/>
           </w:p>
         </w:tc>
       </w:tr>
@@ -24877,6 +25949,7 @@
                 <w:szCs w:val="32"/>
               </w:rPr>
             </w:pPr>
+            <w:proofErr w:type="spellStart"/>
             <w:r>
               <w:rPr>
                 <w:rFonts w:ascii="Angsana New" w:eastAsia="Angsana New" w:hAnsi="Angsana New" w:cs="Angsana New"/>
@@ -24885,6 +25958,7 @@
               </w:rPr>
               <w:t>ไม่พบปุ่มให้ดูรายละเอียด</w:t>
             </w:r>
+            <w:proofErr w:type="spellEnd"/>
           </w:p>
         </w:tc>
         <w:tc>
@@ -24908,6 +25982,7 @@
                 <w:szCs w:val="32"/>
               </w:rPr>
             </w:pPr>
+            <w:proofErr w:type="spellStart"/>
             <w:r>
               <w:rPr>
                 <w:rFonts w:ascii="Angsana New" w:eastAsia="Angsana New" w:hAnsi="Angsana New" w:cs="Angsana New"/>
@@ -24916,6 +25991,7 @@
               </w:rPr>
               <w:t>ไม่ผ่าน</w:t>
             </w:r>
+            <w:proofErr w:type="spellEnd"/>
           </w:p>
         </w:tc>
       </w:tr>
@@ -25152,14 +26228,52 @@
                 <w:szCs w:val="32"/>
               </w:rPr>
             </w:pPr>
+            <w:proofErr w:type="spellStart"/>
             <w:r>
               <w:rPr>
                 <w:rFonts w:ascii="Angsana New" w:eastAsia="Angsana New" w:hAnsi="Angsana New" w:cs="Angsana New"/>
                 <w:sz w:val="32"/>
                 <w:szCs w:val="32"/>
               </w:rPr>
-              <w:t>แสดงรายการที่ "เลยกำหนดส่ง" และยังไม่คืน</w:t>
-            </w:r>
+              <w:t>แสดงรายการที่</w:t>
+            </w:r>
+            <w:proofErr w:type="spellEnd"/>
+            <w:r>
+              <w:rPr>
+                <w:rFonts w:ascii="Angsana New" w:eastAsia="Angsana New" w:hAnsi="Angsana New" w:cs="Angsana New"/>
+                <w:sz w:val="32"/>
+                <w:szCs w:val="32"/>
+              </w:rPr>
+              <w:t xml:space="preserve"> "</w:t>
+            </w:r>
+            <w:proofErr w:type="spellStart"/>
+            <w:r>
+              <w:rPr>
+                <w:rFonts w:ascii="Angsana New" w:eastAsia="Angsana New" w:hAnsi="Angsana New" w:cs="Angsana New"/>
+                <w:sz w:val="32"/>
+                <w:szCs w:val="32"/>
+              </w:rPr>
+              <w:t>เลยกำหนดส่ง</w:t>
+            </w:r>
+            <w:proofErr w:type="spellEnd"/>
+            <w:r>
+              <w:rPr>
+                <w:rFonts w:ascii="Angsana New" w:eastAsia="Angsana New" w:hAnsi="Angsana New" w:cs="Angsana New"/>
+                <w:sz w:val="32"/>
+                <w:szCs w:val="32"/>
+              </w:rPr>
+              <w:t xml:space="preserve">" </w:t>
+            </w:r>
+            <w:proofErr w:type="spellStart"/>
+            <w:r>
+              <w:rPr>
+                <w:rFonts w:ascii="Angsana New" w:eastAsia="Angsana New" w:hAnsi="Angsana New" w:cs="Angsana New"/>
+                <w:sz w:val="32"/>
+                <w:szCs w:val="32"/>
+              </w:rPr>
+              <w:t>และยังไม่คืน</w:t>
+            </w:r>
+            <w:proofErr w:type="spellEnd"/>
           </w:p>
         </w:tc>
         <w:tc>
@@ -25183,6 +26297,7 @@
                 <w:szCs w:val="32"/>
               </w:rPr>
             </w:pPr>
+            <w:proofErr w:type="spellStart"/>
             <w:r>
               <w:rPr>
                 <w:rFonts w:ascii="Angsana New" w:eastAsia="Angsana New" w:hAnsi="Angsana New" w:cs="Angsana New"/>
@@ -25191,6 +26306,7 @@
               </w:rPr>
               <w:t>ผ่าน</w:t>
             </w:r>
+            <w:proofErr w:type="spellEnd"/>
           </w:p>
         </w:tc>
       </w:tr>
@@ -25445,6 +26561,7 @@
                 <w:szCs w:val="32"/>
               </w:rPr>
             </w:pPr>
+            <w:proofErr w:type="spellStart"/>
             <w:r>
               <w:rPr>
                 <w:rFonts w:ascii="Angsana New" w:eastAsia="Angsana New" w:hAnsi="Angsana New" w:cs="Angsana New"/>
@@ -25453,6 +26570,7 @@
               </w:rPr>
               <w:t>ระบบสามารถคำนวณและแสดงค่าปรับได้อย่างถูกต้องตามเงื่อนไข</w:t>
             </w:r>
+            <w:proofErr w:type="spellEnd"/>
           </w:p>
         </w:tc>
         <w:tc>
@@ -25476,6 +26594,7 @@
                 <w:szCs w:val="32"/>
               </w:rPr>
             </w:pPr>
+            <w:proofErr w:type="spellStart"/>
             <w:r>
               <w:rPr>
                 <w:rFonts w:ascii="Angsana New" w:eastAsia="Angsana New" w:hAnsi="Angsana New" w:cs="Angsana New"/>
@@ -25484,6 +26603,7 @@
               </w:rPr>
               <w:t>ผ่าน</w:t>
             </w:r>
+            <w:proofErr w:type="spellEnd"/>
           </w:p>
         </w:tc>
       </w:tr>
@@ -25669,13 +26789,23 @@
                 <w:szCs w:val="32"/>
               </w:rPr>
             </w:pPr>
+            <w:proofErr w:type="spellStart"/>
             <w:r>
               <w:rPr>
                 <w:rFonts w:ascii="Angsana New" w:eastAsia="Angsana New" w:hAnsi="Angsana New" w:cs="Angsana New"/>
                 <w:sz w:val="32"/>
                 <w:szCs w:val="32"/>
               </w:rPr>
-              <w:t>ระบบไม่แสดงข้อมูลหรือคอลัมน์ค่า Fine</w:t>
+              <w:t>ระบบไม่แสดงข้อมูลหรือคอลัมน์ค่า</w:t>
+            </w:r>
+            <w:proofErr w:type="spellEnd"/>
+            <w:r>
+              <w:rPr>
+                <w:rFonts w:ascii="Angsana New" w:eastAsia="Angsana New" w:hAnsi="Angsana New" w:cs="Angsana New"/>
+                <w:sz w:val="32"/>
+                <w:szCs w:val="32"/>
+              </w:rPr>
+              <w:t xml:space="preserve"> Fine</w:t>
             </w:r>
           </w:p>
         </w:tc>
@@ -25700,6 +26830,7 @@
                 <w:szCs w:val="32"/>
               </w:rPr>
             </w:pPr>
+            <w:proofErr w:type="spellStart"/>
             <w:r>
               <w:rPr>
                 <w:rFonts w:ascii="Angsana New" w:eastAsia="Angsana New" w:hAnsi="Angsana New" w:cs="Angsana New"/>
@@ -25708,6 +26839,7 @@
               </w:rPr>
               <w:t>ไม่ผ่าน</w:t>
             </w:r>
+            <w:proofErr w:type="spellEnd"/>
           </w:p>
         </w:tc>
       </w:tr>
@@ -25872,6 +27004,7 @@
               </w:rPr>
               <w:t xml:space="preserve"> "</w:t>
             </w:r>
+            <w:proofErr w:type="spellStart"/>
             <w:r>
               <w:rPr>
                 <w:rFonts w:asciiTheme="majorBidi" w:hAnsiTheme="majorBidi" w:cstheme="majorBidi"/>
@@ -25879,7 +27012,17 @@
                 <w:szCs w:val="32"/>
                 <w:cs/>
               </w:rPr>
-              <w:t>อัปเดตตามการยืมจริง</w:t>
+              <w:t>อัป</w:t>
+            </w:r>
+            <w:proofErr w:type="spellEnd"/>
+            <w:r>
+              <w:rPr>
+                <w:rFonts w:asciiTheme="majorBidi" w:hAnsiTheme="majorBidi" w:cstheme="majorBidi"/>
+                <w:sz w:val="32"/>
+                <w:szCs w:val="32"/>
+                <w:cs/>
+              </w:rPr>
+              <w:t>เดตตามการยืมจริง</w:t>
             </w:r>
             <w:r>
               <w:rPr>
@@ -25928,6 +27071,7 @@
                 <w:szCs w:val="32"/>
               </w:rPr>
             </w:pPr>
+            <w:proofErr w:type="spellStart"/>
             <w:r>
               <w:rPr>
                 <w:rFonts w:ascii="Angsana New" w:eastAsia="Angsana New" w:hAnsi="Angsana New" w:cs="Angsana New"/>
@@ -25936,6 +27080,7 @@
               </w:rPr>
               <w:t>ข้อมูลอัปเดตตามการยืมจริง</w:t>
             </w:r>
+            <w:proofErr w:type="spellEnd"/>
           </w:p>
         </w:tc>
         <w:tc>
@@ -25959,6 +27104,7 @@
                 <w:szCs w:val="32"/>
               </w:rPr>
             </w:pPr>
+            <w:proofErr w:type="spellStart"/>
             <w:r>
               <w:rPr>
                 <w:rFonts w:ascii="Angsana New" w:eastAsia="Angsana New" w:hAnsi="Angsana New" w:cs="Angsana New"/>
@@ -25967,6 +27113,7 @@
               </w:rPr>
               <w:t>ผ่าน</w:t>
             </w:r>
+            <w:proofErr w:type="spellEnd"/>
           </w:p>
         </w:tc>
       </w:tr>
@@ -26178,14 +27325,70 @@
                 <w:szCs w:val="32"/>
               </w:rPr>
             </w:pPr>
+            <w:proofErr w:type="spellStart"/>
             <w:r>
               <w:rPr>
                 <w:rFonts w:ascii="Angsana New" w:eastAsia="Angsana New" w:hAnsi="Angsana New" w:cs="Angsana New"/>
                 <w:sz w:val="32"/>
                 <w:szCs w:val="32"/>
               </w:rPr>
-              <w:t>ระบบสามารถแสดงข้อมูลหนังสือ 5 อันดับแรก โดยดึงข้อมูล และอัปเดตตามสถิติการยืมจริง</w:t>
-            </w:r>
+              <w:t>ระบบสามารถแสดงข้อมูลหนังสือ</w:t>
+            </w:r>
+            <w:proofErr w:type="spellEnd"/>
+            <w:r>
+              <w:rPr>
+                <w:rFonts w:ascii="Angsana New" w:eastAsia="Angsana New" w:hAnsi="Angsana New" w:cs="Angsana New"/>
+                <w:sz w:val="32"/>
+                <w:szCs w:val="32"/>
+              </w:rPr>
+              <w:t xml:space="preserve"> 5 </w:t>
+            </w:r>
+            <w:proofErr w:type="spellStart"/>
+            <w:r>
+              <w:rPr>
+                <w:rFonts w:ascii="Angsana New" w:eastAsia="Angsana New" w:hAnsi="Angsana New" w:cs="Angsana New"/>
+                <w:sz w:val="32"/>
+                <w:szCs w:val="32"/>
+              </w:rPr>
+              <w:t>อันดับแรก</w:t>
+            </w:r>
+            <w:proofErr w:type="spellEnd"/>
+            <w:r>
+              <w:rPr>
+                <w:rFonts w:ascii="Angsana New" w:eastAsia="Angsana New" w:hAnsi="Angsana New" w:cs="Angsana New"/>
+                <w:sz w:val="32"/>
+                <w:szCs w:val="32"/>
+              </w:rPr>
+              <w:t xml:space="preserve"> </w:t>
+            </w:r>
+            <w:proofErr w:type="spellStart"/>
+            <w:r>
+              <w:rPr>
+                <w:rFonts w:ascii="Angsana New" w:eastAsia="Angsana New" w:hAnsi="Angsana New" w:cs="Angsana New"/>
+                <w:sz w:val="32"/>
+                <w:szCs w:val="32"/>
+              </w:rPr>
+              <w:t>โดยดึงข้อมูล</w:t>
+            </w:r>
+            <w:proofErr w:type="spellEnd"/>
+            <w:r>
+              <w:rPr>
+                <w:rFonts w:ascii="Angsana New" w:eastAsia="Angsana New" w:hAnsi="Angsana New" w:cs="Angsana New"/>
+                <w:sz w:val="32"/>
+                <w:szCs w:val="32"/>
+              </w:rPr>
+              <w:t xml:space="preserve"> </w:t>
+            </w:r>
+            <w:proofErr w:type="spellStart"/>
+            <w:r>
+              <w:rPr>
+                <w:rFonts w:ascii="Angsana New" w:eastAsia="Angsana New" w:hAnsi="Angsana New" w:cs="Angsana New"/>
+                <w:sz w:val="32"/>
+                <w:szCs w:val="32"/>
+              </w:rPr>
+              <w:t>และอัปเดตตามสถิติการยืมจริง</w:t>
+            </w:r>
+            <w:proofErr w:type="spellEnd"/>
           </w:p>
         </w:tc>
         <w:tc>
@@ -26209,6 +27412,7 @@
                 <w:szCs w:val="32"/>
               </w:rPr>
             </w:pPr>
+            <w:proofErr w:type="spellStart"/>
             <w:r>
               <w:rPr>
                 <w:rFonts w:ascii="Angsana New" w:eastAsia="Angsana New" w:hAnsi="Angsana New" w:cs="Angsana New"/>
@@ -26217,6 +27421,7 @@
               </w:rPr>
               <w:t>ผ่าน</w:t>
             </w:r>
+            <w:proofErr w:type="spellEnd"/>
           </w:p>
         </w:tc>
       </w:tr>
@@ -26437,13 +27642,41 @@
                 <w:szCs w:val="32"/>
               </w:rPr>
             </w:pPr>
+            <w:proofErr w:type="spellStart"/>
             <w:r>
               <w:rPr>
                 <w:rFonts w:ascii="Angsana New" w:eastAsia="Angsana New" w:hAnsi="Angsana New" w:cs="Angsana New"/>
                 <w:sz w:val="32"/>
                 <w:szCs w:val="32"/>
               </w:rPr>
-              <w:t>ตาราง Overdue แสดงว่า "No overdue books"</w:t>
+              <w:t>ตาราง</w:t>
+            </w:r>
+            <w:proofErr w:type="spellEnd"/>
+            <w:r>
+              <w:rPr>
+                <w:rFonts w:ascii="Angsana New" w:eastAsia="Angsana New" w:hAnsi="Angsana New" w:cs="Angsana New"/>
+                <w:sz w:val="32"/>
+                <w:szCs w:val="32"/>
+              </w:rPr>
+              <w:t xml:space="preserve"> Overdue </w:t>
+            </w:r>
+            <w:proofErr w:type="spellStart"/>
+            <w:r>
+              <w:rPr>
+                <w:rFonts w:ascii="Angsana New" w:eastAsia="Angsana New" w:hAnsi="Angsana New" w:cs="Angsana New"/>
+                <w:sz w:val="32"/>
+                <w:szCs w:val="32"/>
+              </w:rPr>
+              <w:t>แสดงว่า</w:t>
+            </w:r>
+            <w:proofErr w:type="spellEnd"/>
+            <w:r>
+              <w:rPr>
+                <w:rFonts w:ascii="Angsana New" w:eastAsia="Angsana New" w:hAnsi="Angsana New" w:cs="Angsana New"/>
+                <w:sz w:val="32"/>
+                <w:szCs w:val="32"/>
+              </w:rPr>
+              <w:t xml:space="preserve"> "No overdue books"</w:t>
             </w:r>
           </w:p>
         </w:tc>
@@ -26468,6 +27701,7 @@
                 <w:szCs w:val="32"/>
               </w:rPr>
             </w:pPr>
+            <w:proofErr w:type="spellStart"/>
             <w:r>
               <w:rPr>
                 <w:rFonts w:ascii="Angsana New" w:eastAsia="Angsana New" w:hAnsi="Angsana New" w:cs="Angsana New"/>
@@ -26476,6 +27710,7 @@
               </w:rPr>
               <w:t>ผ่าน</w:t>
             </w:r>
+            <w:proofErr w:type="spellEnd"/>
           </w:p>
         </w:tc>
       </w:tr>
@@ -26644,13 +27879,41 @@
                 <w:szCs w:val="32"/>
               </w:rPr>
             </w:pPr>
-            <w:r>
-              <w:rPr>
-                <w:rFonts w:asciiTheme="majorBidi" w:hAnsiTheme="majorBidi" w:cstheme="majorBidi"/>
-                <w:sz w:val="32"/>
-                <w:szCs w:val="32"/>
-              </w:rPr>
-              <w:t xml:space="preserve">ไม่พบการแสดงผลกราฟหรือสถิติใดๆ ในหน้า Reports  </w:t>
+            <w:proofErr w:type="spellStart"/>
+            <w:r>
+              <w:rPr>
+                <w:rFonts w:asciiTheme="majorBidi" w:hAnsiTheme="majorBidi" w:cstheme="majorBidi"/>
+                <w:sz w:val="32"/>
+                <w:szCs w:val="32"/>
+              </w:rPr>
+              <w:t>ไม่พบการแสดงผลกราฟหรือสถิติใดๆ</w:t>
+            </w:r>
+            <w:proofErr w:type="spellEnd"/>
+            <w:r>
+              <w:rPr>
+                <w:rFonts w:asciiTheme="majorBidi" w:hAnsiTheme="majorBidi" w:cstheme="majorBidi"/>
+                <w:sz w:val="32"/>
+                <w:szCs w:val="32"/>
+              </w:rPr>
+              <w:t xml:space="preserve"> </w:t>
+            </w:r>
+            <w:proofErr w:type="spellStart"/>
+            <w:r>
+              <w:rPr>
+                <w:rFonts w:asciiTheme="majorBidi" w:hAnsiTheme="majorBidi" w:cstheme="majorBidi"/>
+                <w:sz w:val="32"/>
+                <w:szCs w:val="32"/>
+              </w:rPr>
+              <w:t>ในหน้า</w:t>
+            </w:r>
+            <w:proofErr w:type="spellEnd"/>
+            <w:r>
+              <w:rPr>
+                <w:rFonts w:asciiTheme="majorBidi" w:hAnsiTheme="majorBidi" w:cstheme="majorBidi"/>
+                <w:sz w:val="32"/>
+                <w:szCs w:val="32"/>
+              </w:rPr>
+              <w:t xml:space="preserve"> Reports  </w:t>
             </w:r>
           </w:p>
         </w:tc>
@@ -26675,6 +27938,7 @@
                 <w:szCs w:val="32"/>
               </w:rPr>
             </w:pPr>
+            <w:proofErr w:type="spellStart"/>
             <w:r>
               <w:rPr>
                 <w:rFonts w:asciiTheme="majorBidi" w:hAnsiTheme="majorBidi" w:cstheme="majorBidi"/>
@@ -26683,6 +27947,7 @@
               </w:rPr>
               <w:t>ไม่ผ่าน</w:t>
             </w:r>
+            <w:proofErr w:type="spellEnd"/>
           </w:p>
         </w:tc>
       </w:tr>
@@ -26885,14 +28150,70 @@
                 <w:szCs w:val="32"/>
               </w:rPr>
             </w:pPr>
+            <w:proofErr w:type="spellStart"/>
             <w:r>
               <w:rPr>
                 <w:rFonts w:ascii="Angsana New" w:eastAsia="Angsana New" w:hAnsi="Angsana New" w:cs="Angsana New"/>
                 <w:sz w:val="32"/>
                 <w:szCs w:val="32"/>
               </w:rPr>
-              <w:t>ไม่มีปุ่ม Print หรือ Export ในหน้า UI ตามเงื่อนไข</w:t>
-            </w:r>
+              <w:t>ไม่มีปุ่ม</w:t>
+            </w:r>
+            <w:proofErr w:type="spellEnd"/>
+            <w:r>
+              <w:rPr>
+                <w:rFonts w:ascii="Angsana New" w:eastAsia="Angsana New" w:hAnsi="Angsana New" w:cs="Angsana New"/>
+                <w:sz w:val="32"/>
+                <w:szCs w:val="32"/>
+              </w:rPr>
+              <w:t xml:space="preserve"> Print </w:t>
+            </w:r>
+            <w:proofErr w:type="spellStart"/>
+            <w:r>
+              <w:rPr>
+                <w:rFonts w:ascii="Angsana New" w:eastAsia="Angsana New" w:hAnsi="Angsana New" w:cs="Angsana New"/>
+                <w:sz w:val="32"/>
+                <w:szCs w:val="32"/>
+              </w:rPr>
+              <w:t>หรือ</w:t>
+            </w:r>
+            <w:proofErr w:type="spellEnd"/>
+            <w:r>
+              <w:rPr>
+                <w:rFonts w:ascii="Angsana New" w:eastAsia="Angsana New" w:hAnsi="Angsana New" w:cs="Angsana New"/>
+                <w:sz w:val="32"/>
+                <w:szCs w:val="32"/>
+              </w:rPr>
+              <w:t xml:space="preserve"> Export </w:t>
+            </w:r>
+            <w:proofErr w:type="spellStart"/>
+            <w:r>
+              <w:rPr>
+                <w:rFonts w:ascii="Angsana New" w:eastAsia="Angsana New" w:hAnsi="Angsana New" w:cs="Angsana New"/>
+                <w:sz w:val="32"/>
+                <w:szCs w:val="32"/>
+              </w:rPr>
+              <w:t>ในหน้า</w:t>
+            </w:r>
+            <w:proofErr w:type="spellEnd"/>
+            <w:r>
+              <w:rPr>
+                <w:rFonts w:ascii="Angsana New" w:eastAsia="Angsana New" w:hAnsi="Angsana New" w:cs="Angsana New"/>
+                <w:sz w:val="32"/>
+                <w:szCs w:val="32"/>
+              </w:rPr>
+              <w:t xml:space="preserve"> UI </w:t>
+            </w:r>
+            <w:proofErr w:type="spellStart"/>
+            <w:r>
+              <w:rPr>
+                <w:rFonts w:ascii="Angsana New" w:eastAsia="Angsana New" w:hAnsi="Angsana New" w:cs="Angsana New"/>
+                <w:sz w:val="32"/>
+                <w:szCs w:val="32"/>
+              </w:rPr>
+              <w:t>ตามเงื่อนไข</w:t>
+            </w:r>
+            <w:proofErr w:type="spellEnd"/>
           </w:p>
         </w:tc>
         <w:tc>
@@ -26916,6 +28237,7 @@
                 <w:szCs w:val="32"/>
               </w:rPr>
             </w:pPr>
+            <w:proofErr w:type="spellStart"/>
             <w:r>
               <w:rPr>
                 <w:rFonts w:asciiTheme="majorBidi" w:hAnsiTheme="majorBidi" w:cstheme="majorBidi"/>
@@ -26924,6 +28246,7 @@
               </w:rPr>
               <w:t>ไม่ผ่าน</w:t>
             </w:r>
+            <w:proofErr w:type="spellEnd"/>
           </w:p>
         </w:tc>
       </w:tr>
@@ -27135,14 +28458,34 @@
                 <w:szCs w:val="32"/>
               </w:rPr>
             </w:pPr>
+            <w:proofErr w:type="spellStart"/>
             <w:r>
               <w:rPr>
                 <w:rFonts w:ascii="Angsana New" w:eastAsia="Angsana New" w:hAnsi="Angsana New" w:cs="Angsana New"/>
                 <w:sz w:val="32"/>
                 <w:szCs w:val="32"/>
               </w:rPr>
-              <w:t>ชื่อปรากฏในหน้า Reports ที่ข้อมูลตรงตามเงื่อนไข</w:t>
-            </w:r>
+              <w:t>ชื่อปรากฏในหน้า</w:t>
+            </w:r>
+            <w:proofErr w:type="spellEnd"/>
+            <w:r>
+              <w:rPr>
+                <w:rFonts w:ascii="Angsana New" w:eastAsia="Angsana New" w:hAnsi="Angsana New" w:cs="Angsana New"/>
+                <w:sz w:val="32"/>
+                <w:szCs w:val="32"/>
+              </w:rPr>
+              <w:t xml:space="preserve"> Reports </w:t>
+            </w:r>
+            <w:proofErr w:type="spellStart"/>
+            <w:r>
+              <w:rPr>
+                <w:rFonts w:ascii="Angsana New" w:eastAsia="Angsana New" w:hAnsi="Angsana New" w:cs="Angsana New"/>
+                <w:sz w:val="32"/>
+                <w:szCs w:val="32"/>
+              </w:rPr>
+              <w:t>ที่ข้อมูลตรงตามเงื่อนไข</w:t>
+            </w:r>
+            <w:proofErr w:type="spellEnd"/>
           </w:p>
         </w:tc>
         <w:tc>
@@ -27166,6 +28509,7 @@
                 <w:szCs w:val="32"/>
               </w:rPr>
             </w:pPr>
+            <w:proofErr w:type="spellStart"/>
             <w:r>
               <w:rPr>
                 <w:rFonts w:asciiTheme="majorBidi" w:hAnsiTheme="majorBidi" w:cstheme="majorBidi"/>
@@ -27174,6 +28518,7 @@
               </w:rPr>
               <w:t>ผ่าน</w:t>
             </w:r>
+            <w:proofErr w:type="spellEnd"/>
           </w:p>
         </w:tc>
       </w:tr>
@@ -27342,13 +28687,41 @@
                 <w:szCs w:val="32"/>
               </w:rPr>
             </w:pPr>
+            <w:proofErr w:type="spellStart"/>
             <w:r>
               <w:rPr>
                 <w:rFonts w:ascii="Angsana New" w:eastAsia="Angsana New" w:hAnsi="Angsana New" w:cs="Angsana New"/>
                 <w:sz w:val="32"/>
                 <w:szCs w:val="32"/>
               </w:rPr>
-              <w:t>ระบบแสดงยอดรวมของหนังสือ/สมาชิกตรงหน้า Dashboard</w:t>
+              <w:t>ระบบแสดงยอดรวมของหนังสือ</w:t>
+            </w:r>
+            <w:proofErr w:type="spellEnd"/>
+            <w:r>
+              <w:rPr>
+                <w:rFonts w:ascii="Angsana New" w:eastAsia="Angsana New" w:hAnsi="Angsana New" w:cs="Angsana New"/>
+                <w:sz w:val="32"/>
+                <w:szCs w:val="32"/>
+              </w:rPr>
+              <w:t>/</w:t>
+            </w:r>
+            <w:proofErr w:type="spellStart"/>
+            <w:r>
+              <w:rPr>
+                <w:rFonts w:ascii="Angsana New" w:eastAsia="Angsana New" w:hAnsi="Angsana New" w:cs="Angsana New"/>
+                <w:sz w:val="32"/>
+                <w:szCs w:val="32"/>
+              </w:rPr>
+              <w:t>สมาชิกตรงหน้า</w:t>
+            </w:r>
+            <w:proofErr w:type="spellEnd"/>
+            <w:r>
+              <w:rPr>
+                <w:rFonts w:ascii="Angsana New" w:eastAsia="Angsana New" w:hAnsi="Angsana New" w:cs="Angsana New"/>
+                <w:sz w:val="32"/>
+                <w:szCs w:val="32"/>
+              </w:rPr>
+              <w:t xml:space="preserve"> Dashboard</w:t>
             </w:r>
           </w:p>
         </w:tc>
@@ -27373,6 +28746,7 @@
                 <w:szCs w:val="32"/>
               </w:rPr>
             </w:pPr>
+            <w:proofErr w:type="spellStart"/>
             <w:r>
               <w:rPr>
                 <w:rFonts w:asciiTheme="majorBidi" w:hAnsiTheme="majorBidi" w:cstheme="majorBidi"/>
@@ -27381,6 +28755,7 @@
               </w:rPr>
               <w:t>ผ่าน</w:t>
             </w:r>
+            <w:proofErr w:type="spellEnd"/>
           </w:p>
         </w:tc>
       </w:tr>
@@ -27404,6 +28779,7 @@
         </w:rPr>
       </w:pPr>
       <w:bookmarkStart w:id="20" w:name="_Toc226336977"/>
+      <w:proofErr w:type="spellStart"/>
       <w:r>
         <w:rPr>
           <w:rFonts w:ascii="Angsana New" w:eastAsia="Angsana New" w:hAnsi="Angsana New" w:cs="Angsana New"/>
@@ -27413,7 +28789,40 @@
           <w:szCs w:val="40"/>
         </w:rPr>
         <w:lastRenderedPageBreak/>
-        <w:t>บทที่ 5: รายงานข้อผิดพลาด (Bug Reports)</w:t>
+        <w:t>บทที่</w:t>
+      </w:r>
+      <w:proofErr w:type="spellEnd"/>
+      <w:r>
+        <w:rPr>
+          <w:rFonts w:ascii="Angsana New" w:eastAsia="Angsana New" w:hAnsi="Angsana New" w:cs="Angsana New"/>
+          <w:b/>
+          <w:bCs/>
+          <w:color w:val="auto"/>
+          <w:szCs w:val="40"/>
+        </w:rPr>
+        <w:t xml:space="preserve"> 5: </w:t>
+      </w:r>
+      <w:proofErr w:type="spellStart"/>
+      <w:r>
+        <w:rPr>
+          <w:rFonts w:ascii="Angsana New" w:eastAsia="Angsana New" w:hAnsi="Angsana New" w:cs="Angsana New"/>
+          <w:b/>
+          <w:bCs/>
+          <w:color w:val="auto"/>
+          <w:szCs w:val="40"/>
+        </w:rPr>
+        <w:t>รายงานข้อผิดพลาด</w:t>
+      </w:r>
+      <w:proofErr w:type="spellEnd"/>
+      <w:r>
+        <w:rPr>
+          <w:rFonts w:ascii="Angsana New" w:eastAsia="Angsana New" w:hAnsi="Angsana New" w:cs="Angsana New"/>
+          <w:b/>
+          <w:bCs/>
+          <w:color w:val="auto"/>
+          <w:szCs w:val="40"/>
+        </w:rPr>
+        <w:t xml:space="preserve"> (Bug Reports)</w:t>
       </w:r>
       <w:bookmarkEnd w:id="20"/>
     </w:p>
@@ -27430,6 +28839,7 @@
           <w:szCs w:val="32"/>
         </w:rPr>
       </w:pPr>
+      <w:proofErr w:type="spellStart"/>
       <w:r>
         <w:rPr>
           <w:rFonts w:ascii="Angsana New" w:eastAsia="Angsana New" w:hAnsi="Angsana New" w:cs="Angsana New"/>
@@ -27440,6 +28850,7 @@
         </w:rPr>
         <w:t>รายละเอียดบั๊กแต่ละตัว</w:t>
       </w:r>
+      <w:proofErr w:type="spellEnd"/>
       <w:r>
         <w:rPr>
           <w:rFonts w:ascii="Angsana New" w:eastAsia="Angsana New" w:hAnsi="Angsana New" w:cs="Angsana New"/>
@@ -27453,35 +28864,32 @@
       <w:pPr>
         <w:pStyle w:val="a9"/>
         <w:rPr>
-          <w:rFonts w:ascii="Angsana New" w:eastAsia="Angsana New" w:hAnsi="Angsana New" w:cs="Angsana New" w:hint="cs"/>
-          <w:sz w:val="32"/>
-          <w:szCs w:val="32"/>
-          <w:cs/>
-        </w:rPr>
-      </w:pPr>
-      <w:r>
-        <w:rPr>
-          <w:rFonts w:ascii="Angsana New" w:eastAsia="Angsana New" w:hAnsi="Angsana New" w:cs="Angsana New" w:hint="cs"/>
+          <w:rFonts w:ascii="Angsana New" w:eastAsia="Angsana New" w:hAnsi="Angsana New" w:cs="Angsana New"/>
+          <w:b/>
+          <w:bCs/>
           <w:sz w:val="36"/>
           <w:szCs w:val="36"/>
           <w:cs/>
         </w:rPr>
-        <w:t>5</w:t>
-      </w:r>
+      </w:pPr>
       <w:r>
         <w:rPr>
           <w:rFonts w:ascii="Angsana New" w:eastAsia="Angsana New" w:hAnsi="Angsana New" w:cs="Angsana New" w:hint="cs"/>
-          <w:sz w:val="32"/>
-          <w:szCs w:val="32"/>
+          <w:b/>
+          <w:bCs/>
+          <w:sz w:val="36"/>
+          <w:szCs w:val="36"/>
           <w:cs/>
         </w:rPr>
-        <w:t xml:space="preserve">.1 </w:t>
-      </w:r>
-      <w:r>
-        <w:rPr>
-          <w:rFonts w:ascii="Angsana New" w:eastAsia="Angsana New" w:hAnsi="Angsana New" w:cs="Angsana New"/>
-          <w:sz w:val="32"/>
-          <w:szCs w:val="32"/>
+        <w:t xml:space="preserve">5.1 </w:t>
+      </w:r>
+      <w:r>
+        <w:rPr>
+          <w:rFonts w:ascii="Angsana New" w:eastAsia="Angsana New" w:hAnsi="Angsana New" w:cs="Angsana New"/>
+          <w:b/>
+          <w:bCs/>
+          <w:sz w:val="36"/>
+          <w:szCs w:val="36"/>
         </w:rPr>
         <w:t>Logic</w:t>
       </w:r>
@@ -27565,13 +28973,23 @@
           <w:szCs w:val="32"/>
         </w:rPr>
       </w:pPr>
-      <w:r>
-        <w:rPr>
-          <w:rFonts w:ascii="Angsana New" w:eastAsia="Angsana New" w:hAnsi="Angsana New" w:cs="Angsana New"/>
-          <w:sz w:val="32"/>
-          <w:szCs w:val="32"/>
-        </w:rPr>
-        <w:t>ล็อกอินเข้าสู่ระบบในสิทธิ์ System Administrator</w:t>
+      <w:proofErr w:type="spellStart"/>
+      <w:r>
+        <w:rPr>
+          <w:rFonts w:ascii="Angsana New" w:eastAsia="Angsana New" w:hAnsi="Angsana New" w:cs="Angsana New"/>
+          <w:sz w:val="32"/>
+          <w:szCs w:val="32"/>
+        </w:rPr>
+        <w:t>ล็อกอินเข้าสู่ระบบในสิทธิ์</w:t>
+      </w:r>
+      <w:proofErr w:type="spellEnd"/>
+      <w:r>
+        <w:rPr>
+          <w:rFonts w:ascii="Angsana New" w:eastAsia="Angsana New" w:hAnsi="Angsana New" w:cs="Angsana New"/>
+          <w:sz w:val="32"/>
+          <w:szCs w:val="32"/>
+        </w:rPr>
+        <w:t xml:space="preserve"> System Administrator</w:t>
       </w:r>
     </w:p>
     <w:p>
@@ -27587,13 +29005,41 @@
           <w:szCs w:val="32"/>
         </w:rPr>
       </w:pPr>
-      <w:r>
-        <w:rPr>
-          <w:rFonts w:ascii="Angsana New" w:eastAsia="Angsana New" w:hAnsi="Angsana New" w:cs="Angsana New"/>
-          <w:sz w:val="32"/>
-          <w:szCs w:val="32"/>
-        </w:rPr>
-        <w:t>คลิกไปที่เมนู "Books" เพื่อเข้าสู่หน้า Books Management</w:t>
+      <w:proofErr w:type="spellStart"/>
+      <w:r>
+        <w:rPr>
+          <w:rFonts w:ascii="Angsana New" w:eastAsia="Angsana New" w:hAnsi="Angsana New" w:cs="Angsana New"/>
+          <w:sz w:val="32"/>
+          <w:szCs w:val="32"/>
+        </w:rPr>
+        <w:t>คลิกไปที่เมนู</w:t>
+      </w:r>
+      <w:proofErr w:type="spellEnd"/>
+      <w:r>
+        <w:rPr>
+          <w:rFonts w:ascii="Angsana New" w:eastAsia="Angsana New" w:hAnsi="Angsana New" w:cs="Angsana New"/>
+          <w:sz w:val="32"/>
+          <w:szCs w:val="32"/>
+        </w:rPr>
+        <w:t xml:space="preserve"> "Books" </w:t>
+      </w:r>
+      <w:proofErr w:type="spellStart"/>
+      <w:r>
+        <w:rPr>
+          <w:rFonts w:ascii="Angsana New" w:eastAsia="Angsana New" w:hAnsi="Angsana New" w:cs="Angsana New"/>
+          <w:sz w:val="32"/>
+          <w:szCs w:val="32"/>
+        </w:rPr>
+        <w:t>เพื่อเข้าสู่หน้า</w:t>
+      </w:r>
+      <w:proofErr w:type="spellEnd"/>
+      <w:r>
+        <w:rPr>
+          <w:rFonts w:ascii="Angsana New" w:eastAsia="Angsana New" w:hAnsi="Angsana New" w:cs="Angsana New"/>
+          <w:sz w:val="32"/>
+          <w:szCs w:val="32"/>
+        </w:rPr>
+        <w:t xml:space="preserve"> Books Management</w:t>
       </w:r>
     </w:p>
     <w:p>
@@ -27609,6 +29055,7 @@
           <w:szCs w:val="32"/>
         </w:rPr>
       </w:pPr>
+      <w:proofErr w:type="spellStart"/>
       <w:r>
         <w:rPr>
           <w:rFonts w:ascii="Angsana New" w:eastAsia="Angsana New" w:hAnsi="Angsana New" w:cs="Angsana New"/>
@@ -27617,6 +29064,7 @@
         </w:rPr>
         <w:t>ตรวจสอบข้อมูลในตารางรายการหนังสือ</w:t>
       </w:r>
+      <w:proofErr w:type="spellEnd"/>
     </w:p>
     <w:p>
       <w:pPr>
@@ -27631,13 +29079,59 @@
           <w:szCs w:val="32"/>
         </w:rPr>
       </w:pPr>
-      <w:r>
-        <w:rPr>
-          <w:rFonts w:ascii="Angsana New" w:eastAsia="Angsana New" w:hAnsi="Angsana New" w:cs="Angsana New"/>
-          <w:sz w:val="32"/>
-          <w:szCs w:val="32"/>
-        </w:rPr>
-        <w:t xml:space="preserve">ดูที่คอลัมน์ "Total Copies" จะพบว่าระบบแสดงค่าเป็น -1 ซึ่งผิดปกติ </w:t>
+      <w:proofErr w:type="spellStart"/>
+      <w:r>
+        <w:rPr>
+          <w:rFonts w:ascii="Angsana New" w:eastAsia="Angsana New" w:hAnsi="Angsana New" w:cs="Angsana New"/>
+          <w:sz w:val="32"/>
+          <w:szCs w:val="32"/>
+        </w:rPr>
+        <w:t>ดูที่คอลัมน์</w:t>
+      </w:r>
+      <w:proofErr w:type="spellEnd"/>
+      <w:r>
+        <w:rPr>
+          <w:rFonts w:ascii="Angsana New" w:eastAsia="Angsana New" w:hAnsi="Angsana New" w:cs="Angsana New"/>
+          <w:sz w:val="32"/>
+          <w:szCs w:val="32"/>
+        </w:rPr>
+        <w:t xml:space="preserve"> "Total Copies" </w:t>
+      </w:r>
+      <w:proofErr w:type="spellStart"/>
+      <w:r>
+        <w:rPr>
+          <w:rFonts w:ascii="Angsana New" w:eastAsia="Angsana New" w:hAnsi="Angsana New" w:cs="Angsana New"/>
+          <w:sz w:val="32"/>
+          <w:szCs w:val="32"/>
+        </w:rPr>
+        <w:t>จะพบว่าระบบแสดงค่าเป็น</w:t>
+      </w:r>
+      <w:proofErr w:type="spellEnd"/>
+      <w:r>
+        <w:rPr>
+          <w:rFonts w:ascii="Angsana New" w:eastAsia="Angsana New" w:hAnsi="Angsana New" w:cs="Angsana New"/>
+          <w:sz w:val="32"/>
+          <w:szCs w:val="32"/>
+        </w:rPr>
+        <w:t xml:space="preserve"> -1 </w:t>
+      </w:r>
+      <w:proofErr w:type="spellStart"/>
+      <w:r>
+        <w:rPr>
+          <w:rFonts w:ascii="Angsana New" w:eastAsia="Angsana New" w:hAnsi="Angsana New" w:cs="Angsana New"/>
+          <w:sz w:val="32"/>
+          <w:szCs w:val="32"/>
+        </w:rPr>
+        <w:t>ซึ่งผิดปกติ</w:t>
+      </w:r>
+      <w:proofErr w:type="spellEnd"/>
+      <w:r>
+        <w:rPr>
+          <w:rFonts w:ascii="Angsana New" w:eastAsia="Angsana New" w:hAnsi="Angsana New" w:cs="Angsana New"/>
+          <w:sz w:val="32"/>
+          <w:szCs w:val="32"/>
+        </w:rPr>
+        <w:t xml:space="preserve"> </w:t>
       </w:r>
     </w:p>
     <w:p>
@@ -27659,7 +29153,25 @@
           <w:sz w:val="32"/>
           <w:szCs w:val="32"/>
         </w:rPr>
-        <w:t xml:space="preserve">Evidence: รูปภาพ Screenshot </w:t>
+        <w:t xml:space="preserve">Evidence: </w:t>
+      </w:r>
+      <w:proofErr w:type="spellStart"/>
+      <w:r>
+        <w:rPr>
+          <w:rFonts w:ascii="Angsana New" w:eastAsia="Angsana New" w:hAnsi="Angsana New" w:cs="Angsana New"/>
+          <w:sz w:val="32"/>
+          <w:szCs w:val="32"/>
+        </w:rPr>
+        <w:t>รูปภาพ</w:t>
+      </w:r>
+      <w:proofErr w:type="spellEnd"/>
+      <w:r>
+        <w:rPr>
+          <w:rFonts w:ascii="Angsana New" w:eastAsia="Angsana New" w:hAnsi="Angsana New" w:cs="Angsana New"/>
+          <w:sz w:val="32"/>
+          <w:szCs w:val="32"/>
+        </w:rPr>
+        <w:t xml:space="preserve"> Screenshot </w:t>
       </w:r>
     </w:p>
     <w:p>
@@ -27676,7 +29188,7 @@
           <w:noProof/>
         </w:rPr>
         <w:drawing>
-          <wp:inline distT="0" distB="0" distL="0" distR="0" wp14:anchorId="435DC2E5" wp14:editId="7F0AA58D">
+          <wp:inline distT="0" distB="0" distL="0" distR="0" wp14:anchorId="496D110E" wp14:editId="78341D99">
             <wp:extent cx="4972050" cy="2495550"/>
             <wp:effectExtent l="0" t="0" r="0" b="0"/>
             <wp:docPr id="666721808" name="drawing"/>
@@ -27815,13 +29327,23 @@
           <w:szCs w:val="32"/>
         </w:rPr>
       </w:pPr>
-      <w:r>
-        <w:rPr>
-          <w:rFonts w:ascii="Angsana New" w:eastAsia="Angsana New" w:hAnsi="Angsana New" w:cs="Angsana New"/>
-          <w:sz w:val="32"/>
-          <w:szCs w:val="32"/>
-        </w:rPr>
-        <w:t>เข้าสู่ระบบด้วยสิทธิ์ System Administrator</w:t>
+      <w:proofErr w:type="spellStart"/>
+      <w:r>
+        <w:rPr>
+          <w:rFonts w:ascii="Angsana New" w:eastAsia="Angsana New" w:hAnsi="Angsana New" w:cs="Angsana New"/>
+          <w:sz w:val="32"/>
+          <w:szCs w:val="32"/>
+        </w:rPr>
+        <w:t>เข้าสู่ระบบด้วยสิทธิ์</w:t>
+      </w:r>
+      <w:proofErr w:type="spellEnd"/>
+      <w:r>
+        <w:rPr>
+          <w:rFonts w:ascii="Angsana New" w:eastAsia="Angsana New" w:hAnsi="Angsana New" w:cs="Angsana New"/>
+          <w:sz w:val="32"/>
+          <w:szCs w:val="32"/>
+        </w:rPr>
+        <w:t xml:space="preserve"> System Administrator</w:t>
       </w:r>
     </w:p>
     <w:p>
@@ -27837,13 +29359,41 @@
           <w:szCs w:val="32"/>
         </w:rPr>
       </w:pPr>
-      <w:r>
-        <w:rPr>
-          <w:rFonts w:ascii="Angsana New" w:eastAsia="Angsana New" w:hAnsi="Angsana New" w:cs="Angsana New"/>
-          <w:sz w:val="32"/>
-          <w:szCs w:val="32"/>
-        </w:rPr>
-        <w:t>ไปที่เมนู "Books" เพื่อเข้าสู่หน้า Books Management</w:t>
+      <w:proofErr w:type="spellStart"/>
+      <w:r>
+        <w:rPr>
+          <w:rFonts w:ascii="Angsana New" w:eastAsia="Angsana New" w:hAnsi="Angsana New" w:cs="Angsana New"/>
+          <w:sz w:val="32"/>
+          <w:szCs w:val="32"/>
+        </w:rPr>
+        <w:t>ไปที่เมนู</w:t>
+      </w:r>
+      <w:proofErr w:type="spellEnd"/>
+      <w:r>
+        <w:rPr>
+          <w:rFonts w:ascii="Angsana New" w:eastAsia="Angsana New" w:hAnsi="Angsana New" w:cs="Angsana New"/>
+          <w:sz w:val="32"/>
+          <w:szCs w:val="32"/>
+        </w:rPr>
+        <w:t xml:space="preserve"> "Books" </w:t>
+      </w:r>
+      <w:proofErr w:type="spellStart"/>
+      <w:r>
+        <w:rPr>
+          <w:rFonts w:ascii="Angsana New" w:eastAsia="Angsana New" w:hAnsi="Angsana New" w:cs="Angsana New"/>
+          <w:sz w:val="32"/>
+          <w:szCs w:val="32"/>
+        </w:rPr>
+        <w:t>เพื่อเข้าสู่หน้า</w:t>
+      </w:r>
+      <w:proofErr w:type="spellEnd"/>
+      <w:r>
+        <w:rPr>
+          <w:rFonts w:ascii="Angsana New" w:eastAsia="Angsana New" w:hAnsi="Angsana New" w:cs="Angsana New"/>
+          <w:sz w:val="32"/>
+          <w:szCs w:val="32"/>
+        </w:rPr>
+        <w:t xml:space="preserve"> Books Management</w:t>
       </w:r>
     </w:p>
     <w:p>
@@ -27859,13 +29409,59 @@
           <w:szCs w:val="32"/>
         </w:rPr>
       </w:pPr>
-      <w:r>
-        <w:rPr>
-          <w:rFonts w:ascii="Angsana New" w:eastAsia="Angsana New" w:hAnsi="Angsana New" w:cs="Angsana New"/>
-          <w:sz w:val="32"/>
-          <w:szCs w:val="32"/>
-        </w:rPr>
-        <w:t>เลือกหนังสือ 1 รายการ แล้วคลิกปุ่ม "Edit"</w:t>
+      <w:proofErr w:type="spellStart"/>
+      <w:r>
+        <w:rPr>
+          <w:rFonts w:ascii="Angsana New" w:eastAsia="Angsana New" w:hAnsi="Angsana New" w:cs="Angsana New"/>
+          <w:sz w:val="32"/>
+          <w:szCs w:val="32"/>
+        </w:rPr>
+        <w:t>เลือกหนังสือ</w:t>
+      </w:r>
+      <w:proofErr w:type="spellEnd"/>
+      <w:r>
+        <w:rPr>
+          <w:rFonts w:ascii="Angsana New" w:eastAsia="Angsana New" w:hAnsi="Angsana New" w:cs="Angsana New"/>
+          <w:sz w:val="32"/>
+          <w:szCs w:val="32"/>
+        </w:rPr>
+        <w:t xml:space="preserve"> 1 </w:t>
+      </w:r>
+      <w:proofErr w:type="spellStart"/>
+      <w:r>
+        <w:rPr>
+          <w:rFonts w:ascii="Angsana New" w:eastAsia="Angsana New" w:hAnsi="Angsana New" w:cs="Angsana New"/>
+          <w:sz w:val="32"/>
+          <w:szCs w:val="32"/>
+        </w:rPr>
+        <w:t>รายการ</w:t>
+      </w:r>
+      <w:proofErr w:type="spellEnd"/>
+      <w:r>
+        <w:rPr>
+          <w:rFonts w:ascii="Angsana New" w:eastAsia="Angsana New" w:hAnsi="Angsana New" w:cs="Angsana New"/>
+          <w:sz w:val="32"/>
+          <w:szCs w:val="32"/>
+        </w:rPr>
+        <w:t xml:space="preserve"> </w:t>
+      </w:r>
+      <w:proofErr w:type="spellStart"/>
+      <w:r>
+        <w:rPr>
+          <w:rFonts w:ascii="Angsana New" w:eastAsia="Angsana New" w:hAnsi="Angsana New" w:cs="Angsana New"/>
+          <w:sz w:val="32"/>
+          <w:szCs w:val="32"/>
+        </w:rPr>
+        <w:t>แล้วคลิกปุ่ม</w:t>
+      </w:r>
+      <w:proofErr w:type="spellEnd"/>
+      <w:r>
+        <w:rPr>
+          <w:rFonts w:ascii="Angsana New" w:eastAsia="Angsana New" w:hAnsi="Angsana New" w:cs="Angsana New"/>
+          <w:sz w:val="32"/>
+          <w:szCs w:val="32"/>
+        </w:rPr>
+        <w:t xml:space="preserve"> "Edit"</w:t>
       </w:r>
     </w:p>
     <w:p>
@@ -27881,13 +29477,95 @@
           <w:szCs w:val="32"/>
         </w:rPr>
       </w:pPr>
-      <w:r>
-        <w:rPr>
-          <w:rFonts w:ascii="Angsana New" w:eastAsia="Angsana New" w:hAnsi="Angsana New" w:cs="Angsana New"/>
-          <w:sz w:val="32"/>
-          <w:szCs w:val="32"/>
-        </w:rPr>
-        <w:t>แก้ไขข้อมูลในช่อง Total Copies ให้มีตัวเลข "น้อยกว่า" จำนวนในช่อง Available (หรือแก้ไขให้น้อยกว่าจำนวนที่กำลังถูกยืมไป)w</w:t>
+      <w:proofErr w:type="spellStart"/>
+      <w:r>
+        <w:rPr>
+          <w:rFonts w:ascii="Angsana New" w:eastAsia="Angsana New" w:hAnsi="Angsana New" w:cs="Angsana New"/>
+          <w:sz w:val="32"/>
+          <w:szCs w:val="32"/>
+        </w:rPr>
+        <w:t>แก้ไขข้อมูลในช่อง</w:t>
+      </w:r>
+      <w:proofErr w:type="spellEnd"/>
+      <w:r>
+        <w:rPr>
+          <w:rFonts w:ascii="Angsana New" w:eastAsia="Angsana New" w:hAnsi="Angsana New" w:cs="Angsana New"/>
+          <w:sz w:val="32"/>
+          <w:szCs w:val="32"/>
+        </w:rPr>
+        <w:t xml:space="preserve"> Total Copies </w:t>
+      </w:r>
+      <w:proofErr w:type="spellStart"/>
+      <w:r>
+        <w:rPr>
+          <w:rFonts w:ascii="Angsana New" w:eastAsia="Angsana New" w:hAnsi="Angsana New" w:cs="Angsana New"/>
+          <w:sz w:val="32"/>
+          <w:szCs w:val="32"/>
+        </w:rPr>
+        <w:t>ให้มีตัวเลข</w:t>
+      </w:r>
+      <w:proofErr w:type="spellEnd"/>
+      <w:r>
+        <w:rPr>
+          <w:rFonts w:ascii="Angsana New" w:eastAsia="Angsana New" w:hAnsi="Angsana New" w:cs="Angsana New"/>
+          <w:sz w:val="32"/>
+          <w:szCs w:val="32"/>
+        </w:rPr>
+        <w:t xml:space="preserve"> "</w:t>
+      </w:r>
+      <w:proofErr w:type="spellStart"/>
+      <w:r>
+        <w:rPr>
+          <w:rFonts w:ascii="Angsana New" w:eastAsia="Angsana New" w:hAnsi="Angsana New" w:cs="Angsana New"/>
+          <w:sz w:val="32"/>
+          <w:szCs w:val="32"/>
+        </w:rPr>
+        <w:t>น้อยกว่า</w:t>
+      </w:r>
+      <w:proofErr w:type="spellEnd"/>
+      <w:r>
+        <w:rPr>
+          <w:rFonts w:ascii="Angsana New" w:eastAsia="Angsana New" w:hAnsi="Angsana New" w:cs="Angsana New"/>
+          <w:sz w:val="32"/>
+          <w:szCs w:val="32"/>
+        </w:rPr>
+        <w:t xml:space="preserve">" </w:t>
+      </w:r>
+      <w:proofErr w:type="spellStart"/>
+      <w:r>
+        <w:rPr>
+          <w:rFonts w:ascii="Angsana New" w:eastAsia="Angsana New" w:hAnsi="Angsana New" w:cs="Angsana New"/>
+          <w:sz w:val="32"/>
+          <w:szCs w:val="32"/>
+        </w:rPr>
+        <w:t>จำนวนในช่อง</w:t>
+      </w:r>
+      <w:proofErr w:type="spellEnd"/>
+      <w:r>
+        <w:rPr>
+          <w:rFonts w:ascii="Angsana New" w:eastAsia="Angsana New" w:hAnsi="Angsana New" w:cs="Angsana New"/>
+          <w:sz w:val="32"/>
+          <w:szCs w:val="32"/>
+        </w:rPr>
+        <w:t xml:space="preserve"> Available (</w:t>
+      </w:r>
+      <w:proofErr w:type="spellStart"/>
+      <w:r>
+        <w:rPr>
+          <w:rFonts w:ascii="Angsana New" w:eastAsia="Angsana New" w:hAnsi="Angsana New" w:cs="Angsana New"/>
+          <w:sz w:val="32"/>
+          <w:szCs w:val="32"/>
+        </w:rPr>
+        <w:t>หรือแก้ไขให้น้อยกว่าจำนวนที่กำลังถูกยืมไป</w:t>
+      </w:r>
+      <w:proofErr w:type="spellEnd"/>
+      <w:r>
+        <w:rPr>
+          <w:rFonts w:ascii="Angsana New" w:eastAsia="Angsana New" w:hAnsi="Angsana New" w:cs="Angsana New"/>
+          <w:sz w:val="32"/>
+          <w:szCs w:val="32"/>
+        </w:rPr>
+        <w:t>)w</w:t>
       </w:r>
     </w:p>
     <w:p>
@@ -27903,6 +29581,7 @@
           <w:szCs w:val="32"/>
         </w:rPr>
       </w:pPr>
+      <w:proofErr w:type="spellStart"/>
       <w:r>
         <w:rPr>
           <w:rFonts w:ascii="Angsana New" w:eastAsia="Angsana New" w:hAnsi="Angsana New" w:cs="Angsana New"/>
@@ -27911,6 +29590,7 @@
         </w:rPr>
         <w:t>กดปุ่มบันทึกข้อมูล</w:t>
       </w:r>
+      <w:proofErr w:type="spellEnd"/>
     </w:p>
     <w:p>
       <w:pPr>
@@ -27925,14 +29605,88 @@
           <w:szCs w:val="32"/>
         </w:rPr>
       </w:pPr>
-      <w:r>
-        <w:rPr>
-          <w:rFonts w:ascii="Angsana New" w:eastAsia="Angsana New" w:hAnsi="Angsana New" w:cs="Angsana New"/>
-          <w:sz w:val="32"/>
-          <w:szCs w:val="32"/>
-        </w:rPr>
-        <w:t>กลับมาดูที่ตาราง จะพบว่าระบบยอมให้บันทึก และแสดงผล Available มากกว่า Total Copies ซึ่งเป็นไปไม่ได้ในทางปฏิบัติ</w:t>
-      </w:r>
+      <w:proofErr w:type="spellStart"/>
+      <w:r>
+        <w:rPr>
+          <w:rFonts w:ascii="Angsana New" w:eastAsia="Angsana New" w:hAnsi="Angsana New" w:cs="Angsana New"/>
+          <w:sz w:val="32"/>
+          <w:szCs w:val="32"/>
+        </w:rPr>
+        <w:t>กลับมาดูที่ตาราง</w:t>
+      </w:r>
+      <w:proofErr w:type="spellEnd"/>
+      <w:r>
+        <w:rPr>
+          <w:rFonts w:ascii="Angsana New" w:eastAsia="Angsana New" w:hAnsi="Angsana New" w:cs="Angsana New"/>
+          <w:sz w:val="32"/>
+          <w:szCs w:val="32"/>
+        </w:rPr>
+        <w:t xml:space="preserve"> </w:t>
+      </w:r>
+      <w:proofErr w:type="spellStart"/>
+      <w:r>
+        <w:rPr>
+          <w:rFonts w:ascii="Angsana New" w:eastAsia="Angsana New" w:hAnsi="Angsana New" w:cs="Angsana New"/>
+          <w:sz w:val="32"/>
+          <w:szCs w:val="32"/>
+        </w:rPr>
+        <w:t>จะพบว่าระบบยอมให้บันทึก</w:t>
+      </w:r>
+      <w:proofErr w:type="spellEnd"/>
+      <w:r>
+        <w:rPr>
+          <w:rFonts w:ascii="Angsana New" w:eastAsia="Angsana New" w:hAnsi="Angsana New" w:cs="Angsana New"/>
+          <w:sz w:val="32"/>
+          <w:szCs w:val="32"/>
+        </w:rPr>
+        <w:t xml:space="preserve"> </w:t>
+      </w:r>
+      <w:proofErr w:type="spellStart"/>
+      <w:r>
+        <w:rPr>
+          <w:rFonts w:ascii="Angsana New" w:eastAsia="Angsana New" w:hAnsi="Angsana New" w:cs="Angsana New"/>
+          <w:sz w:val="32"/>
+          <w:szCs w:val="32"/>
+        </w:rPr>
+        <w:t>และแสดงผล</w:t>
+      </w:r>
+      <w:proofErr w:type="spellEnd"/>
+      <w:r>
+        <w:rPr>
+          <w:rFonts w:ascii="Angsana New" w:eastAsia="Angsana New" w:hAnsi="Angsana New" w:cs="Angsana New"/>
+          <w:sz w:val="32"/>
+          <w:szCs w:val="32"/>
+        </w:rPr>
+        <w:t xml:space="preserve"> Available </w:t>
+      </w:r>
+      <w:proofErr w:type="spellStart"/>
+      <w:r>
+        <w:rPr>
+          <w:rFonts w:ascii="Angsana New" w:eastAsia="Angsana New" w:hAnsi="Angsana New" w:cs="Angsana New"/>
+          <w:sz w:val="32"/>
+          <w:szCs w:val="32"/>
+        </w:rPr>
+        <w:t>มากกว่า</w:t>
+      </w:r>
+      <w:proofErr w:type="spellEnd"/>
+      <w:r>
+        <w:rPr>
+          <w:rFonts w:ascii="Angsana New" w:eastAsia="Angsana New" w:hAnsi="Angsana New" w:cs="Angsana New"/>
+          <w:sz w:val="32"/>
+          <w:szCs w:val="32"/>
+        </w:rPr>
+        <w:t xml:space="preserve"> Total Copies </w:t>
+      </w:r>
+      <w:proofErr w:type="spellStart"/>
+      <w:r>
+        <w:rPr>
+          <w:rFonts w:ascii="Angsana New" w:eastAsia="Angsana New" w:hAnsi="Angsana New" w:cs="Angsana New"/>
+          <w:sz w:val="32"/>
+          <w:szCs w:val="32"/>
+        </w:rPr>
+        <w:t>ซึ่งเป็นไปไม่ได้ในทางปฏิบัติ</w:t>
+      </w:r>
+      <w:proofErr w:type="spellEnd"/>
     </w:p>
     <w:p>
       <w:pPr>
@@ -27953,7 +29707,25 @@
           <w:sz w:val="32"/>
           <w:szCs w:val="32"/>
         </w:rPr>
-        <w:t>Evidence: รูปภาพ Screenshot</w:t>
+        <w:t xml:space="preserve">Evidence: </w:t>
+      </w:r>
+      <w:proofErr w:type="spellStart"/>
+      <w:r>
+        <w:rPr>
+          <w:rFonts w:ascii="Angsana New" w:eastAsia="Angsana New" w:hAnsi="Angsana New" w:cs="Angsana New"/>
+          <w:sz w:val="32"/>
+          <w:szCs w:val="32"/>
+        </w:rPr>
+        <w:t>รูปภาพ</w:t>
+      </w:r>
+      <w:proofErr w:type="spellEnd"/>
+      <w:r>
+        <w:rPr>
+          <w:rFonts w:ascii="Angsana New" w:eastAsia="Angsana New" w:hAnsi="Angsana New" w:cs="Angsana New"/>
+          <w:sz w:val="32"/>
+          <w:szCs w:val="32"/>
+        </w:rPr>
+        <w:t xml:space="preserve"> Screenshot</w:t>
       </w:r>
     </w:p>
     <w:p>
@@ -27970,7 +29742,7 @@
           <w:noProof/>
         </w:rPr>
         <w:drawing>
-          <wp:inline distT="0" distB="0" distL="0" distR="0" wp14:anchorId="567E14AC" wp14:editId="3DEBED77">
+          <wp:inline distT="0" distB="0" distL="0" distR="0" wp14:anchorId="02607CC8" wp14:editId="4A9FC46B">
             <wp:extent cx="5019675" cy="2590800"/>
             <wp:effectExtent l="0" t="0" r="0" b="0"/>
             <wp:docPr id="1584533551" name="drawing"/>
@@ -28118,13 +29890,23 @@
           <w:szCs w:val="32"/>
         </w:rPr>
       </w:pPr>
-      <w:r>
-        <w:rPr>
-          <w:rFonts w:ascii="Angsana New" w:eastAsia="Angsana New" w:hAnsi="Angsana New" w:cs="Angsana New"/>
-          <w:sz w:val="32"/>
-          <w:szCs w:val="32"/>
-        </w:rPr>
-        <w:t>เข้าสู่ระบบด้วยสิทธิ์ System Administrator</w:t>
+      <w:proofErr w:type="spellStart"/>
+      <w:r>
+        <w:rPr>
+          <w:rFonts w:ascii="Angsana New" w:eastAsia="Angsana New" w:hAnsi="Angsana New" w:cs="Angsana New"/>
+          <w:sz w:val="32"/>
+          <w:szCs w:val="32"/>
+        </w:rPr>
+        <w:t>เข้าสู่ระบบด้วยสิทธิ์</w:t>
+      </w:r>
+      <w:proofErr w:type="spellEnd"/>
+      <w:r>
+        <w:rPr>
+          <w:rFonts w:ascii="Angsana New" w:eastAsia="Angsana New" w:hAnsi="Angsana New" w:cs="Angsana New"/>
+          <w:sz w:val="32"/>
+          <w:szCs w:val="32"/>
+        </w:rPr>
+        <w:t xml:space="preserve"> System Administrator</w:t>
       </w:r>
     </w:p>
     <w:p>
@@ -28140,14 +29922,124 @@
           <w:szCs w:val="32"/>
         </w:rPr>
       </w:pPr>
-      <w:r>
-        <w:rPr>
-          <w:rFonts w:ascii="Angsana New" w:eastAsia="Angsana New" w:hAnsi="Angsana New" w:cs="Angsana New"/>
-          <w:sz w:val="32"/>
-          <w:szCs w:val="32"/>
-        </w:rPr>
-        <w:t>ไปที่หน้า Borrowing Management ตรวจสอบประวัติของสมาชิก "สมชาย ใจดี" จะพบว่ามีหนังสือสถานะ "Borrowed" จำนวน 2 รายการ</w:t>
-      </w:r>
+      <w:proofErr w:type="spellStart"/>
+      <w:r>
+        <w:rPr>
+          <w:rFonts w:ascii="Angsana New" w:eastAsia="Angsana New" w:hAnsi="Angsana New" w:cs="Angsana New"/>
+          <w:sz w:val="32"/>
+          <w:szCs w:val="32"/>
+        </w:rPr>
+        <w:t>ไปที่หน้า</w:t>
+      </w:r>
+      <w:proofErr w:type="spellEnd"/>
+      <w:r>
+        <w:rPr>
+          <w:rFonts w:ascii="Angsana New" w:eastAsia="Angsana New" w:hAnsi="Angsana New" w:cs="Angsana New"/>
+          <w:sz w:val="32"/>
+          <w:szCs w:val="32"/>
+        </w:rPr>
+        <w:t xml:space="preserve"> Borrowing Management </w:t>
+      </w:r>
+      <w:proofErr w:type="spellStart"/>
+      <w:r>
+        <w:rPr>
+          <w:rFonts w:ascii="Angsana New" w:eastAsia="Angsana New" w:hAnsi="Angsana New" w:cs="Angsana New"/>
+          <w:sz w:val="32"/>
+          <w:szCs w:val="32"/>
+        </w:rPr>
+        <w:t>ตรวจสอบประวัติของสมาชิก</w:t>
+      </w:r>
+      <w:proofErr w:type="spellEnd"/>
+      <w:r>
+        <w:rPr>
+          <w:rFonts w:ascii="Angsana New" w:eastAsia="Angsana New" w:hAnsi="Angsana New" w:cs="Angsana New"/>
+          <w:sz w:val="32"/>
+          <w:szCs w:val="32"/>
+        </w:rPr>
+        <w:t xml:space="preserve"> "</w:t>
+      </w:r>
+      <w:proofErr w:type="spellStart"/>
+      <w:r>
+        <w:rPr>
+          <w:rFonts w:ascii="Angsana New" w:eastAsia="Angsana New" w:hAnsi="Angsana New" w:cs="Angsana New"/>
+          <w:sz w:val="32"/>
+          <w:szCs w:val="32"/>
+        </w:rPr>
+        <w:t>สมชาย</w:t>
+      </w:r>
+      <w:proofErr w:type="spellEnd"/>
+      <w:r>
+        <w:rPr>
+          <w:rFonts w:ascii="Angsana New" w:eastAsia="Angsana New" w:hAnsi="Angsana New" w:cs="Angsana New"/>
+          <w:sz w:val="32"/>
+          <w:szCs w:val="32"/>
+        </w:rPr>
+        <w:t xml:space="preserve"> </w:t>
+      </w:r>
+      <w:proofErr w:type="spellStart"/>
+      <w:r>
+        <w:rPr>
+          <w:rFonts w:ascii="Angsana New" w:eastAsia="Angsana New" w:hAnsi="Angsana New" w:cs="Angsana New"/>
+          <w:sz w:val="32"/>
+          <w:szCs w:val="32"/>
+        </w:rPr>
+        <w:t>ใจดี</w:t>
+      </w:r>
+      <w:proofErr w:type="spellEnd"/>
+      <w:r>
+        <w:rPr>
+          <w:rFonts w:ascii="Angsana New" w:eastAsia="Angsana New" w:hAnsi="Angsana New" w:cs="Angsana New"/>
+          <w:sz w:val="32"/>
+          <w:szCs w:val="32"/>
+        </w:rPr>
+        <w:t xml:space="preserve">" </w:t>
+      </w:r>
+      <w:proofErr w:type="spellStart"/>
+      <w:r>
+        <w:rPr>
+          <w:rFonts w:ascii="Angsana New" w:eastAsia="Angsana New" w:hAnsi="Angsana New" w:cs="Angsana New"/>
+          <w:sz w:val="32"/>
+          <w:szCs w:val="32"/>
+        </w:rPr>
+        <w:t>จะพบว่ามีหนังสือสถานะ</w:t>
+      </w:r>
+      <w:proofErr w:type="spellEnd"/>
+      <w:r>
+        <w:rPr>
+          <w:rFonts w:ascii="Angsana New" w:eastAsia="Angsana New" w:hAnsi="Angsana New" w:cs="Angsana New"/>
+          <w:sz w:val="32"/>
+          <w:szCs w:val="32"/>
+        </w:rPr>
+        <w:t xml:space="preserve"> "Borrowed" </w:t>
+      </w:r>
+      <w:proofErr w:type="spellStart"/>
+      <w:r>
+        <w:rPr>
+          <w:rFonts w:ascii="Angsana New" w:eastAsia="Angsana New" w:hAnsi="Angsana New" w:cs="Angsana New"/>
+          <w:sz w:val="32"/>
+          <w:szCs w:val="32"/>
+        </w:rPr>
+        <w:t>จำนวน</w:t>
+      </w:r>
+      <w:proofErr w:type="spellEnd"/>
+      <w:r>
+        <w:rPr>
+          <w:rFonts w:ascii="Angsana New" w:eastAsia="Angsana New" w:hAnsi="Angsana New" w:cs="Angsana New"/>
+          <w:sz w:val="32"/>
+          <w:szCs w:val="32"/>
+        </w:rPr>
+        <w:t xml:space="preserve"> 2 </w:t>
+      </w:r>
+      <w:proofErr w:type="spellStart"/>
+      <w:r>
+        <w:rPr>
+          <w:rFonts w:ascii="Angsana New" w:eastAsia="Angsana New" w:hAnsi="Angsana New" w:cs="Angsana New"/>
+          <w:sz w:val="32"/>
+          <w:szCs w:val="32"/>
+        </w:rPr>
+        <w:t>รายการ</w:t>
+      </w:r>
+      <w:proofErr w:type="spellEnd"/>
     </w:p>
     <w:p>
       <w:pPr>
@@ -28162,13 +30054,23 @@
           <w:szCs w:val="32"/>
         </w:rPr>
       </w:pPr>
-      <w:r>
-        <w:rPr>
-          <w:rFonts w:ascii="Angsana New" w:eastAsia="Angsana New" w:hAnsi="Angsana New" w:cs="Angsana New"/>
-          <w:sz w:val="32"/>
-          <w:szCs w:val="32"/>
-        </w:rPr>
-        <w:t>ไปที่เมนู Members Management</w:t>
+      <w:proofErr w:type="spellStart"/>
+      <w:r>
+        <w:rPr>
+          <w:rFonts w:ascii="Angsana New" w:eastAsia="Angsana New" w:hAnsi="Angsana New" w:cs="Angsana New"/>
+          <w:sz w:val="32"/>
+          <w:szCs w:val="32"/>
+        </w:rPr>
+        <w:t>ไปที่เมนู</w:t>
+      </w:r>
+      <w:proofErr w:type="spellEnd"/>
+      <w:r>
+        <w:rPr>
+          <w:rFonts w:ascii="Angsana New" w:eastAsia="Angsana New" w:hAnsi="Angsana New" w:cs="Angsana New"/>
+          <w:sz w:val="32"/>
+          <w:szCs w:val="32"/>
+        </w:rPr>
+        <w:t xml:space="preserve"> Members Management</w:t>
       </w:r>
     </w:p>
     <w:p>
@@ -28184,13 +30086,77 @@
           <w:szCs w:val="32"/>
         </w:rPr>
       </w:pPr>
-      <w:r>
-        <w:rPr>
-          <w:rFonts w:ascii="Angsana New" w:eastAsia="Angsana New" w:hAnsi="Angsana New" w:cs="Angsana New"/>
-          <w:sz w:val="32"/>
-          <w:szCs w:val="32"/>
-        </w:rPr>
-        <w:t>คลิกปุ่ม "Edit" เพื่อแก้ไขข้อมูลของ "สมชาย ใจดี"</w:t>
+      <w:proofErr w:type="spellStart"/>
+      <w:r>
+        <w:rPr>
+          <w:rFonts w:ascii="Angsana New" w:eastAsia="Angsana New" w:hAnsi="Angsana New" w:cs="Angsana New"/>
+          <w:sz w:val="32"/>
+          <w:szCs w:val="32"/>
+        </w:rPr>
+        <w:t>คลิกปุ่ม</w:t>
+      </w:r>
+      <w:proofErr w:type="spellEnd"/>
+      <w:r>
+        <w:rPr>
+          <w:rFonts w:ascii="Angsana New" w:eastAsia="Angsana New" w:hAnsi="Angsana New" w:cs="Angsana New"/>
+          <w:sz w:val="32"/>
+          <w:szCs w:val="32"/>
+        </w:rPr>
+        <w:t xml:space="preserve"> "Edit" </w:t>
+      </w:r>
+      <w:proofErr w:type="spellStart"/>
+      <w:r>
+        <w:rPr>
+          <w:rFonts w:ascii="Angsana New" w:eastAsia="Angsana New" w:hAnsi="Angsana New" w:cs="Angsana New"/>
+          <w:sz w:val="32"/>
+          <w:szCs w:val="32"/>
+        </w:rPr>
+        <w:t>เพื่อแก้ไขข้อมูลของ</w:t>
+      </w:r>
+      <w:proofErr w:type="spellEnd"/>
+      <w:r>
+        <w:rPr>
+          <w:rFonts w:ascii="Angsana New" w:eastAsia="Angsana New" w:hAnsi="Angsana New" w:cs="Angsana New"/>
+          <w:sz w:val="32"/>
+          <w:szCs w:val="32"/>
+        </w:rPr>
+        <w:t xml:space="preserve"> "</w:t>
+      </w:r>
+      <w:proofErr w:type="spellStart"/>
+      <w:r>
+        <w:rPr>
+          <w:rFonts w:ascii="Angsana New" w:eastAsia="Angsana New" w:hAnsi="Angsana New" w:cs="Angsana New"/>
+          <w:sz w:val="32"/>
+          <w:szCs w:val="32"/>
+        </w:rPr>
+        <w:t>สมชาย</w:t>
+      </w:r>
+      <w:proofErr w:type="spellEnd"/>
+      <w:r>
+        <w:rPr>
+          <w:rFonts w:ascii="Angsana New" w:eastAsia="Angsana New" w:hAnsi="Angsana New" w:cs="Angsana New"/>
+          <w:sz w:val="32"/>
+          <w:szCs w:val="32"/>
+        </w:rPr>
+        <w:t xml:space="preserve"> </w:t>
+      </w:r>
+      <w:proofErr w:type="spellStart"/>
+      <w:r>
+        <w:rPr>
+          <w:rFonts w:ascii="Angsana New" w:eastAsia="Angsana New" w:hAnsi="Angsana New" w:cs="Angsana New"/>
+          <w:sz w:val="32"/>
+          <w:szCs w:val="32"/>
+        </w:rPr>
+        <w:t>ใจดี</w:t>
+      </w:r>
+      <w:proofErr w:type="spellEnd"/>
+      <w:r>
+        <w:rPr>
+          <w:rFonts w:ascii="Angsana New" w:eastAsia="Angsana New" w:hAnsi="Angsana New" w:cs="Angsana New"/>
+          <w:sz w:val="32"/>
+          <w:szCs w:val="32"/>
+        </w:rPr>
+        <w:t>"</w:t>
       </w:r>
     </w:p>
     <w:p>
@@ -28206,14 +30172,70 @@
           <w:szCs w:val="32"/>
         </w:rPr>
       </w:pPr>
-      <w:r>
-        <w:rPr>
-          <w:rFonts w:ascii="Angsana New" w:eastAsia="Angsana New" w:hAnsi="Angsana New" w:cs="Angsana New"/>
-          <w:sz w:val="32"/>
-          <w:szCs w:val="32"/>
-        </w:rPr>
-        <w:t>ปรับลดค่าในช่อง Max Books ให้เหลือ 1 เล่ม แล้วกดบันทึกข้อมูล</w:t>
-      </w:r>
+      <w:proofErr w:type="spellStart"/>
+      <w:r>
+        <w:rPr>
+          <w:rFonts w:ascii="Angsana New" w:eastAsia="Angsana New" w:hAnsi="Angsana New" w:cs="Angsana New"/>
+          <w:sz w:val="32"/>
+          <w:szCs w:val="32"/>
+        </w:rPr>
+        <w:t>ปรับลดค่าในช่อง</w:t>
+      </w:r>
+      <w:proofErr w:type="spellEnd"/>
+      <w:r>
+        <w:rPr>
+          <w:rFonts w:ascii="Angsana New" w:eastAsia="Angsana New" w:hAnsi="Angsana New" w:cs="Angsana New"/>
+          <w:sz w:val="32"/>
+          <w:szCs w:val="32"/>
+        </w:rPr>
+        <w:t xml:space="preserve"> Max Books </w:t>
+      </w:r>
+      <w:proofErr w:type="spellStart"/>
+      <w:r>
+        <w:rPr>
+          <w:rFonts w:ascii="Angsana New" w:eastAsia="Angsana New" w:hAnsi="Angsana New" w:cs="Angsana New"/>
+          <w:sz w:val="32"/>
+          <w:szCs w:val="32"/>
+        </w:rPr>
+        <w:t>ให้เหลือ</w:t>
+      </w:r>
+      <w:proofErr w:type="spellEnd"/>
+      <w:r>
+        <w:rPr>
+          <w:rFonts w:ascii="Angsana New" w:eastAsia="Angsana New" w:hAnsi="Angsana New" w:cs="Angsana New"/>
+          <w:sz w:val="32"/>
+          <w:szCs w:val="32"/>
+        </w:rPr>
+        <w:t xml:space="preserve"> 1 </w:t>
+      </w:r>
+      <w:proofErr w:type="spellStart"/>
+      <w:r>
+        <w:rPr>
+          <w:rFonts w:ascii="Angsana New" w:eastAsia="Angsana New" w:hAnsi="Angsana New" w:cs="Angsana New"/>
+          <w:sz w:val="32"/>
+          <w:szCs w:val="32"/>
+        </w:rPr>
+        <w:t>เล่ม</w:t>
+      </w:r>
+      <w:proofErr w:type="spellEnd"/>
+      <w:r>
+        <w:rPr>
+          <w:rFonts w:ascii="Angsana New" w:eastAsia="Angsana New" w:hAnsi="Angsana New" w:cs="Angsana New"/>
+          <w:sz w:val="32"/>
+          <w:szCs w:val="32"/>
+        </w:rPr>
+        <w:t xml:space="preserve"> </w:t>
+      </w:r>
+      <w:proofErr w:type="spellStart"/>
+      <w:r>
+        <w:rPr>
+          <w:rFonts w:ascii="Angsana New" w:eastAsia="Angsana New" w:hAnsi="Angsana New" w:cs="Angsana New"/>
+          <w:sz w:val="32"/>
+          <w:szCs w:val="32"/>
+        </w:rPr>
+        <w:t>แล้วกดบันทึกข้อมูล</w:t>
+      </w:r>
+      <w:proofErr w:type="spellEnd"/>
     </w:p>
     <w:p>
       <w:pPr>
@@ -28228,13 +30250,59 @@
           <w:szCs w:val="32"/>
         </w:rPr>
       </w:pPr>
-      <w:r>
-        <w:rPr>
-          <w:rFonts w:ascii="Angsana New" w:eastAsia="Angsana New" w:hAnsi="Angsana New" w:cs="Angsana New"/>
-          <w:sz w:val="32"/>
-          <w:szCs w:val="32"/>
-        </w:rPr>
-        <w:t>ระบบอนุญาตให้บันทึกสำเร็จ (Max Books กลายเป็น 1 ทั้งที่ยืมค้างอยู่ 2)</w:t>
+      <w:proofErr w:type="spellStart"/>
+      <w:r>
+        <w:rPr>
+          <w:rFonts w:ascii="Angsana New" w:eastAsia="Angsana New" w:hAnsi="Angsana New" w:cs="Angsana New"/>
+          <w:sz w:val="32"/>
+          <w:szCs w:val="32"/>
+        </w:rPr>
+        <w:t>ระบบอนุญาตให้บันทึกสำเร็จ</w:t>
+      </w:r>
+      <w:proofErr w:type="spellEnd"/>
+      <w:r>
+        <w:rPr>
+          <w:rFonts w:ascii="Angsana New" w:eastAsia="Angsana New" w:hAnsi="Angsana New" w:cs="Angsana New"/>
+          <w:sz w:val="32"/>
+          <w:szCs w:val="32"/>
+        </w:rPr>
+        <w:t xml:space="preserve"> (Max Books </w:t>
+      </w:r>
+      <w:proofErr w:type="spellStart"/>
+      <w:r>
+        <w:rPr>
+          <w:rFonts w:ascii="Angsana New" w:eastAsia="Angsana New" w:hAnsi="Angsana New" w:cs="Angsana New"/>
+          <w:sz w:val="32"/>
+          <w:szCs w:val="32"/>
+        </w:rPr>
+        <w:t>กลายเป็น</w:t>
+      </w:r>
+      <w:proofErr w:type="spellEnd"/>
+      <w:r>
+        <w:rPr>
+          <w:rFonts w:ascii="Angsana New" w:eastAsia="Angsana New" w:hAnsi="Angsana New" w:cs="Angsana New"/>
+          <w:sz w:val="32"/>
+          <w:szCs w:val="32"/>
+        </w:rPr>
+        <w:t xml:space="preserve"> 1 </w:t>
+      </w:r>
+      <w:proofErr w:type="spellStart"/>
+      <w:r>
+        <w:rPr>
+          <w:rFonts w:ascii="Angsana New" w:eastAsia="Angsana New" w:hAnsi="Angsana New" w:cs="Angsana New"/>
+          <w:sz w:val="32"/>
+          <w:szCs w:val="32"/>
+        </w:rPr>
+        <w:t>ทั้งที่ยืมค้างอยู่</w:t>
+      </w:r>
+      <w:proofErr w:type="spellEnd"/>
+      <w:r>
+        <w:rPr>
+          <w:rFonts w:ascii="Angsana New" w:eastAsia="Angsana New" w:hAnsi="Angsana New" w:cs="Angsana New"/>
+          <w:sz w:val="32"/>
+          <w:szCs w:val="32"/>
+        </w:rPr>
+        <w:t xml:space="preserve"> 2)</w:t>
       </w:r>
     </w:p>
     <w:p>
@@ -28256,7 +30324,25 @@
           <w:sz w:val="32"/>
           <w:szCs w:val="32"/>
         </w:rPr>
-        <w:t>Evidence: รูปภาพ Screenshot</w:t>
+        <w:t xml:space="preserve">Evidence: </w:t>
+      </w:r>
+      <w:proofErr w:type="spellStart"/>
+      <w:r>
+        <w:rPr>
+          <w:rFonts w:ascii="Angsana New" w:eastAsia="Angsana New" w:hAnsi="Angsana New" w:cs="Angsana New"/>
+          <w:sz w:val="32"/>
+          <w:szCs w:val="32"/>
+        </w:rPr>
+        <w:t>รูปภาพ</w:t>
+      </w:r>
+      <w:proofErr w:type="spellEnd"/>
+      <w:r>
+        <w:rPr>
+          <w:rFonts w:ascii="Angsana New" w:eastAsia="Angsana New" w:hAnsi="Angsana New" w:cs="Angsana New"/>
+          <w:sz w:val="32"/>
+          <w:szCs w:val="32"/>
+        </w:rPr>
+        <w:t xml:space="preserve"> Screenshot</w:t>
       </w:r>
     </w:p>
     <w:p>
@@ -28273,7 +30359,7 @@
           <w:noProof/>
         </w:rPr>
         <w:drawing>
-          <wp:inline distT="0" distB="0" distL="0" distR="0" wp14:anchorId="1F01C60C" wp14:editId="22178FB4">
+          <wp:inline distT="0" distB="0" distL="0" distR="0" wp14:anchorId="6E3F2CD0" wp14:editId="08A726A5">
             <wp:extent cx="4076700" cy="1362075"/>
             <wp:effectExtent l="0" t="0" r="0" b="0"/>
             <wp:docPr id="231493554" name="drawing"/>
@@ -28329,7 +30415,7 @@
           <w:noProof/>
         </w:rPr>
         <w:drawing>
-          <wp:inline distT="0" distB="0" distL="0" distR="0" wp14:anchorId="7CF0C1F5" wp14:editId="3B4DBE7A">
+          <wp:inline distT="0" distB="0" distL="0" distR="0" wp14:anchorId="0F823DD1" wp14:editId="128A4568">
             <wp:extent cx="3705225" cy="2686050"/>
             <wp:effectExtent l="0" t="0" r="0" b="0"/>
             <wp:docPr id="106700402" name="drawing"/>
@@ -28391,7 +30477,9 @@
     <w:p>
       <w:pPr>
         <w:rPr>
-          <w:rFonts w:ascii="Angsana New" w:eastAsia="Angsana New" w:hAnsi="Angsana New" w:cs="Angsana New" w:hint="cs"/>
+          <w:rFonts w:ascii="Angsana New" w:eastAsia="Angsana New" w:hAnsi="Angsana New" w:cs="Angsana New"/>
+          <w:b/>
+          <w:bCs/>
           <w:sz w:val="32"/>
           <w:szCs w:val="32"/>
         </w:rPr>
@@ -28409,8 +30497,10 @@
       <w:r>
         <w:rPr>
           <w:rFonts w:ascii="Angsana New" w:eastAsia="Angsana New" w:hAnsi="Angsana New" w:cs="Angsana New" w:hint="cs"/>
-          <w:sz w:val="32"/>
-          <w:szCs w:val="32"/>
+          <w:b/>
+          <w:bCs/>
+          <w:sz w:val="40"/>
+          <w:szCs w:val="40"/>
           <w:cs/>
         </w:rPr>
         <w:t xml:space="preserve">5.2 </w:t>
@@ -28418,8 +30508,10 @@
       <w:r>
         <w:rPr>
           <w:rFonts w:ascii="Angsana New" w:eastAsia="Angsana New" w:hAnsi="Angsana New" w:cs="Angsana New"/>
-          <w:sz w:val="32"/>
-          <w:szCs w:val="32"/>
+          <w:b/>
+          <w:bCs/>
+          <w:sz w:val="40"/>
+          <w:szCs w:val="40"/>
         </w:rPr>
         <w:t>UI</w:t>
       </w:r>
@@ -28503,13 +30595,23 @@
           <w:szCs w:val="32"/>
         </w:rPr>
       </w:pPr>
-      <w:r>
-        <w:rPr>
-          <w:rFonts w:ascii="Angsana New" w:eastAsia="Angsana New" w:hAnsi="Angsana New" w:cs="Angsana New"/>
-          <w:sz w:val="32"/>
-          <w:szCs w:val="32"/>
-        </w:rPr>
-        <w:t>เข้าสู่ระบบด้วยสิทธิ์ System Administrator</w:t>
+      <w:proofErr w:type="spellStart"/>
+      <w:r>
+        <w:rPr>
+          <w:rFonts w:ascii="Angsana New" w:eastAsia="Angsana New" w:hAnsi="Angsana New" w:cs="Angsana New"/>
+          <w:sz w:val="32"/>
+          <w:szCs w:val="32"/>
+        </w:rPr>
+        <w:t>เข้าสู่ระบบด้วยสิทธิ์</w:t>
+      </w:r>
+      <w:proofErr w:type="spellEnd"/>
+      <w:r>
+        <w:rPr>
+          <w:rFonts w:ascii="Angsana New" w:eastAsia="Angsana New" w:hAnsi="Angsana New" w:cs="Angsana New"/>
+          <w:sz w:val="32"/>
+          <w:szCs w:val="32"/>
+        </w:rPr>
+        <w:t xml:space="preserve"> System Administrator</w:t>
       </w:r>
     </w:p>
     <w:p>
@@ -28525,13 +30627,23 @@
           <w:szCs w:val="32"/>
         </w:rPr>
       </w:pPr>
-      <w:r>
-        <w:rPr>
-          <w:rFonts w:ascii="Angsana New" w:eastAsia="Angsana New" w:hAnsi="Angsana New" w:cs="Angsana New"/>
-          <w:sz w:val="32"/>
-          <w:szCs w:val="32"/>
-        </w:rPr>
-        <w:t>ไปที่หน้า Borrowing Management</w:t>
+      <w:proofErr w:type="spellStart"/>
+      <w:r>
+        <w:rPr>
+          <w:rFonts w:ascii="Angsana New" w:eastAsia="Angsana New" w:hAnsi="Angsana New" w:cs="Angsana New"/>
+          <w:sz w:val="32"/>
+          <w:szCs w:val="32"/>
+        </w:rPr>
+        <w:t>ไปที่หน้า</w:t>
+      </w:r>
+      <w:proofErr w:type="spellEnd"/>
+      <w:r>
+        <w:rPr>
+          <w:rFonts w:ascii="Angsana New" w:eastAsia="Angsana New" w:hAnsi="Angsana New" w:cs="Angsana New"/>
+          <w:sz w:val="32"/>
+          <w:szCs w:val="32"/>
+        </w:rPr>
+        <w:t xml:space="preserve"> Borrowing Management</w:t>
       </w:r>
     </w:p>
     <w:p>
@@ -28547,6 +30659,7 @@
           <w:szCs w:val="32"/>
         </w:rPr>
       </w:pPr>
+      <w:proofErr w:type="spellStart"/>
       <w:r>
         <w:rPr>
           <w:rFonts w:ascii="Angsana New" w:eastAsia="Angsana New" w:hAnsi="Angsana New" w:cs="Angsana New"/>
@@ -28555,6 +30668,7 @@
         </w:rPr>
         <w:t>ดูที่แถวของหนังสือที่ถูกยืม</w:t>
       </w:r>
+      <w:proofErr w:type="spellEnd"/>
     </w:p>
     <w:p>
       <w:pPr>
@@ -28569,14 +30683,88 @@
           <w:szCs w:val="32"/>
         </w:rPr>
       </w:pPr>
-      <w:r>
-        <w:rPr>
-          <w:rFonts w:ascii="Angsana New" w:eastAsia="Angsana New" w:hAnsi="Angsana New" w:cs="Angsana New"/>
-          <w:sz w:val="32"/>
-          <w:szCs w:val="32"/>
-        </w:rPr>
-        <w:t>มีแค่ปุ่ม Return และ Details แต่ไม่พบปุ่ม Extend ตามที่ Test Plan ระบุไว้</w:t>
-      </w:r>
+      <w:proofErr w:type="spellStart"/>
+      <w:r>
+        <w:rPr>
+          <w:rFonts w:ascii="Angsana New" w:eastAsia="Angsana New" w:hAnsi="Angsana New" w:cs="Angsana New"/>
+          <w:sz w:val="32"/>
+          <w:szCs w:val="32"/>
+        </w:rPr>
+        <w:t>มีแค่ปุ่ม</w:t>
+      </w:r>
+      <w:proofErr w:type="spellEnd"/>
+      <w:r>
+        <w:rPr>
+          <w:rFonts w:ascii="Angsana New" w:eastAsia="Angsana New" w:hAnsi="Angsana New" w:cs="Angsana New"/>
+          <w:sz w:val="32"/>
+          <w:szCs w:val="32"/>
+        </w:rPr>
+        <w:t xml:space="preserve"> Return </w:t>
+      </w:r>
+      <w:proofErr w:type="spellStart"/>
+      <w:r>
+        <w:rPr>
+          <w:rFonts w:ascii="Angsana New" w:eastAsia="Angsana New" w:hAnsi="Angsana New" w:cs="Angsana New"/>
+          <w:sz w:val="32"/>
+          <w:szCs w:val="32"/>
+        </w:rPr>
+        <w:t>และ</w:t>
+      </w:r>
+      <w:proofErr w:type="spellEnd"/>
+      <w:r>
+        <w:rPr>
+          <w:rFonts w:ascii="Angsana New" w:eastAsia="Angsana New" w:hAnsi="Angsana New" w:cs="Angsana New"/>
+          <w:sz w:val="32"/>
+          <w:szCs w:val="32"/>
+        </w:rPr>
+        <w:t xml:space="preserve"> Details </w:t>
+      </w:r>
+      <w:proofErr w:type="spellStart"/>
+      <w:r>
+        <w:rPr>
+          <w:rFonts w:ascii="Angsana New" w:eastAsia="Angsana New" w:hAnsi="Angsana New" w:cs="Angsana New"/>
+          <w:sz w:val="32"/>
+          <w:szCs w:val="32"/>
+        </w:rPr>
+        <w:t>แต่ไม่พบปุ่ม</w:t>
+      </w:r>
+      <w:proofErr w:type="spellEnd"/>
+      <w:r>
+        <w:rPr>
+          <w:rFonts w:ascii="Angsana New" w:eastAsia="Angsana New" w:hAnsi="Angsana New" w:cs="Angsana New"/>
+          <w:sz w:val="32"/>
+          <w:szCs w:val="32"/>
+        </w:rPr>
+        <w:t xml:space="preserve"> Extend </w:t>
+      </w:r>
+      <w:proofErr w:type="spellStart"/>
+      <w:r>
+        <w:rPr>
+          <w:rFonts w:ascii="Angsana New" w:eastAsia="Angsana New" w:hAnsi="Angsana New" w:cs="Angsana New"/>
+          <w:sz w:val="32"/>
+          <w:szCs w:val="32"/>
+        </w:rPr>
+        <w:t>ตามที่</w:t>
+      </w:r>
+      <w:proofErr w:type="spellEnd"/>
+      <w:r>
+        <w:rPr>
+          <w:rFonts w:ascii="Angsana New" w:eastAsia="Angsana New" w:hAnsi="Angsana New" w:cs="Angsana New"/>
+          <w:sz w:val="32"/>
+          <w:szCs w:val="32"/>
+        </w:rPr>
+        <w:t xml:space="preserve"> Test Plan </w:t>
+      </w:r>
+      <w:proofErr w:type="spellStart"/>
+      <w:r>
+        <w:rPr>
+          <w:rFonts w:ascii="Angsana New" w:eastAsia="Angsana New" w:hAnsi="Angsana New" w:cs="Angsana New"/>
+          <w:sz w:val="32"/>
+          <w:szCs w:val="32"/>
+        </w:rPr>
+        <w:t>ระบุไว้</w:t>
+      </w:r>
+      <w:proofErr w:type="spellEnd"/>
     </w:p>
     <w:p>
       <w:pPr>
@@ -28597,7 +30785,25 @@
           <w:sz w:val="32"/>
           <w:szCs w:val="32"/>
         </w:rPr>
-        <w:t>Evidence: รูปภาพ Screenshot</w:t>
+        <w:t xml:space="preserve">Evidence: </w:t>
+      </w:r>
+      <w:proofErr w:type="spellStart"/>
+      <w:r>
+        <w:rPr>
+          <w:rFonts w:ascii="Angsana New" w:eastAsia="Angsana New" w:hAnsi="Angsana New" w:cs="Angsana New"/>
+          <w:sz w:val="32"/>
+          <w:szCs w:val="32"/>
+        </w:rPr>
+        <w:t>รูปภาพ</w:t>
+      </w:r>
+      <w:proofErr w:type="spellEnd"/>
+      <w:r>
+        <w:rPr>
+          <w:rFonts w:ascii="Angsana New" w:eastAsia="Angsana New" w:hAnsi="Angsana New" w:cs="Angsana New"/>
+          <w:sz w:val="32"/>
+          <w:szCs w:val="32"/>
+        </w:rPr>
+        <w:t xml:space="preserve"> Screenshot</w:t>
       </w:r>
     </w:p>
     <w:p>
@@ -28624,7 +30830,7 @@
           <w:noProof/>
         </w:rPr>
         <w:drawing>
-          <wp:inline distT="0" distB="0" distL="0" distR="0" wp14:anchorId="30912C82" wp14:editId="4C653711">
+          <wp:inline distT="0" distB="0" distL="0" distR="0" wp14:anchorId="5D956F63" wp14:editId="48DF032E">
             <wp:extent cx="3682429" cy="1782201"/>
             <wp:effectExtent l="0" t="0" r="0" b="0"/>
             <wp:docPr id="1348688448" name="drawing"/>
@@ -28759,13 +30965,23 @@
           <w:szCs w:val="32"/>
         </w:rPr>
       </w:pPr>
-      <w:r>
-        <w:rPr>
-          <w:rFonts w:ascii="Angsana New" w:eastAsia="Angsana New" w:hAnsi="Angsana New" w:cs="Angsana New"/>
-          <w:sz w:val="32"/>
-          <w:szCs w:val="32"/>
-        </w:rPr>
-        <w:t>เข้าสู่ระบบด้วยสิทธิ์ System Administrator</w:t>
+      <w:proofErr w:type="spellStart"/>
+      <w:r>
+        <w:rPr>
+          <w:rFonts w:ascii="Angsana New" w:eastAsia="Angsana New" w:hAnsi="Angsana New" w:cs="Angsana New"/>
+          <w:sz w:val="32"/>
+          <w:szCs w:val="32"/>
+        </w:rPr>
+        <w:t>เข้าสู่ระบบด้วยสิทธิ์</w:t>
+      </w:r>
+      <w:proofErr w:type="spellEnd"/>
+      <w:r>
+        <w:rPr>
+          <w:rFonts w:ascii="Angsana New" w:eastAsia="Angsana New" w:hAnsi="Angsana New" w:cs="Angsana New"/>
+          <w:sz w:val="32"/>
+          <w:szCs w:val="32"/>
+        </w:rPr>
+        <w:t xml:space="preserve"> System Administrator</w:t>
       </w:r>
     </w:p>
     <w:p>
@@ -28781,13 +30997,23 @@
           <w:szCs w:val="32"/>
         </w:rPr>
       </w:pPr>
-      <w:r>
-        <w:rPr>
-          <w:rFonts w:ascii="Angsana New" w:eastAsia="Angsana New" w:hAnsi="Angsana New" w:cs="Angsana New"/>
-          <w:sz w:val="32"/>
-          <w:szCs w:val="32"/>
-        </w:rPr>
-        <w:t>ไปที่หน้า Members Management</w:t>
+      <w:proofErr w:type="spellStart"/>
+      <w:r>
+        <w:rPr>
+          <w:rFonts w:ascii="Angsana New" w:eastAsia="Angsana New" w:hAnsi="Angsana New" w:cs="Angsana New"/>
+          <w:sz w:val="32"/>
+          <w:szCs w:val="32"/>
+        </w:rPr>
+        <w:t>ไปที่หน้า</w:t>
+      </w:r>
+      <w:proofErr w:type="spellEnd"/>
+      <w:r>
+        <w:rPr>
+          <w:rFonts w:ascii="Angsana New" w:eastAsia="Angsana New" w:hAnsi="Angsana New" w:cs="Angsana New"/>
+          <w:sz w:val="32"/>
+          <w:szCs w:val="32"/>
+        </w:rPr>
+        <w:t xml:space="preserve"> Members Management</w:t>
       </w:r>
     </w:p>
     <w:p>
@@ -28803,6 +31029,7 @@
           <w:szCs w:val="32"/>
         </w:rPr>
       </w:pPr>
+      <w:proofErr w:type="spellStart"/>
       <w:r>
         <w:rPr>
           <w:rFonts w:ascii="Angsana New" w:eastAsia="Angsana New" w:hAnsi="Angsana New" w:cs="Angsana New"/>
@@ -28811,6 +31038,7 @@
         </w:rPr>
         <w:t>ดูชื่อ-นามสกุลของสมาชิก</w:t>
       </w:r>
+      <w:proofErr w:type="spellEnd"/>
     </w:p>
     <w:p>
       <w:pPr>
@@ -28825,14 +31053,52 @@
           <w:szCs w:val="32"/>
         </w:rPr>
       </w:pPr>
-      <w:r>
-        <w:rPr>
-          <w:rFonts w:ascii="Angsana New" w:eastAsia="Angsana New" w:hAnsi="Angsana New" w:cs="Angsana New"/>
-          <w:sz w:val="32"/>
-          <w:szCs w:val="32"/>
-        </w:rPr>
-        <w:t>ไม่มีปุ่มให้กดเพื่อดูประวัติการยืม-คืน ตามที่ Test Plan ระบุไว้</w:t>
-      </w:r>
+      <w:proofErr w:type="spellStart"/>
+      <w:r>
+        <w:rPr>
+          <w:rFonts w:ascii="Angsana New" w:eastAsia="Angsana New" w:hAnsi="Angsana New" w:cs="Angsana New"/>
+          <w:sz w:val="32"/>
+          <w:szCs w:val="32"/>
+        </w:rPr>
+        <w:t>ไม่มีปุ่มให้กดเพื่อดูประวัติการยืม-คืน</w:t>
+      </w:r>
+      <w:proofErr w:type="spellEnd"/>
+      <w:r>
+        <w:rPr>
+          <w:rFonts w:ascii="Angsana New" w:eastAsia="Angsana New" w:hAnsi="Angsana New" w:cs="Angsana New"/>
+          <w:sz w:val="32"/>
+          <w:szCs w:val="32"/>
+        </w:rPr>
+        <w:t xml:space="preserve"> </w:t>
+      </w:r>
+      <w:proofErr w:type="spellStart"/>
+      <w:r>
+        <w:rPr>
+          <w:rFonts w:ascii="Angsana New" w:eastAsia="Angsana New" w:hAnsi="Angsana New" w:cs="Angsana New"/>
+          <w:sz w:val="32"/>
+          <w:szCs w:val="32"/>
+        </w:rPr>
+        <w:t>ตามที่</w:t>
+      </w:r>
+      <w:proofErr w:type="spellEnd"/>
+      <w:r>
+        <w:rPr>
+          <w:rFonts w:ascii="Angsana New" w:eastAsia="Angsana New" w:hAnsi="Angsana New" w:cs="Angsana New"/>
+          <w:sz w:val="32"/>
+          <w:szCs w:val="32"/>
+        </w:rPr>
+        <w:t xml:space="preserve"> Test Plan </w:t>
+      </w:r>
+      <w:proofErr w:type="spellStart"/>
+      <w:r>
+        <w:rPr>
+          <w:rFonts w:ascii="Angsana New" w:eastAsia="Angsana New" w:hAnsi="Angsana New" w:cs="Angsana New"/>
+          <w:sz w:val="32"/>
+          <w:szCs w:val="32"/>
+        </w:rPr>
+        <w:t>ระบุไว้</w:t>
+      </w:r>
+      <w:proofErr w:type="spellEnd"/>
     </w:p>
     <w:p>
       <w:pPr>
@@ -28853,7 +31119,25 @@
           <w:sz w:val="32"/>
           <w:szCs w:val="32"/>
         </w:rPr>
-        <w:t>Evidence: รูปภาพ Screenshot</w:t>
+        <w:t xml:space="preserve">Evidence: </w:t>
+      </w:r>
+      <w:proofErr w:type="spellStart"/>
+      <w:r>
+        <w:rPr>
+          <w:rFonts w:ascii="Angsana New" w:eastAsia="Angsana New" w:hAnsi="Angsana New" w:cs="Angsana New"/>
+          <w:sz w:val="32"/>
+          <w:szCs w:val="32"/>
+        </w:rPr>
+        <w:t>รูปภาพ</w:t>
+      </w:r>
+      <w:proofErr w:type="spellEnd"/>
+      <w:r>
+        <w:rPr>
+          <w:rFonts w:ascii="Angsana New" w:eastAsia="Angsana New" w:hAnsi="Angsana New" w:cs="Angsana New"/>
+          <w:sz w:val="32"/>
+          <w:szCs w:val="32"/>
+        </w:rPr>
+        <w:t xml:space="preserve"> Screenshot</w:t>
       </w:r>
     </w:p>
     <w:p>
@@ -28877,7 +31161,7 @@
           <w:noProof/>
         </w:rPr>
         <w:drawing>
-          <wp:inline distT="0" distB="0" distL="0" distR="0" wp14:anchorId="61FE57B9" wp14:editId="75783829">
+          <wp:inline distT="0" distB="0" distL="0" distR="0" wp14:anchorId="2E89C9DD" wp14:editId="7711E811">
             <wp:extent cx="3643574" cy="1360501"/>
             <wp:effectExtent l="0" t="0" r="0" b="0"/>
             <wp:docPr id="481704564" name="drawing"/>
@@ -29016,13 +31300,23 @@
           <w:szCs w:val="32"/>
         </w:rPr>
       </w:pPr>
-      <w:r>
-        <w:rPr>
-          <w:rFonts w:ascii="Angsana New" w:eastAsia="Angsana New" w:hAnsi="Angsana New" w:cs="Angsana New"/>
-          <w:sz w:val="32"/>
-          <w:szCs w:val="32"/>
-        </w:rPr>
-        <w:t>เข้าสู่ระบบด้วยสิทธิ์ System Administrator</w:t>
+      <w:proofErr w:type="spellStart"/>
+      <w:r>
+        <w:rPr>
+          <w:rFonts w:ascii="Angsana New" w:eastAsia="Angsana New" w:hAnsi="Angsana New" w:cs="Angsana New"/>
+          <w:sz w:val="32"/>
+          <w:szCs w:val="32"/>
+        </w:rPr>
+        <w:t>เข้าสู่ระบบด้วยสิทธิ์</w:t>
+      </w:r>
+      <w:proofErr w:type="spellEnd"/>
+      <w:r>
+        <w:rPr>
+          <w:rFonts w:ascii="Angsana New" w:eastAsia="Angsana New" w:hAnsi="Angsana New" w:cs="Angsana New"/>
+          <w:sz w:val="32"/>
+          <w:szCs w:val="32"/>
+        </w:rPr>
+        <w:t xml:space="preserve"> System Administrator</w:t>
       </w:r>
     </w:p>
     <w:p>
@@ -29038,13 +31332,23 @@
           <w:szCs w:val="32"/>
         </w:rPr>
       </w:pPr>
-      <w:r>
-        <w:rPr>
-          <w:rFonts w:ascii="Angsana New" w:eastAsia="Angsana New" w:hAnsi="Angsana New" w:cs="Angsana New"/>
-          <w:sz w:val="32"/>
-          <w:szCs w:val="32"/>
-        </w:rPr>
-        <w:t>ไปที่หน้า Reports</w:t>
+      <w:proofErr w:type="spellStart"/>
+      <w:r>
+        <w:rPr>
+          <w:rFonts w:ascii="Angsana New" w:eastAsia="Angsana New" w:hAnsi="Angsana New" w:cs="Angsana New"/>
+          <w:sz w:val="32"/>
+          <w:szCs w:val="32"/>
+        </w:rPr>
+        <w:t>ไปที่หน้า</w:t>
+      </w:r>
+      <w:proofErr w:type="spellEnd"/>
+      <w:r>
+        <w:rPr>
+          <w:rFonts w:ascii="Angsana New" w:eastAsia="Angsana New" w:hAnsi="Angsana New" w:cs="Angsana New"/>
+          <w:sz w:val="32"/>
+          <w:szCs w:val="32"/>
+        </w:rPr>
+        <w:t xml:space="preserve"> Reports</w:t>
       </w:r>
     </w:p>
     <w:p>
@@ -29060,14 +31364,52 @@
           <w:szCs w:val="32"/>
         </w:rPr>
       </w:pPr>
-      <w:r>
-        <w:rPr>
-          <w:rFonts w:ascii="Angsana New" w:eastAsia="Angsana New" w:hAnsi="Angsana New" w:cs="Angsana New"/>
-          <w:sz w:val="32"/>
-          <w:szCs w:val="32"/>
-        </w:rPr>
-        <w:t>ไม่พบกราฟแสดงผล ตามที่ Test Plan ระบุไว้</w:t>
-      </w:r>
+      <w:proofErr w:type="spellStart"/>
+      <w:r>
+        <w:rPr>
+          <w:rFonts w:ascii="Angsana New" w:eastAsia="Angsana New" w:hAnsi="Angsana New" w:cs="Angsana New"/>
+          <w:sz w:val="32"/>
+          <w:szCs w:val="32"/>
+        </w:rPr>
+        <w:t>ไม่พบกราฟแสดงผล</w:t>
+      </w:r>
+      <w:proofErr w:type="spellEnd"/>
+      <w:r>
+        <w:rPr>
+          <w:rFonts w:ascii="Angsana New" w:eastAsia="Angsana New" w:hAnsi="Angsana New" w:cs="Angsana New"/>
+          <w:sz w:val="32"/>
+          <w:szCs w:val="32"/>
+        </w:rPr>
+        <w:t xml:space="preserve"> </w:t>
+      </w:r>
+      <w:proofErr w:type="spellStart"/>
+      <w:r>
+        <w:rPr>
+          <w:rFonts w:ascii="Angsana New" w:eastAsia="Angsana New" w:hAnsi="Angsana New" w:cs="Angsana New"/>
+          <w:sz w:val="32"/>
+          <w:szCs w:val="32"/>
+        </w:rPr>
+        <w:t>ตามที่</w:t>
+      </w:r>
+      <w:proofErr w:type="spellEnd"/>
+      <w:r>
+        <w:rPr>
+          <w:rFonts w:ascii="Angsana New" w:eastAsia="Angsana New" w:hAnsi="Angsana New" w:cs="Angsana New"/>
+          <w:sz w:val="32"/>
+          <w:szCs w:val="32"/>
+        </w:rPr>
+        <w:t xml:space="preserve"> Test Plan </w:t>
+      </w:r>
+      <w:proofErr w:type="spellStart"/>
+      <w:r>
+        <w:rPr>
+          <w:rFonts w:ascii="Angsana New" w:eastAsia="Angsana New" w:hAnsi="Angsana New" w:cs="Angsana New"/>
+          <w:sz w:val="32"/>
+          <w:szCs w:val="32"/>
+        </w:rPr>
+        <w:t>ระบุไว้</w:t>
+      </w:r>
+      <w:proofErr w:type="spellEnd"/>
     </w:p>
     <w:p>
       <w:pPr>
@@ -29088,7 +31430,25 @@
           <w:sz w:val="32"/>
           <w:szCs w:val="32"/>
         </w:rPr>
-        <w:t>Evidence: รูปภาพ Screenshot</w:t>
+        <w:t xml:space="preserve">Evidence: </w:t>
+      </w:r>
+      <w:proofErr w:type="spellStart"/>
+      <w:r>
+        <w:rPr>
+          <w:rFonts w:ascii="Angsana New" w:eastAsia="Angsana New" w:hAnsi="Angsana New" w:cs="Angsana New"/>
+          <w:sz w:val="32"/>
+          <w:szCs w:val="32"/>
+        </w:rPr>
+        <w:t>รูปภาพ</w:t>
+      </w:r>
+      <w:proofErr w:type="spellEnd"/>
+      <w:r>
+        <w:rPr>
+          <w:rFonts w:ascii="Angsana New" w:eastAsia="Angsana New" w:hAnsi="Angsana New" w:cs="Angsana New"/>
+          <w:sz w:val="32"/>
+          <w:szCs w:val="32"/>
+        </w:rPr>
+        <w:t xml:space="preserve"> Screenshot</w:t>
       </w:r>
     </w:p>
     <w:p>
@@ -29100,7 +31460,7 @@
           <w:noProof/>
         </w:rPr>
         <w:drawing>
-          <wp:inline distT="0" distB="0" distL="0" distR="0" wp14:anchorId="200F6293" wp14:editId="0945679D">
+          <wp:inline distT="0" distB="0" distL="0" distR="0" wp14:anchorId="0500CAA4" wp14:editId="0A6AAFCD">
             <wp:extent cx="4150829" cy="2447925"/>
             <wp:effectExtent l="0" t="0" r="0" b="0"/>
             <wp:docPr id="1405602737" name="drawing"/>
@@ -29244,13 +31604,23 @@
           <w:szCs w:val="32"/>
         </w:rPr>
       </w:pPr>
-      <w:r>
-        <w:rPr>
-          <w:rFonts w:ascii="Angsana New" w:eastAsia="Angsana New" w:hAnsi="Angsana New" w:cs="Angsana New"/>
-          <w:sz w:val="32"/>
-          <w:szCs w:val="32"/>
-        </w:rPr>
-        <w:t>เข้าสู่ระบบด้วยสิทธิ์ System Administrator</w:t>
+      <w:proofErr w:type="spellStart"/>
+      <w:r>
+        <w:rPr>
+          <w:rFonts w:ascii="Angsana New" w:eastAsia="Angsana New" w:hAnsi="Angsana New" w:cs="Angsana New"/>
+          <w:sz w:val="32"/>
+          <w:szCs w:val="32"/>
+        </w:rPr>
+        <w:t>เข้าสู่ระบบด้วยสิทธิ์</w:t>
+      </w:r>
+      <w:proofErr w:type="spellEnd"/>
+      <w:r>
+        <w:rPr>
+          <w:rFonts w:ascii="Angsana New" w:eastAsia="Angsana New" w:hAnsi="Angsana New" w:cs="Angsana New"/>
+          <w:sz w:val="32"/>
+          <w:szCs w:val="32"/>
+        </w:rPr>
+        <w:t xml:space="preserve"> System Administrator</w:t>
       </w:r>
     </w:p>
     <w:p>
@@ -29266,13 +31636,23 @@
           <w:szCs w:val="32"/>
         </w:rPr>
       </w:pPr>
-      <w:r>
-        <w:rPr>
-          <w:rFonts w:ascii="Angsana New" w:eastAsia="Angsana New" w:hAnsi="Angsana New" w:cs="Angsana New"/>
-          <w:sz w:val="32"/>
-          <w:szCs w:val="32"/>
-        </w:rPr>
-        <w:t>ไปที่หน้า Members Management</w:t>
+      <w:proofErr w:type="spellStart"/>
+      <w:r>
+        <w:rPr>
+          <w:rFonts w:ascii="Angsana New" w:eastAsia="Angsana New" w:hAnsi="Angsana New" w:cs="Angsana New"/>
+          <w:sz w:val="32"/>
+          <w:szCs w:val="32"/>
+        </w:rPr>
+        <w:t>ไปที่หน้า</w:t>
+      </w:r>
+      <w:proofErr w:type="spellEnd"/>
+      <w:r>
+        <w:rPr>
+          <w:rFonts w:ascii="Angsana New" w:eastAsia="Angsana New" w:hAnsi="Angsana New" w:cs="Angsana New"/>
+          <w:sz w:val="32"/>
+          <w:szCs w:val="32"/>
+        </w:rPr>
+        <w:t xml:space="preserve"> Members Management</w:t>
       </w:r>
     </w:p>
     <w:p>
@@ -29288,14 +31668,70 @@
           <w:szCs w:val="32"/>
         </w:rPr>
       </w:pPr>
-      <w:r>
-        <w:rPr>
-          <w:rFonts w:ascii="Angsana New" w:eastAsia="Angsana New" w:hAnsi="Angsana New" w:cs="Angsana New"/>
-          <w:sz w:val="32"/>
-          <w:szCs w:val="32"/>
-        </w:rPr>
-        <w:t>ไม่พบช่องกรอกข้อความและปุ่ม Search บนหน้าจอ ตามที่ Test Plan ระบุไว้</w:t>
-      </w:r>
+      <w:proofErr w:type="spellStart"/>
+      <w:r>
+        <w:rPr>
+          <w:rFonts w:ascii="Angsana New" w:eastAsia="Angsana New" w:hAnsi="Angsana New" w:cs="Angsana New"/>
+          <w:sz w:val="32"/>
+          <w:szCs w:val="32"/>
+        </w:rPr>
+        <w:t>ไม่พบช่องกรอกข้อความและปุ่ม</w:t>
+      </w:r>
+      <w:proofErr w:type="spellEnd"/>
+      <w:r>
+        <w:rPr>
+          <w:rFonts w:ascii="Angsana New" w:eastAsia="Angsana New" w:hAnsi="Angsana New" w:cs="Angsana New"/>
+          <w:sz w:val="32"/>
+          <w:szCs w:val="32"/>
+        </w:rPr>
+        <w:t xml:space="preserve"> Search </w:t>
+      </w:r>
+      <w:proofErr w:type="spellStart"/>
+      <w:r>
+        <w:rPr>
+          <w:rFonts w:ascii="Angsana New" w:eastAsia="Angsana New" w:hAnsi="Angsana New" w:cs="Angsana New"/>
+          <w:sz w:val="32"/>
+          <w:szCs w:val="32"/>
+        </w:rPr>
+        <w:t>บนหน้าจอ</w:t>
+      </w:r>
+      <w:proofErr w:type="spellEnd"/>
+      <w:r>
+        <w:rPr>
+          <w:rFonts w:ascii="Angsana New" w:eastAsia="Angsana New" w:hAnsi="Angsana New" w:cs="Angsana New"/>
+          <w:sz w:val="32"/>
+          <w:szCs w:val="32"/>
+        </w:rPr>
+        <w:t xml:space="preserve"> </w:t>
+      </w:r>
+      <w:proofErr w:type="spellStart"/>
+      <w:r>
+        <w:rPr>
+          <w:rFonts w:ascii="Angsana New" w:eastAsia="Angsana New" w:hAnsi="Angsana New" w:cs="Angsana New"/>
+          <w:sz w:val="32"/>
+          <w:szCs w:val="32"/>
+        </w:rPr>
+        <w:t>ตามที่</w:t>
+      </w:r>
+      <w:proofErr w:type="spellEnd"/>
+      <w:r>
+        <w:rPr>
+          <w:rFonts w:ascii="Angsana New" w:eastAsia="Angsana New" w:hAnsi="Angsana New" w:cs="Angsana New"/>
+          <w:sz w:val="32"/>
+          <w:szCs w:val="32"/>
+        </w:rPr>
+        <w:t xml:space="preserve"> Test Plan </w:t>
+      </w:r>
+      <w:proofErr w:type="spellStart"/>
+      <w:r>
+        <w:rPr>
+          <w:rFonts w:ascii="Angsana New" w:eastAsia="Angsana New" w:hAnsi="Angsana New" w:cs="Angsana New"/>
+          <w:sz w:val="32"/>
+          <w:szCs w:val="32"/>
+        </w:rPr>
+        <w:t>ระบุไว้</w:t>
+      </w:r>
+      <w:proofErr w:type="spellEnd"/>
     </w:p>
     <w:p>
       <w:pPr>
@@ -29316,7 +31752,25 @@
           <w:sz w:val="32"/>
           <w:szCs w:val="32"/>
         </w:rPr>
-        <w:t>Evidence: รูปภาพ Screenshot</w:t>
+        <w:t xml:space="preserve">Evidence: </w:t>
+      </w:r>
+      <w:proofErr w:type="spellStart"/>
+      <w:r>
+        <w:rPr>
+          <w:rFonts w:ascii="Angsana New" w:eastAsia="Angsana New" w:hAnsi="Angsana New" w:cs="Angsana New"/>
+          <w:sz w:val="32"/>
+          <w:szCs w:val="32"/>
+        </w:rPr>
+        <w:t>รูปภาพ</w:t>
+      </w:r>
+      <w:proofErr w:type="spellEnd"/>
+      <w:r>
+        <w:rPr>
+          <w:rFonts w:ascii="Angsana New" w:eastAsia="Angsana New" w:hAnsi="Angsana New" w:cs="Angsana New"/>
+          <w:sz w:val="32"/>
+          <w:szCs w:val="32"/>
+        </w:rPr>
+        <w:t xml:space="preserve"> Screenshot</w:t>
       </w:r>
     </w:p>
     <w:p>
@@ -29328,7 +31782,7 @@
           <w:noProof/>
         </w:rPr>
         <w:drawing>
-          <wp:inline distT="0" distB="0" distL="0" distR="0" wp14:anchorId="46A4AD14" wp14:editId="3690B733">
+          <wp:inline distT="0" distB="0" distL="0" distR="0" wp14:anchorId="39E7041F" wp14:editId="6E95D906">
             <wp:extent cx="4250488" cy="1600745"/>
             <wp:effectExtent l="0" t="0" r="0" b="0"/>
             <wp:docPr id="785182986" name="drawing"/>
@@ -29380,6 +31834,7 @@
         </w:rPr>
       </w:pPr>
       <w:bookmarkStart w:id="21" w:name="_Toc226336978"/>
+      <w:proofErr w:type="spellStart"/>
       <w:r>
         <w:rPr>
           <w:rFonts w:ascii="Angsana New" w:eastAsia="Angsana New" w:hAnsi="Angsana New" w:cs="Angsana New"/>
@@ -29389,7 +31844,40 @@
           <w:szCs w:val="40"/>
         </w:rPr>
         <w:lastRenderedPageBreak/>
-        <w:t>บทที่ 6: การวิเคราะห์และเมตริกส์ (Metrics &amp; Analysis)</w:t>
+        <w:t>บทที่</w:t>
+      </w:r>
+      <w:proofErr w:type="spellEnd"/>
+      <w:r>
+        <w:rPr>
+          <w:rFonts w:ascii="Angsana New" w:eastAsia="Angsana New" w:hAnsi="Angsana New" w:cs="Angsana New"/>
+          <w:b/>
+          <w:bCs/>
+          <w:color w:val="auto"/>
+          <w:szCs w:val="40"/>
+        </w:rPr>
+        <w:t xml:space="preserve"> 6: </w:t>
+      </w:r>
+      <w:proofErr w:type="spellStart"/>
+      <w:r>
+        <w:rPr>
+          <w:rFonts w:ascii="Angsana New" w:eastAsia="Angsana New" w:hAnsi="Angsana New" w:cs="Angsana New"/>
+          <w:b/>
+          <w:bCs/>
+          <w:color w:val="auto"/>
+          <w:szCs w:val="40"/>
+        </w:rPr>
+        <w:t>การวิเคราะห์และเมตริกส์</w:t>
+      </w:r>
+      <w:proofErr w:type="spellEnd"/>
+      <w:r>
+        <w:rPr>
+          <w:rFonts w:ascii="Angsana New" w:eastAsia="Angsana New" w:hAnsi="Angsana New" w:cs="Angsana New"/>
+          <w:b/>
+          <w:bCs/>
+          <w:color w:val="auto"/>
+          <w:szCs w:val="40"/>
+        </w:rPr>
+        <w:t xml:space="preserve"> (Metrics &amp; Analysis)</w:t>
       </w:r>
       <w:bookmarkEnd w:id="21"/>
     </w:p>
@@ -29413,9 +31901,22 @@
           <w:sz w:val="36"/>
           <w:szCs w:val="36"/>
         </w:rPr>
-        <w:t>6.1 สรุปผล</w:t>
+        <w:t xml:space="preserve">6.1 </w:t>
+      </w:r>
+      <w:proofErr w:type="spellStart"/>
+      <w:r>
+        <w:rPr>
+          <w:rFonts w:ascii="Angsana New" w:eastAsia="Angsana New" w:hAnsi="Angsana New" w:cs="Angsana New"/>
+          <w:b/>
+          <w:bCs/>
+          <w:color w:val="auto"/>
+          <w:sz w:val="36"/>
+          <w:szCs w:val="36"/>
+        </w:rPr>
+        <w:t>สรุปผล</w:t>
       </w:r>
       <w:bookmarkEnd w:id="22"/>
+      <w:proofErr w:type="spellEnd"/>
     </w:p>
     <w:p>
       <w:pPr>
@@ -29429,7 +31930,7 @@
           <w:noProof/>
         </w:rPr>
         <w:drawing>
-          <wp:inline distT="0" distB="0" distL="0" distR="0" wp14:anchorId="68D0FEAF" wp14:editId="34C773A4">
+          <wp:inline distT="0" distB="0" distL="0" distR="0" wp14:anchorId="05B3AB20" wp14:editId="58B8AC7C">
             <wp:extent cx="6076838" cy="4961614"/>
             <wp:effectExtent l="0" t="0" r="635" b="0"/>
             <wp:docPr id="252171769" name="drawing"/>
@@ -29490,7 +31991,79 @@
           <w:sz w:val="32"/>
           <w:szCs w:val="32"/>
         </w:rPr>
-        <w:t>“ ผ่าน (Pass) จำนวน 43 เคส คิดเป็น 86 % ”</w:t>
+        <w:t xml:space="preserve">“ </w:t>
+      </w:r>
+      <w:proofErr w:type="spellStart"/>
+      <w:r>
+        <w:rPr>
+          <w:rFonts w:ascii="Angsana New" w:eastAsia="Angsana New" w:hAnsi="Angsana New" w:cs="Angsana New"/>
+          <w:sz w:val="32"/>
+          <w:szCs w:val="32"/>
+        </w:rPr>
+        <w:t>ผ่าน</w:t>
+      </w:r>
+      <w:proofErr w:type="spellEnd"/>
+      <w:r>
+        <w:rPr>
+          <w:rFonts w:ascii="Angsana New" w:eastAsia="Angsana New" w:hAnsi="Angsana New" w:cs="Angsana New"/>
+          <w:sz w:val="32"/>
+          <w:szCs w:val="32"/>
+        </w:rPr>
+        <w:t xml:space="preserve"> (Pass) </w:t>
+      </w:r>
+      <w:proofErr w:type="spellStart"/>
+      <w:r>
+        <w:rPr>
+          <w:rFonts w:ascii="Angsana New" w:eastAsia="Angsana New" w:hAnsi="Angsana New" w:cs="Angsana New"/>
+          <w:sz w:val="32"/>
+          <w:szCs w:val="32"/>
+        </w:rPr>
+        <w:t>จำนวน</w:t>
+      </w:r>
+      <w:proofErr w:type="spellEnd"/>
+      <w:r>
+        <w:rPr>
+          <w:rFonts w:ascii="Angsana New" w:eastAsia="Angsana New" w:hAnsi="Angsana New" w:cs="Angsana New"/>
+          <w:sz w:val="32"/>
+          <w:szCs w:val="32"/>
+        </w:rPr>
+        <w:t xml:space="preserve"> 43 </w:t>
+      </w:r>
+      <w:proofErr w:type="spellStart"/>
+      <w:r>
+        <w:rPr>
+          <w:rFonts w:ascii="Angsana New" w:eastAsia="Angsana New" w:hAnsi="Angsana New" w:cs="Angsana New"/>
+          <w:sz w:val="32"/>
+          <w:szCs w:val="32"/>
+        </w:rPr>
+        <w:t>เคส</w:t>
+      </w:r>
+      <w:proofErr w:type="spellEnd"/>
+      <w:r>
+        <w:rPr>
+          <w:rFonts w:ascii="Angsana New" w:eastAsia="Angsana New" w:hAnsi="Angsana New" w:cs="Angsana New"/>
+          <w:sz w:val="32"/>
+          <w:szCs w:val="32"/>
+        </w:rPr>
+        <w:t xml:space="preserve"> </w:t>
+      </w:r>
+      <w:proofErr w:type="spellStart"/>
+      <w:r>
+        <w:rPr>
+          <w:rFonts w:ascii="Angsana New" w:eastAsia="Angsana New" w:hAnsi="Angsana New" w:cs="Angsana New"/>
+          <w:sz w:val="32"/>
+          <w:szCs w:val="32"/>
+        </w:rPr>
+        <w:t>คิดเป็น</w:t>
+      </w:r>
+      <w:proofErr w:type="spellEnd"/>
+      <w:r>
+        <w:rPr>
+          <w:rFonts w:ascii="Angsana New" w:eastAsia="Angsana New" w:hAnsi="Angsana New" w:cs="Angsana New"/>
+          <w:sz w:val="32"/>
+          <w:szCs w:val="32"/>
+        </w:rPr>
+        <w:t xml:space="preserve"> 86 % ”</w:t>
       </w:r>
     </w:p>
     <w:p>
@@ -29512,7 +32085,79 @@
           <w:sz w:val="32"/>
           <w:szCs w:val="32"/>
         </w:rPr>
-        <w:t>“ไม่ผ่าน (Fail) จำนวน 7 เคส คิดเป็น 14 %”</w:t>
+        <w:t>“</w:t>
+      </w:r>
+      <w:proofErr w:type="spellStart"/>
+      <w:r>
+        <w:rPr>
+          <w:rFonts w:ascii="Angsana New" w:eastAsia="Angsana New" w:hAnsi="Angsana New" w:cs="Angsana New"/>
+          <w:sz w:val="32"/>
+          <w:szCs w:val="32"/>
+        </w:rPr>
+        <w:t>ไม่ผ่าน</w:t>
+      </w:r>
+      <w:proofErr w:type="spellEnd"/>
+      <w:r>
+        <w:rPr>
+          <w:rFonts w:ascii="Angsana New" w:eastAsia="Angsana New" w:hAnsi="Angsana New" w:cs="Angsana New"/>
+          <w:sz w:val="32"/>
+          <w:szCs w:val="32"/>
+        </w:rPr>
+        <w:t xml:space="preserve"> (Fail) </w:t>
+      </w:r>
+      <w:proofErr w:type="spellStart"/>
+      <w:r>
+        <w:rPr>
+          <w:rFonts w:ascii="Angsana New" w:eastAsia="Angsana New" w:hAnsi="Angsana New" w:cs="Angsana New"/>
+          <w:sz w:val="32"/>
+          <w:szCs w:val="32"/>
+        </w:rPr>
+        <w:t>จำนวน</w:t>
+      </w:r>
+      <w:proofErr w:type="spellEnd"/>
+      <w:r>
+        <w:rPr>
+          <w:rFonts w:ascii="Angsana New" w:eastAsia="Angsana New" w:hAnsi="Angsana New" w:cs="Angsana New"/>
+          <w:sz w:val="32"/>
+          <w:szCs w:val="32"/>
+        </w:rPr>
+        <w:t xml:space="preserve"> 7 </w:t>
+      </w:r>
+      <w:proofErr w:type="spellStart"/>
+      <w:r>
+        <w:rPr>
+          <w:rFonts w:ascii="Angsana New" w:eastAsia="Angsana New" w:hAnsi="Angsana New" w:cs="Angsana New"/>
+          <w:sz w:val="32"/>
+          <w:szCs w:val="32"/>
+        </w:rPr>
+        <w:t>เคส</w:t>
+      </w:r>
+      <w:proofErr w:type="spellEnd"/>
+      <w:r>
+        <w:rPr>
+          <w:rFonts w:ascii="Angsana New" w:eastAsia="Angsana New" w:hAnsi="Angsana New" w:cs="Angsana New"/>
+          <w:sz w:val="32"/>
+          <w:szCs w:val="32"/>
+        </w:rPr>
+        <w:t xml:space="preserve"> </w:t>
+      </w:r>
+      <w:proofErr w:type="spellStart"/>
+      <w:r>
+        <w:rPr>
+          <w:rFonts w:ascii="Angsana New" w:eastAsia="Angsana New" w:hAnsi="Angsana New" w:cs="Angsana New"/>
+          <w:sz w:val="32"/>
+          <w:szCs w:val="32"/>
+        </w:rPr>
+        <w:t>คิดเป็น</w:t>
+      </w:r>
+      <w:proofErr w:type="spellEnd"/>
+      <w:r>
+        <w:rPr>
+          <w:rFonts w:ascii="Angsana New" w:eastAsia="Angsana New" w:hAnsi="Angsana New" w:cs="Angsana New"/>
+          <w:sz w:val="32"/>
+          <w:szCs w:val="32"/>
+        </w:rPr>
+        <w:t xml:space="preserve"> 14 %”</w:t>
       </w:r>
       <w:r>
         <w:rPr>
@@ -29543,8 +32188,21 @@
           <w:szCs w:val="36"/>
         </w:rPr>
         <w:lastRenderedPageBreak/>
-        <w:t>6.2 เมตริกส์สำคัญ</w:t>
-      </w:r>
+        <w:t xml:space="preserve">6.2 </w:t>
+      </w:r>
+      <w:proofErr w:type="spellStart"/>
+      <w:r>
+        <w:rPr>
+          <w:rFonts w:ascii="Angsana New" w:eastAsia="Angsana New" w:hAnsi="Angsana New" w:cs="Angsana New"/>
+          <w:b/>
+          <w:bCs/>
+          <w:color w:val="auto"/>
+          <w:sz w:val="36"/>
+          <w:szCs w:val="36"/>
+        </w:rPr>
+        <w:t>เมตริกส์สำคัญ</w:t>
+      </w:r>
+      <w:proofErr w:type="spellEnd"/>
       <w:r>
         <w:rPr>
           <w:rFonts w:ascii="Angsana New" w:eastAsia="Angsana New" w:hAnsi="Angsana New" w:cs="Angsana New"/>
@@ -29574,8 +32232,18 @@
           <w:sz w:val="32"/>
           <w:szCs w:val="32"/>
         </w:rPr>
-        <w:t>Defect Density: จำนวนบั๊กต่อจำนวนเคส</w:t>
-      </w:r>
+        <w:t xml:space="preserve">Defect Density: </w:t>
+      </w:r>
+      <w:proofErr w:type="spellStart"/>
+      <w:r>
+        <w:rPr>
+          <w:rFonts w:ascii="Angsana New" w:eastAsia="Angsana New" w:hAnsi="Angsana New" w:cs="Angsana New"/>
+          <w:sz w:val="32"/>
+          <w:szCs w:val="32"/>
+        </w:rPr>
+        <w:t>จำนวนบั๊กต่อจำนวนเคส</w:t>
+      </w:r>
+      <w:proofErr w:type="spellEnd"/>
     </w:p>
     <w:p>
       <w:pPr>
@@ -29586,13 +32254,23 @@
           <w:szCs w:val="32"/>
         </w:rPr>
       </w:pPr>
-      <w:r>
-        <w:rPr>
-          <w:rFonts w:ascii="Angsana New" w:eastAsia="Angsana New" w:hAnsi="Angsana New" w:cs="Angsana New"/>
-          <w:sz w:val="32"/>
-          <w:szCs w:val="32"/>
-        </w:rPr>
-        <w:t>จากการทดสอบพบว่า :</w:t>
+      <w:proofErr w:type="spellStart"/>
+      <w:r>
+        <w:rPr>
+          <w:rFonts w:ascii="Angsana New" w:eastAsia="Angsana New" w:hAnsi="Angsana New" w:cs="Angsana New"/>
+          <w:sz w:val="32"/>
+          <w:szCs w:val="32"/>
+        </w:rPr>
+        <w:t>จากการทดสอบพบว่า</w:t>
+      </w:r>
+      <w:proofErr w:type="spellEnd"/>
+      <w:r>
+        <w:rPr>
+          <w:rFonts w:ascii="Angsana New" w:eastAsia="Angsana New" w:hAnsi="Angsana New" w:cs="Angsana New"/>
+          <w:sz w:val="32"/>
+          <w:szCs w:val="32"/>
+        </w:rPr>
+        <w:t xml:space="preserve"> :</w:t>
       </w:r>
     </w:p>
     <w:p>
@@ -29609,13 +32287,23 @@
           <w:szCs w:val="32"/>
         </w:rPr>
       </w:pPr>
-      <w:r>
-        <w:rPr>
-          <w:rFonts w:ascii="Angsana New" w:eastAsia="Angsana New" w:hAnsi="Angsana New" w:cs="Angsana New"/>
-          <w:sz w:val="32"/>
-          <w:szCs w:val="32"/>
-        </w:rPr>
-        <w:t xml:space="preserve">จำนวน Bug = </w:t>
+      <w:proofErr w:type="spellStart"/>
+      <w:r>
+        <w:rPr>
+          <w:rFonts w:ascii="Angsana New" w:eastAsia="Angsana New" w:hAnsi="Angsana New" w:cs="Angsana New"/>
+          <w:sz w:val="32"/>
+          <w:szCs w:val="32"/>
+        </w:rPr>
+        <w:t>จำนวน</w:t>
+      </w:r>
+      <w:proofErr w:type="spellEnd"/>
+      <w:r>
+        <w:rPr>
+          <w:rFonts w:ascii="Angsana New" w:eastAsia="Angsana New" w:hAnsi="Angsana New" w:cs="Angsana New"/>
+          <w:sz w:val="32"/>
+          <w:szCs w:val="32"/>
+        </w:rPr>
+        <w:t xml:space="preserve"> Bug = </w:t>
       </w:r>
       <w:r>
         <w:rPr>
@@ -29632,8 +32320,18 @@
           <w:sz w:val="32"/>
           <w:szCs w:val="32"/>
         </w:rPr>
-        <w:t xml:space="preserve"> รายการ</w:t>
-      </w:r>
+        <w:t xml:space="preserve"> </w:t>
+      </w:r>
+      <w:proofErr w:type="spellStart"/>
+      <w:r>
+        <w:rPr>
+          <w:rFonts w:ascii="Angsana New" w:eastAsia="Angsana New" w:hAnsi="Angsana New" w:cs="Angsana New"/>
+          <w:sz w:val="32"/>
+          <w:szCs w:val="32"/>
+        </w:rPr>
+        <w:t>รายการ</w:t>
+      </w:r>
+      <w:proofErr w:type="spellEnd"/>
     </w:p>
     <w:p>
       <w:pPr>
@@ -29649,13 +32347,23 @@
           <w:szCs w:val="32"/>
         </w:rPr>
       </w:pPr>
-      <w:r>
-        <w:rPr>
-          <w:rFonts w:ascii="Angsana New" w:eastAsia="Angsana New" w:hAnsi="Angsana New" w:cs="Angsana New"/>
-          <w:sz w:val="32"/>
-          <w:szCs w:val="32"/>
-        </w:rPr>
-        <w:t>จำนวน Test Case = 50</w:t>
+      <w:proofErr w:type="spellStart"/>
+      <w:r>
+        <w:rPr>
+          <w:rFonts w:ascii="Angsana New" w:eastAsia="Angsana New" w:hAnsi="Angsana New" w:cs="Angsana New"/>
+          <w:sz w:val="32"/>
+          <w:szCs w:val="32"/>
+        </w:rPr>
+        <w:t>จำนวน</w:t>
+      </w:r>
+      <w:proofErr w:type="spellEnd"/>
+      <w:r>
+        <w:rPr>
+          <w:rFonts w:ascii="Angsana New" w:eastAsia="Angsana New" w:hAnsi="Angsana New" w:cs="Angsana New"/>
+          <w:sz w:val="32"/>
+          <w:szCs w:val="32"/>
+        </w:rPr>
+        <w:t xml:space="preserve"> Test Case = 50</w:t>
       </w:r>
     </w:p>
     <w:p>
@@ -29667,13 +32375,23 @@
           <w:szCs w:val="32"/>
         </w:rPr>
       </w:pPr>
-      <w:r>
-        <w:rPr>
-          <w:rFonts w:ascii="Angsana New" w:eastAsia="Angsana New" w:hAnsi="Angsana New" w:cs="Angsana New"/>
-          <w:sz w:val="32"/>
-          <w:szCs w:val="32"/>
-        </w:rPr>
-        <w:t xml:space="preserve">ดังนั้น Defect Density = </w:t>
+      <w:proofErr w:type="spellStart"/>
+      <w:r>
+        <w:rPr>
+          <w:rFonts w:ascii="Angsana New" w:eastAsia="Angsana New" w:hAnsi="Angsana New" w:cs="Angsana New"/>
+          <w:sz w:val="32"/>
+          <w:szCs w:val="32"/>
+        </w:rPr>
+        <w:t>ดังนั้น</w:t>
+      </w:r>
+      <w:proofErr w:type="spellEnd"/>
+      <w:r>
+        <w:rPr>
+          <w:rFonts w:ascii="Angsana New" w:eastAsia="Angsana New" w:hAnsi="Angsana New" w:cs="Angsana New"/>
+          <w:sz w:val="32"/>
+          <w:szCs w:val="32"/>
+        </w:rPr>
+        <w:t xml:space="preserve"> Defect Density = </w:t>
       </w:r>
       <w:r>
         <w:rPr>
@@ -29719,13 +32437,23 @@
           <w:szCs w:val="32"/>
         </w:rPr>
       </w:pPr>
-      <w:r>
-        <w:rPr>
-          <w:rFonts w:ascii="Angsana New" w:eastAsia="Angsana New" w:hAnsi="Angsana New" w:cs="Angsana New"/>
-          <w:sz w:val="32"/>
-          <w:szCs w:val="32"/>
-        </w:rPr>
-        <w:t xml:space="preserve">ระบบมีข้อผิดพลาดในระดับต่ำถึงปานกลาง </w:t>
+      <w:proofErr w:type="spellStart"/>
+      <w:r>
+        <w:rPr>
+          <w:rFonts w:ascii="Angsana New" w:eastAsia="Angsana New" w:hAnsi="Angsana New" w:cs="Angsana New"/>
+          <w:sz w:val="32"/>
+          <w:szCs w:val="32"/>
+        </w:rPr>
+        <w:t>ระบบมีข้อผิดพลาดในระดับต่ำถึงปานกลาง</w:t>
+      </w:r>
+      <w:proofErr w:type="spellEnd"/>
+      <w:r>
+        <w:rPr>
+          <w:rFonts w:ascii="Angsana New" w:eastAsia="Angsana New" w:hAnsi="Angsana New" w:cs="Angsana New"/>
+          <w:sz w:val="32"/>
+          <w:szCs w:val="32"/>
+        </w:rPr>
+        <w:t xml:space="preserve"> </w:t>
       </w:r>
     </w:p>
     <w:p>
@@ -29747,8 +32475,18 @@
           <w:sz w:val="32"/>
           <w:szCs w:val="32"/>
         </w:rPr>
-        <w:t>Test Coverage: เปอร์เซ็นต์ความครอบคลุมของหน้าจอ</w:t>
-      </w:r>
+        <w:t xml:space="preserve">Test Coverage: </w:t>
+      </w:r>
+      <w:proofErr w:type="spellStart"/>
+      <w:r>
+        <w:rPr>
+          <w:rFonts w:ascii="Angsana New" w:eastAsia="Angsana New" w:hAnsi="Angsana New" w:cs="Angsana New"/>
+          <w:sz w:val="32"/>
+          <w:szCs w:val="32"/>
+        </w:rPr>
+        <w:t>เปอร์เซ็นต์ความครอบคลุมของหน้าจอ</w:t>
+      </w:r>
+      <w:proofErr w:type="spellEnd"/>
     </w:p>
     <w:p>
       <w:pPr>
@@ -29759,13 +32497,41 @@
           <w:szCs w:val="32"/>
         </w:rPr>
       </w:pPr>
-      <w:r>
-        <w:rPr>
-          <w:rFonts w:ascii="Angsana New" w:eastAsia="Angsana New" w:hAnsi="Angsana New" w:cs="Angsana New"/>
-          <w:sz w:val="32"/>
-          <w:szCs w:val="32"/>
-        </w:rPr>
-        <w:t xml:space="preserve">ในการทดสอบครั้งนี้มีการครอบครุมหน้าจอหลักของระบบทั้งหมด ได้แก่ </w:t>
+      <w:proofErr w:type="spellStart"/>
+      <w:r>
+        <w:rPr>
+          <w:rFonts w:ascii="Angsana New" w:eastAsia="Angsana New" w:hAnsi="Angsana New" w:cs="Angsana New"/>
+          <w:sz w:val="32"/>
+          <w:szCs w:val="32"/>
+        </w:rPr>
+        <w:t>ในการทดสอบครั้งนี้มีการครอบครุมหน้าจอหลักของระบบทั้งหมด</w:t>
+      </w:r>
+      <w:proofErr w:type="spellEnd"/>
+      <w:r>
+        <w:rPr>
+          <w:rFonts w:ascii="Angsana New" w:eastAsia="Angsana New" w:hAnsi="Angsana New" w:cs="Angsana New"/>
+          <w:sz w:val="32"/>
+          <w:szCs w:val="32"/>
+        </w:rPr>
+        <w:t xml:space="preserve"> </w:t>
+      </w:r>
+      <w:proofErr w:type="spellStart"/>
+      <w:r>
+        <w:rPr>
+          <w:rFonts w:ascii="Angsana New" w:eastAsia="Angsana New" w:hAnsi="Angsana New" w:cs="Angsana New"/>
+          <w:sz w:val="32"/>
+          <w:szCs w:val="32"/>
+        </w:rPr>
+        <w:t>ได้แก่</w:t>
+      </w:r>
+      <w:proofErr w:type="spellEnd"/>
+      <w:r>
+        <w:rPr>
+          <w:rFonts w:ascii="Angsana New" w:eastAsia="Angsana New" w:hAnsi="Angsana New" w:cs="Angsana New"/>
+          <w:sz w:val="32"/>
+          <w:szCs w:val="32"/>
+        </w:rPr>
+        <w:t xml:space="preserve"> </w:t>
       </w:r>
     </w:p>
     <w:p>
@@ -29944,6 +32710,7 @@
           <w:szCs w:val="32"/>
         </w:rPr>
       </w:pPr>
+      <w:proofErr w:type="spellStart"/>
       <w:r>
         <w:rPr>
           <w:rFonts w:ascii="Angsana New" w:eastAsia="Angsana New" w:hAnsi="Angsana New" w:cs="Angsana New"/>
@@ -29952,6 +32719,7 @@
         </w:rPr>
         <w:t>แสดงให้เห็นว่าการทดสอบครอบคลุมทุกหน้าจอของระบบอย่างครบถ้วน</w:t>
       </w:r>
+      <w:proofErr w:type="spellEnd"/>
     </w:p>
     <w:p>
       <w:pPr>
@@ -29991,7 +32759,31 @@
           <w:szCs w:val="36"/>
         </w:rPr>
         <w:lastRenderedPageBreak/>
-        <w:t>6.3 การวิเคราะห์คุณภาพตามมาตรฐาน ISO 25010</w:t>
+        <w:t xml:space="preserve">6.3 </w:t>
+      </w:r>
+      <w:proofErr w:type="spellStart"/>
+      <w:r>
+        <w:rPr>
+          <w:rFonts w:ascii="Angsana New" w:eastAsia="Angsana New" w:hAnsi="Angsana New" w:cs="Angsana New"/>
+          <w:b/>
+          <w:bCs/>
+          <w:color w:val="auto"/>
+          <w:sz w:val="36"/>
+          <w:szCs w:val="36"/>
+        </w:rPr>
+        <w:t>การวิเคราะห์คุณภาพตามมาตรฐาน</w:t>
+      </w:r>
+      <w:proofErr w:type="spellEnd"/>
+      <w:r>
+        <w:rPr>
+          <w:rFonts w:ascii="Angsana New" w:eastAsia="Angsana New" w:hAnsi="Angsana New" w:cs="Angsana New"/>
+          <w:b/>
+          <w:bCs/>
+          <w:color w:val="auto"/>
+          <w:sz w:val="36"/>
+          <w:szCs w:val="36"/>
+        </w:rPr>
+        <w:t xml:space="preserve"> ISO 25010</w:t>
       </w:r>
       <w:bookmarkEnd w:id="24"/>
     </w:p>
@@ -30013,7 +32805,29 @@
           <w:sz w:val="32"/>
           <w:szCs w:val="32"/>
         </w:rPr>
-        <w:t>1) Functional Suitability (ความถูกต้องของฟังก์ชัน)</w:t>
+        <w:t>1) Functional Suitability (</w:t>
+      </w:r>
+      <w:proofErr w:type="spellStart"/>
+      <w:r>
+        <w:rPr>
+          <w:rFonts w:ascii="Angsana New" w:eastAsia="Angsana New" w:hAnsi="Angsana New" w:cs="Angsana New"/>
+          <w:b/>
+          <w:bCs/>
+          <w:sz w:val="32"/>
+          <w:szCs w:val="32"/>
+        </w:rPr>
+        <w:t>ความถูกต้องของฟังก์ชัน</w:t>
+      </w:r>
+      <w:proofErr w:type="spellEnd"/>
+      <w:r>
+        <w:rPr>
+          <w:rFonts w:ascii="Angsana New" w:eastAsia="Angsana New" w:hAnsi="Angsana New" w:cs="Angsana New"/>
+          <w:b/>
+          <w:bCs/>
+          <w:sz w:val="32"/>
+          <w:szCs w:val="32"/>
+        </w:rPr>
+        <w:t>)</w:t>
       </w:r>
     </w:p>
     <w:p>
@@ -30032,7 +32846,205 @@
           <w:sz w:val="32"/>
           <w:szCs w:val="32"/>
         </w:rPr>
-        <w:t>จากการทดสอบพบว่าระบบสามารถทำงานได้ถูกต้องตามฟังก์ชันหลักที่กำหนดไว้ เช่น การเข้าสู่ระบบ การจัดการข้อมูลหนังสือ และการยืม-คืนหนังสือ ซึ่งถือว่าเป็นส่วนสำคัญของระบบ อย่างไรก็ตาม ยังพบข้อผิดพลาดในบางกรณี เช่น การกำหนดจำนวนหนังสือสูงสุดที่สามารถยืมได้ (Max Books) ที่ยังไม่เป็นไปตามเงื่อนไขที่กำหนด รวมถึงบางฟีเจอร์ที่ยังทำงานได้ไม่สมบูรณ์ จึงควรมีการปรับปรุงเพิ่มเติมเพื่อให้ระบบมีความถูกต้องมากยิ่งขึ้น</w:t>
+        <w:t xml:space="preserve">จากการทดสอบพบว่าระบบสามารถทำงานได้ถูกต้องตามฟังก์ชันหลักที่กำหนดไว้ </w:t>
+      </w:r>
+      <w:proofErr w:type="spellStart"/>
+      <w:r>
+        <w:rPr>
+          <w:rFonts w:ascii="Angsana New" w:eastAsia="Angsana New" w:hAnsi="Angsana New" w:cs="Angsana New"/>
+          <w:sz w:val="32"/>
+          <w:szCs w:val="32"/>
+        </w:rPr>
+        <w:t>เช่น</w:t>
+      </w:r>
+      <w:proofErr w:type="spellEnd"/>
+      <w:r>
+        <w:rPr>
+          <w:rFonts w:ascii="Angsana New" w:eastAsia="Angsana New" w:hAnsi="Angsana New" w:cs="Angsana New"/>
+          <w:sz w:val="32"/>
+          <w:szCs w:val="32"/>
+        </w:rPr>
+        <w:t xml:space="preserve"> </w:t>
+      </w:r>
+      <w:proofErr w:type="spellStart"/>
+      <w:r>
+        <w:rPr>
+          <w:rFonts w:ascii="Angsana New" w:eastAsia="Angsana New" w:hAnsi="Angsana New" w:cs="Angsana New"/>
+          <w:sz w:val="32"/>
+          <w:szCs w:val="32"/>
+        </w:rPr>
+        <w:t>การเข้าสู่ระบบ</w:t>
+      </w:r>
+      <w:proofErr w:type="spellEnd"/>
+      <w:r>
+        <w:rPr>
+          <w:rFonts w:ascii="Angsana New" w:eastAsia="Angsana New" w:hAnsi="Angsana New" w:cs="Angsana New"/>
+          <w:sz w:val="32"/>
+          <w:szCs w:val="32"/>
+        </w:rPr>
+        <w:t xml:space="preserve"> </w:t>
+      </w:r>
+      <w:proofErr w:type="spellStart"/>
+      <w:r>
+        <w:rPr>
+          <w:rFonts w:ascii="Angsana New" w:eastAsia="Angsana New" w:hAnsi="Angsana New" w:cs="Angsana New"/>
+          <w:sz w:val="32"/>
+          <w:szCs w:val="32"/>
+        </w:rPr>
+        <w:t>การจัดการข้อมูลหนังสือ</w:t>
+      </w:r>
+      <w:proofErr w:type="spellEnd"/>
+      <w:r>
+        <w:rPr>
+          <w:rFonts w:ascii="Angsana New" w:eastAsia="Angsana New" w:hAnsi="Angsana New" w:cs="Angsana New"/>
+          <w:sz w:val="32"/>
+          <w:szCs w:val="32"/>
+        </w:rPr>
+        <w:t xml:space="preserve"> </w:t>
+      </w:r>
+      <w:proofErr w:type="spellStart"/>
+      <w:r>
+        <w:rPr>
+          <w:rFonts w:ascii="Angsana New" w:eastAsia="Angsana New" w:hAnsi="Angsana New" w:cs="Angsana New"/>
+          <w:sz w:val="32"/>
+          <w:szCs w:val="32"/>
+        </w:rPr>
+        <w:t>และการยืม-คืนหนังสือ</w:t>
+      </w:r>
+      <w:proofErr w:type="spellEnd"/>
+      <w:r>
+        <w:rPr>
+          <w:rFonts w:ascii="Angsana New" w:eastAsia="Angsana New" w:hAnsi="Angsana New" w:cs="Angsana New"/>
+          <w:sz w:val="32"/>
+          <w:szCs w:val="32"/>
+        </w:rPr>
+        <w:t xml:space="preserve"> </w:t>
+      </w:r>
+      <w:proofErr w:type="spellStart"/>
+      <w:r>
+        <w:rPr>
+          <w:rFonts w:ascii="Angsana New" w:eastAsia="Angsana New" w:hAnsi="Angsana New" w:cs="Angsana New"/>
+          <w:sz w:val="32"/>
+          <w:szCs w:val="32"/>
+        </w:rPr>
+        <w:t>ซึ่งถือว่าเป็นส่วนสำคัญของระบบ</w:t>
+      </w:r>
+      <w:proofErr w:type="spellEnd"/>
+      <w:r>
+        <w:rPr>
+          <w:rFonts w:ascii="Angsana New" w:eastAsia="Angsana New" w:hAnsi="Angsana New" w:cs="Angsana New"/>
+          <w:sz w:val="32"/>
+          <w:szCs w:val="32"/>
+        </w:rPr>
+        <w:t xml:space="preserve"> </w:t>
+      </w:r>
+      <w:proofErr w:type="spellStart"/>
+      <w:r>
+        <w:rPr>
+          <w:rFonts w:ascii="Angsana New" w:eastAsia="Angsana New" w:hAnsi="Angsana New" w:cs="Angsana New"/>
+          <w:sz w:val="32"/>
+          <w:szCs w:val="32"/>
+        </w:rPr>
+        <w:t>อย่างไรก็ตาม</w:t>
+      </w:r>
+      <w:proofErr w:type="spellEnd"/>
+      <w:r>
+        <w:rPr>
+          <w:rFonts w:ascii="Angsana New" w:eastAsia="Angsana New" w:hAnsi="Angsana New" w:cs="Angsana New"/>
+          <w:sz w:val="32"/>
+          <w:szCs w:val="32"/>
+        </w:rPr>
+        <w:t xml:space="preserve"> </w:t>
+      </w:r>
+      <w:proofErr w:type="spellStart"/>
+      <w:r>
+        <w:rPr>
+          <w:rFonts w:ascii="Angsana New" w:eastAsia="Angsana New" w:hAnsi="Angsana New" w:cs="Angsana New"/>
+          <w:sz w:val="32"/>
+          <w:szCs w:val="32"/>
+        </w:rPr>
+        <w:t>ยังพบข้อผิดพลาดในบางกรณี</w:t>
+      </w:r>
+      <w:proofErr w:type="spellEnd"/>
+      <w:r>
+        <w:rPr>
+          <w:rFonts w:ascii="Angsana New" w:eastAsia="Angsana New" w:hAnsi="Angsana New" w:cs="Angsana New"/>
+          <w:sz w:val="32"/>
+          <w:szCs w:val="32"/>
+        </w:rPr>
+        <w:t xml:space="preserve"> </w:t>
+      </w:r>
+      <w:proofErr w:type="spellStart"/>
+      <w:r>
+        <w:rPr>
+          <w:rFonts w:ascii="Angsana New" w:eastAsia="Angsana New" w:hAnsi="Angsana New" w:cs="Angsana New"/>
+          <w:sz w:val="32"/>
+          <w:szCs w:val="32"/>
+        </w:rPr>
+        <w:t>เช่น</w:t>
+      </w:r>
+      <w:proofErr w:type="spellEnd"/>
+      <w:r>
+        <w:rPr>
+          <w:rFonts w:ascii="Angsana New" w:eastAsia="Angsana New" w:hAnsi="Angsana New" w:cs="Angsana New"/>
+          <w:sz w:val="32"/>
+          <w:szCs w:val="32"/>
+        </w:rPr>
+        <w:t xml:space="preserve"> </w:t>
+      </w:r>
+      <w:proofErr w:type="spellStart"/>
+      <w:r>
+        <w:rPr>
+          <w:rFonts w:ascii="Angsana New" w:eastAsia="Angsana New" w:hAnsi="Angsana New" w:cs="Angsana New"/>
+          <w:sz w:val="32"/>
+          <w:szCs w:val="32"/>
+        </w:rPr>
+        <w:t>การกำหนดจำนวนหนังสือสูงสุดที่สามารถยืมได้</w:t>
+      </w:r>
+      <w:proofErr w:type="spellEnd"/>
+      <w:r>
+        <w:rPr>
+          <w:rFonts w:ascii="Angsana New" w:eastAsia="Angsana New" w:hAnsi="Angsana New" w:cs="Angsana New"/>
+          <w:sz w:val="32"/>
+          <w:szCs w:val="32"/>
+        </w:rPr>
+        <w:t xml:space="preserve"> (Max Books) </w:t>
+      </w:r>
+      <w:proofErr w:type="spellStart"/>
+      <w:r>
+        <w:rPr>
+          <w:rFonts w:ascii="Angsana New" w:eastAsia="Angsana New" w:hAnsi="Angsana New" w:cs="Angsana New"/>
+          <w:sz w:val="32"/>
+          <w:szCs w:val="32"/>
+        </w:rPr>
+        <w:t>ที่ยังไม่เป็นไปตามเงื่อนไขที่กำหนด</w:t>
+      </w:r>
+      <w:proofErr w:type="spellEnd"/>
+      <w:r>
+        <w:rPr>
+          <w:rFonts w:ascii="Angsana New" w:eastAsia="Angsana New" w:hAnsi="Angsana New" w:cs="Angsana New"/>
+          <w:sz w:val="32"/>
+          <w:szCs w:val="32"/>
+        </w:rPr>
+        <w:t xml:space="preserve"> </w:t>
+      </w:r>
+      <w:proofErr w:type="spellStart"/>
+      <w:r>
+        <w:rPr>
+          <w:rFonts w:ascii="Angsana New" w:eastAsia="Angsana New" w:hAnsi="Angsana New" w:cs="Angsana New"/>
+          <w:sz w:val="32"/>
+          <w:szCs w:val="32"/>
+        </w:rPr>
+        <w:t>รวมถึงบางฟีเจอร์ที่ยังทำงานได้ไม่สมบูรณ์</w:t>
+      </w:r>
+      <w:proofErr w:type="spellEnd"/>
+      <w:r>
+        <w:rPr>
+          <w:rFonts w:ascii="Angsana New" w:eastAsia="Angsana New" w:hAnsi="Angsana New" w:cs="Angsana New"/>
+          <w:sz w:val="32"/>
+          <w:szCs w:val="32"/>
+        </w:rPr>
+        <w:t xml:space="preserve"> จึงควรมีการปรับปรุงเพิ่มเติมเพื่อให้ระบบมีความถูกต้องมากยิ่งขึ้น</w:t>
       </w:r>
     </w:p>
     <w:p>
@@ -30058,40 +33070,9 @@
           <w:sz w:val="32"/>
           <w:szCs w:val="32"/>
         </w:rPr>
-        <w:t>2) Usability (ความง่ายในการใช้งาน)</w:t>
-      </w:r>
-    </w:p>
-    <w:p>
-      <w:pPr>
-        <w:spacing w:before="240" w:after="240"/>
-        <w:ind w:left="720" w:firstLine="720"/>
-        <w:rPr>
-          <w:rFonts w:ascii="Angsana New" w:eastAsia="Angsana New" w:hAnsi="Angsana New" w:cs="Angsana New"/>
-          <w:sz w:val="32"/>
-          <w:szCs w:val="32"/>
-        </w:rPr>
-      </w:pPr>
-      <w:r>
-        <w:rPr>
-          <w:rFonts w:ascii="Angsana New" w:eastAsia="Angsana New" w:hAnsi="Angsana New" w:cs="Angsana New"/>
-          <w:sz w:val="32"/>
-          <w:szCs w:val="32"/>
-        </w:rPr>
-        <w:t>ในด้านการใช้งาน ระบบมีการออกแบบหน้าจอ (UI) ที่ค่อนข้างเข้าใจง่าย ไม่ซับซ้อน ผู้ใช้งานสามารถเรียนรู้และใช้งานได้ด้วยตนเองในระยะเวลาไม่นาน อย่างไรก็ตาม ยังมีข้อจำกัดบางประการ เช่น ไม่มีฟังก์ชันค้นหาสมาชิก (Search Member) และไม่มีฟีเจอร์แสดงรายละเอียดหรือขยายระยะเวลาการยืม (Extend) ซึ่งอาจส่งผลต่อประสบการณ์ของผู้ใช้งานในระยะยาว</w:t>
-      </w:r>
-    </w:p>
-    <w:p>
-      <w:pPr>
-        <w:pStyle w:val="4"/>
-        <w:spacing w:before="319" w:after="319"/>
-        <w:ind w:left="720"/>
-        <w:rPr>
-          <w:rFonts w:ascii="Angsana New" w:eastAsia="Angsana New" w:hAnsi="Angsana New" w:cs="Angsana New"/>
-          <w:color w:val="auto"/>
-          <w:sz w:val="32"/>
-          <w:szCs w:val="32"/>
-        </w:rPr>
-      </w:pPr>
+        <w:t>2) Usability (</w:t>
+      </w:r>
+      <w:proofErr w:type="spellStart"/>
       <w:r>
         <w:rPr>
           <w:rFonts w:ascii="Angsana New" w:eastAsia="Angsana New" w:hAnsi="Angsana New" w:cs="Angsana New"/>
@@ -30103,40 +33084,9 @@
           <w:sz w:val="32"/>
           <w:szCs w:val="32"/>
         </w:rPr>
-        <w:t>3) Reliability (ความเสถียรของระบบ)</w:t>
-      </w:r>
-    </w:p>
-    <w:p>
-      <w:pPr>
-        <w:spacing w:before="240" w:after="240"/>
-        <w:ind w:left="720" w:firstLine="720"/>
-        <w:rPr>
-          <w:rFonts w:ascii="Angsana New" w:eastAsia="Angsana New" w:hAnsi="Angsana New" w:cs="Angsana New"/>
-          <w:sz w:val="32"/>
-          <w:szCs w:val="32"/>
-        </w:rPr>
-      </w:pPr>
-      <w:r>
-        <w:rPr>
-          <w:rFonts w:ascii="Angsana New" w:eastAsia="Angsana New" w:hAnsi="Angsana New" w:cs="Angsana New"/>
-          <w:sz w:val="32"/>
-          <w:szCs w:val="32"/>
-        </w:rPr>
-        <w:t>ระบบมีความสามารถในการทำงานได้อย่างต่อเนื่องในหลายกรณีทดสอบ และไม่พบปัญหาการล่มของระบบในระหว่างการใช้งานโดยรวม แสดงให้เห็นถึงความเสถียรในระดับหนึ่ง อย่างไรก็ตาม ยังมีข้อผิดพลาดเชิงตรรกะ (Logic Error) ในบางฟังก์ชัน เช่น การกำหนดค่าข้อมูลที่ไม่สอดคล้องกัน ซึ่งควรได้รับการแก้ไขเพื่อเพิ่มความน่าเชื่อถือของระบบ</w:t>
-      </w:r>
-    </w:p>
-    <w:p>
-      <w:pPr>
-        <w:pStyle w:val="4"/>
-        <w:spacing w:before="319" w:after="319"/>
-        <w:ind w:left="720"/>
-        <w:rPr>
-          <w:rFonts w:ascii="Angsana New" w:eastAsia="Angsana New" w:hAnsi="Angsana New" w:cs="Angsana New"/>
-          <w:color w:val="auto"/>
-          <w:sz w:val="32"/>
-          <w:szCs w:val="32"/>
-        </w:rPr>
-      </w:pPr>
+        <w:t>ความง่ายในการใช้งาน</w:t>
+      </w:r>
+      <w:proofErr w:type="spellEnd"/>
       <w:r>
         <w:rPr>
           <w:rFonts w:ascii="Angsana New" w:eastAsia="Angsana New" w:hAnsi="Angsana New" w:cs="Angsana New"/>
@@ -30148,7 +33098,7 @@
           <w:sz w:val="32"/>
           <w:szCs w:val="32"/>
         </w:rPr>
-        <w:t>4) Security (ความปลอดภัย)</w:t>
+        <w:t>)</w:t>
       </w:r>
     </w:p>
     <w:p>
@@ -30161,14 +33111,196 @@
           <w:szCs w:val="32"/>
         </w:rPr>
       </w:pPr>
-      <w:r>
-        <w:rPr>
-          <w:rFonts w:ascii="Angsana New" w:eastAsia="Angsana New" w:hAnsi="Angsana New" w:cs="Angsana New"/>
-          <w:sz w:val="32"/>
-          <w:szCs w:val="32"/>
-        </w:rPr>
-        <w:t>จากการทดสอบด้านความปลอดภัยเบื้องต้น พบว่าระบบสามารถป้องกันการโจมตีในรูปแบบ SQL Injection ได้ในระดับหนึ่ง อย่างไรก็ตาม เพื่อเพิ่มความปลอดภัยของระบบ ควรมีการเพิ่มการตรวจสอบข้อมูลนำเข้า (Input Validation) และการจัดการข้อมูลที่เข้มงวดมากยิ่งขึ้น เพื่อลดความเสี่ยงจากช่องโหว่ที่อาจเกิดขึ้นในอนาคต</w:t>
-      </w:r>
+      <w:proofErr w:type="spellStart"/>
+      <w:r>
+        <w:rPr>
+          <w:rFonts w:ascii="Angsana New" w:eastAsia="Angsana New" w:hAnsi="Angsana New" w:cs="Angsana New"/>
+          <w:sz w:val="32"/>
+          <w:szCs w:val="32"/>
+        </w:rPr>
+        <w:t>ในด้านการใช้งาน</w:t>
+      </w:r>
+      <w:proofErr w:type="spellEnd"/>
+      <w:r>
+        <w:rPr>
+          <w:rFonts w:ascii="Angsana New" w:eastAsia="Angsana New" w:hAnsi="Angsana New" w:cs="Angsana New"/>
+          <w:sz w:val="32"/>
+          <w:szCs w:val="32"/>
+        </w:rPr>
+        <w:t xml:space="preserve"> </w:t>
+      </w:r>
+      <w:proofErr w:type="spellStart"/>
+      <w:r>
+        <w:rPr>
+          <w:rFonts w:ascii="Angsana New" w:eastAsia="Angsana New" w:hAnsi="Angsana New" w:cs="Angsana New"/>
+          <w:sz w:val="32"/>
+          <w:szCs w:val="32"/>
+        </w:rPr>
+        <w:t>ระบบมีการออกแบบหน้าจอ</w:t>
+      </w:r>
+      <w:proofErr w:type="spellEnd"/>
+      <w:r>
+        <w:rPr>
+          <w:rFonts w:ascii="Angsana New" w:eastAsia="Angsana New" w:hAnsi="Angsana New" w:cs="Angsana New"/>
+          <w:sz w:val="32"/>
+          <w:szCs w:val="32"/>
+        </w:rPr>
+        <w:t xml:space="preserve"> (UI) </w:t>
+      </w:r>
+      <w:proofErr w:type="spellStart"/>
+      <w:r>
+        <w:rPr>
+          <w:rFonts w:ascii="Angsana New" w:eastAsia="Angsana New" w:hAnsi="Angsana New" w:cs="Angsana New"/>
+          <w:sz w:val="32"/>
+          <w:szCs w:val="32"/>
+        </w:rPr>
+        <w:t>ที่ค่อนข้างเข้าใจง่าย</w:t>
+      </w:r>
+      <w:proofErr w:type="spellEnd"/>
+      <w:r>
+        <w:rPr>
+          <w:rFonts w:ascii="Angsana New" w:eastAsia="Angsana New" w:hAnsi="Angsana New" w:cs="Angsana New"/>
+          <w:sz w:val="32"/>
+          <w:szCs w:val="32"/>
+        </w:rPr>
+        <w:t xml:space="preserve"> </w:t>
+      </w:r>
+      <w:proofErr w:type="spellStart"/>
+      <w:r>
+        <w:rPr>
+          <w:rFonts w:ascii="Angsana New" w:eastAsia="Angsana New" w:hAnsi="Angsana New" w:cs="Angsana New"/>
+          <w:sz w:val="32"/>
+          <w:szCs w:val="32"/>
+        </w:rPr>
+        <w:t>ไม่ซับซ้อน</w:t>
+      </w:r>
+      <w:proofErr w:type="spellEnd"/>
+      <w:r>
+        <w:rPr>
+          <w:rFonts w:ascii="Angsana New" w:eastAsia="Angsana New" w:hAnsi="Angsana New" w:cs="Angsana New"/>
+          <w:sz w:val="32"/>
+          <w:szCs w:val="32"/>
+        </w:rPr>
+        <w:t xml:space="preserve"> </w:t>
+      </w:r>
+      <w:proofErr w:type="spellStart"/>
+      <w:r>
+        <w:rPr>
+          <w:rFonts w:ascii="Angsana New" w:eastAsia="Angsana New" w:hAnsi="Angsana New" w:cs="Angsana New"/>
+          <w:sz w:val="32"/>
+          <w:szCs w:val="32"/>
+        </w:rPr>
+        <w:t>ผู้ใช้งานสามารถเรียนรู้และใช้งานได้ด้วยตนเองในระยะเวลาไม่นาน</w:t>
+      </w:r>
+      <w:proofErr w:type="spellEnd"/>
+      <w:r>
+        <w:rPr>
+          <w:rFonts w:ascii="Angsana New" w:eastAsia="Angsana New" w:hAnsi="Angsana New" w:cs="Angsana New"/>
+          <w:sz w:val="32"/>
+          <w:szCs w:val="32"/>
+        </w:rPr>
+        <w:t xml:space="preserve"> </w:t>
+      </w:r>
+      <w:proofErr w:type="spellStart"/>
+      <w:r>
+        <w:rPr>
+          <w:rFonts w:ascii="Angsana New" w:eastAsia="Angsana New" w:hAnsi="Angsana New" w:cs="Angsana New"/>
+          <w:sz w:val="32"/>
+          <w:szCs w:val="32"/>
+        </w:rPr>
+        <w:t>อย่างไรก็ตาม</w:t>
+      </w:r>
+      <w:proofErr w:type="spellEnd"/>
+      <w:r>
+        <w:rPr>
+          <w:rFonts w:ascii="Angsana New" w:eastAsia="Angsana New" w:hAnsi="Angsana New" w:cs="Angsana New"/>
+          <w:sz w:val="32"/>
+          <w:szCs w:val="32"/>
+        </w:rPr>
+        <w:t xml:space="preserve"> </w:t>
+      </w:r>
+      <w:proofErr w:type="spellStart"/>
+      <w:r>
+        <w:rPr>
+          <w:rFonts w:ascii="Angsana New" w:eastAsia="Angsana New" w:hAnsi="Angsana New" w:cs="Angsana New"/>
+          <w:sz w:val="32"/>
+          <w:szCs w:val="32"/>
+        </w:rPr>
+        <w:t>ยังมีข้อจำกัดบางประการ</w:t>
+      </w:r>
+      <w:proofErr w:type="spellEnd"/>
+      <w:r>
+        <w:rPr>
+          <w:rFonts w:ascii="Angsana New" w:eastAsia="Angsana New" w:hAnsi="Angsana New" w:cs="Angsana New"/>
+          <w:sz w:val="32"/>
+          <w:szCs w:val="32"/>
+        </w:rPr>
+        <w:t xml:space="preserve"> </w:t>
+      </w:r>
+      <w:proofErr w:type="spellStart"/>
+      <w:r>
+        <w:rPr>
+          <w:rFonts w:ascii="Angsana New" w:eastAsia="Angsana New" w:hAnsi="Angsana New" w:cs="Angsana New"/>
+          <w:sz w:val="32"/>
+          <w:szCs w:val="32"/>
+        </w:rPr>
+        <w:t>เช่น</w:t>
+      </w:r>
+      <w:proofErr w:type="spellEnd"/>
+      <w:r>
+        <w:rPr>
+          <w:rFonts w:ascii="Angsana New" w:eastAsia="Angsana New" w:hAnsi="Angsana New" w:cs="Angsana New"/>
+          <w:sz w:val="32"/>
+          <w:szCs w:val="32"/>
+        </w:rPr>
+        <w:t xml:space="preserve"> </w:t>
+      </w:r>
+      <w:proofErr w:type="spellStart"/>
+      <w:r>
+        <w:rPr>
+          <w:rFonts w:ascii="Angsana New" w:eastAsia="Angsana New" w:hAnsi="Angsana New" w:cs="Angsana New"/>
+          <w:sz w:val="32"/>
+          <w:szCs w:val="32"/>
+        </w:rPr>
+        <w:t>ไม่มีฟังก์ชันค้นหาสมาชิก</w:t>
+      </w:r>
+      <w:proofErr w:type="spellEnd"/>
+      <w:r>
+        <w:rPr>
+          <w:rFonts w:ascii="Angsana New" w:eastAsia="Angsana New" w:hAnsi="Angsana New" w:cs="Angsana New"/>
+          <w:sz w:val="32"/>
+          <w:szCs w:val="32"/>
+        </w:rPr>
+        <w:t xml:space="preserve"> (Search Member) </w:t>
+      </w:r>
+      <w:proofErr w:type="spellStart"/>
+      <w:r>
+        <w:rPr>
+          <w:rFonts w:ascii="Angsana New" w:eastAsia="Angsana New" w:hAnsi="Angsana New" w:cs="Angsana New"/>
+          <w:sz w:val="32"/>
+          <w:szCs w:val="32"/>
+        </w:rPr>
+        <w:t>และไม่มีฟีเจอร์แสดงรายละเอียดหรือขยายระยะเวลาการยืม</w:t>
+      </w:r>
+      <w:proofErr w:type="spellEnd"/>
+      <w:r>
+        <w:rPr>
+          <w:rFonts w:ascii="Angsana New" w:eastAsia="Angsana New" w:hAnsi="Angsana New" w:cs="Angsana New"/>
+          <w:sz w:val="32"/>
+          <w:szCs w:val="32"/>
+        </w:rPr>
+        <w:t xml:space="preserve"> (Extend) </w:t>
+      </w:r>
+      <w:proofErr w:type="spellStart"/>
+      <w:r>
+        <w:rPr>
+          <w:rFonts w:ascii="Angsana New" w:eastAsia="Angsana New" w:hAnsi="Angsana New" w:cs="Angsana New"/>
+          <w:sz w:val="32"/>
+          <w:szCs w:val="32"/>
+        </w:rPr>
+        <w:t>ซึ่งอาจส่งผลต่อประสบการณ์ของผู้ใช้งานในระยะยาว</w:t>
+      </w:r>
+      <w:proofErr w:type="spellEnd"/>
     </w:p>
     <w:p>
       <w:pPr>
@@ -30193,8 +33325,456 @@
           <w:sz w:val="32"/>
           <w:szCs w:val="32"/>
         </w:rPr>
+        <w:t>3) Reliability (</w:t>
+      </w:r>
+      <w:proofErr w:type="spellStart"/>
+      <w:r>
+        <w:rPr>
+          <w:rFonts w:ascii="Angsana New" w:eastAsia="Angsana New" w:hAnsi="Angsana New" w:cs="Angsana New"/>
+          <w:b/>
+          <w:bCs/>
+          <w:i w:val="0"/>
+          <w:iCs w:val="0"/>
+          <w:color w:val="auto"/>
+          <w:sz w:val="32"/>
+          <w:szCs w:val="32"/>
+        </w:rPr>
+        <w:t>ความเสถียรของระบบ</w:t>
+      </w:r>
+      <w:proofErr w:type="spellEnd"/>
+      <w:r>
+        <w:rPr>
+          <w:rFonts w:ascii="Angsana New" w:eastAsia="Angsana New" w:hAnsi="Angsana New" w:cs="Angsana New"/>
+          <w:b/>
+          <w:bCs/>
+          <w:i w:val="0"/>
+          <w:iCs w:val="0"/>
+          <w:color w:val="auto"/>
+          <w:sz w:val="32"/>
+          <w:szCs w:val="32"/>
+        </w:rPr>
+        <w:t>)</w:t>
+      </w:r>
+    </w:p>
+    <w:p>
+      <w:pPr>
+        <w:spacing w:before="240" w:after="240"/>
+        <w:ind w:left="720" w:firstLine="720"/>
+        <w:rPr>
+          <w:rFonts w:ascii="Angsana New" w:eastAsia="Angsana New" w:hAnsi="Angsana New" w:cs="Angsana New"/>
+          <w:sz w:val="32"/>
+          <w:szCs w:val="32"/>
+        </w:rPr>
+      </w:pPr>
+      <w:proofErr w:type="spellStart"/>
+      <w:r>
+        <w:rPr>
+          <w:rFonts w:ascii="Angsana New" w:eastAsia="Angsana New" w:hAnsi="Angsana New" w:cs="Angsana New"/>
+          <w:sz w:val="32"/>
+          <w:szCs w:val="32"/>
+        </w:rPr>
+        <w:t>ระบบมีความสามารถในการทำงานได้อย่างต่อเนื่องในหลายกรณีทดสอบ</w:t>
+      </w:r>
+      <w:proofErr w:type="spellEnd"/>
+      <w:r>
+        <w:rPr>
+          <w:rFonts w:ascii="Angsana New" w:eastAsia="Angsana New" w:hAnsi="Angsana New" w:cs="Angsana New"/>
+          <w:sz w:val="32"/>
+          <w:szCs w:val="32"/>
+        </w:rPr>
+        <w:t xml:space="preserve"> </w:t>
+      </w:r>
+      <w:proofErr w:type="spellStart"/>
+      <w:r>
+        <w:rPr>
+          <w:rFonts w:ascii="Angsana New" w:eastAsia="Angsana New" w:hAnsi="Angsana New" w:cs="Angsana New"/>
+          <w:sz w:val="32"/>
+          <w:szCs w:val="32"/>
+        </w:rPr>
+        <w:t>และไม่พบปัญหาการล่มของระบบในระหว่างการใช้งานโดยรวม</w:t>
+      </w:r>
+      <w:proofErr w:type="spellEnd"/>
+      <w:r>
+        <w:rPr>
+          <w:rFonts w:ascii="Angsana New" w:eastAsia="Angsana New" w:hAnsi="Angsana New" w:cs="Angsana New"/>
+          <w:sz w:val="32"/>
+          <w:szCs w:val="32"/>
+        </w:rPr>
+        <w:t xml:space="preserve"> </w:t>
+      </w:r>
+      <w:proofErr w:type="spellStart"/>
+      <w:r>
+        <w:rPr>
+          <w:rFonts w:ascii="Angsana New" w:eastAsia="Angsana New" w:hAnsi="Angsana New" w:cs="Angsana New"/>
+          <w:sz w:val="32"/>
+          <w:szCs w:val="32"/>
+        </w:rPr>
+        <w:t>แสดงให้เห็นถึงความเสถียรในระดับหนึ่ง</w:t>
+      </w:r>
+      <w:proofErr w:type="spellEnd"/>
+      <w:r>
+        <w:rPr>
+          <w:rFonts w:ascii="Angsana New" w:eastAsia="Angsana New" w:hAnsi="Angsana New" w:cs="Angsana New"/>
+          <w:sz w:val="32"/>
+          <w:szCs w:val="32"/>
+        </w:rPr>
+        <w:t xml:space="preserve"> </w:t>
+      </w:r>
+      <w:proofErr w:type="spellStart"/>
+      <w:r>
+        <w:rPr>
+          <w:rFonts w:ascii="Angsana New" w:eastAsia="Angsana New" w:hAnsi="Angsana New" w:cs="Angsana New"/>
+          <w:sz w:val="32"/>
+          <w:szCs w:val="32"/>
+        </w:rPr>
+        <w:t>อย่างไรก็ตาม</w:t>
+      </w:r>
+      <w:proofErr w:type="spellEnd"/>
+      <w:r>
+        <w:rPr>
+          <w:rFonts w:ascii="Angsana New" w:eastAsia="Angsana New" w:hAnsi="Angsana New" w:cs="Angsana New"/>
+          <w:sz w:val="32"/>
+          <w:szCs w:val="32"/>
+        </w:rPr>
+        <w:t xml:space="preserve"> </w:t>
+      </w:r>
+      <w:proofErr w:type="spellStart"/>
+      <w:r>
+        <w:rPr>
+          <w:rFonts w:ascii="Angsana New" w:eastAsia="Angsana New" w:hAnsi="Angsana New" w:cs="Angsana New"/>
+          <w:sz w:val="32"/>
+          <w:szCs w:val="32"/>
+        </w:rPr>
+        <w:t>ยังมีข้อผิดพลาดเชิงตรรกะ</w:t>
+      </w:r>
+      <w:proofErr w:type="spellEnd"/>
+      <w:r>
+        <w:rPr>
+          <w:rFonts w:ascii="Angsana New" w:eastAsia="Angsana New" w:hAnsi="Angsana New" w:cs="Angsana New"/>
+          <w:sz w:val="32"/>
+          <w:szCs w:val="32"/>
+        </w:rPr>
+        <w:t xml:space="preserve"> (Logic Error) </w:t>
+      </w:r>
+      <w:proofErr w:type="spellStart"/>
+      <w:r>
+        <w:rPr>
+          <w:rFonts w:ascii="Angsana New" w:eastAsia="Angsana New" w:hAnsi="Angsana New" w:cs="Angsana New"/>
+          <w:sz w:val="32"/>
+          <w:szCs w:val="32"/>
+        </w:rPr>
+        <w:t>ในบางฟังก์ชัน</w:t>
+      </w:r>
+      <w:proofErr w:type="spellEnd"/>
+      <w:r>
+        <w:rPr>
+          <w:rFonts w:ascii="Angsana New" w:eastAsia="Angsana New" w:hAnsi="Angsana New" w:cs="Angsana New"/>
+          <w:sz w:val="32"/>
+          <w:szCs w:val="32"/>
+        </w:rPr>
+        <w:t xml:space="preserve"> </w:t>
+      </w:r>
+      <w:proofErr w:type="spellStart"/>
+      <w:r>
+        <w:rPr>
+          <w:rFonts w:ascii="Angsana New" w:eastAsia="Angsana New" w:hAnsi="Angsana New" w:cs="Angsana New"/>
+          <w:sz w:val="32"/>
+          <w:szCs w:val="32"/>
+        </w:rPr>
+        <w:t>เช่น</w:t>
+      </w:r>
+      <w:proofErr w:type="spellEnd"/>
+      <w:r>
+        <w:rPr>
+          <w:rFonts w:ascii="Angsana New" w:eastAsia="Angsana New" w:hAnsi="Angsana New" w:cs="Angsana New"/>
+          <w:sz w:val="32"/>
+          <w:szCs w:val="32"/>
+        </w:rPr>
+        <w:t xml:space="preserve"> </w:t>
+      </w:r>
+      <w:proofErr w:type="spellStart"/>
+      <w:r>
+        <w:rPr>
+          <w:rFonts w:ascii="Angsana New" w:eastAsia="Angsana New" w:hAnsi="Angsana New" w:cs="Angsana New"/>
+          <w:sz w:val="32"/>
+          <w:szCs w:val="32"/>
+        </w:rPr>
+        <w:t>การกำหนดค่าข้อมูลที่ไม่สอดคล้องกัน</w:t>
+      </w:r>
+      <w:proofErr w:type="spellEnd"/>
+      <w:r>
+        <w:rPr>
+          <w:rFonts w:ascii="Angsana New" w:eastAsia="Angsana New" w:hAnsi="Angsana New" w:cs="Angsana New"/>
+          <w:sz w:val="32"/>
+          <w:szCs w:val="32"/>
+        </w:rPr>
+        <w:t xml:space="preserve"> </w:t>
+      </w:r>
+      <w:proofErr w:type="spellStart"/>
+      <w:r>
+        <w:rPr>
+          <w:rFonts w:ascii="Angsana New" w:eastAsia="Angsana New" w:hAnsi="Angsana New" w:cs="Angsana New"/>
+          <w:sz w:val="32"/>
+          <w:szCs w:val="32"/>
+        </w:rPr>
+        <w:t>ซึ่งควรได้รับการแก้ไขเพื่อเพิ่มความน่าเชื่อถือของระบบ</w:t>
+      </w:r>
+      <w:proofErr w:type="spellEnd"/>
+    </w:p>
+    <w:p>
+      <w:pPr>
+        <w:pStyle w:val="4"/>
+        <w:spacing w:before="319" w:after="319"/>
+        <w:ind w:left="720"/>
+        <w:rPr>
+          <w:rFonts w:ascii="Angsana New" w:eastAsia="Angsana New" w:hAnsi="Angsana New" w:cs="Angsana New"/>
+          <w:color w:val="auto"/>
+          <w:sz w:val="32"/>
+          <w:szCs w:val="32"/>
+        </w:rPr>
+      </w:pPr>
+      <w:r>
+        <w:rPr>
+          <w:rFonts w:ascii="Angsana New" w:eastAsia="Angsana New" w:hAnsi="Angsana New" w:cs="Angsana New"/>
+          <w:b/>
+          <w:bCs/>
+          <w:i w:val="0"/>
+          <w:iCs w:val="0"/>
+          <w:color w:val="auto"/>
+          <w:sz w:val="32"/>
+          <w:szCs w:val="32"/>
+        </w:rPr>
+        <w:t>4) Security (</w:t>
+      </w:r>
+      <w:proofErr w:type="spellStart"/>
+      <w:r>
+        <w:rPr>
+          <w:rFonts w:ascii="Angsana New" w:eastAsia="Angsana New" w:hAnsi="Angsana New" w:cs="Angsana New"/>
+          <w:b/>
+          <w:bCs/>
+          <w:i w:val="0"/>
+          <w:iCs w:val="0"/>
+          <w:color w:val="auto"/>
+          <w:sz w:val="32"/>
+          <w:szCs w:val="32"/>
+        </w:rPr>
+        <w:t>ความปลอดภัย</w:t>
+      </w:r>
+      <w:proofErr w:type="spellEnd"/>
+      <w:r>
+        <w:rPr>
+          <w:rFonts w:ascii="Angsana New" w:eastAsia="Angsana New" w:hAnsi="Angsana New" w:cs="Angsana New"/>
+          <w:b/>
+          <w:bCs/>
+          <w:i w:val="0"/>
+          <w:iCs w:val="0"/>
+          <w:color w:val="auto"/>
+          <w:sz w:val="32"/>
+          <w:szCs w:val="32"/>
+        </w:rPr>
+        <w:t>)</w:t>
+      </w:r>
+    </w:p>
+    <w:p>
+      <w:pPr>
+        <w:spacing w:before="240" w:after="240"/>
+        <w:ind w:left="720" w:firstLine="720"/>
+        <w:rPr>
+          <w:rFonts w:ascii="Angsana New" w:eastAsia="Angsana New" w:hAnsi="Angsana New" w:cs="Angsana New"/>
+          <w:sz w:val="32"/>
+          <w:szCs w:val="32"/>
+        </w:rPr>
+      </w:pPr>
+      <w:proofErr w:type="spellStart"/>
+      <w:r>
+        <w:rPr>
+          <w:rFonts w:ascii="Angsana New" w:eastAsia="Angsana New" w:hAnsi="Angsana New" w:cs="Angsana New"/>
+          <w:sz w:val="32"/>
+          <w:szCs w:val="32"/>
+        </w:rPr>
+        <w:t>จากการทดสอบด้านความปลอดภัยเบื้องต้น</w:t>
+      </w:r>
+      <w:proofErr w:type="spellEnd"/>
+      <w:r>
+        <w:rPr>
+          <w:rFonts w:ascii="Angsana New" w:eastAsia="Angsana New" w:hAnsi="Angsana New" w:cs="Angsana New"/>
+          <w:sz w:val="32"/>
+          <w:szCs w:val="32"/>
+        </w:rPr>
+        <w:t xml:space="preserve"> </w:t>
+      </w:r>
+      <w:proofErr w:type="spellStart"/>
+      <w:r>
+        <w:rPr>
+          <w:rFonts w:ascii="Angsana New" w:eastAsia="Angsana New" w:hAnsi="Angsana New" w:cs="Angsana New"/>
+          <w:sz w:val="32"/>
+          <w:szCs w:val="32"/>
+        </w:rPr>
+        <w:t>พบว่าระบบสามารถป้องกันการโจมตีในรูปแบบ</w:t>
+      </w:r>
+      <w:proofErr w:type="spellEnd"/>
+      <w:r>
+        <w:rPr>
+          <w:rFonts w:ascii="Angsana New" w:eastAsia="Angsana New" w:hAnsi="Angsana New" w:cs="Angsana New"/>
+          <w:sz w:val="32"/>
+          <w:szCs w:val="32"/>
+        </w:rPr>
+        <w:t xml:space="preserve"> SQL Injection </w:t>
+      </w:r>
+      <w:proofErr w:type="spellStart"/>
+      <w:r>
+        <w:rPr>
+          <w:rFonts w:ascii="Angsana New" w:eastAsia="Angsana New" w:hAnsi="Angsana New" w:cs="Angsana New"/>
+          <w:sz w:val="32"/>
+          <w:szCs w:val="32"/>
+        </w:rPr>
+        <w:t>ได้ในระดับหนึ่ง</w:t>
+      </w:r>
+      <w:proofErr w:type="spellEnd"/>
+      <w:r>
+        <w:rPr>
+          <w:rFonts w:ascii="Angsana New" w:eastAsia="Angsana New" w:hAnsi="Angsana New" w:cs="Angsana New"/>
+          <w:sz w:val="32"/>
+          <w:szCs w:val="32"/>
+        </w:rPr>
+        <w:t xml:space="preserve"> </w:t>
+      </w:r>
+      <w:proofErr w:type="spellStart"/>
+      <w:r>
+        <w:rPr>
+          <w:rFonts w:ascii="Angsana New" w:eastAsia="Angsana New" w:hAnsi="Angsana New" w:cs="Angsana New"/>
+          <w:sz w:val="32"/>
+          <w:szCs w:val="32"/>
+        </w:rPr>
+        <w:t>อย่างไรก็ตาม</w:t>
+      </w:r>
+      <w:proofErr w:type="spellEnd"/>
+      <w:r>
+        <w:rPr>
+          <w:rFonts w:ascii="Angsana New" w:eastAsia="Angsana New" w:hAnsi="Angsana New" w:cs="Angsana New"/>
+          <w:sz w:val="32"/>
+          <w:szCs w:val="32"/>
+        </w:rPr>
+        <w:t xml:space="preserve"> </w:t>
+      </w:r>
+      <w:proofErr w:type="spellStart"/>
+      <w:r>
+        <w:rPr>
+          <w:rFonts w:ascii="Angsana New" w:eastAsia="Angsana New" w:hAnsi="Angsana New" w:cs="Angsana New"/>
+          <w:sz w:val="32"/>
+          <w:szCs w:val="32"/>
+        </w:rPr>
+        <w:t>เพื่อเพิ่มความปลอดภัยของระบบ</w:t>
+      </w:r>
+      <w:proofErr w:type="spellEnd"/>
+      <w:r>
+        <w:rPr>
+          <w:rFonts w:ascii="Angsana New" w:eastAsia="Angsana New" w:hAnsi="Angsana New" w:cs="Angsana New"/>
+          <w:sz w:val="32"/>
+          <w:szCs w:val="32"/>
+        </w:rPr>
+        <w:t xml:space="preserve"> </w:t>
+      </w:r>
+      <w:proofErr w:type="spellStart"/>
+      <w:r>
+        <w:rPr>
+          <w:rFonts w:ascii="Angsana New" w:eastAsia="Angsana New" w:hAnsi="Angsana New" w:cs="Angsana New"/>
+          <w:sz w:val="32"/>
+          <w:szCs w:val="32"/>
+        </w:rPr>
+        <w:t>ควรมีการเพิ่มการตรวจสอบข้อมูลนำเข้า</w:t>
+      </w:r>
+      <w:proofErr w:type="spellEnd"/>
+      <w:r>
+        <w:rPr>
+          <w:rFonts w:ascii="Angsana New" w:eastAsia="Angsana New" w:hAnsi="Angsana New" w:cs="Angsana New"/>
+          <w:sz w:val="32"/>
+          <w:szCs w:val="32"/>
+        </w:rPr>
+        <w:t xml:space="preserve"> (Input Validation) </w:t>
+      </w:r>
+      <w:proofErr w:type="spellStart"/>
+      <w:r>
+        <w:rPr>
+          <w:rFonts w:ascii="Angsana New" w:eastAsia="Angsana New" w:hAnsi="Angsana New" w:cs="Angsana New"/>
+          <w:sz w:val="32"/>
+          <w:szCs w:val="32"/>
+        </w:rPr>
+        <w:t>และการจัดการข้อมูลที่เข้มงวดมากยิ่งขึ้น</w:t>
+      </w:r>
+      <w:proofErr w:type="spellEnd"/>
+      <w:r>
+        <w:rPr>
+          <w:rFonts w:ascii="Angsana New" w:eastAsia="Angsana New" w:hAnsi="Angsana New" w:cs="Angsana New"/>
+          <w:sz w:val="32"/>
+          <w:szCs w:val="32"/>
+        </w:rPr>
+        <w:t xml:space="preserve"> </w:t>
+      </w:r>
+      <w:proofErr w:type="spellStart"/>
+      <w:r>
+        <w:rPr>
+          <w:rFonts w:ascii="Angsana New" w:eastAsia="Angsana New" w:hAnsi="Angsana New" w:cs="Angsana New"/>
+          <w:sz w:val="32"/>
+          <w:szCs w:val="32"/>
+        </w:rPr>
+        <w:t>เพื่อลดความเสี่ยงจากช่องโหว่ที่อาจเกิดขึ้นในอนาคต</w:t>
+      </w:r>
+      <w:proofErr w:type="spellEnd"/>
+    </w:p>
+    <w:p>
+      <w:pPr>
+        <w:pStyle w:val="4"/>
+        <w:spacing w:before="319" w:after="319"/>
+        <w:ind w:left="720"/>
+        <w:rPr>
+          <w:rFonts w:ascii="Angsana New" w:eastAsia="Angsana New" w:hAnsi="Angsana New" w:cs="Angsana New"/>
+          <w:color w:val="auto"/>
+          <w:sz w:val="32"/>
+          <w:szCs w:val="32"/>
+        </w:rPr>
+      </w:pPr>
+      <w:r>
+        <w:rPr>
+          <w:rFonts w:ascii="Angsana New" w:eastAsia="Angsana New" w:hAnsi="Angsana New" w:cs="Angsana New"/>
+          <w:b/>
+          <w:bCs/>
+          <w:i w:val="0"/>
+          <w:iCs w:val="0"/>
+          <w:color w:val="auto"/>
+          <w:sz w:val="32"/>
+          <w:szCs w:val="32"/>
+        </w:rPr>
         <w:lastRenderedPageBreak/>
-        <w:t>5) Performance Efficiency (ประสิทธิภาพของระบบ)</w:t>
+        <w:t>5) Performance Efficiency (</w:t>
+      </w:r>
+      <w:proofErr w:type="spellStart"/>
+      <w:r>
+        <w:rPr>
+          <w:rFonts w:ascii="Angsana New" w:eastAsia="Angsana New" w:hAnsi="Angsana New" w:cs="Angsana New"/>
+          <w:b/>
+          <w:bCs/>
+          <w:i w:val="0"/>
+          <w:iCs w:val="0"/>
+          <w:color w:val="auto"/>
+          <w:sz w:val="32"/>
+          <w:szCs w:val="32"/>
+        </w:rPr>
+        <w:t>ประสิทธิภาพของระบบ</w:t>
+      </w:r>
+      <w:proofErr w:type="spellEnd"/>
+      <w:r>
+        <w:rPr>
+          <w:rFonts w:ascii="Angsana New" w:eastAsia="Angsana New" w:hAnsi="Angsana New" w:cs="Angsana New"/>
+          <w:b/>
+          <w:bCs/>
+          <w:i w:val="0"/>
+          <w:iCs w:val="0"/>
+          <w:color w:val="auto"/>
+          <w:sz w:val="32"/>
+          <w:szCs w:val="32"/>
+        </w:rPr>
+        <w:t>)</w:t>
       </w:r>
     </w:p>
     <w:p>
@@ -30209,6 +33789,7 @@
           <w:szCs w:val="32"/>
         </w:rPr>
       </w:pPr>
+      <w:proofErr w:type="spellStart"/>
       <w:r>
         <w:rPr>
           <w:rFonts w:ascii="Angsana New" w:eastAsia="Angsana New" w:hAnsi="Angsana New" w:cs="Angsana New"/>
@@ -30218,7 +33799,91 @@
           <w:sz w:val="32"/>
           <w:szCs w:val="32"/>
         </w:rPr>
-        <w:t>ในด้านประสิทธิภาพ ระบบสามารถตอบสนองการทำงานได้รวดเร็วและไม่พบความล่าช้าในสภาพแวดล้อมการทดสอบแบบ Local อย่างไรก็ตาม ยังไม่มีการทดสอบในสภาพแวดล้อมจริง (Production Environment) ที่มีผู้ใช้งานจำนวนมาก ดังนั้นควรมีการทดสอบเพิ่มเติมในอนาคตเพื่อประเมินประสิทธิภาพของระบบในสถานการณ์จริง</w:t>
+        <w:t>ในด้านประสิทธิภาพ</w:t>
+      </w:r>
+      <w:proofErr w:type="spellEnd"/>
+      <w:r>
+        <w:rPr>
+          <w:rFonts w:ascii="Angsana New" w:eastAsia="Angsana New" w:hAnsi="Angsana New" w:cs="Angsana New"/>
+          <w:i w:val="0"/>
+          <w:iCs w:val="0"/>
+          <w:color w:val="auto"/>
+          <w:sz w:val="32"/>
+          <w:szCs w:val="32"/>
+        </w:rPr>
+        <w:t xml:space="preserve"> ระบบสามารถตอบสนองการทำงานได้รวดเร็วและไม่พบความล่าช้าในสภาพแวดล้อมการทดสอบแบบ Local </w:t>
+      </w:r>
+      <w:proofErr w:type="spellStart"/>
+      <w:r>
+        <w:rPr>
+          <w:rFonts w:ascii="Angsana New" w:eastAsia="Angsana New" w:hAnsi="Angsana New" w:cs="Angsana New"/>
+          <w:i w:val="0"/>
+          <w:iCs w:val="0"/>
+          <w:color w:val="auto"/>
+          <w:sz w:val="32"/>
+          <w:szCs w:val="32"/>
+        </w:rPr>
+        <w:t>อย่างไรก็ตาม</w:t>
+      </w:r>
+      <w:proofErr w:type="spellEnd"/>
+      <w:r>
+        <w:rPr>
+          <w:rFonts w:ascii="Angsana New" w:eastAsia="Angsana New" w:hAnsi="Angsana New" w:cs="Angsana New"/>
+          <w:i w:val="0"/>
+          <w:iCs w:val="0"/>
+          <w:color w:val="auto"/>
+          <w:sz w:val="32"/>
+          <w:szCs w:val="32"/>
+        </w:rPr>
+        <w:t xml:space="preserve"> </w:t>
+      </w:r>
+      <w:proofErr w:type="spellStart"/>
+      <w:r>
+        <w:rPr>
+          <w:rFonts w:ascii="Angsana New" w:eastAsia="Angsana New" w:hAnsi="Angsana New" w:cs="Angsana New"/>
+          <w:i w:val="0"/>
+          <w:iCs w:val="0"/>
+          <w:color w:val="auto"/>
+          <w:sz w:val="32"/>
+          <w:szCs w:val="32"/>
+        </w:rPr>
+        <w:t>ยังไม่มีการทดสอบในสภาพแวดล้อมจริง</w:t>
+      </w:r>
+      <w:proofErr w:type="spellEnd"/>
+      <w:r>
+        <w:rPr>
+          <w:rFonts w:ascii="Angsana New" w:eastAsia="Angsana New" w:hAnsi="Angsana New" w:cs="Angsana New"/>
+          <w:i w:val="0"/>
+          <w:iCs w:val="0"/>
+          <w:color w:val="auto"/>
+          <w:sz w:val="32"/>
+          <w:szCs w:val="32"/>
+        </w:rPr>
+        <w:t xml:space="preserve"> (Production Environment) </w:t>
+      </w:r>
+      <w:proofErr w:type="spellStart"/>
+      <w:r>
+        <w:rPr>
+          <w:rFonts w:ascii="Angsana New" w:eastAsia="Angsana New" w:hAnsi="Angsana New" w:cs="Angsana New"/>
+          <w:i w:val="0"/>
+          <w:iCs w:val="0"/>
+          <w:color w:val="auto"/>
+          <w:sz w:val="32"/>
+          <w:szCs w:val="32"/>
+        </w:rPr>
+        <w:t>ที่มีผู้ใช้งานจำนวนมาก</w:t>
+      </w:r>
+      <w:proofErr w:type="spellEnd"/>
+      <w:r>
+        <w:rPr>
+          <w:rFonts w:ascii="Angsana New" w:eastAsia="Angsana New" w:hAnsi="Angsana New" w:cs="Angsana New"/>
+          <w:i w:val="0"/>
+          <w:iCs w:val="0"/>
+          <w:color w:val="auto"/>
+          <w:sz w:val="32"/>
+          <w:szCs w:val="32"/>
+        </w:rPr>
+        <w:t xml:space="preserve"> ดังนั้นควรมีการทดสอบเพิ่มเติมในอนาคตเพื่อประเมินประสิทธิภาพของระบบในสถานการณ์จริง</w:t>
       </w:r>
     </w:p>
     <w:p>
@@ -30231,6 +33896,7 @@
         </w:rPr>
       </w:pPr>
       <w:bookmarkStart w:id="25" w:name="_Toc226336982"/>
+      <w:proofErr w:type="spellStart"/>
       <w:r>
         <w:rPr>
           <w:rFonts w:ascii="Angsana New" w:eastAsia="Angsana New" w:hAnsi="Angsana New" w:cs="Angsana New"/>
@@ -30239,7 +33905,40 @@
           <w:color w:val="auto"/>
           <w:szCs w:val="40"/>
         </w:rPr>
-        <w:t>บทที่ 7: สรุปผลและข้อเสนอแนะ (Conclusion &amp; Recommendations)</w:t>
+        <w:t>บทที่</w:t>
+      </w:r>
+      <w:proofErr w:type="spellEnd"/>
+      <w:r>
+        <w:rPr>
+          <w:rFonts w:ascii="Angsana New" w:eastAsia="Angsana New" w:hAnsi="Angsana New" w:cs="Angsana New"/>
+          <w:b/>
+          <w:bCs/>
+          <w:color w:val="auto"/>
+          <w:szCs w:val="40"/>
+        </w:rPr>
+        <w:t xml:space="preserve"> 7: </w:t>
+      </w:r>
+      <w:proofErr w:type="spellStart"/>
+      <w:r>
+        <w:rPr>
+          <w:rFonts w:ascii="Angsana New" w:eastAsia="Angsana New" w:hAnsi="Angsana New" w:cs="Angsana New"/>
+          <w:b/>
+          <w:bCs/>
+          <w:color w:val="auto"/>
+          <w:szCs w:val="40"/>
+        </w:rPr>
+        <w:t>สรุปผลและข้อเสนอแนะ</w:t>
+      </w:r>
+      <w:proofErr w:type="spellEnd"/>
+      <w:r>
+        <w:rPr>
+          <w:rFonts w:ascii="Angsana New" w:eastAsia="Angsana New" w:hAnsi="Angsana New" w:cs="Angsana New"/>
+          <w:b/>
+          <w:bCs/>
+          <w:color w:val="auto"/>
+          <w:szCs w:val="40"/>
+        </w:rPr>
+        <w:t xml:space="preserve"> (Conclusion &amp; Recommendations)</w:t>
       </w:r>
       <w:bookmarkEnd w:id="25"/>
     </w:p>
@@ -30264,9 +33963,22 @@
           <w:sz w:val="36"/>
           <w:szCs w:val="36"/>
         </w:rPr>
-        <w:t>7.1 สรุปภาพรวม</w:t>
+        <w:t xml:space="preserve">7.1 </w:t>
+      </w:r>
+      <w:proofErr w:type="spellStart"/>
+      <w:r>
+        <w:rPr>
+          <w:rFonts w:ascii="Angsana New" w:eastAsia="Angsana New" w:hAnsi="Angsana New" w:cs="Angsana New"/>
+          <w:b/>
+          <w:bCs/>
+          <w:color w:val="auto"/>
+          <w:sz w:val="36"/>
+          <w:szCs w:val="36"/>
+        </w:rPr>
+        <w:t>สรุปภาพรวม</w:t>
       </w:r>
       <w:bookmarkEnd w:id="26"/>
+      <w:proofErr w:type="spellEnd"/>
     </w:p>
     <w:p>
       <w:pPr>
@@ -30277,14 +33989,160 @@
           <w:szCs w:val="32"/>
         </w:rPr>
       </w:pPr>
-      <w:r>
-        <w:rPr>
-          <w:rFonts w:ascii="Angsana New" w:eastAsia="Angsana New" w:hAnsi="Angsana New" w:cs="Angsana New"/>
-          <w:sz w:val="32"/>
-          <w:szCs w:val="32"/>
-        </w:rPr>
-        <w:t>จากการดำเนินการทดสอบระบบ Library Management System v2 ในรูปแบบ End-to-End (E2E) และการทดสอบเชิงประสบการณ์ผู้ใช้งาน (User Experience) พบว่าระบบสามารถทำงานได้ตามฟังก์ชันหลักในภาพรวม เช่น การเข้าสู่ระบบ การจัดการข้อมูลหนังสือ การจัดการสมาชิก และการยืม-คืนหนังสือ</w:t>
-      </w:r>
+      <w:proofErr w:type="spellStart"/>
+      <w:r>
+        <w:rPr>
+          <w:rFonts w:ascii="Angsana New" w:eastAsia="Angsana New" w:hAnsi="Angsana New" w:cs="Angsana New"/>
+          <w:sz w:val="32"/>
+          <w:szCs w:val="32"/>
+        </w:rPr>
+        <w:t>จากการดำเนินการทดสอบระบบ</w:t>
+      </w:r>
+      <w:proofErr w:type="spellEnd"/>
+      <w:r>
+        <w:rPr>
+          <w:rFonts w:ascii="Angsana New" w:eastAsia="Angsana New" w:hAnsi="Angsana New" w:cs="Angsana New"/>
+          <w:sz w:val="32"/>
+          <w:szCs w:val="32"/>
+        </w:rPr>
+        <w:t xml:space="preserve"> Library Management System v2 </w:t>
+      </w:r>
+      <w:proofErr w:type="spellStart"/>
+      <w:r>
+        <w:rPr>
+          <w:rFonts w:ascii="Angsana New" w:eastAsia="Angsana New" w:hAnsi="Angsana New" w:cs="Angsana New"/>
+          <w:sz w:val="32"/>
+          <w:szCs w:val="32"/>
+        </w:rPr>
+        <w:t>ในรูปแบบ</w:t>
+      </w:r>
+      <w:proofErr w:type="spellEnd"/>
+      <w:r>
+        <w:rPr>
+          <w:rFonts w:ascii="Angsana New" w:eastAsia="Angsana New" w:hAnsi="Angsana New" w:cs="Angsana New"/>
+          <w:sz w:val="32"/>
+          <w:szCs w:val="32"/>
+        </w:rPr>
+        <w:t xml:space="preserve"> End-to-End (E2E) </w:t>
+      </w:r>
+      <w:proofErr w:type="spellStart"/>
+      <w:r>
+        <w:rPr>
+          <w:rFonts w:ascii="Angsana New" w:eastAsia="Angsana New" w:hAnsi="Angsana New" w:cs="Angsana New"/>
+          <w:sz w:val="32"/>
+          <w:szCs w:val="32"/>
+        </w:rPr>
+        <w:t>และการทดสอบเชิงประสบการณ์ผู้ใช้งาน</w:t>
+      </w:r>
+      <w:proofErr w:type="spellEnd"/>
+      <w:r>
+        <w:rPr>
+          <w:rFonts w:ascii="Angsana New" w:eastAsia="Angsana New" w:hAnsi="Angsana New" w:cs="Angsana New"/>
+          <w:sz w:val="32"/>
+          <w:szCs w:val="32"/>
+        </w:rPr>
+        <w:t xml:space="preserve"> (User Experience) </w:t>
+      </w:r>
+      <w:proofErr w:type="spellStart"/>
+      <w:r>
+        <w:rPr>
+          <w:rFonts w:ascii="Angsana New" w:eastAsia="Angsana New" w:hAnsi="Angsana New" w:cs="Angsana New"/>
+          <w:sz w:val="32"/>
+          <w:szCs w:val="32"/>
+        </w:rPr>
+        <w:t>พบว่าระบบสามารถทำงานได้ตามฟังก์ชันหลักในภาพรวม</w:t>
+      </w:r>
+      <w:proofErr w:type="spellEnd"/>
+      <w:r>
+        <w:rPr>
+          <w:rFonts w:ascii="Angsana New" w:eastAsia="Angsana New" w:hAnsi="Angsana New" w:cs="Angsana New"/>
+          <w:sz w:val="32"/>
+          <w:szCs w:val="32"/>
+        </w:rPr>
+        <w:t xml:space="preserve"> </w:t>
+      </w:r>
+      <w:proofErr w:type="spellStart"/>
+      <w:r>
+        <w:rPr>
+          <w:rFonts w:ascii="Angsana New" w:eastAsia="Angsana New" w:hAnsi="Angsana New" w:cs="Angsana New"/>
+          <w:sz w:val="32"/>
+          <w:szCs w:val="32"/>
+        </w:rPr>
+        <w:t>เช่น</w:t>
+      </w:r>
+      <w:proofErr w:type="spellEnd"/>
+      <w:r>
+        <w:rPr>
+          <w:rFonts w:ascii="Angsana New" w:eastAsia="Angsana New" w:hAnsi="Angsana New" w:cs="Angsana New"/>
+          <w:sz w:val="32"/>
+          <w:szCs w:val="32"/>
+        </w:rPr>
+        <w:t xml:space="preserve"> </w:t>
+      </w:r>
+      <w:proofErr w:type="spellStart"/>
+      <w:r>
+        <w:rPr>
+          <w:rFonts w:ascii="Angsana New" w:eastAsia="Angsana New" w:hAnsi="Angsana New" w:cs="Angsana New"/>
+          <w:sz w:val="32"/>
+          <w:szCs w:val="32"/>
+        </w:rPr>
+        <w:t>การเข้าสู่ระบบ</w:t>
+      </w:r>
+      <w:proofErr w:type="spellEnd"/>
+      <w:r>
+        <w:rPr>
+          <w:rFonts w:ascii="Angsana New" w:eastAsia="Angsana New" w:hAnsi="Angsana New" w:cs="Angsana New"/>
+          <w:sz w:val="32"/>
+          <w:szCs w:val="32"/>
+        </w:rPr>
+        <w:t xml:space="preserve"> </w:t>
+      </w:r>
+      <w:proofErr w:type="spellStart"/>
+      <w:r>
+        <w:rPr>
+          <w:rFonts w:ascii="Angsana New" w:eastAsia="Angsana New" w:hAnsi="Angsana New" w:cs="Angsana New"/>
+          <w:sz w:val="32"/>
+          <w:szCs w:val="32"/>
+        </w:rPr>
+        <w:t>การจัดการข้อมูลหนังสือ</w:t>
+      </w:r>
+      <w:proofErr w:type="spellEnd"/>
+      <w:r>
+        <w:rPr>
+          <w:rFonts w:ascii="Angsana New" w:eastAsia="Angsana New" w:hAnsi="Angsana New" w:cs="Angsana New"/>
+          <w:sz w:val="32"/>
+          <w:szCs w:val="32"/>
+        </w:rPr>
+        <w:t xml:space="preserve"> </w:t>
+      </w:r>
+      <w:proofErr w:type="spellStart"/>
+      <w:r>
+        <w:rPr>
+          <w:rFonts w:ascii="Angsana New" w:eastAsia="Angsana New" w:hAnsi="Angsana New" w:cs="Angsana New"/>
+          <w:sz w:val="32"/>
+          <w:szCs w:val="32"/>
+        </w:rPr>
+        <w:t>การจัดการสมาชิก</w:t>
+      </w:r>
+      <w:proofErr w:type="spellEnd"/>
+      <w:r>
+        <w:rPr>
+          <w:rFonts w:ascii="Angsana New" w:eastAsia="Angsana New" w:hAnsi="Angsana New" w:cs="Angsana New"/>
+          <w:sz w:val="32"/>
+          <w:szCs w:val="32"/>
+        </w:rPr>
+        <w:t xml:space="preserve"> </w:t>
+      </w:r>
+      <w:proofErr w:type="spellStart"/>
+      <w:r>
+        <w:rPr>
+          <w:rFonts w:ascii="Angsana New" w:eastAsia="Angsana New" w:hAnsi="Angsana New" w:cs="Angsana New"/>
+          <w:sz w:val="32"/>
+          <w:szCs w:val="32"/>
+        </w:rPr>
+        <w:t>และการยืม-คืนหนังสือ</w:t>
+      </w:r>
+      <w:proofErr w:type="spellEnd"/>
     </w:p>
     <w:p>
       <w:pPr>
@@ -30295,14 +34153,52 @@
           <w:szCs w:val="32"/>
         </w:rPr>
       </w:pPr>
-      <w:r>
-        <w:rPr>
-          <w:rFonts w:ascii="Angsana New" w:eastAsia="Angsana New" w:hAnsi="Angsana New" w:cs="Angsana New"/>
-          <w:sz w:val="32"/>
-          <w:szCs w:val="32"/>
-        </w:rPr>
-        <w:t>จากผลการทดสอบทั้งหมด 50 กรณีทดสอบ (Test Cases) พบว่า</w:t>
-      </w:r>
+      <w:proofErr w:type="spellStart"/>
+      <w:r>
+        <w:rPr>
+          <w:rFonts w:ascii="Angsana New" w:eastAsia="Angsana New" w:hAnsi="Angsana New" w:cs="Angsana New"/>
+          <w:sz w:val="32"/>
+          <w:szCs w:val="32"/>
+        </w:rPr>
+        <w:t>จากผลการทดสอบทั้งหมด</w:t>
+      </w:r>
+      <w:proofErr w:type="spellEnd"/>
+      <w:r>
+        <w:rPr>
+          <w:rFonts w:ascii="Angsana New" w:eastAsia="Angsana New" w:hAnsi="Angsana New" w:cs="Angsana New"/>
+          <w:sz w:val="32"/>
+          <w:szCs w:val="32"/>
+        </w:rPr>
+        <w:t xml:space="preserve"> 50 </w:t>
+      </w:r>
+      <w:proofErr w:type="spellStart"/>
+      <w:r>
+        <w:rPr>
+          <w:rFonts w:ascii="Angsana New" w:eastAsia="Angsana New" w:hAnsi="Angsana New" w:cs="Angsana New"/>
+          <w:sz w:val="32"/>
+          <w:szCs w:val="32"/>
+        </w:rPr>
+        <w:t>กรณีทดสอบ</w:t>
+      </w:r>
+      <w:proofErr w:type="spellEnd"/>
+      <w:r>
+        <w:rPr>
+          <w:rFonts w:ascii="Angsana New" w:eastAsia="Angsana New" w:hAnsi="Angsana New" w:cs="Angsana New"/>
+          <w:sz w:val="32"/>
+          <w:szCs w:val="32"/>
+        </w:rPr>
+        <w:t xml:space="preserve"> (Test Cases) </w:t>
+      </w:r>
+      <w:proofErr w:type="spellStart"/>
+      <w:r>
+        <w:rPr>
+          <w:rFonts w:ascii="Angsana New" w:eastAsia="Angsana New" w:hAnsi="Angsana New" w:cs="Angsana New"/>
+          <w:sz w:val="32"/>
+          <w:szCs w:val="32"/>
+        </w:rPr>
+        <w:t>พบว่า</w:t>
+      </w:r>
+      <w:proofErr w:type="spellEnd"/>
     </w:p>
     <w:p>
       <w:pPr>
@@ -30318,13 +34214,59 @@
           <w:szCs w:val="32"/>
         </w:rPr>
       </w:pPr>
-      <w:r>
-        <w:rPr>
-          <w:rFonts w:ascii="Angsana New" w:eastAsia="Angsana New" w:hAnsi="Angsana New" w:cs="Angsana New"/>
-          <w:sz w:val="32"/>
-          <w:szCs w:val="32"/>
-        </w:rPr>
-        <w:t xml:space="preserve">ผ่าน (Pass) จำนวน 43 เคส </w:t>
+      <w:proofErr w:type="spellStart"/>
+      <w:r>
+        <w:rPr>
+          <w:rFonts w:ascii="Angsana New" w:eastAsia="Angsana New" w:hAnsi="Angsana New" w:cs="Angsana New"/>
+          <w:sz w:val="32"/>
+          <w:szCs w:val="32"/>
+        </w:rPr>
+        <w:t>ผ่าน</w:t>
+      </w:r>
+      <w:proofErr w:type="spellEnd"/>
+      <w:r>
+        <w:rPr>
+          <w:rFonts w:ascii="Angsana New" w:eastAsia="Angsana New" w:hAnsi="Angsana New" w:cs="Angsana New"/>
+          <w:sz w:val="32"/>
+          <w:szCs w:val="32"/>
+        </w:rPr>
+        <w:t xml:space="preserve"> (Pass) </w:t>
+      </w:r>
+      <w:proofErr w:type="spellStart"/>
+      <w:r>
+        <w:rPr>
+          <w:rFonts w:ascii="Angsana New" w:eastAsia="Angsana New" w:hAnsi="Angsana New" w:cs="Angsana New"/>
+          <w:sz w:val="32"/>
+          <w:szCs w:val="32"/>
+        </w:rPr>
+        <w:t>จำนวน</w:t>
+      </w:r>
+      <w:proofErr w:type="spellEnd"/>
+      <w:r>
+        <w:rPr>
+          <w:rFonts w:ascii="Angsana New" w:eastAsia="Angsana New" w:hAnsi="Angsana New" w:cs="Angsana New"/>
+          <w:sz w:val="32"/>
+          <w:szCs w:val="32"/>
+        </w:rPr>
+        <w:t xml:space="preserve"> 43 </w:t>
+      </w:r>
+      <w:proofErr w:type="spellStart"/>
+      <w:r>
+        <w:rPr>
+          <w:rFonts w:ascii="Angsana New" w:eastAsia="Angsana New" w:hAnsi="Angsana New" w:cs="Angsana New"/>
+          <w:sz w:val="32"/>
+          <w:szCs w:val="32"/>
+        </w:rPr>
+        <w:t>เคส</w:t>
+      </w:r>
+      <w:proofErr w:type="spellEnd"/>
+      <w:r>
+        <w:rPr>
+          <w:rFonts w:ascii="Angsana New" w:eastAsia="Angsana New" w:hAnsi="Angsana New" w:cs="Angsana New"/>
+          <w:sz w:val="32"/>
+          <w:szCs w:val="32"/>
+        </w:rPr>
+        <w:t xml:space="preserve"> </w:t>
       </w:r>
     </w:p>
     <w:p>
@@ -30341,13 +34283,59 @@
           <w:szCs w:val="32"/>
         </w:rPr>
       </w:pPr>
-      <w:r>
-        <w:rPr>
-          <w:rFonts w:ascii="Angsana New" w:eastAsia="Angsana New" w:hAnsi="Angsana New" w:cs="Angsana New"/>
-          <w:sz w:val="32"/>
-          <w:szCs w:val="32"/>
-        </w:rPr>
-        <w:t xml:space="preserve">ไม่ผ่าน (Fail) จำนวน 7 เคส </w:t>
+      <w:proofErr w:type="spellStart"/>
+      <w:r>
+        <w:rPr>
+          <w:rFonts w:ascii="Angsana New" w:eastAsia="Angsana New" w:hAnsi="Angsana New" w:cs="Angsana New"/>
+          <w:sz w:val="32"/>
+          <w:szCs w:val="32"/>
+        </w:rPr>
+        <w:t>ไม่ผ่าน</w:t>
+      </w:r>
+      <w:proofErr w:type="spellEnd"/>
+      <w:r>
+        <w:rPr>
+          <w:rFonts w:ascii="Angsana New" w:eastAsia="Angsana New" w:hAnsi="Angsana New" w:cs="Angsana New"/>
+          <w:sz w:val="32"/>
+          <w:szCs w:val="32"/>
+        </w:rPr>
+        <w:t xml:space="preserve"> (Fail) </w:t>
+      </w:r>
+      <w:proofErr w:type="spellStart"/>
+      <w:r>
+        <w:rPr>
+          <w:rFonts w:ascii="Angsana New" w:eastAsia="Angsana New" w:hAnsi="Angsana New" w:cs="Angsana New"/>
+          <w:sz w:val="32"/>
+          <w:szCs w:val="32"/>
+        </w:rPr>
+        <w:t>จำนวน</w:t>
+      </w:r>
+      <w:proofErr w:type="spellEnd"/>
+      <w:r>
+        <w:rPr>
+          <w:rFonts w:ascii="Angsana New" w:eastAsia="Angsana New" w:hAnsi="Angsana New" w:cs="Angsana New"/>
+          <w:sz w:val="32"/>
+          <w:szCs w:val="32"/>
+        </w:rPr>
+        <w:t xml:space="preserve"> 7 </w:t>
+      </w:r>
+      <w:proofErr w:type="spellStart"/>
+      <w:r>
+        <w:rPr>
+          <w:rFonts w:ascii="Angsana New" w:eastAsia="Angsana New" w:hAnsi="Angsana New" w:cs="Angsana New"/>
+          <w:sz w:val="32"/>
+          <w:szCs w:val="32"/>
+        </w:rPr>
+        <w:t>เคส</w:t>
+      </w:r>
+      <w:proofErr w:type="spellEnd"/>
+      <w:r>
+        <w:rPr>
+          <w:rFonts w:ascii="Angsana New" w:eastAsia="Angsana New" w:hAnsi="Angsana New" w:cs="Angsana New"/>
+          <w:sz w:val="32"/>
+          <w:szCs w:val="32"/>
+        </w:rPr>
+        <w:t xml:space="preserve"> </w:t>
       </w:r>
     </w:p>
     <w:p>
@@ -30359,13 +34347,149 @@
           <w:szCs w:val="32"/>
         </w:rPr>
       </w:pPr>
-      <w:r>
-        <w:rPr>
-          <w:rFonts w:ascii="Angsana New" w:eastAsia="Angsana New" w:hAnsi="Angsana New" w:cs="Angsana New"/>
-          <w:sz w:val="32"/>
-          <w:szCs w:val="32"/>
-        </w:rPr>
-        <w:t>แสดงให้เห็นว่าระบบมีความพร้อมในการใช้งานในระดับหนึ่ง อย่างไรก็ตาม ยังพบข้อผิดพลาดในบางส่วนของระบบ โดยเฉพาะฟีเจอร์ที่ยังพัฒนาไม่ครบ เช่น การค้นหาสมาชิก (Search Member), การขยายระยะเวลาการยืม (Extend), และการแสดงผลรายงาน (Reports)</w:t>
+      <w:proofErr w:type="spellStart"/>
+      <w:r>
+        <w:rPr>
+          <w:rFonts w:ascii="Angsana New" w:eastAsia="Angsana New" w:hAnsi="Angsana New" w:cs="Angsana New"/>
+          <w:sz w:val="32"/>
+          <w:szCs w:val="32"/>
+        </w:rPr>
+        <w:t>แสดงให้เห็นว่าระบบมีความพร้อมในการใช้งานในระดับหนึ่ง</w:t>
+      </w:r>
+      <w:proofErr w:type="spellEnd"/>
+      <w:r>
+        <w:rPr>
+          <w:rFonts w:ascii="Angsana New" w:eastAsia="Angsana New" w:hAnsi="Angsana New" w:cs="Angsana New"/>
+          <w:sz w:val="32"/>
+          <w:szCs w:val="32"/>
+        </w:rPr>
+        <w:t xml:space="preserve"> </w:t>
+      </w:r>
+      <w:proofErr w:type="spellStart"/>
+      <w:r>
+        <w:rPr>
+          <w:rFonts w:ascii="Angsana New" w:eastAsia="Angsana New" w:hAnsi="Angsana New" w:cs="Angsana New"/>
+          <w:sz w:val="32"/>
+          <w:szCs w:val="32"/>
+        </w:rPr>
+        <w:t>อย่างไรก็ตาม</w:t>
+      </w:r>
+      <w:proofErr w:type="spellEnd"/>
+      <w:r>
+        <w:rPr>
+          <w:rFonts w:ascii="Angsana New" w:eastAsia="Angsana New" w:hAnsi="Angsana New" w:cs="Angsana New"/>
+          <w:sz w:val="32"/>
+          <w:szCs w:val="32"/>
+        </w:rPr>
+        <w:t xml:space="preserve"> </w:t>
+      </w:r>
+      <w:proofErr w:type="spellStart"/>
+      <w:r>
+        <w:rPr>
+          <w:rFonts w:ascii="Angsana New" w:eastAsia="Angsana New" w:hAnsi="Angsana New" w:cs="Angsana New"/>
+          <w:sz w:val="32"/>
+          <w:szCs w:val="32"/>
+        </w:rPr>
+        <w:t>ยังพบข้อผิดพลาดในบางส่วนของระบบ</w:t>
+      </w:r>
+      <w:proofErr w:type="spellEnd"/>
+      <w:r>
+        <w:rPr>
+          <w:rFonts w:ascii="Angsana New" w:eastAsia="Angsana New" w:hAnsi="Angsana New" w:cs="Angsana New"/>
+          <w:sz w:val="32"/>
+          <w:szCs w:val="32"/>
+        </w:rPr>
+        <w:t xml:space="preserve"> </w:t>
+      </w:r>
+      <w:proofErr w:type="spellStart"/>
+      <w:r>
+        <w:rPr>
+          <w:rFonts w:ascii="Angsana New" w:eastAsia="Angsana New" w:hAnsi="Angsana New" w:cs="Angsana New"/>
+          <w:sz w:val="32"/>
+          <w:szCs w:val="32"/>
+        </w:rPr>
+        <w:t>โดยเฉพาะฟีเจอร์ที่ยังพัฒนาไม่ครบ</w:t>
+      </w:r>
+      <w:proofErr w:type="spellEnd"/>
+      <w:r>
+        <w:rPr>
+          <w:rFonts w:ascii="Angsana New" w:eastAsia="Angsana New" w:hAnsi="Angsana New" w:cs="Angsana New"/>
+          <w:sz w:val="32"/>
+          <w:szCs w:val="32"/>
+        </w:rPr>
+        <w:t xml:space="preserve"> </w:t>
+      </w:r>
+      <w:proofErr w:type="spellStart"/>
+      <w:r>
+        <w:rPr>
+          <w:rFonts w:ascii="Angsana New" w:eastAsia="Angsana New" w:hAnsi="Angsana New" w:cs="Angsana New"/>
+          <w:sz w:val="32"/>
+          <w:szCs w:val="32"/>
+        </w:rPr>
+        <w:t>เช่น</w:t>
+      </w:r>
+      <w:proofErr w:type="spellEnd"/>
+      <w:r>
+        <w:rPr>
+          <w:rFonts w:ascii="Angsana New" w:eastAsia="Angsana New" w:hAnsi="Angsana New" w:cs="Angsana New"/>
+          <w:sz w:val="32"/>
+          <w:szCs w:val="32"/>
+        </w:rPr>
+        <w:t xml:space="preserve"> </w:t>
+      </w:r>
+      <w:proofErr w:type="spellStart"/>
+      <w:r>
+        <w:rPr>
+          <w:rFonts w:ascii="Angsana New" w:eastAsia="Angsana New" w:hAnsi="Angsana New" w:cs="Angsana New"/>
+          <w:sz w:val="32"/>
+          <w:szCs w:val="32"/>
+        </w:rPr>
+        <w:t>การค้นหาสมาชิก</w:t>
+      </w:r>
+      <w:proofErr w:type="spellEnd"/>
+      <w:r>
+        <w:rPr>
+          <w:rFonts w:ascii="Angsana New" w:eastAsia="Angsana New" w:hAnsi="Angsana New" w:cs="Angsana New"/>
+          <w:sz w:val="32"/>
+          <w:szCs w:val="32"/>
+        </w:rPr>
+        <w:t xml:space="preserve"> (Search Member), </w:t>
+      </w:r>
+      <w:proofErr w:type="spellStart"/>
+      <w:r>
+        <w:rPr>
+          <w:rFonts w:ascii="Angsana New" w:eastAsia="Angsana New" w:hAnsi="Angsana New" w:cs="Angsana New"/>
+          <w:sz w:val="32"/>
+          <w:szCs w:val="32"/>
+        </w:rPr>
+        <w:t>การขยายระยะเวลาการยืม</w:t>
+      </w:r>
+      <w:proofErr w:type="spellEnd"/>
+      <w:r>
+        <w:rPr>
+          <w:rFonts w:ascii="Angsana New" w:eastAsia="Angsana New" w:hAnsi="Angsana New" w:cs="Angsana New"/>
+          <w:sz w:val="32"/>
+          <w:szCs w:val="32"/>
+        </w:rPr>
+        <w:t xml:space="preserve"> (Extend), </w:t>
+      </w:r>
+      <w:proofErr w:type="spellStart"/>
+      <w:r>
+        <w:rPr>
+          <w:rFonts w:ascii="Angsana New" w:eastAsia="Angsana New" w:hAnsi="Angsana New" w:cs="Angsana New"/>
+          <w:sz w:val="32"/>
+          <w:szCs w:val="32"/>
+        </w:rPr>
+        <w:t>และการแสดงผลรายงาน</w:t>
+      </w:r>
+      <w:proofErr w:type="spellEnd"/>
+      <w:r>
+        <w:rPr>
+          <w:rFonts w:ascii="Angsana New" w:eastAsia="Angsana New" w:hAnsi="Angsana New" w:cs="Angsana New"/>
+          <w:sz w:val="32"/>
+          <w:szCs w:val="32"/>
+        </w:rPr>
+        <w:t xml:space="preserve"> (Reports)</w:t>
       </w:r>
     </w:p>
     <w:p>
@@ -30377,14 +34501,106 @@
           <w:szCs w:val="32"/>
         </w:rPr>
       </w:pPr>
-      <w:r>
-        <w:rPr>
-          <w:rFonts w:ascii="Angsana New" w:eastAsia="Angsana New" w:hAnsi="Angsana New" w:cs="Angsana New"/>
-          <w:sz w:val="32"/>
-          <w:szCs w:val="32"/>
-        </w:rPr>
-        <w:t>นอกจากนี้ ยังพบข้อผิดพลาดเชิงตรรกะ (Logic Errors) ในบางจุด เช่น การกำหนดจำนวนหนังสือสูงสุดที่สามารถยืมได้ (Max Books) ซึ่งอาจส่งผลกระทบต่อความถูกต้องของข้อมูลในระบบ</w:t>
-      </w:r>
+      <w:proofErr w:type="spellStart"/>
+      <w:r>
+        <w:rPr>
+          <w:rFonts w:ascii="Angsana New" w:eastAsia="Angsana New" w:hAnsi="Angsana New" w:cs="Angsana New"/>
+          <w:sz w:val="32"/>
+          <w:szCs w:val="32"/>
+        </w:rPr>
+        <w:t>นอกจากนี้</w:t>
+      </w:r>
+      <w:proofErr w:type="spellEnd"/>
+      <w:r>
+        <w:rPr>
+          <w:rFonts w:ascii="Angsana New" w:eastAsia="Angsana New" w:hAnsi="Angsana New" w:cs="Angsana New"/>
+          <w:sz w:val="32"/>
+          <w:szCs w:val="32"/>
+        </w:rPr>
+        <w:t xml:space="preserve"> </w:t>
+      </w:r>
+      <w:proofErr w:type="spellStart"/>
+      <w:r>
+        <w:rPr>
+          <w:rFonts w:ascii="Angsana New" w:eastAsia="Angsana New" w:hAnsi="Angsana New" w:cs="Angsana New"/>
+          <w:sz w:val="32"/>
+          <w:szCs w:val="32"/>
+        </w:rPr>
+        <w:t>ยังพบข้อผิดพลาดเชิงตรรกะ</w:t>
+      </w:r>
+      <w:proofErr w:type="spellEnd"/>
+      <w:r>
+        <w:rPr>
+          <w:rFonts w:ascii="Angsana New" w:eastAsia="Angsana New" w:hAnsi="Angsana New" w:cs="Angsana New"/>
+          <w:sz w:val="32"/>
+          <w:szCs w:val="32"/>
+        </w:rPr>
+        <w:t xml:space="preserve"> (Logic Errors) </w:t>
+      </w:r>
+      <w:proofErr w:type="spellStart"/>
+      <w:r>
+        <w:rPr>
+          <w:rFonts w:ascii="Angsana New" w:eastAsia="Angsana New" w:hAnsi="Angsana New" w:cs="Angsana New"/>
+          <w:sz w:val="32"/>
+          <w:szCs w:val="32"/>
+        </w:rPr>
+        <w:t>ในบางจุด</w:t>
+      </w:r>
+      <w:proofErr w:type="spellEnd"/>
+      <w:r>
+        <w:rPr>
+          <w:rFonts w:ascii="Angsana New" w:eastAsia="Angsana New" w:hAnsi="Angsana New" w:cs="Angsana New"/>
+          <w:sz w:val="32"/>
+          <w:szCs w:val="32"/>
+        </w:rPr>
+        <w:t xml:space="preserve"> </w:t>
+      </w:r>
+      <w:proofErr w:type="spellStart"/>
+      <w:r>
+        <w:rPr>
+          <w:rFonts w:ascii="Angsana New" w:eastAsia="Angsana New" w:hAnsi="Angsana New" w:cs="Angsana New"/>
+          <w:sz w:val="32"/>
+          <w:szCs w:val="32"/>
+        </w:rPr>
+        <w:t>เช่น</w:t>
+      </w:r>
+      <w:proofErr w:type="spellEnd"/>
+      <w:r>
+        <w:rPr>
+          <w:rFonts w:ascii="Angsana New" w:eastAsia="Angsana New" w:hAnsi="Angsana New" w:cs="Angsana New"/>
+          <w:sz w:val="32"/>
+          <w:szCs w:val="32"/>
+        </w:rPr>
+        <w:t xml:space="preserve"> </w:t>
+      </w:r>
+      <w:proofErr w:type="spellStart"/>
+      <w:r>
+        <w:rPr>
+          <w:rFonts w:ascii="Angsana New" w:eastAsia="Angsana New" w:hAnsi="Angsana New" w:cs="Angsana New"/>
+          <w:sz w:val="32"/>
+          <w:szCs w:val="32"/>
+        </w:rPr>
+        <w:t>การกำหนดจำนวนหนังสือสูงสุดที่สามารถยืมได้</w:t>
+      </w:r>
+      <w:proofErr w:type="spellEnd"/>
+      <w:r>
+        <w:rPr>
+          <w:rFonts w:ascii="Angsana New" w:eastAsia="Angsana New" w:hAnsi="Angsana New" w:cs="Angsana New"/>
+          <w:sz w:val="32"/>
+          <w:szCs w:val="32"/>
+        </w:rPr>
+        <w:t xml:space="preserve"> (Max Books) </w:t>
+      </w:r>
+      <w:proofErr w:type="spellStart"/>
+      <w:r>
+        <w:rPr>
+          <w:rFonts w:ascii="Angsana New" w:eastAsia="Angsana New" w:hAnsi="Angsana New" w:cs="Angsana New"/>
+          <w:sz w:val="32"/>
+          <w:szCs w:val="32"/>
+        </w:rPr>
+        <w:t>ซึ่งอาจส่งผลกระทบต่อความถูกต้องของข้อมูลในระบบ</w:t>
+      </w:r>
+      <w:proofErr w:type="spellEnd"/>
     </w:p>
     <w:p>
       <w:pPr>
@@ -30395,13 +34611,41 @@
           <w:szCs w:val="32"/>
         </w:rPr>
       </w:pPr>
-      <w:r>
-        <w:rPr>
-          <w:rFonts w:ascii="Angsana New" w:eastAsia="Angsana New" w:hAnsi="Angsana New" w:cs="Angsana New"/>
-          <w:sz w:val="32"/>
-          <w:szCs w:val="32"/>
-        </w:rPr>
-        <w:t>โดยสรุป ระบบมีความสามารถในการทำงานได้ตามวัตถุประสงค์หลัก แต่ยังต้องมีการปรับปรุงในบางส่วนเพื่อเพิ่มความสมบูรณ์และความน่าเชื่อถือในการใช้งานจริง</w:t>
+      <w:proofErr w:type="spellStart"/>
+      <w:r>
+        <w:rPr>
+          <w:rFonts w:ascii="Angsana New" w:eastAsia="Angsana New" w:hAnsi="Angsana New" w:cs="Angsana New"/>
+          <w:sz w:val="32"/>
+          <w:szCs w:val="32"/>
+        </w:rPr>
+        <w:t>โดยสรุป</w:t>
+      </w:r>
+      <w:proofErr w:type="spellEnd"/>
+      <w:r>
+        <w:rPr>
+          <w:rFonts w:ascii="Angsana New" w:eastAsia="Angsana New" w:hAnsi="Angsana New" w:cs="Angsana New"/>
+          <w:sz w:val="32"/>
+          <w:szCs w:val="32"/>
+        </w:rPr>
+        <w:t xml:space="preserve"> </w:t>
+      </w:r>
+      <w:proofErr w:type="spellStart"/>
+      <w:r>
+        <w:rPr>
+          <w:rFonts w:ascii="Angsana New" w:eastAsia="Angsana New" w:hAnsi="Angsana New" w:cs="Angsana New"/>
+          <w:sz w:val="32"/>
+          <w:szCs w:val="32"/>
+        </w:rPr>
+        <w:t>ระบบมีความสามารถในการทำงานได้ตามวัตถุประสงค์หลัก</w:t>
+      </w:r>
+      <w:proofErr w:type="spellEnd"/>
+      <w:r>
+        <w:rPr>
+          <w:rFonts w:ascii="Angsana New" w:eastAsia="Angsana New" w:hAnsi="Angsana New" w:cs="Angsana New"/>
+          <w:sz w:val="32"/>
+          <w:szCs w:val="32"/>
+        </w:rPr>
+        <w:t xml:space="preserve"> แต่ยังต้องมีการปรับปรุงในบางส่วนเพื่อเพิ่มความสมบูรณ์และความน่าเชื่อถือในการใช้งานจริง</w:t>
       </w:r>
     </w:p>
     <w:p>
@@ -30447,9 +34691,22 @@
           <w:szCs w:val="36"/>
         </w:rPr>
         <w:lastRenderedPageBreak/>
-        <w:t>7.2 ข้อเสนอแนะเพื่อการพัฒนา</w:t>
+        <w:t xml:space="preserve">7.2 </w:t>
+      </w:r>
+      <w:proofErr w:type="spellStart"/>
+      <w:r>
+        <w:rPr>
+          <w:rFonts w:ascii="Angsana New" w:eastAsia="Angsana New" w:hAnsi="Angsana New" w:cs="Angsana New"/>
+          <w:b/>
+          <w:bCs/>
+          <w:color w:val="auto"/>
+          <w:sz w:val="36"/>
+          <w:szCs w:val="36"/>
+        </w:rPr>
+        <w:t>ข้อเสนอแนะเพื่อการพัฒนา</w:t>
       </w:r>
       <w:bookmarkEnd w:id="27"/>
+      <w:proofErr w:type="spellEnd"/>
     </w:p>
     <w:p>
       <w:pPr>
@@ -30460,14 +34717,34 @@
           <w:szCs w:val="32"/>
         </w:rPr>
       </w:pPr>
-      <w:r>
-        <w:rPr>
-          <w:rFonts w:ascii="Angsana New" w:eastAsia="Angsana New" w:hAnsi="Angsana New" w:cs="Angsana New"/>
-          <w:sz w:val="32"/>
-          <w:szCs w:val="32"/>
-        </w:rPr>
-        <w:t>จากผลการทดสอบและการวิเคราะห์ สามารถเสนอแนวทางในการปรับปรุงระบบได้ดังนี้</w:t>
-      </w:r>
+      <w:proofErr w:type="spellStart"/>
+      <w:r>
+        <w:rPr>
+          <w:rFonts w:ascii="Angsana New" w:eastAsia="Angsana New" w:hAnsi="Angsana New" w:cs="Angsana New"/>
+          <w:sz w:val="32"/>
+          <w:szCs w:val="32"/>
+        </w:rPr>
+        <w:t>จากผลการทดสอบและการวิเคราะห์</w:t>
+      </w:r>
+      <w:proofErr w:type="spellEnd"/>
+      <w:r>
+        <w:rPr>
+          <w:rFonts w:ascii="Angsana New" w:eastAsia="Angsana New" w:hAnsi="Angsana New" w:cs="Angsana New"/>
+          <w:sz w:val="32"/>
+          <w:szCs w:val="32"/>
+        </w:rPr>
+        <w:t xml:space="preserve"> </w:t>
+      </w:r>
+      <w:proofErr w:type="spellStart"/>
+      <w:r>
+        <w:rPr>
+          <w:rFonts w:ascii="Angsana New" w:eastAsia="Angsana New" w:hAnsi="Angsana New" w:cs="Angsana New"/>
+          <w:sz w:val="32"/>
+          <w:szCs w:val="32"/>
+        </w:rPr>
+        <w:t>สามารถเสนอแนวทางในการปรับปรุงระบบได้ดังนี้</w:t>
+      </w:r>
+      <w:proofErr w:type="spellEnd"/>
     </w:p>
     <w:p>
       <w:pPr>
@@ -30483,24 +34760,116 @@
           <w:szCs w:val="32"/>
         </w:rPr>
       </w:pPr>
-      <w:r>
-        <w:rPr>
-          <w:rFonts w:ascii="Angsana New" w:eastAsia="Angsana New" w:hAnsi="Angsana New" w:cs="Angsana New"/>
-          <w:sz w:val="32"/>
-          <w:szCs w:val="32"/>
-        </w:rPr>
-        <w:t>ควรเพิ่มการตรวจสอบข้อมูล (Input Validation)</w:t>
+      <w:proofErr w:type="spellStart"/>
+      <w:r>
+        <w:rPr>
+          <w:rFonts w:ascii="Angsana New" w:eastAsia="Angsana New" w:hAnsi="Angsana New" w:cs="Angsana New"/>
+          <w:sz w:val="32"/>
+          <w:szCs w:val="32"/>
+        </w:rPr>
+        <w:t>ควรเพิ่มการตรวจสอบข้อมูล</w:t>
+      </w:r>
+      <w:proofErr w:type="spellEnd"/>
+      <w:r>
+        <w:rPr>
+          <w:rFonts w:ascii="Angsana New" w:eastAsia="Angsana New" w:hAnsi="Angsana New" w:cs="Angsana New"/>
+          <w:sz w:val="32"/>
+          <w:szCs w:val="32"/>
+        </w:rPr>
+        <w:t xml:space="preserve"> (Input Validation)</w:t>
       </w:r>
       <w:r>
         <w:br/>
       </w:r>
-      <w:r>
-        <w:rPr>
-          <w:rFonts w:ascii="Angsana New" w:eastAsia="Angsana New" w:hAnsi="Angsana New" w:cs="Angsana New"/>
-          <w:sz w:val="32"/>
-          <w:szCs w:val="32"/>
-        </w:rPr>
-        <w:t xml:space="preserve">เพื่อป้องกันข้อผิดพลาดจากการกรอกข้อมูลที่ไม่ถูกต้อง และลดความเสี่ยงด้านความปลอดภัย เช่น การป้องกัน SQL Injection ในช่องค้นหา </w:t>
+      <w:proofErr w:type="spellStart"/>
+      <w:r>
+        <w:rPr>
+          <w:rFonts w:ascii="Angsana New" w:eastAsia="Angsana New" w:hAnsi="Angsana New" w:cs="Angsana New"/>
+          <w:sz w:val="32"/>
+          <w:szCs w:val="32"/>
+        </w:rPr>
+        <w:t>เพื่อป้องกันข้อผิดพลาดจากการกรอกข้อมูลที่ไม่ถูกต้อง</w:t>
+      </w:r>
+      <w:proofErr w:type="spellEnd"/>
+      <w:r>
+        <w:rPr>
+          <w:rFonts w:ascii="Angsana New" w:eastAsia="Angsana New" w:hAnsi="Angsana New" w:cs="Angsana New"/>
+          <w:sz w:val="32"/>
+          <w:szCs w:val="32"/>
+        </w:rPr>
+        <w:t xml:space="preserve"> </w:t>
+      </w:r>
+      <w:proofErr w:type="spellStart"/>
+      <w:r>
+        <w:rPr>
+          <w:rFonts w:ascii="Angsana New" w:eastAsia="Angsana New" w:hAnsi="Angsana New" w:cs="Angsana New"/>
+          <w:sz w:val="32"/>
+          <w:szCs w:val="32"/>
+        </w:rPr>
+        <w:t>และลดความเสี่ยงด้านความปลอดภัย</w:t>
+      </w:r>
+      <w:proofErr w:type="spellEnd"/>
+      <w:r>
+        <w:rPr>
+          <w:rFonts w:ascii="Angsana New" w:eastAsia="Angsana New" w:hAnsi="Angsana New" w:cs="Angsana New"/>
+          <w:sz w:val="32"/>
+          <w:szCs w:val="32"/>
+        </w:rPr>
+        <w:t xml:space="preserve"> </w:t>
+      </w:r>
+      <w:proofErr w:type="spellStart"/>
+      <w:r>
+        <w:rPr>
+          <w:rFonts w:ascii="Angsana New" w:eastAsia="Angsana New" w:hAnsi="Angsana New" w:cs="Angsana New"/>
+          <w:sz w:val="32"/>
+          <w:szCs w:val="32"/>
+        </w:rPr>
+        <w:t>เช่น</w:t>
+      </w:r>
+      <w:proofErr w:type="spellEnd"/>
+      <w:r>
+        <w:rPr>
+          <w:rFonts w:ascii="Angsana New" w:eastAsia="Angsana New" w:hAnsi="Angsana New" w:cs="Angsana New"/>
+          <w:sz w:val="32"/>
+          <w:szCs w:val="32"/>
+        </w:rPr>
+        <w:t xml:space="preserve"> </w:t>
+      </w:r>
+      <w:proofErr w:type="spellStart"/>
+      <w:r>
+        <w:rPr>
+          <w:rFonts w:ascii="Angsana New" w:eastAsia="Angsana New" w:hAnsi="Angsana New" w:cs="Angsana New"/>
+          <w:sz w:val="32"/>
+          <w:szCs w:val="32"/>
+        </w:rPr>
+        <w:t>การป้องกัน</w:t>
+      </w:r>
+      <w:proofErr w:type="spellEnd"/>
+      <w:r>
+        <w:rPr>
+          <w:rFonts w:ascii="Angsana New" w:eastAsia="Angsana New" w:hAnsi="Angsana New" w:cs="Angsana New"/>
+          <w:sz w:val="32"/>
+          <w:szCs w:val="32"/>
+        </w:rPr>
+        <w:t xml:space="preserve"> SQL Injection </w:t>
+      </w:r>
+      <w:proofErr w:type="spellStart"/>
+      <w:r>
+        <w:rPr>
+          <w:rFonts w:ascii="Angsana New" w:eastAsia="Angsana New" w:hAnsi="Angsana New" w:cs="Angsana New"/>
+          <w:sz w:val="32"/>
+          <w:szCs w:val="32"/>
+        </w:rPr>
+        <w:t>ในช่องค้นหา</w:t>
+      </w:r>
+      <w:proofErr w:type="spellEnd"/>
+      <w:r>
+        <w:rPr>
+          <w:rFonts w:ascii="Angsana New" w:eastAsia="Angsana New" w:hAnsi="Angsana New" w:cs="Angsana New"/>
+          <w:sz w:val="32"/>
+          <w:szCs w:val="32"/>
+        </w:rPr>
+        <w:t xml:space="preserve"> </w:t>
       </w:r>
     </w:p>
     <w:p>
@@ -30517,6 +34886,7 @@
           <w:szCs w:val="32"/>
         </w:rPr>
       </w:pPr>
+      <w:proofErr w:type="spellStart"/>
       <w:r>
         <w:rPr>
           <w:rFonts w:ascii="Angsana New" w:eastAsia="Angsana New" w:hAnsi="Angsana New" w:cs="Angsana New"/>
@@ -30525,16 +34895,99 @@
         </w:rPr>
         <w:t>ควรพัฒนาและเพิ่มฟีเจอร์ที่ยังไม่สมบูรณ์</w:t>
       </w:r>
+      <w:proofErr w:type="spellEnd"/>
       <w:r>
         <w:br/>
       </w:r>
-      <w:r>
-        <w:rPr>
-          <w:rFonts w:ascii="Angsana New" w:eastAsia="Angsana New" w:hAnsi="Angsana New" w:cs="Angsana New"/>
-          <w:sz w:val="32"/>
-          <w:szCs w:val="32"/>
-        </w:rPr>
-        <w:t xml:space="preserve">เช่น ระบบค้นหาสมาชิก (Search Member), ฟีเจอร์ขยายระยะเวลาการยืม (Extend), และการแสดงรายละเอียดข้อมูล เพื่อให้ระบบสามารถรองรับการใช้งานได้ครบถ้วนมากยิ่งขึ้น </w:t>
+      <w:proofErr w:type="spellStart"/>
+      <w:r>
+        <w:rPr>
+          <w:rFonts w:ascii="Angsana New" w:eastAsia="Angsana New" w:hAnsi="Angsana New" w:cs="Angsana New"/>
+          <w:sz w:val="32"/>
+          <w:szCs w:val="32"/>
+        </w:rPr>
+        <w:t>เช่น</w:t>
+      </w:r>
+      <w:proofErr w:type="spellEnd"/>
+      <w:r>
+        <w:rPr>
+          <w:rFonts w:ascii="Angsana New" w:eastAsia="Angsana New" w:hAnsi="Angsana New" w:cs="Angsana New"/>
+          <w:sz w:val="32"/>
+          <w:szCs w:val="32"/>
+        </w:rPr>
+        <w:t xml:space="preserve"> </w:t>
+      </w:r>
+      <w:proofErr w:type="spellStart"/>
+      <w:r>
+        <w:rPr>
+          <w:rFonts w:ascii="Angsana New" w:eastAsia="Angsana New" w:hAnsi="Angsana New" w:cs="Angsana New"/>
+          <w:sz w:val="32"/>
+          <w:szCs w:val="32"/>
+        </w:rPr>
+        <w:t>ระบบค้นหาสมาชิก</w:t>
+      </w:r>
+      <w:proofErr w:type="spellEnd"/>
+      <w:r>
+        <w:rPr>
+          <w:rFonts w:ascii="Angsana New" w:eastAsia="Angsana New" w:hAnsi="Angsana New" w:cs="Angsana New"/>
+          <w:sz w:val="32"/>
+          <w:szCs w:val="32"/>
+        </w:rPr>
+        <w:t xml:space="preserve"> (Search Member), </w:t>
+      </w:r>
+      <w:proofErr w:type="spellStart"/>
+      <w:r>
+        <w:rPr>
+          <w:rFonts w:ascii="Angsana New" w:eastAsia="Angsana New" w:hAnsi="Angsana New" w:cs="Angsana New"/>
+          <w:sz w:val="32"/>
+          <w:szCs w:val="32"/>
+        </w:rPr>
+        <w:t>ฟีเจอร์ขยายระยะเวลาการยืม</w:t>
+      </w:r>
+      <w:proofErr w:type="spellEnd"/>
+      <w:r>
+        <w:rPr>
+          <w:rFonts w:ascii="Angsana New" w:eastAsia="Angsana New" w:hAnsi="Angsana New" w:cs="Angsana New"/>
+          <w:sz w:val="32"/>
+          <w:szCs w:val="32"/>
+        </w:rPr>
+        <w:t xml:space="preserve"> (Extend), </w:t>
+      </w:r>
+      <w:proofErr w:type="spellStart"/>
+      <w:r>
+        <w:rPr>
+          <w:rFonts w:ascii="Angsana New" w:eastAsia="Angsana New" w:hAnsi="Angsana New" w:cs="Angsana New"/>
+          <w:sz w:val="32"/>
+          <w:szCs w:val="32"/>
+        </w:rPr>
+        <w:t>และการแสดงรายละเอียดข้อมูล</w:t>
+      </w:r>
+      <w:proofErr w:type="spellEnd"/>
+      <w:r>
+        <w:rPr>
+          <w:rFonts w:ascii="Angsana New" w:eastAsia="Angsana New" w:hAnsi="Angsana New" w:cs="Angsana New"/>
+          <w:sz w:val="32"/>
+          <w:szCs w:val="32"/>
+        </w:rPr>
+        <w:t xml:space="preserve"> </w:t>
+      </w:r>
+      <w:proofErr w:type="spellStart"/>
+      <w:r>
+        <w:rPr>
+          <w:rFonts w:ascii="Angsana New" w:eastAsia="Angsana New" w:hAnsi="Angsana New" w:cs="Angsana New"/>
+          <w:sz w:val="32"/>
+          <w:szCs w:val="32"/>
+        </w:rPr>
+        <w:t>เพื่อให้ระบบสามารถรองรับการใช้งานได้ครบถ้วนมากยิ่งขึ้น</w:t>
+      </w:r>
+      <w:proofErr w:type="spellEnd"/>
+      <w:r>
+        <w:rPr>
+          <w:rFonts w:ascii="Angsana New" w:eastAsia="Angsana New" w:hAnsi="Angsana New" w:cs="Angsana New"/>
+          <w:sz w:val="32"/>
+          <w:szCs w:val="32"/>
+        </w:rPr>
+        <w:t xml:space="preserve"> </w:t>
       </w:r>
     </w:p>
     <w:p>
@@ -30551,24 +35004,80 @@
           <w:szCs w:val="32"/>
         </w:rPr>
       </w:pPr>
-      <w:r>
-        <w:rPr>
-          <w:rFonts w:ascii="Angsana New" w:eastAsia="Angsana New" w:hAnsi="Angsana New" w:cs="Angsana New"/>
-          <w:sz w:val="32"/>
-          <w:szCs w:val="32"/>
-        </w:rPr>
-        <w:t>ควรปรับปรุงตรรกะการทำงานของระบบ (Business Logic)</w:t>
+      <w:proofErr w:type="spellStart"/>
+      <w:r>
+        <w:rPr>
+          <w:rFonts w:ascii="Angsana New" w:eastAsia="Angsana New" w:hAnsi="Angsana New" w:cs="Angsana New"/>
+          <w:sz w:val="32"/>
+          <w:szCs w:val="32"/>
+        </w:rPr>
+        <w:t>ควรปรับปรุงตรรกะการทำงานของระบบ</w:t>
+      </w:r>
+      <w:proofErr w:type="spellEnd"/>
+      <w:r>
+        <w:rPr>
+          <w:rFonts w:ascii="Angsana New" w:eastAsia="Angsana New" w:hAnsi="Angsana New" w:cs="Angsana New"/>
+          <w:sz w:val="32"/>
+          <w:szCs w:val="32"/>
+        </w:rPr>
+        <w:t xml:space="preserve"> (Business Logic)</w:t>
       </w:r>
       <w:r>
         <w:br/>
       </w:r>
-      <w:r>
-        <w:rPr>
-          <w:rFonts w:ascii="Angsana New" w:eastAsia="Angsana New" w:hAnsi="Angsana New" w:cs="Angsana New"/>
-          <w:sz w:val="32"/>
-          <w:szCs w:val="32"/>
-        </w:rPr>
-        <w:t xml:space="preserve">โดยเฉพาะในส่วนของการกำหนดจำนวนหนังสือที่สามารถยืมได้ (Max Books) และการจัดการข้อมูลที่เกี่ยวข้อง เพื่อให้ข้อมูลในระบบมีความถูกต้องและสอดคล้องกัน </w:t>
+      <w:proofErr w:type="spellStart"/>
+      <w:r>
+        <w:rPr>
+          <w:rFonts w:ascii="Angsana New" w:eastAsia="Angsana New" w:hAnsi="Angsana New" w:cs="Angsana New"/>
+          <w:sz w:val="32"/>
+          <w:szCs w:val="32"/>
+        </w:rPr>
+        <w:t>โดยเฉพาะในส่วนของการกำหนดจำนวนหนังสือที่สามารถยืมได้</w:t>
+      </w:r>
+      <w:proofErr w:type="spellEnd"/>
+      <w:r>
+        <w:rPr>
+          <w:rFonts w:ascii="Angsana New" w:eastAsia="Angsana New" w:hAnsi="Angsana New" w:cs="Angsana New"/>
+          <w:sz w:val="32"/>
+          <w:szCs w:val="32"/>
+        </w:rPr>
+        <w:t xml:space="preserve"> (Max Books) </w:t>
+      </w:r>
+      <w:proofErr w:type="spellStart"/>
+      <w:r>
+        <w:rPr>
+          <w:rFonts w:ascii="Angsana New" w:eastAsia="Angsana New" w:hAnsi="Angsana New" w:cs="Angsana New"/>
+          <w:sz w:val="32"/>
+          <w:szCs w:val="32"/>
+        </w:rPr>
+        <w:t>และการจัดการข้อมูลที่เกี่ยวข้อง</w:t>
+      </w:r>
+      <w:proofErr w:type="spellEnd"/>
+      <w:r>
+        <w:rPr>
+          <w:rFonts w:ascii="Angsana New" w:eastAsia="Angsana New" w:hAnsi="Angsana New" w:cs="Angsana New"/>
+          <w:sz w:val="32"/>
+          <w:szCs w:val="32"/>
+        </w:rPr>
+        <w:t xml:space="preserve"> </w:t>
+      </w:r>
+      <w:proofErr w:type="spellStart"/>
+      <w:r>
+        <w:rPr>
+          <w:rFonts w:ascii="Angsana New" w:eastAsia="Angsana New" w:hAnsi="Angsana New" w:cs="Angsana New"/>
+          <w:sz w:val="32"/>
+          <w:szCs w:val="32"/>
+        </w:rPr>
+        <w:t>เพื่อให้ข้อมูลในระบบมีความถูกต้องและสอดคล้องกัน</w:t>
+      </w:r>
+      <w:proofErr w:type="spellEnd"/>
+      <w:r>
+        <w:rPr>
+          <w:rFonts w:ascii="Angsana New" w:eastAsia="Angsana New" w:hAnsi="Angsana New" w:cs="Angsana New"/>
+          <w:sz w:val="32"/>
+          <w:szCs w:val="32"/>
+        </w:rPr>
+        <w:t xml:space="preserve"> </w:t>
       </w:r>
     </w:p>
     <w:p>
@@ -30585,24 +35094,134 @@
           <w:szCs w:val="32"/>
         </w:rPr>
       </w:pPr>
-      <w:r>
-        <w:rPr>
-          <w:rFonts w:ascii="Angsana New" w:eastAsia="Angsana New" w:hAnsi="Angsana New" w:cs="Angsana New"/>
-          <w:sz w:val="32"/>
-          <w:szCs w:val="32"/>
-        </w:rPr>
-        <w:t>ควรเพิ่มฟีเจอร์ด้านรายงาน (Reports &amp; Analytics)</w:t>
+      <w:proofErr w:type="spellStart"/>
+      <w:r>
+        <w:rPr>
+          <w:rFonts w:ascii="Angsana New" w:eastAsia="Angsana New" w:hAnsi="Angsana New" w:cs="Angsana New"/>
+          <w:sz w:val="32"/>
+          <w:szCs w:val="32"/>
+        </w:rPr>
+        <w:t>ควรเพิ่มฟีเจอร์ด้านรายงาน</w:t>
+      </w:r>
+      <w:proofErr w:type="spellEnd"/>
+      <w:r>
+        <w:rPr>
+          <w:rFonts w:ascii="Angsana New" w:eastAsia="Angsana New" w:hAnsi="Angsana New" w:cs="Angsana New"/>
+          <w:sz w:val="32"/>
+          <w:szCs w:val="32"/>
+        </w:rPr>
+        <w:t xml:space="preserve"> (Reports &amp; Analytics)</w:t>
       </w:r>
       <w:r>
         <w:br/>
       </w:r>
-      <w:r>
-        <w:rPr>
-          <w:rFonts w:ascii="Angsana New" w:eastAsia="Angsana New" w:hAnsi="Angsana New" w:cs="Angsana New"/>
-          <w:sz w:val="32"/>
-          <w:szCs w:val="32"/>
-        </w:rPr>
-        <w:t xml:space="preserve">เช่น การแสดงกราฟสถิติ การสรุปข้อมูลการยืม-คืน และฟีเจอร์ Export หรือ Print เพื่อช่วยให้ผู้ใช้งานสามารถวิเคราะห์ข้อมูลได้สะดวกยิ่งขึ้น </w:t>
+      <w:proofErr w:type="spellStart"/>
+      <w:r>
+        <w:rPr>
+          <w:rFonts w:ascii="Angsana New" w:eastAsia="Angsana New" w:hAnsi="Angsana New" w:cs="Angsana New"/>
+          <w:sz w:val="32"/>
+          <w:szCs w:val="32"/>
+        </w:rPr>
+        <w:t>เช่น</w:t>
+      </w:r>
+      <w:proofErr w:type="spellEnd"/>
+      <w:r>
+        <w:rPr>
+          <w:rFonts w:ascii="Angsana New" w:eastAsia="Angsana New" w:hAnsi="Angsana New" w:cs="Angsana New"/>
+          <w:sz w:val="32"/>
+          <w:szCs w:val="32"/>
+        </w:rPr>
+        <w:t xml:space="preserve"> </w:t>
+      </w:r>
+      <w:proofErr w:type="spellStart"/>
+      <w:r>
+        <w:rPr>
+          <w:rFonts w:ascii="Angsana New" w:eastAsia="Angsana New" w:hAnsi="Angsana New" w:cs="Angsana New"/>
+          <w:sz w:val="32"/>
+          <w:szCs w:val="32"/>
+        </w:rPr>
+        <w:t>การแสดงกราฟสถิติ</w:t>
+      </w:r>
+      <w:proofErr w:type="spellEnd"/>
+      <w:r>
+        <w:rPr>
+          <w:rFonts w:ascii="Angsana New" w:eastAsia="Angsana New" w:hAnsi="Angsana New" w:cs="Angsana New"/>
+          <w:sz w:val="32"/>
+          <w:szCs w:val="32"/>
+        </w:rPr>
+        <w:t xml:space="preserve"> </w:t>
+      </w:r>
+      <w:proofErr w:type="spellStart"/>
+      <w:r>
+        <w:rPr>
+          <w:rFonts w:ascii="Angsana New" w:eastAsia="Angsana New" w:hAnsi="Angsana New" w:cs="Angsana New"/>
+          <w:sz w:val="32"/>
+          <w:szCs w:val="32"/>
+        </w:rPr>
+        <w:t>การสรุปข้อมูลการยืม-คืน</w:t>
+      </w:r>
+      <w:proofErr w:type="spellEnd"/>
+      <w:r>
+        <w:rPr>
+          <w:rFonts w:ascii="Angsana New" w:eastAsia="Angsana New" w:hAnsi="Angsana New" w:cs="Angsana New"/>
+          <w:sz w:val="32"/>
+          <w:szCs w:val="32"/>
+        </w:rPr>
+        <w:t xml:space="preserve"> </w:t>
+      </w:r>
+      <w:proofErr w:type="spellStart"/>
+      <w:r>
+        <w:rPr>
+          <w:rFonts w:ascii="Angsana New" w:eastAsia="Angsana New" w:hAnsi="Angsana New" w:cs="Angsana New"/>
+          <w:sz w:val="32"/>
+          <w:szCs w:val="32"/>
+        </w:rPr>
+        <w:t>และฟีเจอร์</w:t>
+      </w:r>
+      <w:proofErr w:type="spellEnd"/>
+      <w:r>
+        <w:rPr>
+          <w:rFonts w:ascii="Angsana New" w:eastAsia="Angsana New" w:hAnsi="Angsana New" w:cs="Angsana New"/>
+          <w:sz w:val="32"/>
+          <w:szCs w:val="32"/>
+        </w:rPr>
+        <w:t xml:space="preserve"> Export </w:t>
+      </w:r>
+      <w:proofErr w:type="spellStart"/>
+      <w:r>
+        <w:rPr>
+          <w:rFonts w:ascii="Angsana New" w:eastAsia="Angsana New" w:hAnsi="Angsana New" w:cs="Angsana New"/>
+          <w:sz w:val="32"/>
+          <w:szCs w:val="32"/>
+        </w:rPr>
+        <w:t>หรือ</w:t>
+      </w:r>
+      <w:proofErr w:type="spellEnd"/>
+      <w:r>
+        <w:rPr>
+          <w:rFonts w:ascii="Angsana New" w:eastAsia="Angsana New" w:hAnsi="Angsana New" w:cs="Angsana New"/>
+          <w:sz w:val="32"/>
+          <w:szCs w:val="32"/>
+        </w:rPr>
+        <w:t xml:space="preserve"> Print </w:t>
+      </w:r>
+      <w:proofErr w:type="spellStart"/>
+      <w:r>
+        <w:rPr>
+          <w:rFonts w:ascii="Angsana New" w:eastAsia="Angsana New" w:hAnsi="Angsana New" w:cs="Angsana New"/>
+          <w:sz w:val="32"/>
+          <w:szCs w:val="32"/>
+        </w:rPr>
+        <w:t>เพื่อช่วยให้ผู้ใช้งานสามารถวิเคราะห์ข้อมูลได้สะดวกยิ่งขึ้น</w:t>
+      </w:r>
+      <w:proofErr w:type="spellEnd"/>
+      <w:r>
+        <w:rPr>
+          <w:rFonts w:ascii="Angsana New" w:eastAsia="Angsana New" w:hAnsi="Angsana New" w:cs="Angsana New"/>
+          <w:sz w:val="32"/>
+          <w:szCs w:val="32"/>
+        </w:rPr>
+        <w:t xml:space="preserve"> </w:t>
       </w:r>
     </w:p>
     <w:p>
@@ -30619,25 +35238,55 @@
           <w:szCs w:val="32"/>
         </w:rPr>
       </w:pPr>
-      <w:r>
-        <w:rPr>
-          <w:rFonts w:ascii="Angsana New" w:eastAsia="Angsana New" w:hAnsi="Angsana New" w:cs="Angsana New"/>
-          <w:sz w:val="32"/>
-          <w:szCs w:val="32"/>
-        </w:rPr>
-        <w:t>ควรมีการทดสอบเพิ่มเติมในสภาพแวดล้อมจริง (Production Environment)</w:t>
+      <w:proofErr w:type="spellStart"/>
+      <w:r>
+        <w:rPr>
+          <w:rFonts w:ascii="Angsana New" w:eastAsia="Angsana New" w:hAnsi="Angsana New" w:cs="Angsana New"/>
+          <w:sz w:val="32"/>
+          <w:szCs w:val="32"/>
+        </w:rPr>
+        <w:t>ควรมีการทดสอบเพิ่มเติมในสภาพแวดล้อมจริง</w:t>
+      </w:r>
+      <w:proofErr w:type="spellEnd"/>
+      <w:r>
+        <w:rPr>
+          <w:rFonts w:ascii="Angsana New" w:eastAsia="Angsana New" w:hAnsi="Angsana New" w:cs="Angsana New"/>
+          <w:sz w:val="32"/>
+          <w:szCs w:val="32"/>
+        </w:rPr>
+        <w:t xml:space="preserve"> (Production Environment)</w:t>
       </w:r>
       <w:r>
         <w:br/>
       </w:r>
-      <w:r>
-        <w:rPr>
-          <w:rFonts w:ascii="Angsana New" w:eastAsia="Angsana New" w:hAnsi="Angsana New" w:cs="Angsana New"/>
-          <w:sz w:val="32"/>
-          <w:szCs w:val="32"/>
-        </w:rPr>
-        <w:t>เพื่อประเมินประสิทธิภาพของระบบเมื่อมีผู้ใช้งานจำนวนมาก และตรวจสอบความเสถียรของระบบในสถานการณ์จริง</w:t>
-      </w:r>
+      <w:proofErr w:type="spellStart"/>
+      <w:r>
+        <w:rPr>
+          <w:rFonts w:ascii="Angsana New" w:eastAsia="Angsana New" w:hAnsi="Angsana New" w:cs="Angsana New"/>
+          <w:sz w:val="32"/>
+          <w:szCs w:val="32"/>
+        </w:rPr>
+        <w:t>เพื่อประเมินประสิทธิภาพของระบบเมื่อมีผู้ใช้งานจำนวนมาก</w:t>
+      </w:r>
+      <w:proofErr w:type="spellEnd"/>
+      <w:r>
+        <w:rPr>
+          <w:rFonts w:ascii="Angsana New" w:eastAsia="Angsana New" w:hAnsi="Angsana New" w:cs="Angsana New"/>
+          <w:sz w:val="32"/>
+          <w:szCs w:val="32"/>
+        </w:rPr>
+        <w:t xml:space="preserve"> </w:t>
+      </w:r>
+      <w:proofErr w:type="spellStart"/>
+      <w:r>
+        <w:rPr>
+          <w:rFonts w:ascii="Angsana New" w:eastAsia="Angsana New" w:hAnsi="Angsana New" w:cs="Angsana New"/>
+          <w:sz w:val="32"/>
+          <w:szCs w:val="32"/>
+        </w:rPr>
+        <w:t>และตรวจสอบความเสถียรของระบบในสถานการณ์จริง</w:t>
+      </w:r>
+      <w:proofErr w:type="spellEnd"/>
     </w:p>
     <w:p>
       <w:pPr>
@@ -30739,6 +35388,7 @@
           <w:szCs w:val="40"/>
         </w:rPr>
       </w:pPr>
+      <w:proofErr w:type="spellStart"/>
       <w:r>
         <w:rPr>
           <w:rFonts w:ascii="Angsana New" w:eastAsia="Angsana New" w:hAnsi="Angsana New" w:cs="Angsana New"/>
@@ -30751,6 +35401,7 @@
         <w:lastRenderedPageBreak/>
         <w:t>บรรณานุกรม</w:t>
       </w:r>
+      <w:proofErr w:type="spellEnd"/>
     </w:p>
     <w:p>
       <w:pPr>
@@ -30761,6 +35412,7 @@
           <w:szCs w:val="32"/>
         </w:rPr>
       </w:pPr>
+      <w:proofErr w:type="spellStart"/>
       <w:r>
         <w:rPr>
           <w:rFonts w:ascii="Angsana New" w:eastAsia="Angsana New" w:hAnsi="Angsana New" w:cs="Angsana New"/>
@@ -30768,8 +35420,39 @@
           <w:sz w:val="32"/>
           <w:szCs w:val="32"/>
         </w:rPr>
-        <w:t xml:space="preserve">วิทวัส พันธุมจินดา. (2569). </w:t>
-      </w:r>
+        <w:t>วิทวัส</w:t>
+      </w:r>
+      <w:proofErr w:type="spellEnd"/>
+      <w:r>
+        <w:rPr>
+          <w:rFonts w:ascii="Angsana New" w:eastAsia="Angsana New" w:hAnsi="Angsana New" w:cs="Angsana New"/>
+          <w:color w:val="000000" w:themeColor="text1"/>
+          <w:sz w:val="32"/>
+          <w:szCs w:val="32"/>
+        </w:rPr>
+        <w:t xml:space="preserve"> </w:t>
+      </w:r>
+      <w:proofErr w:type="spellStart"/>
+      <w:r>
+        <w:rPr>
+          <w:rFonts w:ascii="Angsana New" w:eastAsia="Angsana New" w:hAnsi="Angsana New" w:cs="Angsana New"/>
+          <w:color w:val="000000" w:themeColor="text1"/>
+          <w:sz w:val="32"/>
+          <w:szCs w:val="32"/>
+        </w:rPr>
+        <w:t>พันธุมจินดา</w:t>
+      </w:r>
+      <w:proofErr w:type="spellEnd"/>
+      <w:r>
+        <w:rPr>
+          <w:rFonts w:ascii="Angsana New" w:eastAsia="Angsana New" w:hAnsi="Angsana New" w:cs="Angsana New"/>
+          <w:color w:val="000000" w:themeColor="text1"/>
+          <w:sz w:val="32"/>
+          <w:szCs w:val="32"/>
+        </w:rPr>
+        <w:t xml:space="preserve">. (2569). </w:t>
+      </w:r>
+      <w:proofErr w:type="spellStart"/>
       <w:r>
         <w:rPr>
           <w:rFonts w:ascii="Angsana New" w:eastAsia="Angsana New" w:hAnsi="Angsana New" w:cs="Angsana New"/>
@@ -30779,36 +35462,9 @@
           <w:sz w:val="32"/>
           <w:szCs w:val="32"/>
         </w:rPr>
-        <w:t>เอกสารประกอบการสอนวิชา การทดสอบและการประเมินผลซอฟต์แวร์ (Software Testing and Evaluation)</w:t>
-      </w:r>
-      <w:r>
-        <w:rPr>
-          <w:rFonts w:ascii="Angsana New" w:eastAsia="Angsana New" w:hAnsi="Angsana New" w:cs="Angsana New"/>
-          <w:color w:val="000000" w:themeColor="text1"/>
-          <w:sz w:val="32"/>
-          <w:szCs w:val="32"/>
-        </w:rPr>
-        <w:t>. ชลบุรี: คณะวิทยาการสารสนเทศ มหาวิทยาลัยบูรพา.</w:t>
-      </w:r>
-    </w:p>
-    <w:p>
-      <w:pPr>
-        <w:rPr>
-          <w:rFonts w:ascii="Angsana New" w:eastAsia="Angsana New" w:hAnsi="Angsana New" w:cs="Angsana New"/>
-          <w:color w:val="000000" w:themeColor="text1"/>
-          <w:sz w:val="32"/>
-          <w:szCs w:val="32"/>
-        </w:rPr>
-      </w:pPr>
-      <w:r>
-        <w:rPr>
-          <w:rFonts w:ascii="Angsana New" w:eastAsia="Angsana New" w:hAnsi="Angsana New" w:cs="Angsana New"/>
-          <w:color w:val="000000" w:themeColor="text1"/>
-          <w:sz w:val="32"/>
-          <w:szCs w:val="32"/>
-        </w:rPr>
-        <w:t xml:space="preserve">Myers, G. J., Sandler, C., &amp; Badgett, T. (2011). </w:t>
-      </w:r>
+        <w:t>เอกสารประกอบการสอนวิชา</w:t>
+      </w:r>
+      <w:proofErr w:type="spellEnd"/>
       <w:r>
         <w:rPr>
           <w:rFonts w:ascii="Angsana New" w:eastAsia="Angsana New" w:hAnsi="Angsana New" w:cs="Angsana New"/>
@@ -30818,36 +35474,9 @@
           <w:sz w:val="32"/>
           <w:szCs w:val="32"/>
         </w:rPr>
-        <w:t>The Art of Software Testing</w:t>
-      </w:r>
-      <w:r>
-        <w:rPr>
-          <w:rFonts w:ascii="Angsana New" w:eastAsia="Angsana New" w:hAnsi="Angsana New" w:cs="Angsana New"/>
-          <w:color w:val="000000" w:themeColor="text1"/>
-          <w:sz w:val="32"/>
-          <w:szCs w:val="32"/>
-        </w:rPr>
-        <w:t xml:space="preserve"> (3rd ed.). New Jersey: John Wiley &amp; Sons.</w:t>
-      </w:r>
-    </w:p>
-    <w:p>
-      <w:pPr>
-        <w:rPr>
-          <w:rFonts w:ascii="Angsana New" w:eastAsia="Angsana New" w:hAnsi="Angsana New" w:cs="Angsana New"/>
-          <w:color w:val="000000" w:themeColor="text1"/>
-          <w:sz w:val="32"/>
-          <w:szCs w:val="32"/>
-        </w:rPr>
-      </w:pPr>
-      <w:r>
-        <w:rPr>
-          <w:rFonts w:ascii="Angsana New" w:eastAsia="Angsana New" w:hAnsi="Angsana New" w:cs="Angsana New"/>
-          <w:color w:val="000000" w:themeColor="text1"/>
-          <w:sz w:val="32"/>
-          <w:szCs w:val="32"/>
-        </w:rPr>
-        <w:t xml:space="preserve">International Organization for Standardization. (2011). </w:t>
-      </w:r>
+        <w:t xml:space="preserve"> </w:t>
+      </w:r>
+      <w:proofErr w:type="spellStart"/>
       <w:r>
         <w:rPr>
           <w:rFonts w:ascii="Angsana New" w:eastAsia="Angsana New" w:hAnsi="Angsana New" w:cs="Angsana New"/>
@@ -30857,36 +35486,9 @@
           <w:sz w:val="32"/>
           <w:szCs w:val="32"/>
         </w:rPr>
-        <w:t>ISO/IEC 25010:2011 Systems and software engineering — Systems and software Quality Requirements and Evaluation (SQuaRE)</w:t>
-      </w:r>
-      <w:r>
-        <w:rPr>
-          <w:rFonts w:ascii="Angsana New" w:eastAsia="Angsana New" w:hAnsi="Angsana New" w:cs="Angsana New"/>
-          <w:color w:val="000000" w:themeColor="text1"/>
-          <w:sz w:val="32"/>
-          <w:szCs w:val="32"/>
-        </w:rPr>
-        <w:t>.</w:t>
-      </w:r>
-    </w:p>
-    <w:p>
-      <w:pPr>
-        <w:rPr>
-          <w:rFonts w:ascii="Angsana New" w:eastAsia="Angsana New" w:hAnsi="Angsana New" w:cs="Angsana New"/>
-          <w:color w:val="000000" w:themeColor="text1"/>
-          <w:sz w:val="32"/>
-          <w:szCs w:val="32"/>
-        </w:rPr>
-      </w:pPr>
-      <w:r>
-        <w:rPr>
-          <w:rFonts w:ascii="Angsana New" w:eastAsia="Angsana New" w:hAnsi="Angsana New" w:cs="Angsana New"/>
-          <w:color w:val="000000" w:themeColor="text1"/>
-          <w:sz w:val="32"/>
-          <w:szCs w:val="32"/>
-        </w:rPr>
-        <w:t xml:space="preserve">Microsoft. (2026). </w:t>
-      </w:r>
+        <w:t>การทดสอบและการประเมินผลซอฟต์แวร์</w:t>
+      </w:r>
+      <w:proofErr w:type="spellEnd"/>
       <w:r>
         <w:rPr>
           <w:rFonts w:ascii="Angsana New" w:eastAsia="Angsana New" w:hAnsi="Angsana New" w:cs="Angsana New"/>
@@ -30896,6 +35498,187 @@
           <w:sz w:val="32"/>
           <w:szCs w:val="32"/>
         </w:rPr>
+        <w:t xml:space="preserve"> (Software Testing and Evaluation)</w:t>
+      </w:r>
+      <w:r>
+        <w:rPr>
+          <w:rFonts w:ascii="Angsana New" w:eastAsia="Angsana New" w:hAnsi="Angsana New" w:cs="Angsana New"/>
+          <w:color w:val="000000" w:themeColor="text1"/>
+          <w:sz w:val="32"/>
+          <w:szCs w:val="32"/>
+        </w:rPr>
+        <w:t xml:space="preserve">. </w:t>
+      </w:r>
+      <w:proofErr w:type="spellStart"/>
+      <w:r>
+        <w:rPr>
+          <w:rFonts w:ascii="Angsana New" w:eastAsia="Angsana New" w:hAnsi="Angsana New" w:cs="Angsana New"/>
+          <w:color w:val="000000" w:themeColor="text1"/>
+          <w:sz w:val="32"/>
+          <w:szCs w:val="32"/>
+        </w:rPr>
+        <w:t>ชลบุรี</w:t>
+      </w:r>
+      <w:proofErr w:type="spellEnd"/>
+      <w:r>
+        <w:rPr>
+          <w:rFonts w:ascii="Angsana New" w:eastAsia="Angsana New" w:hAnsi="Angsana New" w:cs="Angsana New"/>
+          <w:color w:val="000000" w:themeColor="text1"/>
+          <w:sz w:val="32"/>
+          <w:szCs w:val="32"/>
+        </w:rPr>
+        <w:t xml:space="preserve">: </w:t>
+      </w:r>
+      <w:proofErr w:type="spellStart"/>
+      <w:r>
+        <w:rPr>
+          <w:rFonts w:ascii="Angsana New" w:eastAsia="Angsana New" w:hAnsi="Angsana New" w:cs="Angsana New"/>
+          <w:color w:val="000000" w:themeColor="text1"/>
+          <w:sz w:val="32"/>
+          <w:szCs w:val="32"/>
+        </w:rPr>
+        <w:t>คณะวิทยาการสารสนเทศ</w:t>
+      </w:r>
+      <w:proofErr w:type="spellEnd"/>
+      <w:r>
+        <w:rPr>
+          <w:rFonts w:ascii="Angsana New" w:eastAsia="Angsana New" w:hAnsi="Angsana New" w:cs="Angsana New"/>
+          <w:color w:val="000000" w:themeColor="text1"/>
+          <w:sz w:val="32"/>
+          <w:szCs w:val="32"/>
+        </w:rPr>
+        <w:t xml:space="preserve"> มหาวิทยาลัยบูรพา.</w:t>
+      </w:r>
+    </w:p>
+    <w:p>
+      <w:pPr>
+        <w:rPr>
+          <w:rFonts w:ascii="Angsana New" w:eastAsia="Angsana New" w:hAnsi="Angsana New" w:cs="Angsana New"/>
+          <w:color w:val="000000" w:themeColor="text1"/>
+          <w:sz w:val="32"/>
+          <w:szCs w:val="32"/>
+        </w:rPr>
+      </w:pPr>
+      <w:r>
+        <w:rPr>
+          <w:rFonts w:ascii="Angsana New" w:eastAsia="Angsana New" w:hAnsi="Angsana New" w:cs="Angsana New"/>
+          <w:color w:val="000000" w:themeColor="text1"/>
+          <w:sz w:val="32"/>
+          <w:szCs w:val="32"/>
+        </w:rPr>
+        <w:t xml:space="preserve">Myers, G. J., Sandler, C., &amp; Badgett, T. (2011). </w:t>
+      </w:r>
+      <w:r>
+        <w:rPr>
+          <w:rFonts w:ascii="Angsana New" w:eastAsia="Angsana New" w:hAnsi="Angsana New" w:cs="Angsana New"/>
+          <w:b/>
+          <w:bCs/>
+          <w:color w:val="000000" w:themeColor="text1"/>
+          <w:sz w:val="32"/>
+          <w:szCs w:val="32"/>
+        </w:rPr>
+        <w:t>The Art of Software Testing</w:t>
+      </w:r>
+      <w:r>
+        <w:rPr>
+          <w:rFonts w:ascii="Angsana New" w:eastAsia="Angsana New" w:hAnsi="Angsana New" w:cs="Angsana New"/>
+          <w:color w:val="000000" w:themeColor="text1"/>
+          <w:sz w:val="32"/>
+          <w:szCs w:val="32"/>
+        </w:rPr>
+        <w:t xml:space="preserve"> (3rd ed.). New Jersey: John Wiley &amp; Sons.</w:t>
+      </w:r>
+    </w:p>
+    <w:p>
+      <w:pPr>
+        <w:rPr>
+          <w:rFonts w:ascii="Angsana New" w:eastAsia="Angsana New" w:hAnsi="Angsana New" w:cs="Angsana New"/>
+          <w:color w:val="000000" w:themeColor="text1"/>
+          <w:sz w:val="32"/>
+          <w:szCs w:val="32"/>
+        </w:rPr>
+      </w:pPr>
+      <w:r>
+        <w:rPr>
+          <w:rFonts w:ascii="Angsana New" w:eastAsia="Angsana New" w:hAnsi="Angsana New" w:cs="Angsana New"/>
+          <w:color w:val="000000" w:themeColor="text1"/>
+          <w:sz w:val="32"/>
+          <w:szCs w:val="32"/>
+        </w:rPr>
+        <w:t xml:space="preserve">International Organization for Standardization. (2011). </w:t>
+      </w:r>
+      <w:r>
+        <w:rPr>
+          <w:rFonts w:ascii="Angsana New" w:eastAsia="Angsana New" w:hAnsi="Angsana New" w:cs="Angsana New"/>
+          <w:b/>
+          <w:bCs/>
+          <w:color w:val="000000" w:themeColor="text1"/>
+          <w:sz w:val="32"/>
+          <w:szCs w:val="32"/>
+        </w:rPr>
+        <w:t>ISO/IEC 25010:2011 Systems and software engineering — Systems and software Quality Requirements and Evaluation (</w:t>
+      </w:r>
+      <w:proofErr w:type="spellStart"/>
+      <w:r>
+        <w:rPr>
+          <w:rFonts w:ascii="Angsana New" w:eastAsia="Angsana New" w:hAnsi="Angsana New" w:cs="Angsana New"/>
+          <w:b/>
+          <w:bCs/>
+          <w:color w:val="000000" w:themeColor="text1"/>
+          <w:sz w:val="32"/>
+          <w:szCs w:val="32"/>
+        </w:rPr>
+        <w:t>SQuaRE</w:t>
+      </w:r>
+      <w:proofErr w:type="spellEnd"/>
+      <w:r>
+        <w:rPr>
+          <w:rFonts w:ascii="Angsana New" w:eastAsia="Angsana New" w:hAnsi="Angsana New" w:cs="Angsana New"/>
+          <w:b/>
+          <w:bCs/>
+          <w:color w:val="000000" w:themeColor="text1"/>
+          <w:sz w:val="32"/>
+          <w:szCs w:val="32"/>
+        </w:rPr>
+        <w:t>)</w:t>
+      </w:r>
+      <w:r>
+        <w:rPr>
+          <w:rFonts w:ascii="Angsana New" w:eastAsia="Angsana New" w:hAnsi="Angsana New" w:cs="Angsana New"/>
+          <w:color w:val="000000" w:themeColor="text1"/>
+          <w:sz w:val="32"/>
+          <w:szCs w:val="32"/>
+        </w:rPr>
+        <w:t>.</w:t>
+      </w:r>
+    </w:p>
+    <w:p>
+      <w:pPr>
+        <w:rPr>
+          <w:rFonts w:ascii="Angsana New" w:eastAsia="Angsana New" w:hAnsi="Angsana New" w:cs="Angsana New"/>
+          <w:color w:val="000000" w:themeColor="text1"/>
+          <w:sz w:val="32"/>
+          <w:szCs w:val="32"/>
+        </w:rPr>
+      </w:pPr>
+      <w:r>
+        <w:rPr>
+          <w:rFonts w:ascii="Angsana New" w:eastAsia="Angsana New" w:hAnsi="Angsana New" w:cs="Angsana New"/>
+          <w:color w:val="000000" w:themeColor="text1"/>
+          <w:sz w:val="32"/>
+          <w:szCs w:val="32"/>
+        </w:rPr>
+        <w:t xml:space="preserve">Microsoft. (2026). </w:t>
+      </w:r>
+      <w:r>
+        <w:rPr>
+          <w:rFonts w:ascii="Angsana New" w:eastAsia="Angsana New" w:hAnsi="Angsana New" w:cs="Angsana New"/>
+          <w:b/>
+          <w:bCs/>
+          <w:color w:val="000000" w:themeColor="text1"/>
+          <w:sz w:val="32"/>
+          <w:szCs w:val="32"/>
+        </w:rPr>
         <w:t>Playwright Documentation</w:t>
       </w:r>
       <w:r>
@@ -30905,7 +35688,27 @@
           <w:sz w:val="32"/>
           <w:szCs w:val="32"/>
         </w:rPr>
-        <w:t xml:space="preserve">. สืบค้นจาก </w:t>
+        <w:t xml:space="preserve">. </w:t>
+      </w:r>
+      <w:proofErr w:type="spellStart"/>
+      <w:r>
+        <w:rPr>
+          <w:rFonts w:ascii="Angsana New" w:eastAsia="Angsana New" w:hAnsi="Angsana New" w:cs="Angsana New"/>
+          <w:color w:val="000000" w:themeColor="text1"/>
+          <w:sz w:val="32"/>
+          <w:szCs w:val="32"/>
+        </w:rPr>
+        <w:t>สืบค้นจาก</w:t>
+      </w:r>
+      <w:proofErr w:type="spellEnd"/>
+      <w:r>
+        <w:rPr>
+          <w:rFonts w:ascii="Angsana New" w:eastAsia="Angsana New" w:hAnsi="Angsana New" w:cs="Angsana New"/>
+          <w:color w:val="000000" w:themeColor="text1"/>
+          <w:sz w:val="32"/>
+          <w:szCs w:val="32"/>
+        </w:rPr>
+        <w:t xml:space="preserve"> </w:t>
       </w:r>
       <w:hyperlink r:id="rId22">
         <w:r>
@@ -30955,7 +35758,27 @@
           <w:sz w:val="32"/>
           <w:szCs w:val="32"/>
         </w:rPr>
-        <w:t xml:space="preserve">. สืบค้นจาก </w:t>
+        <w:t xml:space="preserve">. </w:t>
+      </w:r>
+      <w:proofErr w:type="spellStart"/>
+      <w:r>
+        <w:rPr>
+          <w:rFonts w:ascii="Angsana New" w:eastAsia="Angsana New" w:hAnsi="Angsana New" w:cs="Angsana New"/>
+          <w:color w:val="000000" w:themeColor="text1"/>
+          <w:sz w:val="32"/>
+          <w:szCs w:val="32"/>
+        </w:rPr>
+        <w:t>สืบค้นจาก</w:t>
+      </w:r>
+      <w:proofErr w:type="spellEnd"/>
+      <w:r>
+        <w:rPr>
+          <w:rFonts w:ascii="Angsana New" w:eastAsia="Angsana New" w:hAnsi="Angsana New" w:cs="Angsana New"/>
+          <w:color w:val="000000" w:themeColor="text1"/>
+          <w:sz w:val="32"/>
+          <w:szCs w:val="32"/>
+        </w:rPr>
+        <w:t xml:space="preserve"> </w:t>
       </w:r>
       <w:hyperlink r:id="rId23">
         <w:r>
@@ -31005,7 +35828,27 @@
           <w:sz w:val="32"/>
           <w:szCs w:val="32"/>
         </w:rPr>
-        <w:t xml:space="preserve">. สืบค้นจาก </w:t>
+        <w:t xml:space="preserve">. </w:t>
+      </w:r>
+      <w:proofErr w:type="spellStart"/>
+      <w:r>
+        <w:rPr>
+          <w:rFonts w:ascii="Angsana New" w:eastAsia="Angsana New" w:hAnsi="Angsana New" w:cs="Angsana New"/>
+          <w:color w:val="000000" w:themeColor="text1"/>
+          <w:sz w:val="32"/>
+          <w:szCs w:val="32"/>
+        </w:rPr>
+        <w:t>สืบค้นจาก</w:t>
+      </w:r>
+      <w:proofErr w:type="spellEnd"/>
+      <w:r>
+        <w:rPr>
+          <w:rFonts w:ascii="Angsana New" w:eastAsia="Angsana New" w:hAnsi="Angsana New" w:cs="Angsana New"/>
+          <w:color w:val="000000" w:themeColor="text1"/>
+          <w:sz w:val="32"/>
+          <w:szCs w:val="32"/>
+        </w:rPr>
+        <w:t xml:space="preserve"> </w:t>
       </w:r>
       <w:hyperlink r:id="rId24">
         <w:r>
@@ -31064,7 +35907,27 @@
           <w:sz w:val="32"/>
           <w:szCs w:val="32"/>
         </w:rPr>
-        <w:t xml:space="preserve">. สืบค้นจาก </w:t>
+        <w:t xml:space="preserve">. </w:t>
+      </w:r>
+      <w:proofErr w:type="spellStart"/>
+      <w:r>
+        <w:rPr>
+          <w:rFonts w:ascii="Angsana New" w:eastAsia="Angsana New" w:hAnsi="Angsana New" w:cs="Angsana New"/>
+          <w:color w:val="000000" w:themeColor="text1"/>
+          <w:sz w:val="32"/>
+          <w:szCs w:val="32"/>
+        </w:rPr>
+        <w:t>สืบค้นจาก</w:t>
+      </w:r>
+      <w:proofErr w:type="spellEnd"/>
+      <w:r>
+        <w:rPr>
+          <w:rFonts w:ascii="Angsana New" w:eastAsia="Angsana New" w:hAnsi="Angsana New" w:cs="Angsana New"/>
+          <w:color w:val="000000" w:themeColor="text1"/>
+          <w:sz w:val="32"/>
+          <w:szCs w:val="32"/>
+        </w:rPr>
+        <w:t xml:space="preserve"> </w:t>
       </w:r>
       <w:hyperlink r:id="rId25">
         <w:r>
@@ -31094,6 +35957,7 @@
         </w:rPr>
       </w:pPr>
     </w:p>
+    <w:p/>
     <w:p/>
     <w:p/>
     <w:sectPr>
@@ -37208,7 +42072,7 @@
   <w:style w:type="paragraph" w:default="1" w:styleId="a">
     <w:name w:val="Normal"/>
     <w:qFormat/>
-    <w:rsid w:val="00BD77F2"/>
+    <w:rsid w:val="00813732"/>
   </w:style>
   <w:style w:type="paragraph" w:styleId="1">
     <w:name w:val="heading 1"/>
@@ -38422,12 +43286,7 @@
 </file>
 
 <file path=customXml/item2.xml><?xml version="1.0" encoding="utf-8"?>
-<?mso-contentType ?>
-<FormTemplates xmlns="http://schemas.microsoft.com/sharepoint/v3/contenttype/forms">
-  <Display>DocumentLibraryForm</Display>
-  <Edit>DocumentLibraryForm</Edit>
-  <New>DocumentLibraryForm</New>
-</FormTemplates>
+<b:Sources xmlns:b="http://schemas.openxmlformats.org/officeDocument/2006/bibliography" xmlns="http://schemas.openxmlformats.org/officeDocument/2006/bibliography" SelectedStyle="\APASixthEditionOfficeOnline.xsl" StyleName="APA" Version="6"/>
 </file>
 
 <file path=customXml/item3.xml><?xml version="1.0" encoding="utf-8"?>
@@ -38670,7 +43529,12 @@
 </file>
 
 <file path=customXml/item4.xml><?xml version="1.0" encoding="utf-8"?>
-<b:Sources xmlns:b="http://schemas.openxmlformats.org/officeDocument/2006/bibliography" xmlns="http://schemas.openxmlformats.org/officeDocument/2006/bibliography" SelectedStyle="\APASixthEditionOfficeOnline.xsl" StyleName="APA" Version="6"/>
+<?mso-contentType ?>
+<FormTemplates xmlns="http://schemas.microsoft.com/sharepoint/v3/contenttype/forms">
+  <Display>DocumentLibraryForm</Display>
+  <Edit>DocumentLibraryForm</Edit>
+  <New>DocumentLibraryForm</New>
+</FormTemplates>
 </file>
 
 <file path=customXml/itemProps1.xml><?xml version="1.0" encoding="utf-8"?>
@@ -38684,9 +43548,9 @@
 </file>
 
 <file path=customXml/itemProps2.xml><?xml version="1.0" encoding="utf-8"?>
-<ds:datastoreItem xmlns:ds="http://schemas.openxmlformats.org/officeDocument/2006/customXml" ds:itemID="{7015E301-260E-4686-A297-32850535F46E}">
+<ds:datastoreItem xmlns:ds="http://schemas.openxmlformats.org/officeDocument/2006/customXml" ds:itemID="{9B97FB2E-4396-4617-9E09-8EC6EB098492}">
   <ds:schemaRefs>
-    <ds:schemaRef ds:uri="http://schemas.microsoft.com/sharepoint/v3/contenttype/forms"/>
+    <ds:schemaRef ds:uri="http://schemas.openxmlformats.org/officeDocument/2006/bibliography"/>
   </ds:schemaRefs>
 </ds:datastoreItem>
 </file>
@@ -38711,9 +43575,9 @@
 </file>
 
 <file path=customXml/itemProps4.xml><?xml version="1.0" encoding="utf-8"?>
-<ds:datastoreItem xmlns:ds="http://schemas.openxmlformats.org/officeDocument/2006/customXml" ds:itemID="{9B97FB2E-4396-4617-9E09-8EC6EB098492}">
+<ds:datastoreItem xmlns:ds="http://schemas.openxmlformats.org/officeDocument/2006/customXml" ds:itemID="{7015E301-260E-4686-A297-32850535F46E}">
   <ds:schemaRefs>
-    <ds:schemaRef ds:uri="http://schemas.openxmlformats.org/officeDocument/2006/bibliography"/>
+    <ds:schemaRef ds:uri="http://schemas.microsoft.com/sharepoint/v3/contenttype/forms"/>
   </ds:schemaRefs>
 </ds:datastoreItem>
 </file>

--- a/reports/Software Testing and Evaluation.docx
+++ b/reports/Software Testing and Evaluation.docx
@@ -4478,81 +4478,41 @@
           <w:szCs w:val="32"/>
           <w:cs/>
         </w:rPr>
-        <w:t>เพราะระบบนี้มีหลายส่วนที่ต้องทำงานต่อกัน เช่น ยืมหนังสือแล้วต้องไปตัดยอดในคลัง หรือข้อมูลสมาชิกที่ต้องอ</w:t>
-      </w:r>
-      <w:proofErr w:type="spellStart"/>
+        <w:t xml:space="preserve">เพราะระบบนี้มีหลายส่วนที่ต้องทำงานต่อกัน เช่น ยืมหนังสือแล้วต้องไปตัดยอดในคลัง หรือข้อมูลสมาชิกที่ต้องอัปเดตตลอด พวกเราเลยเห็นตรงกันว่าการเทสแบบ </w:t>
+      </w:r>
       <w:r>
         <w:rPr>
           <w:rFonts w:asciiTheme="majorBidi" w:hAnsiTheme="majorBidi" w:cstheme="majorBidi"/>
           <w:sz w:val="32"/>
           <w:szCs w:val="32"/>
+        </w:rPr>
+        <w:t xml:space="preserve">End-to-End (E2E) </w:t>
+      </w:r>
+      <w:r>
+        <w:rPr>
+          <w:rFonts w:asciiTheme="majorBidi" w:hAnsiTheme="majorBidi" w:cstheme="majorBidi"/>
+          <w:sz w:val="32"/>
+          <w:szCs w:val="32"/>
           <w:cs/>
         </w:rPr>
-        <w:t>ัป</w:t>
-      </w:r>
-      <w:proofErr w:type="spellEnd"/>
+        <w:t>น่าจะเหมาะที่สุด</w:t>
+      </w:r>
       <w:r>
         <w:rPr>
           <w:rFonts w:asciiTheme="majorBidi" w:hAnsiTheme="majorBidi" w:cstheme="majorBidi"/>
           <w:sz w:val="32"/>
           <w:szCs w:val="32"/>
+        </w:rPr>
+        <w:t xml:space="preserve"> </w:t>
+      </w:r>
+      <w:r>
+        <w:rPr>
+          <w:rFonts w:asciiTheme="majorBidi" w:hAnsiTheme="majorBidi" w:cstheme="majorBidi"/>
+          <w:sz w:val="32"/>
+          <w:szCs w:val="32"/>
           <w:cs/>
         </w:rPr>
-        <w:t xml:space="preserve">เดตตลอด พวกเราเลยเห็นตรงกันว่าการเทสแบบ </w:t>
-      </w:r>
-      <w:r>
-        <w:rPr>
-          <w:rFonts w:asciiTheme="majorBidi" w:hAnsiTheme="majorBidi" w:cstheme="majorBidi"/>
-          <w:sz w:val="32"/>
-          <w:szCs w:val="32"/>
-        </w:rPr>
-        <w:t xml:space="preserve">End-to-End (E2E) </w:t>
-      </w:r>
-      <w:r>
-        <w:rPr>
-          <w:rFonts w:asciiTheme="majorBidi" w:hAnsiTheme="majorBidi" w:cstheme="majorBidi"/>
-          <w:sz w:val="32"/>
-          <w:szCs w:val="32"/>
-          <w:cs/>
-        </w:rPr>
-        <w:t>น่าจะเหมาะที่สุด</w:t>
-      </w:r>
-      <w:r>
-        <w:rPr>
-          <w:rFonts w:asciiTheme="majorBidi" w:hAnsiTheme="majorBidi" w:cstheme="majorBidi"/>
-          <w:sz w:val="32"/>
-          <w:szCs w:val="32"/>
-        </w:rPr>
-        <w:t xml:space="preserve"> </w:t>
-      </w:r>
-      <w:r>
-        <w:rPr>
-          <w:rFonts w:asciiTheme="majorBidi" w:hAnsiTheme="majorBidi" w:cstheme="majorBidi"/>
-          <w:sz w:val="32"/>
-          <w:szCs w:val="32"/>
-          <w:cs/>
-        </w:rPr>
-        <w:t>เช่น การจัดการสมาชิก การจัดการคอ</w:t>
-      </w:r>
-      <w:proofErr w:type="spellStart"/>
-      <w:r>
-        <w:rPr>
-          <w:rFonts w:asciiTheme="majorBidi" w:hAnsiTheme="majorBidi" w:cstheme="majorBidi"/>
-          <w:sz w:val="32"/>
-          <w:szCs w:val="32"/>
-          <w:cs/>
-        </w:rPr>
-        <w:t>ลเ</w:t>
-      </w:r>
-      <w:proofErr w:type="spellEnd"/>
-      <w:r>
-        <w:rPr>
-          <w:rFonts w:asciiTheme="majorBidi" w:hAnsiTheme="majorBidi" w:cstheme="majorBidi"/>
-          <w:sz w:val="32"/>
-          <w:szCs w:val="32"/>
-          <w:cs/>
-        </w:rPr>
-        <w:t>ลกชันหนังสือ และกระบวนการยืม-คืนที่มีตรรกะทางธุรกิจ (</w:t>
+        <w:t>เช่น การจัดการสมาชิก การจัดการคอลเลกชันหนังสือ และกระบวนการยืม-คืนที่มีตรรกะทางธุรกิจ (</w:t>
       </w:r>
       <w:r>
         <w:rPr>
@@ -5913,27 +5873,7 @@
                 <w:szCs w:val="28"/>
                 <w:cs/>
               </w:rPr>
-              <w:t>สรุปเมตริก</w:t>
-            </w:r>
-            <w:proofErr w:type="spellStart"/>
-            <w:r>
-              <w:rPr>
-                <w:rFonts w:asciiTheme="majorBidi" w:hAnsiTheme="majorBidi" w:cstheme="majorBidi"/>
-                <w:sz w:val="28"/>
-                <w:szCs w:val="28"/>
-                <w:cs/>
-              </w:rPr>
-              <w:t>ส์</w:t>
-            </w:r>
-            <w:proofErr w:type="spellEnd"/>
-            <w:r>
-              <w:rPr>
-                <w:rFonts w:asciiTheme="majorBidi" w:hAnsiTheme="majorBidi" w:cstheme="majorBidi"/>
-                <w:sz w:val="28"/>
-                <w:szCs w:val="28"/>
-                <w:cs/>
-              </w:rPr>
-              <w:t xml:space="preserve">การทดสอบ และวิเคราะห์คุณภาพซอฟต์แวร์ตามมาตรฐาน </w:t>
+              <w:t xml:space="preserve">สรุปเมตริกส์การทดสอบ และวิเคราะห์คุณภาพซอฟต์แวร์ตามมาตรฐาน </w:t>
             </w:r>
             <w:r>
               <w:rPr>
@@ -6420,29 +6360,7 @@
           <w:szCs w:val="32"/>
           <w14:ligatures w14:val="none"/>
         </w:rPr>
-        <w:t xml:space="preserve">Jest &amp; </w:t>
-      </w:r>
-      <w:proofErr w:type="spellStart"/>
-      <w:r>
-        <w:rPr>
-          <w:rFonts w:asciiTheme="majorBidi" w:eastAsia="Times New Roman" w:hAnsiTheme="majorBidi" w:cstheme="majorBidi"/>
-          <w:kern w:val="0"/>
-          <w:sz w:val="32"/>
-          <w:szCs w:val="32"/>
-          <w14:ligatures w14:val="none"/>
-        </w:rPr>
-        <w:t>Supertest</w:t>
-      </w:r>
-      <w:proofErr w:type="spellEnd"/>
-      <w:r>
-        <w:rPr>
-          <w:rFonts w:asciiTheme="majorBidi" w:eastAsia="Times New Roman" w:hAnsiTheme="majorBidi" w:cstheme="majorBidi"/>
-          <w:kern w:val="0"/>
-          <w:sz w:val="32"/>
-          <w:szCs w:val="32"/>
-          <w14:ligatures w14:val="none"/>
-        </w:rPr>
-        <w:t xml:space="preserve">: </w:t>
+        <w:t xml:space="preserve">Jest &amp; Supertest: </w:t>
       </w:r>
       <w:r>
         <w:rPr>
@@ -6623,31 +6541,7 @@
           <w:cs/>
           <w14:ligatures w14:val="none"/>
         </w:rPr>
-        <w:t>ใช้สำหรับการควบคุม</w:t>
-      </w:r>
-      <w:proofErr w:type="spellStart"/>
-      <w:r>
-        <w:rPr>
-          <w:rFonts w:asciiTheme="majorBidi" w:eastAsia="Times New Roman" w:hAnsiTheme="majorBidi" w:cstheme="majorBidi"/>
-          <w:kern w:val="0"/>
-          <w:sz w:val="32"/>
-          <w:szCs w:val="32"/>
-          <w:cs/>
-          <w14:ligatures w14:val="none"/>
-        </w:rPr>
-        <w:t>เวอร์ชัน</w:t>
-      </w:r>
-      <w:proofErr w:type="spellEnd"/>
-      <w:r>
-        <w:rPr>
-          <w:rFonts w:asciiTheme="majorBidi" w:eastAsia="Times New Roman" w:hAnsiTheme="majorBidi" w:cstheme="majorBidi"/>
-          <w:kern w:val="0"/>
-          <w:sz w:val="32"/>
-          <w:szCs w:val="32"/>
-          <w:cs/>
-          <w14:ligatures w14:val="none"/>
-        </w:rPr>
-        <w:t xml:space="preserve"> (</w:t>
+        <w:t>ใช้สำหรับการควบคุมเวอร์ชัน (</w:t>
       </w:r>
       <w:r>
         <w:rPr>
@@ -6873,7 +6767,6 @@
         </w:rPr>
         <w:t xml:space="preserve">Software Requirement: Node.js </w:t>
       </w:r>
-      <w:proofErr w:type="spellStart"/>
       <w:r>
         <w:rPr>
           <w:rFonts w:asciiTheme="majorBidi" w:eastAsia="Times New Roman" w:hAnsiTheme="majorBidi" w:cstheme="majorBidi"/>
@@ -6883,19 +6776,7 @@
           <w:cs/>
           <w14:ligatures w14:val="none"/>
         </w:rPr>
-        <w:t>เวอร์ชัน</w:t>
-      </w:r>
-      <w:proofErr w:type="spellEnd"/>
-      <w:r>
-        <w:rPr>
-          <w:rFonts w:asciiTheme="majorBidi" w:eastAsia="Times New Roman" w:hAnsiTheme="majorBidi" w:cstheme="majorBidi"/>
-          <w:kern w:val="0"/>
-          <w:sz w:val="32"/>
-          <w:szCs w:val="32"/>
-          <w:cs/>
-          <w14:ligatures w14:val="none"/>
-        </w:rPr>
-        <w:t xml:space="preserve"> </w:t>
+        <w:t xml:space="preserve">เวอร์ชัน </w:t>
       </w:r>
       <w:r>
         <w:rPr>
@@ -7588,7 +7469,6 @@
               </w:rPr>
               <w:t xml:space="preserve">Environment Conflict): </w:t>
             </w:r>
-            <w:proofErr w:type="spellStart"/>
             <w:r>
               <w:rPr>
                 <w:rFonts w:asciiTheme="majorBidi" w:hAnsiTheme="majorBidi" w:cstheme="majorBidi"/>
@@ -7596,17 +7476,7 @@
                 <w:szCs w:val="32"/>
                 <w:cs/>
               </w:rPr>
-              <w:t>เวอร์ชัน</w:t>
-            </w:r>
-            <w:proofErr w:type="spellEnd"/>
-            <w:r>
-              <w:rPr>
-                <w:rFonts w:asciiTheme="majorBidi" w:hAnsiTheme="majorBidi" w:cstheme="majorBidi"/>
-                <w:sz w:val="32"/>
-                <w:szCs w:val="32"/>
-                <w:cs/>
-              </w:rPr>
-              <w:t>ของซอฟต์แวร์ในทีมไม่ตรงกัน</w:t>
+              <w:t>เวอร์ชันของซอฟต์แวร์ในทีมไม่ตรงกัน</w:t>
             </w:r>
           </w:p>
         </w:tc>
@@ -7690,25 +7560,7 @@
                 <w:sz w:val="32"/>
                 <w:szCs w:val="32"/>
               </w:rPr>
-              <w:t>package-</w:t>
-            </w:r>
-            <w:proofErr w:type="spellStart"/>
-            <w:r>
-              <w:rPr>
-                <w:rFonts w:asciiTheme="majorBidi" w:hAnsiTheme="majorBidi" w:cstheme="majorBidi"/>
-                <w:sz w:val="32"/>
-                <w:szCs w:val="32"/>
-              </w:rPr>
-              <w:t>lock.json</w:t>
-            </w:r>
-            <w:proofErr w:type="spellEnd"/>
-            <w:r>
-              <w:rPr>
-                <w:rFonts w:asciiTheme="majorBidi" w:hAnsiTheme="majorBidi" w:cstheme="majorBidi"/>
-                <w:sz w:val="32"/>
-                <w:szCs w:val="32"/>
-              </w:rPr>
-              <w:t xml:space="preserve"> </w:t>
+              <w:t xml:space="preserve">package-lock.json </w:t>
             </w:r>
             <w:r>
               <w:rPr>
@@ -7717,27 +7569,7 @@
                 <w:szCs w:val="32"/>
                 <w:cs/>
               </w:rPr>
-              <w:t>และเช็ก</w:t>
-            </w:r>
-            <w:proofErr w:type="spellStart"/>
-            <w:r>
-              <w:rPr>
-                <w:rFonts w:asciiTheme="majorBidi" w:hAnsiTheme="majorBidi" w:cstheme="majorBidi"/>
-                <w:sz w:val="32"/>
-                <w:szCs w:val="32"/>
-                <w:cs/>
-              </w:rPr>
-              <w:t>เวอร์ชัน</w:t>
-            </w:r>
-            <w:proofErr w:type="spellEnd"/>
-            <w:r>
-              <w:rPr>
-                <w:rFonts w:asciiTheme="majorBidi" w:hAnsiTheme="majorBidi" w:cstheme="majorBidi"/>
-                <w:sz w:val="32"/>
-                <w:szCs w:val="32"/>
-                <w:cs/>
-              </w:rPr>
-              <w:t xml:space="preserve"> </w:t>
+              <w:t xml:space="preserve">และเช็กเวอร์ชัน </w:t>
             </w:r>
             <w:r>
               <w:rPr>
@@ -7926,23 +7758,13 @@
               </w:rPr>
               <w:t xml:space="preserve">ใช้เทคนิค </w:t>
             </w:r>
-            <w:proofErr w:type="spellStart"/>
-            <w:r>
-              <w:rPr>
-                <w:rFonts w:asciiTheme="majorBidi" w:hAnsiTheme="majorBidi" w:cstheme="majorBidi"/>
-                <w:sz w:val="32"/>
-                <w:szCs w:val="32"/>
-              </w:rPr>
-              <w:t>waitForSelector</w:t>
-            </w:r>
-            <w:proofErr w:type="spellEnd"/>
-            <w:r>
-              <w:rPr>
-                <w:rFonts w:asciiTheme="majorBidi" w:hAnsiTheme="majorBidi" w:cstheme="majorBidi"/>
-                <w:sz w:val="32"/>
-                <w:szCs w:val="32"/>
-              </w:rPr>
-              <w:t xml:space="preserve"> </w:t>
+            <w:r>
+              <w:rPr>
+                <w:rFonts w:asciiTheme="majorBidi" w:hAnsiTheme="majorBidi" w:cstheme="majorBidi"/>
+                <w:sz w:val="32"/>
+                <w:szCs w:val="32"/>
+              </w:rPr>
+              <w:t xml:space="preserve">waitForSelector </w:t>
             </w:r>
             <w:r>
               <w:rPr>
@@ -12058,23 +11880,13 @@
         </w:rPr>
         <w:t xml:space="preserve">ระบบต้องคัดกรองสิทธิ์ได้ถูกต้อง และสถิติต้องไม่แสดงค่าเป็น </w:t>
       </w:r>
-      <w:proofErr w:type="spellStart"/>
       <w:r>
         <w:rPr>
           <w:rFonts w:asciiTheme="majorBidi" w:hAnsiTheme="majorBidi" w:cstheme="majorBidi"/>
           <w:sz w:val="32"/>
           <w:szCs w:val="32"/>
         </w:rPr>
-        <w:t>NaN</w:t>
-      </w:r>
-      <w:proofErr w:type="spellEnd"/>
-      <w:r>
-        <w:rPr>
-          <w:rFonts w:asciiTheme="majorBidi" w:hAnsiTheme="majorBidi" w:cstheme="majorBidi"/>
-          <w:sz w:val="32"/>
-          <w:szCs w:val="32"/>
-        </w:rPr>
-        <w:t xml:space="preserve"> </w:t>
+        <w:t xml:space="preserve">NaN </w:t>
       </w:r>
       <w:r>
         <w:rPr>
@@ -15033,34 +14845,14 @@
                 <w:szCs w:val="32"/>
               </w:rPr>
             </w:pPr>
-            <w:proofErr w:type="spellStart"/>
-            <w:r>
-              <w:rPr>
-                <w:rFonts w:asciiTheme="majorBidi" w:hAnsiTheme="majorBidi" w:cstheme="majorBidi"/>
-                <w:sz w:val="32"/>
-                <w:szCs w:val="32"/>
-              </w:rPr>
-              <w:t>ระบบอนุญาตให้เข้าสู่ระบบ</w:t>
-            </w:r>
-            <w:proofErr w:type="spellEnd"/>
-            <w:r>
-              <w:rPr>
-                <w:rFonts w:asciiTheme="majorBidi" w:hAnsiTheme="majorBidi" w:cstheme="majorBidi"/>
-                <w:sz w:val="32"/>
-                <w:szCs w:val="32"/>
-              </w:rPr>
-              <w:t xml:space="preserve"> </w:t>
-            </w:r>
-            <w:proofErr w:type="spellStart"/>
-            <w:r>
-              <w:rPr>
-                <w:rFonts w:asciiTheme="majorBidi" w:hAnsiTheme="majorBidi" w:cstheme="majorBidi"/>
-                <w:sz w:val="32"/>
-                <w:szCs w:val="32"/>
-              </w:rPr>
-              <w:t>และแสดงข้อความแจ้งเตือน</w:t>
-            </w:r>
-            <w:proofErr w:type="spellEnd"/>
+            <w:r>
+              <w:rPr>
+                <w:rFonts w:asciiTheme="majorBidi" w:hAnsiTheme="majorBidi" w:cstheme="majorBidi"/>
+                <w:sz w:val="32"/>
+                <w:szCs w:val="32"/>
+              </w:rPr>
+              <w:t>ระบบอนุญาตให้เข้าสู่ระบบ และแสดงข้อความแจ้งเตือน</w:t>
+            </w:r>
           </w:p>
         </w:tc>
         <w:tc>
@@ -15084,7 +14876,6 @@
                 <w:szCs w:val="32"/>
               </w:rPr>
             </w:pPr>
-            <w:proofErr w:type="spellStart"/>
             <w:r>
               <w:rPr>
                 <w:rFonts w:asciiTheme="majorBidi" w:hAnsiTheme="majorBidi" w:cstheme="majorBidi"/>
@@ -15093,7 +14884,6 @@
               </w:rPr>
               <w:t>ผ่าน</w:t>
             </w:r>
-            <w:proofErr w:type="spellEnd"/>
           </w:p>
         </w:tc>
       </w:tr>
@@ -15348,34 +15138,14 @@
                 <w:szCs w:val="32"/>
               </w:rPr>
             </w:pPr>
-            <w:proofErr w:type="spellStart"/>
-            <w:r>
-              <w:rPr>
-                <w:rFonts w:asciiTheme="majorBidi" w:hAnsiTheme="majorBidi" w:cstheme="majorBidi"/>
-                <w:sz w:val="32"/>
-                <w:szCs w:val="32"/>
-              </w:rPr>
-              <w:t>ระบบอนุญาตให้เข้าสู่ระบบ</w:t>
-            </w:r>
-            <w:proofErr w:type="spellEnd"/>
-            <w:r>
-              <w:rPr>
-                <w:rFonts w:asciiTheme="majorBidi" w:hAnsiTheme="majorBidi" w:cstheme="majorBidi"/>
-                <w:sz w:val="32"/>
-                <w:szCs w:val="32"/>
-              </w:rPr>
-              <w:t xml:space="preserve"> </w:t>
-            </w:r>
-            <w:proofErr w:type="spellStart"/>
-            <w:r>
-              <w:rPr>
-                <w:rFonts w:asciiTheme="majorBidi" w:hAnsiTheme="majorBidi" w:cstheme="majorBidi"/>
-                <w:sz w:val="32"/>
-                <w:szCs w:val="32"/>
-              </w:rPr>
-              <w:t>และแสดงข้อความแจ้งเตือน</w:t>
-            </w:r>
-            <w:proofErr w:type="spellEnd"/>
+            <w:r>
+              <w:rPr>
+                <w:rFonts w:asciiTheme="majorBidi" w:hAnsiTheme="majorBidi" w:cstheme="majorBidi"/>
+                <w:sz w:val="32"/>
+                <w:szCs w:val="32"/>
+              </w:rPr>
+              <w:t>ระบบอนุญาตให้เข้าสู่ระบบ และแสดงข้อความแจ้งเตือน</w:t>
+            </w:r>
           </w:p>
         </w:tc>
         <w:tc>
@@ -15399,7 +15169,6 @@
                 <w:szCs w:val="32"/>
               </w:rPr>
             </w:pPr>
-            <w:proofErr w:type="spellStart"/>
             <w:r>
               <w:rPr>
                 <w:rFonts w:asciiTheme="majorBidi" w:hAnsiTheme="majorBidi" w:cstheme="majorBidi"/>
@@ -15408,7 +15177,6 @@
               </w:rPr>
               <w:t>ผ่าน</w:t>
             </w:r>
-            <w:proofErr w:type="spellEnd"/>
           </w:p>
         </w:tc>
       </w:tr>
@@ -15673,34 +15441,14 @@
                 <w:szCs w:val="32"/>
               </w:rPr>
             </w:pPr>
-            <w:proofErr w:type="spellStart"/>
-            <w:r>
-              <w:rPr>
-                <w:rFonts w:asciiTheme="majorBidi" w:hAnsiTheme="majorBidi" w:cstheme="majorBidi"/>
-                <w:sz w:val="32"/>
-                <w:szCs w:val="32"/>
-              </w:rPr>
-              <w:t>ระบบไม่อนุญาตให้เข้าสู่ระบบ</w:t>
-            </w:r>
-            <w:proofErr w:type="spellEnd"/>
-            <w:r>
-              <w:rPr>
-                <w:rFonts w:asciiTheme="majorBidi" w:hAnsiTheme="majorBidi" w:cstheme="majorBidi"/>
-                <w:sz w:val="32"/>
-                <w:szCs w:val="32"/>
-              </w:rPr>
-              <w:t xml:space="preserve"> </w:t>
-            </w:r>
-            <w:proofErr w:type="spellStart"/>
-            <w:r>
-              <w:rPr>
-                <w:rFonts w:asciiTheme="majorBidi" w:hAnsiTheme="majorBidi" w:cstheme="majorBidi"/>
-                <w:sz w:val="32"/>
-                <w:szCs w:val="32"/>
-              </w:rPr>
-              <w:t>และแสดงข้อความแจ้งเตือน</w:t>
-            </w:r>
-            <w:proofErr w:type="spellEnd"/>
+            <w:r>
+              <w:rPr>
+                <w:rFonts w:asciiTheme="majorBidi" w:hAnsiTheme="majorBidi" w:cstheme="majorBidi"/>
+                <w:sz w:val="32"/>
+                <w:szCs w:val="32"/>
+              </w:rPr>
+              <w:t>ระบบไม่อนุญาตให้เข้าสู่ระบบ และแสดงข้อความแจ้งเตือน</w:t>
+            </w:r>
           </w:p>
         </w:tc>
         <w:tc>
@@ -15724,7 +15472,6 @@
                 <w:szCs w:val="32"/>
               </w:rPr>
             </w:pPr>
-            <w:proofErr w:type="spellStart"/>
             <w:r>
               <w:rPr>
                 <w:rFonts w:asciiTheme="majorBidi" w:hAnsiTheme="majorBidi" w:cstheme="majorBidi"/>
@@ -15733,7 +15480,6 @@
               </w:rPr>
               <w:t>ผ่าน</w:t>
             </w:r>
-            <w:proofErr w:type="spellEnd"/>
           </w:p>
         </w:tc>
       </w:tr>
@@ -15979,34 +15725,14 @@
                 <w:szCs w:val="32"/>
               </w:rPr>
             </w:pPr>
-            <w:proofErr w:type="spellStart"/>
-            <w:r>
-              <w:rPr>
-                <w:rFonts w:asciiTheme="majorBidi" w:hAnsiTheme="majorBidi" w:cstheme="majorBidi"/>
-                <w:sz w:val="32"/>
-                <w:szCs w:val="32"/>
-              </w:rPr>
-              <w:t>ระบบไม่อนุญาตให้เข้าสู่ระบบ</w:t>
-            </w:r>
-            <w:proofErr w:type="spellEnd"/>
-            <w:r>
-              <w:rPr>
-                <w:rFonts w:asciiTheme="majorBidi" w:hAnsiTheme="majorBidi" w:cstheme="majorBidi"/>
-                <w:sz w:val="32"/>
-                <w:szCs w:val="32"/>
-              </w:rPr>
-              <w:t xml:space="preserve"> </w:t>
-            </w:r>
-            <w:proofErr w:type="spellStart"/>
-            <w:r>
-              <w:rPr>
-                <w:rFonts w:asciiTheme="majorBidi" w:hAnsiTheme="majorBidi" w:cstheme="majorBidi"/>
-                <w:sz w:val="32"/>
-                <w:szCs w:val="32"/>
-              </w:rPr>
-              <w:t>และแสดงข้อความแจ้งเตือน</w:t>
-            </w:r>
-            <w:proofErr w:type="spellEnd"/>
+            <w:r>
+              <w:rPr>
+                <w:rFonts w:asciiTheme="majorBidi" w:hAnsiTheme="majorBidi" w:cstheme="majorBidi"/>
+                <w:sz w:val="32"/>
+                <w:szCs w:val="32"/>
+              </w:rPr>
+              <w:t>ระบบไม่อนุญาตให้เข้าสู่ระบบ และแสดงข้อความแจ้งเตือน</w:t>
+            </w:r>
           </w:p>
         </w:tc>
         <w:tc>
@@ -16030,7 +15756,6 @@
                 <w:szCs w:val="32"/>
               </w:rPr>
             </w:pPr>
-            <w:proofErr w:type="spellStart"/>
             <w:r>
               <w:rPr>
                 <w:rFonts w:asciiTheme="majorBidi" w:hAnsiTheme="majorBidi" w:cstheme="majorBidi"/>
@@ -16039,7 +15764,6 @@
               </w:rPr>
               <w:t>ผ่าน</w:t>
             </w:r>
-            <w:proofErr w:type="spellEnd"/>
           </w:p>
         </w:tc>
       </w:tr>
@@ -16259,23 +15983,13 @@
                 <w:szCs w:val="32"/>
               </w:rPr>
             </w:pPr>
-            <w:proofErr w:type="spellStart"/>
-            <w:r>
-              <w:rPr>
-                <w:rFonts w:asciiTheme="majorBidi" w:hAnsiTheme="majorBidi" w:cstheme="majorBidi"/>
-                <w:sz w:val="32"/>
-                <w:szCs w:val="32"/>
-              </w:rPr>
-              <w:t>ระบบมีการแจ้งเตือนให้กรอกข้อมูลให้ครบถ้วน</w:t>
-            </w:r>
-            <w:proofErr w:type="spellEnd"/>
-            <w:r>
-              <w:rPr>
-                <w:rFonts w:asciiTheme="majorBidi" w:hAnsiTheme="majorBidi" w:cstheme="majorBidi"/>
-                <w:sz w:val="32"/>
-                <w:szCs w:val="32"/>
-              </w:rPr>
-              <w:t xml:space="preserve">  </w:t>
+            <w:r>
+              <w:rPr>
+                <w:rFonts w:asciiTheme="majorBidi" w:hAnsiTheme="majorBidi" w:cstheme="majorBidi"/>
+                <w:sz w:val="32"/>
+                <w:szCs w:val="32"/>
+              </w:rPr>
+              <w:t xml:space="preserve">ระบบมีการแจ้งเตือนให้กรอกข้อมูลให้ครบถ้วน  </w:t>
             </w:r>
           </w:p>
         </w:tc>
@@ -16300,7 +16014,6 @@
                 <w:szCs w:val="32"/>
               </w:rPr>
             </w:pPr>
-            <w:proofErr w:type="spellStart"/>
             <w:r>
               <w:rPr>
                 <w:rFonts w:asciiTheme="majorBidi" w:hAnsiTheme="majorBidi" w:cstheme="majorBidi"/>
@@ -16309,7 +16022,6 @@
               </w:rPr>
               <w:t>ผ่าน</w:t>
             </w:r>
-            <w:proofErr w:type="spellEnd"/>
           </w:p>
         </w:tc>
       </w:tr>
@@ -16474,23 +16186,13 @@
               </w:rPr>
               <w:t xml:space="preserve">ตัวเลขสถิติต้องแสดงผลเป็นจำนวนที่ถูกต้อง (ไม่เป็นค่าว่าง หรือ </w:t>
             </w:r>
-            <w:proofErr w:type="spellStart"/>
-            <w:r>
-              <w:rPr>
-                <w:rFonts w:asciiTheme="majorBidi" w:hAnsiTheme="majorBidi" w:cstheme="majorBidi"/>
-                <w:sz w:val="32"/>
-                <w:szCs w:val="32"/>
-              </w:rPr>
-              <w:t>NaN</w:t>
-            </w:r>
-            <w:proofErr w:type="spellEnd"/>
-            <w:r>
-              <w:rPr>
-                <w:rFonts w:asciiTheme="majorBidi" w:hAnsiTheme="majorBidi" w:cstheme="majorBidi"/>
-                <w:sz w:val="32"/>
-                <w:szCs w:val="32"/>
-              </w:rPr>
-              <w:t>)</w:t>
+            <w:r>
+              <w:rPr>
+                <w:rFonts w:asciiTheme="majorBidi" w:hAnsiTheme="majorBidi" w:cstheme="majorBidi"/>
+                <w:sz w:val="32"/>
+                <w:szCs w:val="32"/>
+              </w:rPr>
+              <w:t>NaN)</w:t>
             </w:r>
           </w:p>
         </w:tc>
@@ -16514,23 +16216,13 @@
                 <w:szCs w:val="32"/>
               </w:rPr>
             </w:pPr>
-            <w:proofErr w:type="spellStart"/>
-            <w:r>
-              <w:rPr>
-                <w:rFonts w:asciiTheme="majorBidi" w:hAnsiTheme="majorBidi" w:cstheme="majorBidi"/>
-                <w:sz w:val="32"/>
-                <w:szCs w:val="32"/>
-              </w:rPr>
-              <w:t>ตัวเลขสถิติแสดงผลเป็นจำนวนที่ถูกต้อง</w:t>
-            </w:r>
-            <w:proofErr w:type="spellEnd"/>
-            <w:r>
-              <w:rPr>
-                <w:rFonts w:asciiTheme="majorBidi" w:hAnsiTheme="majorBidi" w:cstheme="majorBidi"/>
-                <w:sz w:val="32"/>
-                <w:szCs w:val="32"/>
-              </w:rPr>
-              <w:t xml:space="preserve">  </w:t>
+            <w:r>
+              <w:rPr>
+                <w:rFonts w:asciiTheme="majorBidi" w:hAnsiTheme="majorBidi" w:cstheme="majorBidi"/>
+                <w:sz w:val="32"/>
+                <w:szCs w:val="32"/>
+              </w:rPr>
+              <w:t xml:space="preserve">ตัวเลขสถิติแสดงผลเป็นจำนวนที่ถูกต้อง  </w:t>
             </w:r>
           </w:p>
         </w:tc>
@@ -16555,7 +16247,6 @@
                 <w:szCs w:val="32"/>
               </w:rPr>
             </w:pPr>
-            <w:proofErr w:type="spellStart"/>
             <w:r>
               <w:rPr>
                 <w:rFonts w:asciiTheme="majorBidi" w:hAnsiTheme="majorBidi" w:cstheme="majorBidi"/>
@@ -16564,7 +16255,6 @@
               </w:rPr>
               <w:t>ผ่าน</w:t>
             </w:r>
-            <w:proofErr w:type="spellEnd"/>
           </w:p>
         </w:tc>
       </w:tr>
@@ -16742,23 +16432,13 @@
                 <w:szCs w:val="32"/>
               </w:rPr>
             </w:pPr>
-            <w:proofErr w:type="spellStart"/>
-            <w:r>
-              <w:rPr>
-                <w:rFonts w:asciiTheme="majorBidi" w:hAnsiTheme="majorBidi" w:cstheme="majorBidi"/>
-                <w:sz w:val="32"/>
-                <w:szCs w:val="32"/>
-              </w:rPr>
-              <w:t>ชื่อและบทบาทตรงกับบัญชีที่ใช้ล็อกอินเข้ามา</w:t>
-            </w:r>
-            <w:proofErr w:type="spellEnd"/>
-            <w:r>
-              <w:rPr>
-                <w:rFonts w:asciiTheme="majorBidi" w:hAnsiTheme="majorBidi" w:cstheme="majorBidi"/>
-                <w:sz w:val="32"/>
-                <w:szCs w:val="32"/>
-              </w:rPr>
-              <w:t xml:space="preserve">  </w:t>
+            <w:r>
+              <w:rPr>
+                <w:rFonts w:asciiTheme="majorBidi" w:hAnsiTheme="majorBidi" w:cstheme="majorBidi"/>
+                <w:sz w:val="32"/>
+                <w:szCs w:val="32"/>
+              </w:rPr>
+              <w:t xml:space="preserve">ชื่อและบทบาทตรงกับบัญชีที่ใช้ล็อกอินเข้ามา  </w:t>
             </w:r>
           </w:p>
         </w:tc>
@@ -16783,7 +16463,6 @@
                 <w:szCs w:val="32"/>
               </w:rPr>
             </w:pPr>
-            <w:proofErr w:type="spellStart"/>
             <w:r>
               <w:rPr>
                 <w:rFonts w:asciiTheme="majorBidi" w:hAnsiTheme="majorBidi" w:cstheme="majorBidi"/>
@@ -16792,7 +16471,6 @@
               </w:rPr>
               <w:t>ผ่าน</w:t>
             </w:r>
-            <w:proofErr w:type="spellEnd"/>
           </w:p>
         </w:tc>
       </w:tr>
@@ -16970,23 +16648,13 @@
                 <w:szCs w:val="32"/>
               </w:rPr>
             </w:pPr>
-            <w:proofErr w:type="spellStart"/>
-            <w:r>
-              <w:rPr>
-                <w:rFonts w:asciiTheme="majorBidi" w:hAnsiTheme="majorBidi" w:cstheme="majorBidi"/>
-                <w:sz w:val="32"/>
-                <w:szCs w:val="32"/>
-              </w:rPr>
-              <w:t>ระบบนำทางไปยังหน้าเพจที่ถูกต้องทุกเมนูและไม่เกิด</w:t>
-            </w:r>
-            <w:proofErr w:type="spellEnd"/>
-            <w:r>
-              <w:rPr>
-                <w:rFonts w:asciiTheme="majorBidi" w:hAnsiTheme="majorBidi" w:cstheme="majorBidi"/>
-                <w:sz w:val="32"/>
-                <w:szCs w:val="32"/>
-              </w:rPr>
-              <w:t xml:space="preserve"> Error 404  </w:t>
+            <w:r>
+              <w:rPr>
+                <w:rFonts w:asciiTheme="majorBidi" w:hAnsiTheme="majorBidi" w:cstheme="majorBidi"/>
+                <w:sz w:val="32"/>
+                <w:szCs w:val="32"/>
+              </w:rPr>
+              <w:t xml:space="preserve">ระบบนำทางไปยังหน้าเพจที่ถูกต้องทุกเมนูและไม่เกิด Error 404  </w:t>
             </w:r>
           </w:p>
         </w:tc>
@@ -17011,7 +16679,6 @@
                 <w:szCs w:val="32"/>
               </w:rPr>
             </w:pPr>
-            <w:proofErr w:type="spellStart"/>
             <w:r>
               <w:rPr>
                 <w:rFonts w:asciiTheme="majorBidi" w:hAnsiTheme="majorBidi" w:cstheme="majorBidi"/>
@@ -17020,7 +16687,6 @@
               </w:rPr>
               <w:t>ผ่าน</w:t>
             </w:r>
-            <w:proofErr w:type="spellEnd"/>
           </w:p>
         </w:tc>
       </w:tr>
@@ -17283,41 +16949,13 @@
                 <w:szCs w:val="32"/>
               </w:rPr>
             </w:pPr>
-            <w:proofErr w:type="spellStart"/>
-            <w:r>
-              <w:rPr>
-                <w:rFonts w:asciiTheme="majorBidi" w:hAnsiTheme="majorBidi" w:cstheme="majorBidi"/>
-                <w:sz w:val="32"/>
-                <w:szCs w:val="32"/>
-              </w:rPr>
-              <w:t>ระบบไม่อนุญาตให้เข้าถึงหน้าภายใน</w:t>
-            </w:r>
-            <w:proofErr w:type="spellEnd"/>
-            <w:r>
-              <w:rPr>
-                <w:rFonts w:asciiTheme="majorBidi" w:hAnsiTheme="majorBidi" w:cstheme="majorBidi"/>
-                <w:sz w:val="32"/>
-                <w:szCs w:val="32"/>
-              </w:rPr>
-              <w:t xml:space="preserve"> </w:t>
-            </w:r>
-            <w:proofErr w:type="spellStart"/>
-            <w:r>
-              <w:rPr>
-                <w:rFonts w:asciiTheme="majorBidi" w:hAnsiTheme="majorBidi" w:cstheme="majorBidi"/>
-                <w:sz w:val="32"/>
-                <w:szCs w:val="32"/>
-              </w:rPr>
-              <w:t>และผลักผู้ใช้กลับไปหน้า</w:t>
-            </w:r>
-            <w:proofErr w:type="spellEnd"/>
-            <w:r>
-              <w:rPr>
-                <w:rFonts w:asciiTheme="majorBidi" w:hAnsiTheme="majorBidi" w:cstheme="majorBidi"/>
-                <w:sz w:val="32"/>
-                <w:szCs w:val="32"/>
-              </w:rPr>
-              <w:t xml:space="preserve"> Login  </w:t>
+            <w:r>
+              <w:rPr>
+                <w:rFonts w:asciiTheme="majorBidi" w:hAnsiTheme="majorBidi" w:cstheme="majorBidi"/>
+                <w:sz w:val="32"/>
+                <w:szCs w:val="32"/>
+              </w:rPr>
+              <w:t xml:space="preserve">ระบบไม่อนุญาตให้เข้าถึงหน้าภายใน และผลักผู้ใช้กลับไปหน้า Login  </w:t>
             </w:r>
           </w:p>
         </w:tc>
@@ -17342,7 +16980,6 @@
                 <w:szCs w:val="32"/>
               </w:rPr>
             </w:pPr>
-            <w:proofErr w:type="spellStart"/>
             <w:r>
               <w:rPr>
                 <w:rFonts w:asciiTheme="majorBidi" w:hAnsiTheme="majorBidi" w:cstheme="majorBidi"/>
@@ -17351,7 +16988,6 @@
               </w:rPr>
               <w:t>ผ่าน</w:t>
             </w:r>
-            <w:proofErr w:type="spellEnd"/>
           </w:p>
         </w:tc>
       </w:tr>
@@ -17554,77 +17190,13 @@
                 <w:szCs w:val="32"/>
               </w:rPr>
             </w:pPr>
-            <w:proofErr w:type="spellStart"/>
-            <w:r>
-              <w:rPr>
-                <w:rFonts w:asciiTheme="majorBidi" w:hAnsiTheme="majorBidi" w:cstheme="majorBidi"/>
-                <w:sz w:val="32"/>
-                <w:szCs w:val="32"/>
-              </w:rPr>
-              <w:t>หน้าจอ</w:t>
-            </w:r>
-            <w:proofErr w:type="spellEnd"/>
-            <w:r>
-              <w:rPr>
-                <w:rFonts w:asciiTheme="majorBidi" w:hAnsiTheme="majorBidi" w:cstheme="majorBidi"/>
-                <w:sz w:val="32"/>
-                <w:szCs w:val="32"/>
-              </w:rPr>
-              <w:t xml:space="preserve"> Dashboard </w:t>
-            </w:r>
-            <w:proofErr w:type="spellStart"/>
-            <w:r>
-              <w:rPr>
-                <w:rFonts w:asciiTheme="majorBidi" w:hAnsiTheme="majorBidi" w:cstheme="majorBidi"/>
-                <w:sz w:val="32"/>
-                <w:szCs w:val="32"/>
-              </w:rPr>
-              <w:t>และ</w:t>
-            </w:r>
-            <w:proofErr w:type="spellEnd"/>
-            <w:r>
-              <w:rPr>
-                <w:rFonts w:asciiTheme="majorBidi" w:hAnsiTheme="majorBidi" w:cstheme="majorBidi"/>
-                <w:sz w:val="32"/>
-                <w:szCs w:val="32"/>
-              </w:rPr>
-              <w:t xml:space="preserve"> </w:t>
-            </w:r>
-            <w:proofErr w:type="spellStart"/>
-            <w:r>
-              <w:rPr>
-                <w:rFonts w:asciiTheme="majorBidi" w:hAnsiTheme="majorBidi" w:cstheme="majorBidi"/>
-                <w:sz w:val="32"/>
-                <w:szCs w:val="32"/>
-              </w:rPr>
-              <w:t>เมนู</w:t>
-            </w:r>
-            <w:proofErr w:type="spellEnd"/>
-            <w:r>
-              <w:rPr>
-                <w:rFonts w:asciiTheme="majorBidi" w:hAnsiTheme="majorBidi" w:cstheme="majorBidi"/>
-                <w:sz w:val="32"/>
-                <w:szCs w:val="32"/>
-              </w:rPr>
-              <w:t xml:space="preserve"> Sidebar </w:t>
-            </w:r>
-            <w:proofErr w:type="spellStart"/>
-            <w:r>
-              <w:rPr>
-                <w:rFonts w:asciiTheme="majorBidi" w:hAnsiTheme="majorBidi" w:cstheme="majorBidi"/>
-                <w:sz w:val="32"/>
-                <w:szCs w:val="32"/>
-              </w:rPr>
-              <w:t>ปรับขนาดตามหน้าจอ</w:t>
-            </w:r>
-            <w:proofErr w:type="spellEnd"/>
-            <w:r>
-              <w:rPr>
-                <w:rFonts w:asciiTheme="majorBidi" w:hAnsiTheme="majorBidi" w:cstheme="majorBidi"/>
-                <w:sz w:val="32"/>
-                <w:szCs w:val="32"/>
-              </w:rPr>
-              <w:t xml:space="preserve">  </w:t>
+            <w:r>
+              <w:rPr>
+                <w:rFonts w:asciiTheme="majorBidi" w:hAnsiTheme="majorBidi" w:cstheme="majorBidi"/>
+                <w:sz w:val="32"/>
+                <w:szCs w:val="32"/>
+              </w:rPr>
+              <w:t xml:space="preserve">หน้าจอ Dashboard และ เมนู Sidebar ปรับขนาดตามหน้าจอ  </w:t>
             </w:r>
           </w:p>
         </w:tc>
@@ -17649,7 +17221,6 @@
                 <w:szCs w:val="32"/>
               </w:rPr>
             </w:pPr>
-            <w:proofErr w:type="spellStart"/>
             <w:r>
               <w:rPr>
                 <w:rFonts w:asciiTheme="majorBidi" w:hAnsiTheme="majorBidi" w:cstheme="majorBidi"/>
@@ -17658,7 +17229,6 @@
               </w:rPr>
               <w:t>ผ่าน</w:t>
             </w:r>
-            <w:proofErr w:type="spellEnd"/>
           </w:p>
         </w:tc>
       </w:tr>
@@ -17905,41 +17475,13 @@
                 <w:szCs w:val="32"/>
               </w:rPr>
             </w:pPr>
-            <w:proofErr w:type="spellStart"/>
-            <w:r>
-              <w:rPr>
-                <w:rFonts w:asciiTheme="majorBidi" w:hAnsiTheme="majorBidi" w:cstheme="majorBidi"/>
-                <w:sz w:val="32"/>
-                <w:szCs w:val="32"/>
-              </w:rPr>
-              <w:t>ข้อมูลหนังสือใหม่ปรากฏในตาราง</w:t>
-            </w:r>
-            <w:proofErr w:type="spellEnd"/>
-            <w:r>
-              <w:rPr>
-                <w:rFonts w:asciiTheme="majorBidi" w:hAnsiTheme="majorBidi" w:cstheme="majorBidi"/>
-                <w:sz w:val="32"/>
-                <w:szCs w:val="32"/>
-              </w:rPr>
-              <w:t xml:space="preserve"> </w:t>
-            </w:r>
-            <w:proofErr w:type="spellStart"/>
-            <w:r>
-              <w:rPr>
-                <w:rFonts w:asciiTheme="majorBidi" w:hAnsiTheme="majorBidi" w:cstheme="majorBidi"/>
-                <w:sz w:val="32"/>
-                <w:szCs w:val="32"/>
-              </w:rPr>
-              <w:t>และมีข้อความแจ้งเตือนว่าบันทึกสำเร็จ</w:t>
-            </w:r>
-            <w:proofErr w:type="spellEnd"/>
-            <w:r>
-              <w:rPr>
-                <w:rFonts w:asciiTheme="majorBidi" w:hAnsiTheme="majorBidi" w:cstheme="majorBidi"/>
-                <w:sz w:val="32"/>
-                <w:szCs w:val="32"/>
-              </w:rPr>
-              <w:t xml:space="preserve">  </w:t>
+            <w:r>
+              <w:rPr>
+                <w:rFonts w:asciiTheme="majorBidi" w:hAnsiTheme="majorBidi" w:cstheme="majorBidi"/>
+                <w:sz w:val="32"/>
+                <w:szCs w:val="32"/>
+              </w:rPr>
+              <w:t xml:space="preserve">ข้อมูลหนังสือใหม่ปรากฏในตาราง และมีข้อความแจ้งเตือนว่าบันทึกสำเร็จ  </w:t>
             </w:r>
           </w:p>
         </w:tc>
@@ -17964,7 +17506,6 @@
                 <w:szCs w:val="32"/>
               </w:rPr>
             </w:pPr>
-            <w:proofErr w:type="spellStart"/>
             <w:r>
               <w:rPr>
                 <w:rFonts w:asciiTheme="majorBidi" w:hAnsiTheme="majorBidi" w:cstheme="majorBidi"/>
@@ -17973,7 +17514,6 @@
               </w:rPr>
               <w:t>ผ่าน</w:t>
             </w:r>
-            <w:proofErr w:type="spellEnd"/>
           </w:p>
         </w:tc>
       </w:tr>
@@ -18231,41 +17771,13 @@
                 <w:szCs w:val="32"/>
               </w:rPr>
             </w:pPr>
-            <w:proofErr w:type="spellStart"/>
-            <w:r>
-              <w:rPr>
-                <w:rFonts w:asciiTheme="majorBidi" w:hAnsiTheme="majorBidi" w:cstheme="majorBidi"/>
-                <w:sz w:val="32"/>
-                <w:szCs w:val="32"/>
-              </w:rPr>
-              <w:t>ระบบไม่อนุญาตให้บันทึก</w:t>
-            </w:r>
-            <w:proofErr w:type="spellEnd"/>
-            <w:r>
-              <w:rPr>
-                <w:rFonts w:asciiTheme="majorBidi" w:hAnsiTheme="majorBidi" w:cstheme="majorBidi"/>
-                <w:sz w:val="32"/>
-                <w:szCs w:val="32"/>
-              </w:rPr>
-              <w:t xml:space="preserve"> </w:t>
-            </w:r>
-            <w:proofErr w:type="spellStart"/>
-            <w:r>
-              <w:rPr>
-                <w:rFonts w:asciiTheme="majorBidi" w:hAnsiTheme="majorBidi" w:cstheme="majorBidi"/>
-                <w:sz w:val="32"/>
-                <w:szCs w:val="32"/>
-              </w:rPr>
-              <w:t>และแสดงข้อความเตือนให้หรอกข้อมูลที่จำเป็น</w:t>
-            </w:r>
-            <w:proofErr w:type="spellEnd"/>
-            <w:r>
-              <w:rPr>
-                <w:rFonts w:asciiTheme="majorBidi" w:hAnsiTheme="majorBidi" w:cstheme="majorBidi"/>
-                <w:sz w:val="32"/>
-                <w:szCs w:val="32"/>
-              </w:rPr>
-              <w:t xml:space="preserve">  </w:t>
+            <w:r>
+              <w:rPr>
+                <w:rFonts w:asciiTheme="majorBidi" w:hAnsiTheme="majorBidi" w:cstheme="majorBidi"/>
+                <w:sz w:val="32"/>
+                <w:szCs w:val="32"/>
+              </w:rPr>
+              <w:t xml:space="preserve">ระบบไม่อนุญาตให้บันทึก และแสดงข้อความเตือนให้หรอกข้อมูลที่จำเป็น  </w:t>
             </w:r>
           </w:p>
         </w:tc>
@@ -18290,7 +17802,6 @@
                 <w:szCs w:val="32"/>
               </w:rPr>
             </w:pPr>
-            <w:proofErr w:type="spellStart"/>
             <w:r>
               <w:rPr>
                 <w:rFonts w:asciiTheme="majorBidi" w:hAnsiTheme="majorBidi" w:cstheme="majorBidi"/>
@@ -18299,7 +17810,6 @@
               </w:rPr>
               <w:t>ผ่าน</w:t>
             </w:r>
-            <w:proofErr w:type="spellEnd"/>
           </w:p>
         </w:tc>
       </w:tr>
@@ -18520,41 +18030,13 @@
                 <w:szCs w:val="32"/>
               </w:rPr>
             </w:pPr>
-            <w:proofErr w:type="spellStart"/>
-            <w:r>
-              <w:rPr>
-                <w:rFonts w:asciiTheme="majorBidi" w:hAnsiTheme="majorBidi" w:cstheme="majorBidi"/>
-                <w:sz w:val="32"/>
-                <w:szCs w:val="32"/>
-              </w:rPr>
-              <w:t>ระบบป้องกันการบันทึกข้อมูลซ้ำ</w:t>
-            </w:r>
-            <w:proofErr w:type="spellEnd"/>
-            <w:r>
-              <w:rPr>
-                <w:rFonts w:asciiTheme="majorBidi" w:hAnsiTheme="majorBidi" w:cstheme="majorBidi"/>
-                <w:sz w:val="32"/>
-                <w:szCs w:val="32"/>
-              </w:rPr>
-              <w:t xml:space="preserve"> </w:t>
-            </w:r>
-            <w:proofErr w:type="spellStart"/>
-            <w:r>
-              <w:rPr>
-                <w:rFonts w:asciiTheme="majorBidi" w:hAnsiTheme="majorBidi" w:cstheme="majorBidi"/>
-                <w:sz w:val="32"/>
-                <w:szCs w:val="32"/>
-              </w:rPr>
-              <w:t>และแจ้งเตือนผู้ใช้</w:t>
-            </w:r>
-            <w:proofErr w:type="spellEnd"/>
-            <w:r>
-              <w:rPr>
-                <w:rFonts w:asciiTheme="majorBidi" w:hAnsiTheme="majorBidi" w:cstheme="majorBidi"/>
-                <w:sz w:val="32"/>
-                <w:szCs w:val="32"/>
-              </w:rPr>
-              <w:t xml:space="preserve">  </w:t>
+            <w:r>
+              <w:rPr>
+                <w:rFonts w:asciiTheme="majorBidi" w:hAnsiTheme="majorBidi" w:cstheme="majorBidi"/>
+                <w:sz w:val="32"/>
+                <w:szCs w:val="32"/>
+              </w:rPr>
+              <w:t xml:space="preserve">ระบบป้องกันการบันทึกข้อมูลซ้ำ และแจ้งเตือนผู้ใช้  </w:t>
             </w:r>
           </w:p>
         </w:tc>
@@ -18579,7 +18061,6 @@
                 <w:szCs w:val="32"/>
               </w:rPr>
             </w:pPr>
-            <w:proofErr w:type="spellStart"/>
             <w:r>
               <w:rPr>
                 <w:rFonts w:asciiTheme="majorBidi" w:hAnsiTheme="majorBidi" w:cstheme="majorBidi"/>
@@ -18588,7 +18069,6 @@
               </w:rPr>
               <w:t>ผ่าน</w:t>
             </w:r>
-            <w:proofErr w:type="spellEnd"/>
           </w:p>
         </w:tc>
       </w:tr>
@@ -18800,23 +18280,13 @@
                 <w:szCs w:val="32"/>
               </w:rPr>
             </w:pPr>
-            <w:proofErr w:type="spellStart"/>
-            <w:r>
-              <w:rPr>
-                <w:rFonts w:asciiTheme="majorBidi" w:hAnsiTheme="majorBidi" w:cstheme="majorBidi"/>
-                <w:sz w:val="32"/>
-                <w:szCs w:val="32"/>
-              </w:rPr>
-              <w:t>ตารางแสดงเฉพาะรายชื่อหนังสือที่ตรงกับคำค้นหา</w:t>
-            </w:r>
-            <w:proofErr w:type="spellEnd"/>
-            <w:r>
-              <w:rPr>
-                <w:rFonts w:asciiTheme="majorBidi" w:hAnsiTheme="majorBidi" w:cstheme="majorBidi"/>
-                <w:sz w:val="32"/>
-                <w:szCs w:val="32"/>
-              </w:rPr>
-              <w:t xml:space="preserve">  </w:t>
+            <w:r>
+              <w:rPr>
+                <w:rFonts w:asciiTheme="majorBidi" w:hAnsiTheme="majorBidi" w:cstheme="majorBidi"/>
+                <w:sz w:val="32"/>
+                <w:szCs w:val="32"/>
+              </w:rPr>
+              <w:t xml:space="preserve">ตารางแสดงเฉพาะรายชื่อหนังสือที่ตรงกับคำค้นหา  </w:t>
             </w:r>
           </w:p>
         </w:tc>
@@ -18841,7 +18311,6 @@
                 <w:szCs w:val="32"/>
               </w:rPr>
             </w:pPr>
-            <w:proofErr w:type="spellStart"/>
             <w:r>
               <w:rPr>
                 <w:rFonts w:asciiTheme="majorBidi" w:hAnsiTheme="majorBidi" w:cstheme="majorBidi"/>
@@ -18850,7 +18319,6 @@
               </w:rPr>
               <w:t>ผ่าน</w:t>
             </w:r>
-            <w:proofErr w:type="spellEnd"/>
           </w:p>
         </w:tc>
       </w:tr>
@@ -19036,23 +18504,13 @@
                 <w:szCs w:val="32"/>
               </w:rPr>
             </w:pPr>
-            <w:proofErr w:type="spellStart"/>
-            <w:r>
-              <w:rPr>
-                <w:rFonts w:asciiTheme="majorBidi" w:hAnsiTheme="majorBidi" w:cstheme="majorBidi"/>
-                <w:sz w:val="32"/>
-                <w:szCs w:val="32"/>
-              </w:rPr>
-              <w:t>ระบบค้นหาและแสดงผลหนังสือเล่มตามเลขที่ค้นหา</w:t>
-            </w:r>
-            <w:proofErr w:type="spellEnd"/>
-            <w:r>
-              <w:rPr>
-                <w:rFonts w:asciiTheme="majorBidi" w:hAnsiTheme="majorBidi" w:cstheme="majorBidi"/>
-                <w:sz w:val="32"/>
-                <w:szCs w:val="32"/>
-              </w:rPr>
-              <w:t xml:space="preserve">  </w:t>
+            <w:r>
+              <w:rPr>
+                <w:rFonts w:asciiTheme="majorBidi" w:hAnsiTheme="majorBidi" w:cstheme="majorBidi"/>
+                <w:sz w:val="32"/>
+                <w:szCs w:val="32"/>
+              </w:rPr>
+              <w:t xml:space="preserve">ระบบค้นหาและแสดงผลหนังสือเล่มตามเลขที่ค้นหา  </w:t>
             </w:r>
           </w:p>
         </w:tc>
@@ -19077,7 +18535,6 @@
                 <w:szCs w:val="32"/>
               </w:rPr>
             </w:pPr>
-            <w:proofErr w:type="spellStart"/>
             <w:r>
               <w:rPr>
                 <w:rFonts w:asciiTheme="majorBidi" w:hAnsiTheme="majorBidi" w:cstheme="majorBidi"/>
@@ -19086,7 +18543,6 @@
               </w:rPr>
               <w:t>ผ่าน</w:t>
             </w:r>
-            <w:proofErr w:type="spellEnd"/>
           </w:p>
         </w:tc>
       </w:tr>
@@ -19306,23 +18762,13 @@
                 <w:szCs w:val="32"/>
               </w:rPr>
             </w:pPr>
-            <w:proofErr w:type="spellStart"/>
             <w:r>
               <w:rPr>
                 <w:rFonts w:ascii="Angsana New" w:eastAsia="Angsana New" w:hAnsi="Angsana New" w:cs="Angsana New"/>
                 <w:sz w:val="32"/>
                 <w:szCs w:val="32"/>
               </w:rPr>
-              <w:t>ระบบแสดงข้อความว่า</w:t>
-            </w:r>
-            <w:proofErr w:type="spellEnd"/>
-            <w:r>
-              <w:rPr>
-                <w:rFonts w:ascii="Angsana New" w:eastAsia="Angsana New" w:hAnsi="Angsana New" w:cs="Angsana New"/>
-                <w:sz w:val="32"/>
-                <w:szCs w:val="32"/>
-              </w:rPr>
-              <w:t xml:space="preserve"> "No books found"</w:t>
+              <w:t>ระบบแสดงข้อความว่า "No books found"</w:t>
             </w:r>
           </w:p>
         </w:tc>
@@ -19347,7 +18793,6 @@
                 <w:szCs w:val="32"/>
               </w:rPr>
             </w:pPr>
-            <w:proofErr w:type="spellStart"/>
             <w:r>
               <w:rPr>
                 <w:rFonts w:ascii="Angsana New" w:eastAsia="Angsana New" w:hAnsi="Angsana New" w:cs="Angsana New"/>
@@ -19356,7 +18801,6 @@
               </w:rPr>
               <w:t>ผ่าน</w:t>
             </w:r>
-            <w:proofErr w:type="spellEnd"/>
           </w:p>
         </w:tc>
       </w:tr>
@@ -19585,7 +19029,6 @@
                 <w:szCs w:val="32"/>
               </w:rPr>
             </w:pPr>
-            <w:proofErr w:type="spellStart"/>
             <w:r>
               <w:rPr>
                 <w:rFonts w:ascii="Angsana New" w:eastAsia="Angsana New" w:hAnsi="Angsana New" w:cs="Angsana New"/>
@@ -19594,7 +19037,6 @@
               </w:rPr>
               <w:t>ระบบไม่แสดงข้อมูลหนังสือทั้งหมดออกมา</w:t>
             </w:r>
-            <w:proofErr w:type="spellEnd"/>
           </w:p>
         </w:tc>
         <w:tc>
@@ -19618,7 +19060,6 @@
                 <w:szCs w:val="32"/>
               </w:rPr>
             </w:pPr>
-            <w:proofErr w:type="spellStart"/>
             <w:r>
               <w:rPr>
                 <w:rFonts w:ascii="Angsana New" w:eastAsia="Angsana New" w:hAnsi="Angsana New" w:cs="Angsana New"/>
@@ -19627,7 +19068,6 @@
               </w:rPr>
               <w:t>ผ่าน</w:t>
             </w:r>
-            <w:proofErr w:type="spellEnd"/>
           </w:p>
         </w:tc>
       </w:tr>
@@ -19850,52 +19290,14 @@
                 <w:szCs w:val="32"/>
               </w:rPr>
             </w:pPr>
-            <w:proofErr w:type="spellStart"/>
             <w:r>
               <w:rPr>
                 <w:rFonts w:ascii="Angsana New" w:eastAsia="Angsana New" w:hAnsi="Angsana New" w:cs="Angsana New"/>
                 <w:sz w:val="32"/>
                 <w:szCs w:val="32"/>
               </w:rPr>
-              <w:t>ข้อมูลเปลี่ยนตามที่แก้ไข</w:t>
-            </w:r>
-            <w:proofErr w:type="spellEnd"/>
-            <w:r>
-              <w:rPr>
-                <w:rFonts w:ascii="Angsana New" w:eastAsia="Angsana New" w:hAnsi="Angsana New" w:cs="Angsana New"/>
-                <w:sz w:val="32"/>
-                <w:szCs w:val="32"/>
-              </w:rPr>
-              <w:t xml:space="preserve"> </w:t>
-            </w:r>
-            <w:proofErr w:type="spellStart"/>
-            <w:r>
-              <w:rPr>
-                <w:rFonts w:ascii="Angsana New" w:eastAsia="Angsana New" w:hAnsi="Angsana New" w:cs="Angsana New"/>
-                <w:sz w:val="32"/>
-                <w:szCs w:val="32"/>
-              </w:rPr>
-              <w:t>และ</w:t>
-            </w:r>
-            <w:proofErr w:type="spellEnd"/>
-            <w:r>
-              <w:rPr>
-                <w:rFonts w:ascii="Angsana New" w:eastAsia="Angsana New" w:hAnsi="Angsana New" w:cs="Angsana New"/>
-                <w:sz w:val="32"/>
-                <w:szCs w:val="32"/>
-              </w:rPr>
-              <w:t xml:space="preserve"> </w:t>
-            </w:r>
-            <w:proofErr w:type="spellStart"/>
-            <w:r>
-              <w:rPr>
-                <w:rFonts w:ascii="Angsana New" w:eastAsia="Angsana New" w:hAnsi="Angsana New" w:cs="Angsana New"/>
-                <w:sz w:val="32"/>
-                <w:szCs w:val="32"/>
-              </w:rPr>
-              <w:t>บันทึกลงฐานข้อมูลสำเร็จ</w:t>
-            </w:r>
-            <w:proofErr w:type="spellEnd"/>
+              <w:t>ข้อมูลเปลี่ยนตามที่แก้ไข และ บันทึกลงฐานข้อมูลสำเร็จ</w:t>
+            </w:r>
           </w:p>
         </w:tc>
         <w:tc>
@@ -19919,7 +19321,6 @@
                 <w:szCs w:val="32"/>
               </w:rPr>
             </w:pPr>
-            <w:proofErr w:type="spellStart"/>
             <w:r>
               <w:rPr>
                 <w:rFonts w:ascii="Angsana New" w:eastAsia="Angsana New" w:hAnsi="Angsana New" w:cs="Angsana New"/>
@@ -19928,7 +19329,6 @@
               </w:rPr>
               <w:t>ผ่าน</w:t>
             </w:r>
-            <w:proofErr w:type="spellEnd"/>
           </w:p>
         </w:tc>
       </w:tr>
@@ -20132,7 +19532,6 @@
                 <w:szCs w:val="32"/>
               </w:rPr>
             </w:pPr>
-            <w:proofErr w:type="spellStart"/>
             <w:r>
               <w:rPr>
                 <w:rFonts w:ascii="Angsana New" w:eastAsia="Angsana New" w:hAnsi="Angsana New" w:cs="Angsana New"/>
@@ -20141,7 +19540,6 @@
               </w:rPr>
               <w:t>ข้อมูลหนังสือถูกลบออกจากตารางและฐานข้อมูล</w:t>
             </w:r>
-            <w:proofErr w:type="spellEnd"/>
           </w:p>
         </w:tc>
         <w:tc>
@@ -20165,7 +19563,6 @@
                 <w:szCs w:val="32"/>
               </w:rPr>
             </w:pPr>
-            <w:proofErr w:type="spellStart"/>
             <w:r>
               <w:rPr>
                 <w:rFonts w:ascii="Angsana New" w:eastAsia="Angsana New" w:hAnsi="Angsana New" w:cs="Angsana New"/>
@@ -20174,7 +19571,6 @@
               </w:rPr>
               <w:t>ผ่าน</w:t>
             </w:r>
-            <w:proofErr w:type="spellEnd"/>
           </w:p>
         </w:tc>
       </w:tr>
@@ -20360,7 +19756,6 @@
                 <w:szCs w:val="32"/>
               </w:rPr>
             </w:pPr>
-            <w:proofErr w:type="spellStart"/>
             <w:r>
               <w:rPr>
                 <w:rFonts w:ascii="Angsana New" w:eastAsia="Angsana New" w:hAnsi="Angsana New" w:cs="Angsana New"/>
@@ -20369,7 +19764,6 @@
               </w:rPr>
               <w:t>ระบบไม่อนุญาตให้ลบหนังสือที่ติดรายการยืม</w:t>
             </w:r>
-            <w:proofErr w:type="spellEnd"/>
           </w:p>
         </w:tc>
         <w:tc>
@@ -20393,7 +19787,6 @@
                 <w:szCs w:val="32"/>
               </w:rPr>
             </w:pPr>
-            <w:proofErr w:type="spellStart"/>
             <w:r>
               <w:rPr>
                 <w:rFonts w:ascii="Angsana New" w:eastAsia="Angsana New" w:hAnsi="Angsana New" w:cs="Angsana New"/>
@@ -20402,7 +19795,6 @@
               </w:rPr>
               <w:t>ผ่าน</w:t>
             </w:r>
-            <w:proofErr w:type="spellEnd"/>
           </w:p>
         </w:tc>
       </w:tr>
@@ -20657,41 +20049,13 @@
                 <w:szCs w:val="32"/>
               </w:rPr>
             </w:pPr>
-            <w:proofErr w:type="spellStart"/>
             <w:r>
               <w:rPr>
                 <w:rFonts w:ascii="Angsana New" w:eastAsia="Angsana New" w:hAnsi="Angsana New" w:cs="Angsana New"/>
                 <w:sz w:val="32"/>
                 <w:szCs w:val="32"/>
               </w:rPr>
-              <w:t>ข้อมูลสมาชิกใหม่ปรากฏในตาราง</w:t>
-            </w:r>
-            <w:proofErr w:type="spellEnd"/>
-            <w:r>
-              <w:rPr>
-                <w:rFonts w:ascii="Angsana New" w:eastAsia="Angsana New" w:hAnsi="Angsana New" w:cs="Angsana New"/>
-                <w:sz w:val="32"/>
-                <w:szCs w:val="32"/>
-              </w:rPr>
-              <w:t xml:space="preserve"> </w:t>
-            </w:r>
-            <w:proofErr w:type="spellStart"/>
-            <w:r>
-              <w:rPr>
-                <w:rFonts w:ascii="Angsana New" w:eastAsia="Angsana New" w:hAnsi="Angsana New" w:cs="Angsana New"/>
-                <w:sz w:val="32"/>
-                <w:szCs w:val="32"/>
-              </w:rPr>
-              <w:t>และมีสถานะเริ่มต้นเป็น</w:t>
-            </w:r>
-            <w:proofErr w:type="spellEnd"/>
-            <w:r>
-              <w:rPr>
-                <w:rFonts w:ascii="Angsana New" w:eastAsia="Angsana New" w:hAnsi="Angsana New" w:cs="Angsana New"/>
-                <w:sz w:val="32"/>
-                <w:szCs w:val="32"/>
-              </w:rPr>
-              <w:t xml:space="preserve"> Active</w:t>
+              <w:t>ข้อมูลสมาชิกใหม่ปรากฏในตาราง และมีสถานะเริ่มต้นเป็น Active</w:t>
             </w:r>
           </w:p>
         </w:tc>
@@ -20716,7 +20080,6 @@
                 <w:szCs w:val="32"/>
               </w:rPr>
             </w:pPr>
-            <w:proofErr w:type="spellStart"/>
             <w:r>
               <w:rPr>
                 <w:rFonts w:ascii="Angsana New" w:eastAsia="Angsana New" w:hAnsi="Angsana New" w:cs="Angsana New"/>
@@ -20725,7 +20088,6 @@
               </w:rPr>
               <w:t>ผ่าน</w:t>
             </w:r>
-            <w:proofErr w:type="spellEnd"/>
           </w:p>
         </w:tc>
       </w:tr>
@@ -20947,34 +20309,14 @@
                 <w:szCs w:val="32"/>
               </w:rPr>
             </w:pPr>
-            <w:proofErr w:type="spellStart"/>
             <w:r>
               <w:rPr>
                 <w:rFonts w:ascii="Angsana New" w:eastAsia="Angsana New" w:hAnsi="Angsana New" w:cs="Angsana New"/>
                 <w:sz w:val="32"/>
                 <w:szCs w:val="32"/>
               </w:rPr>
-              <w:t>ระบบแจ้งเตือนว่าจำเป็นต้องกรอกชื่อ</w:t>
-            </w:r>
-            <w:proofErr w:type="spellEnd"/>
-            <w:r>
-              <w:rPr>
-                <w:rFonts w:ascii="Angsana New" w:eastAsia="Angsana New" w:hAnsi="Angsana New" w:cs="Angsana New"/>
-                <w:sz w:val="32"/>
-                <w:szCs w:val="32"/>
-              </w:rPr>
-              <w:t xml:space="preserve"> </w:t>
-            </w:r>
-            <w:proofErr w:type="spellStart"/>
-            <w:r>
-              <w:rPr>
-                <w:rFonts w:ascii="Angsana New" w:eastAsia="Angsana New" w:hAnsi="Angsana New" w:cs="Angsana New"/>
-                <w:sz w:val="32"/>
-                <w:szCs w:val="32"/>
-              </w:rPr>
-              <w:t>และไม่อนุญาตให้บันทึกค่าว่าง</w:t>
-            </w:r>
-            <w:proofErr w:type="spellEnd"/>
+              <w:t>ระบบแจ้งเตือนว่าจำเป็นต้องกรอกชื่อ และไม่อนุญาตให้บันทึกค่าว่าง</w:t>
+            </w:r>
           </w:p>
         </w:tc>
         <w:tc>
@@ -20998,7 +20340,6 @@
                 <w:szCs w:val="32"/>
               </w:rPr>
             </w:pPr>
-            <w:proofErr w:type="spellStart"/>
             <w:r>
               <w:rPr>
                 <w:rFonts w:ascii="Angsana New" w:eastAsia="Angsana New" w:hAnsi="Angsana New" w:cs="Angsana New"/>
@@ -21007,7 +20348,6 @@
               </w:rPr>
               <w:t>ผ่าน</w:t>
             </w:r>
-            <w:proofErr w:type="spellEnd"/>
           </w:p>
         </w:tc>
       </w:tr>
@@ -21228,7 +20568,6 @@
                 <w:szCs w:val="32"/>
               </w:rPr>
             </w:pPr>
-            <w:proofErr w:type="spellStart"/>
             <w:r>
               <w:rPr>
                 <w:rFonts w:ascii="Angsana New" w:eastAsia="Angsana New" w:hAnsi="Angsana New" w:cs="Angsana New"/>
@@ -21237,7 +20576,6 @@
               </w:rPr>
               <w:t>ระบบป้องกันไม่ให้ใช้รหัสซ้ำกัน</w:t>
             </w:r>
-            <w:proofErr w:type="spellEnd"/>
           </w:p>
         </w:tc>
         <w:tc>
@@ -21261,7 +20599,6 @@
                 <w:szCs w:val="32"/>
               </w:rPr>
             </w:pPr>
-            <w:proofErr w:type="spellStart"/>
             <w:r>
               <w:rPr>
                 <w:rFonts w:ascii="Angsana New" w:eastAsia="Angsana New" w:hAnsi="Angsana New" w:cs="Angsana New"/>
@@ -21270,7 +20607,6 @@
               </w:rPr>
               <w:t>ผ่าน</w:t>
             </w:r>
-            <w:proofErr w:type="spellEnd"/>
           </w:p>
         </w:tc>
       </w:tr>
@@ -21491,88 +20827,14 @@
                 <w:szCs w:val="32"/>
               </w:rPr>
             </w:pPr>
-            <w:proofErr w:type="spellStart"/>
             <w:r>
               <w:rPr>
                 <w:rFonts w:ascii="Angsana New" w:eastAsia="Angsana New" w:hAnsi="Angsana New" w:cs="Angsana New"/>
                 <w:sz w:val="32"/>
                 <w:szCs w:val="32"/>
               </w:rPr>
-              <w:t>ระบบยอมให้ผู้ใช้กรอกค่า</w:t>
-            </w:r>
-            <w:proofErr w:type="spellEnd"/>
-            <w:r>
-              <w:rPr>
-                <w:rFonts w:ascii="Angsana New" w:eastAsia="Angsana New" w:hAnsi="Angsana New" w:cs="Angsana New"/>
-                <w:sz w:val="32"/>
-                <w:szCs w:val="32"/>
-              </w:rPr>
-              <w:t xml:space="preserve"> Max Books </w:t>
-            </w:r>
-            <w:proofErr w:type="spellStart"/>
-            <w:r>
-              <w:rPr>
-                <w:rFonts w:ascii="Angsana New" w:eastAsia="Angsana New" w:hAnsi="Angsana New" w:cs="Angsana New"/>
-                <w:sz w:val="32"/>
-                <w:szCs w:val="32"/>
-              </w:rPr>
-              <w:t>ของ</w:t>
-            </w:r>
-            <w:proofErr w:type="spellEnd"/>
-            <w:r>
-              <w:rPr>
-                <w:rFonts w:ascii="Angsana New" w:eastAsia="Angsana New" w:hAnsi="Angsana New" w:cs="Angsana New"/>
-                <w:sz w:val="32"/>
-                <w:szCs w:val="32"/>
-              </w:rPr>
-              <w:t xml:space="preserve"> Student </w:t>
-            </w:r>
-            <w:proofErr w:type="spellStart"/>
-            <w:r>
-              <w:rPr>
-                <w:rFonts w:ascii="Angsana New" w:eastAsia="Angsana New" w:hAnsi="Angsana New" w:cs="Angsana New"/>
-                <w:sz w:val="32"/>
-                <w:szCs w:val="32"/>
-              </w:rPr>
-              <w:t>เกิน</w:t>
-            </w:r>
-            <w:proofErr w:type="spellEnd"/>
-            <w:r>
-              <w:rPr>
-                <w:rFonts w:ascii="Angsana New" w:eastAsia="Angsana New" w:hAnsi="Angsana New" w:cs="Angsana New"/>
-                <w:sz w:val="32"/>
-                <w:szCs w:val="32"/>
-              </w:rPr>
-              <w:t xml:space="preserve"> 3 </w:t>
-            </w:r>
-            <w:proofErr w:type="spellStart"/>
-            <w:r>
-              <w:rPr>
-                <w:rFonts w:ascii="Angsana New" w:eastAsia="Angsana New" w:hAnsi="Angsana New" w:cs="Angsana New"/>
-                <w:sz w:val="32"/>
-                <w:szCs w:val="32"/>
-              </w:rPr>
-              <w:t>เล่ม</w:t>
-            </w:r>
-            <w:proofErr w:type="spellEnd"/>
-            <w:r>
-              <w:rPr>
-                <w:rFonts w:ascii="Angsana New" w:eastAsia="Angsana New" w:hAnsi="Angsana New" w:cs="Angsana New"/>
-                <w:sz w:val="32"/>
-                <w:szCs w:val="32"/>
-              </w:rPr>
-              <w:t xml:space="preserve"> </w:t>
-            </w:r>
-            <w:proofErr w:type="spellStart"/>
-            <w:r>
-              <w:rPr>
-                <w:rFonts w:ascii="Angsana New" w:eastAsia="Angsana New" w:hAnsi="Angsana New" w:cs="Angsana New"/>
-                <w:sz w:val="32"/>
-                <w:szCs w:val="32"/>
-              </w:rPr>
-              <w:t>และบันทึกลงฐานข้อมูลได้</w:t>
-            </w:r>
-            <w:proofErr w:type="spellEnd"/>
+              <w:t>ระบบยอมให้ผู้ใช้กรอกค่า Max Books ของ Student เกิน 3 เล่ม และบันทึกลงฐานข้อมูลได้</w:t>
+            </w:r>
           </w:p>
         </w:tc>
         <w:tc>
@@ -21596,7 +20858,6 @@
                 <w:szCs w:val="32"/>
               </w:rPr>
             </w:pPr>
-            <w:proofErr w:type="spellStart"/>
             <w:r>
               <w:rPr>
                 <w:rFonts w:ascii="Angsana New" w:eastAsia="Angsana New" w:hAnsi="Angsana New" w:cs="Angsana New"/>
@@ -21605,7 +20866,6 @@
               </w:rPr>
               <w:t>ไม่ผ่าน</w:t>
             </w:r>
-            <w:proofErr w:type="spellEnd"/>
           </w:p>
         </w:tc>
       </w:tr>
@@ -21827,34 +21087,14 @@
                 <w:szCs w:val="32"/>
               </w:rPr>
             </w:pPr>
-            <w:proofErr w:type="spellStart"/>
             <w:r>
               <w:rPr>
                 <w:rFonts w:ascii="Angsana New" w:eastAsia="Angsana New" w:hAnsi="Angsana New" w:cs="Angsana New"/>
                 <w:sz w:val="32"/>
                 <w:szCs w:val="32"/>
               </w:rPr>
-              <w:t>ข้อมูลในตารางเปลี่ยนตามจริง</w:t>
-            </w:r>
-            <w:proofErr w:type="spellEnd"/>
-            <w:r>
-              <w:rPr>
-                <w:rFonts w:ascii="Angsana New" w:eastAsia="Angsana New" w:hAnsi="Angsana New" w:cs="Angsana New"/>
-                <w:sz w:val="32"/>
-                <w:szCs w:val="32"/>
-              </w:rPr>
-              <w:t xml:space="preserve"> </w:t>
-            </w:r>
-            <w:proofErr w:type="spellStart"/>
-            <w:r>
-              <w:rPr>
-                <w:rFonts w:ascii="Angsana New" w:eastAsia="Angsana New" w:hAnsi="Angsana New" w:cs="Angsana New"/>
-                <w:sz w:val="32"/>
-                <w:szCs w:val="32"/>
-              </w:rPr>
-              <w:t>และระบบแจ้งว่าแก้ไขสำเร็จ</w:t>
-            </w:r>
-            <w:proofErr w:type="spellEnd"/>
+              <w:t>ข้อมูลในตารางเปลี่ยนตามจริง และระบบแจ้งว่าแก้ไขสำเร็จ</w:t>
+            </w:r>
           </w:p>
         </w:tc>
         <w:tc>
@@ -21878,7 +21118,6 @@
                 <w:szCs w:val="32"/>
               </w:rPr>
             </w:pPr>
-            <w:proofErr w:type="spellStart"/>
             <w:r>
               <w:rPr>
                 <w:rFonts w:ascii="Angsana New" w:eastAsia="Angsana New" w:hAnsi="Angsana New" w:cs="Angsana New"/>
@@ -21887,7 +21126,6 @@
               </w:rPr>
               <w:t>ผ่าน</w:t>
             </w:r>
-            <w:proofErr w:type="spellEnd"/>
           </w:p>
         </w:tc>
       </w:tr>
@@ -22150,7 +21388,6 @@
                 <w:szCs w:val="32"/>
               </w:rPr>
             </w:pPr>
-            <w:proofErr w:type="spellStart"/>
             <w:r>
               <w:rPr>
                 <w:rFonts w:ascii="Angsana New" w:eastAsia="Angsana New" w:hAnsi="Angsana New" w:cs="Angsana New"/>
@@ -22159,7 +21396,6 @@
               </w:rPr>
               <w:t>ตัวเลือกประเภทสมาชิกของทั้งสองหน้าตรงกัน</w:t>
             </w:r>
-            <w:proofErr w:type="spellEnd"/>
           </w:p>
         </w:tc>
         <w:tc>
@@ -22183,7 +21419,6 @@
                 <w:szCs w:val="32"/>
               </w:rPr>
             </w:pPr>
-            <w:proofErr w:type="spellStart"/>
             <w:r>
               <w:rPr>
                 <w:rFonts w:ascii="Angsana New" w:eastAsia="Angsana New" w:hAnsi="Angsana New" w:cs="Angsana New"/>
@@ -22192,7 +21427,6 @@
               </w:rPr>
               <w:t>ผ่าน</w:t>
             </w:r>
-            <w:proofErr w:type="spellEnd"/>
           </w:p>
         </w:tc>
       </w:tr>
@@ -22457,34 +21691,14 @@
                 <w:szCs w:val="32"/>
               </w:rPr>
             </w:pPr>
-            <w:proofErr w:type="spellStart"/>
             <w:r>
               <w:rPr>
                 <w:rFonts w:ascii="Angsana New" w:eastAsia="Angsana New" w:hAnsi="Angsana New" w:cs="Angsana New"/>
                 <w:sz w:val="32"/>
                 <w:szCs w:val="32"/>
               </w:rPr>
-              <w:t>สถานะเปลี่ยนเป็น</w:t>
-            </w:r>
-            <w:proofErr w:type="spellEnd"/>
-            <w:r>
-              <w:rPr>
-                <w:rFonts w:ascii="Angsana New" w:eastAsia="Angsana New" w:hAnsi="Angsana New" w:cs="Angsana New"/>
-                <w:sz w:val="32"/>
-                <w:szCs w:val="32"/>
-              </w:rPr>
-              <w:t xml:space="preserve"> Suspended </w:t>
-            </w:r>
-            <w:proofErr w:type="spellStart"/>
-            <w:r>
-              <w:rPr>
-                <w:rFonts w:ascii="Angsana New" w:eastAsia="Angsana New" w:hAnsi="Angsana New" w:cs="Angsana New"/>
-                <w:sz w:val="32"/>
-                <w:szCs w:val="32"/>
-              </w:rPr>
-              <w:t>เพื่อเตรียมบล็อกการยืมหนังสือ</w:t>
-            </w:r>
-            <w:proofErr w:type="spellEnd"/>
+              <w:t>สถานะเปลี่ยนเป็น Suspended เพื่อเตรียมบล็อกการยืมหนังสือ</w:t>
+            </w:r>
           </w:p>
         </w:tc>
         <w:tc>
@@ -22508,7 +21722,6 @@
                 <w:szCs w:val="32"/>
               </w:rPr>
             </w:pPr>
-            <w:proofErr w:type="spellStart"/>
             <w:r>
               <w:rPr>
                 <w:rFonts w:ascii="Angsana New" w:eastAsia="Angsana New" w:hAnsi="Angsana New" w:cs="Angsana New"/>
@@ -22517,7 +21730,6 @@
               </w:rPr>
               <w:t>ผ่าน</w:t>
             </w:r>
-            <w:proofErr w:type="spellEnd"/>
           </w:p>
         </w:tc>
       </w:tr>
@@ -22712,41 +21924,13 @@
                 <w:szCs w:val="32"/>
               </w:rPr>
             </w:pPr>
-            <w:proofErr w:type="spellStart"/>
             <w:r>
               <w:rPr>
                 <w:rFonts w:ascii="Angsana New" w:eastAsia="Angsana New" w:hAnsi="Angsana New" w:cs="Angsana New"/>
                 <w:sz w:val="32"/>
                 <w:szCs w:val="32"/>
               </w:rPr>
-              <w:t>ไม่มีช่อง</w:t>
-            </w:r>
-            <w:proofErr w:type="spellEnd"/>
-            <w:r>
-              <w:rPr>
-                <w:rFonts w:ascii="Angsana New" w:eastAsia="Angsana New" w:hAnsi="Angsana New" w:cs="Angsana New"/>
-                <w:sz w:val="32"/>
-                <w:szCs w:val="32"/>
-              </w:rPr>
-              <w:t xml:space="preserve"> Search </w:t>
-            </w:r>
-            <w:proofErr w:type="spellStart"/>
-            <w:r>
-              <w:rPr>
-                <w:rFonts w:ascii="Angsana New" w:eastAsia="Angsana New" w:hAnsi="Angsana New" w:cs="Angsana New"/>
-                <w:sz w:val="32"/>
-                <w:szCs w:val="32"/>
-              </w:rPr>
-              <w:t>ปรากฏอยู่ในหน้า</w:t>
-            </w:r>
-            <w:proofErr w:type="spellEnd"/>
-            <w:r>
-              <w:rPr>
-                <w:rFonts w:ascii="Angsana New" w:eastAsia="Angsana New" w:hAnsi="Angsana New" w:cs="Angsana New"/>
-                <w:sz w:val="32"/>
-                <w:szCs w:val="32"/>
-              </w:rPr>
-              <w:t xml:space="preserve"> Member</w:t>
+              <w:t>ไม่มีช่อง Search ปรากฏอยู่ในหน้า Member</w:t>
             </w:r>
           </w:p>
         </w:tc>
@@ -22771,7 +21955,6 @@
                 <w:szCs w:val="32"/>
               </w:rPr>
             </w:pPr>
-            <w:proofErr w:type="spellStart"/>
             <w:r>
               <w:rPr>
                 <w:rFonts w:ascii="Angsana New" w:eastAsia="Angsana New" w:hAnsi="Angsana New" w:cs="Angsana New"/>
@@ -22780,7 +21963,6 @@
               </w:rPr>
               <w:t>ไม่ผ่าน</w:t>
             </w:r>
-            <w:proofErr w:type="spellEnd"/>
           </w:p>
         </w:tc>
       </w:tr>
@@ -22976,7 +22158,6 @@
                 <w:szCs w:val="32"/>
               </w:rPr>
             </w:pPr>
-            <w:proofErr w:type="spellStart"/>
             <w:r>
               <w:rPr>
                 <w:rFonts w:ascii="Angsana New" w:eastAsia="Angsana New" w:hAnsi="Angsana New" w:cs="Angsana New"/>
@@ -22985,7 +22166,6 @@
               </w:rPr>
               <w:t>ข้อมูลสมาชิกถูกลบออกจากตารางและฐานข้อมูล</w:t>
             </w:r>
-            <w:proofErr w:type="spellEnd"/>
           </w:p>
         </w:tc>
         <w:tc>
@@ -23009,7 +22189,6 @@
                 <w:szCs w:val="32"/>
               </w:rPr>
             </w:pPr>
-            <w:proofErr w:type="spellStart"/>
             <w:r>
               <w:rPr>
                 <w:rFonts w:ascii="Angsana New" w:eastAsia="Angsana New" w:hAnsi="Angsana New" w:cs="Angsana New"/>
@@ -23018,7 +22197,6 @@
               </w:rPr>
               <w:t>ผ่าน</w:t>
             </w:r>
-            <w:proofErr w:type="spellEnd"/>
           </w:p>
         </w:tc>
       </w:tr>
@@ -23213,7 +22391,6 @@
                 <w:szCs w:val="32"/>
               </w:rPr>
             </w:pPr>
-            <w:proofErr w:type="spellStart"/>
             <w:r>
               <w:rPr>
                 <w:rFonts w:ascii="Angsana New" w:eastAsia="Angsana New" w:hAnsi="Angsana New" w:cs="Angsana New"/>
@@ -23222,7 +22399,6 @@
               </w:rPr>
               <w:t>ระบบไม่อนุญาตให้ลบสมาชิก</w:t>
             </w:r>
-            <w:proofErr w:type="spellEnd"/>
           </w:p>
         </w:tc>
         <w:tc>
@@ -23246,7 +22422,6 @@
                 <w:szCs w:val="32"/>
               </w:rPr>
             </w:pPr>
-            <w:proofErr w:type="spellStart"/>
             <w:r>
               <w:rPr>
                 <w:rFonts w:ascii="Angsana New" w:eastAsia="Angsana New" w:hAnsi="Angsana New" w:cs="Angsana New"/>
@@ -23255,7 +22430,6 @@
               </w:rPr>
               <w:t>ผ่าน</w:t>
             </w:r>
-            <w:proofErr w:type="spellEnd"/>
           </w:p>
         </w:tc>
       </w:tr>
@@ -23502,41 +22676,13 @@
                 <w:szCs w:val="32"/>
               </w:rPr>
             </w:pPr>
-            <w:proofErr w:type="spellStart"/>
             <w:r>
               <w:rPr>
                 <w:rFonts w:ascii="Angsana New" w:eastAsia="Angsana New" w:hAnsi="Angsana New" w:cs="Angsana New"/>
                 <w:sz w:val="32"/>
                 <w:szCs w:val="32"/>
               </w:rPr>
-              <w:t>ระบบบันทึกรายการยืมสำเร็จ</w:t>
-            </w:r>
-            <w:proofErr w:type="spellEnd"/>
-            <w:r>
-              <w:rPr>
-                <w:rFonts w:ascii="Angsana New" w:eastAsia="Angsana New" w:hAnsi="Angsana New" w:cs="Angsana New"/>
-                <w:sz w:val="32"/>
-                <w:szCs w:val="32"/>
-              </w:rPr>
-              <w:t xml:space="preserve"> </w:t>
-            </w:r>
-            <w:proofErr w:type="spellStart"/>
-            <w:r>
-              <w:rPr>
-                <w:rFonts w:ascii="Angsana New" w:eastAsia="Angsana New" w:hAnsi="Angsana New" w:cs="Angsana New"/>
-                <w:sz w:val="32"/>
-                <w:szCs w:val="32"/>
-              </w:rPr>
-              <w:t>และแสดงในตารางด้วยสถานะ</w:t>
-            </w:r>
-            <w:proofErr w:type="spellEnd"/>
-            <w:r>
-              <w:rPr>
-                <w:rFonts w:ascii="Angsana New" w:eastAsia="Angsana New" w:hAnsi="Angsana New" w:cs="Angsana New"/>
-                <w:sz w:val="32"/>
-                <w:szCs w:val="32"/>
-              </w:rPr>
-              <w:t xml:space="preserve"> "Borrowed"</w:t>
+              <w:t>ระบบบันทึกรายการยืมสำเร็จ และแสดงในตารางด้วยสถานะ "Borrowed"</w:t>
             </w:r>
           </w:p>
         </w:tc>
@@ -23561,7 +22707,6 @@
                 <w:szCs w:val="32"/>
               </w:rPr>
             </w:pPr>
-            <w:proofErr w:type="spellStart"/>
             <w:r>
               <w:rPr>
                 <w:rFonts w:ascii="Angsana New" w:eastAsia="Angsana New" w:hAnsi="Angsana New" w:cs="Angsana New"/>
@@ -23570,7 +22715,6 @@
               </w:rPr>
               <w:t>ผ่าน</w:t>
             </w:r>
-            <w:proofErr w:type="spellEnd"/>
           </w:p>
         </w:tc>
       </w:tr>
@@ -23802,34 +22946,14 @@
                 <w:szCs w:val="32"/>
               </w:rPr>
             </w:pPr>
-            <w:proofErr w:type="spellStart"/>
             <w:r>
               <w:rPr>
                 <w:rFonts w:ascii="Angsana New" w:eastAsia="Angsana New" w:hAnsi="Angsana New" w:cs="Angsana New"/>
                 <w:sz w:val="32"/>
                 <w:szCs w:val="32"/>
               </w:rPr>
-              <w:t>สถานะในตารางเปลี่ยนเป็น</w:t>
-            </w:r>
-            <w:proofErr w:type="spellEnd"/>
-            <w:r>
-              <w:rPr>
-                <w:rFonts w:ascii="Angsana New" w:eastAsia="Angsana New" w:hAnsi="Angsana New" w:cs="Angsana New"/>
-                <w:sz w:val="32"/>
-                <w:szCs w:val="32"/>
-              </w:rPr>
-              <w:t xml:space="preserve"> "Returned" </w:t>
-            </w:r>
-            <w:proofErr w:type="spellStart"/>
-            <w:r>
-              <w:rPr>
-                <w:rFonts w:ascii="Angsana New" w:eastAsia="Angsana New" w:hAnsi="Angsana New" w:cs="Angsana New"/>
-                <w:sz w:val="32"/>
-                <w:szCs w:val="32"/>
-              </w:rPr>
-              <w:t>และมีการลงวันที่คืนหนังสือ</w:t>
-            </w:r>
-            <w:proofErr w:type="spellEnd"/>
+              <w:t>สถานะในตารางเปลี่ยนเป็น "Returned" และมีการลงวันที่คืนหนังสือ</w:t>
+            </w:r>
           </w:p>
         </w:tc>
         <w:tc>
@@ -23853,7 +22977,6 @@
                 <w:szCs w:val="32"/>
               </w:rPr>
             </w:pPr>
-            <w:proofErr w:type="spellStart"/>
             <w:r>
               <w:rPr>
                 <w:rFonts w:ascii="Angsana New" w:eastAsia="Angsana New" w:hAnsi="Angsana New" w:cs="Angsana New"/>
@@ -23862,7 +22985,6 @@
               </w:rPr>
               <w:t>ผ่าน</w:t>
             </w:r>
-            <w:proofErr w:type="spellEnd"/>
           </w:p>
         </w:tc>
       </w:tr>
@@ -24108,70 +23230,14 @@
                 <w:szCs w:val="32"/>
               </w:rPr>
             </w:pPr>
-            <w:proofErr w:type="spellStart"/>
             <w:r>
               <w:rPr>
                 <w:rFonts w:ascii="Angsana New" w:eastAsia="Angsana New" w:hAnsi="Angsana New" w:cs="Angsana New"/>
                 <w:sz w:val="32"/>
                 <w:szCs w:val="32"/>
               </w:rPr>
-              <w:t>จำนวน</w:t>
-            </w:r>
-            <w:proofErr w:type="spellEnd"/>
-            <w:r>
-              <w:rPr>
-                <w:rFonts w:ascii="Angsana New" w:eastAsia="Angsana New" w:hAnsi="Angsana New" w:cs="Angsana New"/>
-                <w:sz w:val="32"/>
-                <w:szCs w:val="32"/>
-              </w:rPr>
-              <w:t xml:space="preserve"> </w:t>
-            </w:r>
-            <w:proofErr w:type="spellStart"/>
-            <w:r>
-              <w:rPr>
-                <w:rFonts w:ascii="Angsana New" w:eastAsia="Angsana New" w:hAnsi="Angsana New" w:cs="Angsana New"/>
-                <w:sz w:val="32"/>
-                <w:szCs w:val="32"/>
-              </w:rPr>
-              <w:t>Avaliable</w:t>
-            </w:r>
-            <w:proofErr w:type="spellEnd"/>
-            <w:r>
-              <w:rPr>
-                <w:rFonts w:ascii="Angsana New" w:eastAsia="Angsana New" w:hAnsi="Angsana New" w:cs="Angsana New"/>
-                <w:sz w:val="32"/>
-                <w:szCs w:val="32"/>
-              </w:rPr>
-              <w:t xml:space="preserve"> Copies </w:t>
-            </w:r>
-            <w:proofErr w:type="spellStart"/>
-            <w:r>
-              <w:rPr>
-                <w:rFonts w:ascii="Angsana New" w:eastAsia="Angsana New" w:hAnsi="Angsana New" w:cs="Angsana New"/>
-                <w:sz w:val="32"/>
-                <w:szCs w:val="32"/>
-              </w:rPr>
-              <w:t>ลดลง</w:t>
-            </w:r>
-            <w:proofErr w:type="spellEnd"/>
-            <w:r>
-              <w:rPr>
-                <w:rFonts w:ascii="Angsana New" w:eastAsia="Angsana New" w:hAnsi="Angsana New" w:cs="Angsana New"/>
-                <w:sz w:val="32"/>
-                <w:szCs w:val="32"/>
-              </w:rPr>
-              <w:t xml:space="preserve"> 1 </w:t>
-            </w:r>
-            <w:proofErr w:type="spellStart"/>
-            <w:r>
-              <w:rPr>
-                <w:rFonts w:ascii="Angsana New" w:eastAsia="Angsana New" w:hAnsi="Angsana New" w:cs="Angsana New"/>
-                <w:sz w:val="32"/>
-                <w:szCs w:val="32"/>
-              </w:rPr>
-              <w:t>เล่ม</w:t>
-            </w:r>
-            <w:proofErr w:type="spellEnd"/>
+              <w:t>จำนวน Avaliable Copies ลดลง 1 เล่ม</w:t>
+            </w:r>
           </w:p>
         </w:tc>
         <w:tc>
@@ -24195,7 +23261,6 @@
                 <w:szCs w:val="32"/>
               </w:rPr>
             </w:pPr>
-            <w:proofErr w:type="spellStart"/>
             <w:r>
               <w:rPr>
                 <w:rFonts w:ascii="Angsana New" w:eastAsia="Angsana New" w:hAnsi="Angsana New" w:cs="Angsana New"/>
@@ -24204,7 +23269,6 @@
               </w:rPr>
               <w:t>ผ่าน</w:t>
             </w:r>
-            <w:proofErr w:type="spellEnd"/>
           </w:p>
         </w:tc>
       </w:tr>
@@ -24450,52 +23514,14 @@
                 <w:szCs w:val="32"/>
               </w:rPr>
             </w:pPr>
-            <w:proofErr w:type="spellStart"/>
             <w:r>
               <w:rPr>
                 <w:rFonts w:ascii="Angsana New" w:eastAsia="Angsana New" w:hAnsi="Angsana New" w:cs="Angsana New"/>
                 <w:sz w:val="32"/>
                 <w:szCs w:val="32"/>
               </w:rPr>
-              <w:t>จำนวน</w:t>
-            </w:r>
-            <w:proofErr w:type="spellEnd"/>
-            <w:r>
-              <w:rPr>
-                <w:rFonts w:ascii="Angsana New" w:eastAsia="Angsana New" w:hAnsi="Angsana New" w:cs="Angsana New"/>
-                <w:sz w:val="32"/>
-                <w:szCs w:val="32"/>
-              </w:rPr>
-              <w:t xml:space="preserve"> Available Copies </w:t>
-            </w:r>
-            <w:proofErr w:type="spellStart"/>
-            <w:r>
-              <w:rPr>
-                <w:rFonts w:ascii="Angsana New" w:eastAsia="Angsana New" w:hAnsi="Angsana New" w:cs="Angsana New"/>
-                <w:sz w:val="32"/>
-                <w:szCs w:val="32"/>
-              </w:rPr>
-              <w:t>เพิ่มกลับมา</w:t>
-            </w:r>
-            <w:proofErr w:type="spellEnd"/>
-            <w:r>
-              <w:rPr>
-                <w:rFonts w:ascii="Angsana New" w:eastAsia="Angsana New" w:hAnsi="Angsana New" w:cs="Angsana New"/>
-                <w:sz w:val="32"/>
-                <w:szCs w:val="32"/>
-              </w:rPr>
-              <w:t xml:space="preserve"> 1 </w:t>
-            </w:r>
-            <w:proofErr w:type="spellStart"/>
-            <w:r>
-              <w:rPr>
-                <w:rFonts w:ascii="Angsana New" w:eastAsia="Angsana New" w:hAnsi="Angsana New" w:cs="Angsana New"/>
-                <w:sz w:val="32"/>
-                <w:szCs w:val="32"/>
-              </w:rPr>
-              <w:t>เล่ม</w:t>
-            </w:r>
-            <w:proofErr w:type="spellEnd"/>
+              <w:t>จำนวน Available Copies เพิ่มกลับมา 1 เล่ม</w:t>
+            </w:r>
           </w:p>
         </w:tc>
         <w:tc>
@@ -24519,7 +23545,6 @@
                 <w:szCs w:val="32"/>
               </w:rPr>
             </w:pPr>
-            <w:proofErr w:type="spellStart"/>
             <w:r>
               <w:rPr>
                 <w:rFonts w:ascii="Angsana New" w:eastAsia="Angsana New" w:hAnsi="Angsana New" w:cs="Angsana New"/>
@@ -24528,7 +23553,6 @@
               </w:rPr>
               <w:t>ผ่าน</w:t>
             </w:r>
-            <w:proofErr w:type="spellEnd"/>
           </w:p>
         </w:tc>
       </w:tr>
@@ -24749,7 +23773,6 @@
                 <w:szCs w:val="32"/>
               </w:rPr>
             </w:pPr>
-            <w:proofErr w:type="spellStart"/>
             <w:r>
               <w:rPr>
                 <w:rFonts w:ascii="Angsana New" w:eastAsia="Angsana New" w:hAnsi="Angsana New" w:cs="Angsana New"/>
@@ -24758,7 +23781,6 @@
               </w:rPr>
               <w:t>ระบบไม่อนุญาตให้ยืมและแจ้งเตือนว่าเกินโควตา</w:t>
             </w:r>
-            <w:proofErr w:type="spellEnd"/>
           </w:p>
         </w:tc>
         <w:tc>
@@ -24782,7 +23804,6 @@
                 <w:szCs w:val="32"/>
               </w:rPr>
             </w:pPr>
-            <w:proofErr w:type="spellStart"/>
             <w:r>
               <w:rPr>
                 <w:rFonts w:ascii="Angsana New" w:eastAsia="Angsana New" w:hAnsi="Angsana New" w:cs="Angsana New"/>
@@ -24791,7 +23812,6 @@
               </w:rPr>
               <w:t>ผ่าน</w:t>
             </w:r>
-            <w:proofErr w:type="spellEnd"/>
           </w:p>
         </w:tc>
       </w:tr>
@@ -24960,7 +23980,6 @@
                 <w:szCs w:val="32"/>
               </w:rPr>
             </w:pPr>
-            <w:proofErr w:type="spellStart"/>
             <w:r>
               <w:rPr>
                 <w:rFonts w:ascii="Angsana New" w:eastAsia="Angsana New" w:hAnsi="Angsana New" w:cs="Angsana New"/>
@@ -24969,7 +23988,6 @@
               </w:rPr>
               <w:t>ระบบไม่อนุญาตให้ทำรายการยืมหนังสือ</w:t>
             </w:r>
-            <w:proofErr w:type="spellEnd"/>
           </w:p>
         </w:tc>
         <w:tc>
@@ -24993,7 +24011,6 @@
                 <w:szCs w:val="32"/>
               </w:rPr>
             </w:pPr>
-            <w:proofErr w:type="spellStart"/>
             <w:r>
               <w:rPr>
                 <w:rFonts w:ascii="Angsana New" w:eastAsia="Angsana New" w:hAnsi="Angsana New" w:cs="Angsana New"/>
@@ -25002,7 +24019,6 @@
               </w:rPr>
               <w:t>ผ่าน</w:t>
             </w:r>
-            <w:proofErr w:type="spellEnd"/>
           </w:p>
         </w:tc>
       </w:tr>
@@ -25171,7 +24187,6 @@
                 <w:szCs w:val="32"/>
               </w:rPr>
             </w:pPr>
-            <w:proofErr w:type="spellStart"/>
             <w:r>
               <w:rPr>
                 <w:rFonts w:ascii="Angsana New" w:eastAsia="Angsana New" w:hAnsi="Angsana New" w:cs="Angsana New"/>
@@ -25180,7 +24195,6 @@
               </w:rPr>
               <w:t>ระบบไม่อนุญาตให้สมาชิกที่ถูกระงับสิทธิ์ยืมหนังสือ</w:t>
             </w:r>
-            <w:proofErr w:type="spellEnd"/>
           </w:p>
         </w:tc>
         <w:tc>
@@ -25204,7 +24218,6 @@
                 <w:szCs w:val="32"/>
               </w:rPr>
             </w:pPr>
-            <w:proofErr w:type="spellStart"/>
             <w:r>
               <w:rPr>
                 <w:rFonts w:ascii="Angsana New" w:eastAsia="Angsana New" w:hAnsi="Angsana New" w:cs="Angsana New"/>
@@ -25213,7 +24226,6 @@
               </w:rPr>
               <w:t>ผ่าน</w:t>
             </w:r>
-            <w:proofErr w:type="spellEnd"/>
           </w:p>
         </w:tc>
       </w:tr>
@@ -25409,34 +24421,14 @@
                 <w:szCs w:val="32"/>
               </w:rPr>
             </w:pPr>
-            <w:proofErr w:type="spellStart"/>
             <w:r>
               <w:rPr>
                 <w:rFonts w:ascii="Angsana New" w:eastAsia="Angsana New" w:hAnsi="Angsana New" w:cs="Angsana New"/>
                 <w:sz w:val="32"/>
                 <w:szCs w:val="32"/>
               </w:rPr>
-              <w:t>ระบบไม่อนุญาตให้บันทึก</w:t>
-            </w:r>
-            <w:proofErr w:type="spellEnd"/>
-            <w:r>
-              <w:rPr>
-                <w:rFonts w:ascii="Angsana New" w:eastAsia="Angsana New" w:hAnsi="Angsana New" w:cs="Angsana New"/>
-                <w:sz w:val="32"/>
-                <w:szCs w:val="32"/>
-              </w:rPr>
-              <w:t xml:space="preserve"> </w:t>
-            </w:r>
-            <w:proofErr w:type="spellStart"/>
-            <w:r>
-              <w:rPr>
-                <w:rFonts w:ascii="Angsana New" w:eastAsia="Angsana New" w:hAnsi="Angsana New" w:cs="Angsana New"/>
-                <w:sz w:val="32"/>
-                <w:szCs w:val="32"/>
-              </w:rPr>
-              <w:t>และแจ้งเตือนเรื่องความผิดปกติของวันที่</w:t>
-            </w:r>
-            <w:proofErr w:type="spellEnd"/>
+              <w:t>ระบบไม่อนุญาตให้บันทึก และแจ้งเตือนเรื่องความผิดปกติของวันที่</w:t>
+            </w:r>
           </w:p>
         </w:tc>
         <w:tc>
@@ -25460,7 +24452,6 @@
                 <w:szCs w:val="32"/>
               </w:rPr>
             </w:pPr>
-            <w:proofErr w:type="spellStart"/>
             <w:r>
               <w:rPr>
                 <w:rFonts w:ascii="Angsana New" w:eastAsia="Angsana New" w:hAnsi="Angsana New" w:cs="Angsana New"/>
@@ -25469,7 +24460,6 @@
               </w:rPr>
               <w:t>ผ่าน</w:t>
             </w:r>
-            <w:proofErr w:type="spellEnd"/>
           </w:p>
         </w:tc>
       </w:tr>
@@ -25641,27 +24631,7 @@
                 <w:szCs w:val="32"/>
                 <w:cs/>
               </w:rPr>
-              <w:t>ระบบต้องอ</w:t>
-            </w:r>
-            <w:proofErr w:type="spellStart"/>
-            <w:r>
-              <w:rPr>
-                <w:rFonts w:asciiTheme="majorBidi" w:hAnsiTheme="majorBidi" w:cstheme="majorBidi"/>
-                <w:sz w:val="32"/>
-                <w:szCs w:val="32"/>
-                <w:cs/>
-              </w:rPr>
-              <w:t>ัป</w:t>
-            </w:r>
-            <w:proofErr w:type="spellEnd"/>
-            <w:r>
-              <w:rPr>
-                <w:rFonts w:asciiTheme="majorBidi" w:hAnsiTheme="majorBidi" w:cstheme="majorBidi"/>
-                <w:sz w:val="32"/>
-                <w:szCs w:val="32"/>
-                <w:cs/>
-              </w:rPr>
-              <w:t xml:space="preserve">เดต </w:t>
+              <w:t xml:space="preserve">ระบบต้องอัปเดต </w:t>
             </w:r>
             <w:r>
               <w:rPr>
@@ -25702,34 +24672,14 @@
                 <w:szCs w:val="32"/>
               </w:rPr>
             </w:pPr>
-            <w:proofErr w:type="spellStart"/>
             <w:r>
               <w:rPr>
                 <w:rFonts w:ascii="Angsana New" w:eastAsia="Angsana New" w:hAnsi="Angsana New" w:cs="Angsana New"/>
                 <w:sz w:val="32"/>
                 <w:szCs w:val="32"/>
               </w:rPr>
-              <w:t>ไม่พบปุ่ม</w:t>
-            </w:r>
-            <w:proofErr w:type="spellEnd"/>
-            <w:r>
-              <w:rPr>
-                <w:rFonts w:ascii="Angsana New" w:eastAsia="Angsana New" w:hAnsi="Angsana New" w:cs="Angsana New"/>
-                <w:sz w:val="32"/>
-                <w:szCs w:val="32"/>
-              </w:rPr>
-              <w:t xml:space="preserve"> 'Extend' </w:t>
-            </w:r>
-            <w:proofErr w:type="spellStart"/>
-            <w:r>
-              <w:rPr>
-                <w:rFonts w:ascii="Angsana New" w:eastAsia="Angsana New" w:hAnsi="Angsana New" w:cs="Angsana New"/>
-                <w:sz w:val="32"/>
-                <w:szCs w:val="32"/>
-              </w:rPr>
-              <w:t>บนหน้ารายการยืม</w:t>
-            </w:r>
-            <w:proofErr w:type="spellEnd"/>
+              <w:t>ไม่พบปุ่ม 'Extend' บนหน้ารายการยืม</w:t>
+            </w:r>
           </w:p>
         </w:tc>
         <w:tc>
@@ -25753,7 +24703,6 @@
                 <w:szCs w:val="32"/>
               </w:rPr>
             </w:pPr>
-            <w:proofErr w:type="spellStart"/>
             <w:r>
               <w:rPr>
                 <w:rFonts w:ascii="Angsana New" w:eastAsia="Angsana New" w:hAnsi="Angsana New" w:cs="Angsana New"/>
@@ -25762,7 +24711,6 @@
               </w:rPr>
               <w:t>ไม่ผ่าน</w:t>
             </w:r>
-            <w:proofErr w:type="spellEnd"/>
           </w:p>
         </w:tc>
       </w:tr>
@@ -25949,7 +24897,6 @@
                 <w:szCs w:val="32"/>
               </w:rPr>
             </w:pPr>
-            <w:proofErr w:type="spellStart"/>
             <w:r>
               <w:rPr>
                 <w:rFonts w:ascii="Angsana New" w:eastAsia="Angsana New" w:hAnsi="Angsana New" w:cs="Angsana New"/>
@@ -25958,7 +24905,6 @@
               </w:rPr>
               <w:t>ไม่พบปุ่มให้ดูรายละเอียด</w:t>
             </w:r>
-            <w:proofErr w:type="spellEnd"/>
           </w:p>
         </w:tc>
         <w:tc>
@@ -25982,7 +24928,6 @@
                 <w:szCs w:val="32"/>
               </w:rPr>
             </w:pPr>
-            <w:proofErr w:type="spellStart"/>
             <w:r>
               <w:rPr>
                 <w:rFonts w:ascii="Angsana New" w:eastAsia="Angsana New" w:hAnsi="Angsana New" w:cs="Angsana New"/>
@@ -25991,7 +24936,6 @@
               </w:rPr>
               <w:t>ไม่ผ่าน</w:t>
             </w:r>
-            <w:proofErr w:type="spellEnd"/>
           </w:p>
         </w:tc>
       </w:tr>
@@ -26228,52 +25172,14 @@
                 <w:szCs w:val="32"/>
               </w:rPr>
             </w:pPr>
-            <w:proofErr w:type="spellStart"/>
             <w:r>
               <w:rPr>
                 <w:rFonts w:ascii="Angsana New" w:eastAsia="Angsana New" w:hAnsi="Angsana New" w:cs="Angsana New"/>
                 <w:sz w:val="32"/>
                 <w:szCs w:val="32"/>
               </w:rPr>
-              <w:t>แสดงรายการที่</w:t>
-            </w:r>
-            <w:proofErr w:type="spellEnd"/>
-            <w:r>
-              <w:rPr>
-                <w:rFonts w:ascii="Angsana New" w:eastAsia="Angsana New" w:hAnsi="Angsana New" w:cs="Angsana New"/>
-                <w:sz w:val="32"/>
-                <w:szCs w:val="32"/>
-              </w:rPr>
-              <w:t xml:space="preserve"> "</w:t>
-            </w:r>
-            <w:proofErr w:type="spellStart"/>
-            <w:r>
-              <w:rPr>
-                <w:rFonts w:ascii="Angsana New" w:eastAsia="Angsana New" w:hAnsi="Angsana New" w:cs="Angsana New"/>
-                <w:sz w:val="32"/>
-                <w:szCs w:val="32"/>
-              </w:rPr>
-              <w:t>เลยกำหนดส่ง</w:t>
-            </w:r>
-            <w:proofErr w:type="spellEnd"/>
-            <w:r>
-              <w:rPr>
-                <w:rFonts w:ascii="Angsana New" w:eastAsia="Angsana New" w:hAnsi="Angsana New" w:cs="Angsana New"/>
-                <w:sz w:val="32"/>
-                <w:szCs w:val="32"/>
-              </w:rPr>
-              <w:t xml:space="preserve">" </w:t>
-            </w:r>
-            <w:proofErr w:type="spellStart"/>
-            <w:r>
-              <w:rPr>
-                <w:rFonts w:ascii="Angsana New" w:eastAsia="Angsana New" w:hAnsi="Angsana New" w:cs="Angsana New"/>
-                <w:sz w:val="32"/>
-                <w:szCs w:val="32"/>
-              </w:rPr>
-              <w:t>และยังไม่คืน</w:t>
-            </w:r>
-            <w:proofErr w:type="spellEnd"/>
+              <w:t>แสดงรายการที่ "เลยกำหนดส่ง" และยังไม่คืน</w:t>
+            </w:r>
           </w:p>
         </w:tc>
         <w:tc>
@@ -26297,7 +25203,6 @@
                 <w:szCs w:val="32"/>
               </w:rPr>
             </w:pPr>
-            <w:proofErr w:type="spellStart"/>
             <w:r>
               <w:rPr>
                 <w:rFonts w:ascii="Angsana New" w:eastAsia="Angsana New" w:hAnsi="Angsana New" w:cs="Angsana New"/>
@@ -26306,7 +25211,6 @@
               </w:rPr>
               <w:t>ผ่าน</w:t>
             </w:r>
-            <w:proofErr w:type="spellEnd"/>
           </w:p>
         </w:tc>
       </w:tr>
@@ -26561,7 +25465,6 @@
                 <w:szCs w:val="32"/>
               </w:rPr>
             </w:pPr>
-            <w:proofErr w:type="spellStart"/>
             <w:r>
               <w:rPr>
                 <w:rFonts w:ascii="Angsana New" w:eastAsia="Angsana New" w:hAnsi="Angsana New" w:cs="Angsana New"/>
@@ -26570,7 +25473,6 @@
               </w:rPr>
               <w:t>ระบบสามารถคำนวณและแสดงค่าปรับได้อย่างถูกต้องตามเงื่อนไข</w:t>
             </w:r>
-            <w:proofErr w:type="spellEnd"/>
           </w:p>
         </w:tc>
         <w:tc>
@@ -26594,7 +25496,6 @@
                 <w:szCs w:val="32"/>
               </w:rPr>
             </w:pPr>
-            <w:proofErr w:type="spellStart"/>
             <w:r>
               <w:rPr>
                 <w:rFonts w:ascii="Angsana New" w:eastAsia="Angsana New" w:hAnsi="Angsana New" w:cs="Angsana New"/>
@@ -26603,7 +25504,6 @@
               </w:rPr>
               <w:t>ผ่าน</w:t>
             </w:r>
-            <w:proofErr w:type="spellEnd"/>
           </w:p>
         </w:tc>
       </w:tr>
@@ -26789,23 +25689,13 @@
                 <w:szCs w:val="32"/>
               </w:rPr>
             </w:pPr>
-            <w:proofErr w:type="spellStart"/>
             <w:r>
               <w:rPr>
                 <w:rFonts w:ascii="Angsana New" w:eastAsia="Angsana New" w:hAnsi="Angsana New" w:cs="Angsana New"/>
                 <w:sz w:val="32"/>
                 <w:szCs w:val="32"/>
               </w:rPr>
-              <w:t>ระบบไม่แสดงข้อมูลหรือคอลัมน์ค่า</w:t>
-            </w:r>
-            <w:proofErr w:type="spellEnd"/>
-            <w:r>
-              <w:rPr>
-                <w:rFonts w:ascii="Angsana New" w:eastAsia="Angsana New" w:hAnsi="Angsana New" w:cs="Angsana New"/>
-                <w:sz w:val="32"/>
-                <w:szCs w:val="32"/>
-              </w:rPr>
-              <w:t xml:space="preserve"> Fine</w:t>
+              <w:t>ระบบไม่แสดงข้อมูลหรือคอลัมน์ค่า Fine</w:t>
             </w:r>
           </w:p>
         </w:tc>
@@ -26830,7 +25720,6 @@
                 <w:szCs w:val="32"/>
               </w:rPr>
             </w:pPr>
-            <w:proofErr w:type="spellStart"/>
             <w:r>
               <w:rPr>
                 <w:rFonts w:ascii="Angsana New" w:eastAsia="Angsana New" w:hAnsi="Angsana New" w:cs="Angsana New"/>
@@ -26839,7 +25728,6 @@
               </w:rPr>
               <w:t>ไม่ผ่าน</w:t>
             </w:r>
-            <w:proofErr w:type="spellEnd"/>
           </w:p>
         </w:tc>
       </w:tr>
@@ -27004,7 +25892,6 @@
               </w:rPr>
               <w:t xml:space="preserve"> "</w:t>
             </w:r>
-            <w:proofErr w:type="spellStart"/>
             <w:r>
               <w:rPr>
                 <w:rFonts w:asciiTheme="majorBidi" w:hAnsiTheme="majorBidi" w:cstheme="majorBidi"/>
@@ -27012,17 +25899,7 @@
                 <w:szCs w:val="32"/>
                 <w:cs/>
               </w:rPr>
-              <w:t>อัป</w:t>
-            </w:r>
-            <w:proofErr w:type="spellEnd"/>
-            <w:r>
-              <w:rPr>
-                <w:rFonts w:asciiTheme="majorBidi" w:hAnsiTheme="majorBidi" w:cstheme="majorBidi"/>
-                <w:sz w:val="32"/>
-                <w:szCs w:val="32"/>
-                <w:cs/>
-              </w:rPr>
-              <w:t>เดตตามการยืมจริง</w:t>
+              <w:t>อัปเดตตามการยืมจริง</w:t>
             </w:r>
             <w:r>
               <w:rPr>
@@ -27071,7 +25948,6 @@
                 <w:szCs w:val="32"/>
               </w:rPr>
             </w:pPr>
-            <w:proofErr w:type="spellStart"/>
             <w:r>
               <w:rPr>
                 <w:rFonts w:ascii="Angsana New" w:eastAsia="Angsana New" w:hAnsi="Angsana New" w:cs="Angsana New"/>
@@ -27080,7 +25956,6 @@
               </w:rPr>
               <w:t>ข้อมูลอัปเดตตามการยืมจริง</w:t>
             </w:r>
-            <w:proofErr w:type="spellEnd"/>
           </w:p>
         </w:tc>
         <w:tc>
@@ -27104,7 +25979,6 @@
                 <w:szCs w:val="32"/>
               </w:rPr>
             </w:pPr>
-            <w:proofErr w:type="spellStart"/>
             <w:r>
               <w:rPr>
                 <w:rFonts w:ascii="Angsana New" w:eastAsia="Angsana New" w:hAnsi="Angsana New" w:cs="Angsana New"/>
@@ -27113,7 +25987,6 @@
               </w:rPr>
               <w:t>ผ่าน</w:t>
             </w:r>
-            <w:proofErr w:type="spellEnd"/>
           </w:p>
         </w:tc>
       </w:tr>
@@ -27325,70 +26198,14 @@
                 <w:szCs w:val="32"/>
               </w:rPr>
             </w:pPr>
-            <w:proofErr w:type="spellStart"/>
             <w:r>
               <w:rPr>
                 <w:rFonts w:ascii="Angsana New" w:eastAsia="Angsana New" w:hAnsi="Angsana New" w:cs="Angsana New"/>
                 <w:sz w:val="32"/>
                 <w:szCs w:val="32"/>
               </w:rPr>
-              <w:t>ระบบสามารถแสดงข้อมูลหนังสือ</w:t>
-            </w:r>
-            <w:proofErr w:type="spellEnd"/>
-            <w:r>
-              <w:rPr>
-                <w:rFonts w:ascii="Angsana New" w:eastAsia="Angsana New" w:hAnsi="Angsana New" w:cs="Angsana New"/>
-                <w:sz w:val="32"/>
-                <w:szCs w:val="32"/>
-              </w:rPr>
-              <w:t xml:space="preserve"> 5 </w:t>
-            </w:r>
-            <w:proofErr w:type="spellStart"/>
-            <w:r>
-              <w:rPr>
-                <w:rFonts w:ascii="Angsana New" w:eastAsia="Angsana New" w:hAnsi="Angsana New" w:cs="Angsana New"/>
-                <w:sz w:val="32"/>
-                <w:szCs w:val="32"/>
-              </w:rPr>
-              <w:t>อันดับแรก</w:t>
-            </w:r>
-            <w:proofErr w:type="spellEnd"/>
-            <w:r>
-              <w:rPr>
-                <w:rFonts w:ascii="Angsana New" w:eastAsia="Angsana New" w:hAnsi="Angsana New" w:cs="Angsana New"/>
-                <w:sz w:val="32"/>
-                <w:szCs w:val="32"/>
-              </w:rPr>
-              <w:t xml:space="preserve"> </w:t>
-            </w:r>
-            <w:proofErr w:type="spellStart"/>
-            <w:r>
-              <w:rPr>
-                <w:rFonts w:ascii="Angsana New" w:eastAsia="Angsana New" w:hAnsi="Angsana New" w:cs="Angsana New"/>
-                <w:sz w:val="32"/>
-                <w:szCs w:val="32"/>
-              </w:rPr>
-              <w:t>โดยดึงข้อมูล</w:t>
-            </w:r>
-            <w:proofErr w:type="spellEnd"/>
-            <w:r>
-              <w:rPr>
-                <w:rFonts w:ascii="Angsana New" w:eastAsia="Angsana New" w:hAnsi="Angsana New" w:cs="Angsana New"/>
-                <w:sz w:val="32"/>
-                <w:szCs w:val="32"/>
-              </w:rPr>
-              <w:t xml:space="preserve"> </w:t>
-            </w:r>
-            <w:proofErr w:type="spellStart"/>
-            <w:r>
-              <w:rPr>
-                <w:rFonts w:ascii="Angsana New" w:eastAsia="Angsana New" w:hAnsi="Angsana New" w:cs="Angsana New"/>
-                <w:sz w:val="32"/>
-                <w:szCs w:val="32"/>
-              </w:rPr>
-              <w:t>และอัปเดตตามสถิติการยืมจริง</w:t>
-            </w:r>
-            <w:proofErr w:type="spellEnd"/>
+              <w:t>ระบบสามารถแสดงข้อมูลหนังสือ 5 อันดับแรก โดยดึงข้อมูล และอัปเดตตามสถิติการยืมจริง</w:t>
+            </w:r>
           </w:p>
         </w:tc>
         <w:tc>
@@ -27412,7 +26229,6 @@
                 <w:szCs w:val="32"/>
               </w:rPr>
             </w:pPr>
-            <w:proofErr w:type="spellStart"/>
             <w:r>
               <w:rPr>
                 <w:rFonts w:ascii="Angsana New" w:eastAsia="Angsana New" w:hAnsi="Angsana New" w:cs="Angsana New"/>
@@ -27421,7 +26237,6 @@
               </w:rPr>
               <w:t>ผ่าน</w:t>
             </w:r>
-            <w:proofErr w:type="spellEnd"/>
           </w:p>
         </w:tc>
       </w:tr>
@@ -27642,41 +26457,13 @@
                 <w:szCs w:val="32"/>
               </w:rPr>
             </w:pPr>
-            <w:proofErr w:type="spellStart"/>
             <w:r>
               <w:rPr>
                 <w:rFonts w:ascii="Angsana New" w:eastAsia="Angsana New" w:hAnsi="Angsana New" w:cs="Angsana New"/>
                 <w:sz w:val="32"/>
                 <w:szCs w:val="32"/>
               </w:rPr>
-              <w:t>ตาราง</w:t>
-            </w:r>
-            <w:proofErr w:type="spellEnd"/>
-            <w:r>
-              <w:rPr>
-                <w:rFonts w:ascii="Angsana New" w:eastAsia="Angsana New" w:hAnsi="Angsana New" w:cs="Angsana New"/>
-                <w:sz w:val="32"/>
-                <w:szCs w:val="32"/>
-              </w:rPr>
-              <w:t xml:space="preserve"> Overdue </w:t>
-            </w:r>
-            <w:proofErr w:type="spellStart"/>
-            <w:r>
-              <w:rPr>
-                <w:rFonts w:ascii="Angsana New" w:eastAsia="Angsana New" w:hAnsi="Angsana New" w:cs="Angsana New"/>
-                <w:sz w:val="32"/>
-                <w:szCs w:val="32"/>
-              </w:rPr>
-              <w:t>แสดงว่า</w:t>
-            </w:r>
-            <w:proofErr w:type="spellEnd"/>
-            <w:r>
-              <w:rPr>
-                <w:rFonts w:ascii="Angsana New" w:eastAsia="Angsana New" w:hAnsi="Angsana New" w:cs="Angsana New"/>
-                <w:sz w:val="32"/>
-                <w:szCs w:val="32"/>
-              </w:rPr>
-              <w:t xml:space="preserve"> "No overdue books"</w:t>
+              <w:t>ตาราง Overdue แสดงว่า "No overdue books"</w:t>
             </w:r>
           </w:p>
         </w:tc>
@@ -27701,7 +26488,6 @@
                 <w:szCs w:val="32"/>
               </w:rPr>
             </w:pPr>
-            <w:proofErr w:type="spellStart"/>
             <w:r>
               <w:rPr>
                 <w:rFonts w:ascii="Angsana New" w:eastAsia="Angsana New" w:hAnsi="Angsana New" w:cs="Angsana New"/>
@@ -27710,7 +26496,6 @@
               </w:rPr>
               <w:t>ผ่าน</w:t>
             </w:r>
-            <w:proofErr w:type="spellEnd"/>
           </w:p>
         </w:tc>
       </w:tr>
@@ -27879,41 +26664,13 @@
                 <w:szCs w:val="32"/>
               </w:rPr>
             </w:pPr>
-            <w:proofErr w:type="spellStart"/>
-            <w:r>
-              <w:rPr>
-                <w:rFonts w:asciiTheme="majorBidi" w:hAnsiTheme="majorBidi" w:cstheme="majorBidi"/>
-                <w:sz w:val="32"/>
-                <w:szCs w:val="32"/>
-              </w:rPr>
-              <w:t>ไม่พบการแสดงผลกราฟหรือสถิติใดๆ</w:t>
-            </w:r>
-            <w:proofErr w:type="spellEnd"/>
-            <w:r>
-              <w:rPr>
-                <w:rFonts w:asciiTheme="majorBidi" w:hAnsiTheme="majorBidi" w:cstheme="majorBidi"/>
-                <w:sz w:val="32"/>
-                <w:szCs w:val="32"/>
-              </w:rPr>
-              <w:t xml:space="preserve"> </w:t>
-            </w:r>
-            <w:proofErr w:type="spellStart"/>
-            <w:r>
-              <w:rPr>
-                <w:rFonts w:asciiTheme="majorBidi" w:hAnsiTheme="majorBidi" w:cstheme="majorBidi"/>
-                <w:sz w:val="32"/>
-                <w:szCs w:val="32"/>
-              </w:rPr>
-              <w:t>ในหน้า</w:t>
-            </w:r>
-            <w:proofErr w:type="spellEnd"/>
-            <w:r>
-              <w:rPr>
-                <w:rFonts w:asciiTheme="majorBidi" w:hAnsiTheme="majorBidi" w:cstheme="majorBidi"/>
-                <w:sz w:val="32"/>
-                <w:szCs w:val="32"/>
-              </w:rPr>
-              <w:t xml:space="preserve"> Reports  </w:t>
+            <w:r>
+              <w:rPr>
+                <w:rFonts w:asciiTheme="majorBidi" w:hAnsiTheme="majorBidi" w:cstheme="majorBidi"/>
+                <w:sz w:val="32"/>
+                <w:szCs w:val="32"/>
+              </w:rPr>
+              <w:t xml:space="preserve">ไม่พบการแสดงผลกราฟหรือสถิติใดๆ ในหน้า Reports  </w:t>
             </w:r>
           </w:p>
         </w:tc>
@@ -27938,7 +26695,6 @@
                 <w:szCs w:val="32"/>
               </w:rPr>
             </w:pPr>
-            <w:proofErr w:type="spellStart"/>
             <w:r>
               <w:rPr>
                 <w:rFonts w:asciiTheme="majorBidi" w:hAnsiTheme="majorBidi" w:cstheme="majorBidi"/>
@@ -27947,7 +26703,6 @@
               </w:rPr>
               <w:t>ไม่ผ่าน</w:t>
             </w:r>
-            <w:proofErr w:type="spellEnd"/>
           </w:p>
         </w:tc>
       </w:tr>
@@ -28150,70 +26905,14 @@
                 <w:szCs w:val="32"/>
               </w:rPr>
             </w:pPr>
-            <w:proofErr w:type="spellStart"/>
             <w:r>
               <w:rPr>
                 <w:rFonts w:ascii="Angsana New" w:eastAsia="Angsana New" w:hAnsi="Angsana New" w:cs="Angsana New"/>
                 <w:sz w:val="32"/>
                 <w:szCs w:val="32"/>
               </w:rPr>
-              <w:t>ไม่มีปุ่ม</w:t>
-            </w:r>
-            <w:proofErr w:type="spellEnd"/>
-            <w:r>
-              <w:rPr>
-                <w:rFonts w:ascii="Angsana New" w:eastAsia="Angsana New" w:hAnsi="Angsana New" w:cs="Angsana New"/>
-                <w:sz w:val="32"/>
-                <w:szCs w:val="32"/>
-              </w:rPr>
-              <w:t xml:space="preserve"> Print </w:t>
-            </w:r>
-            <w:proofErr w:type="spellStart"/>
-            <w:r>
-              <w:rPr>
-                <w:rFonts w:ascii="Angsana New" w:eastAsia="Angsana New" w:hAnsi="Angsana New" w:cs="Angsana New"/>
-                <w:sz w:val="32"/>
-                <w:szCs w:val="32"/>
-              </w:rPr>
-              <w:t>หรือ</w:t>
-            </w:r>
-            <w:proofErr w:type="spellEnd"/>
-            <w:r>
-              <w:rPr>
-                <w:rFonts w:ascii="Angsana New" w:eastAsia="Angsana New" w:hAnsi="Angsana New" w:cs="Angsana New"/>
-                <w:sz w:val="32"/>
-                <w:szCs w:val="32"/>
-              </w:rPr>
-              <w:t xml:space="preserve"> Export </w:t>
-            </w:r>
-            <w:proofErr w:type="spellStart"/>
-            <w:r>
-              <w:rPr>
-                <w:rFonts w:ascii="Angsana New" w:eastAsia="Angsana New" w:hAnsi="Angsana New" w:cs="Angsana New"/>
-                <w:sz w:val="32"/>
-                <w:szCs w:val="32"/>
-              </w:rPr>
-              <w:t>ในหน้า</w:t>
-            </w:r>
-            <w:proofErr w:type="spellEnd"/>
-            <w:r>
-              <w:rPr>
-                <w:rFonts w:ascii="Angsana New" w:eastAsia="Angsana New" w:hAnsi="Angsana New" w:cs="Angsana New"/>
-                <w:sz w:val="32"/>
-                <w:szCs w:val="32"/>
-              </w:rPr>
-              <w:t xml:space="preserve"> UI </w:t>
-            </w:r>
-            <w:proofErr w:type="spellStart"/>
-            <w:r>
-              <w:rPr>
-                <w:rFonts w:ascii="Angsana New" w:eastAsia="Angsana New" w:hAnsi="Angsana New" w:cs="Angsana New"/>
-                <w:sz w:val="32"/>
-                <w:szCs w:val="32"/>
-              </w:rPr>
-              <w:t>ตามเงื่อนไข</w:t>
-            </w:r>
-            <w:proofErr w:type="spellEnd"/>
+              <w:t>ไม่มีปุ่ม Print หรือ Export ในหน้า UI ตามเงื่อนไข</w:t>
+            </w:r>
           </w:p>
         </w:tc>
         <w:tc>
@@ -28237,7 +26936,6 @@
                 <w:szCs w:val="32"/>
               </w:rPr>
             </w:pPr>
-            <w:proofErr w:type="spellStart"/>
             <w:r>
               <w:rPr>
                 <w:rFonts w:asciiTheme="majorBidi" w:hAnsiTheme="majorBidi" w:cstheme="majorBidi"/>
@@ -28246,7 +26944,6 @@
               </w:rPr>
               <w:t>ไม่ผ่าน</w:t>
             </w:r>
-            <w:proofErr w:type="spellEnd"/>
           </w:p>
         </w:tc>
       </w:tr>
@@ -28458,34 +27155,14 @@
                 <w:szCs w:val="32"/>
               </w:rPr>
             </w:pPr>
-            <w:proofErr w:type="spellStart"/>
             <w:r>
               <w:rPr>
                 <w:rFonts w:ascii="Angsana New" w:eastAsia="Angsana New" w:hAnsi="Angsana New" w:cs="Angsana New"/>
                 <w:sz w:val="32"/>
                 <w:szCs w:val="32"/>
               </w:rPr>
-              <w:t>ชื่อปรากฏในหน้า</w:t>
-            </w:r>
-            <w:proofErr w:type="spellEnd"/>
-            <w:r>
-              <w:rPr>
-                <w:rFonts w:ascii="Angsana New" w:eastAsia="Angsana New" w:hAnsi="Angsana New" w:cs="Angsana New"/>
-                <w:sz w:val="32"/>
-                <w:szCs w:val="32"/>
-              </w:rPr>
-              <w:t xml:space="preserve"> Reports </w:t>
-            </w:r>
-            <w:proofErr w:type="spellStart"/>
-            <w:r>
-              <w:rPr>
-                <w:rFonts w:ascii="Angsana New" w:eastAsia="Angsana New" w:hAnsi="Angsana New" w:cs="Angsana New"/>
-                <w:sz w:val="32"/>
-                <w:szCs w:val="32"/>
-              </w:rPr>
-              <w:t>ที่ข้อมูลตรงตามเงื่อนไข</w:t>
-            </w:r>
-            <w:proofErr w:type="spellEnd"/>
+              <w:t>ชื่อปรากฏในหน้า Reports ที่ข้อมูลตรงตามเงื่อนไข</w:t>
+            </w:r>
           </w:p>
         </w:tc>
         <w:tc>
@@ -28509,7 +27186,6 @@
                 <w:szCs w:val="32"/>
               </w:rPr>
             </w:pPr>
-            <w:proofErr w:type="spellStart"/>
             <w:r>
               <w:rPr>
                 <w:rFonts w:asciiTheme="majorBidi" w:hAnsiTheme="majorBidi" w:cstheme="majorBidi"/>
@@ -28518,7 +27194,6 @@
               </w:rPr>
               <w:t>ผ่าน</w:t>
             </w:r>
-            <w:proofErr w:type="spellEnd"/>
           </w:p>
         </w:tc>
       </w:tr>
@@ -28687,41 +27362,13 @@
                 <w:szCs w:val="32"/>
               </w:rPr>
             </w:pPr>
-            <w:proofErr w:type="spellStart"/>
             <w:r>
               <w:rPr>
                 <w:rFonts w:ascii="Angsana New" w:eastAsia="Angsana New" w:hAnsi="Angsana New" w:cs="Angsana New"/>
                 <w:sz w:val="32"/>
                 <w:szCs w:val="32"/>
               </w:rPr>
-              <w:t>ระบบแสดงยอดรวมของหนังสือ</w:t>
-            </w:r>
-            <w:proofErr w:type="spellEnd"/>
-            <w:r>
-              <w:rPr>
-                <w:rFonts w:ascii="Angsana New" w:eastAsia="Angsana New" w:hAnsi="Angsana New" w:cs="Angsana New"/>
-                <w:sz w:val="32"/>
-                <w:szCs w:val="32"/>
-              </w:rPr>
-              <w:t>/</w:t>
-            </w:r>
-            <w:proofErr w:type="spellStart"/>
-            <w:r>
-              <w:rPr>
-                <w:rFonts w:ascii="Angsana New" w:eastAsia="Angsana New" w:hAnsi="Angsana New" w:cs="Angsana New"/>
-                <w:sz w:val="32"/>
-                <w:szCs w:val="32"/>
-              </w:rPr>
-              <w:t>สมาชิกตรงหน้า</w:t>
-            </w:r>
-            <w:proofErr w:type="spellEnd"/>
-            <w:r>
-              <w:rPr>
-                <w:rFonts w:ascii="Angsana New" w:eastAsia="Angsana New" w:hAnsi="Angsana New" w:cs="Angsana New"/>
-                <w:sz w:val="32"/>
-                <w:szCs w:val="32"/>
-              </w:rPr>
-              <w:t xml:space="preserve"> Dashboard</w:t>
+              <w:t>ระบบแสดงยอดรวมของหนังสือ/สมาชิกตรงหน้า Dashboard</w:t>
             </w:r>
           </w:p>
         </w:tc>
@@ -28746,7 +27393,6 @@
                 <w:szCs w:val="32"/>
               </w:rPr>
             </w:pPr>
-            <w:proofErr w:type="spellStart"/>
             <w:r>
               <w:rPr>
                 <w:rFonts w:asciiTheme="majorBidi" w:hAnsiTheme="majorBidi" w:cstheme="majorBidi"/>
@@ -28755,7 +27401,6 @@
               </w:rPr>
               <w:t>ผ่าน</w:t>
             </w:r>
-            <w:proofErr w:type="spellEnd"/>
           </w:p>
         </w:tc>
       </w:tr>
@@ -28779,7 +27424,6 @@
         </w:rPr>
       </w:pPr>
       <w:bookmarkStart w:id="20" w:name="_Toc226336977"/>
-      <w:proofErr w:type="spellStart"/>
       <w:r>
         <w:rPr>
           <w:rFonts w:ascii="Angsana New" w:eastAsia="Angsana New" w:hAnsi="Angsana New" w:cs="Angsana New"/>
@@ -28789,40 +27433,7 @@
           <w:szCs w:val="40"/>
         </w:rPr>
         <w:lastRenderedPageBreak/>
-        <w:t>บทที่</w:t>
-      </w:r>
-      <w:proofErr w:type="spellEnd"/>
-      <w:r>
-        <w:rPr>
-          <w:rFonts w:ascii="Angsana New" w:eastAsia="Angsana New" w:hAnsi="Angsana New" w:cs="Angsana New"/>
-          <w:b/>
-          <w:bCs/>
-          <w:color w:val="auto"/>
-          <w:szCs w:val="40"/>
-        </w:rPr>
-        <w:t xml:space="preserve"> 5: </w:t>
-      </w:r>
-      <w:proofErr w:type="spellStart"/>
-      <w:r>
-        <w:rPr>
-          <w:rFonts w:ascii="Angsana New" w:eastAsia="Angsana New" w:hAnsi="Angsana New" w:cs="Angsana New"/>
-          <w:b/>
-          <w:bCs/>
-          <w:color w:val="auto"/>
-          <w:szCs w:val="40"/>
-        </w:rPr>
-        <w:t>รายงานข้อผิดพลาด</w:t>
-      </w:r>
-      <w:proofErr w:type="spellEnd"/>
-      <w:r>
-        <w:rPr>
-          <w:rFonts w:ascii="Angsana New" w:eastAsia="Angsana New" w:hAnsi="Angsana New" w:cs="Angsana New"/>
-          <w:b/>
-          <w:bCs/>
-          <w:color w:val="auto"/>
-          <w:szCs w:val="40"/>
-        </w:rPr>
-        <w:t xml:space="preserve"> (Bug Reports)</w:t>
+        <w:t>บทที่ 5: รายงานข้อผิดพลาด (Bug Reports)</w:t>
       </w:r>
       <w:bookmarkEnd w:id="20"/>
     </w:p>
@@ -28839,7 +27450,6 @@
           <w:szCs w:val="32"/>
         </w:rPr>
       </w:pPr>
-      <w:proofErr w:type="spellStart"/>
       <w:r>
         <w:rPr>
           <w:rFonts w:ascii="Angsana New" w:eastAsia="Angsana New" w:hAnsi="Angsana New" w:cs="Angsana New"/>
@@ -28850,7 +27460,6 @@
         </w:rPr>
         <w:t>รายละเอียดบั๊กแต่ละตัว</w:t>
       </w:r>
-      <w:proofErr w:type="spellEnd"/>
       <w:r>
         <w:rPr>
           <w:rFonts w:ascii="Angsana New" w:eastAsia="Angsana New" w:hAnsi="Angsana New" w:cs="Angsana New"/>
@@ -28973,23 +27582,13 @@
           <w:szCs w:val="32"/>
         </w:rPr>
       </w:pPr>
-      <w:proofErr w:type="spellStart"/>
       <w:r>
         <w:rPr>
           <w:rFonts w:ascii="Angsana New" w:eastAsia="Angsana New" w:hAnsi="Angsana New" w:cs="Angsana New"/>
           <w:sz w:val="32"/>
           <w:szCs w:val="32"/>
         </w:rPr>
-        <w:t>ล็อกอินเข้าสู่ระบบในสิทธิ์</w:t>
-      </w:r>
-      <w:proofErr w:type="spellEnd"/>
-      <w:r>
-        <w:rPr>
-          <w:rFonts w:ascii="Angsana New" w:eastAsia="Angsana New" w:hAnsi="Angsana New" w:cs="Angsana New"/>
-          <w:sz w:val="32"/>
-          <w:szCs w:val="32"/>
-        </w:rPr>
-        <w:t xml:space="preserve"> System Administrator</w:t>
+        <w:t>ล็อกอินเข้าสู่ระบบในสิทธิ์ System Administrator</w:t>
       </w:r>
     </w:p>
     <w:p>
@@ -29005,41 +27604,13 @@
           <w:szCs w:val="32"/>
         </w:rPr>
       </w:pPr>
-      <w:proofErr w:type="spellStart"/>
       <w:r>
         <w:rPr>
           <w:rFonts w:ascii="Angsana New" w:eastAsia="Angsana New" w:hAnsi="Angsana New" w:cs="Angsana New"/>
           <w:sz w:val="32"/>
           <w:szCs w:val="32"/>
         </w:rPr>
-        <w:t>คลิกไปที่เมนู</w:t>
-      </w:r>
-      <w:proofErr w:type="spellEnd"/>
-      <w:r>
-        <w:rPr>
-          <w:rFonts w:ascii="Angsana New" w:eastAsia="Angsana New" w:hAnsi="Angsana New" w:cs="Angsana New"/>
-          <w:sz w:val="32"/>
-          <w:szCs w:val="32"/>
-        </w:rPr>
-        <w:t xml:space="preserve"> "Books" </w:t>
-      </w:r>
-      <w:proofErr w:type="spellStart"/>
-      <w:r>
-        <w:rPr>
-          <w:rFonts w:ascii="Angsana New" w:eastAsia="Angsana New" w:hAnsi="Angsana New" w:cs="Angsana New"/>
-          <w:sz w:val="32"/>
-          <w:szCs w:val="32"/>
-        </w:rPr>
-        <w:t>เพื่อเข้าสู่หน้า</w:t>
-      </w:r>
-      <w:proofErr w:type="spellEnd"/>
-      <w:r>
-        <w:rPr>
-          <w:rFonts w:ascii="Angsana New" w:eastAsia="Angsana New" w:hAnsi="Angsana New" w:cs="Angsana New"/>
-          <w:sz w:val="32"/>
-          <w:szCs w:val="32"/>
-        </w:rPr>
-        <w:t xml:space="preserve"> Books Management</w:t>
+        <w:t>คลิกไปที่เมนู "Books" เพื่อเข้าสู่หน้า Books Management</w:t>
       </w:r>
     </w:p>
     <w:p>
@@ -29055,7 +27626,6 @@
           <w:szCs w:val="32"/>
         </w:rPr>
       </w:pPr>
-      <w:proofErr w:type="spellStart"/>
       <w:r>
         <w:rPr>
           <w:rFonts w:ascii="Angsana New" w:eastAsia="Angsana New" w:hAnsi="Angsana New" w:cs="Angsana New"/>
@@ -29064,7 +27634,6 @@
         </w:rPr>
         <w:t>ตรวจสอบข้อมูลในตารางรายการหนังสือ</w:t>
       </w:r>
-      <w:proofErr w:type="spellEnd"/>
     </w:p>
     <w:p>
       <w:pPr>
@@ -29079,59 +27648,13 @@
           <w:szCs w:val="32"/>
         </w:rPr>
       </w:pPr>
-      <w:proofErr w:type="spellStart"/>
       <w:r>
         <w:rPr>
           <w:rFonts w:ascii="Angsana New" w:eastAsia="Angsana New" w:hAnsi="Angsana New" w:cs="Angsana New"/>
           <w:sz w:val="32"/>
           <w:szCs w:val="32"/>
         </w:rPr>
-        <w:t>ดูที่คอลัมน์</w:t>
-      </w:r>
-      <w:proofErr w:type="spellEnd"/>
-      <w:r>
-        <w:rPr>
-          <w:rFonts w:ascii="Angsana New" w:eastAsia="Angsana New" w:hAnsi="Angsana New" w:cs="Angsana New"/>
-          <w:sz w:val="32"/>
-          <w:szCs w:val="32"/>
-        </w:rPr>
-        <w:t xml:space="preserve"> "Total Copies" </w:t>
-      </w:r>
-      <w:proofErr w:type="spellStart"/>
-      <w:r>
-        <w:rPr>
-          <w:rFonts w:ascii="Angsana New" w:eastAsia="Angsana New" w:hAnsi="Angsana New" w:cs="Angsana New"/>
-          <w:sz w:val="32"/>
-          <w:szCs w:val="32"/>
-        </w:rPr>
-        <w:t>จะพบว่าระบบแสดงค่าเป็น</w:t>
-      </w:r>
-      <w:proofErr w:type="spellEnd"/>
-      <w:r>
-        <w:rPr>
-          <w:rFonts w:ascii="Angsana New" w:eastAsia="Angsana New" w:hAnsi="Angsana New" w:cs="Angsana New"/>
-          <w:sz w:val="32"/>
-          <w:szCs w:val="32"/>
-        </w:rPr>
-        <w:t xml:space="preserve"> -1 </w:t>
-      </w:r>
-      <w:proofErr w:type="spellStart"/>
-      <w:r>
-        <w:rPr>
-          <w:rFonts w:ascii="Angsana New" w:eastAsia="Angsana New" w:hAnsi="Angsana New" w:cs="Angsana New"/>
-          <w:sz w:val="32"/>
-          <w:szCs w:val="32"/>
-        </w:rPr>
-        <w:t>ซึ่งผิดปกติ</w:t>
-      </w:r>
-      <w:proofErr w:type="spellEnd"/>
-      <w:r>
-        <w:rPr>
-          <w:rFonts w:ascii="Angsana New" w:eastAsia="Angsana New" w:hAnsi="Angsana New" w:cs="Angsana New"/>
-          <w:sz w:val="32"/>
-          <w:szCs w:val="32"/>
-        </w:rPr>
-        <w:t xml:space="preserve"> </w:t>
+        <w:t xml:space="preserve">ดูที่คอลัมน์ "Total Copies" จะพบว่าระบบแสดงค่าเป็น -1 ซึ่งผิดปกติ </w:t>
       </w:r>
     </w:p>
     <w:p>
@@ -29153,25 +27676,7 @@
           <w:sz w:val="32"/>
           <w:szCs w:val="32"/>
         </w:rPr>
-        <w:t xml:space="preserve">Evidence: </w:t>
-      </w:r>
-      <w:proofErr w:type="spellStart"/>
-      <w:r>
-        <w:rPr>
-          <w:rFonts w:ascii="Angsana New" w:eastAsia="Angsana New" w:hAnsi="Angsana New" w:cs="Angsana New"/>
-          <w:sz w:val="32"/>
-          <w:szCs w:val="32"/>
-        </w:rPr>
-        <w:t>รูปภาพ</w:t>
-      </w:r>
-      <w:proofErr w:type="spellEnd"/>
-      <w:r>
-        <w:rPr>
-          <w:rFonts w:ascii="Angsana New" w:eastAsia="Angsana New" w:hAnsi="Angsana New" w:cs="Angsana New"/>
-          <w:sz w:val="32"/>
-          <w:szCs w:val="32"/>
-        </w:rPr>
-        <w:t xml:space="preserve"> Screenshot </w:t>
+        <w:t xml:space="preserve">Evidence: รูปภาพ Screenshot </w:t>
       </w:r>
     </w:p>
     <w:p>
@@ -29327,23 +27832,13 @@
           <w:szCs w:val="32"/>
         </w:rPr>
       </w:pPr>
-      <w:proofErr w:type="spellStart"/>
       <w:r>
         <w:rPr>
           <w:rFonts w:ascii="Angsana New" w:eastAsia="Angsana New" w:hAnsi="Angsana New" w:cs="Angsana New"/>
           <w:sz w:val="32"/>
           <w:szCs w:val="32"/>
         </w:rPr>
-        <w:t>เข้าสู่ระบบด้วยสิทธิ์</w:t>
-      </w:r>
-      <w:proofErr w:type="spellEnd"/>
-      <w:r>
-        <w:rPr>
-          <w:rFonts w:ascii="Angsana New" w:eastAsia="Angsana New" w:hAnsi="Angsana New" w:cs="Angsana New"/>
-          <w:sz w:val="32"/>
-          <w:szCs w:val="32"/>
-        </w:rPr>
-        <w:t xml:space="preserve"> System Administrator</w:t>
+        <w:t>เข้าสู่ระบบด้วยสิทธิ์ System Administrator</w:t>
       </w:r>
     </w:p>
     <w:p>
@@ -29359,41 +27854,13 @@
           <w:szCs w:val="32"/>
         </w:rPr>
       </w:pPr>
-      <w:proofErr w:type="spellStart"/>
       <w:r>
         <w:rPr>
           <w:rFonts w:ascii="Angsana New" w:eastAsia="Angsana New" w:hAnsi="Angsana New" w:cs="Angsana New"/>
           <w:sz w:val="32"/>
           <w:szCs w:val="32"/>
         </w:rPr>
-        <w:t>ไปที่เมนู</w:t>
-      </w:r>
-      <w:proofErr w:type="spellEnd"/>
-      <w:r>
-        <w:rPr>
-          <w:rFonts w:ascii="Angsana New" w:eastAsia="Angsana New" w:hAnsi="Angsana New" w:cs="Angsana New"/>
-          <w:sz w:val="32"/>
-          <w:szCs w:val="32"/>
-        </w:rPr>
-        <w:t xml:space="preserve"> "Books" </w:t>
-      </w:r>
-      <w:proofErr w:type="spellStart"/>
-      <w:r>
-        <w:rPr>
-          <w:rFonts w:ascii="Angsana New" w:eastAsia="Angsana New" w:hAnsi="Angsana New" w:cs="Angsana New"/>
-          <w:sz w:val="32"/>
-          <w:szCs w:val="32"/>
-        </w:rPr>
-        <w:t>เพื่อเข้าสู่หน้า</w:t>
-      </w:r>
-      <w:proofErr w:type="spellEnd"/>
-      <w:r>
-        <w:rPr>
-          <w:rFonts w:ascii="Angsana New" w:eastAsia="Angsana New" w:hAnsi="Angsana New" w:cs="Angsana New"/>
-          <w:sz w:val="32"/>
-          <w:szCs w:val="32"/>
-        </w:rPr>
-        <w:t xml:space="preserve"> Books Management</w:t>
+        <w:t>ไปที่เมนู "Books" เพื่อเข้าสู่หน้า Books Management</w:t>
       </w:r>
     </w:p>
     <w:p>
@@ -29409,59 +27876,13 @@
           <w:szCs w:val="32"/>
         </w:rPr>
       </w:pPr>
-      <w:proofErr w:type="spellStart"/>
       <w:r>
         <w:rPr>
           <w:rFonts w:ascii="Angsana New" w:eastAsia="Angsana New" w:hAnsi="Angsana New" w:cs="Angsana New"/>
           <w:sz w:val="32"/>
           <w:szCs w:val="32"/>
         </w:rPr>
-        <w:t>เลือกหนังสือ</w:t>
-      </w:r>
-      <w:proofErr w:type="spellEnd"/>
-      <w:r>
-        <w:rPr>
-          <w:rFonts w:ascii="Angsana New" w:eastAsia="Angsana New" w:hAnsi="Angsana New" w:cs="Angsana New"/>
-          <w:sz w:val="32"/>
-          <w:szCs w:val="32"/>
-        </w:rPr>
-        <w:t xml:space="preserve"> 1 </w:t>
-      </w:r>
-      <w:proofErr w:type="spellStart"/>
-      <w:r>
-        <w:rPr>
-          <w:rFonts w:ascii="Angsana New" w:eastAsia="Angsana New" w:hAnsi="Angsana New" w:cs="Angsana New"/>
-          <w:sz w:val="32"/>
-          <w:szCs w:val="32"/>
-        </w:rPr>
-        <w:t>รายการ</w:t>
-      </w:r>
-      <w:proofErr w:type="spellEnd"/>
-      <w:r>
-        <w:rPr>
-          <w:rFonts w:ascii="Angsana New" w:eastAsia="Angsana New" w:hAnsi="Angsana New" w:cs="Angsana New"/>
-          <w:sz w:val="32"/>
-          <w:szCs w:val="32"/>
-        </w:rPr>
-        <w:t xml:space="preserve"> </w:t>
-      </w:r>
-      <w:proofErr w:type="spellStart"/>
-      <w:r>
-        <w:rPr>
-          <w:rFonts w:ascii="Angsana New" w:eastAsia="Angsana New" w:hAnsi="Angsana New" w:cs="Angsana New"/>
-          <w:sz w:val="32"/>
-          <w:szCs w:val="32"/>
-        </w:rPr>
-        <w:t>แล้วคลิกปุ่ม</w:t>
-      </w:r>
-      <w:proofErr w:type="spellEnd"/>
-      <w:r>
-        <w:rPr>
-          <w:rFonts w:ascii="Angsana New" w:eastAsia="Angsana New" w:hAnsi="Angsana New" w:cs="Angsana New"/>
-          <w:sz w:val="32"/>
-          <w:szCs w:val="32"/>
-        </w:rPr>
-        <w:t xml:space="preserve"> "Edit"</w:t>
+        <w:t>เลือกหนังสือ 1 รายการ แล้วคลิกปุ่ม "Edit"</w:t>
       </w:r>
     </w:p>
     <w:p>
@@ -29477,95 +27898,13 @@
           <w:szCs w:val="32"/>
         </w:rPr>
       </w:pPr>
-      <w:proofErr w:type="spellStart"/>
       <w:r>
         <w:rPr>
           <w:rFonts w:ascii="Angsana New" w:eastAsia="Angsana New" w:hAnsi="Angsana New" w:cs="Angsana New"/>
           <w:sz w:val="32"/>
           <w:szCs w:val="32"/>
         </w:rPr>
-        <w:t>แก้ไขข้อมูลในช่อง</w:t>
-      </w:r>
-      <w:proofErr w:type="spellEnd"/>
-      <w:r>
-        <w:rPr>
-          <w:rFonts w:ascii="Angsana New" w:eastAsia="Angsana New" w:hAnsi="Angsana New" w:cs="Angsana New"/>
-          <w:sz w:val="32"/>
-          <w:szCs w:val="32"/>
-        </w:rPr>
-        <w:t xml:space="preserve"> Total Copies </w:t>
-      </w:r>
-      <w:proofErr w:type="spellStart"/>
-      <w:r>
-        <w:rPr>
-          <w:rFonts w:ascii="Angsana New" w:eastAsia="Angsana New" w:hAnsi="Angsana New" w:cs="Angsana New"/>
-          <w:sz w:val="32"/>
-          <w:szCs w:val="32"/>
-        </w:rPr>
-        <w:t>ให้มีตัวเลข</w:t>
-      </w:r>
-      <w:proofErr w:type="spellEnd"/>
-      <w:r>
-        <w:rPr>
-          <w:rFonts w:ascii="Angsana New" w:eastAsia="Angsana New" w:hAnsi="Angsana New" w:cs="Angsana New"/>
-          <w:sz w:val="32"/>
-          <w:szCs w:val="32"/>
-        </w:rPr>
-        <w:t xml:space="preserve"> "</w:t>
-      </w:r>
-      <w:proofErr w:type="spellStart"/>
-      <w:r>
-        <w:rPr>
-          <w:rFonts w:ascii="Angsana New" w:eastAsia="Angsana New" w:hAnsi="Angsana New" w:cs="Angsana New"/>
-          <w:sz w:val="32"/>
-          <w:szCs w:val="32"/>
-        </w:rPr>
-        <w:t>น้อยกว่า</w:t>
-      </w:r>
-      <w:proofErr w:type="spellEnd"/>
-      <w:r>
-        <w:rPr>
-          <w:rFonts w:ascii="Angsana New" w:eastAsia="Angsana New" w:hAnsi="Angsana New" w:cs="Angsana New"/>
-          <w:sz w:val="32"/>
-          <w:szCs w:val="32"/>
-        </w:rPr>
-        <w:t xml:space="preserve">" </w:t>
-      </w:r>
-      <w:proofErr w:type="spellStart"/>
-      <w:r>
-        <w:rPr>
-          <w:rFonts w:ascii="Angsana New" w:eastAsia="Angsana New" w:hAnsi="Angsana New" w:cs="Angsana New"/>
-          <w:sz w:val="32"/>
-          <w:szCs w:val="32"/>
-        </w:rPr>
-        <w:t>จำนวนในช่อง</w:t>
-      </w:r>
-      <w:proofErr w:type="spellEnd"/>
-      <w:r>
-        <w:rPr>
-          <w:rFonts w:ascii="Angsana New" w:eastAsia="Angsana New" w:hAnsi="Angsana New" w:cs="Angsana New"/>
-          <w:sz w:val="32"/>
-          <w:szCs w:val="32"/>
-        </w:rPr>
-        <w:t xml:space="preserve"> Available (</w:t>
-      </w:r>
-      <w:proofErr w:type="spellStart"/>
-      <w:r>
-        <w:rPr>
-          <w:rFonts w:ascii="Angsana New" w:eastAsia="Angsana New" w:hAnsi="Angsana New" w:cs="Angsana New"/>
-          <w:sz w:val="32"/>
-          <w:szCs w:val="32"/>
-        </w:rPr>
-        <w:t>หรือแก้ไขให้น้อยกว่าจำนวนที่กำลังถูกยืมไป</w:t>
-      </w:r>
-      <w:proofErr w:type="spellEnd"/>
-      <w:r>
-        <w:rPr>
-          <w:rFonts w:ascii="Angsana New" w:eastAsia="Angsana New" w:hAnsi="Angsana New" w:cs="Angsana New"/>
-          <w:sz w:val="32"/>
-          <w:szCs w:val="32"/>
-        </w:rPr>
-        <w:t>)w</w:t>
+        <w:t>แก้ไขข้อมูลในช่อง Total Copies ให้มีตัวเลข "น้อยกว่า" จำนวนในช่อง Available (หรือแก้ไขให้น้อยกว่าจำนวนที่กำลังถูกยืมไป)</w:t>
       </w:r>
     </w:p>
     <w:p>
@@ -29581,7 +27920,6 @@
           <w:szCs w:val="32"/>
         </w:rPr>
       </w:pPr>
-      <w:proofErr w:type="spellStart"/>
       <w:r>
         <w:rPr>
           <w:rFonts w:ascii="Angsana New" w:eastAsia="Angsana New" w:hAnsi="Angsana New" w:cs="Angsana New"/>
@@ -29590,7 +27928,6 @@
         </w:rPr>
         <w:t>กดปุ่มบันทึกข้อมูล</w:t>
       </w:r>
-      <w:proofErr w:type="spellEnd"/>
     </w:p>
     <w:p>
       <w:pPr>
@@ -29605,88 +27942,14 @@
           <w:szCs w:val="32"/>
         </w:rPr>
       </w:pPr>
-      <w:proofErr w:type="spellStart"/>
       <w:r>
         <w:rPr>
           <w:rFonts w:ascii="Angsana New" w:eastAsia="Angsana New" w:hAnsi="Angsana New" w:cs="Angsana New"/>
           <w:sz w:val="32"/>
           <w:szCs w:val="32"/>
         </w:rPr>
-        <w:t>กลับมาดูที่ตาราง</w:t>
-      </w:r>
-      <w:proofErr w:type="spellEnd"/>
-      <w:r>
-        <w:rPr>
-          <w:rFonts w:ascii="Angsana New" w:eastAsia="Angsana New" w:hAnsi="Angsana New" w:cs="Angsana New"/>
-          <w:sz w:val="32"/>
-          <w:szCs w:val="32"/>
-        </w:rPr>
-        <w:t xml:space="preserve"> </w:t>
-      </w:r>
-      <w:proofErr w:type="spellStart"/>
-      <w:r>
-        <w:rPr>
-          <w:rFonts w:ascii="Angsana New" w:eastAsia="Angsana New" w:hAnsi="Angsana New" w:cs="Angsana New"/>
-          <w:sz w:val="32"/>
-          <w:szCs w:val="32"/>
-        </w:rPr>
-        <w:t>จะพบว่าระบบยอมให้บันทึก</w:t>
-      </w:r>
-      <w:proofErr w:type="spellEnd"/>
-      <w:r>
-        <w:rPr>
-          <w:rFonts w:ascii="Angsana New" w:eastAsia="Angsana New" w:hAnsi="Angsana New" w:cs="Angsana New"/>
-          <w:sz w:val="32"/>
-          <w:szCs w:val="32"/>
-        </w:rPr>
-        <w:t xml:space="preserve"> </w:t>
-      </w:r>
-      <w:proofErr w:type="spellStart"/>
-      <w:r>
-        <w:rPr>
-          <w:rFonts w:ascii="Angsana New" w:eastAsia="Angsana New" w:hAnsi="Angsana New" w:cs="Angsana New"/>
-          <w:sz w:val="32"/>
-          <w:szCs w:val="32"/>
-        </w:rPr>
-        <w:t>และแสดงผล</w:t>
-      </w:r>
-      <w:proofErr w:type="spellEnd"/>
-      <w:r>
-        <w:rPr>
-          <w:rFonts w:ascii="Angsana New" w:eastAsia="Angsana New" w:hAnsi="Angsana New" w:cs="Angsana New"/>
-          <w:sz w:val="32"/>
-          <w:szCs w:val="32"/>
-        </w:rPr>
-        <w:t xml:space="preserve"> Available </w:t>
-      </w:r>
-      <w:proofErr w:type="spellStart"/>
-      <w:r>
-        <w:rPr>
-          <w:rFonts w:ascii="Angsana New" w:eastAsia="Angsana New" w:hAnsi="Angsana New" w:cs="Angsana New"/>
-          <w:sz w:val="32"/>
-          <w:szCs w:val="32"/>
-        </w:rPr>
-        <w:t>มากกว่า</w:t>
-      </w:r>
-      <w:proofErr w:type="spellEnd"/>
-      <w:r>
-        <w:rPr>
-          <w:rFonts w:ascii="Angsana New" w:eastAsia="Angsana New" w:hAnsi="Angsana New" w:cs="Angsana New"/>
-          <w:sz w:val="32"/>
-          <w:szCs w:val="32"/>
-        </w:rPr>
-        <w:t xml:space="preserve"> Total Copies </w:t>
-      </w:r>
-      <w:proofErr w:type="spellStart"/>
-      <w:r>
-        <w:rPr>
-          <w:rFonts w:ascii="Angsana New" w:eastAsia="Angsana New" w:hAnsi="Angsana New" w:cs="Angsana New"/>
-          <w:sz w:val="32"/>
-          <w:szCs w:val="32"/>
-        </w:rPr>
-        <w:t>ซึ่งเป็นไปไม่ได้ในทางปฏิบัติ</w:t>
-      </w:r>
-      <w:proofErr w:type="spellEnd"/>
+        <w:t>กลับมาดูที่ตาราง จะพบว่าระบบยอมให้บันทึก และแสดงผล Available มากกว่า Total Copies ซึ่งเป็นไปไม่ได้ในทางปฏิบัติ</w:t>
+      </w:r>
     </w:p>
     <w:p>
       <w:pPr>
@@ -29707,25 +27970,7 @@
           <w:sz w:val="32"/>
           <w:szCs w:val="32"/>
         </w:rPr>
-        <w:t xml:space="preserve">Evidence: </w:t>
-      </w:r>
-      <w:proofErr w:type="spellStart"/>
-      <w:r>
-        <w:rPr>
-          <w:rFonts w:ascii="Angsana New" w:eastAsia="Angsana New" w:hAnsi="Angsana New" w:cs="Angsana New"/>
-          <w:sz w:val="32"/>
-          <w:szCs w:val="32"/>
-        </w:rPr>
-        <w:t>รูปภาพ</w:t>
-      </w:r>
-      <w:proofErr w:type="spellEnd"/>
-      <w:r>
-        <w:rPr>
-          <w:rFonts w:ascii="Angsana New" w:eastAsia="Angsana New" w:hAnsi="Angsana New" w:cs="Angsana New"/>
-          <w:sz w:val="32"/>
-          <w:szCs w:val="32"/>
-        </w:rPr>
-        <w:t xml:space="preserve"> Screenshot</w:t>
+        <w:t>Evidence: รูปภาพ Screenshot</w:t>
       </w:r>
     </w:p>
     <w:p>
@@ -29890,23 +28135,13 @@
           <w:szCs w:val="32"/>
         </w:rPr>
       </w:pPr>
-      <w:proofErr w:type="spellStart"/>
       <w:r>
         <w:rPr>
           <w:rFonts w:ascii="Angsana New" w:eastAsia="Angsana New" w:hAnsi="Angsana New" w:cs="Angsana New"/>
           <w:sz w:val="32"/>
           <w:szCs w:val="32"/>
         </w:rPr>
-        <w:t>เข้าสู่ระบบด้วยสิทธิ์</w:t>
-      </w:r>
-      <w:proofErr w:type="spellEnd"/>
-      <w:r>
-        <w:rPr>
-          <w:rFonts w:ascii="Angsana New" w:eastAsia="Angsana New" w:hAnsi="Angsana New" w:cs="Angsana New"/>
-          <w:sz w:val="32"/>
-          <w:szCs w:val="32"/>
-        </w:rPr>
-        <w:t xml:space="preserve"> System Administrator</w:t>
+        <w:t>เข้าสู่ระบบด้วยสิทธิ์ System Administrator</w:t>
       </w:r>
     </w:p>
     <w:p>
@@ -29922,124 +28157,14 @@
           <w:szCs w:val="32"/>
         </w:rPr>
       </w:pPr>
-      <w:proofErr w:type="spellStart"/>
       <w:r>
         <w:rPr>
           <w:rFonts w:ascii="Angsana New" w:eastAsia="Angsana New" w:hAnsi="Angsana New" w:cs="Angsana New"/>
           <w:sz w:val="32"/>
           <w:szCs w:val="32"/>
         </w:rPr>
-        <w:t>ไปที่หน้า</w:t>
-      </w:r>
-      <w:proofErr w:type="spellEnd"/>
-      <w:r>
-        <w:rPr>
-          <w:rFonts w:ascii="Angsana New" w:eastAsia="Angsana New" w:hAnsi="Angsana New" w:cs="Angsana New"/>
-          <w:sz w:val="32"/>
-          <w:szCs w:val="32"/>
-        </w:rPr>
-        <w:t xml:space="preserve"> Borrowing Management </w:t>
-      </w:r>
-      <w:proofErr w:type="spellStart"/>
-      <w:r>
-        <w:rPr>
-          <w:rFonts w:ascii="Angsana New" w:eastAsia="Angsana New" w:hAnsi="Angsana New" w:cs="Angsana New"/>
-          <w:sz w:val="32"/>
-          <w:szCs w:val="32"/>
-        </w:rPr>
-        <w:t>ตรวจสอบประวัติของสมาชิก</w:t>
-      </w:r>
-      <w:proofErr w:type="spellEnd"/>
-      <w:r>
-        <w:rPr>
-          <w:rFonts w:ascii="Angsana New" w:eastAsia="Angsana New" w:hAnsi="Angsana New" w:cs="Angsana New"/>
-          <w:sz w:val="32"/>
-          <w:szCs w:val="32"/>
-        </w:rPr>
-        <w:t xml:space="preserve"> "</w:t>
-      </w:r>
-      <w:proofErr w:type="spellStart"/>
-      <w:r>
-        <w:rPr>
-          <w:rFonts w:ascii="Angsana New" w:eastAsia="Angsana New" w:hAnsi="Angsana New" w:cs="Angsana New"/>
-          <w:sz w:val="32"/>
-          <w:szCs w:val="32"/>
-        </w:rPr>
-        <w:t>สมชาย</w:t>
-      </w:r>
-      <w:proofErr w:type="spellEnd"/>
-      <w:r>
-        <w:rPr>
-          <w:rFonts w:ascii="Angsana New" w:eastAsia="Angsana New" w:hAnsi="Angsana New" w:cs="Angsana New"/>
-          <w:sz w:val="32"/>
-          <w:szCs w:val="32"/>
-        </w:rPr>
-        <w:t xml:space="preserve"> </w:t>
-      </w:r>
-      <w:proofErr w:type="spellStart"/>
-      <w:r>
-        <w:rPr>
-          <w:rFonts w:ascii="Angsana New" w:eastAsia="Angsana New" w:hAnsi="Angsana New" w:cs="Angsana New"/>
-          <w:sz w:val="32"/>
-          <w:szCs w:val="32"/>
-        </w:rPr>
-        <w:t>ใจดี</w:t>
-      </w:r>
-      <w:proofErr w:type="spellEnd"/>
-      <w:r>
-        <w:rPr>
-          <w:rFonts w:ascii="Angsana New" w:eastAsia="Angsana New" w:hAnsi="Angsana New" w:cs="Angsana New"/>
-          <w:sz w:val="32"/>
-          <w:szCs w:val="32"/>
-        </w:rPr>
-        <w:t xml:space="preserve">" </w:t>
-      </w:r>
-      <w:proofErr w:type="spellStart"/>
-      <w:r>
-        <w:rPr>
-          <w:rFonts w:ascii="Angsana New" w:eastAsia="Angsana New" w:hAnsi="Angsana New" w:cs="Angsana New"/>
-          <w:sz w:val="32"/>
-          <w:szCs w:val="32"/>
-        </w:rPr>
-        <w:t>จะพบว่ามีหนังสือสถานะ</w:t>
-      </w:r>
-      <w:proofErr w:type="spellEnd"/>
-      <w:r>
-        <w:rPr>
-          <w:rFonts w:ascii="Angsana New" w:eastAsia="Angsana New" w:hAnsi="Angsana New" w:cs="Angsana New"/>
-          <w:sz w:val="32"/>
-          <w:szCs w:val="32"/>
-        </w:rPr>
-        <w:t xml:space="preserve"> "Borrowed" </w:t>
-      </w:r>
-      <w:proofErr w:type="spellStart"/>
-      <w:r>
-        <w:rPr>
-          <w:rFonts w:ascii="Angsana New" w:eastAsia="Angsana New" w:hAnsi="Angsana New" w:cs="Angsana New"/>
-          <w:sz w:val="32"/>
-          <w:szCs w:val="32"/>
-        </w:rPr>
-        <w:t>จำนวน</w:t>
-      </w:r>
-      <w:proofErr w:type="spellEnd"/>
-      <w:r>
-        <w:rPr>
-          <w:rFonts w:ascii="Angsana New" w:eastAsia="Angsana New" w:hAnsi="Angsana New" w:cs="Angsana New"/>
-          <w:sz w:val="32"/>
-          <w:szCs w:val="32"/>
-        </w:rPr>
-        <w:t xml:space="preserve"> 2 </w:t>
-      </w:r>
-      <w:proofErr w:type="spellStart"/>
-      <w:r>
-        <w:rPr>
-          <w:rFonts w:ascii="Angsana New" w:eastAsia="Angsana New" w:hAnsi="Angsana New" w:cs="Angsana New"/>
-          <w:sz w:val="32"/>
-          <w:szCs w:val="32"/>
-        </w:rPr>
-        <w:t>รายการ</w:t>
-      </w:r>
-      <w:proofErr w:type="spellEnd"/>
+        <w:t>ไปที่หน้า Borrowing Management ตรวจสอบประวัติของสมาชิก "สมชาย ใจดี" จะพบว่ามีหนังสือสถานะ "Borrowed" จำนวน 2 รายการ</w:t>
+      </w:r>
     </w:p>
     <w:p>
       <w:pPr>
@@ -30054,23 +28179,13 @@
           <w:szCs w:val="32"/>
         </w:rPr>
       </w:pPr>
-      <w:proofErr w:type="spellStart"/>
       <w:r>
         <w:rPr>
           <w:rFonts w:ascii="Angsana New" w:eastAsia="Angsana New" w:hAnsi="Angsana New" w:cs="Angsana New"/>
           <w:sz w:val="32"/>
           <w:szCs w:val="32"/>
         </w:rPr>
-        <w:t>ไปที่เมนู</w:t>
-      </w:r>
-      <w:proofErr w:type="spellEnd"/>
-      <w:r>
-        <w:rPr>
-          <w:rFonts w:ascii="Angsana New" w:eastAsia="Angsana New" w:hAnsi="Angsana New" w:cs="Angsana New"/>
-          <w:sz w:val="32"/>
-          <w:szCs w:val="32"/>
-        </w:rPr>
-        <w:t xml:space="preserve"> Members Management</w:t>
+        <w:t>ไปที่เมนู Members Management</w:t>
       </w:r>
     </w:p>
     <w:p>
@@ -30086,77 +28201,13 @@
           <w:szCs w:val="32"/>
         </w:rPr>
       </w:pPr>
-      <w:proofErr w:type="spellStart"/>
       <w:r>
         <w:rPr>
           <w:rFonts w:ascii="Angsana New" w:eastAsia="Angsana New" w:hAnsi="Angsana New" w:cs="Angsana New"/>
           <w:sz w:val="32"/>
           <w:szCs w:val="32"/>
         </w:rPr>
-        <w:t>คลิกปุ่ม</w:t>
-      </w:r>
-      <w:proofErr w:type="spellEnd"/>
-      <w:r>
-        <w:rPr>
-          <w:rFonts w:ascii="Angsana New" w:eastAsia="Angsana New" w:hAnsi="Angsana New" w:cs="Angsana New"/>
-          <w:sz w:val="32"/>
-          <w:szCs w:val="32"/>
-        </w:rPr>
-        <w:t xml:space="preserve"> "Edit" </w:t>
-      </w:r>
-      <w:proofErr w:type="spellStart"/>
-      <w:r>
-        <w:rPr>
-          <w:rFonts w:ascii="Angsana New" w:eastAsia="Angsana New" w:hAnsi="Angsana New" w:cs="Angsana New"/>
-          <w:sz w:val="32"/>
-          <w:szCs w:val="32"/>
-        </w:rPr>
-        <w:t>เพื่อแก้ไขข้อมูลของ</w:t>
-      </w:r>
-      <w:proofErr w:type="spellEnd"/>
-      <w:r>
-        <w:rPr>
-          <w:rFonts w:ascii="Angsana New" w:eastAsia="Angsana New" w:hAnsi="Angsana New" w:cs="Angsana New"/>
-          <w:sz w:val="32"/>
-          <w:szCs w:val="32"/>
-        </w:rPr>
-        <w:t xml:space="preserve"> "</w:t>
-      </w:r>
-      <w:proofErr w:type="spellStart"/>
-      <w:r>
-        <w:rPr>
-          <w:rFonts w:ascii="Angsana New" w:eastAsia="Angsana New" w:hAnsi="Angsana New" w:cs="Angsana New"/>
-          <w:sz w:val="32"/>
-          <w:szCs w:val="32"/>
-        </w:rPr>
-        <w:t>สมชาย</w:t>
-      </w:r>
-      <w:proofErr w:type="spellEnd"/>
-      <w:r>
-        <w:rPr>
-          <w:rFonts w:ascii="Angsana New" w:eastAsia="Angsana New" w:hAnsi="Angsana New" w:cs="Angsana New"/>
-          <w:sz w:val="32"/>
-          <w:szCs w:val="32"/>
-        </w:rPr>
-        <w:t xml:space="preserve"> </w:t>
-      </w:r>
-      <w:proofErr w:type="spellStart"/>
-      <w:r>
-        <w:rPr>
-          <w:rFonts w:ascii="Angsana New" w:eastAsia="Angsana New" w:hAnsi="Angsana New" w:cs="Angsana New"/>
-          <w:sz w:val="32"/>
-          <w:szCs w:val="32"/>
-        </w:rPr>
-        <w:t>ใจดี</w:t>
-      </w:r>
-      <w:proofErr w:type="spellEnd"/>
-      <w:r>
-        <w:rPr>
-          <w:rFonts w:ascii="Angsana New" w:eastAsia="Angsana New" w:hAnsi="Angsana New" w:cs="Angsana New"/>
-          <w:sz w:val="32"/>
-          <w:szCs w:val="32"/>
-        </w:rPr>
-        <w:t>"</w:t>
+        <w:t>คลิกปุ่ม "Edit" เพื่อแก้ไขข้อมูลของ "สมชาย ใจดี"</w:t>
       </w:r>
     </w:p>
     <w:p>
@@ -30172,70 +28223,14 @@
           <w:szCs w:val="32"/>
         </w:rPr>
       </w:pPr>
-      <w:proofErr w:type="spellStart"/>
       <w:r>
         <w:rPr>
           <w:rFonts w:ascii="Angsana New" w:eastAsia="Angsana New" w:hAnsi="Angsana New" w:cs="Angsana New"/>
           <w:sz w:val="32"/>
           <w:szCs w:val="32"/>
         </w:rPr>
-        <w:t>ปรับลดค่าในช่อง</w:t>
-      </w:r>
-      <w:proofErr w:type="spellEnd"/>
-      <w:r>
-        <w:rPr>
-          <w:rFonts w:ascii="Angsana New" w:eastAsia="Angsana New" w:hAnsi="Angsana New" w:cs="Angsana New"/>
-          <w:sz w:val="32"/>
-          <w:szCs w:val="32"/>
-        </w:rPr>
-        <w:t xml:space="preserve"> Max Books </w:t>
-      </w:r>
-      <w:proofErr w:type="spellStart"/>
-      <w:r>
-        <w:rPr>
-          <w:rFonts w:ascii="Angsana New" w:eastAsia="Angsana New" w:hAnsi="Angsana New" w:cs="Angsana New"/>
-          <w:sz w:val="32"/>
-          <w:szCs w:val="32"/>
-        </w:rPr>
-        <w:t>ให้เหลือ</w:t>
-      </w:r>
-      <w:proofErr w:type="spellEnd"/>
-      <w:r>
-        <w:rPr>
-          <w:rFonts w:ascii="Angsana New" w:eastAsia="Angsana New" w:hAnsi="Angsana New" w:cs="Angsana New"/>
-          <w:sz w:val="32"/>
-          <w:szCs w:val="32"/>
-        </w:rPr>
-        <w:t xml:space="preserve"> 1 </w:t>
-      </w:r>
-      <w:proofErr w:type="spellStart"/>
-      <w:r>
-        <w:rPr>
-          <w:rFonts w:ascii="Angsana New" w:eastAsia="Angsana New" w:hAnsi="Angsana New" w:cs="Angsana New"/>
-          <w:sz w:val="32"/>
-          <w:szCs w:val="32"/>
-        </w:rPr>
-        <w:t>เล่ม</w:t>
-      </w:r>
-      <w:proofErr w:type="spellEnd"/>
-      <w:r>
-        <w:rPr>
-          <w:rFonts w:ascii="Angsana New" w:eastAsia="Angsana New" w:hAnsi="Angsana New" w:cs="Angsana New"/>
-          <w:sz w:val="32"/>
-          <w:szCs w:val="32"/>
-        </w:rPr>
-        <w:t xml:space="preserve"> </w:t>
-      </w:r>
-      <w:proofErr w:type="spellStart"/>
-      <w:r>
-        <w:rPr>
-          <w:rFonts w:ascii="Angsana New" w:eastAsia="Angsana New" w:hAnsi="Angsana New" w:cs="Angsana New"/>
-          <w:sz w:val="32"/>
-          <w:szCs w:val="32"/>
-        </w:rPr>
-        <w:t>แล้วกดบันทึกข้อมูล</w:t>
-      </w:r>
-      <w:proofErr w:type="spellEnd"/>
+        <w:t>ปรับลดค่าในช่อง Max Books ให้เหลือ 1 เล่ม แล้วกดบันทึกข้อมูล</w:t>
+      </w:r>
     </w:p>
     <w:p>
       <w:pPr>
@@ -30250,59 +28245,13 @@
           <w:szCs w:val="32"/>
         </w:rPr>
       </w:pPr>
-      <w:proofErr w:type="spellStart"/>
       <w:r>
         <w:rPr>
           <w:rFonts w:ascii="Angsana New" w:eastAsia="Angsana New" w:hAnsi="Angsana New" w:cs="Angsana New"/>
           <w:sz w:val="32"/>
           <w:szCs w:val="32"/>
         </w:rPr>
-        <w:t>ระบบอนุญาตให้บันทึกสำเร็จ</w:t>
-      </w:r>
-      <w:proofErr w:type="spellEnd"/>
-      <w:r>
-        <w:rPr>
-          <w:rFonts w:ascii="Angsana New" w:eastAsia="Angsana New" w:hAnsi="Angsana New" w:cs="Angsana New"/>
-          <w:sz w:val="32"/>
-          <w:szCs w:val="32"/>
-        </w:rPr>
-        <w:t xml:space="preserve"> (Max Books </w:t>
-      </w:r>
-      <w:proofErr w:type="spellStart"/>
-      <w:r>
-        <w:rPr>
-          <w:rFonts w:ascii="Angsana New" w:eastAsia="Angsana New" w:hAnsi="Angsana New" w:cs="Angsana New"/>
-          <w:sz w:val="32"/>
-          <w:szCs w:val="32"/>
-        </w:rPr>
-        <w:t>กลายเป็น</w:t>
-      </w:r>
-      <w:proofErr w:type="spellEnd"/>
-      <w:r>
-        <w:rPr>
-          <w:rFonts w:ascii="Angsana New" w:eastAsia="Angsana New" w:hAnsi="Angsana New" w:cs="Angsana New"/>
-          <w:sz w:val="32"/>
-          <w:szCs w:val="32"/>
-        </w:rPr>
-        <w:t xml:space="preserve"> 1 </w:t>
-      </w:r>
-      <w:proofErr w:type="spellStart"/>
-      <w:r>
-        <w:rPr>
-          <w:rFonts w:ascii="Angsana New" w:eastAsia="Angsana New" w:hAnsi="Angsana New" w:cs="Angsana New"/>
-          <w:sz w:val="32"/>
-          <w:szCs w:val="32"/>
-        </w:rPr>
-        <w:t>ทั้งที่ยืมค้างอยู่</w:t>
-      </w:r>
-      <w:proofErr w:type="spellEnd"/>
-      <w:r>
-        <w:rPr>
-          <w:rFonts w:ascii="Angsana New" w:eastAsia="Angsana New" w:hAnsi="Angsana New" w:cs="Angsana New"/>
-          <w:sz w:val="32"/>
-          <w:szCs w:val="32"/>
-        </w:rPr>
-        <w:t xml:space="preserve"> 2)</w:t>
+        <w:t>ระบบอนุญาตให้บันทึกสำเร็จ (Max Books กลายเป็น 1 ทั้งที่ยืมค้างอยู่ 2)</w:t>
       </w:r>
     </w:p>
     <w:p>
@@ -30324,25 +28273,7 @@
           <w:sz w:val="32"/>
           <w:szCs w:val="32"/>
         </w:rPr>
-        <w:t xml:space="preserve">Evidence: </w:t>
-      </w:r>
-      <w:proofErr w:type="spellStart"/>
-      <w:r>
-        <w:rPr>
-          <w:rFonts w:ascii="Angsana New" w:eastAsia="Angsana New" w:hAnsi="Angsana New" w:cs="Angsana New"/>
-          <w:sz w:val="32"/>
-          <w:szCs w:val="32"/>
-        </w:rPr>
-        <w:t>รูปภาพ</w:t>
-      </w:r>
-      <w:proofErr w:type="spellEnd"/>
-      <w:r>
-        <w:rPr>
-          <w:rFonts w:ascii="Angsana New" w:eastAsia="Angsana New" w:hAnsi="Angsana New" w:cs="Angsana New"/>
-          <w:sz w:val="32"/>
-          <w:szCs w:val="32"/>
-        </w:rPr>
-        <w:t xml:space="preserve"> Screenshot</w:t>
+        <w:t>Evidence: รูปภาพ Screenshot</w:t>
       </w:r>
     </w:p>
     <w:p>
@@ -30595,23 +28526,13 @@
           <w:szCs w:val="32"/>
         </w:rPr>
       </w:pPr>
-      <w:proofErr w:type="spellStart"/>
       <w:r>
         <w:rPr>
           <w:rFonts w:ascii="Angsana New" w:eastAsia="Angsana New" w:hAnsi="Angsana New" w:cs="Angsana New"/>
           <w:sz w:val="32"/>
           <w:szCs w:val="32"/>
         </w:rPr>
-        <w:t>เข้าสู่ระบบด้วยสิทธิ์</w:t>
-      </w:r>
-      <w:proofErr w:type="spellEnd"/>
-      <w:r>
-        <w:rPr>
-          <w:rFonts w:ascii="Angsana New" w:eastAsia="Angsana New" w:hAnsi="Angsana New" w:cs="Angsana New"/>
-          <w:sz w:val="32"/>
-          <w:szCs w:val="32"/>
-        </w:rPr>
-        <w:t xml:space="preserve"> System Administrator</w:t>
+        <w:t>เข้าสู่ระบบด้วยสิทธิ์ System Administrator</w:t>
       </w:r>
     </w:p>
     <w:p>
@@ -30627,23 +28548,13 @@
           <w:szCs w:val="32"/>
         </w:rPr>
       </w:pPr>
-      <w:proofErr w:type="spellStart"/>
       <w:r>
         <w:rPr>
           <w:rFonts w:ascii="Angsana New" w:eastAsia="Angsana New" w:hAnsi="Angsana New" w:cs="Angsana New"/>
           <w:sz w:val="32"/>
           <w:szCs w:val="32"/>
         </w:rPr>
-        <w:t>ไปที่หน้า</w:t>
-      </w:r>
-      <w:proofErr w:type="spellEnd"/>
-      <w:r>
-        <w:rPr>
-          <w:rFonts w:ascii="Angsana New" w:eastAsia="Angsana New" w:hAnsi="Angsana New" w:cs="Angsana New"/>
-          <w:sz w:val="32"/>
-          <w:szCs w:val="32"/>
-        </w:rPr>
-        <w:t xml:space="preserve"> Borrowing Management</w:t>
+        <w:t>ไปที่หน้า Borrowing Management</w:t>
       </w:r>
     </w:p>
     <w:p>
@@ -30659,7 +28570,6 @@
           <w:szCs w:val="32"/>
         </w:rPr>
       </w:pPr>
-      <w:proofErr w:type="spellStart"/>
       <w:r>
         <w:rPr>
           <w:rFonts w:ascii="Angsana New" w:eastAsia="Angsana New" w:hAnsi="Angsana New" w:cs="Angsana New"/>
@@ -30668,7 +28578,6 @@
         </w:rPr>
         <w:t>ดูที่แถวของหนังสือที่ถูกยืม</w:t>
       </w:r>
-      <w:proofErr w:type="spellEnd"/>
     </w:p>
     <w:p>
       <w:pPr>
@@ -30683,88 +28592,14 @@
           <w:szCs w:val="32"/>
         </w:rPr>
       </w:pPr>
-      <w:proofErr w:type="spellStart"/>
       <w:r>
         <w:rPr>
           <w:rFonts w:ascii="Angsana New" w:eastAsia="Angsana New" w:hAnsi="Angsana New" w:cs="Angsana New"/>
           <w:sz w:val="32"/>
           <w:szCs w:val="32"/>
         </w:rPr>
-        <w:t>มีแค่ปุ่ม</w:t>
-      </w:r>
-      <w:proofErr w:type="spellEnd"/>
-      <w:r>
-        <w:rPr>
-          <w:rFonts w:ascii="Angsana New" w:eastAsia="Angsana New" w:hAnsi="Angsana New" w:cs="Angsana New"/>
-          <w:sz w:val="32"/>
-          <w:szCs w:val="32"/>
-        </w:rPr>
-        <w:t xml:space="preserve"> Return </w:t>
-      </w:r>
-      <w:proofErr w:type="spellStart"/>
-      <w:r>
-        <w:rPr>
-          <w:rFonts w:ascii="Angsana New" w:eastAsia="Angsana New" w:hAnsi="Angsana New" w:cs="Angsana New"/>
-          <w:sz w:val="32"/>
-          <w:szCs w:val="32"/>
-        </w:rPr>
-        <w:t>และ</w:t>
-      </w:r>
-      <w:proofErr w:type="spellEnd"/>
-      <w:r>
-        <w:rPr>
-          <w:rFonts w:ascii="Angsana New" w:eastAsia="Angsana New" w:hAnsi="Angsana New" w:cs="Angsana New"/>
-          <w:sz w:val="32"/>
-          <w:szCs w:val="32"/>
-        </w:rPr>
-        <w:t xml:space="preserve"> Details </w:t>
-      </w:r>
-      <w:proofErr w:type="spellStart"/>
-      <w:r>
-        <w:rPr>
-          <w:rFonts w:ascii="Angsana New" w:eastAsia="Angsana New" w:hAnsi="Angsana New" w:cs="Angsana New"/>
-          <w:sz w:val="32"/>
-          <w:szCs w:val="32"/>
-        </w:rPr>
-        <w:t>แต่ไม่พบปุ่ม</w:t>
-      </w:r>
-      <w:proofErr w:type="spellEnd"/>
-      <w:r>
-        <w:rPr>
-          <w:rFonts w:ascii="Angsana New" w:eastAsia="Angsana New" w:hAnsi="Angsana New" w:cs="Angsana New"/>
-          <w:sz w:val="32"/>
-          <w:szCs w:val="32"/>
-        </w:rPr>
-        <w:t xml:space="preserve"> Extend </w:t>
-      </w:r>
-      <w:proofErr w:type="spellStart"/>
-      <w:r>
-        <w:rPr>
-          <w:rFonts w:ascii="Angsana New" w:eastAsia="Angsana New" w:hAnsi="Angsana New" w:cs="Angsana New"/>
-          <w:sz w:val="32"/>
-          <w:szCs w:val="32"/>
-        </w:rPr>
-        <w:t>ตามที่</w:t>
-      </w:r>
-      <w:proofErr w:type="spellEnd"/>
-      <w:r>
-        <w:rPr>
-          <w:rFonts w:ascii="Angsana New" w:eastAsia="Angsana New" w:hAnsi="Angsana New" w:cs="Angsana New"/>
-          <w:sz w:val="32"/>
-          <w:szCs w:val="32"/>
-        </w:rPr>
-        <w:t xml:space="preserve"> Test Plan </w:t>
-      </w:r>
-      <w:proofErr w:type="spellStart"/>
-      <w:r>
-        <w:rPr>
-          <w:rFonts w:ascii="Angsana New" w:eastAsia="Angsana New" w:hAnsi="Angsana New" w:cs="Angsana New"/>
-          <w:sz w:val="32"/>
-          <w:szCs w:val="32"/>
-        </w:rPr>
-        <w:t>ระบุไว้</w:t>
-      </w:r>
-      <w:proofErr w:type="spellEnd"/>
+        <w:t>มีแค่ปุ่ม Return และ Details แต่ไม่พบปุ่ม Extend ตามที่ Test Plan ระบุไว้</w:t>
+      </w:r>
     </w:p>
     <w:p>
       <w:pPr>
@@ -30785,25 +28620,7 @@
           <w:sz w:val="32"/>
           <w:szCs w:val="32"/>
         </w:rPr>
-        <w:t xml:space="preserve">Evidence: </w:t>
-      </w:r>
-      <w:proofErr w:type="spellStart"/>
-      <w:r>
-        <w:rPr>
-          <w:rFonts w:ascii="Angsana New" w:eastAsia="Angsana New" w:hAnsi="Angsana New" w:cs="Angsana New"/>
-          <w:sz w:val="32"/>
-          <w:szCs w:val="32"/>
-        </w:rPr>
-        <w:t>รูปภาพ</w:t>
-      </w:r>
-      <w:proofErr w:type="spellEnd"/>
-      <w:r>
-        <w:rPr>
-          <w:rFonts w:ascii="Angsana New" w:eastAsia="Angsana New" w:hAnsi="Angsana New" w:cs="Angsana New"/>
-          <w:sz w:val="32"/>
-          <w:szCs w:val="32"/>
-        </w:rPr>
-        <w:t xml:space="preserve"> Screenshot</w:t>
+        <w:t>Evidence: รูปภาพ Screenshot</w:t>
       </w:r>
     </w:p>
     <w:p>
@@ -30965,23 +28782,13 @@
           <w:szCs w:val="32"/>
         </w:rPr>
       </w:pPr>
-      <w:proofErr w:type="spellStart"/>
       <w:r>
         <w:rPr>
           <w:rFonts w:ascii="Angsana New" w:eastAsia="Angsana New" w:hAnsi="Angsana New" w:cs="Angsana New"/>
           <w:sz w:val="32"/>
           <w:szCs w:val="32"/>
         </w:rPr>
-        <w:t>เข้าสู่ระบบด้วยสิทธิ์</w:t>
-      </w:r>
-      <w:proofErr w:type="spellEnd"/>
-      <w:r>
-        <w:rPr>
-          <w:rFonts w:ascii="Angsana New" w:eastAsia="Angsana New" w:hAnsi="Angsana New" w:cs="Angsana New"/>
-          <w:sz w:val="32"/>
-          <w:szCs w:val="32"/>
-        </w:rPr>
-        <w:t xml:space="preserve"> System Administrator</w:t>
+        <w:t>เข้าสู่ระบบด้วยสิทธิ์ System Administrator</w:t>
       </w:r>
     </w:p>
     <w:p>
@@ -30997,23 +28804,13 @@
           <w:szCs w:val="32"/>
         </w:rPr>
       </w:pPr>
-      <w:proofErr w:type="spellStart"/>
       <w:r>
         <w:rPr>
           <w:rFonts w:ascii="Angsana New" w:eastAsia="Angsana New" w:hAnsi="Angsana New" w:cs="Angsana New"/>
           <w:sz w:val="32"/>
           <w:szCs w:val="32"/>
         </w:rPr>
-        <w:t>ไปที่หน้า</w:t>
-      </w:r>
-      <w:proofErr w:type="spellEnd"/>
-      <w:r>
-        <w:rPr>
-          <w:rFonts w:ascii="Angsana New" w:eastAsia="Angsana New" w:hAnsi="Angsana New" w:cs="Angsana New"/>
-          <w:sz w:val="32"/>
-          <w:szCs w:val="32"/>
-        </w:rPr>
-        <w:t xml:space="preserve"> Members Management</w:t>
+        <w:t>ไปที่หน้า Members Management</w:t>
       </w:r>
     </w:p>
     <w:p>
@@ -31029,7 +28826,6 @@
           <w:szCs w:val="32"/>
         </w:rPr>
       </w:pPr>
-      <w:proofErr w:type="spellStart"/>
       <w:r>
         <w:rPr>
           <w:rFonts w:ascii="Angsana New" w:eastAsia="Angsana New" w:hAnsi="Angsana New" w:cs="Angsana New"/>
@@ -31038,7 +28834,6 @@
         </w:rPr>
         <w:t>ดูชื่อ-นามสกุลของสมาชิก</w:t>
       </w:r>
-      <w:proofErr w:type="spellEnd"/>
     </w:p>
     <w:p>
       <w:pPr>
@@ -31053,52 +28848,14 @@
           <w:szCs w:val="32"/>
         </w:rPr>
       </w:pPr>
-      <w:proofErr w:type="spellStart"/>
       <w:r>
         <w:rPr>
           <w:rFonts w:ascii="Angsana New" w:eastAsia="Angsana New" w:hAnsi="Angsana New" w:cs="Angsana New"/>
           <w:sz w:val="32"/>
           <w:szCs w:val="32"/>
         </w:rPr>
-        <w:t>ไม่มีปุ่มให้กดเพื่อดูประวัติการยืม-คืน</w:t>
-      </w:r>
-      <w:proofErr w:type="spellEnd"/>
-      <w:r>
-        <w:rPr>
-          <w:rFonts w:ascii="Angsana New" w:eastAsia="Angsana New" w:hAnsi="Angsana New" w:cs="Angsana New"/>
-          <w:sz w:val="32"/>
-          <w:szCs w:val="32"/>
-        </w:rPr>
-        <w:t xml:space="preserve"> </w:t>
-      </w:r>
-      <w:proofErr w:type="spellStart"/>
-      <w:r>
-        <w:rPr>
-          <w:rFonts w:ascii="Angsana New" w:eastAsia="Angsana New" w:hAnsi="Angsana New" w:cs="Angsana New"/>
-          <w:sz w:val="32"/>
-          <w:szCs w:val="32"/>
-        </w:rPr>
-        <w:t>ตามที่</w:t>
-      </w:r>
-      <w:proofErr w:type="spellEnd"/>
-      <w:r>
-        <w:rPr>
-          <w:rFonts w:ascii="Angsana New" w:eastAsia="Angsana New" w:hAnsi="Angsana New" w:cs="Angsana New"/>
-          <w:sz w:val="32"/>
-          <w:szCs w:val="32"/>
-        </w:rPr>
-        <w:t xml:space="preserve"> Test Plan </w:t>
-      </w:r>
-      <w:proofErr w:type="spellStart"/>
-      <w:r>
-        <w:rPr>
-          <w:rFonts w:ascii="Angsana New" w:eastAsia="Angsana New" w:hAnsi="Angsana New" w:cs="Angsana New"/>
-          <w:sz w:val="32"/>
-          <w:szCs w:val="32"/>
-        </w:rPr>
-        <w:t>ระบุไว้</w:t>
-      </w:r>
-      <w:proofErr w:type="spellEnd"/>
+        <w:t>ไม่มีปุ่มให้กดเพื่อดูประวัติการยืม-คืน ตามที่ Test Plan ระบุไว้</w:t>
+      </w:r>
     </w:p>
     <w:p>
       <w:pPr>
@@ -31119,25 +28876,7 @@
           <w:sz w:val="32"/>
           <w:szCs w:val="32"/>
         </w:rPr>
-        <w:t xml:space="preserve">Evidence: </w:t>
-      </w:r>
-      <w:proofErr w:type="spellStart"/>
-      <w:r>
-        <w:rPr>
-          <w:rFonts w:ascii="Angsana New" w:eastAsia="Angsana New" w:hAnsi="Angsana New" w:cs="Angsana New"/>
-          <w:sz w:val="32"/>
-          <w:szCs w:val="32"/>
-        </w:rPr>
-        <w:t>รูปภาพ</w:t>
-      </w:r>
-      <w:proofErr w:type="spellEnd"/>
-      <w:r>
-        <w:rPr>
-          <w:rFonts w:ascii="Angsana New" w:eastAsia="Angsana New" w:hAnsi="Angsana New" w:cs="Angsana New"/>
-          <w:sz w:val="32"/>
-          <w:szCs w:val="32"/>
-        </w:rPr>
-        <w:t xml:space="preserve"> Screenshot</w:t>
+        <w:t>Evidence: รูปภาพ Screenshot</w:t>
       </w:r>
     </w:p>
     <w:p>
@@ -31300,23 +29039,13 @@
           <w:szCs w:val="32"/>
         </w:rPr>
       </w:pPr>
-      <w:proofErr w:type="spellStart"/>
       <w:r>
         <w:rPr>
           <w:rFonts w:ascii="Angsana New" w:eastAsia="Angsana New" w:hAnsi="Angsana New" w:cs="Angsana New"/>
           <w:sz w:val="32"/>
           <w:szCs w:val="32"/>
         </w:rPr>
-        <w:t>เข้าสู่ระบบด้วยสิทธิ์</w:t>
-      </w:r>
-      <w:proofErr w:type="spellEnd"/>
-      <w:r>
-        <w:rPr>
-          <w:rFonts w:ascii="Angsana New" w:eastAsia="Angsana New" w:hAnsi="Angsana New" w:cs="Angsana New"/>
-          <w:sz w:val="32"/>
-          <w:szCs w:val="32"/>
-        </w:rPr>
-        <w:t xml:space="preserve"> System Administrator</w:t>
+        <w:t>เข้าสู่ระบบด้วยสิทธิ์ System Administrator</w:t>
       </w:r>
     </w:p>
     <w:p>
@@ -31332,23 +29061,13 @@
           <w:szCs w:val="32"/>
         </w:rPr>
       </w:pPr>
-      <w:proofErr w:type="spellStart"/>
       <w:r>
         <w:rPr>
           <w:rFonts w:ascii="Angsana New" w:eastAsia="Angsana New" w:hAnsi="Angsana New" w:cs="Angsana New"/>
           <w:sz w:val="32"/>
           <w:szCs w:val="32"/>
         </w:rPr>
-        <w:t>ไปที่หน้า</w:t>
-      </w:r>
-      <w:proofErr w:type="spellEnd"/>
-      <w:r>
-        <w:rPr>
-          <w:rFonts w:ascii="Angsana New" w:eastAsia="Angsana New" w:hAnsi="Angsana New" w:cs="Angsana New"/>
-          <w:sz w:val="32"/>
-          <w:szCs w:val="32"/>
-        </w:rPr>
-        <w:t xml:space="preserve"> Reports</w:t>
+        <w:t>ไปที่หน้า Reports</w:t>
       </w:r>
     </w:p>
     <w:p>
@@ -31364,52 +29083,14 @@
           <w:szCs w:val="32"/>
         </w:rPr>
       </w:pPr>
-      <w:proofErr w:type="spellStart"/>
       <w:r>
         <w:rPr>
           <w:rFonts w:ascii="Angsana New" w:eastAsia="Angsana New" w:hAnsi="Angsana New" w:cs="Angsana New"/>
           <w:sz w:val="32"/>
           <w:szCs w:val="32"/>
         </w:rPr>
-        <w:t>ไม่พบกราฟแสดงผล</w:t>
-      </w:r>
-      <w:proofErr w:type="spellEnd"/>
-      <w:r>
-        <w:rPr>
-          <w:rFonts w:ascii="Angsana New" w:eastAsia="Angsana New" w:hAnsi="Angsana New" w:cs="Angsana New"/>
-          <w:sz w:val="32"/>
-          <w:szCs w:val="32"/>
-        </w:rPr>
-        <w:t xml:space="preserve"> </w:t>
-      </w:r>
-      <w:proofErr w:type="spellStart"/>
-      <w:r>
-        <w:rPr>
-          <w:rFonts w:ascii="Angsana New" w:eastAsia="Angsana New" w:hAnsi="Angsana New" w:cs="Angsana New"/>
-          <w:sz w:val="32"/>
-          <w:szCs w:val="32"/>
-        </w:rPr>
-        <w:t>ตามที่</w:t>
-      </w:r>
-      <w:proofErr w:type="spellEnd"/>
-      <w:r>
-        <w:rPr>
-          <w:rFonts w:ascii="Angsana New" w:eastAsia="Angsana New" w:hAnsi="Angsana New" w:cs="Angsana New"/>
-          <w:sz w:val="32"/>
-          <w:szCs w:val="32"/>
-        </w:rPr>
-        <w:t xml:space="preserve"> Test Plan </w:t>
-      </w:r>
-      <w:proofErr w:type="spellStart"/>
-      <w:r>
-        <w:rPr>
-          <w:rFonts w:ascii="Angsana New" w:eastAsia="Angsana New" w:hAnsi="Angsana New" w:cs="Angsana New"/>
-          <w:sz w:val="32"/>
-          <w:szCs w:val="32"/>
-        </w:rPr>
-        <w:t>ระบุไว้</w:t>
-      </w:r>
-      <w:proofErr w:type="spellEnd"/>
+        <w:t>ไม่พบกราฟแสดงผล ตามที่ Test Plan ระบุไว้</w:t>
+      </w:r>
     </w:p>
     <w:p>
       <w:pPr>
@@ -31430,25 +29111,7 @@
           <w:sz w:val="32"/>
           <w:szCs w:val="32"/>
         </w:rPr>
-        <w:t xml:space="preserve">Evidence: </w:t>
-      </w:r>
-      <w:proofErr w:type="spellStart"/>
-      <w:r>
-        <w:rPr>
-          <w:rFonts w:ascii="Angsana New" w:eastAsia="Angsana New" w:hAnsi="Angsana New" w:cs="Angsana New"/>
-          <w:sz w:val="32"/>
-          <w:szCs w:val="32"/>
-        </w:rPr>
-        <w:t>รูปภาพ</w:t>
-      </w:r>
-      <w:proofErr w:type="spellEnd"/>
-      <w:r>
-        <w:rPr>
-          <w:rFonts w:ascii="Angsana New" w:eastAsia="Angsana New" w:hAnsi="Angsana New" w:cs="Angsana New"/>
-          <w:sz w:val="32"/>
-          <w:szCs w:val="32"/>
-        </w:rPr>
-        <w:t xml:space="preserve"> Screenshot</w:t>
+        <w:t>Evidence: รูปภาพ Screenshot</w:t>
       </w:r>
     </w:p>
     <w:p>
@@ -31604,23 +29267,13 @@
           <w:szCs w:val="32"/>
         </w:rPr>
       </w:pPr>
-      <w:proofErr w:type="spellStart"/>
       <w:r>
         <w:rPr>
           <w:rFonts w:ascii="Angsana New" w:eastAsia="Angsana New" w:hAnsi="Angsana New" w:cs="Angsana New"/>
           <w:sz w:val="32"/>
           <w:szCs w:val="32"/>
         </w:rPr>
-        <w:t>เข้าสู่ระบบด้วยสิทธิ์</w:t>
-      </w:r>
-      <w:proofErr w:type="spellEnd"/>
-      <w:r>
-        <w:rPr>
-          <w:rFonts w:ascii="Angsana New" w:eastAsia="Angsana New" w:hAnsi="Angsana New" w:cs="Angsana New"/>
-          <w:sz w:val="32"/>
-          <w:szCs w:val="32"/>
-        </w:rPr>
-        <w:t xml:space="preserve"> System Administrator</w:t>
+        <w:t>เข้าสู่ระบบด้วยสิทธิ์ System Administrator</w:t>
       </w:r>
     </w:p>
     <w:p>
@@ -31636,23 +29289,13 @@
           <w:szCs w:val="32"/>
         </w:rPr>
       </w:pPr>
-      <w:proofErr w:type="spellStart"/>
       <w:r>
         <w:rPr>
           <w:rFonts w:ascii="Angsana New" w:eastAsia="Angsana New" w:hAnsi="Angsana New" w:cs="Angsana New"/>
           <w:sz w:val="32"/>
           <w:szCs w:val="32"/>
         </w:rPr>
-        <w:t>ไปที่หน้า</w:t>
-      </w:r>
-      <w:proofErr w:type="spellEnd"/>
-      <w:r>
-        <w:rPr>
-          <w:rFonts w:ascii="Angsana New" w:eastAsia="Angsana New" w:hAnsi="Angsana New" w:cs="Angsana New"/>
-          <w:sz w:val="32"/>
-          <w:szCs w:val="32"/>
-        </w:rPr>
-        <w:t xml:space="preserve"> Members Management</w:t>
+        <w:t>ไปที่หน้า Members Management</w:t>
       </w:r>
     </w:p>
     <w:p>
@@ -31668,70 +29311,14 @@
           <w:szCs w:val="32"/>
         </w:rPr>
       </w:pPr>
-      <w:proofErr w:type="spellStart"/>
       <w:r>
         <w:rPr>
           <w:rFonts w:ascii="Angsana New" w:eastAsia="Angsana New" w:hAnsi="Angsana New" w:cs="Angsana New"/>
           <w:sz w:val="32"/>
           <w:szCs w:val="32"/>
         </w:rPr>
-        <w:t>ไม่พบช่องกรอกข้อความและปุ่ม</w:t>
-      </w:r>
-      <w:proofErr w:type="spellEnd"/>
-      <w:r>
-        <w:rPr>
-          <w:rFonts w:ascii="Angsana New" w:eastAsia="Angsana New" w:hAnsi="Angsana New" w:cs="Angsana New"/>
-          <w:sz w:val="32"/>
-          <w:szCs w:val="32"/>
-        </w:rPr>
-        <w:t xml:space="preserve"> Search </w:t>
-      </w:r>
-      <w:proofErr w:type="spellStart"/>
-      <w:r>
-        <w:rPr>
-          <w:rFonts w:ascii="Angsana New" w:eastAsia="Angsana New" w:hAnsi="Angsana New" w:cs="Angsana New"/>
-          <w:sz w:val="32"/>
-          <w:szCs w:val="32"/>
-        </w:rPr>
-        <w:t>บนหน้าจอ</w:t>
-      </w:r>
-      <w:proofErr w:type="spellEnd"/>
-      <w:r>
-        <w:rPr>
-          <w:rFonts w:ascii="Angsana New" w:eastAsia="Angsana New" w:hAnsi="Angsana New" w:cs="Angsana New"/>
-          <w:sz w:val="32"/>
-          <w:szCs w:val="32"/>
-        </w:rPr>
-        <w:t xml:space="preserve"> </w:t>
-      </w:r>
-      <w:proofErr w:type="spellStart"/>
-      <w:r>
-        <w:rPr>
-          <w:rFonts w:ascii="Angsana New" w:eastAsia="Angsana New" w:hAnsi="Angsana New" w:cs="Angsana New"/>
-          <w:sz w:val="32"/>
-          <w:szCs w:val="32"/>
-        </w:rPr>
-        <w:t>ตามที่</w:t>
-      </w:r>
-      <w:proofErr w:type="spellEnd"/>
-      <w:r>
-        <w:rPr>
-          <w:rFonts w:ascii="Angsana New" w:eastAsia="Angsana New" w:hAnsi="Angsana New" w:cs="Angsana New"/>
-          <w:sz w:val="32"/>
-          <w:szCs w:val="32"/>
-        </w:rPr>
-        <w:t xml:space="preserve"> Test Plan </w:t>
-      </w:r>
-      <w:proofErr w:type="spellStart"/>
-      <w:r>
-        <w:rPr>
-          <w:rFonts w:ascii="Angsana New" w:eastAsia="Angsana New" w:hAnsi="Angsana New" w:cs="Angsana New"/>
-          <w:sz w:val="32"/>
-          <w:szCs w:val="32"/>
-        </w:rPr>
-        <w:t>ระบุไว้</w:t>
-      </w:r>
-      <w:proofErr w:type="spellEnd"/>
+        <w:t>ไม่พบช่องกรอกข้อความและปุ่ม Search บนหน้าจอ ตามที่ Test Plan ระบุไว้</w:t>
+      </w:r>
     </w:p>
     <w:p>
       <w:pPr>
@@ -31752,25 +29339,7 @@
           <w:sz w:val="32"/>
           <w:szCs w:val="32"/>
         </w:rPr>
-        <w:t xml:space="preserve">Evidence: </w:t>
-      </w:r>
-      <w:proofErr w:type="spellStart"/>
-      <w:r>
-        <w:rPr>
-          <w:rFonts w:ascii="Angsana New" w:eastAsia="Angsana New" w:hAnsi="Angsana New" w:cs="Angsana New"/>
-          <w:sz w:val="32"/>
-          <w:szCs w:val="32"/>
-        </w:rPr>
-        <w:t>รูปภาพ</w:t>
-      </w:r>
-      <w:proofErr w:type="spellEnd"/>
-      <w:r>
-        <w:rPr>
-          <w:rFonts w:ascii="Angsana New" w:eastAsia="Angsana New" w:hAnsi="Angsana New" w:cs="Angsana New"/>
-          <w:sz w:val="32"/>
-          <w:szCs w:val="32"/>
-        </w:rPr>
-        <w:t xml:space="preserve"> Screenshot</w:t>
+        <w:t>Evidence: รูปภาพ Screenshot</w:t>
       </w:r>
     </w:p>
     <w:p>
@@ -31834,7 +29403,6 @@
         </w:rPr>
       </w:pPr>
       <w:bookmarkStart w:id="21" w:name="_Toc226336978"/>
-      <w:proofErr w:type="spellStart"/>
       <w:r>
         <w:rPr>
           <w:rFonts w:ascii="Angsana New" w:eastAsia="Angsana New" w:hAnsi="Angsana New" w:cs="Angsana New"/>
@@ -31844,40 +29412,7 @@
           <w:szCs w:val="40"/>
         </w:rPr>
         <w:lastRenderedPageBreak/>
-        <w:t>บทที่</w:t>
-      </w:r>
-      <w:proofErr w:type="spellEnd"/>
-      <w:r>
-        <w:rPr>
-          <w:rFonts w:ascii="Angsana New" w:eastAsia="Angsana New" w:hAnsi="Angsana New" w:cs="Angsana New"/>
-          <w:b/>
-          <w:bCs/>
-          <w:color w:val="auto"/>
-          <w:szCs w:val="40"/>
-        </w:rPr>
-        <w:t xml:space="preserve"> 6: </w:t>
-      </w:r>
-      <w:proofErr w:type="spellStart"/>
-      <w:r>
-        <w:rPr>
-          <w:rFonts w:ascii="Angsana New" w:eastAsia="Angsana New" w:hAnsi="Angsana New" w:cs="Angsana New"/>
-          <w:b/>
-          <w:bCs/>
-          <w:color w:val="auto"/>
-          <w:szCs w:val="40"/>
-        </w:rPr>
-        <w:t>การวิเคราะห์และเมตริกส์</w:t>
-      </w:r>
-      <w:proofErr w:type="spellEnd"/>
-      <w:r>
-        <w:rPr>
-          <w:rFonts w:ascii="Angsana New" w:eastAsia="Angsana New" w:hAnsi="Angsana New" w:cs="Angsana New"/>
-          <w:b/>
-          <w:bCs/>
-          <w:color w:val="auto"/>
-          <w:szCs w:val="40"/>
-        </w:rPr>
-        <w:t xml:space="preserve"> (Metrics &amp; Analysis)</w:t>
+        <w:t>บทที่ 6: การวิเคราะห์และเมตริกส์ (Metrics &amp; Analysis)</w:t>
       </w:r>
       <w:bookmarkEnd w:id="21"/>
     </w:p>
@@ -31901,22 +29436,9 @@
           <w:sz w:val="36"/>
           <w:szCs w:val="36"/>
         </w:rPr>
-        <w:t xml:space="preserve">6.1 </w:t>
-      </w:r>
-      <w:proofErr w:type="spellStart"/>
-      <w:r>
-        <w:rPr>
-          <w:rFonts w:ascii="Angsana New" w:eastAsia="Angsana New" w:hAnsi="Angsana New" w:cs="Angsana New"/>
-          <w:b/>
-          <w:bCs/>
-          <w:color w:val="auto"/>
-          <w:sz w:val="36"/>
-          <w:szCs w:val="36"/>
-        </w:rPr>
-        <w:t>สรุปผล</w:t>
+        <w:t>6.1 สรุปผล</w:t>
       </w:r>
       <w:bookmarkEnd w:id="22"/>
-      <w:proofErr w:type="spellEnd"/>
     </w:p>
     <w:p>
       <w:pPr>
@@ -31991,79 +29513,7 @@
           <w:sz w:val="32"/>
           <w:szCs w:val="32"/>
         </w:rPr>
-        <w:t xml:space="preserve">“ </w:t>
-      </w:r>
-      <w:proofErr w:type="spellStart"/>
-      <w:r>
-        <w:rPr>
-          <w:rFonts w:ascii="Angsana New" w:eastAsia="Angsana New" w:hAnsi="Angsana New" w:cs="Angsana New"/>
-          <w:sz w:val="32"/>
-          <w:szCs w:val="32"/>
-        </w:rPr>
-        <w:t>ผ่าน</w:t>
-      </w:r>
-      <w:proofErr w:type="spellEnd"/>
-      <w:r>
-        <w:rPr>
-          <w:rFonts w:ascii="Angsana New" w:eastAsia="Angsana New" w:hAnsi="Angsana New" w:cs="Angsana New"/>
-          <w:sz w:val="32"/>
-          <w:szCs w:val="32"/>
-        </w:rPr>
-        <w:t xml:space="preserve"> (Pass) </w:t>
-      </w:r>
-      <w:proofErr w:type="spellStart"/>
-      <w:r>
-        <w:rPr>
-          <w:rFonts w:ascii="Angsana New" w:eastAsia="Angsana New" w:hAnsi="Angsana New" w:cs="Angsana New"/>
-          <w:sz w:val="32"/>
-          <w:szCs w:val="32"/>
-        </w:rPr>
-        <w:t>จำนวน</w:t>
-      </w:r>
-      <w:proofErr w:type="spellEnd"/>
-      <w:r>
-        <w:rPr>
-          <w:rFonts w:ascii="Angsana New" w:eastAsia="Angsana New" w:hAnsi="Angsana New" w:cs="Angsana New"/>
-          <w:sz w:val="32"/>
-          <w:szCs w:val="32"/>
-        </w:rPr>
-        <w:t xml:space="preserve"> 43 </w:t>
-      </w:r>
-      <w:proofErr w:type="spellStart"/>
-      <w:r>
-        <w:rPr>
-          <w:rFonts w:ascii="Angsana New" w:eastAsia="Angsana New" w:hAnsi="Angsana New" w:cs="Angsana New"/>
-          <w:sz w:val="32"/>
-          <w:szCs w:val="32"/>
-        </w:rPr>
-        <w:t>เคส</w:t>
-      </w:r>
-      <w:proofErr w:type="spellEnd"/>
-      <w:r>
-        <w:rPr>
-          <w:rFonts w:ascii="Angsana New" w:eastAsia="Angsana New" w:hAnsi="Angsana New" w:cs="Angsana New"/>
-          <w:sz w:val="32"/>
-          <w:szCs w:val="32"/>
-        </w:rPr>
-        <w:t xml:space="preserve"> </w:t>
-      </w:r>
-      <w:proofErr w:type="spellStart"/>
-      <w:r>
-        <w:rPr>
-          <w:rFonts w:ascii="Angsana New" w:eastAsia="Angsana New" w:hAnsi="Angsana New" w:cs="Angsana New"/>
-          <w:sz w:val="32"/>
-          <w:szCs w:val="32"/>
-        </w:rPr>
-        <w:t>คิดเป็น</w:t>
-      </w:r>
-      <w:proofErr w:type="spellEnd"/>
-      <w:r>
-        <w:rPr>
-          <w:rFonts w:ascii="Angsana New" w:eastAsia="Angsana New" w:hAnsi="Angsana New" w:cs="Angsana New"/>
-          <w:sz w:val="32"/>
-          <w:szCs w:val="32"/>
-        </w:rPr>
-        <w:t xml:space="preserve"> 86 % ”</w:t>
+        <w:t>“ ผ่าน (Pass) จำนวน 43 เคส คิดเป็น 86 % ”</w:t>
       </w:r>
     </w:p>
     <w:p>
@@ -32085,79 +29535,7 @@
           <w:sz w:val="32"/>
           <w:szCs w:val="32"/>
         </w:rPr>
-        <w:t>“</w:t>
-      </w:r>
-      <w:proofErr w:type="spellStart"/>
-      <w:r>
-        <w:rPr>
-          <w:rFonts w:ascii="Angsana New" w:eastAsia="Angsana New" w:hAnsi="Angsana New" w:cs="Angsana New"/>
-          <w:sz w:val="32"/>
-          <w:szCs w:val="32"/>
-        </w:rPr>
-        <w:t>ไม่ผ่าน</w:t>
-      </w:r>
-      <w:proofErr w:type="spellEnd"/>
-      <w:r>
-        <w:rPr>
-          <w:rFonts w:ascii="Angsana New" w:eastAsia="Angsana New" w:hAnsi="Angsana New" w:cs="Angsana New"/>
-          <w:sz w:val="32"/>
-          <w:szCs w:val="32"/>
-        </w:rPr>
-        <w:t xml:space="preserve"> (Fail) </w:t>
-      </w:r>
-      <w:proofErr w:type="spellStart"/>
-      <w:r>
-        <w:rPr>
-          <w:rFonts w:ascii="Angsana New" w:eastAsia="Angsana New" w:hAnsi="Angsana New" w:cs="Angsana New"/>
-          <w:sz w:val="32"/>
-          <w:szCs w:val="32"/>
-        </w:rPr>
-        <w:t>จำนวน</w:t>
-      </w:r>
-      <w:proofErr w:type="spellEnd"/>
-      <w:r>
-        <w:rPr>
-          <w:rFonts w:ascii="Angsana New" w:eastAsia="Angsana New" w:hAnsi="Angsana New" w:cs="Angsana New"/>
-          <w:sz w:val="32"/>
-          <w:szCs w:val="32"/>
-        </w:rPr>
-        <w:t xml:space="preserve"> 7 </w:t>
-      </w:r>
-      <w:proofErr w:type="spellStart"/>
-      <w:r>
-        <w:rPr>
-          <w:rFonts w:ascii="Angsana New" w:eastAsia="Angsana New" w:hAnsi="Angsana New" w:cs="Angsana New"/>
-          <w:sz w:val="32"/>
-          <w:szCs w:val="32"/>
-        </w:rPr>
-        <w:t>เคส</w:t>
-      </w:r>
-      <w:proofErr w:type="spellEnd"/>
-      <w:r>
-        <w:rPr>
-          <w:rFonts w:ascii="Angsana New" w:eastAsia="Angsana New" w:hAnsi="Angsana New" w:cs="Angsana New"/>
-          <w:sz w:val="32"/>
-          <w:szCs w:val="32"/>
-        </w:rPr>
-        <w:t xml:space="preserve"> </w:t>
-      </w:r>
-      <w:proofErr w:type="spellStart"/>
-      <w:r>
-        <w:rPr>
-          <w:rFonts w:ascii="Angsana New" w:eastAsia="Angsana New" w:hAnsi="Angsana New" w:cs="Angsana New"/>
-          <w:sz w:val="32"/>
-          <w:szCs w:val="32"/>
-        </w:rPr>
-        <w:t>คิดเป็น</w:t>
-      </w:r>
-      <w:proofErr w:type="spellEnd"/>
-      <w:r>
-        <w:rPr>
-          <w:rFonts w:ascii="Angsana New" w:eastAsia="Angsana New" w:hAnsi="Angsana New" w:cs="Angsana New"/>
-          <w:sz w:val="32"/>
-          <w:szCs w:val="32"/>
-        </w:rPr>
-        <w:t xml:space="preserve"> 14 %”</w:t>
+        <w:t>“ไม่ผ่าน (Fail) จำนวน 7 เคส คิดเป็น 14 %”</w:t>
       </w:r>
       <w:r>
         <w:rPr>
@@ -32188,9 +29566,444 @@
           <w:szCs w:val="36"/>
         </w:rPr>
         <w:lastRenderedPageBreak/>
-        <w:t xml:space="preserve">6.2 </w:t>
-      </w:r>
-      <w:proofErr w:type="spellStart"/>
+        <w:t>6.2 เมตริกส์สำคัญ</w:t>
+      </w:r>
+      <w:r>
+        <w:rPr>
+          <w:rFonts w:ascii="Angsana New" w:eastAsia="Angsana New" w:hAnsi="Angsana New" w:cs="Angsana New"/>
+          <w:color w:val="auto"/>
+          <w:szCs w:val="32"/>
+        </w:rPr>
+        <w:t>:</w:t>
+      </w:r>
+      <w:bookmarkEnd w:id="23"/>
+    </w:p>
+    <w:p>
+      <w:pPr>
+        <w:pStyle w:val="a9"/>
+        <w:numPr>
+          <w:ilvl w:val="1"/>
+          <w:numId w:val="7"/>
+        </w:numPr>
+        <w:rPr>
+          <w:rFonts w:ascii="Angsana New" w:eastAsia="Angsana New" w:hAnsi="Angsana New" w:cs="Angsana New"/>
+          <w:sz w:val="32"/>
+          <w:szCs w:val="32"/>
+        </w:rPr>
+      </w:pPr>
+      <w:r>
+        <w:rPr>
+          <w:rFonts w:ascii="Angsana New" w:eastAsia="Angsana New" w:hAnsi="Angsana New" w:cs="Angsana New"/>
+          <w:sz w:val="32"/>
+          <w:szCs w:val="32"/>
+        </w:rPr>
+        <w:t>Defect Density: จำนวนบั๊กต่อจำนวนเคส</w:t>
+      </w:r>
+    </w:p>
+    <w:p>
+      <w:pPr>
+        <w:ind w:left="1440"/>
+        <w:rPr>
+          <w:rFonts w:ascii="Angsana New" w:eastAsia="Angsana New" w:hAnsi="Angsana New" w:cs="Angsana New"/>
+          <w:sz w:val="32"/>
+          <w:szCs w:val="32"/>
+        </w:rPr>
+      </w:pPr>
+      <w:r>
+        <w:rPr>
+          <w:rFonts w:ascii="Angsana New" w:eastAsia="Angsana New" w:hAnsi="Angsana New" w:cs="Angsana New"/>
+          <w:sz w:val="32"/>
+          <w:szCs w:val="32"/>
+        </w:rPr>
+        <w:t>จากการทดสอบพบว่า :</w:t>
+      </w:r>
+    </w:p>
+    <w:p>
+      <w:pPr>
+        <w:pStyle w:val="a9"/>
+        <w:numPr>
+          <w:ilvl w:val="0"/>
+          <w:numId w:val="6"/>
+        </w:numPr>
+        <w:ind w:left="2160"/>
+        <w:rPr>
+          <w:rFonts w:ascii="Angsana New" w:eastAsia="Angsana New" w:hAnsi="Angsana New" w:cs="Angsana New"/>
+          <w:sz w:val="32"/>
+          <w:szCs w:val="32"/>
+        </w:rPr>
+      </w:pPr>
+      <w:r>
+        <w:rPr>
+          <w:rFonts w:ascii="Angsana New" w:eastAsia="Angsana New" w:hAnsi="Angsana New" w:cs="Angsana New"/>
+          <w:sz w:val="32"/>
+          <w:szCs w:val="32"/>
+        </w:rPr>
+        <w:t xml:space="preserve">จำนวน Bug = </w:t>
+      </w:r>
+      <w:r>
+        <w:rPr>
+          <w:rFonts w:ascii="Angsana New" w:eastAsia="Angsana New" w:hAnsi="Angsana New" w:cs="Angsana New" w:hint="cs"/>
+          <w:sz w:val="32"/>
+          <w:szCs w:val="32"/>
+          <w:cs/>
+        </w:rPr>
+        <w:t>8</w:t>
+      </w:r>
+      <w:r>
+        <w:rPr>
+          <w:rFonts w:ascii="Angsana New" w:eastAsia="Angsana New" w:hAnsi="Angsana New" w:cs="Angsana New"/>
+          <w:sz w:val="32"/>
+          <w:szCs w:val="32"/>
+        </w:rPr>
+        <w:t xml:space="preserve"> รายการ</w:t>
+      </w:r>
+    </w:p>
+    <w:p>
+      <w:pPr>
+        <w:pStyle w:val="a9"/>
+        <w:numPr>
+          <w:ilvl w:val="0"/>
+          <w:numId w:val="5"/>
+        </w:numPr>
+        <w:ind w:left="2160"/>
+        <w:rPr>
+          <w:rFonts w:ascii="Angsana New" w:eastAsia="Angsana New" w:hAnsi="Angsana New" w:cs="Angsana New"/>
+          <w:sz w:val="32"/>
+          <w:szCs w:val="32"/>
+        </w:rPr>
+      </w:pPr>
+      <w:r>
+        <w:rPr>
+          <w:rFonts w:ascii="Angsana New" w:eastAsia="Angsana New" w:hAnsi="Angsana New" w:cs="Angsana New"/>
+          <w:sz w:val="32"/>
+          <w:szCs w:val="32"/>
+        </w:rPr>
+        <w:t>จำนวน Test Case = 50</w:t>
+      </w:r>
+    </w:p>
+    <w:p>
+      <w:pPr>
+        <w:ind w:left="1440"/>
+        <w:rPr>
+          <w:rFonts w:ascii="Angsana New" w:eastAsia="Angsana New" w:hAnsi="Angsana New" w:cs="Angsana New"/>
+          <w:sz w:val="32"/>
+          <w:szCs w:val="32"/>
+        </w:rPr>
+      </w:pPr>
+      <w:r>
+        <w:rPr>
+          <w:rFonts w:ascii="Angsana New" w:eastAsia="Angsana New" w:hAnsi="Angsana New" w:cs="Angsana New"/>
+          <w:sz w:val="32"/>
+          <w:szCs w:val="32"/>
+        </w:rPr>
+        <w:t xml:space="preserve">ดังนั้น Defect Density = </w:t>
+      </w:r>
+      <w:r>
+        <w:rPr>
+          <w:rFonts w:ascii="Angsana New" w:eastAsia="Angsana New" w:hAnsi="Angsana New" w:cs="Angsana New" w:hint="cs"/>
+          <w:sz w:val="32"/>
+          <w:szCs w:val="32"/>
+          <w:cs/>
+        </w:rPr>
+        <w:t>8</w:t>
+      </w:r>
+      <w:r>
+        <w:rPr>
+          <w:rFonts w:ascii="Angsana New" w:eastAsia="Angsana New" w:hAnsi="Angsana New" w:cs="Angsana New"/>
+          <w:sz w:val="32"/>
+          <w:szCs w:val="32"/>
+        </w:rPr>
+        <w:t>/50 = 0.</w:t>
+      </w:r>
+      <w:r>
+        <w:rPr>
+          <w:rFonts w:ascii="Angsana New" w:eastAsia="Angsana New" w:hAnsi="Angsana New" w:cs="Angsana New" w:hint="cs"/>
+          <w:sz w:val="32"/>
+          <w:szCs w:val="32"/>
+          <w:cs/>
+        </w:rPr>
+        <w:t>16</w:t>
+      </w:r>
+      <w:r>
+        <w:rPr>
+          <w:rFonts w:ascii="Angsana New" w:eastAsia="Angsana New" w:hAnsi="Angsana New" w:cs="Angsana New"/>
+          <w:sz w:val="32"/>
+          <w:szCs w:val="32"/>
+        </w:rPr>
+        <w:t xml:space="preserve"> </w:t>
+      </w:r>
+    </w:p>
+    <w:p>
+      <w:pPr>
+        <w:ind w:left="1440"/>
+        <w:rPr>
+          <w:rFonts w:ascii="Angsana New" w:eastAsia="Angsana New" w:hAnsi="Angsana New" w:cs="Angsana New"/>
+          <w:sz w:val="32"/>
+          <w:szCs w:val="32"/>
+        </w:rPr>
+      </w:pPr>
+      <w:r>
+        <w:rPr>
+          <w:rFonts w:ascii="Angsana New" w:eastAsia="Angsana New" w:hAnsi="Angsana New" w:cs="Angsana New"/>
+          <w:sz w:val="32"/>
+          <w:szCs w:val="32"/>
+        </w:rPr>
+        <w:t xml:space="preserve">ระบบมีข้อผิดพลาดในระดับต่ำถึงปานกลาง </w:t>
+      </w:r>
+    </w:p>
+    <w:p>
+      <w:pPr>
+        <w:pStyle w:val="a9"/>
+        <w:numPr>
+          <w:ilvl w:val="1"/>
+          <w:numId w:val="7"/>
+        </w:numPr>
+        <w:rPr>
+          <w:rFonts w:ascii="Angsana New" w:eastAsia="Angsana New" w:hAnsi="Angsana New" w:cs="Angsana New"/>
+          <w:sz w:val="32"/>
+          <w:szCs w:val="32"/>
+        </w:rPr>
+      </w:pPr>
+      <w:r>
+        <w:rPr>
+          <w:rFonts w:ascii="Angsana New" w:eastAsia="Angsana New" w:hAnsi="Angsana New" w:cs="Angsana New"/>
+          <w:sz w:val="32"/>
+          <w:szCs w:val="32"/>
+        </w:rPr>
+        <w:t>Test Coverage: เปอร์เซ็นต์ความครอบคลุมของหน้าจอ</w:t>
+      </w:r>
+    </w:p>
+    <w:p>
+      <w:pPr>
+        <w:ind w:left="1440"/>
+        <w:rPr>
+          <w:rFonts w:ascii="Angsana New" w:eastAsia="Angsana New" w:hAnsi="Angsana New" w:cs="Angsana New"/>
+          <w:sz w:val="32"/>
+          <w:szCs w:val="32"/>
+        </w:rPr>
+      </w:pPr>
+      <w:r>
+        <w:rPr>
+          <w:rFonts w:ascii="Angsana New" w:eastAsia="Angsana New" w:hAnsi="Angsana New" w:cs="Angsana New"/>
+          <w:sz w:val="32"/>
+          <w:szCs w:val="32"/>
+        </w:rPr>
+        <w:t xml:space="preserve">ในการทดสอบครั้งนี้มีการครอบครุมหน้าจอหลักของระบบทั้งหมด ได้แก่ </w:t>
+      </w:r>
+    </w:p>
+    <w:p>
+      <w:pPr>
+        <w:pStyle w:val="a9"/>
+        <w:numPr>
+          <w:ilvl w:val="0"/>
+          <w:numId w:val="3"/>
+        </w:numPr>
+        <w:rPr>
+          <w:rFonts w:ascii="Angsana New" w:eastAsia="Angsana New" w:hAnsi="Angsana New" w:cs="Angsana New"/>
+          <w:sz w:val="32"/>
+          <w:szCs w:val="32"/>
+        </w:rPr>
+      </w:pPr>
+      <w:r>
+        <w:rPr>
+          <w:rFonts w:ascii="Angsana New" w:eastAsia="Angsana New" w:hAnsi="Angsana New" w:cs="Angsana New"/>
+          <w:sz w:val="32"/>
+          <w:szCs w:val="32"/>
+        </w:rPr>
+        <w:t xml:space="preserve">Login </w:t>
+      </w:r>
+    </w:p>
+    <w:p>
+      <w:pPr>
+        <w:pStyle w:val="a9"/>
+        <w:numPr>
+          <w:ilvl w:val="0"/>
+          <w:numId w:val="3"/>
+        </w:numPr>
+        <w:rPr>
+          <w:rFonts w:ascii="Angsana New" w:eastAsia="Angsana New" w:hAnsi="Angsana New" w:cs="Angsana New"/>
+          <w:sz w:val="32"/>
+          <w:szCs w:val="32"/>
+        </w:rPr>
+      </w:pPr>
+      <w:r>
+        <w:rPr>
+          <w:rFonts w:ascii="Angsana New" w:eastAsia="Angsana New" w:hAnsi="Angsana New" w:cs="Angsana New"/>
+          <w:sz w:val="32"/>
+          <w:szCs w:val="32"/>
+        </w:rPr>
+        <w:t xml:space="preserve">Dashboard </w:t>
+      </w:r>
+    </w:p>
+    <w:p>
+      <w:pPr>
+        <w:pStyle w:val="a9"/>
+        <w:numPr>
+          <w:ilvl w:val="0"/>
+          <w:numId w:val="3"/>
+        </w:numPr>
+        <w:rPr>
+          <w:rFonts w:ascii="Angsana New" w:eastAsia="Angsana New" w:hAnsi="Angsana New" w:cs="Angsana New"/>
+          <w:sz w:val="32"/>
+          <w:szCs w:val="32"/>
+        </w:rPr>
+      </w:pPr>
+      <w:r>
+        <w:rPr>
+          <w:rFonts w:ascii="Angsana New" w:eastAsia="Angsana New" w:hAnsi="Angsana New" w:cs="Angsana New"/>
+          <w:sz w:val="32"/>
+          <w:szCs w:val="32"/>
+        </w:rPr>
+        <w:t xml:space="preserve">Books </w:t>
+      </w:r>
+    </w:p>
+    <w:p>
+      <w:pPr>
+        <w:pStyle w:val="a9"/>
+        <w:numPr>
+          <w:ilvl w:val="0"/>
+          <w:numId w:val="3"/>
+        </w:numPr>
+        <w:rPr>
+          <w:rFonts w:ascii="Angsana New" w:eastAsia="Angsana New" w:hAnsi="Angsana New" w:cs="Angsana New"/>
+          <w:sz w:val="32"/>
+          <w:szCs w:val="32"/>
+        </w:rPr>
+      </w:pPr>
+      <w:r>
+        <w:rPr>
+          <w:rFonts w:ascii="Angsana New" w:eastAsia="Angsana New" w:hAnsi="Angsana New" w:cs="Angsana New"/>
+          <w:sz w:val="32"/>
+          <w:szCs w:val="32"/>
+        </w:rPr>
+        <w:t xml:space="preserve">Members </w:t>
+      </w:r>
+    </w:p>
+    <w:p>
+      <w:pPr>
+        <w:pStyle w:val="a9"/>
+        <w:numPr>
+          <w:ilvl w:val="0"/>
+          <w:numId w:val="3"/>
+        </w:numPr>
+        <w:rPr>
+          <w:rFonts w:ascii="Angsana New" w:eastAsia="Angsana New" w:hAnsi="Angsana New" w:cs="Angsana New"/>
+          <w:sz w:val="32"/>
+          <w:szCs w:val="32"/>
+        </w:rPr>
+      </w:pPr>
+      <w:r>
+        <w:rPr>
+          <w:rFonts w:ascii="Angsana New" w:eastAsia="Angsana New" w:hAnsi="Angsana New" w:cs="Angsana New"/>
+          <w:sz w:val="32"/>
+          <w:szCs w:val="32"/>
+        </w:rPr>
+        <w:t>Borrowing</w:t>
+      </w:r>
+    </w:p>
+    <w:p>
+      <w:pPr>
+        <w:pStyle w:val="a9"/>
+        <w:numPr>
+          <w:ilvl w:val="0"/>
+          <w:numId w:val="3"/>
+        </w:numPr>
+        <w:rPr>
+          <w:rFonts w:ascii="Angsana New" w:eastAsia="Angsana New" w:hAnsi="Angsana New" w:cs="Angsana New"/>
+          <w:sz w:val="32"/>
+          <w:szCs w:val="32"/>
+        </w:rPr>
+      </w:pPr>
+      <w:r>
+        <w:rPr>
+          <w:rFonts w:ascii="Angsana New" w:eastAsia="Angsana New" w:hAnsi="Angsana New" w:cs="Angsana New"/>
+          <w:sz w:val="32"/>
+          <w:szCs w:val="32"/>
+        </w:rPr>
+        <w:t xml:space="preserve">Reports </w:t>
+      </w:r>
+    </w:p>
+    <w:p>
+      <w:pPr>
+        <w:ind w:left="1440"/>
+        <w:rPr>
+          <w:rFonts w:ascii="Angsana New" w:eastAsia="Angsana New" w:hAnsi="Angsana New" w:cs="Angsana New"/>
+          <w:sz w:val="32"/>
+          <w:szCs w:val="32"/>
+        </w:rPr>
+      </w:pPr>
+      <w:r>
+        <w:rPr>
+          <w:rFonts w:ascii="Angsana New" w:eastAsia="Angsana New" w:hAnsi="Angsana New" w:cs="Angsana New"/>
+          <w:sz w:val="32"/>
+          <w:szCs w:val="32"/>
+        </w:rPr>
+        <w:t xml:space="preserve">Test Coverage = ( </w:t>
+      </w:r>
+      <w:r>
+        <w:rPr>
+          <w:rFonts w:ascii="Angsana New" w:eastAsia="Angsana New" w:hAnsi="Angsana New" w:cs="Angsana New" w:hint="cs"/>
+          <w:sz w:val="32"/>
+          <w:szCs w:val="32"/>
+          <w:cs/>
+        </w:rPr>
+        <w:t>6/6</w:t>
+      </w:r>
+      <w:r>
+        <w:rPr>
+          <w:rFonts w:ascii="Angsana New" w:eastAsia="Angsana New" w:hAnsi="Angsana New" w:cs="Angsana New"/>
+          <w:sz w:val="32"/>
+          <w:szCs w:val="32"/>
+        </w:rPr>
+        <w:t xml:space="preserve"> ) * 100 = 100%</w:t>
+      </w:r>
+    </w:p>
+    <w:p>
+      <w:pPr>
+        <w:ind w:left="1440"/>
+        <w:rPr>
+          <w:rFonts w:ascii="Angsana New" w:eastAsia="Angsana New" w:hAnsi="Angsana New" w:cs="Angsana New"/>
+          <w:sz w:val="32"/>
+          <w:szCs w:val="32"/>
+        </w:rPr>
+      </w:pPr>
+      <w:r>
+        <w:rPr>
+          <w:rFonts w:ascii="Angsana New" w:eastAsia="Angsana New" w:hAnsi="Angsana New" w:cs="Angsana New"/>
+          <w:sz w:val="32"/>
+          <w:szCs w:val="32"/>
+        </w:rPr>
+        <w:t>แสดงให้เห็นว่าการทดสอบครอบคลุมทุกหน้าจอของระบบอย่างครบถ้วน</w:t>
+      </w:r>
+    </w:p>
+    <w:p>
+      <w:pPr>
+        <w:rPr>
+          <w:rFonts w:ascii="Angsana New" w:eastAsia="Angsana New" w:hAnsi="Angsana New" w:cs="Angsana New"/>
+          <w:sz w:val="32"/>
+          <w:szCs w:val="32"/>
+        </w:rPr>
+      </w:pPr>
+      <w:r>
+        <w:rPr>
+          <w:rFonts w:ascii="Angsana New" w:eastAsia="Angsana New" w:hAnsi="Angsana New" w:cs="Angsana New"/>
+          <w:sz w:val="32"/>
+          <w:szCs w:val="32"/>
+        </w:rPr>
+        <w:br w:type="page"/>
+      </w:r>
+    </w:p>
+    <w:p>
+      <w:pPr>
+        <w:pStyle w:val="2"/>
+        <w:rPr>
+          <w:rFonts w:ascii="Angsana New" w:eastAsia="Angsana New" w:hAnsi="Angsana New" w:cs="Angsana New"/>
+          <w:color w:val="auto"/>
+          <w:sz w:val="36"/>
+          <w:szCs w:val="36"/>
+        </w:rPr>
+      </w:pPr>
+      <w:bookmarkStart w:id="24" w:name="_Toc226336981"/>
       <w:r>
         <w:rPr>
           <w:rFonts w:ascii="Angsana New" w:eastAsia="Angsana New" w:hAnsi="Angsana New" w:cs="Angsana New"/>
@@ -32200,26 +30013,81 @@
           <w:sz w:val="36"/>
           <w:szCs w:val="36"/>
         </w:rPr>
-        <w:t>เมตริกส์สำคัญ</w:t>
-      </w:r>
-      <w:proofErr w:type="spellEnd"/>
-      <w:r>
+        <w:lastRenderedPageBreak/>
+        <w:t>6.3 การวิเคราะห์คุณภาพตามมาตรฐาน ISO 25010</w:t>
+      </w:r>
+      <w:bookmarkEnd w:id="24"/>
+    </w:p>
+    <w:p>
+      <w:pPr>
+        <w:spacing w:before="319" w:after="319"/>
+        <w:ind w:left="720"/>
+        <w:rPr>
+          <w:rFonts w:ascii="Angsana New" w:eastAsia="Angsana New" w:hAnsi="Angsana New" w:cs="Angsana New"/>
+          <w:sz w:val="32"/>
+          <w:szCs w:val="32"/>
+        </w:rPr>
+      </w:pPr>
+      <w:r>
+        <w:rPr>
+          <w:rFonts w:ascii="Angsana New" w:eastAsia="Angsana New" w:hAnsi="Angsana New" w:cs="Angsana New"/>
+          <w:b/>
+          <w:bCs/>
+          <w:sz w:val="32"/>
+          <w:szCs w:val="32"/>
+        </w:rPr>
+        <w:t>1) Functional Suitability (ความถูกต้องของฟังก์ชัน)</w:t>
+      </w:r>
+    </w:p>
+    <w:p>
+      <w:pPr>
+        <w:spacing w:before="240" w:after="240"/>
+        <w:ind w:left="720" w:firstLine="720"/>
+        <w:rPr>
+          <w:rFonts w:ascii="Angsana New" w:eastAsia="Angsana New" w:hAnsi="Angsana New" w:cs="Angsana New"/>
+          <w:sz w:val="32"/>
+          <w:szCs w:val="32"/>
+        </w:rPr>
+      </w:pPr>
+      <w:r>
+        <w:rPr>
+          <w:rFonts w:ascii="Angsana New" w:eastAsia="Angsana New" w:hAnsi="Angsana New" w:cs="Angsana New"/>
+          <w:sz w:val="32"/>
+          <w:szCs w:val="32"/>
+        </w:rPr>
+        <w:t>จากการทดสอบพบว่าระบบสามารถทำงานได้ถูกต้องตามฟังก์ชันหลักที่กำหนดไว้ เช่น การเข้าสู่ระบบ การจัดการข้อมูลหนังสือ และการยืม-คืนหนังสือ ซึ่งถือว่าเป็นส่วนสำคัญของระบบ อย่างไรก็ตาม ยังพบข้อผิดพลาดในบางกรณี เช่น การกำหนดจำนวนหนังสือสูงสุดที่สามารถยืมได้ (Max Books) ที่ยังไม่เป็นไปตามเงื่อนไขที่กำหนด รวมถึงบางฟีเจอร์ที่ยังทำงานได้ไม่สมบูรณ์ จึงควรมีการปรับปรุงเพิ่มเติมเพื่อให้ระบบมีความถูกต้องมากยิ่งขึ้น</w:t>
+      </w:r>
+    </w:p>
+    <w:p>
+      <w:pPr>
+        <w:pStyle w:val="4"/>
+        <w:spacing w:before="319" w:after="319"/>
+        <w:ind w:left="720"/>
         <w:rPr>
           <w:rFonts w:ascii="Angsana New" w:eastAsia="Angsana New" w:hAnsi="Angsana New" w:cs="Angsana New"/>
           <w:color w:val="auto"/>
-          <w:szCs w:val="32"/>
-        </w:rPr>
-        <w:t>:</w:t>
-      </w:r>
-      <w:bookmarkEnd w:id="23"/>
+          <w:sz w:val="32"/>
+          <w:szCs w:val="32"/>
+        </w:rPr>
+      </w:pPr>
+      <w:r>
+        <w:rPr>
+          <w:rFonts w:ascii="Angsana New" w:eastAsia="Angsana New" w:hAnsi="Angsana New" w:cs="Angsana New"/>
+          <w:b/>
+          <w:bCs/>
+          <w:i w:val="0"/>
+          <w:iCs w:val="0"/>
+          <w:color w:val="auto"/>
+          <w:sz w:val="32"/>
+          <w:szCs w:val="32"/>
+        </w:rPr>
+        <w:t>2) Usability (ความง่ายในการใช้งาน)</w:t>
+      </w:r>
     </w:p>
     <w:p>
       <w:pPr>
-        <w:pStyle w:val="a9"/>
-        <w:numPr>
-          <w:ilvl w:val="1"/>
-          <w:numId w:val="7"/>
-        </w:numPr>
+        <w:spacing w:before="240" w:after="240"/>
+        <w:ind w:left="720" w:firstLine="720"/>
         <w:rPr>
           <w:rFonts w:ascii="Angsana New" w:eastAsia="Angsana New" w:hAnsi="Angsana New" w:cs="Angsana New"/>
           <w:sz w:val="32"/>
@@ -32232,239 +30100,134 @@
           <w:sz w:val="32"/>
           <w:szCs w:val="32"/>
         </w:rPr>
-        <w:t xml:space="preserve">Defect Density: </w:t>
-      </w:r>
-      <w:proofErr w:type="spellStart"/>
-      <w:r>
-        <w:rPr>
-          <w:rFonts w:ascii="Angsana New" w:eastAsia="Angsana New" w:hAnsi="Angsana New" w:cs="Angsana New"/>
-          <w:sz w:val="32"/>
-          <w:szCs w:val="32"/>
-        </w:rPr>
-        <w:t>จำนวนบั๊กต่อจำนวนเคส</w:t>
-      </w:r>
-      <w:proofErr w:type="spellEnd"/>
+        <w:t>ในด้านการใช้งาน ระบบมีการออกแบบหน้าจอ (UI) ที่ค่อนข้างเข้าใจง่าย ไม่ซับซ้อน ผู้ใช้งานสามารถเรียนรู้และใช้งานได้ด้วยตนเองในระยะเวลาไม่นาน อย่างไรก็ตาม ยังมีข้อจำกัดบางประการ เช่น ไม่มีฟังก์ชันค้นหาสมาชิก (Search Member) และไม่มีฟีเจอร์แสดงรายละเอียดหรือขยายระยะเวลาการยืม (Extend) ซึ่งอาจส่งผลต่อประสบการณ์ของผู้ใช้งานในระยะยาว</w:t>
+      </w:r>
     </w:p>
     <w:p>
       <w:pPr>
-        <w:ind w:left="1440"/>
+        <w:pStyle w:val="4"/>
+        <w:spacing w:before="319" w:after="319"/>
+        <w:ind w:left="720"/>
         <w:rPr>
           <w:rFonts w:ascii="Angsana New" w:eastAsia="Angsana New" w:hAnsi="Angsana New" w:cs="Angsana New"/>
-          <w:sz w:val="32"/>
-          <w:szCs w:val="32"/>
-        </w:rPr>
-      </w:pPr>
-      <w:proofErr w:type="spellStart"/>
+          <w:color w:val="auto"/>
+          <w:sz w:val="32"/>
+          <w:szCs w:val="32"/>
+        </w:rPr>
+      </w:pPr>
       <w:r>
         <w:rPr>
           <w:rFonts w:ascii="Angsana New" w:eastAsia="Angsana New" w:hAnsi="Angsana New" w:cs="Angsana New"/>
-          <w:sz w:val="32"/>
-          <w:szCs w:val="32"/>
-        </w:rPr>
-        <w:t>จากการทดสอบพบว่า</w:t>
-      </w:r>
-      <w:proofErr w:type="spellEnd"/>
-      <w:r>
-        <w:rPr>
-          <w:rFonts w:ascii="Angsana New" w:eastAsia="Angsana New" w:hAnsi="Angsana New" w:cs="Angsana New"/>
-          <w:sz w:val="32"/>
-          <w:szCs w:val="32"/>
-        </w:rPr>
-        <w:t xml:space="preserve"> :</w:t>
+          <w:b/>
+          <w:bCs/>
+          <w:i w:val="0"/>
+          <w:iCs w:val="0"/>
+          <w:color w:val="auto"/>
+          <w:sz w:val="32"/>
+          <w:szCs w:val="32"/>
+        </w:rPr>
+        <w:t>3) Reliability (ความเสถียรของระบบ)</w:t>
       </w:r>
     </w:p>
     <w:p>
       <w:pPr>
-        <w:pStyle w:val="a9"/>
-        <w:numPr>
-          <w:ilvl w:val="0"/>
-          <w:numId w:val="6"/>
-        </w:numPr>
-        <w:ind w:left="2160"/>
+        <w:spacing w:before="240" w:after="240"/>
+        <w:ind w:left="720" w:firstLine="720"/>
         <w:rPr>
           <w:rFonts w:ascii="Angsana New" w:eastAsia="Angsana New" w:hAnsi="Angsana New" w:cs="Angsana New"/>
           <w:sz w:val="32"/>
           <w:szCs w:val="32"/>
         </w:rPr>
       </w:pPr>
-      <w:proofErr w:type="spellStart"/>
       <w:r>
         <w:rPr>
           <w:rFonts w:ascii="Angsana New" w:eastAsia="Angsana New" w:hAnsi="Angsana New" w:cs="Angsana New"/>
           <w:sz w:val="32"/>
           <w:szCs w:val="32"/>
         </w:rPr>
-        <w:t>จำนวน</w:t>
-      </w:r>
-      <w:proofErr w:type="spellEnd"/>
-      <w:r>
-        <w:rPr>
-          <w:rFonts w:ascii="Angsana New" w:eastAsia="Angsana New" w:hAnsi="Angsana New" w:cs="Angsana New"/>
-          <w:sz w:val="32"/>
-          <w:szCs w:val="32"/>
-        </w:rPr>
-        <w:t xml:space="preserve"> Bug = </w:t>
-      </w:r>
-      <w:r>
-        <w:rPr>
-          <w:rFonts w:ascii="Angsana New" w:eastAsia="Angsana New" w:hAnsi="Angsana New" w:cs="Angsana New" w:hint="cs"/>
-          <w:sz w:val="32"/>
-          <w:szCs w:val="32"/>
-          <w:cs/>
-        </w:rPr>
-        <w:t>8</w:t>
-      </w:r>
-      <w:r>
-        <w:rPr>
-          <w:rFonts w:ascii="Angsana New" w:eastAsia="Angsana New" w:hAnsi="Angsana New" w:cs="Angsana New"/>
-          <w:sz w:val="32"/>
-          <w:szCs w:val="32"/>
-        </w:rPr>
-        <w:t xml:space="preserve"> </w:t>
-      </w:r>
-      <w:proofErr w:type="spellStart"/>
-      <w:r>
-        <w:rPr>
-          <w:rFonts w:ascii="Angsana New" w:eastAsia="Angsana New" w:hAnsi="Angsana New" w:cs="Angsana New"/>
-          <w:sz w:val="32"/>
-          <w:szCs w:val="32"/>
-        </w:rPr>
-        <w:t>รายการ</w:t>
-      </w:r>
-      <w:proofErr w:type="spellEnd"/>
+        <w:t>ระบบมีความสามารถในการทำงานได้อย่างต่อเนื่องในหลายกรณีทดสอบ และไม่พบปัญหาการล่มของระบบในระหว่างการใช้งานโดยรวม แสดงให้เห็นถึงความเสถียรในระดับหนึ่ง อย่างไรก็ตาม ยังมีข้อผิดพลาดเชิงตรรกะ (Logic Error) ในบางฟังก์ชัน เช่น การกำหนดค่าข้อมูลที่ไม่สอดคล้องกัน ซึ่งควรได้รับการแก้ไขเพื่อเพิ่มความน่าเชื่อถือของระบบ</w:t>
+      </w:r>
     </w:p>
     <w:p>
       <w:pPr>
-        <w:pStyle w:val="a9"/>
-        <w:numPr>
-          <w:ilvl w:val="0"/>
-          <w:numId w:val="5"/>
-        </w:numPr>
-        <w:ind w:left="2160"/>
+        <w:pStyle w:val="4"/>
+        <w:spacing w:before="319" w:after="319"/>
+        <w:ind w:left="720"/>
         <w:rPr>
           <w:rFonts w:ascii="Angsana New" w:eastAsia="Angsana New" w:hAnsi="Angsana New" w:cs="Angsana New"/>
-          <w:sz w:val="32"/>
-          <w:szCs w:val="32"/>
-        </w:rPr>
-      </w:pPr>
-      <w:proofErr w:type="spellStart"/>
+          <w:color w:val="auto"/>
+          <w:sz w:val="32"/>
+          <w:szCs w:val="32"/>
+        </w:rPr>
+      </w:pPr>
       <w:r>
         <w:rPr>
           <w:rFonts w:ascii="Angsana New" w:eastAsia="Angsana New" w:hAnsi="Angsana New" w:cs="Angsana New"/>
-          <w:sz w:val="32"/>
-          <w:szCs w:val="32"/>
-        </w:rPr>
-        <w:t>จำนวน</w:t>
-      </w:r>
-      <w:proofErr w:type="spellEnd"/>
-      <w:r>
-        <w:rPr>
-          <w:rFonts w:ascii="Angsana New" w:eastAsia="Angsana New" w:hAnsi="Angsana New" w:cs="Angsana New"/>
-          <w:sz w:val="32"/>
-          <w:szCs w:val="32"/>
-        </w:rPr>
-        <w:t xml:space="preserve"> Test Case = 50</w:t>
+          <w:b/>
+          <w:bCs/>
+          <w:i w:val="0"/>
+          <w:iCs w:val="0"/>
+          <w:color w:val="auto"/>
+          <w:sz w:val="32"/>
+          <w:szCs w:val="32"/>
+        </w:rPr>
+        <w:t>4) Security (ความปลอดภัย)</w:t>
       </w:r>
     </w:p>
     <w:p>
       <w:pPr>
-        <w:ind w:left="1440"/>
+        <w:spacing w:before="240" w:after="240"/>
+        <w:ind w:left="720" w:firstLine="720"/>
         <w:rPr>
           <w:rFonts w:ascii="Angsana New" w:eastAsia="Angsana New" w:hAnsi="Angsana New" w:cs="Angsana New"/>
           <w:sz w:val="32"/>
           <w:szCs w:val="32"/>
         </w:rPr>
       </w:pPr>
-      <w:proofErr w:type="spellStart"/>
       <w:r>
         <w:rPr>
           <w:rFonts w:ascii="Angsana New" w:eastAsia="Angsana New" w:hAnsi="Angsana New" w:cs="Angsana New"/>
           <w:sz w:val="32"/>
           <w:szCs w:val="32"/>
         </w:rPr>
-        <w:t>ดังนั้น</w:t>
-      </w:r>
-      <w:proofErr w:type="spellEnd"/>
-      <w:r>
-        <w:rPr>
-          <w:rFonts w:ascii="Angsana New" w:eastAsia="Angsana New" w:hAnsi="Angsana New" w:cs="Angsana New"/>
-          <w:sz w:val="32"/>
-          <w:szCs w:val="32"/>
-        </w:rPr>
-        <w:t xml:space="preserve"> Defect Density = </w:t>
-      </w:r>
-      <w:r>
-        <w:rPr>
-          <w:rFonts w:ascii="Angsana New" w:eastAsia="Angsana New" w:hAnsi="Angsana New" w:cs="Angsana New" w:hint="cs"/>
-          <w:sz w:val="32"/>
-          <w:szCs w:val="32"/>
-          <w:cs/>
-        </w:rPr>
-        <w:t>8</w:t>
-      </w:r>
-      <w:r>
-        <w:rPr>
-          <w:rFonts w:ascii="Angsana New" w:eastAsia="Angsana New" w:hAnsi="Angsana New" w:cs="Angsana New"/>
-          <w:sz w:val="32"/>
-          <w:szCs w:val="32"/>
-        </w:rPr>
-        <w:t>/50 = 0.</w:t>
-      </w:r>
-      <w:r>
-        <w:rPr>
-          <w:rFonts w:ascii="Angsana New" w:eastAsia="Angsana New" w:hAnsi="Angsana New" w:cs="Angsana New" w:hint="cs"/>
-          <w:sz w:val="32"/>
-          <w:szCs w:val="32"/>
-          <w:cs/>
-        </w:rPr>
-        <w:t>16</w:t>
-      </w:r>
-      <w:r>
-        <w:rPr>
-          <w:rFonts w:ascii="Angsana New" w:eastAsia="Angsana New" w:hAnsi="Angsana New" w:cs="Angsana New"/>
-          <w:sz w:val="32"/>
-          <w:szCs w:val="32"/>
-        </w:rPr>
-        <w:t xml:space="preserve"> </w:t>
+        <w:t>จากการทดสอบด้านความปลอดภัยเบื้องต้น พบว่าระบบสามารถป้องกันการโจมตีในรูปแบบ SQL Injection ได้ในระดับหนึ่ง อย่างไรก็ตาม เพื่อเพิ่มความปลอดภัยของระบบ ควรมีการเพิ่มการตรวจสอบข้อมูลนำเข้า (Input Validation) และการจัดการข้อมูลที่เข้มงวดมากยิ่งขึ้น เพื่อลดความเสี่ยงจากช่องโหว่ที่อาจเกิดขึ้นในอนาคต</w:t>
       </w:r>
     </w:p>
     <w:p>
       <w:pPr>
-        <w:ind w:left="1440"/>
+        <w:pStyle w:val="4"/>
+        <w:spacing w:before="319" w:after="319"/>
+        <w:ind w:left="720"/>
         <w:rPr>
           <w:rFonts w:ascii="Angsana New" w:eastAsia="Angsana New" w:hAnsi="Angsana New" w:cs="Angsana New"/>
-          <w:sz w:val="32"/>
-          <w:szCs w:val="32"/>
-        </w:rPr>
-      </w:pPr>
-      <w:proofErr w:type="spellStart"/>
+          <w:color w:val="auto"/>
+          <w:sz w:val="32"/>
+          <w:szCs w:val="32"/>
+        </w:rPr>
+      </w:pPr>
       <w:r>
         <w:rPr>
           <w:rFonts w:ascii="Angsana New" w:eastAsia="Angsana New" w:hAnsi="Angsana New" w:cs="Angsana New"/>
-          <w:sz w:val="32"/>
-          <w:szCs w:val="32"/>
-        </w:rPr>
-        <w:t>ระบบมีข้อผิดพลาดในระดับต่ำถึงปานกลาง</w:t>
-      </w:r>
-      <w:proofErr w:type="spellEnd"/>
-      <w:r>
-        <w:rPr>
-          <w:rFonts w:ascii="Angsana New" w:eastAsia="Angsana New" w:hAnsi="Angsana New" w:cs="Angsana New"/>
-          <w:sz w:val="32"/>
-          <w:szCs w:val="32"/>
-        </w:rPr>
-        <w:t xml:space="preserve"> </w:t>
+          <w:b/>
+          <w:bCs/>
+          <w:i w:val="0"/>
+          <w:iCs w:val="0"/>
+          <w:color w:val="auto"/>
+          <w:sz w:val="32"/>
+          <w:szCs w:val="32"/>
+        </w:rPr>
+        <w:lastRenderedPageBreak/>
+        <w:t>5) Performance Efficiency (ประสิทธิภาพของระบบ)</w:t>
       </w:r>
     </w:p>
     <w:p>
       <w:pPr>
-        <w:pStyle w:val="a9"/>
-        <w:numPr>
-          <w:ilvl w:val="1"/>
-          <w:numId w:val="7"/>
-        </w:numPr>
+        <w:pStyle w:val="4"/>
+        <w:spacing w:before="319" w:after="319"/>
+        <w:ind w:left="720" w:firstLine="720"/>
         <w:rPr>
           <w:rFonts w:ascii="Angsana New" w:eastAsia="Angsana New" w:hAnsi="Angsana New" w:cs="Angsana New"/>
+          <w:color w:val="auto"/>
           <w:sz w:val="32"/>
           <w:szCs w:val="32"/>
         </w:rPr>
@@ -32472,275 +30235,41 @@
       <w:r>
         <w:rPr>
           <w:rFonts w:ascii="Angsana New" w:eastAsia="Angsana New" w:hAnsi="Angsana New" w:cs="Angsana New"/>
-          <w:sz w:val="32"/>
-          <w:szCs w:val="32"/>
-        </w:rPr>
-        <w:t xml:space="preserve">Test Coverage: </w:t>
-      </w:r>
-      <w:proofErr w:type="spellStart"/>
-      <w:r>
-        <w:rPr>
-          <w:rFonts w:ascii="Angsana New" w:eastAsia="Angsana New" w:hAnsi="Angsana New" w:cs="Angsana New"/>
-          <w:sz w:val="32"/>
-          <w:szCs w:val="32"/>
-        </w:rPr>
-        <w:t>เปอร์เซ็นต์ความครอบคลุมของหน้าจอ</w:t>
-      </w:r>
-      <w:proofErr w:type="spellEnd"/>
+          <w:i w:val="0"/>
+          <w:iCs w:val="0"/>
+          <w:color w:val="auto"/>
+          <w:sz w:val="32"/>
+          <w:szCs w:val="32"/>
+        </w:rPr>
+        <w:t>ในด้านประสิทธิภาพ ระบบสามารถตอบสนองการทำงานได้รวดเร็วและไม่พบความล่าช้าในสภาพแวดล้อมการทดสอบแบบ Local อย่างไรก็ตาม ยังไม่มีการทดสอบในสภาพแวดล้อมจริง (Production Environment) ที่มีผู้ใช้งานจำนวนมาก ดังนั้นควรมีการทดสอบเพิ่มเติมในอนาคตเพื่อประเมินประสิทธิภาพของระบบในสถานการณ์จริง</w:t>
+      </w:r>
     </w:p>
     <w:p>
       <w:pPr>
-        <w:ind w:left="1440"/>
+        <w:pStyle w:val="1"/>
         <w:rPr>
           <w:rFonts w:ascii="Angsana New" w:eastAsia="Angsana New" w:hAnsi="Angsana New" w:cs="Angsana New"/>
-          <w:sz w:val="32"/>
-          <w:szCs w:val="32"/>
-        </w:rPr>
-      </w:pPr>
-      <w:proofErr w:type="spellStart"/>
+          <w:color w:val="auto"/>
+          <w:szCs w:val="40"/>
+        </w:rPr>
+      </w:pPr>
+      <w:bookmarkStart w:id="25" w:name="_Toc226336982"/>
       <w:r>
         <w:rPr>
           <w:rFonts w:ascii="Angsana New" w:eastAsia="Angsana New" w:hAnsi="Angsana New" w:cs="Angsana New"/>
-          <w:sz w:val="32"/>
-          <w:szCs w:val="32"/>
-        </w:rPr>
-        <w:t>ในการทดสอบครั้งนี้มีการครอบครุมหน้าจอหลักของระบบทั้งหมด</w:t>
-      </w:r>
-      <w:proofErr w:type="spellEnd"/>
-      <w:r>
-        <w:rPr>
-          <w:rFonts w:ascii="Angsana New" w:eastAsia="Angsana New" w:hAnsi="Angsana New" w:cs="Angsana New"/>
-          <w:sz w:val="32"/>
-          <w:szCs w:val="32"/>
-        </w:rPr>
-        <w:t xml:space="preserve"> </w:t>
-      </w:r>
-      <w:proofErr w:type="spellStart"/>
-      <w:r>
-        <w:rPr>
-          <w:rFonts w:ascii="Angsana New" w:eastAsia="Angsana New" w:hAnsi="Angsana New" w:cs="Angsana New"/>
-          <w:sz w:val="32"/>
-          <w:szCs w:val="32"/>
-        </w:rPr>
-        <w:t>ได้แก่</w:t>
-      </w:r>
-      <w:proofErr w:type="spellEnd"/>
-      <w:r>
-        <w:rPr>
-          <w:rFonts w:ascii="Angsana New" w:eastAsia="Angsana New" w:hAnsi="Angsana New" w:cs="Angsana New"/>
-          <w:sz w:val="32"/>
-          <w:szCs w:val="32"/>
-        </w:rPr>
-        <w:t xml:space="preserve"> </w:t>
-      </w:r>
+          <w:b/>
+          <w:bCs/>
+          <w:color w:val="auto"/>
+          <w:szCs w:val="40"/>
+        </w:rPr>
+        <w:t>บทที่ 7: สรุปผลและข้อเสนอแนะ (Conclusion &amp; Recommendations)</w:t>
+      </w:r>
+      <w:bookmarkEnd w:id="25"/>
     </w:p>
     <w:p>
       <w:pPr>
-        <w:pStyle w:val="a9"/>
-        <w:numPr>
-          <w:ilvl w:val="0"/>
-          <w:numId w:val="3"/>
-        </w:numPr>
-        <w:rPr>
-          <w:rFonts w:ascii="Angsana New" w:eastAsia="Angsana New" w:hAnsi="Angsana New" w:cs="Angsana New"/>
-          <w:sz w:val="32"/>
-          <w:szCs w:val="32"/>
-        </w:rPr>
-      </w:pPr>
-      <w:r>
-        <w:rPr>
-          <w:rFonts w:ascii="Angsana New" w:eastAsia="Angsana New" w:hAnsi="Angsana New" w:cs="Angsana New"/>
-          <w:sz w:val="32"/>
-          <w:szCs w:val="32"/>
-        </w:rPr>
-        <w:t xml:space="preserve">Login </w:t>
-      </w:r>
-    </w:p>
-    <w:p>
-      <w:pPr>
-        <w:pStyle w:val="a9"/>
-        <w:numPr>
-          <w:ilvl w:val="0"/>
-          <w:numId w:val="3"/>
-        </w:numPr>
-        <w:rPr>
-          <w:rFonts w:ascii="Angsana New" w:eastAsia="Angsana New" w:hAnsi="Angsana New" w:cs="Angsana New"/>
-          <w:sz w:val="32"/>
-          <w:szCs w:val="32"/>
-        </w:rPr>
-      </w:pPr>
-      <w:r>
-        <w:rPr>
-          <w:rFonts w:ascii="Angsana New" w:eastAsia="Angsana New" w:hAnsi="Angsana New" w:cs="Angsana New"/>
-          <w:sz w:val="32"/>
-          <w:szCs w:val="32"/>
-        </w:rPr>
-        <w:t xml:space="preserve">Dashboard </w:t>
-      </w:r>
-    </w:p>
-    <w:p>
-      <w:pPr>
-        <w:pStyle w:val="a9"/>
-        <w:numPr>
-          <w:ilvl w:val="0"/>
-          <w:numId w:val="3"/>
-        </w:numPr>
-        <w:rPr>
-          <w:rFonts w:ascii="Angsana New" w:eastAsia="Angsana New" w:hAnsi="Angsana New" w:cs="Angsana New"/>
-          <w:sz w:val="32"/>
-          <w:szCs w:val="32"/>
-        </w:rPr>
-      </w:pPr>
-      <w:r>
-        <w:rPr>
-          <w:rFonts w:ascii="Angsana New" w:eastAsia="Angsana New" w:hAnsi="Angsana New" w:cs="Angsana New"/>
-          <w:sz w:val="32"/>
-          <w:szCs w:val="32"/>
-        </w:rPr>
-        <w:t xml:space="preserve">Books </w:t>
-      </w:r>
-    </w:p>
-    <w:p>
-      <w:pPr>
-        <w:pStyle w:val="a9"/>
-        <w:numPr>
-          <w:ilvl w:val="0"/>
-          <w:numId w:val="3"/>
-        </w:numPr>
-        <w:rPr>
-          <w:rFonts w:ascii="Angsana New" w:eastAsia="Angsana New" w:hAnsi="Angsana New" w:cs="Angsana New"/>
-          <w:sz w:val="32"/>
-          <w:szCs w:val="32"/>
-        </w:rPr>
-      </w:pPr>
-      <w:r>
-        <w:rPr>
-          <w:rFonts w:ascii="Angsana New" w:eastAsia="Angsana New" w:hAnsi="Angsana New" w:cs="Angsana New"/>
-          <w:sz w:val="32"/>
-          <w:szCs w:val="32"/>
-        </w:rPr>
-        <w:t xml:space="preserve">Members </w:t>
-      </w:r>
-    </w:p>
-    <w:p>
-      <w:pPr>
-        <w:pStyle w:val="a9"/>
-        <w:numPr>
-          <w:ilvl w:val="0"/>
-          <w:numId w:val="3"/>
-        </w:numPr>
-        <w:rPr>
-          <w:rFonts w:ascii="Angsana New" w:eastAsia="Angsana New" w:hAnsi="Angsana New" w:cs="Angsana New"/>
-          <w:sz w:val="32"/>
-          <w:szCs w:val="32"/>
-        </w:rPr>
-      </w:pPr>
-      <w:r>
-        <w:rPr>
-          <w:rFonts w:ascii="Angsana New" w:eastAsia="Angsana New" w:hAnsi="Angsana New" w:cs="Angsana New"/>
-          <w:sz w:val="32"/>
-          <w:szCs w:val="32"/>
-        </w:rPr>
-        <w:t>Borrowing</w:t>
-      </w:r>
-    </w:p>
-    <w:p>
-      <w:pPr>
-        <w:pStyle w:val="a9"/>
-        <w:numPr>
-          <w:ilvl w:val="0"/>
-          <w:numId w:val="3"/>
-        </w:numPr>
-        <w:rPr>
-          <w:rFonts w:ascii="Angsana New" w:eastAsia="Angsana New" w:hAnsi="Angsana New" w:cs="Angsana New"/>
-          <w:sz w:val="32"/>
-          <w:szCs w:val="32"/>
-        </w:rPr>
-      </w:pPr>
-      <w:r>
-        <w:rPr>
-          <w:rFonts w:ascii="Angsana New" w:eastAsia="Angsana New" w:hAnsi="Angsana New" w:cs="Angsana New"/>
-          <w:sz w:val="32"/>
-          <w:szCs w:val="32"/>
-        </w:rPr>
-        <w:t xml:space="preserve">Reports </w:t>
-      </w:r>
-    </w:p>
-    <w:p>
-      <w:pPr>
-        <w:ind w:left="1440"/>
-        <w:rPr>
-          <w:rFonts w:ascii="Angsana New" w:eastAsia="Angsana New" w:hAnsi="Angsana New" w:cs="Angsana New"/>
-          <w:sz w:val="32"/>
-          <w:szCs w:val="32"/>
-        </w:rPr>
-      </w:pPr>
-      <w:r>
-        <w:rPr>
-          <w:rFonts w:ascii="Angsana New" w:eastAsia="Angsana New" w:hAnsi="Angsana New" w:cs="Angsana New"/>
-          <w:sz w:val="32"/>
-          <w:szCs w:val="32"/>
-        </w:rPr>
-        <w:t xml:space="preserve">Test Coverage = ( </w:t>
-      </w:r>
-      <w:r>
-        <w:rPr>
-          <w:rFonts w:ascii="Angsana New" w:eastAsia="Angsana New" w:hAnsi="Angsana New" w:cs="Angsana New" w:hint="cs"/>
-          <w:sz w:val="32"/>
-          <w:szCs w:val="32"/>
-          <w:cs/>
-        </w:rPr>
-        <w:t>6/6</w:t>
-      </w:r>
-      <w:r>
-        <w:rPr>
-          <w:rFonts w:ascii="Angsana New" w:eastAsia="Angsana New" w:hAnsi="Angsana New" w:cs="Angsana New"/>
-          <w:sz w:val="32"/>
-          <w:szCs w:val="32"/>
-        </w:rPr>
-        <w:t xml:space="preserve"> ) * 100 = 100%</w:t>
-      </w:r>
-    </w:p>
-    <w:p>
-      <w:pPr>
-        <w:ind w:left="1440"/>
-        <w:rPr>
-          <w:rFonts w:ascii="Angsana New" w:eastAsia="Angsana New" w:hAnsi="Angsana New" w:cs="Angsana New"/>
-          <w:sz w:val="32"/>
-          <w:szCs w:val="32"/>
-        </w:rPr>
-      </w:pPr>
-      <w:proofErr w:type="spellStart"/>
-      <w:r>
-        <w:rPr>
-          <w:rFonts w:ascii="Angsana New" w:eastAsia="Angsana New" w:hAnsi="Angsana New" w:cs="Angsana New"/>
-          <w:sz w:val="32"/>
-          <w:szCs w:val="32"/>
-        </w:rPr>
-        <w:t>แสดงให้เห็นว่าการทดสอบครอบคลุมทุกหน้าจอของระบบอย่างครบถ้วน</w:t>
-      </w:r>
-      <w:proofErr w:type="spellEnd"/>
-    </w:p>
-    <w:p>
-      <w:pPr>
-        <w:rPr>
-          <w:rFonts w:ascii="Angsana New" w:eastAsia="Angsana New" w:hAnsi="Angsana New" w:cs="Angsana New"/>
-          <w:sz w:val="32"/>
-          <w:szCs w:val="32"/>
-        </w:rPr>
-      </w:pPr>
-      <w:r>
-        <w:rPr>
-          <w:rFonts w:ascii="Angsana New" w:eastAsia="Angsana New" w:hAnsi="Angsana New" w:cs="Angsana New"/>
-          <w:sz w:val="32"/>
-          <w:szCs w:val="32"/>
-        </w:rPr>
-        <w:br w:type="page"/>
-      </w:r>
-    </w:p>
-    <w:p>
-      <w:pPr>
         <w:pStyle w:val="2"/>
+        <w:ind w:firstLine="720"/>
         <w:rPr>
           <w:rFonts w:ascii="Angsana New" w:eastAsia="Angsana New" w:hAnsi="Angsana New" w:cs="Angsana New"/>
           <w:color w:val="auto"/>
@@ -32748,7 +30277,7 @@
           <w:szCs w:val="36"/>
         </w:rPr>
       </w:pPr>
-      <w:bookmarkStart w:id="24" w:name="_Toc226336981"/>
+      <w:bookmarkStart w:id="26" w:name="_Toc226336983"/>
       <w:r>
         <w:rPr>
           <w:rFonts w:ascii="Angsana New" w:eastAsia="Angsana New" w:hAnsi="Angsana New" w:cs="Angsana New"/>
@@ -32758,10 +30287,179 @@
           <w:sz w:val="36"/>
           <w:szCs w:val="36"/>
         </w:rPr>
-        <w:lastRenderedPageBreak/>
-        <w:t xml:space="preserve">6.3 </w:t>
-      </w:r>
-      <w:proofErr w:type="spellStart"/>
+        <w:t>7.1 สรุปภาพรวม</w:t>
+      </w:r>
+      <w:bookmarkEnd w:id="26"/>
+    </w:p>
+    <w:p>
+      <w:pPr>
+        <w:spacing w:before="240" w:after="240"/>
+        <w:rPr>
+          <w:rFonts w:ascii="Angsana New" w:eastAsia="Angsana New" w:hAnsi="Angsana New" w:cs="Angsana New"/>
+          <w:sz w:val="32"/>
+          <w:szCs w:val="32"/>
+        </w:rPr>
+      </w:pPr>
+      <w:r>
+        <w:rPr>
+          <w:rFonts w:ascii="Angsana New" w:eastAsia="Angsana New" w:hAnsi="Angsana New" w:cs="Angsana New"/>
+          <w:sz w:val="32"/>
+          <w:szCs w:val="32"/>
+        </w:rPr>
+        <w:t>จากการดำเนินการทดสอบระบบ Library Management System v2 ในรูปแบบ End-to-End (E2E) และการทดสอบเชิงประสบการณ์ผู้ใช้งาน (User Experience) พบว่าระบบสามารถทำงานได้ตามฟังก์ชันหลักในภาพรวม เช่น การเข้าสู่ระบบ การจัดการข้อมูลหนังสือ การจัดการสมาชิก และการยืม-คืนหนังสือ</w:t>
+      </w:r>
+    </w:p>
+    <w:p>
+      <w:pPr>
+        <w:spacing w:before="240" w:after="240"/>
+        <w:rPr>
+          <w:rFonts w:ascii="Angsana New" w:eastAsia="Angsana New" w:hAnsi="Angsana New" w:cs="Angsana New"/>
+          <w:sz w:val="32"/>
+          <w:szCs w:val="32"/>
+        </w:rPr>
+      </w:pPr>
+      <w:r>
+        <w:rPr>
+          <w:rFonts w:ascii="Angsana New" w:eastAsia="Angsana New" w:hAnsi="Angsana New" w:cs="Angsana New"/>
+          <w:sz w:val="32"/>
+          <w:szCs w:val="32"/>
+        </w:rPr>
+        <w:t>จากผลการทดสอบทั้งหมด 50 กรณีทดสอบ (Test Cases) พบว่า</w:t>
+      </w:r>
+    </w:p>
+    <w:p>
+      <w:pPr>
+        <w:pStyle w:val="a9"/>
+        <w:numPr>
+          <w:ilvl w:val="0"/>
+          <w:numId w:val="2"/>
+        </w:numPr>
+        <w:spacing w:after="0"/>
+        <w:rPr>
+          <w:rFonts w:ascii="Angsana New" w:eastAsia="Angsana New" w:hAnsi="Angsana New" w:cs="Angsana New"/>
+          <w:sz w:val="32"/>
+          <w:szCs w:val="32"/>
+        </w:rPr>
+      </w:pPr>
+      <w:r>
+        <w:rPr>
+          <w:rFonts w:ascii="Angsana New" w:eastAsia="Angsana New" w:hAnsi="Angsana New" w:cs="Angsana New"/>
+          <w:sz w:val="32"/>
+          <w:szCs w:val="32"/>
+        </w:rPr>
+        <w:t xml:space="preserve">ผ่าน (Pass) จำนวน 43 เคส </w:t>
+      </w:r>
+    </w:p>
+    <w:p>
+      <w:pPr>
+        <w:pStyle w:val="a9"/>
+        <w:numPr>
+          <w:ilvl w:val="0"/>
+          <w:numId w:val="2"/>
+        </w:numPr>
+        <w:spacing w:after="0"/>
+        <w:rPr>
+          <w:rFonts w:ascii="Angsana New" w:eastAsia="Angsana New" w:hAnsi="Angsana New" w:cs="Angsana New"/>
+          <w:sz w:val="32"/>
+          <w:szCs w:val="32"/>
+        </w:rPr>
+      </w:pPr>
+      <w:r>
+        <w:rPr>
+          <w:rFonts w:ascii="Angsana New" w:eastAsia="Angsana New" w:hAnsi="Angsana New" w:cs="Angsana New"/>
+          <w:sz w:val="32"/>
+          <w:szCs w:val="32"/>
+        </w:rPr>
+        <w:t xml:space="preserve">ไม่ผ่าน (Fail) จำนวน 7 เคส </w:t>
+      </w:r>
+    </w:p>
+    <w:p>
+      <w:pPr>
+        <w:spacing w:before="240" w:after="240"/>
+        <w:rPr>
+          <w:rFonts w:ascii="Angsana New" w:eastAsia="Angsana New" w:hAnsi="Angsana New" w:cs="Angsana New"/>
+          <w:sz w:val="32"/>
+          <w:szCs w:val="32"/>
+        </w:rPr>
+      </w:pPr>
+      <w:r>
+        <w:rPr>
+          <w:rFonts w:ascii="Angsana New" w:eastAsia="Angsana New" w:hAnsi="Angsana New" w:cs="Angsana New"/>
+          <w:sz w:val="32"/>
+          <w:szCs w:val="32"/>
+        </w:rPr>
+        <w:t>แสดงให้เห็นว่าระบบมีความพร้อมในการใช้งานในระดับหนึ่ง อย่างไรก็ตาม ยังพบข้อผิดพลาดในบางส่วนของระบบ โดยเฉพาะฟีเจอร์ที่ยังพัฒนาไม่ครบ เช่น การค้นหาสมาชิก (Search Member), การขยายระยะเวลาการยืม (Extend), และการแสดงผลรายงาน (Reports)</w:t>
+      </w:r>
+    </w:p>
+    <w:p>
+      <w:pPr>
+        <w:spacing w:before="240" w:after="240"/>
+        <w:rPr>
+          <w:rFonts w:ascii="Angsana New" w:eastAsia="Angsana New" w:hAnsi="Angsana New" w:cs="Angsana New"/>
+          <w:sz w:val="32"/>
+          <w:szCs w:val="32"/>
+        </w:rPr>
+      </w:pPr>
+      <w:r>
+        <w:rPr>
+          <w:rFonts w:ascii="Angsana New" w:eastAsia="Angsana New" w:hAnsi="Angsana New" w:cs="Angsana New"/>
+          <w:sz w:val="32"/>
+          <w:szCs w:val="32"/>
+        </w:rPr>
+        <w:t>นอกจากนี้ ยังพบข้อผิดพลาดเชิงตรรกะ (Logic Errors) ในบางจุด เช่น การกำหนดจำนวนหนังสือสูงสุดที่สามารถยืมได้ (Max Books) ซึ่งอาจส่งผลกระทบต่อความถูกต้องของข้อมูลในระบบ</w:t>
+      </w:r>
+    </w:p>
+    <w:p>
+      <w:pPr>
+        <w:spacing w:before="240" w:after="240"/>
+        <w:rPr>
+          <w:rFonts w:ascii="Angsana New" w:eastAsia="Angsana New" w:hAnsi="Angsana New" w:cs="Angsana New"/>
+          <w:sz w:val="32"/>
+          <w:szCs w:val="32"/>
+        </w:rPr>
+      </w:pPr>
+      <w:r>
+        <w:rPr>
+          <w:rFonts w:ascii="Angsana New" w:eastAsia="Angsana New" w:hAnsi="Angsana New" w:cs="Angsana New"/>
+          <w:sz w:val="32"/>
+          <w:szCs w:val="32"/>
+        </w:rPr>
+        <w:t>โดยสรุป ระบบมีความสามารถในการทำงานได้ตามวัตถุประสงค์หลัก แต่ยังต้องมีการปรับปรุงในบางส่วนเพื่อเพิ่มความสมบูรณ์และความน่าเชื่อถือในการใช้งานจริง</w:t>
+      </w:r>
+    </w:p>
+    <w:p>
+      <w:pPr>
+        <w:rPr>
+          <w:rFonts w:ascii="Angsana New" w:eastAsia="Angsana New" w:hAnsi="Angsana New" w:cs="Angsana New"/>
+          <w:b/>
+          <w:bCs/>
+          <w:sz w:val="36"/>
+          <w:szCs w:val="36"/>
+        </w:rPr>
+      </w:pPr>
+      <w:r>
+        <w:rPr>
+          <w:rFonts w:ascii="Angsana New" w:eastAsia="Angsana New" w:hAnsi="Angsana New" w:cs="Angsana New"/>
+          <w:b/>
+          <w:bCs/>
+          <w:sz w:val="36"/>
+          <w:szCs w:val="36"/>
+        </w:rPr>
+        <w:br w:type="page"/>
+      </w:r>
+    </w:p>
+    <w:p>
+      <w:pPr>
+        <w:pStyle w:val="2"/>
+        <w:ind w:firstLine="720"/>
+        <w:rPr>
+          <w:rFonts w:ascii="Angsana New" w:eastAsia="Angsana New" w:hAnsi="Angsana New" w:cs="Angsana New"/>
+          <w:color w:val="auto"/>
+          <w:sz w:val="36"/>
+          <w:szCs w:val="36"/>
+        </w:rPr>
+      </w:pPr>
+      <w:bookmarkStart w:id="27" w:name="_Toc226336984"/>
       <w:r>
         <w:rPr>
           <w:rFonts w:ascii="Angsana New" w:eastAsia="Angsana New" w:hAnsi="Angsana New" w:cs="Angsana New"/>
@@ -32771,26 +30469,14 @@
           <w:sz w:val="36"/>
           <w:szCs w:val="36"/>
         </w:rPr>
-        <w:t>การวิเคราะห์คุณภาพตามมาตรฐาน</w:t>
-      </w:r>
-      <w:proofErr w:type="spellEnd"/>
-      <w:r>
-        <w:rPr>
-          <w:rFonts w:ascii="Angsana New" w:eastAsia="Angsana New" w:hAnsi="Angsana New" w:cs="Angsana New"/>
-          <w:b/>
-          <w:bCs/>
-          <w:color w:val="auto"/>
-          <w:sz w:val="36"/>
-          <w:szCs w:val="36"/>
-        </w:rPr>
-        <w:t xml:space="preserve"> ISO 25010</w:t>
-      </w:r>
-      <w:bookmarkEnd w:id="24"/>
+        <w:lastRenderedPageBreak/>
+        <w:t>7.2 ข้อเสนอแนะเพื่อการพัฒนา</w:t>
+      </w:r>
+      <w:bookmarkEnd w:id="27"/>
     </w:p>
     <w:p>
       <w:pPr>
-        <w:spacing w:before="319" w:after="319"/>
-        <w:ind w:left="720"/>
+        <w:spacing w:before="240" w:after="240"/>
         <w:rPr>
           <w:rFonts w:ascii="Angsana New" w:eastAsia="Angsana New" w:hAnsi="Angsana New" w:cs="Angsana New"/>
           <w:sz w:val="32"/>
@@ -32800,1951 +30486,11 @@
       <w:r>
         <w:rPr>
           <w:rFonts w:ascii="Angsana New" w:eastAsia="Angsana New" w:hAnsi="Angsana New" w:cs="Angsana New"/>
-          <w:b/>
-          <w:bCs/>
-          <w:sz w:val="32"/>
-          <w:szCs w:val="32"/>
-        </w:rPr>
-        <w:t>1) Functional Suitability (</w:t>
-      </w:r>
-      <w:proofErr w:type="spellStart"/>
-      <w:r>
-        <w:rPr>
-          <w:rFonts w:ascii="Angsana New" w:eastAsia="Angsana New" w:hAnsi="Angsana New" w:cs="Angsana New"/>
-          <w:b/>
-          <w:bCs/>
-          <w:sz w:val="32"/>
-          <w:szCs w:val="32"/>
-        </w:rPr>
-        <w:t>ความถูกต้องของฟังก์ชัน</w:t>
-      </w:r>
-      <w:proofErr w:type="spellEnd"/>
-      <w:r>
-        <w:rPr>
-          <w:rFonts w:ascii="Angsana New" w:eastAsia="Angsana New" w:hAnsi="Angsana New" w:cs="Angsana New"/>
-          <w:b/>
-          <w:bCs/>
-          <w:sz w:val="32"/>
-          <w:szCs w:val="32"/>
-        </w:rPr>
-        <w:t>)</w:t>
-      </w:r>
-    </w:p>
-    <w:p>
-      <w:pPr>
-        <w:spacing w:before="240" w:after="240"/>
-        <w:ind w:left="720" w:firstLine="720"/>
-        <w:rPr>
-          <w:rFonts w:ascii="Angsana New" w:eastAsia="Angsana New" w:hAnsi="Angsana New" w:cs="Angsana New"/>
-          <w:sz w:val="32"/>
-          <w:szCs w:val="32"/>
-        </w:rPr>
-      </w:pPr>
-      <w:r>
-        <w:rPr>
-          <w:rFonts w:ascii="Angsana New" w:eastAsia="Angsana New" w:hAnsi="Angsana New" w:cs="Angsana New"/>
-          <w:sz w:val="32"/>
-          <w:szCs w:val="32"/>
-        </w:rPr>
-        <w:t xml:space="preserve">จากการทดสอบพบว่าระบบสามารถทำงานได้ถูกต้องตามฟังก์ชันหลักที่กำหนดไว้ </w:t>
-      </w:r>
-      <w:proofErr w:type="spellStart"/>
-      <w:r>
-        <w:rPr>
-          <w:rFonts w:ascii="Angsana New" w:eastAsia="Angsana New" w:hAnsi="Angsana New" w:cs="Angsana New"/>
-          <w:sz w:val="32"/>
-          <w:szCs w:val="32"/>
-        </w:rPr>
-        <w:t>เช่น</w:t>
-      </w:r>
-      <w:proofErr w:type="spellEnd"/>
-      <w:r>
-        <w:rPr>
-          <w:rFonts w:ascii="Angsana New" w:eastAsia="Angsana New" w:hAnsi="Angsana New" w:cs="Angsana New"/>
-          <w:sz w:val="32"/>
-          <w:szCs w:val="32"/>
-        </w:rPr>
-        <w:t xml:space="preserve"> </w:t>
-      </w:r>
-      <w:proofErr w:type="spellStart"/>
-      <w:r>
-        <w:rPr>
-          <w:rFonts w:ascii="Angsana New" w:eastAsia="Angsana New" w:hAnsi="Angsana New" w:cs="Angsana New"/>
-          <w:sz w:val="32"/>
-          <w:szCs w:val="32"/>
-        </w:rPr>
-        <w:t>การเข้าสู่ระบบ</w:t>
-      </w:r>
-      <w:proofErr w:type="spellEnd"/>
-      <w:r>
-        <w:rPr>
-          <w:rFonts w:ascii="Angsana New" w:eastAsia="Angsana New" w:hAnsi="Angsana New" w:cs="Angsana New"/>
-          <w:sz w:val="32"/>
-          <w:szCs w:val="32"/>
-        </w:rPr>
-        <w:t xml:space="preserve"> </w:t>
-      </w:r>
-      <w:proofErr w:type="spellStart"/>
-      <w:r>
-        <w:rPr>
-          <w:rFonts w:ascii="Angsana New" w:eastAsia="Angsana New" w:hAnsi="Angsana New" w:cs="Angsana New"/>
-          <w:sz w:val="32"/>
-          <w:szCs w:val="32"/>
-        </w:rPr>
-        <w:t>การจัดการข้อมูลหนังสือ</w:t>
-      </w:r>
-      <w:proofErr w:type="spellEnd"/>
-      <w:r>
-        <w:rPr>
-          <w:rFonts w:ascii="Angsana New" w:eastAsia="Angsana New" w:hAnsi="Angsana New" w:cs="Angsana New"/>
-          <w:sz w:val="32"/>
-          <w:szCs w:val="32"/>
-        </w:rPr>
-        <w:t xml:space="preserve"> </w:t>
-      </w:r>
-      <w:proofErr w:type="spellStart"/>
-      <w:r>
-        <w:rPr>
-          <w:rFonts w:ascii="Angsana New" w:eastAsia="Angsana New" w:hAnsi="Angsana New" w:cs="Angsana New"/>
-          <w:sz w:val="32"/>
-          <w:szCs w:val="32"/>
-        </w:rPr>
-        <w:t>และการยืม-คืนหนังสือ</w:t>
-      </w:r>
-      <w:proofErr w:type="spellEnd"/>
-      <w:r>
-        <w:rPr>
-          <w:rFonts w:ascii="Angsana New" w:eastAsia="Angsana New" w:hAnsi="Angsana New" w:cs="Angsana New"/>
-          <w:sz w:val="32"/>
-          <w:szCs w:val="32"/>
-        </w:rPr>
-        <w:t xml:space="preserve"> </w:t>
-      </w:r>
-      <w:proofErr w:type="spellStart"/>
-      <w:r>
-        <w:rPr>
-          <w:rFonts w:ascii="Angsana New" w:eastAsia="Angsana New" w:hAnsi="Angsana New" w:cs="Angsana New"/>
-          <w:sz w:val="32"/>
-          <w:szCs w:val="32"/>
-        </w:rPr>
-        <w:t>ซึ่งถือว่าเป็นส่วนสำคัญของระบบ</w:t>
-      </w:r>
-      <w:proofErr w:type="spellEnd"/>
-      <w:r>
-        <w:rPr>
-          <w:rFonts w:ascii="Angsana New" w:eastAsia="Angsana New" w:hAnsi="Angsana New" w:cs="Angsana New"/>
-          <w:sz w:val="32"/>
-          <w:szCs w:val="32"/>
-        </w:rPr>
-        <w:t xml:space="preserve"> </w:t>
-      </w:r>
-      <w:proofErr w:type="spellStart"/>
-      <w:r>
-        <w:rPr>
-          <w:rFonts w:ascii="Angsana New" w:eastAsia="Angsana New" w:hAnsi="Angsana New" w:cs="Angsana New"/>
-          <w:sz w:val="32"/>
-          <w:szCs w:val="32"/>
-        </w:rPr>
-        <w:t>อย่างไรก็ตาม</w:t>
-      </w:r>
-      <w:proofErr w:type="spellEnd"/>
-      <w:r>
-        <w:rPr>
-          <w:rFonts w:ascii="Angsana New" w:eastAsia="Angsana New" w:hAnsi="Angsana New" w:cs="Angsana New"/>
-          <w:sz w:val="32"/>
-          <w:szCs w:val="32"/>
-        </w:rPr>
-        <w:t xml:space="preserve"> </w:t>
-      </w:r>
-      <w:proofErr w:type="spellStart"/>
-      <w:r>
-        <w:rPr>
-          <w:rFonts w:ascii="Angsana New" w:eastAsia="Angsana New" w:hAnsi="Angsana New" w:cs="Angsana New"/>
-          <w:sz w:val="32"/>
-          <w:szCs w:val="32"/>
-        </w:rPr>
-        <w:t>ยังพบข้อผิดพลาดในบางกรณี</w:t>
-      </w:r>
-      <w:proofErr w:type="spellEnd"/>
-      <w:r>
-        <w:rPr>
-          <w:rFonts w:ascii="Angsana New" w:eastAsia="Angsana New" w:hAnsi="Angsana New" w:cs="Angsana New"/>
-          <w:sz w:val="32"/>
-          <w:szCs w:val="32"/>
-        </w:rPr>
-        <w:t xml:space="preserve"> </w:t>
-      </w:r>
-      <w:proofErr w:type="spellStart"/>
-      <w:r>
-        <w:rPr>
-          <w:rFonts w:ascii="Angsana New" w:eastAsia="Angsana New" w:hAnsi="Angsana New" w:cs="Angsana New"/>
-          <w:sz w:val="32"/>
-          <w:szCs w:val="32"/>
-        </w:rPr>
-        <w:t>เช่น</w:t>
-      </w:r>
-      <w:proofErr w:type="spellEnd"/>
-      <w:r>
-        <w:rPr>
-          <w:rFonts w:ascii="Angsana New" w:eastAsia="Angsana New" w:hAnsi="Angsana New" w:cs="Angsana New"/>
-          <w:sz w:val="32"/>
-          <w:szCs w:val="32"/>
-        </w:rPr>
-        <w:t xml:space="preserve"> </w:t>
-      </w:r>
-      <w:proofErr w:type="spellStart"/>
-      <w:r>
-        <w:rPr>
-          <w:rFonts w:ascii="Angsana New" w:eastAsia="Angsana New" w:hAnsi="Angsana New" w:cs="Angsana New"/>
-          <w:sz w:val="32"/>
-          <w:szCs w:val="32"/>
-        </w:rPr>
-        <w:t>การกำหนดจำนวนหนังสือสูงสุดที่สามารถยืมได้</w:t>
-      </w:r>
-      <w:proofErr w:type="spellEnd"/>
-      <w:r>
-        <w:rPr>
-          <w:rFonts w:ascii="Angsana New" w:eastAsia="Angsana New" w:hAnsi="Angsana New" w:cs="Angsana New"/>
-          <w:sz w:val="32"/>
-          <w:szCs w:val="32"/>
-        </w:rPr>
-        <w:t xml:space="preserve"> (Max Books) </w:t>
-      </w:r>
-      <w:proofErr w:type="spellStart"/>
-      <w:r>
-        <w:rPr>
-          <w:rFonts w:ascii="Angsana New" w:eastAsia="Angsana New" w:hAnsi="Angsana New" w:cs="Angsana New"/>
-          <w:sz w:val="32"/>
-          <w:szCs w:val="32"/>
-        </w:rPr>
-        <w:t>ที่ยังไม่เป็นไปตามเงื่อนไขที่กำหนด</w:t>
-      </w:r>
-      <w:proofErr w:type="spellEnd"/>
-      <w:r>
-        <w:rPr>
-          <w:rFonts w:ascii="Angsana New" w:eastAsia="Angsana New" w:hAnsi="Angsana New" w:cs="Angsana New"/>
-          <w:sz w:val="32"/>
-          <w:szCs w:val="32"/>
-        </w:rPr>
-        <w:t xml:space="preserve"> </w:t>
-      </w:r>
-      <w:proofErr w:type="spellStart"/>
-      <w:r>
-        <w:rPr>
-          <w:rFonts w:ascii="Angsana New" w:eastAsia="Angsana New" w:hAnsi="Angsana New" w:cs="Angsana New"/>
-          <w:sz w:val="32"/>
-          <w:szCs w:val="32"/>
-        </w:rPr>
-        <w:t>รวมถึงบางฟีเจอร์ที่ยังทำงานได้ไม่สมบูรณ์</w:t>
-      </w:r>
-      <w:proofErr w:type="spellEnd"/>
-      <w:r>
-        <w:rPr>
-          <w:rFonts w:ascii="Angsana New" w:eastAsia="Angsana New" w:hAnsi="Angsana New" w:cs="Angsana New"/>
-          <w:sz w:val="32"/>
-          <w:szCs w:val="32"/>
-        </w:rPr>
-        <w:t xml:space="preserve"> จึงควรมีการปรับปรุงเพิ่มเติมเพื่อให้ระบบมีความถูกต้องมากยิ่งขึ้น</w:t>
-      </w:r>
-    </w:p>
-    <w:p>
-      <w:pPr>
-        <w:pStyle w:val="4"/>
-        <w:spacing w:before="319" w:after="319"/>
-        <w:ind w:left="720"/>
-        <w:rPr>
-          <w:rFonts w:ascii="Angsana New" w:eastAsia="Angsana New" w:hAnsi="Angsana New" w:cs="Angsana New"/>
-          <w:color w:val="auto"/>
-          <w:sz w:val="32"/>
-          <w:szCs w:val="32"/>
-        </w:rPr>
-      </w:pPr>
-      <w:r>
-        <w:rPr>
-          <w:rFonts w:ascii="Angsana New" w:eastAsia="Angsana New" w:hAnsi="Angsana New" w:cs="Angsana New"/>
-          <w:b/>
-          <w:bCs/>
-          <w:i w:val="0"/>
-          <w:iCs w:val="0"/>
-          <w:color w:val="auto"/>
-          <w:sz w:val="32"/>
-          <w:szCs w:val="32"/>
-        </w:rPr>
-        <w:t>2) Usability (</w:t>
-      </w:r>
-      <w:proofErr w:type="spellStart"/>
-      <w:r>
-        <w:rPr>
-          <w:rFonts w:ascii="Angsana New" w:eastAsia="Angsana New" w:hAnsi="Angsana New" w:cs="Angsana New"/>
-          <w:b/>
-          <w:bCs/>
-          <w:i w:val="0"/>
-          <w:iCs w:val="0"/>
-          <w:color w:val="auto"/>
-          <w:sz w:val="32"/>
-          <w:szCs w:val="32"/>
-        </w:rPr>
-        <w:t>ความง่ายในการใช้งาน</w:t>
-      </w:r>
-      <w:proofErr w:type="spellEnd"/>
-      <w:r>
-        <w:rPr>
-          <w:rFonts w:ascii="Angsana New" w:eastAsia="Angsana New" w:hAnsi="Angsana New" w:cs="Angsana New"/>
-          <w:b/>
-          <w:bCs/>
-          <w:i w:val="0"/>
-          <w:iCs w:val="0"/>
-          <w:color w:val="auto"/>
-          <w:sz w:val="32"/>
-          <w:szCs w:val="32"/>
-        </w:rPr>
-        <w:t>)</w:t>
-      </w:r>
-    </w:p>
-    <w:p>
-      <w:pPr>
-        <w:spacing w:before="240" w:after="240"/>
-        <w:ind w:left="720" w:firstLine="720"/>
-        <w:rPr>
-          <w:rFonts w:ascii="Angsana New" w:eastAsia="Angsana New" w:hAnsi="Angsana New" w:cs="Angsana New"/>
-          <w:sz w:val="32"/>
-          <w:szCs w:val="32"/>
-        </w:rPr>
-      </w:pPr>
-      <w:proofErr w:type="spellStart"/>
-      <w:r>
-        <w:rPr>
-          <w:rFonts w:ascii="Angsana New" w:eastAsia="Angsana New" w:hAnsi="Angsana New" w:cs="Angsana New"/>
-          <w:sz w:val="32"/>
-          <w:szCs w:val="32"/>
-        </w:rPr>
-        <w:t>ในด้านการใช้งาน</w:t>
-      </w:r>
-      <w:proofErr w:type="spellEnd"/>
-      <w:r>
-        <w:rPr>
-          <w:rFonts w:ascii="Angsana New" w:eastAsia="Angsana New" w:hAnsi="Angsana New" w:cs="Angsana New"/>
-          <w:sz w:val="32"/>
-          <w:szCs w:val="32"/>
-        </w:rPr>
-        <w:t xml:space="preserve"> </w:t>
-      </w:r>
-      <w:proofErr w:type="spellStart"/>
-      <w:r>
-        <w:rPr>
-          <w:rFonts w:ascii="Angsana New" w:eastAsia="Angsana New" w:hAnsi="Angsana New" w:cs="Angsana New"/>
-          <w:sz w:val="32"/>
-          <w:szCs w:val="32"/>
-        </w:rPr>
-        <w:t>ระบบมีการออกแบบหน้าจอ</w:t>
-      </w:r>
-      <w:proofErr w:type="spellEnd"/>
-      <w:r>
-        <w:rPr>
-          <w:rFonts w:ascii="Angsana New" w:eastAsia="Angsana New" w:hAnsi="Angsana New" w:cs="Angsana New"/>
-          <w:sz w:val="32"/>
-          <w:szCs w:val="32"/>
-        </w:rPr>
-        <w:t xml:space="preserve"> (UI) </w:t>
-      </w:r>
-      <w:proofErr w:type="spellStart"/>
-      <w:r>
-        <w:rPr>
-          <w:rFonts w:ascii="Angsana New" w:eastAsia="Angsana New" w:hAnsi="Angsana New" w:cs="Angsana New"/>
-          <w:sz w:val="32"/>
-          <w:szCs w:val="32"/>
-        </w:rPr>
-        <w:t>ที่ค่อนข้างเข้าใจง่าย</w:t>
-      </w:r>
-      <w:proofErr w:type="spellEnd"/>
-      <w:r>
-        <w:rPr>
-          <w:rFonts w:ascii="Angsana New" w:eastAsia="Angsana New" w:hAnsi="Angsana New" w:cs="Angsana New"/>
-          <w:sz w:val="32"/>
-          <w:szCs w:val="32"/>
-        </w:rPr>
-        <w:t xml:space="preserve"> </w:t>
-      </w:r>
-      <w:proofErr w:type="spellStart"/>
-      <w:r>
-        <w:rPr>
-          <w:rFonts w:ascii="Angsana New" w:eastAsia="Angsana New" w:hAnsi="Angsana New" w:cs="Angsana New"/>
-          <w:sz w:val="32"/>
-          <w:szCs w:val="32"/>
-        </w:rPr>
-        <w:t>ไม่ซับซ้อน</w:t>
-      </w:r>
-      <w:proofErr w:type="spellEnd"/>
-      <w:r>
-        <w:rPr>
-          <w:rFonts w:ascii="Angsana New" w:eastAsia="Angsana New" w:hAnsi="Angsana New" w:cs="Angsana New"/>
-          <w:sz w:val="32"/>
-          <w:szCs w:val="32"/>
-        </w:rPr>
-        <w:t xml:space="preserve"> </w:t>
-      </w:r>
-      <w:proofErr w:type="spellStart"/>
-      <w:r>
-        <w:rPr>
-          <w:rFonts w:ascii="Angsana New" w:eastAsia="Angsana New" w:hAnsi="Angsana New" w:cs="Angsana New"/>
-          <w:sz w:val="32"/>
-          <w:szCs w:val="32"/>
-        </w:rPr>
-        <w:t>ผู้ใช้งานสามารถเรียนรู้และใช้งานได้ด้วยตนเองในระยะเวลาไม่นาน</w:t>
-      </w:r>
-      <w:proofErr w:type="spellEnd"/>
-      <w:r>
-        <w:rPr>
-          <w:rFonts w:ascii="Angsana New" w:eastAsia="Angsana New" w:hAnsi="Angsana New" w:cs="Angsana New"/>
-          <w:sz w:val="32"/>
-          <w:szCs w:val="32"/>
-        </w:rPr>
-        <w:t xml:space="preserve"> </w:t>
-      </w:r>
-      <w:proofErr w:type="spellStart"/>
-      <w:r>
-        <w:rPr>
-          <w:rFonts w:ascii="Angsana New" w:eastAsia="Angsana New" w:hAnsi="Angsana New" w:cs="Angsana New"/>
-          <w:sz w:val="32"/>
-          <w:szCs w:val="32"/>
-        </w:rPr>
-        <w:t>อย่างไรก็ตาม</w:t>
-      </w:r>
-      <w:proofErr w:type="spellEnd"/>
-      <w:r>
-        <w:rPr>
-          <w:rFonts w:ascii="Angsana New" w:eastAsia="Angsana New" w:hAnsi="Angsana New" w:cs="Angsana New"/>
-          <w:sz w:val="32"/>
-          <w:szCs w:val="32"/>
-        </w:rPr>
-        <w:t xml:space="preserve"> </w:t>
-      </w:r>
-      <w:proofErr w:type="spellStart"/>
-      <w:r>
-        <w:rPr>
-          <w:rFonts w:ascii="Angsana New" w:eastAsia="Angsana New" w:hAnsi="Angsana New" w:cs="Angsana New"/>
-          <w:sz w:val="32"/>
-          <w:szCs w:val="32"/>
-        </w:rPr>
-        <w:t>ยังมีข้อจำกัดบางประการ</w:t>
-      </w:r>
-      <w:proofErr w:type="spellEnd"/>
-      <w:r>
-        <w:rPr>
-          <w:rFonts w:ascii="Angsana New" w:eastAsia="Angsana New" w:hAnsi="Angsana New" w:cs="Angsana New"/>
-          <w:sz w:val="32"/>
-          <w:szCs w:val="32"/>
-        </w:rPr>
-        <w:t xml:space="preserve"> </w:t>
-      </w:r>
-      <w:proofErr w:type="spellStart"/>
-      <w:r>
-        <w:rPr>
-          <w:rFonts w:ascii="Angsana New" w:eastAsia="Angsana New" w:hAnsi="Angsana New" w:cs="Angsana New"/>
-          <w:sz w:val="32"/>
-          <w:szCs w:val="32"/>
-        </w:rPr>
-        <w:t>เช่น</w:t>
-      </w:r>
-      <w:proofErr w:type="spellEnd"/>
-      <w:r>
-        <w:rPr>
-          <w:rFonts w:ascii="Angsana New" w:eastAsia="Angsana New" w:hAnsi="Angsana New" w:cs="Angsana New"/>
-          <w:sz w:val="32"/>
-          <w:szCs w:val="32"/>
-        </w:rPr>
-        <w:t xml:space="preserve"> </w:t>
-      </w:r>
-      <w:proofErr w:type="spellStart"/>
-      <w:r>
-        <w:rPr>
-          <w:rFonts w:ascii="Angsana New" w:eastAsia="Angsana New" w:hAnsi="Angsana New" w:cs="Angsana New"/>
-          <w:sz w:val="32"/>
-          <w:szCs w:val="32"/>
-        </w:rPr>
-        <w:t>ไม่มีฟังก์ชันค้นหาสมาชิก</w:t>
-      </w:r>
-      <w:proofErr w:type="spellEnd"/>
-      <w:r>
-        <w:rPr>
-          <w:rFonts w:ascii="Angsana New" w:eastAsia="Angsana New" w:hAnsi="Angsana New" w:cs="Angsana New"/>
-          <w:sz w:val="32"/>
-          <w:szCs w:val="32"/>
-        </w:rPr>
-        <w:t xml:space="preserve"> (Search Member) </w:t>
-      </w:r>
-      <w:proofErr w:type="spellStart"/>
-      <w:r>
-        <w:rPr>
-          <w:rFonts w:ascii="Angsana New" w:eastAsia="Angsana New" w:hAnsi="Angsana New" w:cs="Angsana New"/>
-          <w:sz w:val="32"/>
-          <w:szCs w:val="32"/>
-        </w:rPr>
-        <w:t>และไม่มีฟีเจอร์แสดงรายละเอียดหรือขยายระยะเวลาการยืม</w:t>
-      </w:r>
-      <w:proofErr w:type="spellEnd"/>
-      <w:r>
-        <w:rPr>
-          <w:rFonts w:ascii="Angsana New" w:eastAsia="Angsana New" w:hAnsi="Angsana New" w:cs="Angsana New"/>
-          <w:sz w:val="32"/>
-          <w:szCs w:val="32"/>
-        </w:rPr>
-        <w:t xml:space="preserve"> (Extend) </w:t>
-      </w:r>
-      <w:proofErr w:type="spellStart"/>
-      <w:r>
-        <w:rPr>
-          <w:rFonts w:ascii="Angsana New" w:eastAsia="Angsana New" w:hAnsi="Angsana New" w:cs="Angsana New"/>
-          <w:sz w:val="32"/>
-          <w:szCs w:val="32"/>
-        </w:rPr>
-        <w:t>ซึ่งอาจส่งผลต่อประสบการณ์ของผู้ใช้งานในระยะยาว</w:t>
-      </w:r>
-      <w:proofErr w:type="spellEnd"/>
-    </w:p>
-    <w:p>
-      <w:pPr>
-        <w:pStyle w:val="4"/>
-        <w:spacing w:before="319" w:after="319"/>
-        <w:ind w:left="720"/>
-        <w:rPr>
-          <w:rFonts w:ascii="Angsana New" w:eastAsia="Angsana New" w:hAnsi="Angsana New" w:cs="Angsana New"/>
-          <w:color w:val="auto"/>
-          <w:sz w:val="32"/>
-          <w:szCs w:val="32"/>
-        </w:rPr>
-      </w:pPr>
-      <w:r>
-        <w:rPr>
-          <w:rFonts w:ascii="Angsana New" w:eastAsia="Angsana New" w:hAnsi="Angsana New" w:cs="Angsana New"/>
-          <w:b/>
-          <w:bCs/>
-          <w:i w:val="0"/>
-          <w:iCs w:val="0"/>
-          <w:color w:val="auto"/>
-          <w:sz w:val="32"/>
-          <w:szCs w:val="32"/>
-        </w:rPr>
-        <w:t>3) Reliability (</w:t>
-      </w:r>
-      <w:proofErr w:type="spellStart"/>
-      <w:r>
-        <w:rPr>
-          <w:rFonts w:ascii="Angsana New" w:eastAsia="Angsana New" w:hAnsi="Angsana New" w:cs="Angsana New"/>
-          <w:b/>
-          <w:bCs/>
-          <w:i w:val="0"/>
-          <w:iCs w:val="0"/>
-          <w:color w:val="auto"/>
-          <w:sz w:val="32"/>
-          <w:szCs w:val="32"/>
-        </w:rPr>
-        <w:t>ความเสถียรของระบบ</w:t>
-      </w:r>
-      <w:proofErr w:type="spellEnd"/>
-      <w:r>
-        <w:rPr>
-          <w:rFonts w:ascii="Angsana New" w:eastAsia="Angsana New" w:hAnsi="Angsana New" w:cs="Angsana New"/>
-          <w:b/>
-          <w:bCs/>
-          <w:i w:val="0"/>
-          <w:iCs w:val="0"/>
-          <w:color w:val="auto"/>
-          <w:sz w:val="32"/>
-          <w:szCs w:val="32"/>
-        </w:rPr>
-        <w:t>)</w:t>
-      </w:r>
-    </w:p>
-    <w:p>
-      <w:pPr>
-        <w:spacing w:before="240" w:after="240"/>
-        <w:ind w:left="720" w:firstLine="720"/>
-        <w:rPr>
-          <w:rFonts w:ascii="Angsana New" w:eastAsia="Angsana New" w:hAnsi="Angsana New" w:cs="Angsana New"/>
-          <w:sz w:val="32"/>
-          <w:szCs w:val="32"/>
-        </w:rPr>
-      </w:pPr>
-      <w:proofErr w:type="spellStart"/>
-      <w:r>
-        <w:rPr>
-          <w:rFonts w:ascii="Angsana New" w:eastAsia="Angsana New" w:hAnsi="Angsana New" w:cs="Angsana New"/>
-          <w:sz w:val="32"/>
-          <w:szCs w:val="32"/>
-        </w:rPr>
-        <w:t>ระบบมีความสามารถในการทำงานได้อย่างต่อเนื่องในหลายกรณีทดสอบ</w:t>
-      </w:r>
-      <w:proofErr w:type="spellEnd"/>
-      <w:r>
-        <w:rPr>
-          <w:rFonts w:ascii="Angsana New" w:eastAsia="Angsana New" w:hAnsi="Angsana New" w:cs="Angsana New"/>
-          <w:sz w:val="32"/>
-          <w:szCs w:val="32"/>
-        </w:rPr>
-        <w:t xml:space="preserve"> </w:t>
-      </w:r>
-      <w:proofErr w:type="spellStart"/>
-      <w:r>
-        <w:rPr>
-          <w:rFonts w:ascii="Angsana New" w:eastAsia="Angsana New" w:hAnsi="Angsana New" w:cs="Angsana New"/>
-          <w:sz w:val="32"/>
-          <w:szCs w:val="32"/>
-        </w:rPr>
-        <w:t>และไม่พบปัญหาการล่มของระบบในระหว่างการใช้งานโดยรวม</w:t>
-      </w:r>
-      <w:proofErr w:type="spellEnd"/>
-      <w:r>
-        <w:rPr>
-          <w:rFonts w:ascii="Angsana New" w:eastAsia="Angsana New" w:hAnsi="Angsana New" w:cs="Angsana New"/>
-          <w:sz w:val="32"/>
-          <w:szCs w:val="32"/>
-        </w:rPr>
-        <w:t xml:space="preserve"> </w:t>
-      </w:r>
-      <w:proofErr w:type="spellStart"/>
-      <w:r>
-        <w:rPr>
-          <w:rFonts w:ascii="Angsana New" w:eastAsia="Angsana New" w:hAnsi="Angsana New" w:cs="Angsana New"/>
-          <w:sz w:val="32"/>
-          <w:szCs w:val="32"/>
-        </w:rPr>
-        <w:t>แสดงให้เห็นถึงความเสถียรในระดับหนึ่ง</w:t>
-      </w:r>
-      <w:proofErr w:type="spellEnd"/>
-      <w:r>
-        <w:rPr>
-          <w:rFonts w:ascii="Angsana New" w:eastAsia="Angsana New" w:hAnsi="Angsana New" w:cs="Angsana New"/>
-          <w:sz w:val="32"/>
-          <w:szCs w:val="32"/>
-        </w:rPr>
-        <w:t xml:space="preserve"> </w:t>
-      </w:r>
-      <w:proofErr w:type="spellStart"/>
-      <w:r>
-        <w:rPr>
-          <w:rFonts w:ascii="Angsana New" w:eastAsia="Angsana New" w:hAnsi="Angsana New" w:cs="Angsana New"/>
-          <w:sz w:val="32"/>
-          <w:szCs w:val="32"/>
-        </w:rPr>
-        <w:t>อย่างไรก็ตาม</w:t>
-      </w:r>
-      <w:proofErr w:type="spellEnd"/>
-      <w:r>
-        <w:rPr>
-          <w:rFonts w:ascii="Angsana New" w:eastAsia="Angsana New" w:hAnsi="Angsana New" w:cs="Angsana New"/>
-          <w:sz w:val="32"/>
-          <w:szCs w:val="32"/>
-        </w:rPr>
-        <w:t xml:space="preserve"> </w:t>
-      </w:r>
-      <w:proofErr w:type="spellStart"/>
-      <w:r>
-        <w:rPr>
-          <w:rFonts w:ascii="Angsana New" w:eastAsia="Angsana New" w:hAnsi="Angsana New" w:cs="Angsana New"/>
-          <w:sz w:val="32"/>
-          <w:szCs w:val="32"/>
-        </w:rPr>
-        <w:t>ยังมีข้อผิดพลาดเชิงตรรกะ</w:t>
-      </w:r>
-      <w:proofErr w:type="spellEnd"/>
-      <w:r>
-        <w:rPr>
-          <w:rFonts w:ascii="Angsana New" w:eastAsia="Angsana New" w:hAnsi="Angsana New" w:cs="Angsana New"/>
-          <w:sz w:val="32"/>
-          <w:szCs w:val="32"/>
-        </w:rPr>
-        <w:t xml:space="preserve"> (Logic Error) </w:t>
-      </w:r>
-      <w:proofErr w:type="spellStart"/>
-      <w:r>
-        <w:rPr>
-          <w:rFonts w:ascii="Angsana New" w:eastAsia="Angsana New" w:hAnsi="Angsana New" w:cs="Angsana New"/>
-          <w:sz w:val="32"/>
-          <w:szCs w:val="32"/>
-        </w:rPr>
-        <w:t>ในบางฟังก์ชัน</w:t>
-      </w:r>
-      <w:proofErr w:type="spellEnd"/>
-      <w:r>
-        <w:rPr>
-          <w:rFonts w:ascii="Angsana New" w:eastAsia="Angsana New" w:hAnsi="Angsana New" w:cs="Angsana New"/>
-          <w:sz w:val="32"/>
-          <w:szCs w:val="32"/>
-        </w:rPr>
-        <w:t xml:space="preserve"> </w:t>
-      </w:r>
-      <w:proofErr w:type="spellStart"/>
-      <w:r>
-        <w:rPr>
-          <w:rFonts w:ascii="Angsana New" w:eastAsia="Angsana New" w:hAnsi="Angsana New" w:cs="Angsana New"/>
-          <w:sz w:val="32"/>
-          <w:szCs w:val="32"/>
-        </w:rPr>
-        <w:t>เช่น</w:t>
-      </w:r>
-      <w:proofErr w:type="spellEnd"/>
-      <w:r>
-        <w:rPr>
-          <w:rFonts w:ascii="Angsana New" w:eastAsia="Angsana New" w:hAnsi="Angsana New" w:cs="Angsana New"/>
-          <w:sz w:val="32"/>
-          <w:szCs w:val="32"/>
-        </w:rPr>
-        <w:t xml:space="preserve"> </w:t>
-      </w:r>
-      <w:proofErr w:type="spellStart"/>
-      <w:r>
-        <w:rPr>
-          <w:rFonts w:ascii="Angsana New" w:eastAsia="Angsana New" w:hAnsi="Angsana New" w:cs="Angsana New"/>
-          <w:sz w:val="32"/>
-          <w:szCs w:val="32"/>
-        </w:rPr>
-        <w:t>การกำหนดค่าข้อมูลที่ไม่สอดคล้องกัน</w:t>
-      </w:r>
-      <w:proofErr w:type="spellEnd"/>
-      <w:r>
-        <w:rPr>
-          <w:rFonts w:ascii="Angsana New" w:eastAsia="Angsana New" w:hAnsi="Angsana New" w:cs="Angsana New"/>
-          <w:sz w:val="32"/>
-          <w:szCs w:val="32"/>
-        </w:rPr>
-        <w:t xml:space="preserve"> </w:t>
-      </w:r>
-      <w:proofErr w:type="spellStart"/>
-      <w:r>
-        <w:rPr>
-          <w:rFonts w:ascii="Angsana New" w:eastAsia="Angsana New" w:hAnsi="Angsana New" w:cs="Angsana New"/>
-          <w:sz w:val="32"/>
-          <w:szCs w:val="32"/>
-        </w:rPr>
-        <w:t>ซึ่งควรได้รับการแก้ไขเพื่อเพิ่มความน่าเชื่อถือของระบบ</w:t>
-      </w:r>
-      <w:proofErr w:type="spellEnd"/>
-    </w:p>
-    <w:p>
-      <w:pPr>
-        <w:pStyle w:val="4"/>
-        <w:spacing w:before="319" w:after="319"/>
-        <w:ind w:left="720"/>
-        <w:rPr>
-          <w:rFonts w:ascii="Angsana New" w:eastAsia="Angsana New" w:hAnsi="Angsana New" w:cs="Angsana New"/>
-          <w:color w:val="auto"/>
-          <w:sz w:val="32"/>
-          <w:szCs w:val="32"/>
-        </w:rPr>
-      </w:pPr>
-      <w:r>
-        <w:rPr>
-          <w:rFonts w:ascii="Angsana New" w:eastAsia="Angsana New" w:hAnsi="Angsana New" w:cs="Angsana New"/>
-          <w:b/>
-          <w:bCs/>
-          <w:i w:val="0"/>
-          <w:iCs w:val="0"/>
-          <w:color w:val="auto"/>
-          <w:sz w:val="32"/>
-          <w:szCs w:val="32"/>
-        </w:rPr>
-        <w:t>4) Security (</w:t>
-      </w:r>
-      <w:proofErr w:type="spellStart"/>
-      <w:r>
-        <w:rPr>
-          <w:rFonts w:ascii="Angsana New" w:eastAsia="Angsana New" w:hAnsi="Angsana New" w:cs="Angsana New"/>
-          <w:b/>
-          <w:bCs/>
-          <w:i w:val="0"/>
-          <w:iCs w:val="0"/>
-          <w:color w:val="auto"/>
-          <w:sz w:val="32"/>
-          <w:szCs w:val="32"/>
-        </w:rPr>
-        <w:t>ความปลอดภัย</w:t>
-      </w:r>
-      <w:proofErr w:type="spellEnd"/>
-      <w:r>
-        <w:rPr>
-          <w:rFonts w:ascii="Angsana New" w:eastAsia="Angsana New" w:hAnsi="Angsana New" w:cs="Angsana New"/>
-          <w:b/>
-          <w:bCs/>
-          <w:i w:val="0"/>
-          <w:iCs w:val="0"/>
-          <w:color w:val="auto"/>
-          <w:sz w:val="32"/>
-          <w:szCs w:val="32"/>
-        </w:rPr>
-        <w:t>)</w:t>
-      </w:r>
-    </w:p>
-    <w:p>
-      <w:pPr>
-        <w:spacing w:before="240" w:after="240"/>
-        <w:ind w:left="720" w:firstLine="720"/>
-        <w:rPr>
-          <w:rFonts w:ascii="Angsana New" w:eastAsia="Angsana New" w:hAnsi="Angsana New" w:cs="Angsana New"/>
-          <w:sz w:val="32"/>
-          <w:szCs w:val="32"/>
-        </w:rPr>
-      </w:pPr>
-      <w:proofErr w:type="spellStart"/>
-      <w:r>
-        <w:rPr>
-          <w:rFonts w:ascii="Angsana New" w:eastAsia="Angsana New" w:hAnsi="Angsana New" w:cs="Angsana New"/>
-          <w:sz w:val="32"/>
-          <w:szCs w:val="32"/>
-        </w:rPr>
-        <w:t>จากการทดสอบด้านความปลอดภัยเบื้องต้น</w:t>
-      </w:r>
-      <w:proofErr w:type="spellEnd"/>
-      <w:r>
-        <w:rPr>
-          <w:rFonts w:ascii="Angsana New" w:eastAsia="Angsana New" w:hAnsi="Angsana New" w:cs="Angsana New"/>
-          <w:sz w:val="32"/>
-          <w:szCs w:val="32"/>
-        </w:rPr>
-        <w:t xml:space="preserve"> </w:t>
-      </w:r>
-      <w:proofErr w:type="spellStart"/>
-      <w:r>
-        <w:rPr>
-          <w:rFonts w:ascii="Angsana New" w:eastAsia="Angsana New" w:hAnsi="Angsana New" w:cs="Angsana New"/>
-          <w:sz w:val="32"/>
-          <w:szCs w:val="32"/>
-        </w:rPr>
-        <w:t>พบว่าระบบสามารถป้องกันการโจมตีในรูปแบบ</w:t>
-      </w:r>
-      <w:proofErr w:type="spellEnd"/>
-      <w:r>
-        <w:rPr>
-          <w:rFonts w:ascii="Angsana New" w:eastAsia="Angsana New" w:hAnsi="Angsana New" w:cs="Angsana New"/>
-          <w:sz w:val="32"/>
-          <w:szCs w:val="32"/>
-        </w:rPr>
-        <w:t xml:space="preserve"> SQL Injection </w:t>
-      </w:r>
-      <w:proofErr w:type="spellStart"/>
-      <w:r>
-        <w:rPr>
-          <w:rFonts w:ascii="Angsana New" w:eastAsia="Angsana New" w:hAnsi="Angsana New" w:cs="Angsana New"/>
-          <w:sz w:val="32"/>
-          <w:szCs w:val="32"/>
-        </w:rPr>
-        <w:t>ได้ในระดับหนึ่ง</w:t>
-      </w:r>
-      <w:proofErr w:type="spellEnd"/>
-      <w:r>
-        <w:rPr>
-          <w:rFonts w:ascii="Angsana New" w:eastAsia="Angsana New" w:hAnsi="Angsana New" w:cs="Angsana New"/>
-          <w:sz w:val="32"/>
-          <w:szCs w:val="32"/>
-        </w:rPr>
-        <w:t xml:space="preserve"> </w:t>
-      </w:r>
-      <w:proofErr w:type="spellStart"/>
-      <w:r>
-        <w:rPr>
-          <w:rFonts w:ascii="Angsana New" w:eastAsia="Angsana New" w:hAnsi="Angsana New" w:cs="Angsana New"/>
-          <w:sz w:val="32"/>
-          <w:szCs w:val="32"/>
-        </w:rPr>
-        <w:t>อย่างไรก็ตาม</w:t>
-      </w:r>
-      <w:proofErr w:type="spellEnd"/>
-      <w:r>
-        <w:rPr>
-          <w:rFonts w:ascii="Angsana New" w:eastAsia="Angsana New" w:hAnsi="Angsana New" w:cs="Angsana New"/>
-          <w:sz w:val="32"/>
-          <w:szCs w:val="32"/>
-        </w:rPr>
-        <w:t xml:space="preserve"> </w:t>
-      </w:r>
-      <w:proofErr w:type="spellStart"/>
-      <w:r>
-        <w:rPr>
-          <w:rFonts w:ascii="Angsana New" w:eastAsia="Angsana New" w:hAnsi="Angsana New" w:cs="Angsana New"/>
-          <w:sz w:val="32"/>
-          <w:szCs w:val="32"/>
-        </w:rPr>
-        <w:t>เพื่อเพิ่มความปลอดภัยของระบบ</w:t>
-      </w:r>
-      <w:proofErr w:type="spellEnd"/>
-      <w:r>
-        <w:rPr>
-          <w:rFonts w:ascii="Angsana New" w:eastAsia="Angsana New" w:hAnsi="Angsana New" w:cs="Angsana New"/>
-          <w:sz w:val="32"/>
-          <w:szCs w:val="32"/>
-        </w:rPr>
-        <w:t xml:space="preserve"> </w:t>
-      </w:r>
-      <w:proofErr w:type="spellStart"/>
-      <w:r>
-        <w:rPr>
-          <w:rFonts w:ascii="Angsana New" w:eastAsia="Angsana New" w:hAnsi="Angsana New" w:cs="Angsana New"/>
-          <w:sz w:val="32"/>
-          <w:szCs w:val="32"/>
-        </w:rPr>
-        <w:t>ควรมีการเพิ่มการตรวจสอบข้อมูลนำเข้า</w:t>
-      </w:r>
-      <w:proofErr w:type="spellEnd"/>
-      <w:r>
-        <w:rPr>
-          <w:rFonts w:ascii="Angsana New" w:eastAsia="Angsana New" w:hAnsi="Angsana New" w:cs="Angsana New"/>
-          <w:sz w:val="32"/>
-          <w:szCs w:val="32"/>
-        </w:rPr>
-        <w:t xml:space="preserve"> (Input Validation) </w:t>
-      </w:r>
-      <w:proofErr w:type="spellStart"/>
-      <w:r>
-        <w:rPr>
-          <w:rFonts w:ascii="Angsana New" w:eastAsia="Angsana New" w:hAnsi="Angsana New" w:cs="Angsana New"/>
-          <w:sz w:val="32"/>
-          <w:szCs w:val="32"/>
-        </w:rPr>
-        <w:t>และการจัดการข้อมูลที่เข้มงวดมากยิ่งขึ้น</w:t>
-      </w:r>
-      <w:proofErr w:type="spellEnd"/>
-      <w:r>
-        <w:rPr>
-          <w:rFonts w:ascii="Angsana New" w:eastAsia="Angsana New" w:hAnsi="Angsana New" w:cs="Angsana New"/>
-          <w:sz w:val="32"/>
-          <w:szCs w:val="32"/>
-        </w:rPr>
-        <w:t xml:space="preserve"> </w:t>
-      </w:r>
-      <w:proofErr w:type="spellStart"/>
-      <w:r>
-        <w:rPr>
-          <w:rFonts w:ascii="Angsana New" w:eastAsia="Angsana New" w:hAnsi="Angsana New" w:cs="Angsana New"/>
-          <w:sz w:val="32"/>
-          <w:szCs w:val="32"/>
-        </w:rPr>
-        <w:t>เพื่อลดความเสี่ยงจากช่องโหว่ที่อาจเกิดขึ้นในอนาคต</w:t>
-      </w:r>
-      <w:proofErr w:type="spellEnd"/>
-    </w:p>
-    <w:p>
-      <w:pPr>
-        <w:pStyle w:val="4"/>
-        <w:spacing w:before="319" w:after="319"/>
-        <w:ind w:left="720"/>
-        <w:rPr>
-          <w:rFonts w:ascii="Angsana New" w:eastAsia="Angsana New" w:hAnsi="Angsana New" w:cs="Angsana New"/>
-          <w:color w:val="auto"/>
-          <w:sz w:val="32"/>
-          <w:szCs w:val="32"/>
-        </w:rPr>
-      </w:pPr>
-      <w:r>
-        <w:rPr>
-          <w:rFonts w:ascii="Angsana New" w:eastAsia="Angsana New" w:hAnsi="Angsana New" w:cs="Angsana New"/>
-          <w:b/>
-          <w:bCs/>
-          <w:i w:val="0"/>
-          <w:iCs w:val="0"/>
-          <w:color w:val="auto"/>
-          <w:sz w:val="32"/>
-          <w:szCs w:val="32"/>
-        </w:rPr>
-        <w:lastRenderedPageBreak/>
-        <w:t>5) Performance Efficiency (</w:t>
-      </w:r>
-      <w:proofErr w:type="spellStart"/>
-      <w:r>
-        <w:rPr>
-          <w:rFonts w:ascii="Angsana New" w:eastAsia="Angsana New" w:hAnsi="Angsana New" w:cs="Angsana New"/>
-          <w:b/>
-          <w:bCs/>
-          <w:i w:val="0"/>
-          <w:iCs w:val="0"/>
-          <w:color w:val="auto"/>
-          <w:sz w:val="32"/>
-          <w:szCs w:val="32"/>
-        </w:rPr>
-        <w:t>ประสิทธิภาพของระบบ</w:t>
-      </w:r>
-      <w:proofErr w:type="spellEnd"/>
-      <w:r>
-        <w:rPr>
-          <w:rFonts w:ascii="Angsana New" w:eastAsia="Angsana New" w:hAnsi="Angsana New" w:cs="Angsana New"/>
-          <w:b/>
-          <w:bCs/>
-          <w:i w:val="0"/>
-          <w:iCs w:val="0"/>
-          <w:color w:val="auto"/>
-          <w:sz w:val="32"/>
-          <w:szCs w:val="32"/>
-        </w:rPr>
-        <w:t>)</w:t>
-      </w:r>
-    </w:p>
-    <w:p>
-      <w:pPr>
-        <w:pStyle w:val="4"/>
-        <w:spacing w:before="319" w:after="319"/>
-        <w:ind w:left="720" w:firstLine="720"/>
-        <w:rPr>
-          <w:rFonts w:ascii="Angsana New" w:eastAsia="Angsana New" w:hAnsi="Angsana New" w:cs="Angsana New"/>
-          <w:color w:val="auto"/>
-          <w:sz w:val="32"/>
-          <w:szCs w:val="32"/>
-        </w:rPr>
-      </w:pPr>
-      <w:proofErr w:type="spellStart"/>
-      <w:r>
-        <w:rPr>
-          <w:rFonts w:ascii="Angsana New" w:eastAsia="Angsana New" w:hAnsi="Angsana New" w:cs="Angsana New"/>
-          <w:i w:val="0"/>
-          <w:iCs w:val="0"/>
-          <w:color w:val="auto"/>
-          <w:sz w:val="32"/>
-          <w:szCs w:val="32"/>
-        </w:rPr>
-        <w:t>ในด้านประสิทธิภาพ</w:t>
-      </w:r>
-      <w:proofErr w:type="spellEnd"/>
-      <w:r>
-        <w:rPr>
-          <w:rFonts w:ascii="Angsana New" w:eastAsia="Angsana New" w:hAnsi="Angsana New" w:cs="Angsana New"/>
-          <w:i w:val="0"/>
-          <w:iCs w:val="0"/>
-          <w:color w:val="auto"/>
-          <w:sz w:val="32"/>
-          <w:szCs w:val="32"/>
-        </w:rPr>
-        <w:t xml:space="preserve"> ระบบสามารถตอบสนองการทำงานได้รวดเร็วและไม่พบความล่าช้าในสภาพแวดล้อมการทดสอบแบบ Local </w:t>
-      </w:r>
-      <w:proofErr w:type="spellStart"/>
-      <w:r>
-        <w:rPr>
-          <w:rFonts w:ascii="Angsana New" w:eastAsia="Angsana New" w:hAnsi="Angsana New" w:cs="Angsana New"/>
-          <w:i w:val="0"/>
-          <w:iCs w:val="0"/>
-          <w:color w:val="auto"/>
-          <w:sz w:val="32"/>
-          <w:szCs w:val="32"/>
-        </w:rPr>
-        <w:t>อย่างไรก็ตาม</w:t>
-      </w:r>
-      <w:proofErr w:type="spellEnd"/>
-      <w:r>
-        <w:rPr>
-          <w:rFonts w:ascii="Angsana New" w:eastAsia="Angsana New" w:hAnsi="Angsana New" w:cs="Angsana New"/>
-          <w:i w:val="0"/>
-          <w:iCs w:val="0"/>
-          <w:color w:val="auto"/>
-          <w:sz w:val="32"/>
-          <w:szCs w:val="32"/>
-        </w:rPr>
-        <w:t xml:space="preserve"> </w:t>
-      </w:r>
-      <w:proofErr w:type="spellStart"/>
-      <w:r>
-        <w:rPr>
-          <w:rFonts w:ascii="Angsana New" w:eastAsia="Angsana New" w:hAnsi="Angsana New" w:cs="Angsana New"/>
-          <w:i w:val="0"/>
-          <w:iCs w:val="0"/>
-          <w:color w:val="auto"/>
-          <w:sz w:val="32"/>
-          <w:szCs w:val="32"/>
-        </w:rPr>
-        <w:t>ยังไม่มีการทดสอบในสภาพแวดล้อมจริง</w:t>
-      </w:r>
-      <w:proofErr w:type="spellEnd"/>
-      <w:r>
-        <w:rPr>
-          <w:rFonts w:ascii="Angsana New" w:eastAsia="Angsana New" w:hAnsi="Angsana New" w:cs="Angsana New"/>
-          <w:i w:val="0"/>
-          <w:iCs w:val="0"/>
-          <w:color w:val="auto"/>
-          <w:sz w:val="32"/>
-          <w:szCs w:val="32"/>
-        </w:rPr>
-        <w:t xml:space="preserve"> (Production Environment) </w:t>
-      </w:r>
-      <w:proofErr w:type="spellStart"/>
-      <w:r>
-        <w:rPr>
-          <w:rFonts w:ascii="Angsana New" w:eastAsia="Angsana New" w:hAnsi="Angsana New" w:cs="Angsana New"/>
-          <w:i w:val="0"/>
-          <w:iCs w:val="0"/>
-          <w:color w:val="auto"/>
-          <w:sz w:val="32"/>
-          <w:szCs w:val="32"/>
-        </w:rPr>
-        <w:t>ที่มีผู้ใช้งานจำนวนมาก</w:t>
-      </w:r>
-      <w:proofErr w:type="spellEnd"/>
-      <w:r>
-        <w:rPr>
-          <w:rFonts w:ascii="Angsana New" w:eastAsia="Angsana New" w:hAnsi="Angsana New" w:cs="Angsana New"/>
-          <w:i w:val="0"/>
-          <w:iCs w:val="0"/>
-          <w:color w:val="auto"/>
-          <w:sz w:val="32"/>
-          <w:szCs w:val="32"/>
-        </w:rPr>
-        <w:t xml:space="preserve"> ดังนั้นควรมีการทดสอบเพิ่มเติมในอนาคตเพื่อประเมินประสิทธิภาพของระบบในสถานการณ์จริง</w:t>
-      </w:r>
-    </w:p>
-    <w:p>
-      <w:pPr>
-        <w:pStyle w:val="1"/>
-        <w:rPr>
-          <w:rFonts w:ascii="Angsana New" w:eastAsia="Angsana New" w:hAnsi="Angsana New" w:cs="Angsana New"/>
-          <w:color w:val="auto"/>
-          <w:szCs w:val="40"/>
-        </w:rPr>
-      </w:pPr>
-      <w:bookmarkStart w:id="25" w:name="_Toc226336982"/>
-      <w:proofErr w:type="spellStart"/>
-      <w:r>
-        <w:rPr>
-          <w:rFonts w:ascii="Angsana New" w:eastAsia="Angsana New" w:hAnsi="Angsana New" w:cs="Angsana New"/>
-          <w:b/>
-          <w:bCs/>
-          <w:color w:val="auto"/>
-          <w:szCs w:val="40"/>
-        </w:rPr>
-        <w:t>บทที่</w:t>
-      </w:r>
-      <w:proofErr w:type="spellEnd"/>
-      <w:r>
-        <w:rPr>
-          <w:rFonts w:ascii="Angsana New" w:eastAsia="Angsana New" w:hAnsi="Angsana New" w:cs="Angsana New"/>
-          <w:b/>
-          <w:bCs/>
-          <w:color w:val="auto"/>
-          <w:szCs w:val="40"/>
-        </w:rPr>
-        <w:t xml:space="preserve"> 7: </w:t>
-      </w:r>
-      <w:proofErr w:type="spellStart"/>
-      <w:r>
-        <w:rPr>
-          <w:rFonts w:ascii="Angsana New" w:eastAsia="Angsana New" w:hAnsi="Angsana New" w:cs="Angsana New"/>
-          <w:b/>
-          <w:bCs/>
-          <w:color w:val="auto"/>
-          <w:szCs w:val="40"/>
-        </w:rPr>
-        <w:t>สรุปผลและข้อเสนอแนะ</w:t>
-      </w:r>
-      <w:proofErr w:type="spellEnd"/>
-      <w:r>
-        <w:rPr>
-          <w:rFonts w:ascii="Angsana New" w:eastAsia="Angsana New" w:hAnsi="Angsana New" w:cs="Angsana New"/>
-          <w:b/>
-          <w:bCs/>
-          <w:color w:val="auto"/>
-          <w:szCs w:val="40"/>
-        </w:rPr>
-        <w:t xml:space="preserve"> (Conclusion &amp; Recommendations)</w:t>
-      </w:r>
-      <w:bookmarkEnd w:id="25"/>
-    </w:p>
-    <w:p>
-      <w:pPr>
-        <w:pStyle w:val="2"/>
-        <w:ind w:firstLine="720"/>
-        <w:rPr>
-          <w:rFonts w:ascii="Angsana New" w:eastAsia="Angsana New" w:hAnsi="Angsana New" w:cs="Angsana New"/>
-          <w:color w:val="auto"/>
-          <w:sz w:val="36"/>
-          <w:szCs w:val="36"/>
-        </w:rPr>
-      </w:pPr>
-      <w:bookmarkStart w:id="26" w:name="_Toc226336983"/>
-      <w:r>
-        <w:rPr>
-          <w:rFonts w:ascii="Angsana New" w:eastAsia="Angsana New" w:hAnsi="Angsana New" w:cs="Angsana New"/>
-          <w:b/>
-          <w:bCs/>
-          <w:color w:val="auto"/>
-          <w:sz w:val="36"/>
-          <w:szCs w:val="36"/>
-        </w:rPr>
-        <w:t xml:space="preserve">7.1 </w:t>
-      </w:r>
-      <w:proofErr w:type="spellStart"/>
-      <w:r>
-        <w:rPr>
-          <w:rFonts w:ascii="Angsana New" w:eastAsia="Angsana New" w:hAnsi="Angsana New" w:cs="Angsana New"/>
-          <w:b/>
-          <w:bCs/>
-          <w:color w:val="auto"/>
-          <w:sz w:val="36"/>
-          <w:szCs w:val="36"/>
-        </w:rPr>
-        <w:t>สรุปภาพรวม</w:t>
-      </w:r>
-      <w:bookmarkEnd w:id="26"/>
-      <w:proofErr w:type="spellEnd"/>
-    </w:p>
-    <w:p>
-      <w:pPr>
-        <w:spacing w:before="240" w:after="240"/>
-        <w:rPr>
-          <w:rFonts w:ascii="Angsana New" w:eastAsia="Angsana New" w:hAnsi="Angsana New" w:cs="Angsana New"/>
-          <w:sz w:val="32"/>
-          <w:szCs w:val="32"/>
-        </w:rPr>
-      </w:pPr>
-      <w:proofErr w:type="spellStart"/>
-      <w:r>
-        <w:rPr>
-          <w:rFonts w:ascii="Angsana New" w:eastAsia="Angsana New" w:hAnsi="Angsana New" w:cs="Angsana New"/>
-          <w:sz w:val="32"/>
-          <w:szCs w:val="32"/>
-        </w:rPr>
-        <w:t>จากการดำเนินการทดสอบระบบ</w:t>
-      </w:r>
-      <w:proofErr w:type="spellEnd"/>
-      <w:r>
-        <w:rPr>
-          <w:rFonts w:ascii="Angsana New" w:eastAsia="Angsana New" w:hAnsi="Angsana New" w:cs="Angsana New"/>
-          <w:sz w:val="32"/>
-          <w:szCs w:val="32"/>
-        </w:rPr>
-        <w:t xml:space="preserve"> Library Management System v2 </w:t>
-      </w:r>
-      <w:proofErr w:type="spellStart"/>
-      <w:r>
-        <w:rPr>
-          <w:rFonts w:ascii="Angsana New" w:eastAsia="Angsana New" w:hAnsi="Angsana New" w:cs="Angsana New"/>
-          <w:sz w:val="32"/>
-          <w:szCs w:val="32"/>
-        </w:rPr>
-        <w:t>ในรูปแบบ</w:t>
-      </w:r>
-      <w:proofErr w:type="spellEnd"/>
-      <w:r>
-        <w:rPr>
-          <w:rFonts w:ascii="Angsana New" w:eastAsia="Angsana New" w:hAnsi="Angsana New" w:cs="Angsana New"/>
-          <w:sz w:val="32"/>
-          <w:szCs w:val="32"/>
-        </w:rPr>
-        <w:t xml:space="preserve"> End-to-End (E2E) </w:t>
-      </w:r>
-      <w:proofErr w:type="spellStart"/>
-      <w:r>
-        <w:rPr>
-          <w:rFonts w:ascii="Angsana New" w:eastAsia="Angsana New" w:hAnsi="Angsana New" w:cs="Angsana New"/>
-          <w:sz w:val="32"/>
-          <w:szCs w:val="32"/>
-        </w:rPr>
-        <w:t>และการทดสอบเชิงประสบการณ์ผู้ใช้งาน</w:t>
-      </w:r>
-      <w:proofErr w:type="spellEnd"/>
-      <w:r>
-        <w:rPr>
-          <w:rFonts w:ascii="Angsana New" w:eastAsia="Angsana New" w:hAnsi="Angsana New" w:cs="Angsana New"/>
-          <w:sz w:val="32"/>
-          <w:szCs w:val="32"/>
-        </w:rPr>
-        <w:t xml:space="preserve"> (User Experience) </w:t>
-      </w:r>
-      <w:proofErr w:type="spellStart"/>
-      <w:r>
-        <w:rPr>
-          <w:rFonts w:ascii="Angsana New" w:eastAsia="Angsana New" w:hAnsi="Angsana New" w:cs="Angsana New"/>
-          <w:sz w:val="32"/>
-          <w:szCs w:val="32"/>
-        </w:rPr>
-        <w:t>พบว่าระบบสามารถทำงานได้ตามฟังก์ชันหลักในภาพรวม</w:t>
-      </w:r>
-      <w:proofErr w:type="spellEnd"/>
-      <w:r>
-        <w:rPr>
-          <w:rFonts w:ascii="Angsana New" w:eastAsia="Angsana New" w:hAnsi="Angsana New" w:cs="Angsana New"/>
-          <w:sz w:val="32"/>
-          <w:szCs w:val="32"/>
-        </w:rPr>
-        <w:t xml:space="preserve"> </w:t>
-      </w:r>
-      <w:proofErr w:type="spellStart"/>
-      <w:r>
-        <w:rPr>
-          <w:rFonts w:ascii="Angsana New" w:eastAsia="Angsana New" w:hAnsi="Angsana New" w:cs="Angsana New"/>
-          <w:sz w:val="32"/>
-          <w:szCs w:val="32"/>
-        </w:rPr>
-        <w:t>เช่น</w:t>
-      </w:r>
-      <w:proofErr w:type="spellEnd"/>
-      <w:r>
-        <w:rPr>
-          <w:rFonts w:ascii="Angsana New" w:eastAsia="Angsana New" w:hAnsi="Angsana New" w:cs="Angsana New"/>
-          <w:sz w:val="32"/>
-          <w:szCs w:val="32"/>
-        </w:rPr>
-        <w:t xml:space="preserve"> </w:t>
-      </w:r>
-      <w:proofErr w:type="spellStart"/>
-      <w:r>
-        <w:rPr>
-          <w:rFonts w:ascii="Angsana New" w:eastAsia="Angsana New" w:hAnsi="Angsana New" w:cs="Angsana New"/>
-          <w:sz w:val="32"/>
-          <w:szCs w:val="32"/>
-        </w:rPr>
-        <w:t>การเข้าสู่ระบบ</w:t>
-      </w:r>
-      <w:proofErr w:type="spellEnd"/>
-      <w:r>
-        <w:rPr>
-          <w:rFonts w:ascii="Angsana New" w:eastAsia="Angsana New" w:hAnsi="Angsana New" w:cs="Angsana New"/>
-          <w:sz w:val="32"/>
-          <w:szCs w:val="32"/>
-        </w:rPr>
-        <w:t xml:space="preserve"> </w:t>
-      </w:r>
-      <w:proofErr w:type="spellStart"/>
-      <w:r>
-        <w:rPr>
-          <w:rFonts w:ascii="Angsana New" w:eastAsia="Angsana New" w:hAnsi="Angsana New" w:cs="Angsana New"/>
-          <w:sz w:val="32"/>
-          <w:szCs w:val="32"/>
-        </w:rPr>
-        <w:t>การจัดการข้อมูลหนังสือ</w:t>
-      </w:r>
-      <w:proofErr w:type="spellEnd"/>
-      <w:r>
-        <w:rPr>
-          <w:rFonts w:ascii="Angsana New" w:eastAsia="Angsana New" w:hAnsi="Angsana New" w:cs="Angsana New"/>
-          <w:sz w:val="32"/>
-          <w:szCs w:val="32"/>
-        </w:rPr>
-        <w:t xml:space="preserve"> </w:t>
-      </w:r>
-      <w:proofErr w:type="spellStart"/>
-      <w:r>
-        <w:rPr>
-          <w:rFonts w:ascii="Angsana New" w:eastAsia="Angsana New" w:hAnsi="Angsana New" w:cs="Angsana New"/>
-          <w:sz w:val="32"/>
-          <w:szCs w:val="32"/>
-        </w:rPr>
-        <w:t>การจัดการสมาชิก</w:t>
-      </w:r>
-      <w:proofErr w:type="spellEnd"/>
-      <w:r>
-        <w:rPr>
-          <w:rFonts w:ascii="Angsana New" w:eastAsia="Angsana New" w:hAnsi="Angsana New" w:cs="Angsana New"/>
-          <w:sz w:val="32"/>
-          <w:szCs w:val="32"/>
-        </w:rPr>
-        <w:t xml:space="preserve"> </w:t>
-      </w:r>
-      <w:proofErr w:type="spellStart"/>
-      <w:r>
-        <w:rPr>
-          <w:rFonts w:ascii="Angsana New" w:eastAsia="Angsana New" w:hAnsi="Angsana New" w:cs="Angsana New"/>
-          <w:sz w:val="32"/>
-          <w:szCs w:val="32"/>
-        </w:rPr>
-        <w:t>และการยืม-คืนหนังสือ</w:t>
-      </w:r>
-      <w:proofErr w:type="spellEnd"/>
-    </w:p>
-    <w:p>
-      <w:pPr>
-        <w:spacing w:before="240" w:after="240"/>
-        <w:rPr>
-          <w:rFonts w:ascii="Angsana New" w:eastAsia="Angsana New" w:hAnsi="Angsana New" w:cs="Angsana New"/>
-          <w:sz w:val="32"/>
-          <w:szCs w:val="32"/>
-        </w:rPr>
-      </w:pPr>
-      <w:proofErr w:type="spellStart"/>
-      <w:r>
-        <w:rPr>
-          <w:rFonts w:ascii="Angsana New" w:eastAsia="Angsana New" w:hAnsi="Angsana New" w:cs="Angsana New"/>
-          <w:sz w:val="32"/>
-          <w:szCs w:val="32"/>
-        </w:rPr>
-        <w:t>จากผลการทดสอบทั้งหมด</w:t>
-      </w:r>
-      <w:proofErr w:type="spellEnd"/>
-      <w:r>
-        <w:rPr>
-          <w:rFonts w:ascii="Angsana New" w:eastAsia="Angsana New" w:hAnsi="Angsana New" w:cs="Angsana New"/>
-          <w:sz w:val="32"/>
-          <w:szCs w:val="32"/>
-        </w:rPr>
-        <w:t xml:space="preserve"> 50 </w:t>
-      </w:r>
-      <w:proofErr w:type="spellStart"/>
-      <w:r>
-        <w:rPr>
-          <w:rFonts w:ascii="Angsana New" w:eastAsia="Angsana New" w:hAnsi="Angsana New" w:cs="Angsana New"/>
-          <w:sz w:val="32"/>
-          <w:szCs w:val="32"/>
-        </w:rPr>
-        <w:t>กรณีทดสอบ</w:t>
-      </w:r>
-      <w:proofErr w:type="spellEnd"/>
-      <w:r>
-        <w:rPr>
-          <w:rFonts w:ascii="Angsana New" w:eastAsia="Angsana New" w:hAnsi="Angsana New" w:cs="Angsana New"/>
-          <w:sz w:val="32"/>
-          <w:szCs w:val="32"/>
-        </w:rPr>
-        <w:t xml:space="preserve"> (Test Cases) </w:t>
-      </w:r>
-      <w:proofErr w:type="spellStart"/>
-      <w:r>
-        <w:rPr>
-          <w:rFonts w:ascii="Angsana New" w:eastAsia="Angsana New" w:hAnsi="Angsana New" w:cs="Angsana New"/>
-          <w:sz w:val="32"/>
-          <w:szCs w:val="32"/>
-        </w:rPr>
-        <w:t>พบว่า</w:t>
-      </w:r>
-      <w:proofErr w:type="spellEnd"/>
-    </w:p>
-    <w:p>
-      <w:pPr>
-        <w:pStyle w:val="a9"/>
-        <w:numPr>
-          <w:ilvl w:val="0"/>
-          <w:numId w:val="2"/>
-        </w:numPr>
-        <w:spacing w:after="0"/>
-        <w:rPr>
-          <w:rFonts w:ascii="Angsana New" w:eastAsia="Angsana New" w:hAnsi="Angsana New" w:cs="Angsana New"/>
-          <w:sz w:val="32"/>
-          <w:szCs w:val="32"/>
-        </w:rPr>
-      </w:pPr>
-      <w:proofErr w:type="spellStart"/>
-      <w:r>
-        <w:rPr>
-          <w:rFonts w:ascii="Angsana New" w:eastAsia="Angsana New" w:hAnsi="Angsana New" w:cs="Angsana New"/>
-          <w:sz w:val="32"/>
-          <w:szCs w:val="32"/>
-        </w:rPr>
-        <w:t>ผ่าน</w:t>
-      </w:r>
-      <w:proofErr w:type="spellEnd"/>
-      <w:r>
-        <w:rPr>
-          <w:rFonts w:ascii="Angsana New" w:eastAsia="Angsana New" w:hAnsi="Angsana New" w:cs="Angsana New"/>
-          <w:sz w:val="32"/>
-          <w:szCs w:val="32"/>
-        </w:rPr>
-        <w:t xml:space="preserve"> (Pass) </w:t>
-      </w:r>
-      <w:proofErr w:type="spellStart"/>
-      <w:r>
-        <w:rPr>
-          <w:rFonts w:ascii="Angsana New" w:eastAsia="Angsana New" w:hAnsi="Angsana New" w:cs="Angsana New"/>
-          <w:sz w:val="32"/>
-          <w:szCs w:val="32"/>
-        </w:rPr>
-        <w:t>จำนวน</w:t>
-      </w:r>
-      <w:proofErr w:type="spellEnd"/>
-      <w:r>
-        <w:rPr>
-          <w:rFonts w:ascii="Angsana New" w:eastAsia="Angsana New" w:hAnsi="Angsana New" w:cs="Angsana New"/>
-          <w:sz w:val="32"/>
-          <w:szCs w:val="32"/>
-        </w:rPr>
-        <w:t xml:space="preserve"> 43 </w:t>
-      </w:r>
-      <w:proofErr w:type="spellStart"/>
-      <w:r>
-        <w:rPr>
-          <w:rFonts w:ascii="Angsana New" w:eastAsia="Angsana New" w:hAnsi="Angsana New" w:cs="Angsana New"/>
-          <w:sz w:val="32"/>
-          <w:szCs w:val="32"/>
-        </w:rPr>
-        <w:t>เคส</w:t>
-      </w:r>
-      <w:proofErr w:type="spellEnd"/>
-      <w:r>
-        <w:rPr>
-          <w:rFonts w:ascii="Angsana New" w:eastAsia="Angsana New" w:hAnsi="Angsana New" w:cs="Angsana New"/>
-          <w:sz w:val="32"/>
-          <w:szCs w:val="32"/>
-        </w:rPr>
-        <w:t xml:space="preserve"> </w:t>
-      </w:r>
-    </w:p>
-    <w:p>
-      <w:pPr>
-        <w:pStyle w:val="a9"/>
-        <w:numPr>
-          <w:ilvl w:val="0"/>
-          <w:numId w:val="2"/>
-        </w:numPr>
-        <w:spacing w:after="0"/>
-        <w:rPr>
-          <w:rFonts w:ascii="Angsana New" w:eastAsia="Angsana New" w:hAnsi="Angsana New" w:cs="Angsana New"/>
-          <w:sz w:val="32"/>
-          <w:szCs w:val="32"/>
-        </w:rPr>
-      </w:pPr>
-      <w:proofErr w:type="spellStart"/>
-      <w:r>
-        <w:rPr>
-          <w:rFonts w:ascii="Angsana New" w:eastAsia="Angsana New" w:hAnsi="Angsana New" w:cs="Angsana New"/>
-          <w:sz w:val="32"/>
-          <w:szCs w:val="32"/>
-        </w:rPr>
-        <w:t>ไม่ผ่าน</w:t>
-      </w:r>
-      <w:proofErr w:type="spellEnd"/>
-      <w:r>
-        <w:rPr>
-          <w:rFonts w:ascii="Angsana New" w:eastAsia="Angsana New" w:hAnsi="Angsana New" w:cs="Angsana New"/>
-          <w:sz w:val="32"/>
-          <w:szCs w:val="32"/>
-        </w:rPr>
-        <w:t xml:space="preserve"> (Fail) </w:t>
-      </w:r>
-      <w:proofErr w:type="spellStart"/>
-      <w:r>
-        <w:rPr>
-          <w:rFonts w:ascii="Angsana New" w:eastAsia="Angsana New" w:hAnsi="Angsana New" w:cs="Angsana New"/>
-          <w:sz w:val="32"/>
-          <w:szCs w:val="32"/>
-        </w:rPr>
-        <w:t>จำนวน</w:t>
-      </w:r>
-      <w:proofErr w:type="spellEnd"/>
-      <w:r>
-        <w:rPr>
-          <w:rFonts w:ascii="Angsana New" w:eastAsia="Angsana New" w:hAnsi="Angsana New" w:cs="Angsana New"/>
-          <w:sz w:val="32"/>
-          <w:szCs w:val="32"/>
-        </w:rPr>
-        <w:t xml:space="preserve"> 7 </w:t>
-      </w:r>
-      <w:proofErr w:type="spellStart"/>
-      <w:r>
-        <w:rPr>
-          <w:rFonts w:ascii="Angsana New" w:eastAsia="Angsana New" w:hAnsi="Angsana New" w:cs="Angsana New"/>
-          <w:sz w:val="32"/>
-          <w:szCs w:val="32"/>
-        </w:rPr>
-        <w:t>เคส</w:t>
-      </w:r>
-      <w:proofErr w:type="spellEnd"/>
-      <w:r>
-        <w:rPr>
-          <w:rFonts w:ascii="Angsana New" w:eastAsia="Angsana New" w:hAnsi="Angsana New" w:cs="Angsana New"/>
-          <w:sz w:val="32"/>
-          <w:szCs w:val="32"/>
-        </w:rPr>
-        <w:t xml:space="preserve"> </w:t>
-      </w:r>
-    </w:p>
-    <w:p>
-      <w:pPr>
-        <w:spacing w:before="240" w:after="240"/>
-        <w:rPr>
-          <w:rFonts w:ascii="Angsana New" w:eastAsia="Angsana New" w:hAnsi="Angsana New" w:cs="Angsana New"/>
-          <w:sz w:val="32"/>
-          <w:szCs w:val="32"/>
-        </w:rPr>
-      </w:pPr>
-      <w:proofErr w:type="spellStart"/>
-      <w:r>
-        <w:rPr>
-          <w:rFonts w:ascii="Angsana New" w:eastAsia="Angsana New" w:hAnsi="Angsana New" w:cs="Angsana New"/>
-          <w:sz w:val="32"/>
-          <w:szCs w:val="32"/>
-        </w:rPr>
-        <w:t>แสดงให้เห็นว่าระบบมีความพร้อมในการใช้งานในระดับหนึ่ง</w:t>
-      </w:r>
-      <w:proofErr w:type="spellEnd"/>
-      <w:r>
-        <w:rPr>
-          <w:rFonts w:ascii="Angsana New" w:eastAsia="Angsana New" w:hAnsi="Angsana New" w:cs="Angsana New"/>
-          <w:sz w:val="32"/>
-          <w:szCs w:val="32"/>
-        </w:rPr>
-        <w:t xml:space="preserve"> </w:t>
-      </w:r>
-      <w:proofErr w:type="spellStart"/>
-      <w:r>
-        <w:rPr>
-          <w:rFonts w:ascii="Angsana New" w:eastAsia="Angsana New" w:hAnsi="Angsana New" w:cs="Angsana New"/>
-          <w:sz w:val="32"/>
-          <w:szCs w:val="32"/>
-        </w:rPr>
-        <w:t>อย่างไรก็ตาม</w:t>
-      </w:r>
-      <w:proofErr w:type="spellEnd"/>
-      <w:r>
-        <w:rPr>
-          <w:rFonts w:ascii="Angsana New" w:eastAsia="Angsana New" w:hAnsi="Angsana New" w:cs="Angsana New"/>
-          <w:sz w:val="32"/>
-          <w:szCs w:val="32"/>
-        </w:rPr>
-        <w:t xml:space="preserve"> </w:t>
-      </w:r>
-      <w:proofErr w:type="spellStart"/>
-      <w:r>
-        <w:rPr>
-          <w:rFonts w:ascii="Angsana New" w:eastAsia="Angsana New" w:hAnsi="Angsana New" w:cs="Angsana New"/>
-          <w:sz w:val="32"/>
-          <w:szCs w:val="32"/>
-        </w:rPr>
-        <w:t>ยังพบข้อผิดพลาดในบางส่วนของระบบ</w:t>
-      </w:r>
-      <w:proofErr w:type="spellEnd"/>
-      <w:r>
-        <w:rPr>
-          <w:rFonts w:ascii="Angsana New" w:eastAsia="Angsana New" w:hAnsi="Angsana New" w:cs="Angsana New"/>
-          <w:sz w:val="32"/>
-          <w:szCs w:val="32"/>
-        </w:rPr>
-        <w:t xml:space="preserve"> </w:t>
-      </w:r>
-      <w:proofErr w:type="spellStart"/>
-      <w:r>
-        <w:rPr>
-          <w:rFonts w:ascii="Angsana New" w:eastAsia="Angsana New" w:hAnsi="Angsana New" w:cs="Angsana New"/>
-          <w:sz w:val="32"/>
-          <w:szCs w:val="32"/>
-        </w:rPr>
-        <w:t>โดยเฉพาะฟีเจอร์ที่ยังพัฒนาไม่ครบ</w:t>
-      </w:r>
-      <w:proofErr w:type="spellEnd"/>
-      <w:r>
-        <w:rPr>
-          <w:rFonts w:ascii="Angsana New" w:eastAsia="Angsana New" w:hAnsi="Angsana New" w:cs="Angsana New"/>
-          <w:sz w:val="32"/>
-          <w:szCs w:val="32"/>
-        </w:rPr>
-        <w:t xml:space="preserve"> </w:t>
-      </w:r>
-      <w:proofErr w:type="spellStart"/>
-      <w:r>
-        <w:rPr>
-          <w:rFonts w:ascii="Angsana New" w:eastAsia="Angsana New" w:hAnsi="Angsana New" w:cs="Angsana New"/>
-          <w:sz w:val="32"/>
-          <w:szCs w:val="32"/>
-        </w:rPr>
-        <w:t>เช่น</w:t>
-      </w:r>
-      <w:proofErr w:type="spellEnd"/>
-      <w:r>
-        <w:rPr>
-          <w:rFonts w:ascii="Angsana New" w:eastAsia="Angsana New" w:hAnsi="Angsana New" w:cs="Angsana New"/>
-          <w:sz w:val="32"/>
-          <w:szCs w:val="32"/>
-        </w:rPr>
-        <w:t xml:space="preserve"> </w:t>
-      </w:r>
-      <w:proofErr w:type="spellStart"/>
-      <w:r>
-        <w:rPr>
-          <w:rFonts w:ascii="Angsana New" w:eastAsia="Angsana New" w:hAnsi="Angsana New" w:cs="Angsana New"/>
-          <w:sz w:val="32"/>
-          <w:szCs w:val="32"/>
-        </w:rPr>
-        <w:t>การค้นหาสมาชิก</w:t>
-      </w:r>
-      <w:proofErr w:type="spellEnd"/>
-      <w:r>
-        <w:rPr>
-          <w:rFonts w:ascii="Angsana New" w:eastAsia="Angsana New" w:hAnsi="Angsana New" w:cs="Angsana New"/>
-          <w:sz w:val="32"/>
-          <w:szCs w:val="32"/>
-        </w:rPr>
-        <w:t xml:space="preserve"> (Search Member), </w:t>
-      </w:r>
-      <w:proofErr w:type="spellStart"/>
-      <w:r>
-        <w:rPr>
-          <w:rFonts w:ascii="Angsana New" w:eastAsia="Angsana New" w:hAnsi="Angsana New" w:cs="Angsana New"/>
-          <w:sz w:val="32"/>
-          <w:szCs w:val="32"/>
-        </w:rPr>
-        <w:t>การขยายระยะเวลาการยืม</w:t>
-      </w:r>
-      <w:proofErr w:type="spellEnd"/>
-      <w:r>
-        <w:rPr>
-          <w:rFonts w:ascii="Angsana New" w:eastAsia="Angsana New" w:hAnsi="Angsana New" w:cs="Angsana New"/>
-          <w:sz w:val="32"/>
-          <w:szCs w:val="32"/>
-        </w:rPr>
-        <w:t xml:space="preserve"> (Extend), </w:t>
-      </w:r>
-      <w:proofErr w:type="spellStart"/>
-      <w:r>
-        <w:rPr>
-          <w:rFonts w:ascii="Angsana New" w:eastAsia="Angsana New" w:hAnsi="Angsana New" w:cs="Angsana New"/>
-          <w:sz w:val="32"/>
-          <w:szCs w:val="32"/>
-        </w:rPr>
-        <w:t>และการแสดงผลรายงาน</w:t>
-      </w:r>
-      <w:proofErr w:type="spellEnd"/>
-      <w:r>
-        <w:rPr>
-          <w:rFonts w:ascii="Angsana New" w:eastAsia="Angsana New" w:hAnsi="Angsana New" w:cs="Angsana New"/>
-          <w:sz w:val="32"/>
-          <w:szCs w:val="32"/>
-        </w:rPr>
-        <w:t xml:space="preserve"> (Reports)</w:t>
-      </w:r>
-    </w:p>
-    <w:p>
-      <w:pPr>
-        <w:spacing w:before="240" w:after="240"/>
-        <w:rPr>
-          <w:rFonts w:ascii="Angsana New" w:eastAsia="Angsana New" w:hAnsi="Angsana New" w:cs="Angsana New"/>
-          <w:sz w:val="32"/>
-          <w:szCs w:val="32"/>
-        </w:rPr>
-      </w:pPr>
-      <w:proofErr w:type="spellStart"/>
-      <w:r>
-        <w:rPr>
-          <w:rFonts w:ascii="Angsana New" w:eastAsia="Angsana New" w:hAnsi="Angsana New" w:cs="Angsana New"/>
-          <w:sz w:val="32"/>
-          <w:szCs w:val="32"/>
-        </w:rPr>
-        <w:t>นอกจากนี้</w:t>
-      </w:r>
-      <w:proofErr w:type="spellEnd"/>
-      <w:r>
-        <w:rPr>
-          <w:rFonts w:ascii="Angsana New" w:eastAsia="Angsana New" w:hAnsi="Angsana New" w:cs="Angsana New"/>
-          <w:sz w:val="32"/>
-          <w:szCs w:val="32"/>
-        </w:rPr>
-        <w:t xml:space="preserve"> </w:t>
-      </w:r>
-      <w:proofErr w:type="spellStart"/>
-      <w:r>
-        <w:rPr>
-          <w:rFonts w:ascii="Angsana New" w:eastAsia="Angsana New" w:hAnsi="Angsana New" w:cs="Angsana New"/>
-          <w:sz w:val="32"/>
-          <w:szCs w:val="32"/>
-        </w:rPr>
-        <w:t>ยังพบข้อผิดพลาดเชิงตรรกะ</w:t>
-      </w:r>
-      <w:proofErr w:type="spellEnd"/>
-      <w:r>
-        <w:rPr>
-          <w:rFonts w:ascii="Angsana New" w:eastAsia="Angsana New" w:hAnsi="Angsana New" w:cs="Angsana New"/>
-          <w:sz w:val="32"/>
-          <w:szCs w:val="32"/>
-        </w:rPr>
-        <w:t xml:space="preserve"> (Logic Errors) </w:t>
-      </w:r>
-      <w:proofErr w:type="spellStart"/>
-      <w:r>
-        <w:rPr>
-          <w:rFonts w:ascii="Angsana New" w:eastAsia="Angsana New" w:hAnsi="Angsana New" w:cs="Angsana New"/>
-          <w:sz w:val="32"/>
-          <w:szCs w:val="32"/>
-        </w:rPr>
-        <w:t>ในบางจุด</w:t>
-      </w:r>
-      <w:proofErr w:type="spellEnd"/>
-      <w:r>
-        <w:rPr>
-          <w:rFonts w:ascii="Angsana New" w:eastAsia="Angsana New" w:hAnsi="Angsana New" w:cs="Angsana New"/>
-          <w:sz w:val="32"/>
-          <w:szCs w:val="32"/>
-        </w:rPr>
-        <w:t xml:space="preserve"> </w:t>
-      </w:r>
-      <w:proofErr w:type="spellStart"/>
-      <w:r>
-        <w:rPr>
-          <w:rFonts w:ascii="Angsana New" w:eastAsia="Angsana New" w:hAnsi="Angsana New" w:cs="Angsana New"/>
-          <w:sz w:val="32"/>
-          <w:szCs w:val="32"/>
-        </w:rPr>
-        <w:t>เช่น</w:t>
-      </w:r>
-      <w:proofErr w:type="spellEnd"/>
-      <w:r>
-        <w:rPr>
-          <w:rFonts w:ascii="Angsana New" w:eastAsia="Angsana New" w:hAnsi="Angsana New" w:cs="Angsana New"/>
-          <w:sz w:val="32"/>
-          <w:szCs w:val="32"/>
-        </w:rPr>
-        <w:t xml:space="preserve"> </w:t>
-      </w:r>
-      <w:proofErr w:type="spellStart"/>
-      <w:r>
-        <w:rPr>
-          <w:rFonts w:ascii="Angsana New" w:eastAsia="Angsana New" w:hAnsi="Angsana New" w:cs="Angsana New"/>
-          <w:sz w:val="32"/>
-          <w:szCs w:val="32"/>
-        </w:rPr>
-        <w:t>การกำหนดจำนวนหนังสือสูงสุดที่สามารถยืมได้</w:t>
-      </w:r>
-      <w:proofErr w:type="spellEnd"/>
-      <w:r>
-        <w:rPr>
-          <w:rFonts w:ascii="Angsana New" w:eastAsia="Angsana New" w:hAnsi="Angsana New" w:cs="Angsana New"/>
-          <w:sz w:val="32"/>
-          <w:szCs w:val="32"/>
-        </w:rPr>
-        <w:t xml:space="preserve"> (Max Books) </w:t>
-      </w:r>
-      <w:proofErr w:type="spellStart"/>
-      <w:r>
-        <w:rPr>
-          <w:rFonts w:ascii="Angsana New" w:eastAsia="Angsana New" w:hAnsi="Angsana New" w:cs="Angsana New"/>
-          <w:sz w:val="32"/>
-          <w:szCs w:val="32"/>
-        </w:rPr>
-        <w:t>ซึ่งอาจส่งผลกระทบต่อความถูกต้องของข้อมูลในระบบ</w:t>
-      </w:r>
-      <w:proofErr w:type="spellEnd"/>
-    </w:p>
-    <w:p>
-      <w:pPr>
-        <w:spacing w:before="240" w:after="240"/>
-        <w:rPr>
-          <w:rFonts w:ascii="Angsana New" w:eastAsia="Angsana New" w:hAnsi="Angsana New" w:cs="Angsana New"/>
-          <w:sz w:val="32"/>
-          <w:szCs w:val="32"/>
-        </w:rPr>
-      </w:pPr>
-      <w:proofErr w:type="spellStart"/>
-      <w:r>
-        <w:rPr>
-          <w:rFonts w:ascii="Angsana New" w:eastAsia="Angsana New" w:hAnsi="Angsana New" w:cs="Angsana New"/>
-          <w:sz w:val="32"/>
-          <w:szCs w:val="32"/>
-        </w:rPr>
-        <w:t>โดยสรุป</w:t>
-      </w:r>
-      <w:proofErr w:type="spellEnd"/>
-      <w:r>
-        <w:rPr>
-          <w:rFonts w:ascii="Angsana New" w:eastAsia="Angsana New" w:hAnsi="Angsana New" w:cs="Angsana New"/>
-          <w:sz w:val="32"/>
-          <w:szCs w:val="32"/>
-        </w:rPr>
-        <w:t xml:space="preserve"> </w:t>
-      </w:r>
-      <w:proofErr w:type="spellStart"/>
-      <w:r>
-        <w:rPr>
-          <w:rFonts w:ascii="Angsana New" w:eastAsia="Angsana New" w:hAnsi="Angsana New" w:cs="Angsana New"/>
-          <w:sz w:val="32"/>
-          <w:szCs w:val="32"/>
-        </w:rPr>
-        <w:t>ระบบมีความสามารถในการทำงานได้ตามวัตถุประสงค์หลัก</w:t>
-      </w:r>
-      <w:proofErr w:type="spellEnd"/>
-      <w:r>
-        <w:rPr>
-          <w:rFonts w:ascii="Angsana New" w:eastAsia="Angsana New" w:hAnsi="Angsana New" w:cs="Angsana New"/>
-          <w:sz w:val="32"/>
-          <w:szCs w:val="32"/>
-        </w:rPr>
-        <w:t xml:space="preserve"> แต่ยังต้องมีการปรับปรุงในบางส่วนเพื่อเพิ่มความสมบูรณ์และความน่าเชื่อถือในการใช้งานจริง</w:t>
-      </w:r>
-    </w:p>
-    <w:p>
-      <w:pPr>
-        <w:rPr>
-          <w:rFonts w:ascii="Angsana New" w:eastAsia="Angsana New" w:hAnsi="Angsana New" w:cs="Angsana New"/>
-          <w:b/>
-          <w:bCs/>
-          <w:sz w:val="36"/>
-          <w:szCs w:val="36"/>
-        </w:rPr>
-      </w:pPr>
-      <w:r>
-        <w:rPr>
-          <w:rFonts w:ascii="Angsana New" w:eastAsia="Angsana New" w:hAnsi="Angsana New" w:cs="Angsana New"/>
-          <w:b/>
-          <w:bCs/>
-          <w:sz w:val="36"/>
-          <w:szCs w:val="36"/>
-        </w:rPr>
-        <w:br w:type="page"/>
-      </w:r>
-    </w:p>
-    <w:p>
-      <w:pPr>
-        <w:pStyle w:val="2"/>
-        <w:ind w:firstLine="720"/>
-        <w:rPr>
-          <w:rFonts w:ascii="Angsana New" w:eastAsia="Angsana New" w:hAnsi="Angsana New" w:cs="Angsana New"/>
-          <w:color w:val="auto"/>
-          <w:sz w:val="36"/>
-          <w:szCs w:val="36"/>
-        </w:rPr>
-      </w:pPr>
-      <w:bookmarkStart w:id="27" w:name="_Toc226336984"/>
-      <w:r>
-        <w:rPr>
-          <w:rFonts w:ascii="Angsana New" w:eastAsia="Angsana New" w:hAnsi="Angsana New" w:cs="Angsana New"/>
-          <w:b/>
-          <w:bCs/>
-          <w:color w:val="auto"/>
-          <w:sz w:val="36"/>
-          <w:szCs w:val="36"/>
-        </w:rPr>
-        <w:lastRenderedPageBreak/>
-        <w:t xml:space="preserve">7.2 </w:t>
-      </w:r>
-      <w:proofErr w:type="spellStart"/>
-      <w:r>
-        <w:rPr>
-          <w:rFonts w:ascii="Angsana New" w:eastAsia="Angsana New" w:hAnsi="Angsana New" w:cs="Angsana New"/>
-          <w:b/>
-          <w:bCs/>
-          <w:color w:val="auto"/>
-          <w:sz w:val="36"/>
-          <w:szCs w:val="36"/>
-        </w:rPr>
-        <w:t>ข้อเสนอแนะเพื่อการพัฒนา</w:t>
-      </w:r>
-      <w:bookmarkEnd w:id="27"/>
-      <w:proofErr w:type="spellEnd"/>
-    </w:p>
-    <w:p>
-      <w:pPr>
-        <w:spacing w:before="240" w:after="240"/>
-        <w:rPr>
-          <w:rFonts w:ascii="Angsana New" w:eastAsia="Angsana New" w:hAnsi="Angsana New" w:cs="Angsana New"/>
-          <w:sz w:val="32"/>
-          <w:szCs w:val="32"/>
-        </w:rPr>
-      </w:pPr>
-      <w:proofErr w:type="spellStart"/>
-      <w:r>
-        <w:rPr>
-          <w:rFonts w:ascii="Angsana New" w:eastAsia="Angsana New" w:hAnsi="Angsana New" w:cs="Angsana New"/>
-          <w:sz w:val="32"/>
-          <w:szCs w:val="32"/>
-        </w:rPr>
-        <w:t>จากผลการทดสอบและการวิเคราะห์</w:t>
-      </w:r>
-      <w:proofErr w:type="spellEnd"/>
-      <w:r>
-        <w:rPr>
-          <w:rFonts w:ascii="Angsana New" w:eastAsia="Angsana New" w:hAnsi="Angsana New" w:cs="Angsana New"/>
-          <w:sz w:val="32"/>
-          <w:szCs w:val="32"/>
-        </w:rPr>
-        <w:t xml:space="preserve"> </w:t>
-      </w:r>
-      <w:proofErr w:type="spellStart"/>
-      <w:r>
-        <w:rPr>
-          <w:rFonts w:ascii="Angsana New" w:eastAsia="Angsana New" w:hAnsi="Angsana New" w:cs="Angsana New"/>
-          <w:sz w:val="32"/>
-          <w:szCs w:val="32"/>
-        </w:rPr>
-        <w:t>สามารถเสนอแนวทางในการปรับปรุงระบบได้ดังนี้</w:t>
-      </w:r>
-      <w:proofErr w:type="spellEnd"/>
+          <w:sz w:val="32"/>
+          <w:szCs w:val="32"/>
+        </w:rPr>
+        <w:t>จากผลการทดสอบและการวิเคราะห์ สามารถเสนอแนวทางในการปรับปรุงระบบได้ดังนี้</w:t>
+      </w:r>
     </w:p>
     <w:p>
       <w:pPr>
@@ -34760,116 +30506,24 @@
           <w:szCs w:val="32"/>
         </w:rPr>
       </w:pPr>
-      <w:proofErr w:type="spellStart"/>
       <w:r>
         <w:rPr>
           <w:rFonts w:ascii="Angsana New" w:eastAsia="Angsana New" w:hAnsi="Angsana New" w:cs="Angsana New"/>
           <w:sz w:val="32"/>
           <w:szCs w:val="32"/>
         </w:rPr>
-        <w:t>ควรเพิ่มการตรวจสอบข้อมูล</w:t>
-      </w:r>
-      <w:proofErr w:type="spellEnd"/>
+        <w:t>ควรเพิ่มการตรวจสอบข้อมูล (Input Validation)</w:t>
+      </w:r>
+      <w:r>
+        <w:br/>
+      </w:r>
       <w:r>
         <w:rPr>
           <w:rFonts w:ascii="Angsana New" w:eastAsia="Angsana New" w:hAnsi="Angsana New" w:cs="Angsana New"/>
           <w:sz w:val="32"/>
           <w:szCs w:val="32"/>
         </w:rPr>
-        <w:t xml:space="preserve"> (Input Validation)</w:t>
-      </w:r>
-      <w:r>
-        <w:br/>
-      </w:r>
-      <w:proofErr w:type="spellStart"/>
-      <w:r>
-        <w:rPr>
-          <w:rFonts w:ascii="Angsana New" w:eastAsia="Angsana New" w:hAnsi="Angsana New" w:cs="Angsana New"/>
-          <w:sz w:val="32"/>
-          <w:szCs w:val="32"/>
-        </w:rPr>
-        <w:t>เพื่อป้องกันข้อผิดพลาดจากการกรอกข้อมูลที่ไม่ถูกต้อง</w:t>
-      </w:r>
-      <w:proofErr w:type="spellEnd"/>
-      <w:r>
-        <w:rPr>
-          <w:rFonts w:ascii="Angsana New" w:eastAsia="Angsana New" w:hAnsi="Angsana New" w:cs="Angsana New"/>
-          <w:sz w:val="32"/>
-          <w:szCs w:val="32"/>
-        </w:rPr>
-        <w:t xml:space="preserve"> </w:t>
-      </w:r>
-      <w:proofErr w:type="spellStart"/>
-      <w:r>
-        <w:rPr>
-          <w:rFonts w:ascii="Angsana New" w:eastAsia="Angsana New" w:hAnsi="Angsana New" w:cs="Angsana New"/>
-          <w:sz w:val="32"/>
-          <w:szCs w:val="32"/>
-        </w:rPr>
-        <w:t>และลดความเสี่ยงด้านความปลอดภัย</w:t>
-      </w:r>
-      <w:proofErr w:type="spellEnd"/>
-      <w:r>
-        <w:rPr>
-          <w:rFonts w:ascii="Angsana New" w:eastAsia="Angsana New" w:hAnsi="Angsana New" w:cs="Angsana New"/>
-          <w:sz w:val="32"/>
-          <w:szCs w:val="32"/>
-        </w:rPr>
-        <w:t xml:space="preserve"> </w:t>
-      </w:r>
-      <w:proofErr w:type="spellStart"/>
-      <w:r>
-        <w:rPr>
-          <w:rFonts w:ascii="Angsana New" w:eastAsia="Angsana New" w:hAnsi="Angsana New" w:cs="Angsana New"/>
-          <w:sz w:val="32"/>
-          <w:szCs w:val="32"/>
-        </w:rPr>
-        <w:t>เช่น</w:t>
-      </w:r>
-      <w:proofErr w:type="spellEnd"/>
-      <w:r>
-        <w:rPr>
-          <w:rFonts w:ascii="Angsana New" w:eastAsia="Angsana New" w:hAnsi="Angsana New" w:cs="Angsana New"/>
-          <w:sz w:val="32"/>
-          <w:szCs w:val="32"/>
-        </w:rPr>
-        <w:t xml:space="preserve"> </w:t>
-      </w:r>
-      <w:proofErr w:type="spellStart"/>
-      <w:r>
-        <w:rPr>
-          <w:rFonts w:ascii="Angsana New" w:eastAsia="Angsana New" w:hAnsi="Angsana New" w:cs="Angsana New"/>
-          <w:sz w:val="32"/>
-          <w:szCs w:val="32"/>
-        </w:rPr>
-        <w:t>การป้องกัน</w:t>
-      </w:r>
-      <w:proofErr w:type="spellEnd"/>
-      <w:r>
-        <w:rPr>
-          <w:rFonts w:ascii="Angsana New" w:eastAsia="Angsana New" w:hAnsi="Angsana New" w:cs="Angsana New"/>
-          <w:sz w:val="32"/>
-          <w:szCs w:val="32"/>
-        </w:rPr>
-        <w:t xml:space="preserve"> SQL Injection </w:t>
-      </w:r>
-      <w:proofErr w:type="spellStart"/>
-      <w:r>
-        <w:rPr>
-          <w:rFonts w:ascii="Angsana New" w:eastAsia="Angsana New" w:hAnsi="Angsana New" w:cs="Angsana New"/>
-          <w:sz w:val="32"/>
-          <w:szCs w:val="32"/>
-        </w:rPr>
-        <w:t>ในช่องค้นหา</w:t>
-      </w:r>
-      <w:proofErr w:type="spellEnd"/>
-      <w:r>
-        <w:rPr>
-          <w:rFonts w:ascii="Angsana New" w:eastAsia="Angsana New" w:hAnsi="Angsana New" w:cs="Angsana New"/>
-          <w:sz w:val="32"/>
-          <w:szCs w:val="32"/>
-        </w:rPr>
-        <w:t xml:space="preserve"> </w:t>
+        <w:t xml:space="preserve">เพื่อป้องกันข้อผิดพลาดจากการกรอกข้อมูลที่ไม่ถูกต้อง และลดความเสี่ยงด้านความปลอดภัย เช่น การป้องกัน SQL Injection ในช่องค้นหา </w:t>
       </w:r>
     </w:p>
     <w:p>
@@ -34886,7 +30540,6 @@
           <w:szCs w:val="32"/>
         </w:rPr>
       </w:pPr>
-      <w:proofErr w:type="spellStart"/>
       <w:r>
         <w:rPr>
           <w:rFonts w:ascii="Angsana New" w:eastAsia="Angsana New" w:hAnsi="Angsana New" w:cs="Angsana New"/>
@@ -34895,99 +30548,16 @@
         </w:rPr>
         <w:t>ควรพัฒนาและเพิ่มฟีเจอร์ที่ยังไม่สมบูรณ์</w:t>
       </w:r>
-      <w:proofErr w:type="spellEnd"/>
       <w:r>
         <w:br/>
       </w:r>
-      <w:proofErr w:type="spellStart"/>
       <w:r>
         <w:rPr>
           <w:rFonts w:ascii="Angsana New" w:eastAsia="Angsana New" w:hAnsi="Angsana New" w:cs="Angsana New"/>
           <w:sz w:val="32"/>
           <w:szCs w:val="32"/>
         </w:rPr>
-        <w:t>เช่น</w:t>
-      </w:r>
-      <w:proofErr w:type="spellEnd"/>
-      <w:r>
-        <w:rPr>
-          <w:rFonts w:ascii="Angsana New" w:eastAsia="Angsana New" w:hAnsi="Angsana New" w:cs="Angsana New"/>
-          <w:sz w:val="32"/>
-          <w:szCs w:val="32"/>
-        </w:rPr>
-        <w:t xml:space="preserve"> </w:t>
-      </w:r>
-      <w:proofErr w:type="spellStart"/>
-      <w:r>
-        <w:rPr>
-          <w:rFonts w:ascii="Angsana New" w:eastAsia="Angsana New" w:hAnsi="Angsana New" w:cs="Angsana New"/>
-          <w:sz w:val="32"/>
-          <w:szCs w:val="32"/>
-        </w:rPr>
-        <w:t>ระบบค้นหาสมาชิก</w:t>
-      </w:r>
-      <w:proofErr w:type="spellEnd"/>
-      <w:r>
-        <w:rPr>
-          <w:rFonts w:ascii="Angsana New" w:eastAsia="Angsana New" w:hAnsi="Angsana New" w:cs="Angsana New"/>
-          <w:sz w:val="32"/>
-          <w:szCs w:val="32"/>
-        </w:rPr>
-        <w:t xml:space="preserve"> (Search Member), </w:t>
-      </w:r>
-      <w:proofErr w:type="spellStart"/>
-      <w:r>
-        <w:rPr>
-          <w:rFonts w:ascii="Angsana New" w:eastAsia="Angsana New" w:hAnsi="Angsana New" w:cs="Angsana New"/>
-          <w:sz w:val="32"/>
-          <w:szCs w:val="32"/>
-        </w:rPr>
-        <w:t>ฟีเจอร์ขยายระยะเวลาการยืม</w:t>
-      </w:r>
-      <w:proofErr w:type="spellEnd"/>
-      <w:r>
-        <w:rPr>
-          <w:rFonts w:ascii="Angsana New" w:eastAsia="Angsana New" w:hAnsi="Angsana New" w:cs="Angsana New"/>
-          <w:sz w:val="32"/>
-          <w:szCs w:val="32"/>
-        </w:rPr>
-        <w:t xml:space="preserve"> (Extend), </w:t>
-      </w:r>
-      <w:proofErr w:type="spellStart"/>
-      <w:r>
-        <w:rPr>
-          <w:rFonts w:ascii="Angsana New" w:eastAsia="Angsana New" w:hAnsi="Angsana New" w:cs="Angsana New"/>
-          <w:sz w:val="32"/>
-          <w:szCs w:val="32"/>
-        </w:rPr>
-        <w:t>และการแสดงรายละเอียดข้อมูล</w:t>
-      </w:r>
-      <w:proofErr w:type="spellEnd"/>
-      <w:r>
-        <w:rPr>
-          <w:rFonts w:ascii="Angsana New" w:eastAsia="Angsana New" w:hAnsi="Angsana New" w:cs="Angsana New"/>
-          <w:sz w:val="32"/>
-          <w:szCs w:val="32"/>
-        </w:rPr>
-        <w:t xml:space="preserve"> </w:t>
-      </w:r>
-      <w:proofErr w:type="spellStart"/>
-      <w:r>
-        <w:rPr>
-          <w:rFonts w:ascii="Angsana New" w:eastAsia="Angsana New" w:hAnsi="Angsana New" w:cs="Angsana New"/>
-          <w:sz w:val="32"/>
-          <w:szCs w:val="32"/>
-        </w:rPr>
-        <w:t>เพื่อให้ระบบสามารถรองรับการใช้งานได้ครบถ้วนมากยิ่งขึ้น</w:t>
-      </w:r>
-      <w:proofErr w:type="spellEnd"/>
-      <w:r>
-        <w:rPr>
-          <w:rFonts w:ascii="Angsana New" w:eastAsia="Angsana New" w:hAnsi="Angsana New" w:cs="Angsana New"/>
-          <w:sz w:val="32"/>
-          <w:szCs w:val="32"/>
-        </w:rPr>
-        <w:t xml:space="preserve"> </w:t>
+        <w:t xml:space="preserve">เช่น ระบบค้นหาสมาชิก (Search Member), ฟีเจอร์ขยายระยะเวลาการยืม (Extend), และการแสดงรายละเอียดข้อมูล เพื่อให้ระบบสามารถรองรับการใช้งานได้ครบถ้วนมากยิ่งขึ้น </w:t>
       </w:r>
     </w:p>
     <w:p>
@@ -35004,80 +30574,24 @@
           <w:szCs w:val="32"/>
         </w:rPr>
       </w:pPr>
-      <w:proofErr w:type="spellStart"/>
       <w:r>
         <w:rPr>
           <w:rFonts w:ascii="Angsana New" w:eastAsia="Angsana New" w:hAnsi="Angsana New" w:cs="Angsana New"/>
           <w:sz w:val="32"/>
           <w:szCs w:val="32"/>
         </w:rPr>
-        <w:t>ควรปรับปรุงตรรกะการทำงานของระบบ</w:t>
-      </w:r>
-      <w:proofErr w:type="spellEnd"/>
+        <w:t>ควรปรับปรุงตรรกะการทำงานของระบบ (Business Logic)</w:t>
+      </w:r>
+      <w:r>
+        <w:br/>
+      </w:r>
       <w:r>
         <w:rPr>
           <w:rFonts w:ascii="Angsana New" w:eastAsia="Angsana New" w:hAnsi="Angsana New" w:cs="Angsana New"/>
           <w:sz w:val="32"/>
           <w:szCs w:val="32"/>
         </w:rPr>
-        <w:t xml:space="preserve"> (Business Logic)</w:t>
-      </w:r>
-      <w:r>
-        <w:br/>
-      </w:r>
-      <w:proofErr w:type="spellStart"/>
-      <w:r>
-        <w:rPr>
-          <w:rFonts w:ascii="Angsana New" w:eastAsia="Angsana New" w:hAnsi="Angsana New" w:cs="Angsana New"/>
-          <w:sz w:val="32"/>
-          <w:szCs w:val="32"/>
-        </w:rPr>
-        <w:t>โดยเฉพาะในส่วนของการกำหนดจำนวนหนังสือที่สามารถยืมได้</w:t>
-      </w:r>
-      <w:proofErr w:type="spellEnd"/>
-      <w:r>
-        <w:rPr>
-          <w:rFonts w:ascii="Angsana New" w:eastAsia="Angsana New" w:hAnsi="Angsana New" w:cs="Angsana New"/>
-          <w:sz w:val="32"/>
-          <w:szCs w:val="32"/>
-        </w:rPr>
-        <w:t xml:space="preserve"> (Max Books) </w:t>
-      </w:r>
-      <w:proofErr w:type="spellStart"/>
-      <w:r>
-        <w:rPr>
-          <w:rFonts w:ascii="Angsana New" w:eastAsia="Angsana New" w:hAnsi="Angsana New" w:cs="Angsana New"/>
-          <w:sz w:val="32"/>
-          <w:szCs w:val="32"/>
-        </w:rPr>
-        <w:t>และการจัดการข้อมูลที่เกี่ยวข้อง</w:t>
-      </w:r>
-      <w:proofErr w:type="spellEnd"/>
-      <w:r>
-        <w:rPr>
-          <w:rFonts w:ascii="Angsana New" w:eastAsia="Angsana New" w:hAnsi="Angsana New" w:cs="Angsana New"/>
-          <w:sz w:val="32"/>
-          <w:szCs w:val="32"/>
-        </w:rPr>
-        <w:t xml:space="preserve"> </w:t>
-      </w:r>
-      <w:proofErr w:type="spellStart"/>
-      <w:r>
-        <w:rPr>
-          <w:rFonts w:ascii="Angsana New" w:eastAsia="Angsana New" w:hAnsi="Angsana New" w:cs="Angsana New"/>
-          <w:sz w:val="32"/>
-          <w:szCs w:val="32"/>
-        </w:rPr>
-        <w:t>เพื่อให้ข้อมูลในระบบมีความถูกต้องและสอดคล้องกัน</w:t>
-      </w:r>
-      <w:proofErr w:type="spellEnd"/>
-      <w:r>
-        <w:rPr>
-          <w:rFonts w:ascii="Angsana New" w:eastAsia="Angsana New" w:hAnsi="Angsana New" w:cs="Angsana New"/>
-          <w:sz w:val="32"/>
-          <w:szCs w:val="32"/>
-        </w:rPr>
-        <w:t xml:space="preserve"> </w:t>
+        <w:t xml:space="preserve">โดยเฉพาะในส่วนของการกำหนดจำนวนหนังสือที่สามารถยืมได้ (Max Books) และการจัดการข้อมูลที่เกี่ยวข้อง เพื่อให้ข้อมูลในระบบมีความถูกต้องและสอดคล้องกัน </w:t>
       </w:r>
     </w:p>
     <w:p>
@@ -35094,134 +30608,24 @@
           <w:szCs w:val="32"/>
         </w:rPr>
       </w:pPr>
-      <w:proofErr w:type="spellStart"/>
       <w:r>
         <w:rPr>
           <w:rFonts w:ascii="Angsana New" w:eastAsia="Angsana New" w:hAnsi="Angsana New" w:cs="Angsana New"/>
           <w:sz w:val="32"/>
           <w:szCs w:val="32"/>
         </w:rPr>
-        <w:t>ควรเพิ่มฟีเจอร์ด้านรายงาน</w:t>
-      </w:r>
-      <w:proofErr w:type="spellEnd"/>
+        <w:t>ควรเพิ่มฟีเจอร์ด้านรายงาน (Reports &amp; Analytics)</w:t>
+      </w:r>
+      <w:r>
+        <w:br/>
+      </w:r>
       <w:r>
         <w:rPr>
           <w:rFonts w:ascii="Angsana New" w:eastAsia="Angsana New" w:hAnsi="Angsana New" w:cs="Angsana New"/>
           <w:sz w:val="32"/>
           <w:szCs w:val="32"/>
         </w:rPr>
-        <w:t xml:space="preserve"> (Reports &amp; Analytics)</w:t>
-      </w:r>
-      <w:r>
-        <w:br/>
-      </w:r>
-      <w:proofErr w:type="spellStart"/>
-      <w:r>
-        <w:rPr>
-          <w:rFonts w:ascii="Angsana New" w:eastAsia="Angsana New" w:hAnsi="Angsana New" w:cs="Angsana New"/>
-          <w:sz w:val="32"/>
-          <w:szCs w:val="32"/>
-        </w:rPr>
-        <w:t>เช่น</w:t>
-      </w:r>
-      <w:proofErr w:type="spellEnd"/>
-      <w:r>
-        <w:rPr>
-          <w:rFonts w:ascii="Angsana New" w:eastAsia="Angsana New" w:hAnsi="Angsana New" w:cs="Angsana New"/>
-          <w:sz w:val="32"/>
-          <w:szCs w:val="32"/>
-        </w:rPr>
-        <w:t xml:space="preserve"> </w:t>
-      </w:r>
-      <w:proofErr w:type="spellStart"/>
-      <w:r>
-        <w:rPr>
-          <w:rFonts w:ascii="Angsana New" w:eastAsia="Angsana New" w:hAnsi="Angsana New" w:cs="Angsana New"/>
-          <w:sz w:val="32"/>
-          <w:szCs w:val="32"/>
-        </w:rPr>
-        <w:t>การแสดงกราฟสถิติ</w:t>
-      </w:r>
-      <w:proofErr w:type="spellEnd"/>
-      <w:r>
-        <w:rPr>
-          <w:rFonts w:ascii="Angsana New" w:eastAsia="Angsana New" w:hAnsi="Angsana New" w:cs="Angsana New"/>
-          <w:sz w:val="32"/>
-          <w:szCs w:val="32"/>
-        </w:rPr>
-        <w:t xml:space="preserve"> </w:t>
-      </w:r>
-      <w:proofErr w:type="spellStart"/>
-      <w:r>
-        <w:rPr>
-          <w:rFonts w:ascii="Angsana New" w:eastAsia="Angsana New" w:hAnsi="Angsana New" w:cs="Angsana New"/>
-          <w:sz w:val="32"/>
-          <w:szCs w:val="32"/>
-        </w:rPr>
-        <w:t>การสรุปข้อมูลการยืม-คืน</w:t>
-      </w:r>
-      <w:proofErr w:type="spellEnd"/>
-      <w:r>
-        <w:rPr>
-          <w:rFonts w:ascii="Angsana New" w:eastAsia="Angsana New" w:hAnsi="Angsana New" w:cs="Angsana New"/>
-          <w:sz w:val="32"/>
-          <w:szCs w:val="32"/>
-        </w:rPr>
-        <w:t xml:space="preserve"> </w:t>
-      </w:r>
-      <w:proofErr w:type="spellStart"/>
-      <w:r>
-        <w:rPr>
-          <w:rFonts w:ascii="Angsana New" w:eastAsia="Angsana New" w:hAnsi="Angsana New" w:cs="Angsana New"/>
-          <w:sz w:val="32"/>
-          <w:szCs w:val="32"/>
-        </w:rPr>
-        <w:t>และฟีเจอร์</w:t>
-      </w:r>
-      <w:proofErr w:type="spellEnd"/>
-      <w:r>
-        <w:rPr>
-          <w:rFonts w:ascii="Angsana New" w:eastAsia="Angsana New" w:hAnsi="Angsana New" w:cs="Angsana New"/>
-          <w:sz w:val="32"/>
-          <w:szCs w:val="32"/>
-        </w:rPr>
-        <w:t xml:space="preserve"> Export </w:t>
-      </w:r>
-      <w:proofErr w:type="spellStart"/>
-      <w:r>
-        <w:rPr>
-          <w:rFonts w:ascii="Angsana New" w:eastAsia="Angsana New" w:hAnsi="Angsana New" w:cs="Angsana New"/>
-          <w:sz w:val="32"/>
-          <w:szCs w:val="32"/>
-        </w:rPr>
-        <w:t>หรือ</w:t>
-      </w:r>
-      <w:proofErr w:type="spellEnd"/>
-      <w:r>
-        <w:rPr>
-          <w:rFonts w:ascii="Angsana New" w:eastAsia="Angsana New" w:hAnsi="Angsana New" w:cs="Angsana New"/>
-          <w:sz w:val="32"/>
-          <w:szCs w:val="32"/>
-        </w:rPr>
-        <w:t xml:space="preserve"> Print </w:t>
-      </w:r>
-      <w:proofErr w:type="spellStart"/>
-      <w:r>
-        <w:rPr>
-          <w:rFonts w:ascii="Angsana New" w:eastAsia="Angsana New" w:hAnsi="Angsana New" w:cs="Angsana New"/>
-          <w:sz w:val="32"/>
-          <w:szCs w:val="32"/>
-        </w:rPr>
-        <w:t>เพื่อช่วยให้ผู้ใช้งานสามารถวิเคราะห์ข้อมูลได้สะดวกยิ่งขึ้น</w:t>
-      </w:r>
-      <w:proofErr w:type="spellEnd"/>
-      <w:r>
-        <w:rPr>
-          <w:rFonts w:ascii="Angsana New" w:eastAsia="Angsana New" w:hAnsi="Angsana New" w:cs="Angsana New"/>
-          <w:sz w:val="32"/>
-          <w:szCs w:val="32"/>
-        </w:rPr>
-        <w:t xml:space="preserve"> </w:t>
+        <w:t xml:space="preserve">เช่น การแสดงกราฟสถิติ การสรุปข้อมูลการยืม-คืน และฟีเจอร์ Export หรือ Print เพื่อช่วยให้ผู้ใช้งานสามารถวิเคราะห์ข้อมูลได้สะดวกยิ่งขึ้น </w:t>
       </w:r>
     </w:p>
     <w:p>
@@ -35238,55 +30642,25 @@
           <w:szCs w:val="32"/>
         </w:rPr>
       </w:pPr>
-      <w:proofErr w:type="spellStart"/>
       <w:r>
         <w:rPr>
           <w:rFonts w:ascii="Angsana New" w:eastAsia="Angsana New" w:hAnsi="Angsana New" w:cs="Angsana New"/>
           <w:sz w:val="32"/>
           <w:szCs w:val="32"/>
         </w:rPr>
-        <w:t>ควรมีการทดสอบเพิ่มเติมในสภาพแวดล้อมจริง</w:t>
-      </w:r>
-      <w:proofErr w:type="spellEnd"/>
+        <w:t>ควรมีการทดสอบเพิ่มเติมในสภาพแวดล้อมจริง (Production Environment)</w:t>
+      </w:r>
+      <w:r>
+        <w:br/>
+      </w:r>
       <w:r>
         <w:rPr>
           <w:rFonts w:ascii="Angsana New" w:eastAsia="Angsana New" w:hAnsi="Angsana New" w:cs="Angsana New"/>
           <w:sz w:val="32"/>
           <w:szCs w:val="32"/>
         </w:rPr>
-        <w:t xml:space="preserve"> (Production Environment)</w:t>
-      </w:r>
-      <w:r>
-        <w:br/>
-      </w:r>
-      <w:proofErr w:type="spellStart"/>
-      <w:r>
-        <w:rPr>
-          <w:rFonts w:ascii="Angsana New" w:eastAsia="Angsana New" w:hAnsi="Angsana New" w:cs="Angsana New"/>
-          <w:sz w:val="32"/>
-          <w:szCs w:val="32"/>
-        </w:rPr>
-        <w:t>เพื่อประเมินประสิทธิภาพของระบบเมื่อมีผู้ใช้งานจำนวนมาก</w:t>
-      </w:r>
-      <w:proofErr w:type="spellEnd"/>
-      <w:r>
-        <w:rPr>
-          <w:rFonts w:ascii="Angsana New" w:eastAsia="Angsana New" w:hAnsi="Angsana New" w:cs="Angsana New"/>
-          <w:sz w:val="32"/>
-          <w:szCs w:val="32"/>
-        </w:rPr>
-        <w:t xml:space="preserve"> </w:t>
-      </w:r>
-      <w:proofErr w:type="spellStart"/>
-      <w:r>
-        <w:rPr>
-          <w:rFonts w:ascii="Angsana New" w:eastAsia="Angsana New" w:hAnsi="Angsana New" w:cs="Angsana New"/>
-          <w:sz w:val="32"/>
-          <w:szCs w:val="32"/>
-        </w:rPr>
-        <w:t>และตรวจสอบความเสถียรของระบบในสถานการณ์จริง</w:t>
-      </w:r>
-      <w:proofErr w:type="spellEnd"/>
+        <w:t>เพื่อประเมินประสิทธิภาพของระบบเมื่อมีผู้ใช้งานจำนวนมาก และตรวจสอบความเสถียรของระบบในสถานการณ์จริง</w:t>
+      </w:r>
     </w:p>
     <w:p>
       <w:pPr>
@@ -35388,7 +30762,6 @@
           <w:szCs w:val="40"/>
         </w:rPr>
       </w:pPr>
-      <w:proofErr w:type="spellStart"/>
       <w:r>
         <w:rPr>
           <w:rFonts w:ascii="Angsana New" w:eastAsia="Angsana New" w:hAnsi="Angsana New" w:cs="Angsana New"/>
@@ -35401,7 +30774,6 @@
         <w:lastRenderedPageBreak/>
         <w:t>บรรณานุกรม</w:t>
       </w:r>
-      <w:proofErr w:type="spellEnd"/>
     </w:p>
     <w:p>
       <w:pPr>
@@ -35412,7 +30784,6 @@
           <w:szCs w:val="32"/>
         </w:rPr>
       </w:pPr>
-      <w:proofErr w:type="spellStart"/>
       <w:r>
         <w:rPr>
           <w:rFonts w:ascii="Angsana New" w:eastAsia="Angsana New" w:hAnsi="Angsana New" w:cs="Angsana New"/>
@@ -35420,39 +30791,8 @@
           <w:sz w:val="32"/>
           <w:szCs w:val="32"/>
         </w:rPr>
-        <w:t>วิทวัส</w:t>
-      </w:r>
-      <w:proofErr w:type="spellEnd"/>
-      <w:r>
-        <w:rPr>
-          <w:rFonts w:ascii="Angsana New" w:eastAsia="Angsana New" w:hAnsi="Angsana New" w:cs="Angsana New"/>
-          <w:color w:val="000000" w:themeColor="text1"/>
-          <w:sz w:val="32"/>
-          <w:szCs w:val="32"/>
-        </w:rPr>
-        <w:t xml:space="preserve"> </w:t>
-      </w:r>
-      <w:proofErr w:type="spellStart"/>
-      <w:r>
-        <w:rPr>
-          <w:rFonts w:ascii="Angsana New" w:eastAsia="Angsana New" w:hAnsi="Angsana New" w:cs="Angsana New"/>
-          <w:color w:val="000000" w:themeColor="text1"/>
-          <w:sz w:val="32"/>
-          <w:szCs w:val="32"/>
-        </w:rPr>
-        <w:t>พันธุมจินดา</w:t>
-      </w:r>
-      <w:proofErr w:type="spellEnd"/>
-      <w:r>
-        <w:rPr>
-          <w:rFonts w:ascii="Angsana New" w:eastAsia="Angsana New" w:hAnsi="Angsana New" w:cs="Angsana New"/>
-          <w:color w:val="000000" w:themeColor="text1"/>
-          <w:sz w:val="32"/>
-          <w:szCs w:val="32"/>
-        </w:rPr>
-        <w:t xml:space="preserve">. (2569). </w:t>
-      </w:r>
-      <w:proofErr w:type="spellStart"/>
+        <w:t xml:space="preserve">วิทวัส พันธุมจินดา. (2569). </w:t>
+      </w:r>
       <w:r>
         <w:rPr>
           <w:rFonts w:ascii="Angsana New" w:eastAsia="Angsana New" w:hAnsi="Angsana New" w:cs="Angsana New"/>
@@ -35462,9 +30802,36 @@
           <w:sz w:val="32"/>
           <w:szCs w:val="32"/>
         </w:rPr>
-        <w:t>เอกสารประกอบการสอนวิชา</w:t>
-      </w:r>
-      <w:proofErr w:type="spellEnd"/>
+        <w:t>เอกสารประกอบการสอนวิชา การทดสอบและการประเมินผลซอฟต์แวร์ (Software Testing and Evaluation)</w:t>
+      </w:r>
+      <w:r>
+        <w:rPr>
+          <w:rFonts w:ascii="Angsana New" w:eastAsia="Angsana New" w:hAnsi="Angsana New" w:cs="Angsana New"/>
+          <w:color w:val="000000" w:themeColor="text1"/>
+          <w:sz w:val="32"/>
+          <w:szCs w:val="32"/>
+        </w:rPr>
+        <w:t>. ชลบุรี: คณะวิทยาการสารสนเทศ มหาวิทยาลัยบูรพา.</w:t>
+      </w:r>
+    </w:p>
+    <w:p>
+      <w:pPr>
+        <w:rPr>
+          <w:rFonts w:ascii="Angsana New" w:eastAsia="Angsana New" w:hAnsi="Angsana New" w:cs="Angsana New"/>
+          <w:color w:val="000000" w:themeColor="text1"/>
+          <w:sz w:val="32"/>
+          <w:szCs w:val="32"/>
+        </w:rPr>
+      </w:pPr>
+      <w:r>
+        <w:rPr>
+          <w:rFonts w:ascii="Angsana New" w:eastAsia="Angsana New" w:hAnsi="Angsana New" w:cs="Angsana New"/>
+          <w:color w:val="000000" w:themeColor="text1"/>
+          <w:sz w:val="32"/>
+          <w:szCs w:val="32"/>
+        </w:rPr>
+        <w:t xml:space="preserve">Myers, G. J., Sandler, C., &amp; Badgett, T. (2011). </w:t>
+      </w:r>
       <w:r>
         <w:rPr>
           <w:rFonts w:ascii="Angsana New" w:eastAsia="Angsana New" w:hAnsi="Angsana New" w:cs="Angsana New"/>
@@ -35474,9 +30841,36 @@
           <w:sz w:val="32"/>
           <w:szCs w:val="32"/>
         </w:rPr>
-        <w:t xml:space="preserve"> </w:t>
-      </w:r>
-      <w:proofErr w:type="spellStart"/>
+        <w:t>The Art of Software Testing</w:t>
+      </w:r>
+      <w:r>
+        <w:rPr>
+          <w:rFonts w:ascii="Angsana New" w:eastAsia="Angsana New" w:hAnsi="Angsana New" w:cs="Angsana New"/>
+          <w:color w:val="000000" w:themeColor="text1"/>
+          <w:sz w:val="32"/>
+          <w:szCs w:val="32"/>
+        </w:rPr>
+        <w:t xml:space="preserve"> (3rd ed.). New Jersey: John Wiley &amp; Sons.</w:t>
+      </w:r>
+    </w:p>
+    <w:p>
+      <w:pPr>
+        <w:rPr>
+          <w:rFonts w:ascii="Angsana New" w:eastAsia="Angsana New" w:hAnsi="Angsana New" w:cs="Angsana New"/>
+          <w:color w:val="000000" w:themeColor="text1"/>
+          <w:sz w:val="32"/>
+          <w:szCs w:val="32"/>
+        </w:rPr>
+      </w:pPr>
+      <w:r>
+        <w:rPr>
+          <w:rFonts w:ascii="Angsana New" w:eastAsia="Angsana New" w:hAnsi="Angsana New" w:cs="Angsana New"/>
+          <w:color w:val="000000" w:themeColor="text1"/>
+          <w:sz w:val="32"/>
+          <w:szCs w:val="32"/>
+        </w:rPr>
+        <w:t xml:space="preserve">International Organization for Standardization. (2011). </w:t>
+      </w:r>
       <w:r>
         <w:rPr>
           <w:rFonts w:ascii="Angsana New" w:eastAsia="Angsana New" w:hAnsi="Angsana New" w:cs="Angsana New"/>
@@ -35486,9 +30880,36 @@
           <w:sz w:val="32"/>
           <w:szCs w:val="32"/>
         </w:rPr>
-        <w:t>การทดสอบและการประเมินผลซอฟต์แวร์</w:t>
-      </w:r>
-      <w:proofErr w:type="spellEnd"/>
+        <w:t>ISO/IEC 25010:2011 Systems and software engineering — Systems and software Quality Requirements and Evaluation (SQuaRE)</w:t>
+      </w:r>
+      <w:r>
+        <w:rPr>
+          <w:rFonts w:ascii="Angsana New" w:eastAsia="Angsana New" w:hAnsi="Angsana New" w:cs="Angsana New"/>
+          <w:color w:val="000000" w:themeColor="text1"/>
+          <w:sz w:val="32"/>
+          <w:szCs w:val="32"/>
+        </w:rPr>
+        <w:t>.</w:t>
+      </w:r>
+    </w:p>
+    <w:p>
+      <w:pPr>
+        <w:rPr>
+          <w:rFonts w:ascii="Angsana New" w:eastAsia="Angsana New" w:hAnsi="Angsana New" w:cs="Angsana New"/>
+          <w:color w:val="000000" w:themeColor="text1"/>
+          <w:sz w:val="32"/>
+          <w:szCs w:val="32"/>
+        </w:rPr>
+      </w:pPr>
+      <w:r>
+        <w:rPr>
+          <w:rFonts w:ascii="Angsana New" w:eastAsia="Angsana New" w:hAnsi="Angsana New" w:cs="Angsana New"/>
+          <w:color w:val="000000" w:themeColor="text1"/>
+          <w:sz w:val="32"/>
+          <w:szCs w:val="32"/>
+        </w:rPr>
+        <w:t xml:space="preserve">Microsoft. (2026). </w:t>
+      </w:r>
       <w:r>
         <w:rPr>
           <w:rFonts w:ascii="Angsana New" w:eastAsia="Angsana New" w:hAnsi="Angsana New" w:cs="Angsana New"/>
@@ -35498,7 +30919,7 @@
           <w:sz w:val="32"/>
           <w:szCs w:val="32"/>
         </w:rPr>
-        <w:t xml:space="preserve"> (Software Testing and Evaluation)</w:t>
+        <w:t>Playwright Documentation</w:t>
       </w:r>
       <w:r>
         <w:rPr>
@@ -35507,208 +30928,7 @@
           <w:sz w:val="32"/>
           <w:szCs w:val="32"/>
         </w:rPr>
-        <w:t xml:space="preserve">. </w:t>
-      </w:r>
-      <w:proofErr w:type="spellStart"/>
-      <w:r>
-        <w:rPr>
-          <w:rFonts w:ascii="Angsana New" w:eastAsia="Angsana New" w:hAnsi="Angsana New" w:cs="Angsana New"/>
-          <w:color w:val="000000" w:themeColor="text1"/>
-          <w:sz w:val="32"/>
-          <w:szCs w:val="32"/>
-        </w:rPr>
-        <w:t>ชลบุรี</w:t>
-      </w:r>
-      <w:proofErr w:type="spellEnd"/>
-      <w:r>
-        <w:rPr>
-          <w:rFonts w:ascii="Angsana New" w:eastAsia="Angsana New" w:hAnsi="Angsana New" w:cs="Angsana New"/>
-          <w:color w:val="000000" w:themeColor="text1"/>
-          <w:sz w:val="32"/>
-          <w:szCs w:val="32"/>
-        </w:rPr>
-        <w:t xml:space="preserve">: </w:t>
-      </w:r>
-      <w:proofErr w:type="spellStart"/>
-      <w:r>
-        <w:rPr>
-          <w:rFonts w:ascii="Angsana New" w:eastAsia="Angsana New" w:hAnsi="Angsana New" w:cs="Angsana New"/>
-          <w:color w:val="000000" w:themeColor="text1"/>
-          <w:sz w:val="32"/>
-          <w:szCs w:val="32"/>
-        </w:rPr>
-        <w:t>คณะวิทยาการสารสนเทศ</w:t>
-      </w:r>
-      <w:proofErr w:type="spellEnd"/>
-      <w:r>
-        <w:rPr>
-          <w:rFonts w:ascii="Angsana New" w:eastAsia="Angsana New" w:hAnsi="Angsana New" w:cs="Angsana New"/>
-          <w:color w:val="000000" w:themeColor="text1"/>
-          <w:sz w:val="32"/>
-          <w:szCs w:val="32"/>
-        </w:rPr>
-        <w:t xml:space="preserve"> มหาวิทยาลัยบูรพา.</w:t>
-      </w:r>
-    </w:p>
-    <w:p>
-      <w:pPr>
-        <w:rPr>
-          <w:rFonts w:ascii="Angsana New" w:eastAsia="Angsana New" w:hAnsi="Angsana New" w:cs="Angsana New"/>
-          <w:color w:val="000000" w:themeColor="text1"/>
-          <w:sz w:val="32"/>
-          <w:szCs w:val="32"/>
-        </w:rPr>
-      </w:pPr>
-      <w:r>
-        <w:rPr>
-          <w:rFonts w:ascii="Angsana New" w:eastAsia="Angsana New" w:hAnsi="Angsana New" w:cs="Angsana New"/>
-          <w:color w:val="000000" w:themeColor="text1"/>
-          <w:sz w:val="32"/>
-          <w:szCs w:val="32"/>
-        </w:rPr>
-        <w:t xml:space="preserve">Myers, G. J., Sandler, C., &amp; Badgett, T. (2011). </w:t>
-      </w:r>
-      <w:r>
-        <w:rPr>
-          <w:rFonts w:ascii="Angsana New" w:eastAsia="Angsana New" w:hAnsi="Angsana New" w:cs="Angsana New"/>
-          <w:b/>
-          <w:bCs/>
-          <w:color w:val="000000" w:themeColor="text1"/>
-          <w:sz w:val="32"/>
-          <w:szCs w:val="32"/>
-        </w:rPr>
-        <w:t>The Art of Software Testing</w:t>
-      </w:r>
-      <w:r>
-        <w:rPr>
-          <w:rFonts w:ascii="Angsana New" w:eastAsia="Angsana New" w:hAnsi="Angsana New" w:cs="Angsana New"/>
-          <w:color w:val="000000" w:themeColor="text1"/>
-          <w:sz w:val="32"/>
-          <w:szCs w:val="32"/>
-        </w:rPr>
-        <w:t xml:space="preserve"> (3rd ed.). New Jersey: John Wiley &amp; Sons.</w:t>
-      </w:r>
-    </w:p>
-    <w:p>
-      <w:pPr>
-        <w:rPr>
-          <w:rFonts w:ascii="Angsana New" w:eastAsia="Angsana New" w:hAnsi="Angsana New" w:cs="Angsana New"/>
-          <w:color w:val="000000" w:themeColor="text1"/>
-          <w:sz w:val="32"/>
-          <w:szCs w:val="32"/>
-        </w:rPr>
-      </w:pPr>
-      <w:r>
-        <w:rPr>
-          <w:rFonts w:ascii="Angsana New" w:eastAsia="Angsana New" w:hAnsi="Angsana New" w:cs="Angsana New"/>
-          <w:color w:val="000000" w:themeColor="text1"/>
-          <w:sz w:val="32"/>
-          <w:szCs w:val="32"/>
-        </w:rPr>
-        <w:t xml:space="preserve">International Organization for Standardization. (2011). </w:t>
-      </w:r>
-      <w:r>
-        <w:rPr>
-          <w:rFonts w:ascii="Angsana New" w:eastAsia="Angsana New" w:hAnsi="Angsana New" w:cs="Angsana New"/>
-          <w:b/>
-          <w:bCs/>
-          <w:color w:val="000000" w:themeColor="text1"/>
-          <w:sz w:val="32"/>
-          <w:szCs w:val="32"/>
-        </w:rPr>
-        <w:t>ISO/IEC 25010:2011 Systems and software engineering — Systems and software Quality Requirements and Evaluation (</w:t>
-      </w:r>
-      <w:proofErr w:type="spellStart"/>
-      <w:r>
-        <w:rPr>
-          <w:rFonts w:ascii="Angsana New" w:eastAsia="Angsana New" w:hAnsi="Angsana New" w:cs="Angsana New"/>
-          <w:b/>
-          <w:bCs/>
-          <w:color w:val="000000" w:themeColor="text1"/>
-          <w:sz w:val="32"/>
-          <w:szCs w:val="32"/>
-        </w:rPr>
-        <w:t>SQuaRE</w:t>
-      </w:r>
-      <w:proofErr w:type="spellEnd"/>
-      <w:r>
-        <w:rPr>
-          <w:rFonts w:ascii="Angsana New" w:eastAsia="Angsana New" w:hAnsi="Angsana New" w:cs="Angsana New"/>
-          <w:b/>
-          <w:bCs/>
-          <w:color w:val="000000" w:themeColor="text1"/>
-          <w:sz w:val="32"/>
-          <w:szCs w:val="32"/>
-        </w:rPr>
-        <w:t>)</w:t>
-      </w:r>
-      <w:r>
-        <w:rPr>
-          <w:rFonts w:ascii="Angsana New" w:eastAsia="Angsana New" w:hAnsi="Angsana New" w:cs="Angsana New"/>
-          <w:color w:val="000000" w:themeColor="text1"/>
-          <w:sz w:val="32"/>
-          <w:szCs w:val="32"/>
-        </w:rPr>
-        <w:t>.</w:t>
-      </w:r>
-    </w:p>
-    <w:p>
-      <w:pPr>
-        <w:rPr>
-          <w:rFonts w:ascii="Angsana New" w:eastAsia="Angsana New" w:hAnsi="Angsana New" w:cs="Angsana New"/>
-          <w:color w:val="000000" w:themeColor="text1"/>
-          <w:sz w:val="32"/>
-          <w:szCs w:val="32"/>
-        </w:rPr>
-      </w:pPr>
-      <w:r>
-        <w:rPr>
-          <w:rFonts w:ascii="Angsana New" w:eastAsia="Angsana New" w:hAnsi="Angsana New" w:cs="Angsana New"/>
-          <w:color w:val="000000" w:themeColor="text1"/>
-          <w:sz w:val="32"/>
-          <w:szCs w:val="32"/>
-        </w:rPr>
-        <w:t xml:space="preserve">Microsoft. (2026). </w:t>
-      </w:r>
-      <w:r>
-        <w:rPr>
-          <w:rFonts w:ascii="Angsana New" w:eastAsia="Angsana New" w:hAnsi="Angsana New" w:cs="Angsana New"/>
-          <w:b/>
-          <w:bCs/>
-          <w:color w:val="000000" w:themeColor="text1"/>
-          <w:sz w:val="32"/>
-          <w:szCs w:val="32"/>
-        </w:rPr>
-        <w:t>Playwright Documentation</w:t>
-      </w:r>
-      <w:r>
-        <w:rPr>
-          <w:rFonts w:ascii="Angsana New" w:eastAsia="Angsana New" w:hAnsi="Angsana New" w:cs="Angsana New"/>
-          <w:color w:val="000000" w:themeColor="text1"/>
-          <w:sz w:val="32"/>
-          <w:szCs w:val="32"/>
-        </w:rPr>
-        <w:t xml:space="preserve">. </w:t>
-      </w:r>
-      <w:proofErr w:type="spellStart"/>
-      <w:r>
-        <w:rPr>
-          <w:rFonts w:ascii="Angsana New" w:eastAsia="Angsana New" w:hAnsi="Angsana New" w:cs="Angsana New"/>
-          <w:color w:val="000000" w:themeColor="text1"/>
-          <w:sz w:val="32"/>
-          <w:szCs w:val="32"/>
-        </w:rPr>
-        <w:t>สืบค้นจาก</w:t>
-      </w:r>
-      <w:proofErr w:type="spellEnd"/>
-      <w:r>
-        <w:rPr>
-          <w:rFonts w:ascii="Angsana New" w:eastAsia="Angsana New" w:hAnsi="Angsana New" w:cs="Angsana New"/>
-          <w:color w:val="000000" w:themeColor="text1"/>
-          <w:sz w:val="32"/>
-          <w:szCs w:val="32"/>
-        </w:rPr>
-        <w:t xml:space="preserve"> </w:t>
+        <w:t xml:space="preserve">. สืบค้นจาก </w:t>
       </w:r>
       <w:hyperlink r:id="rId22">
         <w:r>
@@ -35758,27 +30978,7 @@
           <w:sz w:val="32"/>
           <w:szCs w:val="32"/>
         </w:rPr>
-        <w:t xml:space="preserve">. </w:t>
-      </w:r>
-      <w:proofErr w:type="spellStart"/>
-      <w:r>
-        <w:rPr>
-          <w:rFonts w:ascii="Angsana New" w:eastAsia="Angsana New" w:hAnsi="Angsana New" w:cs="Angsana New"/>
-          <w:color w:val="000000" w:themeColor="text1"/>
-          <w:sz w:val="32"/>
-          <w:szCs w:val="32"/>
-        </w:rPr>
-        <w:t>สืบค้นจาก</w:t>
-      </w:r>
-      <w:proofErr w:type="spellEnd"/>
-      <w:r>
-        <w:rPr>
-          <w:rFonts w:ascii="Angsana New" w:eastAsia="Angsana New" w:hAnsi="Angsana New" w:cs="Angsana New"/>
-          <w:color w:val="000000" w:themeColor="text1"/>
-          <w:sz w:val="32"/>
-          <w:szCs w:val="32"/>
-        </w:rPr>
-        <w:t xml:space="preserve"> </w:t>
+        <w:t xml:space="preserve">. สืบค้นจาก </w:t>
       </w:r>
       <w:hyperlink r:id="rId23">
         <w:r>
@@ -35828,27 +31028,7 @@
           <w:sz w:val="32"/>
           <w:szCs w:val="32"/>
         </w:rPr>
-        <w:t xml:space="preserve">. </w:t>
-      </w:r>
-      <w:proofErr w:type="spellStart"/>
-      <w:r>
-        <w:rPr>
-          <w:rFonts w:ascii="Angsana New" w:eastAsia="Angsana New" w:hAnsi="Angsana New" w:cs="Angsana New"/>
-          <w:color w:val="000000" w:themeColor="text1"/>
-          <w:sz w:val="32"/>
-          <w:szCs w:val="32"/>
-        </w:rPr>
-        <w:t>สืบค้นจาก</w:t>
-      </w:r>
-      <w:proofErr w:type="spellEnd"/>
-      <w:r>
-        <w:rPr>
-          <w:rFonts w:ascii="Angsana New" w:eastAsia="Angsana New" w:hAnsi="Angsana New" w:cs="Angsana New"/>
-          <w:color w:val="000000" w:themeColor="text1"/>
-          <w:sz w:val="32"/>
-          <w:szCs w:val="32"/>
-        </w:rPr>
-        <w:t xml:space="preserve"> </w:t>
+        <w:t xml:space="preserve">. สืบค้นจาก </w:t>
       </w:r>
       <w:hyperlink r:id="rId24">
         <w:r>
@@ -35907,27 +31087,7 @@
           <w:sz w:val="32"/>
           <w:szCs w:val="32"/>
         </w:rPr>
-        <w:t xml:space="preserve">. </w:t>
-      </w:r>
-      <w:proofErr w:type="spellStart"/>
-      <w:r>
-        <w:rPr>
-          <w:rFonts w:ascii="Angsana New" w:eastAsia="Angsana New" w:hAnsi="Angsana New" w:cs="Angsana New"/>
-          <w:color w:val="000000" w:themeColor="text1"/>
-          <w:sz w:val="32"/>
-          <w:szCs w:val="32"/>
-        </w:rPr>
-        <w:t>สืบค้นจาก</w:t>
-      </w:r>
-      <w:proofErr w:type="spellEnd"/>
-      <w:r>
-        <w:rPr>
-          <w:rFonts w:ascii="Angsana New" w:eastAsia="Angsana New" w:hAnsi="Angsana New" w:cs="Angsana New"/>
-          <w:color w:val="000000" w:themeColor="text1"/>
-          <w:sz w:val="32"/>
-          <w:szCs w:val="32"/>
-        </w:rPr>
-        <w:t xml:space="preserve"> </w:t>
+        <w:t xml:space="preserve">. สืบค้นจาก </w:t>
       </w:r>
       <w:hyperlink r:id="rId25">
         <w:r>
@@ -43278,6 +38438,10 @@
 </file>
 
 <file path=customXml/item1.xml><?xml version="1.0" encoding="utf-8"?>
+<b:Sources xmlns:b="http://schemas.openxmlformats.org/officeDocument/2006/bibliography" xmlns="http://schemas.openxmlformats.org/officeDocument/2006/bibliography" SelectedStyle="\APASixthEditionOfficeOnline.xsl" StyleName="APA" Version="6"/>
+</file>
+
+<file path=customXml/item2.xml><?xml version="1.0" encoding="utf-8"?>
 <p:properties xmlns:p="http://schemas.microsoft.com/office/2006/metadata/properties" xmlns:xsi="http://www.w3.org/2001/XMLSchema-instance" xmlns:pc="http://schemas.microsoft.com/office/infopath/2007/PartnerControls">
   <documentManagement>
     <_activity xmlns="d1d38ede-9d60-43de-b392-1c0d93d681a5" xsi:nil="true"/>
@@ -43285,11 +38449,16 @@
 </p:properties>
 </file>
 
-<file path=customXml/item2.xml><?xml version="1.0" encoding="utf-8"?>
-<b:Sources xmlns:b="http://schemas.openxmlformats.org/officeDocument/2006/bibliography" xmlns="http://schemas.openxmlformats.org/officeDocument/2006/bibliography" SelectedStyle="\APASixthEditionOfficeOnline.xsl" StyleName="APA" Version="6"/>
+<file path=customXml/item3.xml><?xml version="1.0" encoding="utf-8"?>
+<?mso-contentType ?>
+<FormTemplates xmlns="http://schemas.microsoft.com/sharepoint/v3/contenttype/forms">
+  <Display>DocumentLibraryForm</Display>
+  <Edit>DocumentLibraryForm</Edit>
+  <New>DocumentLibraryForm</New>
+</FormTemplates>
 </file>
 
-<file path=customXml/item3.xml><?xml version="1.0" encoding="utf-8"?>
+<file path=customXml/item4.xml><?xml version="1.0" encoding="utf-8"?>
 <ct:contentTypeSchema xmlns:ct="http://schemas.microsoft.com/office/2006/metadata/contentType" xmlns:ma="http://schemas.microsoft.com/office/2006/metadata/properties/metaAttributes" ct:_="" ma:_="" ma:contentTypeName="Document" ma:contentTypeID="0x010100259431974BEB9F45A22B82E39D1D735A" ma:contentTypeVersion="16" ma:contentTypeDescription="Create a new document." ma:contentTypeScope="" ma:versionID="530b8aea005d8c7cbbead45254c816c5">
   <xsd:schema xmlns:xsd="http://www.w3.org/2001/XMLSchema" xmlns:xs="http://www.w3.org/2001/XMLSchema" xmlns:p="http://schemas.microsoft.com/office/2006/metadata/properties" xmlns:ns3="d1d38ede-9d60-43de-b392-1c0d93d681a5" xmlns:ns4="443f97fc-1572-46b9-bf28-b6cb1d13fa37" targetNamespace="http://schemas.microsoft.com/office/2006/metadata/properties" ma:root="true" ma:fieldsID="b3ba9dd7554cb414ba39956f952556ad" ns3:_="" ns4:_="">
     <xsd:import namespace="d1d38ede-9d60-43de-b392-1c0d93d681a5"/>
@@ -43528,16 +38697,15 @@
 </ct:contentTypeSchema>
 </file>
 
-<file path=customXml/item4.xml><?xml version="1.0" encoding="utf-8"?>
-<?mso-contentType ?>
-<FormTemplates xmlns="http://schemas.microsoft.com/sharepoint/v3/contenttype/forms">
-  <Display>DocumentLibraryForm</Display>
-  <Edit>DocumentLibraryForm</Edit>
-  <New>DocumentLibraryForm</New>
-</FormTemplates>
+<file path=customXml/itemProps1.xml><?xml version="1.0" encoding="utf-8"?>
+<ds:datastoreItem xmlns:ds="http://schemas.openxmlformats.org/officeDocument/2006/customXml" ds:itemID="{9B97FB2E-4396-4617-9E09-8EC6EB098492}">
+  <ds:schemaRefs>
+    <ds:schemaRef ds:uri="http://schemas.openxmlformats.org/officeDocument/2006/bibliography"/>
+  </ds:schemaRefs>
+</ds:datastoreItem>
 </file>
 
-<file path=customXml/itemProps1.xml><?xml version="1.0" encoding="utf-8"?>
+<file path=customXml/itemProps2.xml><?xml version="1.0" encoding="utf-8"?>
 <ds:datastoreItem xmlns:ds="http://schemas.openxmlformats.org/officeDocument/2006/customXml" ds:itemID="{42984361-D6F6-427D-ACBB-FF1D8068CC55}">
   <ds:schemaRefs>
     <ds:schemaRef ds:uri="http://schemas.microsoft.com/office/2006/metadata/properties"/>
@@ -43547,15 +38715,15 @@
 </ds:datastoreItem>
 </file>
 
-<file path=customXml/itemProps2.xml><?xml version="1.0" encoding="utf-8"?>
-<ds:datastoreItem xmlns:ds="http://schemas.openxmlformats.org/officeDocument/2006/customXml" ds:itemID="{9B97FB2E-4396-4617-9E09-8EC6EB098492}">
+<file path=customXml/itemProps3.xml><?xml version="1.0" encoding="utf-8"?>
+<ds:datastoreItem xmlns:ds="http://schemas.openxmlformats.org/officeDocument/2006/customXml" ds:itemID="{7015E301-260E-4686-A297-32850535F46E}">
   <ds:schemaRefs>
-    <ds:schemaRef ds:uri="http://schemas.openxmlformats.org/officeDocument/2006/bibliography"/>
+    <ds:schemaRef ds:uri="http://schemas.microsoft.com/sharepoint/v3/contenttype/forms"/>
   </ds:schemaRefs>
 </ds:datastoreItem>
 </file>
 
-<file path=customXml/itemProps3.xml><?xml version="1.0" encoding="utf-8"?>
+<file path=customXml/itemProps4.xml><?xml version="1.0" encoding="utf-8"?>
 <ds:datastoreItem xmlns:ds="http://schemas.openxmlformats.org/officeDocument/2006/customXml" ds:itemID="{3796158E-5BC9-42FC-B15E-F64CA70A6C72}">
   <ds:schemaRefs>
     <ds:schemaRef ds:uri="http://schemas.microsoft.com/office/2006/metadata/contentType"/>
@@ -43574,14 +38742,6 @@
 </ds:datastoreItem>
 </file>
 
-<file path=customXml/itemProps4.xml><?xml version="1.0" encoding="utf-8"?>
-<ds:datastoreItem xmlns:ds="http://schemas.openxmlformats.org/officeDocument/2006/customXml" ds:itemID="{7015E301-260E-4686-A297-32850535F46E}">
-  <ds:schemaRefs>
-    <ds:schemaRef ds:uri="http://schemas.microsoft.com/sharepoint/v3/contenttype/forms"/>
-  </ds:schemaRefs>
-</ds:datastoreItem>
-</file>
-
 <file path=docMetadata/LabelInfo.xml><?xml version="1.0" encoding="utf-8"?>
 <clbl:labelList xmlns:clbl="http://schemas.microsoft.com/office/2020/mipLabelMetadata">
   <clbl:label id="{b69dd9f4-0c6d-4310-9d05-2cf943075335}" enabled="0" method="" siteId="{b69dd9f4-0c6d-4310-9d05-2cf943075335}" removed="1"/>

--- a/reports/Software Testing and Evaluation.docx
+++ b/reports/Software Testing and Evaluation.docx
@@ -784,7 +784,7 @@
           <w:szCs w:val="40"/>
         </w:rPr>
       </w:pPr>
-      <w:bookmarkStart w:id="0" w:name="_Toc226336957"/>
+      <w:bookmarkStart w:id="0" w:name="_Toc226364120"/>
       <w:r>
         <w:rPr>
           <w:rFonts w:asciiTheme="majorBidi" w:hAnsiTheme="majorBidi" w:hint="cs"/>
@@ -1221,7 +1221,7 @@
           <w:szCs w:val="40"/>
         </w:rPr>
       </w:pPr>
-      <w:bookmarkStart w:id="1" w:name="_Toc226336958"/>
+      <w:bookmarkStart w:id="1" w:name="_Toc226364121"/>
       <w:r>
         <w:rPr>
           <w:rFonts w:asciiTheme="majorBidi" w:hAnsiTheme="majorBidi" w:hint="cs"/>
@@ -1249,8 +1249,8 @@
           <w:i w:val="0"/>
           <w:iCs w:val="0"/>
           <w:noProof/>
-          <w:sz w:val="32"/>
-          <w:szCs w:val="36"/>
+          <w:sz w:val="28"/>
+          <w:szCs w:val="32"/>
         </w:rPr>
       </w:pPr>
       <w:r>
@@ -1328,328 +1328,7 @@
         </w:rPr>
         <w:fldChar w:fldCharType="separate"/>
       </w:r>
-      <w:hyperlink w:anchor="_Toc226336957" w:history="1">
-        <w:r>
-          <w:rPr>
-            <w:rStyle w:val="af4"/>
-            <w:rFonts w:asciiTheme="majorBidi" w:hAnsiTheme="majorBidi"/>
-            <w:noProof/>
-            <w:sz w:val="32"/>
-            <w:szCs w:val="36"/>
-            <w:cs/>
-          </w:rPr>
-          <w:t>คำนำ</w:t>
-        </w:r>
-        <w:r>
-          <w:rPr>
-            <w:noProof/>
-            <w:webHidden/>
-            <w:sz w:val="32"/>
-            <w:szCs w:val="36"/>
-          </w:rPr>
-          <w:tab/>
-        </w:r>
-        <w:r>
-          <w:rPr>
-            <w:noProof/>
-            <w:webHidden/>
-            <w:sz w:val="32"/>
-            <w:szCs w:val="36"/>
-          </w:rPr>
-          <w:fldChar w:fldCharType="begin"/>
-        </w:r>
-        <w:r>
-          <w:rPr>
-            <w:noProof/>
-            <w:webHidden/>
-            <w:sz w:val="32"/>
-            <w:szCs w:val="36"/>
-          </w:rPr>
-          <w:instrText xml:space="preserve"> PAGEREF _Toc226336957 \h </w:instrText>
-        </w:r>
-        <w:r>
-          <w:rPr>
-            <w:noProof/>
-            <w:webHidden/>
-            <w:sz w:val="32"/>
-            <w:szCs w:val="36"/>
-          </w:rPr>
-        </w:r>
-        <w:r>
-          <w:rPr>
-            <w:noProof/>
-            <w:webHidden/>
-            <w:sz w:val="32"/>
-            <w:szCs w:val="36"/>
-          </w:rPr>
-          <w:fldChar w:fldCharType="separate"/>
-        </w:r>
-        <w:r>
-          <w:rPr>
-            <w:noProof/>
-            <w:webHidden/>
-            <w:sz w:val="32"/>
-            <w:szCs w:val="36"/>
-            <w:cs/>
-          </w:rPr>
-          <w:t>ก</w:t>
-        </w:r>
-        <w:r>
-          <w:rPr>
-            <w:noProof/>
-            <w:webHidden/>
-            <w:sz w:val="32"/>
-            <w:szCs w:val="36"/>
-          </w:rPr>
-          <w:fldChar w:fldCharType="end"/>
-        </w:r>
-      </w:hyperlink>
-    </w:p>
-    <w:p>
-      <w:pPr>
-        <w:pStyle w:val="11"/>
-        <w:tabs>
-          <w:tab w:val="right" w:leader="underscore" w:pos="9016"/>
-        </w:tabs>
-        <w:rPr>
-          <w:rFonts w:eastAsiaTheme="minorEastAsia" w:cstheme="minorBidi"/>
-          <w:b w:val="0"/>
-          <w:bCs w:val="0"/>
-          <w:i w:val="0"/>
-          <w:iCs w:val="0"/>
-          <w:noProof/>
-          <w:sz w:val="32"/>
-          <w:szCs w:val="36"/>
-        </w:rPr>
-      </w:pPr>
-      <w:hyperlink w:anchor="_Toc226336958" w:history="1">
-        <w:r>
-          <w:rPr>
-            <w:rStyle w:val="af4"/>
-            <w:rFonts w:asciiTheme="majorBidi" w:hAnsiTheme="majorBidi"/>
-            <w:noProof/>
-            <w:sz w:val="32"/>
-            <w:szCs w:val="36"/>
-            <w:cs/>
-          </w:rPr>
-          <w:t>สารบัญ</w:t>
-        </w:r>
-        <w:r>
-          <w:rPr>
-            <w:noProof/>
-            <w:webHidden/>
-            <w:sz w:val="32"/>
-            <w:szCs w:val="36"/>
-          </w:rPr>
-          <w:tab/>
-        </w:r>
-        <w:r>
-          <w:rPr>
-            <w:noProof/>
-            <w:webHidden/>
-            <w:sz w:val="32"/>
-            <w:szCs w:val="36"/>
-          </w:rPr>
-          <w:fldChar w:fldCharType="begin"/>
-        </w:r>
-        <w:r>
-          <w:rPr>
-            <w:noProof/>
-            <w:webHidden/>
-            <w:sz w:val="32"/>
-            <w:szCs w:val="36"/>
-          </w:rPr>
-          <w:instrText xml:space="preserve"> PAGEREF _Toc226336958 \h </w:instrText>
-        </w:r>
-        <w:r>
-          <w:rPr>
-            <w:noProof/>
-            <w:webHidden/>
-            <w:sz w:val="32"/>
-            <w:szCs w:val="36"/>
-          </w:rPr>
-        </w:r>
-        <w:r>
-          <w:rPr>
-            <w:noProof/>
-            <w:webHidden/>
-            <w:sz w:val="32"/>
-            <w:szCs w:val="36"/>
-          </w:rPr>
-          <w:fldChar w:fldCharType="separate"/>
-        </w:r>
-        <w:r>
-          <w:rPr>
-            <w:noProof/>
-            <w:webHidden/>
-            <w:sz w:val="32"/>
-            <w:szCs w:val="36"/>
-            <w:cs/>
-          </w:rPr>
-          <w:t>ข</w:t>
-        </w:r>
-        <w:r>
-          <w:rPr>
-            <w:noProof/>
-            <w:webHidden/>
-            <w:sz w:val="32"/>
-            <w:szCs w:val="36"/>
-          </w:rPr>
-          <w:fldChar w:fldCharType="end"/>
-        </w:r>
-      </w:hyperlink>
-    </w:p>
-    <w:p>
-      <w:pPr>
-        <w:pStyle w:val="11"/>
-        <w:tabs>
-          <w:tab w:val="right" w:leader="underscore" w:pos="9016"/>
-        </w:tabs>
-        <w:rPr>
-          <w:rFonts w:eastAsiaTheme="minorEastAsia" w:cstheme="minorBidi"/>
-          <w:b w:val="0"/>
-          <w:bCs w:val="0"/>
-          <w:i w:val="0"/>
-          <w:iCs w:val="0"/>
-          <w:noProof/>
-          <w:sz w:val="32"/>
-          <w:szCs w:val="36"/>
-        </w:rPr>
-      </w:pPr>
-      <w:hyperlink w:anchor="_Toc226336959" w:history="1">
-        <w:r>
-          <w:rPr>
-            <w:rStyle w:val="af4"/>
-            <w:rFonts w:asciiTheme="majorBidi" w:hAnsiTheme="majorBidi"/>
-            <w:noProof/>
-            <w:sz w:val="32"/>
-            <w:szCs w:val="36"/>
-            <w:cs/>
-          </w:rPr>
-          <w:t xml:space="preserve">บทที่ </w:t>
-        </w:r>
-        <w:r>
-          <w:rPr>
-            <w:rStyle w:val="af4"/>
-            <w:rFonts w:asciiTheme="majorBidi" w:hAnsiTheme="majorBidi"/>
-            <w:noProof/>
-            <w:sz w:val="32"/>
-            <w:szCs w:val="36"/>
-          </w:rPr>
-          <w:t xml:space="preserve">1: </w:t>
-        </w:r>
-        <w:r>
-          <w:rPr>
-            <w:rStyle w:val="af4"/>
-            <w:rFonts w:asciiTheme="majorBidi" w:hAnsiTheme="majorBidi"/>
-            <w:noProof/>
-            <w:sz w:val="32"/>
-            <w:szCs w:val="36"/>
-            <w:cs/>
-          </w:rPr>
-          <w:t>บทนำ (</w:t>
-        </w:r>
-        <w:r>
-          <w:rPr>
-            <w:rStyle w:val="af4"/>
-            <w:rFonts w:asciiTheme="majorBidi" w:hAnsiTheme="majorBidi"/>
-            <w:noProof/>
-            <w:sz w:val="32"/>
-            <w:szCs w:val="36"/>
-          </w:rPr>
-          <w:t>Introduction)</w:t>
-        </w:r>
-        <w:r>
-          <w:rPr>
-            <w:noProof/>
-            <w:webHidden/>
-            <w:sz w:val="32"/>
-            <w:szCs w:val="36"/>
-          </w:rPr>
-          <w:tab/>
-        </w:r>
-        <w:r>
-          <w:rPr>
-            <w:noProof/>
-            <w:webHidden/>
-            <w:sz w:val="32"/>
-            <w:szCs w:val="36"/>
-          </w:rPr>
-          <w:fldChar w:fldCharType="begin"/>
-        </w:r>
-        <w:r>
-          <w:rPr>
-            <w:noProof/>
-            <w:webHidden/>
-            <w:sz w:val="32"/>
-            <w:szCs w:val="36"/>
-          </w:rPr>
-          <w:instrText xml:space="preserve"> PAGEREF _Toc226336959 \h </w:instrText>
-        </w:r>
-        <w:r>
-          <w:rPr>
-            <w:noProof/>
-            <w:webHidden/>
-            <w:sz w:val="32"/>
-            <w:szCs w:val="36"/>
-          </w:rPr>
-        </w:r>
-        <w:r>
-          <w:rPr>
-            <w:noProof/>
-            <w:webHidden/>
-            <w:sz w:val="32"/>
-            <w:szCs w:val="36"/>
-          </w:rPr>
-          <w:fldChar w:fldCharType="separate"/>
-        </w:r>
-        <w:r>
-          <w:rPr>
-            <w:noProof/>
-            <w:webHidden/>
-            <w:sz w:val="32"/>
-            <w:szCs w:val="36"/>
-            <w:cs/>
-          </w:rPr>
-          <w:t>1</w:t>
-        </w:r>
-        <w:r>
-          <w:rPr>
-            <w:noProof/>
-            <w:webHidden/>
-            <w:sz w:val="32"/>
-            <w:szCs w:val="36"/>
-          </w:rPr>
-          <w:fldChar w:fldCharType="end"/>
-        </w:r>
-      </w:hyperlink>
-    </w:p>
-    <w:p>
-      <w:pPr>
-        <w:pStyle w:val="21"/>
-        <w:tabs>
-          <w:tab w:val="right" w:leader="underscore" w:pos="9016"/>
-        </w:tabs>
-        <w:rPr>
-          <w:rFonts w:eastAsiaTheme="minorEastAsia" w:cstheme="minorBidi"/>
-          <w:b w:val="0"/>
-          <w:bCs w:val="0"/>
-          <w:noProof/>
-          <w:sz w:val="32"/>
-          <w:szCs w:val="36"/>
-        </w:rPr>
-      </w:pPr>
-      <w:hyperlink w:anchor="_Toc226336960" w:history="1">
-        <w:r>
-          <w:rPr>
-            <w:rStyle w:val="af4"/>
-            <w:rFonts w:asciiTheme="majorBidi" w:hAnsiTheme="majorBidi"/>
-            <w:noProof/>
-            <w:sz w:val="28"/>
-            <w:szCs w:val="32"/>
-          </w:rPr>
-          <w:t xml:space="preserve">1.1 </w:t>
-        </w:r>
+      <w:hyperlink w:anchor="_Toc226364120" w:history="1">
         <w:r>
           <w:rPr>
             <w:rStyle w:val="af4"/>
@@ -1659,7 +1338,7 @@
             <w:szCs w:val="32"/>
             <w:cs/>
           </w:rPr>
-          <w:t>ที่มาและความสำคัญ:</w:t>
+          <w:t>คำนำ</w:t>
         </w:r>
         <w:r>
           <w:rPr>
@@ -1686,7 +1365,226 @@
             <w:sz w:val="28"/>
             <w:szCs w:val="32"/>
           </w:rPr>
-          <w:instrText xml:space="preserve"> PAGEREF _Toc226336960 \h </w:instrText>
+          <w:instrText xml:space="preserve"> PAGEREF _Toc226364120 \h </w:instrText>
+        </w:r>
+        <w:r>
+          <w:rPr>
+            <w:noProof/>
+            <w:webHidden/>
+            <w:sz w:val="28"/>
+            <w:szCs w:val="32"/>
+          </w:rPr>
+        </w:r>
+        <w:r>
+          <w:rPr>
+            <w:noProof/>
+            <w:webHidden/>
+            <w:sz w:val="28"/>
+            <w:szCs w:val="32"/>
+          </w:rPr>
+          <w:fldChar w:fldCharType="separate"/>
+        </w:r>
+        <w:r>
+          <w:rPr>
+            <w:noProof/>
+            <w:webHidden/>
+            <w:sz w:val="28"/>
+            <w:szCs w:val="32"/>
+            <w:cs/>
+          </w:rPr>
+          <w:t>ก</w:t>
+        </w:r>
+        <w:r>
+          <w:rPr>
+            <w:noProof/>
+            <w:webHidden/>
+            <w:sz w:val="28"/>
+            <w:szCs w:val="32"/>
+          </w:rPr>
+          <w:fldChar w:fldCharType="end"/>
+        </w:r>
+      </w:hyperlink>
+    </w:p>
+    <w:p>
+      <w:pPr>
+        <w:pStyle w:val="11"/>
+        <w:tabs>
+          <w:tab w:val="right" w:leader="underscore" w:pos="9016"/>
+        </w:tabs>
+        <w:rPr>
+          <w:rFonts w:eastAsiaTheme="minorEastAsia" w:cstheme="minorBidi"/>
+          <w:b w:val="0"/>
+          <w:bCs w:val="0"/>
+          <w:i w:val="0"/>
+          <w:iCs w:val="0"/>
+          <w:noProof/>
+          <w:sz w:val="28"/>
+          <w:szCs w:val="32"/>
+        </w:rPr>
+      </w:pPr>
+      <w:hyperlink w:anchor="_Toc226364121" w:history="1">
+        <w:r>
+          <w:rPr>
+            <w:rStyle w:val="af4"/>
+            <w:rFonts w:asciiTheme="majorBidi" w:hAnsiTheme="majorBidi"/>
+            <w:noProof/>
+            <w:sz w:val="28"/>
+            <w:szCs w:val="32"/>
+            <w:cs/>
+          </w:rPr>
+          <w:t>สารบัญ</w:t>
+        </w:r>
+        <w:r>
+          <w:rPr>
+            <w:noProof/>
+            <w:webHidden/>
+            <w:sz w:val="28"/>
+            <w:szCs w:val="32"/>
+          </w:rPr>
+          <w:tab/>
+        </w:r>
+        <w:r>
+          <w:rPr>
+            <w:noProof/>
+            <w:webHidden/>
+            <w:sz w:val="28"/>
+            <w:szCs w:val="32"/>
+          </w:rPr>
+          <w:fldChar w:fldCharType="begin"/>
+        </w:r>
+        <w:r>
+          <w:rPr>
+            <w:noProof/>
+            <w:webHidden/>
+            <w:sz w:val="28"/>
+            <w:szCs w:val="32"/>
+          </w:rPr>
+          <w:instrText xml:space="preserve"> PAGEREF _Toc226364121 \h </w:instrText>
+        </w:r>
+        <w:r>
+          <w:rPr>
+            <w:noProof/>
+            <w:webHidden/>
+            <w:sz w:val="28"/>
+            <w:szCs w:val="32"/>
+          </w:rPr>
+        </w:r>
+        <w:r>
+          <w:rPr>
+            <w:noProof/>
+            <w:webHidden/>
+            <w:sz w:val="28"/>
+            <w:szCs w:val="32"/>
+          </w:rPr>
+          <w:fldChar w:fldCharType="separate"/>
+        </w:r>
+        <w:r>
+          <w:rPr>
+            <w:noProof/>
+            <w:webHidden/>
+            <w:sz w:val="28"/>
+            <w:szCs w:val="32"/>
+            <w:cs/>
+          </w:rPr>
+          <w:t>ข</w:t>
+        </w:r>
+        <w:r>
+          <w:rPr>
+            <w:noProof/>
+            <w:webHidden/>
+            <w:sz w:val="28"/>
+            <w:szCs w:val="32"/>
+          </w:rPr>
+          <w:fldChar w:fldCharType="end"/>
+        </w:r>
+      </w:hyperlink>
+    </w:p>
+    <w:p>
+      <w:pPr>
+        <w:pStyle w:val="11"/>
+        <w:tabs>
+          <w:tab w:val="right" w:leader="underscore" w:pos="9016"/>
+        </w:tabs>
+        <w:rPr>
+          <w:rFonts w:eastAsiaTheme="minorEastAsia" w:cstheme="minorBidi"/>
+          <w:b w:val="0"/>
+          <w:bCs w:val="0"/>
+          <w:i w:val="0"/>
+          <w:iCs w:val="0"/>
+          <w:noProof/>
+          <w:sz w:val="28"/>
+          <w:szCs w:val="32"/>
+        </w:rPr>
+      </w:pPr>
+      <w:hyperlink w:anchor="_Toc226364122" w:history="1">
+        <w:r>
+          <w:rPr>
+            <w:rStyle w:val="af4"/>
+            <w:rFonts w:asciiTheme="majorBidi" w:hAnsiTheme="majorBidi"/>
+            <w:noProof/>
+            <w:sz w:val="28"/>
+            <w:szCs w:val="32"/>
+            <w:cs/>
+          </w:rPr>
+          <w:t xml:space="preserve">บทที่ </w:t>
+        </w:r>
+        <w:r>
+          <w:rPr>
+            <w:rStyle w:val="af4"/>
+            <w:rFonts w:asciiTheme="majorBidi" w:hAnsiTheme="majorBidi"/>
+            <w:noProof/>
+            <w:sz w:val="28"/>
+            <w:szCs w:val="32"/>
+          </w:rPr>
+          <w:t xml:space="preserve">1: </w:t>
+        </w:r>
+        <w:r>
+          <w:rPr>
+            <w:rStyle w:val="af4"/>
+            <w:rFonts w:asciiTheme="majorBidi" w:hAnsiTheme="majorBidi"/>
+            <w:noProof/>
+            <w:sz w:val="28"/>
+            <w:szCs w:val="32"/>
+            <w:cs/>
+          </w:rPr>
+          <w:t>บทนำ (</w:t>
+        </w:r>
+        <w:r>
+          <w:rPr>
+            <w:rStyle w:val="af4"/>
+            <w:rFonts w:asciiTheme="majorBidi" w:hAnsiTheme="majorBidi"/>
+            <w:noProof/>
+            <w:sz w:val="28"/>
+            <w:szCs w:val="32"/>
+          </w:rPr>
+          <w:t>Introduction)</w:t>
+        </w:r>
+        <w:r>
+          <w:rPr>
+            <w:noProof/>
+            <w:webHidden/>
+            <w:sz w:val="28"/>
+            <w:szCs w:val="32"/>
+          </w:rPr>
+          <w:tab/>
+        </w:r>
+        <w:r>
+          <w:rPr>
+            <w:noProof/>
+            <w:webHidden/>
+            <w:sz w:val="28"/>
+            <w:szCs w:val="32"/>
+          </w:rPr>
+          <w:fldChar w:fldCharType="begin"/>
+        </w:r>
+        <w:r>
+          <w:rPr>
+            <w:noProof/>
+            <w:webHidden/>
+            <w:sz w:val="28"/>
+            <w:szCs w:val="32"/>
+          </w:rPr>
+          <w:instrText xml:space="preserve"> PAGEREF _Toc226364122 \h </w:instrText>
         </w:r>
         <w:r>
           <w:rPr>
@@ -1737,11 +1635,432 @@
           <w:b w:val="0"/>
           <w:bCs w:val="0"/>
           <w:noProof/>
-          <w:sz w:val="32"/>
-          <w:szCs w:val="36"/>
-        </w:rPr>
-      </w:pPr>
-      <w:hyperlink w:anchor="_Toc226336961" w:history="1">
+          <w:sz w:val="28"/>
+          <w:szCs w:val="32"/>
+        </w:rPr>
+      </w:pPr>
+      <w:hyperlink w:anchor="_Toc226364123" w:history="1">
+        <w:r>
+          <w:rPr>
+            <w:rStyle w:val="af4"/>
+            <w:rFonts w:asciiTheme="majorBidi" w:hAnsiTheme="majorBidi"/>
+            <w:noProof/>
+            <w:sz w:val="24"/>
+            <w:szCs w:val="28"/>
+          </w:rPr>
+          <w:t xml:space="preserve">1.1 </w:t>
+        </w:r>
+        <w:r>
+          <w:rPr>
+            <w:rStyle w:val="af4"/>
+            <w:rFonts w:asciiTheme="majorBidi" w:hAnsiTheme="majorBidi"/>
+            <w:noProof/>
+            <w:sz w:val="24"/>
+            <w:szCs w:val="28"/>
+            <w:cs/>
+          </w:rPr>
+          <w:t>ที่มาและความสำคัญ:</w:t>
+        </w:r>
+        <w:r>
+          <w:rPr>
+            <w:noProof/>
+            <w:webHidden/>
+            <w:sz w:val="24"/>
+            <w:szCs w:val="28"/>
+          </w:rPr>
+          <w:tab/>
+        </w:r>
+        <w:r>
+          <w:rPr>
+            <w:noProof/>
+            <w:webHidden/>
+            <w:sz w:val="24"/>
+            <w:szCs w:val="28"/>
+          </w:rPr>
+          <w:fldChar w:fldCharType="begin"/>
+        </w:r>
+        <w:r>
+          <w:rPr>
+            <w:noProof/>
+            <w:webHidden/>
+            <w:sz w:val="24"/>
+            <w:szCs w:val="28"/>
+          </w:rPr>
+          <w:instrText xml:space="preserve"> PAGEREF _Toc226364123 \h </w:instrText>
+        </w:r>
+        <w:r>
+          <w:rPr>
+            <w:noProof/>
+            <w:webHidden/>
+            <w:sz w:val="24"/>
+            <w:szCs w:val="28"/>
+          </w:rPr>
+        </w:r>
+        <w:r>
+          <w:rPr>
+            <w:noProof/>
+            <w:webHidden/>
+            <w:sz w:val="24"/>
+            <w:szCs w:val="28"/>
+          </w:rPr>
+          <w:fldChar w:fldCharType="separate"/>
+        </w:r>
+        <w:r>
+          <w:rPr>
+            <w:noProof/>
+            <w:webHidden/>
+            <w:sz w:val="24"/>
+            <w:szCs w:val="28"/>
+            <w:cs/>
+          </w:rPr>
+          <w:t>1</w:t>
+        </w:r>
+        <w:r>
+          <w:rPr>
+            <w:noProof/>
+            <w:webHidden/>
+            <w:sz w:val="24"/>
+            <w:szCs w:val="28"/>
+          </w:rPr>
+          <w:fldChar w:fldCharType="end"/>
+        </w:r>
+      </w:hyperlink>
+    </w:p>
+    <w:p>
+      <w:pPr>
+        <w:pStyle w:val="21"/>
+        <w:tabs>
+          <w:tab w:val="right" w:leader="underscore" w:pos="9016"/>
+        </w:tabs>
+        <w:rPr>
+          <w:rFonts w:eastAsiaTheme="minorEastAsia" w:cstheme="minorBidi"/>
+          <w:b w:val="0"/>
+          <w:bCs w:val="0"/>
+          <w:noProof/>
+          <w:sz w:val="28"/>
+          <w:szCs w:val="32"/>
+        </w:rPr>
+      </w:pPr>
+      <w:hyperlink w:anchor="_Toc226364124" w:history="1">
+        <w:r>
+          <w:rPr>
+            <w:rStyle w:val="af4"/>
+            <w:rFonts w:asciiTheme="majorBidi" w:hAnsiTheme="majorBidi"/>
+            <w:noProof/>
+            <w:sz w:val="24"/>
+            <w:szCs w:val="28"/>
+          </w:rPr>
+          <w:t xml:space="preserve">1.2 </w:t>
+        </w:r>
+        <w:r>
+          <w:rPr>
+            <w:rStyle w:val="af4"/>
+            <w:rFonts w:asciiTheme="majorBidi" w:hAnsiTheme="majorBidi"/>
+            <w:noProof/>
+            <w:sz w:val="24"/>
+            <w:szCs w:val="28"/>
+            <w:cs/>
+          </w:rPr>
+          <w:t>วัตถุประสงค์ของการทดสอบ</w:t>
+        </w:r>
+        <w:r>
+          <w:rPr>
+            <w:noProof/>
+            <w:webHidden/>
+            <w:sz w:val="24"/>
+            <w:szCs w:val="28"/>
+          </w:rPr>
+          <w:tab/>
+        </w:r>
+        <w:r>
+          <w:rPr>
+            <w:noProof/>
+            <w:webHidden/>
+            <w:sz w:val="24"/>
+            <w:szCs w:val="28"/>
+          </w:rPr>
+          <w:fldChar w:fldCharType="begin"/>
+        </w:r>
+        <w:r>
+          <w:rPr>
+            <w:noProof/>
+            <w:webHidden/>
+            <w:sz w:val="24"/>
+            <w:szCs w:val="28"/>
+          </w:rPr>
+          <w:instrText xml:space="preserve"> PAGEREF _Toc226364124 \h </w:instrText>
+        </w:r>
+        <w:r>
+          <w:rPr>
+            <w:noProof/>
+            <w:webHidden/>
+            <w:sz w:val="24"/>
+            <w:szCs w:val="28"/>
+          </w:rPr>
+        </w:r>
+        <w:r>
+          <w:rPr>
+            <w:noProof/>
+            <w:webHidden/>
+            <w:sz w:val="24"/>
+            <w:szCs w:val="28"/>
+          </w:rPr>
+          <w:fldChar w:fldCharType="separate"/>
+        </w:r>
+        <w:r>
+          <w:rPr>
+            <w:noProof/>
+            <w:webHidden/>
+            <w:sz w:val="24"/>
+            <w:szCs w:val="28"/>
+            <w:cs/>
+          </w:rPr>
+          <w:t>1</w:t>
+        </w:r>
+        <w:r>
+          <w:rPr>
+            <w:noProof/>
+            <w:webHidden/>
+            <w:sz w:val="24"/>
+            <w:szCs w:val="28"/>
+          </w:rPr>
+          <w:fldChar w:fldCharType="end"/>
+        </w:r>
+      </w:hyperlink>
+    </w:p>
+    <w:p>
+      <w:pPr>
+        <w:pStyle w:val="21"/>
+        <w:tabs>
+          <w:tab w:val="right" w:leader="underscore" w:pos="9016"/>
+        </w:tabs>
+        <w:rPr>
+          <w:rFonts w:eastAsiaTheme="minorEastAsia" w:cstheme="minorBidi"/>
+          <w:b w:val="0"/>
+          <w:bCs w:val="0"/>
+          <w:noProof/>
+          <w:sz w:val="28"/>
+          <w:szCs w:val="32"/>
+        </w:rPr>
+      </w:pPr>
+      <w:hyperlink w:anchor="_Toc226364125" w:history="1">
+        <w:r>
+          <w:rPr>
+            <w:rStyle w:val="af4"/>
+            <w:rFonts w:asciiTheme="majorBidi" w:hAnsiTheme="majorBidi"/>
+            <w:noProof/>
+            <w:sz w:val="24"/>
+            <w:szCs w:val="28"/>
+          </w:rPr>
+          <w:t xml:space="preserve">1.3 </w:t>
+        </w:r>
+        <w:r>
+          <w:rPr>
+            <w:rStyle w:val="af4"/>
+            <w:rFonts w:asciiTheme="majorBidi" w:hAnsiTheme="majorBidi"/>
+            <w:noProof/>
+            <w:sz w:val="24"/>
+            <w:szCs w:val="28"/>
+            <w:cs/>
+          </w:rPr>
+          <w:t>ขอบเขตการทดสอบ (</w:t>
+        </w:r>
+        <w:r>
+          <w:rPr>
+            <w:rStyle w:val="af4"/>
+            <w:rFonts w:asciiTheme="majorBidi" w:hAnsiTheme="majorBidi"/>
+            <w:noProof/>
+            <w:sz w:val="24"/>
+            <w:szCs w:val="28"/>
+          </w:rPr>
+          <w:t>Scope):</w:t>
+        </w:r>
+        <w:r>
+          <w:rPr>
+            <w:noProof/>
+            <w:webHidden/>
+            <w:sz w:val="24"/>
+            <w:szCs w:val="28"/>
+          </w:rPr>
+          <w:tab/>
+        </w:r>
+        <w:r>
+          <w:rPr>
+            <w:noProof/>
+            <w:webHidden/>
+            <w:sz w:val="24"/>
+            <w:szCs w:val="28"/>
+          </w:rPr>
+          <w:fldChar w:fldCharType="begin"/>
+        </w:r>
+        <w:r>
+          <w:rPr>
+            <w:noProof/>
+            <w:webHidden/>
+            <w:sz w:val="24"/>
+            <w:szCs w:val="28"/>
+          </w:rPr>
+          <w:instrText xml:space="preserve"> PAGEREF _Toc226364125 \h </w:instrText>
+        </w:r>
+        <w:r>
+          <w:rPr>
+            <w:noProof/>
+            <w:webHidden/>
+            <w:sz w:val="24"/>
+            <w:szCs w:val="28"/>
+          </w:rPr>
+        </w:r>
+        <w:r>
+          <w:rPr>
+            <w:noProof/>
+            <w:webHidden/>
+            <w:sz w:val="24"/>
+            <w:szCs w:val="28"/>
+          </w:rPr>
+          <w:fldChar w:fldCharType="separate"/>
+        </w:r>
+        <w:r>
+          <w:rPr>
+            <w:noProof/>
+            <w:webHidden/>
+            <w:sz w:val="24"/>
+            <w:szCs w:val="28"/>
+            <w:cs/>
+          </w:rPr>
+          <w:t>1</w:t>
+        </w:r>
+        <w:r>
+          <w:rPr>
+            <w:noProof/>
+            <w:webHidden/>
+            <w:sz w:val="24"/>
+            <w:szCs w:val="28"/>
+          </w:rPr>
+          <w:fldChar w:fldCharType="end"/>
+        </w:r>
+      </w:hyperlink>
+    </w:p>
+    <w:p>
+      <w:pPr>
+        <w:pStyle w:val="21"/>
+        <w:tabs>
+          <w:tab w:val="right" w:leader="underscore" w:pos="9016"/>
+        </w:tabs>
+        <w:rPr>
+          <w:rFonts w:eastAsiaTheme="minorEastAsia" w:cstheme="minorBidi"/>
+          <w:b w:val="0"/>
+          <w:bCs w:val="0"/>
+          <w:noProof/>
+          <w:sz w:val="28"/>
+          <w:szCs w:val="32"/>
+        </w:rPr>
+      </w:pPr>
+      <w:hyperlink w:anchor="_Toc226364126" w:history="1">
+        <w:r>
+          <w:rPr>
+            <w:rStyle w:val="af4"/>
+            <w:rFonts w:asciiTheme="majorBidi" w:hAnsiTheme="majorBidi"/>
+            <w:noProof/>
+            <w:sz w:val="24"/>
+            <w:szCs w:val="28"/>
+            <w:cs/>
+          </w:rPr>
+          <w:t>1.4 หน้าที่การรับผิดชอบ</w:t>
+        </w:r>
+        <w:r>
+          <w:rPr>
+            <w:noProof/>
+            <w:webHidden/>
+            <w:sz w:val="24"/>
+            <w:szCs w:val="28"/>
+          </w:rPr>
+          <w:tab/>
+        </w:r>
+        <w:r>
+          <w:rPr>
+            <w:noProof/>
+            <w:webHidden/>
+            <w:sz w:val="24"/>
+            <w:szCs w:val="28"/>
+          </w:rPr>
+          <w:fldChar w:fldCharType="begin"/>
+        </w:r>
+        <w:r>
+          <w:rPr>
+            <w:noProof/>
+            <w:webHidden/>
+            <w:sz w:val="24"/>
+            <w:szCs w:val="28"/>
+          </w:rPr>
+          <w:instrText xml:space="preserve"> PAGEREF _Toc226364126 \h </w:instrText>
+        </w:r>
+        <w:r>
+          <w:rPr>
+            <w:noProof/>
+            <w:webHidden/>
+            <w:sz w:val="24"/>
+            <w:szCs w:val="28"/>
+          </w:rPr>
+        </w:r>
+        <w:r>
+          <w:rPr>
+            <w:noProof/>
+            <w:webHidden/>
+            <w:sz w:val="24"/>
+            <w:szCs w:val="28"/>
+          </w:rPr>
+          <w:fldChar w:fldCharType="separate"/>
+        </w:r>
+        <w:r>
+          <w:rPr>
+            <w:noProof/>
+            <w:webHidden/>
+            <w:sz w:val="24"/>
+            <w:szCs w:val="28"/>
+            <w:cs/>
+          </w:rPr>
+          <w:t>2</w:t>
+        </w:r>
+        <w:r>
+          <w:rPr>
+            <w:noProof/>
+            <w:webHidden/>
+            <w:sz w:val="24"/>
+            <w:szCs w:val="28"/>
+          </w:rPr>
+          <w:fldChar w:fldCharType="end"/>
+        </w:r>
+      </w:hyperlink>
+    </w:p>
+    <w:p>
+      <w:pPr>
+        <w:pStyle w:val="11"/>
+        <w:tabs>
+          <w:tab w:val="right" w:leader="underscore" w:pos="9016"/>
+        </w:tabs>
+        <w:rPr>
+          <w:rFonts w:eastAsiaTheme="minorEastAsia" w:cstheme="minorBidi"/>
+          <w:b w:val="0"/>
+          <w:bCs w:val="0"/>
+          <w:i w:val="0"/>
+          <w:iCs w:val="0"/>
+          <w:noProof/>
+          <w:sz w:val="28"/>
+          <w:szCs w:val="32"/>
+        </w:rPr>
+      </w:pPr>
+      <w:hyperlink w:anchor="_Toc226364127" w:history="1">
+        <w:r>
+          <w:rPr>
+            <w:rStyle w:val="af4"/>
+            <w:rFonts w:asciiTheme="majorBidi" w:hAnsiTheme="majorBidi"/>
+            <w:noProof/>
+            <w:sz w:val="28"/>
+            <w:szCs w:val="32"/>
+            <w:cs/>
+          </w:rPr>
+          <w:t xml:space="preserve">บทที่ </w:t>
+        </w:r>
         <w:r>
           <w:rPr>
             <w:rStyle w:val="af4"/>
@@ -1750,7 +2069,7 @@
             <w:sz w:val="28"/>
             <w:szCs w:val="32"/>
           </w:rPr>
-          <w:t xml:space="preserve">1.2 </w:t>
+          <w:t xml:space="preserve">2: </w:t>
         </w:r>
         <w:r>
           <w:rPr>
@@ -1761,7 +2080,17 @@
             <w:szCs w:val="32"/>
             <w:cs/>
           </w:rPr>
-          <w:t>วัตถุประสงค์ของการทดสอบ</w:t>
+          <w:t>แผนการทดสอบและกลยุทธ์ (</w:t>
+        </w:r>
+        <w:r>
+          <w:rPr>
+            <w:rStyle w:val="af4"/>
+            <w:rFonts w:asciiTheme="majorBidi" w:hAnsiTheme="majorBidi"/>
+            <w:noProof/>
+            <w:sz w:val="28"/>
+            <w:szCs w:val="32"/>
+          </w:rPr>
+          <w:t>Test Plan &amp; Strategy)</w:t>
         </w:r>
         <w:r>
           <w:rPr>
@@ -1788,211 +2117,7 @@
             <w:sz w:val="28"/>
             <w:szCs w:val="32"/>
           </w:rPr>
-          <w:instrText xml:space="preserve"> PAGEREF _Toc226336961 \h </w:instrText>
-        </w:r>
-        <w:r>
-          <w:rPr>
-            <w:noProof/>
-            <w:webHidden/>
-            <w:sz w:val="28"/>
-            <w:szCs w:val="32"/>
-          </w:rPr>
-        </w:r>
-        <w:r>
-          <w:rPr>
-            <w:noProof/>
-            <w:webHidden/>
-            <w:sz w:val="28"/>
-            <w:szCs w:val="32"/>
-          </w:rPr>
-          <w:fldChar w:fldCharType="separate"/>
-        </w:r>
-        <w:r>
-          <w:rPr>
-            <w:noProof/>
-            <w:webHidden/>
-            <w:sz w:val="28"/>
-            <w:szCs w:val="32"/>
-            <w:cs/>
-          </w:rPr>
-          <w:t>1</w:t>
-        </w:r>
-        <w:r>
-          <w:rPr>
-            <w:noProof/>
-            <w:webHidden/>
-            <w:sz w:val="28"/>
-            <w:szCs w:val="32"/>
-          </w:rPr>
-          <w:fldChar w:fldCharType="end"/>
-        </w:r>
-      </w:hyperlink>
-    </w:p>
-    <w:p>
-      <w:pPr>
-        <w:pStyle w:val="21"/>
-        <w:tabs>
-          <w:tab w:val="right" w:leader="underscore" w:pos="9016"/>
-        </w:tabs>
-        <w:rPr>
-          <w:rFonts w:eastAsiaTheme="minorEastAsia" w:cstheme="minorBidi"/>
-          <w:b w:val="0"/>
-          <w:bCs w:val="0"/>
-          <w:noProof/>
-          <w:sz w:val="32"/>
-          <w:szCs w:val="36"/>
-        </w:rPr>
-      </w:pPr>
-      <w:hyperlink w:anchor="_Toc226336962" w:history="1">
-        <w:r>
-          <w:rPr>
-            <w:rStyle w:val="af4"/>
-            <w:rFonts w:asciiTheme="majorBidi" w:hAnsiTheme="majorBidi"/>
-            <w:noProof/>
-            <w:sz w:val="28"/>
-            <w:szCs w:val="32"/>
-          </w:rPr>
-          <w:t xml:space="preserve">1.3 </w:t>
-        </w:r>
-        <w:r>
-          <w:rPr>
-            <w:rStyle w:val="af4"/>
-            <w:rFonts w:asciiTheme="majorBidi" w:hAnsiTheme="majorBidi"/>
-            <w:noProof/>
-            <w:sz w:val="28"/>
-            <w:szCs w:val="32"/>
-            <w:cs/>
-          </w:rPr>
-          <w:t>ขอบเขตการทดสอบ (</w:t>
-        </w:r>
-        <w:r>
-          <w:rPr>
-            <w:rStyle w:val="af4"/>
-            <w:rFonts w:asciiTheme="majorBidi" w:hAnsiTheme="majorBidi"/>
-            <w:noProof/>
-            <w:sz w:val="28"/>
-            <w:szCs w:val="32"/>
-          </w:rPr>
-          <w:t>Scope):</w:t>
-        </w:r>
-        <w:r>
-          <w:rPr>
-            <w:noProof/>
-            <w:webHidden/>
-            <w:sz w:val="28"/>
-            <w:szCs w:val="32"/>
-          </w:rPr>
-          <w:tab/>
-        </w:r>
-        <w:r>
-          <w:rPr>
-            <w:noProof/>
-            <w:webHidden/>
-            <w:sz w:val="28"/>
-            <w:szCs w:val="32"/>
-          </w:rPr>
-          <w:fldChar w:fldCharType="begin"/>
-        </w:r>
-        <w:r>
-          <w:rPr>
-            <w:noProof/>
-            <w:webHidden/>
-            <w:sz w:val="28"/>
-            <w:szCs w:val="32"/>
-          </w:rPr>
-          <w:instrText xml:space="preserve"> PAGEREF _Toc226336962 \h </w:instrText>
-        </w:r>
-        <w:r>
-          <w:rPr>
-            <w:noProof/>
-            <w:webHidden/>
-            <w:sz w:val="28"/>
-            <w:szCs w:val="32"/>
-          </w:rPr>
-        </w:r>
-        <w:r>
-          <w:rPr>
-            <w:noProof/>
-            <w:webHidden/>
-            <w:sz w:val="28"/>
-            <w:szCs w:val="32"/>
-          </w:rPr>
-          <w:fldChar w:fldCharType="separate"/>
-        </w:r>
-        <w:r>
-          <w:rPr>
-            <w:noProof/>
-            <w:webHidden/>
-            <w:sz w:val="28"/>
-            <w:szCs w:val="32"/>
-            <w:cs/>
-          </w:rPr>
-          <w:t>1</w:t>
-        </w:r>
-        <w:r>
-          <w:rPr>
-            <w:noProof/>
-            <w:webHidden/>
-            <w:sz w:val="28"/>
-            <w:szCs w:val="32"/>
-          </w:rPr>
-          <w:fldChar w:fldCharType="end"/>
-        </w:r>
-      </w:hyperlink>
-    </w:p>
-    <w:p>
-      <w:pPr>
-        <w:pStyle w:val="21"/>
-        <w:tabs>
-          <w:tab w:val="right" w:leader="underscore" w:pos="9016"/>
-        </w:tabs>
-        <w:rPr>
-          <w:rFonts w:eastAsiaTheme="minorEastAsia" w:cstheme="minorBidi"/>
-          <w:b w:val="0"/>
-          <w:bCs w:val="0"/>
-          <w:noProof/>
-          <w:sz w:val="32"/>
-          <w:szCs w:val="36"/>
-        </w:rPr>
-      </w:pPr>
-      <w:hyperlink w:anchor="_Toc226336963" w:history="1">
-        <w:r>
-          <w:rPr>
-            <w:rStyle w:val="af4"/>
-            <w:rFonts w:asciiTheme="majorBidi" w:hAnsiTheme="majorBidi"/>
-            <w:noProof/>
-            <w:sz w:val="28"/>
-            <w:szCs w:val="32"/>
-            <w:cs/>
-          </w:rPr>
-          <w:t>1.4 หน้าที่การรับผิดชอบ</w:t>
-        </w:r>
-        <w:r>
-          <w:rPr>
-            <w:noProof/>
-            <w:webHidden/>
-            <w:sz w:val="28"/>
-            <w:szCs w:val="32"/>
-          </w:rPr>
-          <w:tab/>
-        </w:r>
-        <w:r>
-          <w:rPr>
-            <w:noProof/>
-            <w:webHidden/>
-            <w:sz w:val="28"/>
-            <w:szCs w:val="32"/>
-          </w:rPr>
-          <w:fldChar w:fldCharType="begin"/>
-        </w:r>
-        <w:r>
-          <w:rPr>
-            <w:noProof/>
-            <w:webHidden/>
-            <w:sz w:val="28"/>
-            <w:szCs w:val="32"/>
-          </w:rPr>
-          <w:instrText xml:space="preserve"> PAGEREF _Toc226336963 \h </w:instrText>
+          <w:instrText xml:space="preserve"> PAGEREF _Toc226364127 \h </w:instrText>
         </w:r>
         <w:r>
           <w:rPr>
@@ -2034,6 +2159,638 @@
     </w:p>
     <w:p>
       <w:pPr>
+        <w:pStyle w:val="21"/>
+        <w:tabs>
+          <w:tab w:val="right" w:leader="underscore" w:pos="9016"/>
+        </w:tabs>
+        <w:rPr>
+          <w:rFonts w:eastAsiaTheme="minorEastAsia" w:cstheme="minorBidi"/>
+          <w:b w:val="0"/>
+          <w:bCs w:val="0"/>
+          <w:noProof/>
+          <w:sz w:val="28"/>
+          <w:szCs w:val="32"/>
+        </w:rPr>
+      </w:pPr>
+      <w:hyperlink w:anchor="_Toc226364128" w:history="1">
+        <w:r>
+          <w:rPr>
+            <w:rStyle w:val="af4"/>
+            <w:rFonts w:asciiTheme="majorBidi" w:hAnsiTheme="majorBidi"/>
+            <w:noProof/>
+            <w:sz w:val="24"/>
+            <w:szCs w:val="28"/>
+          </w:rPr>
+          <w:t xml:space="preserve">2.1 </w:t>
+        </w:r>
+        <w:r>
+          <w:rPr>
+            <w:rStyle w:val="af4"/>
+            <w:rFonts w:asciiTheme="majorBidi" w:hAnsiTheme="majorBidi"/>
+            <w:noProof/>
+            <w:sz w:val="24"/>
+            <w:szCs w:val="28"/>
+            <w:cs/>
+          </w:rPr>
+          <w:t>กลยุทธ์การทดสอบ</w:t>
+        </w:r>
+        <w:r>
+          <w:rPr>
+            <w:noProof/>
+            <w:webHidden/>
+            <w:sz w:val="24"/>
+            <w:szCs w:val="28"/>
+          </w:rPr>
+          <w:tab/>
+        </w:r>
+        <w:r>
+          <w:rPr>
+            <w:noProof/>
+            <w:webHidden/>
+            <w:sz w:val="24"/>
+            <w:szCs w:val="28"/>
+          </w:rPr>
+          <w:fldChar w:fldCharType="begin"/>
+        </w:r>
+        <w:r>
+          <w:rPr>
+            <w:noProof/>
+            <w:webHidden/>
+            <w:sz w:val="24"/>
+            <w:szCs w:val="28"/>
+          </w:rPr>
+          <w:instrText xml:space="preserve"> PAGEREF _Toc226364128 \h </w:instrText>
+        </w:r>
+        <w:r>
+          <w:rPr>
+            <w:noProof/>
+            <w:webHidden/>
+            <w:sz w:val="24"/>
+            <w:szCs w:val="28"/>
+          </w:rPr>
+        </w:r>
+        <w:r>
+          <w:rPr>
+            <w:noProof/>
+            <w:webHidden/>
+            <w:sz w:val="24"/>
+            <w:szCs w:val="28"/>
+          </w:rPr>
+          <w:fldChar w:fldCharType="separate"/>
+        </w:r>
+        <w:r>
+          <w:rPr>
+            <w:noProof/>
+            <w:webHidden/>
+            <w:sz w:val="24"/>
+            <w:szCs w:val="28"/>
+            <w:cs/>
+          </w:rPr>
+          <w:t>2</w:t>
+        </w:r>
+        <w:r>
+          <w:rPr>
+            <w:noProof/>
+            <w:webHidden/>
+            <w:sz w:val="24"/>
+            <w:szCs w:val="28"/>
+          </w:rPr>
+          <w:fldChar w:fldCharType="end"/>
+        </w:r>
+      </w:hyperlink>
+    </w:p>
+    <w:p>
+      <w:pPr>
+        <w:pStyle w:val="21"/>
+        <w:tabs>
+          <w:tab w:val="right" w:leader="underscore" w:pos="9016"/>
+        </w:tabs>
+        <w:rPr>
+          <w:rFonts w:eastAsiaTheme="minorEastAsia" w:cstheme="minorBidi"/>
+          <w:b w:val="0"/>
+          <w:bCs w:val="0"/>
+          <w:noProof/>
+          <w:sz w:val="28"/>
+          <w:szCs w:val="32"/>
+        </w:rPr>
+      </w:pPr>
+      <w:hyperlink w:anchor="_Toc226364129" w:history="1">
+        <w:r>
+          <w:rPr>
+            <w:rStyle w:val="af4"/>
+            <w:rFonts w:asciiTheme="majorBidi" w:hAnsiTheme="majorBidi"/>
+            <w:noProof/>
+            <w:sz w:val="24"/>
+            <w:szCs w:val="28"/>
+          </w:rPr>
+          <w:t xml:space="preserve">2.2 </w:t>
+        </w:r>
+        <w:r>
+          <w:rPr>
+            <w:rStyle w:val="af4"/>
+            <w:rFonts w:asciiTheme="majorBidi" w:hAnsiTheme="majorBidi"/>
+            <w:noProof/>
+            <w:sz w:val="24"/>
+            <w:szCs w:val="28"/>
+            <w:cs/>
+          </w:rPr>
+          <w:t>เครื่องมือที่ใช้:</w:t>
+        </w:r>
+        <w:r>
+          <w:rPr>
+            <w:noProof/>
+            <w:webHidden/>
+            <w:sz w:val="24"/>
+            <w:szCs w:val="28"/>
+          </w:rPr>
+          <w:tab/>
+        </w:r>
+        <w:r>
+          <w:rPr>
+            <w:noProof/>
+            <w:webHidden/>
+            <w:sz w:val="24"/>
+            <w:szCs w:val="28"/>
+          </w:rPr>
+          <w:fldChar w:fldCharType="begin"/>
+        </w:r>
+        <w:r>
+          <w:rPr>
+            <w:noProof/>
+            <w:webHidden/>
+            <w:sz w:val="24"/>
+            <w:szCs w:val="28"/>
+          </w:rPr>
+          <w:instrText xml:space="preserve"> PAGEREF _Toc226364129 \h </w:instrText>
+        </w:r>
+        <w:r>
+          <w:rPr>
+            <w:noProof/>
+            <w:webHidden/>
+            <w:sz w:val="24"/>
+            <w:szCs w:val="28"/>
+          </w:rPr>
+        </w:r>
+        <w:r>
+          <w:rPr>
+            <w:noProof/>
+            <w:webHidden/>
+            <w:sz w:val="24"/>
+            <w:szCs w:val="28"/>
+          </w:rPr>
+          <w:fldChar w:fldCharType="separate"/>
+        </w:r>
+        <w:r>
+          <w:rPr>
+            <w:noProof/>
+            <w:webHidden/>
+            <w:sz w:val="24"/>
+            <w:szCs w:val="28"/>
+            <w:cs/>
+          </w:rPr>
+          <w:t>3</w:t>
+        </w:r>
+        <w:r>
+          <w:rPr>
+            <w:noProof/>
+            <w:webHidden/>
+            <w:sz w:val="24"/>
+            <w:szCs w:val="28"/>
+          </w:rPr>
+          <w:fldChar w:fldCharType="end"/>
+        </w:r>
+      </w:hyperlink>
+    </w:p>
+    <w:p>
+      <w:pPr>
+        <w:pStyle w:val="21"/>
+        <w:tabs>
+          <w:tab w:val="right" w:leader="underscore" w:pos="9016"/>
+        </w:tabs>
+        <w:rPr>
+          <w:rFonts w:eastAsiaTheme="minorEastAsia" w:cstheme="minorBidi"/>
+          <w:b w:val="0"/>
+          <w:bCs w:val="0"/>
+          <w:noProof/>
+          <w:sz w:val="28"/>
+          <w:szCs w:val="32"/>
+        </w:rPr>
+      </w:pPr>
+      <w:hyperlink w:anchor="_Toc226364130" w:history="1">
+        <w:r>
+          <w:rPr>
+            <w:rStyle w:val="af4"/>
+            <w:rFonts w:asciiTheme="majorBidi" w:hAnsiTheme="majorBidi"/>
+            <w:noProof/>
+            <w:sz w:val="24"/>
+            <w:szCs w:val="28"/>
+          </w:rPr>
+          <w:t xml:space="preserve">2.3 </w:t>
+        </w:r>
+        <w:r>
+          <w:rPr>
+            <w:rStyle w:val="af4"/>
+            <w:rFonts w:asciiTheme="majorBidi" w:hAnsiTheme="majorBidi"/>
+            <w:noProof/>
+            <w:sz w:val="24"/>
+            <w:szCs w:val="28"/>
+            <w:cs/>
+          </w:rPr>
+          <w:t>สภาพแวดล้อมที่ทดสอบ (</w:t>
+        </w:r>
+        <w:r>
+          <w:rPr>
+            <w:rStyle w:val="af4"/>
+            <w:rFonts w:asciiTheme="majorBidi" w:hAnsiTheme="majorBidi"/>
+            <w:noProof/>
+            <w:sz w:val="24"/>
+            <w:szCs w:val="28"/>
+          </w:rPr>
+          <w:t>Test Environment)</w:t>
+        </w:r>
+        <w:r>
+          <w:rPr>
+            <w:noProof/>
+            <w:webHidden/>
+            <w:sz w:val="24"/>
+            <w:szCs w:val="28"/>
+          </w:rPr>
+          <w:tab/>
+        </w:r>
+        <w:r>
+          <w:rPr>
+            <w:noProof/>
+            <w:webHidden/>
+            <w:sz w:val="24"/>
+            <w:szCs w:val="28"/>
+          </w:rPr>
+          <w:fldChar w:fldCharType="begin"/>
+        </w:r>
+        <w:r>
+          <w:rPr>
+            <w:noProof/>
+            <w:webHidden/>
+            <w:sz w:val="24"/>
+            <w:szCs w:val="28"/>
+          </w:rPr>
+          <w:instrText xml:space="preserve"> PAGEREF _Toc226364130 \h </w:instrText>
+        </w:r>
+        <w:r>
+          <w:rPr>
+            <w:noProof/>
+            <w:webHidden/>
+            <w:sz w:val="24"/>
+            <w:szCs w:val="28"/>
+          </w:rPr>
+        </w:r>
+        <w:r>
+          <w:rPr>
+            <w:noProof/>
+            <w:webHidden/>
+            <w:sz w:val="24"/>
+            <w:szCs w:val="28"/>
+          </w:rPr>
+          <w:fldChar w:fldCharType="separate"/>
+        </w:r>
+        <w:r>
+          <w:rPr>
+            <w:noProof/>
+            <w:webHidden/>
+            <w:sz w:val="24"/>
+            <w:szCs w:val="28"/>
+            <w:cs/>
+          </w:rPr>
+          <w:t>3</w:t>
+        </w:r>
+        <w:r>
+          <w:rPr>
+            <w:noProof/>
+            <w:webHidden/>
+            <w:sz w:val="24"/>
+            <w:szCs w:val="28"/>
+          </w:rPr>
+          <w:fldChar w:fldCharType="end"/>
+        </w:r>
+      </w:hyperlink>
+    </w:p>
+    <w:p>
+      <w:pPr>
+        <w:pStyle w:val="21"/>
+        <w:tabs>
+          <w:tab w:val="right" w:leader="underscore" w:pos="9016"/>
+        </w:tabs>
+        <w:rPr>
+          <w:rFonts w:eastAsiaTheme="minorEastAsia" w:cstheme="minorBidi"/>
+          <w:b w:val="0"/>
+          <w:bCs w:val="0"/>
+          <w:noProof/>
+          <w:sz w:val="28"/>
+          <w:szCs w:val="32"/>
+        </w:rPr>
+      </w:pPr>
+      <w:hyperlink w:anchor="_Toc226364131" w:history="1">
+        <w:r>
+          <w:rPr>
+            <w:rStyle w:val="af4"/>
+            <w:rFonts w:asciiTheme="majorBidi" w:hAnsiTheme="majorBidi"/>
+            <w:noProof/>
+            <w:sz w:val="24"/>
+            <w:szCs w:val="28"/>
+          </w:rPr>
+          <w:t xml:space="preserve">2.4 </w:t>
+        </w:r>
+        <w:r>
+          <w:rPr>
+            <w:rStyle w:val="af4"/>
+            <w:rFonts w:asciiTheme="majorBidi" w:hAnsiTheme="majorBidi"/>
+            <w:noProof/>
+            <w:sz w:val="24"/>
+            <w:szCs w:val="28"/>
+            <w:cs/>
+          </w:rPr>
+          <w:t>การประเมินความเสี่ยง (</w:t>
+        </w:r>
+        <w:r>
+          <w:rPr>
+            <w:rStyle w:val="af4"/>
+            <w:rFonts w:asciiTheme="majorBidi" w:hAnsiTheme="majorBidi"/>
+            <w:noProof/>
+            <w:sz w:val="24"/>
+            <w:szCs w:val="28"/>
+          </w:rPr>
+          <w:t>Risk Assessment):</w:t>
+        </w:r>
+        <w:r>
+          <w:rPr>
+            <w:noProof/>
+            <w:webHidden/>
+            <w:sz w:val="24"/>
+            <w:szCs w:val="28"/>
+          </w:rPr>
+          <w:tab/>
+        </w:r>
+        <w:r>
+          <w:rPr>
+            <w:noProof/>
+            <w:webHidden/>
+            <w:sz w:val="24"/>
+            <w:szCs w:val="28"/>
+          </w:rPr>
+          <w:fldChar w:fldCharType="begin"/>
+        </w:r>
+        <w:r>
+          <w:rPr>
+            <w:noProof/>
+            <w:webHidden/>
+            <w:sz w:val="24"/>
+            <w:szCs w:val="28"/>
+          </w:rPr>
+          <w:instrText xml:space="preserve"> PAGEREF _Toc226364131 \h </w:instrText>
+        </w:r>
+        <w:r>
+          <w:rPr>
+            <w:noProof/>
+            <w:webHidden/>
+            <w:sz w:val="24"/>
+            <w:szCs w:val="28"/>
+          </w:rPr>
+        </w:r>
+        <w:r>
+          <w:rPr>
+            <w:noProof/>
+            <w:webHidden/>
+            <w:sz w:val="24"/>
+            <w:szCs w:val="28"/>
+          </w:rPr>
+          <w:fldChar w:fldCharType="separate"/>
+        </w:r>
+        <w:r>
+          <w:rPr>
+            <w:noProof/>
+            <w:webHidden/>
+            <w:sz w:val="24"/>
+            <w:szCs w:val="28"/>
+            <w:cs/>
+          </w:rPr>
+          <w:t>4</w:t>
+        </w:r>
+        <w:r>
+          <w:rPr>
+            <w:noProof/>
+            <w:webHidden/>
+            <w:sz w:val="24"/>
+            <w:szCs w:val="28"/>
+          </w:rPr>
+          <w:fldChar w:fldCharType="end"/>
+        </w:r>
+      </w:hyperlink>
+    </w:p>
+    <w:p>
+      <w:pPr>
+        <w:pStyle w:val="21"/>
+        <w:tabs>
+          <w:tab w:val="right" w:leader="underscore" w:pos="9016"/>
+        </w:tabs>
+        <w:rPr>
+          <w:rFonts w:eastAsiaTheme="minorEastAsia" w:cstheme="minorBidi"/>
+          <w:b w:val="0"/>
+          <w:bCs w:val="0"/>
+          <w:noProof/>
+          <w:sz w:val="28"/>
+          <w:szCs w:val="32"/>
+        </w:rPr>
+      </w:pPr>
+      <w:hyperlink w:anchor="_Toc226364132" w:history="1">
+        <w:r>
+          <w:rPr>
+            <w:rStyle w:val="af4"/>
+            <w:rFonts w:asciiTheme="majorBidi" w:hAnsiTheme="majorBidi"/>
+            <w:noProof/>
+            <w:sz w:val="24"/>
+            <w:szCs w:val="28"/>
+          </w:rPr>
+          <w:t xml:space="preserve">2.5 </w:t>
+        </w:r>
+        <w:r>
+          <w:rPr>
+            <w:rStyle w:val="af4"/>
+            <w:rFonts w:asciiTheme="majorBidi" w:hAnsiTheme="majorBidi"/>
+            <w:noProof/>
+            <w:sz w:val="24"/>
+            <w:szCs w:val="28"/>
+            <w:cs/>
+          </w:rPr>
+          <w:t>เกณฑ์การเริ่มและสิ้นสุดการทดสอบ (</w:t>
+        </w:r>
+        <w:r>
+          <w:rPr>
+            <w:rStyle w:val="af4"/>
+            <w:rFonts w:asciiTheme="majorBidi" w:hAnsiTheme="majorBidi"/>
+            <w:noProof/>
+            <w:sz w:val="24"/>
+            <w:szCs w:val="28"/>
+          </w:rPr>
+          <w:t>Entry &amp; Exit Criteria)</w:t>
+        </w:r>
+        <w:r>
+          <w:rPr>
+            <w:noProof/>
+            <w:webHidden/>
+            <w:sz w:val="24"/>
+            <w:szCs w:val="28"/>
+          </w:rPr>
+          <w:tab/>
+        </w:r>
+        <w:r>
+          <w:rPr>
+            <w:noProof/>
+            <w:webHidden/>
+            <w:sz w:val="24"/>
+            <w:szCs w:val="28"/>
+          </w:rPr>
+          <w:fldChar w:fldCharType="begin"/>
+        </w:r>
+        <w:r>
+          <w:rPr>
+            <w:noProof/>
+            <w:webHidden/>
+            <w:sz w:val="24"/>
+            <w:szCs w:val="28"/>
+          </w:rPr>
+          <w:instrText xml:space="preserve"> PAGEREF _Toc226364132 \h </w:instrText>
+        </w:r>
+        <w:r>
+          <w:rPr>
+            <w:noProof/>
+            <w:webHidden/>
+            <w:sz w:val="24"/>
+            <w:szCs w:val="28"/>
+          </w:rPr>
+        </w:r>
+        <w:r>
+          <w:rPr>
+            <w:noProof/>
+            <w:webHidden/>
+            <w:sz w:val="24"/>
+            <w:szCs w:val="28"/>
+          </w:rPr>
+          <w:fldChar w:fldCharType="separate"/>
+        </w:r>
+        <w:r>
+          <w:rPr>
+            <w:noProof/>
+            <w:webHidden/>
+            <w:sz w:val="24"/>
+            <w:szCs w:val="28"/>
+            <w:cs/>
+          </w:rPr>
+          <w:t>5</w:t>
+        </w:r>
+        <w:r>
+          <w:rPr>
+            <w:noProof/>
+            <w:webHidden/>
+            <w:sz w:val="24"/>
+            <w:szCs w:val="28"/>
+          </w:rPr>
+          <w:fldChar w:fldCharType="end"/>
+        </w:r>
+      </w:hyperlink>
+    </w:p>
+    <w:p>
+      <w:pPr>
+        <w:pStyle w:val="21"/>
+        <w:tabs>
+          <w:tab w:val="right" w:leader="underscore" w:pos="9016"/>
+        </w:tabs>
+        <w:rPr>
+          <w:rFonts w:eastAsiaTheme="minorEastAsia" w:cstheme="minorBidi"/>
+          <w:b w:val="0"/>
+          <w:bCs w:val="0"/>
+          <w:noProof/>
+          <w:sz w:val="28"/>
+          <w:szCs w:val="32"/>
+        </w:rPr>
+      </w:pPr>
+      <w:hyperlink w:anchor="_Toc226364133" w:history="1">
+        <w:r>
+          <w:rPr>
+            <w:rStyle w:val="af4"/>
+            <w:rFonts w:asciiTheme="majorBidi" w:hAnsiTheme="majorBidi"/>
+            <w:noProof/>
+            <w:sz w:val="24"/>
+            <w:szCs w:val="28"/>
+            <w:cs/>
+          </w:rPr>
+          <w:t>2.6 ตารางแผนการดำเนินงาน</w:t>
+        </w:r>
+        <w:r>
+          <w:rPr>
+            <w:noProof/>
+            <w:webHidden/>
+            <w:sz w:val="24"/>
+            <w:szCs w:val="28"/>
+          </w:rPr>
+          <w:tab/>
+        </w:r>
+        <w:r>
+          <w:rPr>
+            <w:noProof/>
+            <w:webHidden/>
+            <w:sz w:val="24"/>
+            <w:szCs w:val="28"/>
+          </w:rPr>
+          <w:fldChar w:fldCharType="begin"/>
+        </w:r>
+        <w:r>
+          <w:rPr>
+            <w:noProof/>
+            <w:webHidden/>
+            <w:sz w:val="24"/>
+            <w:szCs w:val="28"/>
+          </w:rPr>
+          <w:instrText xml:space="preserve"> PAGEREF _Toc226364133 \h </w:instrText>
+        </w:r>
+        <w:r>
+          <w:rPr>
+            <w:noProof/>
+            <w:webHidden/>
+            <w:sz w:val="24"/>
+            <w:szCs w:val="28"/>
+          </w:rPr>
+        </w:r>
+        <w:r>
+          <w:rPr>
+            <w:noProof/>
+            <w:webHidden/>
+            <w:sz w:val="24"/>
+            <w:szCs w:val="28"/>
+          </w:rPr>
+          <w:fldChar w:fldCharType="separate"/>
+        </w:r>
+        <w:r>
+          <w:rPr>
+            <w:noProof/>
+            <w:webHidden/>
+            <w:sz w:val="24"/>
+            <w:szCs w:val="28"/>
+            <w:cs/>
+          </w:rPr>
+          <w:t>5</w:t>
+        </w:r>
+        <w:r>
+          <w:rPr>
+            <w:noProof/>
+            <w:webHidden/>
+            <w:sz w:val="24"/>
+            <w:szCs w:val="28"/>
+          </w:rPr>
+          <w:fldChar w:fldCharType="end"/>
+        </w:r>
+      </w:hyperlink>
+    </w:p>
+    <w:p>
+      <w:pPr>
         <w:pStyle w:val="11"/>
         <w:tabs>
           <w:tab w:val="right" w:leader="underscore" w:pos="9016"/>
@@ -2045,18 +2802,18 @@
           <w:i w:val="0"/>
           <w:iCs w:val="0"/>
           <w:noProof/>
-          <w:sz w:val="32"/>
-          <w:szCs w:val="36"/>
-        </w:rPr>
-      </w:pPr>
-      <w:hyperlink w:anchor="_Toc226336964" w:history="1">
+          <w:sz w:val="28"/>
+          <w:szCs w:val="32"/>
+        </w:rPr>
+      </w:pPr>
+      <w:hyperlink w:anchor="_Toc226364134" w:history="1">
         <w:r>
           <w:rPr>
             <w:rStyle w:val="af4"/>
             <w:rFonts w:asciiTheme="majorBidi" w:hAnsiTheme="majorBidi"/>
             <w:noProof/>
-            <w:sz w:val="32"/>
-            <w:szCs w:val="36"/>
+            <w:sz w:val="28"/>
+            <w:szCs w:val="32"/>
             <w:cs/>
           </w:rPr>
           <w:t xml:space="preserve">บทที่ </w:t>
@@ -2066,122 +2823,10 @@
             <w:rStyle w:val="af4"/>
             <w:rFonts w:asciiTheme="majorBidi" w:hAnsiTheme="majorBidi"/>
             <w:noProof/>
-            <w:sz w:val="32"/>
-            <w:szCs w:val="36"/>
-          </w:rPr>
-          <w:t xml:space="preserve">2: </w:t>
-        </w:r>
-        <w:r>
-          <w:rPr>
-            <w:rStyle w:val="af4"/>
-            <w:rFonts w:asciiTheme="majorBidi" w:hAnsiTheme="majorBidi"/>
-            <w:noProof/>
-            <w:sz w:val="32"/>
-            <w:szCs w:val="36"/>
-            <w:cs/>
-          </w:rPr>
-          <w:t>แผนการทดสอบและกลยุทธ์ (</w:t>
-        </w:r>
-        <w:r>
-          <w:rPr>
-            <w:rStyle w:val="af4"/>
-            <w:rFonts w:asciiTheme="majorBidi" w:hAnsiTheme="majorBidi"/>
-            <w:noProof/>
-            <w:sz w:val="32"/>
-            <w:szCs w:val="36"/>
-          </w:rPr>
-          <w:t>Test Plan &amp; Strategy)</w:t>
-        </w:r>
-        <w:r>
-          <w:rPr>
-            <w:noProof/>
-            <w:webHidden/>
-            <w:sz w:val="32"/>
-            <w:szCs w:val="36"/>
-          </w:rPr>
-          <w:tab/>
-        </w:r>
-        <w:r>
-          <w:rPr>
-            <w:noProof/>
-            <w:webHidden/>
-            <w:sz w:val="32"/>
-            <w:szCs w:val="36"/>
-          </w:rPr>
-          <w:fldChar w:fldCharType="begin"/>
-        </w:r>
-        <w:r>
-          <w:rPr>
-            <w:noProof/>
-            <w:webHidden/>
-            <w:sz w:val="32"/>
-            <w:szCs w:val="36"/>
-          </w:rPr>
-          <w:instrText xml:space="preserve"> PAGEREF _Toc226336964 \h </w:instrText>
-        </w:r>
-        <w:r>
-          <w:rPr>
-            <w:noProof/>
-            <w:webHidden/>
-            <w:sz w:val="32"/>
-            <w:szCs w:val="36"/>
-          </w:rPr>
-        </w:r>
-        <w:r>
-          <w:rPr>
-            <w:noProof/>
-            <w:webHidden/>
-            <w:sz w:val="32"/>
-            <w:szCs w:val="36"/>
-          </w:rPr>
-          <w:fldChar w:fldCharType="separate"/>
-        </w:r>
-        <w:r>
-          <w:rPr>
-            <w:noProof/>
-            <w:webHidden/>
-            <w:sz w:val="32"/>
-            <w:szCs w:val="36"/>
-            <w:cs/>
-          </w:rPr>
-          <w:t>2</w:t>
-        </w:r>
-        <w:r>
-          <w:rPr>
-            <w:noProof/>
-            <w:webHidden/>
-            <w:sz w:val="32"/>
-            <w:szCs w:val="36"/>
-          </w:rPr>
-          <w:fldChar w:fldCharType="end"/>
-        </w:r>
-      </w:hyperlink>
-    </w:p>
-    <w:p>
-      <w:pPr>
-        <w:pStyle w:val="21"/>
-        <w:tabs>
-          <w:tab w:val="right" w:leader="underscore" w:pos="9016"/>
-        </w:tabs>
-        <w:rPr>
-          <w:rFonts w:eastAsiaTheme="minorEastAsia" w:cstheme="minorBidi"/>
-          <w:b w:val="0"/>
-          <w:bCs w:val="0"/>
-          <w:noProof/>
-          <w:sz w:val="32"/>
-          <w:szCs w:val="36"/>
-        </w:rPr>
-      </w:pPr>
-      <w:hyperlink w:anchor="_Toc226336965" w:history="1">
-        <w:r>
-          <w:rPr>
-            <w:rStyle w:val="af4"/>
-            <w:rFonts w:asciiTheme="majorBidi" w:hAnsiTheme="majorBidi"/>
-            <w:noProof/>
             <w:sz w:val="28"/>
             <w:szCs w:val="32"/>
           </w:rPr>
-          <w:t xml:space="preserve">2.1 </w:t>
+          <w:t xml:space="preserve">3: </w:t>
         </w:r>
         <w:r>
           <w:rPr>
@@ -2192,7 +2837,17 @@
             <w:szCs w:val="32"/>
             <w:cs/>
           </w:rPr>
-          <w:t>กลยุทธ์การทดสอบ</w:t>
+          <w:t>วิธีดำเนินการทดสอบ (</w:t>
+        </w:r>
+        <w:r>
+          <w:rPr>
+            <w:rStyle w:val="af4"/>
+            <w:rFonts w:asciiTheme="majorBidi" w:hAnsiTheme="majorBidi"/>
+            <w:noProof/>
+            <w:sz w:val="28"/>
+            <w:szCs w:val="32"/>
+          </w:rPr>
+          <w:t>Test Methodology)</w:t>
         </w:r>
         <w:r>
           <w:rPr>
@@ -2219,774 +2874,7 @@
             <w:sz w:val="28"/>
             <w:szCs w:val="32"/>
           </w:rPr>
-          <w:instrText xml:space="preserve"> PAGEREF _Toc226336965 \h </w:instrText>
-        </w:r>
-        <w:r>
-          <w:rPr>
-            <w:noProof/>
-            <w:webHidden/>
-            <w:sz w:val="28"/>
-            <w:szCs w:val="32"/>
-          </w:rPr>
-        </w:r>
-        <w:r>
-          <w:rPr>
-            <w:noProof/>
-            <w:webHidden/>
-            <w:sz w:val="28"/>
-            <w:szCs w:val="32"/>
-          </w:rPr>
-          <w:fldChar w:fldCharType="separate"/>
-        </w:r>
-        <w:r>
-          <w:rPr>
-            <w:noProof/>
-            <w:webHidden/>
-            <w:sz w:val="28"/>
-            <w:szCs w:val="32"/>
-            <w:cs/>
-          </w:rPr>
-          <w:t>2</w:t>
-        </w:r>
-        <w:r>
-          <w:rPr>
-            <w:noProof/>
-            <w:webHidden/>
-            <w:sz w:val="28"/>
-            <w:szCs w:val="32"/>
-          </w:rPr>
-          <w:fldChar w:fldCharType="end"/>
-        </w:r>
-      </w:hyperlink>
-    </w:p>
-    <w:p>
-      <w:pPr>
-        <w:pStyle w:val="21"/>
-        <w:tabs>
-          <w:tab w:val="right" w:leader="underscore" w:pos="9016"/>
-        </w:tabs>
-        <w:rPr>
-          <w:rFonts w:eastAsiaTheme="minorEastAsia" w:cstheme="minorBidi"/>
-          <w:b w:val="0"/>
-          <w:bCs w:val="0"/>
-          <w:noProof/>
-          <w:sz w:val="32"/>
-          <w:szCs w:val="36"/>
-        </w:rPr>
-      </w:pPr>
-      <w:hyperlink w:anchor="_Toc226336966" w:history="1">
-        <w:r>
-          <w:rPr>
-            <w:rStyle w:val="af4"/>
-            <w:rFonts w:asciiTheme="majorBidi" w:hAnsiTheme="majorBidi"/>
-            <w:noProof/>
-            <w:sz w:val="28"/>
-            <w:szCs w:val="32"/>
-          </w:rPr>
-          <w:t xml:space="preserve">2.2 </w:t>
-        </w:r>
-        <w:r>
-          <w:rPr>
-            <w:rStyle w:val="af4"/>
-            <w:rFonts w:asciiTheme="majorBidi" w:hAnsiTheme="majorBidi"/>
-            <w:noProof/>
-            <w:sz w:val="28"/>
-            <w:szCs w:val="32"/>
-            <w:cs/>
-          </w:rPr>
-          <w:t>เครื่องมือที่ใช้:</w:t>
-        </w:r>
-        <w:r>
-          <w:rPr>
-            <w:noProof/>
-            <w:webHidden/>
-            <w:sz w:val="28"/>
-            <w:szCs w:val="32"/>
-          </w:rPr>
-          <w:tab/>
-        </w:r>
-        <w:r>
-          <w:rPr>
-            <w:noProof/>
-            <w:webHidden/>
-            <w:sz w:val="28"/>
-            <w:szCs w:val="32"/>
-          </w:rPr>
-          <w:fldChar w:fldCharType="begin"/>
-        </w:r>
-        <w:r>
-          <w:rPr>
-            <w:noProof/>
-            <w:webHidden/>
-            <w:sz w:val="28"/>
-            <w:szCs w:val="32"/>
-          </w:rPr>
-          <w:instrText xml:space="preserve"> PAGEREF _Toc226336966 \h </w:instrText>
-        </w:r>
-        <w:r>
-          <w:rPr>
-            <w:noProof/>
-            <w:webHidden/>
-            <w:sz w:val="28"/>
-            <w:szCs w:val="32"/>
-          </w:rPr>
-        </w:r>
-        <w:r>
-          <w:rPr>
-            <w:noProof/>
-            <w:webHidden/>
-            <w:sz w:val="28"/>
-            <w:szCs w:val="32"/>
-          </w:rPr>
-          <w:fldChar w:fldCharType="separate"/>
-        </w:r>
-        <w:r>
-          <w:rPr>
-            <w:noProof/>
-            <w:webHidden/>
-            <w:sz w:val="28"/>
-            <w:szCs w:val="32"/>
-            <w:cs/>
-          </w:rPr>
-          <w:t>3</w:t>
-        </w:r>
-        <w:r>
-          <w:rPr>
-            <w:noProof/>
-            <w:webHidden/>
-            <w:sz w:val="28"/>
-            <w:szCs w:val="32"/>
-          </w:rPr>
-          <w:fldChar w:fldCharType="end"/>
-        </w:r>
-      </w:hyperlink>
-    </w:p>
-    <w:p>
-      <w:pPr>
-        <w:pStyle w:val="21"/>
-        <w:tabs>
-          <w:tab w:val="right" w:leader="underscore" w:pos="9016"/>
-        </w:tabs>
-        <w:rPr>
-          <w:rFonts w:eastAsiaTheme="minorEastAsia" w:cstheme="minorBidi"/>
-          <w:b w:val="0"/>
-          <w:bCs w:val="0"/>
-          <w:noProof/>
-          <w:sz w:val="32"/>
-          <w:szCs w:val="36"/>
-        </w:rPr>
-      </w:pPr>
-      <w:hyperlink w:anchor="_Toc226336967" w:history="1">
-        <w:r>
-          <w:rPr>
-            <w:rStyle w:val="af4"/>
-            <w:rFonts w:asciiTheme="majorBidi" w:hAnsiTheme="majorBidi"/>
-            <w:noProof/>
-            <w:sz w:val="28"/>
-            <w:szCs w:val="32"/>
-          </w:rPr>
-          <w:t xml:space="preserve">2.3 </w:t>
-        </w:r>
-        <w:r>
-          <w:rPr>
-            <w:rStyle w:val="af4"/>
-            <w:rFonts w:asciiTheme="majorBidi" w:hAnsiTheme="majorBidi"/>
-            <w:noProof/>
-            <w:sz w:val="28"/>
-            <w:szCs w:val="32"/>
-            <w:cs/>
-          </w:rPr>
-          <w:t>สภาพแวดล้อมที่ทดสอบ (</w:t>
-        </w:r>
-        <w:r>
-          <w:rPr>
-            <w:rStyle w:val="af4"/>
-            <w:rFonts w:asciiTheme="majorBidi" w:hAnsiTheme="majorBidi"/>
-            <w:noProof/>
-            <w:sz w:val="28"/>
-            <w:szCs w:val="32"/>
-          </w:rPr>
-          <w:t>Test Environment)</w:t>
-        </w:r>
-        <w:r>
-          <w:rPr>
-            <w:noProof/>
-            <w:webHidden/>
-            <w:sz w:val="28"/>
-            <w:szCs w:val="32"/>
-          </w:rPr>
-          <w:tab/>
-        </w:r>
-        <w:r>
-          <w:rPr>
-            <w:noProof/>
-            <w:webHidden/>
-            <w:sz w:val="28"/>
-            <w:szCs w:val="32"/>
-          </w:rPr>
-          <w:fldChar w:fldCharType="begin"/>
-        </w:r>
-        <w:r>
-          <w:rPr>
-            <w:noProof/>
-            <w:webHidden/>
-            <w:sz w:val="28"/>
-            <w:szCs w:val="32"/>
-          </w:rPr>
-          <w:instrText xml:space="preserve"> PAGEREF _Toc226336967 \h </w:instrText>
-        </w:r>
-        <w:r>
-          <w:rPr>
-            <w:noProof/>
-            <w:webHidden/>
-            <w:sz w:val="28"/>
-            <w:szCs w:val="32"/>
-          </w:rPr>
-        </w:r>
-        <w:r>
-          <w:rPr>
-            <w:noProof/>
-            <w:webHidden/>
-            <w:sz w:val="28"/>
-            <w:szCs w:val="32"/>
-          </w:rPr>
-          <w:fldChar w:fldCharType="separate"/>
-        </w:r>
-        <w:r>
-          <w:rPr>
-            <w:noProof/>
-            <w:webHidden/>
-            <w:sz w:val="28"/>
-            <w:szCs w:val="32"/>
-            <w:cs/>
-          </w:rPr>
-          <w:t>3</w:t>
-        </w:r>
-        <w:r>
-          <w:rPr>
-            <w:noProof/>
-            <w:webHidden/>
-            <w:sz w:val="28"/>
-            <w:szCs w:val="32"/>
-          </w:rPr>
-          <w:fldChar w:fldCharType="end"/>
-        </w:r>
-      </w:hyperlink>
-    </w:p>
-    <w:p>
-      <w:pPr>
-        <w:pStyle w:val="21"/>
-        <w:tabs>
-          <w:tab w:val="right" w:leader="underscore" w:pos="9016"/>
-        </w:tabs>
-        <w:rPr>
-          <w:rFonts w:eastAsiaTheme="minorEastAsia" w:cstheme="minorBidi"/>
-          <w:b w:val="0"/>
-          <w:bCs w:val="0"/>
-          <w:noProof/>
-          <w:sz w:val="32"/>
-          <w:szCs w:val="36"/>
-        </w:rPr>
-      </w:pPr>
-      <w:hyperlink w:anchor="_Toc226336968" w:history="1">
-        <w:r>
-          <w:rPr>
-            <w:rStyle w:val="af4"/>
-            <w:rFonts w:asciiTheme="majorBidi" w:hAnsiTheme="majorBidi"/>
-            <w:noProof/>
-            <w:sz w:val="28"/>
-            <w:szCs w:val="32"/>
-          </w:rPr>
-          <w:t xml:space="preserve">2.4 </w:t>
-        </w:r>
-        <w:r>
-          <w:rPr>
-            <w:rStyle w:val="af4"/>
-            <w:rFonts w:asciiTheme="majorBidi" w:hAnsiTheme="majorBidi"/>
-            <w:noProof/>
-            <w:sz w:val="28"/>
-            <w:szCs w:val="32"/>
-            <w:cs/>
-          </w:rPr>
-          <w:t>การประเมินความเสี่ยง (</w:t>
-        </w:r>
-        <w:r>
-          <w:rPr>
-            <w:rStyle w:val="af4"/>
-            <w:rFonts w:asciiTheme="majorBidi" w:hAnsiTheme="majorBidi"/>
-            <w:noProof/>
-            <w:sz w:val="28"/>
-            <w:szCs w:val="32"/>
-          </w:rPr>
-          <w:t>Risk Assessment):</w:t>
-        </w:r>
-        <w:r>
-          <w:rPr>
-            <w:noProof/>
-            <w:webHidden/>
-            <w:sz w:val="28"/>
-            <w:szCs w:val="32"/>
-          </w:rPr>
-          <w:tab/>
-        </w:r>
-        <w:r>
-          <w:rPr>
-            <w:noProof/>
-            <w:webHidden/>
-            <w:sz w:val="28"/>
-            <w:szCs w:val="32"/>
-          </w:rPr>
-          <w:fldChar w:fldCharType="begin"/>
-        </w:r>
-        <w:r>
-          <w:rPr>
-            <w:noProof/>
-            <w:webHidden/>
-            <w:sz w:val="28"/>
-            <w:szCs w:val="32"/>
-          </w:rPr>
-          <w:instrText xml:space="preserve"> PAGEREF _Toc226336968 \h </w:instrText>
-        </w:r>
-        <w:r>
-          <w:rPr>
-            <w:noProof/>
-            <w:webHidden/>
-            <w:sz w:val="28"/>
-            <w:szCs w:val="32"/>
-          </w:rPr>
-        </w:r>
-        <w:r>
-          <w:rPr>
-            <w:noProof/>
-            <w:webHidden/>
-            <w:sz w:val="28"/>
-            <w:szCs w:val="32"/>
-          </w:rPr>
-          <w:fldChar w:fldCharType="separate"/>
-        </w:r>
-        <w:r>
-          <w:rPr>
-            <w:noProof/>
-            <w:webHidden/>
-            <w:sz w:val="28"/>
-            <w:szCs w:val="32"/>
-            <w:cs/>
-          </w:rPr>
-          <w:t>4</w:t>
-        </w:r>
-        <w:r>
-          <w:rPr>
-            <w:noProof/>
-            <w:webHidden/>
-            <w:sz w:val="28"/>
-            <w:szCs w:val="32"/>
-          </w:rPr>
-          <w:fldChar w:fldCharType="end"/>
-        </w:r>
-      </w:hyperlink>
-    </w:p>
-    <w:p>
-      <w:pPr>
-        <w:pStyle w:val="21"/>
-        <w:tabs>
-          <w:tab w:val="right" w:leader="underscore" w:pos="9016"/>
-        </w:tabs>
-        <w:rPr>
-          <w:rFonts w:eastAsiaTheme="minorEastAsia" w:cstheme="minorBidi"/>
-          <w:b w:val="0"/>
-          <w:bCs w:val="0"/>
-          <w:noProof/>
-          <w:sz w:val="32"/>
-          <w:szCs w:val="36"/>
-        </w:rPr>
-      </w:pPr>
-      <w:hyperlink w:anchor="_Toc226336969" w:history="1">
-        <w:r>
-          <w:rPr>
-            <w:rStyle w:val="af4"/>
-            <w:rFonts w:asciiTheme="majorBidi" w:hAnsiTheme="majorBidi"/>
-            <w:noProof/>
-            <w:sz w:val="28"/>
-            <w:szCs w:val="32"/>
-          </w:rPr>
-          <w:t xml:space="preserve">2.5 </w:t>
-        </w:r>
-        <w:r>
-          <w:rPr>
-            <w:rStyle w:val="af4"/>
-            <w:rFonts w:asciiTheme="majorBidi" w:hAnsiTheme="majorBidi"/>
-            <w:noProof/>
-            <w:sz w:val="28"/>
-            <w:szCs w:val="32"/>
-            <w:cs/>
-          </w:rPr>
-          <w:t>เกณฑ์การเริ่มและสิ้นสุดการทดสอบ (</w:t>
-        </w:r>
-        <w:r>
-          <w:rPr>
-            <w:rStyle w:val="af4"/>
-            <w:rFonts w:asciiTheme="majorBidi" w:hAnsiTheme="majorBidi"/>
-            <w:noProof/>
-            <w:sz w:val="28"/>
-            <w:szCs w:val="32"/>
-          </w:rPr>
-          <w:t>Entry &amp; Exit Criteria)</w:t>
-        </w:r>
-        <w:r>
-          <w:rPr>
-            <w:noProof/>
-            <w:webHidden/>
-            <w:sz w:val="28"/>
-            <w:szCs w:val="32"/>
-          </w:rPr>
-          <w:tab/>
-        </w:r>
-        <w:r>
-          <w:rPr>
-            <w:noProof/>
-            <w:webHidden/>
-            <w:sz w:val="28"/>
-            <w:szCs w:val="32"/>
-          </w:rPr>
-          <w:fldChar w:fldCharType="begin"/>
-        </w:r>
-        <w:r>
-          <w:rPr>
-            <w:noProof/>
-            <w:webHidden/>
-            <w:sz w:val="28"/>
-            <w:szCs w:val="32"/>
-          </w:rPr>
-          <w:instrText xml:space="preserve"> PAGEREF _Toc226336969 \h </w:instrText>
-        </w:r>
-        <w:r>
-          <w:rPr>
-            <w:noProof/>
-            <w:webHidden/>
-            <w:sz w:val="28"/>
-            <w:szCs w:val="32"/>
-          </w:rPr>
-        </w:r>
-        <w:r>
-          <w:rPr>
-            <w:noProof/>
-            <w:webHidden/>
-            <w:sz w:val="28"/>
-            <w:szCs w:val="32"/>
-          </w:rPr>
-          <w:fldChar w:fldCharType="separate"/>
-        </w:r>
-        <w:r>
-          <w:rPr>
-            <w:noProof/>
-            <w:webHidden/>
-            <w:sz w:val="28"/>
-            <w:szCs w:val="32"/>
-            <w:cs/>
-          </w:rPr>
-          <w:t>5</w:t>
-        </w:r>
-        <w:r>
-          <w:rPr>
-            <w:noProof/>
-            <w:webHidden/>
-            <w:sz w:val="28"/>
-            <w:szCs w:val="32"/>
-          </w:rPr>
-          <w:fldChar w:fldCharType="end"/>
-        </w:r>
-      </w:hyperlink>
-    </w:p>
-    <w:p>
-      <w:pPr>
-        <w:pStyle w:val="21"/>
-        <w:tabs>
-          <w:tab w:val="right" w:leader="underscore" w:pos="9016"/>
-        </w:tabs>
-        <w:rPr>
-          <w:rFonts w:eastAsiaTheme="minorEastAsia" w:cstheme="minorBidi"/>
-          <w:b w:val="0"/>
-          <w:bCs w:val="0"/>
-          <w:noProof/>
-          <w:sz w:val="32"/>
-          <w:szCs w:val="36"/>
-        </w:rPr>
-      </w:pPr>
-      <w:hyperlink w:anchor="_Toc226336970" w:history="1">
-        <w:r>
-          <w:rPr>
-            <w:rStyle w:val="af4"/>
-            <w:rFonts w:asciiTheme="majorBidi" w:hAnsiTheme="majorBidi"/>
-            <w:noProof/>
-            <w:sz w:val="28"/>
-            <w:szCs w:val="32"/>
-            <w:cs/>
-          </w:rPr>
-          <w:t>2.6 ตารางแผนการดำเนินงาน</w:t>
-        </w:r>
-        <w:r>
-          <w:rPr>
-            <w:noProof/>
-            <w:webHidden/>
-            <w:sz w:val="28"/>
-            <w:szCs w:val="32"/>
-          </w:rPr>
-          <w:tab/>
-        </w:r>
-        <w:r>
-          <w:rPr>
-            <w:noProof/>
-            <w:webHidden/>
-            <w:sz w:val="28"/>
-            <w:szCs w:val="32"/>
-          </w:rPr>
-          <w:fldChar w:fldCharType="begin"/>
-        </w:r>
-        <w:r>
-          <w:rPr>
-            <w:noProof/>
-            <w:webHidden/>
-            <w:sz w:val="28"/>
-            <w:szCs w:val="32"/>
-          </w:rPr>
-          <w:instrText xml:space="preserve"> PAGEREF _Toc226336970 \h </w:instrText>
-        </w:r>
-        <w:r>
-          <w:rPr>
-            <w:noProof/>
-            <w:webHidden/>
-            <w:sz w:val="28"/>
-            <w:szCs w:val="32"/>
-          </w:rPr>
-        </w:r>
-        <w:r>
-          <w:rPr>
-            <w:noProof/>
-            <w:webHidden/>
-            <w:sz w:val="28"/>
-            <w:szCs w:val="32"/>
-          </w:rPr>
-          <w:fldChar w:fldCharType="separate"/>
-        </w:r>
-        <w:r>
-          <w:rPr>
-            <w:noProof/>
-            <w:webHidden/>
-            <w:sz w:val="28"/>
-            <w:szCs w:val="32"/>
-            <w:cs/>
-          </w:rPr>
-          <w:t>5</w:t>
-        </w:r>
-        <w:r>
-          <w:rPr>
-            <w:noProof/>
-            <w:webHidden/>
-            <w:sz w:val="28"/>
-            <w:szCs w:val="32"/>
-          </w:rPr>
-          <w:fldChar w:fldCharType="end"/>
-        </w:r>
-      </w:hyperlink>
-    </w:p>
-    <w:p>
-      <w:pPr>
-        <w:pStyle w:val="11"/>
-        <w:tabs>
-          <w:tab w:val="right" w:leader="underscore" w:pos="9016"/>
-        </w:tabs>
-        <w:rPr>
-          <w:rFonts w:eastAsiaTheme="minorEastAsia" w:cstheme="minorBidi"/>
-          <w:b w:val="0"/>
-          <w:bCs w:val="0"/>
-          <w:i w:val="0"/>
-          <w:iCs w:val="0"/>
-          <w:noProof/>
-          <w:sz w:val="32"/>
-          <w:szCs w:val="36"/>
-        </w:rPr>
-      </w:pPr>
-      <w:hyperlink w:anchor="_Toc226336971" w:history="1">
-        <w:r>
-          <w:rPr>
-            <w:rStyle w:val="af4"/>
-            <w:rFonts w:asciiTheme="majorBidi" w:hAnsiTheme="majorBidi"/>
-            <w:noProof/>
-            <w:sz w:val="32"/>
-            <w:szCs w:val="36"/>
-            <w:cs/>
-          </w:rPr>
-          <w:t xml:space="preserve">บทที่ </w:t>
-        </w:r>
-        <w:r>
-          <w:rPr>
-            <w:rStyle w:val="af4"/>
-            <w:rFonts w:asciiTheme="majorBidi" w:hAnsiTheme="majorBidi"/>
-            <w:noProof/>
-            <w:sz w:val="32"/>
-            <w:szCs w:val="36"/>
-          </w:rPr>
-          <w:t xml:space="preserve">3: </w:t>
-        </w:r>
-        <w:r>
-          <w:rPr>
-            <w:rStyle w:val="af4"/>
-            <w:rFonts w:asciiTheme="majorBidi" w:hAnsiTheme="majorBidi"/>
-            <w:noProof/>
-            <w:sz w:val="32"/>
-            <w:szCs w:val="36"/>
-            <w:cs/>
-          </w:rPr>
-          <w:t>วิธีดำเนินการทดสอบ (</w:t>
-        </w:r>
-        <w:r>
-          <w:rPr>
-            <w:rStyle w:val="af4"/>
-            <w:rFonts w:asciiTheme="majorBidi" w:hAnsiTheme="majorBidi"/>
-            <w:noProof/>
-            <w:sz w:val="32"/>
-            <w:szCs w:val="36"/>
-          </w:rPr>
-          <w:t>Test Methodology)</w:t>
-        </w:r>
-        <w:r>
-          <w:rPr>
-            <w:noProof/>
-            <w:webHidden/>
-            <w:sz w:val="32"/>
-            <w:szCs w:val="36"/>
-          </w:rPr>
-          <w:tab/>
-        </w:r>
-        <w:r>
-          <w:rPr>
-            <w:noProof/>
-            <w:webHidden/>
-            <w:sz w:val="32"/>
-            <w:szCs w:val="36"/>
-          </w:rPr>
-          <w:fldChar w:fldCharType="begin"/>
-        </w:r>
-        <w:r>
-          <w:rPr>
-            <w:noProof/>
-            <w:webHidden/>
-            <w:sz w:val="32"/>
-            <w:szCs w:val="36"/>
-          </w:rPr>
-          <w:instrText xml:space="preserve"> PAGEREF _Toc226336971 \h </w:instrText>
-        </w:r>
-        <w:r>
-          <w:rPr>
-            <w:noProof/>
-            <w:webHidden/>
-            <w:sz w:val="32"/>
-            <w:szCs w:val="36"/>
-          </w:rPr>
-        </w:r>
-        <w:r>
-          <w:rPr>
-            <w:noProof/>
-            <w:webHidden/>
-            <w:sz w:val="32"/>
-            <w:szCs w:val="36"/>
-          </w:rPr>
-          <w:fldChar w:fldCharType="separate"/>
-        </w:r>
-        <w:r>
-          <w:rPr>
-            <w:noProof/>
-            <w:webHidden/>
-            <w:sz w:val="32"/>
-            <w:szCs w:val="36"/>
-            <w:cs/>
-          </w:rPr>
-          <w:t>6</w:t>
-        </w:r>
-        <w:r>
-          <w:rPr>
-            <w:noProof/>
-            <w:webHidden/>
-            <w:sz w:val="32"/>
-            <w:szCs w:val="36"/>
-          </w:rPr>
-          <w:fldChar w:fldCharType="end"/>
-        </w:r>
-      </w:hyperlink>
-    </w:p>
-    <w:p>
-      <w:pPr>
-        <w:pStyle w:val="21"/>
-        <w:tabs>
-          <w:tab w:val="right" w:leader="underscore" w:pos="9016"/>
-        </w:tabs>
-        <w:rPr>
-          <w:rFonts w:eastAsiaTheme="minorEastAsia" w:cstheme="minorBidi"/>
-          <w:b w:val="0"/>
-          <w:bCs w:val="0"/>
-          <w:noProof/>
-          <w:sz w:val="32"/>
-          <w:szCs w:val="36"/>
-        </w:rPr>
-      </w:pPr>
-      <w:hyperlink w:anchor="_Toc226336972" w:history="1">
-        <w:r>
-          <w:rPr>
-            <w:rStyle w:val="af4"/>
-            <w:rFonts w:asciiTheme="majorBidi" w:hAnsiTheme="majorBidi"/>
-            <w:noProof/>
-            <w:sz w:val="28"/>
-            <w:szCs w:val="32"/>
-          </w:rPr>
-          <w:t xml:space="preserve">3.1 </w:t>
-        </w:r>
-        <w:r>
-          <w:rPr>
-            <w:rStyle w:val="af4"/>
-            <w:rFonts w:asciiTheme="majorBidi" w:hAnsiTheme="majorBidi"/>
-            <w:noProof/>
-            <w:sz w:val="28"/>
-            <w:szCs w:val="32"/>
-            <w:cs/>
-          </w:rPr>
-          <w:t>เส้นทางการใช้งานของผู้ใช้ (</w:t>
-        </w:r>
-        <w:r>
-          <w:rPr>
-            <w:rStyle w:val="af4"/>
-            <w:rFonts w:asciiTheme="majorBidi" w:hAnsiTheme="majorBidi"/>
-            <w:noProof/>
-            <w:sz w:val="28"/>
-            <w:szCs w:val="32"/>
-          </w:rPr>
-          <w:t>User Journeys)</w:t>
-        </w:r>
-        <w:r>
-          <w:rPr>
-            <w:noProof/>
-            <w:webHidden/>
-            <w:sz w:val="28"/>
-            <w:szCs w:val="32"/>
-          </w:rPr>
-          <w:tab/>
-        </w:r>
-        <w:r>
-          <w:rPr>
-            <w:noProof/>
-            <w:webHidden/>
-            <w:sz w:val="28"/>
-            <w:szCs w:val="32"/>
-          </w:rPr>
-          <w:fldChar w:fldCharType="begin"/>
-        </w:r>
-        <w:r>
-          <w:rPr>
-            <w:noProof/>
-            <w:webHidden/>
-            <w:sz w:val="28"/>
-            <w:szCs w:val="32"/>
-          </w:rPr>
-          <w:instrText xml:space="preserve"> PAGEREF _Toc226336972 \h </w:instrText>
+          <w:instrText xml:space="preserve"> PAGEREF _Toc226364134 \h </w:instrText>
         </w:r>
         <w:r>
           <w:rPr>
@@ -3037,11 +2925,248 @@
           <w:b w:val="0"/>
           <w:bCs w:val="0"/>
           <w:noProof/>
-          <w:sz w:val="32"/>
-          <w:szCs w:val="36"/>
-        </w:rPr>
-      </w:pPr>
-      <w:hyperlink w:anchor="_Toc226336973" w:history="1">
+          <w:sz w:val="28"/>
+          <w:szCs w:val="32"/>
+        </w:rPr>
+      </w:pPr>
+      <w:hyperlink w:anchor="_Toc226364135" w:history="1">
+        <w:r>
+          <w:rPr>
+            <w:rStyle w:val="af4"/>
+            <w:rFonts w:asciiTheme="majorBidi" w:hAnsiTheme="majorBidi"/>
+            <w:noProof/>
+            <w:sz w:val="24"/>
+            <w:szCs w:val="28"/>
+          </w:rPr>
+          <w:t xml:space="preserve">3.1 </w:t>
+        </w:r>
+        <w:r>
+          <w:rPr>
+            <w:rStyle w:val="af4"/>
+            <w:rFonts w:asciiTheme="majorBidi" w:hAnsiTheme="majorBidi"/>
+            <w:noProof/>
+            <w:sz w:val="24"/>
+            <w:szCs w:val="28"/>
+            <w:cs/>
+          </w:rPr>
+          <w:t>เส้นทางการใช้งานของผู้ใช้ (</w:t>
+        </w:r>
+        <w:r>
+          <w:rPr>
+            <w:rStyle w:val="af4"/>
+            <w:rFonts w:asciiTheme="majorBidi" w:hAnsiTheme="majorBidi"/>
+            <w:noProof/>
+            <w:sz w:val="24"/>
+            <w:szCs w:val="28"/>
+          </w:rPr>
+          <w:t>User Journeys)</w:t>
+        </w:r>
+        <w:r>
+          <w:rPr>
+            <w:noProof/>
+            <w:webHidden/>
+            <w:sz w:val="24"/>
+            <w:szCs w:val="28"/>
+          </w:rPr>
+          <w:tab/>
+        </w:r>
+        <w:r>
+          <w:rPr>
+            <w:noProof/>
+            <w:webHidden/>
+            <w:sz w:val="24"/>
+            <w:szCs w:val="28"/>
+          </w:rPr>
+          <w:fldChar w:fldCharType="begin"/>
+        </w:r>
+        <w:r>
+          <w:rPr>
+            <w:noProof/>
+            <w:webHidden/>
+            <w:sz w:val="24"/>
+            <w:szCs w:val="28"/>
+          </w:rPr>
+          <w:instrText xml:space="preserve"> PAGEREF _Toc226364135 \h </w:instrText>
+        </w:r>
+        <w:r>
+          <w:rPr>
+            <w:noProof/>
+            <w:webHidden/>
+            <w:sz w:val="24"/>
+            <w:szCs w:val="28"/>
+          </w:rPr>
+        </w:r>
+        <w:r>
+          <w:rPr>
+            <w:noProof/>
+            <w:webHidden/>
+            <w:sz w:val="24"/>
+            <w:szCs w:val="28"/>
+          </w:rPr>
+          <w:fldChar w:fldCharType="separate"/>
+        </w:r>
+        <w:r>
+          <w:rPr>
+            <w:noProof/>
+            <w:webHidden/>
+            <w:sz w:val="24"/>
+            <w:szCs w:val="28"/>
+            <w:cs/>
+          </w:rPr>
+          <w:t>6</w:t>
+        </w:r>
+        <w:r>
+          <w:rPr>
+            <w:noProof/>
+            <w:webHidden/>
+            <w:sz w:val="24"/>
+            <w:szCs w:val="28"/>
+          </w:rPr>
+          <w:fldChar w:fldCharType="end"/>
+        </w:r>
+      </w:hyperlink>
+    </w:p>
+    <w:p>
+      <w:pPr>
+        <w:pStyle w:val="21"/>
+        <w:tabs>
+          <w:tab w:val="right" w:leader="underscore" w:pos="9016"/>
+        </w:tabs>
+        <w:rPr>
+          <w:rFonts w:eastAsiaTheme="minorEastAsia" w:cstheme="minorBidi"/>
+          <w:b w:val="0"/>
+          <w:bCs w:val="0"/>
+          <w:noProof/>
+          <w:sz w:val="28"/>
+          <w:szCs w:val="32"/>
+        </w:rPr>
+      </w:pPr>
+      <w:hyperlink w:anchor="_Toc226364136" w:history="1">
+        <w:r>
+          <w:rPr>
+            <w:rStyle w:val="af4"/>
+            <w:rFonts w:asciiTheme="majorBidi" w:hAnsiTheme="majorBidi"/>
+            <w:noProof/>
+            <w:sz w:val="24"/>
+            <w:szCs w:val="28"/>
+          </w:rPr>
+          <w:t xml:space="preserve">3.2 </w:t>
+        </w:r>
+        <w:r>
+          <w:rPr>
+            <w:rStyle w:val="af4"/>
+            <w:rFonts w:asciiTheme="majorBidi" w:hAnsiTheme="majorBidi"/>
+            <w:noProof/>
+            <w:sz w:val="24"/>
+            <w:szCs w:val="28"/>
+            <w:cs/>
+          </w:rPr>
+          <w:t>การออกแบบกรณีทดสอบ (</w:t>
+        </w:r>
+        <w:r>
+          <w:rPr>
+            <w:rStyle w:val="af4"/>
+            <w:rFonts w:asciiTheme="majorBidi" w:hAnsiTheme="majorBidi"/>
+            <w:noProof/>
+            <w:sz w:val="24"/>
+            <w:szCs w:val="28"/>
+          </w:rPr>
+          <w:t>Test Case Design)</w:t>
+        </w:r>
+        <w:r>
+          <w:rPr>
+            <w:noProof/>
+            <w:webHidden/>
+            <w:sz w:val="24"/>
+            <w:szCs w:val="28"/>
+          </w:rPr>
+          <w:tab/>
+        </w:r>
+        <w:r>
+          <w:rPr>
+            <w:noProof/>
+            <w:webHidden/>
+            <w:sz w:val="24"/>
+            <w:szCs w:val="28"/>
+          </w:rPr>
+          <w:fldChar w:fldCharType="begin"/>
+        </w:r>
+        <w:r>
+          <w:rPr>
+            <w:noProof/>
+            <w:webHidden/>
+            <w:sz w:val="24"/>
+            <w:szCs w:val="28"/>
+          </w:rPr>
+          <w:instrText xml:space="preserve"> PAGEREF _Toc226364136 \h </w:instrText>
+        </w:r>
+        <w:r>
+          <w:rPr>
+            <w:noProof/>
+            <w:webHidden/>
+            <w:sz w:val="24"/>
+            <w:szCs w:val="28"/>
+          </w:rPr>
+        </w:r>
+        <w:r>
+          <w:rPr>
+            <w:noProof/>
+            <w:webHidden/>
+            <w:sz w:val="24"/>
+            <w:szCs w:val="28"/>
+          </w:rPr>
+          <w:fldChar w:fldCharType="separate"/>
+        </w:r>
+        <w:r>
+          <w:rPr>
+            <w:noProof/>
+            <w:webHidden/>
+            <w:sz w:val="24"/>
+            <w:szCs w:val="28"/>
+            <w:cs/>
+          </w:rPr>
+          <w:t>6</w:t>
+        </w:r>
+        <w:r>
+          <w:rPr>
+            <w:noProof/>
+            <w:webHidden/>
+            <w:sz w:val="24"/>
+            <w:szCs w:val="28"/>
+          </w:rPr>
+          <w:fldChar w:fldCharType="end"/>
+        </w:r>
+      </w:hyperlink>
+    </w:p>
+    <w:p>
+      <w:pPr>
+        <w:pStyle w:val="11"/>
+        <w:tabs>
+          <w:tab w:val="right" w:leader="underscore" w:pos="9016"/>
+        </w:tabs>
+        <w:rPr>
+          <w:rFonts w:eastAsiaTheme="minorEastAsia" w:cstheme="minorBidi"/>
+          <w:b w:val="0"/>
+          <w:bCs w:val="0"/>
+          <w:i w:val="0"/>
+          <w:iCs w:val="0"/>
+          <w:noProof/>
+          <w:sz w:val="28"/>
+          <w:szCs w:val="32"/>
+        </w:rPr>
+      </w:pPr>
+      <w:hyperlink w:anchor="_Toc226364137" w:history="1">
+        <w:r>
+          <w:rPr>
+            <w:rStyle w:val="af4"/>
+            <w:rFonts w:asciiTheme="majorBidi" w:hAnsiTheme="majorBidi"/>
+            <w:noProof/>
+            <w:sz w:val="28"/>
+            <w:szCs w:val="32"/>
+            <w:cs/>
+          </w:rPr>
+          <w:t>3.3</w:t>
+        </w:r>
         <w:r>
           <w:rPr>
             <w:rStyle w:val="af4"/>
@@ -3050,7 +3175,7 @@
             <w:sz w:val="28"/>
             <w:szCs w:val="32"/>
           </w:rPr>
-          <w:t xml:space="preserve">3.2 </w:t>
+          <w:t xml:space="preserve"> </w:t>
         </w:r>
         <w:r>
           <w:rPr>
@@ -3061,7 +3186,7 @@
             <w:szCs w:val="32"/>
             <w:cs/>
           </w:rPr>
-          <w:t>การออกแบบกรณีทดสอบ (</w:t>
+          <w:t>เทคนิคการออกแบบกรณีทดสอบ (</w:t>
         </w:r>
         <w:r>
           <w:rPr>
@@ -3071,7 +3196,7 @@
             <w:sz w:val="28"/>
             <w:szCs w:val="32"/>
           </w:rPr>
-          <w:t>Test Case Design)</w:t>
+          <w:t>Test Design Techniques)</w:t>
         </w:r>
         <w:r>
           <w:rPr>
@@ -3098,7 +3223,7 @@
             <w:sz w:val="28"/>
             <w:szCs w:val="32"/>
           </w:rPr>
-          <w:instrText xml:space="preserve"> PAGEREF _Toc226336973 \h </w:instrText>
+          <w:instrText xml:space="preserve"> PAGEREF _Toc226364137 \h </w:instrText>
         </w:r>
         <w:r>
           <w:rPr>
@@ -3125,7 +3250,7 @@
             <w:szCs w:val="32"/>
             <w:cs/>
           </w:rPr>
-          <w:t>6</w:t>
+          <w:t>8</w:t>
         </w:r>
         <w:r>
           <w:rPr>
@@ -3151,143 +3276,18 @@
           <w:i w:val="0"/>
           <w:iCs w:val="0"/>
           <w:noProof/>
-          <w:sz w:val="32"/>
-          <w:szCs w:val="36"/>
-        </w:rPr>
-      </w:pPr>
-      <w:hyperlink w:anchor="_Toc226336974" w:history="1">
+          <w:sz w:val="28"/>
+          <w:szCs w:val="32"/>
+        </w:rPr>
+      </w:pPr>
+      <w:hyperlink w:anchor="_Toc226364138" w:history="1">
         <w:r>
           <w:rPr>
             <w:rStyle w:val="af4"/>
             <w:rFonts w:asciiTheme="majorBidi" w:hAnsiTheme="majorBidi"/>
             <w:noProof/>
-            <w:sz w:val="32"/>
-            <w:szCs w:val="36"/>
-            <w:cs/>
-          </w:rPr>
-          <w:t>3.3</w:t>
-        </w:r>
-        <w:r>
-          <w:rPr>
-            <w:rStyle w:val="af4"/>
-            <w:rFonts w:asciiTheme="majorBidi" w:hAnsiTheme="majorBidi"/>
-            <w:noProof/>
-            <w:sz w:val="32"/>
-            <w:szCs w:val="36"/>
-          </w:rPr>
-          <w:t xml:space="preserve"> </w:t>
-        </w:r>
-        <w:r>
-          <w:rPr>
-            <w:rStyle w:val="af4"/>
-            <w:rFonts w:asciiTheme="majorBidi" w:hAnsiTheme="majorBidi"/>
-            <w:noProof/>
-            <w:sz w:val="32"/>
-            <w:szCs w:val="36"/>
-            <w:cs/>
-          </w:rPr>
-          <w:t>เทคนิคการออกแบบกรณีทดสอบ (</w:t>
-        </w:r>
-        <w:r>
-          <w:rPr>
-            <w:rStyle w:val="af4"/>
-            <w:rFonts w:asciiTheme="majorBidi" w:hAnsiTheme="majorBidi"/>
-            <w:noProof/>
-            <w:sz w:val="32"/>
-            <w:szCs w:val="36"/>
-          </w:rPr>
-          <w:t>Test Design Techniques)</w:t>
-        </w:r>
-        <w:r>
-          <w:rPr>
-            <w:noProof/>
-            <w:webHidden/>
-            <w:sz w:val="32"/>
-            <w:szCs w:val="36"/>
-          </w:rPr>
-          <w:tab/>
-        </w:r>
-        <w:r>
-          <w:rPr>
-            <w:noProof/>
-            <w:webHidden/>
-            <w:sz w:val="32"/>
-            <w:szCs w:val="36"/>
-          </w:rPr>
-          <w:fldChar w:fldCharType="begin"/>
-        </w:r>
-        <w:r>
-          <w:rPr>
-            <w:noProof/>
-            <w:webHidden/>
-            <w:sz w:val="32"/>
-            <w:szCs w:val="36"/>
-          </w:rPr>
-          <w:instrText xml:space="preserve"> PAGEREF _Toc226336974 \h </w:instrText>
-        </w:r>
-        <w:r>
-          <w:rPr>
-            <w:noProof/>
-            <w:webHidden/>
-            <w:sz w:val="32"/>
-            <w:szCs w:val="36"/>
-          </w:rPr>
-        </w:r>
-        <w:r>
-          <w:rPr>
-            <w:noProof/>
-            <w:webHidden/>
-            <w:sz w:val="32"/>
-            <w:szCs w:val="36"/>
-          </w:rPr>
-          <w:fldChar w:fldCharType="separate"/>
-        </w:r>
-        <w:r>
-          <w:rPr>
-            <w:noProof/>
-            <w:webHidden/>
-            <w:sz w:val="32"/>
-            <w:szCs w:val="36"/>
-            <w:cs/>
-          </w:rPr>
-          <w:t>8</w:t>
-        </w:r>
-        <w:r>
-          <w:rPr>
-            <w:noProof/>
-            <w:webHidden/>
-            <w:sz w:val="32"/>
-            <w:szCs w:val="36"/>
-          </w:rPr>
-          <w:fldChar w:fldCharType="end"/>
-        </w:r>
-      </w:hyperlink>
-    </w:p>
-    <w:p>
-      <w:pPr>
-        <w:pStyle w:val="11"/>
-        <w:tabs>
-          <w:tab w:val="right" w:leader="underscore" w:pos="9016"/>
-        </w:tabs>
-        <w:rPr>
-          <w:rFonts w:eastAsiaTheme="minorEastAsia" w:cstheme="minorBidi"/>
-          <w:b w:val="0"/>
-          <w:bCs w:val="0"/>
-          <w:i w:val="0"/>
-          <w:iCs w:val="0"/>
-          <w:noProof/>
-          <w:sz w:val="32"/>
-          <w:szCs w:val="36"/>
-        </w:rPr>
-      </w:pPr>
-      <w:hyperlink w:anchor="_Toc226336975" w:history="1">
-        <w:r>
-          <w:rPr>
-            <w:rStyle w:val="af4"/>
-            <w:rFonts w:asciiTheme="majorBidi" w:hAnsiTheme="majorBidi"/>
-            <w:noProof/>
-            <w:sz w:val="32"/>
-            <w:szCs w:val="36"/>
+            <w:sz w:val="28"/>
+            <w:szCs w:val="32"/>
           </w:rPr>
           <w:t xml:space="preserve">3.4 </w:t>
         </w:r>
@@ -3296,8 +3296,8 @@
             <w:rStyle w:val="af4"/>
             <w:rFonts w:asciiTheme="majorBidi" w:hAnsiTheme="majorBidi"/>
             <w:noProof/>
-            <w:sz w:val="32"/>
-            <w:szCs w:val="36"/>
+            <w:sz w:val="28"/>
+            <w:szCs w:val="32"/>
             <w:cs/>
           </w:rPr>
           <w:t>ขั้นตอนการดำเนินงาน (</w:t>
@@ -3307,412 +3307,10 @@
             <w:rStyle w:val="af4"/>
             <w:rFonts w:asciiTheme="majorBidi" w:hAnsiTheme="majorBidi"/>
             <w:noProof/>
-            <w:sz w:val="32"/>
-            <w:szCs w:val="36"/>
-          </w:rPr>
-          <w:t>Workflow)</w:t>
-        </w:r>
-        <w:r>
-          <w:rPr>
-            <w:noProof/>
-            <w:webHidden/>
-            <w:sz w:val="32"/>
-            <w:szCs w:val="36"/>
-          </w:rPr>
-          <w:tab/>
-        </w:r>
-        <w:r>
-          <w:rPr>
-            <w:noProof/>
-            <w:webHidden/>
-            <w:sz w:val="32"/>
-            <w:szCs w:val="36"/>
-          </w:rPr>
-          <w:fldChar w:fldCharType="begin"/>
-        </w:r>
-        <w:r>
-          <w:rPr>
-            <w:noProof/>
-            <w:webHidden/>
-            <w:sz w:val="32"/>
-            <w:szCs w:val="36"/>
-          </w:rPr>
-          <w:instrText xml:space="preserve"> PAGEREF _Toc226336975 \h </w:instrText>
-        </w:r>
-        <w:r>
-          <w:rPr>
-            <w:noProof/>
-            <w:webHidden/>
-            <w:sz w:val="32"/>
-            <w:szCs w:val="36"/>
-          </w:rPr>
-        </w:r>
-        <w:r>
-          <w:rPr>
-            <w:noProof/>
-            <w:webHidden/>
-            <w:sz w:val="32"/>
-            <w:szCs w:val="36"/>
-          </w:rPr>
-          <w:fldChar w:fldCharType="separate"/>
-        </w:r>
-        <w:r>
-          <w:rPr>
-            <w:noProof/>
-            <w:webHidden/>
-            <w:sz w:val="32"/>
-            <w:szCs w:val="36"/>
-            <w:cs/>
-          </w:rPr>
-          <w:t>9</w:t>
-        </w:r>
-        <w:r>
-          <w:rPr>
-            <w:noProof/>
-            <w:webHidden/>
-            <w:sz w:val="32"/>
-            <w:szCs w:val="36"/>
-          </w:rPr>
-          <w:fldChar w:fldCharType="end"/>
-        </w:r>
-      </w:hyperlink>
-    </w:p>
-    <w:p>
-      <w:pPr>
-        <w:pStyle w:val="11"/>
-        <w:tabs>
-          <w:tab w:val="right" w:leader="underscore" w:pos="9016"/>
-        </w:tabs>
-        <w:rPr>
-          <w:rFonts w:eastAsiaTheme="minorEastAsia" w:cstheme="minorBidi"/>
-          <w:b w:val="0"/>
-          <w:bCs w:val="0"/>
-          <w:i w:val="0"/>
-          <w:iCs w:val="0"/>
-          <w:noProof/>
-          <w:sz w:val="32"/>
-          <w:szCs w:val="36"/>
-        </w:rPr>
-      </w:pPr>
-      <w:hyperlink w:anchor="_Toc226336976" w:history="1">
-        <w:r>
-          <w:rPr>
-            <w:rStyle w:val="af4"/>
-            <w:rFonts w:asciiTheme="majorBidi" w:hAnsiTheme="majorBidi"/>
-            <w:noProof/>
-            <w:sz w:val="32"/>
-            <w:szCs w:val="36"/>
-            <w:cs/>
-          </w:rPr>
-          <w:t xml:space="preserve">บทที่ </w:t>
-        </w:r>
-        <w:r>
-          <w:rPr>
-            <w:rStyle w:val="af4"/>
-            <w:rFonts w:asciiTheme="majorBidi" w:hAnsiTheme="majorBidi"/>
-            <w:noProof/>
-            <w:sz w:val="32"/>
-            <w:szCs w:val="36"/>
-          </w:rPr>
-          <w:t xml:space="preserve">4: </w:t>
-        </w:r>
-        <w:r>
-          <w:rPr>
-            <w:rStyle w:val="af4"/>
-            <w:rFonts w:asciiTheme="majorBidi" w:hAnsiTheme="majorBidi"/>
-            <w:noProof/>
-            <w:sz w:val="32"/>
-            <w:szCs w:val="36"/>
-            <w:cs/>
-          </w:rPr>
-          <w:t>กรณีทดสอบและการปฏิบัติการ (</w:t>
-        </w:r>
-        <w:r>
-          <w:rPr>
-            <w:rStyle w:val="af4"/>
-            <w:rFonts w:asciiTheme="majorBidi" w:hAnsiTheme="majorBidi"/>
-            <w:noProof/>
-            <w:sz w:val="32"/>
-            <w:szCs w:val="36"/>
-          </w:rPr>
-          <w:t>Test Cases &amp; Execution)</w:t>
-        </w:r>
-        <w:r>
-          <w:rPr>
-            <w:noProof/>
-            <w:webHidden/>
-            <w:sz w:val="32"/>
-            <w:szCs w:val="36"/>
-          </w:rPr>
-          <w:tab/>
-        </w:r>
-        <w:r>
-          <w:rPr>
-            <w:noProof/>
-            <w:webHidden/>
-            <w:sz w:val="32"/>
-            <w:szCs w:val="36"/>
-          </w:rPr>
-          <w:fldChar w:fldCharType="begin"/>
-        </w:r>
-        <w:r>
-          <w:rPr>
-            <w:noProof/>
-            <w:webHidden/>
-            <w:sz w:val="32"/>
-            <w:szCs w:val="36"/>
-          </w:rPr>
-          <w:instrText xml:space="preserve"> PAGEREF _Toc226336976 \h </w:instrText>
-        </w:r>
-        <w:r>
-          <w:rPr>
-            <w:noProof/>
-            <w:webHidden/>
-            <w:sz w:val="32"/>
-            <w:szCs w:val="36"/>
-          </w:rPr>
-        </w:r>
-        <w:r>
-          <w:rPr>
-            <w:noProof/>
-            <w:webHidden/>
-            <w:sz w:val="32"/>
-            <w:szCs w:val="36"/>
-          </w:rPr>
-          <w:fldChar w:fldCharType="separate"/>
-        </w:r>
-        <w:r>
-          <w:rPr>
-            <w:noProof/>
-            <w:webHidden/>
-            <w:sz w:val="32"/>
-            <w:szCs w:val="36"/>
-            <w:cs/>
-          </w:rPr>
-          <w:t>9</w:t>
-        </w:r>
-        <w:r>
-          <w:rPr>
-            <w:noProof/>
-            <w:webHidden/>
-            <w:sz w:val="32"/>
-            <w:szCs w:val="36"/>
-          </w:rPr>
-          <w:fldChar w:fldCharType="end"/>
-        </w:r>
-      </w:hyperlink>
-    </w:p>
-    <w:p>
-      <w:pPr>
-        <w:pStyle w:val="11"/>
-        <w:tabs>
-          <w:tab w:val="right" w:leader="underscore" w:pos="9016"/>
-        </w:tabs>
-        <w:rPr>
-          <w:rFonts w:eastAsiaTheme="minorEastAsia" w:cstheme="minorBidi"/>
-          <w:b w:val="0"/>
-          <w:bCs w:val="0"/>
-          <w:i w:val="0"/>
-          <w:iCs w:val="0"/>
-          <w:noProof/>
-          <w:sz w:val="32"/>
-          <w:szCs w:val="36"/>
-        </w:rPr>
-      </w:pPr>
-      <w:hyperlink w:anchor="_Toc226336977" w:history="1">
-        <w:r>
-          <w:rPr>
-            <w:rStyle w:val="af4"/>
-            <w:rFonts w:ascii="Angsana New" w:eastAsia="Angsana New" w:hAnsi="Angsana New" w:cs="Angsana New"/>
-            <w:noProof/>
-            <w:sz w:val="32"/>
-            <w:szCs w:val="36"/>
-          </w:rPr>
-          <w:t>บทที่ 5: รายงานข้อผิดพลาด (Bug Reports)</w:t>
-        </w:r>
-        <w:r>
-          <w:rPr>
-            <w:noProof/>
-            <w:webHidden/>
-            <w:sz w:val="32"/>
-            <w:szCs w:val="36"/>
-          </w:rPr>
-          <w:tab/>
-        </w:r>
-        <w:r>
-          <w:rPr>
-            <w:noProof/>
-            <w:webHidden/>
-            <w:sz w:val="32"/>
-            <w:szCs w:val="36"/>
-          </w:rPr>
-          <w:fldChar w:fldCharType="begin"/>
-        </w:r>
-        <w:r>
-          <w:rPr>
-            <w:noProof/>
-            <w:webHidden/>
-            <w:sz w:val="32"/>
-            <w:szCs w:val="36"/>
-          </w:rPr>
-          <w:instrText xml:space="preserve"> PAGEREF _Toc226336977 \h </w:instrText>
-        </w:r>
-        <w:r>
-          <w:rPr>
-            <w:noProof/>
-            <w:webHidden/>
-            <w:sz w:val="32"/>
-            <w:szCs w:val="36"/>
-          </w:rPr>
-        </w:r>
-        <w:r>
-          <w:rPr>
-            <w:noProof/>
-            <w:webHidden/>
-            <w:sz w:val="32"/>
-            <w:szCs w:val="36"/>
-          </w:rPr>
-          <w:fldChar w:fldCharType="separate"/>
-        </w:r>
-        <w:r>
-          <w:rPr>
-            <w:noProof/>
-            <w:webHidden/>
-            <w:sz w:val="32"/>
-            <w:szCs w:val="36"/>
-            <w:cs/>
-          </w:rPr>
-          <w:t>19</w:t>
-        </w:r>
-        <w:r>
-          <w:rPr>
-            <w:noProof/>
-            <w:webHidden/>
-            <w:sz w:val="32"/>
-            <w:szCs w:val="36"/>
-          </w:rPr>
-          <w:fldChar w:fldCharType="end"/>
-        </w:r>
-      </w:hyperlink>
-    </w:p>
-    <w:p>
-      <w:pPr>
-        <w:pStyle w:val="11"/>
-        <w:tabs>
-          <w:tab w:val="right" w:leader="underscore" w:pos="9016"/>
-        </w:tabs>
-        <w:rPr>
-          <w:rFonts w:eastAsiaTheme="minorEastAsia" w:cstheme="minorBidi"/>
-          <w:b w:val="0"/>
-          <w:bCs w:val="0"/>
-          <w:i w:val="0"/>
-          <w:iCs w:val="0"/>
-          <w:noProof/>
-          <w:sz w:val="32"/>
-          <w:szCs w:val="36"/>
-        </w:rPr>
-      </w:pPr>
-      <w:hyperlink w:anchor="_Toc226336978" w:history="1">
-        <w:r>
-          <w:rPr>
-            <w:rStyle w:val="af4"/>
-            <w:rFonts w:ascii="Angsana New" w:eastAsia="Angsana New" w:hAnsi="Angsana New" w:cs="Angsana New"/>
-            <w:noProof/>
-            <w:sz w:val="32"/>
-            <w:szCs w:val="36"/>
-          </w:rPr>
-          <w:t>บทที่ 6: การวิเคราะห์และเมตริกส์ (Metrics &amp; Analysis)</w:t>
-        </w:r>
-        <w:r>
-          <w:rPr>
-            <w:noProof/>
-            <w:webHidden/>
-            <w:sz w:val="32"/>
-            <w:szCs w:val="36"/>
-          </w:rPr>
-          <w:tab/>
-        </w:r>
-        <w:r>
-          <w:rPr>
-            <w:noProof/>
-            <w:webHidden/>
-            <w:sz w:val="32"/>
-            <w:szCs w:val="36"/>
-          </w:rPr>
-          <w:fldChar w:fldCharType="begin"/>
-        </w:r>
-        <w:r>
-          <w:rPr>
-            <w:noProof/>
-            <w:webHidden/>
-            <w:sz w:val="32"/>
-            <w:szCs w:val="36"/>
-          </w:rPr>
-          <w:instrText xml:space="preserve"> PAGEREF _Toc226336978 \h </w:instrText>
-        </w:r>
-        <w:r>
-          <w:rPr>
-            <w:noProof/>
-            <w:webHidden/>
-            <w:sz w:val="32"/>
-            <w:szCs w:val="36"/>
-          </w:rPr>
-        </w:r>
-        <w:r>
-          <w:rPr>
-            <w:noProof/>
-            <w:webHidden/>
-            <w:sz w:val="32"/>
-            <w:szCs w:val="36"/>
-          </w:rPr>
-          <w:fldChar w:fldCharType="separate"/>
-        </w:r>
-        <w:r>
-          <w:rPr>
-            <w:noProof/>
-            <w:webHidden/>
-            <w:sz w:val="32"/>
-            <w:szCs w:val="36"/>
-            <w:cs/>
-          </w:rPr>
-          <w:t>26</w:t>
-        </w:r>
-        <w:r>
-          <w:rPr>
-            <w:noProof/>
-            <w:webHidden/>
-            <w:sz w:val="32"/>
-            <w:szCs w:val="36"/>
-          </w:rPr>
-          <w:fldChar w:fldCharType="end"/>
-        </w:r>
-      </w:hyperlink>
-    </w:p>
-    <w:p>
-      <w:pPr>
-        <w:pStyle w:val="21"/>
-        <w:tabs>
-          <w:tab w:val="right" w:leader="underscore" w:pos="9016"/>
-        </w:tabs>
-        <w:rPr>
-          <w:rFonts w:eastAsiaTheme="minorEastAsia" w:cstheme="minorBidi"/>
-          <w:b w:val="0"/>
-          <w:bCs w:val="0"/>
-          <w:noProof/>
-          <w:sz w:val="32"/>
-          <w:szCs w:val="36"/>
-        </w:rPr>
-      </w:pPr>
-      <w:hyperlink w:anchor="_Toc226336979" w:history="1">
-        <w:r>
-          <w:rPr>
-            <w:rStyle w:val="af4"/>
-            <w:rFonts w:ascii="Angsana New" w:eastAsia="Angsana New" w:hAnsi="Angsana New" w:cs="Angsana New"/>
-            <w:noProof/>
             <w:sz w:val="28"/>
             <w:szCs w:val="32"/>
           </w:rPr>
-          <w:t>6.1 สรุปผล</w:t>
+          <w:t>Workflow)</w:t>
         </w:r>
         <w:r>
           <w:rPr>
@@ -3739,7 +3337,521 @@
             <w:sz w:val="28"/>
             <w:szCs w:val="32"/>
           </w:rPr>
-          <w:instrText xml:space="preserve"> PAGEREF _Toc226336979 \h </w:instrText>
+          <w:instrText xml:space="preserve"> PAGEREF _Toc226364138 \h </w:instrText>
+        </w:r>
+        <w:r>
+          <w:rPr>
+            <w:noProof/>
+            <w:webHidden/>
+            <w:sz w:val="28"/>
+            <w:szCs w:val="32"/>
+          </w:rPr>
+        </w:r>
+        <w:r>
+          <w:rPr>
+            <w:noProof/>
+            <w:webHidden/>
+            <w:sz w:val="28"/>
+            <w:szCs w:val="32"/>
+          </w:rPr>
+          <w:fldChar w:fldCharType="separate"/>
+        </w:r>
+        <w:r>
+          <w:rPr>
+            <w:noProof/>
+            <w:webHidden/>
+            <w:sz w:val="28"/>
+            <w:szCs w:val="32"/>
+            <w:cs/>
+          </w:rPr>
+          <w:t>9</w:t>
+        </w:r>
+        <w:r>
+          <w:rPr>
+            <w:noProof/>
+            <w:webHidden/>
+            <w:sz w:val="28"/>
+            <w:szCs w:val="32"/>
+          </w:rPr>
+          <w:fldChar w:fldCharType="end"/>
+        </w:r>
+      </w:hyperlink>
+    </w:p>
+    <w:p>
+      <w:pPr>
+        <w:pStyle w:val="11"/>
+        <w:tabs>
+          <w:tab w:val="right" w:leader="underscore" w:pos="9016"/>
+        </w:tabs>
+        <w:rPr>
+          <w:rFonts w:eastAsiaTheme="minorEastAsia" w:cstheme="minorBidi"/>
+          <w:b w:val="0"/>
+          <w:bCs w:val="0"/>
+          <w:i w:val="0"/>
+          <w:iCs w:val="0"/>
+          <w:noProof/>
+          <w:sz w:val="28"/>
+          <w:szCs w:val="32"/>
+        </w:rPr>
+      </w:pPr>
+      <w:hyperlink w:anchor="_Toc226364139" w:history="1">
+        <w:r>
+          <w:rPr>
+            <w:rStyle w:val="af4"/>
+            <w:rFonts w:asciiTheme="majorBidi" w:hAnsiTheme="majorBidi"/>
+            <w:noProof/>
+            <w:sz w:val="28"/>
+            <w:szCs w:val="32"/>
+            <w:cs/>
+          </w:rPr>
+          <w:t xml:space="preserve">บทที่ </w:t>
+        </w:r>
+        <w:r>
+          <w:rPr>
+            <w:rStyle w:val="af4"/>
+            <w:rFonts w:asciiTheme="majorBidi" w:hAnsiTheme="majorBidi"/>
+            <w:noProof/>
+            <w:sz w:val="28"/>
+            <w:szCs w:val="32"/>
+          </w:rPr>
+          <w:t xml:space="preserve">4: </w:t>
+        </w:r>
+        <w:r>
+          <w:rPr>
+            <w:rStyle w:val="af4"/>
+            <w:rFonts w:asciiTheme="majorBidi" w:hAnsiTheme="majorBidi"/>
+            <w:noProof/>
+            <w:sz w:val="28"/>
+            <w:szCs w:val="32"/>
+            <w:cs/>
+          </w:rPr>
+          <w:t>กรณีทดสอบและการปฏิบัติการ (</w:t>
+        </w:r>
+        <w:r>
+          <w:rPr>
+            <w:rStyle w:val="af4"/>
+            <w:rFonts w:asciiTheme="majorBidi" w:hAnsiTheme="majorBidi"/>
+            <w:noProof/>
+            <w:sz w:val="28"/>
+            <w:szCs w:val="32"/>
+          </w:rPr>
+          <w:t>Test Cases &amp; Execution)</w:t>
+        </w:r>
+        <w:r>
+          <w:rPr>
+            <w:noProof/>
+            <w:webHidden/>
+            <w:sz w:val="28"/>
+            <w:szCs w:val="32"/>
+          </w:rPr>
+          <w:tab/>
+        </w:r>
+        <w:r>
+          <w:rPr>
+            <w:noProof/>
+            <w:webHidden/>
+            <w:sz w:val="28"/>
+            <w:szCs w:val="32"/>
+          </w:rPr>
+          <w:fldChar w:fldCharType="begin"/>
+        </w:r>
+        <w:r>
+          <w:rPr>
+            <w:noProof/>
+            <w:webHidden/>
+            <w:sz w:val="28"/>
+            <w:szCs w:val="32"/>
+          </w:rPr>
+          <w:instrText xml:space="preserve"> PAGEREF _Toc226364139 \h </w:instrText>
+        </w:r>
+        <w:r>
+          <w:rPr>
+            <w:noProof/>
+            <w:webHidden/>
+            <w:sz w:val="28"/>
+            <w:szCs w:val="32"/>
+          </w:rPr>
+        </w:r>
+        <w:r>
+          <w:rPr>
+            <w:noProof/>
+            <w:webHidden/>
+            <w:sz w:val="28"/>
+            <w:szCs w:val="32"/>
+          </w:rPr>
+          <w:fldChar w:fldCharType="separate"/>
+        </w:r>
+        <w:r>
+          <w:rPr>
+            <w:noProof/>
+            <w:webHidden/>
+            <w:sz w:val="28"/>
+            <w:szCs w:val="32"/>
+            <w:cs/>
+          </w:rPr>
+          <w:t>9</w:t>
+        </w:r>
+        <w:r>
+          <w:rPr>
+            <w:noProof/>
+            <w:webHidden/>
+            <w:sz w:val="28"/>
+            <w:szCs w:val="32"/>
+          </w:rPr>
+          <w:fldChar w:fldCharType="end"/>
+        </w:r>
+      </w:hyperlink>
+    </w:p>
+    <w:p>
+      <w:pPr>
+        <w:pStyle w:val="21"/>
+        <w:tabs>
+          <w:tab w:val="right" w:leader="underscore" w:pos="9016"/>
+        </w:tabs>
+        <w:rPr>
+          <w:rFonts w:eastAsiaTheme="minorEastAsia" w:cstheme="minorBidi"/>
+          <w:b w:val="0"/>
+          <w:bCs w:val="0"/>
+          <w:noProof/>
+          <w:sz w:val="28"/>
+          <w:szCs w:val="32"/>
+        </w:rPr>
+      </w:pPr>
+      <w:hyperlink w:anchor="_Toc226364140" w:history="1">
+        <w:r>
+          <w:rPr>
+            <w:rStyle w:val="af4"/>
+            <w:noProof/>
+            <w:sz w:val="24"/>
+            <w:szCs w:val="28"/>
+            <w:cs/>
+          </w:rPr>
+          <w:t xml:space="preserve">4.1 </w:t>
+        </w:r>
+        <w:r>
+          <w:rPr>
+            <w:rStyle w:val="af4"/>
+            <w:rFonts w:asciiTheme="majorBidi" w:hAnsiTheme="majorBidi"/>
+            <w:noProof/>
+            <w:sz w:val="24"/>
+            <w:szCs w:val="28"/>
+          </w:rPr>
+          <w:t>Manual Exploratory</w:t>
+        </w:r>
+        <w:r>
+          <w:rPr>
+            <w:noProof/>
+            <w:webHidden/>
+            <w:sz w:val="24"/>
+            <w:szCs w:val="28"/>
+          </w:rPr>
+          <w:tab/>
+        </w:r>
+        <w:r>
+          <w:rPr>
+            <w:noProof/>
+            <w:webHidden/>
+            <w:sz w:val="24"/>
+            <w:szCs w:val="28"/>
+          </w:rPr>
+          <w:fldChar w:fldCharType="begin"/>
+        </w:r>
+        <w:r>
+          <w:rPr>
+            <w:noProof/>
+            <w:webHidden/>
+            <w:sz w:val="24"/>
+            <w:szCs w:val="28"/>
+          </w:rPr>
+          <w:instrText xml:space="preserve"> PAGEREF _Toc226364140 \h </w:instrText>
+        </w:r>
+        <w:r>
+          <w:rPr>
+            <w:noProof/>
+            <w:webHidden/>
+            <w:sz w:val="24"/>
+            <w:szCs w:val="28"/>
+          </w:rPr>
+        </w:r>
+        <w:r>
+          <w:rPr>
+            <w:noProof/>
+            <w:webHidden/>
+            <w:sz w:val="24"/>
+            <w:szCs w:val="28"/>
+          </w:rPr>
+          <w:fldChar w:fldCharType="separate"/>
+        </w:r>
+        <w:r>
+          <w:rPr>
+            <w:noProof/>
+            <w:webHidden/>
+            <w:sz w:val="24"/>
+            <w:szCs w:val="28"/>
+            <w:cs/>
+          </w:rPr>
+          <w:t>9</w:t>
+        </w:r>
+        <w:r>
+          <w:rPr>
+            <w:noProof/>
+            <w:webHidden/>
+            <w:sz w:val="24"/>
+            <w:szCs w:val="28"/>
+          </w:rPr>
+          <w:fldChar w:fldCharType="end"/>
+        </w:r>
+      </w:hyperlink>
+    </w:p>
+    <w:p>
+      <w:pPr>
+        <w:pStyle w:val="21"/>
+        <w:tabs>
+          <w:tab w:val="right" w:leader="underscore" w:pos="9016"/>
+        </w:tabs>
+        <w:rPr>
+          <w:rFonts w:eastAsiaTheme="minorEastAsia" w:cstheme="minorBidi"/>
+          <w:b w:val="0"/>
+          <w:bCs w:val="0"/>
+          <w:noProof/>
+          <w:sz w:val="28"/>
+          <w:szCs w:val="32"/>
+        </w:rPr>
+      </w:pPr>
+      <w:hyperlink w:anchor="_Toc226364141" w:history="1">
+        <w:r>
+          <w:rPr>
+            <w:rStyle w:val="af4"/>
+            <w:rFonts w:asciiTheme="majorBidi" w:hAnsiTheme="majorBidi"/>
+            <w:noProof/>
+            <w:sz w:val="24"/>
+            <w:szCs w:val="28"/>
+            <w:cs/>
+          </w:rPr>
+          <w:t xml:space="preserve">4.2 </w:t>
+        </w:r>
+        <w:r>
+          <w:rPr>
+            <w:rStyle w:val="af4"/>
+            <w:rFonts w:asciiTheme="majorBidi" w:hAnsiTheme="majorBidi"/>
+            <w:noProof/>
+            <w:sz w:val="24"/>
+            <w:szCs w:val="28"/>
+          </w:rPr>
+          <w:t>Playwright</w:t>
+        </w:r>
+        <w:r>
+          <w:rPr>
+            <w:noProof/>
+            <w:webHidden/>
+            <w:sz w:val="24"/>
+            <w:szCs w:val="28"/>
+          </w:rPr>
+          <w:tab/>
+        </w:r>
+        <w:r>
+          <w:rPr>
+            <w:noProof/>
+            <w:webHidden/>
+            <w:sz w:val="24"/>
+            <w:szCs w:val="28"/>
+          </w:rPr>
+          <w:fldChar w:fldCharType="begin"/>
+        </w:r>
+        <w:r>
+          <w:rPr>
+            <w:noProof/>
+            <w:webHidden/>
+            <w:sz w:val="24"/>
+            <w:szCs w:val="28"/>
+          </w:rPr>
+          <w:instrText xml:space="preserve"> PAGEREF _Toc226364141 \h </w:instrText>
+        </w:r>
+        <w:r>
+          <w:rPr>
+            <w:noProof/>
+            <w:webHidden/>
+            <w:sz w:val="24"/>
+            <w:szCs w:val="28"/>
+          </w:rPr>
+        </w:r>
+        <w:r>
+          <w:rPr>
+            <w:noProof/>
+            <w:webHidden/>
+            <w:sz w:val="24"/>
+            <w:szCs w:val="28"/>
+          </w:rPr>
+          <w:fldChar w:fldCharType="separate"/>
+        </w:r>
+        <w:r>
+          <w:rPr>
+            <w:noProof/>
+            <w:webHidden/>
+            <w:sz w:val="24"/>
+            <w:szCs w:val="28"/>
+            <w:cs/>
+          </w:rPr>
+          <w:t>19</w:t>
+        </w:r>
+        <w:r>
+          <w:rPr>
+            <w:noProof/>
+            <w:webHidden/>
+            <w:sz w:val="24"/>
+            <w:szCs w:val="28"/>
+          </w:rPr>
+          <w:fldChar w:fldCharType="end"/>
+        </w:r>
+      </w:hyperlink>
+    </w:p>
+    <w:p>
+      <w:pPr>
+        <w:pStyle w:val="11"/>
+        <w:tabs>
+          <w:tab w:val="right" w:leader="underscore" w:pos="9016"/>
+        </w:tabs>
+        <w:rPr>
+          <w:rFonts w:eastAsiaTheme="minorEastAsia" w:cstheme="minorBidi"/>
+          <w:b w:val="0"/>
+          <w:bCs w:val="0"/>
+          <w:i w:val="0"/>
+          <w:iCs w:val="0"/>
+          <w:noProof/>
+          <w:sz w:val="28"/>
+          <w:szCs w:val="32"/>
+        </w:rPr>
+      </w:pPr>
+      <w:hyperlink w:anchor="_Toc226364142" w:history="1">
+        <w:r>
+          <w:rPr>
+            <w:rStyle w:val="af4"/>
+            <w:rFonts w:ascii="Angsana New" w:eastAsia="Angsana New" w:hAnsi="Angsana New" w:cs="Angsana New"/>
+            <w:noProof/>
+            <w:sz w:val="28"/>
+            <w:szCs w:val="32"/>
+          </w:rPr>
+          <w:t>บทที่ 5: รายงานข้อผิดพลาด (Bug Reports)</w:t>
+        </w:r>
+        <w:r>
+          <w:rPr>
+            <w:noProof/>
+            <w:webHidden/>
+            <w:sz w:val="28"/>
+            <w:szCs w:val="32"/>
+          </w:rPr>
+          <w:tab/>
+        </w:r>
+        <w:r>
+          <w:rPr>
+            <w:noProof/>
+            <w:webHidden/>
+            <w:sz w:val="28"/>
+            <w:szCs w:val="32"/>
+          </w:rPr>
+          <w:fldChar w:fldCharType="begin"/>
+        </w:r>
+        <w:r>
+          <w:rPr>
+            <w:noProof/>
+            <w:webHidden/>
+            <w:sz w:val="28"/>
+            <w:szCs w:val="32"/>
+          </w:rPr>
+          <w:instrText xml:space="preserve"> PAGEREF _Toc226364142 \h </w:instrText>
+        </w:r>
+        <w:r>
+          <w:rPr>
+            <w:noProof/>
+            <w:webHidden/>
+            <w:sz w:val="28"/>
+            <w:szCs w:val="32"/>
+          </w:rPr>
+        </w:r>
+        <w:r>
+          <w:rPr>
+            <w:noProof/>
+            <w:webHidden/>
+            <w:sz w:val="28"/>
+            <w:szCs w:val="32"/>
+          </w:rPr>
+          <w:fldChar w:fldCharType="separate"/>
+        </w:r>
+        <w:r>
+          <w:rPr>
+            <w:noProof/>
+            <w:webHidden/>
+            <w:sz w:val="28"/>
+            <w:szCs w:val="32"/>
+            <w:cs/>
+          </w:rPr>
+          <w:t>19</w:t>
+        </w:r>
+        <w:r>
+          <w:rPr>
+            <w:noProof/>
+            <w:webHidden/>
+            <w:sz w:val="28"/>
+            <w:szCs w:val="32"/>
+          </w:rPr>
+          <w:fldChar w:fldCharType="end"/>
+        </w:r>
+      </w:hyperlink>
+    </w:p>
+    <w:p>
+      <w:pPr>
+        <w:pStyle w:val="11"/>
+        <w:tabs>
+          <w:tab w:val="right" w:leader="underscore" w:pos="9016"/>
+        </w:tabs>
+        <w:rPr>
+          <w:rFonts w:eastAsiaTheme="minorEastAsia" w:cstheme="minorBidi"/>
+          <w:b w:val="0"/>
+          <w:bCs w:val="0"/>
+          <w:i w:val="0"/>
+          <w:iCs w:val="0"/>
+          <w:noProof/>
+          <w:sz w:val="28"/>
+          <w:szCs w:val="32"/>
+        </w:rPr>
+      </w:pPr>
+      <w:hyperlink w:anchor="_Toc226364143" w:history="1">
+        <w:r>
+          <w:rPr>
+            <w:rStyle w:val="af4"/>
+            <w:rFonts w:ascii="Angsana New" w:eastAsia="Angsana New" w:hAnsi="Angsana New" w:cs="Angsana New"/>
+            <w:noProof/>
+            <w:sz w:val="28"/>
+            <w:szCs w:val="32"/>
+          </w:rPr>
+          <w:t>บทที่ 6: การวิเคราะห์และเมตริกส์ (Metrics &amp; Analysis)</w:t>
+        </w:r>
+        <w:r>
+          <w:rPr>
+            <w:noProof/>
+            <w:webHidden/>
+            <w:sz w:val="28"/>
+            <w:szCs w:val="32"/>
+          </w:rPr>
+          <w:tab/>
+        </w:r>
+        <w:r>
+          <w:rPr>
+            <w:noProof/>
+            <w:webHidden/>
+            <w:sz w:val="28"/>
+            <w:szCs w:val="32"/>
+          </w:rPr>
+          <w:fldChar w:fldCharType="begin"/>
+        </w:r>
+        <w:r>
+          <w:rPr>
+            <w:noProof/>
+            <w:webHidden/>
+            <w:sz w:val="28"/>
+            <w:szCs w:val="32"/>
+          </w:rPr>
+          <w:instrText xml:space="preserve"> PAGEREF _Toc226364143 \h </w:instrText>
         </w:r>
         <w:r>
           <w:rPr>
@@ -3790,11 +3902,286 @@
           <w:b w:val="0"/>
           <w:bCs w:val="0"/>
           <w:noProof/>
-          <w:sz w:val="32"/>
-          <w:szCs w:val="36"/>
-        </w:rPr>
-      </w:pPr>
-      <w:hyperlink w:anchor="_Toc226336980" w:history="1">
+          <w:sz w:val="28"/>
+          <w:szCs w:val="32"/>
+        </w:rPr>
+      </w:pPr>
+      <w:hyperlink w:anchor="_Toc226364144" w:history="1">
+        <w:r>
+          <w:rPr>
+            <w:rStyle w:val="af4"/>
+            <w:rFonts w:ascii="Angsana New" w:eastAsia="Angsana New" w:hAnsi="Angsana New" w:cs="Angsana New"/>
+            <w:noProof/>
+            <w:sz w:val="24"/>
+            <w:szCs w:val="28"/>
+          </w:rPr>
+          <w:t>6.1 สรุปผล</w:t>
+        </w:r>
+        <w:r>
+          <w:rPr>
+            <w:noProof/>
+            <w:webHidden/>
+            <w:sz w:val="24"/>
+            <w:szCs w:val="28"/>
+          </w:rPr>
+          <w:tab/>
+        </w:r>
+        <w:r>
+          <w:rPr>
+            <w:noProof/>
+            <w:webHidden/>
+            <w:sz w:val="24"/>
+            <w:szCs w:val="28"/>
+          </w:rPr>
+          <w:fldChar w:fldCharType="begin"/>
+        </w:r>
+        <w:r>
+          <w:rPr>
+            <w:noProof/>
+            <w:webHidden/>
+            <w:sz w:val="24"/>
+            <w:szCs w:val="28"/>
+          </w:rPr>
+          <w:instrText xml:space="preserve"> PAGEREF _Toc226364144 \h </w:instrText>
+        </w:r>
+        <w:r>
+          <w:rPr>
+            <w:noProof/>
+            <w:webHidden/>
+            <w:sz w:val="24"/>
+            <w:szCs w:val="28"/>
+          </w:rPr>
+        </w:r>
+        <w:r>
+          <w:rPr>
+            <w:noProof/>
+            <w:webHidden/>
+            <w:sz w:val="24"/>
+            <w:szCs w:val="28"/>
+          </w:rPr>
+          <w:fldChar w:fldCharType="separate"/>
+        </w:r>
+        <w:r>
+          <w:rPr>
+            <w:noProof/>
+            <w:webHidden/>
+            <w:sz w:val="24"/>
+            <w:szCs w:val="28"/>
+            <w:cs/>
+          </w:rPr>
+          <w:t>26</w:t>
+        </w:r>
+        <w:r>
+          <w:rPr>
+            <w:noProof/>
+            <w:webHidden/>
+            <w:sz w:val="24"/>
+            <w:szCs w:val="28"/>
+          </w:rPr>
+          <w:fldChar w:fldCharType="end"/>
+        </w:r>
+      </w:hyperlink>
+    </w:p>
+    <w:p>
+      <w:pPr>
+        <w:pStyle w:val="21"/>
+        <w:tabs>
+          <w:tab w:val="right" w:leader="underscore" w:pos="9016"/>
+        </w:tabs>
+        <w:rPr>
+          <w:rFonts w:eastAsiaTheme="minorEastAsia" w:cstheme="minorBidi"/>
+          <w:b w:val="0"/>
+          <w:bCs w:val="0"/>
+          <w:noProof/>
+          <w:sz w:val="28"/>
+          <w:szCs w:val="32"/>
+        </w:rPr>
+      </w:pPr>
+      <w:hyperlink w:anchor="_Toc226364145" w:history="1">
+        <w:r>
+          <w:rPr>
+            <w:rStyle w:val="af4"/>
+            <w:rFonts w:ascii="Angsana New" w:eastAsia="Angsana New" w:hAnsi="Angsana New" w:cs="Angsana New"/>
+            <w:noProof/>
+            <w:sz w:val="24"/>
+            <w:szCs w:val="28"/>
+          </w:rPr>
+          <w:t>6.2 เมตริกส์สำคัญ:</w:t>
+        </w:r>
+        <w:r>
+          <w:rPr>
+            <w:noProof/>
+            <w:webHidden/>
+            <w:sz w:val="24"/>
+            <w:szCs w:val="28"/>
+          </w:rPr>
+          <w:tab/>
+        </w:r>
+        <w:r>
+          <w:rPr>
+            <w:noProof/>
+            <w:webHidden/>
+            <w:sz w:val="24"/>
+            <w:szCs w:val="28"/>
+          </w:rPr>
+          <w:fldChar w:fldCharType="begin"/>
+        </w:r>
+        <w:r>
+          <w:rPr>
+            <w:noProof/>
+            <w:webHidden/>
+            <w:sz w:val="24"/>
+            <w:szCs w:val="28"/>
+          </w:rPr>
+          <w:instrText xml:space="preserve"> PAGEREF _Toc226364145 \h </w:instrText>
+        </w:r>
+        <w:r>
+          <w:rPr>
+            <w:noProof/>
+            <w:webHidden/>
+            <w:sz w:val="24"/>
+            <w:szCs w:val="28"/>
+          </w:rPr>
+        </w:r>
+        <w:r>
+          <w:rPr>
+            <w:noProof/>
+            <w:webHidden/>
+            <w:sz w:val="24"/>
+            <w:szCs w:val="28"/>
+          </w:rPr>
+          <w:fldChar w:fldCharType="separate"/>
+        </w:r>
+        <w:r>
+          <w:rPr>
+            <w:noProof/>
+            <w:webHidden/>
+            <w:sz w:val="24"/>
+            <w:szCs w:val="28"/>
+            <w:cs/>
+          </w:rPr>
+          <w:t>27</w:t>
+        </w:r>
+        <w:r>
+          <w:rPr>
+            <w:noProof/>
+            <w:webHidden/>
+            <w:sz w:val="24"/>
+            <w:szCs w:val="28"/>
+          </w:rPr>
+          <w:fldChar w:fldCharType="end"/>
+        </w:r>
+      </w:hyperlink>
+    </w:p>
+    <w:p>
+      <w:pPr>
+        <w:pStyle w:val="21"/>
+        <w:tabs>
+          <w:tab w:val="right" w:leader="underscore" w:pos="9016"/>
+        </w:tabs>
+        <w:rPr>
+          <w:rFonts w:eastAsiaTheme="minorEastAsia" w:cstheme="minorBidi"/>
+          <w:b w:val="0"/>
+          <w:bCs w:val="0"/>
+          <w:noProof/>
+          <w:sz w:val="28"/>
+          <w:szCs w:val="32"/>
+        </w:rPr>
+      </w:pPr>
+      <w:hyperlink w:anchor="_Toc226364146" w:history="1">
+        <w:r>
+          <w:rPr>
+            <w:rStyle w:val="af4"/>
+            <w:rFonts w:ascii="Angsana New" w:eastAsia="Angsana New" w:hAnsi="Angsana New" w:cs="Angsana New"/>
+            <w:noProof/>
+            <w:sz w:val="24"/>
+            <w:szCs w:val="28"/>
+          </w:rPr>
+          <w:t>6.3 การวิเคราะห์คุณภาพตามมาตรฐาน ISO 25010</w:t>
+        </w:r>
+        <w:r>
+          <w:rPr>
+            <w:noProof/>
+            <w:webHidden/>
+            <w:sz w:val="24"/>
+            <w:szCs w:val="28"/>
+          </w:rPr>
+          <w:tab/>
+        </w:r>
+        <w:r>
+          <w:rPr>
+            <w:noProof/>
+            <w:webHidden/>
+            <w:sz w:val="24"/>
+            <w:szCs w:val="28"/>
+          </w:rPr>
+          <w:fldChar w:fldCharType="begin"/>
+        </w:r>
+        <w:r>
+          <w:rPr>
+            <w:noProof/>
+            <w:webHidden/>
+            <w:sz w:val="24"/>
+            <w:szCs w:val="28"/>
+          </w:rPr>
+          <w:instrText xml:space="preserve"> PAGEREF _Toc226364146 \h </w:instrText>
+        </w:r>
+        <w:r>
+          <w:rPr>
+            <w:noProof/>
+            <w:webHidden/>
+            <w:sz w:val="24"/>
+            <w:szCs w:val="28"/>
+          </w:rPr>
+        </w:r>
+        <w:r>
+          <w:rPr>
+            <w:noProof/>
+            <w:webHidden/>
+            <w:sz w:val="24"/>
+            <w:szCs w:val="28"/>
+          </w:rPr>
+          <w:fldChar w:fldCharType="separate"/>
+        </w:r>
+        <w:r>
+          <w:rPr>
+            <w:noProof/>
+            <w:webHidden/>
+            <w:sz w:val="24"/>
+            <w:szCs w:val="28"/>
+            <w:cs/>
+          </w:rPr>
+          <w:t>28</w:t>
+        </w:r>
+        <w:r>
+          <w:rPr>
+            <w:noProof/>
+            <w:webHidden/>
+            <w:sz w:val="24"/>
+            <w:szCs w:val="28"/>
+          </w:rPr>
+          <w:fldChar w:fldCharType="end"/>
+        </w:r>
+      </w:hyperlink>
+    </w:p>
+    <w:p>
+      <w:pPr>
+        <w:pStyle w:val="11"/>
+        <w:tabs>
+          <w:tab w:val="right" w:leader="underscore" w:pos="9016"/>
+        </w:tabs>
+        <w:rPr>
+          <w:rFonts w:eastAsiaTheme="minorEastAsia" w:cstheme="minorBidi"/>
+          <w:b w:val="0"/>
+          <w:bCs w:val="0"/>
+          <w:i w:val="0"/>
+          <w:iCs w:val="0"/>
+          <w:noProof/>
+          <w:sz w:val="28"/>
+          <w:szCs w:val="32"/>
+        </w:rPr>
+      </w:pPr>
+      <w:hyperlink w:anchor="_Toc226364147" w:history="1">
         <w:r>
           <w:rPr>
             <w:rStyle w:val="af4"/>
@@ -3803,7 +4190,7 @@
             <w:sz w:val="28"/>
             <w:szCs w:val="32"/>
           </w:rPr>
-          <w:t>6.2 เมตริกส์สำคัญ:</w:t>
+          <w:t>บทที่ 7: สรุปผลและข้อเสนอแนะ (Conclusion &amp; Recommendations)</w:t>
         </w:r>
         <w:r>
           <w:rPr>
@@ -3830,282 +4217,7 @@
             <w:sz w:val="28"/>
             <w:szCs w:val="32"/>
           </w:rPr>
-          <w:instrText xml:space="preserve"> PAGEREF _Toc226336980 \h </w:instrText>
-        </w:r>
-        <w:r>
-          <w:rPr>
-            <w:noProof/>
-            <w:webHidden/>
-            <w:sz w:val="28"/>
-            <w:szCs w:val="32"/>
-          </w:rPr>
-        </w:r>
-        <w:r>
-          <w:rPr>
-            <w:noProof/>
-            <w:webHidden/>
-            <w:sz w:val="28"/>
-            <w:szCs w:val="32"/>
-          </w:rPr>
-          <w:fldChar w:fldCharType="separate"/>
-        </w:r>
-        <w:r>
-          <w:rPr>
-            <w:noProof/>
-            <w:webHidden/>
-            <w:sz w:val="28"/>
-            <w:szCs w:val="32"/>
-            <w:cs/>
-          </w:rPr>
-          <w:t>27</w:t>
-        </w:r>
-        <w:r>
-          <w:rPr>
-            <w:noProof/>
-            <w:webHidden/>
-            <w:sz w:val="28"/>
-            <w:szCs w:val="32"/>
-          </w:rPr>
-          <w:fldChar w:fldCharType="end"/>
-        </w:r>
-      </w:hyperlink>
-    </w:p>
-    <w:p>
-      <w:pPr>
-        <w:pStyle w:val="21"/>
-        <w:tabs>
-          <w:tab w:val="right" w:leader="underscore" w:pos="9016"/>
-        </w:tabs>
-        <w:rPr>
-          <w:rFonts w:eastAsiaTheme="minorEastAsia" w:cstheme="minorBidi"/>
-          <w:b w:val="0"/>
-          <w:bCs w:val="0"/>
-          <w:noProof/>
-          <w:sz w:val="32"/>
-          <w:szCs w:val="36"/>
-        </w:rPr>
-      </w:pPr>
-      <w:hyperlink w:anchor="_Toc226336981" w:history="1">
-        <w:r>
-          <w:rPr>
-            <w:rStyle w:val="af4"/>
-            <w:rFonts w:ascii="Angsana New" w:eastAsia="Angsana New" w:hAnsi="Angsana New" w:cs="Angsana New"/>
-            <w:noProof/>
-            <w:sz w:val="28"/>
-            <w:szCs w:val="32"/>
-          </w:rPr>
-          <w:t>6.3 การวิเคราะห์คุณภาพตามมาตรฐาน ISO 25010</w:t>
-        </w:r>
-        <w:r>
-          <w:rPr>
-            <w:noProof/>
-            <w:webHidden/>
-            <w:sz w:val="28"/>
-            <w:szCs w:val="32"/>
-          </w:rPr>
-          <w:tab/>
-        </w:r>
-        <w:r>
-          <w:rPr>
-            <w:noProof/>
-            <w:webHidden/>
-            <w:sz w:val="28"/>
-            <w:szCs w:val="32"/>
-          </w:rPr>
-          <w:fldChar w:fldCharType="begin"/>
-        </w:r>
-        <w:r>
-          <w:rPr>
-            <w:noProof/>
-            <w:webHidden/>
-            <w:sz w:val="28"/>
-            <w:szCs w:val="32"/>
-          </w:rPr>
-          <w:instrText xml:space="preserve"> PAGEREF _Toc226336981 \h </w:instrText>
-        </w:r>
-        <w:r>
-          <w:rPr>
-            <w:noProof/>
-            <w:webHidden/>
-            <w:sz w:val="28"/>
-            <w:szCs w:val="32"/>
-          </w:rPr>
-        </w:r>
-        <w:r>
-          <w:rPr>
-            <w:noProof/>
-            <w:webHidden/>
-            <w:sz w:val="28"/>
-            <w:szCs w:val="32"/>
-          </w:rPr>
-          <w:fldChar w:fldCharType="separate"/>
-        </w:r>
-        <w:r>
-          <w:rPr>
-            <w:noProof/>
-            <w:webHidden/>
-            <w:sz w:val="28"/>
-            <w:szCs w:val="32"/>
-            <w:cs/>
-          </w:rPr>
-          <w:t>28</w:t>
-        </w:r>
-        <w:r>
-          <w:rPr>
-            <w:noProof/>
-            <w:webHidden/>
-            <w:sz w:val="28"/>
-            <w:szCs w:val="32"/>
-          </w:rPr>
-          <w:fldChar w:fldCharType="end"/>
-        </w:r>
-      </w:hyperlink>
-    </w:p>
-    <w:p>
-      <w:pPr>
-        <w:pStyle w:val="11"/>
-        <w:tabs>
-          <w:tab w:val="right" w:leader="underscore" w:pos="9016"/>
-        </w:tabs>
-        <w:rPr>
-          <w:rFonts w:eastAsiaTheme="minorEastAsia" w:cstheme="minorBidi"/>
-          <w:b w:val="0"/>
-          <w:bCs w:val="0"/>
-          <w:i w:val="0"/>
-          <w:iCs w:val="0"/>
-          <w:noProof/>
-          <w:sz w:val="32"/>
-          <w:szCs w:val="36"/>
-        </w:rPr>
-      </w:pPr>
-      <w:hyperlink w:anchor="_Toc226336982" w:history="1">
-        <w:r>
-          <w:rPr>
-            <w:rStyle w:val="af4"/>
-            <w:rFonts w:ascii="Angsana New" w:eastAsia="Angsana New" w:hAnsi="Angsana New" w:cs="Angsana New"/>
-            <w:noProof/>
-            <w:sz w:val="32"/>
-            <w:szCs w:val="36"/>
-          </w:rPr>
-          <w:t>บทที่ 7: สรุปผลและข้อเสนอแนะ (Conclusion &amp; Recommendations)</w:t>
-        </w:r>
-        <w:r>
-          <w:rPr>
-            <w:noProof/>
-            <w:webHidden/>
-            <w:sz w:val="32"/>
-            <w:szCs w:val="36"/>
-          </w:rPr>
-          <w:tab/>
-        </w:r>
-        <w:r>
-          <w:rPr>
-            <w:noProof/>
-            <w:webHidden/>
-            <w:sz w:val="32"/>
-            <w:szCs w:val="36"/>
-          </w:rPr>
-          <w:fldChar w:fldCharType="begin"/>
-        </w:r>
-        <w:r>
-          <w:rPr>
-            <w:noProof/>
-            <w:webHidden/>
-            <w:sz w:val="32"/>
-            <w:szCs w:val="36"/>
-          </w:rPr>
-          <w:instrText xml:space="preserve"> PAGEREF _Toc226336982 \h </w:instrText>
-        </w:r>
-        <w:r>
-          <w:rPr>
-            <w:noProof/>
-            <w:webHidden/>
-            <w:sz w:val="32"/>
-            <w:szCs w:val="36"/>
-          </w:rPr>
-        </w:r>
-        <w:r>
-          <w:rPr>
-            <w:noProof/>
-            <w:webHidden/>
-            <w:sz w:val="32"/>
-            <w:szCs w:val="36"/>
-          </w:rPr>
-          <w:fldChar w:fldCharType="separate"/>
-        </w:r>
-        <w:r>
-          <w:rPr>
-            <w:noProof/>
-            <w:webHidden/>
-            <w:sz w:val="32"/>
-            <w:szCs w:val="36"/>
-            <w:cs/>
-          </w:rPr>
-          <w:t>29</w:t>
-        </w:r>
-        <w:r>
-          <w:rPr>
-            <w:noProof/>
-            <w:webHidden/>
-            <w:sz w:val="32"/>
-            <w:szCs w:val="36"/>
-          </w:rPr>
-          <w:fldChar w:fldCharType="end"/>
-        </w:r>
-      </w:hyperlink>
-    </w:p>
-    <w:p>
-      <w:pPr>
-        <w:pStyle w:val="21"/>
-        <w:tabs>
-          <w:tab w:val="right" w:leader="underscore" w:pos="9016"/>
-        </w:tabs>
-        <w:rPr>
-          <w:rFonts w:eastAsiaTheme="minorEastAsia" w:cstheme="minorBidi"/>
-          <w:b w:val="0"/>
-          <w:bCs w:val="0"/>
-          <w:noProof/>
-          <w:sz w:val="32"/>
-          <w:szCs w:val="36"/>
-        </w:rPr>
-      </w:pPr>
-      <w:hyperlink w:anchor="_Toc226336983" w:history="1">
-        <w:r>
-          <w:rPr>
-            <w:rStyle w:val="af4"/>
-            <w:rFonts w:ascii="Angsana New" w:eastAsia="Angsana New" w:hAnsi="Angsana New" w:cs="Angsana New"/>
-            <w:noProof/>
-            <w:sz w:val="28"/>
-            <w:szCs w:val="32"/>
-          </w:rPr>
-          <w:t>7.1 สรุปภาพรวม</w:t>
-        </w:r>
-        <w:r>
-          <w:rPr>
-            <w:noProof/>
-            <w:webHidden/>
-            <w:sz w:val="28"/>
-            <w:szCs w:val="32"/>
-          </w:rPr>
-          <w:tab/>
-        </w:r>
-        <w:r>
-          <w:rPr>
-            <w:noProof/>
-            <w:webHidden/>
-            <w:sz w:val="28"/>
-            <w:szCs w:val="32"/>
-          </w:rPr>
-          <w:fldChar w:fldCharType="begin"/>
-        </w:r>
-        <w:r>
-          <w:rPr>
-            <w:noProof/>
-            <w:webHidden/>
-            <w:sz w:val="28"/>
-            <w:szCs w:val="32"/>
-          </w:rPr>
-          <w:instrText xml:space="preserve"> PAGEREF _Toc226336983 \h </w:instrText>
+          <w:instrText xml:space="preserve"> PAGEREF _Toc226364147 \h </w:instrText>
         </w:r>
         <w:r>
           <w:rPr>
@@ -4156,18 +4268,109 @@
           <w:b w:val="0"/>
           <w:bCs w:val="0"/>
           <w:noProof/>
-          <w:sz w:val="32"/>
-          <w:szCs w:val="36"/>
-        </w:rPr>
-      </w:pPr>
-      <w:hyperlink w:anchor="_Toc226336984" w:history="1">
+          <w:sz w:val="28"/>
+          <w:szCs w:val="32"/>
+        </w:rPr>
+      </w:pPr>
+      <w:hyperlink w:anchor="_Toc226364148" w:history="1">
         <w:r>
           <w:rPr>
             <w:rStyle w:val="af4"/>
             <w:rFonts w:ascii="Angsana New" w:eastAsia="Angsana New" w:hAnsi="Angsana New" w:cs="Angsana New"/>
             <w:noProof/>
-            <w:sz w:val="28"/>
-            <w:szCs w:val="32"/>
+            <w:sz w:val="24"/>
+            <w:szCs w:val="28"/>
+          </w:rPr>
+          <w:t>7.1 สรุปภาพรวม</w:t>
+        </w:r>
+        <w:r>
+          <w:rPr>
+            <w:noProof/>
+            <w:webHidden/>
+            <w:sz w:val="24"/>
+            <w:szCs w:val="28"/>
+          </w:rPr>
+          <w:tab/>
+        </w:r>
+        <w:r>
+          <w:rPr>
+            <w:noProof/>
+            <w:webHidden/>
+            <w:sz w:val="24"/>
+            <w:szCs w:val="28"/>
+          </w:rPr>
+          <w:fldChar w:fldCharType="begin"/>
+        </w:r>
+        <w:r>
+          <w:rPr>
+            <w:noProof/>
+            <w:webHidden/>
+            <w:sz w:val="24"/>
+            <w:szCs w:val="28"/>
+          </w:rPr>
+          <w:instrText xml:space="preserve"> PAGEREF _Toc226364148 \h </w:instrText>
+        </w:r>
+        <w:r>
+          <w:rPr>
+            <w:noProof/>
+            <w:webHidden/>
+            <w:sz w:val="24"/>
+            <w:szCs w:val="28"/>
+          </w:rPr>
+        </w:r>
+        <w:r>
+          <w:rPr>
+            <w:noProof/>
+            <w:webHidden/>
+            <w:sz w:val="24"/>
+            <w:szCs w:val="28"/>
+          </w:rPr>
+          <w:fldChar w:fldCharType="separate"/>
+        </w:r>
+        <w:r>
+          <w:rPr>
+            <w:noProof/>
+            <w:webHidden/>
+            <w:sz w:val="24"/>
+            <w:szCs w:val="28"/>
+            <w:cs/>
+          </w:rPr>
+          <w:t>29</w:t>
+        </w:r>
+        <w:r>
+          <w:rPr>
+            <w:noProof/>
+            <w:webHidden/>
+            <w:sz w:val="24"/>
+            <w:szCs w:val="28"/>
+          </w:rPr>
+          <w:fldChar w:fldCharType="end"/>
+        </w:r>
+      </w:hyperlink>
+    </w:p>
+    <w:p>
+      <w:pPr>
+        <w:pStyle w:val="21"/>
+        <w:tabs>
+          <w:tab w:val="right" w:leader="underscore" w:pos="9016"/>
+        </w:tabs>
+        <w:rPr>
+          <w:rFonts w:eastAsiaTheme="minorEastAsia" w:cstheme="minorBidi"/>
+          <w:b w:val="0"/>
+          <w:bCs w:val="0"/>
+          <w:noProof/>
+          <w:sz w:val="28"/>
+          <w:szCs w:val="32"/>
+        </w:rPr>
+      </w:pPr>
+      <w:hyperlink w:anchor="_Toc226364149" w:history="1">
+        <w:r>
+          <w:rPr>
+            <w:rStyle w:val="af4"/>
+            <w:rFonts w:ascii="Angsana New" w:eastAsia="Angsana New" w:hAnsi="Angsana New" w:cs="Angsana New"/>
+            <w:noProof/>
+            <w:sz w:val="24"/>
+            <w:szCs w:val="28"/>
           </w:rPr>
           <w:t>7.2 ข้อเสนอแนะเพื่อการพัฒนา</w:t>
         </w:r>
@@ -4175,8 +4378,8 @@
           <w:rPr>
             <w:noProof/>
             <w:webHidden/>
-            <w:sz w:val="28"/>
-            <w:szCs w:val="32"/>
+            <w:sz w:val="24"/>
+            <w:szCs w:val="28"/>
           </w:rPr>
           <w:tab/>
         </w:r>
@@ -4184,8 +4387,8 @@
           <w:rPr>
             <w:noProof/>
             <w:webHidden/>
-            <w:sz w:val="28"/>
-            <w:szCs w:val="32"/>
+            <w:sz w:val="24"/>
+            <w:szCs w:val="28"/>
           </w:rPr>
           <w:fldChar w:fldCharType="begin"/>
         </w:r>
@@ -4193,25 +4396,25 @@
           <w:rPr>
             <w:noProof/>
             <w:webHidden/>
-            <w:sz w:val="28"/>
-            <w:szCs w:val="32"/>
+            <w:sz w:val="24"/>
+            <w:szCs w:val="28"/>
           </w:rPr>
-          <w:instrText xml:space="preserve"> PAGEREF _Toc226336984 \h </w:instrText>
+          <w:instrText xml:space="preserve"> PAGEREF _Toc226364149 \h </w:instrText>
         </w:r>
         <w:r>
           <w:rPr>
             <w:noProof/>
             <w:webHidden/>
-            <w:sz w:val="28"/>
-            <w:szCs w:val="32"/>
+            <w:sz w:val="24"/>
+            <w:szCs w:val="28"/>
           </w:rPr>
         </w:r>
         <w:r>
           <w:rPr>
             <w:noProof/>
             <w:webHidden/>
-            <w:sz w:val="28"/>
-            <w:szCs w:val="32"/>
+            <w:sz w:val="24"/>
+            <w:szCs w:val="28"/>
           </w:rPr>
           <w:fldChar w:fldCharType="separate"/>
         </w:r>
@@ -4219,8 +4422,8 @@
           <w:rPr>
             <w:noProof/>
             <w:webHidden/>
-            <w:sz w:val="28"/>
-            <w:szCs w:val="32"/>
+            <w:sz w:val="24"/>
+            <w:szCs w:val="28"/>
             <w:cs/>
           </w:rPr>
           <w:t>30</w:t>
@@ -4229,8 +4432,8 @@
           <w:rPr>
             <w:noProof/>
             <w:webHidden/>
-            <w:sz w:val="28"/>
-            <w:szCs w:val="32"/>
+            <w:sz w:val="24"/>
+            <w:szCs w:val="28"/>
           </w:rPr>
           <w:fldChar w:fldCharType="end"/>
         </w:r>
@@ -4280,7 +4483,7 @@
           <w:szCs w:val="32"/>
         </w:rPr>
       </w:pPr>
-      <w:bookmarkStart w:id="2" w:name="_Toc226336959"/>
+      <w:bookmarkStart w:id="2" w:name="_Toc226364122"/>
       <w:r>
         <w:rPr>
           <w:rFonts w:asciiTheme="majorBidi" w:hAnsiTheme="majorBidi"/>
@@ -4338,7 +4541,7 @@
           <w:szCs w:val="36"/>
         </w:rPr>
       </w:pPr>
-      <w:bookmarkStart w:id="3" w:name="_Toc226336960"/>
+      <w:bookmarkStart w:id="3" w:name="_Toc226364123"/>
       <w:r>
         <w:rPr>
           <w:rFonts w:asciiTheme="majorBidi" w:hAnsiTheme="majorBidi"/>
@@ -4578,7 +4781,7 @@
           <w:szCs w:val="36"/>
         </w:rPr>
       </w:pPr>
-      <w:bookmarkStart w:id="4" w:name="_Toc226336961"/>
+      <w:bookmarkStart w:id="4" w:name="_Toc226364124"/>
       <w:r>
         <w:rPr>
           <w:rFonts w:asciiTheme="majorBidi" w:hAnsiTheme="majorBidi"/>
@@ -4853,7 +5056,7 @@
           <w:szCs w:val="36"/>
         </w:rPr>
       </w:pPr>
-      <w:bookmarkStart w:id="5" w:name="_Toc226336962"/>
+      <w:bookmarkStart w:id="5" w:name="_Toc226364125"/>
       <w:r>
         <w:rPr>
           <w:rFonts w:asciiTheme="majorBidi" w:hAnsiTheme="majorBidi"/>
@@ -5182,7 +5385,7 @@
           <w:szCs w:val="36"/>
         </w:rPr>
       </w:pPr>
-      <w:bookmarkStart w:id="6" w:name="_Toc226336963"/>
+      <w:bookmarkStart w:id="6" w:name="_Toc226364126"/>
       <w:r>
         <w:rPr>
           <w:rFonts w:asciiTheme="majorBidi" w:hAnsiTheme="majorBidi" w:hint="cs"/>
@@ -5905,7 +6108,7 @@
           <w:szCs w:val="40"/>
         </w:rPr>
       </w:pPr>
-      <w:bookmarkStart w:id="7" w:name="_Toc226336964"/>
+      <w:bookmarkStart w:id="7" w:name="_Toc226364127"/>
       <w:r>
         <w:rPr>
           <w:rFonts w:asciiTheme="majorBidi" w:hAnsiTheme="majorBidi"/>
@@ -5962,7 +6165,7 @@
           <w:szCs w:val="36"/>
         </w:rPr>
       </w:pPr>
-      <w:bookmarkStart w:id="8" w:name="_Toc226336965"/>
+      <w:bookmarkStart w:id="8" w:name="_Toc226364128"/>
       <w:r>
         <w:rPr>
           <w:rFonts w:asciiTheme="majorBidi" w:hAnsiTheme="majorBidi"/>
@@ -6240,7 +6443,7 @@
           <w:szCs w:val="36"/>
         </w:rPr>
       </w:pPr>
-      <w:bookmarkStart w:id="9" w:name="_Toc226336966"/>
+      <w:bookmarkStart w:id="9" w:name="_Toc226364129"/>
       <w:r>
         <w:rPr>
           <w:rFonts w:asciiTheme="majorBidi" w:hAnsiTheme="majorBidi"/>
@@ -6587,7 +6790,7 @@
           <w:szCs w:val="36"/>
         </w:rPr>
       </w:pPr>
-      <w:bookmarkStart w:id="10" w:name="_Toc226336967"/>
+      <w:bookmarkStart w:id="10" w:name="_Toc226364130"/>
       <w:r>
         <w:rPr>
           <w:rFonts w:asciiTheme="majorBidi" w:hAnsiTheme="majorBidi"/>
@@ -6849,7 +7052,7 @@
           <w:szCs w:val="36"/>
         </w:rPr>
       </w:pPr>
-      <w:bookmarkStart w:id="11" w:name="_Toc226336968"/>
+      <w:bookmarkStart w:id="11" w:name="_Toc226364131"/>
       <w:r>
         <w:rPr>
           <w:rFonts w:asciiTheme="majorBidi" w:hAnsiTheme="majorBidi"/>
@@ -8050,7 +8253,7 @@
           <w:szCs w:val="36"/>
         </w:rPr>
       </w:pPr>
-      <w:bookmarkStart w:id="12" w:name="_Toc226336969"/>
+      <w:bookmarkStart w:id="12" w:name="_Toc226364132"/>
       <w:r>
         <w:rPr>
           <w:rFonts w:asciiTheme="majorBidi" w:hAnsiTheme="majorBidi"/>
@@ -8409,7 +8612,7 @@
           <w:szCs w:val="36"/>
         </w:rPr>
       </w:pPr>
-      <w:bookmarkStart w:id="13" w:name="_Toc226336970"/>
+      <w:bookmarkStart w:id="13" w:name="_Toc226364133"/>
       <w:r>
         <w:rPr>
           <w:rFonts w:asciiTheme="majorBidi" w:hAnsiTheme="majorBidi" w:hint="cs"/>
@@ -11000,7 +11203,7 @@
           <w:szCs w:val="40"/>
         </w:rPr>
       </w:pPr>
-      <w:bookmarkStart w:id="14" w:name="_Toc226336971"/>
+      <w:bookmarkStart w:id="14" w:name="_Toc226364134"/>
       <w:r>
         <w:rPr>
           <w:rFonts w:asciiTheme="majorBidi" w:hAnsiTheme="majorBidi"/>
@@ -11128,7 +11331,7 @@
           <w:szCs w:val="36"/>
         </w:rPr>
       </w:pPr>
-      <w:bookmarkStart w:id="15" w:name="_Toc226336972"/>
+      <w:bookmarkStart w:id="15" w:name="_Toc226364135"/>
       <w:r>
         <w:rPr>
           <w:rFonts w:asciiTheme="majorBidi" w:hAnsiTheme="majorBidi"/>
@@ -11474,7 +11677,7 @@
           <w:szCs w:val="36"/>
         </w:rPr>
       </w:pPr>
-      <w:bookmarkStart w:id="16" w:name="_Toc226336973"/>
+      <w:bookmarkStart w:id="16" w:name="_Toc226364136"/>
       <w:r>
         <w:rPr>
           <w:rFonts w:asciiTheme="majorBidi" w:hAnsiTheme="majorBidi"/>
@@ -13263,7 +13466,7 @@
           <w:cs/>
         </w:rPr>
       </w:pPr>
-      <w:bookmarkStart w:id="17" w:name="_Toc226336974"/>
+      <w:bookmarkStart w:id="17" w:name="_Toc226364137"/>
       <w:r>
         <w:rPr>
           <w:rFonts w:asciiTheme="majorBidi" w:hAnsiTheme="majorBidi"/>
@@ -13856,7 +14059,7 @@
           <w:szCs w:val="36"/>
         </w:rPr>
       </w:pPr>
-      <w:bookmarkStart w:id="18" w:name="_Toc226336975"/>
+      <w:bookmarkStart w:id="18" w:name="_Toc226364138"/>
       <w:r>
         <w:rPr>
           <w:rFonts w:asciiTheme="majorBidi" w:hAnsiTheme="majorBidi"/>
@@ -14197,13 +14400,12 @@
         <w:pStyle w:val="1"/>
         <w:rPr>
           <w:rFonts w:asciiTheme="majorBidi" w:hAnsiTheme="majorBidi"/>
-          <w:b/>
-          <w:bCs/>
           <w:color w:val="auto"/>
-          <w:szCs w:val="40"/>
-        </w:rPr>
-      </w:pPr>
-      <w:bookmarkStart w:id="19" w:name="_Toc226336976"/>
+          <w:sz w:val="32"/>
+          <w:szCs w:val="32"/>
+        </w:rPr>
+      </w:pPr>
+      <w:bookmarkStart w:id="19" w:name="_Toc226364139"/>
       <w:r>
         <w:rPr>
           <w:rFonts w:asciiTheme="majorBidi" w:hAnsiTheme="majorBidi"/>
@@ -14257,6 +14459,44 @@
         </w:rPr>
         <w:tab/>
       </w:r>
+    </w:p>
+    <w:p>
+      <w:pPr>
+        <w:pStyle w:val="2"/>
+        <w:rPr>
+          <w:rFonts w:hint="cs"/>
+          <w:b/>
+          <w:bCs/>
+          <w:color w:val="auto"/>
+          <w:sz w:val="36"/>
+          <w:szCs w:val="36"/>
+        </w:rPr>
+      </w:pPr>
+      <w:bookmarkStart w:id="20" w:name="_Toc226364140"/>
+      <w:r>
+        <w:rPr>
+          <w:rFonts w:hint="cs"/>
+          <w:b/>
+          <w:bCs/>
+          <w:color w:val="auto"/>
+          <w:sz w:val="36"/>
+          <w:szCs w:val="36"/>
+          <w:cs/>
+        </w:rPr>
+        <w:t xml:space="preserve">4.1 </w:t>
+      </w:r>
+      <w:r>
+        <w:rPr>
+          <w:rFonts w:asciiTheme="majorBidi" w:hAnsiTheme="majorBidi"/>
+          <w:b/>
+          <w:bCs/>
+          <w:color w:val="auto"/>
+          <w:sz w:val="36"/>
+          <w:szCs w:val="36"/>
+        </w:rPr>
+        <w:t>Manual Exploratory</w:t>
+      </w:r>
+      <w:bookmarkEnd w:id="20"/>
     </w:p>
     <w:tbl>
       <w:tblPr>
@@ -27416,6 +27656,45 @@
     </w:p>
     <w:p>
       <w:pPr>
+        <w:pStyle w:val="2"/>
+        <w:rPr>
+          <w:rFonts w:asciiTheme="majorBidi" w:hAnsiTheme="majorBidi" w:hint="cs"/>
+          <w:b/>
+          <w:bCs/>
+          <w:color w:val="auto"/>
+          <w:sz w:val="36"/>
+          <w:szCs w:val="36"/>
+        </w:rPr>
+      </w:pPr>
+      <w:bookmarkStart w:id="21" w:name="_Toc226364141"/>
+      <w:r>
+        <w:rPr>
+          <w:rFonts w:asciiTheme="majorBidi" w:hAnsiTheme="majorBidi" w:hint="cs"/>
+          <w:b/>
+          <w:bCs/>
+          <w:color w:val="auto"/>
+          <w:sz w:val="36"/>
+          <w:szCs w:val="36"/>
+          <w:cs/>
+        </w:rPr>
+        <w:lastRenderedPageBreak/>
+        <w:t xml:space="preserve">4.2 </w:t>
+      </w:r>
+      <w:r>
+        <w:rPr>
+          <w:rFonts w:asciiTheme="majorBidi" w:hAnsiTheme="majorBidi"/>
+          <w:b/>
+          <w:bCs/>
+          <w:color w:val="auto"/>
+          <w:sz w:val="36"/>
+          <w:szCs w:val="36"/>
+        </w:rPr>
+        <w:t>Playwright</w:t>
+      </w:r>
+      <w:bookmarkEnd w:id="21"/>
+    </w:p>
+    <w:p>
+      <w:pPr>
         <w:pStyle w:val="1"/>
         <w:rPr>
           <w:rFonts w:ascii="Angsana New" w:eastAsia="Angsana New" w:hAnsi="Angsana New" w:cs="Angsana New"/>
@@ -27423,7 +27702,8 @@
           <w:szCs w:val="40"/>
         </w:rPr>
       </w:pPr>
-      <w:bookmarkStart w:id="20" w:name="_Toc226336977"/>
+      <w:bookmarkStart w:id="22" w:name="_Toc226364142"/>
+      <w:proofErr w:type="spellStart"/>
       <w:r>
         <w:rPr>
           <w:rFonts w:ascii="Angsana New" w:eastAsia="Angsana New" w:hAnsi="Angsana New" w:cs="Angsana New"/>
@@ -27432,10 +27712,42 @@
           <w:color w:val="auto"/>
           <w:szCs w:val="40"/>
         </w:rPr>
-        <w:lastRenderedPageBreak/>
-        <w:t>บทที่ 5: รายงานข้อผิดพลาด (Bug Reports)</w:t>
-      </w:r>
-      <w:bookmarkEnd w:id="20"/>
+        <w:t>บทที่</w:t>
+      </w:r>
+      <w:proofErr w:type="spellEnd"/>
+      <w:r>
+        <w:rPr>
+          <w:rFonts w:ascii="Angsana New" w:eastAsia="Angsana New" w:hAnsi="Angsana New" w:cs="Angsana New"/>
+          <w:b/>
+          <w:bCs/>
+          <w:color w:val="auto"/>
+          <w:szCs w:val="40"/>
+        </w:rPr>
+        <w:t xml:space="preserve"> 5: </w:t>
+      </w:r>
+      <w:proofErr w:type="spellStart"/>
+      <w:r>
+        <w:rPr>
+          <w:rFonts w:ascii="Angsana New" w:eastAsia="Angsana New" w:hAnsi="Angsana New" w:cs="Angsana New"/>
+          <w:b/>
+          <w:bCs/>
+          <w:color w:val="auto"/>
+          <w:szCs w:val="40"/>
+        </w:rPr>
+        <w:t>รายงานข้อผิดพลาด</w:t>
+      </w:r>
+      <w:proofErr w:type="spellEnd"/>
+      <w:r>
+        <w:rPr>
+          <w:rFonts w:ascii="Angsana New" w:eastAsia="Angsana New" w:hAnsi="Angsana New" w:cs="Angsana New"/>
+          <w:b/>
+          <w:bCs/>
+          <w:color w:val="auto"/>
+          <w:szCs w:val="40"/>
+        </w:rPr>
+        <w:t xml:space="preserve"> (Bug Reports)</w:t>
+      </w:r>
+      <w:bookmarkEnd w:id="22"/>
     </w:p>
     <w:p>
       <w:pPr>
@@ -29402,7 +29714,7 @@
           <w:szCs w:val="40"/>
         </w:rPr>
       </w:pPr>
-      <w:bookmarkStart w:id="21" w:name="_Toc226336978"/>
+      <w:bookmarkStart w:id="23" w:name="_Toc226364143"/>
       <w:r>
         <w:rPr>
           <w:rFonts w:ascii="Angsana New" w:eastAsia="Angsana New" w:hAnsi="Angsana New" w:cs="Angsana New"/>
@@ -29414,7 +29726,7 @@
         <w:lastRenderedPageBreak/>
         <w:t>บทที่ 6: การวิเคราะห์และเมตริกส์ (Metrics &amp; Analysis)</w:t>
       </w:r>
-      <w:bookmarkEnd w:id="21"/>
+      <w:bookmarkEnd w:id="23"/>
     </w:p>
     <w:p>
       <w:pPr>
@@ -29426,7 +29738,7 @@
           <w:szCs w:val="36"/>
         </w:rPr>
       </w:pPr>
-      <w:bookmarkStart w:id="22" w:name="_Toc226336979"/>
+      <w:bookmarkStart w:id="24" w:name="_Toc226364144"/>
       <w:r>
         <w:rPr>
           <w:rFonts w:ascii="Angsana New" w:eastAsia="Angsana New" w:hAnsi="Angsana New" w:cs="Angsana New"/>
@@ -29438,7 +29750,7 @@
         </w:rPr>
         <w:t>6.1 สรุปผล</w:t>
       </w:r>
-      <w:bookmarkEnd w:id="22"/>
+      <w:bookmarkEnd w:id="24"/>
     </w:p>
     <w:p>
       <w:pPr>
@@ -29555,7 +29867,7 @@
           <w:szCs w:val="32"/>
         </w:rPr>
       </w:pPr>
-      <w:bookmarkStart w:id="23" w:name="_Toc226336980"/>
+      <w:bookmarkStart w:id="25" w:name="_Toc226364145"/>
       <w:r>
         <w:rPr>
           <w:rFonts w:ascii="Angsana New" w:eastAsia="Angsana New" w:hAnsi="Angsana New" w:cs="Angsana New"/>
@@ -29576,7 +29888,7 @@
         </w:rPr>
         <w:t>:</w:t>
       </w:r>
-      <w:bookmarkEnd w:id="23"/>
+      <w:bookmarkEnd w:id="25"/>
     </w:p>
     <w:p>
       <w:pPr>
@@ -30003,7 +30315,7 @@
           <w:szCs w:val="36"/>
         </w:rPr>
       </w:pPr>
-      <w:bookmarkStart w:id="24" w:name="_Toc226336981"/>
+      <w:bookmarkStart w:id="26" w:name="_Toc226364146"/>
       <w:r>
         <w:rPr>
           <w:rFonts w:ascii="Angsana New" w:eastAsia="Angsana New" w:hAnsi="Angsana New" w:cs="Angsana New"/>
@@ -30016,7 +30328,7 @@
         <w:lastRenderedPageBreak/>
         <w:t>6.3 การวิเคราะห์คุณภาพตามมาตรฐาน ISO 25010</w:t>
       </w:r>
-      <w:bookmarkEnd w:id="24"/>
+      <w:bookmarkEnd w:id="26"/>
     </w:p>
     <w:p>
       <w:pPr>
@@ -30253,7 +30565,7 @@
           <w:szCs w:val="40"/>
         </w:rPr>
       </w:pPr>
-      <w:bookmarkStart w:id="25" w:name="_Toc226336982"/>
+      <w:bookmarkStart w:id="27" w:name="_Toc226364147"/>
       <w:r>
         <w:rPr>
           <w:rFonts w:ascii="Angsana New" w:eastAsia="Angsana New" w:hAnsi="Angsana New" w:cs="Angsana New"/>
@@ -30264,7 +30576,7 @@
         </w:rPr>
         <w:t>บทที่ 7: สรุปผลและข้อเสนอแนะ (Conclusion &amp; Recommendations)</w:t>
       </w:r>
-      <w:bookmarkEnd w:id="25"/>
+      <w:bookmarkEnd w:id="27"/>
     </w:p>
     <w:p>
       <w:pPr>
@@ -30277,7 +30589,7 @@
           <w:szCs w:val="36"/>
         </w:rPr>
       </w:pPr>
-      <w:bookmarkStart w:id="26" w:name="_Toc226336983"/>
+      <w:bookmarkStart w:id="28" w:name="_Toc226364148"/>
       <w:r>
         <w:rPr>
           <w:rFonts w:ascii="Angsana New" w:eastAsia="Angsana New" w:hAnsi="Angsana New" w:cs="Angsana New"/>
@@ -30289,7 +30601,7 @@
         </w:rPr>
         <w:t>7.1 สรุปภาพรวม</w:t>
       </w:r>
-      <w:bookmarkEnd w:id="26"/>
+      <w:bookmarkEnd w:id="28"/>
     </w:p>
     <w:p>
       <w:pPr>
@@ -30459,7 +30771,7 @@
           <w:szCs w:val="36"/>
         </w:rPr>
       </w:pPr>
-      <w:bookmarkStart w:id="27" w:name="_Toc226336984"/>
+      <w:bookmarkStart w:id="29" w:name="_Toc226364149"/>
       <w:r>
         <w:rPr>
           <w:rFonts w:ascii="Angsana New" w:eastAsia="Angsana New" w:hAnsi="Angsana New" w:cs="Angsana New"/>
@@ -30472,7 +30784,7 @@
         <w:lastRenderedPageBreak/>
         <w:t>7.2 ข้อเสนอแนะเพื่อการพัฒนา</w:t>
       </w:r>
-      <w:bookmarkEnd w:id="27"/>
+      <w:bookmarkEnd w:id="29"/>
     </w:p>
     <w:p>
       <w:pPr>
@@ -38438,10 +38750,6 @@
 </file>
 
 <file path=customXml/item1.xml><?xml version="1.0" encoding="utf-8"?>
-<b:Sources xmlns:b="http://schemas.openxmlformats.org/officeDocument/2006/bibliography" xmlns="http://schemas.openxmlformats.org/officeDocument/2006/bibliography" SelectedStyle="\APASixthEditionOfficeOnline.xsl" StyleName="APA" Version="6"/>
-</file>
-
-<file path=customXml/item2.xml><?xml version="1.0" encoding="utf-8"?>
 <p:properties xmlns:p="http://schemas.microsoft.com/office/2006/metadata/properties" xmlns:xsi="http://www.w3.org/2001/XMLSchema-instance" xmlns:pc="http://schemas.microsoft.com/office/infopath/2007/PartnerControls">
   <documentManagement>
     <_activity xmlns="d1d38ede-9d60-43de-b392-1c0d93d681a5" xsi:nil="true"/>
@@ -38449,16 +38757,11 @@
 </p:properties>
 </file>
 
-<file path=customXml/item3.xml><?xml version="1.0" encoding="utf-8"?>
-<?mso-contentType ?>
-<FormTemplates xmlns="http://schemas.microsoft.com/sharepoint/v3/contenttype/forms">
-  <Display>DocumentLibraryForm</Display>
-  <Edit>DocumentLibraryForm</Edit>
-  <New>DocumentLibraryForm</New>
-</FormTemplates>
+<file path=customXml/item2.xml><?xml version="1.0" encoding="utf-8"?>
+<b:Sources xmlns:b="http://schemas.openxmlformats.org/officeDocument/2006/bibliography" xmlns="http://schemas.openxmlformats.org/officeDocument/2006/bibliography" SelectedStyle="\APASixthEditionOfficeOnline.xsl" StyleName="APA" Version="6"/>
 </file>
 
-<file path=customXml/item4.xml><?xml version="1.0" encoding="utf-8"?>
+<file path=customXml/item3.xml><?xml version="1.0" encoding="utf-8"?>
 <ct:contentTypeSchema xmlns:ct="http://schemas.microsoft.com/office/2006/metadata/contentType" xmlns:ma="http://schemas.microsoft.com/office/2006/metadata/properties/metaAttributes" ct:_="" ma:_="" ma:contentTypeName="Document" ma:contentTypeID="0x010100259431974BEB9F45A22B82E39D1D735A" ma:contentTypeVersion="16" ma:contentTypeDescription="Create a new document." ma:contentTypeScope="" ma:versionID="530b8aea005d8c7cbbead45254c816c5">
   <xsd:schema xmlns:xsd="http://www.w3.org/2001/XMLSchema" xmlns:xs="http://www.w3.org/2001/XMLSchema" xmlns:p="http://schemas.microsoft.com/office/2006/metadata/properties" xmlns:ns3="d1d38ede-9d60-43de-b392-1c0d93d681a5" xmlns:ns4="443f97fc-1572-46b9-bf28-b6cb1d13fa37" targetNamespace="http://schemas.microsoft.com/office/2006/metadata/properties" ma:root="true" ma:fieldsID="b3ba9dd7554cb414ba39956f952556ad" ns3:_="" ns4:_="">
     <xsd:import namespace="d1d38ede-9d60-43de-b392-1c0d93d681a5"/>
@@ -38697,15 +39000,16 @@
 </ct:contentTypeSchema>
 </file>
 
-<file path=customXml/itemProps1.xml><?xml version="1.0" encoding="utf-8"?>
-<ds:datastoreItem xmlns:ds="http://schemas.openxmlformats.org/officeDocument/2006/customXml" ds:itemID="{9B97FB2E-4396-4617-9E09-8EC6EB098492}">
-  <ds:schemaRefs>
-    <ds:schemaRef ds:uri="http://schemas.openxmlformats.org/officeDocument/2006/bibliography"/>
-  </ds:schemaRefs>
-</ds:datastoreItem>
+<file path=customXml/item4.xml><?xml version="1.0" encoding="utf-8"?>
+<?mso-contentType ?>
+<FormTemplates xmlns="http://schemas.microsoft.com/sharepoint/v3/contenttype/forms">
+  <Display>DocumentLibraryForm</Display>
+  <Edit>DocumentLibraryForm</Edit>
+  <New>DocumentLibraryForm</New>
+</FormTemplates>
 </file>
 
-<file path=customXml/itemProps2.xml><?xml version="1.0" encoding="utf-8"?>
+<file path=customXml/itemProps1.xml><?xml version="1.0" encoding="utf-8"?>
 <ds:datastoreItem xmlns:ds="http://schemas.openxmlformats.org/officeDocument/2006/customXml" ds:itemID="{42984361-D6F6-427D-ACBB-FF1D8068CC55}">
   <ds:schemaRefs>
     <ds:schemaRef ds:uri="http://schemas.microsoft.com/office/2006/metadata/properties"/>
@@ -38715,15 +39019,15 @@
 </ds:datastoreItem>
 </file>
 
-<file path=customXml/itemProps3.xml><?xml version="1.0" encoding="utf-8"?>
-<ds:datastoreItem xmlns:ds="http://schemas.openxmlformats.org/officeDocument/2006/customXml" ds:itemID="{7015E301-260E-4686-A297-32850535F46E}">
+<file path=customXml/itemProps2.xml><?xml version="1.0" encoding="utf-8"?>
+<ds:datastoreItem xmlns:ds="http://schemas.openxmlformats.org/officeDocument/2006/customXml" ds:itemID="{9B97FB2E-4396-4617-9E09-8EC6EB098492}">
   <ds:schemaRefs>
-    <ds:schemaRef ds:uri="http://schemas.microsoft.com/sharepoint/v3/contenttype/forms"/>
+    <ds:schemaRef ds:uri="http://schemas.openxmlformats.org/officeDocument/2006/bibliography"/>
   </ds:schemaRefs>
 </ds:datastoreItem>
 </file>
 
-<file path=customXml/itemProps4.xml><?xml version="1.0" encoding="utf-8"?>
+<file path=customXml/itemProps3.xml><?xml version="1.0" encoding="utf-8"?>
 <ds:datastoreItem xmlns:ds="http://schemas.openxmlformats.org/officeDocument/2006/customXml" ds:itemID="{3796158E-5BC9-42FC-B15E-F64CA70A6C72}">
   <ds:schemaRefs>
     <ds:schemaRef ds:uri="http://schemas.microsoft.com/office/2006/metadata/contentType"/>
@@ -38742,6 +39046,14 @@
 </ds:datastoreItem>
 </file>
 
+<file path=customXml/itemProps4.xml><?xml version="1.0" encoding="utf-8"?>
+<ds:datastoreItem xmlns:ds="http://schemas.openxmlformats.org/officeDocument/2006/customXml" ds:itemID="{7015E301-260E-4686-A297-32850535F46E}">
+  <ds:schemaRefs>
+    <ds:schemaRef ds:uri="http://schemas.microsoft.com/sharepoint/v3/contenttype/forms"/>
+  </ds:schemaRefs>
+</ds:datastoreItem>
+</file>
+
 <file path=docMetadata/LabelInfo.xml><?xml version="1.0" encoding="utf-8"?>
 <clbl:labelList xmlns:clbl="http://schemas.microsoft.com/office/2020/mipLabelMetadata">
   <clbl:label id="{b69dd9f4-0c6d-4310-9d05-2cf943075335}" enabled="0" method="" siteId="{b69dd9f4-0c6d-4310-9d05-2cf943075335}" removed="1"/>

--- a/reports/Software Testing and Evaluation.docx
+++ b/reports/Software Testing and Evaluation.docx
@@ -14464,7 +14464,6 @@
       <w:pPr>
         <w:pStyle w:val="2"/>
         <w:rPr>
-          <w:rFonts w:hint="cs"/>
           <w:b/>
           <w:bCs/>
           <w:color w:val="auto"/>
@@ -19275,7 +19274,7 @@
                 <w:sz w:val="32"/>
                 <w:szCs w:val="32"/>
               </w:rPr>
-              <w:t>ระบบไม่แสดงข้อมูลหนังสือทั้งหมดออกมา</w:t>
+              <w:t>ระบบแสดงข้อมูลหนังสือทั้งหมดออกมา</w:t>
             </w:r>
           </w:p>
         </w:tc>
@@ -19302,6 +19301,15 @@
             </w:pPr>
             <w:r>
               <w:rPr>
+                <w:rFonts w:ascii="Angsana New" w:eastAsia="Angsana New" w:hAnsi="Angsana New" w:cs="Angsana New" w:hint="cs"/>
+                <w:sz w:val="32"/>
+                <w:szCs w:val="32"/>
+                <w:cs/>
+              </w:rPr>
+              <w:t>ไม่</w:t>
+            </w:r>
+            <w:r>
+              <w:rPr>
                 <w:rFonts w:ascii="Angsana New" w:eastAsia="Angsana New" w:hAnsi="Angsana New" w:cs="Angsana New"/>
                 <w:sz w:val="32"/>
                 <w:szCs w:val="32"/>
@@ -27658,7 +27666,7 @@
       <w:pPr>
         <w:pStyle w:val="2"/>
         <w:rPr>
-          <w:rFonts w:asciiTheme="majorBidi" w:hAnsiTheme="majorBidi" w:hint="cs"/>
+          <w:rFonts w:asciiTheme="majorBidi" w:hAnsiTheme="majorBidi"/>
           <w:b/>
           <w:bCs/>
           <w:color w:val="auto"/>
@@ -27703,7 +27711,6 @@
         </w:rPr>
       </w:pPr>
       <w:bookmarkStart w:id="22" w:name="_Toc226364142"/>
-      <w:proofErr w:type="spellStart"/>
       <w:r>
         <w:rPr>
           <w:rFonts w:ascii="Angsana New" w:eastAsia="Angsana New" w:hAnsi="Angsana New" w:cs="Angsana New"/>
@@ -27712,40 +27719,7 @@
           <w:color w:val="auto"/>
           <w:szCs w:val="40"/>
         </w:rPr>
-        <w:t>บทที่</w:t>
-      </w:r>
-      <w:proofErr w:type="spellEnd"/>
-      <w:r>
-        <w:rPr>
-          <w:rFonts w:ascii="Angsana New" w:eastAsia="Angsana New" w:hAnsi="Angsana New" w:cs="Angsana New"/>
-          <w:b/>
-          <w:bCs/>
-          <w:color w:val="auto"/>
-          <w:szCs w:val="40"/>
-        </w:rPr>
-        <w:t xml:space="preserve"> 5: </w:t>
-      </w:r>
-      <w:proofErr w:type="spellStart"/>
-      <w:r>
-        <w:rPr>
-          <w:rFonts w:ascii="Angsana New" w:eastAsia="Angsana New" w:hAnsi="Angsana New" w:cs="Angsana New"/>
-          <w:b/>
-          <w:bCs/>
-          <w:color w:val="auto"/>
-          <w:szCs w:val="40"/>
-        </w:rPr>
-        <w:t>รายงานข้อผิดพลาด</w:t>
-      </w:r>
-      <w:proofErr w:type="spellEnd"/>
-      <w:r>
-        <w:rPr>
-          <w:rFonts w:ascii="Angsana New" w:eastAsia="Angsana New" w:hAnsi="Angsana New" w:cs="Angsana New"/>
-          <w:b/>
-          <w:bCs/>
-          <w:color w:val="auto"/>
-          <w:szCs w:val="40"/>
-        </w:rPr>
-        <w:t xml:space="preserve"> (Bug Reports)</w:t>
+        <w:t>บทที่ 5: รายงานข้อผิดพลาด (Bug Reports)</w:t>
       </w:r>
       <w:bookmarkEnd w:id="22"/>
     </w:p>
@@ -38750,6 +38724,10 @@
 </file>
 
 <file path=customXml/item1.xml><?xml version="1.0" encoding="utf-8"?>
+<b:Sources xmlns:b="http://schemas.openxmlformats.org/officeDocument/2006/bibliography" xmlns="http://schemas.openxmlformats.org/officeDocument/2006/bibliography" SelectedStyle="\APASixthEditionOfficeOnline.xsl" StyleName="APA" Version="6"/>
+</file>
+
+<file path=customXml/item2.xml><?xml version="1.0" encoding="utf-8"?>
 <p:properties xmlns:p="http://schemas.microsoft.com/office/2006/metadata/properties" xmlns:xsi="http://www.w3.org/2001/XMLSchema-instance" xmlns:pc="http://schemas.microsoft.com/office/infopath/2007/PartnerControls">
   <documentManagement>
     <_activity xmlns="d1d38ede-9d60-43de-b392-1c0d93d681a5" xsi:nil="true"/>
@@ -38757,11 +38735,16 @@
 </p:properties>
 </file>
 
-<file path=customXml/item2.xml><?xml version="1.0" encoding="utf-8"?>
-<b:Sources xmlns:b="http://schemas.openxmlformats.org/officeDocument/2006/bibliography" xmlns="http://schemas.openxmlformats.org/officeDocument/2006/bibliography" SelectedStyle="\APASixthEditionOfficeOnline.xsl" StyleName="APA" Version="6"/>
+<file path=customXml/item3.xml><?xml version="1.0" encoding="utf-8"?>
+<?mso-contentType ?>
+<FormTemplates xmlns="http://schemas.microsoft.com/sharepoint/v3/contenttype/forms">
+  <Display>DocumentLibraryForm</Display>
+  <Edit>DocumentLibraryForm</Edit>
+  <New>DocumentLibraryForm</New>
+</FormTemplates>
 </file>
 
-<file path=customXml/item3.xml><?xml version="1.0" encoding="utf-8"?>
+<file path=customXml/item4.xml><?xml version="1.0" encoding="utf-8"?>
 <ct:contentTypeSchema xmlns:ct="http://schemas.microsoft.com/office/2006/metadata/contentType" xmlns:ma="http://schemas.microsoft.com/office/2006/metadata/properties/metaAttributes" ct:_="" ma:_="" ma:contentTypeName="Document" ma:contentTypeID="0x010100259431974BEB9F45A22B82E39D1D735A" ma:contentTypeVersion="16" ma:contentTypeDescription="Create a new document." ma:contentTypeScope="" ma:versionID="530b8aea005d8c7cbbead45254c816c5">
   <xsd:schema xmlns:xsd="http://www.w3.org/2001/XMLSchema" xmlns:xs="http://www.w3.org/2001/XMLSchema" xmlns:p="http://schemas.microsoft.com/office/2006/metadata/properties" xmlns:ns3="d1d38ede-9d60-43de-b392-1c0d93d681a5" xmlns:ns4="443f97fc-1572-46b9-bf28-b6cb1d13fa37" targetNamespace="http://schemas.microsoft.com/office/2006/metadata/properties" ma:root="true" ma:fieldsID="b3ba9dd7554cb414ba39956f952556ad" ns3:_="" ns4:_="">
     <xsd:import namespace="d1d38ede-9d60-43de-b392-1c0d93d681a5"/>
@@ -39000,16 +38983,15 @@
 </ct:contentTypeSchema>
 </file>
 
-<file path=customXml/item4.xml><?xml version="1.0" encoding="utf-8"?>
-<?mso-contentType ?>
-<FormTemplates xmlns="http://schemas.microsoft.com/sharepoint/v3/contenttype/forms">
-  <Display>DocumentLibraryForm</Display>
-  <Edit>DocumentLibraryForm</Edit>
-  <New>DocumentLibraryForm</New>
-</FormTemplates>
+<file path=customXml/itemProps1.xml><?xml version="1.0" encoding="utf-8"?>
+<ds:datastoreItem xmlns:ds="http://schemas.openxmlformats.org/officeDocument/2006/customXml" ds:itemID="{9B97FB2E-4396-4617-9E09-8EC6EB098492}">
+  <ds:schemaRefs>
+    <ds:schemaRef ds:uri="http://schemas.openxmlformats.org/officeDocument/2006/bibliography"/>
+  </ds:schemaRefs>
+</ds:datastoreItem>
 </file>
 
-<file path=customXml/itemProps1.xml><?xml version="1.0" encoding="utf-8"?>
+<file path=customXml/itemProps2.xml><?xml version="1.0" encoding="utf-8"?>
 <ds:datastoreItem xmlns:ds="http://schemas.openxmlformats.org/officeDocument/2006/customXml" ds:itemID="{42984361-D6F6-427D-ACBB-FF1D8068CC55}">
   <ds:schemaRefs>
     <ds:schemaRef ds:uri="http://schemas.microsoft.com/office/2006/metadata/properties"/>
@@ -39019,15 +39001,15 @@
 </ds:datastoreItem>
 </file>
 
-<file path=customXml/itemProps2.xml><?xml version="1.0" encoding="utf-8"?>
-<ds:datastoreItem xmlns:ds="http://schemas.openxmlformats.org/officeDocument/2006/customXml" ds:itemID="{9B97FB2E-4396-4617-9E09-8EC6EB098492}">
+<file path=customXml/itemProps3.xml><?xml version="1.0" encoding="utf-8"?>
+<ds:datastoreItem xmlns:ds="http://schemas.openxmlformats.org/officeDocument/2006/customXml" ds:itemID="{7015E301-260E-4686-A297-32850535F46E}">
   <ds:schemaRefs>
-    <ds:schemaRef ds:uri="http://schemas.openxmlformats.org/officeDocument/2006/bibliography"/>
+    <ds:schemaRef ds:uri="http://schemas.microsoft.com/sharepoint/v3/contenttype/forms"/>
   </ds:schemaRefs>
 </ds:datastoreItem>
 </file>
 
-<file path=customXml/itemProps3.xml><?xml version="1.0" encoding="utf-8"?>
+<file path=customXml/itemProps4.xml><?xml version="1.0" encoding="utf-8"?>
 <ds:datastoreItem xmlns:ds="http://schemas.openxmlformats.org/officeDocument/2006/customXml" ds:itemID="{3796158E-5BC9-42FC-B15E-F64CA70A6C72}">
   <ds:schemaRefs>
     <ds:schemaRef ds:uri="http://schemas.microsoft.com/office/2006/metadata/contentType"/>
@@ -39046,14 +39028,6 @@
 </ds:datastoreItem>
 </file>
 
-<file path=customXml/itemProps4.xml><?xml version="1.0" encoding="utf-8"?>
-<ds:datastoreItem xmlns:ds="http://schemas.openxmlformats.org/officeDocument/2006/customXml" ds:itemID="{7015E301-260E-4686-A297-32850535F46E}">
-  <ds:schemaRefs>
-    <ds:schemaRef ds:uri="http://schemas.microsoft.com/sharepoint/v3/contenttype/forms"/>
-  </ds:schemaRefs>
-</ds:datastoreItem>
-</file>
-
 <file path=docMetadata/LabelInfo.xml><?xml version="1.0" encoding="utf-8"?>
 <clbl:labelList xmlns:clbl="http://schemas.microsoft.com/office/2020/mipLabelMetadata">
   <clbl:label id="{b69dd9f4-0c6d-4310-9d05-2cf943075335}" enabled="0" method="" siteId="{b69dd9f4-0c6d-4310-9d05-2cf943075335}" removed="1"/>

--- a/reports/Software Testing and Evaluation.docx
+++ b/reports/Software Testing and Evaluation.docx
@@ -154,7 +154,7 @@
     </w:p>
     <w:tbl>
       <w:tblPr>
-        <w:tblStyle w:val="af"/>
+        <w:tblStyle w:val="TableGrid"/>
         <w:tblW w:w="0" w:type="auto"/>
         <w:tblInd w:w="1345" w:type="dxa"/>
         <w:tblBorders>
@@ -774,7 +774,7 @@
     </w:p>
     <w:p>
       <w:pPr>
-        <w:pStyle w:val="1"/>
+        <w:pStyle w:val="Heading1"/>
         <w:jc w:val="center"/>
         <w:rPr>
           <w:rFonts w:ascii="TH SarabunPSK" w:hAnsi="TH SarabunPSK" w:cs="TH SarabunPSK"/>
@@ -1193,7 +1193,7 @@
     </w:p>
     <w:p>
       <w:pPr>
-        <w:pStyle w:val="1"/>
+        <w:pStyle w:val="Heading1"/>
         <w:jc w:val="center"/>
         <w:rPr>
           <w:rFonts w:ascii="TH SarabunPSK" w:hAnsi="TH SarabunPSK" w:cs="TH SarabunPSK"/>
@@ -1220,7 +1220,7 @@
     </w:p>
     <w:p>
       <w:pPr>
-        <w:pStyle w:val="11"/>
+        <w:pStyle w:val="TOC1"/>
         <w:tabs>
           <w:tab w:val="right" w:leader="underscore" w:pos="9016"/>
         </w:tabs>
@@ -1313,7 +1313,7 @@
       <w:hyperlink w:anchor="_Toc226364120" w:history="1">
         <w:r>
           <w:rPr>
-            <w:rStyle w:val="af4"/>
+            <w:rStyle w:val="Hyperlink"/>
             <w:rFonts w:ascii="TH SarabunPSK" w:hAnsi="TH SarabunPSK" w:cs="TH SarabunPSK" w:hint="cs"/>
             <w:noProof/>
             <w:sz w:val="28"/>
@@ -1396,7 +1396,7 @@
     </w:p>
     <w:p>
       <w:pPr>
-        <w:pStyle w:val="11"/>
+        <w:pStyle w:val="TOC1"/>
         <w:tabs>
           <w:tab w:val="right" w:leader="underscore" w:pos="9016"/>
         </w:tabs>
@@ -1414,7 +1414,7 @@
       <w:hyperlink w:anchor="_Toc226364121" w:history="1">
         <w:r>
           <w:rPr>
-            <w:rStyle w:val="af4"/>
+            <w:rStyle w:val="Hyperlink"/>
             <w:rFonts w:ascii="TH SarabunPSK" w:hAnsi="TH SarabunPSK" w:cs="TH SarabunPSK" w:hint="cs"/>
             <w:noProof/>
             <w:sz w:val="28"/>
@@ -1497,7 +1497,7 @@
     </w:p>
     <w:p>
       <w:pPr>
-        <w:pStyle w:val="11"/>
+        <w:pStyle w:val="TOC1"/>
         <w:tabs>
           <w:tab w:val="right" w:leader="underscore" w:pos="9016"/>
         </w:tabs>
@@ -1515,7 +1515,7 @@
       <w:hyperlink w:anchor="_Toc226364122" w:history="1">
         <w:r>
           <w:rPr>
-            <w:rStyle w:val="af4"/>
+            <w:rStyle w:val="Hyperlink"/>
             <w:rFonts w:ascii="TH SarabunPSK" w:hAnsi="TH SarabunPSK" w:cs="TH SarabunPSK" w:hint="cs"/>
             <w:noProof/>
             <w:sz w:val="28"/>
@@ -1526,7 +1526,7 @@
         </w:r>
         <w:r>
           <w:rPr>
-            <w:rStyle w:val="af4"/>
+            <w:rStyle w:val="Hyperlink"/>
             <w:rFonts w:ascii="TH SarabunPSK" w:hAnsi="TH SarabunPSK" w:cs="TH SarabunPSK" w:hint="cs"/>
             <w:noProof/>
             <w:sz w:val="28"/>
@@ -1536,7 +1536,7 @@
         </w:r>
         <w:r>
           <w:rPr>
-            <w:rStyle w:val="af4"/>
+            <w:rStyle w:val="Hyperlink"/>
             <w:rFonts w:ascii="TH SarabunPSK" w:hAnsi="TH SarabunPSK" w:cs="TH SarabunPSK" w:hint="cs"/>
             <w:noProof/>
             <w:sz w:val="28"/>
@@ -1547,7 +1547,7 @@
         </w:r>
         <w:r>
           <w:rPr>
-            <w:rStyle w:val="af4"/>
+            <w:rStyle w:val="Hyperlink"/>
             <w:rFonts w:ascii="TH SarabunPSK" w:hAnsi="TH SarabunPSK" w:cs="TH SarabunPSK" w:hint="cs"/>
             <w:noProof/>
             <w:sz w:val="28"/>
@@ -1629,7 +1629,7 @@
     </w:p>
     <w:p>
       <w:pPr>
-        <w:pStyle w:val="21"/>
+        <w:pStyle w:val="TOC2"/>
         <w:tabs>
           <w:tab w:val="right" w:leader="underscore" w:pos="9016"/>
         </w:tabs>
@@ -1645,7 +1645,7 @@
       <w:hyperlink w:anchor="_Toc226364123" w:history="1">
         <w:r>
           <w:rPr>
-            <w:rStyle w:val="af4"/>
+            <w:rStyle w:val="Hyperlink"/>
             <w:rFonts w:ascii="TH SarabunPSK" w:hAnsi="TH SarabunPSK" w:cs="TH SarabunPSK" w:hint="cs"/>
             <w:noProof/>
             <w:sz w:val="24"/>
@@ -1655,7 +1655,7 @@
         </w:r>
         <w:r>
           <w:rPr>
-            <w:rStyle w:val="af4"/>
+            <w:rStyle w:val="Hyperlink"/>
             <w:rFonts w:ascii="TH SarabunPSK" w:hAnsi="TH SarabunPSK" w:cs="TH SarabunPSK" w:hint="cs"/>
             <w:noProof/>
             <w:sz w:val="24"/>
@@ -1738,7 +1738,7 @@
     </w:p>
     <w:p>
       <w:pPr>
-        <w:pStyle w:val="21"/>
+        <w:pStyle w:val="TOC2"/>
         <w:tabs>
           <w:tab w:val="right" w:leader="underscore" w:pos="9016"/>
         </w:tabs>
@@ -1754,7 +1754,7 @@
       <w:hyperlink w:anchor="_Toc226364124" w:history="1">
         <w:r>
           <w:rPr>
-            <w:rStyle w:val="af4"/>
+            <w:rStyle w:val="Hyperlink"/>
             <w:rFonts w:ascii="TH SarabunPSK" w:hAnsi="TH SarabunPSK" w:cs="TH SarabunPSK" w:hint="cs"/>
             <w:noProof/>
             <w:sz w:val="24"/>
@@ -1764,7 +1764,7 @@
         </w:r>
         <w:r>
           <w:rPr>
-            <w:rStyle w:val="af4"/>
+            <w:rStyle w:val="Hyperlink"/>
             <w:rFonts w:ascii="TH SarabunPSK" w:hAnsi="TH SarabunPSK" w:cs="TH SarabunPSK" w:hint="cs"/>
             <w:noProof/>
             <w:sz w:val="24"/>
@@ -1847,7 +1847,7 @@
     </w:p>
     <w:p>
       <w:pPr>
-        <w:pStyle w:val="21"/>
+        <w:pStyle w:val="TOC2"/>
         <w:tabs>
           <w:tab w:val="right" w:leader="underscore" w:pos="9016"/>
         </w:tabs>
@@ -1863,7 +1863,7 @@
       <w:hyperlink w:anchor="_Toc226364125" w:history="1">
         <w:r>
           <w:rPr>
-            <w:rStyle w:val="af4"/>
+            <w:rStyle w:val="Hyperlink"/>
             <w:rFonts w:ascii="TH SarabunPSK" w:hAnsi="TH SarabunPSK" w:cs="TH SarabunPSK" w:hint="cs"/>
             <w:noProof/>
             <w:sz w:val="24"/>
@@ -1873,7 +1873,7 @@
         </w:r>
         <w:r>
           <w:rPr>
-            <w:rStyle w:val="af4"/>
+            <w:rStyle w:val="Hyperlink"/>
             <w:rFonts w:ascii="TH SarabunPSK" w:hAnsi="TH SarabunPSK" w:cs="TH SarabunPSK" w:hint="cs"/>
             <w:noProof/>
             <w:sz w:val="24"/>
@@ -1884,7 +1884,7 @@
         </w:r>
         <w:r>
           <w:rPr>
-            <w:rStyle w:val="af4"/>
+            <w:rStyle w:val="Hyperlink"/>
             <w:rFonts w:ascii="TH SarabunPSK" w:hAnsi="TH SarabunPSK" w:cs="TH SarabunPSK" w:hint="cs"/>
             <w:noProof/>
             <w:sz w:val="24"/>
@@ -1966,7 +1966,7 @@
     </w:p>
     <w:p>
       <w:pPr>
-        <w:pStyle w:val="21"/>
+        <w:pStyle w:val="TOC2"/>
         <w:tabs>
           <w:tab w:val="right" w:leader="underscore" w:pos="9016"/>
         </w:tabs>
@@ -1982,7 +1982,7 @@
       <w:hyperlink w:anchor="_Toc226364126" w:history="1">
         <w:r>
           <w:rPr>
-            <w:rStyle w:val="af4"/>
+            <w:rStyle w:val="Hyperlink"/>
             <w:rFonts w:ascii="TH SarabunPSK" w:hAnsi="TH SarabunPSK" w:cs="TH SarabunPSK" w:hint="cs"/>
             <w:noProof/>
             <w:sz w:val="24"/>
@@ -2065,7 +2065,7 @@
     </w:p>
     <w:p>
       <w:pPr>
-        <w:pStyle w:val="11"/>
+        <w:pStyle w:val="TOC1"/>
         <w:tabs>
           <w:tab w:val="right" w:leader="underscore" w:pos="9016"/>
         </w:tabs>
@@ -2083,7 +2083,7 @@
       <w:hyperlink w:anchor="_Toc226364127" w:history="1">
         <w:r>
           <w:rPr>
-            <w:rStyle w:val="af4"/>
+            <w:rStyle w:val="Hyperlink"/>
             <w:rFonts w:ascii="TH SarabunPSK" w:hAnsi="TH SarabunPSK" w:cs="TH SarabunPSK" w:hint="cs"/>
             <w:noProof/>
             <w:sz w:val="28"/>
@@ -2094,7 +2094,7 @@
         </w:r>
         <w:r>
           <w:rPr>
-            <w:rStyle w:val="af4"/>
+            <w:rStyle w:val="Hyperlink"/>
             <w:rFonts w:ascii="TH SarabunPSK" w:hAnsi="TH SarabunPSK" w:cs="TH SarabunPSK" w:hint="cs"/>
             <w:noProof/>
             <w:sz w:val="28"/>
@@ -2104,7 +2104,7 @@
         </w:r>
         <w:r>
           <w:rPr>
-            <w:rStyle w:val="af4"/>
+            <w:rStyle w:val="Hyperlink"/>
             <w:rFonts w:ascii="TH SarabunPSK" w:hAnsi="TH SarabunPSK" w:cs="TH SarabunPSK" w:hint="cs"/>
             <w:noProof/>
             <w:sz w:val="28"/>
@@ -2115,7 +2115,7 @@
         </w:r>
         <w:r>
           <w:rPr>
-            <w:rStyle w:val="af4"/>
+            <w:rStyle w:val="Hyperlink"/>
             <w:rFonts w:ascii="TH SarabunPSK" w:hAnsi="TH SarabunPSK" w:cs="TH SarabunPSK" w:hint="cs"/>
             <w:noProof/>
             <w:sz w:val="28"/>
@@ -2197,7 +2197,7 @@
     </w:p>
     <w:p>
       <w:pPr>
-        <w:pStyle w:val="21"/>
+        <w:pStyle w:val="TOC2"/>
         <w:tabs>
           <w:tab w:val="right" w:leader="underscore" w:pos="9016"/>
         </w:tabs>
@@ -2213,7 +2213,7 @@
       <w:hyperlink w:anchor="_Toc226364128" w:history="1">
         <w:r>
           <w:rPr>
-            <w:rStyle w:val="af4"/>
+            <w:rStyle w:val="Hyperlink"/>
             <w:rFonts w:ascii="TH SarabunPSK" w:hAnsi="TH SarabunPSK" w:cs="TH SarabunPSK" w:hint="cs"/>
             <w:noProof/>
             <w:sz w:val="24"/>
@@ -2223,7 +2223,7 @@
         </w:r>
         <w:r>
           <w:rPr>
-            <w:rStyle w:val="af4"/>
+            <w:rStyle w:val="Hyperlink"/>
             <w:rFonts w:ascii="TH SarabunPSK" w:hAnsi="TH SarabunPSK" w:cs="TH SarabunPSK" w:hint="cs"/>
             <w:noProof/>
             <w:sz w:val="24"/>
@@ -2306,7 +2306,7 @@
     </w:p>
     <w:p>
       <w:pPr>
-        <w:pStyle w:val="21"/>
+        <w:pStyle w:val="TOC2"/>
         <w:tabs>
           <w:tab w:val="right" w:leader="underscore" w:pos="9016"/>
         </w:tabs>
@@ -2322,7 +2322,7 @@
       <w:hyperlink w:anchor="_Toc226364129" w:history="1">
         <w:r>
           <w:rPr>
-            <w:rStyle w:val="af4"/>
+            <w:rStyle w:val="Hyperlink"/>
             <w:rFonts w:ascii="TH SarabunPSK" w:hAnsi="TH SarabunPSK" w:cs="TH SarabunPSK" w:hint="cs"/>
             <w:noProof/>
             <w:sz w:val="24"/>
@@ -2332,7 +2332,7 @@
         </w:r>
         <w:r>
           <w:rPr>
-            <w:rStyle w:val="af4"/>
+            <w:rStyle w:val="Hyperlink"/>
             <w:rFonts w:ascii="TH SarabunPSK" w:hAnsi="TH SarabunPSK" w:cs="TH SarabunPSK" w:hint="cs"/>
             <w:noProof/>
             <w:sz w:val="24"/>
@@ -2415,7 +2415,7 @@
     </w:p>
     <w:p>
       <w:pPr>
-        <w:pStyle w:val="21"/>
+        <w:pStyle w:val="TOC2"/>
         <w:tabs>
           <w:tab w:val="right" w:leader="underscore" w:pos="9016"/>
         </w:tabs>
@@ -2431,7 +2431,7 @@
       <w:hyperlink w:anchor="_Toc226364130" w:history="1">
         <w:r>
           <w:rPr>
-            <w:rStyle w:val="af4"/>
+            <w:rStyle w:val="Hyperlink"/>
             <w:rFonts w:ascii="TH SarabunPSK" w:hAnsi="TH SarabunPSK" w:cs="TH SarabunPSK" w:hint="cs"/>
             <w:noProof/>
             <w:sz w:val="24"/>
@@ -2441,7 +2441,7 @@
         </w:r>
         <w:r>
           <w:rPr>
-            <w:rStyle w:val="af4"/>
+            <w:rStyle w:val="Hyperlink"/>
             <w:rFonts w:ascii="TH SarabunPSK" w:hAnsi="TH SarabunPSK" w:cs="TH SarabunPSK" w:hint="cs"/>
             <w:noProof/>
             <w:sz w:val="24"/>
@@ -2452,7 +2452,7 @@
         </w:r>
         <w:r>
           <w:rPr>
-            <w:rStyle w:val="af4"/>
+            <w:rStyle w:val="Hyperlink"/>
             <w:rFonts w:ascii="TH SarabunPSK" w:hAnsi="TH SarabunPSK" w:cs="TH SarabunPSK" w:hint="cs"/>
             <w:noProof/>
             <w:sz w:val="24"/>
@@ -2534,7 +2534,7 @@
     </w:p>
     <w:p>
       <w:pPr>
-        <w:pStyle w:val="21"/>
+        <w:pStyle w:val="TOC2"/>
         <w:tabs>
           <w:tab w:val="right" w:leader="underscore" w:pos="9016"/>
         </w:tabs>
@@ -2550,7 +2550,7 @@
       <w:hyperlink w:anchor="_Toc226364131" w:history="1">
         <w:r>
           <w:rPr>
-            <w:rStyle w:val="af4"/>
+            <w:rStyle w:val="Hyperlink"/>
             <w:rFonts w:ascii="TH SarabunPSK" w:hAnsi="TH SarabunPSK" w:cs="TH SarabunPSK" w:hint="cs"/>
             <w:noProof/>
             <w:sz w:val="24"/>
@@ -2560,7 +2560,7 @@
         </w:r>
         <w:r>
           <w:rPr>
-            <w:rStyle w:val="af4"/>
+            <w:rStyle w:val="Hyperlink"/>
             <w:rFonts w:ascii="TH SarabunPSK" w:hAnsi="TH SarabunPSK" w:cs="TH SarabunPSK" w:hint="cs"/>
             <w:noProof/>
             <w:sz w:val="24"/>
@@ -2571,7 +2571,7 @@
         </w:r>
         <w:r>
           <w:rPr>
-            <w:rStyle w:val="af4"/>
+            <w:rStyle w:val="Hyperlink"/>
             <w:rFonts w:ascii="TH SarabunPSK" w:hAnsi="TH SarabunPSK" w:cs="TH SarabunPSK" w:hint="cs"/>
             <w:noProof/>
             <w:sz w:val="24"/>
@@ -2653,7 +2653,7 @@
     </w:p>
     <w:p>
       <w:pPr>
-        <w:pStyle w:val="21"/>
+        <w:pStyle w:val="TOC2"/>
         <w:tabs>
           <w:tab w:val="right" w:leader="underscore" w:pos="9016"/>
         </w:tabs>
@@ -2669,7 +2669,7 @@
       <w:hyperlink w:anchor="_Toc226364132" w:history="1">
         <w:r>
           <w:rPr>
-            <w:rStyle w:val="af4"/>
+            <w:rStyle w:val="Hyperlink"/>
             <w:rFonts w:ascii="TH SarabunPSK" w:hAnsi="TH SarabunPSK" w:cs="TH SarabunPSK" w:hint="cs"/>
             <w:noProof/>
             <w:sz w:val="24"/>
@@ -2679,7 +2679,7 @@
         </w:r>
         <w:r>
           <w:rPr>
-            <w:rStyle w:val="af4"/>
+            <w:rStyle w:val="Hyperlink"/>
             <w:rFonts w:ascii="TH SarabunPSK" w:hAnsi="TH SarabunPSK" w:cs="TH SarabunPSK" w:hint="cs"/>
             <w:noProof/>
             <w:sz w:val="24"/>
@@ -2690,7 +2690,7 @@
         </w:r>
         <w:r>
           <w:rPr>
-            <w:rStyle w:val="af4"/>
+            <w:rStyle w:val="Hyperlink"/>
             <w:rFonts w:ascii="TH SarabunPSK" w:hAnsi="TH SarabunPSK" w:cs="TH SarabunPSK" w:hint="cs"/>
             <w:noProof/>
             <w:sz w:val="24"/>
@@ -2772,7 +2772,7 @@
     </w:p>
     <w:p>
       <w:pPr>
-        <w:pStyle w:val="21"/>
+        <w:pStyle w:val="TOC2"/>
         <w:tabs>
           <w:tab w:val="right" w:leader="underscore" w:pos="9016"/>
         </w:tabs>
@@ -2788,7 +2788,7 @@
       <w:hyperlink w:anchor="_Toc226364133" w:history="1">
         <w:r>
           <w:rPr>
-            <w:rStyle w:val="af4"/>
+            <w:rStyle w:val="Hyperlink"/>
             <w:rFonts w:ascii="TH SarabunPSK" w:hAnsi="TH SarabunPSK" w:cs="TH SarabunPSK" w:hint="cs"/>
             <w:noProof/>
             <w:sz w:val="24"/>
@@ -2871,7 +2871,7 @@
     </w:p>
     <w:p>
       <w:pPr>
-        <w:pStyle w:val="11"/>
+        <w:pStyle w:val="TOC1"/>
         <w:tabs>
           <w:tab w:val="right" w:leader="underscore" w:pos="9016"/>
         </w:tabs>
@@ -2889,7 +2889,7 @@
       <w:hyperlink w:anchor="_Toc226364134" w:history="1">
         <w:r>
           <w:rPr>
-            <w:rStyle w:val="af4"/>
+            <w:rStyle w:val="Hyperlink"/>
             <w:rFonts w:ascii="TH SarabunPSK" w:hAnsi="TH SarabunPSK" w:cs="TH SarabunPSK" w:hint="cs"/>
             <w:noProof/>
             <w:sz w:val="28"/>
@@ -2900,7 +2900,7 @@
         </w:r>
         <w:r>
           <w:rPr>
-            <w:rStyle w:val="af4"/>
+            <w:rStyle w:val="Hyperlink"/>
             <w:rFonts w:ascii="TH SarabunPSK" w:hAnsi="TH SarabunPSK" w:cs="TH SarabunPSK" w:hint="cs"/>
             <w:noProof/>
             <w:sz w:val="28"/>
@@ -2910,7 +2910,7 @@
         </w:r>
         <w:r>
           <w:rPr>
-            <w:rStyle w:val="af4"/>
+            <w:rStyle w:val="Hyperlink"/>
             <w:rFonts w:ascii="TH SarabunPSK" w:hAnsi="TH SarabunPSK" w:cs="TH SarabunPSK" w:hint="cs"/>
             <w:noProof/>
             <w:sz w:val="28"/>
@@ -2921,7 +2921,7 @@
         </w:r>
         <w:r>
           <w:rPr>
-            <w:rStyle w:val="af4"/>
+            <w:rStyle w:val="Hyperlink"/>
             <w:rFonts w:ascii="TH SarabunPSK" w:hAnsi="TH SarabunPSK" w:cs="TH SarabunPSK" w:hint="cs"/>
             <w:noProof/>
             <w:sz w:val="28"/>
@@ -3003,7 +3003,7 @@
     </w:p>
     <w:p>
       <w:pPr>
-        <w:pStyle w:val="21"/>
+        <w:pStyle w:val="TOC2"/>
         <w:tabs>
           <w:tab w:val="right" w:leader="underscore" w:pos="9016"/>
         </w:tabs>
@@ -3019,7 +3019,7 @@
       <w:hyperlink w:anchor="_Toc226364135" w:history="1">
         <w:r>
           <w:rPr>
-            <w:rStyle w:val="af4"/>
+            <w:rStyle w:val="Hyperlink"/>
             <w:rFonts w:ascii="TH SarabunPSK" w:hAnsi="TH SarabunPSK" w:cs="TH SarabunPSK" w:hint="cs"/>
             <w:noProof/>
             <w:sz w:val="24"/>
@@ -3029,7 +3029,7 @@
         </w:r>
         <w:r>
           <w:rPr>
-            <w:rStyle w:val="af4"/>
+            <w:rStyle w:val="Hyperlink"/>
             <w:rFonts w:ascii="TH SarabunPSK" w:hAnsi="TH SarabunPSK" w:cs="TH SarabunPSK" w:hint="cs"/>
             <w:noProof/>
             <w:sz w:val="24"/>
@@ -3040,7 +3040,7 @@
         </w:r>
         <w:r>
           <w:rPr>
-            <w:rStyle w:val="af4"/>
+            <w:rStyle w:val="Hyperlink"/>
             <w:rFonts w:ascii="TH SarabunPSK" w:hAnsi="TH SarabunPSK" w:cs="TH SarabunPSK" w:hint="cs"/>
             <w:noProof/>
             <w:sz w:val="24"/>
@@ -3122,7 +3122,7 @@
     </w:p>
     <w:p>
       <w:pPr>
-        <w:pStyle w:val="21"/>
+        <w:pStyle w:val="TOC2"/>
         <w:tabs>
           <w:tab w:val="right" w:leader="underscore" w:pos="9016"/>
         </w:tabs>
@@ -3138,7 +3138,7 @@
       <w:hyperlink w:anchor="_Toc226364136" w:history="1">
         <w:r>
           <w:rPr>
-            <w:rStyle w:val="af4"/>
+            <w:rStyle w:val="Hyperlink"/>
             <w:rFonts w:ascii="TH SarabunPSK" w:hAnsi="TH SarabunPSK" w:cs="TH SarabunPSK" w:hint="cs"/>
             <w:noProof/>
             <w:sz w:val="24"/>
@@ -3148,7 +3148,7 @@
         </w:r>
         <w:r>
           <w:rPr>
-            <w:rStyle w:val="af4"/>
+            <w:rStyle w:val="Hyperlink"/>
             <w:rFonts w:ascii="TH SarabunPSK" w:hAnsi="TH SarabunPSK" w:cs="TH SarabunPSK" w:hint="cs"/>
             <w:noProof/>
             <w:sz w:val="24"/>
@@ -3159,7 +3159,7 @@
         </w:r>
         <w:r>
           <w:rPr>
-            <w:rStyle w:val="af4"/>
+            <w:rStyle w:val="Hyperlink"/>
             <w:rFonts w:ascii="TH SarabunPSK" w:hAnsi="TH SarabunPSK" w:cs="TH SarabunPSK" w:hint="cs"/>
             <w:noProof/>
             <w:sz w:val="24"/>
@@ -3241,7 +3241,7 @@
     </w:p>
     <w:p>
       <w:pPr>
-        <w:pStyle w:val="11"/>
+        <w:pStyle w:val="TOC1"/>
         <w:tabs>
           <w:tab w:val="right" w:leader="underscore" w:pos="9016"/>
         </w:tabs>
@@ -3259,7 +3259,7 @@
       <w:hyperlink w:anchor="_Toc226364137" w:history="1">
         <w:r>
           <w:rPr>
-            <w:rStyle w:val="af4"/>
+            <w:rStyle w:val="Hyperlink"/>
             <w:rFonts w:ascii="TH SarabunPSK" w:hAnsi="TH SarabunPSK" w:cs="TH SarabunPSK" w:hint="cs"/>
             <w:noProof/>
             <w:sz w:val="28"/>
@@ -3270,7 +3270,7 @@
         </w:r>
         <w:r>
           <w:rPr>
-            <w:rStyle w:val="af4"/>
+            <w:rStyle w:val="Hyperlink"/>
             <w:rFonts w:ascii="TH SarabunPSK" w:hAnsi="TH SarabunPSK" w:cs="TH SarabunPSK" w:hint="cs"/>
             <w:noProof/>
             <w:sz w:val="28"/>
@@ -3280,7 +3280,7 @@
         </w:r>
         <w:r>
           <w:rPr>
-            <w:rStyle w:val="af4"/>
+            <w:rStyle w:val="Hyperlink"/>
             <w:rFonts w:ascii="TH SarabunPSK" w:hAnsi="TH SarabunPSK" w:cs="TH SarabunPSK" w:hint="cs"/>
             <w:noProof/>
             <w:sz w:val="28"/>
@@ -3291,7 +3291,7 @@
         </w:r>
         <w:r>
           <w:rPr>
-            <w:rStyle w:val="af4"/>
+            <w:rStyle w:val="Hyperlink"/>
             <w:rFonts w:ascii="TH SarabunPSK" w:hAnsi="TH SarabunPSK" w:cs="TH SarabunPSK" w:hint="cs"/>
             <w:noProof/>
             <w:sz w:val="28"/>
@@ -3373,7 +3373,7 @@
     </w:p>
     <w:p>
       <w:pPr>
-        <w:pStyle w:val="11"/>
+        <w:pStyle w:val="TOC1"/>
         <w:tabs>
           <w:tab w:val="right" w:leader="underscore" w:pos="9016"/>
         </w:tabs>
@@ -3391,7 +3391,7 @@
       <w:hyperlink w:anchor="_Toc226364138" w:history="1">
         <w:r>
           <w:rPr>
-            <w:rStyle w:val="af4"/>
+            <w:rStyle w:val="Hyperlink"/>
             <w:rFonts w:ascii="TH SarabunPSK" w:hAnsi="TH SarabunPSK" w:cs="TH SarabunPSK" w:hint="cs"/>
             <w:noProof/>
             <w:sz w:val="28"/>
@@ -3401,7 +3401,7 @@
         </w:r>
         <w:r>
           <w:rPr>
-            <w:rStyle w:val="af4"/>
+            <w:rStyle w:val="Hyperlink"/>
             <w:rFonts w:ascii="TH SarabunPSK" w:hAnsi="TH SarabunPSK" w:cs="TH SarabunPSK" w:hint="cs"/>
             <w:noProof/>
             <w:sz w:val="28"/>
@@ -3412,7 +3412,7 @@
         </w:r>
         <w:r>
           <w:rPr>
-            <w:rStyle w:val="af4"/>
+            <w:rStyle w:val="Hyperlink"/>
             <w:rFonts w:ascii="TH SarabunPSK" w:hAnsi="TH SarabunPSK" w:cs="TH SarabunPSK" w:hint="cs"/>
             <w:noProof/>
             <w:sz w:val="28"/>
@@ -3494,7 +3494,7 @@
     </w:p>
     <w:p>
       <w:pPr>
-        <w:pStyle w:val="11"/>
+        <w:pStyle w:val="TOC1"/>
         <w:tabs>
           <w:tab w:val="right" w:leader="underscore" w:pos="9016"/>
         </w:tabs>
@@ -3512,7 +3512,7 @@
       <w:hyperlink w:anchor="_Toc226364139" w:history="1">
         <w:r>
           <w:rPr>
-            <w:rStyle w:val="af4"/>
+            <w:rStyle w:val="Hyperlink"/>
             <w:rFonts w:ascii="TH SarabunPSK" w:hAnsi="TH SarabunPSK" w:cs="TH SarabunPSK" w:hint="cs"/>
             <w:noProof/>
             <w:sz w:val="28"/>
@@ -3523,7 +3523,7 @@
         </w:r>
         <w:r>
           <w:rPr>
-            <w:rStyle w:val="af4"/>
+            <w:rStyle w:val="Hyperlink"/>
             <w:rFonts w:ascii="TH SarabunPSK" w:hAnsi="TH SarabunPSK" w:cs="TH SarabunPSK" w:hint="cs"/>
             <w:noProof/>
             <w:sz w:val="28"/>
@@ -3533,7 +3533,7 @@
         </w:r>
         <w:r>
           <w:rPr>
-            <w:rStyle w:val="af4"/>
+            <w:rStyle w:val="Hyperlink"/>
             <w:rFonts w:ascii="TH SarabunPSK" w:hAnsi="TH SarabunPSK" w:cs="TH SarabunPSK" w:hint="cs"/>
             <w:noProof/>
             <w:sz w:val="28"/>
@@ -3544,7 +3544,7 @@
         </w:r>
         <w:r>
           <w:rPr>
-            <w:rStyle w:val="af4"/>
+            <w:rStyle w:val="Hyperlink"/>
             <w:rFonts w:ascii="TH SarabunPSK" w:hAnsi="TH SarabunPSK" w:cs="TH SarabunPSK" w:hint="cs"/>
             <w:noProof/>
             <w:sz w:val="28"/>
@@ -3626,7 +3626,7 @@
     </w:p>
     <w:p>
       <w:pPr>
-        <w:pStyle w:val="21"/>
+        <w:pStyle w:val="TOC2"/>
         <w:tabs>
           <w:tab w:val="right" w:leader="underscore" w:pos="9016"/>
         </w:tabs>
@@ -3642,7 +3642,7 @@
       <w:hyperlink w:anchor="_Toc226364140" w:history="1">
         <w:r>
           <w:rPr>
-            <w:rStyle w:val="af4"/>
+            <w:rStyle w:val="Hyperlink"/>
             <w:rFonts w:ascii="TH SarabunPSK" w:hAnsi="TH SarabunPSK" w:cs="TH SarabunPSK" w:hint="cs"/>
             <w:noProof/>
             <w:sz w:val="24"/>
@@ -3653,7 +3653,7 @@
         </w:r>
         <w:r>
           <w:rPr>
-            <w:rStyle w:val="af4"/>
+            <w:rStyle w:val="Hyperlink"/>
             <w:rFonts w:ascii="TH SarabunPSK" w:hAnsi="TH SarabunPSK" w:cs="TH SarabunPSK" w:hint="cs"/>
             <w:noProof/>
             <w:sz w:val="24"/>
@@ -3735,7 +3735,7 @@
     </w:p>
     <w:p>
       <w:pPr>
-        <w:pStyle w:val="21"/>
+        <w:pStyle w:val="TOC2"/>
         <w:tabs>
           <w:tab w:val="right" w:leader="underscore" w:pos="9016"/>
         </w:tabs>
@@ -3751,7 +3751,7 @@
       <w:hyperlink w:anchor="_Toc226364141" w:history="1">
         <w:r>
           <w:rPr>
-            <w:rStyle w:val="af4"/>
+            <w:rStyle w:val="Hyperlink"/>
             <w:rFonts w:ascii="TH SarabunPSK" w:hAnsi="TH SarabunPSK" w:cs="TH SarabunPSK" w:hint="cs"/>
             <w:noProof/>
             <w:sz w:val="24"/>
@@ -3762,7 +3762,7 @@
         </w:r>
         <w:r>
           <w:rPr>
-            <w:rStyle w:val="af4"/>
+            <w:rStyle w:val="Hyperlink"/>
             <w:rFonts w:ascii="TH SarabunPSK" w:hAnsi="TH SarabunPSK" w:cs="TH SarabunPSK" w:hint="cs"/>
             <w:noProof/>
             <w:sz w:val="24"/>
@@ -3844,7 +3844,7 @@
     </w:p>
     <w:p>
       <w:pPr>
-        <w:pStyle w:val="11"/>
+        <w:pStyle w:val="TOC1"/>
         <w:tabs>
           <w:tab w:val="right" w:leader="underscore" w:pos="9016"/>
         </w:tabs>
@@ -3862,7 +3862,7 @@
       <w:hyperlink w:anchor="_Toc226364142" w:history="1">
         <w:r>
           <w:rPr>
-            <w:rStyle w:val="af4"/>
+            <w:rStyle w:val="Hyperlink"/>
             <w:rFonts w:ascii="TH SarabunPSK" w:eastAsia="Angsana New" w:hAnsi="TH SarabunPSK" w:cs="TH SarabunPSK" w:hint="cs"/>
             <w:noProof/>
             <w:sz w:val="28"/>
@@ -3944,7 +3944,7 @@
     </w:p>
     <w:p>
       <w:pPr>
-        <w:pStyle w:val="11"/>
+        <w:pStyle w:val="TOC1"/>
         <w:tabs>
           <w:tab w:val="right" w:leader="underscore" w:pos="9016"/>
         </w:tabs>
@@ -3962,7 +3962,7 @@
       <w:hyperlink w:anchor="_Toc226364143" w:history="1">
         <w:r>
           <w:rPr>
-            <w:rStyle w:val="af4"/>
+            <w:rStyle w:val="Hyperlink"/>
             <w:rFonts w:ascii="TH SarabunPSK" w:eastAsia="Angsana New" w:hAnsi="TH SarabunPSK" w:cs="TH SarabunPSK" w:hint="cs"/>
             <w:noProof/>
             <w:sz w:val="28"/>
@@ -4044,7 +4044,7 @@
     </w:p>
     <w:p>
       <w:pPr>
-        <w:pStyle w:val="21"/>
+        <w:pStyle w:val="TOC2"/>
         <w:tabs>
           <w:tab w:val="right" w:leader="underscore" w:pos="9016"/>
         </w:tabs>
@@ -4060,7 +4060,7 @@
       <w:hyperlink w:anchor="_Toc226364144" w:history="1">
         <w:r>
           <w:rPr>
-            <w:rStyle w:val="af4"/>
+            <w:rStyle w:val="Hyperlink"/>
             <w:rFonts w:ascii="TH SarabunPSK" w:eastAsia="Angsana New" w:hAnsi="TH SarabunPSK" w:cs="TH SarabunPSK" w:hint="cs"/>
             <w:noProof/>
             <w:sz w:val="24"/>
@@ -4142,7 +4142,7 @@
     </w:p>
     <w:p>
       <w:pPr>
-        <w:pStyle w:val="21"/>
+        <w:pStyle w:val="TOC2"/>
         <w:tabs>
           <w:tab w:val="right" w:leader="underscore" w:pos="9016"/>
         </w:tabs>
@@ -4158,7 +4158,7 @@
       <w:hyperlink w:anchor="_Toc226364145" w:history="1">
         <w:r>
           <w:rPr>
-            <w:rStyle w:val="af4"/>
+            <w:rStyle w:val="Hyperlink"/>
             <w:rFonts w:ascii="TH SarabunPSK" w:eastAsia="Angsana New" w:hAnsi="TH SarabunPSK" w:cs="TH SarabunPSK" w:hint="cs"/>
             <w:noProof/>
             <w:sz w:val="24"/>
@@ -4240,7 +4240,7 @@
     </w:p>
     <w:p>
       <w:pPr>
-        <w:pStyle w:val="21"/>
+        <w:pStyle w:val="TOC2"/>
         <w:tabs>
           <w:tab w:val="right" w:leader="underscore" w:pos="9016"/>
         </w:tabs>
@@ -4256,7 +4256,7 @@
       <w:hyperlink w:anchor="_Toc226364146" w:history="1">
         <w:r>
           <w:rPr>
-            <w:rStyle w:val="af4"/>
+            <w:rStyle w:val="Hyperlink"/>
             <w:rFonts w:ascii="TH SarabunPSK" w:eastAsia="Angsana New" w:hAnsi="TH SarabunPSK" w:cs="TH SarabunPSK" w:hint="cs"/>
             <w:noProof/>
             <w:sz w:val="24"/>
@@ -4338,7 +4338,7 @@
     </w:p>
     <w:p>
       <w:pPr>
-        <w:pStyle w:val="11"/>
+        <w:pStyle w:val="TOC1"/>
         <w:tabs>
           <w:tab w:val="right" w:leader="underscore" w:pos="9016"/>
         </w:tabs>
@@ -4356,7 +4356,7 @@
       <w:hyperlink w:anchor="_Toc226364147" w:history="1">
         <w:r>
           <w:rPr>
-            <w:rStyle w:val="af4"/>
+            <w:rStyle w:val="Hyperlink"/>
             <w:rFonts w:ascii="TH SarabunPSK" w:eastAsia="Angsana New" w:hAnsi="TH SarabunPSK" w:cs="TH SarabunPSK" w:hint="cs"/>
             <w:noProof/>
             <w:sz w:val="28"/>
@@ -4438,7 +4438,7 @@
     </w:p>
     <w:p>
       <w:pPr>
-        <w:pStyle w:val="21"/>
+        <w:pStyle w:val="TOC2"/>
         <w:tabs>
           <w:tab w:val="right" w:leader="underscore" w:pos="9016"/>
         </w:tabs>
@@ -4454,7 +4454,7 @@
       <w:hyperlink w:anchor="_Toc226364148" w:history="1">
         <w:r>
           <w:rPr>
-            <w:rStyle w:val="af4"/>
+            <w:rStyle w:val="Hyperlink"/>
             <w:rFonts w:ascii="TH SarabunPSK" w:eastAsia="Angsana New" w:hAnsi="TH SarabunPSK" w:cs="TH SarabunPSK" w:hint="cs"/>
             <w:noProof/>
             <w:sz w:val="24"/>
@@ -4536,7 +4536,7 @@
     </w:p>
     <w:p>
       <w:pPr>
-        <w:pStyle w:val="21"/>
+        <w:pStyle w:val="TOC2"/>
         <w:tabs>
           <w:tab w:val="right" w:leader="underscore" w:pos="9016"/>
         </w:tabs>
@@ -4552,7 +4552,7 @@
       <w:hyperlink w:anchor="_Toc226364149" w:history="1">
         <w:r>
           <w:rPr>
-            <w:rStyle w:val="af4"/>
+            <w:rStyle w:val="Hyperlink"/>
             <w:rFonts w:ascii="TH SarabunPSK" w:eastAsia="Angsana New" w:hAnsi="TH SarabunPSK" w:cs="TH SarabunPSK" w:hint="cs"/>
             <w:noProof/>
             <w:sz w:val="24"/>
@@ -4666,7 +4666,7 @@
     </w:p>
     <w:p>
       <w:pPr>
-        <w:pStyle w:val="1"/>
+        <w:pStyle w:val="Heading1"/>
         <w:rPr>
           <w:rFonts w:ascii="TH SarabunPSK" w:hAnsi="TH SarabunPSK" w:cs="TH SarabunPSK"/>
           <w:b/>
@@ -4724,7 +4724,7 @@
     </w:p>
     <w:p>
       <w:pPr>
-        <w:pStyle w:val="2"/>
+        <w:pStyle w:val="Heading2"/>
         <w:rPr>
           <w:rFonts w:ascii="TH SarabunPSK" w:hAnsi="TH SarabunPSK" w:cs="TH SarabunPSK"/>
           <w:b/>
@@ -4964,7 +4964,7 @@
     </w:p>
     <w:p>
       <w:pPr>
-        <w:pStyle w:val="2"/>
+        <w:pStyle w:val="Heading2"/>
         <w:rPr>
           <w:rFonts w:ascii="TH SarabunPSK" w:hAnsi="TH SarabunPSK" w:cs="TH SarabunPSK"/>
           <w:b/>
@@ -5002,7 +5002,7 @@
     </w:p>
     <w:p>
       <w:pPr>
-        <w:pStyle w:val="a9"/>
+        <w:pStyle w:val="ListParagraph"/>
         <w:numPr>
           <w:ilvl w:val="1"/>
           <w:numId w:val="10"/>
@@ -5061,7 +5061,7 @@
     </w:p>
     <w:p>
       <w:pPr>
-        <w:pStyle w:val="a9"/>
+        <w:pStyle w:val="ListParagraph"/>
         <w:numPr>
           <w:ilvl w:val="1"/>
           <w:numId w:val="10"/>
@@ -5110,7 +5110,7 @@
     </w:p>
     <w:p>
       <w:pPr>
-        <w:pStyle w:val="a9"/>
+        <w:pStyle w:val="ListParagraph"/>
         <w:numPr>
           <w:ilvl w:val="1"/>
           <w:numId w:val="10"/>
@@ -5169,7 +5169,7 @@
     </w:p>
     <w:p>
       <w:pPr>
-        <w:pStyle w:val="a9"/>
+        <w:pStyle w:val="ListParagraph"/>
         <w:numPr>
           <w:ilvl w:val="1"/>
           <w:numId w:val="10"/>
@@ -5239,7 +5239,7 @@
     </w:p>
     <w:p>
       <w:pPr>
-        <w:pStyle w:val="2"/>
+        <w:pStyle w:val="Heading2"/>
         <w:rPr>
           <w:rFonts w:ascii="TH SarabunPSK" w:hAnsi="TH SarabunPSK" w:cs="TH SarabunPSK"/>
           <w:b/>
@@ -5288,7 +5288,7 @@
     </w:p>
     <w:p>
       <w:pPr>
-        <w:pStyle w:val="a9"/>
+        <w:pStyle w:val="ListParagraph"/>
         <w:numPr>
           <w:ilvl w:val="1"/>
           <w:numId w:val="10"/>
@@ -5368,7 +5368,7 @@
     </w:p>
     <w:p>
       <w:pPr>
-        <w:pStyle w:val="a9"/>
+        <w:pStyle w:val="ListParagraph"/>
         <w:numPr>
           <w:ilvl w:val="1"/>
           <w:numId w:val="10"/>
@@ -5417,7 +5417,7 @@
     </w:p>
     <w:p>
       <w:pPr>
-        <w:pStyle w:val="a9"/>
+        <w:pStyle w:val="ListParagraph"/>
         <w:numPr>
           <w:ilvl w:val="1"/>
           <w:numId w:val="10"/>
@@ -5466,7 +5466,7 @@
     </w:p>
     <w:p>
       <w:pPr>
-        <w:pStyle w:val="a9"/>
+        <w:pStyle w:val="ListParagraph"/>
         <w:numPr>
           <w:ilvl w:val="1"/>
           <w:numId w:val="10"/>
@@ -5515,7 +5515,7 @@
     </w:p>
     <w:p>
       <w:pPr>
-        <w:pStyle w:val="a9"/>
+        <w:pStyle w:val="ListParagraph"/>
         <w:numPr>
           <w:ilvl w:val="1"/>
           <w:numId w:val="10"/>
@@ -5565,7 +5565,7 @@
     </w:p>
     <w:p>
       <w:pPr>
-        <w:pStyle w:val="2"/>
+        <w:pStyle w:val="Heading2"/>
         <w:tabs>
           <w:tab w:val="left" w:pos="3145"/>
         </w:tabs>
@@ -6293,7 +6293,7 @@
     </w:p>
     <w:p>
       <w:pPr>
-        <w:pStyle w:val="1"/>
+        <w:pStyle w:val="Heading1"/>
         <w:rPr>
           <w:rFonts w:ascii="TH SarabunPSK" w:hAnsi="TH SarabunPSK" w:cs="TH SarabunPSK"/>
           <w:b/>
@@ -6349,7 +6349,7 @@
     </w:p>
     <w:p>
       <w:pPr>
-        <w:pStyle w:val="2"/>
+        <w:pStyle w:val="Heading2"/>
         <w:rPr>
           <w:rFonts w:ascii="TH SarabunPSK" w:hAnsi="TH SarabunPSK" w:cs="TH SarabunPSK"/>
           <w:b/>
@@ -6387,7 +6387,7 @@
     </w:p>
     <w:p>
       <w:pPr>
-        <w:pStyle w:val="a9"/>
+        <w:pStyle w:val="ListParagraph"/>
         <w:numPr>
           <w:ilvl w:val="1"/>
           <w:numId w:val="11"/>
@@ -6446,7 +6446,7 @@
     </w:p>
     <w:p>
       <w:pPr>
-        <w:pStyle w:val="a9"/>
+        <w:pStyle w:val="ListParagraph"/>
         <w:numPr>
           <w:ilvl w:val="1"/>
           <w:numId w:val="11"/>
@@ -6526,7 +6526,7 @@
     </w:p>
     <w:p>
       <w:pPr>
-        <w:pStyle w:val="a9"/>
+        <w:pStyle w:val="ListParagraph"/>
         <w:numPr>
           <w:ilvl w:val="1"/>
           <w:numId w:val="11"/>
@@ -6627,7 +6627,7 @@
     </w:p>
     <w:p>
       <w:pPr>
-        <w:pStyle w:val="2"/>
+        <w:pStyle w:val="Heading2"/>
         <w:rPr>
           <w:rFonts w:ascii="TH SarabunPSK" w:hAnsi="TH SarabunPSK" w:cs="TH SarabunPSK"/>
           <w:b/>
@@ -6666,7 +6666,7 @@
     </w:p>
     <w:p>
       <w:pPr>
-        <w:pStyle w:val="a9"/>
+        <w:pStyle w:val="ListParagraph"/>
         <w:numPr>
           <w:ilvl w:val="1"/>
           <w:numId w:val="17"/>
@@ -6735,7 +6735,7 @@
     </w:p>
     <w:p>
       <w:pPr>
-        <w:pStyle w:val="a9"/>
+        <w:pStyle w:val="ListParagraph"/>
         <w:numPr>
           <w:ilvl w:val="1"/>
           <w:numId w:val="17"/>
@@ -6825,7 +6825,7 @@
     </w:p>
     <w:p>
       <w:pPr>
-        <w:pStyle w:val="a9"/>
+        <w:pStyle w:val="ListParagraph"/>
         <w:numPr>
           <w:ilvl w:val="1"/>
           <w:numId w:val="17"/>
@@ -6905,7 +6905,7 @@
     </w:p>
     <w:p>
       <w:pPr>
-        <w:pStyle w:val="a9"/>
+        <w:pStyle w:val="ListParagraph"/>
         <w:numPr>
           <w:ilvl w:val="1"/>
           <w:numId w:val="17"/>
@@ -6974,7 +6974,7 @@
     </w:p>
     <w:p>
       <w:pPr>
-        <w:pStyle w:val="2"/>
+        <w:pStyle w:val="Heading2"/>
         <w:rPr>
           <w:rFonts w:ascii="TH SarabunPSK" w:hAnsi="TH SarabunPSK" w:cs="TH SarabunPSK"/>
           <w:b/>
@@ -7023,7 +7023,7 @@
     </w:p>
     <w:p>
       <w:pPr>
-        <w:pStyle w:val="a9"/>
+        <w:pStyle w:val="ListParagraph"/>
         <w:numPr>
           <w:ilvl w:val="1"/>
           <w:numId w:val="11"/>
@@ -7071,7 +7071,7 @@
     </w:p>
     <w:p>
       <w:pPr>
-        <w:pStyle w:val="a9"/>
+        <w:pStyle w:val="ListParagraph"/>
         <w:numPr>
           <w:ilvl w:val="1"/>
           <w:numId w:val="11"/>
@@ -7140,7 +7140,7 @@
     </w:p>
     <w:p>
       <w:pPr>
-        <w:pStyle w:val="a9"/>
+        <w:pStyle w:val="ListParagraph"/>
         <w:numPr>
           <w:ilvl w:val="1"/>
           <w:numId w:val="11"/>
@@ -7209,7 +7209,7 @@
     </w:p>
     <w:p>
       <w:pPr>
-        <w:pStyle w:val="a9"/>
+        <w:pStyle w:val="ListParagraph"/>
         <w:numPr>
           <w:ilvl w:val="1"/>
           <w:numId w:val="11"/>
@@ -7236,7 +7236,7 @@
     </w:p>
     <w:p>
       <w:pPr>
-        <w:pStyle w:val="2"/>
+        <w:pStyle w:val="Heading2"/>
         <w:rPr>
           <w:rFonts w:ascii="TH SarabunPSK" w:hAnsi="TH SarabunPSK" w:cs="TH SarabunPSK"/>
           <w:b/>
@@ -8437,7 +8437,7 @@
     </w:p>
     <w:p>
       <w:pPr>
-        <w:pStyle w:val="2"/>
+        <w:pStyle w:val="Heading2"/>
         <w:rPr>
           <w:rFonts w:ascii="TH SarabunPSK" w:hAnsi="TH SarabunPSK" w:cs="TH SarabunPSK"/>
           <w:b/>
@@ -8796,7 +8796,7 @@
     </w:p>
     <w:p>
       <w:pPr>
-        <w:pStyle w:val="2"/>
+        <w:pStyle w:val="Heading2"/>
         <w:rPr>
           <w:rFonts w:ascii="TH SarabunPSK" w:hAnsi="TH SarabunPSK" w:cs="TH SarabunPSK"/>
           <w:b/>
@@ -8823,7 +8823,7 @@
     </w:p>
     <w:tbl>
       <w:tblPr>
-        <w:tblStyle w:val="42"/>
+        <w:tblStyle w:val="GridTable4"/>
         <w:tblW w:w="11321" w:type="dxa"/>
         <w:tblInd w:w="-545" w:type="dxa"/>
         <w:tblLook w:val="04A0" w:firstRow="1" w:lastRow="0" w:firstColumn="1" w:lastColumn="0" w:noHBand="0" w:noVBand="1"/>
@@ -11388,7 +11388,7 @@
     </w:p>
     <w:p>
       <w:pPr>
-        <w:pStyle w:val="1"/>
+        <w:pStyle w:val="Heading1"/>
         <w:rPr>
           <w:rFonts w:ascii="TH SarabunPSK" w:hAnsi="TH SarabunPSK" w:cs="TH SarabunPSK"/>
           <w:b/>
@@ -11515,7 +11515,7 @@
     </w:p>
     <w:p>
       <w:pPr>
-        <w:pStyle w:val="2"/>
+        <w:pStyle w:val="Heading2"/>
         <w:rPr>
           <w:rFonts w:ascii="TH SarabunPSK" w:hAnsi="TH SarabunPSK" w:cs="TH SarabunPSK"/>
           <w:b/>
@@ -11861,7 +11861,7 @@
     </w:p>
     <w:p>
       <w:pPr>
-        <w:pStyle w:val="2"/>
+        <w:pStyle w:val="Heading2"/>
         <w:rPr>
           <w:rFonts w:ascii="TH SarabunPSK" w:hAnsi="TH SarabunPSK" w:cs="TH SarabunPSK"/>
           <w:b/>
@@ -13649,7 +13649,7 @@
     </w:p>
     <w:p>
       <w:pPr>
-        <w:pStyle w:val="1"/>
+        <w:pStyle w:val="Heading1"/>
         <w:rPr>
           <w:rFonts w:ascii="TH SarabunPSK" w:hAnsi="TH SarabunPSK" w:cs="TH SarabunPSK"/>
           <w:b/>
@@ -14243,7 +14243,7 @@
     </w:p>
     <w:p>
       <w:pPr>
-        <w:pStyle w:val="1"/>
+        <w:pStyle w:val="Heading1"/>
         <w:rPr>
           <w:rFonts w:ascii="TH SarabunPSK" w:hAnsi="TH SarabunPSK" w:cs="TH SarabunPSK"/>
           <w:b/>
@@ -14591,7 +14591,7 @@
     </w:p>
     <w:p>
       <w:pPr>
-        <w:pStyle w:val="1"/>
+        <w:pStyle w:val="Heading1"/>
         <w:rPr>
           <w:rFonts w:ascii="TH SarabunPSK" w:hAnsi="TH SarabunPSK" w:cs="TH SarabunPSK"/>
           <w:color w:val="auto"/>
@@ -14656,7 +14656,7 @@
     </w:p>
     <w:p>
       <w:pPr>
-        <w:pStyle w:val="2"/>
+        <w:pStyle w:val="Heading2"/>
         <w:rPr>
           <w:rFonts w:ascii="TH SarabunPSK" w:hAnsi="TH SarabunPSK" w:cs="TH SarabunPSK"/>
           <w:b/>
@@ -19453,7 +19453,6 @@
                 <w:szCs w:val="32"/>
               </w:rPr>
             </w:pPr>
-            <w:proofErr w:type="spellStart"/>
             <w:r>
               <w:rPr>
                 <w:rFonts w:ascii="TH SarabunPSK" w:eastAsia="Angsana New" w:hAnsi="TH SarabunPSK" w:cs="TH SarabunPSK" w:hint="cs"/>
@@ -19462,7 +19461,6 @@
               </w:rPr>
               <w:t>ระบบแสดงข้อมูลหนังสือทั้งหมดออกมา</w:t>
             </w:r>
-            <w:proofErr w:type="spellEnd"/>
           </w:p>
         </w:tc>
         <w:tc>
@@ -19495,7 +19493,6 @@
               </w:rPr>
               <w:t>ไม่</w:t>
             </w:r>
-            <w:proofErr w:type="spellStart"/>
             <w:r>
               <w:rPr>
                 <w:rFonts w:ascii="TH SarabunPSK" w:eastAsia="Angsana New" w:hAnsi="TH SarabunPSK" w:cs="TH SarabunPSK" w:hint="cs"/>
@@ -19504,7 +19501,6 @@
               </w:rPr>
               <w:t>ผ่าน</w:t>
             </w:r>
-            <w:proofErr w:type="spellEnd"/>
           </w:p>
         </w:tc>
       </w:tr>
@@ -27961,7 +27957,7 @@
     </w:p>
     <w:p>
       <w:pPr>
-        <w:pStyle w:val="2"/>
+        <w:pStyle w:val="Heading2"/>
         <w:rPr>
           <w:rFonts w:ascii="TH SarabunPSK" w:hAnsi="TH SarabunPSK" w:cs="TH SarabunPSK"/>
           <w:b/>
@@ -28131,25 +28127,7 @@
           <w:sz w:val="32"/>
           <w:szCs w:val="32"/>
         </w:rPr>
-        <w:t>data-</w:t>
-      </w:r>
-      <w:proofErr w:type="spellStart"/>
-      <w:r>
-        <w:rPr>
-          <w:rFonts w:ascii="TH SarabunPSK" w:hAnsi="TH SarabunPSK" w:cs="TH SarabunPSK" w:hint="cs"/>
-          <w:sz w:val="32"/>
-          <w:szCs w:val="32"/>
-        </w:rPr>
-        <w:t>testid</w:t>
-      </w:r>
-      <w:proofErr w:type="spellEnd"/>
-      <w:r>
-        <w:rPr>
-          <w:rFonts w:ascii="TH SarabunPSK" w:hAnsi="TH SarabunPSK" w:cs="TH SarabunPSK" w:hint="cs"/>
-          <w:sz w:val="32"/>
-          <w:szCs w:val="32"/>
-        </w:rPr>
-        <w:t xml:space="preserve"> </w:t>
+        <w:t xml:space="preserve">data-testid </w:t>
       </w:r>
       <w:r>
         <w:rPr>
@@ -28720,25 +28698,7 @@
           <w:szCs w:val="32"/>
         </w:rPr>
         <w:tab/>
-        <w:t xml:space="preserve">2. should </w:t>
-      </w:r>
-      <w:proofErr w:type="gramStart"/>
-      <w:r>
-        <w:rPr>
-          <w:rFonts w:ascii="TH SarabunPSK" w:hAnsi="TH SarabunPSK" w:cs="TH SarabunPSK" w:hint="cs"/>
-          <w:sz w:val="32"/>
-          <w:szCs w:val="32"/>
-        </w:rPr>
-        <w:t>logout</w:t>
-      </w:r>
-      <w:proofErr w:type="gramEnd"/>
-      <w:r>
-        <w:rPr>
-          <w:rFonts w:ascii="TH SarabunPSK" w:hAnsi="TH SarabunPSK" w:cs="TH SarabunPSK" w:hint="cs"/>
-          <w:sz w:val="32"/>
-          <w:szCs w:val="32"/>
-        </w:rPr>
-        <w:t xml:space="preserve"> successfully (chromium)</w:t>
+        <w:t>2. should logout successfully (chromium)</w:t>
       </w:r>
     </w:p>
     <w:p>
@@ -28780,25 +28740,7 @@
           <w:szCs w:val="32"/>
         </w:rPr>
         <w:tab/>
-        <w:t xml:space="preserve">3. should </w:t>
-      </w:r>
-      <w:proofErr w:type="gramStart"/>
-      <w:r>
-        <w:rPr>
-          <w:rFonts w:ascii="TH SarabunPSK" w:hAnsi="TH SarabunPSK" w:cs="TH SarabunPSK" w:hint="cs"/>
-          <w:sz w:val="32"/>
-          <w:szCs w:val="32"/>
-        </w:rPr>
-        <w:t>logout</w:t>
-      </w:r>
-      <w:proofErr w:type="gramEnd"/>
-      <w:r>
-        <w:rPr>
-          <w:rFonts w:ascii="TH SarabunPSK" w:hAnsi="TH SarabunPSK" w:cs="TH SarabunPSK" w:hint="cs"/>
-          <w:sz w:val="32"/>
-          <w:szCs w:val="32"/>
-        </w:rPr>
-        <w:t xml:space="preserve"> successfully (Mobile Chrome)</w:t>
+        <w:t>3. should logout successfully (Mobile Chrome)</w:t>
       </w:r>
     </w:p>
     <w:p>
@@ -28840,25 +28782,7 @@
           <w:szCs w:val="32"/>
         </w:rPr>
         <w:tab/>
-        <w:t xml:space="preserve">4. should </w:t>
-      </w:r>
-      <w:proofErr w:type="gramStart"/>
-      <w:r>
-        <w:rPr>
-          <w:rFonts w:ascii="TH SarabunPSK" w:hAnsi="TH SarabunPSK" w:cs="TH SarabunPSK" w:hint="cs"/>
-          <w:sz w:val="32"/>
-          <w:szCs w:val="32"/>
-        </w:rPr>
-        <w:t>logout</w:t>
-      </w:r>
-      <w:proofErr w:type="gramEnd"/>
-      <w:r>
-        <w:rPr>
-          <w:rFonts w:ascii="TH SarabunPSK" w:hAnsi="TH SarabunPSK" w:cs="TH SarabunPSK" w:hint="cs"/>
-          <w:sz w:val="32"/>
-          <w:szCs w:val="32"/>
-        </w:rPr>
-        <w:t xml:space="preserve"> successfully (Mobile Safari)</w:t>
+        <w:t>4. should logout successfully (Mobile Safari)</w:t>
       </w:r>
     </w:p>
     <w:p>
@@ -29687,7 +29611,7 @@
     </w:p>
     <w:p>
       <w:pPr>
-        <w:pStyle w:val="1"/>
+        <w:pStyle w:val="Heading1"/>
         <w:rPr>
           <w:rFonts w:ascii="TH SarabunPSK" w:eastAsia="Angsana New" w:hAnsi="TH SarabunPSK" w:cs="TH SarabunPSK"/>
           <w:color w:val="auto"/>
@@ -29695,7 +29619,6 @@
         </w:rPr>
       </w:pPr>
       <w:bookmarkStart w:id="22" w:name="_Toc226364142"/>
-      <w:proofErr w:type="spellStart"/>
       <w:r>
         <w:rPr>
           <w:rFonts w:ascii="TH SarabunPSK" w:eastAsia="Angsana New" w:hAnsi="TH SarabunPSK" w:cs="TH SarabunPSK" w:hint="cs"/>
@@ -29705,46 +29628,13 @@
           <w:szCs w:val="40"/>
         </w:rPr>
         <w:lastRenderedPageBreak/>
-        <w:t>บทที่</w:t>
-      </w:r>
-      <w:proofErr w:type="spellEnd"/>
-      <w:r>
-        <w:rPr>
-          <w:rFonts w:ascii="TH SarabunPSK" w:eastAsia="Angsana New" w:hAnsi="TH SarabunPSK" w:cs="TH SarabunPSK" w:hint="cs"/>
-          <w:b/>
-          <w:bCs/>
-          <w:color w:val="auto"/>
-          <w:szCs w:val="40"/>
-        </w:rPr>
-        <w:t xml:space="preserve"> 5: </w:t>
-      </w:r>
-      <w:proofErr w:type="spellStart"/>
-      <w:r>
-        <w:rPr>
-          <w:rFonts w:ascii="TH SarabunPSK" w:eastAsia="Angsana New" w:hAnsi="TH SarabunPSK" w:cs="TH SarabunPSK" w:hint="cs"/>
-          <w:b/>
-          <w:bCs/>
-          <w:color w:val="auto"/>
-          <w:szCs w:val="40"/>
-        </w:rPr>
-        <w:t>รายงานข้อผิดพลาด</w:t>
-      </w:r>
-      <w:proofErr w:type="spellEnd"/>
-      <w:r>
-        <w:rPr>
-          <w:rFonts w:ascii="TH SarabunPSK" w:eastAsia="Angsana New" w:hAnsi="TH SarabunPSK" w:cs="TH SarabunPSK" w:hint="cs"/>
-          <w:b/>
-          <w:bCs/>
-          <w:color w:val="auto"/>
-          <w:szCs w:val="40"/>
-        </w:rPr>
-        <w:t xml:space="preserve"> (Bug Reports)</w:t>
+        <w:t>บทที่ 5: รายงานข้อผิดพลาด (Bug Reports)</w:t>
       </w:r>
       <w:bookmarkEnd w:id="22"/>
     </w:p>
     <w:p>
       <w:pPr>
-        <w:pStyle w:val="a9"/>
+        <w:pStyle w:val="ListParagraph"/>
         <w:numPr>
           <w:ilvl w:val="0"/>
           <w:numId w:val="9"/>
@@ -29776,7 +29666,7 @@
     </w:p>
     <w:p>
       <w:pPr>
-        <w:pStyle w:val="a9"/>
+        <w:pStyle w:val="ListParagraph"/>
         <w:rPr>
           <w:rFonts w:ascii="TH SarabunPSK" w:eastAsia="Angsana New" w:hAnsi="TH SarabunPSK" w:cs="TH SarabunPSK"/>
           <w:b/>
@@ -29810,7 +29700,7 @@
     </w:p>
     <w:p>
       <w:pPr>
-        <w:pStyle w:val="a9"/>
+        <w:pStyle w:val="ListParagraph"/>
         <w:numPr>
           <w:ilvl w:val="1"/>
           <w:numId w:val="9"/>
@@ -29832,7 +29722,7 @@
     </w:p>
     <w:p>
       <w:pPr>
-        <w:pStyle w:val="a9"/>
+        <w:pStyle w:val="ListParagraph"/>
         <w:numPr>
           <w:ilvl w:val="1"/>
           <w:numId w:val="9"/>
@@ -29854,7 +29744,7 @@
     </w:p>
     <w:p>
       <w:pPr>
-        <w:pStyle w:val="a9"/>
+        <w:pStyle w:val="ListParagraph"/>
         <w:numPr>
           <w:ilvl w:val="1"/>
           <w:numId w:val="9"/>
@@ -29876,7 +29766,7 @@
     </w:p>
     <w:p>
       <w:pPr>
-        <w:pStyle w:val="a9"/>
+        <w:pStyle w:val="ListParagraph"/>
         <w:numPr>
           <w:ilvl w:val="2"/>
           <w:numId w:val="9"/>
@@ -29898,7 +29788,7 @@
     </w:p>
     <w:p>
       <w:pPr>
-        <w:pStyle w:val="a9"/>
+        <w:pStyle w:val="ListParagraph"/>
         <w:numPr>
           <w:ilvl w:val="2"/>
           <w:numId w:val="9"/>
@@ -29920,7 +29810,7 @@
     </w:p>
     <w:p>
       <w:pPr>
-        <w:pStyle w:val="a9"/>
+        <w:pStyle w:val="ListParagraph"/>
         <w:numPr>
           <w:ilvl w:val="2"/>
           <w:numId w:val="9"/>
@@ -29942,7 +29832,7 @@
     </w:p>
     <w:p>
       <w:pPr>
-        <w:pStyle w:val="a9"/>
+        <w:pStyle w:val="ListParagraph"/>
         <w:numPr>
           <w:ilvl w:val="2"/>
           <w:numId w:val="9"/>
@@ -29964,7 +29854,7 @@
     </w:p>
     <w:p>
       <w:pPr>
-        <w:pStyle w:val="a9"/>
+        <w:pStyle w:val="ListParagraph"/>
         <w:numPr>
           <w:ilvl w:val="1"/>
           <w:numId w:val="9"/>
@@ -30060,7 +29950,7 @@
     </w:p>
     <w:p>
       <w:pPr>
-        <w:pStyle w:val="a9"/>
+        <w:pStyle w:val="ListParagraph"/>
         <w:numPr>
           <w:ilvl w:val="1"/>
           <w:numId w:val="9"/>
@@ -30083,7 +29973,7 @@
     </w:p>
     <w:p>
       <w:pPr>
-        <w:pStyle w:val="a9"/>
+        <w:pStyle w:val="ListParagraph"/>
         <w:numPr>
           <w:ilvl w:val="1"/>
           <w:numId w:val="9"/>
@@ -30105,7 +29995,7 @@
     </w:p>
     <w:p>
       <w:pPr>
-        <w:pStyle w:val="a9"/>
+        <w:pStyle w:val="ListParagraph"/>
         <w:numPr>
           <w:ilvl w:val="1"/>
           <w:numId w:val="9"/>
@@ -30127,7 +30017,7 @@
     </w:p>
     <w:p>
       <w:pPr>
-        <w:pStyle w:val="a9"/>
+        <w:pStyle w:val="ListParagraph"/>
         <w:numPr>
           <w:ilvl w:val="2"/>
           <w:numId w:val="9"/>
@@ -30149,7 +30039,7 @@
     </w:p>
     <w:p>
       <w:pPr>
-        <w:pStyle w:val="a9"/>
+        <w:pStyle w:val="ListParagraph"/>
         <w:numPr>
           <w:ilvl w:val="2"/>
           <w:numId w:val="9"/>
@@ -30171,7 +30061,7 @@
     </w:p>
     <w:p>
       <w:pPr>
-        <w:pStyle w:val="a9"/>
+        <w:pStyle w:val="ListParagraph"/>
         <w:numPr>
           <w:ilvl w:val="2"/>
           <w:numId w:val="9"/>
@@ -30193,7 +30083,7 @@
     </w:p>
     <w:p>
       <w:pPr>
-        <w:pStyle w:val="a9"/>
+        <w:pStyle w:val="ListParagraph"/>
         <w:numPr>
           <w:ilvl w:val="2"/>
           <w:numId w:val="9"/>
@@ -30215,7 +30105,7 @@
     </w:p>
     <w:p>
       <w:pPr>
-        <w:pStyle w:val="a9"/>
+        <w:pStyle w:val="ListParagraph"/>
         <w:numPr>
           <w:ilvl w:val="2"/>
           <w:numId w:val="9"/>
@@ -30237,7 +30127,7 @@
     </w:p>
     <w:p>
       <w:pPr>
-        <w:pStyle w:val="a9"/>
+        <w:pStyle w:val="ListParagraph"/>
         <w:numPr>
           <w:ilvl w:val="2"/>
           <w:numId w:val="9"/>
@@ -30259,7 +30149,7 @@
     </w:p>
     <w:p>
       <w:pPr>
-        <w:pStyle w:val="a9"/>
+        <w:pStyle w:val="ListParagraph"/>
         <w:numPr>
           <w:ilvl w:val="1"/>
           <w:numId w:val="9"/>
@@ -30364,7 +30254,7 @@
     </w:p>
     <w:p>
       <w:pPr>
-        <w:pStyle w:val="a9"/>
+        <w:pStyle w:val="ListParagraph"/>
         <w:numPr>
           <w:ilvl w:val="1"/>
           <w:numId w:val="9"/>
@@ -30387,7 +30277,7 @@
     </w:p>
     <w:p>
       <w:pPr>
-        <w:pStyle w:val="a9"/>
+        <w:pStyle w:val="ListParagraph"/>
         <w:numPr>
           <w:ilvl w:val="1"/>
           <w:numId w:val="9"/>
@@ -30409,7 +30299,7 @@
     </w:p>
     <w:p>
       <w:pPr>
-        <w:pStyle w:val="a9"/>
+        <w:pStyle w:val="ListParagraph"/>
         <w:numPr>
           <w:ilvl w:val="1"/>
           <w:numId w:val="9"/>
@@ -30431,7 +30321,7 @@
     </w:p>
     <w:p>
       <w:pPr>
-        <w:pStyle w:val="a9"/>
+        <w:pStyle w:val="ListParagraph"/>
         <w:numPr>
           <w:ilvl w:val="2"/>
           <w:numId w:val="9"/>
@@ -30453,7 +30343,7 @@
     </w:p>
     <w:p>
       <w:pPr>
-        <w:pStyle w:val="a9"/>
+        <w:pStyle w:val="ListParagraph"/>
         <w:numPr>
           <w:ilvl w:val="2"/>
           <w:numId w:val="9"/>
@@ -30475,7 +30365,7 @@
     </w:p>
     <w:p>
       <w:pPr>
-        <w:pStyle w:val="a9"/>
+        <w:pStyle w:val="ListParagraph"/>
         <w:numPr>
           <w:ilvl w:val="2"/>
           <w:numId w:val="9"/>
@@ -30497,7 +30387,7 @@
     </w:p>
     <w:p>
       <w:pPr>
-        <w:pStyle w:val="a9"/>
+        <w:pStyle w:val="ListParagraph"/>
         <w:numPr>
           <w:ilvl w:val="2"/>
           <w:numId w:val="9"/>
@@ -30519,7 +30409,7 @@
     </w:p>
     <w:p>
       <w:pPr>
-        <w:pStyle w:val="a9"/>
+        <w:pStyle w:val="ListParagraph"/>
         <w:numPr>
           <w:ilvl w:val="2"/>
           <w:numId w:val="9"/>
@@ -30541,7 +30431,7 @@
     </w:p>
     <w:p>
       <w:pPr>
-        <w:pStyle w:val="a9"/>
+        <w:pStyle w:val="ListParagraph"/>
         <w:numPr>
           <w:ilvl w:val="2"/>
           <w:numId w:val="9"/>
@@ -30563,7 +30453,7 @@
     </w:p>
     <w:p>
       <w:pPr>
-        <w:pStyle w:val="a9"/>
+        <w:pStyle w:val="ListParagraph"/>
         <w:numPr>
           <w:ilvl w:val="1"/>
           <w:numId w:val="9"/>
@@ -30758,7 +30648,7 @@
     </w:p>
     <w:p>
       <w:pPr>
-        <w:pStyle w:val="a9"/>
+        <w:pStyle w:val="ListParagraph"/>
         <w:numPr>
           <w:ilvl w:val="1"/>
           <w:numId w:val="9"/>
@@ -30780,7 +30670,7 @@
     </w:p>
     <w:p>
       <w:pPr>
-        <w:pStyle w:val="a9"/>
+        <w:pStyle w:val="ListParagraph"/>
         <w:numPr>
           <w:ilvl w:val="1"/>
           <w:numId w:val="9"/>
@@ -30802,7 +30692,7 @@
     </w:p>
     <w:p>
       <w:pPr>
-        <w:pStyle w:val="a9"/>
+        <w:pStyle w:val="ListParagraph"/>
         <w:numPr>
           <w:ilvl w:val="1"/>
           <w:numId w:val="9"/>
@@ -30824,7 +30714,7 @@
     </w:p>
     <w:p>
       <w:pPr>
-        <w:pStyle w:val="a9"/>
+        <w:pStyle w:val="ListParagraph"/>
         <w:numPr>
           <w:ilvl w:val="2"/>
           <w:numId w:val="9"/>
@@ -30846,7 +30736,7 @@
     </w:p>
     <w:p>
       <w:pPr>
-        <w:pStyle w:val="a9"/>
+        <w:pStyle w:val="ListParagraph"/>
         <w:numPr>
           <w:ilvl w:val="2"/>
           <w:numId w:val="9"/>
@@ -30868,7 +30758,7 @@
     </w:p>
     <w:p>
       <w:pPr>
-        <w:pStyle w:val="a9"/>
+        <w:pStyle w:val="ListParagraph"/>
         <w:numPr>
           <w:ilvl w:val="2"/>
           <w:numId w:val="9"/>
@@ -30890,7 +30780,7 @@
     </w:p>
     <w:p>
       <w:pPr>
-        <w:pStyle w:val="a9"/>
+        <w:pStyle w:val="ListParagraph"/>
         <w:numPr>
           <w:ilvl w:val="2"/>
           <w:numId w:val="9"/>
@@ -30912,7 +30802,7 @@
     </w:p>
     <w:p>
       <w:pPr>
-        <w:pStyle w:val="a9"/>
+        <w:pStyle w:val="ListParagraph"/>
         <w:numPr>
           <w:ilvl w:val="1"/>
           <w:numId w:val="9"/>
@@ -30934,7 +30824,7 @@
     </w:p>
     <w:p>
       <w:pPr>
-        <w:pStyle w:val="a9"/>
+        <w:pStyle w:val="ListParagraph"/>
         <w:ind w:left="1440"/>
         <w:rPr>
           <w:rFonts w:ascii="TH SarabunPSK" w:eastAsia="Angsana New" w:hAnsi="TH SarabunPSK" w:cs="TH SarabunPSK"/>
@@ -30945,7 +30835,7 @@
     </w:p>
     <w:p>
       <w:pPr>
-        <w:pStyle w:val="a9"/>
+        <w:pStyle w:val="ListParagraph"/>
         <w:ind w:left="2160"/>
         <w:rPr>
           <w:rFonts w:ascii="TH SarabunPSK" w:hAnsi="TH SarabunPSK" w:cs="TH SarabunPSK"/>
@@ -31016,7 +30906,7 @@
     </w:p>
     <w:p>
       <w:pPr>
-        <w:pStyle w:val="a9"/>
+        <w:pStyle w:val="ListParagraph"/>
         <w:ind w:left="2160"/>
         <w:rPr>
           <w:rFonts w:ascii="TH SarabunPSK" w:hAnsi="TH SarabunPSK" w:cs="TH SarabunPSK"/>
@@ -31025,7 +30915,7 @@
     </w:p>
     <w:p>
       <w:pPr>
-        <w:pStyle w:val="a9"/>
+        <w:pStyle w:val="ListParagraph"/>
         <w:numPr>
           <w:ilvl w:val="1"/>
           <w:numId w:val="9"/>
@@ -31047,7 +30937,7 @@
     </w:p>
     <w:p>
       <w:pPr>
-        <w:pStyle w:val="a9"/>
+        <w:pStyle w:val="ListParagraph"/>
         <w:numPr>
           <w:ilvl w:val="1"/>
           <w:numId w:val="9"/>
@@ -31069,7 +30959,7 @@
     </w:p>
     <w:p>
       <w:pPr>
-        <w:pStyle w:val="a9"/>
+        <w:pStyle w:val="ListParagraph"/>
         <w:numPr>
           <w:ilvl w:val="1"/>
           <w:numId w:val="9"/>
@@ -31091,7 +30981,7 @@
     </w:p>
     <w:p>
       <w:pPr>
-        <w:pStyle w:val="a9"/>
+        <w:pStyle w:val="ListParagraph"/>
         <w:numPr>
           <w:ilvl w:val="2"/>
           <w:numId w:val="9"/>
@@ -31113,7 +31003,7 @@
     </w:p>
     <w:p>
       <w:pPr>
-        <w:pStyle w:val="a9"/>
+        <w:pStyle w:val="ListParagraph"/>
         <w:numPr>
           <w:ilvl w:val="2"/>
           <w:numId w:val="9"/>
@@ -31135,7 +31025,7 @@
     </w:p>
     <w:p>
       <w:pPr>
-        <w:pStyle w:val="a9"/>
+        <w:pStyle w:val="ListParagraph"/>
         <w:numPr>
           <w:ilvl w:val="2"/>
           <w:numId w:val="9"/>
@@ -31157,7 +31047,7 @@
     </w:p>
     <w:p>
       <w:pPr>
-        <w:pStyle w:val="a9"/>
+        <w:pStyle w:val="ListParagraph"/>
         <w:numPr>
           <w:ilvl w:val="2"/>
           <w:numId w:val="9"/>
@@ -31179,7 +31069,7 @@
     </w:p>
     <w:p>
       <w:pPr>
-        <w:pStyle w:val="a9"/>
+        <w:pStyle w:val="ListParagraph"/>
         <w:numPr>
           <w:ilvl w:val="1"/>
           <w:numId w:val="9"/>
@@ -31201,7 +31091,7 @@
     </w:p>
     <w:p>
       <w:pPr>
-        <w:pStyle w:val="a9"/>
+        <w:pStyle w:val="ListParagraph"/>
         <w:ind w:left="1440"/>
         <w:rPr>
           <w:rFonts w:ascii="TH SarabunPSK" w:eastAsia="Angsana New" w:hAnsi="TH SarabunPSK" w:cs="TH SarabunPSK"/>
@@ -31212,7 +31102,7 @@
     </w:p>
     <w:p>
       <w:pPr>
-        <w:pStyle w:val="a9"/>
+        <w:pStyle w:val="ListParagraph"/>
         <w:ind w:left="2160"/>
         <w:rPr>
           <w:rFonts w:ascii="TH SarabunPSK" w:hAnsi="TH SarabunPSK" w:cs="TH SarabunPSK"/>
@@ -31285,7 +31175,7 @@
     </w:p>
     <w:p>
       <w:pPr>
-        <w:pStyle w:val="a9"/>
+        <w:pStyle w:val="ListParagraph"/>
         <w:numPr>
           <w:ilvl w:val="1"/>
           <w:numId w:val="9"/>
@@ -31308,7 +31198,7 @@
     </w:p>
     <w:p>
       <w:pPr>
-        <w:pStyle w:val="a9"/>
+        <w:pStyle w:val="ListParagraph"/>
         <w:numPr>
           <w:ilvl w:val="1"/>
           <w:numId w:val="9"/>
@@ -31330,7 +31220,7 @@
     </w:p>
     <w:p>
       <w:pPr>
-        <w:pStyle w:val="a9"/>
+        <w:pStyle w:val="ListParagraph"/>
         <w:numPr>
           <w:ilvl w:val="1"/>
           <w:numId w:val="9"/>
@@ -31352,7 +31242,7 @@
     </w:p>
     <w:p>
       <w:pPr>
-        <w:pStyle w:val="a9"/>
+        <w:pStyle w:val="ListParagraph"/>
         <w:numPr>
           <w:ilvl w:val="2"/>
           <w:numId w:val="9"/>
@@ -31374,7 +31264,7 @@
     </w:p>
     <w:p>
       <w:pPr>
-        <w:pStyle w:val="a9"/>
+        <w:pStyle w:val="ListParagraph"/>
         <w:numPr>
           <w:ilvl w:val="2"/>
           <w:numId w:val="9"/>
@@ -31396,7 +31286,7 @@
     </w:p>
     <w:p>
       <w:pPr>
-        <w:pStyle w:val="a9"/>
+        <w:pStyle w:val="ListParagraph"/>
         <w:numPr>
           <w:ilvl w:val="2"/>
           <w:numId w:val="9"/>
@@ -31418,7 +31308,7 @@
     </w:p>
     <w:p>
       <w:pPr>
-        <w:pStyle w:val="a9"/>
+        <w:pStyle w:val="ListParagraph"/>
         <w:numPr>
           <w:ilvl w:val="1"/>
           <w:numId w:val="9"/>
@@ -31520,7 +31410,7 @@
     </w:p>
     <w:p>
       <w:pPr>
-        <w:pStyle w:val="a9"/>
+        <w:pStyle w:val="ListParagraph"/>
         <w:numPr>
           <w:ilvl w:val="1"/>
           <w:numId w:val="9"/>
@@ -31543,7 +31433,7 @@
     </w:p>
     <w:p>
       <w:pPr>
-        <w:pStyle w:val="a9"/>
+        <w:pStyle w:val="ListParagraph"/>
         <w:numPr>
           <w:ilvl w:val="1"/>
           <w:numId w:val="9"/>
@@ -31565,7 +31455,7 @@
     </w:p>
     <w:p>
       <w:pPr>
-        <w:pStyle w:val="a9"/>
+        <w:pStyle w:val="ListParagraph"/>
         <w:numPr>
           <w:ilvl w:val="1"/>
           <w:numId w:val="9"/>
@@ -31587,7 +31477,7 @@
     </w:p>
     <w:p>
       <w:pPr>
-        <w:pStyle w:val="a9"/>
+        <w:pStyle w:val="ListParagraph"/>
         <w:numPr>
           <w:ilvl w:val="2"/>
           <w:numId w:val="9"/>
@@ -31609,7 +31499,7 @@
     </w:p>
     <w:p>
       <w:pPr>
-        <w:pStyle w:val="a9"/>
+        <w:pStyle w:val="ListParagraph"/>
         <w:numPr>
           <w:ilvl w:val="2"/>
           <w:numId w:val="9"/>
@@ -31631,7 +31521,7 @@
     </w:p>
     <w:p>
       <w:pPr>
-        <w:pStyle w:val="a9"/>
+        <w:pStyle w:val="ListParagraph"/>
         <w:numPr>
           <w:ilvl w:val="2"/>
           <w:numId w:val="9"/>
@@ -31653,7 +31543,7 @@
     </w:p>
     <w:p>
       <w:pPr>
-        <w:pStyle w:val="a9"/>
+        <w:pStyle w:val="ListParagraph"/>
         <w:numPr>
           <w:ilvl w:val="1"/>
           <w:numId w:val="9"/>
@@ -31730,7 +31620,7 @@
     </w:p>
     <w:p>
       <w:pPr>
-        <w:pStyle w:val="1"/>
+        <w:pStyle w:val="Heading1"/>
         <w:rPr>
           <w:rFonts w:ascii="TH SarabunPSK" w:eastAsia="Angsana New" w:hAnsi="TH SarabunPSK" w:cs="TH SarabunPSK"/>
           <w:color w:val="auto"/>
@@ -31753,7 +31643,7 @@
     </w:p>
     <w:p>
       <w:pPr>
-        <w:pStyle w:val="2"/>
+        <w:pStyle w:val="Heading2"/>
         <w:rPr>
           <w:rFonts w:ascii="TH SarabunPSK" w:eastAsia="Angsana New" w:hAnsi="TH SarabunPSK" w:cs="TH SarabunPSK"/>
           <w:color w:val="auto"/>
@@ -31784,14 +31674,15 @@
       </w:pPr>
       <w:r>
         <w:rPr>
-          <w:rFonts w:ascii="TH SarabunPSK" w:hAnsi="TH SarabunPSK" w:cs="TH SarabunPSK" w:hint="cs"/>
+          <w:rFonts w:ascii="TH SarabunPSK" w:eastAsia="Aptos" w:hAnsi="TH SarabunPSK" w:cs="TH SarabunPSK"/>
           <w:noProof/>
+          <w:szCs w:val="24"/>
         </w:rPr>
         <w:drawing>
-          <wp:inline distT="0" distB="0" distL="0" distR="0" wp14:anchorId="05B3AB20" wp14:editId="58B8AC7C">
-            <wp:extent cx="6076838" cy="4961614"/>
-            <wp:effectExtent l="0" t="0" r="635" b="0"/>
-            <wp:docPr id="252171769" name="drawing"/>
+          <wp:inline distT="0" distB="0" distL="0" distR="0" wp14:anchorId="39EE6D7C" wp14:editId="0BD0073E">
+            <wp:extent cx="4819650" cy="5267325"/>
+            <wp:effectExtent l="0" t="0" r="0" b="9525"/>
+            <wp:docPr id="1791593648" name="Picture 1"/>
             <wp:cNvGraphicFramePr>
               <a:graphicFrameLocks xmlns:a="http://schemas.openxmlformats.org/drawingml/2006/main" noChangeAspect="1"/>
             </wp:cNvGraphicFramePr>
@@ -31799,14 +31690,14 @@
               <a:graphicData uri="http://schemas.openxmlformats.org/drawingml/2006/picture">
                 <pic:pic xmlns:pic="http://schemas.openxmlformats.org/drawingml/2006/picture">
                   <pic:nvPicPr>
-                    <pic:cNvPr id="252171769" name="Picture 252171769"/>
+                    <pic:cNvPr id="1791593648" name="Picture 1791593648"/>
                     <pic:cNvPicPr/>
                   </pic:nvPicPr>
                   <pic:blipFill>
                     <a:blip r:embed="rId21">
                       <a:extLst>
                         <a:ext uri="{28A0092B-C50C-407E-A947-70E740481C1C}">
-                          <a14:useLocalDpi xmlns:a14="http://schemas.microsoft.com/office/drawing/2010/main"/>
+                          <a14:useLocalDpi xmlns:a14="http://schemas.microsoft.com/office/drawing/2010/main" val="0"/>
                         </a:ext>
                       </a:extLst>
                     </a:blip>
@@ -31817,7 +31708,7 @@
                   <pic:spPr>
                     <a:xfrm>
                       <a:off x="0" y="0"/>
-                      <a:ext cx="6105148" cy="4984729"/>
+                      <a:ext cx="4819650" cy="5267325"/>
                     </a:xfrm>
                     <a:prstGeom prst="rect">
                       <a:avLst/>
@@ -31832,7 +31723,7 @@
     </w:p>
     <w:p>
       <w:pPr>
-        <w:pStyle w:val="a9"/>
+        <w:pStyle w:val="ListParagraph"/>
         <w:numPr>
           <w:ilvl w:val="0"/>
           <w:numId w:val="8"/>
@@ -31849,12 +31740,44 @@
           <w:sz w:val="32"/>
           <w:szCs w:val="32"/>
         </w:rPr>
-        <w:t>“ ผ่าน (Pass) จำนวน 43 เคส คิดเป็น 86 % ”</w:t>
+        <w:t>“ ผ่าน (Pass) จำนวน 4</w:t>
+      </w:r>
+      <w:r>
+        <w:rPr>
+          <w:rFonts w:ascii="TH SarabunPSK" w:eastAsia="Angsana New" w:hAnsi="TH SarabunPSK" w:cs="TH SarabunPSK"/>
+          <w:sz w:val="32"/>
+          <w:szCs w:val="32"/>
+        </w:rPr>
+        <w:t>2</w:t>
+      </w:r>
+      <w:r>
+        <w:rPr>
+          <w:rFonts w:ascii="TH SarabunPSK" w:eastAsia="Angsana New" w:hAnsi="TH SarabunPSK" w:cs="TH SarabunPSK" w:hint="cs"/>
+          <w:sz w:val="32"/>
+          <w:szCs w:val="32"/>
+        </w:rPr>
+        <w:t xml:space="preserve"> เคส คิดเป็น 8</w:t>
+      </w:r>
+      <w:r>
+        <w:rPr>
+          <w:rFonts w:ascii="TH SarabunPSK" w:eastAsia="Angsana New" w:hAnsi="TH SarabunPSK" w:cs="TH SarabunPSK"/>
+          <w:sz w:val="32"/>
+          <w:szCs w:val="32"/>
+        </w:rPr>
+        <w:t>4</w:t>
+      </w:r>
+      <w:r>
+        <w:rPr>
+          <w:rFonts w:ascii="TH SarabunPSK" w:eastAsia="Angsana New" w:hAnsi="TH SarabunPSK" w:cs="TH SarabunPSK" w:hint="cs"/>
+          <w:sz w:val="32"/>
+          <w:szCs w:val="32"/>
+        </w:rPr>
+        <w:t xml:space="preserve"> % ”</w:t>
       </w:r>
     </w:p>
     <w:p>
       <w:pPr>
-        <w:pStyle w:val="a9"/>
+        <w:pStyle w:val="ListParagraph"/>
         <w:numPr>
           <w:ilvl w:val="0"/>
           <w:numId w:val="8"/>
@@ -31871,7 +31794,39 @@
           <w:sz w:val="32"/>
           <w:szCs w:val="32"/>
         </w:rPr>
-        <w:t>“ไม่ผ่าน (Fail) จำนวน 7 เคส คิดเป็น 14 %”</w:t>
+        <w:t xml:space="preserve">“ไม่ผ่าน (Fail) จำนวน </w:t>
+      </w:r>
+      <w:r>
+        <w:rPr>
+          <w:rFonts w:ascii="TH SarabunPSK" w:eastAsia="Angsana New" w:hAnsi="TH SarabunPSK" w:cs="TH SarabunPSK"/>
+          <w:sz w:val="32"/>
+          <w:szCs w:val="32"/>
+        </w:rPr>
+        <w:t>8</w:t>
+      </w:r>
+      <w:r>
+        <w:rPr>
+          <w:rFonts w:ascii="TH SarabunPSK" w:eastAsia="Angsana New" w:hAnsi="TH SarabunPSK" w:cs="TH SarabunPSK" w:hint="cs"/>
+          <w:sz w:val="32"/>
+          <w:szCs w:val="32"/>
+        </w:rPr>
+        <w:t xml:space="preserve"> เคส คิดเป็น 1</w:t>
+      </w:r>
+      <w:r>
+        <w:rPr>
+          <w:rFonts w:ascii="TH SarabunPSK" w:eastAsia="Angsana New" w:hAnsi="TH SarabunPSK" w:cs="TH SarabunPSK"/>
+          <w:sz w:val="32"/>
+          <w:szCs w:val="32"/>
+        </w:rPr>
+        <w:t>6</w:t>
+      </w:r>
+      <w:r>
+        <w:rPr>
+          <w:rFonts w:ascii="TH SarabunPSK" w:eastAsia="Angsana New" w:hAnsi="TH SarabunPSK" w:cs="TH SarabunPSK" w:hint="cs"/>
+          <w:sz w:val="32"/>
+          <w:szCs w:val="32"/>
+        </w:rPr>
+        <w:t xml:space="preserve"> %”</w:t>
       </w:r>
       <w:r>
         <w:rPr>
@@ -31884,7 +31839,7 @@
     </w:p>
     <w:p>
       <w:pPr>
-        <w:pStyle w:val="2"/>
+        <w:pStyle w:val="Heading2"/>
         <w:rPr>
           <w:rFonts w:ascii="TH SarabunPSK" w:eastAsia="Angsana New" w:hAnsi="TH SarabunPSK" w:cs="TH SarabunPSK"/>
           <w:color w:val="auto"/>
@@ -31916,7 +31871,7 @@
     </w:p>
     <w:p>
       <w:pPr>
-        <w:pStyle w:val="a9"/>
+        <w:pStyle w:val="ListParagraph"/>
         <w:numPr>
           <w:ilvl w:val="1"/>
           <w:numId w:val="7"/>
@@ -31956,7 +31911,7 @@
     </w:p>
     <w:p>
       <w:pPr>
-        <w:pStyle w:val="a9"/>
+        <w:pStyle w:val="ListParagraph"/>
         <w:numPr>
           <w:ilvl w:val="0"/>
           <w:numId w:val="6"/>
@@ -31996,7 +31951,7 @@
     </w:p>
     <w:p>
       <w:pPr>
-        <w:pStyle w:val="a9"/>
+        <w:pStyle w:val="ListParagraph"/>
         <w:numPr>
           <w:ilvl w:val="0"/>
           <w:numId w:val="5"/>
@@ -32036,37 +31991,36 @@
       </w:r>
       <w:r>
         <w:rPr>
+          <w:rFonts w:ascii="TH SarabunPSK" w:eastAsia="Angsana New" w:hAnsi="TH SarabunPSK" w:cs="TH SarabunPSK"/>
+          <w:sz w:val="32"/>
+          <w:szCs w:val="32"/>
+        </w:rPr>
+        <w:t>7</w:t>
+      </w:r>
+      <w:r>
+        <w:rPr>
           <w:rFonts w:ascii="TH SarabunPSK" w:eastAsia="Angsana New" w:hAnsi="TH SarabunPSK" w:cs="TH SarabunPSK" w:hint="cs"/>
           <w:sz w:val="32"/>
           <w:szCs w:val="32"/>
+        </w:rPr>
+        <w:t>/50 = 0.</w:t>
+      </w:r>
+      <w:r>
+        <w:rPr>
+          <w:rFonts w:ascii="TH SarabunPSK" w:eastAsia="Angsana New" w:hAnsi="TH SarabunPSK" w:cs="TH SarabunPSK" w:hint="cs"/>
+          <w:sz w:val="32"/>
+          <w:szCs w:val="32"/>
           <w:cs/>
         </w:rPr>
-        <w:t>8</w:t>
-      </w:r>
-      <w:r>
-        <w:rPr>
-          <w:rFonts w:ascii="TH SarabunPSK" w:eastAsia="Angsana New" w:hAnsi="TH SarabunPSK" w:cs="TH SarabunPSK" w:hint="cs"/>
-          <w:sz w:val="32"/>
-          <w:szCs w:val="32"/>
-        </w:rPr>
-        <w:t>/50 = 0.</w:t>
-      </w:r>
-      <w:r>
-        <w:rPr>
-          <w:rFonts w:ascii="TH SarabunPSK" w:eastAsia="Angsana New" w:hAnsi="TH SarabunPSK" w:cs="TH SarabunPSK" w:hint="cs"/>
-          <w:sz w:val="32"/>
-          <w:szCs w:val="32"/>
-          <w:cs/>
-        </w:rPr>
-        <w:t>16</w:t>
-      </w:r>
-      <w:r>
-        <w:rPr>
-          <w:rFonts w:ascii="TH SarabunPSK" w:eastAsia="Angsana New" w:hAnsi="TH SarabunPSK" w:cs="TH SarabunPSK" w:hint="cs"/>
-          <w:sz w:val="32"/>
-          <w:szCs w:val="32"/>
-        </w:rPr>
-        <w:t xml:space="preserve"> </w:t>
+        <w:t>1</w:t>
+      </w:r>
+      <w:r>
+        <w:rPr>
+          <w:rFonts w:ascii="TH SarabunPSK" w:eastAsia="Angsana New" w:hAnsi="TH SarabunPSK" w:cs="TH SarabunPSK"/>
+          <w:sz w:val="32"/>
+          <w:szCs w:val="32"/>
+        </w:rPr>
+        <w:t>4</w:t>
       </w:r>
     </w:p>
     <w:p>
@@ -32089,7 +32043,7 @@
     </w:p>
     <w:p>
       <w:pPr>
-        <w:pStyle w:val="a9"/>
+        <w:pStyle w:val="ListParagraph"/>
         <w:numPr>
           <w:ilvl w:val="1"/>
           <w:numId w:val="7"/>
@@ -32129,7 +32083,7 @@
     </w:p>
     <w:p>
       <w:pPr>
-        <w:pStyle w:val="a9"/>
+        <w:pStyle w:val="ListParagraph"/>
         <w:numPr>
           <w:ilvl w:val="0"/>
           <w:numId w:val="3"/>
@@ -32151,7 +32105,7 @@
     </w:p>
     <w:p>
       <w:pPr>
-        <w:pStyle w:val="a9"/>
+        <w:pStyle w:val="ListParagraph"/>
         <w:numPr>
           <w:ilvl w:val="0"/>
           <w:numId w:val="3"/>
@@ -32173,7 +32127,7 @@
     </w:p>
     <w:p>
       <w:pPr>
-        <w:pStyle w:val="a9"/>
+        <w:pStyle w:val="ListParagraph"/>
         <w:numPr>
           <w:ilvl w:val="0"/>
           <w:numId w:val="3"/>
@@ -32195,7 +32149,7 @@
     </w:p>
     <w:p>
       <w:pPr>
-        <w:pStyle w:val="a9"/>
+        <w:pStyle w:val="ListParagraph"/>
         <w:numPr>
           <w:ilvl w:val="0"/>
           <w:numId w:val="3"/>
@@ -32217,7 +32171,7 @@
     </w:p>
     <w:p>
       <w:pPr>
-        <w:pStyle w:val="a9"/>
+        <w:pStyle w:val="ListParagraph"/>
         <w:numPr>
           <w:ilvl w:val="0"/>
           <w:numId w:val="3"/>
@@ -32239,7 +32193,7 @@
     </w:p>
     <w:p>
       <w:pPr>
-        <w:pStyle w:val="a9"/>
+        <w:pStyle w:val="ListParagraph"/>
         <w:numPr>
           <w:ilvl w:val="0"/>
           <w:numId w:val="3"/>
@@ -32331,7 +32285,7 @@
     </w:p>
     <w:p>
       <w:pPr>
-        <w:pStyle w:val="2"/>
+        <w:pStyle w:val="Heading2"/>
         <w:rPr>
           <w:rFonts w:ascii="TH SarabunPSK" w:eastAsia="Angsana New" w:hAnsi="TH SarabunPSK" w:cs="TH SarabunPSK"/>
           <w:color w:val="auto"/>
@@ -32396,7 +32350,7 @@
     </w:p>
     <w:p>
       <w:pPr>
-        <w:pStyle w:val="4"/>
+        <w:pStyle w:val="Heading4"/>
         <w:spacing w:before="319" w:after="319"/>
         <w:ind w:left="720"/>
         <w:rPr>
@@ -32441,7 +32395,7 @@
     </w:p>
     <w:p>
       <w:pPr>
-        <w:pStyle w:val="4"/>
+        <w:pStyle w:val="Heading4"/>
         <w:spacing w:before="319" w:after="319"/>
         <w:ind w:left="720"/>
         <w:rPr>
@@ -32486,7 +32440,7 @@
     </w:p>
     <w:p>
       <w:pPr>
-        <w:pStyle w:val="4"/>
+        <w:pStyle w:val="Heading4"/>
         <w:spacing w:before="319" w:after="319"/>
         <w:ind w:left="720"/>
         <w:rPr>
@@ -32531,7 +32485,7 @@
     </w:p>
     <w:p>
       <w:pPr>
-        <w:pStyle w:val="4"/>
+        <w:pStyle w:val="Heading4"/>
         <w:spacing w:before="319" w:after="319"/>
         <w:ind w:left="720"/>
         <w:rPr>
@@ -32558,7 +32512,7 @@
     </w:p>
     <w:p>
       <w:pPr>
-        <w:pStyle w:val="4"/>
+        <w:pStyle w:val="Heading4"/>
         <w:spacing w:before="319" w:after="319"/>
         <w:ind w:left="720" w:firstLine="720"/>
         <w:rPr>
@@ -32582,7 +32536,7 @@
     </w:p>
     <w:p>
       <w:pPr>
-        <w:pStyle w:val="1"/>
+        <w:pStyle w:val="Heading1"/>
         <w:rPr>
           <w:rFonts w:ascii="TH SarabunPSK" w:eastAsia="Angsana New" w:hAnsi="TH SarabunPSK" w:cs="TH SarabunPSK"/>
           <w:color w:val="auto"/>
@@ -32604,7 +32558,7 @@
     </w:p>
     <w:p>
       <w:pPr>
-        <w:pStyle w:val="2"/>
+        <w:pStyle w:val="Heading2"/>
         <w:ind w:firstLine="720"/>
         <w:rPr>
           <w:rFonts w:ascii="TH SarabunPSK" w:eastAsia="Angsana New" w:hAnsi="TH SarabunPSK" w:cs="TH SarabunPSK"/>
@@ -32665,7 +32619,7 @@
     </w:p>
     <w:p>
       <w:pPr>
-        <w:pStyle w:val="a9"/>
+        <w:pStyle w:val="ListParagraph"/>
         <w:numPr>
           <w:ilvl w:val="0"/>
           <w:numId w:val="2"/>
@@ -32688,7 +32642,7 @@
     </w:p>
     <w:p>
       <w:pPr>
-        <w:pStyle w:val="a9"/>
+        <w:pStyle w:val="ListParagraph"/>
         <w:numPr>
           <w:ilvl w:val="0"/>
           <w:numId w:val="2"/>
@@ -32786,7 +32740,7 @@
     </w:p>
     <w:p>
       <w:pPr>
-        <w:pStyle w:val="2"/>
+        <w:pStyle w:val="Heading2"/>
         <w:ind w:firstLine="720"/>
         <w:rPr>
           <w:rFonts w:ascii="TH SarabunPSK" w:eastAsia="Angsana New" w:hAnsi="TH SarabunPSK" w:cs="TH SarabunPSK"/>
@@ -32830,7 +32784,7 @@
     </w:p>
     <w:p>
       <w:pPr>
-        <w:pStyle w:val="a9"/>
+        <w:pStyle w:val="ListParagraph"/>
         <w:numPr>
           <w:ilvl w:val="0"/>
           <w:numId w:val="1"/>
@@ -32867,7 +32821,7 @@
     </w:p>
     <w:p>
       <w:pPr>
-        <w:pStyle w:val="a9"/>
+        <w:pStyle w:val="ListParagraph"/>
         <w:numPr>
           <w:ilvl w:val="0"/>
           <w:numId w:val="1"/>
@@ -32904,7 +32858,7 @@
     </w:p>
     <w:p>
       <w:pPr>
-        <w:pStyle w:val="a9"/>
+        <w:pStyle w:val="ListParagraph"/>
         <w:numPr>
           <w:ilvl w:val="0"/>
           <w:numId w:val="1"/>
@@ -32941,7 +32895,7 @@
     </w:p>
     <w:p>
       <w:pPr>
-        <w:pStyle w:val="a9"/>
+        <w:pStyle w:val="ListParagraph"/>
         <w:numPr>
           <w:ilvl w:val="0"/>
           <w:numId w:val="1"/>
@@ -32978,7 +32932,7 @@
     </w:p>
     <w:p>
       <w:pPr>
-        <w:pStyle w:val="a9"/>
+        <w:pStyle w:val="ListParagraph"/>
         <w:numPr>
           <w:ilvl w:val="0"/>
           <w:numId w:val="1"/>
@@ -33010,22 +32964,12 @@
           <w:sz w:val="32"/>
           <w:szCs w:val="32"/>
         </w:rPr>
-        <w:t>เพื่อประเมินประสิทธิภาพของระบบเมื่อมีผู้ใช้งานจำนวนมาก และ</w:t>
-      </w:r>
-      <w:proofErr w:type="spellStart"/>
-      <w:r>
-        <w:rPr>
-          <w:rFonts w:ascii="TH SarabunPSK" w:eastAsia="Angsana New" w:hAnsi="TH SarabunPSK" w:cs="TH SarabunPSK" w:hint="cs"/>
-          <w:sz w:val="32"/>
-          <w:szCs w:val="32"/>
-        </w:rPr>
-        <w:t>ตรวจสอบความเสถียรของระบบในสถานการณ์จริง</w:t>
-      </w:r>
-      <w:proofErr w:type="spellEnd"/>
+        <w:t>เพื่อประเมินประสิทธิภาพของระบบเมื่อมีผู้ใช้งานจำนวนมาก และตรวจสอบความเสถียรของระบบในสถานการณ์จริง</w:t>
+      </w:r>
     </w:p>
     <w:p>
       <w:pPr>
-        <w:pStyle w:val="a9"/>
+        <w:pStyle w:val="ListParagraph"/>
         <w:numPr>
           <w:ilvl w:val="0"/>
           <w:numId w:val="1"/>
@@ -33052,25 +32996,7 @@
           <w:sz w:val="32"/>
           <w:szCs w:val="32"/>
         </w:rPr>
-        <w:t>data-</w:t>
-      </w:r>
-      <w:proofErr w:type="spellStart"/>
-      <w:r>
-        <w:rPr>
-          <w:rFonts w:ascii="TH SarabunPSK" w:eastAsia="Angsana New" w:hAnsi="TH SarabunPSK" w:cs="TH SarabunPSK"/>
-          <w:sz w:val="32"/>
-          <w:szCs w:val="32"/>
-        </w:rPr>
-        <w:t>testid</w:t>
-      </w:r>
-      <w:proofErr w:type="spellEnd"/>
-      <w:r>
-        <w:rPr>
-          <w:rFonts w:ascii="TH SarabunPSK" w:eastAsia="Angsana New" w:hAnsi="TH SarabunPSK" w:cs="TH SarabunPSK"/>
-          <w:sz w:val="32"/>
-          <w:szCs w:val="32"/>
-        </w:rPr>
-        <w:t xml:space="preserve"> </w:t>
+        <w:t xml:space="preserve">data-testid </w:t>
       </w:r>
       <w:r>
         <w:rPr>
@@ -33084,7 +33010,7 @@
     </w:p>
     <w:p>
       <w:pPr>
-        <w:pStyle w:val="a9"/>
+        <w:pStyle w:val="ListParagraph"/>
         <w:numPr>
           <w:ilvl w:val="0"/>
           <w:numId w:val="1"/>
@@ -33394,7 +33320,7 @@
       <w:hyperlink r:id="rId22">
         <w:r>
           <w:rPr>
-            <w:rStyle w:val="af4"/>
+            <w:rStyle w:val="Hyperlink"/>
             <w:rFonts w:ascii="TH SarabunPSK" w:eastAsia="Angsana New" w:hAnsi="TH SarabunPSK" w:cs="TH SarabunPSK" w:hint="cs"/>
             <w:sz w:val="32"/>
             <w:szCs w:val="32"/>
@@ -33444,7 +33370,7 @@
       <w:hyperlink r:id="rId23">
         <w:r>
           <w:rPr>
-            <w:rStyle w:val="af4"/>
+            <w:rStyle w:val="Hyperlink"/>
             <w:rFonts w:ascii="TH SarabunPSK" w:eastAsia="Angsana New" w:hAnsi="TH SarabunPSK" w:cs="TH SarabunPSK" w:hint="cs"/>
             <w:sz w:val="32"/>
             <w:szCs w:val="32"/>
@@ -33494,7 +33420,7 @@
       <w:hyperlink r:id="rId24">
         <w:r>
           <w:rPr>
-            <w:rStyle w:val="af4"/>
+            <w:rStyle w:val="Hyperlink"/>
             <w:rFonts w:ascii="TH SarabunPSK" w:eastAsia="Angsana New" w:hAnsi="TH SarabunPSK" w:cs="TH SarabunPSK" w:hint="cs"/>
             <w:sz w:val="32"/>
             <w:szCs w:val="32"/>
@@ -33553,7 +33479,7 @@
       <w:hyperlink r:id="rId25">
         <w:r>
           <w:rPr>
-            <w:rStyle w:val="af4"/>
+            <w:rStyle w:val="Hyperlink"/>
             <w:rFonts w:ascii="TH SarabunPSK" w:eastAsia="Angsana New" w:hAnsi="TH SarabunPSK" w:cs="TH SarabunPSK" w:hint="cs"/>
             <w:sz w:val="32"/>
             <w:szCs w:val="32"/>
@@ -33650,7 +33576,7 @@
     <w:sdtContent>
       <w:p>
         <w:pPr>
-          <w:pStyle w:val="af2"/>
+          <w:pStyle w:val="Footer"/>
           <w:jc w:val="right"/>
         </w:pPr>
         <w:r>
@@ -33676,7 +33602,7 @@
   </w:sdt>
   <w:p>
     <w:pPr>
-      <w:pStyle w:val="af2"/>
+      <w:pStyle w:val="Footer"/>
     </w:pPr>
   </w:p>
 </w:ftr>
@@ -33695,7 +33621,7 @@
     <w:sdtContent>
       <w:p>
         <w:pPr>
-          <w:pStyle w:val="af2"/>
+          <w:pStyle w:val="Footer"/>
           <w:jc w:val="right"/>
         </w:pPr>
         <w:r>
@@ -33721,7 +33647,7 @@
   </w:sdt>
   <w:p>
     <w:pPr>
-      <w:pStyle w:val="af2"/>
+      <w:pStyle w:val="Footer"/>
     </w:pPr>
   </w:p>
 </w:ftr>
@@ -39709,16 +39635,16 @@
     <w:lsdException w:name="Unresolved Mention" w:semiHidden="1" w:unhideWhenUsed="1"/>
     <w:lsdException w:name="Smart Link" w:semiHidden="1" w:unhideWhenUsed="1"/>
   </w:latentStyles>
-  <w:style w:type="paragraph" w:default="1" w:styleId="a">
+  <w:style w:type="paragraph" w:default="1" w:styleId="Normal">
     <w:name w:val="Normal"/>
     <w:qFormat/>
     <w:rsid w:val="00743AA2"/>
   </w:style>
-  <w:style w:type="paragraph" w:styleId="1">
+  <w:style w:type="paragraph" w:styleId="Heading1">
     <w:name w:val="heading 1"/>
-    <w:basedOn w:val="a"/>
-    <w:next w:val="a"/>
-    <w:link w:val="10"/>
+    <w:basedOn w:val="Normal"/>
+    <w:next w:val="Normal"/>
+    <w:link w:val="Heading1Char"/>
     <w:uiPriority w:val="9"/>
     <w:qFormat/>
     <w:rsid w:val="00C00AEB"/>
@@ -39735,11 +39661,11 @@
       <w:szCs w:val="50"/>
     </w:rPr>
   </w:style>
-  <w:style w:type="paragraph" w:styleId="2">
+  <w:style w:type="paragraph" w:styleId="Heading2">
     <w:name w:val="heading 2"/>
-    <w:basedOn w:val="a"/>
-    <w:next w:val="a"/>
-    <w:link w:val="20"/>
+    <w:basedOn w:val="Normal"/>
+    <w:next w:val="Normal"/>
+    <w:link w:val="Heading2Char"/>
     <w:uiPriority w:val="9"/>
     <w:unhideWhenUsed/>
     <w:qFormat/>
@@ -39757,11 +39683,11 @@
       <w:szCs w:val="40"/>
     </w:rPr>
   </w:style>
-  <w:style w:type="paragraph" w:styleId="3">
+  <w:style w:type="paragraph" w:styleId="Heading3">
     <w:name w:val="heading 3"/>
-    <w:basedOn w:val="a"/>
-    <w:next w:val="a"/>
-    <w:link w:val="30"/>
+    <w:basedOn w:val="Normal"/>
+    <w:next w:val="Normal"/>
+    <w:link w:val="Heading3Char"/>
     <w:uiPriority w:val="9"/>
     <w:semiHidden/>
     <w:unhideWhenUsed/>
@@ -39780,11 +39706,11 @@
       <w:szCs w:val="35"/>
     </w:rPr>
   </w:style>
-  <w:style w:type="paragraph" w:styleId="4">
+  <w:style w:type="paragraph" w:styleId="Heading4">
     <w:name w:val="heading 4"/>
-    <w:basedOn w:val="a"/>
-    <w:next w:val="a"/>
-    <w:link w:val="40"/>
+    <w:basedOn w:val="Normal"/>
+    <w:next w:val="Normal"/>
+    <w:link w:val="Heading4Char"/>
     <w:uiPriority w:val="9"/>
     <w:semiHidden/>
     <w:unhideWhenUsed/>
@@ -39803,11 +39729,11 @@
       <w:color w:val="0F4761" w:themeColor="accent1" w:themeShade="BF"/>
     </w:rPr>
   </w:style>
-  <w:style w:type="paragraph" w:styleId="5">
+  <w:style w:type="paragraph" w:styleId="Heading5">
     <w:name w:val="heading 5"/>
-    <w:basedOn w:val="a"/>
-    <w:next w:val="a"/>
-    <w:link w:val="50"/>
+    <w:basedOn w:val="Normal"/>
+    <w:next w:val="Normal"/>
+    <w:link w:val="Heading5Char"/>
     <w:uiPriority w:val="9"/>
     <w:semiHidden/>
     <w:unhideWhenUsed/>
@@ -39824,11 +39750,11 @@
       <w:color w:val="0F4761" w:themeColor="accent1" w:themeShade="BF"/>
     </w:rPr>
   </w:style>
-  <w:style w:type="paragraph" w:styleId="6">
+  <w:style w:type="paragraph" w:styleId="Heading6">
     <w:name w:val="heading 6"/>
-    <w:basedOn w:val="a"/>
-    <w:next w:val="a"/>
-    <w:link w:val="60"/>
+    <w:basedOn w:val="Normal"/>
+    <w:next w:val="Normal"/>
+    <w:link w:val="Heading6Char"/>
     <w:uiPriority w:val="9"/>
     <w:semiHidden/>
     <w:unhideWhenUsed/>
@@ -39847,11 +39773,11 @@
       <w:color w:val="595959" w:themeColor="text1" w:themeTint="A6"/>
     </w:rPr>
   </w:style>
-  <w:style w:type="paragraph" w:styleId="7">
+  <w:style w:type="paragraph" w:styleId="Heading7">
     <w:name w:val="heading 7"/>
-    <w:basedOn w:val="a"/>
-    <w:next w:val="a"/>
-    <w:link w:val="70"/>
+    <w:basedOn w:val="Normal"/>
+    <w:next w:val="Normal"/>
+    <w:link w:val="Heading7Char"/>
     <w:uiPriority w:val="9"/>
     <w:semiHidden/>
     <w:unhideWhenUsed/>
@@ -39868,11 +39794,11 @@
       <w:color w:val="595959" w:themeColor="text1" w:themeTint="A6"/>
     </w:rPr>
   </w:style>
-  <w:style w:type="paragraph" w:styleId="8">
+  <w:style w:type="paragraph" w:styleId="Heading8">
     <w:name w:val="heading 8"/>
-    <w:basedOn w:val="a"/>
-    <w:next w:val="a"/>
-    <w:link w:val="80"/>
+    <w:basedOn w:val="Normal"/>
+    <w:next w:val="Normal"/>
+    <w:link w:val="Heading8Char"/>
     <w:uiPriority w:val="9"/>
     <w:semiHidden/>
     <w:unhideWhenUsed/>
@@ -39891,11 +39817,11 @@
       <w:color w:val="272727" w:themeColor="text1" w:themeTint="D8"/>
     </w:rPr>
   </w:style>
-  <w:style w:type="paragraph" w:styleId="9">
+  <w:style w:type="paragraph" w:styleId="Heading9">
     <w:name w:val="heading 9"/>
-    <w:basedOn w:val="a"/>
-    <w:next w:val="a"/>
-    <w:link w:val="90"/>
+    <w:basedOn w:val="Normal"/>
+    <w:next w:val="Normal"/>
+    <w:link w:val="Heading9Char"/>
     <w:uiPriority w:val="9"/>
     <w:semiHidden/>
     <w:unhideWhenUsed/>
@@ -39912,13 +39838,13 @@
       <w:color w:val="272727" w:themeColor="text1" w:themeTint="D8"/>
     </w:rPr>
   </w:style>
-  <w:style w:type="character" w:default="1" w:styleId="a0">
+  <w:style w:type="character" w:default="1" w:styleId="DefaultParagraphFont">
     <w:name w:val="Default Paragraph Font"/>
     <w:uiPriority w:val="1"/>
     <w:semiHidden/>
     <w:unhideWhenUsed/>
   </w:style>
-  <w:style w:type="table" w:default="1" w:styleId="a1">
+  <w:style w:type="table" w:default="1" w:styleId="TableNormal">
     <w:name w:val="Normal Table"/>
     <w:uiPriority w:val="99"/>
     <w:semiHidden/>
@@ -39933,16 +39859,16 @@
       </w:tblCellMar>
     </w:tblPr>
   </w:style>
-  <w:style w:type="numbering" w:default="1" w:styleId="a2">
+  <w:style w:type="numbering" w:default="1" w:styleId="NoList">
     <w:name w:val="No List"/>
     <w:uiPriority w:val="99"/>
     <w:semiHidden/>
     <w:unhideWhenUsed/>
   </w:style>
-  <w:style w:type="character" w:customStyle="1" w:styleId="10">
-    <w:name w:val="หัวเรื่อง 1 อักขระ"/>
-    <w:basedOn w:val="a0"/>
-    <w:link w:val="1"/>
+  <w:style w:type="character" w:customStyle="1" w:styleId="Heading1Char">
+    <w:name w:val="Heading 1 Char"/>
+    <w:basedOn w:val="DefaultParagraphFont"/>
+    <w:link w:val="Heading1"/>
     <w:uiPriority w:val="9"/>
     <w:rsid w:val="00C00AEB"/>
     <w:rPr>
@@ -39952,10 +39878,10 @@
       <w:szCs w:val="50"/>
     </w:rPr>
   </w:style>
-  <w:style w:type="character" w:customStyle="1" w:styleId="20">
-    <w:name w:val="หัวเรื่อง 2 อักขระ"/>
-    <w:basedOn w:val="a0"/>
-    <w:link w:val="2"/>
+  <w:style w:type="character" w:customStyle="1" w:styleId="Heading2Char">
+    <w:name w:val="Heading 2 Char"/>
+    <w:basedOn w:val="DefaultParagraphFont"/>
+    <w:link w:val="Heading2"/>
     <w:uiPriority w:val="9"/>
     <w:rsid w:val="00C00AEB"/>
     <w:rPr>
@@ -39965,10 +39891,10 @@
       <w:szCs w:val="40"/>
     </w:rPr>
   </w:style>
-  <w:style w:type="character" w:customStyle="1" w:styleId="30">
-    <w:name w:val="หัวเรื่อง 3 อักขระ"/>
-    <w:basedOn w:val="a0"/>
-    <w:link w:val="3"/>
+  <w:style w:type="character" w:customStyle="1" w:styleId="Heading3Char">
+    <w:name w:val="Heading 3 Char"/>
+    <w:basedOn w:val="DefaultParagraphFont"/>
+    <w:link w:val="Heading3"/>
     <w:uiPriority w:val="9"/>
     <w:semiHidden/>
     <w:rsid w:val="00C00AEB"/>
@@ -39979,10 +39905,10 @@
       <w:szCs w:val="35"/>
     </w:rPr>
   </w:style>
-  <w:style w:type="character" w:customStyle="1" w:styleId="40">
-    <w:name w:val="หัวเรื่อง 4 อักขระ"/>
-    <w:basedOn w:val="a0"/>
-    <w:link w:val="4"/>
+  <w:style w:type="character" w:customStyle="1" w:styleId="Heading4Char">
+    <w:name w:val="Heading 4 Char"/>
+    <w:basedOn w:val="DefaultParagraphFont"/>
+    <w:link w:val="Heading4"/>
     <w:uiPriority w:val="9"/>
     <w:semiHidden/>
     <w:rsid w:val="00C00AEB"/>
@@ -39993,10 +39919,10 @@
       <w:color w:val="0F4761" w:themeColor="accent1" w:themeShade="BF"/>
     </w:rPr>
   </w:style>
-  <w:style w:type="character" w:customStyle="1" w:styleId="50">
-    <w:name w:val="หัวเรื่อง 5 อักขระ"/>
-    <w:basedOn w:val="a0"/>
-    <w:link w:val="5"/>
+  <w:style w:type="character" w:customStyle="1" w:styleId="Heading5Char">
+    <w:name w:val="Heading 5 Char"/>
+    <w:basedOn w:val="DefaultParagraphFont"/>
+    <w:link w:val="Heading5"/>
     <w:uiPriority w:val="9"/>
     <w:semiHidden/>
     <w:rsid w:val="00C00AEB"/>
@@ -40005,10 +39931,10 @@
       <w:color w:val="0F4761" w:themeColor="accent1" w:themeShade="BF"/>
     </w:rPr>
   </w:style>
-  <w:style w:type="character" w:customStyle="1" w:styleId="60">
-    <w:name w:val="หัวเรื่อง 6 อักขระ"/>
-    <w:basedOn w:val="a0"/>
-    <w:link w:val="6"/>
+  <w:style w:type="character" w:customStyle="1" w:styleId="Heading6Char">
+    <w:name w:val="Heading 6 Char"/>
+    <w:basedOn w:val="DefaultParagraphFont"/>
+    <w:link w:val="Heading6"/>
     <w:uiPriority w:val="9"/>
     <w:semiHidden/>
     <w:rsid w:val="00C00AEB"/>
@@ -40019,10 +39945,10 @@
       <w:color w:val="595959" w:themeColor="text1" w:themeTint="A6"/>
     </w:rPr>
   </w:style>
-  <w:style w:type="character" w:customStyle="1" w:styleId="70">
-    <w:name w:val="หัวเรื่อง 7 อักขระ"/>
-    <w:basedOn w:val="a0"/>
-    <w:link w:val="7"/>
+  <w:style w:type="character" w:customStyle="1" w:styleId="Heading7Char">
+    <w:name w:val="Heading 7 Char"/>
+    <w:basedOn w:val="DefaultParagraphFont"/>
+    <w:link w:val="Heading7"/>
     <w:uiPriority w:val="9"/>
     <w:semiHidden/>
     <w:rsid w:val="00C00AEB"/>
@@ -40031,10 +39957,10 @@
       <w:color w:val="595959" w:themeColor="text1" w:themeTint="A6"/>
     </w:rPr>
   </w:style>
-  <w:style w:type="character" w:customStyle="1" w:styleId="80">
-    <w:name w:val="หัวเรื่อง 8 อักขระ"/>
-    <w:basedOn w:val="a0"/>
-    <w:link w:val="8"/>
+  <w:style w:type="character" w:customStyle="1" w:styleId="Heading8Char">
+    <w:name w:val="Heading 8 Char"/>
+    <w:basedOn w:val="DefaultParagraphFont"/>
+    <w:link w:val="Heading8"/>
     <w:uiPriority w:val="9"/>
     <w:semiHidden/>
     <w:rsid w:val="00C00AEB"/>
@@ -40045,10 +39971,10 @@
       <w:color w:val="272727" w:themeColor="text1" w:themeTint="D8"/>
     </w:rPr>
   </w:style>
-  <w:style w:type="character" w:customStyle="1" w:styleId="90">
-    <w:name w:val="หัวเรื่อง 9 อักขระ"/>
-    <w:basedOn w:val="a0"/>
-    <w:link w:val="9"/>
+  <w:style w:type="character" w:customStyle="1" w:styleId="Heading9Char">
+    <w:name w:val="Heading 9 Char"/>
+    <w:basedOn w:val="DefaultParagraphFont"/>
+    <w:link w:val="Heading9"/>
     <w:uiPriority w:val="9"/>
     <w:semiHidden/>
     <w:rsid w:val="00C00AEB"/>
@@ -40057,11 +39983,11 @@
       <w:color w:val="272727" w:themeColor="text1" w:themeTint="D8"/>
     </w:rPr>
   </w:style>
-  <w:style w:type="paragraph" w:styleId="a3">
+  <w:style w:type="paragraph" w:styleId="Title">
     <w:name w:val="Title"/>
-    <w:basedOn w:val="a"/>
-    <w:next w:val="a"/>
-    <w:link w:val="a4"/>
+    <w:basedOn w:val="Normal"/>
+    <w:next w:val="Normal"/>
+    <w:link w:val="TitleChar"/>
     <w:uiPriority w:val="10"/>
     <w:qFormat/>
     <w:rsid w:val="00C00AEB"/>
@@ -40077,10 +40003,10 @@
       <w:szCs w:val="71"/>
     </w:rPr>
   </w:style>
-  <w:style w:type="character" w:customStyle="1" w:styleId="a4">
-    <w:name w:val="ชื่อเรื่อง อักขระ"/>
-    <w:basedOn w:val="a0"/>
-    <w:link w:val="a3"/>
+  <w:style w:type="character" w:customStyle="1" w:styleId="TitleChar">
+    <w:name w:val="Title Char"/>
+    <w:basedOn w:val="DefaultParagraphFont"/>
+    <w:link w:val="Title"/>
     <w:uiPriority w:val="10"/>
     <w:rsid w:val="00C00AEB"/>
     <w:rPr>
@@ -40091,11 +40017,11 @@
       <w:szCs w:val="71"/>
     </w:rPr>
   </w:style>
-  <w:style w:type="paragraph" w:styleId="a5">
+  <w:style w:type="paragraph" w:styleId="Subtitle">
     <w:name w:val="Subtitle"/>
-    <w:basedOn w:val="a"/>
-    <w:next w:val="a"/>
-    <w:link w:val="a6"/>
+    <w:basedOn w:val="Normal"/>
+    <w:next w:val="Normal"/>
+    <w:link w:val="SubtitleChar"/>
     <w:uiPriority w:val="11"/>
     <w:qFormat/>
     <w:rsid w:val="00C00AEB"/>
@@ -40112,10 +40038,10 @@
       <w:szCs w:val="35"/>
     </w:rPr>
   </w:style>
-  <w:style w:type="character" w:customStyle="1" w:styleId="a6">
-    <w:name w:val="ชื่อเรื่องรอง อักขระ"/>
-    <w:basedOn w:val="a0"/>
-    <w:link w:val="a5"/>
+  <w:style w:type="character" w:customStyle="1" w:styleId="SubtitleChar">
+    <w:name w:val="Subtitle Char"/>
+    <w:basedOn w:val="DefaultParagraphFont"/>
+    <w:link w:val="Subtitle"/>
     <w:uiPriority w:val="11"/>
     <w:rsid w:val="00C00AEB"/>
     <w:rPr>
@@ -40126,11 +40052,11 @@
       <w:szCs w:val="35"/>
     </w:rPr>
   </w:style>
-  <w:style w:type="paragraph" w:styleId="a7">
+  <w:style w:type="paragraph" w:styleId="Quote">
     <w:name w:val="Quote"/>
-    <w:basedOn w:val="a"/>
-    <w:next w:val="a"/>
-    <w:link w:val="a8"/>
+    <w:basedOn w:val="Normal"/>
+    <w:next w:val="Normal"/>
+    <w:link w:val="QuoteChar"/>
     <w:uiPriority w:val="29"/>
     <w:qFormat/>
     <w:rsid w:val="00C00AEB"/>
@@ -40144,10 +40070,10 @@
       <w:color w:val="404040" w:themeColor="text1" w:themeTint="BF"/>
     </w:rPr>
   </w:style>
-  <w:style w:type="character" w:customStyle="1" w:styleId="a8">
-    <w:name w:val="คำอ้างอิง อักขระ"/>
-    <w:basedOn w:val="a0"/>
-    <w:link w:val="a7"/>
+  <w:style w:type="character" w:customStyle="1" w:styleId="QuoteChar">
+    <w:name w:val="Quote Char"/>
+    <w:basedOn w:val="DefaultParagraphFont"/>
+    <w:link w:val="Quote"/>
     <w:uiPriority w:val="29"/>
     <w:rsid w:val="00C00AEB"/>
     <w:rPr>
@@ -40156,9 +40082,9 @@
       <w:color w:val="404040" w:themeColor="text1" w:themeTint="BF"/>
     </w:rPr>
   </w:style>
-  <w:style w:type="paragraph" w:styleId="a9">
+  <w:style w:type="paragraph" w:styleId="ListParagraph">
     <w:name w:val="List Paragraph"/>
-    <w:basedOn w:val="a"/>
+    <w:basedOn w:val="Normal"/>
     <w:uiPriority w:val="34"/>
     <w:qFormat/>
     <w:rsid w:val="00C00AEB"/>
@@ -40167,9 +40093,9 @@
       <w:contextualSpacing/>
     </w:pPr>
   </w:style>
-  <w:style w:type="character" w:styleId="aa">
+  <w:style w:type="character" w:styleId="IntenseEmphasis">
     <w:name w:val="Intense Emphasis"/>
-    <w:basedOn w:val="a0"/>
+    <w:basedOn w:val="DefaultParagraphFont"/>
     <w:uiPriority w:val="21"/>
     <w:qFormat/>
     <w:rsid w:val="00C00AEB"/>
@@ -40179,11 +40105,11 @@
       <w:color w:val="0F4761" w:themeColor="accent1" w:themeShade="BF"/>
     </w:rPr>
   </w:style>
-  <w:style w:type="paragraph" w:styleId="ab">
+  <w:style w:type="paragraph" w:styleId="IntenseQuote">
     <w:name w:val="Intense Quote"/>
-    <w:basedOn w:val="a"/>
-    <w:next w:val="a"/>
-    <w:link w:val="ac"/>
+    <w:basedOn w:val="Normal"/>
+    <w:next w:val="Normal"/>
+    <w:link w:val="IntenseQuoteChar"/>
     <w:uiPriority w:val="30"/>
     <w:qFormat/>
     <w:rsid w:val="00C00AEB"/>
@@ -40202,10 +40128,10 @@
       <w:color w:val="0F4761" w:themeColor="accent1" w:themeShade="BF"/>
     </w:rPr>
   </w:style>
-  <w:style w:type="character" w:customStyle="1" w:styleId="ac">
-    <w:name w:val="ทำให้คำอ้างอิงเป็นสีเข้มขึ้น อักขระ"/>
-    <w:basedOn w:val="a0"/>
-    <w:link w:val="ab"/>
+  <w:style w:type="character" w:customStyle="1" w:styleId="IntenseQuoteChar">
+    <w:name w:val="Intense Quote Char"/>
+    <w:basedOn w:val="DefaultParagraphFont"/>
+    <w:link w:val="IntenseQuote"/>
     <w:uiPriority w:val="30"/>
     <w:rsid w:val="00C00AEB"/>
     <w:rPr>
@@ -40214,9 +40140,9 @@
       <w:color w:val="0F4761" w:themeColor="accent1" w:themeShade="BF"/>
     </w:rPr>
   </w:style>
-  <w:style w:type="character" w:styleId="ad">
+  <w:style w:type="character" w:styleId="IntenseReference">
     <w:name w:val="Intense Reference"/>
-    <w:basedOn w:val="a0"/>
+    <w:basedOn w:val="DefaultParagraphFont"/>
     <w:uiPriority w:val="32"/>
     <w:qFormat/>
     <w:rsid w:val="00C00AEB"/>
@@ -40228,9 +40154,9 @@
       <w:spacing w:val="5"/>
     </w:rPr>
   </w:style>
-  <w:style w:type="paragraph" w:styleId="ae">
+  <w:style w:type="paragraph" w:styleId="NormalWeb">
     <w:name w:val="Normal (Web)"/>
-    <w:basedOn w:val="a"/>
+    <w:basedOn w:val="Normal"/>
     <w:uiPriority w:val="99"/>
     <w:semiHidden/>
     <w:unhideWhenUsed/>
@@ -40239,9 +40165,9 @@
       <w:rFonts w:ascii="Times New Roman" w:hAnsi="Times New Roman" w:cs="Angsana New"/>
     </w:rPr>
   </w:style>
-  <w:style w:type="character" w:styleId="HTML">
+  <w:style w:type="character" w:styleId="HTMLCode">
     <w:name w:val="HTML Code"/>
-    <w:basedOn w:val="a0"/>
+    <w:basedOn w:val="DefaultParagraphFont"/>
     <w:uiPriority w:val="99"/>
     <w:semiHidden/>
     <w:unhideWhenUsed/>
@@ -40252,9 +40178,9 @@
       <w:szCs w:val="20"/>
     </w:rPr>
   </w:style>
-  <w:style w:type="table" w:styleId="af">
+  <w:style w:type="table" w:styleId="TableGrid">
     <w:name w:val="Table Grid"/>
-    <w:basedOn w:val="a1"/>
+    <w:basedOn w:val="TableNormal"/>
     <w:uiPriority w:val="39"/>
     <w:rsid w:val="00BA4F07"/>
     <w:pPr>
@@ -40271,10 +40197,10 @@
       </w:tblBorders>
     </w:tblPr>
   </w:style>
-  <w:style w:type="paragraph" w:styleId="af0">
+  <w:style w:type="paragraph" w:styleId="Header">
     <w:name w:val="header"/>
-    <w:basedOn w:val="a"/>
-    <w:link w:val="af1"/>
+    <w:basedOn w:val="Normal"/>
+    <w:link w:val="HeaderChar"/>
     <w:uiPriority w:val="99"/>
     <w:unhideWhenUsed/>
     <w:rsid w:val="00B46664"/>
@@ -40286,17 +40212,17 @@
       <w:spacing w:after="0" w:line="240" w:lineRule="auto"/>
     </w:pPr>
   </w:style>
-  <w:style w:type="character" w:customStyle="1" w:styleId="af1">
-    <w:name w:val="หัวกระดาษ อักขระ"/>
-    <w:basedOn w:val="a0"/>
-    <w:link w:val="af0"/>
+  <w:style w:type="character" w:customStyle="1" w:styleId="HeaderChar">
+    <w:name w:val="Header Char"/>
+    <w:basedOn w:val="DefaultParagraphFont"/>
+    <w:link w:val="Header"/>
     <w:uiPriority w:val="99"/>
     <w:rsid w:val="00B46664"/>
   </w:style>
-  <w:style w:type="paragraph" w:styleId="af2">
+  <w:style w:type="paragraph" w:styleId="Footer">
     <w:name w:val="footer"/>
-    <w:basedOn w:val="a"/>
-    <w:link w:val="af3"/>
+    <w:basedOn w:val="Normal"/>
+    <w:link w:val="FooterChar"/>
     <w:uiPriority w:val="99"/>
     <w:unhideWhenUsed/>
     <w:rsid w:val="00B46664"/>
@@ -40308,16 +40234,16 @@
       <w:spacing w:after="0" w:line="240" w:lineRule="auto"/>
     </w:pPr>
   </w:style>
-  <w:style w:type="character" w:customStyle="1" w:styleId="af3">
-    <w:name w:val="ท้ายกระดาษ อักขระ"/>
-    <w:basedOn w:val="a0"/>
-    <w:link w:val="af2"/>
+  <w:style w:type="character" w:customStyle="1" w:styleId="FooterChar">
+    <w:name w:val="Footer Char"/>
+    <w:basedOn w:val="DefaultParagraphFont"/>
+    <w:link w:val="Footer"/>
     <w:uiPriority w:val="99"/>
     <w:rsid w:val="00B46664"/>
   </w:style>
-  <w:style w:type="character" w:styleId="af4">
+  <w:style w:type="character" w:styleId="Hyperlink">
     <w:name w:val="Hyperlink"/>
-    <w:basedOn w:val="a0"/>
+    <w:basedOn w:val="DefaultParagraphFont"/>
     <w:uiPriority w:val="99"/>
     <w:unhideWhenUsed/>
     <w:rsid w:val="009E0DEF"/>
@@ -40326,9 +40252,9 @@
       <w:u w:val="single"/>
     </w:rPr>
   </w:style>
-  <w:style w:type="character" w:styleId="af5">
+  <w:style w:type="character" w:styleId="UnresolvedMention">
     <w:name w:val="Unresolved Mention"/>
-    <w:basedOn w:val="a0"/>
+    <w:basedOn w:val="DefaultParagraphFont"/>
     <w:uiPriority w:val="99"/>
     <w:semiHidden/>
     <w:unhideWhenUsed/>
@@ -40338,10 +40264,10 @@
       <w:shd w:val="clear" w:color="auto" w:fill="E1DFDD"/>
     </w:rPr>
   </w:style>
-  <w:style w:type="paragraph" w:styleId="11">
+  <w:style w:type="paragraph" w:styleId="TOC1">
     <w:name w:val="toc 1"/>
-    <w:basedOn w:val="a"/>
-    <w:next w:val="a"/>
+    <w:basedOn w:val="Normal"/>
+    <w:next w:val="Normal"/>
     <w:autoRedefine/>
     <w:uiPriority w:val="39"/>
     <w:unhideWhenUsed/>
@@ -40358,10 +40284,10 @@
       <w:szCs w:val="28"/>
     </w:rPr>
   </w:style>
-  <w:style w:type="paragraph" w:styleId="21">
+  <w:style w:type="paragraph" w:styleId="TOC2">
     <w:name w:val="toc 2"/>
-    <w:basedOn w:val="a"/>
-    <w:next w:val="a"/>
+    <w:basedOn w:val="Normal"/>
+    <w:next w:val="Normal"/>
     <w:autoRedefine/>
     <w:uiPriority w:val="39"/>
     <w:unhideWhenUsed/>
@@ -40378,10 +40304,10 @@
       <w:szCs w:val="25"/>
     </w:rPr>
   </w:style>
-  <w:style w:type="paragraph" w:styleId="31">
+  <w:style w:type="paragraph" w:styleId="TOC3">
     <w:name w:val="toc 3"/>
-    <w:basedOn w:val="a"/>
-    <w:next w:val="a"/>
+    <w:basedOn w:val="Normal"/>
+    <w:next w:val="Normal"/>
     <w:autoRedefine/>
     <w:uiPriority w:val="39"/>
     <w:unhideWhenUsed/>
@@ -40396,10 +40322,10 @@
       <w:szCs w:val="23"/>
     </w:rPr>
   </w:style>
-  <w:style w:type="paragraph" w:styleId="41">
+  <w:style w:type="paragraph" w:styleId="TOC4">
     <w:name w:val="toc 4"/>
-    <w:basedOn w:val="a"/>
-    <w:next w:val="a"/>
+    <w:basedOn w:val="Normal"/>
+    <w:next w:val="Normal"/>
     <w:autoRedefine/>
     <w:uiPriority w:val="39"/>
     <w:unhideWhenUsed/>
@@ -40414,10 +40340,10 @@
       <w:szCs w:val="23"/>
     </w:rPr>
   </w:style>
-  <w:style w:type="paragraph" w:styleId="51">
+  <w:style w:type="paragraph" w:styleId="TOC5">
     <w:name w:val="toc 5"/>
-    <w:basedOn w:val="a"/>
-    <w:next w:val="a"/>
+    <w:basedOn w:val="Normal"/>
+    <w:next w:val="Normal"/>
     <w:autoRedefine/>
     <w:uiPriority w:val="39"/>
     <w:unhideWhenUsed/>
@@ -40432,10 +40358,10 @@
       <w:szCs w:val="23"/>
     </w:rPr>
   </w:style>
-  <w:style w:type="paragraph" w:styleId="61">
+  <w:style w:type="paragraph" w:styleId="TOC6">
     <w:name w:val="toc 6"/>
-    <w:basedOn w:val="a"/>
-    <w:next w:val="a"/>
+    <w:basedOn w:val="Normal"/>
+    <w:next w:val="Normal"/>
     <w:autoRedefine/>
     <w:uiPriority w:val="39"/>
     <w:unhideWhenUsed/>
@@ -40450,10 +40376,10 @@
       <w:szCs w:val="23"/>
     </w:rPr>
   </w:style>
-  <w:style w:type="paragraph" w:styleId="71">
+  <w:style w:type="paragraph" w:styleId="TOC7">
     <w:name w:val="toc 7"/>
-    <w:basedOn w:val="a"/>
-    <w:next w:val="a"/>
+    <w:basedOn w:val="Normal"/>
+    <w:next w:val="Normal"/>
     <w:autoRedefine/>
     <w:uiPriority w:val="39"/>
     <w:unhideWhenUsed/>
@@ -40468,10 +40394,10 @@
       <w:szCs w:val="23"/>
     </w:rPr>
   </w:style>
-  <w:style w:type="paragraph" w:styleId="81">
+  <w:style w:type="paragraph" w:styleId="TOC8">
     <w:name w:val="toc 8"/>
-    <w:basedOn w:val="a"/>
-    <w:next w:val="a"/>
+    <w:basedOn w:val="Normal"/>
+    <w:next w:val="Normal"/>
     <w:autoRedefine/>
     <w:uiPriority w:val="39"/>
     <w:unhideWhenUsed/>
@@ -40486,10 +40412,10 @@
       <w:szCs w:val="23"/>
     </w:rPr>
   </w:style>
-  <w:style w:type="paragraph" w:styleId="91">
+  <w:style w:type="paragraph" w:styleId="TOC9">
     <w:name w:val="toc 9"/>
-    <w:basedOn w:val="a"/>
-    <w:next w:val="a"/>
+    <w:basedOn w:val="Normal"/>
+    <w:next w:val="Normal"/>
     <w:autoRedefine/>
     <w:uiPriority w:val="39"/>
     <w:unhideWhenUsed/>
@@ -40504,10 +40430,10 @@
       <w:szCs w:val="23"/>
     </w:rPr>
   </w:style>
-  <w:style w:type="paragraph" w:styleId="af6">
+  <w:style w:type="paragraph" w:styleId="TOCHeading">
     <w:name w:val="TOC Heading"/>
-    <w:basedOn w:val="1"/>
-    <w:next w:val="a"/>
+    <w:basedOn w:val="Heading1"/>
+    <w:next w:val="Normal"/>
     <w:uiPriority w:val="39"/>
     <w:unhideWhenUsed/>
     <w:qFormat/>
@@ -40523,9 +40449,9 @@
       <w14:ligatures w14:val="none"/>
     </w:rPr>
   </w:style>
-  <w:style w:type="table" w:styleId="42">
+  <w:style w:type="table" w:styleId="GridTable4">
     <w:name w:val="Grid Table 4"/>
-    <w:basedOn w:val="a1"/>
+    <w:basedOn w:val="TableNormal"/>
     <w:uiPriority w:val="49"/>
     <w:rsid w:val="007900E1"/>
     <w:pPr>
